--- a/系統文件.docx
+++ b/系統文件.docx
@@ -54,21 +54,12 @@
         </w:rPr>
         <w:t>章為主，頁數不限；</w:t>
       </w:r>
-      <w:proofErr w:type="gramStart"/>
       <w:r>
         <w:rPr>
           <w:rFonts w:eastAsia="標楷體" w:hint="eastAsia"/>
           <w:sz w:val="28"/>
         </w:rPr>
-        <w:t>複</w:t>
-      </w:r>
-      <w:proofErr w:type="gramEnd"/>
-      <w:r>
-        <w:rPr>
-          <w:rFonts w:eastAsia="標楷體" w:hint="eastAsia"/>
-          <w:sz w:val="28"/>
-        </w:rPr>
-        <w:t>評</w:t>
+        <w:t>複評</w:t>
       </w:r>
       <w:r>
         <w:rPr>
@@ -243,7 +234,7 @@
         </w:numPr>
         <w:ind w:left="358" w:hangingChars="128" w:hanging="358"/>
         <w:rPr>
-          <w:rFonts w:ascii="Times New Roman" w:hint="eastAsia"/>
+          <w:rFonts w:ascii="Times New Roman"/>
           <w:szCs w:val="28"/>
         </w:rPr>
       </w:pPr>
@@ -378,11 +369,6 @@
                       <wps:txbx>
                         <w:txbxContent>
                           <w:p>
-                            <w:pPr>
-                              <w:rPr>
-                                <w:rFonts w:hint="eastAsia"/>
-                              </w:rPr>
-                            </w:pPr>
                             <w:r>
                               <w:rPr>
                                 <w:rFonts w:eastAsia="標楷體" w:hint="eastAsia"/>
@@ -641,7 +627,7 @@
         </w:numPr>
         <w:ind w:leftChars="100" w:left="240" w:firstLineChars="150" w:firstLine="420"/>
         <w:rPr>
-          <w:rFonts w:ascii="Times New Roman" w:hint="eastAsia"/>
+          <w:rFonts w:ascii="Times New Roman"/>
           <w:szCs w:val="28"/>
         </w:rPr>
       </w:pPr>
@@ -984,7 +970,6 @@
                           <w:p>
                             <w:pPr>
                               <w:rPr>
-                                <w:rFonts w:hint="eastAsia"/>
                                 <w:color w:val="FF0000"/>
                                 <w:sz w:val="20"/>
                                 <w:szCs w:val="20"/>
@@ -1228,7 +1213,6 @@
                             <w:pPr>
                               <w:widowControl/>
                               <w:rPr>
-                                <w:rFonts w:hint="eastAsia"/>
                                 <w:color w:val="FF0000"/>
                                 <w:sz w:val="20"/>
                                 <w:szCs w:val="20"/>
@@ -1265,21 +1249,8 @@
                                 <w:szCs w:val="20"/>
                                 <w:bdr w:val="single" w:sz="4" w:space="0" w:color="auto"/>
                               </w:rPr>
-                              <w:t>標</w:t>
+                              <w:t>標註</w:t>
                             </w:r>
-                            <w:proofErr w:type="gramStart"/>
-                            <w:r>
-                              <w:rPr>
-                                <w:rFonts w:eastAsia="標楷體" w:hint="eastAsia"/>
-                                <w:b/>
-                                <w:color w:val="FF0000"/>
-                                <w:sz w:val="20"/>
-                                <w:szCs w:val="20"/>
-                                <w:bdr w:val="single" w:sz="4" w:space="0" w:color="auto"/>
-                              </w:rPr>
-                              <w:t>註</w:t>
-                            </w:r>
-                            <w:proofErr w:type="gramEnd"/>
                             <w:r>
                               <w:rPr>
                                 <w:rFonts w:eastAsia="標楷體" w:hint="eastAsia"/>
@@ -1781,7 +1752,7 @@
         </w:numPr>
         <w:ind w:left="358" w:hangingChars="128" w:hanging="358"/>
         <w:rPr>
-          <w:rFonts w:ascii="Times New Roman" w:hint="eastAsia"/>
+          <w:rFonts w:ascii="Times New Roman"/>
           <w:szCs w:val="28"/>
         </w:rPr>
       </w:pPr>
@@ -2747,7 +2718,6 @@
                           <w:p>
                             <w:pPr>
                               <w:rPr>
-                                <w:rFonts w:hint="eastAsia"/>
                                 <w:color w:val="FF0000"/>
                                 <w:sz w:val="20"/>
                                 <w:szCs w:val="20"/>
@@ -2801,7 +2771,7 @@
                           <w:p>
                             <w:pPr>
                               <w:rPr>
-                                <w:rFonts w:eastAsia="標楷體" w:hint="eastAsia"/>
+                                <w:rFonts w:eastAsia="標楷體"/>
                                 <w:b/>
                                 <w:color w:val="FF0000"/>
                                 <w:sz w:val="20"/>
@@ -3528,6 +3498,20 @@
       </w:r>
     </w:p>
     <w:p/>
+    <w:p/>
+    <w:p>
+      <w:pPr>
+        <w:rPr>
+          <w:rFonts w:hint="eastAsia"/>
+        </w:rPr>
+      </w:pPr>
+      <w:r>
+        <w:rPr>
+          <w:rFonts w:hint="eastAsia"/>
+        </w:rPr>
+        <w:t>測試測試</w:t>
+      </w:r>
+    </w:p>
     <w:sectPr>
       <w:pgSz w:w="11906" w:h="16838"/>
       <w:pgMar w:top="1440" w:right="1800" w:bottom="1440" w:left="1800" w:header="851" w:footer="992" w:gutter="0"/>
@@ -4313,6 +4297,7 @@
   <w:style w:type="character" w:default="1" w:styleId="a1">
     <w:name w:val="Default Paragraph Font"/>
     <w:uiPriority w:val="1"/>
+    <w:semiHidden/>
     <w:unhideWhenUsed/>
   </w:style>
   <w:style w:type="table" w:default="1" w:styleId="a2">

--- a/系統文件.docx
+++ b/系統文件.docx
@@ -3500,16 +3500,11 @@
     <w:p/>
     <w:p/>
     <w:p>
-      <w:pPr>
+      <w:r>
         <w:rPr>
           <w:rFonts w:hint="eastAsia"/>
         </w:rPr>
-      </w:pPr>
-      <w:r>
-        <w:rPr>
-          <w:rFonts w:hint="eastAsia"/>
-        </w:rPr>
-        <w:t>測試測試</w:t>
+        <w:t>測試</w:t>
       </w:r>
     </w:p>
     <w:sectPr>

--- a/系統文件.docx
+++ b/系統文件.docx
@@ -3505,6 +3505,19 @@
           <w:rFonts w:hint="eastAsia"/>
         </w:rPr>
         <w:t>測試</w:t>
+      </w:r>
+    </w:p>
+    <w:p>
+      <w:pPr>
+        <w:rPr>
+          <w:rFonts w:hint="eastAsia"/>
+        </w:rPr>
+      </w:pPr>
+      <w:r>
+        <w:rPr>
+          <w:rFonts w:hint="eastAsia"/>
+        </w:rPr>
+        <w:t>再測試</w:t>
       </w:r>
     </w:p>
     <w:sectPr>

--- a/系統文件.docx
+++ b/系統文件.docx
@@ -54,12 +54,21 @@
         </w:rPr>
         <w:t>章為主，頁數不限；</w:t>
       </w:r>
+      <w:proofErr w:type="gramStart"/>
       <w:r>
         <w:rPr>
           <w:rFonts w:eastAsia="標楷體" w:hint="eastAsia"/>
           <w:sz w:val="28"/>
         </w:rPr>
-        <w:t>複評</w:t>
+        <w:t>複</w:t>
+      </w:r>
+      <w:proofErr w:type="gramEnd"/>
+      <w:r>
+        <w:rPr>
+          <w:rFonts w:eastAsia="標楷體" w:hint="eastAsia"/>
+          <w:sz w:val="28"/>
+        </w:rPr>
+        <w:t>評</w:t>
       </w:r>
       <w:r>
         <w:rPr>
@@ -1249,8 +1258,21 @@
                                 <w:szCs w:val="20"/>
                                 <w:bdr w:val="single" w:sz="4" w:space="0" w:color="auto"/>
                               </w:rPr>
-                              <w:t>標註</w:t>
+                              <w:t>標</w:t>
                             </w:r>
+                            <w:proofErr w:type="gramStart"/>
+                            <w:r>
+                              <w:rPr>
+                                <w:rFonts w:eastAsia="標楷體" w:hint="eastAsia"/>
+                                <w:b/>
+                                <w:color w:val="FF0000"/>
+                                <w:sz w:val="20"/>
+                                <w:szCs w:val="20"/>
+                                <w:bdr w:val="single" w:sz="4" w:space="0" w:color="auto"/>
+                              </w:rPr>
+                              <w:t>註</w:t>
+                            </w:r>
+                            <w:proofErr w:type="gramEnd"/>
                             <w:r>
                               <w:rPr>
                                 <w:rFonts w:eastAsia="標楷體" w:hint="eastAsia"/>
@@ -3499,27 +3521,7 @@
     </w:p>
     <w:p/>
     <w:p/>
-    <w:p>
-      <w:r>
-        <w:rPr>
-          <w:rFonts w:hint="eastAsia"/>
-        </w:rPr>
-        <w:t>測試</w:t>
-      </w:r>
-    </w:p>
-    <w:p>
-      <w:pPr>
-        <w:rPr>
-          <w:rFonts w:hint="eastAsia"/>
-        </w:rPr>
-      </w:pPr>
-      <w:r>
-        <w:rPr>
-          <w:rFonts w:hint="eastAsia"/>
-        </w:rPr>
-        <w:t>再測試</w:t>
-      </w:r>
-    </w:p>
+    <w:p/>
     <w:sectPr>
       <w:pgSz w:w="11906" w:h="16838"/>
       <w:pgMar w:top="1440" w:right="1800" w:bottom="1440" w:left="1800" w:header="851" w:footer="992" w:gutter="0"/>

--- a/系統文件.docx
+++ b/系統文件.docx
@@ -420,11 +420,6 @@
                 <v:textbox style="mso-fit-shape-to-text:t">
                   <w:txbxContent>
                     <w:p>
-                      <w:pPr>
-                        <w:rPr>
-                          <w:rFonts w:hint="eastAsia"/>
-                        </w:rPr>
-                      </w:pPr>
                       <w:r>
                         <w:rPr>
                           <w:rFonts w:eastAsia="標楷體" w:hint="eastAsia"/>
@@ -1321,7 +1316,6 @@
                     <w:p>
                       <w:pPr>
                         <w:rPr>
-                          <w:rFonts w:hint="eastAsia"/>
                           <w:color w:val="FF0000"/>
                           <w:sz w:val="20"/>
                           <w:szCs w:val="20"/>
@@ -1565,7 +1559,6 @@
                       <w:pPr>
                         <w:widowControl/>
                         <w:rPr>
-                          <w:rFonts w:hint="eastAsia"/>
                           <w:color w:val="FF0000"/>
                           <w:sz w:val="20"/>
                           <w:szCs w:val="20"/>
@@ -2911,7 +2904,6 @@
                     <w:p>
                       <w:pPr>
                         <w:rPr>
-                          <w:rFonts w:hint="eastAsia"/>
                           <w:color w:val="FF0000"/>
                           <w:sz w:val="20"/>
                           <w:szCs w:val="20"/>
@@ -2965,7 +2957,7 @@
                     <w:p>
                       <w:pPr>
                         <w:rPr>
-                          <w:rFonts w:eastAsia="標楷體" w:hint="eastAsia"/>
+                          <w:rFonts w:eastAsia="標楷體"/>
                           <w:b/>
                           <w:color w:val="FF0000"/>
                           <w:sz w:val="20"/>
@@ -3520,6 +3512,529 @@
       </w:r>
     </w:p>
     <w:p/>
+    <w:p>
+      <w:r>
+        <w:br w:type="page"/>
+      </w:r>
+    </w:p>
+    <w:p>
+      <w:pPr>
+        <w:rPr>
+          <w:b/>
+          <w:bCs/>
+        </w:rPr>
+      </w:pPr>
+      <w:r>
+        <w:rPr>
+          <w:b/>
+          <w:bCs/>
+        </w:rPr>
+        <w:lastRenderedPageBreak/>
+        <w:t>第</w:t>
+      </w:r>
+      <w:r>
+        <w:rPr>
+          <w:b/>
+          <w:bCs/>
+        </w:rPr>
+        <w:t xml:space="preserve"> 1 </w:t>
+      </w:r>
+      <w:r>
+        <w:rPr>
+          <w:b/>
+          <w:bCs/>
+        </w:rPr>
+        <w:t>章</w:t>
+      </w:r>
+      <w:r>
+        <w:rPr>
+          <w:b/>
+          <w:bCs/>
+        </w:rPr>
+        <w:t xml:space="preserve"> </w:t>
+      </w:r>
+      <w:r>
+        <w:rPr>
+          <w:b/>
+          <w:bCs/>
+        </w:rPr>
+        <w:t>前言</w:t>
+      </w:r>
+    </w:p>
+    <w:p>
+      <w:pPr>
+        <w:rPr>
+          <w:b/>
+          <w:bCs/>
+        </w:rPr>
+      </w:pPr>
+      <w:r>
+        <w:rPr>
+          <w:b/>
+          <w:bCs/>
+        </w:rPr>
+        <w:t xml:space="preserve">1-1 </w:t>
+      </w:r>
+      <w:r>
+        <w:rPr>
+          <w:b/>
+          <w:bCs/>
+        </w:rPr>
+        <w:t>背景介紹</w:t>
+      </w:r>
+    </w:p>
+    <w:p>
+      <w:r>
+        <w:t>隨著數位轉型加速，企業對資訊系統的依賴程度日益加深，隨之而來</w:t>
+      </w:r>
+      <w:proofErr w:type="gramStart"/>
+      <w:r>
+        <w:t>的資安威脅</w:t>
+      </w:r>
+      <w:proofErr w:type="gramEnd"/>
+      <w:r>
+        <w:t>（如勒索病毒、資料外</w:t>
+      </w:r>
+      <w:proofErr w:type="gramStart"/>
+      <w:r>
+        <w:t>洩</w:t>
+      </w:r>
+      <w:proofErr w:type="gramEnd"/>
+      <w:r>
+        <w:t>等）也</w:t>
+      </w:r>
+      <w:r>
+        <w:rPr>
+          <w:rFonts w:hint="eastAsia"/>
+        </w:rPr>
+        <w:t>越來越</w:t>
+      </w:r>
+      <w:r>
+        <w:t>複雜。為了</w:t>
+      </w:r>
+      <w:proofErr w:type="gramStart"/>
+      <w:r>
+        <w:t>落實資安管理</w:t>
+      </w:r>
+      <w:proofErr w:type="gramEnd"/>
+      <w:r>
+        <w:t>，許多企業選擇導入資訊安全管理系統。然而，傳統</w:t>
+      </w:r>
+      <w:proofErr w:type="gramStart"/>
+      <w:r>
+        <w:t>的資安風險</w:t>
+      </w:r>
+      <w:proofErr w:type="gramEnd"/>
+      <w:r>
+        <w:t>評估流程極度依賴</w:t>
+      </w:r>
+      <w:proofErr w:type="gramStart"/>
+      <w:r>
+        <w:t>專業資安專家</w:t>
+      </w:r>
+      <w:proofErr w:type="gramEnd"/>
+      <w:r>
+        <w:t>的經驗，不僅耗時冗長，對於缺乏資源的中小企業而言，高昂的顧問費用與複雜的合</w:t>
+      </w:r>
+      <w:proofErr w:type="gramStart"/>
+      <w:r>
+        <w:t>規</w:t>
+      </w:r>
+      <w:proofErr w:type="gramEnd"/>
+      <w:r>
+        <w:t>標準更是一大門檻。</w:t>
+      </w:r>
+    </w:p>
+    <w:p>
+      <w:pPr>
+        <w:rPr>
+          <w:b/>
+          <w:bCs/>
+        </w:rPr>
+      </w:pPr>
+      <w:r>
+        <w:rPr>
+          <w:b/>
+          <w:bCs/>
+        </w:rPr>
+        <w:t xml:space="preserve">1-2 </w:t>
+      </w:r>
+      <w:r>
+        <w:rPr>
+          <w:b/>
+          <w:bCs/>
+        </w:rPr>
+        <w:t>動機</w:t>
+      </w:r>
+    </w:p>
+    <w:p>
+      <w:proofErr w:type="gramStart"/>
+      <w:r>
+        <w:t>在資安領域</w:t>
+      </w:r>
+      <w:proofErr w:type="gramEnd"/>
+      <w:r>
+        <w:t>中，「風險評估」是防禦的核心，但目前市面上的工具大多僅限於靜態的資產盤點或表格紀錄。我們觀察到，雖然大型語言模型技術已</w:t>
+      </w:r>
+      <w:r>
+        <w:rPr>
+          <w:rFonts w:hint="eastAsia"/>
+        </w:rPr>
+        <w:t>經接近</w:t>
+      </w:r>
+      <w:r>
+        <w:t>成熟，但在專業</w:t>
+      </w:r>
+      <w:proofErr w:type="gramStart"/>
+      <w:r>
+        <w:t>的資安風險</w:t>
+      </w:r>
+      <w:proofErr w:type="gramEnd"/>
+      <w:r>
+        <w:t>場景中，仍</w:t>
+      </w:r>
+      <w:r>
+        <w:rPr>
+          <w:rFonts w:hint="eastAsia"/>
+        </w:rPr>
+        <w:t>然</w:t>
+      </w:r>
+      <w:r>
+        <w:t>缺乏一個能結合國際標準並提供即時、自動化分析的互動式工具。因此，我們希望開發一套結合</w:t>
+      </w:r>
+      <w:r>
+        <w:t xml:space="preserve"> AI </w:t>
+      </w:r>
+      <w:r>
+        <w:t>語意理解能力的顧問系統，降低技術門檻，讓</w:t>
+      </w:r>
+      <w:proofErr w:type="gramStart"/>
+      <w:r>
+        <w:t>非資安專業</w:t>
+      </w:r>
+      <w:proofErr w:type="gramEnd"/>
+      <w:r>
+        <w:t>背景的人員也能快速上手進行初步評估。</w:t>
+      </w:r>
+    </w:p>
+    <w:p>
+      <w:pPr>
+        <w:rPr>
+          <w:b/>
+          <w:bCs/>
+        </w:rPr>
+      </w:pPr>
+      <w:r>
+        <w:rPr>
+          <w:b/>
+          <w:bCs/>
+        </w:rPr>
+        <w:t xml:space="preserve">1-3 </w:t>
+      </w:r>
+      <w:r>
+        <w:rPr>
+          <w:b/>
+          <w:bCs/>
+        </w:rPr>
+        <w:t>系統目的與目標</w:t>
+      </w:r>
+    </w:p>
+    <w:p>
+      <w:r>
+        <w:rPr>
+          <w:rFonts w:hint="eastAsia"/>
+        </w:rPr>
+        <w:t>系統建置的目的是希望</w:t>
+      </w:r>
+      <w:r>
+        <w:t>打造一個「</w:t>
+      </w:r>
+      <w:proofErr w:type="gramStart"/>
+      <w:r>
+        <w:t>資安風險</w:t>
+      </w:r>
+      <w:proofErr w:type="gramEnd"/>
+      <w:r>
+        <w:t>評估</w:t>
+      </w:r>
+      <w:r>
+        <w:t xml:space="preserve"> AI </w:t>
+      </w:r>
+      <w:r>
+        <w:t>顧問」，主要目標如下：</w:t>
+      </w:r>
+    </w:p>
+    <w:p>
+      <w:pPr>
+        <w:numPr>
+          <w:ilvl w:val="0"/>
+          <w:numId w:val="3"/>
+        </w:numPr>
+        <w:spacing w:after="160" w:line="278" w:lineRule="auto"/>
+      </w:pPr>
+      <w:r>
+        <w:rPr>
+          <w:b/>
+          <w:bCs/>
+        </w:rPr>
+        <w:t>自動化風險識別</w:t>
+      </w:r>
+      <w:r>
+        <w:t>：</w:t>
+      </w:r>
+      <w:r>
+        <w:t xml:space="preserve"> </w:t>
+      </w:r>
+      <w:r>
+        <w:t>透過</w:t>
+      </w:r>
+      <w:r>
+        <w:t xml:space="preserve"> AI </w:t>
+      </w:r>
+      <w:r>
+        <w:t>分析使用者的情境描述，自動對應潛在的威脅與弱點。</w:t>
+      </w:r>
+    </w:p>
+    <w:p>
+      <w:pPr>
+        <w:numPr>
+          <w:ilvl w:val="0"/>
+          <w:numId w:val="3"/>
+        </w:numPr>
+        <w:spacing w:after="160" w:line="278" w:lineRule="auto"/>
+      </w:pPr>
+      <w:r>
+        <w:rPr>
+          <w:b/>
+          <w:bCs/>
+        </w:rPr>
+        <w:t>標準合</w:t>
+      </w:r>
+      <w:proofErr w:type="gramStart"/>
+      <w:r>
+        <w:rPr>
+          <w:b/>
+          <w:bCs/>
+        </w:rPr>
+        <w:t>規</w:t>
+      </w:r>
+      <w:proofErr w:type="gramEnd"/>
+      <w:r>
+        <w:rPr>
+          <w:b/>
+          <w:bCs/>
+        </w:rPr>
+        <w:t>輔助</w:t>
+      </w:r>
+      <w:r>
+        <w:t>：</w:t>
+      </w:r>
+      <w:r>
+        <w:t xml:space="preserve"> </w:t>
+      </w:r>
+      <w:r>
+        <w:t>整合</w:t>
+      </w:r>
+      <w:r>
+        <w:t xml:space="preserve"> ISO 27001 </w:t>
+      </w:r>
+      <w:r>
+        <w:t>等標準邏輯，引導使用者完成符合規範的評估流程。</w:t>
+      </w:r>
+    </w:p>
+    <w:p>
+      <w:pPr>
+        <w:numPr>
+          <w:ilvl w:val="0"/>
+          <w:numId w:val="3"/>
+        </w:numPr>
+        <w:spacing w:after="160" w:line="278" w:lineRule="auto"/>
+      </w:pPr>
+      <w:r>
+        <w:rPr>
+          <w:b/>
+          <w:bCs/>
+        </w:rPr>
+        <w:t>互動式諮詢</w:t>
+      </w:r>
+      <w:r>
+        <w:t>：</w:t>
+      </w:r>
+      <w:r>
+        <w:t xml:space="preserve"> </w:t>
+      </w:r>
+      <w:r>
+        <w:t>提供即時的問答與建議，協助使用者針對評估結果擬定風險處理計畫。</w:t>
+      </w:r>
+    </w:p>
+    <w:p>
+      <w:pPr>
+        <w:numPr>
+          <w:ilvl w:val="0"/>
+          <w:numId w:val="3"/>
+        </w:numPr>
+        <w:spacing w:after="160" w:line="278" w:lineRule="auto"/>
+      </w:pPr>
+      <w:r>
+        <w:rPr>
+          <w:b/>
+          <w:bCs/>
+        </w:rPr>
+        <w:t>提升評估效率</w:t>
+      </w:r>
+      <w:r>
+        <w:t>：</w:t>
+      </w:r>
+      <w:r>
+        <w:t xml:space="preserve"> </w:t>
+      </w:r>
+      <w:r>
+        <w:t>縮短傳統顧問訪談與資料整理的時間，達成高效能</w:t>
+      </w:r>
+      <w:proofErr w:type="gramStart"/>
+      <w:r>
+        <w:t>的資安治理</w:t>
+      </w:r>
+      <w:proofErr w:type="gramEnd"/>
+      <w:r>
+        <w:t>。</w:t>
+      </w:r>
+    </w:p>
+    <w:p>
+      <w:pPr>
+        <w:rPr>
+          <w:b/>
+          <w:bCs/>
+        </w:rPr>
+      </w:pPr>
+      <w:r>
+        <w:rPr>
+          <w:b/>
+          <w:bCs/>
+        </w:rPr>
+        <w:t xml:space="preserve">1-4 </w:t>
+      </w:r>
+      <w:r>
+        <w:rPr>
+          <w:b/>
+          <w:bCs/>
+        </w:rPr>
+        <w:t>預期成果</w:t>
+      </w:r>
+    </w:p>
+    <w:p>
+      <w:pPr>
+        <w:numPr>
+          <w:ilvl w:val="0"/>
+          <w:numId w:val="3"/>
+        </w:numPr>
+        <w:spacing w:after="160" w:line="278" w:lineRule="auto"/>
+      </w:pPr>
+      <w:r>
+        <w:rPr>
+          <w:b/>
+          <w:bCs/>
+        </w:rPr>
+        <w:t>系統</w:t>
+      </w:r>
+      <w:r>
+        <w:rPr>
+          <w:rFonts w:hint="eastAsia"/>
+          <w:b/>
+          <w:bCs/>
+        </w:rPr>
+        <w:t>規劃與</w:t>
+      </w:r>
+      <w:r>
+        <w:rPr>
+          <w:b/>
+          <w:bCs/>
+        </w:rPr>
+        <w:t>開發：</w:t>
+      </w:r>
+      <w:r>
+        <w:t xml:space="preserve"> </w:t>
+      </w:r>
+      <w:r>
+        <w:t>完成一套具備對話介面與風險分析邏輯的</w:t>
+      </w:r>
+      <w:r>
+        <w:t xml:space="preserve"> AI </w:t>
+      </w:r>
+      <w:r>
+        <w:t>系統。</w:t>
+      </w:r>
+    </w:p>
+    <w:p>
+      <w:pPr>
+        <w:numPr>
+          <w:ilvl w:val="0"/>
+          <w:numId w:val="3"/>
+        </w:numPr>
+        <w:spacing w:after="160" w:line="278" w:lineRule="auto"/>
+      </w:pPr>
+      <w:r>
+        <w:rPr>
+          <w:b/>
+          <w:bCs/>
+        </w:rPr>
+        <w:t>評估報表產出：</w:t>
+      </w:r>
+      <w:r>
+        <w:t xml:space="preserve"> </w:t>
+      </w:r>
+      <w:r>
+        <w:t>系統能根據評估結果，自動產出初步</w:t>
+      </w:r>
+      <w:proofErr w:type="gramStart"/>
+      <w:r>
+        <w:t>的資安風險</w:t>
+      </w:r>
+      <w:proofErr w:type="gramEnd"/>
+      <w:r>
+        <w:t>報告。</w:t>
+      </w:r>
+    </w:p>
+    <w:p>
+      <w:pPr>
+        <w:numPr>
+          <w:ilvl w:val="0"/>
+          <w:numId w:val="3"/>
+        </w:numPr>
+        <w:spacing w:after="160" w:line="278" w:lineRule="auto"/>
+      </w:pPr>
+      <w:proofErr w:type="gramStart"/>
+      <w:r>
+        <w:rPr>
+          <w:b/>
+          <w:bCs/>
+        </w:rPr>
+        <w:t>知識賦能</w:t>
+      </w:r>
+      <w:proofErr w:type="gramEnd"/>
+      <w:r>
+        <w:rPr>
+          <w:b/>
+          <w:bCs/>
+        </w:rPr>
+        <w:t>：</w:t>
+      </w:r>
+      <w:r>
+        <w:t xml:space="preserve"> </w:t>
+      </w:r>
+      <w:r>
+        <w:t>降低中小企業</w:t>
+      </w:r>
+      <w:proofErr w:type="gramStart"/>
+      <w:r>
+        <w:t>理解資安風險</w:t>
+      </w:r>
+      <w:proofErr w:type="gramEnd"/>
+      <w:r>
+        <w:t>的成本，強化其整體防禦意識。</w:t>
+      </w:r>
+    </w:p>
+    <w:p/>
     <w:p/>
     <w:p/>
     <w:sectPr>
@@ -3535,6 +4050,155 @@
 <file path=word/numbering.xml><?xml version="1.0" encoding="utf-8"?>
 <w:numbering xmlns:wpc="http://schemas.microsoft.com/office/word/2010/wordprocessingCanvas" xmlns:cx="http://schemas.microsoft.com/office/drawing/2014/chartex" xmlns:cx1="http://schemas.microsoft.com/office/drawing/2015/9/8/chartex" xmlns:cx2="http://schemas.microsoft.com/office/drawing/2015/10/21/chartex" xmlns:cx3="http://schemas.microsoft.com/office/drawing/2016/5/9/chartex" xmlns:cx4="http://schemas.microsoft.com/office/drawing/2016/5/10/chartex" xmlns:cx5="http://schemas.microsoft.com/office/drawing/2016/5/11/chartex" xmlns:cx6="http://schemas.microsoft.com/office/drawing/2016/5/12/chartex" xmlns:cx7="http://schemas.microsoft.com/office/drawing/2016/5/13/chartex" xmlns:cx8="http://schemas.microsoft.com/office/drawing/2016/5/14/chartex" xmlns:mc="http://schemas.openxmlformats.org/markup-compatibility/2006" xmlns:aink="http://schemas.microsoft.com/office/drawing/2016/ink" xmlns:am3d="http://schemas.microsoft.com/office/drawing/2017/model3d" xmlns:o="urn:schemas-microsoft-com:office:office" xmlns:oel="http://schemas.microsoft.com/office/2019/extlst" xmlns:r="http://schemas.openxmlformats.org/officeDocument/2006/relationships" xmlns:m="http://schemas.openxmlformats.org/officeDocument/2006/math" xmlns:v="urn:schemas-microsoft-com:vml" xmlns:wp14="http://schemas.microsoft.com/office/word/2010/wordprocessingDrawing" xmlns:wp="http://schemas.openxmlformats.org/drawingml/2006/wordprocessingDrawing" xmlns:w10="urn:schemas-microsoft-com:office:word" xmlns:w="http://schemas.openxmlformats.org/wordprocessingml/2006/main" xmlns:w14="http://schemas.microsoft.com/office/word/2010/wordml" xmlns:w15="http://schemas.microsoft.com/office/word/2012/wordml" xmlns:w16cex="http://schemas.microsoft.com/office/word/2018/wordml/cex" xmlns:w16cid="http://schemas.microsoft.com/office/word/2016/wordml/cid" xmlns:w16="http://schemas.microsoft.com/office/word/2018/wordml" xmlns:w16du="http://schemas.microsoft.com/office/word/2023/wordml/word16du" xmlns:w16sdtdh="http://schemas.microsoft.com/office/word/2020/wordml/sdtdatahash" xmlns:w16sdtfl="http://schemas.microsoft.com/office/word/2024/wordml/sdtformatlock" xmlns:w16se="http://schemas.microsoft.com/office/word/2015/wordml/symex" xmlns:wpg="http://schemas.microsoft.com/office/word/2010/wordprocessingGroup" xmlns:wpi="http://schemas.microsoft.com/office/word/2010/wordprocessingInk" xmlns:wne="http://schemas.microsoft.com/office/word/2006/wordml" xmlns:wps="http://schemas.microsoft.com/office/word/2010/wordprocessingShape" mc:Ignorable="w14 w15 w16se w16cid w16 w16cex w16sdtdh w16sdtfl w16du wp14">
   <w:abstractNum w:abstractNumId="0" w15:restartNumberingAfterBreak="0">
+    <w:nsid w:val="5AD262BB"/>
+    <w:multiLevelType w:val="multilevel"/>
+    <w:tmpl w:val="E8861124"/>
+    <w:lvl w:ilvl="0">
+      <w:start w:val="1"/>
+      <w:numFmt w:val="bullet"/>
+      <w:lvlText w:val=""/>
+      <w:lvlJc w:val="left"/>
+      <w:pPr>
+        <w:tabs>
+          <w:tab w:val="num" w:pos="720"/>
+        </w:tabs>
+        <w:ind w:left="720" w:hanging="360"/>
+      </w:pPr>
+      <w:rPr>
+        <w:rFonts w:ascii="Symbol" w:hAnsi="Symbol" w:hint="default"/>
+        <w:sz w:val="20"/>
+      </w:rPr>
+    </w:lvl>
+    <w:lvl w:ilvl="1" w:tentative="1">
+      <w:start w:val="1"/>
+      <w:numFmt w:val="bullet"/>
+      <w:lvlText w:val="o"/>
+      <w:lvlJc w:val="left"/>
+      <w:pPr>
+        <w:tabs>
+          <w:tab w:val="num" w:pos="1440"/>
+        </w:tabs>
+        <w:ind w:left="1440" w:hanging="360"/>
+      </w:pPr>
+      <w:rPr>
+        <w:rFonts w:ascii="Courier New" w:hAnsi="Courier New" w:hint="default"/>
+        <w:sz w:val="20"/>
+      </w:rPr>
+    </w:lvl>
+    <w:lvl w:ilvl="2" w:tentative="1">
+      <w:start w:val="1"/>
+      <w:numFmt w:val="bullet"/>
+      <w:lvlText w:val=""/>
+      <w:lvlJc w:val="left"/>
+      <w:pPr>
+        <w:tabs>
+          <w:tab w:val="num" w:pos="2160"/>
+        </w:tabs>
+        <w:ind w:left="2160" w:hanging="360"/>
+      </w:pPr>
+      <w:rPr>
+        <w:rFonts w:ascii="Wingdings" w:hAnsi="Wingdings" w:hint="default"/>
+        <w:sz w:val="20"/>
+      </w:rPr>
+    </w:lvl>
+    <w:lvl w:ilvl="3" w:tentative="1">
+      <w:start w:val="1"/>
+      <w:numFmt w:val="bullet"/>
+      <w:lvlText w:val=""/>
+      <w:lvlJc w:val="left"/>
+      <w:pPr>
+        <w:tabs>
+          <w:tab w:val="num" w:pos="2880"/>
+        </w:tabs>
+        <w:ind w:left="2880" w:hanging="360"/>
+      </w:pPr>
+      <w:rPr>
+        <w:rFonts w:ascii="Wingdings" w:hAnsi="Wingdings" w:hint="default"/>
+        <w:sz w:val="20"/>
+      </w:rPr>
+    </w:lvl>
+    <w:lvl w:ilvl="4" w:tentative="1">
+      <w:start w:val="1"/>
+      <w:numFmt w:val="bullet"/>
+      <w:lvlText w:val=""/>
+      <w:lvlJc w:val="left"/>
+      <w:pPr>
+        <w:tabs>
+          <w:tab w:val="num" w:pos="3600"/>
+        </w:tabs>
+        <w:ind w:left="3600" w:hanging="360"/>
+      </w:pPr>
+      <w:rPr>
+        <w:rFonts w:ascii="Wingdings" w:hAnsi="Wingdings" w:hint="default"/>
+        <w:sz w:val="20"/>
+      </w:rPr>
+    </w:lvl>
+    <w:lvl w:ilvl="5" w:tentative="1">
+      <w:start w:val="1"/>
+      <w:numFmt w:val="bullet"/>
+      <w:lvlText w:val=""/>
+      <w:lvlJc w:val="left"/>
+      <w:pPr>
+        <w:tabs>
+          <w:tab w:val="num" w:pos="4320"/>
+        </w:tabs>
+        <w:ind w:left="4320" w:hanging="360"/>
+      </w:pPr>
+      <w:rPr>
+        <w:rFonts w:ascii="Wingdings" w:hAnsi="Wingdings" w:hint="default"/>
+        <w:sz w:val="20"/>
+      </w:rPr>
+    </w:lvl>
+    <w:lvl w:ilvl="6" w:tentative="1">
+      <w:start w:val="1"/>
+      <w:numFmt w:val="bullet"/>
+      <w:lvlText w:val=""/>
+      <w:lvlJc w:val="left"/>
+      <w:pPr>
+        <w:tabs>
+          <w:tab w:val="num" w:pos="5040"/>
+        </w:tabs>
+        <w:ind w:left="5040" w:hanging="360"/>
+      </w:pPr>
+      <w:rPr>
+        <w:rFonts w:ascii="Wingdings" w:hAnsi="Wingdings" w:hint="default"/>
+        <w:sz w:val="20"/>
+      </w:rPr>
+    </w:lvl>
+    <w:lvl w:ilvl="7" w:tentative="1">
+      <w:start w:val="1"/>
+      <w:numFmt w:val="bullet"/>
+      <w:lvlText w:val=""/>
+      <w:lvlJc w:val="left"/>
+      <w:pPr>
+        <w:tabs>
+          <w:tab w:val="num" w:pos="5760"/>
+        </w:tabs>
+        <w:ind w:left="5760" w:hanging="360"/>
+      </w:pPr>
+      <w:rPr>
+        <w:rFonts w:ascii="Wingdings" w:hAnsi="Wingdings" w:hint="default"/>
+        <w:sz w:val="20"/>
+      </w:rPr>
+    </w:lvl>
+    <w:lvl w:ilvl="8" w:tentative="1">
+      <w:start w:val="1"/>
+      <w:numFmt w:val="bullet"/>
+      <w:lvlText w:val=""/>
+      <w:lvlJc w:val="left"/>
+      <w:pPr>
+        <w:tabs>
+          <w:tab w:val="num" w:pos="6480"/>
+        </w:tabs>
+        <w:ind w:left="6480" w:hanging="360"/>
+      </w:pPr>
+      <w:rPr>
+        <w:rFonts w:ascii="Wingdings" w:hAnsi="Wingdings" w:hint="default"/>
+        <w:sz w:val="20"/>
+      </w:rPr>
+    </w:lvl>
+  </w:abstractNum>
+  <w:abstractNum w:abstractNumId="1" w15:restartNumberingAfterBreak="0">
     <w:nsid w:val="638C2CB7"/>
     <w:multiLevelType w:val="multilevel"/>
     <w:tmpl w:val="196CC044"/>
@@ -3678,10 +4342,10 @@
     </w:lvl>
   </w:abstractNum>
   <w:num w:numId="1" w16cid:durableId="1837761833">
-    <w:abstractNumId w:val="0"/>
+    <w:abstractNumId w:val="1"/>
   </w:num>
   <w:num w:numId="2" w16cid:durableId="866405100">
-    <w:abstractNumId w:val="0"/>
+    <w:abstractNumId w:val="1"/>
     <w:lvlOverride w:ilvl="0">
       <w:startOverride w:val="2"/>
     </w:lvlOverride>
@@ -3709,6 +4373,9 @@
     <w:lvlOverride w:ilvl="8">
       <w:startOverride w:val="1"/>
     </w:lvlOverride>
+  </w:num>
+  <w:num w:numId="3" w16cid:durableId="1760322357">
+    <w:abstractNumId w:val="0"/>
   </w:num>
 </w:numbering>
 </file>

--- a/系統文件.docx
+++ b/系統文件.docx
@@ -3512,6 +3512,47 @@
       </w:r>
     </w:p>
     <w:p/>
+    <w:p/>
+    <w:p>
+      <w:pPr>
+        <w:rPr>
+          <w:rFonts w:hint="eastAsia"/>
+          <w:b/>
+          <w:bCs/>
+        </w:rPr>
+      </w:pPr>
+      <w:r>
+        <w:rPr>
+          <w:rFonts w:hint="eastAsia"/>
+          <w:b/>
+          <w:bCs/>
+        </w:rPr>
+        <w:t>(</w:t>
+      </w:r>
+      <w:r>
+        <w:rPr>
+          <w:rFonts w:hint="eastAsia"/>
+          <w:b/>
+          <w:bCs/>
+        </w:rPr>
+        <w:t>內容我放下一頁開始</w:t>
+      </w:r>
+      <w:r>
+        <w:rPr>
+          <w:rFonts w:hint="eastAsia"/>
+          <w:b/>
+          <w:bCs/>
+        </w:rPr>
+        <w:t>)</w:t>
+      </w:r>
+    </w:p>
+    <w:p>
+      <w:pPr>
+        <w:rPr>
+          <w:rFonts w:hint="eastAsia"/>
+        </w:rPr>
+      </w:pPr>
+    </w:p>
     <w:p>
       <w:r>
         <w:br w:type="page"/>

--- a/系統文件.docx
+++ b/系統文件.docx
@@ -54,21 +54,12 @@
         </w:rPr>
         <w:t>章為主，頁數不限；</w:t>
       </w:r>
-      <w:proofErr w:type="gramStart"/>
       <w:r>
         <w:rPr>
           <w:rFonts w:eastAsia="標楷體" w:hint="eastAsia"/>
           <w:sz w:val="28"/>
         </w:rPr>
-        <w:t>複</w:t>
-      </w:r>
-      <w:proofErr w:type="gramEnd"/>
-      <w:r>
-        <w:rPr>
-          <w:rFonts w:eastAsia="標楷體" w:hint="eastAsia"/>
-          <w:sz w:val="28"/>
-        </w:rPr>
-        <w:t>評</w:t>
+        <w:t>複評</w:t>
       </w:r>
       <w:r>
         <w:rPr>
@@ -1253,21 +1244,8 @@
                                 <w:szCs w:val="20"/>
                                 <w:bdr w:val="single" w:sz="4" w:space="0" w:color="auto"/>
                               </w:rPr>
-                              <w:t>標</w:t>
+                              <w:t>標註</w:t>
                             </w:r>
-                            <w:proofErr w:type="gramStart"/>
-                            <w:r>
-                              <w:rPr>
-                                <w:rFonts w:eastAsia="標楷體" w:hint="eastAsia"/>
-                                <w:b/>
-                                <w:color w:val="FF0000"/>
-                                <w:sz w:val="20"/>
-                                <w:szCs w:val="20"/>
-                                <w:bdr w:val="single" w:sz="4" w:space="0" w:color="auto"/>
-                              </w:rPr>
-                              <w:t>註</w:t>
-                            </w:r>
-                            <w:proofErr w:type="gramEnd"/>
                             <w:r>
                               <w:rPr>
                                 <w:rFonts w:eastAsia="標楷體" w:hint="eastAsia"/>
@@ -3513,290 +3491,174 @@
     </w:p>
     <w:p/>
     <w:p/>
-    <w:p>
-      <w:pPr>
-        <w:rPr>
-          <w:rFonts w:hint="eastAsia"/>
+    <w:p/>
+    <w:p>
+      <w:r>
+        <w:br w:type="page"/>
+      </w:r>
+    </w:p>
+    <w:p>
+      <w:pPr>
+        <w:rPr>
           <w:b/>
           <w:bCs/>
         </w:rPr>
       </w:pPr>
       <w:r>
         <w:rPr>
-          <w:rFonts w:hint="eastAsia"/>
           <w:b/>
           <w:bCs/>
         </w:rPr>
-        <w:t>(</w:t>
-      </w:r>
-      <w:r>
-        <w:rPr>
-          <w:rFonts w:hint="eastAsia"/>
+        <w:lastRenderedPageBreak/>
+        <w:t>第</w:t>
+      </w:r>
+      <w:r>
+        <w:rPr>
           <w:b/>
           <w:bCs/>
         </w:rPr>
-        <w:t>內容我放下一頁開始</w:t>
-      </w:r>
-      <w:r>
-        <w:rPr>
-          <w:rFonts w:hint="eastAsia"/>
+        <w:t xml:space="preserve"> 1 </w:t>
+      </w:r>
+      <w:r>
+        <w:rPr>
           <w:b/>
           <w:bCs/>
         </w:rPr>
-        <w:t>)</w:t>
-      </w:r>
-    </w:p>
-    <w:p>
-      <w:pPr>
-        <w:rPr>
-          <w:rFonts w:hint="eastAsia"/>
-        </w:rPr>
-      </w:pPr>
-    </w:p>
-    <w:p>
-      <w:r>
-        <w:br w:type="page"/>
-      </w:r>
-    </w:p>
-    <w:p>
-      <w:pPr>
+        <w:t>章</w:t>
+      </w:r>
+      <w:r>
         <w:rPr>
           <w:b/>
           <w:bCs/>
         </w:rPr>
-      </w:pPr>
+        <w:t xml:space="preserve"> </w:t>
+      </w:r>
       <w:r>
         <w:rPr>
           <w:b/>
           <w:bCs/>
         </w:rPr>
-        <w:lastRenderedPageBreak/>
-        <w:t>第</w:t>
-      </w:r>
-      <w:r>
+        <w:t>前言</w:t>
+      </w:r>
+    </w:p>
+    <w:p>
+      <w:pPr>
         <w:rPr>
           <w:b/>
           <w:bCs/>
         </w:rPr>
-        <w:t xml:space="preserve"> 1 </w:t>
-      </w:r>
+      </w:pPr>
       <w:r>
         <w:rPr>
           <w:b/>
           <w:bCs/>
         </w:rPr>
-        <w:t>章</w:t>
+        <w:t xml:space="preserve">1-1 </w:t>
       </w:r>
       <w:r>
         <w:rPr>
           <w:b/>
           <w:bCs/>
         </w:rPr>
-        <w:t xml:space="preserve"> </w:t>
-      </w:r>
-      <w:r>
+        <w:t>背景介紹</w:t>
+      </w:r>
+    </w:p>
+    <w:p>
+      <w:r>
+        <w:t>隨著數位轉型加速，企業對資訊系統的依賴程度日益加深，隨之而來的資安威脅（如勒索病毒、資料外洩等）也</w:t>
+      </w:r>
+      <w:r>
+        <w:rPr>
+          <w:rFonts w:hint="eastAsia"/>
+        </w:rPr>
+        <w:t>越來越</w:t>
+      </w:r>
+      <w:r>
+        <w:t>複雜。為了落實資安管理，許多企業選擇導入資訊安全管理系統。然而，傳統的資安風險評估流程極度依賴專業資安專家的經驗，不僅耗時冗長，對於缺乏資源的中小企業而言，高昂的顧問費用與複雜的合規標準更是一大門檻。</w:t>
+      </w:r>
+    </w:p>
+    <w:p>
+      <w:pPr>
         <w:rPr>
           <w:b/>
           <w:bCs/>
         </w:rPr>
-        <w:t>前言</w:t>
-      </w:r>
-    </w:p>
-    <w:p>
-      <w:pPr>
+      </w:pPr>
+      <w:r>
         <w:rPr>
           <w:b/>
           <w:bCs/>
         </w:rPr>
-      </w:pPr>
+        <w:t xml:space="preserve">1-2 </w:t>
+      </w:r>
       <w:r>
         <w:rPr>
           <w:b/>
           <w:bCs/>
         </w:rPr>
-        <w:t xml:space="preserve">1-1 </w:t>
-      </w:r>
-      <w:r>
+        <w:t>動機</w:t>
+      </w:r>
+    </w:p>
+    <w:p>
+      <w:r>
+        <w:t>在資安領域中，「風險評估」是防禦的核心，但目前市面上的工具大多僅限於靜態的資產盤點或表格紀錄。我們觀察到，雖然大型語言模型技術已</w:t>
+      </w:r>
+      <w:r>
+        <w:rPr>
+          <w:rFonts w:hint="eastAsia"/>
+        </w:rPr>
+        <w:t>經接近</w:t>
+      </w:r>
+      <w:r>
+        <w:t>成熟，但在專業的資安風險場景中，仍</w:t>
+      </w:r>
+      <w:r>
+        <w:rPr>
+          <w:rFonts w:hint="eastAsia"/>
+        </w:rPr>
+        <w:t>然</w:t>
+      </w:r>
+      <w:r>
+        <w:t>缺乏一個能結合國際標準並提供即時、自動化分析的互動式工具。因此，我們希望開發一套結合</w:t>
+      </w:r>
+      <w:r>
+        <w:t xml:space="preserve"> AI </w:t>
+      </w:r>
+      <w:r>
+        <w:t>語意理解能力的顧問系統，降低技術門檻，讓非資安專業背景的人員也能快速上手進行初步評估。</w:t>
+      </w:r>
+    </w:p>
+    <w:p>
+      <w:pPr>
         <w:rPr>
           <w:b/>
           <w:bCs/>
         </w:rPr>
-        <w:t>背景介紹</w:t>
-      </w:r>
-    </w:p>
-    <w:p>
-      <w:r>
-        <w:t>隨著數位轉型加速，企業對資訊系統的依賴程度日益加深，隨之而來</w:t>
-      </w:r>
-      <w:proofErr w:type="gramStart"/>
-      <w:r>
-        <w:t>的資安威脅</w:t>
-      </w:r>
-      <w:proofErr w:type="gramEnd"/>
-      <w:r>
-        <w:t>（如勒索病毒、資料外</w:t>
-      </w:r>
-      <w:proofErr w:type="gramStart"/>
-      <w:r>
-        <w:t>洩</w:t>
-      </w:r>
-      <w:proofErr w:type="gramEnd"/>
-      <w:r>
-        <w:t>等）也</w:t>
-      </w:r>
-      <w:r>
-        <w:rPr>
-          <w:rFonts w:hint="eastAsia"/>
-        </w:rPr>
-        <w:t>越來越</w:t>
-      </w:r>
-      <w:r>
-        <w:t>複雜。為了</w:t>
-      </w:r>
-      <w:proofErr w:type="gramStart"/>
-      <w:r>
-        <w:t>落實資安管理</w:t>
-      </w:r>
-      <w:proofErr w:type="gramEnd"/>
-      <w:r>
-        <w:t>，許多企業選擇導入資訊安全管理系統。然而，傳統</w:t>
-      </w:r>
-      <w:proofErr w:type="gramStart"/>
-      <w:r>
-        <w:t>的資安風險</w:t>
-      </w:r>
-      <w:proofErr w:type="gramEnd"/>
-      <w:r>
-        <w:t>評估流程極度依賴</w:t>
-      </w:r>
-      <w:proofErr w:type="gramStart"/>
-      <w:r>
-        <w:t>專業資安專家</w:t>
-      </w:r>
-      <w:proofErr w:type="gramEnd"/>
-      <w:r>
-        <w:t>的經驗，不僅耗時冗長，對於缺乏資源的中小企業而言，高昂的顧問費用與複雜的合</w:t>
-      </w:r>
-      <w:proofErr w:type="gramStart"/>
-      <w:r>
-        <w:t>規</w:t>
-      </w:r>
-      <w:proofErr w:type="gramEnd"/>
-      <w:r>
-        <w:t>標準更是一大門檻。</w:t>
-      </w:r>
-    </w:p>
-    <w:p>
-      <w:pPr>
+      </w:pPr>
+      <w:r>
         <w:rPr>
           <w:b/>
           <w:bCs/>
         </w:rPr>
-      </w:pPr>
+        <w:t xml:space="preserve">1-3 </w:t>
+      </w:r>
       <w:r>
         <w:rPr>
           <w:b/>
           <w:bCs/>
         </w:rPr>
-        <w:t xml:space="preserve">1-2 </w:t>
-      </w:r>
-      <w:r>
-        <w:rPr>
-          <w:b/>
-          <w:bCs/>
-        </w:rPr>
-        <w:t>動機</w:t>
-      </w:r>
-    </w:p>
-    <w:p>
-      <w:proofErr w:type="gramStart"/>
-      <w:r>
-        <w:t>在資安領域</w:t>
-      </w:r>
-      <w:proofErr w:type="gramEnd"/>
-      <w:r>
-        <w:t>中，「風險評估」是防禦的核心，但目前市面上的工具大多僅限於靜態的資產盤點或表格紀錄。我們觀察到，雖然大型語言模型技術已</w:t>
-      </w:r>
+        <w:t>系統目的與目標</w:t>
+      </w:r>
+    </w:p>
+    <w:p>
       <w:r>
         <w:rPr>
           <w:rFonts w:hint="eastAsia"/>
         </w:rPr>
-        <w:t>經接近</w:t>
-      </w:r>
-      <w:r>
-        <w:t>成熟，但在專業</w:t>
-      </w:r>
-      <w:proofErr w:type="gramStart"/>
-      <w:r>
-        <w:t>的資安風險</w:t>
-      </w:r>
-      <w:proofErr w:type="gramEnd"/>
-      <w:r>
-        <w:t>場景中，仍</w:t>
-      </w:r>
-      <w:r>
-        <w:rPr>
-          <w:rFonts w:hint="eastAsia"/>
-        </w:rPr>
-        <w:t>然</w:t>
-      </w:r>
-      <w:r>
-        <w:t>缺乏一個能結合國際標準並提供即時、自動化分析的互動式工具。因此，我們希望開發一套結合</w:t>
-      </w:r>
-      <w:r>
-        <w:t xml:space="preserve"> AI </w:t>
-      </w:r>
-      <w:r>
-        <w:t>語意理解能力的顧問系統，降低技術門檻，讓</w:t>
-      </w:r>
-      <w:proofErr w:type="gramStart"/>
-      <w:r>
-        <w:t>非資安專業</w:t>
-      </w:r>
-      <w:proofErr w:type="gramEnd"/>
-      <w:r>
-        <w:t>背景的人員也能快速上手進行初步評估。</w:t>
-      </w:r>
-    </w:p>
-    <w:p>
-      <w:pPr>
-        <w:rPr>
-          <w:b/>
-          <w:bCs/>
-        </w:rPr>
-      </w:pPr>
-      <w:r>
-        <w:rPr>
-          <w:b/>
-          <w:bCs/>
-        </w:rPr>
-        <w:t xml:space="preserve">1-3 </w:t>
-      </w:r>
-      <w:r>
-        <w:rPr>
-          <w:b/>
-          <w:bCs/>
-        </w:rPr>
-        <w:t>系統目的與目標</w:t>
-      </w:r>
-    </w:p>
-    <w:p>
-      <w:r>
-        <w:rPr>
-          <w:rFonts w:hint="eastAsia"/>
-        </w:rPr>
         <w:t>系統建置的目的是希望</w:t>
       </w:r>
       <w:r>
-        <w:t>打造一個「</w:t>
-      </w:r>
-      <w:proofErr w:type="gramStart"/>
-      <w:r>
-        <w:t>資安風險</w:t>
-      </w:r>
-      <w:proofErr w:type="gramEnd"/>
-      <w:r>
-        <w:t>評估</w:t>
+        <w:t>打造一個「資安風險評估</w:t>
       </w:r>
       <w:r>
         <w:t xml:space="preserve"> AI </w:t>
@@ -3849,23 +3711,7 @@
           <w:b/>
           <w:bCs/>
         </w:rPr>
-        <w:t>標準合</w:t>
-      </w:r>
-      <w:proofErr w:type="gramStart"/>
-      <w:r>
-        <w:rPr>
-          <w:b/>
-          <w:bCs/>
-        </w:rPr>
-        <w:t>規</w:t>
-      </w:r>
-      <w:proofErr w:type="gramEnd"/>
-      <w:r>
-        <w:rPr>
-          <w:b/>
-          <w:bCs/>
-        </w:rPr>
-        <w:t>輔助</w:t>
+        <w:t>標準合規輔助</w:t>
       </w:r>
       <w:r>
         <w:t>：</w:t>
@@ -3930,15 +3776,7 @@
         <w:t xml:space="preserve"> </w:t>
       </w:r>
       <w:r>
-        <w:t>縮短傳統顧問訪談與資料整理的時間，達成高效能</w:t>
-      </w:r>
-      <w:proofErr w:type="gramStart"/>
-      <w:r>
-        <w:t>的資安治理</w:t>
-      </w:r>
-      <w:proofErr w:type="gramEnd"/>
-      <w:r>
-        <w:t>。</w:t>
+        <w:t>縮短傳統顧問訪談與資料整理的時間，達成高效能的資安治理。</w:t>
       </w:r>
     </w:p>
     <w:p>
@@ -4025,15 +3863,7 @@
         <w:t xml:space="preserve"> </w:t>
       </w:r>
       <w:r>
-        <w:t>系統能根據評估結果，自動產出初步</w:t>
-      </w:r>
-      <w:proofErr w:type="gramStart"/>
-      <w:r>
-        <w:t>的資安風險</w:t>
-      </w:r>
-      <w:proofErr w:type="gramEnd"/>
-      <w:r>
-        <w:t>報告。</w:t>
+        <w:t>系統能根據評估結果，自動產出初步的資安風險報告。</w:t>
       </w:r>
     </w:p>
     <w:p>
@@ -4044,35 +3874,18 @@
         </w:numPr>
         <w:spacing w:after="160" w:line="278" w:lineRule="auto"/>
       </w:pPr>
-      <w:proofErr w:type="gramStart"/>
       <w:r>
         <w:rPr>
           <w:b/>
           <w:bCs/>
         </w:rPr>
-        <w:t>知識賦能</w:t>
-      </w:r>
-      <w:proofErr w:type="gramEnd"/>
-      <w:r>
-        <w:rPr>
-          <w:b/>
-          <w:bCs/>
-        </w:rPr>
-        <w:t>：</w:t>
+        <w:t>知識賦能：</w:t>
       </w:r>
       <w:r>
         <w:t xml:space="preserve"> </w:t>
       </w:r>
       <w:r>
-        <w:t>降低中小企業</w:t>
-      </w:r>
-      <w:proofErr w:type="gramStart"/>
-      <w:r>
-        <w:t>理解資安風險</w:t>
-      </w:r>
-      <w:proofErr w:type="gramEnd"/>
-      <w:r>
-        <w:t>的成本，強化其整體防禦意識。</w:t>
+        <w:t>降低中小企業理解資安風險的成本，強化其整體防禦意識。</w:t>
       </w:r>
     </w:p>
     <w:p/>

--- a/系統文件.docx
+++ b/系統文件.docx
@@ -54,12 +54,21 @@
         </w:rPr>
         <w:t>章為主，頁數不限；</w:t>
       </w:r>
+      <w:proofErr w:type="gramStart"/>
       <w:r>
         <w:rPr>
           <w:rFonts w:eastAsia="標楷體" w:hint="eastAsia"/>
           <w:sz w:val="28"/>
         </w:rPr>
-        <w:t>複評</w:t>
+        <w:t>複</w:t>
+      </w:r>
+      <w:proofErr w:type="gramEnd"/>
+      <w:r>
+        <w:rPr>
+          <w:rFonts w:eastAsia="標楷體" w:hint="eastAsia"/>
+          <w:sz w:val="28"/>
+        </w:rPr>
+        <w:t>評</w:t>
       </w:r>
       <w:r>
         <w:rPr>
@@ -1244,8 +1253,21 @@
                                 <w:szCs w:val="20"/>
                                 <w:bdr w:val="single" w:sz="4" w:space="0" w:color="auto"/>
                               </w:rPr>
-                              <w:t>標註</w:t>
+                              <w:t>標</w:t>
                             </w:r>
+                            <w:proofErr w:type="gramStart"/>
+                            <w:r>
+                              <w:rPr>
+                                <w:rFonts w:eastAsia="標楷體" w:hint="eastAsia"/>
+                                <w:b/>
+                                <w:color w:val="FF0000"/>
+                                <w:sz w:val="20"/>
+                                <w:szCs w:val="20"/>
+                                <w:bdr w:val="single" w:sz="4" w:space="0" w:color="auto"/>
+                              </w:rPr>
+                              <w:t>註</w:t>
+                            </w:r>
+                            <w:proofErr w:type="gramEnd"/>
                             <w:r>
                               <w:rPr>
                                 <w:rFonts w:eastAsia="標楷體" w:hint="eastAsia"/>
@@ -3565,7 +3587,23 @@
     </w:p>
     <w:p>
       <w:r>
-        <w:t>隨著數位轉型加速，企業對資訊系統的依賴程度日益加深，隨之而來的資安威脅（如勒索病毒、資料外洩等）也</w:t>
+        <w:t>隨著數位轉型加速，企業對資訊系統的依賴程度日益加深，隨之而來</w:t>
+      </w:r>
+      <w:proofErr w:type="gramStart"/>
+      <w:r>
+        <w:t>的資安威脅</w:t>
+      </w:r>
+      <w:proofErr w:type="gramEnd"/>
+      <w:r>
+        <w:t>（如勒索病毒、資料外</w:t>
+      </w:r>
+      <w:proofErr w:type="gramStart"/>
+      <w:r>
+        <w:t>洩</w:t>
+      </w:r>
+      <w:proofErr w:type="gramEnd"/>
+      <w:r>
+        <w:t>等）也</w:t>
       </w:r>
       <w:r>
         <w:rPr>
@@ -3574,7 +3612,39 @@
         <w:t>越來越</w:t>
       </w:r>
       <w:r>
-        <w:t>複雜。為了落實資安管理，許多企業選擇導入資訊安全管理系統。然而，傳統的資安風險評估流程極度依賴專業資安專家的經驗，不僅耗時冗長，對於缺乏資源的中小企業而言，高昂的顧問費用與複雜的合規標準更是一大門檻。</w:t>
+        <w:t>複雜。為了</w:t>
+      </w:r>
+      <w:proofErr w:type="gramStart"/>
+      <w:r>
+        <w:t>落實資安管理</w:t>
+      </w:r>
+      <w:proofErr w:type="gramEnd"/>
+      <w:r>
+        <w:t>，許多企業選擇導入資訊安全管理系統。然而，傳統</w:t>
+      </w:r>
+      <w:proofErr w:type="gramStart"/>
+      <w:r>
+        <w:t>的資安風險</w:t>
+      </w:r>
+      <w:proofErr w:type="gramEnd"/>
+      <w:r>
+        <w:t>評估流程極度依賴</w:t>
+      </w:r>
+      <w:proofErr w:type="gramStart"/>
+      <w:r>
+        <w:t>專業資安專家</w:t>
+      </w:r>
+      <w:proofErr w:type="gramEnd"/>
+      <w:r>
+        <w:t>的經驗，不僅耗時冗長，對於缺乏資源的中小企業而言，高昂的顧問費用與複雜的合</w:t>
+      </w:r>
+      <w:proofErr w:type="gramStart"/>
+      <w:r>
+        <w:t>規</w:t>
+      </w:r>
+      <w:proofErr w:type="gramEnd"/>
+      <w:r>
+        <w:t>標準更是一大門檻。</w:t>
       </w:r>
     </w:p>
     <w:p>
@@ -3600,8 +3670,13 @@
       </w:r>
     </w:p>
     <w:p>
-      <w:r>
-        <w:t>在資安領域中，「風險評估」是防禦的核心，但目前市面上的工具大多僅限於靜態的資產盤點或表格紀錄。我們觀察到，雖然大型語言模型技術已</w:t>
+      <w:proofErr w:type="gramStart"/>
+      <w:r>
+        <w:t>在資安領域</w:t>
+      </w:r>
+      <w:proofErr w:type="gramEnd"/>
+      <w:r>
+        <w:t>中，「風險評估」是防禦的核心，但目前市面上的工具大多僅限於靜態的資產盤點或表格紀錄。我們觀察到，雖然大型語言模型技術已</w:t>
       </w:r>
       <w:r>
         <w:rPr>
@@ -3610,7 +3685,15 @@
         <w:t>經接近</w:t>
       </w:r>
       <w:r>
-        <w:t>成熟，但在專業的資安風險場景中，仍</w:t>
+        <w:t>成熟，但在專業</w:t>
+      </w:r>
+      <w:proofErr w:type="gramStart"/>
+      <w:r>
+        <w:t>的資安風險</w:t>
+      </w:r>
+      <w:proofErr w:type="gramEnd"/>
+      <w:r>
+        <w:t>場景中，仍</w:t>
       </w:r>
       <w:r>
         <w:rPr>
@@ -3625,7 +3708,15 @@
         <w:t xml:space="preserve"> AI </w:t>
       </w:r>
       <w:r>
-        <w:t>語意理解能力的顧問系統，降低技術門檻，讓非資安專業背景的人員也能快速上手進行初步評估。</w:t>
+        <w:t>語意理解能力的顧問系統，降低技術門檻，讓</w:t>
+      </w:r>
+      <w:proofErr w:type="gramStart"/>
+      <w:r>
+        <w:t>非資安專業</w:t>
+      </w:r>
+      <w:proofErr w:type="gramEnd"/>
+      <w:r>
+        <w:t>背景的人員也能快速上手進行初步評估。</w:t>
       </w:r>
     </w:p>
     <w:p>
@@ -3658,7 +3749,15 @@
         <w:t>系統建置的目的是希望</w:t>
       </w:r>
       <w:r>
-        <w:t>打造一個「資安風險評估</w:t>
+        <w:t>打造一個「</w:t>
+      </w:r>
+      <w:proofErr w:type="gramStart"/>
+      <w:r>
+        <w:t>資安風險</w:t>
+      </w:r>
+      <w:proofErr w:type="gramEnd"/>
+      <w:r>
+        <w:t>評估</w:t>
       </w:r>
       <w:r>
         <w:t xml:space="preserve"> AI </w:t>
@@ -3711,7 +3810,23 @@
           <w:b/>
           <w:bCs/>
         </w:rPr>
-        <w:t>標準合規輔助</w:t>
+        <w:t>標準合</w:t>
+      </w:r>
+      <w:proofErr w:type="gramStart"/>
+      <w:r>
+        <w:rPr>
+          <w:b/>
+          <w:bCs/>
+        </w:rPr>
+        <w:t>規</w:t>
+      </w:r>
+      <w:proofErr w:type="gramEnd"/>
+      <w:r>
+        <w:rPr>
+          <w:b/>
+          <w:bCs/>
+        </w:rPr>
+        <w:t>輔助</w:t>
       </w:r>
       <w:r>
         <w:t>：</w:t>
@@ -3776,7 +3891,15 @@
         <w:t xml:space="preserve"> </w:t>
       </w:r>
       <w:r>
-        <w:t>縮短傳統顧問訪談與資料整理的時間，達成高效能的資安治理。</w:t>
+        <w:t>縮短傳統顧問訪談與資料整理的時間，達成高效能</w:t>
+      </w:r>
+      <w:proofErr w:type="gramStart"/>
+      <w:r>
+        <w:t>的資安治理</w:t>
+      </w:r>
+      <w:proofErr w:type="gramEnd"/>
+      <w:r>
+        <w:t>。</w:t>
       </w:r>
     </w:p>
     <w:p>
@@ -3863,7 +3986,15 @@
         <w:t xml:space="preserve"> </w:t>
       </w:r>
       <w:r>
-        <w:t>系統能根據評估結果，自動產出初步的資安風險報告。</w:t>
+        <w:t>系統能根據評估結果，自動產出初步</w:t>
+      </w:r>
+      <w:proofErr w:type="gramStart"/>
+      <w:r>
+        <w:t>的資安風險</w:t>
+      </w:r>
+      <w:proofErr w:type="gramEnd"/>
+      <w:r>
+        <w:t>報告。</w:t>
       </w:r>
     </w:p>
     <w:p>
@@ -3874,23 +4005,82 @@
         </w:numPr>
         <w:spacing w:after="160" w:line="278" w:lineRule="auto"/>
       </w:pPr>
+      <w:proofErr w:type="gramStart"/>
       <w:r>
         <w:rPr>
           <w:b/>
           <w:bCs/>
         </w:rPr>
-        <w:t>知識賦能：</w:t>
+        <w:t>知識賦能</w:t>
+      </w:r>
+      <w:proofErr w:type="gramEnd"/>
+      <w:r>
+        <w:rPr>
+          <w:b/>
+          <w:bCs/>
+        </w:rPr>
+        <w:t>：</w:t>
       </w:r>
       <w:r>
         <w:t xml:space="preserve"> </w:t>
       </w:r>
       <w:r>
-        <w:t>降低中小企業理解資安風險的成本，強化其整體防禦意識。</w:t>
+        <w:t>降低中小企業</w:t>
+      </w:r>
+      <w:proofErr w:type="gramStart"/>
+      <w:r>
+        <w:t>理解資安風險</w:t>
+      </w:r>
+      <w:proofErr w:type="gramEnd"/>
+      <w:r>
+        <w:t>的成本，強化其整體防禦意識。</w:t>
       </w:r>
     </w:p>
     <w:p/>
     <w:p/>
+    <w:p>
+      <w:pPr>
+        <w:sectPr>
+          <w:pgSz w:w="11906" w:h="16838"/>
+          <w:pgMar w:top="1440" w:right="1800" w:bottom="1440" w:left="1800" w:header="851" w:footer="992" w:gutter="0"/>
+          <w:cols w:space="425"/>
+          <w:docGrid w:type="lines" w:linePitch="360"/>
+        </w:sectPr>
+      </w:pPr>
+    </w:p>
+    <w:p>
+      <w:r>
+        <w:lastRenderedPageBreak/>
+        <w:t xml:space="preserve">7-3 </w:t>
+      </w:r>
+      <w:r>
+        <w:t>元件圖</w:t>
+      </w:r>
+    </w:p>
+    <w:p>
+      <w:pPr>
+        <w:rPr>
+          <w:rFonts w:hint="eastAsia"/>
+        </w:rPr>
+      </w:pPr>
+    </w:p>
     <w:p/>
+    <w:p>
+      <w:r>
+        <w:t xml:space="preserve">7-4 </w:t>
+      </w:r>
+      <w:r>
+        <w:t>狀態機圖</w:t>
+      </w:r>
+    </w:p>
+    <w:p/>
+    <w:p>
+      <w:pPr>
+        <w:rPr>
+          <w:rFonts w:hint="eastAsia"/>
+        </w:rPr>
+      </w:pPr>
+    </w:p>
     <w:sectPr>
       <w:pgSz w:w="11906" w:h="16838"/>
       <w:pgMar w:top="1440" w:right="1800" w:bottom="1440" w:left="1800" w:header="851" w:footer="992" w:gutter="0"/>
@@ -4828,7 +5018,6 @@
   <w:style w:type="character" w:default="1" w:styleId="a1">
     <w:name w:val="Default Paragraph Font"/>
     <w:uiPriority w:val="1"/>
-    <w:semiHidden/>
     <w:unhideWhenUsed/>
   </w:style>
   <w:style w:type="table" w:default="1" w:styleId="a2">

--- a/系統文件.docx
+++ b/系統文件.docx
@@ -1255,7 +1255,6 @@
                               </w:rPr>
                               <w:t>標</w:t>
                             </w:r>
-                            <w:proofErr w:type="gramStart"/>
                             <w:r>
                               <w:rPr>
                                 <w:rFonts w:eastAsia="標楷體" w:hint="eastAsia"/>
@@ -1267,7 +1266,6 @@
                               </w:rPr>
                               <w:t>註</w:t>
                             </w:r>
-                            <w:proofErr w:type="gramEnd"/>
                             <w:r>
                               <w:rPr>
                                 <w:rFonts w:eastAsia="標楷體" w:hint="eastAsia"/>
@@ -3891,15 +3889,7 @@
         <w:t xml:space="preserve"> </w:t>
       </w:r>
       <w:r>
-        <w:t>縮短傳統顧問訪談與資料整理的時間，達成高效能</w:t>
-      </w:r>
-      <w:proofErr w:type="gramStart"/>
-      <w:r>
-        <w:t>的資安治理</w:t>
-      </w:r>
-      <w:proofErr w:type="gramEnd"/>
-      <w:r>
-        <w:t>。</w:t>
+        <w:t>縮短傳統顧問訪談與資料整理的時間，達成高效能的資安治理。</w:t>
       </w:r>
     </w:p>
     <w:p>
@@ -3986,15 +3976,7 @@
         <w:t xml:space="preserve"> </w:t>
       </w:r>
       <w:r>
-        <w:t>系統能根據評估結果，自動產出初步</w:t>
-      </w:r>
-      <w:proofErr w:type="gramStart"/>
-      <w:r>
-        <w:t>的資安風險</w:t>
-      </w:r>
-      <w:proofErr w:type="gramEnd"/>
-      <w:r>
-        <w:t>報告。</w:t>
+        <w:t>系統能根據評估結果，自動產出初步的資安風險報告。</w:t>
       </w:r>
     </w:p>
     <w:p>
@@ -4005,35 +3987,18 @@
         </w:numPr>
         <w:spacing w:after="160" w:line="278" w:lineRule="auto"/>
       </w:pPr>
-      <w:proofErr w:type="gramStart"/>
       <w:r>
         <w:rPr>
           <w:b/>
           <w:bCs/>
         </w:rPr>
-        <w:t>知識賦能</w:t>
-      </w:r>
-      <w:proofErr w:type="gramEnd"/>
-      <w:r>
-        <w:rPr>
-          <w:b/>
-          <w:bCs/>
-        </w:rPr>
-        <w:t>：</w:t>
+        <w:t>知識賦能：</w:t>
       </w:r>
       <w:r>
         <w:t xml:space="preserve"> </w:t>
       </w:r>
       <w:r>
-        <w:t>降低中小企業</w:t>
-      </w:r>
-      <w:proofErr w:type="gramStart"/>
-      <w:r>
-        <w:t>理解資安風險</w:t>
-      </w:r>
-      <w:proofErr w:type="gramEnd"/>
-      <w:r>
-        <w:t>的成本，強化其整體防禦意識。</w:t>
+        <w:t>降低中小企業理解資安風險的成本，強化其整體防禦意識。</w:t>
       </w:r>
     </w:p>
     <w:p/>
@@ -4057,21 +4022,70 @@
         <w:t>元件圖</w:t>
       </w:r>
     </w:p>
+    <w:p/>
     <w:p>
       <w:pPr>
         <w:rPr>
           <w:rFonts w:hint="eastAsia"/>
         </w:rPr>
       </w:pPr>
+      <w:r>
+        <w:drawing>
+          <wp:inline distT="0" distB="0" distL="0" distR="0" wp14:anchorId="006C7CAC" wp14:editId="7DD6A9C4">
+            <wp:extent cx="5274310" cy="8007985"/>
+            <wp:effectExtent l="0" t="0" r="2540" b="0"/>
+            <wp:docPr id="801930567" name="圖片 1"/>
+            <wp:cNvGraphicFramePr>
+              <a:graphicFrameLocks xmlns:a="http://schemas.openxmlformats.org/drawingml/2006/main" noChangeAspect="1"/>
+            </wp:cNvGraphicFramePr>
+            <a:graphic xmlns:a="http://schemas.openxmlformats.org/drawingml/2006/main">
+              <a:graphicData uri="http://schemas.openxmlformats.org/drawingml/2006/picture">
+                <pic:pic xmlns:pic="http://schemas.openxmlformats.org/drawingml/2006/picture">
+                  <pic:nvPicPr>
+                    <pic:cNvPr id="801930567" name=""/>
+                    <pic:cNvPicPr/>
+                  </pic:nvPicPr>
+                  <pic:blipFill>
+                    <a:blip r:embed="rId5"/>
+                    <a:stretch>
+                      <a:fillRect/>
+                    </a:stretch>
+                  </pic:blipFill>
+                  <pic:spPr>
+                    <a:xfrm>
+                      <a:off x="0" y="0"/>
+                      <a:ext cx="5274310" cy="8007985"/>
+                    </a:xfrm>
+                    <a:prstGeom prst="rect">
+                      <a:avLst/>
+                    </a:prstGeom>
+                  </pic:spPr>
+                </pic:pic>
+              </a:graphicData>
+            </a:graphic>
+          </wp:inline>
+        </w:drawing>
+      </w:r>
     </w:p>
     <w:p/>
     <w:p>
       <w:r>
         <w:t xml:space="preserve">7-4 </w:t>
       </w:r>
+      <w:proofErr w:type="gramStart"/>
       <w:r>
         <w:t>狀態機圖</w:t>
       </w:r>
+      <w:r>
+        <w:rPr>
+          <w:rFonts w:hint="eastAsia"/>
+        </w:rPr>
+        <w:t>及</w:t>
+      </w:r>
+      <w:proofErr w:type="gramEnd"/>
+      <w:r>
+        <w:t>時序圖</w:t>
+      </w:r>
     </w:p>
     <w:p/>
     <w:p>
@@ -4081,6 +4095,8 @@
         </w:rPr>
       </w:pPr>
     </w:p>
+    <w:p/>
+    <w:p/>
     <w:sectPr>
       <w:pgSz w:w="11906" w:h="16838"/>
       <w:pgMar w:top="1440" w:right="1800" w:bottom="1440" w:left="1800" w:header="851" w:footer="992" w:gutter="0"/>

--- a/系統文件.docx
+++ b/系統文件.docx
@@ -1253,18 +1253,7 @@
                                 <w:szCs w:val="20"/>
                                 <w:bdr w:val="single" w:sz="4" w:space="0" w:color="auto"/>
                               </w:rPr>
-                              <w:t>標</w:t>
-                            </w:r>
-                            <w:r>
-                              <w:rPr>
-                                <w:rFonts w:eastAsia="標楷體" w:hint="eastAsia"/>
-                                <w:b/>
-                                <w:color w:val="FF0000"/>
-                                <w:sz w:val="20"/>
-                                <w:szCs w:val="20"/>
-                                <w:bdr w:val="single" w:sz="4" w:space="0" w:color="auto"/>
-                              </w:rPr>
-                              <w:t>註</w:t>
+                              <w:t>標註</w:t>
                             </w:r>
                             <w:r>
                               <w:rPr>
@@ -4024,12 +4013,10 @@
     </w:p>
     <w:p/>
     <w:p>
-      <w:pPr>
-        <w:rPr>
-          <w:rFonts w:hint="eastAsia"/>
-        </w:rPr>
-      </w:pPr>
-      <w:r>
+      <w:r>
+        <w:rPr>
+          <w:noProof/>
+        </w:rPr>
         <w:drawing>
           <wp:inline distT="0" distB="0" distL="0" distR="0" wp14:anchorId="006C7CAC" wp14:editId="7DD6A9C4">
             <wp:extent cx="5274310" cy="8007985"/>
@@ -4087,13 +4074,61 @@
         <w:t>時序圖</w:t>
       </w:r>
     </w:p>
-    <w:p/>
-    <w:p>
-      <w:pPr>
+    <w:p>
+      <w:r>
         <w:rPr>
           <w:rFonts w:hint="eastAsia"/>
         </w:rPr>
-      </w:pPr>
+        <w:t>【</w:t>
+      </w:r>
+      <w:r>
+        <w:t>狀態機圖</w:t>
+      </w:r>
+      <w:r>
+        <w:rPr>
+          <w:rFonts w:hint="eastAsia"/>
+        </w:rPr>
+        <w:t>】</w:t>
+      </w:r>
+    </w:p>
+    <w:p>
+      <w:r>
+        <w:drawing>
+          <wp:inline distT="0" distB="0" distL="0" distR="0" wp14:anchorId="0961846C" wp14:editId="594A2BA0">
+            <wp:extent cx="2696533" cy="4638675"/>
+            <wp:effectExtent l="0" t="0" r="8890" b="0"/>
+            <wp:docPr id="1814122531" name="圖片 1"/>
+            <wp:cNvGraphicFramePr>
+              <a:graphicFrameLocks xmlns:a="http://schemas.openxmlformats.org/drawingml/2006/main" noChangeAspect="1"/>
+            </wp:cNvGraphicFramePr>
+            <a:graphic xmlns:a="http://schemas.openxmlformats.org/drawingml/2006/main">
+              <a:graphicData uri="http://schemas.openxmlformats.org/drawingml/2006/picture">
+                <pic:pic xmlns:pic="http://schemas.openxmlformats.org/drawingml/2006/picture">
+                  <pic:nvPicPr>
+                    <pic:cNvPr id="1814122531" name=""/>
+                    <pic:cNvPicPr/>
+                  </pic:nvPicPr>
+                  <pic:blipFill>
+                    <a:blip r:embed="rId6"/>
+                    <a:stretch>
+                      <a:fillRect/>
+                    </a:stretch>
+                  </pic:blipFill>
+                  <pic:spPr>
+                    <a:xfrm>
+                      <a:off x="0" y="0"/>
+                      <a:ext cx="2702532" cy="4648994"/>
+                    </a:xfrm>
+                    <a:prstGeom prst="rect">
+                      <a:avLst/>
+                    </a:prstGeom>
+                  </pic:spPr>
+                </pic:pic>
+              </a:graphicData>
+            </a:graphic>
+          </wp:inline>
+        </w:drawing>
+      </w:r>
     </w:p>
     <w:p/>
     <w:p/>
@@ -5034,6 +5069,7 @@
   <w:style w:type="character" w:default="1" w:styleId="a1">
     <w:name w:val="Default Paragraph Font"/>
     <w:uiPriority w:val="1"/>
+    <w:semiHidden/>
     <w:unhideWhenUsed/>
   </w:style>
   <w:style w:type="table" w:default="1" w:styleId="a2">

--- a/系統文件.docx
+++ b/系統文件.docx
@@ -4092,7 +4092,15 @@
       </w:r>
     </w:p>
     <w:p>
-      <w:r>
+      <w:pPr>
+        <w:rPr>
+          <w:rFonts w:hint="eastAsia"/>
+        </w:rPr>
+      </w:pPr>
+      <w:r>
+        <w:rPr>
+          <w:noProof/>
+        </w:rPr>
         <w:drawing>
           <wp:inline distT="0" distB="0" distL="0" distR="0" wp14:anchorId="0961846C" wp14:editId="594A2BA0">
             <wp:extent cx="2696533" cy="4638675"/>
@@ -4130,8 +4138,66 @@
         </w:drawing>
       </w:r>
     </w:p>
+    <w:p>
+      <w:r>
+        <w:rPr>
+          <w:rFonts w:hint="eastAsia"/>
+        </w:rPr>
+        <w:t>【時序圖】</w:t>
+      </w:r>
+    </w:p>
+    <w:p>
+      <w:pPr>
+        <w:rPr>
+          <w:rFonts w:hint="eastAsia"/>
+        </w:rPr>
+      </w:pPr>
+      <w:r>
+        <w:drawing>
+          <wp:inline distT="0" distB="0" distL="0" distR="0" wp14:anchorId="50FB4C7C" wp14:editId="0AE757CC">
+            <wp:extent cx="4818918" cy="2828925"/>
+            <wp:effectExtent l="0" t="0" r="1270" b="0"/>
+            <wp:docPr id="1895713502" name="圖片 1"/>
+            <wp:cNvGraphicFramePr>
+              <a:graphicFrameLocks xmlns:a="http://schemas.openxmlformats.org/drawingml/2006/main" noChangeAspect="1"/>
+            </wp:cNvGraphicFramePr>
+            <a:graphic xmlns:a="http://schemas.openxmlformats.org/drawingml/2006/main">
+              <a:graphicData uri="http://schemas.openxmlformats.org/drawingml/2006/picture">
+                <pic:pic xmlns:pic="http://schemas.openxmlformats.org/drawingml/2006/picture">
+                  <pic:nvPicPr>
+                    <pic:cNvPr id="1895713502" name=""/>
+                    <pic:cNvPicPr/>
+                  </pic:nvPicPr>
+                  <pic:blipFill>
+                    <a:blip r:embed="rId7"/>
+                    <a:stretch>
+                      <a:fillRect/>
+                    </a:stretch>
+                  </pic:blipFill>
+                  <pic:spPr>
+                    <a:xfrm>
+                      <a:off x="0" y="0"/>
+                      <a:ext cx="4828911" cy="2834791"/>
+                    </a:xfrm>
+                    <a:prstGeom prst="rect">
+                      <a:avLst/>
+                    </a:prstGeom>
+                  </pic:spPr>
+                </pic:pic>
+              </a:graphicData>
+            </a:graphic>
+          </wp:inline>
+        </w:drawing>
+      </w:r>
+    </w:p>
     <w:p/>
-    <w:p/>
+    <w:p>
+      <w:pPr>
+        <w:rPr>
+          <w:rFonts w:hint="eastAsia"/>
+        </w:rPr>
+      </w:pPr>
+    </w:p>
     <w:sectPr>
       <w:pgSz w:w="11906" w:h="16838"/>
       <w:pgMar w:top="1440" w:right="1800" w:bottom="1440" w:left="1800" w:header="851" w:footer="992" w:gutter="0"/>

--- a/系統文件.docx
+++ b/系統文件.docx
@@ -54,21 +54,12 @@
         </w:rPr>
         <w:t>章為主，頁數不限；</w:t>
       </w:r>
-      <w:proofErr w:type="gramStart"/>
       <w:r>
         <w:rPr>
           <w:rFonts w:eastAsia="標楷體" w:hint="eastAsia"/>
           <w:sz w:val="28"/>
         </w:rPr>
-        <w:t>複</w:t>
-      </w:r>
-      <w:proofErr w:type="gramEnd"/>
-      <w:r>
-        <w:rPr>
-          <w:rFonts w:eastAsia="標楷體" w:hint="eastAsia"/>
-          <w:sz w:val="28"/>
-        </w:rPr>
-        <w:t>評</w:t>
+        <w:t>複評</w:t>
       </w:r>
       <w:r>
         <w:rPr>
@@ -1582,21 +1573,8 @@
                           <w:szCs w:val="20"/>
                           <w:bdr w:val="single" w:sz="4" w:space="0" w:color="auto"/>
                         </w:rPr>
-                        <w:t>標</w:t>
+                        <w:t>標註</w:t>
                       </w:r>
-                      <w:proofErr w:type="gramStart"/>
-                      <w:r>
-                        <w:rPr>
-                          <w:rFonts w:eastAsia="標楷體" w:hint="eastAsia"/>
-                          <w:b/>
-                          <w:color w:val="FF0000"/>
-                          <w:sz w:val="20"/>
-                          <w:szCs w:val="20"/>
-                          <w:bdr w:val="single" w:sz="4" w:space="0" w:color="auto"/>
-                        </w:rPr>
-                        <w:t>註</w:t>
-                      </w:r>
-                      <w:proofErr w:type="gramEnd"/>
                       <w:r>
                         <w:rPr>
                           <w:rFonts w:eastAsia="標楷體" w:hint="eastAsia"/>
@@ -3574,23 +3552,7 @@
     </w:p>
     <w:p>
       <w:r>
-        <w:t>隨著數位轉型加速，企業對資訊系統的依賴程度日益加深，隨之而來</w:t>
-      </w:r>
-      <w:proofErr w:type="gramStart"/>
-      <w:r>
-        <w:t>的資安威脅</w:t>
-      </w:r>
-      <w:proofErr w:type="gramEnd"/>
-      <w:r>
-        <w:t>（如勒索病毒、資料外</w:t>
-      </w:r>
-      <w:proofErr w:type="gramStart"/>
-      <w:r>
-        <w:t>洩</w:t>
-      </w:r>
-      <w:proofErr w:type="gramEnd"/>
-      <w:r>
-        <w:t>等）也</w:t>
+        <w:t>隨著數位轉型加速，企業對資訊系統的依賴程度日益加深，隨之而來的資安威脅（如勒索病毒、資料外洩等）也</w:t>
       </w:r>
       <w:r>
         <w:rPr>
@@ -3599,39 +3561,7 @@
         <w:t>越來越</w:t>
       </w:r>
       <w:r>
-        <w:t>複雜。為了</w:t>
-      </w:r>
-      <w:proofErr w:type="gramStart"/>
-      <w:r>
-        <w:t>落實資安管理</w:t>
-      </w:r>
-      <w:proofErr w:type="gramEnd"/>
-      <w:r>
-        <w:t>，許多企業選擇導入資訊安全管理系統。然而，傳統</w:t>
-      </w:r>
-      <w:proofErr w:type="gramStart"/>
-      <w:r>
-        <w:t>的資安風險</w:t>
-      </w:r>
-      <w:proofErr w:type="gramEnd"/>
-      <w:r>
-        <w:t>評估流程極度依賴</w:t>
-      </w:r>
-      <w:proofErr w:type="gramStart"/>
-      <w:r>
-        <w:t>專業資安專家</w:t>
-      </w:r>
-      <w:proofErr w:type="gramEnd"/>
-      <w:r>
-        <w:t>的經驗，不僅耗時冗長，對於缺乏資源的中小企業而言，高昂的顧問費用與複雜的合</w:t>
-      </w:r>
-      <w:proofErr w:type="gramStart"/>
-      <w:r>
-        <w:t>規</w:t>
-      </w:r>
-      <w:proofErr w:type="gramEnd"/>
-      <w:r>
-        <w:t>標準更是一大門檻。</w:t>
+        <w:t>複雜。為了落實資安管理，許多企業選擇導入資訊安全管理系統。然而，傳統的資安風險評估流程極度依賴專業資安專家的經驗，不僅耗時冗長，對於缺乏資源的中小企業而言，高昂的顧問費用與複雜的合規標準更是一大門檻。</w:t>
       </w:r>
     </w:p>
     <w:p>
@@ -3657,13 +3587,8 @@
       </w:r>
     </w:p>
     <w:p>
-      <w:proofErr w:type="gramStart"/>
-      <w:r>
-        <w:t>在資安領域</w:t>
-      </w:r>
-      <w:proofErr w:type="gramEnd"/>
-      <w:r>
-        <w:t>中，「風險評估」是防禦的核心，但目前市面上的工具大多僅限於靜態的資產盤點或表格紀錄。我們觀察到，雖然大型語言模型技術已</w:t>
+      <w:r>
+        <w:t>在資安領域中，「風險評估」是防禦的核心，但目前市面上的工具大多僅限於靜態的資產盤點或表格紀錄。我們觀察到，雖然大型語言模型技術已</w:t>
       </w:r>
       <w:r>
         <w:rPr>
@@ -3672,15 +3597,7 @@
         <w:t>經接近</w:t>
       </w:r>
       <w:r>
-        <w:t>成熟，但在專業</w:t>
-      </w:r>
-      <w:proofErr w:type="gramStart"/>
-      <w:r>
-        <w:t>的資安風險</w:t>
-      </w:r>
-      <w:proofErr w:type="gramEnd"/>
-      <w:r>
-        <w:t>場景中，仍</w:t>
+        <w:t>成熟，但在專業的資安風險場景中，仍</w:t>
       </w:r>
       <w:r>
         <w:rPr>
@@ -3695,15 +3612,7 @@
         <w:t xml:space="preserve"> AI </w:t>
       </w:r>
       <w:r>
-        <w:t>語意理解能力的顧問系統，降低技術門檻，讓</w:t>
-      </w:r>
-      <w:proofErr w:type="gramStart"/>
-      <w:r>
-        <w:t>非資安專業</w:t>
-      </w:r>
-      <w:proofErr w:type="gramEnd"/>
-      <w:r>
-        <w:t>背景的人員也能快速上手進行初步評估。</w:t>
+        <w:t>語意理解能力的顧問系統，降低技術門檻，讓非資安專業背景的人員也能快速上手進行初步評估。</w:t>
       </w:r>
     </w:p>
     <w:p>
@@ -3736,15 +3645,7 @@
         <w:t>系統建置的目的是希望</w:t>
       </w:r>
       <w:r>
-        <w:t>打造一個「</w:t>
-      </w:r>
-      <w:proofErr w:type="gramStart"/>
-      <w:r>
-        <w:t>資安風險</w:t>
-      </w:r>
-      <w:proofErr w:type="gramEnd"/>
-      <w:r>
-        <w:t>評估</w:t>
+        <w:t>打造一個「資安風險評估</w:t>
       </w:r>
       <w:r>
         <w:t xml:space="preserve"> AI </w:t>
@@ -3797,23 +3698,7 @@
           <w:b/>
           <w:bCs/>
         </w:rPr>
-        <w:t>標準合</w:t>
-      </w:r>
-      <w:proofErr w:type="gramStart"/>
-      <w:r>
-        <w:rPr>
-          <w:b/>
-          <w:bCs/>
-        </w:rPr>
-        <w:t>規</w:t>
-      </w:r>
-      <w:proofErr w:type="gramEnd"/>
-      <w:r>
-        <w:rPr>
-          <w:b/>
-          <w:bCs/>
-        </w:rPr>
-        <w:t>輔助</w:t>
+        <w:t>標準合規輔助</w:t>
       </w:r>
       <w:r>
         <w:t>：</w:t>
@@ -3994,6 +3879,4602 @@
     <w:p/>
     <w:p>
       <w:pPr>
+        <w:widowControl/>
+        <w:spacing w:after="160" w:line="278" w:lineRule="auto"/>
+      </w:pPr>
+      <w:r>
+        <w:br w:type="page"/>
+      </w:r>
+    </w:p>
+    <w:p>
+      <w:pPr>
+        <w:tabs>
+          <w:tab w:val="num" w:pos="360"/>
+        </w:tabs>
+        <w:jc w:val="center"/>
+        <w:outlineLvl w:val="0"/>
+        <w:rPr>
+          <w:rFonts w:eastAsia="標楷體"/>
+          <w:sz w:val="36"/>
+          <w:szCs w:val="36"/>
+        </w:rPr>
+      </w:pPr>
+      <w:bookmarkStart w:id="1" w:name="_Toc167696207"/>
+      <w:bookmarkStart w:id="2" w:name="_Toc179739969"/>
+      <w:r>
+        <w:rPr>
+          <w:rFonts w:eastAsia="標楷體" w:hint="eastAsia"/>
+          <w:sz w:val="36"/>
+          <w:szCs w:val="36"/>
+        </w:rPr>
+        <w:lastRenderedPageBreak/>
+        <w:t>第</w:t>
+      </w:r>
+      <w:r>
+        <w:rPr>
+          <w:rFonts w:eastAsia="標楷體" w:hint="eastAsia"/>
+          <w:sz w:val="36"/>
+          <w:szCs w:val="36"/>
+        </w:rPr>
+        <w:t>2</w:t>
+      </w:r>
+      <w:r>
+        <w:rPr>
+          <w:rFonts w:eastAsia="標楷體" w:hint="eastAsia"/>
+          <w:sz w:val="36"/>
+          <w:szCs w:val="36"/>
+        </w:rPr>
+        <w:t>章</w:t>
+      </w:r>
+      <w:r>
+        <w:rPr>
+          <w:rFonts w:eastAsia="標楷體" w:hint="eastAsia"/>
+          <w:sz w:val="36"/>
+          <w:szCs w:val="36"/>
+        </w:rPr>
+        <w:t xml:space="preserve"> </w:t>
+      </w:r>
+      <w:r>
+        <w:rPr>
+          <w:rFonts w:eastAsia="標楷體" w:hint="eastAsia"/>
+          <w:sz w:val="36"/>
+          <w:szCs w:val="36"/>
+        </w:rPr>
+        <w:t>營運計畫</w:t>
+      </w:r>
+      <w:bookmarkEnd w:id="1"/>
+      <w:bookmarkEnd w:id="2"/>
+    </w:p>
+    <w:p>
+      <w:pPr>
+        <w:tabs>
+          <w:tab w:val="num" w:pos="360"/>
+        </w:tabs>
+        <w:jc w:val="both"/>
+        <w:outlineLvl w:val="1"/>
+        <w:rPr>
+          <w:rFonts w:eastAsia="標楷體"/>
+          <w:sz w:val="32"/>
+          <w:szCs w:val="32"/>
+          <w:shd w:val="pct15" w:color="auto" w:fill="FFFFFF"/>
+        </w:rPr>
+      </w:pPr>
+      <w:bookmarkStart w:id="3" w:name="_Toc167696208"/>
+      <w:bookmarkStart w:id="4" w:name="_Toc179739970"/>
+      <w:r>
+        <w:rPr>
+          <w:rFonts w:eastAsia="標楷體" w:hint="eastAsia"/>
+          <w:sz w:val="32"/>
+          <w:szCs w:val="32"/>
+          <w:shd w:val="pct15" w:color="auto" w:fill="FFFFFF"/>
+        </w:rPr>
+        <w:t>2-1</w:t>
+      </w:r>
+      <w:r>
+        <w:rPr>
+          <w:rFonts w:eastAsia="標楷體" w:hint="eastAsia"/>
+          <w:sz w:val="32"/>
+          <w:szCs w:val="32"/>
+          <w:shd w:val="pct15" w:color="auto" w:fill="FFFFFF"/>
+        </w:rPr>
+        <w:t>可行性分析</w:t>
+      </w:r>
+      <w:bookmarkEnd w:id="3"/>
+      <w:bookmarkEnd w:id="4"/>
+    </w:p>
+    <w:p>
+      <w:pPr>
+        <w:pStyle w:val="aa"/>
+        <w:numPr>
+          <w:ilvl w:val="0"/>
+          <w:numId w:val="12"/>
+        </w:numPr>
+        <w:tabs>
+          <w:tab w:val="num" w:pos="360"/>
+        </w:tabs>
+        <w:jc w:val="both"/>
+        <w:rPr>
+          <w:rFonts w:eastAsia="標楷體"/>
+          <w:sz w:val="28"/>
+          <w:shd w:val="pct15" w:color="auto" w:fill="FFFFFF"/>
+        </w:rPr>
+      </w:pPr>
+      <w:r>
+        <w:rPr>
+          <w:rFonts w:eastAsia="標楷體" w:hint="eastAsia"/>
+          <w:sz w:val="28"/>
+          <w:shd w:val="pct15" w:color="auto" w:fill="FFFFFF"/>
+        </w:rPr>
+        <w:t>市場需求分析：</w:t>
+      </w:r>
+    </w:p>
+    <w:p>
+      <w:pPr>
+        <w:pStyle w:val="aa"/>
+        <w:numPr>
+          <w:ilvl w:val="1"/>
+          <w:numId w:val="12"/>
+        </w:numPr>
+        <w:jc w:val="both"/>
+        <w:rPr>
+          <w:rFonts w:eastAsia="標楷體"/>
+          <w:sz w:val="28"/>
+          <w:shd w:val="pct15" w:color="auto" w:fill="FFFFFF"/>
+        </w:rPr>
+      </w:pPr>
+      <w:r>
+        <w:rPr>
+          <w:rFonts w:eastAsia="標楷體" w:hint="eastAsia"/>
+          <w:sz w:val="28"/>
+          <w:shd w:val="pct15" w:color="auto" w:fill="FFFFFF"/>
+        </w:rPr>
+        <w:t>數位學習服務市場持續增長，電子產品成為學習工具。</w:t>
+      </w:r>
+    </w:p>
+    <w:p>
+      <w:pPr>
+        <w:pStyle w:val="aa"/>
+        <w:numPr>
+          <w:ilvl w:val="1"/>
+          <w:numId w:val="12"/>
+        </w:numPr>
+        <w:jc w:val="both"/>
+        <w:rPr>
+          <w:rFonts w:eastAsia="標楷體"/>
+          <w:sz w:val="28"/>
+          <w:shd w:val="pct15" w:color="auto" w:fill="FFFFFF"/>
+        </w:rPr>
+      </w:pPr>
+      <w:r>
+        <w:rPr>
+          <w:rFonts w:eastAsia="標楷體" w:hint="eastAsia"/>
+          <w:sz w:val="28"/>
+          <w:shd w:val="pct15" w:color="auto" w:fill="FFFFFF"/>
+        </w:rPr>
+        <w:t>年輕人、在校學生等對學習需求強烈，需要便利和高效的學習方式。</w:t>
+      </w:r>
+    </w:p>
+    <w:p>
+      <w:pPr>
+        <w:pStyle w:val="aa"/>
+        <w:numPr>
+          <w:ilvl w:val="1"/>
+          <w:numId w:val="12"/>
+        </w:numPr>
+        <w:jc w:val="both"/>
+        <w:rPr>
+          <w:rFonts w:eastAsia="標楷體"/>
+          <w:sz w:val="28"/>
+          <w:shd w:val="pct15" w:color="auto" w:fill="FFFFFF"/>
+        </w:rPr>
+      </w:pPr>
+      <w:r>
+        <w:rPr>
+          <w:rFonts w:eastAsia="標楷體" w:hint="eastAsia"/>
+          <w:sz w:val="28"/>
+          <w:shd w:val="pct15" w:color="auto" w:fill="FFFFFF"/>
+        </w:rPr>
+        <w:t>市場上存在眾多學習</w:t>
+      </w:r>
+      <w:r>
+        <w:rPr>
+          <w:rFonts w:eastAsia="標楷體" w:hint="eastAsia"/>
+          <w:sz w:val="28"/>
+          <w:shd w:val="pct15" w:color="auto" w:fill="FFFFFF"/>
+        </w:rPr>
+        <w:t>App</w:t>
+      </w:r>
+      <w:r>
+        <w:rPr>
+          <w:rFonts w:eastAsia="標楷體" w:hint="eastAsia"/>
+          <w:sz w:val="28"/>
+          <w:shd w:val="pct15" w:color="auto" w:fill="FFFFFF"/>
+        </w:rPr>
+        <w:t>，但仍有機會在特定領域或提供特定功能上突圍而出。</w:t>
+      </w:r>
+    </w:p>
+    <w:p>
+      <w:pPr>
+        <w:pStyle w:val="aa"/>
+        <w:numPr>
+          <w:ilvl w:val="0"/>
+          <w:numId w:val="12"/>
+        </w:numPr>
+        <w:tabs>
+          <w:tab w:val="num" w:pos="360"/>
+        </w:tabs>
+        <w:jc w:val="both"/>
+        <w:rPr>
+          <w:rFonts w:eastAsia="標楷體"/>
+          <w:sz w:val="28"/>
+          <w:shd w:val="pct15" w:color="auto" w:fill="FFFFFF"/>
+        </w:rPr>
+      </w:pPr>
+      <w:r>
+        <w:rPr>
+          <w:rFonts w:eastAsia="標楷體" w:hint="eastAsia"/>
+          <w:sz w:val="28"/>
+          <w:shd w:val="pct15" w:color="auto" w:fill="FFFFFF"/>
+        </w:rPr>
+        <w:t>技術可行性分析：</w:t>
+      </w:r>
+    </w:p>
+    <w:p>
+      <w:pPr>
+        <w:pStyle w:val="aa"/>
+        <w:numPr>
+          <w:ilvl w:val="1"/>
+          <w:numId w:val="12"/>
+        </w:numPr>
+        <w:jc w:val="both"/>
+        <w:rPr>
+          <w:rFonts w:eastAsia="標楷體"/>
+          <w:sz w:val="28"/>
+          <w:shd w:val="pct15" w:color="auto" w:fill="FFFFFF"/>
+        </w:rPr>
+      </w:pPr>
+      <w:r>
+        <w:rPr>
+          <w:rFonts w:eastAsia="標楷體" w:hint="eastAsia"/>
+          <w:sz w:val="28"/>
+          <w:shd w:val="pct15" w:color="auto" w:fill="FFFFFF"/>
+        </w:rPr>
+        <w:t>需要具備開發移動應用的技術團隊，以及後端支援系統。</w:t>
+      </w:r>
+    </w:p>
+    <w:p>
+      <w:pPr>
+        <w:pStyle w:val="aa"/>
+        <w:numPr>
+          <w:ilvl w:val="1"/>
+          <w:numId w:val="12"/>
+        </w:numPr>
+        <w:jc w:val="both"/>
+        <w:rPr>
+          <w:rFonts w:eastAsia="標楷體"/>
+          <w:sz w:val="28"/>
+          <w:shd w:val="pct15" w:color="auto" w:fill="FFFFFF"/>
+        </w:rPr>
+      </w:pPr>
+      <w:r>
+        <w:rPr>
+          <w:rFonts w:eastAsia="標楷體" w:hint="eastAsia"/>
+          <w:sz w:val="28"/>
+          <w:shd w:val="pct15" w:color="auto" w:fill="FFFFFF"/>
+        </w:rPr>
+        <w:t>應用需要不斷更新以滿足市場需求，需要具備持續開發和更新的能力。</w:t>
+      </w:r>
+    </w:p>
+    <w:p>
+      <w:pPr>
+        <w:pStyle w:val="aa"/>
+        <w:numPr>
+          <w:ilvl w:val="0"/>
+          <w:numId w:val="12"/>
+        </w:numPr>
+        <w:tabs>
+          <w:tab w:val="num" w:pos="360"/>
+        </w:tabs>
+        <w:jc w:val="both"/>
+        <w:rPr>
+          <w:rFonts w:eastAsia="標楷體"/>
+          <w:sz w:val="28"/>
+          <w:shd w:val="pct15" w:color="auto" w:fill="FFFFFF"/>
+        </w:rPr>
+      </w:pPr>
+      <w:r>
+        <w:rPr>
+          <w:rFonts w:eastAsia="標楷體" w:hint="eastAsia"/>
+          <w:sz w:val="28"/>
+          <w:shd w:val="pct15" w:color="auto" w:fill="FFFFFF"/>
+        </w:rPr>
+        <w:t>風險與挑戰：</w:t>
+      </w:r>
+    </w:p>
+    <w:p>
+      <w:pPr>
+        <w:pStyle w:val="aa"/>
+        <w:numPr>
+          <w:ilvl w:val="1"/>
+          <w:numId w:val="12"/>
+        </w:numPr>
+        <w:jc w:val="both"/>
+        <w:rPr>
+          <w:rFonts w:eastAsia="標楷體"/>
+          <w:sz w:val="28"/>
+          <w:shd w:val="pct15" w:color="auto" w:fill="FFFFFF"/>
+        </w:rPr>
+      </w:pPr>
+      <w:r>
+        <w:rPr>
+          <w:rFonts w:eastAsia="標楷體" w:hint="eastAsia"/>
+          <w:sz w:val="28"/>
+          <w:shd w:val="pct15" w:color="auto" w:fill="FFFFFF"/>
+        </w:rPr>
+        <w:t>學習</w:t>
+      </w:r>
+      <w:r>
+        <w:rPr>
+          <w:rFonts w:eastAsia="標楷體" w:hint="eastAsia"/>
+          <w:sz w:val="28"/>
+          <w:shd w:val="pct15" w:color="auto" w:fill="FFFFFF"/>
+        </w:rPr>
+        <w:t>App</w:t>
+      </w:r>
+      <w:r>
+        <w:rPr>
+          <w:rFonts w:eastAsia="標楷體" w:hint="eastAsia"/>
+          <w:sz w:val="28"/>
+          <w:shd w:val="pct15" w:color="auto" w:fill="FFFFFF"/>
+        </w:rPr>
+        <w:t>市場競爭激烈，突圍而出需要具有獨特性和吸引力。</w:t>
+      </w:r>
+    </w:p>
+    <w:p>
+      <w:pPr>
+        <w:pStyle w:val="aa"/>
+        <w:numPr>
+          <w:ilvl w:val="1"/>
+          <w:numId w:val="12"/>
+        </w:numPr>
+        <w:jc w:val="both"/>
+        <w:rPr>
+          <w:rFonts w:eastAsia="標楷體"/>
+          <w:sz w:val="28"/>
+          <w:shd w:val="pct15" w:color="auto" w:fill="FFFFFF"/>
+        </w:rPr>
+      </w:pPr>
+      <w:r>
+        <w:rPr>
+          <w:rFonts w:eastAsia="標楷體" w:hint="eastAsia"/>
+          <w:sz w:val="28"/>
+          <w:shd w:val="pct15" w:color="auto" w:fill="FFFFFF"/>
+        </w:rPr>
+        <w:t>技術更替快，需要不斷跟進和更新應用，否則容易被淘汰。</w:t>
+      </w:r>
+    </w:p>
+    <w:p>
+      <w:pPr>
+        <w:pStyle w:val="aa"/>
+        <w:numPr>
+          <w:ilvl w:val="1"/>
+          <w:numId w:val="12"/>
+        </w:numPr>
+        <w:jc w:val="both"/>
+        <w:rPr>
+          <w:rFonts w:eastAsia="標楷體"/>
+          <w:sz w:val="28"/>
+          <w:shd w:val="pct15" w:color="auto" w:fill="FFFFFF"/>
+        </w:rPr>
+      </w:pPr>
+      <w:r>
+        <w:rPr>
+          <w:rFonts w:eastAsia="標楷體" w:hint="eastAsia"/>
+          <w:sz w:val="28"/>
+          <w:shd w:val="pct15" w:color="auto" w:fill="FFFFFF"/>
+        </w:rPr>
+        <w:t>年幼群體的使用情況不明，需要進行用戶測試和市場調查。</w:t>
+      </w:r>
+    </w:p>
+    <w:p>
+      <w:pPr>
+        <w:pStyle w:val="aa"/>
+        <w:numPr>
+          <w:ilvl w:val="0"/>
+          <w:numId w:val="12"/>
+        </w:numPr>
+        <w:tabs>
+          <w:tab w:val="num" w:pos="360"/>
+        </w:tabs>
+        <w:jc w:val="both"/>
+        <w:rPr>
+          <w:rFonts w:eastAsia="標楷體"/>
+          <w:sz w:val="28"/>
+          <w:shd w:val="pct15" w:color="auto" w:fill="FFFFFF"/>
+        </w:rPr>
+      </w:pPr>
+      <w:r>
+        <w:rPr>
+          <w:rFonts w:eastAsia="標楷體" w:hint="eastAsia"/>
+          <w:sz w:val="28"/>
+          <w:shd w:val="pct15" w:color="auto" w:fill="FFFFFF"/>
+        </w:rPr>
+        <w:t>可行性結論：</w:t>
+      </w:r>
+    </w:p>
+    <w:p>
+      <w:pPr>
+        <w:pStyle w:val="aa"/>
+        <w:numPr>
+          <w:ilvl w:val="1"/>
+          <w:numId w:val="12"/>
+        </w:numPr>
+        <w:jc w:val="both"/>
+        <w:rPr>
+          <w:rFonts w:eastAsia="標楷體"/>
+          <w:sz w:val="28"/>
+          <w:shd w:val="pct15" w:color="auto" w:fill="FFFFFF"/>
+        </w:rPr>
+      </w:pPr>
+      <w:r>
+        <w:rPr>
+          <w:rFonts w:eastAsia="標楷體" w:hint="eastAsia"/>
+          <w:sz w:val="28"/>
+          <w:shd w:val="pct15" w:color="auto" w:fill="FFFFFF"/>
+        </w:rPr>
+        <w:t>學習</w:t>
+      </w:r>
+      <w:r>
+        <w:rPr>
+          <w:rFonts w:eastAsia="標楷體" w:hint="eastAsia"/>
+          <w:sz w:val="28"/>
+          <w:shd w:val="pct15" w:color="auto" w:fill="FFFFFF"/>
+        </w:rPr>
+        <w:t>App</w:t>
+      </w:r>
+      <w:r>
+        <w:rPr>
+          <w:rFonts w:eastAsia="標楷體" w:hint="eastAsia"/>
+          <w:sz w:val="28"/>
+          <w:shd w:val="pct15" w:color="auto" w:fill="FFFFFF"/>
+        </w:rPr>
+        <w:t>在當前市場具有一定的潛在需求，但也面臨著激烈競爭和技術更新的挑戰。</w:t>
+      </w:r>
+    </w:p>
+    <w:p>
+      <w:pPr>
+        <w:pStyle w:val="aa"/>
+        <w:numPr>
+          <w:ilvl w:val="1"/>
+          <w:numId w:val="12"/>
+        </w:numPr>
+        <w:tabs>
+          <w:tab w:val="num" w:pos="360"/>
+        </w:tabs>
+        <w:jc w:val="both"/>
+        <w:rPr>
+          <w:rFonts w:eastAsia="標楷體"/>
+          <w:sz w:val="28"/>
+          <w:shd w:val="pct15" w:color="auto" w:fill="FFFFFF"/>
+        </w:rPr>
+      </w:pPr>
+      <w:r>
+        <w:rPr>
+          <w:rFonts w:eastAsia="標楷體" w:hint="eastAsia"/>
+          <w:sz w:val="28"/>
+          <w:shd w:val="pct15" w:color="auto" w:fill="FFFFFF"/>
+        </w:rPr>
+        <w:lastRenderedPageBreak/>
+        <w:t>透過深入的市場研究和技術優化，以及創新的經營策略，可以提高可行性和成功機會。</w:t>
+      </w:r>
+    </w:p>
+    <w:p>
+      <w:pPr>
+        <w:widowControl/>
+        <w:rPr>
+          <w:rFonts w:eastAsia="標楷體"/>
+          <w:sz w:val="28"/>
+        </w:rPr>
+      </w:pPr>
+      <w:r>
+        <w:rPr>
+          <w:rFonts w:eastAsia="標楷體"/>
+          <w:sz w:val="28"/>
+        </w:rPr>
+        <w:br w:type="page"/>
+      </w:r>
+    </w:p>
+    <w:p>
+      <w:pPr>
+        <w:tabs>
+          <w:tab w:val="num" w:pos="360"/>
+        </w:tabs>
+        <w:jc w:val="both"/>
+        <w:outlineLvl w:val="1"/>
+        <w:rPr>
+          <w:rFonts w:eastAsia="標楷體"/>
+          <w:sz w:val="32"/>
+          <w:szCs w:val="32"/>
+          <w:shd w:val="pct15" w:color="auto" w:fill="FFFFFF"/>
+        </w:rPr>
+      </w:pPr>
+      <w:bookmarkStart w:id="5" w:name="_Toc167696209"/>
+      <w:bookmarkStart w:id="6" w:name="_Toc179739971"/>
+      <w:r>
+        <w:rPr>
+          <w:rFonts w:eastAsia="標楷體" w:hint="eastAsia"/>
+          <w:sz w:val="32"/>
+          <w:szCs w:val="32"/>
+          <w:shd w:val="pct15" w:color="auto" w:fill="FFFFFF"/>
+        </w:rPr>
+        <w:lastRenderedPageBreak/>
+        <w:t>2-2</w:t>
+      </w:r>
+      <w:r>
+        <w:rPr>
+          <w:rFonts w:eastAsia="標楷體" w:hint="eastAsia"/>
+          <w:sz w:val="32"/>
+          <w:szCs w:val="32"/>
+          <w:shd w:val="pct15" w:color="auto" w:fill="FFFFFF"/>
+        </w:rPr>
+        <w:t>商業模式</w:t>
+      </w:r>
+      <w:bookmarkEnd w:id="5"/>
+      <w:bookmarkEnd w:id="6"/>
+    </w:p>
+    <w:p>
+      <w:pPr>
+        <w:pStyle w:val="af1"/>
+        <w:keepNext/>
+        <w:spacing w:before="160" w:after="0" w:line="240" w:lineRule="auto"/>
+        <w:jc w:val="center"/>
+        <w:rPr>
+          <w:rFonts w:ascii="Times New Roman" w:eastAsia="標楷體" w:hAnsi="Times New Roman"/>
+          <w:sz w:val="24"/>
+          <w:shd w:val="pct15" w:color="auto" w:fill="FFFFFF"/>
+        </w:rPr>
+      </w:pPr>
+      <w:r>
+        <w:rPr>
+          <w:rFonts w:ascii="Times New Roman" w:eastAsia="標楷體" w:hAnsi="Times New Roman" w:hint="eastAsia"/>
+          <w:sz w:val="24"/>
+          <w:shd w:val="pct15" w:color="auto" w:fill="FFFFFF"/>
+        </w:rPr>
+        <w:t>表</w:t>
+      </w:r>
+      <w:r>
+        <w:rPr>
+          <w:rFonts w:ascii="Times New Roman" w:eastAsia="標楷體" w:hAnsi="Times New Roman" w:hint="eastAsia"/>
+          <w:sz w:val="24"/>
+          <w:shd w:val="pct15" w:color="auto" w:fill="FFFFFF"/>
+        </w:rPr>
+        <w:t xml:space="preserve"> 2-2-1</w:t>
+      </w:r>
+      <w:r>
+        <w:rPr>
+          <w:rFonts w:ascii="Times New Roman" w:eastAsia="標楷體" w:hAnsi="Times New Roman" w:hint="eastAsia"/>
+          <w:sz w:val="24"/>
+          <w:shd w:val="pct15" w:color="auto" w:fill="FFFFFF"/>
+        </w:rPr>
+        <w:t>：商業模式</w:t>
+      </w:r>
+    </w:p>
+    <w:tbl>
+      <w:tblPr>
+        <w:tblStyle w:val="af0"/>
+        <w:tblW w:w="0" w:type="auto"/>
+        <w:tblLook w:val="04A0" w:firstRow="1" w:lastRow="0" w:firstColumn="1" w:lastColumn="0" w:noHBand="0" w:noVBand="1"/>
+      </w:tblPr>
+      <w:tblGrid>
+        <w:gridCol w:w="1606"/>
+        <w:gridCol w:w="1820"/>
+        <w:gridCol w:w="720"/>
+        <w:gridCol w:w="1151"/>
+        <w:gridCol w:w="1608"/>
+        <w:gridCol w:w="1391"/>
+      </w:tblGrid>
+      <w:tr>
+        <w:tc>
+          <w:tcPr>
+            <w:tcW w:w="1980" w:type="dxa"/>
+            <w:vMerge w:val="restart"/>
+          </w:tcPr>
+          <w:p>
+            <w:pPr>
+              <w:pStyle w:val="af1"/>
+              <w:rPr>
+                <w:rFonts w:ascii="Times New Roman" w:eastAsia="標楷體" w:hAnsi="Times New Roman"/>
+                <w:b/>
+                <w:bCs/>
+                <w:sz w:val="28"/>
+                <w:szCs w:val="28"/>
+                <w:shd w:val="pct15" w:color="auto" w:fill="FFFFFF"/>
+                <w:lang w:eastAsia="ja-JP"/>
+              </w:rPr>
+            </w:pPr>
+            <w:bookmarkStart w:id="7" w:name="_Toc167702324"/>
+            <w:bookmarkStart w:id="8" w:name="_Toc167702333"/>
+            <w:r>
+              <w:rPr>
+                <w:rFonts w:ascii="Times New Roman" w:eastAsia="標楷體" w:hAnsi="Times New Roman" w:hint="eastAsia"/>
+                <w:b/>
+                <w:bCs/>
+                <w:sz w:val="28"/>
+                <w:szCs w:val="28"/>
+                <w:shd w:val="pct15" w:color="auto" w:fill="FFFFFF"/>
+                <w:lang w:eastAsia="ja-JP"/>
+              </w:rPr>
+              <w:t>關鍵合作夥伴</w:t>
+            </w:r>
+          </w:p>
+          <w:p>
+            <w:pPr>
+              <w:spacing w:after="60"/>
+              <w:rPr>
+                <w:rFonts w:ascii="標楷體" w:eastAsia="標楷體" w:hAnsi="標楷體"/>
+                <w:shd w:val="pct15" w:color="auto" w:fill="FFFFFF"/>
+                <w:lang w:eastAsia="ja-JP"/>
+              </w:rPr>
+            </w:pPr>
+            <w:r>
+              <w:rPr>
+                <w:rFonts w:ascii="標楷體" w:eastAsia="標楷體" w:hAnsi="標楷體" w:hint="eastAsia"/>
+                <w:shd w:val="pct15" w:color="auto" w:fill="FFFFFF"/>
+                <w:lang w:eastAsia="ja-JP"/>
+              </w:rPr>
+              <w:t>・教育機構</w:t>
+            </w:r>
+          </w:p>
+          <w:p>
+            <w:pPr>
+              <w:spacing w:after="60"/>
+              <w:rPr>
+                <w:rFonts w:ascii="標楷體" w:eastAsia="標楷體" w:hAnsi="標楷體"/>
+                <w:shd w:val="pct15" w:color="auto" w:fill="FFFFFF"/>
+              </w:rPr>
+            </w:pPr>
+            <w:r>
+              <w:rPr>
+                <w:rFonts w:ascii="標楷體" w:eastAsia="標楷體" w:hAnsi="標楷體" w:hint="eastAsia"/>
+                <w:shd w:val="pct15" w:color="auto" w:fill="FFFFFF"/>
+              </w:rPr>
+              <w:t>・廣告商</w:t>
+            </w:r>
+          </w:p>
+        </w:tc>
+        <w:tc>
+          <w:tcPr>
+            <w:tcW w:w="2268" w:type="dxa"/>
+          </w:tcPr>
+          <w:p>
+            <w:pPr>
+              <w:pStyle w:val="af1"/>
+              <w:rPr>
+                <w:rFonts w:ascii="Times New Roman" w:eastAsia="標楷體" w:hAnsi="Times New Roman"/>
+                <w:b/>
+                <w:bCs/>
+                <w:sz w:val="28"/>
+                <w:szCs w:val="28"/>
+                <w:shd w:val="pct15" w:color="auto" w:fill="FFFFFF"/>
+                <w:lang w:eastAsia="ja-JP"/>
+              </w:rPr>
+            </w:pPr>
+            <w:r>
+              <w:rPr>
+                <w:rFonts w:ascii="Times New Roman" w:eastAsia="標楷體" w:hAnsi="Times New Roman" w:hint="eastAsia"/>
+                <w:b/>
+                <w:bCs/>
+                <w:sz w:val="28"/>
+                <w:szCs w:val="28"/>
+                <w:shd w:val="pct15" w:color="auto" w:fill="FFFFFF"/>
+                <w:lang w:eastAsia="ja-JP"/>
+              </w:rPr>
+              <w:t>關鍵活動</w:t>
+            </w:r>
+          </w:p>
+          <w:p>
+            <w:pPr>
+              <w:spacing w:after="60"/>
+              <w:rPr>
+                <w:rFonts w:ascii="標楷體" w:eastAsia="標楷體" w:hAnsi="標楷體"/>
+                <w:shd w:val="pct15" w:color="auto" w:fill="FFFFFF"/>
+                <w:lang w:eastAsia="ja-JP"/>
+              </w:rPr>
+            </w:pPr>
+            <w:r>
+              <w:rPr>
+                <w:rFonts w:ascii="標楷體" w:eastAsia="標楷體" w:hAnsi="標楷體" w:hint="eastAsia"/>
+                <w:shd w:val="pct15" w:color="auto" w:fill="FFFFFF"/>
+                <w:lang w:eastAsia="ja-JP"/>
+              </w:rPr>
+              <w:t>・平台開發和維護</w:t>
+            </w:r>
+          </w:p>
+          <w:p>
+            <w:pPr>
+              <w:spacing w:after="60"/>
+              <w:rPr>
+                <w:rFonts w:ascii="標楷體" w:eastAsia="標楷體" w:hAnsi="標楷體"/>
+                <w:shd w:val="pct15" w:color="auto" w:fill="FFFFFF"/>
+                <w:lang w:eastAsia="ja-JP"/>
+              </w:rPr>
+            </w:pPr>
+            <w:r>
+              <w:rPr>
+                <w:rFonts w:ascii="標楷體" w:eastAsia="標楷體" w:hAnsi="標楷體" w:hint="eastAsia"/>
+                <w:shd w:val="pct15" w:color="auto" w:fill="FFFFFF"/>
+                <w:lang w:eastAsia="ja-JP"/>
+              </w:rPr>
+              <w:t>・內容創建和更新</w:t>
+            </w:r>
+          </w:p>
+          <w:p>
+            <w:pPr>
+              <w:spacing w:after="60"/>
+              <w:rPr>
+                <w:rFonts w:ascii="標楷體" w:eastAsia="標楷體" w:hAnsi="標楷體"/>
+                <w:shd w:val="pct15" w:color="auto" w:fill="FFFFFF"/>
+                <w:lang w:eastAsia="ja-JP"/>
+              </w:rPr>
+            </w:pPr>
+            <w:r>
+              <w:rPr>
+                <w:rFonts w:ascii="標楷體" w:eastAsia="標楷體" w:hAnsi="標楷體" w:hint="eastAsia"/>
+                <w:shd w:val="pct15" w:color="auto" w:fill="FFFFFF"/>
+                <w:lang w:eastAsia="ja-JP"/>
+              </w:rPr>
+              <w:t>・用戶支持與客戶服務</w:t>
+            </w:r>
+          </w:p>
+          <w:p>
+            <w:pPr>
+              <w:spacing w:after="60"/>
+              <w:rPr>
+                <w:rFonts w:ascii="標楷體" w:eastAsia="標楷體" w:hAnsi="標楷體"/>
+                <w:shd w:val="pct15" w:color="auto" w:fill="FFFFFF"/>
+              </w:rPr>
+            </w:pPr>
+            <w:r>
+              <w:rPr>
+                <w:rFonts w:ascii="標楷體" w:eastAsia="標楷體" w:hAnsi="標楷體" w:hint="eastAsia"/>
+                <w:shd w:val="pct15" w:color="auto" w:fill="FFFFFF"/>
+              </w:rPr>
+              <w:t>・市場營銷和推廣</w:t>
+            </w:r>
+          </w:p>
+        </w:tc>
+        <w:tc>
+          <w:tcPr>
+            <w:tcW w:w="2268" w:type="dxa"/>
+            <w:gridSpan w:val="2"/>
+            <w:vMerge w:val="restart"/>
+          </w:tcPr>
+          <w:p>
+            <w:pPr>
+              <w:pStyle w:val="af1"/>
+              <w:rPr>
+                <w:rFonts w:ascii="Times New Roman" w:eastAsia="標楷體" w:hAnsi="Times New Roman"/>
+                <w:b/>
+                <w:bCs/>
+                <w:sz w:val="28"/>
+                <w:szCs w:val="28"/>
+                <w:shd w:val="pct15" w:color="auto" w:fill="FFFFFF"/>
+                <w:lang w:eastAsia="ja-JP"/>
+              </w:rPr>
+            </w:pPr>
+            <w:r>
+              <w:rPr>
+                <w:rFonts w:ascii="Times New Roman" w:eastAsia="標楷體" w:hAnsi="Times New Roman" w:hint="eastAsia"/>
+                <w:b/>
+                <w:bCs/>
+                <w:sz w:val="28"/>
+                <w:szCs w:val="28"/>
+                <w:shd w:val="pct15" w:color="auto" w:fill="FFFFFF"/>
+                <w:lang w:eastAsia="ja-JP"/>
+              </w:rPr>
+              <w:t>價值主張</w:t>
+            </w:r>
+          </w:p>
+          <w:p>
+            <w:pPr>
+              <w:spacing w:after="60"/>
+              <w:rPr>
+                <w:rFonts w:ascii="標楷體" w:eastAsia="標楷體" w:hAnsi="標楷體"/>
+                <w:shd w:val="pct15" w:color="auto" w:fill="FFFFFF"/>
+                <w:lang w:eastAsia="ja-JP"/>
+              </w:rPr>
+            </w:pPr>
+            <w:r>
+              <w:rPr>
+                <w:rFonts w:ascii="標楷體" w:eastAsia="標楷體" w:hAnsi="標楷體" w:hint="eastAsia"/>
+                <w:shd w:val="pct15" w:color="auto" w:fill="FFFFFF"/>
+                <w:lang w:eastAsia="ja-JP"/>
+              </w:rPr>
+              <w:t>・提供高效、友好的學習環境</w:t>
+            </w:r>
+          </w:p>
+          <w:p>
+            <w:pPr>
+              <w:spacing w:after="60"/>
+              <w:rPr>
+                <w:rFonts w:ascii="標楷體" w:eastAsia="標楷體" w:hAnsi="標楷體"/>
+                <w:shd w:val="pct15" w:color="auto" w:fill="FFFFFF"/>
+                <w:lang w:eastAsia="ja-JP"/>
+              </w:rPr>
+            </w:pPr>
+            <w:r>
+              <w:rPr>
+                <w:rFonts w:ascii="標楷體" w:eastAsia="標楷體" w:hAnsi="標楷體" w:hint="eastAsia"/>
+                <w:shd w:val="pct15" w:color="auto" w:fill="FFFFFF"/>
+                <w:lang w:eastAsia="ja-JP"/>
+              </w:rPr>
+              <w:t>・個性化學習</w:t>
+            </w:r>
+          </w:p>
+          <w:p>
+            <w:pPr>
+              <w:spacing w:after="60"/>
+              <w:rPr>
+                <w:rFonts w:ascii="標楷體" w:eastAsia="標楷體" w:hAnsi="標楷體"/>
+                <w:shd w:val="pct15" w:color="auto" w:fill="FFFFFF"/>
+                <w:lang w:eastAsia="ja-JP"/>
+              </w:rPr>
+            </w:pPr>
+            <w:r>
+              <w:rPr>
+                <w:rFonts w:ascii="標楷體" w:eastAsia="標楷體" w:hAnsi="標楷體" w:hint="eastAsia"/>
+                <w:shd w:val="pct15" w:color="auto" w:fill="FFFFFF"/>
+                <w:lang w:eastAsia="ja-JP"/>
+              </w:rPr>
+              <w:t>・專注模式和學習效率提升</w:t>
+            </w:r>
+          </w:p>
+          <w:p>
+            <w:pPr>
+              <w:spacing w:after="60"/>
+              <w:rPr>
+                <w:rFonts w:ascii="標楷體" w:eastAsia="標楷體" w:hAnsi="標楷體"/>
+                <w:sz w:val="22"/>
+                <w:shd w:val="pct15" w:color="auto" w:fill="FFFFFF"/>
+                <w:lang w:eastAsia="ja-JP"/>
+              </w:rPr>
+            </w:pPr>
+            <w:r>
+              <w:rPr>
+                <w:rFonts w:ascii="標楷體" w:eastAsia="標楷體" w:hAnsi="標楷體" w:hint="eastAsia"/>
+                <w:shd w:val="pct15" w:color="auto" w:fill="FFFFFF"/>
+                <w:lang w:eastAsia="ja-JP"/>
+              </w:rPr>
+              <w:t>・競賽遊戲和集點獎勵功能</w:t>
+            </w:r>
+          </w:p>
+        </w:tc>
+        <w:tc>
+          <w:tcPr>
+            <w:tcW w:w="1984" w:type="dxa"/>
+          </w:tcPr>
+          <w:p>
+            <w:pPr>
+              <w:pStyle w:val="af1"/>
+              <w:rPr>
+                <w:rFonts w:ascii="Times New Roman" w:eastAsia="標楷體" w:hAnsi="Times New Roman"/>
+                <w:b/>
+                <w:bCs/>
+                <w:sz w:val="28"/>
+                <w:szCs w:val="28"/>
+                <w:shd w:val="pct15" w:color="auto" w:fill="FFFFFF"/>
+                <w:lang w:eastAsia="ja-JP"/>
+              </w:rPr>
+            </w:pPr>
+            <w:r>
+              <w:rPr>
+                <w:rFonts w:ascii="Times New Roman" w:eastAsia="標楷體" w:hAnsi="Times New Roman" w:hint="eastAsia"/>
+                <w:b/>
+                <w:bCs/>
+                <w:sz w:val="28"/>
+                <w:szCs w:val="28"/>
+                <w:shd w:val="pct15" w:color="auto" w:fill="FFFFFF"/>
+                <w:lang w:eastAsia="ja-JP"/>
+              </w:rPr>
+              <w:t>顧客關係</w:t>
+            </w:r>
+          </w:p>
+          <w:p>
+            <w:pPr>
+              <w:spacing w:after="60"/>
+              <w:rPr>
+                <w:rFonts w:ascii="標楷體" w:eastAsia="標楷體" w:hAnsi="標楷體"/>
+                <w:shd w:val="pct15" w:color="auto" w:fill="FFFFFF"/>
+                <w:lang w:eastAsia="ja-JP"/>
+              </w:rPr>
+            </w:pPr>
+            <w:r>
+              <w:rPr>
+                <w:rFonts w:ascii="標楷體" w:eastAsia="標楷體" w:hAnsi="標楷體" w:hint="eastAsia"/>
+                <w:shd w:val="pct15" w:color="auto" w:fill="FFFFFF"/>
+                <w:lang w:eastAsia="ja-JP"/>
+              </w:rPr>
+              <w:t>・定期更新</w:t>
+            </w:r>
+          </w:p>
+          <w:p>
+            <w:pPr>
+              <w:spacing w:after="60"/>
+              <w:rPr>
+                <w:rFonts w:ascii="標楷體" w:eastAsia="標楷體" w:hAnsi="標楷體"/>
+                <w:sz w:val="28"/>
+                <w:szCs w:val="28"/>
+                <w:shd w:val="pct15" w:color="auto" w:fill="FFFFFF"/>
+                <w:lang w:eastAsia="ja-JP"/>
+              </w:rPr>
+            </w:pPr>
+            <w:r>
+              <w:rPr>
+                <w:rFonts w:ascii="標楷體" w:eastAsia="標楷體" w:hAnsi="標楷體" w:hint="eastAsia"/>
+                <w:shd w:val="pct15" w:color="auto" w:fill="FFFFFF"/>
+                <w:lang w:eastAsia="ja-JP"/>
+              </w:rPr>
+              <w:t>・用戶互動</w:t>
+            </w:r>
+          </w:p>
+        </w:tc>
+        <w:tc>
+          <w:tcPr>
+            <w:tcW w:w="1694" w:type="dxa"/>
+            <w:vMerge w:val="restart"/>
+          </w:tcPr>
+          <w:p>
+            <w:pPr>
+              <w:pStyle w:val="af1"/>
+              <w:rPr>
+                <w:rFonts w:ascii="Times New Roman" w:eastAsia="標楷體" w:hAnsi="Times New Roman"/>
+                <w:b/>
+                <w:bCs/>
+                <w:sz w:val="28"/>
+                <w:szCs w:val="28"/>
+                <w:shd w:val="pct15" w:color="auto" w:fill="FFFFFF"/>
+                <w:lang w:eastAsia="ja-JP"/>
+              </w:rPr>
+            </w:pPr>
+            <w:r>
+              <w:rPr>
+                <w:rFonts w:ascii="Times New Roman" w:eastAsia="標楷體" w:hAnsi="Times New Roman" w:hint="eastAsia"/>
+                <w:b/>
+                <w:bCs/>
+                <w:sz w:val="28"/>
+                <w:szCs w:val="28"/>
+                <w:shd w:val="pct15" w:color="auto" w:fill="FFFFFF"/>
+                <w:lang w:eastAsia="ja-JP"/>
+              </w:rPr>
+              <w:t>目標客群</w:t>
+            </w:r>
+          </w:p>
+          <w:p>
+            <w:pPr>
+              <w:spacing w:after="60"/>
+              <w:rPr>
+                <w:rFonts w:ascii="標楷體" w:eastAsia="標楷體" w:hAnsi="標楷體"/>
+                <w:shd w:val="pct15" w:color="auto" w:fill="FFFFFF"/>
+                <w:lang w:eastAsia="ja-JP"/>
+              </w:rPr>
+            </w:pPr>
+            <w:r>
+              <w:rPr>
+                <w:rFonts w:ascii="標楷體" w:eastAsia="標楷體" w:hAnsi="標楷體" w:hint="eastAsia"/>
+                <w:shd w:val="pct15" w:color="auto" w:fill="FFFFFF"/>
+                <w:lang w:eastAsia="ja-JP"/>
+              </w:rPr>
+              <w:t>・國中生</w:t>
+            </w:r>
+          </w:p>
+          <w:p>
+            <w:pPr>
+              <w:spacing w:after="60"/>
+              <w:rPr>
+                <w:rFonts w:ascii="標楷體" w:eastAsia="標楷體" w:hAnsi="標楷體"/>
+                <w:shd w:val="pct15" w:color="auto" w:fill="FFFFFF"/>
+                <w:lang w:eastAsia="ja-JP"/>
+              </w:rPr>
+            </w:pPr>
+            <w:r>
+              <w:rPr>
+                <w:rFonts w:ascii="標楷體" w:eastAsia="標楷體" w:hAnsi="標楷體" w:hint="eastAsia"/>
+                <w:shd w:val="pct15" w:color="auto" w:fill="FFFFFF"/>
+                <w:lang w:eastAsia="ja-JP"/>
+              </w:rPr>
+              <w:t>・教育機構</w:t>
+            </w:r>
+          </w:p>
+        </w:tc>
+      </w:tr>
+      <w:tr>
+        <w:tc>
+          <w:tcPr>
+            <w:tcW w:w="1980" w:type="dxa"/>
+            <w:vMerge/>
+          </w:tcPr>
+          <w:p>
+            <w:pPr>
+              <w:pStyle w:val="af1"/>
+              <w:rPr>
+                <w:rFonts w:ascii="Times New Roman" w:eastAsia="標楷體" w:hAnsi="Times New Roman"/>
+                <w:sz w:val="28"/>
+                <w:szCs w:val="28"/>
+                <w:shd w:val="pct15" w:color="auto" w:fill="FFFFFF"/>
+                <w:lang w:eastAsia="ja-JP"/>
+              </w:rPr>
+            </w:pPr>
+          </w:p>
+        </w:tc>
+        <w:tc>
+          <w:tcPr>
+            <w:tcW w:w="2268" w:type="dxa"/>
+          </w:tcPr>
+          <w:p>
+            <w:pPr>
+              <w:pStyle w:val="af1"/>
+              <w:rPr>
+                <w:rFonts w:ascii="Times New Roman" w:eastAsia="標楷體" w:hAnsi="Times New Roman"/>
+                <w:b/>
+                <w:bCs/>
+                <w:sz w:val="28"/>
+                <w:szCs w:val="28"/>
+                <w:shd w:val="pct15" w:color="auto" w:fill="FFFFFF"/>
+                <w:lang w:eastAsia="ja-JP"/>
+              </w:rPr>
+            </w:pPr>
+            <w:r>
+              <w:rPr>
+                <w:rFonts w:ascii="Times New Roman" w:eastAsia="標楷體" w:hAnsi="Times New Roman" w:hint="eastAsia"/>
+                <w:b/>
+                <w:bCs/>
+                <w:sz w:val="28"/>
+                <w:szCs w:val="28"/>
+                <w:shd w:val="pct15" w:color="auto" w:fill="FFFFFF"/>
+                <w:lang w:eastAsia="ja-JP"/>
+              </w:rPr>
+              <w:t>關鍵資源</w:t>
+            </w:r>
+          </w:p>
+          <w:p>
+            <w:pPr>
+              <w:rPr>
+                <w:rFonts w:ascii="標楷體" w:eastAsia="標楷體" w:hAnsi="標楷體"/>
+                <w:shd w:val="pct15" w:color="auto" w:fill="FFFFFF"/>
+                <w:lang w:eastAsia="ja-JP"/>
+              </w:rPr>
+            </w:pPr>
+            <w:r>
+              <w:rPr>
+                <w:rFonts w:ascii="標楷體" w:eastAsia="標楷體" w:hAnsi="標楷體" w:hint="eastAsia"/>
+                <w:shd w:val="pct15" w:color="auto" w:fill="FFFFFF"/>
+                <w:lang w:eastAsia="ja-JP"/>
+              </w:rPr>
+              <w:t>・開發團隊</w:t>
+            </w:r>
+          </w:p>
+          <w:p>
+            <w:pPr>
+              <w:rPr>
+                <w:rFonts w:ascii="標楷體" w:eastAsia="標楷體" w:hAnsi="標楷體"/>
+                <w:shd w:val="pct15" w:color="auto" w:fill="FFFFFF"/>
+                <w:lang w:eastAsia="ja-JP"/>
+              </w:rPr>
+            </w:pPr>
+            <w:r>
+              <w:rPr>
+                <w:rFonts w:ascii="標楷體" w:eastAsia="標楷體" w:hAnsi="標楷體" w:hint="eastAsia"/>
+                <w:shd w:val="pct15" w:color="auto" w:fill="FFFFFF"/>
+                <w:lang w:eastAsia="ja-JP"/>
+              </w:rPr>
+              <w:t>・伺服器和技術基礎設施</w:t>
+            </w:r>
+          </w:p>
+          <w:p>
+            <w:pPr>
+              <w:rPr>
+                <w:rFonts w:ascii="標楷體" w:eastAsia="標楷體" w:hAnsi="標楷體"/>
+                <w:shd w:val="pct15" w:color="auto" w:fill="FFFFFF"/>
+                <w:lang w:eastAsia="ja-JP"/>
+              </w:rPr>
+            </w:pPr>
+            <w:r>
+              <w:rPr>
+                <w:rFonts w:ascii="標楷體" w:eastAsia="標楷體" w:hAnsi="標楷體" w:hint="eastAsia"/>
+                <w:shd w:val="pct15" w:color="auto" w:fill="FFFFFF"/>
+                <w:lang w:eastAsia="ja-JP"/>
+              </w:rPr>
+              <w:t>・學習內容和資源</w:t>
+            </w:r>
+          </w:p>
+          <w:p>
+            <w:pPr>
+              <w:rPr>
+                <w:rFonts w:ascii="標楷體" w:eastAsia="標楷體" w:hAnsi="標楷體"/>
+                <w:shd w:val="pct15" w:color="auto" w:fill="FFFFFF"/>
+                <w:lang w:eastAsia="ja-JP"/>
+              </w:rPr>
+            </w:pPr>
+            <w:r>
+              <w:rPr>
+                <w:rFonts w:ascii="標楷體" w:eastAsia="標楷體" w:hAnsi="標楷體" w:hint="eastAsia"/>
+                <w:shd w:val="pct15" w:color="auto" w:fill="FFFFFF"/>
+                <w:lang w:eastAsia="ja-JP"/>
+              </w:rPr>
+              <w:t>・市場推廣資源</w:t>
+            </w:r>
+          </w:p>
+        </w:tc>
+        <w:tc>
+          <w:tcPr>
+            <w:tcW w:w="2268" w:type="dxa"/>
+            <w:gridSpan w:val="2"/>
+            <w:vMerge/>
+          </w:tcPr>
+          <w:p>
+            <w:pPr>
+              <w:pStyle w:val="af1"/>
+              <w:rPr>
+                <w:rFonts w:ascii="Times New Roman" w:eastAsia="標楷體" w:hAnsi="Times New Roman"/>
+                <w:sz w:val="28"/>
+                <w:szCs w:val="28"/>
+                <w:shd w:val="pct15" w:color="auto" w:fill="FFFFFF"/>
+                <w:lang w:eastAsia="ja-JP"/>
+              </w:rPr>
+            </w:pPr>
+          </w:p>
+        </w:tc>
+        <w:tc>
+          <w:tcPr>
+            <w:tcW w:w="1984" w:type="dxa"/>
+          </w:tcPr>
+          <w:p>
+            <w:pPr>
+              <w:pStyle w:val="af1"/>
+              <w:rPr>
+                <w:rFonts w:ascii="Times New Roman" w:eastAsia="標楷體" w:hAnsi="Times New Roman"/>
+                <w:b/>
+                <w:bCs/>
+                <w:sz w:val="28"/>
+                <w:szCs w:val="28"/>
+                <w:shd w:val="pct15" w:color="auto" w:fill="FFFFFF"/>
+                <w:lang w:eastAsia="ja-JP"/>
+              </w:rPr>
+            </w:pPr>
+            <w:r>
+              <w:rPr>
+                <w:rFonts w:ascii="Times New Roman" w:eastAsia="標楷體" w:hAnsi="Times New Roman" w:hint="eastAsia"/>
+                <w:b/>
+                <w:bCs/>
+                <w:sz w:val="28"/>
+                <w:szCs w:val="28"/>
+                <w:shd w:val="pct15" w:color="auto" w:fill="FFFFFF"/>
+                <w:lang w:eastAsia="ja-JP"/>
+              </w:rPr>
+              <w:t>通路</w:t>
+            </w:r>
+          </w:p>
+          <w:p>
+            <w:pPr>
+              <w:spacing w:after="60"/>
+              <w:rPr>
+                <w:rFonts w:ascii="標楷體" w:eastAsia="標楷體" w:hAnsi="標楷體"/>
+                <w:shd w:val="pct15" w:color="auto" w:fill="FFFFFF"/>
+                <w:lang w:eastAsia="ja-JP"/>
+              </w:rPr>
+            </w:pPr>
+            <w:r>
+              <w:rPr>
+                <w:rFonts w:ascii="標楷體" w:eastAsia="標楷體" w:hAnsi="標楷體" w:hint="eastAsia"/>
+                <w:shd w:val="pct15" w:color="auto" w:fill="FFFFFF"/>
+                <w:lang w:eastAsia="ja-JP"/>
+              </w:rPr>
+              <w:t>・線上平台</w:t>
+            </w:r>
+          </w:p>
+          <w:p>
+            <w:pPr>
+              <w:spacing w:after="60"/>
+              <w:rPr>
+                <w:rFonts w:eastAsia="標楷體"/>
+                <w:sz w:val="22"/>
+                <w:shd w:val="pct15" w:color="auto" w:fill="FFFFFF"/>
+                <w:lang w:eastAsia="ja-JP"/>
+              </w:rPr>
+            </w:pPr>
+            <w:r>
+              <w:rPr>
+                <w:rFonts w:ascii="標楷體" w:eastAsia="標楷體" w:hAnsi="標楷體" w:hint="eastAsia"/>
+                <w:shd w:val="pct15" w:color="auto" w:fill="FFFFFF"/>
+                <w:lang w:eastAsia="ja-JP"/>
+              </w:rPr>
+              <w:t>・教育機構合作</w:t>
+            </w:r>
+          </w:p>
+        </w:tc>
+        <w:tc>
+          <w:tcPr>
+            <w:tcW w:w="1694" w:type="dxa"/>
+            <w:vMerge/>
+          </w:tcPr>
+          <w:p>
+            <w:pPr>
+              <w:pStyle w:val="af1"/>
+              <w:rPr>
+                <w:rFonts w:ascii="Times New Roman" w:eastAsia="標楷體" w:hAnsi="Times New Roman"/>
+                <w:sz w:val="28"/>
+                <w:szCs w:val="28"/>
+                <w:shd w:val="pct15" w:color="auto" w:fill="FFFFFF"/>
+                <w:lang w:eastAsia="ja-JP"/>
+              </w:rPr>
+            </w:pPr>
+          </w:p>
+        </w:tc>
+      </w:tr>
+      <w:tr>
+        <w:tc>
+          <w:tcPr>
+            <w:tcW w:w="5096" w:type="dxa"/>
+            <w:gridSpan w:val="3"/>
+          </w:tcPr>
+          <w:p>
+            <w:pPr>
+              <w:pStyle w:val="af1"/>
+              <w:rPr>
+                <w:rFonts w:ascii="Times New Roman" w:eastAsia="標楷體" w:hAnsi="Times New Roman"/>
+                <w:b/>
+                <w:bCs/>
+                <w:sz w:val="28"/>
+                <w:szCs w:val="28"/>
+                <w:shd w:val="pct15" w:color="auto" w:fill="FFFFFF"/>
+                <w:lang w:eastAsia="ja-JP"/>
+              </w:rPr>
+            </w:pPr>
+            <w:r>
+              <w:rPr>
+                <w:rFonts w:ascii="Times New Roman" w:eastAsia="標楷體" w:hAnsi="Times New Roman" w:hint="eastAsia"/>
+                <w:b/>
+                <w:bCs/>
+                <w:sz w:val="28"/>
+                <w:szCs w:val="28"/>
+                <w:shd w:val="pct15" w:color="auto" w:fill="FFFFFF"/>
+                <w:lang w:eastAsia="ja-JP"/>
+              </w:rPr>
+              <w:t>成本結構</w:t>
+            </w:r>
+          </w:p>
+          <w:p>
+            <w:pPr>
+              <w:spacing w:after="60"/>
+              <w:rPr>
+                <w:rFonts w:ascii="標楷體" w:eastAsia="標楷體" w:hAnsi="標楷體"/>
+                <w:shd w:val="pct15" w:color="auto" w:fill="FFFFFF"/>
+                <w:lang w:eastAsia="ja-JP"/>
+              </w:rPr>
+            </w:pPr>
+            <w:r>
+              <w:rPr>
+                <w:rFonts w:ascii="標楷體" w:eastAsia="標楷體" w:hAnsi="標楷體" w:hint="eastAsia"/>
+                <w:shd w:val="pct15" w:color="auto" w:fill="FFFFFF"/>
+                <w:lang w:eastAsia="ja-JP"/>
+              </w:rPr>
+              <w:t>・開發和運營成本</w:t>
+            </w:r>
+          </w:p>
+          <w:p>
+            <w:pPr>
+              <w:spacing w:after="60"/>
+              <w:rPr>
+                <w:rFonts w:ascii="標楷體" w:eastAsia="標楷體" w:hAnsi="標楷體"/>
+                <w:shd w:val="pct15" w:color="auto" w:fill="FFFFFF"/>
+                <w:lang w:eastAsia="ja-JP"/>
+              </w:rPr>
+            </w:pPr>
+            <w:r>
+              <w:rPr>
+                <w:rFonts w:ascii="標楷體" w:eastAsia="標楷體" w:hAnsi="標楷體" w:hint="eastAsia"/>
+                <w:shd w:val="pct15" w:color="auto" w:fill="FFFFFF"/>
+                <w:lang w:eastAsia="ja-JP"/>
+              </w:rPr>
+              <w:t>・市場推廣和銷售成本</w:t>
+            </w:r>
+          </w:p>
+          <w:p>
+            <w:pPr>
+              <w:spacing w:after="60"/>
+              <w:rPr>
+                <w:rFonts w:ascii="標楷體" w:eastAsia="標楷體" w:hAnsi="標楷體"/>
+                <w:shd w:val="pct15" w:color="auto" w:fill="FFFFFF"/>
+                <w:lang w:eastAsia="ja-JP"/>
+              </w:rPr>
+            </w:pPr>
+            <w:r>
+              <w:rPr>
+                <w:rFonts w:ascii="標楷體" w:eastAsia="標楷體" w:hAnsi="標楷體" w:hint="eastAsia"/>
+                <w:shd w:val="pct15" w:color="auto" w:fill="FFFFFF"/>
+                <w:lang w:eastAsia="ja-JP"/>
+              </w:rPr>
+              <w:t>・伺服器和技術基礎設施成本</w:t>
+            </w:r>
+          </w:p>
+        </w:tc>
+        <w:tc>
+          <w:tcPr>
+            <w:tcW w:w="5098" w:type="dxa"/>
+            <w:gridSpan w:val="3"/>
+          </w:tcPr>
+          <w:p>
+            <w:pPr>
+              <w:pStyle w:val="af1"/>
+              <w:rPr>
+                <w:rFonts w:ascii="Times New Roman" w:eastAsia="標楷體" w:hAnsi="Times New Roman"/>
+                <w:b/>
+                <w:bCs/>
+                <w:sz w:val="28"/>
+                <w:szCs w:val="28"/>
+                <w:shd w:val="pct15" w:color="auto" w:fill="FFFFFF"/>
+                <w:lang w:eastAsia="ja-JP"/>
+              </w:rPr>
+            </w:pPr>
+            <w:r>
+              <w:rPr>
+                <w:rFonts w:ascii="Times New Roman" w:eastAsia="標楷體" w:hAnsi="Times New Roman" w:hint="eastAsia"/>
+                <w:b/>
+                <w:bCs/>
+                <w:sz w:val="28"/>
+                <w:szCs w:val="28"/>
+                <w:shd w:val="pct15" w:color="auto" w:fill="FFFFFF"/>
+                <w:lang w:eastAsia="ja-JP"/>
+              </w:rPr>
+              <w:t>收益流</w:t>
+            </w:r>
+          </w:p>
+          <w:p>
+            <w:pPr>
+              <w:spacing w:after="60"/>
+              <w:rPr>
+                <w:rFonts w:ascii="標楷體" w:eastAsia="標楷體" w:hAnsi="標楷體"/>
+                <w:shd w:val="pct15" w:color="auto" w:fill="FFFFFF"/>
+                <w:lang w:eastAsia="ja-JP"/>
+              </w:rPr>
+            </w:pPr>
+            <w:r>
+              <w:rPr>
+                <w:rFonts w:ascii="標楷體" w:eastAsia="標楷體" w:hAnsi="標楷體" w:hint="eastAsia"/>
+                <w:shd w:val="pct15" w:color="auto" w:fill="FFFFFF"/>
+                <w:lang w:eastAsia="ja-JP"/>
+              </w:rPr>
+              <w:t>・</w:t>
+            </w:r>
+            <w:r>
+              <w:rPr>
+                <w:rFonts w:ascii="標楷體" w:eastAsia="標楷體" w:hAnsi="標楷體"/>
+                <w:shd w:val="pct15" w:color="auto" w:fill="FFFFFF"/>
+                <w:lang w:eastAsia="ja-JP"/>
+              </w:rPr>
+              <w:t>廣告收入</w:t>
+            </w:r>
+          </w:p>
+          <w:p>
+            <w:pPr>
+              <w:spacing w:after="60"/>
+              <w:rPr>
+                <w:rFonts w:ascii="標楷體" w:eastAsia="標楷體" w:hAnsi="標楷體"/>
+                <w:shd w:val="pct15" w:color="auto" w:fill="FFFFFF"/>
+                <w:lang w:eastAsia="ja-JP"/>
+              </w:rPr>
+            </w:pPr>
+            <w:r>
+              <w:rPr>
+                <w:rFonts w:ascii="標楷體" w:eastAsia="標楷體" w:hAnsi="標楷體" w:hint="eastAsia"/>
+                <w:shd w:val="pct15" w:color="auto" w:fill="FFFFFF"/>
+                <w:lang w:eastAsia="ja-JP"/>
+              </w:rPr>
+              <w:t>・</w:t>
+            </w:r>
+            <w:r>
+              <w:rPr>
+                <w:rFonts w:ascii="標楷體" w:eastAsia="標楷體" w:hAnsi="標楷體"/>
+                <w:shd w:val="pct15" w:color="auto" w:fill="FFFFFF"/>
+                <w:lang w:eastAsia="ja-JP"/>
+              </w:rPr>
+              <w:t>合作夥伴</w:t>
+            </w:r>
+          </w:p>
+        </w:tc>
+      </w:tr>
+    </w:tbl>
+    <w:p>
+      <w:pPr>
+        <w:rPr>
+          <w:shd w:val="pct15" w:color="auto" w:fill="FFFFFF"/>
+        </w:rPr>
+      </w:pPr>
+      <w:bookmarkStart w:id="9" w:name="_Toc167696211"/>
+      <w:bookmarkEnd w:id="7"/>
+      <w:bookmarkEnd w:id="8"/>
+    </w:p>
+    <w:p>
+      <w:pPr>
+        <w:pStyle w:val="af1"/>
+        <w:keepNext/>
+        <w:spacing w:before="160" w:after="0" w:line="240" w:lineRule="auto"/>
+        <w:jc w:val="center"/>
+        <w:rPr>
+          <w:rFonts w:ascii="Times New Roman" w:eastAsia="標楷體" w:hAnsi="Times New Roman"/>
+          <w:sz w:val="24"/>
+          <w:shd w:val="pct15" w:color="auto" w:fill="FFFFFF"/>
+        </w:rPr>
+      </w:pPr>
+      <w:r>
+        <w:rPr>
+          <w:rFonts w:ascii="Times New Roman" w:eastAsia="標楷體" w:hAnsi="Times New Roman" w:hint="eastAsia"/>
+          <w:sz w:val="24"/>
+          <w:shd w:val="pct15" w:color="auto" w:fill="FFFFFF"/>
+        </w:rPr>
+        <w:t>表</w:t>
+      </w:r>
+      <w:r>
+        <w:rPr>
+          <w:rFonts w:ascii="Times New Roman" w:eastAsia="標楷體" w:hAnsi="Times New Roman" w:hint="eastAsia"/>
+          <w:sz w:val="24"/>
+          <w:shd w:val="pct15" w:color="auto" w:fill="FFFFFF"/>
+        </w:rPr>
+        <w:t xml:space="preserve"> 2-2-2</w:t>
+      </w:r>
+      <w:r>
+        <w:rPr>
+          <w:rFonts w:ascii="Times New Roman" w:eastAsia="標楷體" w:hAnsi="Times New Roman" w:hint="eastAsia"/>
+          <w:sz w:val="24"/>
+          <w:shd w:val="pct15" w:color="auto" w:fill="FFFFFF"/>
+        </w:rPr>
+        <w:t>：成本的量化估算</w:t>
+      </w:r>
+    </w:p>
+    <w:tbl>
+      <w:tblPr>
+        <w:tblStyle w:val="af0"/>
+        <w:tblW w:w="0" w:type="auto"/>
+        <w:tblLook w:val="04A0" w:firstRow="1" w:lastRow="0" w:firstColumn="1" w:lastColumn="0" w:noHBand="0" w:noVBand="1"/>
+      </w:tblPr>
+      <w:tblGrid>
+        <w:gridCol w:w="4890"/>
+        <w:gridCol w:w="3406"/>
+      </w:tblGrid>
+      <w:tr>
+        <w:tc>
+          <w:tcPr>
+            <w:tcW w:w="10194" w:type="dxa"/>
+            <w:gridSpan w:val="2"/>
+            <w:shd w:val="pct10" w:color="auto" w:fill="auto"/>
+            <w:vAlign w:val="center"/>
+          </w:tcPr>
+          <w:p>
+            <w:pPr>
+              <w:widowControl/>
+              <w:jc w:val="center"/>
+              <w:rPr>
+                <w:rFonts w:eastAsia="標楷體"/>
+                <w:sz w:val="28"/>
+                <w:shd w:val="pct15" w:color="auto" w:fill="FFFFFF"/>
+              </w:rPr>
+            </w:pPr>
+            <w:r>
+              <w:rPr>
+                <w:rFonts w:eastAsia="標楷體" w:hint="eastAsia"/>
+                <w:bCs/>
+                <w:sz w:val="28"/>
+                <w:shd w:val="pct15" w:color="auto" w:fill="FFFFFF"/>
+              </w:rPr>
+              <w:t>成本結構</w:t>
+            </w:r>
+          </w:p>
+        </w:tc>
+      </w:tr>
+      <w:tr>
+        <w:tc>
+          <w:tcPr>
+            <w:tcW w:w="6091" w:type="dxa"/>
+            <w:vAlign w:val="center"/>
+          </w:tcPr>
+          <w:p>
+            <w:pPr>
+              <w:widowControl/>
+              <w:rPr>
+                <w:rFonts w:eastAsia="標楷體"/>
+                <w:bCs/>
+                <w:sz w:val="28"/>
+                <w:shd w:val="pct15" w:color="auto" w:fill="FFFFFF"/>
+              </w:rPr>
+            </w:pPr>
+            <w:r>
+              <w:rPr>
+                <w:rFonts w:eastAsia="標楷體" w:hint="eastAsia"/>
+                <w:bCs/>
+                <w:sz w:val="28"/>
+                <w:shd w:val="pct15" w:color="auto" w:fill="FFFFFF"/>
+              </w:rPr>
+              <w:t>系統開發費</w:t>
+            </w:r>
+          </w:p>
+        </w:tc>
+        <w:tc>
+          <w:tcPr>
+            <w:tcW w:w="4103" w:type="dxa"/>
+            <w:vAlign w:val="center"/>
+          </w:tcPr>
+          <w:p>
+            <w:pPr>
+              <w:widowControl/>
+              <w:jc w:val="right"/>
+              <w:rPr>
+                <w:rFonts w:eastAsia="標楷體"/>
+                <w:bCs/>
+                <w:sz w:val="28"/>
+                <w:shd w:val="pct15" w:color="auto" w:fill="FFFFFF"/>
+              </w:rPr>
+            </w:pPr>
+            <w:r>
+              <w:rPr>
+                <w:rFonts w:eastAsia="標楷體" w:hint="eastAsia"/>
+                <w:bCs/>
+                <w:sz w:val="28"/>
+                <w:shd w:val="pct15" w:color="auto" w:fill="FFFFFF"/>
+              </w:rPr>
+              <w:t>$</w:t>
+            </w:r>
+            <w:r>
+              <w:rPr>
+                <w:rFonts w:eastAsia="標楷體"/>
+                <w:bCs/>
+                <w:sz w:val="28"/>
+                <w:shd w:val="pct15" w:color="auto" w:fill="FFFFFF"/>
+              </w:rPr>
+              <w:t>0</w:t>
+            </w:r>
+          </w:p>
+        </w:tc>
+      </w:tr>
+      <w:tr>
+        <w:tc>
+          <w:tcPr>
+            <w:tcW w:w="6091" w:type="dxa"/>
+            <w:vAlign w:val="center"/>
+          </w:tcPr>
+          <w:p>
+            <w:pPr>
+              <w:widowControl/>
+              <w:rPr>
+                <w:rFonts w:eastAsia="標楷體"/>
+                <w:bCs/>
+                <w:sz w:val="28"/>
+                <w:shd w:val="pct15" w:color="auto" w:fill="FFFFFF"/>
+              </w:rPr>
+            </w:pPr>
+            <w:r>
+              <w:rPr>
+                <w:rFonts w:eastAsia="標楷體" w:hint="eastAsia"/>
+                <w:bCs/>
+                <w:sz w:val="28"/>
+                <w:shd w:val="pct15" w:color="auto" w:fill="FFFFFF"/>
+              </w:rPr>
+              <w:t>伺服器運營成本</w:t>
+            </w:r>
+          </w:p>
+        </w:tc>
+        <w:tc>
+          <w:tcPr>
+            <w:tcW w:w="4103" w:type="dxa"/>
+            <w:vAlign w:val="center"/>
+          </w:tcPr>
+          <w:p>
+            <w:pPr>
+              <w:widowControl/>
+              <w:jc w:val="right"/>
+              <w:rPr>
+                <w:rFonts w:eastAsia="標楷體"/>
+                <w:bCs/>
+                <w:sz w:val="28"/>
+                <w:shd w:val="pct15" w:color="auto" w:fill="FFFFFF"/>
+              </w:rPr>
+            </w:pPr>
+            <w:r>
+              <w:rPr>
+                <w:rFonts w:eastAsia="標楷體" w:hint="eastAsia"/>
+                <w:bCs/>
+                <w:sz w:val="28"/>
+                <w:shd w:val="pct15" w:color="auto" w:fill="FFFFFF"/>
+              </w:rPr>
+              <w:t>$200/</w:t>
+            </w:r>
+            <w:r>
+              <w:rPr>
+                <w:rFonts w:eastAsia="標楷體" w:hint="eastAsia"/>
+                <w:bCs/>
+                <w:sz w:val="28"/>
+                <w:shd w:val="pct15" w:color="auto" w:fill="FFFFFF"/>
+              </w:rPr>
+              <w:t>月</w:t>
+            </w:r>
+          </w:p>
+        </w:tc>
+      </w:tr>
+      <w:tr>
+        <w:tc>
+          <w:tcPr>
+            <w:tcW w:w="6091" w:type="dxa"/>
+            <w:vAlign w:val="center"/>
+          </w:tcPr>
+          <w:p>
+            <w:pPr>
+              <w:widowControl/>
+              <w:rPr>
+                <w:rFonts w:eastAsia="標楷體"/>
+                <w:sz w:val="28"/>
+                <w:shd w:val="pct15" w:color="auto" w:fill="FFFFFF"/>
+              </w:rPr>
+            </w:pPr>
+            <w:r>
+              <w:rPr>
+                <w:rFonts w:eastAsia="標楷體" w:hint="eastAsia"/>
+                <w:bCs/>
+                <w:sz w:val="28"/>
+                <w:shd w:val="pct15" w:color="auto" w:fill="FFFFFF"/>
+              </w:rPr>
+              <w:lastRenderedPageBreak/>
+              <w:t>其他技術服務費用</w:t>
+            </w:r>
+          </w:p>
+        </w:tc>
+        <w:tc>
+          <w:tcPr>
+            <w:tcW w:w="4103" w:type="dxa"/>
+            <w:vAlign w:val="center"/>
+          </w:tcPr>
+          <w:p>
+            <w:pPr>
+              <w:widowControl/>
+              <w:jc w:val="right"/>
+              <w:rPr>
+                <w:rFonts w:eastAsia="標楷體"/>
+                <w:sz w:val="28"/>
+                <w:shd w:val="pct15" w:color="auto" w:fill="FFFFFF"/>
+              </w:rPr>
+            </w:pPr>
+            <w:r>
+              <w:rPr>
+                <w:rFonts w:eastAsia="標楷體" w:hint="eastAsia"/>
+                <w:bCs/>
+                <w:sz w:val="28"/>
+                <w:shd w:val="pct15" w:color="auto" w:fill="FFFFFF"/>
+              </w:rPr>
+              <w:t>$10/</w:t>
+            </w:r>
+            <w:r>
+              <w:rPr>
+                <w:rFonts w:eastAsia="標楷體" w:hint="eastAsia"/>
+                <w:bCs/>
+                <w:sz w:val="28"/>
+                <w:shd w:val="pct15" w:color="auto" w:fill="FFFFFF"/>
+              </w:rPr>
+              <w:t>月</w:t>
+            </w:r>
+          </w:p>
+        </w:tc>
+      </w:tr>
+      <w:tr>
+        <w:tc>
+          <w:tcPr>
+            <w:tcW w:w="6091" w:type="dxa"/>
+            <w:vAlign w:val="center"/>
+          </w:tcPr>
+          <w:p>
+            <w:pPr>
+              <w:widowControl/>
+              <w:rPr>
+                <w:rFonts w:eastAsia="標楷體"/>
+                <w:sz w:val="28"/>
+                <w:shd w:val="pct15" w:color="auto" w:fill="FFFFFF"/>
+              </w:rPr>
+            </w:pPr>
+            <w:r>
+              <w:rPr>
+                <w:rFonts w:eastAsia="標楷體" w:hint="eastAsia"/>
+                <w:bCs/>
+                <w:sz w:val="28"/>
+                <w:shd w:val="pct15" w:color="auto" w:fill="FFFFFF"/>
+              </w:rPr>
+              <w:t>推廣成本</w:t>
+            </w:r>
+          </w:p>
+        </w:tc>
+        <w:tc>
+          <w:tcPr>
+            <w:tcW w:w="4103" w:type="dxa"/>
+            <w:vAlign w:val="center"/>
+          </w:tcPr>
+          <w:p>
+            <w:pPr>
+              <w:widowControl/>
+              <w:jc w:val="right"/>
+              <w:rPr>
+                <w:rFonts w:eastAsia="標楷體"/>
+                <w:sz w:val="28"/>
+                <w:shd w:val="pct15" w:color="auto" w:fill="FFFFFF"/>
+              </w:rPr>
+            </w:pPr>
+            <w:r>
+              <w:rPr>
+                <w:rFonts w:eastAsia="標楷體" w:hint="eastAsia"/>
+                <w:bCs/>
+                <w:sz w:val="28"/>
+                <w:shd w:val="pct15" w:color="auto" w:fill="FFFFFF"/>
+              </w:rPr>
+              <w:t>$500/</w:t>
+            </w:r>
+            <w:r>
+              <w:rPr>
+                <w:rFonts w:eastAsia="標楷體" w:hint="eastAsia"/>
+                <w:bCs/>
+                <w:sz w:val="28"/>
+                <w:shd w:val="pct15" w:color="auto" w:fill="FFFFFF"/>
+              </w:rPr>
+              <w:t>月</w:t>
+            </w:r>
+          </w:p>
+        </w:tc>
+      </w:tr>
+      <w:tr>
+        <w:tc>
+          <w:tcPr>
+            <w:tcW w:w="6091" w:type="dxa"/>
+            <w:vAlign w:val="center"/>
+          </w:tcPr>
+          <w:p>
+            <w:pPr>
+              <w:widowControl/>
+              <w:jc w:val="right"/>
+              <w:rPr>
+                <w:rFonts w:eastAsia="標楷體"/>
+                <w:sz w:val="28"/>
+                <w:shd w:val="pct15" w:color="auto" w:fill="FFFFFF"/>
+              </w:rPr>
+            </w:pPr>
+            <w:r>
+              <w:rPr>
+                <w:rFonts w:eastAsia="標楷體" w:hint="eastAsia"/>
+                <w:bCs/>
+                <w:sz w:val="28"/>
+                <w:shd w:val="pct15" w:color="auto" w:fill="FFFFFF"/>
+              </w:rPr>
+              <w:t>共計</w:t>
+            </w:r>
+          </w:p>
+        </w:tc>
+        <w:tc>
+          <w:tcPr>
+            <w:tcW w:w="4103" w:type="dxa"/>
+            <w:vAlign w:val="center"/>
+          </w:tcPr>
+          <w:p>
+            <w:pPr>
+              <w:widowControl/>
+              <w:jc w:val="right"/>
+              <w:rPr>
+                <w:rFonts w:eastAsia="標楷體"/>
+                <w:sz w:val="28"/>
+                <w:shd w:val="pct15" w:color="auto" w:fill="FFFFFF"/>
+              </w:rPr>
+            </w:pPr>
+            <w:r>
+              <w:rPr>
+                <w:rFonts w:eastAsia="標楷體" w:hint="eastAsia"/>
+                <w:sz w:val="28"/>
+                <w:shd w:val="pct15" w:color="auto" w:fill="FFFFFF"/>
+              </w:rPr>
+              <w:t>$710/</w:t>
+            </w:r>
+            <w:r>
+              <w:rPr>
+                <w:rFonts w:eastAsia="標楷體" w:hint="eastAsia"/>
+                <w:sz w:val="28"/>
+                <w:shd w:val="pct15" w:color="auto" w:fill="FFFFFF"/>
+              </w:rPr>
+              <w:t>月</w:t>
+            </w:r>
+          </w:p>
+        </w:tc>
+      </w:tr>
+    </w:tbl>
+    <w:p>
+      <w:pPr>
+        <w:rPr>
+          <w:rFonts w:eastAsia="標楷體"/>
+          <w:bCs/>
+          <w:sz w:val="28"/>
+          <w:shd w:val="pct15" w:color="auto" w:fill="FFFFFF"/>
+        </w:rPr>
+      </w:pPr>
+    </w:p>
+    <w:p>
+      <w:pPr>
+        <w:pStyle w:val="aa"/>
+        <w:numPr>
+          <w:ilvl w:val="0"/>
+          <w:numId w:val="13"/>
+        </w:numPr>
+        <w:rPr>
+          <w:rFonts w:eastAsia="標楷體"/>
+          <w:bCs/>
+          <w:sz w:val="28"/>
+          <w:shd w:val="pct15" w:color="auto" w:fill="FFFFFF"/>
+        </w:rPr>
+      </w:pPr>
+      <w:r>
+        <w:rPr>
+          <w:rFonts w:eastAsia="標楷體" w:hint="eastAsia"/>
+          <w:bCs/>
+          <w:sz w:val="28"/>
+          <w:shd w:val="pct15" w:color="auto" w:fill="FFFFFF"/>
+        </w:rPr>
+        <w:t>收益的假設條件</w:t>
+      </w:r>
+      <w:r>
+        <w:rPr>
+          <w:rFonts w:eastAsia="標楷體" w:hint="eastAsia"/>
+          <w:bCs/>
+          <w:sz w:val="28"/>
+          <w:shd w:val="pct15" w:color="auto" w:fill="FFFFFF"/>
+        </w:rPr>
+        <w:t>:</w:t>
+      </w:r>
+    </w:p>
+    <w:p>
+      <w:pPr>
+        <w:rPr>
+          <w:rFonts w:eastAsia="標楷體"/>
+          <w:bCs/>
+          <w:sz w:val="28"/>
+          <w:shd w:val="pct15" w:color="auto" w:fill="FFFFFF"/>
+        </w:rPr>
+      </w:pPr>
+      <w:r>
+        <w:rPr>
+          <w:rFonts w:eastAsia="標楷體" w:hint="eastAsia"/>
+          <w:bCs/>
+          <w:sz w:val="28"/>
+          <w:shd w:val="pct15" w:color="auto" w:fill="FFFFFF"/>
+        </w:rPr>
+        <w:t>平台活用戶數</w:t>
+      </w:r>
+      <w:r>
+        <w:rPr>
+          <w:rFonts w:eastAsia="標楷體" w:hint="eastAsia"/>
+          <w:bCs/>
+          <w:sz w:val="28"/>
+          <w:shd w:val="pct15" w:color="auto" w:fill="FFFFFF"/>
+        </w:rPr>
+        <w:t>: 3,000</w:t>
+      </w:r>
+      <w:r>
+        <w:rPr>
+          <w:rFonts w:eastAsia="標楷體" w:hint="eastAsia"/>
+          <w:bCs/>
+          <w:sz w:val="28"/>
+          <w:shd w:val="pct15" w:color="auto" w:fill="FFFFFF"/>
+        </w:rPr>
+        <w:t>人、每用戶每日觀看廣告次數：</w:t>
+      </w:r>
+      <w:r>
+        <w:rPr>
+          <w:rFonts w:eastAsia="標楷體" w:hint="eastAsia"/>
+          <w:bCs/>
+          <w:sz w:val="28"/>
+          <w:shd w:val="pct15" w:color="auto" w:fill="FFFFFF"/>
+        </w:rPr>
+        <w:t>5</w:t>
+      </w:r>
+      <w:r>
+        <w:rPr>
+          <w:rFonts w:eastAsia="標楷體" w:hint="eastAsia"/>
+          <w:bCs/>
+          <w:sz w:val="28"/>
+          <w:shd w:val="pct15" w:color="auto" w:fill="FFFFFF"/>
+        </w:rPr>
+        <w:t>次、</w:t>
+      </w:r>
+    </w:p>
+    <w:p>
+      <w:pPr>
+        <w:rPr>
+          <w:rFonts w:eastAsia="標楷體"/>
+          <w:bCs/>
+          <w:sz w:val="28"/>
+          <w:shd w:val="pct15" w:color="auto" w:fill="FFFFFF"/>
+        </w:rPr>
+      </w:pPr>
+      <w:r>
+        <w:rPr>
+          <w:rFonts w:eastAsia="標楷體" w:hint="eastAsia"/>
+          <w:bCs/>
+          <w:sz w:val="28"/>
+          <w:shd w:val="pct15" w:color="auto" w:fill="FFFFFF"/>
+        </w:rPr>
+        <w:t>廣告每千次展示收入：</w:t>
+      </w:r>
+      <w:r>
+        <w:rPr>
+          <w:rFonts w:eastAsia="標楷體" w:hint="eastAsia"/>
+          <w:bCs/>
+          <w:sz w:val="28"/>
+          <w:shd w:val="pct15" w:color="auto" w:fill="FFFFFF"/>
+        </w:rPr>
+        <w:t>$3</w:t>
+      </w:r>
+    </w:p>
+    <w:p>
+      <w:pPr>
+        <w:rPr>
+          <w:rFonts w:eastAsia="標楷體"/>
+          <w:bCs/>
+          <w:sz w:val="28"/>
+          <w:shd w:val="pct15" w:color="auto" w:fill="FFFFFF"/>
+        </w:rPr>
+      </w:pPr>
+      <w:r>
+        <w:rPr>
+          <w:rFonts w:eastAsia="標楷體" w:hint="eastAsia"/>
+          <w:bCs/>
+          <w:sz w:val="28"/>
+          <w:shd w:val="pct15" w:color="auto" w:fill="FFFFFF"/>
+        </w:rPr>
+        <w:t>廣告收入</w:t>
+      </w:r>
+      <w:r>
+        <w:rPr>
+          <w:rFonts w:eastAsia="標楷體" w:hint="eastAsia"/>
+          <w:bCs/>
+          <w:sz w:val="28"/>
+          <w:shd w:val="pct15" w:color="auto" w:fill="FFFFFF"/>
+        </w:rPr>
+        <w:t>: 3,000</w:t>
+      </w:r>
+      <w:r>
+        <w:rPr>
+          <w:rFonts w:eastAsia="標楷體" w:hint="eastAsia"/>
+          <w:bCs/>
+          <w:sz w:val="28"/>
+          <w:shd w:val="pct15" w:color="auto" w:fill="FFFFFF"/>
+        </w:rPr>
+        <w:t>人</w:t>
+      </w:r>
+      <w:r>
+        <w:rPr>
+          <w:rFonts w:eastAsia="標楷體" w:hint="eastAsia"/>
+          <w:bCs/>
+          <w:sz w:val="28"/>
+          <w:shd w:val="pct15" w:color="auto" w:fill="FFFFFF"/>
+        </w:rPr>
+        <w:t>*5</w:t>
+      </w:r>
+      <w:r>
+        <w:rPr>
+          <w:rFonts w:eastAsia="標楷體" w:hint="eastAsia"/>
+          <w:bCs/>
+          <w:sz w:val="28"/>
+          <w:shd w:val="pct15" w:color="auto" w:fill="FFFFFF"/>
+        </w:rPr>
+        <w:t>次</w:t>
+      </w:r>
+      <w:r>
+        <w:rPr>
+          <w:rFonts w:eastAsia="標楷體" w:hint="eastAsia"/>
+          <w:bCs/>
+          <w:sz w:val="28"/>
+          <w:shd w:val="pct15" w:color="auto" w:fill="FFFFFF"/>
+        </w:rPr>
+        <w:t>*(3/1000)</w:t>
+      </w:r>
+      <w:r>
+        <w:rPr>
+          <w:rFonts w:eastAsia="標楷體" w:hint="eastAsia"/>
+          <w:bCs/>
+          <w:sz w:val="28"/>
+          <w:shd w:val="pct15" w:color="auto" w:fill="FFFFFF"/>
+        </w:rPr>
+        <w:t>元</w:t>
+      </w:r>
+      <w:r>
+        <w:rPr>
+          <w:rFonts w:eastAsia="標楷體" w:hint="eastAsia"/>
+          <w:bCs/>
+          <w:sz w:val="28"/>
+          <w:shd w:val="pct15" w:color="auto" w:fill="FFFFFF"/>
+        </w:rPr>
+        <w:t>*30</w:t>
+      </w:r>
+      <w:r>
+        <w:rPr>
+          <w:rFonts w:eastAsia="標楷體" w:hint="eastAsia"/>
+          <w:bCs/>
+          <w:sz w:val="28"/>
+          <w:shd w:val="pct15" w:color="auto" w:fill="FFFFFF"/>
+        </w:rPr>
+        <w:t>天</w:t>
+      </w:r>
+    </w:p>
+    <w:p>
+      <w:pPr>
+        <w:pStyle w:val="af1"/>
+        <w:keepNext/>
+        <w:spacing w:before="160" w:after="0" w:line="240" w:lineRule="auto"/>
+        <w:jc w:val="center"/>
+        <w:rPr>
+          <w:rFonts w:ascii="Times New Roman" w:eastAsia="標楷體" w:hAnsi="Times New Roman"/>
+          <w:sz w:val="24"/>
+          <w:shd w:val="pct15" w:color="auto" w:fill="FFFFFF"/>
+        </w:rPr>
+      </w:pPr>
+      <w:r>
+        <w:rPr>
+          <w:rFonts w:ascii="Times New Roman" w:eastAsia="標楷體" w:hAnsi="Times New Roman" w:hint="eastAsia"/>
+          <w:sz w:val="24"/>
+          <w:shd w:val="pct15" w:color="auto" w:fill="FFFFFF"/>
+        </w:rPr>
+        <w:t>表</w:t>
+      </w:r>
+      <w:r>
+        <w:rPr>
+          <w:rFonts w:ascii="Times New Roman" w:eastAsia="標楷體" w:hAnsi="Times New Roman" w:hint="eastAsia"/>
+          <w:sz w:val="24"/>
+          <w:shd w:val="pct15" w:color="auto" w:fill="FFFFFF"/>
+        </w:rPr>
+        <w:t xml:space="preserve"> 2-2-3</w:t>
+      </w:r>
+      <w:r>
+        <w:rPr>
+          <w:rFonts w:ascii="Times New Roman" w:eastAsia="標楷體" w:hAnsi="Times New Roman" w:hint="eastAsia"/>
+          <w:sz w:val="24"/>
+          <w:shd w:val="pct15" w:color="auto" w:fill="FFFFFF"/>
+        </w:rPr>
+        <w:t>：收益的量化估算</w:t>
+      </w:r>
+    </w:p>
+    <w:tbl>
+      <w:tblPr>
+        <w:tblStyle w:val="af0"/>
+        <w:tblW w:w="0" w:type="auto"/>
+        <w:tblLook w:val="04A0" w:firstRow="1" w:lastRow="0" w:firstColumn="1" w:lastColumn="0" w:noHBand="0" w:noVBand="1"/>
+      </w:tblPr>
+      <w:tblGrid>
+        <w:gridCol w:w="4861"/>
+        <w:gridCol w:w="3435"/>
+      </w:tblGrid>
+      <w:tr>
+        <w:tc>
+          <w:tcPr>
+            <w:tcW w:w="10194" w:type="dxa"/>
+            <w:gridSpan w:val="2"/>
+            <w:shd w:val="pct10" w:color="auto" w:fill="auto"/>
+            <w:vAlign w:val="center"/>
+          </w:tcPr>
+          <w:p>
+            <w:pPr>
+              <w:widowControl/>
+              <w:jc w:val="center"/>
+              <w:rPr>
+                <w:rFonts w:eastAsia="標楷體"/>
+                <w:sz w:val="28"/>
+                <w:shd w:val="pct15" w:color="auto" w:fill="FFFFFF"/>
+              </w:rPr>
+            </w:pPr>
+            <w:r>
+              <w:rPr>
+                <w:rFonts w:eastAsia="標楷體" w:hint="eastAsia"/>
+                <w:sz w:val="28"/>
+                <w:shd w:val="pct15" w:color="auto" w:fill="FFFFFF"/>
+              </w:rPr>
+              <w:t>收益流</w:t>
+            </w:r>
+          </w:p>
+        </w:tc>
+      </w:tr>
+      <w:tr>
+        <w:tc>
+          <w:tcPr>
+            <w:tcW w:w="6091" w:type="dxa"/>
+            <w:vAlign w:val="center"/>
+          </w:tcPr>
+          <w:p>
+            <w:pPr>
+              <w:widowControl/>
+              <w:rPr>
+                <w:rFonts w:eastAsia="標楷體"/>
+                <w:bCs/>
+                <w:sz w:val="28"/>
+                <w:shd w:val="pct15" w:color="auto" w:fill="FFFFFF"/>
+              </w:rPr>
+            </w:pPr>
+            <w:r>
+              <w:rPr>
+                <w:rFonts w:eastAsia="標楷體" w:hint="eastAsia"/>
+                <w:bCs/>
+                <w:sz w:val="28"/>
+                <w:shd w:val="pct15" w:color="auto" w:fill="FFFFFF"/>
+              </w:rPr>
+              <w:t>廣告收入</w:t>
+            </w:r>
+          </w:p>
+        </w:tc>
+        <w:tc>
+          <w:tcPr>
+            <w:tcW w:w="4103" w:type="dxa"/>
+            <w:vAlign w:val="center"/>
+          </w:tcPr>
+          <w:p>
+            <w:pPr>
+              <w:widowControl/>
+              <w:jc w:val="right"/>
+              <w:rPr>
+                <w:rFonts w:eastAsia="標楷體"/>
+                <w:bCs/>
+                <w:sz w:val="28"/>
+                <w:shd w:val="pct15" w:color="auto" w:fill="FFFFFF"/>
+              </w:rPr>
+            </w:pPr>
+            <w:r>
+              <w:rPr>
+                <w:rFonts w:eastAsia="標楷體" w:hint="eastAsia"/>
+                <w:bCs/>
+                <w:sz w:val="28"/>
+                <w:shd w:val="pct15" w:color="auto" w:fill="FFFFFF"/>
+              </w:rPr>
+              <w:t>$1,350/</w:t>
+            </w:r>
+            <w:r>
+              <w:rPr>
+                <w:rFonts w:eastAsia="標楷體" w:hint="eastAsia"/>
+                <w:bCs/>
+                <w:sz w:val="28"/>
+                <w:shd w:val="pct15" w:color="auto" w:fill="FFFFFF"/>
+              </w:rPr>
+              <w:t>月</w:t>
+            </w:r>
+          </w:p>
+        </w:tc>
+      </w:tr>
+      <w:tr>
+        <w:tc>
+          <w:tcPr>
+            <w:tcW w:w="6091" w:type="dxa"/>
+            <w:vAlign w:val="center"/>
+          </w:tcPr>
+          <w:p>
+            <w:pPr>
+              <w:widowControl/>
+              <w:rPr>
+                <w:rFonts w:eastAsia="標楷體"/>
+                <w:sz w:val="28"/>
+                <w:shd w:val="pct15" w:color="auto" w:fill="FFFFFF"/>
+              </w:rPr>
+            </w:pPr>
+            <w:r>
+              <w:rPr>
+                <w:rFonts w:eastAsia="標楷體" w:hint="eastAsia"/>
+                <w:bCs/>
+                <w:sz w:val="28"/>
+                <w:shd w:val="pct15" w:color="auto" w:fill="FFFFFF"/>
+              </w:rPr>
+              <w:t>合作夥伴收入</w:t>
+            </w:r>
+          </w:p>
+        </w:tc>
+        <w:tc>
+          <w:tcPr>
+            <w:tcW w:w="4103" w:type="dxa"/>
+            <w:vAlign w:val="center"/>
+          </w:tcPr>
+          <w:p>
+            <w:pPr>
+              <w:widowControl/>
+              <w:jc w:val="right"/>
+              <w:rPr>
+                <w:rFonts w:eastAsia="標楷體"/>
+                <w:sz w:val="28"/>
+                <w:shd w:val="pct15" w:color="auto" w:fill="FFFFFF"/>
+              </w:rPr>
+            </w:pPr>
+            <w:r>
+              <w:rPr>
+                <w:rFonts w:eastAsia="標楷體" w:hint="eastAsia"/>
+                <w:bCs/>
+                <w:sz w:val="28"/>
+                <w:shd w:val="pct15" w:color="auto" w:fill="FFFFFF"/>
+              </w:rPr>
+              <w:t>$200/</w:t>
+            </w:r>
+            <w:r>
+              <w:rPr>
+                <w:rFonts w:eastAsia="標楷體" w:hint="eastAsia"/>
+                <w:bCs/>
+                <w:sz w:val="28"/>
+                <w:shd w:val="pct15" w:color="auto" w:fill="FFFFFF"/>
+              </w:rPr>
+              <w:t>月</w:t>
+            </w:r>
+          </w:p>
+        </w:tc>
+      </w:tr>
+      <w:tr>
+        <w:tc>
+          <w:tcPr>
+            <w:tcW w:w="6091" w:type="dxa"/>
+            <w:vAlign w:val="center"/>
+          </w:tcPr>
+          <w:p>
+            <w:pPr>
+              <w:widowControl/>
+              <w:jc w:val="right"/>
+              <w:rPr>
+                <w:rFonts w:eastAsia="標楷體"/>
+                <w:sz w:val="28"/>
+                <w:shd w:val="pct15" w:color="auto" w:fill="FFFFFF"/>
+              </w:rPr>
+            </w:pPr>
+            <w:r>
+              <w:rPr>
+                <w:rFonts w:eastAsia="標楷體" w:hint="eastAsia"/>
+                <w:bCs/>
+                <w:sz w:val="28"/>
+                <w:shd w:val="pct15" w:color="auto" w:fill="FFFFFF"/>
+              </w:rPr>
+              <w:t>共計</w:t>
+            </w:r>
+          </w:p>
+        </w:tc>
+        <w:tc>
+          <w:tcPr>
+            <w:tcW w:w="4103" w:type="dxa"/>
+            <w:vAlign w:val="center"/>
+          </w:tcPr>
+          <w:p>
+            <w:pPr>
+              <w:widowControl/>
+              <w:jc w:val="right"/>
+              <w:rPr>
+                <w:rFonts w:eastAsia="標楷體"/>
+                <w:sz w:val="28"/>
+                <w:shd w:val="pct15" w:color="auto" w:fill="FFFFFF"/>
+              </w:rPr>
+            </w:pPr>
+            <w:r>
+              <w:rPr>
+                <w:rFonts w:eastAsia="標楷體" w:hint="eastAsia"/>
+                <w:sz w:val="28"/>
+                <w:shd w:val="pct15" w:color="auto" w:fill="FFFFFF"/>
+              </w:rPr>
+              <w:t>$1,550/</w:t>
+            </w:r>
+            <w:r>
+              <w:rPr>
+                <w:rFonts w:eastAsia="標楷體" w:hint="eastAsia"/>
+                <w:sz w:val="28"/>
+                <w:shd w:val="pct15" w:color="auto" w:fill="FFFFFF"/>
+              </w:rPr>
+              <w:t>月</w:t>
+            </w:r>
+          </w:p>
+        </w:tc>
+      </w:tr>
+    </w:tbl>
+    <w:p>
+      <w:pPr>
+        <w:tabs>
+          <w:tab w:val="num" w:pos="360"/>
+        </w:tabs>
+        <w:jc w:val="both"/>
+        <w:rPr>
+          <w:rFonts w:eastAsia="標楷體"/>
+          <w:sz w:val="28"/>
+          <w:szCs w:val="28"/>
+        </w:rPr>
+      </w:pPr>
+    </w:p>
+    <w:p>
+      <w:pPr>
+        <w:widowControl/>
+        <w:spacing w:after="160" w:line="278" w:lineRule="auto"/>
+        <w:rPr>
+          <w:rFonts w:eastAsia="標楷體" w:hint="eastAsia"/>
+          <w:sz w:val="28"/>
+          <w:szCs w:val="28"/>
+        </w:rPr>
+      </w:pPr>
+      <w:r>
+        <w:rPr>
+          <w:rFonts w:eastAsia="標楷體"/>
+          <w:sz w:val="28"/>
+          <w:szCs w:val="28"/>
+        </w:rPr>
+        <w:br w:type="page"/>
+      </w:r>
+    </w:p>
+    <w:p>
+      <w:pPr>
+        <w:tabs>
+          <w:tab w:val="num" w:pos="360"/>
+        </w:tabs>
+        <w:jc w:val="both"/>
+        <w:outlineLvl w:val="1"/>
+        <w:rPr>
+          <w:rFonts w:eastAsia="標楷體"/>
+          <w:sz w:val="32"/>
+          <w:szCs w:val="32"/>
+        </w:rPr>
+      </w:pPr>
+      <w:bookmarkStart w:id="10" w:name="_Toc179739972"/>
+      <w:r>
+        <w:rPr>
+          <w:rFonts w:eastAsia="標楷體" w:hint="eastAsia"/>
+          <w:sz w:val="32"/>
+          <w:szCs w:val="32"/>
+        </w:rPr>
+        <w:lastRenderedPageBreak/>
+        <w:t>2-3</w:t>
+      </w:r>
+      <w:r>
+        <w:rPr>
+          <w:rFonts w:eastAsia="標楷體" w:hint="eastAsia"/>
+          <w:sz w:val="32"/>
+          <w:szCs w:val="32"/>
+        </w:rPr>
+        <w:t>市場分析－</w:t>
+      </w:r>
+      <w:r>
+        <w:rPr>
+          <w:rFonts w:eastAsia="標楷體" w:hint="eastAsia"/>
+          <w:sz w:val="32"/>
+          <w:szCs w:val="32"/>
+        </w:rPr>
+        <w:t>STP</w:t>
+      </w:r>
+      <w:bookmarkEnd w:id="9"/>
+      <w:bookmarkEnd w:id="10"/>
+    </w:p>
+    <w:p>
+      <w:pPr>
+        <w:tabs>
+          <w:tab w:val="num" w:pos="360"/>
+        </w:tabs>
+        <w:jc w:val="both"/>
+        <w:rPr>
+          <w:rFonts w:eastAsia="標楷體"/>
+          <w:sz w:val="28"/>
+        </w:rPr>
+      </w:pPr>
+      <w:bookmarkStart w:id="11" w:name="_Toc167696212"/>
+      <w:r>
+        <w:rPr>
+          <w:rFonts w:eastAsia="標楷體" w:hint="eastAsia"/>
+          <w:sz w:val="28"/>
+        </w:rPr>
+        <w:t xml:space="preserve">1. </w:t>
+      </w:r>
+      <w:r>
+        <w:rPr>
+          <w:rFonts w:eastAsia="標楷體" w:hint="eastAsia"/>
+          <w:sz w:val="28"/>
+        </w:rPr>
+        <w:t>市場區隔：</w:t>
+      </w:r>
+      <w:bookmarkEnd w:id="11"/>
+    </w:p>
+    <w:p>
+      <w:pPr>
+        <w:tabs>
+          <w:tab w:val="num" w:pos="360"/>
+        </w:tabs>
+        <w:jc w:val="both"/>
+        <w:rPr>
+          <w:rFonts w:eastAsia="標楷體"/>
+          <w:sz w:val="28"/>
+        </w:rPr>
+      </w:pPr>
+      <w:r>
+        <w:rPr>
+          <w:rFonts w:eastAsia="標楷體"/>
+          <w:sz w:val="28"/>
+        </w:rPr>
+        <w:tab/>
+      </w:r>
+      <w:bookmarkStart w:id="12" w:name="_Toc167696213"/>
+      <w:r>
+        <w:rPr>
+          <w:rFonts w:eastAsia="標楷體" w:hint="eastAsia"/>
+          <w:sz w:val="28"/>
+        </w:rPr>
+        <w:t>(1)</w:t>
+      </w:r>
+      <w:r>
+        <w:rPr>
+          <w:rFonts w:eastAsia="標楷體" w:hint="eastAsia"/>
+          <w:sz w:val="28"/>
+        </w:rPr>
+        <w:t>客層：</w:t>
+      </w:r>
+      <w:bookmarkEnd w:id="12"/>
+      <w:r>
+        <w:rPr>
+          <w:rFonts w:eastAsia="標楷體" w:hint="eastAsia"/>
+          <w:sz w:val="28"/>
+        </w:rPr>
+        <w:t>中小型企業</w:t>
+      </w:r>
+    </w:p>
+    <w:p>
+      <w:pPr>
+        <w:tabs>
+          <w:tab w:val="num" w:pos="360"/>
+        </w:tabs>
+        <w:jc w:val="both"/>
+        <w:rPr>
+          <w:rFonts w:eastAsia="標楷體"/>
+          <w:sz w:val="28"/>
+        </w:rPr>
+      </w:pPr>
+      <w:r>
+        <w:rPr>
+          <w:rFonts w:eastAsia="標楷體"/>
+          <w:sz w:val="28"/>
+        </w:rPr>
+        <w:tab/>
+      </w:r>
+      <w:bookmarkStart w:id="13" w:name="_Toc167696214"/>
+      <w:r>
+        <w:rPr>
+          <w:rFonts w:eastAsia="標楷體" w:hint="eastAsia"/>
+          <w:sz w:val="28"/>
+        </w:rPr>
+        <w:t>(2)</w:t>
+      </w:r>
+      <w:r>
+        <w:rPr>
+          <w:rFonts w:eastAsia="標楷體" w:hint="eastAsia"/>
+          <w:sz w:val="28"/>
+        </w:rPr>
+        <w:t>生活型態：</w:t>
+      </w:r>
+      <w:bookmarkEnd w:id="13"/>
+      <w:r>
+        <w:rPr>
+          <w:rFonts w:eastAsia="標楷體" w:hint="eastAsia"/>
+          <w:sz w:val="28"/>
+        </w:rPr>
+        <w:t>規模不大，希望藉由</w:t>
+      </w:r>
+      <w:r>
+        <w:rPr>
+          <w:rFonts w:eastAsia="標楷體" w:hint="eastAsia"/>
+          <w:sz w:val="28"/>
+        </w:rPr>
+        <w:t>AI</w:t>
+      </w:r>
+      <w:r>
+        <w:rPr>
+          <w:rFonts w:eastAsia="標楷體" w:hint="eastAsia"/>
+          <w:sz w:val="28"/>
+        </w:rPr>
+        <w:t>輔助之企業</w:t>
+      </w:r>
+    </w:p>
+    <w:p>
+      <w:pPr>
+        <w:tabs>
+          <w:tab w:val="num" w:pos="360"/>
+        </w:tabs>
+        <w:jc w:val="both"/>
+        <w:rPr>
+          <w:rFonts w:eastAsia="標楷體"/>
+          <w:sz w:val="28"/>
+        </w:rPr>
+      </w:pPr>
+      <w:bookmarkStart w:id="14" w:name="_Toc167696215"/>
+      <w:r>
+        <w:rPr>
+          <w:rFonts w:eastAsia="標楷體" w:hint="eastAsia"/>
+          <w:sz w:val="28"/>
+        </w:rPr>
+        <w:t xml:space="preserve">2. </w:t>
+      </w:r>
+      <w:r>
+        <w:rPr>
+          <w:rFonts w:eastAsia="標楷體" w:hint="eastAsia"/>
+          <w:sz w:val="28"/>
+        </w:rPr>
+        <w:t>目標市場：</w:t>
+      </w:r>
+      <w:bookmarkEnd w:id="14"/>
+    </w:p>
+    <w:p>
+      <w:pPr>
+        <w:tabs>
+          <w:tab w:val="num" w:pos="360"/>
+        </w:tabs>
+        <w:jc w:val="both"/>
+        <w:rPr>
+          <w:rFonts w:eastAsia="標楷體"/>
+          <w:sz w:val="28"/>
+        </w:rPr>
+      </w:pPr>
+      <w:r>
+        <w:rPr>
+          <w:rFonts w:eastAsia="標楷體"/>
+          <w:sz w:val="28"/>
+        </w:rPr>
+        <w:tab/>
+      </w:r>
+      <w:bookmarkStart w:id="15" w:name="_Toc167696216"/>
+      <w:r>
+        <w:rPr>
+          <w:rFonts w:eastAsia="標楷體" w:hint="eastAsia"/>
+          <w:sz w:val="28"/>
+        </w:rPr>
+        <w:t>(1)</w:t>
+      </w:r>
+      <w:bookmarkEnd w:id="15"/>
+      <w:r>
+        <w:rPr>
+          <w:rFonts w:eastAsia="標楷體" w:hint="eastAsia"/>
+          <w:sz w:val="28"/>
+        </w:rPr>
+        <w:t xml:space="preserve"> </w:t>
+      </w:r>
+      <w:r>
+        <w:rPr>
+          <w:rFonts w:eastAsia="標楷體" w:hint="eastAsia"/>
+          <w:sz w:val="28"/>
+        </w:rPr>
+        <w:t>中小型企業、新創電商</w:t>
+      </w:r>
+    </w:p>
+    <w:p>
+      <w:pPr>
+        <w:tabs>
+          <w:tab w:val="num" w:pos="360"/>
+        </w:tabs>
+        <w:jc w:val="both"/>
+        <w:rPr>
+          <w:rFonts w:eastAsia="標楷體"/>
+          <w:sz w:val="28"/>
+        </w:rPr>
+      </w:pPr>
+      <w:bookmarkStart w:id="16" w:name="_Toc167696217"/>
+      <w:r>
+        <w:rPr>
+          <w:rFonts w:eastAsia="標楷體" w:hint="eastAsia"/>
+          <w:sz w:val="28"/>
+        </w:rPr>
+        <w:t xml:space="preserve">3. </w:t>
+      </w:r>
+      <w:r>
+        <w:rPr>
+          <w:rFonts w:eastAsia="標楷體" w:hint="eastAsia"/>
+          <w:sz w:val="28"/>
+        </w:rPr>
+        <w:t>產品定位：</w:t>
+      </w:r>
+      <w:bookmarkEnd w:id="16"/>
+    </w:p>
+    <w:p>
+      <w:pPr>
+        <w:tabs>
+          <w:tab w:val="num" w:pos="360"/>
+        </w:tabs>
+        <w:jc w:val="both"/>
+        <w:rPr>
+          <w:rFonts w:eastAsia="標楷體"/>
+          <w:sz w:val="28"/>
+        </w:rPr>
+      </w:pPr>
+      <w:r>
+        <w:rPr>
+          <w:rFonts w:eastAsia="標楷體"/>
+          <w:sz w:val="28"/>
+        </w:rPr>
+        <w:tab/>
+      </w:r>
+      <w:bookmarkStart w:id="17" w:name="_Toc167696218"/>
+      <w:r>
+        <w:rPr>
+          <w:rFonts w:eastAsia="標楷體" w:hint="eastAsia"/>
+          <w:sz w:val="28"/>
+        </w:rPr>
+        <w:t>(1)</w:t>
+      </w:r>
+      <w:bookmarkEnd w:id="17"/>
+      <w:r>
+        <w:rPr>
+          <w:rFonts w:eastAsia="標楷體" w:hint="eastAsia"/>
+          <w:sz w:val="28"/>
+        </w:rPr>
+        <w:t>更有效率的</w:t>
+      </w:r>
+      <w:r>
+        <w:rPr>
+          <w:rFonts w:eastAsia="標楷體" w:hint="eastAsia"/>
+          <w:sz w:val="28"/>
+        </w:rPr>
+        <w:t>AI</w:t>
+      </w:r>
+      <w:r>
+        <w:rPr>
+          <w:rFonts w:eastAsia="標楷體" w:hint="eastAsia"/>
+          <w:sz w:val="28"/>
+        </w:rPr>
+        <w:t>助理</w:t>
+      </w:r>
+    </w:p>
+    <w:p>
+      <w:pPr>
+        <w:tabs>
+          <w:tab w:val="num" w:pos="360"/>
+        </w:tabs>
+        <w:jc w:val="both"/>
+        <w:rPr>
+          <w:rFonts w:eastAsia="標楷體"/>
+          <w:sz w:val="28"/>
+        </w:rPr>
+      </w:pPr>
+      <w:r>
+        <w:rPr>
+          <w:rFonts w:eastAsia="標楷體"/>
+          <w:sz w:val="28"/>
+        </w:rPr>
+        <w:tab/>
+      </w:r>
+      <w:bookmarkStart w:id="18" w:name="_Toc167696219"/>
+      <w:r>
+        <w:rPr>
+          <w:rFonts w:eastAsia="標楷體" w:hint="eastAsia"/>
+          <w:sz w:val="28"/>
+        </w:rPr>
+        <w:t>(2)</w:t>
+      </w:r>
+      <w:bookmarkEnd w:id="18"/>
+      <w:r>
+        <w:rPr>
+          <w:rFonts w:eastAsia="標楷體" w:hint="eastAsia"/>
+          <w:sz w:val="28"/>
+        </w:rPr>
+        <w:t>即時追蹤</w:t>
+      </w:r>
+      <w:r>
+        <w:rPr>
+          <w:rFonts w:eastAsia="標楷體" w:hint="eastAsia"/>
+          <w:sz w:val="28"/>
+        </w:rPr>
+        <w:t>資安風險</w:t>
+      </w:r>
+    </w:p>
+    <w:p>
+      <w:pPr>
+        <w:tabs>
+          <w:tab w:val="num" w:pos="360"/>
+        </w:tabs>
+        <w:jc w:val="both"/>
+        <w:rPr>
+          <w:rFonts w:eastAsia="標楷體"/>
+          <w:sz w:val="28"/>
+        </w:rPr>
+      </w:pPr>
+      <w:r>
+        <w:rPr>
+          <w:rFonts w:eastAsia="標楷體"/>
+          <w:sz w:val="28"/>
+        </w:rPr>
+        <w:tab/>
+      </w:r>
+      <w:bookmarkStart w:id="19" w:name="_Toc167696220"/>
+      <w:r>
+        <w:rPr>
+          <w:rFonts w:eastAsia="標楷體" w:hint="eastAsia"/>
+          <w:sz w:val="28"/>
+        </w:rPr>
+        <w:t>(3)</w:t>
+      </w:r>
+      <w:bookmarkEnd w:id="19"/>
+      <w:r>
+        <w:rPr>
+          <w:rFonts w:eastAsia="標楷體"/>
+          <w:sz w:val="28"/>
+        </w:rPr>
+        <w:t xml:space="preserve"> </w:t>
+      </w:r>
+    </w:p>
+    <w:p>
+      <w:pPr>
+        <w:tabs>
+          <w:tab w:val="num" w:pos="360"/>
+        </w:tabs>
+        <w:jc w:val="both"/>
+        <w:outlineLvl w:val="1"/>
+        <w:rPr>
+          <w:rFonts w:eastAsia="標楷體"/>
+          <w:sz w:val="32"/>
+          <w:szCs w:val="32"/>
+        </w:rPr>
+      </w:pPr>
+      <w:bookmarkStart w:id="20" w:name="_Toc167696222"/>
+      <w:bookmarkStart w:id="21" w:name="_Toc179739973"/>
+      <w:r>
+        <w:rPr>
+          <w:rFonts w:eastAsia="標楷體" w:hint="eastAsia"/>
+          <w:sz w:val="32"/>
+          <w:szCs w:val="32"/>
+        </w:rPr>
+        <w:t>2-4</w:t>
+      </w:r>
+      <w:r>
+        <w:rPr>
+          <w:rFonts w:eastAsia="標楷體" w:hint="eastAsia"/>
+          <w:sz w:val="32"/>
+          <w:szCs w:val="32"/>
+        </w:rPr>
+        <w:t>競爭力分析</w:t>
+      </w:r>
+      <w:r>
+        <w:rPr>
+          <w:rFonts w:eastAsia="標楷體" w:hint="eastAsia"/>
+          <w:sz w:val="32"/>
+          <w:szCs w:val="32"/>
+        </w:rPr>
+        <w:t>SWOT-TOWS</w:t>
+      </w:r>
+      <w:bookmarkEnd w:id="20"/>
+      <w:bookmarkEnd w:id="21"/>
+      <w:r>
+        <w:rPr>
+          <w:rFonts w:eastAsia="標楷體"/>
+          <w:sz w:val="32"/>
+          <w:szCs w:val="32"/>
+        </w:rPr>
+        <w:t xml:space="preserve"> </w:t>
+      </w:r>
+    </w:p>
+    <w:p>
+      <w:pPr>
+        <w:pStyle w:val="af1"/>
+        <w:keepNext/>
+        <w:spacing w:before="160" w:after="0" w:line="240" w:lineRule="auto"/>
+        <w:jc w:val="center"/>
+        <w:rPr>
+          <w:rFonts w:ascii="Times New Roman" w:eastAsia="標楷體" w:hAnsi="Times New Roman"/>
+          <w:sz w:val="24"/>
+        </w:rPr>
+      </w:pPr>
+      <w:bookmarkStart w:id="22" w:name="_Toc167710112"/>
+      <w:r>
+        <w:rPr>
+          <w:rFonts w:ascii="Times New Roman" w:eastAsia="標楷體" w:hAnsi="Times New Roman" w:hint="eastAsia"/>
+          <w:sz w:val="24"/>
+        </w:rPr>
+        <w:t>表</w:t>
+      </w:r>
+      <w:r>
+        <w:rPr>
+          <w:rFonts w:ascii="Times New Roman" w:eastAsia="標楷體" w:hAnsi="Times New Roman" w:hint="eastAsia"/>
+          <w:sz w:val="24"/>
+        </w:rPr>
+        <w:t xml:space="preserve"> 2-4-1</w:t>
+      </w:r>
+      <w:r>
+        <w:rPr>
+          <w:rFonts w:ascii="Times New Roman" w:eastAsia="標楷體" w:hAnsi="Times New Roman" w:hint="eastAsia"/>
+          <w:sz w:val="24"/>
+        </w:rPr>
+        <w:t>：</w:t>
+      </w:r>
+      <w:r>
+        <w:rPr>
+          <w:rFonts w:ascii="Times New Roman" w:eastAsia="標楷體" w:hAnsi="Times New Roman" w:hint="eastAsia"/>
+          <w:sz w:val="24"/>
+        </w:rPr>
+        <w:t>SWOT</w:t>
+      </w:r>
+      <w:r>
+        <w:rPr>
+          <w:rFonts w:ascii="Times New Roman" w:eastAsia="標楷體" w:hAnsi="Times New Roman" w:hint="eastAsia"/>
+          <w:sz w:val="24"/>
+        </w:rPr>
+        <w:t>分析</w:t>
+      </w:r>
+      <w:bookmarkEnd w:id="22"/>
+    </w:p>
+    <w:tbl>
+      <w:tblPr>
+        <w:tblStyle w:val="af0"/>
+        <w:tblW w:w="5000" w:type="pct"/>
+        <w:tblLook w:val="04A0" w:firstRow="1" w:lastRow="0" w:firstColumn="1" w:lastColumn="0" w:noHBand="0" w:noVBand="1"/>
+      </w:tblPr>
+      <w:tblGrid>
+        <w:gridCol w:w="4148"/>
+        <w:gridCol w:w="4148"/>
+      </w:tblGrid>
+      <w:tr>
+        <w:tc>
+          <w:tcPr>
+            <w:tcW w:w="2500" w:type="pct"/>
+            <w:shd w:val="pct10" w:color="auto" w:fill="auto"/>
+            <w:vAlign w:val="center"/>
+          </w:tcPr>
+          <w:p>
+            <w:pPr>
+              <w:tabs>
+                <w:tab w:val="num" w:pos="360"/>
+              </w:tabs>
+              <w:jc w:val="center"/>
+              <w:rPr>
+                <w:rFonts w:eastAsia="標楷體"/>
+                <w:sz w:val="28"/>
+              </w:rPr>
+            </w:pPr>
+            <w:bookmarkStart w:id="23" w:name="_Toc167696223"/>
+            <w:r>
+              <w:rPr>
+                <w:rFonts w:eastAsia="標楷體" w:hint="eastAsia"/>
+                <w:sz w:val="28"/>
+              </w:rPr>
+              <w:t>優勢</w:t>
+            </w:r>
+            <w:r>
+              <w:rPr>
+                <w:rFonts w:eastAsia="標楷體" w:hint="eastAsia"/>
+                <w:sz w:val="28"/>
+              </w:rPr>
+              <w:t xml:space="preserve"> S</w:t>
+            </w:r>
+            <w:bookmarkEnd w:id="23"/>
+          </w:p>
+        </w:tc>
+        <w:tc>
+          <w:tcPr>
+            <w:tcW w:w="2500" w:type="pct"/>
+            <w:shd w:val="pct10" w:color="auto" w:fill="auto"/>
+            <w:vAlign w:val="center"/>
+          </w:tcPr>
+          <w:p>
+            <w:pPr>
+              <w:tabs>
+                <w:tab w:val="num" w:pos="360"/>
+              </w:tabs>
+              <w:jc w:val="center"/>
+              <w:rPr>
+                <w:rFonts w:eastAsia="標楷體"/>
+                <w:sz w:val="28"/>
+              </w:rPr>
+            </w:pPr>
+            <w:bookmarkStart w:id="24" w:name="_Toc167696224"/>
+            <w:r>
+              <w:rPr>
+                <w:rFonts w:eastAsia="標楷體" w:hint="eastAsia"/>
+                <w:sz w:val="28"/>
+              </w:rPr>
+              <w:t>劣勢</w:t>
+            </w:r>
+            <w:r>
+              <w:rPr>
+                <w:rFonts w:eastAsia="標楷體" w:hint="eastAsia"/>
+                <w:sz w:val="28"/>
+              </w:rPr>
+              <w:t xml:space="preserve"> W</w:t>
+            </w:r>
+            <w:bookmarkEnd w:id="24"/>
+          </w:p>
+        </w:tc>
+      </w:tr>
+      <w:tr>
+        <w:tc>
+          <w:tcPr>
+            <w:tcW w:w="2500" w:type="pct"/>
+            <w:tcBorders>
+              <w:bottom w:val="single" w:sz="4" w:space="0" w:color="auto"/>
+            </w:tcBorders>
+          </w:tcPr>
+          <w:p>
+            <w:pPr>
+              <w:pStyle w:val="aa"/>
+              <w:numPr>
+                <w:ilvl w:val="0"/>
+                <w:numId w:val="4"/>
+              </w:numPr>
+              <w:tabs>
+                <w:tab w:val="num" w:pos="360"/>
+              </w:tabs>
+              <w:jc w:val="both"/>
+              <w:rPr>
+                <w:rFonts w:eastAsia="標楷體"/>
+                <w:sz w:val="28"/>
+              </w:rPr>
+            </w:pPr>
+            <w:r>
+              <w:rPr>
+                <w:rFonts w:eastAsia="標楷體" w:hint="eastAsia"/>
+                <w:sz w:val="28"/>
+              </w:rPr>
+              <w:t>提高效率</w:t>
+            </w:r>
+          </w:p>
+          <w:p>
+            <w:pPr>
+              <w:pStyle w:val="aa"/>
+              <w:numPr>
+                <w:ilvl w:val="0"/>
+                <w:numId w:val="4"/>
+              </w:numPr>
+              <w:tabs>
+                <w:tab w:val="num" w:pos="360"/>
+              </w:tabs>
+              <w:jc w:val="both"/>
+              <w:rPr>
+                <w:rFonts w:eastAsia="標楷體"/>
+                <w:sz w:val="28"/>
+              </w:rPr>
+            </w:pPr>
+            <w:r>
+              <w:rPr>
+                <w:rFonts w:eastAsia="標楷體" w:hint="eastAsia"/>
+                <w:sz w:val="28"/>
+              </w:rPr>
+              <w:t>動態追蹤風險</w:t>
+            </w:r>
+          </w:p>
+          <w:p>
+            <w:pPr>
+              <w:pStyle w:val="aa"/>
+              <w:numPr>
+                <w:ilvl w:val="0"/>
+                <w:numId w:val="4"/>
+              </w:numPr>
+              <w:tabs>
+                <w:tab w:val="num" w:pos="360"/>
+              </w:tabs>
+              <w:jc w:val="both"/>
+              <w:rPr>
+                <w:rFonts w:eastAsia="標楷體"/>
+                <w:sz w:val="28"/>
+              </w:rPr>
+            </w:pPr>
+          </w:p>
+        </w:tc>
+        <w:tc>
+          <w:tcPr>
+            <w:tcW w:w="2500" w:type="pct"/>
+            <w:tcBorders>
+              <w:bottom w:val="single" w:sz="4" w:space="0" w:color="auto"/>
+            </w:tcBorders>
+          </w:tcPr>
+          <w:p>
+            <w:pPr>
+              <w:pStyle w:val="aa"/>
+              <w:numPr>
+                <w:ilvl w:val="0"/>
+                <w:numId w:val="5"/>
+              </w:numPr>
+              <w:tabs>
+                <w:tab w:val="num" w:pos="360"/>
+              </w:tabs>
+              <w:jc w:val="both"/>
+              <w:rPr>
+                <w:rFonts w:eastAsia="標楷體"/>
+                <w:sz w:val="28"/>
+              </w:rPr>
+            </w:pPr>
+            <w:r>
+              <w:rPr>
+                <w:rFonts w:eastAsia="標楷體" w:hint="eastAsia"/>
+                <w:sz w:val="28"/>
+              </w:rPr>
+              <w:t>AI</w:t>
+            </w:r>
+            <w:r>
+              <w:rPr>
+                <w:rFonts w:eastAsia="標楷體" w:hint="eastAsia"/>
+                <w:sz w:val="28"/>
+              </w:rPr>
+              <w:t>幻覺風險</w:t>
+            </w:r>
+          </w:p>
+          <w:p>
+            <w:pPr>
+              <w:pStyle w:val="aa"/>
+              <w:numPr>
+                <w:ilvl w:val="0"/>
+                <w:numId w:val="5"/>
+              </w:numPr>
+              <w:tabs>
+                <w:tab w:val="num" w:pos="360"/>
+              </w:tabs>
+              <w:jc w:val="both"/>
+              <w:rPr>
+                <w:rFonts w:eastAsia="標楷體"/>
+                <w:sz w:val="28"/>
+              </w:rPr>
+            </w:pPr>
+            <w:r>
+              <w:rPr>
+                <w:rFonts w:eastAsia="標楷體" w:hint="eastAsia"/>
+                <w:sz w:val="28"/>
+              </w:rPr>
+              <w:t>隱私疑慮</w:t>
+            </w:r>
+          </w:p>
+          <w:p>
+            <w:pPr>
+              <w:pStyle w:val="aa"/>
+              <w:numPr>
+                <w:ilvl w:val="0"/>
+                <w:numId w:val="5"/>
+              </w:numPr>
+              <w:tabs>
+                <w:tab w:val="num" w:pos="360"/>
+              </w:tabs>
+              <w:jc w:val="both"/>
+              <w:rPr>
+                <w:rFonts w:eastAsia="標楷體"/>
+                <w:sz w:val="28"/>
+              </w:rPr>
+            </w:pPr>
+            <w:r>
+              <w:rPr>
+                <w:rFonts w:eastAsia="標楷體" w:hint="eastAsia"/>
+                <w:sz w:val="28"/>
+              </w:rPr>
+              <w:t>API</w:t>
+            </w:r>
+            <w:r>
+              <w:rPr>
+                <w:rFonts w:eastAsia="標楷體" w:hint="eastAsia"/>
+                <w:sz w:val="28"/>
+              </w:rPr>
+              <w:t>成本高</w:t>
+            </w:r>
+          </w:p>
+        </w:tc>
+      </w:tr>
+      <w:tr>
+        <w:tc>
+          <w:tcPr>
+            <w:tcW w:w="2500" w:type="pct"/>
+            <w:shd w:val="pct10" w:color="auto" w:fill="auto"/>
+            <w:vAlign w:val="center"/>
+          </w:tcPr>
+          <w:p>
+            <w:pPr>
+              <w:tabs>
+                <w:tab w:val="num" w:pos="360"/>
+              </w:tabs>
+              <w:jc w:val="center"/>
+              <w:rPr>
+                <w:rFonts w:eastAsia="標楷體"/>
+                <w:sz w:val="28"/>
+              </w:rPr>
+            </w:pPr>
+            <w:bookmarkStart w:id="25" w:name="_Toc167696225"/>
+            <w:r>
+              <w:rPr>
+                <w:rFonts w:eastAsia="標楷體" w:hint="eastAsia"/>
+                <w:sz w:val="28"/>
+              </w:rPr>
+              <w:t>機會</w:t>
+            </w:r>
+            <w:r>
+              <w:rPr>
+                <w:rFonts w:eastAsia="標楷體" w:hint="eastAsia"/>
+                <w:sz w:val="28"/>
+              </w:rPr>
+              <w:t xml:space="preserve"> O</w:t>
+            </w:r>
+            <w:bookmarkEnd w:id="25"/>
+          </w:p>
+        </w:tc>
+        <w:tc>
+          <w:tcPr>
+            <w:tcW w:w="2500" w:type="pct"/>
+            <w:shd w:val="pct10" w:color="auto" w:fill="auto"/>
+            <w:vAlign w:val="center"/>
+          </w:tcPr>
+          <w:p>
+            <w:pPr>
+              <w:tabs>
+                <w:tab w:val="num" w:pos="360"/>
+              </w:tabs>
+              <w:jc w:val="center"/>
+              <w:rPr>
+                <w:rFonts w:eastAsia="標楷體"/>
+                <w:sz w:val="28"/>
+              </w:rPr>
+            </w:pPr>
+            <w:bookmarkStart w:id="26" w:name="_Toc167696226"/>
+            <w:r>
+              <w:rPr>
+                <w:rFonts w:eastAsia="標楷體" w:hint="eastAsia"/>
+                <w:sz w:val="28"/>
+              </w:rPr>
+              <w:t>威脅</w:t>
+            </w:r>
+            <w:r>
+              <w:rPr>
+                <w:rFonts w:eastAsia="標楷體" w:hint="eastAsia"/>
+                <w:sz w:val="28"/>
+              </w:rPr>
+              <w:t xml:space="preserve"> T</w:t>
+            </w:r>
+            <w:bookmarkEnd w:id="26"/>
+          </w:p>
+        </w:tc>
+      </w:tr>
+      <w:tr>
+        <w:tc>
+          <w:tcPr>
+            <w:tcW w:w="2500" w:type="pct"/>
+          </w:tcPr>
+          <w:p>
+            <w:pPr>
+              <w:pStyle w:val="aa"/>
+              <w:numPr>
+                <w:ilvl w:val="0"/>
+                <w:numId w:val="6"/>
+              </w:numPr>
+              <w:tabs>
+                <w:tab w:val="num" w:pos="360"/>
+              </w:tabs>
+              <w:jc w:val="both"/>
+              <w:rPr>
+                <w:rFonts w:eastAsia="標楷體"/>
+                <w:sz w:val="28"/>
+              </w:rPr>
+            </w:pPr>
+            <w:r>
+              <w:rPr>
+                <w:rFonts w:eastAsia="標楷體" w:hint="eastAsia"/>
+                <w:sz w:val="28"/>
+              </w:rPr>
+              <w:t>數位轉型機會多</w:t>
+            </w:r>
+          </w:p>
+          <w:p>
+            <w:pPr>
+              <w:pStyle w:val="aa"/>
+              <w:numPr>
+                <w:ilvl w:val="0"/>
+                <w:numId w:val="6"/>
+              </w:numPr>
+              <w:tabs>
+                <w:tab w:val="num" w:pos="360"/>
+              </w:tabs>
+              <w:jc w:val="both"/>
+              <w:rPr>
+                <w:rFonts w:eastAsia="標楷體"/>
+                <w:sz w:val="28"/>
+              </w:rPr>
+            </w:pPr>
+            <w:r>
+              <w:rPr>
+                <w:rFonts w:eastAsia="標楷體" w:hint="eastAsia"/>
+                <w:sz w:val="28"/>
+              </w:rPr>
+              <w:t>缺資安人才</w:t>
+            </w:r>
+          </w:p>
+        </w:tc>
+        <w:tc>
+          <w:tcPr>
+            <w:tcW w:w="2500" w:type="pct"/>
+          </w:tcPr>
+          <w:p>
+            <w:pPr>
+              <w:pStyle w:val="aa"/>
+              <w:keepNext/>
+              <w:numPr>
+                <w:ilvl w:val="0"/>
+                <w:numId w:val="7"/>
+              </w:numPr>
+              <w:jc w:val="both"/>
+              <w:rPr>
+                <w:rFonts w:eastAsia="標楷體"/>
+                <w:sz w:val="28"/>
+              </w:rPr>
+            </w:pPr>
+            <w:r>
+              <w:rPr>
+                <w:rFonts w:eastAsia="標楷體" w:hint="eastAsia"/>
+                <w:sz w:val="28"/>
+              </w:rPr>
+              <w:t>駭客利用</w:t>
+            </w:r>
+            <w:r>
+              <w:rPr>
+                <w:rFonts w:eastAsia="標楷體" w:hint="eastAsia"/>
+                <w:sz w:val="28"/>
+              </w:rPr>
+              <w:t>AI</w:t>
+            </w:r>
+          </w:p>
+          <w:p>
+            <w:pPr>
+              <w:pStyle w:val="aa"/>
+              <w:keepNext/>
+              <w:numPr>
+                <w:ilvl w:val="0"/>
+                <w:numId w:val="7"/>
+              </w:numPr>
+              <w:jc w:val="both"/>
+              <w:rPr>
+                <w:rFonts w:eastAsia="標楷體"/>
+                <w:sz w:val="28"/>
+              </w:rPr>
+            </w:pPr>
+            <w:r>
+              <w:rPr>
+                <w:rFonts w:eastAsia="標楷體" w:hint="eastAsia"/>
+                <w:sz w:val="28"/>
+              </w:rPr>
+              <w:t>法規變動快</w:t>
+            </w:r>
+          </w:p>
+        </w:tc>
+      </w:tr>
+    </w:tbl>
+    <w:p>
+      <w:pPr>
+        <w:pStyle w:val="af1"/>
+        <w:keepNext/>
+        <w:spacing w:after="0" w:line="240" w:lineRule="auto"/>
+        <w:jc w:val="center"/>
+        <w:rPr>
+          <w:rFonts w:ascii="Times New Roman" w:eastAsia="標楷體" w:hAnsi="Times New Roman"/>
+          <w:sz w:val="24"/>
+        </w:rPr>
+      </w:pPr>
+      <w:bookmarkStart w:id="27" w:name="_Toc167710113"/>
+    </w:p>
+    <w:p>
+      <w:pPr>
+        <w:pStyle w:val="af1"/>
+        <w:keepNext/>
+        <w:spacing w:before="160" w:after="0" w:line="240" w:lineRule="auto"/>
+        <w:jc w:val="center"/>
+        <w:rPr>
+          <w:rFonts w:ascii="Times New Roman" w:eastAsia="標楷體" w:hAnsi="Times New Roman"/>
+          <w:sz w:val="24"/>
+        </w:rPr>
+      </w:pPr>
+      <w:r>
+        <w:rPr>
+          <w:rFonts w:ascii="Times New Roman" w:eastAsia="標楷體" w:hAnsi="Times New Roman" w:hint="eastAsia"/>
+          <w:sz w:val="24"/>
+        </w:rPr>
+        <w:t>表</w:t>
+      </w:r>
+      <w:r>
+        <w:rPr>
+          <w:rFonts w:ascii="Times New Roman" w:eastAsia="標楷體" w:hAnsi="Times New Roman" w:hint="eastAsia"/>
+          <w:sz w:val="24"/>
+        </w:rPr>
+        <w:t xml:space="preserve"> </w:t>
+      </w:r>
+      <w:r>
+        <w:rPr>
+          <w:rFonts w:ascii="Times New Roman" w:eastAsia="標楷體" w:hAnsi="Times New Roman" w:hint="eastAsia"/>
+          <w:sz w:val="24"/>
+        </w:rPr>
+        <w:t>2</w:t>
+      </w:r>
+      <w:r>
+        <w:rPr>
+          <w:rFonts w:ascii="Times New Roman" w:eastAsia="標楷體" w:hAnsi="Times New Roman" w:hint="eastAsia"/>
+          <w:sz w:val="24"/>
+        </w:rPr>
+        <w:t>-4-2</w:t>
+      </w:r>
+      <w:r>
+        <w:rPr>
+          <w:rFonts w:ascii="Times New Roman" w:eastAsia="標楷體" w:hAnsi="Times New Roman" w:hint="eastAsia"/>
+          <w:sz w:val="24"/>
+        </w:rPr>
+        <w:t>：</w:t>
+      </w:r>
+      <w:r>
+        <w:rPr>
+          <w:rFonts w:ascii="Times New Roman" w:eastAsia="標楷體" w:hAnsi="Times New Roman" w:hint="eastAsia"/>
+          <w:sz w:val="24"/>
+        </w:rPr>
+        <w:t>TOWS</w:t>
+      </w:r>
+      <w:r>
+        <w:rPr>
+          <w:rFonts w:ascii="Times New Roman" w:eastAsia="標楷體" w:hAnsi="Times New Roman" w:hint="eastAsia"/>
+          <w:sz w:val="24"/>
+        </w:rPr>
+        <w:t>分析</w:t>
+      </w:r>
+      <w:bookmarkEnd w:id="27"/>
+    </w:p>
+    <w:tbl>
+      <w:tblPr>
+        <w:tblStyle w:val="af0"/>
+        <w:tblW w:w="0" w:type="auto"/>
+        <w:tblLook w:val="04A0" w:firstRow="1" w:lastRow="0" w:firstColumn="1" w:lastColumn="0" w:noHBand="0" w:noVBand="1"/>
+      </w:tblPr>
+      <w:tblGrid>
+        <w:gridCol w:w="756"/>
+        <w:gridCol w:w="3770"/>
+        <w:gridCol w:w="3770"/>
+      </w:tblGrid>
+      <w:tr>
+        <w:tc>
+          <w:tcPr>
+            <w:tcW w:w="846" w:type="dxa"/>
+            <w:tcBorders>
+              <w:bottom w:val="single" w:sz="4" w:space="0" w:color="auto"/>
+            </w:tcBorders>
+            <w:shd w:val="pct10" w:color="auto" w:fill="auto"/>
+          </w:tcPr>
+          <w:p>
+            <w:pPr>
+              <w:tabs>
+                <w:tab w:val="num" w:pos="360"/>
+              </w:tabs>
+              <w:jc w:val="both"/>
+              <w:rPr>
+                <w:rFonts w:eastAsia="標楷體"/>
+                <w:sz w:val="28"/>
+              </w:rPr>
+            </w:pPr>
+          </w:p>
+        </w:tc>
+        <w:tc>
+          <w:tcPr>
+            <w:tcW w:w="4674" w:type="dxa"/>
+            <w:shd w:val="pct10" w:color="auto" w:fill="auto"/>
+            <w:vAlign w:val="center"/>
+          </w:tcPr>
+          <w:p>
+            <w:pPr>
+              <w:tabs>
+                <w:tab w:val="num" w:pos="360"/>
+              </w:tabs>
+              <w:jc w:val="center"/>
+              <w:rPr>
+                <w:rFonts w:eastAsia="標楷體"/>
+                <w:sz w:val="28"/>
+              </w:rPr>
+            </w:pPr>
+            <w:bookmarkStart w:id="28" w:name="_Toc167696227"/>
+            <w:r>
+              <w:rPr>
+                <w:rFonts w:eastAsia="標楷體" w:hint="eastAsia"/>
+                <w:sz w:val="28"/>
+              </w:rPr>
+              <w:t>優勢</w:t>
+            </w:r>
+            <w:r>
+              <w:rPr>
+                <w:rFonts w:eastAsia="標楷體" w:hint="eastAsia"/>
+                <w:sz w:val="28"/>
+              </w:rPr>
+              <w:t xml:space="preserve"> S</w:t>
+            </w:r>
+            <w:bookmarkEnd w:id="28"/>
+          </w:p>
+        </w:tc>
+        <w:tc>
+          <w:tcPr>
+            <w:tcW w:w="4674" w:type="dxa"/>
+            <w:shd w:val="pct10" w:color="auto" w:fill="auto"/>
+            <w:vAlign w:val="center"/>
+          </w:tcPr>
+          <w:p>
+            <w:pPr>
+              <w:tabs>
+                <w:tab w:val="num" w:pos="360"/>
+              </w:tabs>
+              <w:jc w:val="center"/>
+              <w:rPr>
+                <w:rFonts w:eastAsia="標楷體"/>
+                <w:sz w:val="28"/>
+              </w:rPr>
+            </w:pPr>
+            <w:bookmarkStart w:id="29" w:name="_Toc167696228"/>
+            <w:r>
+              <w:rPr>
+                <w:rFonts w:eastAsia="標楷體" w:hint="eastAsia"/>
+                <w:sz w:val="28"/>
+              </w:rPr>
+              <w:t>劣勢</w:t>
+            </w:r>
+            <w:r>
+              <w:rPr>
+                <w:rFonts w:eastAsia="標楷體" w:hint="eastAsia"/>
+                <w:sz w:val="28"/>
+              </w:rPr>
+              <w:t xml:space="preserve"> W</w:t>
+            </w:r>
+            <w:bookmarkEnd w:id="29"/>
+          </w:p>
+        </w:tc>
+      </w:tr>
+      <w:tr>
+        <w:tc>
+          <w:tcPr>
+            <w:tcW w:w="846" w:type="dxa"/>
+            <w:shd w:val="pct10" w:color="auto" w:fill="auto"/>
+            <w:vAlign w:val="center"/>
+          </w:tcPr>
+          <w:p>
+            <w:pPr>
+              <w:tabs>
+                <w:tab w:val="num" w:pos="360"/>
+              </w:tabs>
+              <w:jc w:val="center"/>
+              <w:rPr>
+                <w:rFonts w:eastAsia="標楷體"/>
+                <w:sz w:val="28"/>
+              </w:rPr>
+            </w:pPr>
+            <w:bookmarkStart w:id="30" w:name="_Toc167696229"/>
+            <w:r>
+              <w:rPr>
+                <w:rFonts w:eastAsia="標楷體" w:hint="eastAsia"/>
+                <w:sz w:val="28"/>
+              </w:rPr>
+              <w:t>機會</w:t>
+            </w:r>
+            <w:bookmarkEnd w:id="30"/>
+          </w:p>
+          <w:p>
+            <w:pPr>
+              <w:tabs>
+                <w:tab w:val="num" w:pos="360"/>
+              </w:tabs>
+              <w:jc w:val="center"/>
+              <w:rPr>
+                <w:rFonts w:eastAsia="標楷體"/>
+                <w:sz w:val="28"/>
+              </w:rPr>
+            </w:pPr>
+            <w:bookmarkStart w:id="31" w:name="_Toc167696230"/>
+            <w:r>
+              <w:rPr>
+                <w:rFonts w:eastAsia="標楷體" w:hint="eastAsia"/>
+                <w:sz w:val="28"/>
+              </w:rPr>
+              <w:t>O</w:t>
+            </w:r>
+            <w:bookmarkEnd w:id="31"/>
+          </w:p>
+        </w:tc>
+        <w:tc>
+          <w:tcPr>
+            <w:tcW w:w="4674" w:type="dxa"/>
+          </w:tcPr>
+          <w:p>
+            <w:pPr>
+              <w:pStyle w:val="aa"/>
+              <w:numPr>
+                <w:ilvl w:val="0"/>
+                <w:numId w:val="8"/>
+              </w:numPr>
+              <w:tabs>
+                <w:tab w:val="num" w:pos="360"/>
+              </w:tabs>
+              <w:jc w:val="both"/>
+              <w:rPr>
+                <w:rFonts w:eastAsia="標楷體"/>
+                <w:sz w:val="28"/>
+              </w:rPr>
+            </w:pPr>
+            <w:r>
+              <w:rPr>
+                <w:rFonts w:eastAsia="標楷體" w:hint="eastAsia"/>
+                <w:sz w:val="28"/>
+              </w:rPr>
+              <w:t>低門檻、高效率</w:t>
+            </w:r>
+          </w:p>
+          <w:p>
+            <w:pPr>
+              <w:pStyle w:val="aa"/>
+              <w:numPr>
+                <w:ilvl w:val="0"/>
+                <w:numId w:val="8"/>
+              </w:numPr>
+              <w:tabs>
+                <w:tab w:val="num" w:pos="360"/>
+              </w:tabs>
+              <w:jc w:val="both"/>
+              <w:rPr>
+                <w:rFonts w:eastAsia="標楷體"/>
+                <w:sz w:val="28"/>
+              </w:rPr>
+            </w:pPr>
+            <w:r>
+              <w:rPr>
+                <w:rFonts w:eastAsia="標楷體" w:hint="eastAsia"/>
+                <w:sz w:val="28"/>
+              </w:rPr>
+              <w:t>中小企業缺乏資安專才</w:t>
+            </w:r>
+          </w:p>
+        </w:tc>
+        <w:tc>
+          <w:tcPr>
+            <w:tcW w:w="4674" w:type="dxa"/>
+          </w:tcPr>
+          <w:p>
+            <w:pPr>
+              <w:pStyle w:val="aa"/>
+              <w:numPr>
+                <w:ilvl w:val="0"/>
+                <w:numId w:val="10"/>
+              </w:numPr>
+              <w:jc w:val="both"/>
+              <w:rPr>
+                <w:rFonts w:eastAsia="標楷體"/>
+                <w:sz w:val="28"/>
+              </w:rPr>
+            </w:pPr>
+            <w:r>
+              <w:rPr>
+                <w:rFonts w:eastAsia="標楷體" w:hint="eastAsia"/>
+                <w:sz w:val="28"/>
+              </w:rPr>
+              <w:t>不斷優化系統，</w:t>
+            </w:r>
+            <w:r>
+              <w:rPr>
+                <w:rFonts w:eastAsia="標楷體" w:hint="eastAsia"/>
+                <w:sz w:val="28"/>
+              </w:rPr>
+              <w:t>解決隱私疑慮</w:t>
+            </w:r>
+            <w:r>
+              <w:rPr>
+                <w:rFonts w:eastAsia="標楷體" w:hint="eastAsia"/>
+                <w:sz w:val="28"/>
+              </w:rPr>
+              <w:t>。</w:t>
+            </w:r>
+          </w:p>
+        </w:tc>
+      </w:tr>
+      <w:tr>
+        <w:tc>
+          <w:tcPr>
+            <w:tcW w:w="846" w:type="dxa"/>
+            <w:shd w:val="pct10" w:color="auto" w:fill="auto"/>
+            <w:vAlign w:val="center"/>
+          </w:tcPr>
+          <w:p>
+            <w:pPr>
+              <w:tabs>
+                <w:tab w:val="num" w:pos="360"/>
+              </w:tabs>
+              <w:jc w:val="center"/>
+              <w:rPr>
+                <w:rFonts w:eastAsia="標楷體"/>
+                <w:sz w:val="28"/>
+              </w:rPr>
+            </w:pPr>
+            <w:bookmarkStart w:id="32" w:name="_Toc167696231"/>
+            <w:r>
+              <w:rPr>
+                <w:rFonts w:eastAsia="標楷體" w:hint="eastAsia"/>
+                <w:sz w:val="28"/>
+              </w:rPr>
+              <w:t>威脅</w:t>
+            </w:r>
+            <w:bookmarkEnd w:id="32"/>
+          </w:p>
+          <w:p>
+            <w:pPr>
+              <w:tabs>
+                <w:tab w:val="num" w:pos="360"/>
+              </w:tabs>
+              <w:jc w:val="center"/>
+              <w:rPr>
+                <w:rFonts w:eastAsia="標楷體"/>
+                <w:sz w:val="28"/>
+              </w:rPr>
+            </w:pPr>
+            <w:bookmarkStart w:id="33" w:name="_Toc167696232"/>
+            <w:r>
+              <w:rPr>
+                <w:rFonts w:eastAsia="標楷體" w:hint="eastAsia"/>
+                <w:sz w:val="28"/>
+              </w:rPr>
+              <w:t>T</w:t>
+            </w:r>
+            <w:bookmarkEnd w:id="33"/>
+          </w:p>
+        </w:tc>
+        <w:tc>
+          <w:tcPr>
+            <w:tcW w:w="4674" w:type="dxa"/>
+          </w:tcPr>
+          <w:p>
+            <w:pPr>
+              <w:pStyle w:val="aa"/>
+              <w:numPr>
+                <w:ilvl w:val="0"/>
+                <w:numId w:val="9"/>
+              </w:numPr>
+              <w:tabs>
+                <w:tab w:val="num" w:pos="360"/>
+              </w:tabs>
+              <w:jc w:val="both"/>
+              <w:rPr>
+                <w:rFonts w:eastAsia="標楷體"/>
+                <w:sz w:val="28"/>
+              </w:rPr>
+            </w:pPr>
+            <w:r>
+              <w:rPr>
+                <w:rFonts w:eastAsia="標楷體" w:hint="eastAsia"/>
+                <w:sz w:val="28"/>
+              </w:rPr>
+              <w:t>系統會動態即時更新，</w:t>
+            </w:r>
+            <w:r>
+              <w:rPr>
+                <w:rFonts w:eastAsia="標楷體" w:hint="eastAsia"/>
+                <w:sz w:val="28"/>
+              </w:rPr>
+              <w:t>能根據每日新聞調整風險評估分數</w:t>
+            </w:r>
+          </w:p>
+        </w:tc>
+        <w:tc>
+          <w:tcPr>
+            <w:tcW w:w="4674" w:type="dxa"/>
+          </w:tcPr>
+          <w:p>
+            <w:pPr>
+              <w:pStyle w:val="aa"/>
+              <w:numPr>
+                <w:ilvl w:val="0"/>
+                <w:numId w:val="11"/>
+              </w:numPr>
+              <w:tabs>
+                <w:tab w:val="num" w:pos="360"/>
+              </w:tabs>
+              <w:jc w:val="both"/>
+              <w:rPr>
+                <w:rFonts w:eastAsia="標楷體"/>
+                <w:sz w:val="28"/>
+              </w:rPr>
+            </w:pPr>
+            <w:r>
+              <w:rPr>
+                <w:rFonts w:eastAsia="標楷體" w:hint="eastAsia"/>
+                <w:sz w:val="28"/>
+              </w:rPr>
+              <w:t>預防</w:t>
+            </w:r>
+            <w:r>
+              <w:rPr>
+                <w:rFonts w:eastAsia="標楷體" w:hint="eastAsia"/>
+                <w:sz w:val="28"/>
+              </w:rPr>
+              <w:t>AI</w:t>
+            </w:r>
+            <w:r>
+              <w:rPr>
+                <w:rFonts w:eastAsia="標楷體" w:hint="eastAsia"/>
+                <w:sz w:val="28"/>
+              </w:rPr>
+              <w:t>幻覺及駭客攻擊，需加入人工確認流程</w:t>
+            </w:r>
+          </w:p>
+        </w:tc>
+      </w:tr>
+    </w:tbl>
+    <w:p>
+      <w:pPr>
+        <w:pStyle w:val="af1"/>
+        <w:keepNext/>
+        <w:spacing w:before="160" w:after="0" w:line="240" w:lineRule="auto"/>
+        <w:jc w:val="center"/>
+        <w:rPr>
+          <w:rFonts w:ascii="Times New Roman" w:eastAsia="標楷體" w:hAnsi="Times New Roman"/>
+          <w:sz w:val="24"/>
+          <w:shd w:val="pct15" w:color="auto" w:fill="FFFFFF"/>
+        </w:rPr>
+      </w:pPr>
+      <w:bookmarkStart w:id="34" w:name="_Toc167710114"/>
+      <w:r>
+        <w:rPr>
+          <w:rFonts w:ascii="Times New Roman" w:eastAsia="標楷體" w:hAnsi="Times New Roman" w:hint="eastAsia"/>
+          <w:sz w:val="24"/>
+          <w:shd w:val="pct15" w:color="auto" w:fill="FFFFFF"/>
+        </w:rPr>
+        <w:t>表</w:t>
+      </w:r>
+      <w:r>
+        <w:rPr>
+          <w:rFonts w:ascii="Times New Roman" w:eastAsia="標楷體" w:hAnsi="Times New Roman" w:hint="eastAsia"/>
+          <w:sz w:val="24"/>
+          <w:shd w:val="pct15" w:color="auto" w:fill="FFFFFF"/>
+        </w:rPr>
+        <w:t xml:space="preserve"> 2-4-3</w:t>
+      </w:r>
+      <w:r>
+        <w:rPr>
+          <w:rFonts w:ascii="Times New Roman" w:eastAsia="標楷體" w:hAnsi="Times New Roman" w:hint="eastAsia"/>
+          <w:sz w:val="24"/>
+          <w:shd w:val="pct15" w:color="auto" w:fill="FFFFFF"/>
+        </w:rPr>
+        <w:t>：相關系統比較</w:t>
+      </w:r>
+      <w:bookmarkEnd w:id="34"/>
+    </w:p>
+    <w:tbl>
+      <w:tblPr>
+        <w:tblStyle w:val="af0"/>
+        <w:tblW w:w="5000" w:type="pct"/>
+        <w:tblLook w:val="04A0" w:firstRow="1" w:lastRow="0" w:firstColumn="1" w:lastColumn="0" w:noHBand="0" w:noVBand="1"/>
+      </w:tblPr>
+      <w:tblGrid>
+        <w:gridCol w:w="2559"/>
+        <w:gridCol w:w="1912"/>
+        <w:gridCol w:w="1912"/>
+        <w:gridCol w:w="1913"/>
+      </w:tblGrid>
+      <w:tr>
+        <w:trPr>
+          <w:trHeight w:val="737"/>
+        </w:trPr>
+        <w:tc>
+          <w:tcPr>
+            <w:tcW w:w="1256" w:type="pct"/>
+            <w:tcBorders>
+              <w:bottom w:val="single" w:sz="4" w:space="0" w:color="auto"/>
+              <w:tl2br w:val="single" w:sz="4" w:space="0" w:color="auto"/>
+            </w:tcBorders>
+            <w:shd w:val="pct10" w:color="auto" w:fill="auto"/>
+          </w:tcPr>
+          <w:p>
+            <w:pPr>
+              <w:widowControl/>
+              <w:tabs>
+                <w:tab w:val="right" w:pos="3182"/>
+              </w:tabs>
+              <w:rPr>
+                <w:rFonts w:eastAsia="標楷體"/>
+                <w:sz w:val="28"/>
+                <w:shd w:val="pct15" w:color="auto" w:fill="FFFFFF"/>
+              </w:rPr>
+            </w:pPr>
+            <w:bookmarkStart w:id="35" w:name="_Toc167696233"/>
+            <w:r>
+              <w:rPr>
+                <w:rFonts w:eastAsia="標楷體" w:hint="eastAsia"/>
+                <w:sz w:val="28"/>
+                <w:shd w:val="pct15" w:color="auto" w:fill="FFFFFF"/>
+              </w:rPr>
+              <w:t>功能</w:t>
+            </w:r>
+            <w:r>
+              <w:rPr>
+                <w:rFonts w:eastAsia="標楷體"/>
+                <w:sz w:val="28"/>
+                <w:shd w:val="pct15" w:color="auto" w:fill="FFFFFF"/>
+              </w:rPr>
+              <w:tab/>
+            </w:r>
+            <w:r>
+              <w:rPr>
+                <w:rFonts w:eastAsia="標楷體" w:hint="eastAsia"/>
+                <w:sz w:val="28"/>
+                <w:shd w:val="pct15" w:color="auto" w:fill="FFFFFF"/>
+              </w:rPr>
+              <w:t>系統</w:t>
+            </w:r>
+            <w:bookmarkEnd w:id="35"/>
+          </w:p>
+        </w:tc>
+        <w:tc>
+          <w:tcPr>
+            <w:tcW w:w="1248" w:type="pct"/>
+            <w:shd w:val="pct10" w:color="auto" w:fill="auto"/>
+            <w:vAlign w:val="center"/>
+          </w:tcPr>
+          <w:p>
+            <w:pPr>
+              <w:widowControl/>
+              <w:jc w:val="center"/>
+              <w:rPr>
+                <w:rFonts w:eastAsia="標楷體"/>
+                <w:sz w:val="28"/>
+                <w:szCs w:val="28"/>
+                <w:shd w:val="pct15" w:color="auto" w:fill="FFFFFF"/>
+              </w:rPr>
+            </w:pPr>
+            <w:bookmarkStart w:id="36" w:name="_Toc167696234"/>
+            <w:r>
+              <w:rPr>
+                <w:rFonts w:eastAsia="標楷體"/>
+                <w:sz w:val="28"/>
+                <w:szCs w:val="28"/>
+                <w:shd w:val="pct15" w:color="auto" w:fill="FFFFFF"/>
+              </w:rPr>
+              <w:t>Boundless Learn</w:t>
+            </w:r>
+            <w:bookmarkEnd w:id="36"/>
+          </w:p>
+        </w:tc>
+        <w:tc>
+          <w:tcPr>
+            <w:tcW w:w="1248" w:type="pct"/>
+            <w:shd w:val="pct10" w:color="auto" w:fill="auto"/>
+            <w:vAlign w:val="center"/>
+          </w:tcPr>
+          <w:p>
+            <w:pPr>
+              <w:widowControl/>
+              <w:jc w:val="center"/>
+              <w:rPr>
+                <w:rFonts w:eastAsia="標楷體"/>
+                <w:sz w:val="28"/>
+                <w:shd w:val="pct15" w:color="auto" w:fill="FFFFFF"/>
+              </w:rPr>
+            </w:pPr>
+            <w:bookmarkStart w:id="37" w:name="_Toc167696235"/>
+            <w:r>
+              <w:rPr>
+                <w:rFonts w:eastAsia="標楷體" w:hint="eastAsia"/>
+                <w:sz w:val="28"/>
+                <w:shd w:val="pct15" w:color="auto" w:fill="FFFFFF"/>
+              </w:rPr>
+              <w:t>小番茄</w:t>
+            </w:r>
+            <w:bookmarkEnd w:id="37"/>
+          </w:p>
+        </w:tc>
+        <w:tc>
+          <w:tcPr>
+            <w:tcW w:w="1248" w:type="pct"/>
+            <w:shd w:val="pct10" w:color="auto" w:fill="auto"/>
+            <w:vAlign w:val="center"/>
+          </w:tcPr>
+          <w:p>
+            <w:pPr>
+              <w:widowControl/>
+              <w:jc w:val="center"/>
+              <w:rPr>
+                <w:rFonts w:eastAsia="標楷體"/>
+                <w:sz w:val="28"/>
+                <w:shd w:val="pct15" w:color="auto" w:fill="FFFFFF"/>
+              </w:rPr>
+            </w:pPr>
+            <w:bookmarkStart w:id="38" w:name="_Toc167696236"/>
+            <w:r>
+              <w:rPr>
+                <w:rFonts w:eastAsia="標楷體" w:hint="eastAsia"/>
+                <w:sz w:val="28"/>
+                <w:shd w:val="pct15" w:color="auto" w:fill="FFFFFF"/>
+              </w:rPr>
+              <w:t xml:space="preserve">Forest </w:t>
+            </w:r>
+            <w:r>
+              <w:rPr>
+                <w:rFonts w:eastAsia="標楷體" w:hint="eastAsia"/>
+                <w:sz w:val="28"/>
+                <w:shd w:val="pct15" w:color="auto" w:fill="FFFFFF"/>
+              </w:rPr>
+              <w:t>專注森林</w:t>
+            </w:r>
+            <w:bookmarkEnd w:id="38"/>
+          </w:p>
+        </w:tc>
+      </w:tr>
+      <w:tr>
+        <w:trPr>
+          <w:trHeight w:val="737"/>
+        </w:trPr>
+        <w:tc>
+          <w:tcPr>
+            <w:tcW w:w="1256" w:type="pct"/>
+            <w:shd w:val="pct10" w:color="auto" w:fill="auto"/>
+            <w:vAlign w:val="center"/>
+          </w:tcPr>
+          <w:p>
+            <w:pPr>
+              <w:widowControl/>
+              <w:jc w:val="center"/>
+              <w:rPr>
+                <w:rFonts w:eastAsia="標楷體"/>
+                <w:sz w:val="28"/>
+                <w:shd w:val="pct15" w:color="auto" w:fill="FFFFFF"/>
+              </w:rPr>
+            </w:pPr>
+            <w:bookmarkStart w:id="39" w:name="_Toc167696237"/>
+            <w:r>
+              <w:rPr>
+                <w:rFonts w:eastAsia="標楷體" w:hint="eastAsia"/>
+                <w:sz w:val="28"/>
+                <w:shd w:val="pct15" w:color="auto" w:fill="FFFFFF"/>
+              </w:rPr>
+              <w:t>互動</w:t>
+            </w:r>
+            <w:bookmarkEnd w:id="39"/>
+          </w:p>
+        </w:tc>
+        <w:tc>
+          <w:tcPr>
+            <w:tcW w:w="1248" w:type="pct"/>
+            <w:vAlign w:val="center"/>
+          </w:tcPr>
+          <w:p>
+            <w:pPr>
+              <w:widowControl/>
+              <w:jc w:val="center"/>
+              <w:rPr>
+                <w:rFonts w:eastAsia="標楷體"/>
+                <w:sz w:val="28"/>
+                <w:shd w:val="pct15" w:color="auto" w:fill="FFFFFF"/>
+              </w:rPr>
+            </w:pPr>
+            <w:bookmarkStart w:id="40" w:name="_Toc167696238"/>
+            <w:r>
+              <w:rPr>
+                <w:rFonts w:eastAsia="標楷體" w:hint="eastAsia"/>
+                <w:sz w:val="28"/>
+                <w:shd w:val="pct15" w:color="auto" w:fill="FFFFFF"/>
+              </w:rPr>
+              <w:t>O</w:t>
+            </w:r>
+            <w:bookmarkEnd w:id="40"/>
+          </w:p>
+        </w:tc>
+        <w:tc>
+          <w:tcPr>
+            <w:tcW w:w="1248" w:type="pct"/>
+            <w:vAlign w:val="center"/>
+          </w:tcPr>
+          <w:p>
+            <w:pPr>
+              <w:widowControl/>
+              <w:jc w:val="center"/>
+              <w:rPr>
+                <w:rFonts w:eastAsia="標楷體"/>
+                <w:sz w:val="28"/>
+                <w:shd w:val="pct15" w:color="auto" w:fill="FFFFFF"/>
+              </w:rPr>
+            </w:pPr>
+            <w:bookmarkStart w:id="41" w:name="_Toc167696239"/>
+            <w:r>
+              <w:rPr>
+                <w:rFonts w:eastAsia="標楷體" w:hint="eastAsia"/>
+                <w:sz w:val="28"/>
+                <w:shd w:val="pct15" w:color="auto" w:fill="FFFFFF"/>
+              </w:rPr>
+              <w:t>X</w:t>
+            </w:r>
+            <w:bookmarkEnd w:id="41"/>
+          </w:p>
+        </w:tc>
+        <w:tc>
+          <w:tcPr>
+            <w:tcW w:w="1248" w:type="pct"/>
+            <w:vAlign w:val="center"/>
+          </w:tcPr>
+          <w:p>
+            <w:pPr>
+              <w:widowControl/>
+              <w:jc w:val="center"/>
+              <w:rPr>
+                <w:rFonts w:eastAsia="標楷體"/>
+                <w:sz w:val="28"/>
+                <w:shd w:val="pct15" w:color="auto" w:fill="FFFFFF"/>
+              </w:rPr>
+            </w:pPr>
+            <w:bookmarkStart w:id="42" w:name="_Toc167696240"/>
+            <w:r>
+              <w:rPr>
+                <w:rFonts w:eastAsia="標楷體" w:hint="eastAsia"/>
+                <w:sz w:val="28"/>
+                <w:shd w:val="pct15" w:color="auto" w:fill="FFFFFF"/>
+              </w:rPr>
+              <w:t>O</w:t>
+            </w:r>
+            <w:bookmarkEnd w:id="42"/>
+          </w:p>
+        </w:tc>
+      </w:tr>
+      <w:tr>
+        <w:trPr>
+          <w:trHeight w:val="737"/>
+        </w:trPr>
+        <w:tc>
+          <w:tcPr>
+            <w:tcW w:w="1256" w:type="pct"/>
+            <w:shd w:val="pct10" w:color="auto" w:fill="auto"/>
+            <w:vAlign w:val="center"/>
+          </w:tcPr>
+          <w:p>
+            <w:pPr>
+              <w:widowControl/>
+              <w:jc w:val="center"/>
+              <w:rPr>
+                <w:rFonts w:eastAsia="標楷體"/>
+                <w:sz w:val="28"/>
+                <w:shd w:val="pct15" w:color="auto" w:fill="FFFFFF"/>
+              </w:rPr>
+            </w:pPr>
+            <w:bookmarkStart w:id="43" w:name="_Toc167696241"/>
+            <w:r>
+              <w:rPr>
+                <w:rFonts w:eastAsia="標楷體" w:hint="eastAsia"/>
+                <w:sz w:val="28"/>
+                <w:shd w:val="pct15" w:color="auto" w:fill="FFFFFF"/>
+              </w:rPr>
+              <w:t>圖像化</w:t>
+            </w:r>
+            <w:bookmarkEnd w:id="43"/>
+          </w:p>
+        </w:tc>
+        <w:tc>
+          <w:tcPr>
+            <w:tcW w:w="1248" w:type="pct"/>
+            <w:vAlign w:val="center"/>
+          </w:tcPr>
+          <w:p>
+            <w:pPr>
+              <w:widowControl/>
+              <w:jc w:val="center"/>
+              <w:rPr>
+                <w:rFonts w:eastAsia="標楷體"/>
+                <w:sz w:val="28"/>
+                <w:shd w:val="pct15" w:color="auto" w:fill="FFFFFF"/>
+              </w:rPr>
+            </w:pPr>
+            <w:bookmarkStart w:id="44" w:name="_Toc167696242"/>
+            <w:r>
+              <w:rPr>
+                <w:rFonts w:eastAsia="標楷體" w:hint="eastAsia"/>
+                <w:sz w:val="28"/>
+                <w:shd w:val="pct15" w:color="auto" w:fill="FFFFFF"/>
+              </w:rPr>
+              <w:t>O</w:t>
+            </w:r>
+            <w:bookmarkEnd w:id="44"/>
+          </w:p>
+        </w:tc>
+        <w:tc>
+          <w:tcPr>
+            <w:tcW w:w="1248" w:type="pct"/>
+            <w:vAlign w:val="center"/>
+          </w:tcPr>
+          <w:p>
+            <w:pPr>
+              <w:widowControl/>
+              <w:jc w:val="center"/>
+              <w:rPr>
+                <w:rFonts w:eastAsia="標楷體"/>
+                <w:sz w:val="28"/>
+                <w:shd w:val="pct15" w:color="auto" w:fill="FFFFFF"/>
+              </w:rPr>
+            </w:pPr>
+            <w:bookmarkStart w:id="45" w:name="_Toc167696243"/>
+            <w:r>
+              <w:rPr>
+                <w:rFonts w:eastAsia="標楷體" w:hint="eastAsia"/>
+                <w:sz w:val="28"/>
+                <w:shd w:val="pct15" w:color="auto" w:fill="FFFFFF"/>
+              </w:rPr>
+              <w:t>X</w:t>
+            </w:r>
+            <w:bookmarkEnd w:id="45"/>
+          </w:p>
+        </w:tc>
+        <w:tc>
+          <w:tcPr>
+            <w:tcW w:w="1248" w:type="pct"/>
+            <w:vAlign w:val="center"/>
+          </w:tcPr>
+          <w:p>
+            <w:pPr>
+              <w:widowControl/>
+              <w:jc w:val="center"/>
+              <w:rPr>
+                <w:rFonts w:eastAsia="標楷體"/>
+                <w:sz w:val="28"/>
+                <w:shd w:val="pct15" w:color="auto" w:fill="FFFFFF"/>
+              </w:rPr>
+            </w:pPr>
+            <w:bookmarkStart w:id="46" w:name="_Toc167696244"/>
+            <w:r>
+              <w:rPr>
+                <w:rFonts w:eastAsia="標楷體" w:hint="eastAsia"/>
+                <w:sz w:val="28"/>
+                <w:shd w:val="pct15" w:color="auto" w:fill="FFFFFF"/>
+              </w:rPr>
+              <w:t>O</w:t>
+            </w:r>
+            <w:bookmarkEnd w:id="46"/>
+          </w:p>
+        </w:tc>
+      </w:tr>
+      <w:tr>
+        <w:trPr>
+          <w:trHeight w:val="737"/>
+        </w:trPr>
+        <w:tc>
+          <w:tcPr>
+            <w:tcW w:w="1256" w:type="pct"/>
+            <w:shd w:val="pct10" w:color="auto" w:fill="auto"/>
+            <w:vAlign w:val="center"/>
+          </w:tcPr>
+          <w:p>
+            <w:pPr>
+              <w:widowControl/>
+              <w:jc w:val="center"/>
+              <w:rPr>
+                <w:rFonts w:eastAsia="標楷體"/>
+                <w:sz w:val="28"/>
+                <w:shd w:val="pct15" w:color="auto" w:fill="FFFFFF"/>
+              </w:rPr>
+            </w:pPr>
+            <w:bookmarkStart w:id="47" w:name="_Toc167696245"/>
+            <w:r>
+              <w:rPr>
+                <w:rFonts w:eastAsia="標楷體" w:hint="eastAsia"/>
+                <w:sz w:val="28"/>
+                <w:shd w:val="pct15" w:color="auto" w:fill="FFFFFF"/>
+              </w:rPr>
+              <w:t>獎勵機制</w:t>
+            </w:r>
+            <w:bookmarkEnd w:id="47"/>
+          </w:p>
+        </w:tc>
+        <w:tc>
+          <w:tcPr>
+            <w:tcW w:w="1248" w:type="pct"/>
+            <w:vAlign w:val="center"/>
+          </w:tcPr>
+          <w:p>
+            <w:pPr>
+              <w:widowControl/>
+              <w:jc w:val="center"/>
+              <w:rPr>
+                <w:rFonts w:eastAsia="標楷體"/>
+                <w:sz w:val="28"/>
+                <w:shd w:val="pct15" w:color="auto" w:fill="FFFFFF"/>
+              </w:rPr>
+            </w:pPr>
+            <w:bookmarkStart w:id="48" w:name="_Toc167696246"/>
+            <w:r>
+              <w:rPr>
+                <w:rFonts w:eastAsia="標楷體" w:hint="eastAsia"/>
+                <w:sz w:val="28"/>
+                <w:shd w:val="pct15" w:color="auto" w:fill="FFFFFF"/>
+              </w:rPr>
+              <w:t>O</w:t>
+            </w:r>
+            <w:bookmarkEnd w:id="48"/>
+          </w:p>
+        </w:tc>
+        <w:tc>
+          <w:tcPr>
+            <w:tcW w:w="1248" w:type="pct"/>
+            <w:vAlign w:val="center"/>
+          </w:tcPr>
+          <w:p>
+            <w:pPr>
+              <w:widowControl/>
+              <w:jc w:val="center"/>
+              <w:rPr>
+                <w:rFonts w:eastAsia="標楷體"/>
+                <w:sz w:val="28"/>
+                <w:shd w:val="pct15" w:color="auto" w:fill="FFFFFF"/>
+              </w:rPr>
+            </w:pPr>
+            <w:bookmarkStart w:id="49" w:name="_Toc167696247"/>
+            <w:r>
+              <w:rPr>
+                <w:rFonts w:eastAsia="標楷體" w:hint="eastAsia"/>
+                <w:sz w:val="28"/>
+                <w:shd w:val="pct15" w:color="auto" w:fill="FFFFFF"/>
+              </w:rPr>
+              <w:t>X</w:t>
+            </w:r>
+            <w:bookmarkEnd w:id="49"/>
+          </w:p>
+        </w:tc>
+        <w:tc>
+          <w:tcPr>
+            <w:tcW w:w="1248" w:type="pct"/>
+            <w:vAlign w:val="center"/>
+          </w:tcPr>
+          <w:p>
+            <w:pPr>
+              <w:widowControl/>
+              <w:jc w:val="center"/>
+              <w:rPr>
+                <w:rFonts w:eastAsia="標楷體"/>
+                <w:sz w:val="28"/>
+                <w:shd w:val="pct15" w:color="auto" w:fill="FFFFFF"/>
+              </w:rPr>
+            </w:pPr>
+            <w:bookmarkStart w:id="50" w:name="_Toc167696248"/>
+            <w:r>
+              <w:rPr>
+                <w:rFonts w:eastAsia="標楷體" w:hint="eastAsia"/>
+                <w:sz w:val="28"/>
+                <w:shd w:val="pct15" w:color="auto" w:fill="FFFFFF"/>
+              </w:rPr>
+              <w:t>X</w:t>
+            </w:r>
+            <w:bookmarkEnd w:id="50"/>
+          </w:p>
+        </w:tc>
+      </w:tr>
+      <w:tr>
+        <w:trPr>
+          <w:trHeight w:val="737"/>
+        </w:trPr>
+        <w:tc>
+          <w:tcPr>
+            <w:tcW w:w="1256" w:type="pct"/>
+            <w:shd w:val="pct10" w:color="auto" w:fill="auto"/>
+            <w:vAlign w:val="center"/>
+          </w:tcPr>
+          <w:p>
+            <w:pPr>
+              <w:widowControl/>
+              <w:jc w:val="center"/>
+              <w:rPr>
+                <w:rFonts w:eastAsia="標楷體"/>
+                <w:sz w:val="28"/>
+                <w:shd w:val="pct15" w:color="auto" w:fill="FFFFFF"/>
+              </w:rPr>
+            </w:pPr>
+            <w:bookmarkStart w:id="51" w:name="_Toc167696249"/>
+            <w:r>
+              <w:rPr>
+                <w:rFonts w:eastAsia="標楷體" w:hint="eastAsia"/>
+                <w:sz w:val="28"/>
+                <w:shd w:val="pct15" w:color="auto" w:fill="FFFFFF"/>
+              </w:rPr>
+              <w:t>計時器</w:t>
+            </w:r>
+            <w:bookmarkEnd w:id="51"/>
+          </w:p>
+        </w:tc>
+        <w:tc>
+          <w:tcPr>
+            <w:tcW w:w="1248" w:type="pct"/>
+            <w:vAlign w:val="center"/>
+          </w:tcPr>
+          <w:p>
+            <w:pPr>
+              <w:widowControl/>
+              <w:jc w:val="center"/>
+              <w:rPr>
+                <w:rFonts w:eastAsia="標楷體"/>
+                <w:sz w:val="28"/>
+                <w:shd w:val="pct15" w:color="auto" w:fill="FFFFFF"/>
+              </w:rPr>
+            </w:pPr>
+            <w:bookmarkStart w:id="52" w:name="_Toc167696250"/>
+            <w:r>
+              <w:rPr>
+                <w:rFonts w:eastAsia="標楷體" w:hint="eastAsia"/>
+                <w:sz w:val="28"/>
+                <w:shd w:val="pct15" w:color="auto" w:fill="FFFFFF"/>
+              </w:rPr>
+              <w:t>O</w:t>
+            </w:r>
+            <w:bookmarkEnd w:id="52"/>
+          </w:p>
+        </w:tc>
+        <w:tc>
+          <w:tcPr>
+            <w:tcW w:w="1248" w:type="pct"/>
+            <w:vAlign w:val="center"/>
+          </w:tcPr>
+          <w:p>
+            <w:pPr>
+              <w:widowControl/>
+              <w:jc w:val="center"/>
+              <w:rPr>
+                <w:rFonts w:eastAsia="標楷體"/>
+                <w:sz w:val="28"/>
+                <w:shd w:val="pct15" w:color="auto" w:fill="FFFFFF"/>
+              </w:rPr>
+            </w:pPr>
+            <w:bookmarkStart w:id="53" w:name="_Toc167696251"/>
+            <w:r>
+              <w:rPr>
+                <w:rFonts w:eastAsia="標楷體" w:hint="eastAsia"/>
+                <w:sz w:val="28"/>
+                <w:shd w:val="pct15" w:color="auto" w:fill="FFFFFF"/>
+              </w:rPr>
+              <w:t>O</w:t>
+            </w:r>
+            <w:bookmarkEnd w:id="53"/>
+          </w:p>
+        </w:tc>
+        <w:tc>
+          <w:tcPr>
+            <w:tcW w:w="1248" w:type="pct"/>
+            <w:vAlign w:val="center"/>
+          </w:tcPr>
+          <w:p>
+            <w:pPr>
+              <w:widowControl/>
+              <w:jc w:val="center"/>
+              <w:rPr>
+                <w:rFonts w:eastAsia="標楷體"/>
+                <w:sz w:val="28"/>
+                <w:shd w:val="pct15" w:color="auto" w:fill="FFFFFF"/>
+              </w:rPr>
+            </w:pPr>
+            <w:bookmarkStart w:id="54" w:name="_Toc167696252"/>
+            <w:r>
+              <w:rPr>
+                <w:rFonts w:eastAsia="標楷體" w:hint="eastAsia"/>
+                <w:sz w:val="28"/>
+                <w:shd w:val="pct15" w:color="auto" w:fill="FFFFFF"/>
+              </w:rPr>
+              <w:t>O</w:t>
+            </w:r>
+            <w:bookmarkEnd w:id="54"/>
+          </w:p>
+        </w:tc>
+      </w:tr>
+      <w:tr>
+        <w:trPr>
+          <w:trHeight w:val="737"/>
+        </w:trPr>
+        <w:tc>
+          <w:tcPr>
+            <w:tcW w:w="1256" w:type="pct"/>
+            <w:shd w:val="pct10" w:color="auto" w:fill="auto"/>
+            <w:vAlign w:val="center"/>
+          </w:tcPr>
+          <w:p>
+            <w:pPr>
+              <w:widowControl/>
+              <w:jc w:val="center"/>
+              <w:rPr>
+                <w:rFonts w:eastAsia="標楷體"/>
+                <w:sz w:val="28"/>
+                <w:shd w:val="pct15" w:color="auto" w:fill="FFFFFF"/>
+              </w:rPr>
+            </w:pPr>
+            <w:bookmarkStart w:id="55" w:name="_Toc167696253"/>
+            <w:r>
+              <w:rPr>
+                <w:rFonts w:eastAsia="標楷體" w:hint="eastAsia"/>
+                <w:sz w:val="28"/>
+                <w:shd w:val="pct15" w:color="auto" w:fill="FFFFFF"/>
+              </w:rPr>
+              <w:t>學習成果追蹤</w:t>
+            </w:r>
+            <w:bookmarkEnd w:id="55"/>
+          </w:p>
+        </w:tc>
+        <w:tc>
+          <w:tcPr>
+            <w:tcW w:w="1248" w:type="pct"/>
+            <w:vAlign w:val="center"/>
+          </w:tcPr>
+          <w:p>
+            <w:pPr>
+              <w:widowControl/>
+              <w:jc w:val="center"/>
+              <w:rPr>
+                <w:rFonts w:eastAsia="標楷體"/>
+                <w:sz w:val="28"/>
+                <w:shd w:val="pct15" w:color="auto" w:fill="FFFFFF"/>
+              </w:rPr>
+            </w:pPr>
+            <w:bookmarkStart w:id="56" w:name="_Toc167696254"/>
+            <w:r>
+              <w:rPr>
+                <w:rFonts w:eastAsia="標楷體" w:hint="eastAsia"/>
+                <w:sz w:val="28"/>
+                <w:shd w:val="pct15" w:color="auto" w:fill="FFFFFF"/>
+              </w:rPr>
+              <w:t>O</w:t>
+            </w:r>
+            <w:bookmarkEnd w:id="56"/>
+          </w:p>
+        </w:tc>
+        <w:tc>
+          <w:tcPr>
+            <w:tcW w:w="1248" w:type="pct"/>
+            <w:vAlign w:val="center"/>
+          </w:tcPr>
+          <w:p>
+            <w:pPr>
+              <w:widowControl/>
+              <w:jc w:val="center"/>
+              <w:rPr>
+                <w:rFonts w:eastAsia="標楷體"/>
+                <w:sz w:val="28"/>
+                <w:shd w:val="pct15" w:color="auto" w:fill="FFFFFF"/>
+              </w:rPr>
+            </w:pPr>
+            <w:bookmarkStart w:id="57" w:name="_Toc167696255"/>
+            <w:r>
+              <w:rPr>
+                <w:rFonts w:eastAsia="標楷體" w:hint="eastAsia"/>
+                <w:sz w:val="28"/>
+                <w:shd w:val="pct15" w:color="auto" w:fill="FFFFFF"/>
+              </w:rPr>
+              <w:t>O</w:t>
+            </w:r>
+            <w:bookmarkEnd w:id="57"/>
+          </w:p>
+        </w:tc>
+        <w:tc>
+          <w:tcPr>
+            <w:tcW w:w="1248" w:type="pct"/>
+            <w:vAlign w:val="center"/>
+          </w:tcPr>
+          <w:p>
+            <w:pPr>
+              <w:widowControl/>
+              <w:jc w:val="center"/>
+              <w:rPr>
+                <w:rFonts w:eastAsia="標楷體"/>
+                <w:sz w:val="28"/>
+                <w:shd w:val="pct15" w:color="auto" w:fill="FFFFFF"/>
+              </w:rPr>
+            </w:pPr>
+            <w:bookmarkStart w:id="58" w:name="_Toc167696256"/>
+            <w:r>
+              <w:rPr>
+                <w:rFonts w:eastAsia="標楷體" w:hint="eastAsia"/>
+                <w:sz w:val="28"/>
+                <w:shd w:val="pct15" w:color="auto" w:fill="FFFFFF"/>
+              </w:rPr>
+              <w:t>O</w:t>
+            </w:r>
+            <w:bookmarkEnd w:id="58"/>
+          </w:p>
+        </w:tc>
+      </w:tr>
+      <w:tr>
+        <w:trPr>
+          <w:trHeight w:val="737"/>
+        </w:trPr>
+        <w:tc>
+          <w:tcPr>
+            <w:tcW w:w="1256" w:type="pct"/>
+            <w:shd w:val="pct10" w:color="auto" w:fill="auto"/>
+            <w:vAlign w:val="center"/>
+          </w:tcPr>
+          <w:p>
+            <w:pPr>
+              <w:widowControl/>
+              <w:jc w:val="center"/>
+              <w:rPr>
+                <w:rFonts w:eastAsia="標楷體"/>
+                <w:sz w:val="28"/>
+                <w:shd w:val="pct15" w:color="auto" w:fill="FFFFFF"/>
+              </w:rPr>
+            </w:pPr>
+            <w:bookmarkStart w:id="59" w:name="_Toc167696257"/>
+            <w:r>
+              <w:rPr>
+                <w:rFonts w:eastAsia="標楷體" w:hint="eastAsia"/>
+                <w:sz w:val="28"/>
+                <w:shd w:val="pct15" w:color="auto" w:fill="FFFFFF"/>
+              </w:rPr>
+              <w:t>討論室</w:t>
+            </w:r>
+            <w:bookmarkEnd w:id="59"/>
+          </w:p>
+        </w:tc>
+        <w:tc>
+          <w:tcPr>
+            <w:tcW w:w="1248" w:type="pct"/>
+            <w:vAlign w:val="center"/>
+          </w:tcPr>
+          <w:p>
+            <w:pPr>
+              <w:widowControl/>
+              <w:jc w:val="center"/>
+              <w:rPr>
+                <w:rFonts w:eastAsia="標楷體"/>
+                <w:sz w:val="28"/>
+                <w:shd w:val="pct15" w:color="auto" w:fill="FFFFFF"/>
+              </w:rPr>
+            </w:pPr>
+            <w:bookmarkStart w:id="60" w:name="_Toc167696258"/>
+            <w:r>
+              <w:rPr>
+                <w:rFonts w:eastAsia="標楷體" w:hint="eastAsia"/>
+                <w:sz w:val="28"/>
+                <w:shd w:val="pct15" w:color="auto" w:fill="FFFFFF"/>
+              </w:rPr>
+              <w:t>O</w:t>
+            </w:r>
+            <w:bookmarkEnd w:id="60"/>
+          </w:p>
+        </w:tc>
+        <w:tc>
+          <w:tcPr>
+            <w:tcW w:w="1248" w:type="pct"/>
+            <w:vAlign w:val="center"/>
+          </w:tcPr>
+          <w:p>
+            <w:pPr>
+              <w:widowControl/>
+              <w:jc w:val="center"/>
+              <w:rPr>
+                <w:rFonts w:eastAsia="標楷體"/>
+                <w:sz w:val="28"/>
+                <w:shd w:val="pct15" w:color="auto" w:fill="FFFFFF"/>
+              </w:rPr>
+            </w:pPr>
+            <w:bookmarkStart w:id="61" w:name="_Toc167696259"/>
+            <w:r>
+              <w:rPr>
+                <w:rFonts w:eastAsia="標楷體" w:hint="eastAsia"/>
+                <w:sz w:val="28"/>
+                <w:shd w:val="pct15" w:color="auto" w:fill="FFFFFF"/>
+              </w:rPr>
+              <w:t>X</w:t>
+            </w:r>
+            <w:bookmarkEnd w:id="61"/>
+          </w:p>
+        </w:tc>
+        <w:tc>
+          <w:tcPr>
+            <w:tcW w:w="1248" w:type="pct"/>
+            <w:vAlign w:val="center"/>
+          </w:tcPr>
+          <w:p>
+            <w:pPr>
+              <w:widowControl/>
+              <w:jc w:val="center"/>
+              <w:rPr>
+                <w:rFonts w:eastAsia="標楷體"/>
+                <w:sz w:val="28"/>
+                <w:shd w:val="pct15" w:color="auto" w:fill="FFFFFF"/>
+              </w:rPr>
+            </w:pPr>
+            <w:bookmarkStart w:id="62" w:name="_Toc167696260"/>
+            <w:r>
+              <w:rPr>
+                <w:rFonts w:eastAsia="標楷體" w:hint="eastAsia"/>
+                <w:sz w:val="28"/>
+                <w:shd w:val="pct15" w:color="auto" w:fill="FFFFFF"/>
+              </w:rPr>
+              <w:t>X</w:t>
+            </w:r>
+            <w:bookmarkEnd w:id="62"/>
+          </w:p>
+        </w:tc>
+      </w:tr>
+    </w:tbl>
+    <w:p>
+      <w:pPr>
+        <w:widowControl/>
+        <w:spacing w:after="160" w:line="278" w:lineRule="auto"/>
+      </w:pPr>
+    </w:p>
+    <w:p/>
+    <w:p>
+      <w:pPr>
+        <w:rPr>
+          <w:rFonts w:hint="eastAsia"/>
+        </w:rPr>
         <w:sectPr>
           <w:pgSz w:w="11906" w:h="16838"/>
           <w:pgMar w:top="1440" w:right="1800" w:bottom="1440" w:left="1800" w:header="851" w:footer="992" w:gutter="0"/>
@@ -4059,7 +8540,6 @@
       <w:r>
         <w:t xml:space="preserve">7-4 </w:t>
       </w:r>
-      <w:proofErr w:type="gramStart"/>
       <w:r>
         <w:t>狀態機圖</w:t>
       </w:r>
@@ -4069,7 +8549,6 @@
         </w:rPr>
         <w:t>及</w:t>
       </w:r>
-      <w:proofErr w:type="gramEnd"/>
       <w:r>
         <w:t>時序圖</w:t>
       </w:r>
@@ -4092,11 +8571,6 @@
       </w:r>
     </w:p>
     <w:p>
-      <w:pPr>
-        <w:rPr>
-          <w:rFonts w:hint="eastAsia"/>
-        </w:rPr>
-      </w:pPr>
       <w:r>
         <w:rPr>
           <w:noProof/>
@@ -4147,12 +8621,10 @@
       </w:r>
     </w:p>
     <w:p>
-      <w:pPr>
-        <w:rPr>
-          <w:rFonts w:hint="eastAsia"/>
-        </w:rPr>
-      </w:pPr>
-      <w:r>
+      <w:r>
+        <w:rPr>
+          <w:noProof/>
+        </w:rPr>
         <w:drawing>
           <wp:inline distT="0" distB="0" distL="0" distR="0" wp14:anchorId="50FB4C7C" wp14:editId="0AE757CC">
             <wp:extent cx="4818918" cy="2828925"/>
@@ -4191,13 +8663,7 @@
       </w:r>
     </w:p>
     <w:p/>
-    <w:p>
-      <w:pPr>
-        <w:rPr>
-          <w:rFonts w:hint="eastAsia"/>
-        </w:rPr>
-      </w:pPr>
-    </w:p>
+    <w:p/>
     <w:sectPr>
       <w:pgSz w:w="11906" w:h="16838"/>
       <w:pgMar w:top="1440" w:right="1800" w:bottom="1440" w:left="1800" w:header="851" w:footer="992" w:gutter="0"/>
@@ -4211,6 +8677,748 @@
 <file path=word/numbering.xml><?xml version="1.0" encoding="utf-8"?>
 <w:numbering xmlns:wpc="http://schemas.microsoft.com/office/word/2010/wordprocessingCanvas" xmlns:cx="http://schemas.microsoft.com/office/drawing/2014/chartex" xmlns:cx1="http://schemas.microsoft.com/office/drawing/2015/9/8/chartex" xmlns:cx2="http://schemas.microsoft.com/office/drawing/2015/10/21/chartex" xmlns:cx3="http://schemas.microsoft.com/office/drawing/2016/5/9/chartex" xmlns:cx4="http://schemas.microsoft.com/office/drawing/2016/5/10/chartex" xmlns:cx5="http://schemas.microsoft.com/office/drawing/2016/5/11/chartex" xmlns:cx6="http://schemas.microsoft.com/office/drawing/2016/5/12/chartex" xmlns:cx7="http://schemas.microsoft.com/office/drawing/2016/5/13/chartex" xmlns:cx8="http://schemas.microsoft.com/office/drawing/2016/5/14/chartex" xmlns:mc="http://schemas.openxmlformats.org/markup-compatibility/2006" xmlns:aink="http://schemas.microsoft.com/office/drawing/2016/ink" xmlns:am3d="http://schemas.microsoft.com/office/drawing/2017/model3d" xmlns:o="urn:schemas-microsoft-com:office:office" xmlns:oel="http://schemas.microsoft.com/office/2019/extlst" xmlns:r="http://schemas.openxmlformats.org/officeDocument/2006/relationships" xmlns:m="http://schemas.openxmlformats.org/officeDocument/2006/math" xmlns:v="urn:schemas-microsoft-com:vml" xmlns:wp14="http://schemas.microsoft.com/office/word/2010/wordprocessingDrawing" xmlns:wp="http://schemas.openxmlformats.org/drawingml/2006/wordprocessingDrawing" xmlns:w10="urn:schemas-microsoft-com:office:word" xmlns:w="http://schemas.openxmlformats.org/wordprocessingml/2006/main" xmlns:w14="http://schemas.microsoft.com/office/word/2010/wordml" xmlns:w15="http://schemas.microsoft.com/office/word/2012/wordml" xmlns:w16cex="http://schemas.microsoft.com/office/word/2018/wordml/cex" xmlns:w16cid="http://schemas.microsoft.com/office/word/2016/wordml/cid" xmlns:w16="http://schemas.microsoft.com/office/word/2018/wordml" xmlns:w16du="http://schemas.microsoft.com/office/word/2023/wordml/word16du" xmlns:w16sdtdh="http://schemas.microsoft.com/office/word/2020/wordml/sdtdatahash" xmlns:w16sdtfl="http://schemas.microsoft.com/office/word/2024/wordml/sdtformatlock" xmlns:w16se="http://schemas.microsoft.com/office/word/2015/wordml/symex" xmlns:wpg="http://schemas.microsoft.com/office/word/2010/wordprocessingGroup" xmlns:wpi="http://schemas.microsoft.com/office/word/2010/wordprocessingInk" xmlns:wne="http://schemas.microsoft.com/office/word/2006/wordml" xmlns:wps="http://schemas.microsoft.com/office/word/2010/wordprocessingShape" mc:Ignorable="w14 w15 w16se w16cid w16 w16cex w16sdtdh w16sdtfl w16du wp14">
   <w:abstractNum w:abstractNumId="0" w15:restartNumberingAfterBreak="0">
+    <w:nsid w:val="0D413AF3"/>
+    <w:multiLevelType w:val="hybridMultilevel"/>
+    <w:tmpl w:val="EE98F3EE"/>
+    <w:lvl w:ilvl="0" w:tplc="75B296A6">
+      <w:start w:val="1"/>
+      <w:numFmt w:val="decimal"/>
+      <w:lvlText w:val="%1."/>
+      <w:lvlJc w:val="left"/>
+      <w:pPr>
+        <w:ind w:left="360" w:hanging="360"/>
+      </w:pPr>
+      <w:rPr>
+        <w:rFonts w:hint="default"/>
+      </w:rPr>
+    </w:lvl>
+    <w:lvl w:ilvl="1" w:tplc="04090019" w:tentative="1">
+      <w:start w:val="1"/>
+      <w:numFmt w:val="ideographTraditional"/>
+      <w:lvlText w:val="%2、"/>
+      <w:lvlJc w:val="left"/>
+      <w:pPr>
+        <w:ind w:left="960" w:hanging="480"/>
+      </w:pPr>
+    </w:lvl>
+    <w:lvl w:ilvl="2" w:tplc="0409001B" w:tentative="1">
+      <w:start w:val="1"/>
+      <w:numFmt w:val="lowerRoman"/>
+      <w:lvlText w:val="%3."/>
+      <w:lvlJc w:val="right"/>
+      <w:pPr>
+        <w:ind w:left="1440" w:hanging="480"/>
+      </w:pPr>
+    </w:lvl>
+    <w:lvl w:ilvl="3" w:tplc="0409000F" w:tentative="1">
+      <w:start w:val="1"/>
+      <w:numFmt w:val="decimal"/>
+      <w:lvlText w:val="%4."/>
+      <w:lvlJc w:val="left"/>
+      <w:pPr>
+        <w:ind w:left="1920" w:hanging="480"/>
+      </w:pPr>
+    </w:lvl>
+    <w:lvl w:ilvl="4" w:tplc="04090019" w:tentative="1">
+      <w:start w:val="1"/>
+      <w:numFmt w:val="ideographTraditional"/>
+      <w:lvlText w:val="%5、"/>
+      <w:lvlJc w:val="left"/>
+      <w:pPr>
+        <w:ind w:left="2400" w:hanging="480"/>
+      </w:pPr>
+    </w:lvl>
+    <w:lvl w:ilvl="5" w:tplc="0409001B" w:tentative="1">
+      <w:start w:val="1"/>
+      <w:numFmt w:val="lowerRoman"/>
+      <w:lvlText w:val="%6."/>
+      <w:lvlJc w:val="right"/>
+      <w:pPr>
+        <w:ind w:left="2880" w:hanging="480"/>
+      </w:pPr>
+    </w:lvl>
+    <w:lvl w:ilvl="6" w:tplc="0409000F" w:tentative="1">
+      <w:start w:val="1"/>
+      <w:numFmt w:val="decimal"/>
+      <w:lvlText w:val="%7."/>
+      <w:lvlJc w:val="left"/>
+      <w:pPr>
+        <w:ind w:left="3360" w:hanging="480"/>
+      </w:pPr>
+    </w:lvl>
+    <w:lvl w:ilvl="7" w:tplc="04090019" w:tentative="1">
+      <w:start w:val="1"/>
+      <w:numFmt w:val="ideographTraditional"/>
+      <w:lvlText w:val="%8、"/>
+      <w:lvlJc w:val="left"/>
+      <w:pPr>
+        <w:ind w:left="3840" w:hanging="480"/>
+      </w:pPr>
+    </w:lvl>
+    <w:lvl w:ilvl="8" w:tplc="0409001B" w:tentative="1">
+      <w:start w:val="1"/>
+      <w:numFmt w:val="lowerRoman"/>
+      <w:lvlText w:val="%9."/>
+      <w:lvlJc w:val="right"/>
+      <w:pPr>
+        <w:ind w:left="4320" w:hanging="480"/>
+      </w:pPr>
+    </w:lvl>
+  </w:abstractNum>
+  <w:abstractNum w:abstractNumId="1" w15:restartNumberingAfterBreak="0">
+    <w:nsid w:val="172D4B91"/>
+    <w:multiLevelType w:val="hybridMultilevel"/>
+    <w:tmpl w:val="3BC8CA8E"/>
+    <w:lvl w:ilvl="0" w:tplc="02A4C084">
+      <w:start w:val="1"/>
+      <w:numFmt w:val="decimal"/>
+      <w:lvlText w:val="%1."/>
+      <w:lvlJc w:val="left"/>
+      <w:pPr>
+        <w:ind w:left="360" w:hanging="360"/>
+      </w:pPr>
+      <w:rPr>
+        <w:rFonts w:hint="default"/>
+      </w:rPr>
+    </w:lvl>
+    <w:lvl w:ilvl="1" w:tplc="04090019" w:tentative="1">
+      <w:start w:val="1"/>
+      <w:numFmt w:val="ideographTraditional"/>
+      <w:lvlText w:val="%2、"/>
+      <w:lvlJc w:val="left"/>
+      <w:pPr>
+        <w:ind w:left="960" w:hanging="480"/>
+      </w:pPr>
+    </w:lvl>
+    <w:lvl w:ilvl="2" w:tplc="0409001B" w:tentative="1">
+      <w:start w:val="1"/>
+      <w:numFmt w:val="lowerRoman"/>
+      <w:lvlText w:val="%3."/>
+      <w:lvlJc w:val="right"/>
+      <w:pPr>
+        <w:ind w:left="1440" w:hanging="480"/>
+      </w:pPr>
+    </w:lvl>
+    <w:lvl w:ilvl="3" w:tplc="0409000F" w:tentative="1">
+      <w:start w:val="1"/>
+      <w:numFmt w:val="decimal"/>
+      <w:lvlText w:val="%4."/>
+      <w:lvlJc w:val="left"/>
+      <w:pPr>
+        <w:ind w:left="1920" w:hanging="480"/>
+      </w:pPr>
+    </w:lvl>
+    <w:lvl w:ilvl="4" w:tplc="04090019" w:tentative="1">
+      <w:start w:val="1"/>
+      <w:numFmt w:val="ideographTraditional"/>
+      <w:lvlText w:val="%5、"/>
+      <w:lvlJc w:val="left"/>
+      <w:pPr>
+        <w:ind w:left="2400" w:hanging="480"/>
+      </w:pPr>
+    </w:lvl>
+    <w:lvl w:ilvl="5" w:tplc="0409001B" w:tentative="1">
+      <w:start w:val="1"/>
+      <w:numFmt w:val="lowerRoman"/>
+      <w:lvlText w:val="%6."/>
+      <w:lvlJc w:val="right"/>
+      <w:pPr>
+        <w:ind w:left="2880" w:hanging="480"/>
+      </w:pPr>
+    </w:lvl>
+    <w:lvl w:ilvl="6" w:tplc="0409000F" w:tentative="1">
+      <w:start w:val="1"/>
+      <w:numFmt w:val="decimal"/>
+      <w:lvlText w:val="%7."/>
+      <w:lvlJc w:val="left"/>
+      <w:pPr>
+        <w:ind w:left="3360" w:hanging="480"/>
+      </w:pPr>
+    </w:lvl>
+    <w:lvl w:ilvl="7" w:tplc="04090019" w:tentative="1">
+      <w:start w:val="1"/>
+      <w:numFmt w:val="ideographTraditional"/>
+      <w:lvlText w:val="%8、"/>
+      <w:lvlJc w:val="left"/>
+      <w:pPr>
+        <w:ind w:left="3840" w:hanging="480"/>
+      </w:pPr>
+    </w:lvl>
+    <w:lvl w:ilvl="8" w:tplc="0409001B" w:tentative="1">
+      <w:start w:val="1"/>
+      <w:numFmt w:val="lowerRoman"/>
+      <w:lvlText w:val="%9."/>
+      <w:lvlJc w:val="right"/>
+      <w:pPr>
+        <w:ind w:left="4320" w:hanging="480"/>
+      </w:pPr>
+    </w:lvl>
+  </w:abstractNum>
+  <w:abstractNum w:abstractNumId="2" w15:restartNumberingAfterBreak="0">
+    <w:nsid w:val="180C3274"/>
+    <w:multiLevelType w:val="hybridMultilevel"/>
+    <w:tmpl w:val="3A7022E2"/>
+    <w:lvl w:ilvl="0" w:tplc="06E615A2">
+      <w:start w:val="1"/>
+      <w:numFmt w:val="decimal"/>
+      <w:lvlText w:val="%1."/>
+      <w:lvlJc w:val="left"/>
+      <w:pPr>
+        <w:ind w:left="360" w:hanging="360"/>
+      </w:pPr>
+      <w:rPr>
+        <w:rFonts w:hint="default"/>
+      </w:rPr>
+    </w:lvl>
+    <w:lvl w:ilvl="1" w:tplc="04090019" w:tentative="1">
+      <w:start w:val="1"/>
+      <w:numFmt w:val="ideographTraditional"/>
+      <w:lvlText w:val="%2、"/>
+      <w:lvlJc w:val="left"/>
+      <w:pPr>
+        <w:ind w:left="960" w:hanging="480"/>
+      </w:pPr>
+    </w:lvl>
+    <w:lvl w:ilvl="2" w:tplc="0409001B" w:tentative="1">
+      <w:start w:val="1"/>
+      <w:numFmt w:val="lowerRoman"/>
+      <w:lvlText w:val="%3."/>
+      <w:lvlJc w:val="right"/>
+      <w:pPr>
+        <w:ind w:left="1440" w:hanging="480"/>
+      </w:pPr>
+    </w:lvl>
+    <w:lvl w:ilvl="3" w:tplc="0409000F" w:tentative="1">
+      <w:start w:val="1"/>
+      <w:numFmt w:val="decimal"/>
+      <w:lvlText w:val="%4."/>
+      <w:lvlJc w:val="left"/>
+      <w:pPr>
+        <w:ind w:left="1920" w:hanging="480"/>
+      </w:pPr>
+    </w:lvl>
+    <w:lvl w:ilvl="4" w:tplc="04090019" w:tentative="1">
+      <w:start w:val="1"/>
+      <w:numFmt w:val="ideographTraditional"/>
+      <w:lvlText w:val="%5、"/>
+      <w:lvlJc w:val="left"/>
+      <w:pPr>
+        <w:ind w:left="2400" w:hanging="480"/>
+      </w:pPr>
+    </w:lvl>
+    <w:lvl w:ilvl="5" w:tplc="0409001B" w:tentative="1">
+      <w:start w:val="1"/>
+      <w:numFmt w:val="lowerRoman"/>
+      <w:lvlText w:val="%6."/>
+      <w:lvlJc w:val="right"/>
+      <w:pPr>
+        <w:ind w:left="2880" w:hanging="480"/>
+      </w:pPr>
+    </w:lvl>
+    <w:lvl w:ilvl="6" w:tplc="0409000F" w:tentative="1">
+      <w:start w:val="1"/>
+      <w:numFmt w:val="decimal"/>
+      <w:lvlText w:val="%7."/>
+      <w:lvlJc w:val="left"/>
+      <w:pPr>
+        <w:ind w:left="3360" w:hanging="480"/>
+      </w:pPr>
+    </w:lvl>
+    <w:lvl w:ilvl="7" w:tplc="04090019" w:tentative="1">
+      <w:start w:val="1"/>
+      <w:numFmt w:val="ideographTraditional"/>
+      <w:lvlText w:val="%8、"/>
+      <w:lvlJc w:val="left"/>
+      <w:pPr>
+        <w:ind w:left="3840" w:hanging="480"/>
+      </w:pPr>
+    </w:lvl>
+    <w:lvl w:ilvl="8" w:tplc="0409001B" w:tentative="1">
+      <w:start w:val="1"/>
+      <w:numFmt w:val="lowerRoman"/>
+      <w:lvlText w:val="%9."/>
+      <w:lvlJc w:val="right"/>
+      <w:pPr>
+        <w:ind w:left="4320" w:hanging="480"/>
+      </w:pPr>
+    </w:lvl>
+  </w:abstractNum>
+  <w:abstractNum w:abstractNumId="3" w15:restartNumberingAfterBreak="0">
+    <w:nsid w:val="1864635B"/>
+    <w:multiLevelType w:val="hybridMultilevel"/>
+    <w:tmpl w:val="B5B8F736"/>
+    <w:lvl w:ilvl="0" w:tplc="06E615A2">
+      <w:start w:val="1"/>
+      <w:numFmt w:val="decimal"/>
+      <w:lvlText w:val="%1."/>
+      <w:lvlJc w:val="left"/>
+      <w:pPr>
+        <w:ind w:left="360" w:hanging="360"/>
+      </w:pPr>
+      <w:rPr>
+        <w:rFonts w:hint="default"/>
+      </w:rPr>
+    </w:lvl>
+    <w:lvl w:ilvl="1" w:tplc="04090019" w:tentative="1">
+      <w:start w:val="1"/>
+      <w:numFmt w:val="ideographTraditional"/>
+      <w:lvlText w:val="%2、"/>
+      <w:lvlJc w:val="left"/>
+      <w:pPr>
+        <w:ind w:left="960" w:hanging="480"/>
+      </w:pPr>
+    </w:lvl>
+    <w:lvl w:ilvl="2" w:tplc="0409001B" w:tentative="1">
+      <w:start w:val="1"/>
+      <w:numFmt w:val="lowerRoman"/>
+      <w:lvlText w:val="%3."/>
+      <w:lvlJc w:val="right"/>
+      <w:pPr>
+        <w:ind w:left="1440" w:hanging="480"/>
+      </w:pPr>
+    </w:lvl>
+    <w:lvl w:ilvl="3" w:tplc="0409000F" w:tentative="1">
+      <w:start w:val="1"/>
+      <w:numFmt w:val="decimal"/>
+      <w:lvlText w:val="%4."/>
+      <w:lvlJc w:val="left"/>
+      <w:pPr>
+        <w:ind w:left="1920" w:hanging="480"/>
+      </w:pPr>
+    </w:lvl>
+    <w:lvl w:ilvl="4" w:tplc="04090019" w:tentative="1">
+      <w:start w:val="1"/>
+      <w:numFmt w:val="ideographTraditional"/>
+      <w:lvlText w:val="%5、"/>
+      <w:lvlJc w:val="left"/>
+      <w:pPr>
+        <w:ind w:left="2400" w:hanging="480"/>
+      </w:pPr>
+    </w:lvl>
+    <w:lvl w:ilvl="5" w:tplc="0409001B" w:tentative="1">
+      <w:start w:val="1"/>
+      <w:numFmt w:val="lowerRoman"/>
+      <w:lvlText w:val="%6."/>
+      <w:lvlJc w:val="right"/>
+      <w:pPr>
+        <w:ind w:left="2880" w:hanging="480"/>
+      </w:pPr>
+    </w:lvl>
+    <w:lvl w:ilvl="6" w:tplc="0409000F" w:tentative="1">
+      <w:start w:val="1"/>
+      <w:numFmt w:val="decimal"/>
+      <w:lvlText w:val="%7."/>
+      <w:lvlJc w:val="left"/>
+      <w:pPr>
+        <w:ind w:left="3360" w:hanging="480"/>
+      </w:pPr>
+    </w:lvl>
+    <w:lvl w:ilvl="7" w:tplc="04090019" w:tentative="1">
+      <w:start w:val="1"/>
+      <w:numFmt w:val="ideographTraditional"/>
+      <w:lvlText w:val="%8、"/>
+      <w:lvlJc w:val="left"/>
+      <w:pPr>
+        <w:ind w:left="3840" w:hanging="480"/>
+      </w:pPr>
+    </w:lvl>
+    <w:lvl w:ilvl="8" w:tplc="0409001B" w:tentative="1">
+      <w:start w:val="1"/>
+      <w:numFmt w:val="lowerRoman"/>
+      <w:lvlText w:val="%9."/>
+      <w:lvlJc w:val="right"/>
+      <w:pPr>
+        <w:ind w:left="4320" w:hanging="480"/>
+      </w:pPr>
+    </w:lvl>
+  </w:abstractNum>
+  <w:abstractNum w:abstractNumId="4" w15:restartNumberingAfterBreak="0">
+    <w:nsid w:val="1AD50EB7"/>
+    <w:multiLevelType w:val="hybridMultilevel"/>
+    <w:tmpl w:val="6B425FF6"/>
+    <w:lvl w:ilvl="0" w:tplc="6C90375E">
+      <w:start w:val="1"/>
+      <w:numFmt w:val="decimal"/>
+      <w:lvlText w:val="%1."/>
+      <w:lvlJc w:val="left"/>
+      <w:pPr>
+        <w:ind w:left="360" w:hanging="360"/>
+      </w:pPr>
+      <w:rPr>
+        <w:rFonts w:hint="default"/>
+      </w:rPr>
+    </w:lvl>
+    <w:lvl w:ilvl="1" w:tplc="04090019" w:tentative="1">
+      <w:start w:val="1"/>
+      <w:numFmt w:val="ideographTraditional"/>
+      <w:lvlText w:val="%2、"/>
+      <w:lvlJc w:val="left"/>
+      <w:pPr>
+        <w:ind w:left="960" w:hanging="480"/>
+      </w:pPr>
+    </w:lvl>
+    <w:lvl w:ilvl="2" w:tplc="0409001B" w:tentative="1">
+      <w:start w:val="1"/>
+      <w:numFmt w:val="lowerRoman"/>
+      <w:lvlText w:val="%3."/>
+      <w:lvlJc w:val="right"/>
+      <w:pPr>
+        <w:ind w:left="1440" w:hanging="480"/>
+      </w:pPr>
+    </w:lvl>
+    <w:lvl w:ilvl="3" w:tplc="0409000F" w:tentative="1">
+      <w:start w:val="1"/>
+      <w:numFmt w:val="decimal"/>
+      <w:lvlText w:val="%4."/>
+      <w:lvlJc w:val="left"/>
+      <w:pPr>
+        <w:ind w:left="1920" w:hanging="480"/>
+      </w:pPr>
+    </w:lvl>
+    <w:lvl w:ilvl="4" w:tplc="04090019" w:tentative="1">
+      <w:start w:val="1"/>
+      <w:numFmt w:val="ideographTraditional"/>
+      <w:lvlText w:val="%5、"/>
+      <w:lvlJc w:val="left"/>
+      <w:pPr>
+        <w:ind w:left="2400" w:hanging="480"/>
+      </w:pPr>
+    </w:lvl>
+    <w:lvl w:ilvl="5" w:tplc="0409001B" w:tentative="1">
+      <w:start w:val="1"/>
+      <w:numFmt w:val="lowerRoman"/>
+      <w:lvlText w:val="%6."/>
+      <w:lvlJc w:val="right"/>
+      <w:pPr>
+        <w:ind w:left="2880" w:hanging="480"/>
+      </w:pPr>
+    </w:lvl>
+    <w:lvl w:ilvl="6" w:tplc="0409000F" w:tentative="1">
+      <w:start w:val="1"/>
+      <w:numFmt w:val="decimal"/>
+      <w:lvlText w:val="%7."/>
+      <w:lvlJc w:val="left"/>
+      <w:pPr>
+        <w:ind w:left="3360" w:hanging="480"/>
+      </w:pPr>
+    </w:lvl>
+    <w:lvl w:ilvl="7" w:tplc="04090019" w:tentative="1">
+      <w:start w:val="1"/>
+      <w:numFmt w:val="ideographTraditional"/>
+      <w:lvlText w:val="%8、"/>
+      <w:lvlJc w:val="left"/>
+      <w:pPr>
+        <w:ind w:left="3840" w:hanging="480"/>
+      </w:pPr>
+    </w:lvl>
+    <w:lvl w:ilvl="8" w:tplc="0409001B" w:tentative="1">
+      <w:start w:val="1"/>
+      <w:numFmt w:val="lowerRoman"/>
+      <w:lvlText w:val="%9."/>
+      <w:lvlJc w:val="right"/>
+      <w:pPr>
+        <w:ind w:left="4320" w:hanging="480"/>
+      </w:pPr>
+    </w:lvl>
+  </w:abstractNum>
+  <w:abstractNum w:abstractNumId="5" w15:restartNumberingAfterBreak="0">
+    <w:nsid w:val="1C7A1EB6"/>
+    <w:multiLevelType w:val="hybridMultilevel"/>
+    <w:tmpl w:val="BD946844"/>
+    <w:lvl w:ilvl="0" w:tplc="04090001">
+      <w:start w:val="1"/>
+      <w:numFmt w:val="bullet"/>
+      <w:lvlText w:val=""/>
+      <w:lvlJc w:val="left"/>
+      <w:pPr>
+        <w:ind w:left="480" w:hanging="480"/>
+      </w:pPr>
+      <w:rPr>
+        <w:rFonts w:ascii="Wingdings" w:hAnsi="Wingdings" w:hint="default"/>
+      </w:rPr>
+    </w:lvl>
+    <w:lvl w:ilvl="1" w:tplc="04090003" w:tentative="1">
+      <w:start w:val="1"/>
+      <w:numFmt w:val="bullet"/>
+      <w:lvlText w:val=""/>
+      <w:lvlJc w:val="left"/>
+      <w:pPr>
+        <w:ind w:left="960" w:hanging="480"/>
+      </w:pPr>
+      <w:rPr>
+        <w:rFonts w:ascii="Wingdings" w:hAnsi="Wingdings" w:hint="default"/>
+      </w:rPr>
+    </w:lvl>
+    <w:lvl w:ilvl="2" w:tplc="04090005" w:tentative="1">
+      <w:start w:val="1"/>
+      <w:numFmt w:val="bullet"/>
+      <w:lvlText w:val=""/>
+      <w:lvlJc w:val="left"/>
+      <w:pPr>
+        <w:ind w:left="1440" w:hanging="480"/>
+      </w:pPr>
+      <w:rPr>
+        <w:rFonts w:ascii="Wingdings" w:hAnsi="Wingdings" w:hint="default"/>
+      </w:rPr>
+    </w:lvl>
+    <w:lvl w:ilvl="3" w:tplc="04090001" w:tentative="1">
+      <w:start w:val="1"/>
+      <w:numFmt w:val="bullet"/>
+      <w:lvlText w:val=""/>
+      <w:lvlJc w:val="left"/>
+      <w:pPr>
+        <w:ind w:left="1920" w:hanging="480"/>
+      </w:pPr>
+      <w:rPr>
+        <w:rFonts w:ascii="Wingdings" w:hAnsi="Wingdings" w:hint="default"/>
+      </w:rPr>
+    </w:lvl>
+    <w:lvl w:ilvl="4" w:tplc="04090003" w:tentative="1">
+      <w:start w:val="1"/>
+      <w:numFmt w:val="bullet"/>
+      <w:lvlText w:val=""/>
+      <w:lvlJc w:val="left"/>
+      <w:pPr>
+        <w:ind w:left="2400" w:hanging="480"/>
+      </w:pPr>
+      <w:rPr>
+        <w:rFonts w:ascii="Wingdings" w:hAnsi="Wingdings" w:hint="default"/>
+      </w:rPr>
+    </w:lvl>
+    <w:lvl w:ilvl="5" w:tplc="04090005" w:tentative="1">
+      <w:start w:val="1"/>
+      <w:numFmt w:val="bullet"/>
+      <w:lvlText w:val=""/>
+      <w:lvlJc w:val="left"/>
+      <w:pPr>
+        <w:ind w:left="2880" w:hanging="480"/>
+      </w:pPr>
+      <w:rPr>
+        <w:rFonts w:ascii="Wingdings" w:hAnsi="Wingdings" w:hint="default"/>
+      </w:rPr>
+    </w:lvl>
+    <w:lvl w:ilvl="6" w:tplc="04090001" w:tentative="1">
+      <w:start w:val="1"/>
+      <w:numFmt w:val="bullet"/>
+      <w:lvlText w:val=""/>
+      <w:lvlJc w:val="left"/>
+      <w:pPr>
+        <w:ind w:left="3360" w:hanging="480"/>
+      </w:pPr>
+      <w:rPr>
+        <w:rFonts w:ascii="Wingdings" w:hAnsi="Wingdings" w:hint="default"/>
+      </w:rPr>
+    </w:lvl>
+    <w:lvl w:ilvl="7" w:tplc="04090003" w:tentative="1">
+      <w:start w:val="1"/>
+      <w:numFmt w:val="bullet"/>
+      <w:lvlText w:val=""/>
+      <w:lvlJc w:val="left"/>
+      <w:pPr>
+        <w:ind w:left="3840" w:hanging="480"/>
+      </w:pPr>
+      <w:rPr>
+        <w:rFonts w:ascii="Wingdings" w:hAnsi="Wingdings" w:hint="default"/>
+      </w:rPr>
+    </w:lvl>
+    <w:lvl w:ilvl="8" w:tplc="04090005" w:tentative="1">
+      <w:start w:val="1"/>
+      <w:numFmt w:val="bullet"/>
+      <w:lvlText w:val=""/>
+      <w:lvlJc w:val="left"/>
+      <w:pPr>
+        <w:ind w:left="4320" w:hanging="480"/>
+      </w:pPr>
+      <w:rPr>
+        <w:rFonts w:ascii="Wingdings" w:hAnsi="Wingdings" w:hint="default"/>
+      </w:rPr>
+    </w:lvl>
+  </w:abstractNum>
+  <w:abstractNum w:abstractNumId="6" w15:restartNumberingAfterBreak="0">
+    <w:nsid w:val="40A40ABA"/>
+    <w:multiLevelType w:val="hybridMultilevel"/>
+    <w:tmpl w:val="35BE0E8E"/>
+    <w:lvl w:ilvl="0" w:tplc="4C84B2C8">
+      <w:start w:val="1"/>
+      <w:numFmt w:val="decimal"/>
+      <w:lvlText w:val="%1."/>
+      <w:lvlJc w:val="left"/>
+      <w:pPr>
+        <w:ind w:left="360" w:hanging="360"/>
+      </w:pPr>
+      <w:rPr>
+        <w:rFonts w:hint="default"/>
+      </w:rPr>
+    </w:lvl>
+    <w:lvl w:ilvl="1" w:tplc="04090001">
+      <w:start w:val="1"/>
+      <w:numFmt w:val="bullet"/>
+      <w:lvlText w:val=""/>
+      <w:lvlJc w:val="left"/>
+      <w:pPr>
+        <w:ind w:left="960" w:hanging="480"/>
+      </w:pPr>
+      <w:rPr>
+        <w:rFonts w:ascii="Wingdings" w:hAnsi="Wingdings" w:hint="default"/>
+      </w:rPr>
+    </w:lvl>
+    <w:lvl w:ilvl="2" w:tplc="0409001B" w:tentative="1">
+      <w:start w:val="1"/>
+      <w:numFmt w:val="lowerRoman"/>
+      <w:lvlText w:val="%3."/>
+      <w:lvlJc w:val="right"/>
+      <w:pPr>
+        <w:ind w:left="1440" w:hanging="480"/>
+      </w:pPr>
+    </w:lvl>
+    <w:lvl w:ilvl="3" w:tplc="0409000F" w:tentative="1">
+      <w:start w:val="1"/>
+      <w:numFmt w:val="decimal"/>
+      <w:lvlText w:val="%4."/>
+      <w:lvlJc w:val="left"/>
+      <w:pPr>
+        <w:ind w:left="1920" w:hanging="480"/>
+      </w:pPr>
+    </w:lvl>
+    <w:lvl w:ilvl="4" w:tplc="04090019" w:tentative="1">
+      <w:start w:val="1"/>
+      <w:numFmt w:val="ideographTraditional"/>
+      <w:lvlText w:val="%5、"/>
+      <w:lvlJc w:val="left"/>
+      <w:pPr>
+        <w:ind w:left="2400" w:hanging="480"/>
+      </w:pPr>
+    </w:lvl>
+    <w:lvl w:ilvl="5" w:tplc="0409001B" w:tentative="1">
+      <w:start w:val="1"/>
+      <w:numFmt w:val="lowerRoman"/>
+      <w:lvlText w:val="%6."/>
+      <w:lvlJc w:val="right"/>
+      <w:pPr>
+        <w:ind w:left="2880" w:hanging="480"/>
+      </w:pPr>
+    </w:lvl>
+    <w:lvl w:ilvl="6" w:tplc="0409000F" w:tentative="1">
+      <w:start w:val="1"/>
+      <w:numFmt w:val="decimal"/>
+      <w:lvlText w:val="%7."/>
+      <w:lvlJc w:val="left"/>
+      <w:pPr>
+        <w:ind w:left="3360" w:hanging="480"/>
+      </w:pPr>
+    </w:lvl>
+    <w:lvl w:ilvl="7" w:tplc="04090019" w:tentative="1">
+      <w:start w:val="1"/>
+      <w:numFmt w:val="ideographTraditional"/>
+      <w:lvlText w:val="%8、"/>
+      <w:lvlJc w:val="left"/>
+      <w:pPr>
+        <w:ind w:left="3840" w:hanging="480"/>
+      </w:pPr>
+    </w:lvl>
+    <w:lvl w:ilvl="8" w:tplc="0409001B" w:tentative="1">
+      <w:start w:val="1"/>
+      <w:numFmt w:val="lowerRoman"/>
+      <w:lvlText w:val="%9."/>
+      <w:lvlJc w:val="right"/>
+      <w:pPr>
+        <w:ind w:left="4320" w:hanging="480"/>
+      </w:pPr>
+    </w:lvl>
+  </w:abstractNum>
+  <w:abstractNum w:abstractNumId="7" w15:restartNumberingAfterBreak="0">
+    <w:nsid w:val="5A721128"/>
+    <w:multiLevelType w:val="hybridMultilevel"/>
+    <w:tmpl w:val="5EA8ADA0"/>
+    <w:lvl w:ilvl="0" w:tplc="06E615A2">
+      <w:start w:val="1"/>
+      <w:numFmt w:val="decimal"/>
+      <w:lvlText w:val="%1."/>
+      <w:lvlJc w:val="left"/>
+      <w:pPr>
+        <w:ind w:left="360" w:hanging="360"/>
+      </w:pPr>
+      <w:rPr>
+        <w:rFonts w:hint="default"/>
+      </w:rPr>
+    </w:lvl>
+    <w:lvl w:ilvl="1" w:tplc="8514D908">
+      <w:start w:val="1"/>
+      <w:numFmt w:val="decimal"/>
+      <w:lvlText w:val="%2."/>
+      <w:lvlJc w:val="left"/>
+      <w:pPr>
+        <w:ind w:left="840" w:hanging="360"/>
+      </w:pPr>
+      <w:rPr>
+        <w:rFonts w:hint="default"/>
+      </w:rPr>
+    </w:lvl>
+    <w:lvl w:ilvl="2" w:tplc="0409001B" w:tentative="1">
+      <w:start w:val="1"/>
+      <w:numFmt w:val="lowerRoman"/>
+      <w:lvlText w:val="%3."/>
+      <w:lvlJc w:val="right"/>
+      <w:pPr>
+        <w:ind w:left="1440" w:hanging="480"/>
+      </w:pPr>
+    </w:lvl>
+    <w:lvl w:ilvl="3" w:tplc="0409000F" w:tentative="1">
+      <w:start w:val="1"/>
+      <w:numFmt w:val="decimal"/>
+      <w:lvlText w:val="%4."/>
+      <w:lvlJc w:val="left"/>
+      <w:pPr>
+        <w:ind w:left="1920" w:hanging="480"/>
+      </w:pPr>
+    </w:lvl>
+    <w:lvl w:ilvl="4" w:tplc="04090019" w:tentative="1">
+      <w:start w:val="1"/>
+      <w:numFmt w:val="ideographTraditional"/>
+      <w:lvlText w:val="%5、"/>
+      <w:lvlJc w:val="left"/>
+      <w:pPr>
+        <w:ind w:left="2400" w:hanging="480"/>
+      </w:pPr>
+    </w:lvl>
+    <w:lvl w:ilvl="5" w:tplc="0409001B" w:tentative="1">
+      <w:start w:val="1"/>
+      <w:numFmt w:val="lowerRoman"/>
+      <w:lvlText w:val="%6."/>
+      <w:lvlJc w:val="right"/>
+      <w:pPr>
+        <w:ind w:left="2880" w:hanging="480"/>
+      </w:pPr>
+    </w:lvl>
+    <w:lvl w:ilvl="6" w:tplc="0409000F" w:tentative="1">
+      <w:start w:val="1"/>
+      <w:numFmt w:val="decimal"/>
+      <w:lvlText w:val="%7."/>
+      <w:lvlJc w:val="left"/>
+      <w:pPr>
+        <w:ind w:left="3360" w:hanging="480"/>
+      </w:pPr>
+    </w:lvl>
+    <w:lvl w:ilvl="7" w:tplc="04090019" w:tentative="1">
+      <w:start w:val="1"/>
+      <w:numFmt w:val="ideographTraditional"/>
+      <w:lvlText w:val="%8、"/>
+      <w:lvlJc w:val="left"/>
+      <w:pPr>
+        <w:ind w:left="3840" w:hanging="480"/>
+      </w:pPr>
+    </w:lvl>
+    <w:lvl w:ilvl="8" w:tplc="0409001B" w:tentative="1">
+      <w:start w:val="1"/>
+      <w:numFmt w:val="lowerRoman"/>
+      <w:lvlText w:val="%9."/>
+      <w:lvlJc w:val="right"/>
+      <w:pPr>
+        <w:ind w:left="4320" w:hanging="480"/>
+      </w:pPr>
+    </w:lvl>
+  </w:abstractNum>
+  <w:abstractNum w:abstractNumId="8" w15:restartNumberingAfterBreak="0">
     <w:nsid w:val="5AD262BB"/>
     <w:multiLevelType w:val="multilevel"/>
     <w:tmpl w:val="E8861124"/>
@@ -4359,7 +9567,7 @@
       </w:rPr>
     </w:lvl>
   </w:abstractNum>
-  <w:abstractNum w:abstractNumId="1" w15:restartNumberingAfterBreak="0">
+  <w:abstractNum w:abstractNumId="9" w15:restartNumberingAfterBreak="0">
     <w:nsid w:val="638C2CB7"/>
     <w:multiLevelType w:val="multilevel"/>
     <w:tmpl w:val="196CC044"/>
@@ -4502,11 +9710,189 @@
       </w:rPr>
     </w:lvl>
   </w:abstractNum>
+  <w:abstractNum w:abstractNumId="10" w15:restartNumberingAfterBreak="0">
+    <w:nsid w:val="6E1D2C8C"/>
+    <w:multiLevelType w:val="hybridMultilevel"/>
+    <w:tmpl w:val="F4CE459E"/>
+    <w:lvl w:ilvl="0" w:tplc="06E615A2">
+      <w:start w:val="1"/>
+      <w:numFmt w:val="decimal"/>
+      <w:lvlText w:val="%1."/>
+      <w:lvlJc w:val="left"/>
+      <w:pPr>
+        <w:ind w:left="360" w:hanging="360"/>
+      </w:pPr>
+      <w:rPr>
+        <w:rFonts w:hint="default"/>
+      </w:rPr>
+    </w:lvl>
+    <w:lvl w:ilvl="1" w:tplc="04090019" w:tentative="1">
+      <w:start w:val="1"/>
+      <w:numFmt w:val="ideographTraditional"/>
+      <w:lvlText w:val="%2、"/>
+      <w:lvlJc w:val="left"/>
+      <w:pPr>
+        <w:ind w:left="960" w:hanging="480"/>
+      </w:pPr>
+    </w:lvl>
+    <w:lvl w:ilvl="2" w:tplc="0409001B" w:tentative="1">
+      <w:start w:val="1"/>
+      <w:numFmt w:val="lowerRoman"/>
+      <w:lvlText w:val="%3."/>
+      <w:lvlJc w:val="right"/>
+      <w:pPr>
+        <w:ind w:left="1440" w:hanging="480"/>
+      </w:pPr>
+    </w:lvl>
+    <w:lvl w:ilvl="3" w:tplc="0409000F" w:tentative="1">
+      <w:start w:val="1"/>
+      <w:numFmt w:val="decimal"/>
+      <w:lvlText w:val="%4."/>
+      <w:lvlJc w:val="left"/>
+      <w:pPr>
+        <w:ind w:left="1920" w:hanging="480"/>
+      </w:pPr>
+    </w:lvl>
+    <w:lvl w:ilvl="4" w:tplc="04090019" w:tentative="1">
+      <w:start w:val="1"/>
+      <w:numFmt w:val="ideographTraditional"/>
+      <w:lvlText w:val="%5、"/>
+      <w:lvlJc w:val="left"/>
+      <w:pPr>
+        <w:ind w:left="2400" w:hanging="480"/>
+      </w:pPr>
+    </w:lvl>
+    <w:lvl w:ilvl="5" w:tplc="0409001B" w:tentative="1">
+      <w:start w:val="1"/>
+      <w:numFmt w:val="lowerRoman"/>
+      <w:lvlText w:val="%6."/>
+      <w:lvlJc w:val="right"/>
+      <w:pPr>
+        <w:ind w:left="2880" w:hanging="480"/>
+      </w:pPr>
+    </w:lvl>
+    <w:lvl w:ilvl="6" w:tplc="0409000F" w:tentative="1">
+      <w:start w:val="1"/>
+      <w:numFmt w:val="decimal"/>
+      <w:lvlText w:val="%7."/>
+      <w:lvlJc w:val="left"/>
+      <w:pPr>
+        <w:ind w:left="3360" w:hanging="480"/>
+      </w:pPr>
+    </w:lvl>
+    <w:lvl w:ilvl="7" w:tplc="04090019" w:tentative="1">
+      <w:start w:val="1"/>
+      <w:numFmt w:val="ideographTraditional"/>
+      <w:lvlText w:val="%8、"/>
+      <w:lvlJc w:val="left"/>
+      <w:pPr>
+        <w:ind w:left="3840" w:hanging="480"/>
+      </w:pPr>
+    </w:lvl>
+    <w:lvl w:ilvl="8" w:tplc="0409001B" w:tentative="1">
+      <w:start w:val="1"/>
+      <w:numFmt w:val="lowerRoman"/>
+      <w:lvlText w:val="%9."/>
+      <w:lvlJc w:val="right"/>
+      <w:pPr>
+        <w:ind w:left="4320" w:hanging="480"/>
+      </w:pPr>
+    </w:lvl>
+  </w:abstractNum>
+  <w:abstractNum w:abstractNumId="11" w15:restartNumberingAfterBreak="0">
+    <w:nsid w:val="6FE320BB"/>
+    <w:multiLevelType w:val="hybridMultilevel"/>
+    <w:tmpl w:val="2F9A9978"/>
+    <w:lvl w:ilvl="0" w:tplc="06E615A2">
+      <w:start w:val="1"/>
+      <w:numFmt w:val="decimal"/>
+      <w:lvlText w:val="%1."/>
+      <w:lvlJc w:val="left"/>
+      <w:pPr>
+        <w:ind w:left="360" w:hanging="360"/>
+      </w:pPr>
+      <w:rPr>
+        <w:rFonts w:hint="default"/>
+      </w:rPr>
+    </w:lvl>
+    <w:lvl w:ilvl="1" w:tplc="04090019" w:tentative="1">
+      <w:start w:val="1"/>
+      <w:numFmt w:val="ideographTraditional"/>
+      <w:lvlText w:val="%2、"/>
+      <w:lvlJc w:val="left"/>
+      <w:pPr>
+        <w:ind w:left="960" w:hanging="480"/>
+      </w:pPr>
+    </w:lvl>
+    <w:lvl w:ilvl="2" w:tplc="0409001B" w:tentative="1">
+      <w:start w:val="1"/>
+      <w:numFmt w:val="lowerRoman"/>
+      <w:lvlText w:val="%3."/>
+      <w:lvlJc w:val="right"/>
+      <w:pPr>
+        <w:ind w:left="1440" w:hanging="480"/>
+      </w:pPr>
+    </w:lvl>
+    <w:lvl w:ilvl="3" w:tplc="0409000F" w:tentative="1">
+      <w:start w:val="1"/>
+      <w:numFmt w:val="decimal"/>
+      <w:lvlText w:val="%4."/>
+      <w:lvlJc w:val="left"/>
+      <w:pPr>
+        <w:ind w:left="1920" w:hanging="480"/>
+      </w:pPr>
+    </w:lvl>
+    <w:lvl w:ilvl="4" w:tplc="04090019" w:tentative="1">
+      <w:start w:val="1"/>
+      <w:numFmt w:val="ideographTraditional"/>
+      <w:lvlText w:val="%5、"/>
+      <w:lvlJc w:val="left"/>
+      <w:pPr>
+        <w:ind w:left="2400" w:hanging="480"/>
+      </w:pPr>
+    </w:lvl>
+    <w:lvl w:ilvl="5" w:tplc="0409001B" w:tentative="1">
+      <w:start w:val="1"/>
+      <w:numFmt w:val="lowerRoman"/>
+      <w:lvlText w:val="%6."/>
+      <w:lvlJc w:val="right"/>
+      <w:pPr>
+        <w:ind w:left="2880" w:hanging="480"/>
+      </w:pPr>
+    </w:lvl>
+    <w:lvl w:ilvl="6" w:tplc="0409000F" w:tentative="1">
+      <w:start w:val="1"/>
+      <w:numFmt w:val="decimal"/>
+      <w:lvlText w:val="%7."/>
+      <w:lvlJc w:val="left"/>
+      <w:pPr>
+        <w:ind w:left="3360" w:hanging="480"/>
+      </w:pPr>
+    </w:lvl>
+    <w:lvl w:ilvl="7" w:tplc="04090019" w:tentative="1">
+      <w:start w:val="1"/>
+      <w:numFmt w:val="ideographTraditional"/>
+      <w:lvlText w:val="%8、"/>
+      <w:lvlJc w:val="left"/>
+      <w:pPr>
+        <w:ind w:left="3840" w:hanging="480"/>
+      </w:pPr>
+    </w:lvl>
+    <w:lvl w:ilvl="8" w:tplc="0409001B" w:tentative="1">
+      <w:start w:val="1"/>
+      <w:numFmt w:val="lowerRoman"/>
+      <w:lvlText w:val="%9."/>
+      <w:lvlJc w:val="right"/>
+      <w:pPr>
+        <w:ind w:left="4320" w:hanging="480"/>
+      </w:pPr>
+    </w:lvl>
+  </w:abstractNum>
   <w:num w:numId="1" w16cid:durableId="1837761833">
-    <w:abstractNumId w:val="1"/>
+    <w:abstractNumId w:val="9"/>
   </w:num>
   <w:num w:numId="2" w16cid:durableId="866405100">
-    <w:abstractNumId w:val="1"/>
+    <w:abstractNumId w:val="9"/>
     <w:lvlOverride w:ilvl="0">
       <w:startOverride w:val="2"/>
     </w:lvlOverride>
@@ -4536,7 +9922,37 @@
     </w:lvlOverride>
   </w:num>
   <w:num w:numId="3" w16cid:durableId="1760322357">
+    <w:abstractNumId w:val="8"/>
+  </w:num>
+  <w:num w:numId="4" w16cid:durableId="1937397528">
+    <w:abstractNumId w:val="1"/>
+  </w:num>
+  <w:num w:numId="5" w16cid:durableId="467474921">
     <w:abstractNumId w:val="0"/>
+  </w:num>
+  <w:num w:numId="6" w16cid:durableId="1466701179">
+    <w:abstractNumId w:val="4"/>
+  </w:num>
+  <w:num w:numId="7" w16cid:durableId="864440715">
+    <w:abstractNumId w:val="2"/>
+  </w:num>
+  <w:num w:numId="8" w16cid:durableId="1530873544">
+    <w:abstractNumId w:val="3"/>
+  </w:num>
+  <w:num w:numId="9" w16cid:durableId="1916742939">
+    <w:abstractNumId w:val="7"/>
+  </w:num>
+  <w:num w:numId="10" w16cid:durableId="167139644">
+    <w:abstractNumId w:val="11"/>
+  </w:num>
+  <w:num w:numId="11" w16cid:durableId="1986661162">
+    <w:abstractNumId w:val="10"/>
+  </w:num>
+  <w:num w:numId="12" w16cid:durableId="1905985590">
+    <w:abstractNumId w:val="6"/>
+  </w:num>
+  <w:num w:numId="13" w16cid:durableId="2004772554">
+    <w:abstractNumId w:val="5"/>
   </w:num>
 </w:numbering>
 </file>
@@ -5476,6 +10892,47 @@
       <w:sz w:val="28"/>
     </w:rPr>
   </w:style>
+  <w:style w:type="table" w:styleId="af0">
+    <w:name w:val="Table Grid"/>
+    <w:basedOn w:val="a2"/>
+    <w:uiPriority w:val="39"/>
+    <w:rsid w:val="008246B1"/>
+    <w:pPr>
+      <w:spacing w:after="0" w:line="240" w:lineRule="auto"/>
+    </w:pPr>
+    <w:rPr>
+      <w:szCs w:val="22"/>
+      <w14:ligatures w14:val="none"/>
+    </w:rPr>
+    <w:tblPr>
+      <w:tblBorders>
+        <w:top w:val="single" w:sz="4" w:space="0" w:color="auto"/>
+        <w:left w:val="single" w:sz="4" w:space="0" w:color="auto"/>
+        <w:bottom w:val="single" w:sz="4" w:space="0" w:color="auto"/>
+        <w:right w:val="single" w:sz="4" w:space="0" w:color="auto"/>
+        <w:insideH w:val="single" w:sz="4" w:space="0" w:color="auto"/>
+        <w:insideV w:val="single" w:sz="4" w:space="0" w:color="auto"/>
+      </w:tblBorders>
+    </w:tblPr>
+  </w:style>
+  <w:style w:type="paragraph" w:styleId="af1">
+    <w:name w:val="caption"/>
+    <w:basedOn w:val="a0"/>
+    <w:next w:val="a0"/>
+    <w:uiPriority w:val="35"/>
+    <w:unhideWhenUsed/>
+    <w:qFormat/>
+    <w:rsid w:val="008246B1"/>
+    <w:pPr>
+      <w:spacing w:after="160" w:line="278" w:lineRule="auto"/>
+    </w:pPr>
+    <w:rPr>
+      <w:rFonts w:asciiTheme="minorHAnsi" w:eastAsiaTheme="minorEastAsia" w:hAnsiTheme="minorHAnsi" w:cstheme="minorBidi"/>
+      <w:sz w:val="20"/>
+      <w:szCs w:val="20"/>
+      <w14:ligatures w14:val="standardContextual"/>
+    </w:rPr>
+  </w:style>
 </w:styles>
 </file>
 

--- a/系統文件.docx
+++ b/系統文件.docx
@@ -5,13 +5,700 @@
     <w:p>
       <w:pPr>
         <w:ind w:left="482"/>
+        <w:jc w:val="center"/>
+        <w:rPr>
+          <w:rFonts w:eastAsia="標楷體"/>
+          <w:sz w:val="28"/>
+        </w:rPr>
+      </w:pPr>
+      <w:bookmarkStart w:id="0" w:name="_Hlk223701418"/>
+      <w:r>
+        <w:rPr>
+          <w:rFonts w:eastAsia="標楷體" w:hint="eastAsia"/>
+          <w:sz w:val="28"/>
+        </w:rPr>
+        <w:t>國立</w:t>
+      </w:r>
+      <w:proofErr w:type="gramStart"/>
+      <w:r>
+        <w:rPr>
+          <w:rFonts w:eastAsia="標楷體" w:hint="eastAsia"/>
+          <w:sz w:val="28"/>
+        </w:rPr>
+        <w:t>臺</w:t>
+      </w:r>
+      <w:proofErr w:type="gramEnd"/>
+      <w:r>
+        <w:rPr>
+          <w:rFonts w:eastAsia="標楷體" w:hint="eastAsia"/>
+          <w:sz w:val="28"/>
+        </w:rPr>
+        <w:t>北商業大學</w:t>
+      </w:r>
+    </w:p>
+    <w:p>
+      <w:pPr>
+        <w:ind w:left="482"/>
+        <w:jc w:val="center"/>
+        <w:rPr>
+          <w:rFonts w:eastAsia="標楷體"/>
+          <w:sz w:val="28"/>
+        </w:rPr>
+      </w:pPr>
+      <w:r>
+        <w:rPr>
+          <w:rFonts w:eastAsia="標楷體" w:hint="eastAsia"/>
+          <w:sz w:val="28"/>
+        </w:rPr>
+        <w:t>資</w:t>
+      </w:r>
+      <w:r>
+        <w:rPr>
+          <w:rFonts w:eastAsia="標楷體"/>
+          <w:sz w:val="28"/>
+        </w:rPr>
+        <w:t xml:space="preserve"> </w:t>
+      </w:r>
+      <w:r>
+        <w:rPr>
+          <w:rFonts w:eastAsia="標楷體" w:hint="eastAsia"/>
+          <w:sz w:val="28"/>
+        </w:rPr>
+        <w:t>訊</w:t>
+      </w:r>
+      <w:r>
+        <w:rPr>
+          <w:rFonts w:eastAsia="標楷體"/>
+          <w:sz w:val="28"/>
+        </w:rPr>
+        <w:t xml:space="preserve"> </w:t>
+      </w:r>
+      <w:r>
+        <w:rPr>
+          <w:rFonts w:eastAsia="標楷體" w:hint="eastAsia"/>
+          <w:sz w:val="28"/>
+        </w:rPr>
+        <w:t>管</w:t>
+      </w:r>
+      <w:r>
+        <w:rPr>
+          <w:rFonts w:eastAsia="標楷體"/>
+          <w:sz w:val="28"/>
+        </w:rPr>
+        <w:t xml:space="preserve"> </w:t>
+      </w:r>
+      <w:r>
+        <w:rPr>
+          <w:rFonts w:eastAsia="標楷體" w:hint="eastAsia"/>
+          <w:sz w:val="28"/>
+        </w:rPr>
+        <w:t>理</w:t>
+      </w:r>
+      <w:r>
+        <w:rPr>
+          <w:rFonts w:eastAsia="標楷體"/>
+          <w:sz w:val="28"/>
+        </w:rPr>
+        <w:t xml:space="preserve"> </w:t>
+      </w:r>
+      <w:r>
+        <w:rPr>
+          <w:rFonts w:eastAsia="標楷體" w:hint="eastAsia"/>
+          <w:sz w:val="28"/>
+        </w:rPr>
+        <w:t>系</w:t>
+      </w:r>
+      <w:r>
+        <w:rPr>
+          <w:rFonts w:eastAsia="標楷體"/>
+          <w:sz w:val="28"/>
+        </w:rPr>
+        <w:t xml:space="preserve"> </w:t>
+      </w:r>
+    </w:p>
+    <w:p>
+      <w:pPr>
+        <w:ind w:left="482"/>
+        <w:jc w:val="center"/>
+        <w:rPr>
+          <w:rFonts w:eastAsia="標楷體"/>
+          <w:sz w:val="28"/>
+        </w:rPr>
+      </w:pPr>
+      <w:r>
+        <w:rPr>
+          <w:rFonts w:eastAsia="標楷體"/>
+          <w:sz w:val="28"/>
+        </w:rPr>
+        <w:t>115</w:t>
+      </w:r>
+      <w:proofErr w:type="gramStart"/>
+      <w:r>
+        <w:rPr>
+          <w:rFonts w:eastAsia="標楷體"/>
+          <w:sz w:val="28"/>
+        </w:rPr>
+        <w:t>’</w:t>
+      </w:r>
+      <w:proofErr w:type="gramEnd"/>
+      <w:r>
+        <w:rPr>
+          <w:rFonts w:eastAsia="標楷體" w:hint="eastAsia"/>
+          <w:sz w:val="28"/>
+        </w:rPr>
+        <w:t>資訊系統專案設計</w:t>
+      </w:r>
+    </w:p>
+    <w:p>
+      <w:pPr>
+        <w:ind w:left="482"/>
+        <w:jc w:val="center"/>
+        <w:rPr>
+          <w:rFonts w:eastAsia="標楷體"/>
+          <w:sz w:val="28"/>
+        </w:rPr>
+      </w:pPr>
+      <w:r>
+        <w:rPr>
+          <w:rFonts w:eastAsia="標楷體" w:hint="eastAsia"/>
+          <w:b/>
+          <w:bCs/>
+          <w:sz w:val="28"/>
+        </w:rPr>
+        <w:t>系統手冊</w:t>
+      </w:r>
+    </w:p>
+    <w:p>
+      <w:pPr>
+        <w:ind w:left="482"/>
+        <w:jc w:val="center"/>
+        <w:rPr>
+          <w:rFonts w:eastAsia="標楷體"/>
+          <w:sz w:val="28"/>
+        </w:rPr>
+      </w:pPr>
+      <w:r>
+        <w:rPr>
+          <w:rFonts w:eastAsia="標楷體"/>
+          <w:b/>
+          <w:bCs/>
+          <w:sz w:val="28"/>
+        </w:rPr>
+        <w:drawing>
+          <wp:inline distT="0" distB="0" distL="0" distR="0" wp14:anchorId="29CFB434" wp14:editId="6ED71CFC">
+            <wp:extent cx="3143250" cy="2076450"/>
+            <wp:effectExtent l="0" t="0" r="0" b="0"/>
+            <wp:docPr id="1159670341" name="圖片 7"/>
+            <wp:cNvGraphicFramePr>
+              <a:graphicFrameLocks xmlns:a="http://schemas.openxmlformats.org/drawingml/2006/main" noChangeAspect="1"/>
+            </wp:cNvGraphicFramePr>
+            <a:graphic xmlns:a="http://schemas.openxmlformats.org/drawingml/2006/main">
+              <a:graphicData uri="http://schemas.openxmlformats.org/drawingml/2006/picture">
+                <pic:pic xmlns:pic="http://schemas.openxmlformats.org/drawingml/2006/picture">
+                  <pic:nvPicPr>
+                    <pic:cNvPr id="0" name="Picture 16"/>
+                    <pic:cNvPicPr>
+                      <a:picLocks noChangeAspect="1" noChangeArrowheads="1"/>
+                    </pic:cNvPicPr>
+                  </pic:nvPicPr>
+                  <pic:blipFill>
+                    <a:blip r:embed="rId7">
+                      <a:extLst>
+                        <a:ext uri="{28A0092B-C50C-407E-A947-70E740481C1C}">
+                          <a14:useLocalDpi xmlns:a14="http://schemas.microsoft.com/office/drawing/2010/main" val="0"/>
+                        </a:ext>
+                      </a:extLst>
+                    </a:blip>
+                    <a:srcRect/>
+                    <a:stretch>
+                      <a:fillRect/>
+                    </a:stretch>
+                  </pic:blipFill>
+                  <pic:spPr bwMode="auto">
+                    <a:xfrm>
+                      <a:off x="0" y="0"/>
+                      <a:ext cx="3143250" cy="2076450"/>
+                    </a:xfrm>
+                    <a:prstGeom prst="rect">
+                      <a:avLst/>
+                    </a:prstGeom>
+                    <a:noFill/>
+                    <a:ln>
+                      <a:noFill/>
+                    </a:ln>
+                  </pic:spPr>
+                </pic:pic>
+              </a:graphicData>
+            </a:graphic>
+          </wp:inline>
+        </w:drawing>
+      </w:r>
+    </w:p>
+    <w:p>
+      <w:pPr>
+        <w:ind w:left="482"/>
+        <w:jc w:val="center"/>
+        <w:rPr>
+          <w:rFonts w:eastAsia="標楷體"/>
+          <w:b/>
+          <w:bCs/>
+          <w:sz w:val="28"/>
+        </w:rPr>
+      </w:pPr>
+      <w:r>
+        <w:rPr>
+          <w:rFonts w:eastAsia="標楷體" w:hint="eastAsia"/>
+          <w:b/>
+          <w:bCs/>
+          <w:sz w:val="28"/>
+        </w:rPr>
+        <w:t>組</w:t>
+      </w:r>
+      <w:r>
+        <w:rPr>
+          <w:rFonts w:eastAsia="標楷體"/>
+          <w:b/>
+          <w:bCs/>
+          <w:sz w:val="28"/>
+        </w:rPr>
+        <w:t xml:space="preserve">    </w:t>
+      </w:r>
+      <w:r>
+        <w:rPr>
+          <w:rFonts w:eastAsia="標楷體" w:hint="eastAsia"/>
+          <w:b/>
+          <w:bCs/>
+          <w:sz w:val="28"/>
+        </w:rPr>
+        <w:t>別：第</w:t>
+      </w:r>
+      <w:r>
+        <w:rPr>
+          <w:rFonts w:eastAsia="標楷體"/>
+          <w:b/>
+          <w:bCs/>
+          <w:sz w:val="28"/>
+        </w:rPr>
+        <w:t>115xxx</w:t>
+      </w:r>
+      <w:r>
+        <w:rPr>
+          <w:rFonts w:eastAsia="標楷體" w:hint="eastAsia"/>
+          <w:b/>
+          <w:bCs/>
+          <w:sz w:val="28"/>
+        </w:rPr>
+        <w:t>組</w:t>
+      </w:r>
+    </w:p>
+    <w:p>
+      <w:pPr>
+        <w:ind w:left="482"/>
+        <w:jc w:val="center"/>
+        <w:rPr>
+          <w:rFonts w:eastAsia="標楷體"/>
+          <w:b/>
+          <w:bCs/>
+          <w:sz w:val="28"/>
+        </w:rPr>
+      </w:pPr>
+      <w:r>
+        <w:rPr>
+          <w:rFonts w:eastAsia="標楷體" w:hint="eastAsia"/>
+          <w:b/>
+          <w:bCs/>
+          <w:sz w:val="28"/>
+        </w:rPr>
+        <w:t>題</w:t>
+      </w:r>
+      <w:r>
+        <w:rPr>
+          <w:rFonts w:eastAsia="標楷體"/>
+          <w:b/>
+          <w:bCs/>
+          <w:sz w:val="28"/>
+        </w:rPr>
+        <w:t xml:space="preserve">    </w:t>
+      </w:r>
+      <w:r>
+        <w:rPr>
+          <w:rFonts w:eastAsia="標楷體" w:hint="eastAsia"/>
+          <w:b/>
+          <w:bCs/>
+          <w:sz w:val="28"/>
+        </w:rPr>
+        <w:t>目：</w:t>
+      </w:r>
+      <w:r>
+        <w:rPr>
+          <w:rFonts w:eastAsia="標楷體"/>
+          <w:b/>
+          <w:bCs/>
+          <w:sz w:val="28"/>
+        </w:rPr>
+        <w:t>ABCDE</w:t>
+      </w:r>
+      <w:r>
+        <w:rPr>
+          <w:rFonts w:eastAsia="標楷體" w:hint="eastAsia"/>
+          <w:b/>
+          <w:bCs/>
+          <w:sz w:val="28"/>
+        </w:rPr>
+        <w:t>系統</w:t>
+      </w:r>
+    </w:p>
+    <w:p>
+      <w:pPr>
+        <w:ind w:left="482"/>
+        <w:jc w:val="center"/>
+        <w:rPr>
+          <w:rFonts w:eastAsia="標楷體"/>
+          <w:b/>
+          <w:bCs/>
+          <w:sz w:val="28"/>
+        </w:rPr>
+      </w:pPr>
+      <w:r>
+        <w:rPr>
+          <w:rFonts w:eastAsia="標楷體" w:hint="eastAsia"/>
+          <w:b/>
+          <w:bCs/>
+          <w:sz w:val="28"/>
+        </w:rPr>
+        <w:t>指導老師：張李林老師</w:t>
+      </w:r>
+    </w:p>
+    <w:p>
+      <w:pPr>
+        <w:ind w:left="482"/>
+        <w:jc w:val="center"/>
+        <w:rPr>
+          <w:rFonts w:eastAsia="標楷體"/>
+          <w:b/>
+          <w:bCs/>
+          <w:sz w:val="28"/>
+        </w:rPr>
+      </w:pPr>
+      <w:r>
+        <w:rPr>
+          <w:rFonts w:eastAsia="標楷體" w:hint="eastAsia"/>
+          <w:b/>
+          <w:bCs/>
+          <w:sz w:val="28"/>
+        </w:rPr>
+        <w:t>組</w:t>
+      </w:r>
+      <w:r>
+        <w:rPr>
+          <w:rFonts w:eastAsia="標楷體"/>
+          <w:b/>
+          <w:bCs/>
+          <w:sz w:val="28"/>
+        </w:rPr>
+        <w:t xml:space="preserve">    </w:t>
+      </w:r>
+      <w:r>
+        <w:rPr>
+          <w:rFonts w:eastAsia="標楷體" w:hint="eastAsia"/>
+          <w:b/>
+          <w:bCs/>
+          <w:sz w:val="28"/>
+        </w:rPr>
+        <w:t>長：</w:t>
+      </w:r>
+      <w:r>
+        <w:rPr>
+          <w:rFonts w:eastAsia="標楷體"/>
+          <w:b/>
+          <w:bCs/>
+          <w:sz w:val="28"/>
+        </w:rPr>
+        <w:t xml:space="preserve">9056071 </w:t>
+      </w:r>
+      <w:r>
+        <w:rPr>
+          <w:rFonts w:eastAsia="標楷體" w:hint="eastAsia"/>
+          <w:b/>
+          <w:bCs/>
+          <w:sz w:val="28"/>
+        </w:rPr>
+        <w:t>張三</w:t>
+      </w:r>
+    </w:p>
+    <w:p>
+      <w:pPr>
+        <w:ind w:left="482"/>
+        <w:jc w:val="center"/>
+        <w:rPr>
+          <w:rFonts w:eastAsia="標楷體"/>
+          <w:b/>
+          <w:bCs/>
+          <w:sz w:val="28"/>
+        </w:rPr>
+      </w:pPr>
+      <w:r>
+        <w:rPr>
+          <w:rFonts w:eastAsia="標楷體" w:hint="eastAsia"/>
+          <w:b/>
+          <w:bCs/>
+          <w:sz w:val="28"/>
+        </w:rPr>
+        <w:t>組</w:t>
+      </w:r>
+      <w:r>
+        <w:rPr>
+          <w:rFonts w:eastAsia="標楷體"/>
+          <w:b/>
+          <w:bCs/>
+          <w:sz w:val="28"/>
+        </w:rPr>
+        <w:t xml:space="preserve">    </w:t>
+      </w:r>
+      <w:r>
+        <w:rPr>
+          <w:rFonts w:eastAsia="標楷體" w:hint="eastAsia"/>
+          <w:b/>
+          <w:bCs/>
+          <w:sz w:val="28"/>
+        </w:rPr>
+        <w:t>員：</w:t>
+      </w:r>
+      <w:r>
+        <w:rPr>
+          <w:rFonts w:eastAsia="標楷體"/>
+          <w:b/>
+          <w:bCs/>
+          <w:sz w:val="28"/>
+        </w:rPr>
+        <w:t xml:space="preserve">9056072 </w:t>
+      </w:r>
+      <w:r>
+        <w:rPr>
+          <w:rFonts w:eastAsia="標楷體" w:hint="eastAsia"/>
+          <w:b/>
+          <w:bCs/>
+          <w:sz w:val="28"/>
+        </w:rPr>
+        <w:t>李四</w:t>
+      </w:r>
+      <w:r>
+        <w:rPr>
+          <w:rFonts w:eastAsia="標楷體"/>
+          <w:b/>
+          <w:bCs/>
+          <w:sz w:val="28"/>
+        </w:rPr>
+        <w:tab/>
+      </w:r>
+      <w:r>
+        <w:rPr>
+          <w:rFonts w:eastAsia="標楷體"/>
+          <w:b/>
+          <w:bCs/>
+          <w:sz w:val="28"/>
+        </w:rPr>
+        <w:tab/>
+        <w:t xml:space="preserve">9056073 </w:t>
+      </w:r>
+      <w:r>
+        <w:rPr>
+          <w:rFonts w:eastAsia="標楷體" w:hint="eastAsia"/>
+          <w:b/>
+          <w:bCs/>
+          <w:sz w:val="28"/>
+        </w:rPr>
+        <w:t>王五</w:t>
+      </w:r>
+    </w:p>
+    <w:p>
+      <w:pPr>
+        <w:ind w:left="482"/>
+        <w:jc w:val="center"/>
+        <w:rPr>
+          <w:rFonts w:eastAsia="標楷體"/>
+          <w:b/>
+          <w:bCs/>
+          <w:sz w:val="28"/>
+        </w:rPr>
+      </w:pPr>
+      <w:r>
+        <w:rPr>
+          <w:rFonts w:eastAsia="標楷體"/>
+          <w:b/>
+          <w:bCs/>
+          <w:sz w:val="28"/>
+        </w:rPr>
+        <w:t xml:space="preserve">9056074 </w:t>
+      </w:r>
+      <w:r>
+        <w:rPr>
+          <w:rFonts w:eastAsia="標楷體" w:hint="eastAsia"/>
+          <w:b/>
+          <w:bCs/>
+          <w:sz w:val="28"/>
+        </w:rPr>
+        <w:t>林六</w:t>
+      </w:r>
+      <w:r>
+        <w:rPr>
+          <w:rFonts w:eastAsia="標楷體"/>
+          <w:b/>
+          <w:bCs/>
+          <w:sz w:val="28"/>
+        </w:rPr>
+        <w:tab/>
+      </w:r>
+      <w:r>
+        <w:rPr>
+          <w:rFonts w:eastAsia="標楷體"/>
+          <w:b/>
+          <w:bCs/>
+          <w:sz w:val="28"/>
+        </w:rPr>
+        <w:tab/>
+        <w:t xml:space="preserve">9056075 </w:t>
+      </w:r>
+      <w:r>
+        <w:rPr>
+          <w:rFonts w:eastAsia="標楷體" w:hint="eastAsia"/>
+          <w:b/>
+          <w:bCs/>
+          <w:sz w:val="28"/>
+        </w:rPr>
+        <w:t>李七</w:t>
+      </w:r>
+    </w:p>
+    <w:p>
+      <w:pPr>
+        <w:ind w:left="482"/>
+        <w:jc w:val="center"/>
+        <w:rPr>
+          <w:rFonts w:eastAsia="標楷體"/>
+          <w:b/>
+          <w:bCs/>
+          <w:sz w:val="28"/>
+        </w:rPr>
+      </w:pPr>
+      <w:r>
+        <w:rPr>
+          <w:rFonts w:eastAsia="標楷體" w:hint="eastAsia"/>
+          <w:b/>
+          <w:bCs/>
+          <w:sz w:val="28"/>
+        </w:rPr>
+        <w:t>中華民國</w:t>
+      </w:r>
+      <w:r>
+        <w:rPr>
+          <w:rFonts w:eastAsia="標楷體"/>
+          <w:b/>
+          <w:bCs/>
+          <w:sz w:val="28"/>
+        </w:rPr>
+        <w:t>115</w:t>
+      </w:r>
+      <w:r>
+        <w:rPr>
+          <w:rFonts w:eastAsia="標楷體" w:hint="eastAsia"/>
+          <w:b/>
+          <w:bCs/>
+          <w:sz w:val="28"/>
+        </w:rPr>
+        <w:t>年</w:t>
+      </w:r>
+      <w:r>
+        <w:rPr>
+          <w:rFonts w:eastAsia="標楷體"/>
+          <w:b/>
+          <w:bCs/>
+          <w:sz w:val="28"/>
+        </w:rPr>
+        <w:t>O</w:t>
+      </w:r>
+      <w:r>
+        <w:rPr>
+          <w:rFonts w:eastAsia="標楷體" w:hint="eastAsia"/>
+          <w:b/>
+          <w:bCs/>
+          <w:sz w:val="28"/>
+        </w:rPr>
+        <w:t>月</w:t>
+      </w:r>
+      <w:r>
+        <w:rPr>
+          <w:rFonts w:eastAsia="標楷體"/>
+          <w:b/>
+          <w:bCs/>
+          <w:sz w:val="28"/>
+        </w:rPr>
+        <w:t>OO</w:t>
+      </w:r>
+      <w:r>
+        <w:rPr>
+          <w:rFonts w:eastAsia="標楷體" w:hint="eastAsia"/>
+          <w:b/>
+          <w:bCs/>
+          <w:sz w:val="28"/>
+        </w:rPr>
+        <w:t>日</w:t>
+      </w:r>
+    </w:p>
+    <w:p>
+      <w:pPr>
+        <w:ind w:left="482"/>
+        <w:jc w:val="center"/>
+        <w:rPr>
+          <w:rFonts w:eastAsia="標楷體"/>
+          <w:sz w:val="28"/>
+        </w:rPr>
+      </w:pPr>
+    </w:p>
+    <w:p>
+      <w:pPr>
+        <w:ind w:left="482"/>
         <w:jc w:val="right"/>
         <w:rPr>
           <w:rFonts w:eastAsia="標楷體"/>
           <w:sz w:val="28"/>
         </w:rPr>
       </w:pPr>
-      <w:bookmarkStart w:id="0" w:name="_Hlk223701418"/>
+    </w:p>
+    <w:p>
+      <w:pPr>
+        <w:ind w:left="482"/>
+        <w:jc w:val="right"/>
+        <w:rPr>
+          <w:rFonts w:eastAsia="標楷體"/>
+          <w:sz w:val="28"/>
+        </w:rPr>
+        <w:sectPr>
+          <w:pgSz w:w="11906" w:h="16838"/>
+          <w:pgMar w:top="1440" w:right="1800" w:bottom="1440" w:left="1800" w:header="851" w:footer="992" w:gutter="0"/>
+          <w:cols w:space="425"/>
+          <w:docGrid w:type="lines" w:linePitch="360"/>
+        </w:sectPr>
+      </w:pPr>
+    </w:p>
+    <w:p>
+      <w:pPr>
+        <w:ind w:left="482"/>
+        <w:jc w:val="right"/>
+        <w:rPr>
+          <w:rFonts w:eastAsia="標楷體" w:hint="eastAsia"/>
+          <w:sz w:val="28"/>
+        </w:rPr>
+      </w:pPr>
+    </w:p>
+    <w:p>
+      <w:pPr>
+        <w:ind w:left="482"/>
+        <w:jc w:val="right"/>
+        <w:rPr>
+          <w:rFonts w:eastAsia="標楷體"/>
+          <w:sz w:val="28"/>
+        </w:rPr>
+      </w:pPr>
       <w:r>
         <w:rPr>
           <w:rFonts w:eastAsia="標楷體" w:hint="eastAsia"/>
@@ -1582,21 +2269,8 @@
                           <w:szCs w:val="20"/>
                           <w:bdr w:val="single" w:sz="4" w:space="0" w:color="auto"/>
                         </w:rPr>
-                        <w:t>標</w:t>
+                        <w:t>標註</w:t>
                       </w:r>
-                      <w:proofErr w:type="gramStart"/>
-                      <w:r>
-                        <w:rPr>
-                          <w:rFonts w:eastAsia="標楷體" w:hint="eastAsia"/>
-                          <w:b/>
-                          <w:color w:val="FF0000"/>
-                          <w:sz w:val="20"/>
-                          <w:szCs w:val="20"/>
-                          <w:bdr w:val="single" w:sz="4" w:space="0" w:color="auto"/>
-                        </w:rPr>
-                        <w:t>註</w:t>
-                      </w:r>
-                      <w:proofErr w:type="gramEnd"/>
                       <w:r>
                         <w:rPr>
                           <w:rFonts w:eastAsia="標楷體" w:hint="eastAsia"/>
@@ -1883,7 +2557,15 @@
           <w:rFonts w:ascii="Times New Roman"/>
           <w:szCs w:val="28"/>
         </w:rPr>
-        <w:t>使用者需求：需求清單及其說明，需分功能需求與非功能需求兩部分描述。</w:t>
+        <w:t>使用者需求：需求清單及其說明，需分功能需求與非功</w:t>
+      </w:r>
+      <w:r>
+        <w:rPr>
+          <w:rFonts w:ascii="Times New Roman"/>
+          <w:szCs w:val="28"/>
+        </w:rPr>
+        <w:lastRenderedPageBreak/>
+        <w:t>能需求兩部分描述。</w:t>
       </w:r>
     </w:p>
     <w:p>
@@ -1904,7 +2586,6 @@
           <w:rFonts w:ascii="Times New Roman" w:hint="eastAsia"/>
           <w:szCs w:val="28"/>
         </w:rPr>
-        <w:lastRenderedPageBreak/>
         <w:t xml:space="preserve">     5</w:t>
       </w:r>
       <w:r>
@@ -4033,7 +4714,7 @@
                     <pic:cNvPicPr/>
                   </pic:nvPicPr>
                   <pic:blipFill>
-                    <a:blip r:embed="rId5"/>
+                    <a:blip r:embed="rId8"/>
                     <a:stretch>
                       <a:fillRect/>
                     </a:stretch>
@@ -4092,11 +4773,6 @@
       </w:r>
     </w:p>
     <w:p>
-      <w:pPr>
-        <w:rPr>
-          <w:rFonts w:hint="eastAsia"/>
-        </w:rPr>
-      </w:pPr>
       <w:r>
         <w:rPr>
           <w:noProof/>
@@ -4117,7 +4793,7 @@
                     <pic:cNvPicPr/>
                   </pic:nvPicPr>
                   <pic:blipFill>
-                    <a:blip r:embed="rId6"/>
+                    <a:blip r:embed="rId9"/>
                     <a:stretch>
                       <a:fillRect/>
                     </a:stretch>
@@ -4147,12 +4823,10 @@
       </w:r>
     </w:p>
     <w:p>
-      <w:pPr>
-        <w:rPr>
-          <w:rFonts w:hint="eastAsia"/>
-        </w:rPr>
-      </w:pPr>
-      <w:r>
+      <w:r>
+        <w:rPr>
+          <w:noProof/>
+        </w:rPr>
         <w:drawing>
           <wp:inline distT="0" distB="0" distL="0" distR="0" wp14:anchorId="50FB4C7C" wp14:editId="0AE757CC">
             <wp:extent cx="4818918" cy="2828925"/>
@@ -4169,7 +4843,7 @@
                     <pic:cNvPicPr/>
                   </pic:nvPicPr>
                   <pic:blipFill>
-                    <a:blip r:embed="rId7"/>
+                    <a:blip r:embed="rId10"/>
                     <a:stretch>
                       <a:fillRect/>
                     </a:stretch>
@@ -4191,13 +4865,7 @@
       </w:r>
     </w:p>
     <w:p/>
-    <w:p>
-      <w:pPr>
-        <w:rPr>
-          <w:rFonts w:hint="eastAsia"/>
-        </w:rPr>
-      </w:pPr>
-    </w:p>
+    <w:p/>
     <w:sectPr>
       <w:pgSz w:w="11906" w:h="16838"/>
       <w:pgMar w:top="1440" w:right="1800" w:bottom="1440" w:left="1800" w:header="851" w:footer="992" w:gutter="0"/>
@@ -4206,6 +4874,44 @@
     </w:sectPr>
   </w:body>
 </w:document>
+</file>
+
+<file path=word/endnotes.xml><?xml version="1.0" encoding="utf-8"?>
+<w:endnotes xmlns:wpc="http://schemas.microsoft.com/office/word/2010/wordprocessingCanvas" xmlns:cx="http://schemas.microsoft.com/office/drawing/2014/chartex" xmlns:cx1="http://schemas.microsoft.com/office/drawing/2015/9/8/chartex" xmlns:cx2="http://schemas.microsoft.com/office/drawing/2015/10/21/chartex" xmlns:cx3="http://schemas.microsoft.com/office/drawing/2016/5/9/chartex" xmlns:cx4="http://schemas.microsoft.com/office/drawing/2016/5/10/chartex" xmlns:cx5="http://schemas.microsoft.com/office/drawing/2016/5/11/chartex" xmlns:cx6="http://schemas.microsoft.com/office/drawing/2016/5/12/chartex" xmlns:cx7="http://schemas.microsoft.com/office/drawing/2016/5/13/chartex" xmlns:cx8="http://schemas.microsoft.com/office/drawing/2016/5/14/chartex" xmlns:mc="http://schemas.openxmlformats.org/markup-compatibility/2006" xmlns:aink="http://schemas.microsoft.com/office/drawing/2016/ink" xmlns:am3d="http://schemas.microsoft.com/office/drawing/2017/model3d" xmlns:o="urn:schemas-microsoft-com:office:office" xmlns:oel="http://schemas.microsoft.com/office/2019/extlst" xmlns:r="http://schemas.openxmlformats.org/officeDocument/2006/relationships" xmlns:m="http://schemas.openxmlformats.org/officeDocument/2006/math" xmlns:v="urn:schemas-microsoft-com:vml" xmlns:wp14="http://schemas.microsoft.com/office/word/2010/wordprocessingDrawing" xmlns:wp="http://schemas.openxmlformats.org/drawingml/2006/wordprocessingDrawing" xmlns:w10="urn:schemas-microsoft-com:office:word" xmlns:w="http://schemas.openxmlformats.org/wordprocessingml/2006/main" xmlns:w14="http://schemas.microsoft.com/office/word/2010/wordml" xmlns:w15="http://schemas.microsoft.com/office/word/2012/wordml" xmlns:w16cex="http://schemas.microsoft.com/office/word/2018/wordml/cex" xmlns:w16cid="http://schemas.microsoft.com/office/word/2016/wordml/cid" xmlns:w16="http://schemas.microsoft.com/office/word/2018/wordml" xmlns:w16du="http://schemas.microsoft.com/office/word/2023/wordml/word16du" xmlns:w16sdtdh="http://schemas.microsoft.com/office/word/2020/wordml/sdtdatahash" xmlns:w16sdtfl="http://schemas.microsoft.com/office/word/2024/wordml/sdtformatlock" xmlns:w16se="http://schemas.microsoft.com/office/word/2015/wordml/symex" xmlns:wpg="http://schemas.microsoft.com/office/word/2010/wordprocessingGroup" xmlns:wpi="http://schemas.microsoft.com/office/word/2010/wordprocessingInk" xmlns:wne="http://schemas.microsoft.com/office/word/2006/wordml" xmlns:wps="http://schemas.microsoft.com/office/word/2010/wordprocessingShape" mc:Ignorable="w14 w15 w16se w16cid w16 w16cex w16sdtdh w16sdtfl w16du wp14">
+  <w:endnote w:type="separator" w:id="-1">
+    <w:p>
+      <w:r>
+        <w:separator/>
+      </w:r>
+    </w:p>
+  </w:endnote>
+  <w:endnote w:type="continuationSeparator" w:id="0">
+    <w:p>
+      <w:r>
+        <w:continuationSeparator/>
+      </w:r>
+    </w:p>
+  </w:endnote>
+</w:endnotes>
+</file>
+
+<file path=word/footnotes.xml><?xml version="1.0" encoding="utf-8"?>
+<w:footnotes xmlns:wpc="http://schemas.microsoft.com/office/word/2010/wordprocessingCanvas" xmlns:cx="http://schemas.microsoft.com/office/drawing/2014/chartex" xmlns:cx1="http://schemas.microsoft.com/office/drawing/2015/9/8/chartex" xmlns:cx2="http://schemas.microsoft.com/office/drawing/2015/10/21/chartex" xmlns:cx3="http://schemas.microsoft.com/office/drawing/2016/5/9/chartex" xmlns:cx4="http://schemas.microsoft.com/office/drawing/2016/5/10/chartex" xmlns:cx5="http://schemas.microsoft.com/office/drawing/2016/5/11/chartex" xmlns:cx6="http://schemas.microsoft.com/office/drawing/2016/5/12/chartex" xmlns:cx7="http://schemas.microsoft.com/office/drawing/2016/5/13/chartex" xmlns:cx8="http://schemas.microsoft.com/office/drawing/2016/5/14/chartex" xmlns:mc="http://schemas.openxmlformats.org/markup-compatibility/2006" xmlns:aink="http://schemas.microsoft.com/office/drawing/2016/ink" xmlns:am3d="http://schemas.microsoft.com/office/drawing/2017/model3d" xmlns:o="urn:schemas-microsoft-com:office:office" xmlns:oel="http://schemas.microsoft.com/office/2019/extlst" xmlns:r="http://schemas.openxmlformats.org/officeDocument/2006/relationships" xmlns:m="http://schemas.openxmlformats.org/officeDocument/2006/math" xmlns:v="urn:schemas-microsoft-com:vml" xmlns:wp14="http://schemas.microsoft.com/office/word/2010/wordprocessingDrawing" xmlns:wp="http://schemas.openxmlformats.org/drawingml/2006/wordprocessingDrawing" xmlns:w10="urn:schemas-microsoft-com:office:word" xmlns:w="http://schemas.openxmlformats.org/wordprocessingml/2006/main" xmlns:w14="http://schemas.microsoft.com/office/word/2010/wordml" xmlns:w15="http://schemas.microsoft.com/office/word/2012/wordml" xmlns:w16cex="http://schemas.microsoft.com/office/word/2018/wordml/cex" xmlns:w16cid="http://schemas.microsoft.com/office/word/2016/wordml/cid" xmlns:w16="http://schemas.microsoft.com/office/word/2018/wordml" xmlns:w16du="http://schemas.microsoft.com/office/word/2023/wordml/word16du" xmlns:w16sdtdh="http://schemas.microsoft.com/office/word/2020/wordml/sdtdatahash" xmlns:w16sdtfl="http://schemas.microsoft.com/office/word/2024/wordml/sdtformatlock" xmlns:w16se="http://schemas.microsoft.com/office/word/2015/wordml/symex" xmlns:wpg="http://schemas.microsoft.com/office/word/2010/wordprocessingGroup" xmlns:wpi="http://schemas.microsoft.com/office/word/2010/wordprocessingInk" xmlns:wne="http://schemas.microsoft.com/office/word/2006/wordml" xmlns:wps="http://schemas.microsoft.com/office/word/2010/wordprocessingShape" mc:Ignorable="w14 w15 w16se w16cid w16 w16cex w16sdtdh w16sdtfl w16du wp14">
+  <w:footnote w:type="separator" w:id="-1">
+    <w:p>
+      <w:r>
+        <w:separator/>
+      </w:r>
+    </w:p>
+  </w:footnote>
+  <w:footnote w:type="continuationSeparator" w:id="0">
+    <w:p>
+      <w:r>
+        <w:continuationSeparator/>
+      </w:r>
+    </w:p>
+  </w:footnote>
+</w:footnotes>
 </file>
 
 <file path=word/numbering.xml><?xml version="1.0" encoding="utf-8"?>
@@ -5135,7 +5841,6 @@
   <w:style w:type="character" w:default="1" w:styleId="a1">
     <w:name w:val="Default Paragraph Font"/>
     <w:uiPriority w:val="1"/>
-    <w:semiHidden/>
     <w:unhideWhenUsed/>
   </w:style>
   <w:style w:type="table" w:default="1" w:styleId="a2">
@@ -5476,6 +6181,70 @@
       <w:sz w:val="28"/>
     </w:rPr>
   </w:style>
+  <w:style w:type="paragraph" w:styleId="af0">
+    <w:name w:val="header"/>
+    <w:basedOn w:val="a0"/>
+    <w:link w:val="af1"/>
+    <w:uiPriority w:val="99"/>
+    <w:unhideWhenUsed/>
+    <w:rsid w:val="00585AE4"/>
+    <w:pPr>
+      <w:tabs>
+        <w:tab w:val="center" w:pos="4153"/>
+        <w:tab w:val="right" w:pos="8306"/>
+      </w:tabs>
+      <w:snapToGrid w:val="0"/>
+    </w:pPr>
+    <w:rPr>
+      <w:sz w:val="20"/>
+      <w:szCs w:val="20"/>
+    </w:rPr>
+  </w:style>
+  <w:style w:type="character" w:customStyle="1" w:styleId="af1">
+    <w:name w:val="頁首 字元"/>
+    <w:basedOn w:val="a1"/>
+    <w:link w:val="af0"/>
+    <w:uiPriority w:val="99"/>
+    <w:rsid w:val="00585AE4"/>
+    <w:rPr>
+      <w:rFonts w:ascii="Times New Roman" w:eastAsia="新細明體" w:hAnsi="Times New Roman" w:cs="Times New Roman"/>
+      <w:sz w:val="20"/>
+      <w:szCs w:val="20"/>
+      <w14:ligatures w14:val="none"/>
+    </w:rPr>
+  </w:style>
+  <w:style w:type="paragraph" w:styleId="af2">
+    <w:name w:val="footer"/>
+    <w:basedOn w:val="a0"/>
+    <w:link w:val="af3"/>
+    <w:uiPriority w:val="99"/>
+    <w:unhideWhenUsed/>
+    <w:rsid w:val="00585AE4"/>
+    <w:pPr>
+      <w:tabs>
+        <w:tab w:val="center" w:pos="4153"/>
+        <w:tab w:val="right" w:pos="8306"/>
+      </w:tabs>
+      <w:snapToGrid w:val="0"/>
+    </w:pPr>
+    <w:rPr>
+      <w:sz w:val="20"/>
+      <w:szCs w:val="20"/>
+    </w:rPr>
+  </w:style>
+  <w:style w:type="character" w:customStyle="1" w:styleId="af3">
+    <w:name w:val="頁尾 字元"/>
+    <w:basedOn w:val="a1"/>
+    <w:link w:val="af2"/>
+    <w:uiPriority w:val="99"/>
+    <w:rsid w:val="00585AE4"/>
+    <w:rPr>
+      <w:rFonts w:ascii="Times New Roman" w:eastAsia="新細明體" w:hAnsi="Times New Roman" w:cs="Times New Roman"/>
+      <w:sz w:val="20"/>
+      <w:szCs w:val="20"/>
+      <w14:ligatures w14:val="none"/>
+    </w:rPr>
+  </w:style>
 </w:styles>
 </file>
 

--- a/系統文件.docx
+++ b/系統文件.docx
@@ -179,16 +179,86 @@
       </w:pPr>
       <w:r>
         <w:rPr>
+          <w:noProof/>
+        </w:rPr>
+        <mc:AlternateContent>
+          <mc:Choice Requires="wps">
+            <w:drawing>
+              <wp:inline distT="0" distB="0" distL="0" distR="0" wp14:anchorId="06BBEF73" wp14:editId="5D510CF3">
+                <wp:extent cx="304800" cy="304800"/>
+                <wp:effectExtent l="0" t="0" r="0" b="0"/>
+                <wp:docPr id="551011279" name="矩形 4" descr=" (由 AI 生成)"/>
+                <wp:cNvGraphicFramePr>
+                  <a:graphicFrameLocks xmlns:a="http://schemas.openxmlformats.org/drawingml/2006/main" noChangeAspect="1"/>
+                </wp:cNvGraphicFramePr>
+                <a:graphic xmlns:a="http://schemas.openxmlformats.org/drawingml/2006/main">
+                  <a:graphicData uri="http://schemas.microsoft.com/office/word/2010/wordprocessingShape">
+                    <wps:wsp>
+                      <wps:cNvSpPr>
+                        <a:spLocks noChangeAspect="1" noChangeArrowheads="1"/>
+                      </wps:cNvSpPr>
+                      <wps:spPr bwMode="auto">
+                        <a:xfrm>
+                          <a:off x="0" y="0"/>
+                          <a:ext cx="304800" cy="304800"/>
+                        </a:xfrm>
+                        <a:prstGeom prst="rect">
+                          <a:avLst/>
+                        </a:prstGeom>
+                        <a:noFill/>
+                        <a:ln>
+                          <a:noFill/>
+                        </a:ln>
+                        <a:extLst>
+                          <a:ext uri="{909E8E84-426E-40DD-AFC4-6F175D3DCCD1}">
+                            <a14:hiddenFill xmlns:a14="http://schemas.microsoft.com/office/drawing/2010/main">
+                              <a:solidFill>
+                                <a:srgbClr val="FFFFFF"/>
+                              </a:solidFill>
+                            </a14:hiddenFill>
+                          </a:ext>
+                          <a:ext uri="{91240B29-F687-4F45-9708-019B960494DF}">
+                            <a14:hiddenLine xmlns:a14="http://schemas.microsoft.com/office/drawing/2010/main" w="9525">
+                              <a:solidFill>
+                                <a:srgbClr val="000000"/>
+                              </a:solidFill>
+                              <a:miter lim="800000"/>
+                              <a:headEnd/>
+                              <a:tailEnd/>
+                            </a14:hiddenLine>
+                          </a:ext>
+                        </a:extLst>
+                      </wps:spPr>
+                      <wps:bodyPr rot="0" vert="horz" wrap="square" lIns="91440" tIns="45720" rIns="91440" bIns="45720" anchor="t" anchorCtr="0" upright="1">
+                        <a:noAutofit/>
+                      </wps:bodyPr>
+                    </wps:wsp>
+                  </a:graphicData>
+                </a:graphic>
+              </wp:inline>
+            </w:drawing>
+          </mc:Choice>
+          <mc:Fallback>
+            <w:pict>
+              <v:rect w14:anchorId="4310EBA3" id="矩形 4" o:spid="_x0000_s1026" alt=" (由 AI 生成)" style="width:24pt;height:24pt;visibility:visible;mso-wrap-style:square;mso-left-percent:-10001;mso-top-percent:-10001;mso-position-horizontal:absolute;mso-position-horizontal-relative:char;mso-position-vertical:absolute;mso-position-vertical-relative:line;mso-left-percent:-10001;mso-top-percent:-10001;v-text-anchor:top" o:gfxdata="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" filled="f" stroked="f">
+                <o:lock v:ext="edit" aspectratio="t"/>
+                <w10:anchorlock/>
+              </v:rect>
+            </w:pict>
+          </mc:Fallback>
+        </mc:AlternateContent>
+      </w:r>
+      <w:r>
+        <w:rPr>
           <w:rFonts w:eastAsia="標楷體"/>
-          <w:b/>
-          <w:bCs/>
+          <w:noProof/>
           <w:sz w:val="28"/>
         </w:rPr>
         <w:drawing>
-          <wp:inline distT="0" distB="0" distL="0" distR="0" wp14:anchorId="29CFB434" wp14:editId="6ED71CFC">
-            <wp:extent cx="3143250" cy="2076450"/>
+          <wp:inline distT="0" distB="0" distL="0" distR="0" wp14:anchorId="58794C15" wp14:editId="2522C7A7">
+            <wp:extent cx="3956779" cy="2160000"/>
             <wp:effectExtent l="0" t="0" r="0" b="0"/>
-            <wp:docPr id="1159670341" name="圖片 7"/>
+            <wp:docPr id="1106859066" name="圖片 5"/>
             <wp:cNvGraphicFramePr>
               <a:graphicFrameLocks xmlns:a="http://schemas.openxmlformats.org/drawingml/2006/main" noChangeAspect="1"/>
             </wp:cNvGraphicFramePr>
@@ -196,14 +266,42 @@
               <a:graphicData uri="http://schemas.openxmlformats.org/drawingml/2006/picture">
                 <pic:pic xmlns:pic="http://schemas.openxmlformats.org/drawingml/2006/picture">
                   <pic:nvPicPr>
-                    <pic:cNvPr id="0" name="Picture 16"/>
+                    <pic:cNvPr id="0" name="Picture 2"/>
                     <pic:cNvPicPr>
                       <a:picLocks noChangeAspect="1" noChangeArrowheads="1"/>
                     </pic:cNvPicPr>
                   </pic:nvPicPr>
                   <pic:blipFill>
-                    <a:blip r:embed="rId7">
+                    <a:blip r:embed="rId7" cstate="print">
                       <a:extLst>
+                        <a:ext uri="{BEBA8EAE-BF5A-486C-A8C5-ECC9F3942E4B}">
+                          <a14:imgProps xmlns:a14="http://schemas.microsoft.com/office/drawing/2010/main">
+                            <a14:imgLayer r:embed="rId8">
+                              <a14:imgEffect>
+                                <a14:backgroundRemoval t="10000" b="90000" l="10000" r="90000">
+                                  <a14:backgroundMark x1="24512" y1="10733" x2="77051" y2="10197"/>
+                                  <a14:backgroundMark x1="77051" y1="10197" x2="25977" y2="7692"/>
+                                  <a14:backgroundMark x1="25977" y1="7692" x2="50000" y2="10555"/>
+                                  <a14:backgroundMark x1="50000" y1="10555" x2="29004" y2="18068"/>
+                                  <a14:backgroundMark x1="29004" y1="18068" x2="23438" y2="37030"/>
+                                  <a14:backgroundMark x1="23438" y1="37030" x2="27832" y2="90340"/>
+                                  <a14:backgroundMark x1="27832" y1="90340" x2="46191" y2="91592"/>
+                                  <a14:backgroundMark x1="46191" y1="91592" x2="62793" y2="91413"/>
+                                  <a14:backgroundMark x1="62793" y1="91413" x2="33008" y2="89803"/>
+                                  <a14:backgroundMark x1="33008" y1="89803" x2="54590" y2="98211"/>
+                                  <a14:backgroundMark x1="54590" y1="98211" x2="65332" y2="97138"/>
+                                  <a14:backgroundMark x1="65332" y1="97138" x2="51758" y2="90161"/>
+                                  <a14:backgroundMark x1="51758" y1="90161" x2="38965" y2="90161"/>
+                                  <a14:backgroundMark x1="38965" y1="90161" x2="51367" y2="89624"/>
+                                  <a14:backgroundMark x1="51367" y1="89624" x2="40527" y2="96422"/>
+                                  <a14:backgroundMark x1="40527" y1="96422" x2="65820" y2="94991"/>
+                                  <a14:backgroundMark x1="65820" y1="94991" x2="75293" y2="96780"/>
+                                  <a14:backgroundMark x1="75293" y1="96780" x2="71582" y2="94991"/>
+                                </a14:backgroundRemoval>
+                              </a14:imgEffect>
+                            </a14:imgLayer>
+                          </a14:imgProps>
+                        </a:ext>
                         <a:ext uri="{28A0092B-C50C-407E-A947-70E740481C1C}">
                           <a14:useLocalDpi xmlns:a14="http://schemas.microsoft.com/office/drawing/2010/main" val="0"/>
                         </a:ext>
@@ -217,15 +315,12 @@
                   <pic:spPr bwMode="auto">
                     <a:xfrm>
                       <a:off x="0" y="0"/>
-                      <a:ext cx="3143250" cy="2076450"/>
+                      <a:ext cx="3956779" cy="2160000"/>
                     </a:xfrm>
                     <a:prstGeom prst="rect">
                       <a:avLst/>
                     </a:prstGeom>
                     <a:noFill/>
-                    <a:ln>
-                      <a:noFill/>
-                    </a:ln>
                   </pic:spPr>
                 </pic:pic>
               </a:graphicData>
@@ -685,7 +780,7 @@
         <w:ind w:left="482"/>
         <w:jc w:val="right"/>
         <w:rPr>
-          <w:rFonts w:eastAsia="標楷體" w:hint="eastAsia"/>
+          <w:rFonts w:eastAsia="標楷體"/>
           <w:sz w:val="28"/>
         </w:rPr>
       </w:pPr>
@@ -4714,7 +4809,7 @@
                     <pic:cNvPicPr/>
                   </pic:nvPicPr>
                   <pic:blipFill>
-                    <a:blip r:embed="rId8"/>
+                    <a:blip r:embed="rId9"/>
                     <a:stretch>
                       <a:fillRect/>
                     </a:stretch>
@@ -4793,7 +4888,7 @@
                     <pic:cNvPicPr/>
                   </pic:nvPicPr>
                   <pic:blipFill>
-                    <a:blip r:embed="rId9"/>
+                    <a:blip r:embed="rId10"/>
                     <a:stretch>
                       <a:fillRect/>
                     </a:stretch>
@@ -4843,7 +4938,7 @@
                     <pic:cNvPicPr/>
                   </pic:nvPicPr>
                   <pic:blipFill>
-                    <a:blip r:embed="rId10"/>
+                    <a:blip r:embed="rId11"/>
                     <a:stretch>
                       <a:fillRect/>
                     </a:stretch>
@@ -5841,6 +5936,7 @@
   <w:style w:type="character" w:default="1" w:styleId="a1">
     <w:name w:val="Default Paragraph Font"/>
     <w:uiPriority w:val="1"/>
+    <w:semiHidden/>
     <w:unhideWhenUsed/>
   </w:style>
   <w:style w:type="table" w:default="1" w:styleId="a2">

--- a/系統文件.docx
+++ b/系統文件.docx
@@ -243,7 +243,7 @@
         </w:numPr>
         <w:ind w:left="358" w:hangingChars="128" w:hanging="358"/>
         <w:rPr>
-          <w:rFonts w:ascii="Times New Roman" w:hint="eastAsia"/>
+          <w:rFonts w:ascii="Times New Roman"/>
           <w:szCs w:val="28"/>
         </w:rPr>
       </w:pPr>
@@ -378,11 +378,6 @@
                       <wps:txbx>
                         <w:txbxContent>
                           <w:p>
-                            <w:pPr>
-                              <w:rPr>
-                                <w:rFonts w:hint="eastAsia"/>
-                              </w:rPr>
-                            </w:pPr>
                             <w:r>
                               <w:rPr>
                                 <w:rFonts w:eastAsia="標楷體" w:hint="eastAsia"/>
@@ -425,11 +420,6 @@
                 <v:textbox style="mso-fit-shape-to-text:t">
                   <w:txbxContent>
                     <w:p>
-                      <w:pPr>
-                        <w:rPr>
-                          <w:rFonts w:hint="eastAsia"/>
-                        </w:rPr>
-                      </w:pPr>
                       <w:r>
                         <w:rPr>
                           <w:rFonts w:eastAsia="標楷體" w:hint="eastAsia"/>
@@ -641,7 +631,7 @@
         </w:numPr>
         <w:ind w:leftChars="100" w:left="240" w:firstLineChars="150" w:firstLine="420"/>
         <w:rPr>
-          <w:rFonts w:ascii="Times New Roman" w:hint="eastAsia"/>
+          <w:rFonts w:ascii="Times New Roman"/>
           <w:szCs w:val="28"/>
         </w:rPr>
       </w:pPr>
@@ -709,11 +699,13 @@
         <w:ind w:left="0" w:firstLine="0"/>
         <w:rPr>
           <w:rFonts w:eastAsia="標楷體" w:cs="Arial"/>
+          <w:color w:val="EE0000"/>
         </w:rPr>
       </w:pPr>
       <w:r>
         <w:rPr>
           <w:rFonts w:eastAsia="標楷體" w:cs="Arial"/>
+          <w:color w:val="EE0000"/>
         </w:rPr>
         <w:t>系統規格</w:t>
       </w:r>
@@ -984,7 +976,6 @@
                           <w:p>
                             <w:pPr>
                               <w:rPr>
-                                <w:rFonts w:hint="eastAsia"/>
                                 <w:color w:val="FF0000"/>
                                 <w:sz w:val="20"/>
                                 <w:szCs w:val="20"/>
@@ -1228,7 +1219,6 @@
                             <w:pPr>
                               <w:widowControl/>
                               <w:rPr>
-                                <w:rFonts w:hint="eastAsia"/>
                                 <w:color w:val="FF0000"/>
                                 <w:sz w:val="20"/>
                                 <w:szCs w:val="20"/>
@@ -1328,7 +1318,6 @@
                     <w:p>
                       <w:pPr>
                         <w:rPr>
-                          <w:rFonts w:hint="eastAsia"/>
                           <w:color w:val="FF0000"/>
                           <w:sz w:val="20"/>
                           <w:szCs w:val="20"/>
@@ -1572,7 +1561,6 @@
                       <w:pPr>
                         <w:widowControl/>
                         <w:rPr>
-                          <w:rFonts w:hint="eastAsia"/>
                           <w:color w:val="FF0000"/>
                           <w:sz w:val="20"/>
                           <w:szCs w:val="20"/>
@@ -1781,7 +1769,7 @@
         </w:numPr>
         <w:ind w:left="358" w:hangingChars="128" w:hanging="358"/>
         <w:rPr>
-          <w:rFonts w:ascii="Times New Roman" w:hint="eastAsia"/>
+          <w:rFonts w:ascii="Times New Roman"/>
           <w:szCs w:val="28"/>
         </w:rPr>
       </w:pPr>
@@ -2152,11 +2140,13 @@
         <w:ind w:left="0" w:firstLine="0"/>
         <w:rPr>
           <w:rFonts w:eastAsia="標楷體" w:cs="Arial"/>
+          <w:color w:val="EE0000"/>
         </w:rPr>
       </w:pPr>
       <w:r>
         <w:rPr>
           <w:rFonts w:eastAsia="標楷體" w:cs="Arial"/>
+          <w:color w:val="EE0000"/>
         </w:rPr>
         <w:t>設計模型</w:t>
       </w:r>
@@ -2747,7 +2737,6 @@
                           <w:p>
                             <w:pPr>
                               <w:rPr>
-                                <w:rFonts w:hint="eastAsia"/>
                                 <w:color w:val="FF0000"/>
                                 <w:sz w:val="20"/>
                                 <w:szCs w:val="20"/>
@@ -2801,7 +2790,7 @@
                           <w:p>
                             <w:pPr>
                               <w:rPr>
-                                <w:rFonts w:eastAsia="標楷體" w:hint="eastAsia"/>
+                                <w:rFonts w:eastAsia="標楷體"/>
                                 <w:b/>
                                 <w:color w:val="FF0000"/>
                                 <w:sz w:val="20"/>
@@ -2919,7 +2908,6 @@
                     <w:p>
                       <w:pPr>
                         <w:rPr>
-                          <w:rFonts w:hint="eastAsia"/>
                           <w:color w:val="FF0000"/>
                           <w:sz w:val="20"/>
                           <w:szCs w:val="20"/>
@@ -2973,7 +2961,7 @@
                     <w:p>
                       <w:pPr>
                         <w:rPr>
-                          <w:rFonts w:eastAsia="標楷體" w:hint="eastAsia"/>
+                          <w:rFonts w:eastAsia="標楷體"/>
                           <w:b/>
                           <w:color w:val="FF0000"/>
                           <w:sz w:val="20"/>
@@ -4313,6 +4301,7 @@
   <w:style w:type="character" w:default="1" w:styleId="a1">
     <w:name w:val="Default Paragraph Font"/>
     <w:uiPriority w:val="1"/>
+    <w:semiHidden/>
     <w:unhideWhenUsed/>
   </w:style>
   <w:style w:type="table" w:default="1" w:styleId="a2">

--- a/系統文件.docx
+++ b/系統文件.docx
@@ -54,12 +54,21 @@
         </w:rPr>
         <w:t>章為主，頁數不限；</w:t>
       </w:r>
+      <w:proofErr w:type="gramStart"/>
       <w:r>
         <w:rPr>
           <w:rFonts w:eastAsia="標楷體" w:hint="eastAsia"/>
           <w:sz w:val="28"/>
         </w:rPr>
-        <w:t>複評</w:t>
+        <w:t>複</w:t>
+      </w:r>
+      <w:proofErr w:type="gramEnd"/>
+      <w:r>
+        <w:rPr>
+          <w:rFonts w:eastAsia="標楷體" w:hint="eastAsia"/>
+          <w:sz w:val="28"/>
+        </w:rPr>
+        <w:t>評</w:t>
       </w:r>
       <w:r>
         <w:rPr>
@@ -1244,8 +1253,21 @@
                                 <w:szCs w:val="20"/>
                                 <w:bdr w:val="single" w:sz="4" w:space="0" w:color="auto"/>
                               </w:rPr>
-                              <w:t>標註</w:t>
+                              <w:t>標</w:t>
                             </w:r>
+                            <w:proofErr w:type="gramStart"/>
+                            <w:r>
+                              <w:rPr>
+                                <w:rFonts w:eastAsia="標楷體" w:hint="eastAsia"/>
+                                <w:b/>
+                                <w:color w:val="FF0000"/>
+                                <w:sz w:val="20"/>
+                                <w:szCs w:val="20"/>
+                                <w:bdr w:val="single" w:sz="4" w:space="0" w:color="auto"/>
+                              </w:rPr>
+                              <w:t>註</w:t>
+                            </w:r>
+                            <w:proofErr w:type="gramEnd"/>
                             <w:r>
                               <w:rPr>
                                 <w:rFonts w:eastAsia="標楷體" w:hint="eastAsia"/>
@@ -3552,7 +3574,23 @@
     </w:p>
     <w:p>
       <w:r>
-        <w:t>隨著數位轉型加速，企業對資訊系統的依賴程度日益加深，隨之而來的資安威脅（如勒索病毒、資料外洩等）也</w:t>
+        <w:t>隨著數位轉型加速，企業對資訊系統的依賴程度日益加深，隨之而來</w:t>
+      </w:r>
+      <w:proofErr w:type="gramStart"/>
+      <w:r>
+        <w:t>的資安威脅</w:t>
+      </w:r>
+      <w:proofErr w:type="gramEnd"/>
+      <w:r>
+        <w:t>（如勒索病毒、資料外</w:t>
+      </w:r>
+      <w:proofErr w:type="gramStart"/>
+      <w:r>
+        <w:t>洩</w:t>
+      </w:r>
+      <w:proofErr w:type="gramEnd"/>
+      <w:r>
+        <w:t>等）也</w:t>
       </w:r>
       <w:r>
         <w:rPr>
@@ -3561,7 +3599,39 @@
         <w:t>越來越</w:t>
       </w:r>
       <w:r>
-        <w:t>複雜。為了落實資安管理，許多企業選擇導入資訊安全管理系統。然而，傳統的資安風險評估流程極度依賴專業資安專家的經驗，不僅耗時冗長，對於缺乏資源的中小企業而言，高昂的顧問費用與複雜的合規標準更是一大門檻。</w:t>
+        <w:t>複雜。為了</w:t>
+      </w:r>
+      <w:proofErr w:type="gramStart"/>
+      <w:r>
+        <w:t>落實資安管理</w:t>
+      </w:r>
+      <w:proofErr w:type="gramEnd"/>
+      <w:r>
+        <w:t>，許多企業選擇導入資訊安全管理系統。然而，傳統</w:t>
+      </w:r>
+      <w:proofErr w:type="gramStart"/>
+      <w:r>
+        <w:t>的資安風險</w:t>
+      </w:r>
+      <w:proofErr w:type="gramEnd"/>
+      <w:r>
+        <w:t>評估流程極度依賴</w:t>
+      </w:r>
+      <w:proofErr w:type="gramStart"/>
+      <w:r>
+        <w:t>專業資安專家</w:t>
+      </w:r>
+      <w:proofErr w:type="gramEnd"/>
+      <w:r>
+        <w:t>的經驗，不僅耗時冗長，對於缺乏資源的中小企業而言，高昂的顧問費用與複雜的合</w:t>
+      </w:r>
+      <w:proofErr w:type="gramStart"/>
+      <w:r>
+        <w:t>規</w:t>
+      </w:r>
+      <w:proofErr w:type="gramEnd"/>
+      <w:r>
+        <w:t>標準更是一大門檻。</w:t>
       </w:r>
     </w:p>
     <w:p>
@@ -3587,8 +3657,13 @@
       </w:r>
     </w:p>
     <w:p>
-      <w:r>
-        <w:t>在資安領域中，「風險評估」是防禦的核心，但目前市面上的工具大多僅限於靜態的資產盤點或表格紀錄。我們觀察到，雖然大型語言模型技術已</w:t>
+      <w:proofErr w:type="gramStart"/>
+      <w:r>
+        <w:t>在資安領域</w:t>
+      </w:r>
+      <w:proofErr w:type="gramEnd"/>
+      <w:r>
+        <w:t>中，「風險評估」是防禦的核心，但目前市面上的工具大多僅限於靜態的資產盤點或表格紀錄。我們觀察到，雖然大型語言模型技術已</w:t>
       </w:r>
       <w:r>
         <w:rPr>
@@ -3597,7 +3672,15 @@
         <w:t>經接近</w:t>
       </w:r>
       <w:r>
-        <w:t>成熟，但在專業的資安風險場景中，仍</w:t>
+        <w:t>成熟，但在專業</w:t>
+      </w:r>
+      <w:proofErr w:type="gramStart"/>
+      <w:r>
+        <w:t>的資安風險</w:t>
+      </w:r>
+      <w:proofErr w:type="gramEnd"/>
+      <w:r>
+        <w:t>場景中，仍</w:t>
       </w:r>
       <w:r>
         <w:rPr>
@@ -3612,7 +3695,15 @@
         <w:t xml:space="preserve"> AI </w:t>
       </w:r>
       <w:r>
-        <w:t>語意理解能力的顧問系統，降低技術門檻，讓非資安專業背景的人員也能快速上手進行初步評估。</w:t>
+        <w:t>語意理解能力的顧問系統，降低技術門檻，讓</w:t>
+      </w:r>
+      <w:proofErr w:type="gramStart"/>
+      <w:r>
+        <w:t>非資安專業</w:t>
+      </w:r>
+      <w:proofErr w:type="gramEnd"/>
+      <w:r>
+        <w:t>背景的人員也能快速上手進行初步評估。</w:t>
       </w:r>
     </w:p>
     <w:p>
@@ -3645,7 +3736,15 @@
         <w:t>系統建置的目的是希望</w:t>
       </w:r>
       <w:r>
-        <w:t>打造一個「資安風險評估</w:t>
+        <w:t>打造一個「</w:t>
+      </w:r>
+      <w:proofErr w:type="gramStart"/>
+      <w:r>
+        <w:t>資安風險</w:t>
+      </w:r>
+      <w:proofErr w:type="gramEnd"/>
+      <w:r>
+        <w:t>評估</w:t>
       </w:r>
       <w:r>
         <w:t xml:space="preserve"> AI </w:t>
@@ -3698,7 +3797,23 @@
           <w:b/>
           <w:bCs/>
         </w:rPr>
-        <w:t>標準合規輔助</w:t>
+        <w:t>標準合</w:t>
+      </w:r>
+      <w:proofErr w:type="gramStart"/>
+      <w:r>
+        <w:rPr>
+          <w:b/>
+          <w:bCs/>
+        </w:rPr>
+        <w:t>規</w:t>
+      </w:r>
+      <w:proofErr w:type="gramEnd"/>
+      <w:r>
+        <w:rPr>
+          <w:b/>
+          <w:bCs/>
+        </w:rPr>
+        <w:t>輔助</w:t>
       </w:r>
       <w:r>
         <w:t>：</w:t>
@@ -3763,7 +3878,15 @@
         <w:t xml:space="preserve"> </w:t>
       </w:r>
       <w:r>
-        <w:t>縮短傳統顧問訪談與資料整理的時間，達成高效能的資安治理。</w:t>
+        <w:t>縮短傳統顧問訪談與資料整理的時間，達成高效能</w:t>
+      </w:r>
+      <w:proofErr w:type="gramStart"/>
+      <w:r>
+        <w:t>的資安治理</w:t>
+      </w:r>
+      <w:proofErr w:type="gramEnd"/>
+      <w:r>
+        <w:t>。</w:t>
       </w:r>
     </w:p>
     <w:p>
@@ -3850,7 +3973,15 @@
         <w:t xml:space="preserve"> </w:t>
       </w:r>
       <w:r>
-        <w:t>系統能根據評估結果，自動產出初步的資安風險報告。</w:t>
+        <w:t>系統能根據評估結果，自動產出初步</w:t>
+      </w:r>
+      <w:proofErr w:type="gramStart"/>
+      <w:r>
+        <w:t>的資安風險</w:t>
+      </w:r>
+      <w:proofErr w:type="gramEnd"/>
+      <w:r>
+        <w:t>報告。</w:t>
       </w:r>
     </w:p>
     <w:p>
@@ -3861,18 +3992,35 @@
         </w:numPr>
         <w:spacing w:after="160" w:line="278" w:lineRule="auto"/>
       </w:pPr>
+      <w:proofErr w:type="gramStart"/>
       <w:r>
         <w:rPr>
           <w:b/>
           <w:bCs/>
         </w:rPr>
-        <w:t>知識賦能：</w:t>
+        <w:t>知識賦能</w:t>
+      </w:r>
+      <w:proofErr w:type="gramEnd"/>
+      <w:r>
+        <w:rPr>
+          <w:b/>
+          <w:bCs/>
+        </w:rPr>
+        <w:t>：</w:t>
       </w:r>
       <w:r>
         <w:t xml:space="preserve"> </w:t>
       </w:r>
       <w:r>
-        <w:t>降低中小企業理解資安風險的成本，強化其整體防禦意識。</w:t>
+        <w:t>降低中小企業</w:t>
+      </w:r>
+      <w:proofErr w:type="gramStart"/>
+      <w:r>
+        <w:t>理解資安風險</w:t>
+      </w:r>
+      <w:proofErr w:type="gramEnd"/>
+      <w:r>
+        <w:t>的成本，強化其整體防禦意識。</w:t>
       </w:r>
     </w:p>
     <w:p/>
@@ -4762,7 +4910,6 @@
                 <w:bCs/>
                 <w:sz w:val="28"/>
                 <w:szCs w:val="28"/>
-                <w:shd w:val="pct15" w:color="auto" w:fill="FFFFFF"/>
                 <w:lang w:eastAsia="ja-JP"/>
               </w:rPr>
             </w:pPr>
@@ -4773,7 +4920,6 @@
                 <w:bCs/>
                 <w:sz w:val="28"/>
                 <w:szCs w:val="28"/>
-                <w:shd w:val="pct15" w:color="auto" w:fill="FFFFFF"/>
                 <w:lang w:eastAsia="ja-JP"/>
               </w:rPr>
               <w:t>顧客關係</w:t>
@@ -4784,14 +4930,12 @@
               <w:spacing w:after="60"/>
               <w:rPr>
                 <w:rFonts w:ascii="標楷體" w:eastAsia="標楷體" w:hAnsi="標楷體"/>
-                <w:shd w:val="pct15" w:color="auto" w:fill="FFFFFF"/>
                 <w:lang w:eastAsia="ja-JP"/>
               </w:rPr>
             </w:pPr>
             <w:r>
               <w:rPr>
                 <w:rFonts w:ascii="標楷體" w:eastAsia="標楷體" w:hAnsi="標楷體" w:hint="eastAsia"/>
-                <w:shd w:val="pct15" w:color="auto" w:fill="FFFFFF"/>
                 <w:lang w:eastAsia="ja-JP"/>
               </w:rPr>
               <w:t>・定期更新</w:t>
@@ -4811,7 +4955,6 @@
             <w:r>
               <w:rPr>
                 <w:rFonts w:ascii="標楷體" w:eastAsia="標楷體" w:hAnsi="標楷體" w:hint="eastAsia"/>
-                <w:shd w:val="pct15" w:color="auto" w:fill="FFFFFF"/>
                 <w:lang w:eastAsia="ja-JP"/>
               </w:rPr>
               <w:t>・用戶互動</w:t>
@@ -4832,7 +4975,6 @@
                 <w:bCs/>
                 <w:sz w:val="28"/>
                 <w:szCs w:val="28"/>
-                <w:shd w:val="pct15" w:color="auto" w:fill="FFFFFF"/>
                 <w:lang w:eastAsia="ja-JP"/>
               </w:rPr>
             </w:pPr>
@@ -4843,7 +4985,6 @@
                 <w:bCs/>
                 <w:sz w:val="28"/>
                 <w:szCs w:val="28"/>
-                <w:shd w:val="pct15" w:color="auto" w:fill="FFFFFF"/>
                 <w:lang w:eastAsia="ja-JP"/>
               </w:rPr>
               <w:t>目標客群</w:t>
@@ -4854,17 +4995,20 @@
               <w:spacing w:after="60"/>
               <w:rPr>
                 <w:rFonts w:ascii="標楷體" w:eastAsia="標楷體" w:hAnsi="標楷體"/>
-                <w:shd w:val="pct15" w:color="auto" w:fill="FFFFFF"/>
+              </w:rPr>
+            </w:pPr>
+            <w:r>
+              <w:rPr>
+                <w:rFonts w:ascii="標楷體" w:eastAsia="標楷體" w:hAnsi="標楷體" w:hint="eastAsia"/>
                 <w:lang w:eastAsia="ja-JP"/>
               </w:rPr>
-            </w:pPr>
+              <w:t>・</w:t>
+            </w:r>
             <w:r>
               <w:rPr>
                 <w:rFonts w:ascii="標楷體" w:eastAsia="標楷體" w:hAnsi="標楷體" w:hint="eastAsia"/>
-                <w:shd w:val="pct15" w:color="auto" w:fill="FFFFFF"/>
-                <w:lang w:eastAsia="ja-JP"/>
-              </w:rPr>
-              <w:t>・國中生</w:t>
+              </w:rPr>
+              <w:t>中小型企業</w:t>
             </w:r>
           </w:p>
           <w:p>
@@ -4872,18 +5016,31 @@
               <w:spacing w:after="60"/>
               <w:rPr>
                 <w:rFonts w:ascii="標楷體" w:eastAsia="標楷體" w:hAnsi="標楷體"/>
+              </w:rPr>
+            </w:pPr>
+            <w:r>
+              <w:rPr>
+                <w:rFonts w:ascii="標楷體" w:eastAsia="標楷體" w:hAnsi="標楷體" w:hint="eastAsia"/>
+                <w:lang w:eastAsia="ja-JP"/>
+              </w:rPr>
+              <w:t>・</w:t>
+            </w:r>
+            <w:r>
+              <w:rPr>
+                <w:rFonts w:ascii="標楷體" w:eastAsia="標楷體" w:hAnsi="標楷體" w:hint="eastAsia"/>
+              </w:rPr>
+              <w:t>新創電商</w:t>
+            </w:r>
+          </w:p>
+          <w:p>
+            <w:pPr>
+              <w:spacing w:after="60"/>
+              <w:rPr>
+                <w:rFonts w:ascii="標楷體" w:eastAsia="標楷體" w:hAnsi="標楷體"/>
                 <w:shd w:val="pct15" w:color="auto" w:fill="FFFFFF"/>
                 <w:lang w:eastAsia="ja-JP"/>
               </w:rPr>
             </w:pPr>
-            <w:r>
-              <w:rPr>
-                <w:rFonts w:ascii="標楷體" w:eastAsia="標楷體" w:hAnsi="標楷體" w:hint="eastAsia"/>
-                <w:shd w:val="pct15" w:color="auto" w:fill="FFFFFF"/>
-                <w:lang w:eastAsia="ja-JP"/>
-              </w:rPr>
-              <w:t>・教育機構</w:t>
-            </w:r>
           </w:p>
         </w:tc>
       </w:tr>
@@ -5037,7 +5194,6 @@
                 <w:bCs/>
                 <w:sz w:val="28"/>
                 <w:szCs w:val="28"/>
-                <w:shd w:val="pct15" w:color="auto" w:fill="FFFFFF"/>
                 <w:lang w:eastAsia="ja-JP"/>
               </w:rPr>
             </w:pPr>
@@ -5048,7 +5204,6 @@
                 <w:bCs/>
                 <w:sz w:val="28"/>
                 <w:szCs w:val="28"/>
-                <w:shd w:val="pct15" w:color="auto" w:fill="FFFFFF"/>
                 <w:lang w:eastAsia="ja-JP"/>
               </w:rPr>
               <w:t>通路</w:t>
@@ -5059,14 +5214,12 @@
               <w:spacing w:after="60"/>
               <w:rPr>
                 <w:rFonts w:ascii="標楷體" w:eastAsia="標楷體" w:hAnsi="標楷體"/>
-                <w:shd w:val="pct15" w:color="auto" w:fill="FFFFFF"/>
                 <w:lang w:eastAsia="ja-JP"/>
               </w:rPr>
             </w:pPr>
             <w:r>
               <w:rPr>
                 <w:rFonts w:ascii="標楷體" w:eastAsia="標楷體" w:hAnsi="標楷體" w:hint="eastAsia"/>
-                <w:shd w:val="pct15" w:color="auto" w:fill="FFFFFF"/>
                 <w:lang w:eastAsia="ja-JP"/>
               </w:rPr>
               <w:t>・線上平台</w:t>
@@ -5079,17 +5232,8 @@
                 <w:rFonts w:eastAsia="標楷體"/>
                 <w:sz w:val="22"/>
                 <w:shd w:val="pct15" w:color="auto" w:fill="FFFFFF"/>
-                <w:lang w:eastAsia="ja-JP"/>
               </w:rPr>
             </w:pPr>
-            <w:r>
-              <w:rPr>
-                <w:rFonts w:ascii="標楷體" w:eastAsia="標楷體" w:hAnsi="標楷體" w:hint="eastAsia"/>
-                <w:shd w:val="pct15" w:color="auto" w:fill="FFFFFF"/>
-                <w:lang w:eastAsia="ja-JP"/>
-              </w:rPr>
-              <w:t>・教育機構合作</w:t>
-            </w:r>
           </w:p>
         </w:tc>
         <w:tc>
@@ -5126,7 +5270,6 @@
                 <w:bCs/>
                 <w:sz w:val="28"/>
                 <w:szCs w:val="28"/>
-                <w:shd w:val="pct15" w:color="auto" w:fill="FFFFFF"/>
                 <w:lang w:eastAsia="ja-JP"/>
               </w:rPr>
             </w:pPr>
@@ -5137,7 +5280,6 @@
                 <w:bCs/>
                 <w:sz w:val="28"/>
                 <w:szCs w:val="28"/>
-                <w:shd w:val="pct15" w:color="auto" w:fill="FFFFFF"/>
                 <w:lang w:eastAsia="ja-JP"/>
               </w:rPr>
               <w:t>成本結構</w:t>
@@ -5148,14 +5290,12 @@
               <w:spacing w:after="60"/>
               <w:rPr>
                 <w:rFonts w:ascii="標楷體" w:eastAsia="標楷體" w:hAnsi="標楷體"/>
-                <w:shd w:val="pct15" w:color="auto" w:fill="FFFFFF"/>
                 <w:lang w:eastAsia="ja-JP"/>
               </w:rPr>
             </w:pPr>
             <w:r>
               <w:rPr>
                 <w:rFonts w:ascii="標楷體" w:eastAsia="標楷體" w:hAnsi="標楷體" w:hint="eastAsia"/>
-                <w:shd w:val="pct15" w:color="auto" w:fill="FFFFFF"/>
                 <w:lang w:eastAsia="ja-JP"/>
               </w:rPr>
               <w:t>・開發和運營成本</w:t>
@@ -5166,14 +5306,12 @@
               <w:spacing w:after="60"/>
               <w:rPr>
                 <w:rFonts w:ascii="標楷體" w:eastAsia="標楷體" w:hAnsi="標楷體"/>
-                <w:shd w:val="pct15" w:color="auto" w:fill="FFFFFF"/>
                 <w:lang w:eastAsia="ja-JP"/>
               </w:rPr>
             </w:pPr>
             <w:r>
               <w:rPr>
                 <w:rFonts w:ascii="標楷體" w:eastAsia="標楷體" w:hAnsi="標楷體" w:hint="eastAsia"/>
-                <w:shd w:val="pct15" w:color="auto" w:fill="FFFFFF"/>
                 <w:lang w:eastAsia="ja-JP"/>
               </w:rPr>
               <w:t>・市場推廣和銷售成本</w:t>
@@ -5191,7 +5329,6 @@
             <w:r>
               <w:rPr>
                 <w:rFonts w:ascii="標楷體" w:eastAsia="標楷體" w:hAnsi="標楷體" w:hint="eastAsia"/>
-                <w:shd w:val="pct15" w:color="auto" w:fill="FFFFFF"/>
                 <w:lang w:eastAsia="ja-JP"/>
               </w:rPr>
               <w:t>・伺服器和技術基礎設施成本</w:t>
@@ -5212,7 +5349,6 @@
                 <w:bCs/>
                 <w:sz w:val="28"/>
                 <w:szCs w:val="28"/>
-                <w:shd w:val="pct15" w:color="auto" w:fill="FFFFFF"/>
                 <w:lang w:eastAsia="ja-JP"/>
               </w:rPr>
             </w:pPr>
@@ -5223,7 +5359,6 @@
                 <w:bCs/>
                 <w:sz w:val="28"/>
                 <w:szCs w:val="28"/>
-                <w:shd w:val="pct15" w:color="auto" w:fill="FFFFFF"/>
                 <w:lang w:eastAsia="ja-JP"/>
               </w:rPr>
               <w:t>收益流</w:t>
@@ -5234,14 +5369,12 @@
               <w:spacing w:after="60"/>
               <w:rPr>
                 <w:rFonts w:ascii="標楷體" w:eastAsia="標楷體" w:hAnsi="標楷體"/>
-                <w:shd w:val="pct15" w:color="auto" w:fill="FFFFFF"/>
                 <w:lang w:eastAsia="ja-JP"/>
               </w:rPr>
             </w:pPr>
             <w:r>
               <w:rPr>
                 <w:rFonts w:ascii="標楷體" w:eastAsia="標楷體" w:hAnsi="標楷體" w:hint="eastAsia"/>
-                <w:shd w:val="pct15" w:color="auto" w:fill="FFFFFF"/>
                 <w:lang w:eastAsia="ja-JP"/>
               </w:rPr>
               <w:t>・</w:t>
@@ -5249,7 +5382,6 @@
             <w:r>
               <w:rPr>
                 <w:rFonts w:ascii="標楷體" w:eastAsia="標楷體" w:hAnsi="標楷體"/>
-                <w:shd w:val="pct15" w:color="auto" w:fill="FFFFFF"/>
                 <w:lang w:eastAsia="ja-JP"/>
               </w:rPr>
               <w:t>廣告收入</w:t>
@@ -5267,7 +5399,6 @@
             <w:r>
               <w:rPr>
                 <w:rFonts w:ascii="標楷體" w:eastAsia="標楷體" w:hAnsi="標楷體" w:hint="eastAsia"/>
-                <w:shd w:val="pct15" w:color="auto" w:fill="FFFFFF"/>
                 <w:lang w:eastAsia="ja-JP"/>
               </w:rPr>
               <w:t>・</w:t>
@@ -5275,7 +5406,6 @@
             <w:r>
               <w:rPr>
                 <w:rFonts w:ascii="標楷體" w:eastAsia="標楷體" w:hAnsi="標楷體"/>
-                <w:shd w:val="pct15" w:color="auto" w:fill="FFFFFF"/>
                 <w:lang w:eastAsia="ja-JP"/>
               </w:rPr>
               <w:t>合作夥伴</w:t>
@@ -5303,14 +5433,12 @@
         <w:rPr>
           <w:rFonts w:ascii="Times New Roman" w:eastAsia="標楷體" w:hAnsi="Times New Roman"/>
           <w:sz w:val="24"/>
-          <w:shd w:val="pct15" w:color="auto" w:fill="FFFFFF"/>
         </w:rPr>
       </w:pPr>
       <w:r>
         <w:rPr>
           <w:rFonts w:ascii="Times New Roman" w:eastAsia="標楷體" w:hAnsi="Times New Roman" w:hint="eastAsia"/>
           <w:sz w:val="24"/>
-          <w:shd w:val="pct15" w:color="auto" w:fill="FFFFFF"/>
         </w:rPr>
         <w:t>表</w:t>
       </w:r>
@@ -5318,7 +5446,6 @@
         <w:rPr>
           <w:rFonts w:ascii="Times New Roman" w:eastAsia="標楷體" w:hAnsi="Times New Roman" w:hint="eastAsia"/>
           <w:sz w:val="24"/>
-          <w:shd w:val="pct15" w:color="auto" w:fill="FFFFFF"/>
         </w:rPr>
         <w:t xml:space="preserve"> 2-2-2</w:t>
       </w:r>
@@ -5326,7 +5453,6 @@
         <w:rPr>
           <w:rFonts w:ascii="Times New Roman" w:eastAsia="標楷體" w:hAnsi="Times New Roman" w:hint="eastAsia"/>
           <w:sz w:val="24"/>
-          <w:shd w:val="pct15" w:color="auto" w:fill="FFFFFF"/>
         </w:rPr>
         <w:t>：成本的量化估算</w:t>
       </w:r>
@@ -5356,7 +5482,6 @@
               <w:rPr>
                 <w:rFonts w:eastAsia="標楷體"/>
                 <w:sz w:val="28"/>
-                <w:shd w:val="pct15" w:color="auto" w:fill="FFFFFF"/>
               </w:rPr>
             </w:pPr>
             <w:r>
@@ -5364,7 +5489,6 @@
                 <w:rFonts w:eastAsia="標楷體" w:hint="eastAsia"/>
                 <w:bCs/>
                 <w:sz w:val="28"/>
-                <w:shd w:val="pct15" w:color="auto" w:fill="FFFFFF"/>
               </w:rPr>
               <w:t>成本結構</w:t>
             </w:r>
@@ -5384,7 +5508,6 @@
                 <w:rFonts w:eastAsia="標楷體"/>
                 <w:bCs/>
                 <w:sz w:val="28"/>
-                <w:shd w:val="pct15" w:color="auto" w:fill="FFFFFF"/>
               </w:rPr>
             </w:pPr>
             <w:r>
@@ -5392,7 +5515,6 @@
                 <w:rFonts w:eastAsia="標楷體" w:hint="eastAsia"/>
                 <w:bCs/>
                 <w:sz w:val="28"/>
-                <w:shd w:val="pct15" w:color="auto" w:fill="FFFFFF"/>
               </w:rPr>
               <w:t>系統開發費</w:t>
             </w:r>
@@ -5411,7 +5533,6 @@
                 <w:rFonts w:eastAsia="標楷體"/>
                 <w:bCs/>
                 <w:sz w:val="28"/>
-                <w:shd w:val="pct15" w:color="auto" w:fill="FFFFFF"/>
               </w:rPr>
             </w:pPr>
             <w:r>
@@ -5419,7 +5540,6 @@
                 <w:rFonts w:eastAsia="標楷體" w:hint="eastAsia"/>
                 <w:bCs/>
                 <w:sz w:val="28"/>
-                <w:shd w:val="pct15" w:color="auto" w:fill="FFFFFF"/>
               </w:rPr>
               <w:t>$</w:t>
             </w:r>
@@ -5428,7 +5548,6 @@
                 <w:rFonts w:eastAsia="標楷體"/>
                 <w:bCs/>
                 <w:sz w:val="28"/>
-                <w:shd w:val="pct15" w:color="auto" w:fill="FFFFFF"/>
               </w:rPr>
               <w:t>0</w:t>
             </w:r>
@@ -5448,7 +5567,6 @@
                 <w:rFonts w:eastAsia="標楷體"/>
                 <w:bCs/>
                 <w:sz w:val="28"/>
-                <w:shd w:val="pct15" w:color="auto" w:fill="FFFFFF"/>
               </w:rPr>
             </w:pPr>
             <w:r>
@@ -5456,7 +5574,6 @@
                 <w:rFonts w:eastAsia="標楷體" w:hint="eastAsia"/>
                 <w:bCs/>
                 <w:sz w:val="28"/>
-                <w:shd w:val="pct15" w:color="auto" w:fill="FFFFFF"/>
               </w:rPr>
               <w:t>伺服器運營成本</w:t>
             </w:r>
@@ -5475,7 +5592,6 @@
                 <w:rFonts w:eastAsia="標楷體"/>
                 <w:bCs/>
                 <w:sz w:val="28"/>
-                <w:shd w:val="pct15" w:color="auto" w:fill="FFFFFF"/>
               </w:rPr>
             </w:pPr>
             <w:r>
@@ -5483,7 +5599,6 @@
                 <w:rFonts w:eastAsia="標楷體" w:hint="eastAsia"/>
                 <w:bCs/>
                 <w:sz w:val="28"/>
-                <w:shd w:val="pct15" w:color="auto" w:fill="FFFFFF"/>
               </w:rPr>
               <w:t>$200/</w:t>
             </w:r>
@@ -5492,7 +5607,6 @@
                 <w:rFonts w:eastAsia="標楷體" w:hint="eastAsia"/>
                 <w:bCs/>
                 <w:sz w:val="28"/>
-                <w:shd w:val="pct15" w:color="auto" w:fill="FFFFFF"/>
               </w:rPr>
               <w:t>月</w:t>
             </w:r>
@@ -5511,7 +5625,6 @@
               <w:rPr>
                 <w:rFonts w:eastAsia="標楷體"/>
                 <w:sz w:val="28"/>
-                <w:shd w:val="pct15" w:color="auto" w:fill="FFFFFF"/>
               </w:rPr>
             </w:pPr>
             <w:r>
@@ -5519,7 +5632,6 @@
                 <w:rFonts w:eastAsia="標楷體" w:hint="eastAsia"/>
                 <w:bCs/>
                 <w:sz w:val="28"/>
-                <w:shd w:val="pct15" w:color="auto" w:fill="FFFFFF"/>
               </w:rPr>
               <w:lastRenderedPageBreak/>
               <w:t>其他技術服務費用</w:t>
@@ -5538,7 +5650,6 @@
               <w:rPr>
                 <w:rFonts w:eastAsia="標楷體"/>
                 <w:sz w:val="28"/>
-                <w:shd w:val="pct15" w:color="auto" w:fill="FFFFFF"/>
               </w:rPr>
             </w:pPr>
             <w:r>
@@ -5546,7 +5657,6 @@
                 <w:rFonts w:eastAsia="標楷體" w:hint="eastAsia"/>
                 <w:bCs/>
                 <w:sz w:val="28"/>
-                <w:shd w:val="pct15" w:color="auto" w:fill="FFFFFF"/>
               </w:rPr>
               <w:t>$10/</w:t>
             </w:r>
@@ -5555,7 +5665,6 @@
                 <w:rFonts w:eastAsia="標楷體" w:hint="eastAsia"/>
                 <w:bCs/>
                 <w:sz w:val="28"/>
-                <w:shd w:val="pct15" w:color="auto" w:fill="FFFFFF"/>
               </w:rPr>
               <w:t>月</w:t>
             </w:r>
@@ -5574,7 +5683,6 @@
               <w:rPr>
                 <w:rFonts w:eastAsia="標楷體"/>
                 <w:sz w:val="28"/>
-                <w:shd w:val="pct15" w:color="auto" w:fill="FFFFFF"/>
               </w:rPr>
             </w:pPr>
             <w:r>
@@ -5582,7 +5690,6 @@
                 <w:rFonts w:eastAsia="標楷體" w:hint="eastAsia"/>
                 <w:bCs/>
                 <w:sz w:val="28"/>
-                <w:shd w:val="pct15" w:color="auto" w:fill="FFFFFF"/>
               </w:rPr>
               <w:t>推廣成本</w:t>
             </w:r>
@@ -5600,7 +5707,6 @@
               <w:rPr>
                 <w:rFonts w:eastAsia="標楷體"/>
                 <w:sz w:val="28"/>
-                <w:shd w:val="pct15" w:color="auto" w:fill="FFFFFF"/>
               </w:rPr>
             </w:pPr>
             <w:r>
@@ -5608,7 +5714,6 @@
                 <w:rFonts w:eastAsia="標楷體" w:hint="eastAsia"/>
                 <w:bCs/>
                 <w:sz w:val="28"/>
-                <w:shd w:val="pct15" w:color="auto" w:fill="FFFFFF"/>
               </w:rPr>
               <w:t>$500/</w:t>
             </w:r>
@@ -5617,7 +5722,6 @@
                 <w:rFonts w:eastAsia="標楷體" w:hint="eastAsia"/>
                 <w:bCs/>
                 <w:sz w:val="28"/>
-                <w:shd w:val="pct15" w:color="auto" w:fill="FFFFFF"/>
               </w:rPr>
               <w:t>月</w:t>
             </w:r>
@@ -5637,7 +5741,6 @@
               <w:rPr>
                 <w:rFonts w:eastAsia="標楷體"/>
                 <w:sz w:val="28"/>
-                <w:shd w:val="pct15" w:color="auto" w:fill="FFFFFF"/>
               </w:rPr>
             </w:pPr>
             <w:r>
@@ -5645,7 +5748,6 @@
                 <w:rFonts w:eastAsia="標楷體" w:hint="eastAsia"/>
                 <w:bCs/>
                 <w:sz w:val="28"/>
-                <w:shd w:val="pct15" w:color="auto" w:fill="FFFFFF"/>
               </w:rPr>
               <w:t>共計</w:t>
             </w:r>
@@ -5663,14 +5765,12 @@
               <w:rPr>
                 <w:rFonts w:eastAsia="標楷體"/>
                 <w:sz w:val="28"/>
-                <w:shd w:val="pct15" w:color="auto" w:fill="FFFFFF"/>
               </w:rPr>
             </w:pPr>
             <w:r>
               <w:rPr>
                 <w:rFonts w:eastAsia="標楷體" w:hint="eastAsia"/>
                 <w:sz w:val="28"/>
-                <w:shd w:val="pct15" w:color="auto" w:fill="FFFFFF"/>
               </w:rPr>
               <w:t>$710/</w:t>
             </w:r>
@@ -5678,7 +5778,6 @@
               <w:rPr>
                 <w:rFonts w:eastAsia="標楷體" w:hint="eastAsia"/>
                 <w:sz w:val="28"/>
-                <w:shd w:val="pct15" w:color="auto" w:fill="FFFFFF"/>
               </w:rPr>
               <w:t>月</w:t>
             </w:r>
@@ -5692,7 +5791,6 @@
           <w:rFonts w:eastAsia="標楷體"/>
           <w:bCs/>
           <w:sz w:val="28"/>
-          <w:shd w:val="pct15" w:color="auto" w:fill="FFFFFF"/>
         </w:rPr>
       </w:pPr>
     </w:p>
@@ -5707,7 +5805,6 @@
           <w:rFonts w:eastAsia="標楷體"/>
           <w:bCs/>
           <w:sz w:val="28"/>
-          <w:shd w:val="pct15" w:color="auto" w:fill="FFFFFF"/>
         </w:rPr>
       </w:pPr>
       <w:r>
@@ -5715,7 +5812,6 @@
           <w:rFonts w:eastAsia="標楷體" w:hint="eastAsia"/>
           <w:bCs/>
           <w:sz w:val="28"/>
-          <w:shd w:val="pct15" w:color="auto" w:fill="FFFFFF"/>
         </w:rPr>
         <w:t>收益的假設條件</w:t>
       </w:r>
@@ -5724,7 +5820,6 @@
           <w:rFonts w:eastAsia="標楷體" w:hint="eastAsia"/>
           <w:bCs/>
           <w:sz w:val="28"/>
-          <w:shd w:val="pct15" w:color="auto" w:fill="FFFFFF"/>
         </w:rPr>
         <w:t>:</w:t>
       </w:r>
@@ -5735,7 +5830,6 @@
           <w:rFonts w:eastAsia="標楷體"/>
           <w:bCs/>
           <w:sz w:val="28"/>
-          <w:shd w:val="pct15" w:color="auto" w:fill="FFFFFF"/>
         </w:rPr>
       </w:pPr>
       <w:r>
@@ -5743,7 +5837,6 @@
           <w:rFonts w:eastAsia="標楷體" w:hint="eastAsia"/>
           <w:bCs/>
           <w:sz w:val="28"/>
-          <w:shd w:val="pct15" w:color="auto" w:fill="FFFFFF"/>
         </w:rPr>
         <w:t>平台活用戶數</w:t>
       </w:r>
@@ -5752,7 +5845,6 @@
           <w:rFonts w:eastAsia="標楷體" w:hint="eastAsia"/>
           <w:bCs/>
           <w:sz w:val="28"/>
-          <w:shd w:val="pct15" w:color="auto" w:fill="FFFFFF"/>
         </w:rPr>
         <w:t>: 3,000</w:t>
       </w:r>
@@ -5761,7 +5853,6 @@
           <w:rFonts w:eastAsia="標楷體" w:hint="eastAsia"/>
           <w:bCs/>
           <w:sz w:val="28"/>
-          <w:shd w:val="pct15" w:color="auto" w:fill="FFFFFF"/>
         </w:rPr>
         <w:t>人、每用戶每日觀看廣告次數：</w:t>
       </w:r>
@@ -5770,7 +5861,6 @@
           <w:rFonts w:eastAsia="標楷體" w:hint="eastAsia"/>
           <w:bCs/>
           <w:sz w:val="28"/>
-          <w:shd w:val="pct15" w:color="auto" w:fill="FFFFFF"/>
         </w:rPr>
         <w:t>5</w:t>
       </w:r>
@@ -5779,7 +5869,6 @@
           <w:rFonts w:eastAsia="標楷體" w:hint="eastAsia"/>
           <w:bCs/>
           <w:sz w:val="28"/>
-          <w:shd w:val="pct15" w:color="auto" w:fill="FFFFFF"/>
         </w:rPr>
         <w:t>次、</w:t>
       </w:r>
@@ -5790,7 +5879,6 @@
           <w:rFonts w:eastAsia="標楷體"/>
           <w:bCs/>
           <w:sz w:val="28"/>
-          <w:shd w:val="pct15" w:color="auto" w:fill="FFFFFF"/>
         </w:rPr>
       </w:pPr>
       <w:r>
@@ -5798,7 +5886,6 @@
           <w:rFonts w:eastAsia="標楷體" w:hint="eastAsia"/>
           <w:bCs/>
           <w:sz w:val="28"/>
-          <w:shd w:val="pct15" w:color="auto" w:fill="FFFFFF"/>
         </w:rPr>
         <w:t>廣告每千次展示收入：</w:t>
       </w:r>
@@ -5807,7 +5894,6 @@
           <w:rFonts w:eastAsia="標楷體" w:hint="eastAsia"/>
           <w:bCs/>
           <w:sz w:val="28"/>
-          <w:shd w:val="pct15" w:color="auto" w:fill="FFFFFF"/>
         </w:rPr>
         <w:t>$3</w:t>
       </w:r>
@@ -5818,7 +5904,6 @@
           <w:rFonts w:eastAsia="標楷體"/>
           <w:bCs/>
           <w:sz w:val="28"/>
-          <w:shd w:val="pct15" w:color="auto" w:fill="FFFFFF"/>
         </w:rPr>
       </w:pPr>
       <w:r>
@@ -5826,7 +5911,6 @@
           <w:rFonts w:eastAsia="標楷體" w:hint="eastAsia"/>
           <w:bCs/>
           <w:sz w:val="28"/>
-          <w:shd w:val="pct15" w:color="auto" w:fill="FFFFFF"/>
         </w:rPr>
         <w:t>廣告收入</w:t>
       </w:r>
@@ -5835,7 +5919,6 @@
           <w:rFonts w:eastAsia="標楷體" w:hint="eastAsia"/>
           <w:bCs/>
           <w:sz w:val="28"/>
-          <w:shd w:val="pct15" w:color="auto" w:fill="FFFFFF"/>
         </w:rPr>
         <w:t>: 3,000</w:t>
       </w:r>
@@ -5844,7 +5927,6 @@
           <w:rFonts w:eastAsia="標楷體" w:hint="eastAsia"/>
           <w:bCs/>
           <w:sz w:val="28"/>
-          <w:shd w:val="pct15" w:color="auto" w:fill="FFFFFF"/>
         </w:rPr>
         <w:t>人</w:t>
       </w:r>
@@ -5853,7 +5935,6 @@
           <w:rFonts w:eastAsia="標楷體" w:hint="eastAsia"/>
           <w:bCs/>
           <w:sz w:val="28"/>
-          <w:shd w:val="pct15" w:color="auto" w:fill="FFFFFF"/>
         </w:rPr>
         <w:t>*5</w:t>
       </w:r>
@@ -5862,7 +5943,6 @@
           <w:rFonts w:eastAsia="標楷體" w:hint="eastAsia"/>
           <w:bCs/>
           <w:sz w:val="28"/>
-          <w:shd w:val="pct15" w:color="auto" w:fill="FFFFFF"/>
         </w:rPr>
         <w:t>次</w:t>
       </w:r>
@@ -5871,7 +5951,6 @@
           <w:rFonts w:eastAsia="標楷體" w:hint="eastAsia"/>
           <w:bCs/>
           <w:sz w:val="28"/>
-          <w:shd w:val="pct15" w:color="auto" w:fill="FFFFFF"/>
         </w:rPr>
         <w:t>*(3/1000)</w:t>
       </w:r>
@@ -5880,7 +5959,6 @@
           <w:rFonts w:eastAsia="標楷體" w:hint="eastAsia"/>
           <w:bCs/>
           <w:sz w:val="28"/>
-          <w:shd w:val="pct15" w:color="auto" w:fill="FFFFFF"/>
         </w:rPr>
         <w:t>元</w:t>
       </w:r>
@@ -5889,7 +5967,6 @@
           <w:rFonts w:eastAsia="標楷體" w:hint="eastAsia"/>
           <w:bCs/>
           <w:sz w:val="28"/>
-          <w:shd w:val="pct15" w:color="auto" w:fill="FFFFFF"/>
         </w:rPr>
         <w:t>*30</w:t>
       </w:r>
@@ -5898,7 +5975,6 @@
           <w:rFonts w:eastAsia="標楷體" w:hint="eastAsia"/>
           <w:bCs/>
           <w:sz w:val="28"/>
-          <w:shd w:val="pct15" w:color="auto" w:fill="FFFFFF"/>
         </w:rPr>
         <w:t>天</w:t>
       </w:r>
@@ -5912,14 +5988,12 @@
         <w:rPr>
           <w:rFonts w:ascii="Times New Roman" w:eastAsia="標楷體" w:hAnsi="Times New Roman"/>
           <w:sz w:val="24"/>
-          <w:shd w:val="pct15" w:color="auto" w:fill="FFFFFF"/>
         </w:rPr>
       </w:pPr>
       <w:r>
         <w:rPr>
           <w:rFonts w:ascii="Times New Roman" w:eastAsia="標楷體" w:hAnsi="Times New Roman" w:hint="eastAsia"/>
           <w:sz w:val="24"/>
-          <w:shd w:val="pct15" w:color="auto" w:fill="FFFFFF"/>
         </w:rPr>
         <w:t>表</w:t>
       </w:r>
@@ -5927,7 +6001,6 @@
         <w:rPr>
           <w:rFonts w:ascii="Times New Roman" w:eastAsia="標楷體" w:hAnsi="Times New Roman" w:hint="eastAsia"/>
           <w:sz w:val="24"/>
-          <w:shd w:val="pct15" w:color="auto" w:fill="FFFFFF"/>
         </w:rPr>
         <w:t xml:space="preserve"> 2-2-3</w:t>
       </w:r>
@@ -5935,7 +6008,6 @@
         <w:rPr>
           <w:rFonts w:ascii="Times New Roman" w:eastAsia="標楷體" w:hAnsi="Times New Roman" w:hint="eastAsia"/>
           <w:sz w:val="24"/>
-          <w:shd w:val="pct15" w:color="auto" w:fill="FFFFFF"/>
         </w:rPr>
         <w:t>：收益的量化估算</w:t>
       </w:r>
@@ -5965,14 +6037,12 @@
               <w:rPr>
                 <w:rFonts w:eastAsia="標楷體"/>
                 <w:sz w:val="28"/>
-                <w:shd w:val="pct15" w:color="auto" w:fill="FFFFFF"/>
               </w:rPr>
             </w:pPr>
             <w:r>
               <w:rPr>
                 <w:rFonts w:eastAsia="標楷體" w:hint="eastAsia"/>
                 <w:sz w:val="28"/>
-                <w:shd w:val="pct15" w:color="auto" w:fill="FFFFFF"/>
               </w:rPr>
               <w:t>收益流</w:t>
             </w:r>
@@ -5992,7 +6062,6 @@
                 <w:rFonts w:eastAsia="標楷體"/>
                 <w:bCs/>
                 <w:sz w:val="28"/>
-                <w:shd w:val="pct15" w:color="auto" w:fill="FFFFFF"/>
               </w:rPr>
             </w:pPr>
             <w:r>
@@ -6000,7 +6069,6 @@
                 <w:rFonts w:eastAsia="標楷體" w:hint="eastAsia"/>
                 <w:bCs/>
                 <w:sz w:val="28"/>
-                <w:shd w:val="pct15" w:color="auto" w:fill="FFFFFF"/>
               </w:rPr>
               <w:t>廣告收入</w:t>
             </w:r>
@@ -6019,7 +6087,6 @@
                 <w:rFonts w:eastAsia="標楷體"/>
                 <w:bCs/>
                 <w:sz w:val="28"/>
-                <w:shd w:val="pct15" w:color="auto" w:fill="FFFFFF"/>
               </w:rPr>
             </w:pPr>
             <w:r>
@@ -6027,7 +6094,6 @@
                 <w:rFonts w:eastAsia="標楷體" w:hint="eastAsia"/>
                 <w:bCs/>
                 <w:sz w:val="28"/>
-                <w:shd w:val="pct15" w:color="auto" w:fill="FFFFFF"/>
               </w:rPr>
               <w:t>$1,350/</w:t>
             </w:r>
@@ -6036,7 +6102,6 @@
                 <w:rFonts w:eastAsia="標楷體" w:hint="eastAsia"/>
                 <w:bCs/>
                 <w:sz w:val="28"/>
-                <w:shd w:val="pct15" w:color="auto" w:fill="FFFFFF"/>
               </w:rPr>
               <w:t>月</w:t>
             </w:r>
@@ -6055,7 +6120,6 @@
               <w:rPr>
                 <w:rFonts w:eastAsia="標楷體"/>
                 <w:sz w:val="28"/>
-                <w:shd w:val="pct15" w:color="auto" w:fill="FFFFFF"/>
               </w:rPr>
             </w:pPr>
             <w:r>
@@ -6063,7 +6127,6 @@
                 <w:rFonts w:eastAsia="標楷體" w:hint="eastAsia"/>
                 <w:bCs/>
                 <w:sz w:val="28"/>
-                <w:shd w:val="pct15" w:color="auto" w:fill="FFFFFF"/>
               </w:rPr>
               <w:t>合作夥伴收入</w:t>
             </w:r>
@@ -6081,7 +6144,6 @@
               <w:rPr>
                 <w:rFonts w:eastAsia="標楷體"/>
                 <w:sz w:val="28"/>
-                <w:shd w:val="pct15" w:color="auto" w:fill="FFFFFF"/>
               </w:rPr>
             </w:pPr>
             <w:r>
@@ -6089,7 +6151,6 @@
                 <w:rFonts w:eastAsia="標楷體" w:hint="eastAsia"/>
                 <w:bCs/>
                 <w:sz w:val="28"/>
-                <w:shd w:val="pct15" w:color="auto" w:fill="FFFFFF"/>
               </w:rPr>
               <w:t>$200/</w:t>
             </w:r>
@@ -6098,7 +6159,6 @@
                 <w:rFonts w:eastAsia="標楷體" w:hint="eastAsia"/>
                 <w:bCs/>
                 <w:sz w:val="28"/>
-                <w:shd w:val="pct15" w:color="auto" w:fill="FFFFFF"/>
               </w:rPr>
               <w:t>月</w:t>
             </w:r>
@@ -6118,7 +6178,6 @@
               <w:rPr>
                 <w:rFonts w:eastAsia="標楷體"/>
                 <w:sz w:val="28"/>
-                <w:shd w:val="pct15" w:color="auto" w:fill="FFFFFF"/>
               </w:rPr>
             </w:pPr>
             <w:r>
@@ -6126,7 +6185,6 @@
                 <w:rFonts w:eastAsia="標楷體" w:hint="eastAsia"/>
                 <w:bCs/>
                 <w:sz w:val="28"/>
-                <w:shd w:val="pct15" w:color="auto" w:fill="FFFFFF"/>
               </w:rPr>
               <w:t>共計</w:t>
             </w:r>
@@ -6144,14 +6202,12 @@
               <w:rPr>
                 <w:rFonts w:eastAsia="標楷體"/>
                 <w:sz w:val="28"/>
-                <w:shd w:val="pct15" w:color="auto" w:fill="FFFFFF"/>
               </w:rPr>
             </w:pPr>
             <w:r>
               <w:rPr>
                 <w:rFonts w:eastAsia="標楷體" w:hint="eastAsia"/>
                 <w:sz w:val="28"/>
-                <w:shd w:val="pct15" w:color="auto" w:fill="FFFFFF"/>
               </w:rPr>
               <w:t>$1,550/</w:t>
             </w:r>
@@ -6159,7 +6215,6 @@
               <w:rPr>
                 <w:rFonts w:eastAsia="標楷體" w:hint="eastAsia"/>
                 <w:sz w:val="28"/>
-                <w:shd w:val="pct15" w:color="auto" w:fill="FFFFFF"/>
               </w:rPr>
               <w:t>月</w:t>
             </w:r>
@@ -6185,7 +6240,7 @@
         <w:widowControl/>
         <w:spacing w:after="160" w:line="278" w:lineRule="auto"/>
         <w:rPr>
-          <w:rFonts w:eastAsia="標楷體" w:hint="eastAsia"/>
+          <w:rFonts w:eastAsia="標楷體"/>
           <w:sz w:val="28"/>
           <w:szCs w:val="28"/>
         </w:rPr>
@@ -6546,15 +6601,24 @@
           <w:rFonts w:eastAsia="標楷體" w:hint="eastAsia"/>
           <w:sz w:val="28"/>
         </w:rPr>
-        <w:t>即時追蹤</w:t>
-      </w:r>
+        <w:t>即時</w:t>
+      </w:r>
+      <w:proofErr w:type="gramStart"/>
       <w:r>
         <w:rPr>
           <w:rFonts w:eastAsia="標楷體" w:hint="eastAsia"/>
           <w:sz w:val="28"/>
         </w:rPr>
+        <w:t>追蹤</w:t>
+      </w:r>
+      <w:r>
+        <w:rPr>
+          <w:rFonts w:eastAsia="標楷體" w:hint="eastAsia"/>
+          <w:sz w:val="28"/>
+        </w:rPr>
         <w:t>資安風險</w:t>
       </w:r>
+      <w:proofErr w:type="gramEnd"/>
     </w:p>
     <w:p>
       <w:pPr>
@@ -7058,12 +7122,21 @@
                 <w:sz w:val="28"/>
               </w:rPr>
             </w:pPr>
+            <w:proofErr w:type="gramStart"/>
             <w:r>
               <w:rPr>
                 <w:rFonts w:eastAsia="標楷體" w:hint="eastAsia"/>
                 <w:sz w:val="28"/>
               </w:rPr>
-              <w:t>缺資安人才</w:t>
+              <w:t>缺資安</w:t>
+            </w:r>
+            <w:proofErr w:type="gramEnd"/>
+            <w:r>
+              <w:rPr>
+                <w:rFonts w:eastAsia="標楷體" w:hint="eastAsia"/>
+                <w:sz w:val="28"/>
+              </w:rPr>
+              <w:t>人才</w:t>
             </w:r>
           </w:p>
         </w:tc>
@@ -7403,7 +7476,23 @@
                 <w:rFonts w:eastAsia="標楷體" w:hint="eastAsia"/>
                 <w:sz w:val="28"/>
               </w:rPr>
-              <w:t>中小企業缺乏資安專才</w:t>
+              <w:t>中小企業缺乏</w:t>
+            </w:r>
+            <w:proofErr w:type="gramStart"/>
+            <w:r>
+              <w:rPr>
+                <w:rFonts w:eastAsia="標楷體" w:hint="eastAsia"/>
+                <w:sz w:val="28"/>
+              </w:rPr>
+              <w:t>資安專</w:t>
+            </w:r>
+            <w:proofErr w:type="gramEnd"/>
+            <w:r>
+              <w:rPr>
+                <w:rFonts w:eastAsia="標楷體" w:hint="eastAsia"/>
+                <w:sz w:val="28"/>
+              </w:rPr>
+              <w:t>才</w:t>
             </w:r>
           </w:p>
         </w:tc>
@@ -8472,9 +8561,6 @@
     <w:p/>
     <w:p>
       <w:pPr>
-        <w:rPr>
-          <w:rFonts w:hint="eastAsia"/>
-        </w:rPr>
         <w:sectPr>
           <w:pgSz w:w="11906" w:h="16838"/>
           <w:pgMar w:top="1440" w:right="1800" w:bottom="1440" w:left="1800" w:header="851" w:footer="992" w:gutter="0"/>
@@ -8540,6 +8626,7 @@
       <w:r>
         <w:t xml:space="preserve">7-4 </w:t>
       </w:r>
+      <w:proofErr w:type="gramStart"/>
       <w:r>
         <w:t>狀態機圖</w:t>
       </w:r>
@@ -8549,6 +8636,7 @@
         </w:rPr>
         <w:t>及</w:t>
       </w:r>
+      <w:proofErr w:type="gramEnd"/>
       <w:r>
         <w:t>時序圖</w:t>
       </w:r>
@@ -9886,6 +9974,119 @@
       <w:pPr>
         <w:ind w:left="4320" w:hanging="480"/>
       </w:pPr>
+    </w:lvl>
+  </w:abstractNum>
+  <w:abstractNum w:abstractNumId="12" w15:restartNumberingAfterBreak="0">
+    <w:nsid w:val="780230FA"/>
+    <w:multiLevelType w:val="hybridMultilevel"/>
+    <w:tmpl w:val="31D8BAF0"/>
+    <w:lvl w:ilvl="0" w:tplc="04090001">
+      <w:start w:val="1"/>
+      <w:numFmt w:val="bullet"/>
+      <w:lvlText w:val=""/>
+      <w:lvlJc w:val="left"/>
+      <w:pPr>
+        <w:ind w:left="480" w:hanging="480"/>
+      </w:pPr>
+      <w:rPr>
+        <w:rFonts w:ascii="Wingdings" w:hAnsi="Wingdings" w:hint="default"/>
+      </w:rPr>
+    </w:lvl>
+    <w:lvl w:ilvl="1" w:tplc="04090003" w:tentative="1">
+      <w:start w:val="1"/>
+      <w:numFmt w:val="bullet"/>
+      <w:lvlText w:val=""/>
+      <w:lvlJc w:val="left"/>
+      <w:pPr>
+        <w:ind w:left="960" w:hanging="480"/>
+      </w:pPr>
+      <w:rPr>
+        <w:rFonts w:ascii="Wingdings" w:hAnsi="Wingdings" w:hint="default"/>
+      </w:rPr>
+    </w:lvl>
+    <w:lvl w:ilvl="2" w:tplc="04090005" w:tentative="1">
+      <w:start w:val="1"/>
+      <w:numFmt w:val="bullet"/>
+      <w:lvlText w:val=""/>
+      <w:lvlJc w:val="left"/>
+      <w:pPr>
+        <w:ind w:left="1440" w:hanging="480"/>
+      </w:pPr>
+      <w:rPr>
+        <w:rFonts w:ascii="Wingdings" w:hAnsi="Wingdings" w:hint="default"/>
+      </w:rPr>
+    </w:lvl>
+    <w:lvl w:ilvl="3" w:tplc="04090001" w:tentative="1">
+      <w:start w:val="1"/>
+      <w:numFmt w:val="bullet"/>
+      <w:lvlText w:val=""/>
+      <w:lvlJc w:val="left"/>
+      <w:pPr>
+        <w:ind w:left="1920" w:hanging="480"/>
+      </w:pPr>
+      <w:rPr>
+        <w:rFonts w:ascii="Wingdings" w:hAnsi="Wingdings" w:hint="default"/>
+      </w:rPr>
+    </w:lvl>
+    <w:lvl w:ilvl="4" w:tplc="04090003" w:tentative="1">
+      <w:start w:val="1"/>
+      <w:numFmt w:val="bullet"/>
+      <w:lvlText w:val=""/>
+      <w:lvlJc w:val="left"/>
+      <w:pPr>
+        <w:ind w:left="2400" w:hanging="480"/>
+      </w:pPr>
+      <w:rPr>
+        <w:rFonts w:ascii="Wingdings" w:hAnsi="Wingdings" w:hint="default"/>
+      </w:rPr>
+    </w:lvl>
+    <w:lvl w:ilvl="5" w:tplc="04090005" w:tentative="1">
+      <w:start w:val="1"/>
+      <w:numFmt w:val="bullet"/>
+      <w:lvlText w:val=""/>
+      <w:lvlJc w:val="left"/>
+      <w:pPr>
+        <w:ind w:left="2880" w:hanging="480"/>
+      </w:pPr>
+      <w:rPr>
+        <w:rFonts w:ascii="Wingdings" w:hAnsi="Wingdings" w:hint="default"/>
+      </w:rPr>
+    </w:lvl>
+    <w:lvl w:ilvl="6" w:tplc="04090001" w:tentative="1">
+      <w:start w:val="1"/>
+      <w:numFmt w:val="bullet"/>
+      <w:lvlText w:val=""/>
+      <w:lvlJc w:val="left"/>
+      <w:pPr>
+        <w:ind w:left="3360" w:hanging="480"/>
+      </w:pPr>
+      <w:rPr>
+        <w:rFonts w:ascii="Wingdings" w:hAnsi="Wingdings" w:hint="default"/>
+      </w:rPr>
+    </w:lvl>
+    <w:lvl w:ilvl="7" w:tplc="04090003" w:tentative="1">
+      <w:start w:val="1"/>
+      <w:numFmt w:val="bullet"/>
+      <w:lvlText w:val=""/>
+      <w:lvlJc w:val="left"/>
+      <w:pPr>
+        <w:ind w:left="3840" w:hanging="480"/>
+      </w:pPr>
+      <w:rPr>
+        <w:rFonts w:ascii="Wingdings" w:hAnsi="Wingdings" w:hint="default"/>
+      </w:rPr>
+    </w:lvl>
+    <w:lvl w:ilvl="8" w:tplc="04090005" w:tentative="1">
+      <w:start w:val="1"/>
+      <w:numFmt w:val="bullet"/>
+      <w:lvlText w:val=""/>
+      <w:lvlJc w:val="left"/>
+      <w:pPr>
+        <w:ind w:left="4320" w:hanging="480"/>
+      </w:pPr>
+      <w:rPr>
+        <w:rFonts w:ascii="Wingdings" w:hAnsi="Wingdings" w:hint="default"/>
+      </w:rPr>
     </w:lvl>
   </w:abstractNum>
   <w:num w:numId="1" w16cid:durableId="1837761833">
@@ -9953,6 +10154,9 @@
   </w:num>
   <w:num w:numId="13" w16cid:durableId="2004772554">
     <w:abstractNumId w:val="5"/>
+  </w:num>
+  <w:num w:numId="14" w16cid:durableId="106392846">
+    <w:abstractNumId w:val="12"/>
   </w:num>
 </w:numbering>
 </file>

--- a/系統文件.docx
+++ b/系統文件.docx
@@ -17,23 +17,7 @@
           <w:rFonts w:eastAsia="標楷體" w:hint="eastAsia"/>
           <w:sz w:val="28"/>
         </w:rPr>
-        <w:t>國立</w:t>
-      </w:r>
-      <w:proofErr w:type="gramStart"/>
-      <w:r>
-        <w:rPr>
-          <w:rFonts w:eastAsia="標楷體" w:hint="eastAsia"/>
-          <w:sz w:val="28"/>
-        </w:rPr>
-        <w:t>臺</w:t>
-      </w:r>
-      <w:proofErr w:type="gramEnd"/>
-      <w:r>
-        <w:rPr>
-          <w:rFonts w:eastAsia="標楷體" w:hint="eastAsia"/>
-          <w:sz w:val="28"/>
-        </w:rPr>
-        <w:t>北商業大學</w:t>
+        <w:t>國立臺北商業大學</w:t>
       </w:r>
     </w:p>
     <w:p>
@@ -130,17 +114,8 @@
           <w:rFonts w:eastAsia="標楷體"/>
           <w:sz w:val="28"/>
         </w:rPr>
-        <w:t>115</w:t>
-      </w:r>
-      <w:proofErr w:type="gramStart"/>
-      <w:r>
-        <w:rPr>
-          <w:rFonts w:eastAsia="標楷體"/>
-          <w:sz w:val="28"/>
-        </w:rPr>
-        <w:t>’</w:t>
-      </w:r>
-      <w:proofErr w:type="gramEnd"/>
+        <w:t>115’</w:t>
+      </w:r>
       <w:r>
         <w:rPr>
           <w:rFonts w:eastAsia="標楷體" w:hint="eastAsia"/>
@@ -461,7 +436,25 @@
           <w:bCs/>
           <w:sz w:val="28"/>
         </w:rPr>
-        <w:t>指導老師：張李林老師</w:t>
+        <w:t>指導老師：</w:t>
+      </w:r>
+      <w:r>
+        <w:rPr>
+          <w:rFonts w:eastAsia="標楷體" w:hint="eastAsia"/>
+          <w:b/>
+          <w:bCs/>
+          <w:sz w:val="28"/>
+        </w:rPr>
+        <w:t>徐國鈞</w:t>
+      </w:r>
+      <w:r>
+        <w:rPr>
+          <w:rFonts w:eastAsia="標楷體" w:hint="eastAsia"/>
+          <w:b/>
+          <w:bCs/>
+          <w:sz w:val="28"/>
+        </w:rPr>
+        <w:t>老師</w:t>
       </w:r>
     </w:p>
     <w:p>
@@ -504,12 +497,21 @@
       </w:r>
       <w:r>
         <w:rPr>
+          <w:rFonts w:eastAsia="標楷體" w:hint="eastAsia"/>
+          <w:b/>
+          <w:bCs/>
+          <w:sz w:val="28"/>
+        </w:rPr>
+        <w:t>11436017</w:t>
+      </w:r>
+      <w:r>
+        <w:rPr>
           <w:rFonts w:eastAsia="標楷體"/>
           <w:b/>
           <w:bCs/>
           <w:sz w:val="28"/>
         </w:rPr>
-        <w:t xml:space="preserve">9056071 </w:t>
+        <w:t xml:space="preserve"> </w:t>
       </w:r>
       <w:r>
         <w:rPr>
@@ -518,7 +520,7 @@
           <w:bCs/>
           <w:sz w:val="28"/>
         </w:rPr>
-        <w:t>張三</w:t>
+        <w:t>顏珮倪</w:t>
       </w:r>
     </w:p>
     <w:p>
@@ -526,12 +528,30 @@
         <w:ind w:left="482"/>
         <w:jc w:val="center"/>
         <w:rPr>
+          <w:rFonts w:eastAsia="標楷體" w:hint="eastAsia"/>
+          <w:b/>
+          <w:bCs/>
+          <w:sz w:val="28"/>
+        </w:rPr>
+      </w:pPr>
+      <w:r>
+        <w:rPr>
+          <w:rFonts w:eastAsia="標楷體" w:hint="eastAsia"/>
+          <w:b/>
+          <w:bCs/>
+          <w:sz w:val="28"/>
+        </w:rPr>
+        <w:t>組</w:t>
+      </w:r>
+      <w:r>
+        <w:rPr>
           <w:rFonts w:eastAsia="標楷體"/>
           <w:b/>
           <w:bCs/>
           <w:sz w:val="28"/>
         </w:rPr>
-      </w:pPr>
+        <w:t xml:space="preserve">    </w:t>
+      </w:r>
       <w:r>
         <w:rPr>
           <w:rFonts w:eastAsia="標楷體" w:hint="eastAsia"/>
@@ -539,7 +559,16 @@
           <w:bCs/>
           <w:sz w:val="28"/>
         </w:rPr>
-        <w:t>組</w:t>
+        <w:t>員：</w:t>
+      </w:r>
+      <w:r>
+        <w:rPr>
+          <w:rFonts w:eastAsia="標楷體" w:hint="eastAsia"/>
+          <w:b/>
+          <w:bCs/>
+          <w:sz w:val="28"/>
+        </w:rPr>
+        <w:t>11436008</w:t>
       </w:r>
       <w:r>
         <w:rPr>
@@ -548,7 +577,7 @@
           <w:bCs/>
           <w:sz w:val="28"/>
         </w:rPr>
-        <w:t xml:space="preserve">    </w:t>
+        <w:t xml:space="preserve"> </w:t>
       </w:r>
       <w:r>
         <w:rPr>
@@ -557,7 +586,7 @@
           <w:bCs/>
           <w:sz w:val="28"/>
         </w:rPr>
-        <w:t>員：</w:t>
+        <w:t>林紀媗</w:t>
       </w:r>
       <w:r>
         <w:rPr>
@@ -566,7 +595,16 @@
           <w:bCs/>
           <w:sz w:val="28"/>
         </w:rPr>
-        <w:t xml:space="preserve">9056072 </w:t>
+        <w:tab/>
+      </w:r>
+      <w:r>
+        <w:rPr>
+          <w:rFonts w:eastAsia="標楷體"/>
+          <w:b/>
+          <w:bCs/>
+          <w:sz w:val="28"/>
+        </w:rPr>
+        <w:tab/>
       </w:r>
       <w:r>
         <w:rPr>
@@ -575,7 +613,7 @@
           <w:bCs/>
           <w:sz w:val="28"/>
         </w:rPr>
-        <w:t>李四</w:t>
+        <w:t>11436010</w:t>
       </w:r>
       <w:r>
         <w:rPr>
@@ -584,17 +622,7 @@
           <w:bCs/>
           <w:sz w:val="28"/>
         </w:rPr>
-        <w:tab/>
-      </w:r>
-      <w:r>
-        <w:rPr>
-          <w:rFonts w:eastAsia="標楷體"/>
-          <w:b/>
-          <w:bCs/>
-          <w:sz w:val="28"/>
-        </w:rPr>
-        <w:tab/>
-        <w:t xml:space="preserve">9056073 </w:t>
+        <w:t xml:space="preserve"> </w:t>
       </w:r>
       <w:r>
         <w:rPr>
@@ -603,7 +631,7 @@
           <w:bCs/>
           <w:sz w:val="28"/>
         </w:rPr>
-        <w:t>王五</w:t>
+        <w:t>李昕縈</w:t>
       </w:r>
     </w:p>
     <w:p>
@@ -619,12 +647,21 @@
       </w:pPr>
       <w:r>
         <w:rPr>
+          <w:rFonts w:eastAsia="標楷體" w:hint="eastAsia"/>
+          <w:b/>
+          <w:bCs/>
+          <w:sz w:val="28"/>
+        </w:rPr>
+        <w:t>11436021</w:t>
+      </w:r>
+      <w:r>
+        <w:rPr>
           <w:rFonts w:eastAsia="標楷體"/>
           <w:b/>
           <w:bCs/>
           <w:sz w:val="28"/>
         </w:rPr>
-        <w:t xml:space="preserve">9056074 </w:t>
+        <w:t xml:space="preserve"> </w:t>
       </w:r>
       <w:r>
         <w:rPr>
@@ -633,7 +670,7 @@
           <w:bCs/>
           <w:sz w:val="28"/>
         </w:rPr>
-        <w:t>林六</w:t>
+        <w:t>黃翊甄</w:t>
       </w:r>
       <w:r>
         <w:rPr>
@@ -652,7 +689,6 @@
           <w:sz w:val="28"/>
         </w:rPr>
         <w:tab/>
-        <w:t xml:space="preserve">9056075 </w:t>
       </w:r>
       <w:r>
         <w:rPr>
@@ -661,7 +697,25 @@
           <w:bCs/>
           <w:sz w:val="28"/>
         </w:rPr>
-        <w:t>李七</w:t>
+        <w:t>11436029</w:t>
+      </w:r>
+      <w:r>
+        <w:rPr>
+          <w:rFonts w:eastAsia="標楷體"/>
+          <w:b/>
+          <w:bCs/>
+          <w:sz w:val="28"/>
+        </w:rPr>
+        <w:t xml:space="preserve"> </w:t>
+      </w:r>
+      <w:r>
+        <w:rPr>
+          <w:rFonts w:eastAsia="標楷體" w:hint="eastAsia"/>
+          <w:b/>
+          <w:bCs/>
+          <w:sz w:val="28"/>
+        </w:rPr>
+        <w:t>林敬芬</w:t>
       </w:r>
     </w:p>
     <w:p>
@@ -836,21 +890,12 @@
         </w:rPr>
         <w:t>章為主，頁數不限；</w:t>
       </w:r>
-      <w:proofErr w:type="gramStart"/>
       <w:r>
         <w:rPr>
           <w:rFonts w:eastAsia="標楷體" w:hint="eastAsia"/>
           <w:sz w:val="28"/>
         </w:rPr>
-        <w:t>複</w:t>
-      </w:r>
-      <w:proofErr w:type="gramEnd"/>
-      <w:r>
-        <w:rPr>
-          <w:rFonts w:eastAsia="標楷體" w:hint="eastAsia"/>
-          <w:sz w:val="28"/>
-        </w:rPr>
-        <w:t>評</w:t>
+        <w:t>複評</w:t>
       </w:r>
       <w:r>
         <w:rPr>
@@ -4350,23 +4395,7 @@
     </w:p>
     <w:p>
       <w:r>
-        <w:t>隨著數位轉型加速，企業對資訊系統的依賴程度日益加深，隨之而來</w:t>
-      </w:r>
-      <w:proofErr w:type="gramStart"/>
-      <w:r>
-        <w:t>的資安威脅</w:t>
-      </w:r>
-      <w:proofErr w:type="gramEnd"/>
-      <w:r>
-        <w:t>（如勒索病毒、資料外</w:t>
-      </w:r>
-      <w:proofErr w:type="gramStart"/>
-      <w:r>
-        <w:t>洩</w:t>
-      </w:r>
-      <w:proofErr w:type="gramEnd"/>
-      <w:r>
-        <w:t>等）也</w:t>
+        <w:t>隨著數位轉型加速，企業對資訊系統的依賴程度日益加深，隨之而來的資安威脅（如勒索病毒、資料外洩等）也</w:t>
       </w:r>
       <w:r>
         <w:rPr>
@@ -4375,39 +4404,7 @@
         <w:t>越來越</w:t>
       </w:r>
       <w:r>
-        <w:t>複雜。為了</w:t>
-      </w:r>
-      <w:proofErr w:type="gramStart"/>
-      <w:r>
-        <w:t>落實資安管理</w:t>
-      </w:r>
-      <w:proofErr w:type="gramEnd"/>
-      <w:r>
-        <w:t>，許多企業選擇導入資訊安全管理系統。然而，傳統</w:t>
-      </w:r>
-      <w:proofErr w:type="gramStart"/>
-      <w:r>
-        <w:t>的資安風險</w:t>
-      </w:r>
-      <w:proofErr w:type="gramEnd"/>
-      <w:r>
-        <w:t>評估流程極度依賴</w:t>
-      </w:r>
-      <w:proofErr w:type="gramStart"/>
-      <w:r>
-        <w:t>專業資安專家</w:t>
-      </w:r>
-      <w:proofErr w:type="gramEnd"/>
-      <w:r>
-        <w:t>的經驗，不僅耗時冗長，對於缺乏資源的中小企業而言，高昂的顧問費用與複雜的合</w:t>
-      </w:r>
-      <w:proofErr w:type="gramStart"/>
-      <w:r>
-        <w:t>規</w:t>
-      </w:r>
-      <w:proofErr w:type="gramEnd"/>
-      <w:r>
-        <w:t>標準更是一大門檻。</w:t>
+        <w:t>複雜。為了落實資安管理，許多企業選擇導入資訊安全管理系統。然而，傳統的資安風險評估流程極度依賴專業資安專家的經驗，不僅耗時冗長，對於缺乏資源的中小企業而言，高昂的顧問費用與複雜的合規標準更是一大門檻。</w:t>
       </w:r>
     </w:p>
     <w:p>
@@ -4433,13 +4430,8 @@
       </w:r>
     </w:p>
     <w:p>
-      <w:proofErr w:type="gramStart"/>
-      <w:r>
-        <w:t>在資安領域</w:t>
-      </w:r>
-      <w:proofErr w:type="gramEnd"/>
-      <w:r>
-        <w:t>中，「風險評估」是防禦的核心，但目前市面上的工具大多僅限於靜態的資產盤點或表格紀錄。我們觀察到，雖然大型語言模型技術已</w:t>
+      <w:r>
+        <w:t>在資安領域中，「風險評估」是防禦的核心，但目前市面上的工具大多僅限於靜態的資產盤點或表格紀錄。我們觀察到，雖然大型語言模型技術已</w:t>
       </w:r>
       <w:r>
         <w:rPr>
@@ -4448,15 +4440,7 @@
         <w:t>經接近</w:t>
       </w:r>
       <w:r>
-        <w:t>成熟，但在專業</w:t>
-      </w:r>
-      <w:proofErr w:type="gramStart"/>
-      <w:r>
-        <w:t>的資安風險</w:t>
-      </w:r>
-      <w:proofErr w:type="gramEnd"/>
-      <w:r>
-        <w:t>場景中，仍</w:t>
+        <w:t>成熟，但在專業的資安風險場景中，仍</w:t>
       </w:r>
       <w:r>
         <w:rPr>
@@ -4471,15 +4455,7 @@
         <w:t xml:space="preserve"> AI </w:t>
       </w:r>
       <w:r>
-        <w:t>語意理解能力的顧問系統，降低技術門檻，讓</w:t>
-      </w:r>
-      <w:proofErr w:type="gramStart"/>
-      <w:r>
-        <w:t>非資安專業</w:t>
-      </w:r>
-      <w:proofErr w:type="gramEnd"/>
-      <w:r>
-        <w:t>背景的人員也能快速上手進行初步評估。</w:t>
+        <w:t>語意理解能力的顧問系統，降低技術門檻，讓非資安專業背景的人員也能快速上手進行初步評估。</w:t>
       </w:r>
     </w:p>
     <w:p>
@@ -4512,15 +4488,7 @@
         <w:t>系統建置的目的是希望</w:t>
       </w:r>
       <w:r>
-        <w:t>打造一個「</w:t>
-      </w:r>
-      <w:proofErr w:type="gramStart"/>
-      <w:r>
-        <w:t>資安風險</w:t>
-      </w:r>
-      <w:proofErr w:type="gramEnd"/>
-      <w:r>
-        <w:t>評估</w:t>
+        <w:t>打造一個「資安風險評估</w:t>
       </w:r>
       <w:r>
         <w:t xml:space="preserve"> AI </w:t>
@@ -4573,23 +4541,7 @@
           <w:b/>
           <w:bCs/>
         </w:rPr>
-        <w:t>標準合</w:t>
-      </w:r>
-      <w:proofErr w:type="gramStart"/>
-      <w:r>
-        <w:rPr>
-          <w:b/>
-          <w:bCs/>
-        </w:rPr>
-        <w:t>規</w:t>
-      </w:r>
-      <w:proofErr w:type="gramEnd"/>
-      <w:r>
-        <w:rPr>
-          <w:b/>
-          <w:bCs/>
-        </w:rPr>
-        <w:t>輔助</w:t>
+        <w:t>標準合規輔助</w:t>
       </w:r>
       <w:r>
         <w:t>：</w:t>
@@ -4835,7 +4787,6 @@
       <w:r>
         <w:t xml:space="preserve">7-4 </w:t>
       </w:r>
-      <w:proofErr w:type="gramStart"/>
       <w:r>
         <w:t>狀態機圖</w:t>
       </w:r>
@@ -4845,7 +4796,6 @@
         </w:rPr>
         <w:t>及</w:t>
       </w:r>
-      <w:proofErr w:type="gramEnd"/>
       <w:r>
         <w:t>時序圖</w:t>
       </w:r>

--- a/系統文件.docx
+++ b/系統文件.docx
@@ -17,7 +17,23 @@
           <w:rFonts w:eastAsia="標楷體" w:hint="eastAsia"/>
           <w:sz w:val="28"/>
         </w:rPr>
-        <w:t>國立臺北商業大學</w:t>
+        <w:t>國立</w:t>
+      </w:r>
+      <w:proofErr w:type="gramStart"/>
+      <w:r>
+        <w:rPr>
+          <w:rFonts w:eastAsia="標楷體" w:hint="eastAsia"/>
+          <w:sz w:val="28"/>
+        </w:rPr>
+        <w:t>臺</w:t>
+      </w:r>
+      <w:proofErr w:type="gramEnd"/>
+      <w:r>
+        <w:rPr>
+          <w:rFonts w:eastAsia="標楷體" w:hint="eastAsia"/>
+          <w:sz w:val="28"/>
+        </w:rPr>
+        <w:t>北商業大學</w:t>
       </w:r>
     </w:p>
     <w:p>
@@ -114,8 +130,17 @@
           <w:rFonts w:eastAsia="標楷體"/>
           <w:sz w:val="28"/>
         </w:rPr>
-        <w:t>115’</w:t>
-      </w:r>
+        <w:t>115</w:t>
+      </w:r>
+      <w:proofErr w:type="gramStart"/>
+      <w:r>
+        <w:rPr>
+          <w:rFonts w:eastAsia="標楷體"/>
+          <w:sz w:val="28"/>
+        </w:rPr>
+        <w:t>’</w:t>
+      </w:r>
+      <w:proofErr w:type="gramEnd"/>
       <w:r>
         <w:rPr>
           <w:rFonts w:eastAsia="標楷體" w:hint="eastAsia"/>
@@ -154,6 +179,7 @@
       </w:pPr>
       <w:r>
         <w:rPr>
+          <w:rFonts w:eastAsia="標楷體"/>
           <w:noProof/>
         </w:rPr>
         <mc:AlternateContent>
@@ -520,15 +546,26 @@
           <w:bCs/>
           <w:sz w:val="28"/>
         </w:rPr>
-        <w:t>顏珮倪</w:t>
-      </w:r>
+        <w:t>顏</w:t>
+      </w:r>
+      <w:proofErr w:type="gramStart"/>
+      <w:r>
+        <w:rPr>
+          <w:rFonts w:eastAsia="標楷體" w:hint="eastAsia"/>
+          <w:b/>
+          <w:bCs/>
+          <w:sz w:val="28"/>
+        </w:rPr>
+        <w:t>珮倪</w:t>
+      </w:r>
+      <w:proofErr w:type="gramEnd"/>
     </w:p>
     <w:p>
       <w:pPr>
         <w:ind w:left="482"/>
         <w:jc w:val="center"/>
         <w:rPr>
-          <w:rFonts w:eastAsia="標楷體" w:hint="eastAsia"/>
+          <w:rFonts w:eastAsia="標楷體"/>
           <w:b/>
           <w:bCs/>
           <w:sz w:val="28"/>
@@ -586,15 +623,26 @@
           <w:bCs/>
           <w:sz w:val="28"/>
         </w:rPr>
-        <w:t>林紀媗</w:t>
-      </w:r>
-      <w:r>
-        <w:rPr>
-          <w:rFonts w:eastAsia="標楷體"/>
+        <w:t>林紀</w:t>
+      </w:r>
+      <w:proofErr w:type="gramStart"/>
+      <w:r>
+        <w:rPr>
+          <w:rFonts w:eastAsia="標楷體" w:hint="eastAsia"/>
           <w:b/>
           <w:bCs/>
           <w:sz w:val="28"/>
         </w:rPr>
+        <w:t>媗</w:t>
+      </w:r>
+      <w:proofErr w:type="gramEnd"/>
+      <w:r>
+        <w:rPr>
+          <w:rFonts w:eastAsia="標楷體"/>
+          <w:b/>
+          <w:bCs/>
+          <w:sz w:val="28"/>
+        </w:rPr>
         <w:tab/>
       </w:r>
       <w:r>
@@ -631,8 +679,19 @@
           <w:bCs/>
           <w:sz w:val="28"/>
         </w:rPr>
-        <w:t>李昕縈</w:t>
-      </w:r>
+        <w:t>李昕</w:t>
+      </w:r>
+      <w:proofErr w:type="gramStart"/>
+      <w:r>
+        <w:rPr>
+          <w:rFonts w:eastAsia="標楷體" w:hint="eastAsia"/>
+          <w:b/>
+          <w:bCs/>
+          <w:sz w:val="28"/>
+        </w:rPr>
+        <w:t>縈</w:t>
+      </w:r>
+      <w:proofErr w:type="gramEnd"/>
     </w:p>
     <w:p>
       <w:pPr>
@@ -670,8 +729,19 @@
           <w:bCs/>
           <w:sz w:val="28"/>
         </w:rPr>
-        <w:t>黃翊甄</w:t>
-      </w:r>
+        <w:t>黃翊</w:t>
+      </w:r>
+      <w:proofErr w:type="gramStart"/>
+      <w:r>
+        <w:rPr>
+          <w:rFonts w:eastAsia="標楷體" w:hint="eastAsia"/>
+          <w:b/>
+          <w:bCs/>
+          <w:sz w:val="28"/>
+        </w:rPr>
+        <w:t>甄</w:t>
+      </w:r>
+      <w:proofErr w:type="gramEnd"/>
       <w:r>
         <w:rPr>
           <w:rFonts w:eastAsia="標楷體"/>
@@ -853,56 +923,51 @@
           <w:rFonts w:eastAsia="標楷體" w:hint="eastAsia"/>
           <w:sz w:val="28"/>
         </w:rPr>
-        <w:t>初評</w:t>
+        <w:t>初評第</w:t>
       </w:r>
       <w:r>
         <w:rPr>
           <w:rFonts w:eastAsia="標楷體" w:hint="eastAsia"/>
           <w:sz w:val="28"/>
         </w:rPr>
-        <w:t>第</w:t>
+        <w:t>1</w:t>
       </w:r>
       <w:r>
         <w:rPr>
           <w:rFonts w:eastAsia="標楷體" w:hint="eastAsia"/>
           <w:sz w:val="28"/>
         </w:rPr>
-        <w:t>1</w:t>
+        <w:t>至</w:t>
       </w:r>
       <w:r>
         <w:rPr>
           <w:rFonts w:eastAsia="標楷體" w:hint="eastAsia"/>
           <w:sz w:val="28"/>
         </w:rPr>
-        <w:t>至</w:t>
+        <w:t>8</w:t>
       </w:r>
       <w:r>
         <w:rPr>
           <w:rFonts w:eastAsia="標楷體" w:hint="eastAsia"/>
           <w:sz w:val="28"/>
         </w:rPr>
-        <w:t>8</w:t>
-      </w:r>
+        <w:t>章為主，頁數不限；</w:t>
+      </w:r>
+      <w:proofErr w:type="gramStart"/>
       <w:r>
         <w:rPr>
           <w:rFonts w:eastAsia="標楷體" w:hint="eastAsia"/>
           <w:sz w:val="28"/>
         </w:rPr>
-        <w:t>章為主，頁數不限；</w:t>
-      </w:r>
+        <w:t>複</w:t>
+      </w:r>
+      <w:proofErr w:type="gramEnd"/>
       <w:r>
         <w:rPr>
           <w:rFonts w:eastAsia="標楷體" w:hint="eastAsia"/>
           <w:sz w:val="28"/>
         </w:rPr>
-        <w:t>複評</w:t>
-      </w:r>
-      <w:r>
-        <w:rPr>
-          <w:rFonts w:eastAsia="標楷體" w:hint="eastAsia"/>
-          <w:sz w:val="28"/>
-        </w:rPr>
-        <w:t>所有章節，頁數</w:t>
+        <w:t>評所有章節，頁數</w:t>
       </w:r>
       <w:r>
         <w:rPr>
@@ -967,14 +1032,7 @@
           <w:rFonts w:ascii="Times New Roman"/>
           <w:szCs w:val="28"/>
         </w:rPr>
-        <w:t>1-1</w:t>
-      </w:r>
-      <w:r>
-        <w:rPr>
-          <w:rFonts w:ascii="Times New Roman"/>
-          <w:szCs w:val="28"/>
-        </w:rPr>
-        <w:t xml:space="preserve">   </w:t>
+        <w:t xml:space="preserve">1-1   </w:t>
       </w:r>
       <w:r>
         <w:rPr>
@@ -1274,14 +1332,7 @@
           <w:rFonts w:ascii="Times New Roman" w:hint="eastAsia"/>
           <w:szCs w:val="28"/>
         </w:rPr>
-        <w:t xml:space="preserve">     </w:t>
-      </w:r>
-      <w:r>
-        <w:rPr>
-          <w:rFonts w:ascii="Times New Roman" w:hint="eastAsia"/>
-          <w:szCs w:val="28"/>
-        </w:rPr>
-        <w:t xml:space="preserve">2-1 </w:t>
+        <w:t xml:space="preserve">     2-1 </w:t>
       </w:r>
       <w:r>
         <w:rPr>
@@ -1345,14 +1396,7 @@
           <w:rFonts w:ascii="Times New Roman"/>
           <w:szCs w:val="28"/>
         </w:rPr>
-        <w:t xml:space="preserve"> </w:t>
-      </w:r>
-      <w:r>
-        <w:rPr>
-          <w:rFonts w:ascii="Times New Roman"/>
-          <w:szCs w:val="28"/>
-        </w:rPr>
-        <w:t xml:space="preserve">  </w:t>
+        <w:t xml:space="preserve">   </w:t>
       </w:r>
       <w:r>
         <w:rPr>
@@ -2080,8 +2124,21 @@
                                 <w:szCs w:val="20"/>
                                 <w:bdr w:val="single" w:sz="4" w:space="0" w:color="auto"/>
                               </w:rPr>
-                              <w:t>標註</w:t>
+                              <w:t>標</w:t>
                             </w:r>
+                            <w:proofErr w:type="gramStart"/>
+                            <w:r>
+                              <w:rPr>
+                                <w:rFonts w:eastAsia="標楷體" w:hint="eastAsia"/>
+                                <w:b/>
+                                <w:color w:val="FF0000"/>
+                                <w:sz w:val="20"/>
+                                <w:szCs w:val="20"/>
+                                <w:bdr w:val="single" w:sz="4" w:space="0" w:color="auto"/>
+                              </w:rPr>
+                              <w:t>註</w:t>
+                            </w:r>
+                            <w:proofErr w:type="gramEnd"/>
                             <w:r>
                               <w:rPr>
                                 <w:rFonts w:eastAsia="標楷體" w:hint="eastAsia"/>
@@ -2409,8 +2466,21 @@
                           <w:szCs w:val="20"/>
                           <w:bdr w:val="single" w:sz="4" w:space="0" w:color="auto"/>
                         </w:rPr>
-                        <w:t>標註</w:t>
+                        <w:t>標</w:t>
                       </w:r>
+                      <w:proofErr w:type="gramStart"/>
+                      <w:r>
+                        <w:rPr>
+                          <w:rFonts w:eastAsia="標楷體" w:hint="eastAsia"/>
+                          <w:b/>
+                          <w:color w:val="FF0000"/>
+                          <w:sz w:val="20"/>
+                          <w:szCs w:val="20"/>
+                          <w:bdr w:val="single" w:sz="4" w:space="0" w:color="auto"/>
+                        </w:rPr>
+                        <w:t>註</w:t>
+                      </w:r>
+                      <w:proofErr w:type="gramEnd"/>
                       <w:r>
                         <w:rPr>
                           <w:rFonts w:eastAsia="標楷體" w:hint="eastAsia"/>
@@ -4250,92 +4320,112 @@
         <w:rPr>
           <w:rFonts w:ascii="Times New Roman" w:cs="Arial" w:hint="eastAsia"/>
         </w:rPr>
-        <w:t>參考資料</w:t>
+        <w:t>參考資料。</w:t>
+      </w:r>
+    </w:p>
+    <w:p>
+      <w:pPr>
+        <w:pStyle w:val="3"/>
+        <w:rPr>
+          <w:rFonts w:eastAsia="標楷體" w:cs="Arial"/>
+        </w:rPr>
+      </w:pPr>
+      <w:r>
+        <w:rPr>
+          <w:rFonts w:eastAsia="標楷體" w:cs="Arial" w:hint="eastAsia"/>
+        </w:rPr>
+        <w:t xml:space="preserve">  </w:t>
+      </w:r>
+      <w:r>
+        <w:rPr>
+          <w:rFonts w:eastAsia="標楷體" w:cs="Arial" w:hint="eastAsia"/>
+        </w:rPr>
+        <w:t>附</w:t>
+      </w:r>
+      <w:r>
+        <w:rPr>
+          <w:rFonts w:eastAsia="標楷體" w:cs="Arial"/>
+        </w:rPr>
+        <w:t>錄</w:t>
+      </w:r>
+    </w:p>
+    <w:p>
+      <w:pPr>
+        <w:pStyle w:val="af"/>
+        <w:rPr>
+          <w:rFonts w:ascii="Times New Roman" w:cs="Arial"/>
+        </w:rPr>
+      </w:pPr>
+      <w:r>
+        <w:rPr>
+          <w:rFonts w:ascii="Times New Roman" w:cs="Arial"/>
+        </w:rPr>
+        <w:t>審查</w:t>
       </w:r>
       <w:r>
         <w:rPr>
           <w:rFonts w:ascii="Times New Roman" w:cs="Arial" w:hint="eastAsia"/>
         </w:rPr>
+        <w:t>評審意見之修正</w:t>
+      </w:r>
+      <w:r>
+        <w:rPr>
+          <w:rFonts w:ascii="Times New Roman" w:cs="Arial"/>
+        </w:rPr>
+        <w:t>情形</w:t>
+      </w:r>
+      <w:r>
+        <w:rPr>
+          <w:rFonts w:ascii="Times New Roman" w:cs="Arial" w:hint="eastAsia"/>
+        </w:rPr>
         <w:t>。</w:t>
       </w:r>
     </w:p>
     <w:p>
       <w:pPr>
-        <w:pStyle w:val="3"/>
-        <w:spacing w:line="240" w:lineRule="atLeast"/>
-        <w:rPr>
-          <w:rFonts w:eastAsia="標楷體" w:cs="Arial"/>
-        </w:rPr>
-      </w:pPr>
-      <w:r>
-        <w:rPr>
-          <w:rFonts w:eastAsia="標楷體" w:cs="Arial" w:hint="eastAsia"/>
-        </w:rPr>
-        <w:t xml:space="preserve">  </w:t>
-      </w:r>
-      <w:r>
-        <w:rPr>
-          <w:rFonts w:eastAsia="標楷體" w:cs="Arial" w:hint="eastAsia"/>
-        </w:rPr>
-        <w:t>附</w:t>
-      </w:r>
-      <w:r>
-        <w:rPr>
-          <w:rFonts w:eastAsia="標楷體" w:cs="Arial"/>
-        </w:rPr>
-        <w:t>錄</w:t>
-      </w:r>
-    </w:p>
-    <w:p>
-      <w:pPr>
-        <w:pStyle w:val="af"/>
-        <w:spacing w:line="240" w:lineRule="atLeast"/>
-        <w:rPr>
-          <w:rFonts w:ascii="Times New Roman" w:cs="Arial"/>
-        </w:rPr>
-      </w:pPr>
-      <w:r>
-        <w:rPr>
-          <w:rFonts w:ascii="Times New Roman" w:cs="Arial"/>
-        </w:rPr>
-        <w:t>審查</w:t>
-      </w:r>
-      <w:r>
-        <w:rPr>
-          <w:rFonts w:ascii="Times New Roman" w:cs="Arial" w:hint="eastAsia"/>
-        </w:rPr>
-        <w:t>評審意見之修正</w:t>
-      </w:r>
-      <w:r>
-        <w:rPr>
-          <w:rFonts w:ascii="Times New Roman" w:cs="Arial"/>
-        </w:rPr>
-        <w:t>情形</w:t>
-      </w:r>
-      <w:r>
-        <w:rPr>
-          <w:rFonts w:ascii="Times New Roman" w:cs="Arial" w:hint="eastAsia"/>
-        </w:rPr>
-        <w:t>。</w:t>
-      </w:r>
-    </w:p>
-    <w:p/>
-    <w:p/>
-    <w:p/>
-    <w:p>
-      <w:r>
+        <w:rPr>
+          <w:rFonts w:eastAsia="標楷體"/>
+        </w:rPr>
+      </w:pPr>
+    </w:p>
+    <w:p>
+      <w:pPr>
+        <w:rPr>
+          <w:rFonts w:eastAsia="標楷體"/>
+        </w:rPr>
+      </w:pPr>
+    </w:p>
+    <w:p>
+      <w:pPr>
+        <w:rPr>
+          <w:rFonts w:eastAsia="標楷體"/>
+        </w:rPr>
+      </w:pPr>
+    </w:p>
+    <w:p>
+      <w:pPr>
+        <w:rPr>
+          <w:rFonts w:eastAsia="標楷體"/>
+        </w:rPr>
+      </w:pPr>
+      <w:r>
+        <w:rPr>
+          <w:rFonts w:eastAsia="標楷體"/>
+        </w:rPr>
         <w:br w:type="page"/>
       </w:r>
     </w:p>
     <w:p>
       <w:pPr>
         <w:rPr>
+          <w:rFonts w:eastAsia="標楷體"/>
           <w:b/>
           <w:bCs/>
         </w:rPr>
       </w:pPr>
       <w:r>
         <w:rPr>
+          <w:rFonts w:eastAsia="標楷體"/>
           <w:b/>
           <w:bCs/>
         </w:rPr>
@@ -4344,6 +4434,7 @@
       </w:r>
       <w:r>
         <w:rPr>
+          <w:rFonts w:eastAsia="標楷體"/>
           <w:b/>
           <w:bCs/>
         </w:rPr>
@@ -4351,6 +4442,7 @@
       </w:r>
       <w:r>
         <w:rPr>
+          <w:rFonts w:eastAsia="標楷體"/>
           <w:b/>
           <w:bCs/>
         </w:rPr>
@@ -4358,6 +4450,7 @@
       </w:r>
       <w:r>
         <w:rPr>
+          <w:rFonts w:eastAsia="標楷體"/>
           <w:b/>
           <w:bCs/>
         </w:rPr>
@@ -4365,6 +4458,7 @@
       </w:r>
       <w:r>
         <w:rPr>
+          <w:rFonts w:eastAsia="標楷體"/>
           <w:b/>
           <w:bCs/>
         </w:rPr>
@@ -4374,12 +4468,14 @@
     <w:p>
       <w:pPr>
         <w:rPr>
+          <w:rFonts w:eastAsia="標楷體"/>
           <w:b/>
           <w:bCs/>
         </w:rPr>
       </w:pPr>
       <w:r>
         <w:rPr>
+          <w:rFonts w:eastAsia="標楷體"/>
           <w:b/>
           <w:bCs/>
         </w:rPr>
@@ -4387,6 +4483,7 @@
       </w:r>
       <w:r>
         <w:rPr>
+          <w:rFonts w:eastAsia="標楷體"/>
           <w:b/>
           <w:bCs/>
         </w:rPr>
@@ -4394,28 +4491,125 @@
       </w:r>
     </w:p>
     <w:p>
-      <w:r>
-        <w:t>隨著數位轉型加速，企業對資訊系統的依賴程度日益加深，隨之而來的資安威脅（如勒索病毒、資料外洩等）也</w:t>
-      </w:r>
-      <w:r>
-        <w:rPr>
-          <w:rFonts w:hint="eastAsia"/>
+      <w:pPr>
+        <w:rPr>
+          <w:rFonts w:eastAsia="標楷體"/>
+        </w:rPr>
+      </w:pPr>
+      <w:r>
+        <w:rPr>
+          <w:rFonts w:eastAsia="標楷體"/>
+        </w:rPr>
+        <w:t>隨著數位轉型加速，企業對資訊系統的依賴程度日益加深，隨之而來</w:t>
+      </w:r>
+      <w:proofErr w:type="gramStart"/>
+      <w:r>
+        <w:rPr>
+          <w:rFonts w:eastAsia="標楷體"/>
+        </w:rPr>
+        <w:t>的資安威脅</w:t>
+      </w:r>
+      <w:proofErr w:type="gramEnd"/>
+      <w:r>
+        <w:rPr>
+          <w:rFonts w:eastAsia="標楷體"/>
+        </w:rPr>
+        <w:t>（如勒索病毒、資料外</w:t>
+      </w:r>
+      <w:proofErr w:type="gramStart"/>
+      <w:r>
+        <w:rPr>
+          <w:rFonts w:eastAsia="標楷體"/>
+        </w:rPr>
+        <w:t>洩</w:t>
+      </w:r>
+      <w:proofErr w:type="gramEnd"/>
+      <w:r>
+        <w:rPr>
+          <w:rFonts w:eastAsia="標楷體"/>
+        </w:rPr>
+        <w:t>等）也</w:t>
+      </w:r>
+      <w:r>
+        <w:rPr>
+          <w:rFonts w:eastAsia="標楷體" w:hint="eastAsia"/>
         </w:rPr>
         <w:t>越來越</w:t>
       </w:r>
       <w:r>
-        <w:t>複雜。為了落實資安管理，許多企業選擇導入資訊安全管理系統。然而，傳統的資安風險評估流程極度依賴專業資安專家的經驗，不僅耗時冗長，對於缺乏資源的中小企業而言，高昂的顧問費用與複雜的合規標準更是一大門檻。</w:t>
-      </w:r>
-    </w:p>
-    <w:p>
-      <w:pPr>
-        <w:rPr>
+        <w:rPr>
+          <w:rFonts w:eastAsia="標楷體"/>
+        </w:rPr>
+        <w:t>複雜。為了</w:t>
+      </w:r>
+      <w:proofErr w:type="gramStart"/>
+      <w:r>
+        <w:rPr>
+          <w:rFonts w:eastAsia="標楷體"/>
+        </w:rPr>
+        <w:t>落實資安管理</w:t>
+      </w:r>
+      <w:proofErr w:type="gramEnd"/>
+      <w:r>
+        <w:rPr>
+          <w:rFonts w:eastAsia="標楷體"/>
+        </w:rPr>
+        <w:t>，許多企業選擇導入資訊安全管理系統。然而，傳統</w:t>
+      </w:r>
+      <w:proofErr w:type="gramStart"/>
+      <w:r>
+        <w:rPr>
+          <w:rFonts w:eastAsia="標楷體"/>
+        </w:rPr>
+        <w:t>的資安風險</w:t>
+      </w:r>
+      <w:proofErr w:type="gramEnd"/>
+      <w:r>
+        <w:rPr>
+          <w:rFonts w:eastAsia="標楷體"/>
+        </w:rPr>
+        <w:t>評估流程極度依賴</w:t>
+      </w:r>
+      <w:proofErr w:type="gramStart"/>
+      <w:r>
+        <w:rPr>
+          <w:rFonts w:eastAsia="標楷體"/>
+        </w:rPr>
+        <w:t>專業資安專家</w:t>
+      </w:r>
+      <w:proofErr w:type="gramEnd"/>
+      <w:r>
+        <w:rPr>
+          <w:rFonts w:eastAsia="標楷體"/>
+        </w:rPr>
+        <w:t>的經驗，不僅耗時冗長，對於缺乏資源的中小企業而言，高昂的顧問費用與複雜的合</w:t>
+      </w:r>
+      <w:proofErr w:type="gramStart"/>
+      <w:r>
+        <w:rPr>
+          <w:rFonts w:eastAsia="標楷體"/>
+        </w:rPr>
+        <w:t>規</w:t>
+      </w:r>
+      <w:proofErr w:type="gramEnd"/>
+      <w:r>
+        <w:rPr>
+          <w:rFonts w:eastAsia="標楷體"/>
+        </w:rPr>
+        <w:t>標準更是一大門檻。</w:t>
+      </w:r>
+    </w:p>
+    <w:p>
+      <w:pPr>
+        <w:rPr>
+          <w:rFonts w:eastAsia="標楷體"/>
           <w:b/>
           <w:bCs/>
         </w:rPr>
       </w:pPr>
       <w:r>
         <w:rPr>
+          <w:rFonts w:eastAsia="標楷體"/>
           <w:b/>
           <w:bCs/>
         </w:rPr>
@@ -4423,6 +4617,7 @@
       </w:r>
       <w:r>
         <w:rPr>
+          <w:rFonts w:eastAsia="標楷體"/>
           <w:b/>
           <w:bCs/>
         </w:rPr>
@@ -4430,43 +4625,101 @@
       </w:r>
     </w:p>
     <w:p>
-      <w:r>
-        <w:t>在資安領域中，「風險評估」是防禦的核心，但目前市面上的工具大多僅限於靜態的資產盤點或表格紀錄。我們觀察到，雖然大型語言模型技術已</w:t>
-      </w:r>
-      <w:r>
-        <w:rPr>
-          <w:rFonts w:hint="eastAsia"/>
+      <w:pPr>
+        <w:rPr>
+          <w:rFonts w:eastAsia="標楷體"/>
+        </w:rPr>
+      </w:pPr>
+      <w:proofErr w:type="gramStart"/>
+      <w:r>
+        <w:rPr>
+          <w:rFonts w:eastAsia="標楷體"/>
+        </w:rPr>
+        <w:t>在資安領域</w:t>
+      </w:r>
+      <w:proofErr w:type="gramEnd"/>
+      <w:r>
+        <w:rPr>
+          <w:rFonts w:eastAsia="標楷體"/>
+        </w:rPr>
+        <w:t>中，「風險評估」是防禦的核心，但目前市面上的工具大多僅限於靜態的資產盤點或表格紀錄。我們觀察到，雖然大型語言模型技術已</w:t>
+      </w:r>
+      <w:r>
+        <w:rPr>
+          <w:rFonts w:eastAsia="標楷體" w:hint="eastAsia"/>
         </w:rPr>
         <w:t>經接近</w:t>
       </w:r>
       <w:r>
-        <w:t>成熟，但在專業的資安風險場景中，仍</w:t>
-      </w:r>
-      <w:r>
-        <w:rPr>
-          <w:rFonts w:hint="eastAsia"/>
+        <w:rPr>
+          <w:rFonts w:eastAsia="標楷體"/>
+        </w:rPr>
+        <w:t>成熟，但在專業</w:t>
+      </w:r>
+      <w:proofErr w:type="gramStart"/>
+      <w:r>
+        <w:rPr>
+          <w:rFonts w:eastAsia="標楷體"/>
+        </w:rPr>
+        <w:t>的資安風險</w:t>
+      </w:r>
+      <w:proofErr w:type="gramEnd"/>
+      <w:r>
+        <w:rPr>
+          <w:rFonts w:eastAsia="標楷體"/>
+        </w:rPr>
+        <w:t>場景中，仍</w:t>
+      </w:r>
+      <w:r>
+        <w:rPr>
+          <w:rFonts w:eastAsia="標楷體" w:hint="eastAsia"/>
         </w:rPr>
         <w:t>然</w:t>
       </w:r>
       <w:r>
+        <w:rPr>
+          <w:rFonts w:eastAsia="標楷體"/>
+        </w:rPr>
         <w:t>缺乏一個能結合國際標準並提供即時、自動化分析的互動式工具。因此，我們希望開發一套結合</w:t>
       </w:r>
       <w:r>
+        <w:rPr>
+          <w:rFonts w:eastAsia="標楷體"/>
+        </w:rPr>
         <w:t xml:space="preserve"> AI </w:t>
       </w:r>
       <w:r>
-        <w:t>語意理解能力的顧問系統，降低技術門檻，讓非資安專業背景的人員也能快速上手進行初步評估。</w:t>
-      </w:r>
-    </w:p>
-    <w:p>
-      <w:pPr>
-        <w:rPr>
+        <w:rPr>
+          <w:rFonts w:eastAsia="標楷體"/>
+        </w:rPr>
+        <w:t>語意理解能力的顧問系統，降低技術門檻，讓</w:t>
+      </w:r>
+      <w:proofErr w:type="gramStart"/>
+      <w:r>
+        <w:rPr>
+          <w:rFonts w:eastAsia="標楷體"/>
+        </w:rPr>
+        <w:t>非資安專業</w:t>
+      </w:r>
+      <w:proofErr w:type="gramEnd"/>
+      <w:r>
+        <w:rPr>
+          <w:rFonts w:eastAsia="標楷體"/>
+        </w:rPr>
+        <w:t>背景的人員也能快速上手進行初步評估。</w:t>
+      </w:r>
+    </w:p>
+    <w:p>
+      <w:pPr>
+        <w:rPr>
+          <w:rFonts w:eastAsia="標楷體"/>
           <w:b/>
           <w:bCs/>
         </w:rPr>
       </w:pPr>
       <w:r>
         <w:rPr>
+          <w:rFonts w:eastAsia="標楷體"/>
           <w:b/>
           <w:bCs/>
         </w:rPr>
@@ -4474,6 +4727,7 @@
       </w:r>
       <w:r>
         <w:rPr>
+          <w:rFonts w:eastAsia="標楷體"/>
           <w:b/>
           <w:bCs/>
         </w:rPr>
@@ -4481,19 +4735,47 @@
       </w:r>
     </w:p>
     <w:p>
-      <w:r>
-        <w:rPr>
-          <w:rFonts w:hint="eastAsia"/>
+      <w:pPr>
+        <w:rPr>
+          <w:rFonts w:eastAsia="標楷體"/>
+        </w:rPr>
+      </w:pPr>
+      <w:r>
+        <w:rPr>
+          <w:rFonts w:eastAsia="標楷體" w:hint="eastAsia"/>
         </w:rPr>
         <w:t>系統建置的目的是希望</w:t>
       </w:r>
       <w:r>
-        <w:t>打造一個「資安風險評估</w:t>
-      </w:r>
-      <w:r>
+        <w:rPr>
+          <w:rFonts w:eastAsia="標楷體"/>
+        </w:rPr>
+        <w:t>打造一個「</w:t>
+      </w:r>
+      <w:proofErr w:type="gramStart"/>
+      <w:r>
+        <w:rPr>
+          <w:rFonts w:eastAsia="標楷體"/>
+        </w:rPr>
+        <w:t>資安風險</w:t>
+      </w:r>
+      <w:proofErr w:type="gramEnd"/>
+      <w:r>
+        <w:rPr>
+          <w:rFonts w:eastAsia="標楷體"/>
+        </w:rPr>
+        <w:t>評估</w:t>
+      </w:r>
+      <w:r>
+        <w:rPr>
+          <w:rFonts w:eastAsia="標楷體"/>
+        </w:rPr>
         <w:t xml:space="preserve"> AI </w:t>
       </w:r>
       <w:r>
+        <w:rPr>
+          <w:rFonts w:eastAsia="標楷體"/>
+        </w:rPr>
         <w:t>顧問」，主要目標如下：</w:t>
       </w:r>
     </w:p>
@@ -4503,28 +4785,47 @@
           <w:ilvl w:val="0"/>
           <w:numId w:val="3"/>
         </w:numPr>
-        <w:spacing w:after="160" w:line="278" w:lineRule="auto"/>
-      </w:pPr>
-      <w:r>
-        <w:rPr>
+        <w:spacing w:after="160"/>
+        <w:rPr>
+          <w:rFonts w:eastAsia="標楷體"/>
+        </w:rPr>
+      </w:pPr>
+      <w:r>
+        <w:rPr>
+          <w:rFonts w:eastAsia="標楷體"/>
           <w:b/>
           <w:bCs/>
         </w:rPr>
         <w:t>自動化風險識別</w:t>
       </w:r>
       <w:r>
+        <w:rPr>
+          <w:rFonts w:eastAsia="標楷體"/>
+        </w:rPr>
         <w:t>：</w:t>
       </w:r>
       <w:r>
+        <w:rPr>
+          <w:rFonts w:eastAsia="標楷體"/>
+        </w:rPr>
         <w:t xml:space="preserve"> </w:t>
       </w:r>
       <w:r>
+        <w:rPr>
+          <w:rFonts w:eastAsia="標楷體"/>
+        </w:rPr>
         <w:t>透過</w:t>
       </w:r>
       <w:r>
+        <w:rPr>
+          <w:rFonts w:eastAsia="標楷體"/>
+        </w:rPr>
         <w:t xml:space="preserve"> AI </w:t>
       </w:r>
       <w:r>
+        <w:rPr>
+          <w:rFonts w:eastAsia="標楷體"/>
+        </w:rPr>
         <w:t>分析使用者的情境描述，自動對應潛在的威脅與弱點。</w:t>
       </w:r>
     </w:p>
@@ -4534,28 +4835,65 @@
           <w:ilvl w:val="0"/>
           <w:numId w:val="3"/>
         </w:numPr>
-        <w:spacing w:after="160" w:line="278" w:lineRule="auto"/>
-      </w:pPr>
-      <w:r>
-        <w:rPr>
+        <w:spacing w:after="160"/>
+        <w:rPr>
+          <w:rFonts w:eastAsia="標楷體"/>
+        </w:rPr>
+      </w:pPr>
+      <w:r>
+        <w:rPr>
+          <w:rFonts w:eastAsia="標楷體"/>
           <w:b/>
           <w:bCs/>
         </w:rPr>
-        <w:t>標準合規輔助</w:t>
-      </w:r>
-      <w:r>
+        <w:t>標準合</w:t>
+      </w:r>
+      <w:proofErr w:type="gramStart"/>
+      <w:r>
+        <w:rPr>
+          <w:rFonts w:eastAsia="標楷體"/>
+          <w:b/>
+          <w:bCs/>
+        </w:rPr>
+        <w:t>規</w:t>
+      </w:r>
+      <w:proofErr w:type="gramEnd"/>
+      <w:r>
+        <w:rPr>
+          <w:rFonts w:eastAsia="標楷體"/>
+          <w:b/>
+          <w:bCs/>
+        </w:rPr>
+        <w:t>輔助</w:t>
+      </w:r>
+      <w:r>
+        <w:rPr>
+          <w:rFonts w:eastAsia="標楷體"/>
+        </w:rPr>
         <w:t>：</w:t>
       </w:r>
       <w:r>
+        <w:rPr>
+          <w:rFonts w:eastAsia="標楷體"/>
+        </w:rPr>
         <w:t xml:space="preserve"> </w:t>
       </w:r>
       <w:r>
+        <w:rPr>
+          <w:rFonts w:eastAsia="標楷體"/>
+        </w:rPr>
         <w:t>整合</w:t>
       </w:r>
       <w:r>
+        <w:rPr>
+          <w:rFonts w:eastAsia="標楷體"/>
+        </w:rPr>
         <w:t xml:space="preserve"> ISO 27001 </w:t>
       </w:r>
       <w:r>
+        <w:rPr>
+          <w:rFonts w:eastAsia="標楷體"/>
+        </w:rPr>
         <w:t>等標準邏輯，引導使用者完成符合規範的評估流程。</w:t>
       </w:r>
     </w:p>
@@ -4565,22 +4903,35 @@
           <w:ilvl w:val="0"/>
           <w:numId w:val="3"/>
         </w:numPr>
-        <w:spacing w:after="160" w:line="278" w:lineRule="auto"/>
-      </w:pPr>
-      <w:r>
-        <w:rPr>
+        <w:spacing w:after="160"/>
+        <w:rPr>
+          <w:rFonts w:eastAsia="標楷體"/>
+        </w:rPr>
+      </w:pPr>
+      <w:r>
+        <w:rPr>
+          <w:rFonts w:eastAsia="標楷體"/>
           <w:b/>
           <w:bCs/>
         </w:rPr>
         <w:t>互動式諮詢</w:t>
       </w:r>
       <w:r>
+        <w:rPr>
+          <w:rFonts w:eastAsia="標楷體"/>
+        </w:rPr>
         <w:t>：</w:t>
       </w:r>
       <w:r>
+        <w:rPr>
+          <w:rFonts w:eastAsia="標楷體"/>
+        </w:rPr>
         <w:t xml:space="preserve"> </w:t>
       </w:r>
       <w:r>
+        <w:rPr>
+          <w:rFonts w:eastAsia="標楷體"/>
+        </w:rPr>
         <w:t>提供即時的問答與建議，協助使用者針對評估結果擬定風險處理計畫。</w:t>
       </w:r>
     </w:p>
@@ -4590,34 +4941,63 @@
           <w:ilvl w:val="0"/>
           <w:numId w:val="3"/>
         </w:numPr>
-        <w:spacing w:after="160" w:line="278" w:lineRule="auto"/>
-      </w:pPr>
-      <w:r>
-        <w:rPr>
+        <w:spacing w:after="160"/>
+        <w:rPr>
+          <w:rFonts w:eastAsia="標楷體"/>
+        </w:rPr>
+      </w:pPr>
+      <w:r>
+        <w:rPr>
+          <w:rFonts w:eastAsia="標楷體"/>
           <w:b/>
           <w:bCs/>
         </w:rPr>
         <w:t>提升評估效率</w:t>
       </w:r>
       <w:r>
+        <w:rPr>
+          <w:rFonts w:eastAsia="標楷體"/>
+        </w:rPr>
         <w:t>：</w:t>
       </w:r>
       <w:r>
+        <w:rPr>
+          <w:rFonts w:eastAsia="標楷體"/>
+        </w:rPr>
         <w:t xml:space="preserve"> </w:t>
       </w:r>
       <w:r>
-        <w:t>縮短傳統顧問訪談與資料整理的時間，達成高效能的資安治理。</w:t>
-      </w:r>
-    </w:p>
-    <w:p>
-      <w:pPr>
-        <w:rPr>
+        <w:rPr>
+          <w:rFonts w:eastAsia="標楷體"/>
+        </w:rPr>
+        <w:t>縮短傳統顧問訪談與資料整理的時間，達成高效能</w:t>
+      </w:r>
+      <w:proofErr w:type="gramStart"/>
+      <w:r>
+        <w:rPr>
+          <w:rFonts w:eastAsia="標楷體"/>
+        </w:rPr>
+        <w:t>的資安治理</w:t>
+      </w:r>
+      <w:proofErr w:type="gramEnd"/>
+      <w:r>
+        <w:rPr>
+          <w:rFonts w:eastAsia="標楷體"/>
+        </w:rPr>
+        <w:t>。</w:t>
+      </w:r>
+    </w:p>
+    <w:p>
+      <w:pPr>
+        <w:rPr>
+          <w:rFonts w:eastAsia="標楷體"/>
           <w:b/>
           <w:bCs/>
         </w:rPr>
       </w:pPr>
       <w:r>
         <w:rPr>
+          <w:rFonts w:eastAsia="標楷體"/>
           <w:b/>
           <w:bCs/>
         </w:rPr>
@@ -4625,6 +5005,7 @@
       </w:r>
       <w:r>
         <w:rPr>
+          <w:rFonts w:eastAsia="標楷體"/>
           <w:b/>
           <w:bCs/>
         </w:rPr>
@@ -4637,10 +5018,14 @@
           <w:ilvl w:val="0"/>
           <w:numId w:val="3"/>
         </w:numPr>
-        <w:spacing w:after="160" w:line="278" w:lineRule="auto"/>
-      </w:pPr>
-      <w:r>
-        <w:rPr>
+        <w:spacing w:after="160"/>
+        <w:rPr>
+          <w:rFonts w:eastAsia="標楷體"/>
+        </w:rPr>
+      </w:pPr>
+      <w:r>
+        <w:rPr>
+          <w:rFonts w:eastAsia="標楷體"/>
           <w:b/>
           <w:bCs/>
         </w:rPr>
@@ -4648,7 +5033,7 @@
       </w:r>
       <w:r>
         <w:rPr>
-          <w:rFonts w:hint="eastAsia"/>
+          <w:rFonts w:eastAsia="標楷體" w:hint="eastAsia"/>
           <w:b/>
           <w:bCs/>
         </w:rPr>
@@ -4656,21 +5041,34 @@
       </w:r>
       <w:r>
         <w:rPr>
+          <w:rFonts w:eastAsia="標楷體"/>
           <w:b/>
           <w:bCs/>
         </w:rPr>
         <w:t>開發：</w:t>
       </w:r>
       <w:r>
+        <w:rPr>
+          <w:rFonts w:eastAsia="標楷體"/>
+        </w:rPr>
         <w:t xml:space="preserve"> </w:t>
       </w:r>
       <w:r>
+        <w:rPr>
+          <w:rFonts w:eastAsia="標楷體"/>
+        </w:rPr>
         <w:t>完成一套具備對話介面與風險分析邏輯的</w:t>
       </w:r>
       <w:r>
+        <w:rPr>
+          <w:rFonts w:eastAsia="標楷體"/>
+        </w:rPr>
         <w:t xml:space="preserve"> AI </w:t>
       </w:r>
       <w:r>
+        <w:rPr>
+          <w:rFonts w:eastAsia="標楷體"/>
+        </w:rPr>
         <w:t>系統。</w:t>
       </w:r>
     </w:p>
@@ -4680,20 +5078,44 @@
           <w:ilvl w:val="0"/>
           <w:numId w:val="3"/>
         </w:numPr>
-        <w:spacing w:after="160" w:line="278" w:lineRule="auto"/>
-      </w:pPr>
-      <w:r>
-        <w:rPr>
+        <w:spacing w:after="160"/>
+        <w:rPr>
+          <w:rFonts w:eastAsia="標楷體"/>
+        </w:rPr>
+      </w:pPr>
+      <w:r>
+        <w:rPr>
+          <w:rFonts w:eastAsia="標楷體"/>
           <w:b/>
           <w:bCs/>
         </w:rPr>
         <w:t>評估報表產出：</w:t>
       </w:r>
       <w:r>
+        <w:rPr>
+          <w:rFonts w:eastAsia="標楷體"/>
+        </w:rPr>
         <w:t xml:space="preserve"> </w:t>
       </w:r>
       <w:r>
-        <w:t>系統能根據評估結果，自動產出初步的資安風險報告。</w:t>
+        <w:rPr>
+          <w:rFonts w:eastAsia="標楷體"/>
+        </w:rPr>
+        <w:t>系統能根據評估結果，自動產出初步</w:t>
+      </w:r>
+      <w:proofErr w:type="gramStart"/>
+      <w:r>
+        <w:rPr>
+          <w:rFonts w:eastAsia="標楷體"/>
+        </w:rPr>
+        <w:t>的資安風險</w:t>
+      </w:r>
+      <w:proofErr w:type="gramEnd"/>
+      <w:r>
+        <w:rPr>
+          <w:rFonts w:eastAsia="標楷體"/>
+        </w:rPr>
+        <w:t>報告。</w:t>
       </w:r>
     </w:p>
     <w:p>
@@ -4702,26 +5124,2927 @@
           <w:ilvl w:val="0"/>
           <w:numId w:val="3"/>
         </w:numPr>
-        <w:spacing w:after="160" w:line="278" w:lineRule="auto"/>
-      </w:pPr>
-      <w:r>
-        <w:rPr>
+        <w:spacing w:after="160"/>
+        <w:rPr>
+          <w:rFonts w:eastAsia="標楷體"/>
+        </w:rPr>
+      </w:pPr>
+      <w:proofErr w:type="gramStart"/>
+      <w:r>
+        <w:rPr>
+          <w:rFonts w:eastAsia="標楷體"/>
           <w:b/>
           <w:bCs/>
         </w:rPr>
-        <w:t>知識賦能：</w:t>
-      </w:r>
-      <w:r>
+        <w:t>知識賦能</w:t>
+      </w:r>
+      <w:proofErr w:type="gramEnd"/>
+      <w:r>
+        <w:rPr>
+          <w:rFonts w:eastAsia="標楷體"/>
+          <w:b/>
+          <w:bCs/>
+        </w:rPr>
+        <w:t>：</w:t>
+      </w:r>
+      <w:r>
+        <w:rPr>
+          <w:rFonts w:eastAsia="標楷體"/>
+        </w:rPr>
         <w:t xml:space="preserve"> </w:t>
       </w:r>
       <w:r>
-        <w:t>降低中小企業理解資安風險的成本，強化其整體防禦意識。</w:t>
-      </w:r>
-    </w:p>
-    <w:p/>
-    <w:p/>
-    <w:p>
-      <w:pPr>
+        <w:rPr>
+          <w:rFonts w:eastAsia="標楷體"/>
+        </w:rPr>
+        <w:t>降低中小企業</w:t>
+      </w:r>
+      <w:proofErr w:type="gramStart"/>
+      <w:r>
+        <w:rPr>
+          <w:rFonts w:eastAsia="標楷體"/>
+        </w:rPr>
+        <w:t>理解資安風險</w:t>
+      </w:r>
+      <w:proofErr w:type="gramEnd"/>
+      <w:r>
+        <w:rPr>
+          <w:rFonts w:eastAsia="標楷體"/>
+        </w:rPr>
+        <w:t>的成本，強化其整體防禦意識。</w:t>
+      </w:r>
+    </w:p>
+    <w:p>
+      <w:pPr>
+        <w:rPr>
+          <w:rFonts w:eastAsia="標楷體"/>
+        </w:rPr>
+      </w:pPr>
+    </w:p>
+    <w:p>
+      <w:pPr>
+        <w:rPr>
+          <w:rFonts w:eastAsia="標楷體"/>
+        </w:rPr>
+      </w:pPr>
+    </w:p>
+    <w:p>
+      <w:pPr>
+        <w:rPr>
+          <w:rFonts w:eastAsia="標楷體"/>
+        </w:rPr>
+      </w:pPr>
+    </w:p>
+    <w:p>
+      <w:pPr>
+        <w:widowControl/>
+        <w:spacing w:after="160"/>
+        <w:rPr>
+          <w:rFonts w:eastAsia="標楷體"/>
+        </w:rPr>
+      </w:pPr>
+      <w:r>
+        <w:rPr>
+          <w:rFonts w:eastAsia="標楷體"/>
+        </w:rPr>
+        <w:br w:type="page"/>
+      </w:r>
+    </w:p>
+    <w:p>
+      <w:pPr>
+        <w:widowControl/>
+        <w:spacing w:after="160"/>
+        <w:jc w:val="center"/>
+        <w:rPr>
+          <w:rFonts w:eastAsia="標楷體"/>
+          <w:b/>
+          <w:bCs/>
+          <w:sz w:val="32"/>
+          <w:szCs w:val="32"/>
+        </w:rPr>
+      </w:pPr>
+      <w:r>
+        <w:rPr>
+          <w:rFonts w:eastAsia="標楷體" w:hint="eastAsia"/>
+          <w:b/>
+          <w:bCs/>
+          <w:sz w:val="32"/>
+          <w:szCs w:val="32"/>
+        </w:rPr>
+        <w:lastRenderedPageBreak/>
+        <w:t>第</w:t>
+      </w:r>
+      <w:r>
+        <w:rPr>
+          <w:rFonts w:eastAsia="標楷體"/>
+          <w:b/>
+          <w:bCs/>
+          <w:sz w:val="32"/>
+          <w:szCs w:val="32"/>
+        </w:rPr>
+        <w:t>3</w:t>
+      </w:r>
+      <w:r>
+        <w:rPr>
+          <w:rFonts w:eastAsia="標楷體" w:hint="eastAsia"/>
+          <w:b/>
+          <w:bCs/>
+          <w:sz w:val="32"/>
+          <w:szCs w:val="32"/>
+        </w:rPr>
+        <w:t>章</w:t>
+      </w:r>
+      <w:r>
+        <w:rPr>
+          <w:rFonts w:eastAsia="標楷體"/>
+          <w:b/>
+          <w:bCs/>
+          <w:sz w:val="32"/>
+          <w:szCs w:val="32"/>
+        </w:rPr>
+        <w:t xml:space="preserve"> </w:t>
+      </w:r>
+      <w:r>
+        <w:rPr>
+          <w:rFonts w:eastAsia="標楷體" w:hint="eastAsia"/>
+          <w:b/>
+          <w:bCs/>
+          <w:sz w:val="32"/>
+          <w:szCs w:val="32"/>
+        </w:rPr>
+        <w:t>系統架構</w:t>
+      </w:r>
+    </w:p>
+    <w:p>
+      <w:pPr>
+        <w:widowControl/>
+        <w:spacing w:after="160"/>
+        <w:rPr>
+          <w:rFonts w:eastAsia="標楷體"/>
+          <w:b/>
+          <w:bCs/>
+          <w:sz w:val="28"/>
+          <w:szCs w:val="28"/>
+        </w:rPr>
+      </w:pPr>
+      <w:r>
+        <w:rPr>
+          <w:rFonts w:eastAsia="標楷體"/>
+          <w:b/>
+          <w:bCs/>
+          <w:sz w:val="28"/>
+          <w:szCs w:val="28"/>
+        </w:rPr>
+        <w:t xml:space="preserve">3-1 </w:t>
+      </w:r>
+      <w:r>
+        <w:rPr>
+          <w:rFonts w:eastAsia="標楷體" w:hint="eastAsia"/>
+          <w:b/>
+          <w:bCs/>
+          <w:sz w:val="28"/>
+          <w:szCs w:val="28"/>
+        </w:rPr>
+        <w:t>系統架構</w:t>
+      </w:r>
+    </w:p>
+    <w:p>
+      <w:pPr>
+        <w:widowControl/>
+        <w:spacing w:after="160"/>
+        <w:ind w:firstLineChars="200" w:firstLine="480"/>
+        <w:jc w:val="both"/>
+        <w:rPr>
+          <w:rFonts w:eastAsia="標楷體"/>
+        </w:rPr>
+      </w:pPr>
+      <w:r>
+        <w:rPr>
+          <w:rFonts w:eastAsia="標楷體" w:hint="eastAsia"/>
+        </w:rPr>
+        <w:t>我們的系統旨在協助使用者自動化進行資訊資產盤點、漏洞分析與風險評鑑，降低傳統人工評鑑所需的時間與專業門檻，並提升</w:t>
+      </w:r>
+      <w:proofErr w:type="gramStart"/>
+      <w:r>
+        <w:rPr>
+          <w:rFonts w:eastAsia="標楷體" w:hint="eastAsia"/>
+        </w:rPr>
+        <w:t>整體資安管理</w:t>
+      </w:r>
+      <w:proofErr w:type="gramEnd"/>
+      <w:r>
+        <w:rPr>
+          <w:rFonts w:eastAsia="標楷體" w:hint="eastAsia"/>
+        </w:rPr>
+        <w:t>效率。透過使用者輸入資產資料（如系統名稱、設備類型、重要性等），結合漏洞資料與</w:t>
+      </w:r>
+      <w:r>
+        <w:rPr>
+          <w:rFonts w:eastAsia="標楷體"/>
+        </w:rPr>
+        <w:t>AI</w:t>
+      </w:r>
+      <w:r>
+        <w:rPr>
+          <w:rFonts w:eastAsia="標楷體" w:hint="eastAsia"/>
+        </w:rPr>
+        <w:t>分析技術，自動產出風險評鑑結果與建議措施，提供決策參考。系統架構主要分為三個部分：</w:t>
+      </w:r>
+    </w:p>
+    <w:p>
+      <w:pPr>
+        <w:widowControl/>
+        <w:numPr>
+          <w:ilvl w:val="0"/>
+          <w:numId w:val="4"/>
+        </w:numPr>
+        <w:spacing w:after="160"/>
+        <w:jc w:val="both"/>
+        <w:rPr>
+          <w:rFonts w:eastAsia="標楷體"/>
+        </w:rPr>
+      </w:pPr>
+      <w:r>
+        <w:rPr>
+          <w:rFonts w:eastAsia="標楷體" w:hint="eastAsia"/>
+          <w:bCs/>
+        </w:rPr>
+        <w:t>前端介面</w:t>
+      </w:r>
+      <w:r>
+        <w:rPr>
+          <w:rFonts w:eastAsia="標楷體" w:hint="eastAsia"/>
+        </w:rPr>
+        <w:t>：本系統使用</w:t>
+      </w:r>
+      <w:r>
+        <w:rPr>
+          <w:rFonts w:eastAsia="標楷體"/>
+        </w:rPr>
+        <w:t>HTML</w:t>
+      </w:r>
+      <w:r>
+        <w:rPr>
+          <w:rFonts w:eastAsia="標楷體" w:hint="eastAsia"/>
+        </w:rPr>
+        <w:t>、</w:t>
+      </w:r>
+      <w:r>
+        <w:rPr>
+          <w:rFonts w:eastAsia="標楷體"/>
+        </w:rPr>
+        <w:t>CSS</w:t>
+      </w:r>
+      <w:r>
+        <w:rPr>
+          <w:rFonts w:eastAsia="標楷體" w:hint="eastAsia"/>
+        </w:rPr>
+        <w:t>與</w:t>
+      </w:r>
+      <w:r>
+        <w:rPr>
+          <w:rFonts w:eastAsia="標楷體"/>
+        </w:rPr>
+        <w:t>JavaScript</w:t>
+      </w:r>
+      <w:r>
+        <w:rPr>
+          <w:rFonts w:eastAsia="標楷體" w:hint="eastAsia"/>
+        </w:rPr>
+        <w:t>建構操作介面，提供使用者直覺化的操作環境。主要功能包括：使用者登入與基本資料管理、資產資料輸入、風險評估結果查詢、報表檢視與下載。使用者可透過網頁即時查看風險分析結果，提升操作便利性。</w:t>
+      </w:r>
+    </w:p>
+    <w:p>
+      <w:pPr>
+        <w:widowControl/>
+        <w:numPr>
+          <w:ilvl w:val="0"/>
+          <w:numId w:val="4"/>
+        </w:numPr>
+        <w:spacing w:after="160"/>
+        <w:jc w:val="both"/>
+        <w:rPr>
+          <w:rFonts w:eastAsia="標楷體"/>
+        </w:rPr>
+      </w:pPr>
+      <w:r>
+        <w:rPr>
+          <w:rFonts w:eastAsia="標楷體" w:hint="eastAsia"/>
+          <w:bCs/>
+        </w:rPr>
+        <w:t>後端服務</w:t>
+      </w:r>
+      <w:r>
+        <w:rPr>
+          <w:rFonts w:eastAsia="標楷體" w:hint="eastAsia"/>
+        </w:rPr>
+        <w:t>：採用</w:t>
+      </w:r>
+      <w:r>
+        <w:rPr>
+          <w:rFonts w:eastAsia="標楷體"/>
+        </w:rPr>
+        <w:t>Python Flask</w:t>
+      </w:r>
+      <w:r>
+        <w:rPr>
+          <w:rFonts w:eastAsia="標楷體" w:hint="eastAsia"/>
+        </w:rPr>
+        <w:t>框架進行開發，負責系統核心邏輯與資料處理，主要功能包括：接收前端輸入之資產資料、串接漏洞資料來源取得</w:t>
+      </w:r>
+      <w:r>
+        <w:rPr>
+          <w:rFonts w:eastAsia="標楷體"/>
+        </w:rPr>
+        <w:t>CVE</w:t>
+      </w:r>
+      <w:r>
+        <w:rPr>
+          <w:rFonts w:eastAsia="標楷體" w:hint="eastAsia"/>
+        </w:rPr>
+        <w:t>資訊、執行風險評估、整合</w:t>
+      </w:r>
+      <w:r>
+        <w:rPr>
+          <w:rFonts w:eastAsia="標楷體"/>
+        </w:rPr>
+        <w:t>AI</w:t>
+      </w:r>
+      <w:r>
+        <w:rPr>
+          <w:rFonts w:eastAsia="標楷體" w:hint="eastAsia"/>
+        </w:rPr>
+        <w:t>模型進行風險分析與建議生成、管理使用者資料與評估紀錄。系統透過</w:t>
+      </w:r>
+      <w:r>
+        <w:rPr>
+          <w:rFonts w:eastAsia="標楷體"/>
+        </w:rPr>
+        <w:t>API</w:t>
+      </w:r>
+      <w:r>
+        <w:rPr>
+          <w:rFonts w:eastAsia="標楷體" w:hint="eastAsia"/>
+        </w:rPr>
+        <w:t>進行前後端資料傳輸，使系統架構更為</w:t>
+      </w:r>
+      <w:proofErr w:type="gramStart"/>
+      <w:r>
+        <w:rPr>
+          <w:rFonts w:eastAsia="標楷體" w:hint="eastAsia"/>
+        </w:rPr>
+        <w:t>清晰，</w:t>
+      </w:r>
+      <w:proofErr w:type="gramEnd"/>
+      <w:r>
+        <w:rPr>
+          <w:rFonts w:eastAsia="標楷體" w:hint="eastAsia"/>
+        </w:rPr>
+        <w:t>並提升擴展性與維護性。</w:t>
+      </w:r>
+    </w:p>
+    <w:p>
+      <w:pPr>
+        <w:widowControl/>
+        <w:numPr>
+          <w:ilvl w:val="0"/>
+          <w:numId w:val="4"/>
+        </w:numPr>
+        <w:spacing w:after="160"/>
+        <w:jc w:val="both"/>
+        <w:rPr>
+          <w:rFonts w:eastAsia="標楷體"/>
+        </w:rPr>
+      </w:pPr>
+      <w:r>
+        <w:rPr>
+          <w:rFonts w:eastAsia="標楷體" w:hint="eastAsia"/>
+          <w:bCs/>
+        </w:rPr>
+        <w:t>資料庫與系統整合</w:t>
+      </w:r>
+      <w:r>
+        <w:rPr>
+          <w:rFonts w:eastAsia="標楷體" w:hint="eastAsia"/>
+        </w:rPr>
+        <w:t>：使用</w:t>
+      </w:r>
+      <w:r>
+        <w:rPr>
+          <w:rFonts w:eastAsia="標楷體"/>
+        </w:rPr>
+        <w:t xml:space="preserve"> MySQL </w:t>
+      </w:r>
+      <w:r>
+        <w:rPr>
+          <w:rFonts w:eastAsia="標楷體" w:hint="eastAsia"/>
+        </w:rPr>
+        <w:t>作為資料庫，負責儲存與管理系統相關資料，包括使用者帳號資訊、資訊資產清單、漏洞資料（</w:t>
+      </w:r>
+      <w:r>
+        <w:rPr>
+          <w:rFonts w:eastAsia="標楷體"/>
+        </w:rPr>
+        <w:t>CVE</w:t>
+      </w:r>
+      <w:r>
+        <w:rPr>
+          <w:rFonts w:eastAsia="標楷體" w:hint="eastAsia"/>
+        </w:rPr>
+        <w:t>）以及風險評鑑結果。系統透過後端與資料庫進行資料存取，以確保資料的一致性、完整性與即時更新能力。</w:t>
+      </w:r>
+    </w:p>
+    <w:p>
+      <w:pPr>
+        <w:widowControl/>
+        <w:spacing w:after="160"/>
+        <w:rPr>
+          <w:rFonts w:eastAsia="標楷體"/>
+        </w:rPr>
+      </w:pPr>
+    </w:p>
+    <w:p>
+      <w:pPr>
+        <w:widowControl/>
+        <w:spacing w:after="160"/>
+        <w:ind w:firstLineChars="200" w:firstLine="480"/>
+        <w:jc w:val="both"/>
+        <w:rPr>
+          <w:rFonts w:eastAsia="標楷體"/>
+        </w:rPr>
+      </w:pPr>
+      <w:r>
+        <w:rPr>
+          <w:rFonts w:eastAsia="標楷體" w:hint="eastAsia"/>
+        </w:rPr>
+        <w:t>圖</w:t>
+      </w:r>
+      <w:r>
+        <w:rPr>
+          <w:rFonts w:eastAsia="標楷體"/>
+        </w:rPr>
+        <w:t xml:space="preserve"> 3-1-1 </w:t>
+      </w:r>
+      <w:r>
+        <w:rPr>
+          <w:rFonts w:eastAsia="標楷體" w:hint="eastAsia"/>
+        </w:rPr>
+        <w:t>顯示本系統之整體架構。使用者透過前端介面操作系統，前端將請求傳送至後端伺服器，後端進行資料處理與風險分析後，將結果回傳至前端顯示，並將相關資料儲存於資料庫中。同時，後端亦可串接外部漏洞資料來源，以提升分析準確性與完整性。</w:t>
+      </w:r>
+    </w:p>
+    <w:p>
+      <w:pPr>
+        <w:widowControl/>
+        <w:spacing w:after="160"/>
+        <w:rPr>
+          <w:rFonts w:eastAsia="標楷體"/>
+        </w:rPr>
+      </w:pPr>
+    </w:p>
+    <w:p>
+      <w:pPr>
+        <w:widowControl/>
+        <w:spacing w:after="160"/>
+        <w:rPr>
+          <w:rFonts w:eastAsia="標楷體"/>
+          <w:b/>
+          <w:bCs/>
+          <w:sz w:val="28"/>
+          <w:szCs w:val="28"/>
+        </w:rPr>
+      </w:pPr>
+      <w:r>
+        <w:rPr>
+          <w:rFonts w:eastAsia="標楷體"/>
+          <w:b/>
+          <w:bCs/>
+          <w:sz w:val="28"/>
+          <w:szCs w:val="28"/>
+        </w:rPr>
+        <w:t xml:space="preserve">3-2 </w:t>
+      </w:r>
+      <w:r>
+        <w:rPr>
+          <w:rFonts w:eastAsia="標楷體" w:hint="eastAsia"/>
+          <w:b/>
+          <w:bCs/>
+          <w:sz w:val="28"/>
+          <w:szCs w:val="28"/>
+        </w:rPr>
+        <w:t>系統軟、硬體需求與技術平台</w:t>
+      </w:r>
+    </w:p>
+    <w:p>
+      <w:pPr>
+        <w:widowControl/>
+        <w:spacing w:after="160"/>
+        <w:ind w:firstLineChars="200" w:firstLine="480"/>
+        <w:jc w:val="both"/>
+        <w:rPr>
+          <w:rFonts w:eastAsia="標楷體"/>
+        </w:rPr>
+      </w:pPr>
+      <w:r>
+        <w:rPr>
+          <w:rFonts w:eastAsia="標楷體" w:hint="eastAsia"/>
+        </w:rPr>
+        <w:t>本系統採用現代化網頁技術架構，以</w:t>
+      </w:r>
+      <w:r>
+        <w:rPr>
+          <w:rFonts w:eastAsia="標楷體"/>
+        </w:rPr>
+        <w:t>HTML</w:t>
+      </w:r>
+      <w:r>
+        <w:rPr>
+          <w:rFonts w:eastAsia="標楷體" w:hint="eastAsia"/>
+        </w:rPr>
+        <w:t>、</w:t>
+      </w:r>
+      <w:r>
+        <w:rPr>
+          <w:rFonts w:eastAsia="標楷體"/>
+        </w:rPr>
+        <w:t>CSS</w:t>
+      </w:r>
+      <w:r>
+        <w:rPr>
+          <w:rFonts w:eastAsia="標楷體" w:hint="eastAsia"/>
+        </w:rPr>
+        <w:t>與</w:t>
+      </w:r>
+      <w:r>
+        <w:rPr>
+          <w:rFonts w:eastAsia="標楷體"/>
+        </w:rPr>
+        <w:t>JavaScript</w:t>
+      </w:r>
+      <w:r>
+        <w:rPr>
+          <w:rFonts w:eastAsia="標楷體" w:hint="eastAsia"/>
+        </w:rPr>
+        <w:t>建構前端介面，並結合</w:t>
+      </w:r>
+      <w:r>
+        <w:rPr>
+          <w:rFonts w:eastAsia="標楷體"/>
+        </w:rPr>
+        <w:t>Python Flask</w:t>
+      </w:r>
+      <w:r>
+        <w:rPr>
+          <w:rFonts w:eastAsia="標楷體" w:hint="eastAsia"/>
+        </w:rPr>
+        <w:t>後端框架與</w:t>
+      </w:r>
+      <w:r>
+        <w:rPr>
+          <w:rFonts w:eastAsia="標楷體"/>
+        </w:rPr>
+        <w:t>MySQL</w:t>
+      </w:r>
+      <w:r>
+        <w:rPr>
+          <w:rFonts w:eastAsia="標楷體" w:hint="eastAsia"/>
+        </w:rPr>
+        <w:t>資料庫，建置一套完整</w:t>
+      </w:r>
+      <w:proofErr w:type="gramStart"/>
+      <w:r>
+        <w:rPr>
+          <w:rFonts w:eastAsia="標楷體" w:hint="eastAsia"/>
+        </w:rPr>
+        <w:t>的資安風險</w:t>
+      </w:r>
+      <w:proofErr w:type="gramEnd"/>
+      <w:r>
+        <w:rPr>
+          <w:rFonts w:eastAsia="標楷體" w:hint="eastAsia"/>
+        </w:rPr>
+        <w:t>評估平台。</w:t>
+      </w:r>
+    </w:p>
+    <w:p>
+      <w:pPr>
+        <w:widowControl/>
+        <w:spacing w:after="160"/>
+        <w:ind w:firstLineChars="200" w:firstLine="480"/>
+        <w:jc w:val="both"/>
+        <w:rPr>
+          <w:rFonts w:eastAsia="標楷體"/>
+        </w:rPr>
+      </w:pPr>
+      <w:r>
+        <w:rPr>
+          <w:rFonts w:eastAsia="標楷體" w:hint="eastAsia"/>
+        </w:rPr>
+        <w:lastRenderedPageBreak/>
+        <w:t>考量現今使用者多透過不同裝置進行操作，本系統設計為跨平台網頁應用，支援電腦與行動裝置瀏覽器，使用者能隨時</w:t>
+      </w:r>
+      <w:proofErr w:type="gramStart"/>
+      <w:r>
+        <w:rPr>
+          <w:rFonts w:eastAsia="標楷體" w:hint="eastAsia"/>
+        </w:rPr>
+        <w:t>進行資安風險</w:t>
+      </w:r>
+      <w:proofErr w:type="gramEnd"/>
+      <w:r>
+        <w:rPr>
+          <w:rFonts w:eastAsia="標楷體" w:hint="eastAsia"/>
+        </w:rPr>
+        <w:t>評估與查詢結果。系統軟、硬體需求如下：</w:t>
+      </w:r>
+    </w:p>
+    <w:p>
+      <w:pPr>
+        <w:widowControl/>
+        <w:spacing w:after="160"/>
+        <w:rPr>
+          <w:rFonts w:eastAsia="標楷體"/>
+        </w:rPr>
+      </w:pPr>
+      <w:r>
+        <w:rPr>
+          <w:rFonts w:eastAsia="標楷體" w:hint="eastAsia"/>
+        </w:rPr>
+        <w:t>表</w:t>
+      </w:r>
+      <w:r>
+        <w:rPr>
+          <w:rFonts w:eastAsia="標楷體"/>
+        </w:rPr>
+        <w:t xml:space="preserve"> 3-2-1 </w:t>
+      </w:r>
+      <w:r>
+        <w:rPr>
+          <w:rFonts w:eastAsia="標楷體" w:hint="eastAsia"/>
+        </w:rPr>
+        <w:t>系統軟體需求</w:t>
+      </w:r>
+    </w:p>
+    <w:tbl>
+      <w:tblPr>
+        <w:tblStyle w:val="af4"/>
+        <w:tblW w:w="0" w:type="auto"/>
+        <w:tblLook w:val="04A0" w:firstRow="1" w:lastRow="0" w:firstColumn="1" w:lastColumn="0" w:noHBand="0" w:noVBand="1"/>
+      </w:tblPr>
+      <w:tblGrid>
+        <w:gridCol w:w="3397"/>
+        <w:gridCol w:w="4899"/>
+      </w:tblGrid>
+      <w:tr>
+        <w:tc>
+          <w:tcPr>
+            <w:tcW w:w="3397" w:type="dxa"/>
+            <w:tcBorders>
+              <w:top w:val="single" w:sz="4" w:space="0" w:color="auto"/>
+              <w:left w:val="single" w:sz="4" w:space="0" w:color="auto"/>
+              <w:bottom w:val="single" w:sz="4" w:space="0" w:color="auto"/>
+              <w:right w:val="single" w:sz="4" w:space="0" w:color="auto"/>
+            </w:tcBorders>
+            <w:shd w:val="clear" w:color="auto" w:fill="E8E8E8" w:themeFill="background2"/>
+            <w:hideMark/>
+          </w:tcPr>
+          <w:p>
+            <w:pPr>
+              <w:widowControl/>
+              <w:spacing w:after="160"/>
+              <w:jc w:val="center"/>
+              <w:rPr>
+                <w:rFonts w:eastAsia="標楷體"/>
+              </w:rPr>
+            </w:pPr>
+            <w:r>
+              <w:rPr>
+                <w:rFonts w:eastAsia="標楷體" w:hint="eastAsia"/>
+              </w:rPr>
+              <w:t>項目</w:t>
+            </w:r>
+          </w:p>
+        </w:tc>
+        <w:tc>
+          <w:tcPr>
+            <w:tcW w:w="4899" w:type="dxa"/>
+            <w:tcBorders>
+              <w:top w:val="single" w:sz="4" w:space="0" w:color="auto"/>
+              <w:left w:val="single" w:sz="4" w:space="0" w:color="auto"/>
+              <w:bottom w:val="single" w:sz="4" w:space="0" w:color="auto"/>
+              <w:right w:val="single" w:sz="4" w:space="0" w:color="auto"/>
+            </w:tcBorders>
+            <w:shd w:val="clear" w:color="auto" w:fill="E8E8E8" w:themeFill="background2"/>
+            <w:hideMark/>
+          </w:tcPr>
+          <w:p>
+            <w:pPr>
+              <w:widowControl/>
+              <w:spacing w:after="160"/>
+              <w:jc w:val="center"/>
+              <w:rPr>
+                <w:rFonts w:eastAsia="標楷體"/>
+              </w:rPr>
+            </w:pPr>
+            <w:r>
+              <w:rPr>
+                <w:rFonts w:eastAsia="標楷體" w:hint="eastAsia"/>
+              </w:rPr>
+              <w:t>需求規格說明</w:t>
+            </w:r>
+          </w:p>
+        </w:tc>
+      </w:tr>
+      <w:tr>
+        <w:tc>
+          <w:tcPr>
+            <w:tcW w:w="3397" w:type="dxa"/>
+            <w:tcBorders>
+              <w:top w:val="single" w:sz="4" w:space="0" w:color="auto"/>
+              <w:left w:val="single" w:sz="4" w:space="0" w:color="auto"/>
+              <w:bottom w:val="single" w:sz="4" w:space="0" w:color="auto"/>
+              <w:right w:val="single" w:sz="4" w:space="0" w:color="auto"/>
+            </w:tcBorders>
+            <w:hideMark/>
+          </w:tcPr>
+          <w:p>
+            <w:pPr>
+              <w:widowControl/>
+              <w:spacing w:after="160"/>
+              <w:rPr>
+                <w:rFonts w:eastAsia="標楷體"/>
+              </w:rPr>
+            </w:pPr>
+            <w:r>
+              <w:rPr>
+                <w:rFonts w:eastAsia="標楷體" w:hint="eastAsia"/>
+              </w:rPr>
+              <w:t>作業系統</w:t>
+            </w:r>
+          </w:p>
+        </w:tc>
+        <w:tc>
+          <w:tcPr>
+            <w:tcW w:w="4899" w:type="dxa"/>
+            <w:tcBorders>
+              <w:top w:val="single" w:sz="4" w:space="0" w:color="auto"/>
+              <w:left w:val="single" w:sz="4" w:space="0" w:color="auto"/>
+              <w:bottom w:val="single" w:sz="4" w:space="0" w:color="auto"/>
+              <w:right w:val="single" w:sz="4" w:space="0" w:color="auto"/>
+            </w:tcBorders>
+            <w:hideMark/>
+          </w:tcPr>
+          <w:p>
+            <w:pPr>
+              <w:widowControl/>
+              <w:spacing w:after="160"/>
+              <w:rPr>
+                <w:rFonts w:eastAsia="標楷體"/>
+              </w:rPr>
+            </w:pPr>
+            <w:r>
+              <w:rPr>
+                <w:rFonts w:eastAsia="標楷體"/>
+              </w:rPr>
+              <w:t>Windows / macOS / Linux</w:t>
+            </w:r>
+          </w:p>
+        </w:tc>
+      </w:tr>
+      <w:tr>
+        <w:tc>
+          <w:tcPr>
+            <w:tcW w:w="3397" w:type="dxa"/>
+            <w:tcBorders>
+              <w:top w:val="single" w:sz="4" w:space="0" w:color="auto"/>
+              <w:left w:val="single" w:sz="4" w:space="0" w:color="auto"/>
+              <w:bottom w:val="single" w:sz="4" w:space="0" w:color="auto"/>
+              <w:right w:val="single" w:sz="4" w:space="0" w:color="auto"/>
+            </w:tcBorders>
+            <w:hideMark/>
+          </w:tcPr>
+          <w:p>
+            <w:pPr>
+              <w:widowControl/>
+              <w:spacing w:after="160"/>
+              <w:rPr>
+                <w:rFonts w:eastAsia="標楷體"/>
+              </w:rPr>
+            </w:pPr>
+            <w:r>
+              <w:rPr>
+                <w:rFonts w:eastAsia="標楷體" w:hint="eastAsia"/>
+              </w:rPr>
+              <w:t>前端技術</w:t>
+            </w:r>
+          </w:p>
+        </w:tc>
+        <w:tc>
+          <w:tcPr>
+            <w:tcW w:w="4899" w:type="dxa"/>
+            <w:tcBorders>
+              <w:top w:val="single" w:sz="4" w:space="0" w:color="auto"/>
+              <w:left w:val="single" w:sz="4" w:space="0" w:color="auto"/>
+              <w:bottom w:val="single" w:sz="4" w:space="0" w:color="auto"/>
+              <w:right w:val="single" w:sz="4" w:space="0" w:color="auto"/>
+            </w:tcBorders>
+            <w:hideMark/>
+          </w:tcPr>
+          <w:p>
+            <w:pPr>
+              <w:widowControl/>
+              <w:spacing w:after="160"/>
+              <w:rPr>
+                <w:rFonts w:eastAsia="標楷體"/>
+              </w:rPr>
+            </w:pPr>
+            <w:r>
+              <w:rPr>
+                <w:rFonts w:eastAsia="標楷體"/>
+              </w:rPr>
+              <w:t>HTML</w:t>
+            </w:r>
+            <w:r>
+              <w:rPr>
+                <w:rFonts w:eastAsia="標楷體" w:hint="eastAsia"/>
+              </w:rPr>
+              <w:t>、</w:t>
+            </w:r>
+            <w:r>
+              <w:rPr>
+                <w:rFonts w:eastAsia="標楷體"/>
+              </w:rPr>
+              <w:t>CSS</w:t>
+            </w:r>
+            <w:r>
+              <w:rPr>
+                <w:rFonts w:eastAsia="標楷體" w:hint="eastAsia"/>
+              </w:rPr>
+              <w:t>、</w:t>
+            </w:r>
+            <w:r>
+              <w:rPr>
+                <w:rFonts w:eastAsia="標楷體"/>
+              </w:rPr>
+              <w:t>JavaScript</w:t>
+            </w:r>
+          </w:p>
+        </w:tc>
+      </w:tr>
+      <w:tr>
+        <w:tc>
+          <w:tcPr>
+            <w:tcW w:w="3397" w:type="dxa"/>
+            <w:tcBorders>
+              <w:top w:val="single" w:sz="4" w:space="0" w:color="auto"/>
+              <w:left w:val="single" w:sz="4" w:space="0" w:color="auto"/>
+              <w:bottom w:val="single" w:sz="4" w:space="0" w:color="auto"/>
+              <w:right w:val="single" w:sz="4" w:space="0" w:color="auto"/>
+            </w:tcBorders>
+            <w:hideMark/>
+          </w:tcPr>
+          <w:p>
+            <w:pPr>
+              <w:widowControl/>
+              <w:spacing w:after="160"/>
+              <w:rPr>
+                <w:rFonts w:eastAsia="標楷體"/>
+              </w:rPr>
+            </w:pPr>
+            <w:r>
+              <w:rPr>
+                <w:rFonts w:eastAsia="標楷體" w:hint="eastAsia"/>
+              </w:rPr>
+              <w:t>後端技術</w:t>
+            </w:r>
+          </w:p>
+        </w:tc>
+        <w:tc>
+          <w:tcPr>
+            <w:tcW w:w="4899" w:type="dxa"/>
+            <w:tcBorders>
+              <w:top w:val="single" w:sz="4" w:space="0" w:color="auto"/>
+              <w:left w:val="single" w:sz="4" w:space="0" w:color="auto"/>
+              <w:bottom w:val="single" w:sz="4" w:space="0" w:color="auto"/>
+              <w:right w:val="single" w:sz="4" w:space="0" w:color="auto"/>
+            </w:tcBorders>
+            <w:hideMark/>
+          </w:tcPr>
+          <w:p>
+            <w:pPr>
+              <w:widowControl/>
+              <w:spacing w:after="160"/>
+              <w:rPr>
+                <w:rFonts w:eastAsia="標楷體"/>
+              </w:rPr>
+            </w:pPr>
+            <w:r>
+              <w:rPr>
+                <w:rFonts w:eastAsia="標楷體"/>
+              </w:rPr>
+              <w:t>Python Flask</w:t>
+            </w:r>
+          </w:p>
+        </w:tc>
+      </w:tr>
+      <w:tr>
+        <w:tc>
+          <w:tcPr>
+            <w:tcW w:w="3397" w:type="dxa"/>
+            <w:tcBorders>
+              <w:top w:val="single" w:sz="4" w:space="0" w:color="auto"/>
+              <w:left w:val="single" w:sz="4" w:space="0" w:color="auto"/>
+              <w:bottom w:val="single" w:sz="4" w:space="0" w:color="auto"/>
+              <w:right w:val="single" w:sz="4" w:space="0" w:color="auto"/>
+            </w:tcBorders>
+            <w:hideMark/>
+          </w:tcPr>
+          <w:p>
+            <w:pPr>
+              <w:widowControl/>
+              <w:spacing w:after="160"/>
+              <w:rPr>
+                <w:rFonts w:eastAsia="標楷體"/>
+              </w:rPr>
+            </w:pPr>
+            <w:r>
+              <w:rPr>
+                <w:rFonts w:eastAsia="標楷體" w:hint="eastAsia"/>
+              </w:rPr>
+              <w:t>資料庫</w:t>
+            </w:r>
+          </w:p>
+        </w:tc>
+        <w:tc>
+          <w:tcPr>
+            <w:tcW w:w="4899" w:type="dxa"/>
+            <w:tcBorders>
+              <w:top w:val="single" w:sz="4" w:space="0" w:color="auto"/>
+              <w:left w:val="single" w:sz="4" w:space="0" w:color="auto"/>
+              <w:bottom w:val="single" w:sz="4" w:space="0" w:color="auto"/>
+              <w:right w:val="single" w:sz="4" w:space="0" w:color="auto"/>
+            </w:tcBorders>
+            <w:hideMark/>
+          </w:tcPr>
+          <w:p>
+            <w:pPr>
+              <w:widowControl/>
+              <w:spacing w:after="160"/>
+              <w:rPr>
+                <w:rFonts w:eastAsia="標楷體"/>
+              </w:rPr>
+            </w:pPr>
+            <w:r>
+              <w:rPr>
+                <w:rFonts w:eastAsia="標楷體"/>
+              </w:rPr>
+              <w:t>MySQL</w:t>
+            </w:r>
+          </w:p>
+        </w:tc>
+      </w:tr>
+      <w:tr>
+        <w:tc>
+          <w:tcPr>
+            <w:tcW w:w="3397" w:type="dxa"/>
+            <w:tcBorders>
+              <w:top w:val="single" w:sz="4" w:space="0" w:color="auto"/>
+              <w:left w:val="single" w:sz="4" w:space="0" w:color="auto"/>
+              <w:bottom w:val="single" w:sz="4" w:space="0" w:color="auto"/>
+              <w:right w:val="single" w:sz="4" w:space="0" w:color="auto"/>
+            </w:tcBorders>
+            <w:hideMark/>
+          </w:tcPr>
+          <w:p>
+            <w:pPr>
+              <w:widowControl/>
+              <w:spacing w:after="160"/>
+              <w:rPr>
+                <w:rFonts w:eastAsia="標楷體"/>
+              </w:rPr>
+            </w:pPr>
+            <w:r>
+              <w:rPr>
+                <w:rFonts w:eastAsia="標楷體" w:hint="eastAsia"/>
+              </w:rPr>
+              <w:t>開發工具</w:t>
+            </w:r>
+          </w:p>
+        </w:tc>
+        <w:tc>
+          <w:tcPr>
+            <w:tcW w:w="4899" w:type="dxa"/>
+            <w:tcBorders>
+              <w:top w:val="single" w:sz="4" w:space="0" w:color="auto"/>
+              <w:left w:val="single" w:sz="4" w:space="0" w:color="auto"/>
+              <w:bottom w:val="single" w:sz="4" w:space="0" w:color="auto"/>
+              <w:right w:val="single" w:sz="4" w:space="0" w:color="auto"/>
+            </w:tcBorders>
+            <w:hideMark/>
+          </w:tcPr>
+          <w:p>
+            <w:pPr>
+              <w:widowControl/>
+              <w:spacing w:after="160"/>
+              <w:rPr>
+                <w:rFonts w:eastAsia="標楷體"/>
+              </w:rPr>
+            </w:pPr>
+            <w:r>
+              <w:rPr>
+                <w:rFonts w:eastAsia="標楷體"/>
+              </w:rPr>
+              <w:t>Visual Studio Code</w:t>
+            </w:r>
+          </w:p>
+        </w:tc>
+      </w:tr>
+      <w:tr>
+        <w:tc>
+          <w:tcPr>
+            <w:tcW w:w="3397" w:type="dxa"/>
+            <w:tcBorders>
+              <w:top w:val="single" w:sz="4" w:space="0" w:color="auto"/>
+              <w:left w:val="single" w:sz="4" w:space="0" w:color="auto"/>
+              <w:bottom w:val="single" w:sz="4" w:space="0" w:color="auto"/>
+              <w:right w:val="single" w:sz="4" w:space="0" w:color="auto"/>
+            </w:tcBorders>
+            <w:hideMark/>
+          </w:tcPr>
+          <w:p>
+            <w:pPr>
+              <w:widowControl/>
+              <w:spacing w:after="160"/>
+              <w:rPr>
+                <w:rFonts w:eastAsia="標楷體"/>
+              </w:rPr>
+            </w:pPr>
+            <w:r>
+              <w:rPr>
+                <w:rFonts w:eastAsia="標楷體" w:hint="eastAsia"/>
+              </w:rPr>
+              <w:t>版本控制</w:t>
+            </w:r>
+          </w:p>
+        </w:tc>
+        <w:tc>
+          <w:tcPr>
+            <w:tcW w:w="4899" w:type="dxa"/>
+            <w:tcBorders>
+              <w:top w:val="single" w:sz="4" w:space="0" w:color="auto"/>
+              <w:left w:val="single" w:sz="4" w:space="0" w:color="auto"/>
+              <w:bottom w:val="single" w:sz="4" w:space="0" w:color="auto"/>
+              <w:right w:val="single" w:sz="4" w:space="0" w:color="auto"/>
+            </w:tcBorders>
+            <w:hideMark/>
+          </w:tcPr>
+          <w:p>
+            <w:pPr>
+              <w:widowControl/>
+              <w:spacing w:after="160"/>
+              <w:rPr>
+                <w:rFonts w:eastAsia="標楷體"/>
+              </w:rPr>
+            </w:pPr>
+            <w:r>
+              <w:rPr>
+                <w:rFonts w:eastAsia="標楷體"/>
+              </w:rPr>
+              <w:t>GitHub</w:t>
+            </w:r>
+          </w:p>
+        </w:tc>
+      </w:tr>
+      <w:tr>
+        <w:tc>
+          <w:tcPr>
+            <w:tcW w:w="3397" w:type="dxa"/>
+            <w:tcBorders>
+              <w:top w:val="single" w:sz="4" w:space="0" w:color="auto"/>
+              <w:left w:val="single" w:sz="4" w:space="0" w:color="auto"/>
+              <w:bottom w:val="single" w:sz="4" w:space="0" w:color="auto"/>
+              <w:right w:val="single" w:sz="4" w:space="0" w:color="auto"/>
+            </w:tcBorders>
+            <w:hideMark/>
+          </w:tcPr>
+          <w:p>
+            <w:pPr>
+              <w:widowControl/>
+              <w:spacing w:after="160"/>
+              <w:rPr>
+                <w:rFonts w:eastAsia="標楷體"/>
+              </w:rPr>
+            </w:pPr>
+            <w:r>
+              <w:rPr>
+                <w:rFonts w:eastAsia="標楷體" w:hint="eastAsia"/>
+              </w:rPr>
+              <w:t>瀏覽器</w:t>
+            </w:r>
+          </w:p>
+        </w:tc>
+        <w:tc>
+          <w:tcPr>
+            <w:tcW w:w="4899" w:type="dxa"/>
+            <w:tcBorders>
+              <w:top w:val="single" w:sz="4" w:space="0" w:color="auto"/>
+              <w:left w:val="single" w:sz="4" w:space="0" w:color="auto"/>
+              <w:bottom w:val="single" w:sz="4" w:space="0" w:color="auto"/>
+              <w:right w:val="single" w:sz="4" w:space="0" w:color="auto"/>
+            </w:tcBorders>
+            <w:hideMark/>
+          </w:tcPr>
+          <w:p>
+            <w:pPr>
+              <w:widowControl/>
+              <w:spacing w:after="160"/>
+              <w:rPr>
+                <w:rFonts w:eastAsia="標楷體"/>
+              </w:rPr>
+            </w:pPr>
+            <w:r>
+              <w:rPr>
+                <w:rFonts w:eastAsia="標楷體"/>
+              </w:rPr>
+              <w:t>Chrome</w:t>
+            </w:r>
+            <w:r>
+              <w:rPr>
+                <w:rFonts w:eastAsia="標楷體" w:hint="eastAsia"/>
+              </w:rPr>
+              <w:t>、</w:t>
+            </w:r>
+            <w:r>
+              <w:rPr>
+                <w:rFonts w:eastAsia="標楷體"/>
+              </w:rPr>
+              <w:t>Edge</w:t>
+            </w:r>
+            <w:r>
+              <w:rPr>
+                <w:rFonts w:eastAsia="標楷體" w:hint="eastAsia"/>
+              </w:rPr>
+              <w:t>、</w:t>
+            </w:r>
+            <w:r>
+              <w:rPr>
+                <w:rFonts w:eastAsia="標楷體"/>
+              </w:rPr>
+              <w:t>Safari</w:t>
+            </w:r>
+          </w:p>
+        </w:tc>
+      </w:tr>
+    </w:tbl>
+    <w:p>
+      <w:pPr>
+        <w:widowControl/>
+        <w:spacing w:after="160"/>
+        <w:rPr>
+          <w:rFonts w:eastAsia="標楷體"/>
+        </w:rPr>
+      </w:pPr>
+    </w:p>
+    <w:p>
+      <w:pPr>
+        <w:widowControl/>
+        <w:spacing w:after="160"/>
+        <w:rPr>
+          <w:rFonts w:eastAsia="標楷體"/>
+        </w:rPr>
+      </w:pPr>
+      <w:r>
+        <w:rPr>
+          <w:rFonts w:eastAsia="標楷體" w:hint="eastAsia"/>
+        </w:rPr>
+        <w:t>表</w:t>
+      </w:r>
+      <w:r>
+        <w:rPr>
+          <w:rFonts w:eastAsia="標楷體"/>
+        </w:rPr>
+        <w:t xml:space="preserve"> 3-2-2 </w:t>
+      </w:r>
+      <w:r>
+        <w:rPr>
+          <w:rFonts w:eastAsia="標楷體" w:hint="eastAsia"/>
+        </w:rPr>
+        <w:t>系統硬體需求</w:t>
+      </w:r>
+    </w:p>
+    <w:tbl>
+      <w:tblPr>
+        <w:tblStyle w:val="af4"/>
+        <w:tblW w:w="0" w:type="auto"/>
+        <w:tblLook w:val="04A0" w:firstRow="1" w:lastRow="0" w:firstColumn="1" w:lastColumn="0" w:noHBand="0" w:noVBand="1"/>
+      </w:tblPr>
+      <w:tblGrid>
+        <w:gridCol w:w="3397"/>
+        <w:gridCol w:w="4899"/>
+      </w:tblGrid>
+      <w:tr>
+        <w:tc>
+          <w:tcPr>
+            <w:tcW w:w="3397" w:type="dxa"/>
+            <w:tcBorders>
+              <w:top w:val="single" w:sz="4" w:space="0" w:color="auto"/>
+              <w:left w:val="single" w:sz="4" w:space="0" w:color="auto"/>
+              <w:bottom w:val="single" w:sz="4" w:space="0" w:color="auto"/>
+              <w:right w:val="single" w:sz="4" w:space="0" w:color="auto"/>
+            </w:tcBorders>
+            <w:shd w:val="clear" w:color="auto" w:fill="E8E8E8" w:themeFill="background2"/>
+            <w:hideMark/>
+          </w:tcPr>
+          <w:p>
+            <w:pPr>
+              <w:widowControl/>
+              <w:spacing w:after="160"/>
+              <w:jc w:val="center"/>
+              <w:rPr>
+                <w:rFonts w:eastAsia="標楷體"/>
+              </w:rPr>
+            </w:pPr>
+            <w:r>
+              <w:rPr>
+                <w:rFonts w:eastAsia="標楷體" w:hint="eastAsia"/>
+              </w:rPr>
+              <w:t>項目</w:t>
+            </w:r>
+          </w:p>
+        </w:tc>
+        <w:tc>
+          <w:tcPr>
+            <w:tcW w:w="4899" w:type="dxa"/>
+            <w:tcBorders>
+              <w:top w:val="single" w:sz="4" w:space="0" w:color="auto"/>
+              <w:left w:val="single" w:sz="4" w:space="0" w:color="auto"/>
+              <w:bottom w:val="single" w:sz="4" w:space="0" w:color="auto"/>
+              <w:right w:val="single" w:sz="4" w:space="0" w:color="auto"/>
+            </w:tcBorders>
+            <w:shd w:val="clear" w:color="auto" w:fill="E8E8E8" w:themeFill="background2"/>
+            <w:hideMark/>
+          </w:tcPr>
+          <w:p>
+            <w:pPr>
+              <w:widowControl/>
+              <w:spacing w:after="160"/>
+              <w:jc w:val="center"/>
+              <w:rPr>
+                <w:rFonts w:eastAsia="標楷體"/>
+              </w:rPr>
+            </w:pPr>
+            <w:r>
+              <w:rPr>
+                <w:rFonts w:eastAsia="標楷體" w:hint="eastAsia"/>
+              </w:rPr>
+              <w:t>需求規格說明</w:t>
+            </w:r>
+          </w:p>
+        </w:tc>
+      </w:tr>
+      <w:tr>
+        <w:tc>
+          <w:tcPr>
+            <w:tcW w:w="3397" w:type="dxa"/>
+            <w:tcBorders>
+              <w:top w:val="single" w:sz="4" w:space="0" w:color="auto"/>
+              <w:left w:val="single" w:sz="4" w:space="0" w:color="auto"/>
+              <w:bottom w:val="single" w:sz="4" w:space="0" w:color="auto"/>
+              <w:right w:val="single" w:sz="4" w:space="0" w:color="auto"/>
+            </w:tcBorders>
+            <w:hideMark/>
+          </w:tcPr>
+          <w:p>
+            <w:pPr>
+              <w:widowControl/>
+              <w:spacing w:after="160"/>
+              <w:rPr>
+                <w:rFonts w:eastAsia="標楷體"/>
+              </w:rPr>
+            </w:pPr>
+            <w:r>
+              <w:rPr>
+                <w:rFonts w:eastAsia="標楷體" w:hint="eastAsia"/>
+              </w:rPr>
+              <w:t>裝置類型</w:t>
+            </w:r>
+          </w:p>
+        </w:tc>
+        <w:tc>
+          <w:tcPr>
+            <w:tcW w:w="4899" w:type="dxa"/>
+            <w:tcBorders>
+              <w:top w:val="single" w:sz="4" w:space="0" w:color="auto"/>
+              <w:left w:val="single" w:sz="4" w:space="0" w:color="auto"/>
+              <w:bottom w:val="single" w:sz="4" w:space="0" w:color="auto"/>
+              <w:right w:val="single" w:sz="4" w:space="0" w:color="auto"/>
+            </w:tcBorders>
+            <w:hideMark/>
+          </w:tcPr>
+          <w:p>
+            <w:pPr>
+              <w:widowControl/>
+              <w:spacing w:after="160"/>
+              <w:rPr>
+                <w:rFonts w:eastAsia="標楷體"/>
+              </w:rPr>
+            </w:pPr>
+            <w:r>
+              <w:rPr>
+                <w:rFonts w:eastAsia="標楷體" w:hint="eastAsia"/>
+              </w:rPr>
+              <w:t>支援瀏覽器之電腦、手機或平板</w:t>
+            </w:r>
+          </w:p>
+        </w:tc>
+      </w:tr>
+      <w:tr>
+        <w:tc>
+          <w:tcPr>
+            <w:tcW w:w="3397" w:type="dxa"/>
+            <w:tcBorders>
+              <w:top w:val="single" w:sz="4" w:space="0" w:color="auto"/>
+              <w:left w:val="single" w:sz="4" w:space="0" w:color="auto"/>
+              <w:bottom w:val="single" w:sz="4" w:space="0" w:color="auto"/>
+              <w:right w:val="single" w:sz="4" w:space="0" w:color="auto"/>
+            </w:tcBorders>
+            <w:hideMark/>
+          </w:tcPr>
+          <w:p>
+            <w:pPr>
+              <w:widowControl/>
+              <w:spacing w:after="160"/>
+              <w:rPr>
+                <w:rFonts w:eastAsia="標楷體"/>
+              </w:rPr>
+            </w:pPr>
+            <w:r>
+              <w:rPr>
+                <w:rFonts w:eastAsia="標楷體" w:hint="eastAsia"/>
+              </w:rPr>
+              <w:t>作業系統</w:t>
+            </w:r>
+          </w:p>
+        </w:tc>
+        <w:tc>
+          <w:tcPr>
+            <w:tcW w:w="4899" w:type="dxa"/>
+            <w:tcBorders>
+              <w:top w:val="single" w:sz="4" w:space="0" w:color="auto"/>
+              <w:left w:val="single" w:sz="4" w:space="0" w:color="auto"/>
+              <w:bottom w:val="single" w:sz="4" w:space="0" w:color="auto"/>
+              <w:right w:val="single" w:sz="4" w:space="0" w:color="auto"/>
+            </w:tcBorders>
+            <w:hideMark/>
+          </w:tcPr>
+          <w:p>
+            <w:pPr>
+              <w:widowControl/>
+              <w:spacing w:after="160"/>
+              <w:rPr>
+                <w:rFonts w:eastAsia="標楷體"/>
+              </w:rPr>
+            </w:pPr>
+            <w:r>
+              <w:rPr>
+                <w:rFonts w:eastAsia="標楷體"/>
+              </w:rPr>
+              <w:t>Windows 10</w:t>
+            </w:r>
+            <w:r>
+              <w:rPr>
+                <w:rFonts w:eastAsia="標楷體" w:hint="eastAsia"/>
+              </w:rPr>
+              <w:t>以上</w:t>
+            </w:r>
+            <w:r>
+              <w:rPr>
+                <w:rFonts w:eastAsia="標楷體"/>
+              </w:rPr>
+              <w:t xml:space="preserve"> / macOS / Android / iOS</w:t>
+            </w:r>
+          </w:p>
+        </w:tc>
+      </w:tr>
+      <w:tr>
+        <w:tc>
+          <w:tcPr>
+            <w:tcW w:w="3397" w:type="dxa"/>
+            <w:tcBorders>
+              <w:top w:val="single" w:sz="4" w:space="0" w:color="auto"/>
+              <w:left w:val="single" w:sz="4" w:space="0" w:color="auto"/>
+              <w:bottom w:val="single" w:sz="4" w:space="0" w:color="auto"/>
+              <w:right w:val="single" w:sz="4" w:space="0" w:color="auto"/>
+            </w:tcBorders>
+            <w:hideMark/>
+          </w:tcPr>
+          <w:p>
+            <w:pPr>
+              <w:widowControl/>
+              <w:spacing w:after="160"/>
+              <w:rPr>
+                <w:rFonts w:eastAsia="標楷體"/>
+              </w:rPr>
+            </w:pPr>
+            <w:r>
+              <w:rPr>
+                <w:rFonts w:eastAsia="標楷體" w:hint="eastAsia"/>
+              </w:rPr>
+              <w:t>記憶體</w:t>
+            </w:r>
+          </w:p>
+        </w:tc>
+        <w:tc>
+          <w:tcPr>
+            <w:tcW w:w="4899" w:type="dxa"/>
+            <w:tcBorders>
+              <w:top w:val="single" w:sz="4" w:space="0" w:color="auto"/>
+              <w:left w:val="single" w:sz="4" w:space="0" w:color="auto"/>
+              <w:bottom w:val="single" w:sz="4" w:space="0" w:color="auto"/>
+              <w:right w:val="single" w:sz="4" w:space="0" w:color="auto"/>
+            </w:tcBorders>
+            <w:hideMark/>
+          </w:tcPr>
+          <w:p>
+            <w:pPr>
+              <w:widowControl/>
+              <w:spacing w:after="160"/>
+              <w:rPr>
+                <w:rFonts w:eastAsia="標楷體"/>
+              </w:rPr>
+            </w:pPr>
+            <w:r>
+              <w:rPr>
+                <w:rFonts w:eastAsia="標楷體" w:hint="eastAsia"/>
+              </w:rPr>
+              <w:t>建議</w:t>
+            </w:r>
+            <w:r>
+              <w:rPr>
+                <w:rFonts w:eastAsia="標楷體"/>
+              </w:rPr>
+              <w:t xml:space="preserve"> 4GB </w:t>
+            </w:r>
+            <w:r>
+              <w:rPr>
+                <w:rFonts w:eastAsia="標楷體" w:hint="eastAsia"/>
+              </w:rPr>
+              <w:t>以上</w:t>
+            </w:r>
+          </w:p>
+        </w:tc>
+      </w:tr>
+      <w:tr>
+        <w:tc>
+          <w:tcPr>
+            <w:tcW w:w="3397" w:type="dxa"/>
+            <w:tcBorders>
+              <w:top w:val="single" w:sz="4" w:space="0" w:color="auto"/>
+              <w:left w:val="single" w:sz="4" w:space="0" w:color="auto"/>
+              <w:bottom w:val="single" w:sz="4" w:space="0" w:color="auto"/>
+              <w:right w:val="single" w:sz="4" w:space="0" w:color="auto"/>
+            </w:tcBorders>
+            <w:hideMark/>
+          </w:tcPr>
+          <w:p>
+            <w:pPr>
+              <w:widowControl/>
+              <w:spacing w:after="160"/>
+              <w:rPr>
+                <w:rFonts w:eastAsia="標楷體"/>
+              </w:rPr>
+            </w:pPr>
+            <w:r>
+              <w:rPr>
+                <w:rFonts w:eastAsia="標楷體" w:hint="eastAsia"/>
+              </w:rPr>
+              <w:t>網路需求</w:t>
+            </w:r>
+          </w:p>
+        </w:tc>
+        <w:tc>
+          <w:tcPr>
+            <w:tcW w:w="4899" w:type="dxa"/>
+            <w:tcBorders>
+              <w:top w:val="single" w:sz="4" w:space="0" w:color="auto"/>
+              <w:left w:val="single" w:sz="4" w:space="0" w:color="auto"/>
+              <w:bottom w:val="single" w:sz="4" w:space="0" w:color="auto"/>
+              <w:right w:val="single" w:sz="4" w:space="0" w:color="auto"/>
+            </w:tcBorders>
+            <w:hideMark/>
+          </w:tcPr>
+          <w:p>
+            <w:pPr>
+              <w:widowControl/>
+              <w:spacing w:after="160"/>
+              <w:rPr>
+                <w:rFonts w:eastAsia="標楷體"/>
+              </w:rPr>
+            </w:pPr>
+            <w:r>
+              <w:rPr>
+                <w:rFonts w:eastAsia="標楷體" w:hint="eastAsia"/>
+              </w:rPr>
+              <w:t>穩定網際網路連線</w:t>
+            </w:r>
+          </w:p>
+        </w:tc>
+      </w:tr>
+      <w:tr>
+        <w:tc>
+          <w:tcPr>
+            <w:tcW w:w="3397" w:type="dxa"/>
+            <w:tcBorders>
+              <w:top w:val="single" w:sz="4" w:space="0" w:color="auto"/>
+              <w:left w:val="single" w:sz="4" w:space="0" w:color="auto"/>
+              <w:bottom w:val="single" w:sz="4" w:space="0" w:color="auto"/>
+              <w:right w:val="single" w:sz="4" w:space="0" w:color="auto"/>
+            </w:tcBorders>
+            <w:hideMark/>
+          </w:tcPr>
+          <w:p>
+            <w:pPr>
+              <w:widowControl/>
+              <w:spacing w:after="160"/>
+              <w:rPr>
+                <w:rFonts w:eastAsia="標楷體"/>
+              </w:rPr>
+            </w:pPr>
+            <w:r>
+              <w:rPr>
+                <w:rFonts w:eastAsia="標楷體" w:hint="eastAsia"/>
+              </w:rPr>
+              <w:t>儲存空間</w:t>
+            </w:r>
+          </w:p>
+        </w:tc>
+        <w:tc>
+          <w:tcPr>
+            <w:tcW w:w="4899" w:type="dxa"/>
+            <w:tcBorders>
+              <w:top w:val="single" w:sz="4" w:space="0" w:color="auto"/>
+              <w:left w:val="single" w:sz="4" w:space="0" w:color="auto"/>
+              <w:bottom w:val="single" w:sz="4" w:space="0" w:color="auto"/>
+              <w:right w:val="single" w:sz="4" w:space="0" w:color="auto"/>
+            </w:tcBorders>
+            <w:hideMark/>
+          </w:tcPr>
+          <w:p>
+            <w:pPr>
+              <w:widowControl/>
+              <w:spacing w:after="160"/>
+              <w:rPr>
+                <w:rFonts w:eastAsia="標楷體"/>
+              </w:rPr>
+            </w:pPr>
+            <w:r>
+              <w:rPr>
+                <w:rFonts w:eastAsia="標楷體" w:hint="eastAsia"/>
+              </w:rPr>
+              <w:t>至少</w:t>
+            </w:r>
+            <w:r>
+              <w:rPr>
+                <w:rFonts w:eastAsia="標楷體"/>
+              </w:rPr>
+              <w:t>50MB</w:t>
+            </w:r>
+            <w:r>
+              <w:rPr>
+                <w:rFonts w:eastAsia="標楷體" w:hint="eastAsia"/>
+              </w:rPr>
+              <w:t>（用於暫存資料）</w:t>
+            </w:r>
+          </w:p>
+        </w:tc>
+      </w:tr>
+    </w:tbl>
+    <w:p>
+      <w:pPr>
+        <w:widowControl/>
+        <w:spacing w:after="160"/>
+        <w:rPr>
+          <w:rFonts w:eastAsia="標楷體" w:hint="eastAsia"/>
+        </w:rPr>
+      </w:pPr>
+    </w:p>
+    <w:p>
+      <w:pPr>
+        <w:widowControl/>
+        <w:spacing w:after="160"/>
+        <w:rPr>
+          <w:rFonts w:eastAsia="標楷體"/>
+          <w:b/>
+          <w:bCs/>
+          <w:sz w:val="28"/>
+          <w:szCs w:val="28"/>
+        </w:rPr>
+      </w:pPr>
+      <w:r>
+        <w:rPr>
+          <w:rFonts w:eastAsia="標楷體"/>
+          <w:b/>
+          <w:bCs/>
+          <w:sz w:val="28"/>
+          <w:szCs w:val="28"/>
+        </w:rPr>
+        <w:t xml:space="preserve">3-3 </w:t>
+      </w:r>
+      <w:r>
+        <w:rPr>
+          <w:rFonts w:eastAsia="標楷體" w:hint="eastAsia"/>
+          <w:b/>
+          <w:bCs/>
+          <w:sz w:val="28"/>
+          <w:szCs w:val="28"/>
+        </w:rPr>
+        <w:t>使用標準與工具</w:t>
+      </w:r>
+    </w:p>
+    <w:p>
+      <w:pPr>
+        <w:widowControl/>
+        <w:spacing w:after="160"/>
+        <w:ind w:firstLineChars="200" w:firstLine="480"/>
+        <w:rPr>
+          <w:rFonts w:eastAsia="標楷體"/>
+        </w:rPr>
+      </w:pPr>
+      <w:r>
+        <w:rPr>
+          <w:rFonts w:eastAsia="標楷體" w:hint="eastAsia"/>
+        </w:rPr>
+        <w:t>以下列出本系統於開發「</w:t>
+      </w:r>
+      <w:proofErr w:type="gramStart"/>
+      <w:r>
+        <w:rPr>
+          <w:rFonts w:eastAsia="標楷體" w:hint="eastAsia"/>
+        </w:rPr>
+        <w:t>資安風險</w:t>
+      </w:r>
+      <w:proofErr w:type="gramEnd"/>
+      <w:r>
+        <w:rPr>
+          <w:rFonts w:eastAsia="標楷體" w:hint="eastAsia"/>
+        </w:rPr>
+        <w:t>評鑑</w:t>
+      </w:r>
+      <w:r>
+        <w:rPr>
+          <w:rFonts w:eastAsia="標楷體"/>
+        </w:rPr>
+        <w:t>AI</w:t>
+      </w:r>
+      <w:r>
+        <w:rPr>
+          <w:rFonts w:eastAsia="標楷體" w:hint="eastAsia"/>
+        </w:rPr>
+        <w:t>顧問」時所使用之主要開發工具與技術，並說明其特點與選用理由：</w:t>
+      </w:r>
+    </w:p>
+    <w:p>
+      <w:pPr>
+        <w:widowControl/>
+        <w:spacing w:after="160"/>
+        <w:rPr>
+          <w:rFonts w:eastAsia="標楷體"/>
+        </w:rPr>
+      </w:pPr>
+      <w:r>
+        <w:rPr>
+          <w:rFonts w:eastAsia="標楷體"/>
+        </w:rPr>
+        <w:t xml:space="preserve">1. </w:t>
+      </w:r>
+      <w:r>
+        <w:rPr>
+          <w:rFonts w:eastAsia="標楷體" w:hint="eastAsia"/>
+        </w:rPr>
+        <w:t>開發工具與技術說明：</w:t>
+      </w:r>
+    </w:p>
+    <w:p>
+      <w:pPr>
+        <w:widowControl/>
+        <w:numPr>
+          <w:ilvl w:val="0"/>
+          <w:numId w:val="5"/>
+        </w:numPr>
+        <w:spacing w:after="160"/>
+        <w:rPr>
+          <w:rFonts w:eastAsia="標楷體"/>
+        </w:rPr>
+      </w:pPr>
+      <w:r>
+        <w:rPr>
+          <w:rFonts w:eastAsia="標楷體"/>
+        </w:rPr>
+        <w:lastRenderedPageBreak/>
+        <w:t>Python</w:t>
+      </w:r>
+      <w:r>
+        <w:rPr>
+          <w:rFonts w:eastAsia="標楷體" w:hint="eastAsia"/>
+        </w:rPr>
+        <w:t>：具備語法簡潔、可讀性高與開發效率佳等特性，並擁有豐富的第三方套件資源，適合用於後端開發與資料處理。本系統採用</w:t>
+      </w:r>
+      <w:r>
+        <w:rPr>
+          <w:rFonts w:eastAsia="標楷體"/>
+        </w:rPr>
+        <w:t xml:space="preserve">Python </w:t>
+      </w:r>
+      <w:r>
+        <w:rPr>
+          <w:rFonts w:eastAsia="標楷體" w:hint="eastAsia"/>
+        </w:rPr>
+        <w:t>作為主要後端開發語言，以提升系統開發效率與維護性。</w:t>
+      </w:r>
+    </w:p>
+    <w:p>
+      <w:pPr>
+        <w:widowControl/>
+        <w:numPr>
+          <w:ilvl w:val="0"/>
+          <w:numId w:val="5"/>
+        </w:numPr>
+        <w:spacing w:after="160"/>
+        <w:rPr>
+          <w:rFonts w:eastAsia="標楷體"/>
+        </w:rPr>
+      </w:pPr>
+      <w:r>
+        <w:rPr>
+          <w:rFonts w:eastAsia="標楷體"/>
+        </w:rPr>
+        <w:t>Flask</w:t>
+      </w:r>
+      <w:r>
+        <w:rPr>
+          <w:rFonts w:eastAsia="標楷體" w:hint="eastAsia"/>
+        </w:rPr>
+        <w:t>：為</w:t>
+      </w:r>
+      <w:r>
+        <w:rPr>
+          <w:rFonts w:eastAsia="標楷體"/>
+        </w:rPr>
+        <w:t>Python</w:t>
+      </w:r>
+      <w:r>
+        <w:rPr>
+          <w:rFonts w:eastAsia="標楷體" w:hint="eastAsia"/>
+        </w:rPr>
+        <w:t>的輕量級</w:t>
+      </w:r>
+      <w:r>
+        <w:rPr>
+          <w:rFonts w:eastAsia="標楷體"/>
+        </w:rPr>
+        <w:t>Web</w:t>
+      </w:r>
+      <w:r>
+        <w:rPr>
+          <w:rFonts w:eastAsia="標楷體" w:hint="eastAsia"/>
+        </w:rPr>
+        <w:t>框架，具備高彈性與擴充性。本系統透過</w:t>
+      </w:r>
+      <w:r>
+        <w:rPr>
+          <w:rFonts w:eastAsia="標楷體"/>
+        </w:rPr>
+        <w:t xml:space="preserve"> Flask </w:t>
+      </w:r>
+      <w:r>
+        <w:rPr>
+          <w:rFonts w:eastAsia="標楷體" w:hint="eastAsia"/>
+        </w:rPr>
+        <w:t>實作後端服務，處理資產資料、風險評估邏輯與使用者管理功能。</w:t>
+      </w:r>
+    </w:p>
+    <w:p>
+      <w:pPr>
+        <w:widowControl/>
+        <w:numPr>
+          <w:ilvl w:val="0"/>
+          <w:numId w:val="5"/>
+        </w:numPr>
+        <w:spacing w:after="160"/>
+        <w:rPr>
+          <w:rFonts w:eastAsia="標楷體"/>
+        </w:rPr>
+      </w:pPr>
+      <w:r>
+        <w:rPr>
+          <w:rFonts w:eastAsia="標楷體"/>
+        </w:rPr>
+        <w:t>MySQL</w:t>
+      </w:r>
+      <w:r>
+        <w:rPr>
+          <w:rFonts w:eastAsia="標楷體" w:hint="eastAsia"/>
+        </w:rPr>
+        <w:t>：為穩定且廣泛使用的關聯式資料庫管理系統，適用於儲存結構化資料。本系統使用</w:t>
+      </w:r>
+      <w:r>
+        <w:rPr>
+          <w:rFonts w:eastAsia="標楷體"/>
+        </w:rPr>
+        <w:t xml:space="preserve"> MySQL </w:t>
+      </w:r>
+      <w:r>
+        <w:rPr>
+          <w:rFonts w:eastAsia="標楷體" w:hint="eastAsia"/>
+        </w:rPr>
+        <w:t>儲存使用者資料、資訊資產清單與風險評估結果，以確保資料一致性與安全性。</w:t>
+      </w:r>
+    </w:p>
+    <w:p>
+      <w:pPr>
+        <w:widowControl/>
+        <w:numPr>
+          <w:ilvl w:val="0"/>
+          <w:numId w:val="5"/>
+        </w:numPr>
+        <w:spacing w:after="160"/>
+        <w:rPr>
+          <w:rFonts w:eastAsia="標楷體"/>
+        </w:rPr>
+      </w:pPr>
+      <w:r>
+        <w:rPr>
+          <w:rFonts w:eastAsia="標楷體"/>
+        </w:rPr>
+        <w:t>HTML / CSS / JavaScript</w:t>
+      </w:r>
+      <w:r>
+        <w:rPr>
+          <w:rFonts w:eastAsia="標楷體" w:hint="eastAsia"/>
+        </w:rPr>
+        <w:t>：作為前端開發之標準技術，負責使用者介面呈現與互動功能實作，並支援多裝置瀏覽，提升使用者體驗。</w:t>
+      </w:r>
+    </w:p>
+    <w:p>
+      <w:pPr>
+        <w:widowControl/>
+        <w:numPr>
+          <w:ilvl w:val="0"/>
+          <w:numId w:val="5"/>
+        </w:numPr>
+        <w:spacing w:after="160"/>
+        <w:rPr>
+          <w:rFonts w:eastAsia="標楷體"/>
+        </w:rPr>
+      </w:pPr>
+      <w:r>
+        <w:rPr>
+          <w:rFonts w:eastAsia="標楷體"/>
+        </w:rPr>
+        <w:t>Visual Studio Code</w:t>
+      </w:r>
+      <w:r>
+        <w:rPr>
+          <w:rFonts w:eastAsia="標楷體" w:hint="eastAsia"/>
+        </w:rPr>
+        <w:t>：為</w:t>
+      </w:r>
+      <w:proofErr w:type="gramStart"/>
+      <w:r>
+        <w:rPr>
+          <w:rFonts w:eastAsia="標楷體" w:hint="eastAsia"/>
+        </w:rPr>
+        <w:t>輕量且功能</w:t>
+      </w:r>
+      <w:proofErr w:type="gramEnd"/>
+      <w:r>
+        <w:rPr>
+          <w:rFonts w:eastAsia="標楷體" w:hint="eastAsia"/>
+        </w:rPr>
+        <w:t>完整之開發工具，支援多種程式語言與除錯功能，並可透過擴充套件提升開發效率，是本系統主要開發環境。</w:t>
+      </w:r>
+    </w:p>
+    <w:p>
+      <w:pPr>
+        <w:widowControl/>
+        <w:numPr>
+          <w:ilvl w:val="0"/>
+          <w:numId w:val="5"/>
+        </w:numPr>
+        <w:spacing w:after="160"/>
+        <w:rPr>
+          <w:rFonts w:eastAsia="標楷體"/>
+        </w:rPr>
+      </w:pPr>
+      <w:r>
+        <w:rPr>
+          <w:rFonts w:eastAsia="標楷體"/>
+        </w:rPr>
+        <w:t>GitHub</w:t>
+      </w:r>
+      <w:r>
+        <w:rPr>
+          <w:rFonts w:eastAsia="標楷體" w:hint="eastAsia"/>
+        </w:rPr>
+        <w:t>：用於版本控制與專案管理，支援多人協作開發、版本追蹤與程式碼備份，有助於提升團隊開發效率與程式品質。</w:t>
+      </w:r>
+    </w:p>
+    <w:p>
+      <w:pPr>
+        <w:widowControl/>
+        <w:spacing w:after="160"/>
+        <w:rPr>
+          <w:rFonts w:eastAsia="標楷體"/>
+        </w:rPr>
+      </w:pPr>
+    </w:p>
+    <w:p>
+      <w:pPr>
+        <w:widowControl/>
+        <w:spacing w:after="160"/>
+        <w:rPr>
+          <w:rFonts w:eastAsia="標楷體"/>
+        </w:rPr>
+      </w:pPr>
+      <w:r>
+        <w:rPr>
+          <w:rFonts w:eastAsia="標楷體"/>
+        </w:rPr>
+        <w:t xml:space="preserve">2. </w:t>
+      </w:r>
+      <w:r>
+        <w:rPr>
+          <w:rFonts w:eastAsia="標楷體" w:hint="eastAsia"/>
+        </w:rPr>
+        <w:t>軟體工程標準：</w:t>
+      </w:r>
+    </w:p>
+    <w:p>
+      <w:pPr>
+        <w:widowControl/>
+        <w:numPr>
+          <w:ilvl w:val="0"/>
+          <w:numId w:val="6"/>
+        </w:numPr>
+        <w:spacing w:after="160"/>
+        <w:rPr>
+          <w:rFonts w:eastAsia="標楷體"/>
+        </w:rPr>
+      </w:pPr>
+      <w:r>
+        <w:rPr>
+          <w:rFonts w:eastAsia="標楷體"/>
+        </w:rPr>
+        <w:t>UML</w:t>
+      </w:r>
+      <w:r>
+        <w:rPr>
+          <w:rFonts w:eastAsia="標楷體" w:hint="eastAsia"/>
+        </w:rPr>
+        <w:t>：用於系統分析與設計，包含系統架構圖、循序圖與類別圖等，以提升系統設計之完整性與可讀性。</w:t>
+      </w:r>
+    </w:p>
+    <w:p>
+      <w:pPr>
+        <w:widowControl/>
+        <w:numPr>
+          <w:ilvl w:val="0"/>
+          <w:numId w:val="6"/>
+        </w:numPr>
+        <w:spacing w:after="160"/>
+        <w:rPr>
+          <w:rFonts w:eastAsia="標楷體"/>
+        </w:rPr>
+      </w:pPr>
+      <w:r>
+        <w:rPr>
+          <w:rFonts w:eastAsia="標楷體"/>
+        </w:rPr>
+        <w:t xml:space="preserve">RESTful API </w:t>
+      </w:r>
+      <w:r>
+        <w:rPr>
+          <w:rFonts w:eastAsia="標楷體" w:hint="eastAsia"/>
+        </w:rPr>
+        <w:t>設計原則：作為前後端資料傳輸之設計依據，使系統架構</w:t>
+      </w:r>
+      <w:proofErr w:type="gramStart"/>
+      <w:r>
+        <w:rPr>
+          <w:rFonts w:eastAsia="標楷體" w:hint="eastAsia"/>
+        </w:rPr>
+        <w:t>清晰，</w:t>
+      </w:r>
+      <w:proofErr w:type="gramEnd"/>
+      <w:r>
+        <w:rPr>
+          <w:rFonts w:eastAsia="標楷體" w:hint="eastAsia"/>
+        </w:rPr>
+        <w:t>並提升系統之擴展性與維護性。</w:t>
+      </w:r>
+    </w:p>
+    <w:p>
+      <w:pPr>
+        <w:widowControl/>
+        <w:spacing w:after="160"/>
+        <w:rPr>
+          <w:rFonts w:eastAsia="標楷體"/>
+        </w:rPr>
+      </w:pPr>
+    </w:p>
+    <w:p>
+      <w:pPr>
+        <w:widowControl/>
+        <w:spacing w:after="160"/>
+        <w:rPr>
+          <w:rFonts w:eastAsia="標楷體" w:hint="eastAsia"/>
+        </w:rPr>
+      </w:pPr>
+    </w:p>
+    <w:p>
+      <w:pPr>
+        <w:widowControl/>
+        <w:spacing w:after="160"/>
+        <w:rPr>
+          <w:rFonts w:eastAsia="標楷體"/>
+        </w:rPr>
+      </w:pPr>
+      <w:r>
+        <w:rPr>
+          <w:rFonts w:eastAsia="標楷體" w:hint="eastAsia"/>
+        </w:rPr>
+        <w:t>表</w:t>
+      </w:r>
+      <w:r>
+        <w:rPr>
+          <w:rFonts w:eastAsia="標楷體"/>
+        </w:rPr>
+        <w:t xml:space="preserve"> 3-3-1 </w:t>
+      </w:r>
+      <w:r>
+        <w:rPr>
+          <w:rFonts w:eastAsia="標楷體" w:hint="eastAsia"/>
+        </w:rPr>
+        <w:t>系統開發環境與工具</w:t>
+      </w:r>
+    </w:p>
+    <w:tbl>
+      <w:tblPr>
+        <w:tblStyle w:val="af4"/>
+        <w:tblW w:w="0" w:type="auto"/>
+        <w:tblLook w:val="04A0" w:firstRow="1" w:lastRow="0" w:firstColumn="1" w:lastColumn="0" w:noHBand="0" w:noVBand="1"/>
+      </w:tblPr>
+      <w:tblGrid>
+        <w:gridCol w:w="4148"/>
+        <w:gridCol w:w="4148"/>
+      </w:tblGrid>
+      <w:tr>
+        <w:tc>
+          <w:tcPr>
+            <w:tcW w:w="8296" w:type="dxa"/>
+            <w:gridSpan w:val="2"/>
+            <w:tcBorders>
+              <w:top w:val="single" w:sz="4" w:space="0" w:color="auto"/>
+              <w:left w:val="single" w:sz="4" w:space="0" w:color="auto"/>
+              <w:bottom w:val="single" w:sz="4" w:space="0" w:color="auto"/>
+              <w:right w:val="single" w:sz="4" w:space="0" w:color="auto"/>
+            </w:tcBorders>
+            <w:shd w:val="clear" w:color="auto" w:fill="E8E8E8" w:themeFill="background2"/>
+            <w:hideMark/>
+          </w:tcPr>
+          <w:p>
+            <w:pPr>
+              <w:widowControl/>
+              <w:spacing w:after="160"/>
+              <w:rPr>
+                <w:rFonts w:eastAsia="標楷體"/>
+              </w:rPr>
+            </w:pPr>
+            <w:r>
+              <w:rPr>
+                <w:rFonts w:eastAsia="標楷體" w:hint="eastAsia"/>
+              </w:rPr>
+              <w:t>系統開發環境</w:t>
+            </w:r>
+          </w:p>
+        </w:tc>
+      </w:tr>
+      <w:tr>
+        <w:tc>
+          <w:tcPr>
+            <w:tcW w:w="4148" w:type="dxa"/>
+            <w:tcBorders>
+              <w:top w:val="single" w:sz="4" w:space="0" w:color="auto"/>
+              <w:left w:val="single" w:sz="4" w:space="0" w:color="auto"/>
+              <w:bottom w:val="single" w:sz="4" w:space="0" w:color="auto"/>
+              <w:right w:val="single" w:sz="4" w:space="0" w:color="auto"/>
+            </w:tcBorders>
+            <w:hideMark/>
+          </w:tcPr>
+          <w:p>
+            <w:pPr>
+              <w:widowControl/>
+              <w:spacing w:after="160"/>
+              <w:rPr>
+                <w:rFonts w:eastAsia="標楷體"/>
+              </w:rPr>
+            </w:pPr>
+            <w:r>
+              <w:rPr>
+                <w:rFonts w:eastAsia="標楷體" w:hint="eastAsia"/>
+              </w:rPr>
+              <w:t>作業系統</w:t>
+            </w:r>
+          </w:p>
+        </w:tc>
+        <w:tc>
+          <w:tcPr>
+            <w:tcW w:w="4148" w:type="dxa"/>
+            <w:tcBorders>
+              <w:top w:val="single" w:sz="4" w:space="0" w:color="auto"/>
+              <w:left w:val="single" w:sz="4" w:space="0" w:color="auto"/>
+              <w:bottom w:val="single" w:sz="4" w:space="0" w:color="auto"/>
+              <w:right w:val="single" w:sz="4" w:space="0" w:color="auto"/>
+            </w:tcBorders>
+            <w:hideMark/>
+          </w:tcPr>
+          <w:p>
+            <w:pPr>
+              <w:widowControl/>
+              <w:spacing w:after="160"/>
+              <w:rPr>
+                <w:rFonts w:eastAsia="標楷體"/>
+              </w:rPr>
+            </w:pPr>
+            <w:r>
+              <w:rPr>
+                <w:rFonts w:eastAsia="標楷體"/>
+              </w:rPr>
+              <w:t>Windows 11</w:t>
+            </w:r>
+          </w:p>
+        </w:tc>
+      </w:tr>
+      <w:tr>
+        <w:tc>
+          <w:tcPr>
+            <w:tcW w:w="4148" w:type="dxa"/>
+            <w:tcBorders>
+              <w:top w:val="single" w:sz="4" w:space="0" w:color="auto"/>
+              <w:left w:val="single" w:sz="4" w:space="0" w:color="auto"/>
+              <w:bottom w:val="single" w:sz="4" w:space="0" w:color="auto"/>
+              <w:right w:val="single" w:sz="4" w:space="0" w:color="auto"/>
+            </w:tcBorders>
+            <w:hideMark/>
+          </w:tcPr>
+          <w:p>
+            <w:pPr>
+              <w:widowControl/>
+              <w:spacing w:after="160"/>
+              <w:rPr>
+                <w:rFonts w:eastAsia="標楷體"/>
+              </w:rPr>
+            </w:pPr>
+            <w:r>
+              <w:rPr>
+                <w:rFonts w:eastAsia="標楷體" w:hint="eastAsia"/>
+              </w:rPr>
+              <w:t>開發平台</w:t>
+            </w:r>
+          </w:p>
+        </w:tc>
+        <w:tc>
+          <w:tcPr>
+            <w:tcW w:w="4148" w:type="dxa"/>
+            <w:tcBorders>
+              <w:top w:val="single" w:sz="4" w:space="0" w:color="auto"/>
+              <w:left w:val="single" w:sz="4" w:space="0" w:color="auto"/>
+              <w:bottom w:val="single" w:sz="4" w:space="0" w:color="auto"/>
+              <w:right w:val="single" w:sz="4" w:space="0" w:color="auto"/>
+            </w:tcBorders>
+            <w:hideMark/>
+          </w:tcPr>
+          <w:p>
+            <w:pPr>
+              <w:widowControl/>
+              <w:spacing w:after="160"/>
+              <w:rPr>
+                <w:rFonts w:eastAsia="標楷體"/>
+              </w:rPr>
+            </w:pPr>
+            <w:r>
+              <w:rPr>
+                <w:rFonts w:eastAsia="標楷體"/>
+              </w:rPr>
+              <w:t>HTML</w:t>
+            </w:r>
+            <w:r>
+              <w:rPr>
+                <w:rFonts w:eastAsia="標楷體" w:hint="eastAsia"/>
+              </w:rPr>
+              <w:t>、</w:t>
+            </w:r>
+            <w:r>
+              <w:rPr>
+                <w:rFonts w:eastAsia="標楷體"/>
+              </w:rPr>
+              <w:t>JavaScript</w:t>
+            </w:r>
+            <w:r>
+              <w:rPr>
+                <w:rFonts w:eastAsia="標楷體" w:hint="eastAsia"/>
+              </w:rPr>
+              <w:t>、</w:t>
+            </w:r>
+            <w:r>
+              <w:rPr>
+                <w:rFonts w:eastAsia="標楷體"/>
+              </w:rPr>
+              <w:t>Python</w:t>
+            </w:r>
+            <w:r>
+              <w:rPr>
+                <w:rFonts w:eastAsia="標楷體" w:hint="eastAsia"/>
+              </w:rPr>
+              <w:t>、</w:t>
+            </w:r>
+            <w:r>
+              <w:rPr>
+                <w:rFonts w:eastAsia="標楷體"/>
+              </w:rPr>
+              <w:t>Flask</w:t>
+            </w:r>
+            <w:r>
+              <w:rPr>
+                <w:rFonts w:eastAsia="標楷體" w:hint="eastAsia"/>
+              </w:rPr>
+              <w:t>、</w:t>
+            </w:r>
+            <w:r>
+              <w:rPr>
+                <w:rFonts w:eastAsia="標楷體"/>
+              </w:rPr>
+              <w:t>MySQL</w:t>
+            </w:r>
+          </w:p>
+        </w:tc>
+      </w:tr>
+      <w:tr>
+        <w:tc>
+          <w:tcPr>
+            <w:tcW w:w="4148" w:type="dxa"/>
+            <w:tcBorders>
+              <w:top w:val="single" w:sz="4" w:space="0" w:color="auto"/>
+              <w:left w:val="single" w:sz="4" w:space="0" w:color="auto"/>
+              <w:bottom w:val="single" w:sz="4" w:space="0" w:color="auto"/>
+              <w:right w:val="single" w:sz="4" w:space="0" w:color="auto"/>
+            </w:tcBorders>
+            <w:hideMark/>
+          </w:tcPr>
+          <w:p>
+            <w:pPr>
+              <w:widowControl/>
+              <w:spacing w:after="160"/>
+              <w:rPr>
+                <w:rFonts w:eastAsia="標楷體"/>
+              </w:rPr>
+            </w:pPr>
+            <w:r>
+              <w:rPr>
+                <w:rFonts w:eastAsia="標楷體" w:hint="eastAsia"/>
+              </w:rPr>
+              <w:t>程式撰寫工具</w:t>
+            </w:r>
+          </w:p>
+        </w:tc>
+        <w:tc>
+          <w:tcPr>
+            <w:tcW w:w="4148" w:type="dxa"/>
+            <w:tcBorders>
+              <w:top w:val="single" w:sz="4" w:space="0" w:color="auto"/>
+              <w:left w:val="single" w:sz="4" w:space="0" w:color="auto"/>
+              <w:bottom w:val="single" w:sz="4" w:space="0" w:color="auto"/>
+              <w:right w:val="single" w:sz="4" w:space="0" w:color="auto"/>
+            </w:tcBorders>
+            <w:hideMark/>
+          </w:tcPr>
+          <w:p>
+            <w:pPr>
+              <w:widowControl/>
+              <w:spacing w:after="160"/>
+              <w:rPr>
+                <w:rFonts w:eastAsia="標楷體"/>
+              </w:rPr>
+            </w:pPr>
+            <w:r>
+              <w:rPr>
+                <w:rFonts w:eastAsia="標楷體"/>
+              </w:rPr>
+              <w:t>Visual Studio Code</w:t>
+            </w:r>
+          </w:p>
+        </w:tc>
+      </w:tr>
+      <w:tr>
+        <w:tc>
+          <w:tcPr>
+            <w:tcW w:w="8296" w:type="dxa"/>
+            <w:gridSpan w:val="2"/>
+            <w:tcBorders>
+              <w:top w:val="single" w:sz="4" w:space="0" w:color="auto"/>
+              <w:left w:val="single" w:sz="4" w:space="0" w:color="auto"/>
+              <w:bottom w:val="single" w:sz="4" w:space="0" w:color="auto"/>
+              <w:right w:val="single" w:sz="4" w:space="0" w:color="auto"/>
+            </w:tcBorders>
+            <w:shd w:val="clear" w:color="auto" w:fill="E8E8E8" w:themeFill="background2"/>
+            <w:hideMark/>
+          </w:tcPr>
+          <w:p>
+            <w:pPr>
+              <w:widowControl/>
+              <w:spacing w:after="160"/>
+              <w:rPr>
+                <w:rFonts w:eastAsia="標楷體"/>
+              </w:rPr>
+            </w:pPr>
+            <w:r>
+              <w:rPr>
+                <w:rFonts w:eastAsia="標楷體" w:hint="eastAsia"/>
+              </w:rPr>
+              <w:lastRenderedPageBreak/>
+              <w:t>程式開發工具</w:t>
+            </w:r>
+          </w:p>
+        </w:tc>
+      </w:tr>
+      <w:tr>
+        <w:tc>
+          <w:tcPr>
+            <w:tcW w:w="4148" w:type="dxa"/>
+            <w:tcBorders>
+              <w:top w:val="single" w:sz="4" w:space="0" w:color="auto"/>
+              <w:left w:val="single" w:sz="4" w:space="0" w:color="auto"/>
+              <w:bottom w:val="single" w:sz="4" w:space="0" w:color="auto"/>
+              <w:right w:val="single" w:sz="4" w:space="0" w:color="auto"/>
+            </w:tcBorders>
+            <w:hideMark/>
+          </w:tcPr>
+          <w:p>
+            <w:pPr>
+              <w:widowControl/>
+              <w:spacing w:after="160"/>
+              <w:rPr>
+                <w:rFonts w:eastAsia="標楷體"/>
+              </w:rPr>
+            </w:pPr>
+            <w:r>
+              <w:rPr>
+                <w:rFonts w:eastAsia="標楷體" w:hint="eastAsia"/>
+              </w:rPr>
+              <w:t>前端技術</w:t>
+            </w:r>
+          </w:p>
+        </w:tc>
+        <w:tc>
+          <w:tcPr>
+            <w:tcW w:w="4148" w:type="dxa"/>
+            <w:tcBorders>
+              <w:top w:val="single" w:sz="4" w:space="0" w:color="auto"/>
+              <w:left w:val="single" w:sz="4" w:space="0" w:color="auto"/>
+              <w:bottom w:val="single" w:sz="4" w:space="0" w:color="auto"/>
+              <w:right w:val="single" w:sz="4" w:space="0" w:color="auto"/>
+            </w:tcBorders>
+            <w:hideMark/>
+          </w:tcPr>
+          <w:p>
+            <w:pPr>
+              <w:widowControl/>
+              <w:spacing w:after="160"/>
+              <w:rPr>
+                <w:rFonts w:eastAsia="標楷體"/>
+              </w:rPr>
+            </w:pPr>
+            <w:r>
+              <w:rPr>
+                <w:rFonts w:eastAsia="標楷體"/>
+              </w:rPr>
+              <w:t>HTML</w:t>
+            </w:r>
+            <w:r>
+              <w:rPr>
+                <w:rFonts w:eastAsia="標楷體" w:hint="eastAsia"/>
+              </w:rPr>
+              <w:t>、</w:t>
+            </w:r>
+            <w:r>
+              <w:rPr>
+                <w:rFonts w:eastAsia="標楷體"/>
+              </w:rPr>
+              <w:t>CSS</w:t>
+            </w:r>
+            <w:r>
+              <w:rPr>
+                <w:rFonts w:eastAsia="標楷體" w:hint="eastAsia"/>
+              </w:rPr>
+              <w:t>、</w:t>
+            </w:r>
+            <w:r>
+              <w:rPr>
+                <w:rFonts w:eastAsia="標楷體"/>
+              </w:rPr>
+              <w:t>JavaScript</w:t>
+            </w:r>
+          </w:p>
+        </w:tc>
+      </w:tr>
+      <w:tr>
+        <w:tc>
+          <w:tcPr>
+            <w:tcW w:w="4148" w:type="dxa"/>
+            <w:tcBorders>
+              <w:top w:val="single" w:sz="4" w:space="0" w:color="auto"/>
+              <w:left w:val="single" w:sz="4" w:space="0" w:color="auto"/>
+              <w:bottom w:val="single" w:sz="4" w:space="0" w:color="auto"/>
+              <w:right w:val="single" w:sz="4" w:space="0" w:color="auto"/>
+            </w:tcBorders>
+            <w:hideMark/>
+          </w:tcPr>
+          <w:p>
+            <w:pPr>
+              <w:widowControl/>
+              <w:spacing w:after="160"/>
+              <w:rPr>
+                <w:rFonts w:eastAsia="標楷體"/>
+              </w:rPr>
+            </w:pPr>
+            <w:r>
+              <w:rPr>
+                <w:rFonts w:eastAsia="標楷體" w:hint="eastAsia"/>
+              </w:rPr>
+              <w:t>後端技術</w:t>
+            </w:r>
+          </w:p>
+        </w:tc>
+        <w:tc>
+          <w:tcPr>
+            <w:tcW w:w="4148" w:type="dxa"/>
+            <w:tcBorders>
+              <w:top w:val="single" w:sz="4" w:space="0" w:color="auto"/>
+              <w:left w:val="single" w:sz="4" w:space="0" w:color="auto"/>
+              <w:bottom w:val="single" w:sz="4" w:space="0" w:color="auto"/>
+              <w:right w:val="single" w:sz="4" w:space="0" w:color="auto"/>
+            </w:tcBorders>
+            <w:hideMark/>
+          </w:tcPr>
+          <w:p>
+            <w:pPr>
+              <w:widowControl/>
+              <w:spacing w:after="160"/>
+              <w:rPr>
+                <w:rFonts w:eastAsia="標楷體"/>
+              </w:rPr>
+            </w:pPr>
+            <w:r>
+              <w:rPr>
+                <w:rFonts w:eastAsia="標楷體"/>
+              </w:rPr>
+              <w:t>Python</w:t>
+            </w:r>
+            <w:r>
+              <w:rPr>
+                <w:rFonts w:eastAsia="標楷體" w:hint="eastAsia"/>
+              </w:rPr>
+              <w:t>、</w:t>
+            </w:r>
+            <w:r>
+              <w:rPr>
+                <w:rFonts w:eastAsia="標楷體"/>
+              </w:rPr>
+              <w:t>Flask</w:t>
+            </w:r>
+            <w:r>
+              <w:rPr>
+                <w:rFonts w:eastAsia="標楷體" w:hint="eastAsia"/>
+              </w:rPr>
+              <w:t>、</w:t>
+            </w:r>
+            <w:r>
+              <w:rPr>
+                <w:rFonts w:eastAsia="標楷體"/>
+              </w:rPr>
+              <w:t>MySQL</w:t>
+            </w:r>
+          </w:p>
+        </w:tc>
+      </w:tr>
+      <w:tr>
+        <w:tc>
+          <w:tcPr>
+            <w:tcW w:w="8296" w:type="dxa"/>
+            <w:gridSpan w:val="2"/>
+            <w:tcBorders>
+              <w:top w:val="single" w:sz="4" w:space="0" w:color="auto"/>
+              <w:left w:val="single" w:sz="4" w:space="0" w:color="auto"/>
+              <w:bottom w:val="single" w:sz="4" w:space="0" w:color="auto"/>
+              <w:right w:val="single" w:sz="4" w:space="0" w:color="auto"/>
+            </w:tcBorders>
+            <w:shd w:val="clear" w:color="auto" w:fill="E8E8E8" w:themeFill="background2"/>
+            <w:hideMark/>
+          </w:tcPr>
+          <w:p>
+            <w:pPr>
+              <w:widowControl/>
+              <w:spacing w:after="160"/>
+              <w:rPr>
+                <w:rFonts w:eastAsia="標楷體"/>
+              </w:rPr>
+            </w:pPr>
+            <w:r>
+              <w:rPr>
+                <w:rFonts w:eastAsia="標楷體" w:hint="eastAsia"/>
+              </w:rPr>
+              <w:t>文件美工工具</w:t>
+            </w:r>
+          </w:p>
+        </w:tc>
+      </w:tr>
+      <w:tr>
+        <w:tc>
+          <w:tcPr>
+            <w:tcW w:w="4148" w:type="dxa"/>
+            <w:tcBorders>
+              <w:top w:val="single" w:sz="4" w:space="0" w:color="auto"/>
+              <w:left w:val="single" w:sz="4" w:space="0" w:color="auto"/>
+              <w:bottom w:val="single" w:sz="4" w:space="0" w:color="auto"/>
+              <w:right w:val="single" w:sz="4" w:space="0" w:color="auto"/>
+            </w:tcBorders>
+            <w:hideMark/>
+          </w:tcPr>
+          <w:p>
+            <w:pPr>
+              <w:widowControl/>
+              <w:spacing w:after="160"/>
+              <w:rPr>
+                <w:rFonts w:eastAsia="標楷體"/>
+              </w:rPr>
+            </w:pPr>
+            <w:r>
+              <w:rPr>
+                <w:rFonts w:eastAsia="標楷體" w:hint="eastAsia"/>
+              </w:rPr>
+              <w:t>圖表設計</w:t>
+            </w:r>
+          </w:p>
+        </w:tc>
+        <w:tc>
+          <w:tcPr>
+            <w:tcW w:w="4148" w:type="dxa"/>
+            <w:tcBorders>
+              <w:top w:val="single" w:sz="4" w:space="0" w:color="auto"/>
+              <w:left w:val="single" w:sz="4" w:space="0" w:color="auto"/>
+              <w:bottom w:val="single" w:sz="4" w:space="0" w:color="auto"/>
+              <w:right w:val="single" w:sz="4" w:space="0" w:color="auto"/>
+            </w:tcBorders>
+            <w:hideMark/>
+          </w:tcPr>
+          <w:p>
+            <w:pPr>
+              <w:widowControl/>
+              <w:spacing w:after="160"/>
+              <w:rPr>
+                <w:rFonts w:eastAsia="標楷體"/>
+              </w:rPr>
+            </w:pPr>
+            <w:r>
+              <w:rPr>
+                <w:rFonts w:eastAsia="標楷體"/>
+              </w:rPr>
+              <w:t>Visual Paradigm Online</w:t>
+            </w:r>
+          </w:p>
+        </w:tc>
+      </w:tr>
+      <w:tr>
+        <w:tc>
+          <w:tcPr>
+            <w:tcW w:w="4148" w:type="dxa"/>
+            <w:tcBorders>
+              <w:top w:val="single" w:sz="4" w:space="0" w:color="auto"/>
+              <w:left w:val="single" w:sz="4" w:space="0" w:color="auto"/>
+              <w:bottom w:val="single" w:sz="4" w:space="0" w:color="auto"/>
+              <w:right w:val="single" w:sz="4" w:space="0" w:color="auto"/>
+            </w:tcBorders>
+            <w:hideMark/>
+          </w:tcPr>
+          <w:p>
+            <w:pPr>
+              <w:widowControl/>
+              <w:spacing w:after="160"/>
+              <w:rPr>
+                <w:rFonts w:eastAsia="標楷體"/>
+              </w:rPr>
+            </w:pPr>
+            <w:r>
+              <w:rPr>
+                <w:rFonts w:eastAsia="標楷體" w:hint="eastAsia"/>
+              </w:rPr>
+              <w:t>文件</w:t>
+            </w:r>
+          </w:p>
+        </w:tc>
+        <w:tc>
+          <w:tcPr>
+            <w:tcW w:w="4148" w:type="dxa"/>
+            <w:tcBorders>
+              <w:top w:val="single" w:sz="4" w:space="0" w:color="auto"/>
+              <w:left w:val="single" w:sz="4" w:space="0" w:color="auto"/>
+              <w:bottom w:val="single" w:sz="4" w:space="0" w:color="auto"/>
+              <w:right w:val="single" w:sz="4" w:space="0" w:color="auto"/>
+            </w:tcBorders>
+            <w:hideMark/>
+          </w:tcPr>
+          <w:p>
+            <w:pPr>
+              <w:widowControl/>
+              <w:spacing w:after="160"/>
+              <w:rPr>
+                <w:rFonts w:eastAsia="標楷體"/>
+              </w:rPr>
+            </w:pPr>
+            <w:r>
+              <w:rPr>
+                <w:rFonts w:eastAsia="標楷體"/>
+              </w:rPr>
+              <w:t>Microsoft Word</w:t>
+            </w:r>
+          </w:p>
+        </w:tc>
+      </w:tr>
+      <w:tr>
+        <w:tc>
+          <w:tcPr>
+            <w:tcW w:w="4148" w:type="dxa"/>
+            <w:tcBorders>
+              <w:top w:val="single" w:sz="4" w:space="0" w:color="auto"/>
+              <w:left w:val="single" w:sz="4" w:space="0" w:color="auto"/>
+              <w:bottom w:val="single" w:sz="4" w:space="0" w:color="auto"/>
+              <w:right w:val="single" w:sz="4" w:space="0" w:color="auto"/>
+            </w:tcBorders>
+            <w:hideMark/>
+          </w:tcPr>
+          <w:p>
+            <w:pPr>
+              <w:widowControl/>
+              <w:spacing w:after="160"/>
+              <w:rPr>
+                <w:rFonts w:eastAsia="標楷體"/>
+              </w:rPr>
+            </w:pPr>
+            <w:r>
+              <w:rPr>
+                <w:rFonts w:eastAsia="標楷體" w:hint="eastAsia"/>
+              </w:rPr>
+              <w:t>簡報</w:t>
+            </w:r>
+          </w:p>
+        </w:tc>
+        <w:tc>
+          <w:tcPr>
+            <w:tcW w:w="4148" w:type="dxa"/>
+            <w:tcBorders>
+              <w:top w:val="single" w:sz="4" w:space="0" w:color="auto"/>
+              <w:left w:val="single" w:sz="4" w:space="0" w:color="auto"/>
+              <w:bottom w:val="single" w:sz="4" w:space="0" w:color="auto"/>
+              <w:right w:val="single" w:sz="4" w:space="0" w:color="auto"/>
+            </w:tcBorders>
+            <w:hideMark/>
+          </w:tcPr>
+          <w:p>
+            <w:pPr>
+              <w:widowControl/>
+              <w:spacing w:after="160"/>
+              <w:rPr>
+                <w:rFonts w:eastAsia="標楷體"/>
+              </w:rPr>
+            </w:pPr>
+            <w:r>
+              <w:rPr>
+                <w:rFonts w:eastAsia="標楷體"/>
+              </w:rPr>
+              <w:t>Microsoft PowerPoint</w:t>
+            </w:r>
+            <w:r>
+              <w:rPr>
+                <w:rFonts w:eastAsia="標楷體" w:hint="eastAsia"/>
+              </w:rPr>
+              <w:t>、</w:t>
+            </w:r>
+            <w:r>
+              <w:rPr>
+                <w:rFonts w:eastAsia="標楷體"/>
+              </w:rPr>
+              <w:t>Canva</w:t>
+            </w:r>
+          </w:p>
+        </w:tc>
+      </w:tr>
+      <w:tr>
+        <w:tc>
+          <w:tcPr>
+            <w:tcW w:w="8296" w:type="dxa"/>
+            <w:gridSpan w:val="2"/>
+            <w:tcBorders>
+              <w:top w:val="single" w:sz="4" w:space="0" w:color="auto"/>
+              <w:left w:val="single" w:sz="4" w:space="0" w:color="auto"/>
+              <w:bottom w:val="single" w:sz="4" w:space="0" w:color="auto"/>
+              <w:right w:val="single" w:sz="4" w:space="0" w:color="auto"/>
+            </w:tcBorders>
+            <w:shd w:val="clear" w:color="auto" w:fill="E8E8E8" w:themeFill="background2"/>
+            <w:hideMark/>
+          </w:tcPr>
+          <w:p>
+            <w:pPr>
+              <w:widowControl/>
+              <w:spacing w:after="160"/>
+              <w:rPr>
+                <w:rFonts w:eastAsia="標楷體"/>
+              </w:rPr>
+            </w:pPr>
+            <w:r>
+              <w:rPr>
+                <w:rFonts w:eastAsia="標楷體" w:hint="eastAsia"/>
+              </w:rPr>
+              <w:t>專案管理平台</w:t>
+            </w:r>
+          </w:p>
+        </w:tc>
+      </w:tr>
+      <w:tr>
+        <w:tc>
+          <w:tcPr>
+            <w:tcW w:w="4148" w:type="dxa"/>
+            <w:tcBorders>
+              <w:top w:val="single" w:sz="4" w:space="0" w:color="auto"/>
+              <w:left w:val="single" w:sz="4" w:space="0" w:color="auto"/>
+              <w:bottom w:val="single" w:sz="4" w:space="0" w:color="auto"/>
+              <w:right w:val="single" w:sz="4" w:space="0" w:color="auto"/>
+            </w:tcBorders>
+            <w:hideMark/>
+          </w:tcPr>
+          <w:p>
+            <w:pPr>
+              <w:widowControl/>
+              <w:spacing w:after="160"/>
+              <w:rPr>
+                <w:rFonts w:eastAsia="標楷體"/>
+              </w:rPr>
+            </w:pPr>
+            <w:r>
+              <w:rPr>
+                <w:rFonts w:eastAsia="標楷體" w:hint="eastAsia"/>
+              </w:rPr>
+              <w:t>版本與專案管理</w:t>
+            </w:r>
+          </w:p>
+        </w:tc>
+        <w:tc>
+          <w:tcPr>
+            <w:tcW w:w="4148" w:type="dxa"/>
+            <w:tcBorders>
+              <w:top w:val="single" w:sz="4" w:space="0" w:color="auto"/>
+              <w:left w:val="single" w:sz="4" w:space="0" w:color="auto"/>
+              <w:bottom w:val="single" w:sz="4" w:space="0" w:color="auto"/>
+              <w:right w:val="single" w:sz="4" w:space="0" w:color="auto"/>
+            </w:tcBorders>
+            <w:hideMark/>
+          </w:tcPr>
+          <w:p>
+            <w:pPr>
+              <w:widowControl/>
+              <w:spacing w:after="160"/>
+              <w:rPr>
+                <w:rFonts w:eastAsia="標楷體"/>
+              </w:rPr>
+            </w:pPr>
+            <w:proofErr w:type="spellStart"/>
+            <w:r>
+              <w:rPr>
+                <w:rFonts w:eastAsia="標楷體"/>
+              </w:rPr>
+              <w:t>Github</w:t>
+            </w:r>
+            <w:proofErr w:type="spellEnd"/>
+          </w:p>
+        </w:tc>
+      </w:tr>
+      <w:tr>
+        <w:tc>
+          <w:tcPr>
+            <w:tcW w:w="4148" w:type="dxa"/>
+            <w:tcBorders>
+              <w:top w:val="single" w:sz="4" w:space="0" w:color="auto"/>
+              <w:left w:val="single" w:sz="4" w:space="0" w:color="auto"/>
+              <w:bottom w:val="single" w:sz="4" w:space="0" w:color="auto"/>
+              <w:right w:val="single" w:sz="4" w:space="0" w:color="auto"/>
+            </w:tcBorders>
+            <w:hideMark/>
+          </w:tcPr>
+          <w:p>
+            <w:pPr>
+              <w:widowControl/>
+              <w:spacing w:after="160"/>
+              <w:rPr>
+                <w:rFonts w:eastAsia="標楷體"/>
+              </w:rPr>
+            </w:pPr>
+            <w:r>
+              <w:rPr>
+                <w:rFonts w:eastAsia="標楷體" w:hint="eastAsia"/>
+              </w:rPr>
+              <w:t>檔案儲存</w:t>
+            </w:r>
+          </w:p>
+        </w:tc>
+        <w:tc>
+          <w:tcPr>
+            <w:tcW w:w="4148" w:type="dxa"/>
+            <w:tcBorders>
+              <w:top w:val="single" w:sz="4" w:space="0" w:color="auto"/>
+              <w:left w:val="single" w:sz="4" w:space="0" w:color="auto"/>
+              <w:bottom w:val="single" w:sz="4" w:space="0" w:color="auto"/>
+              <w:right w:val="single" w:sz="4" w:space="0" w:color="auto"/>
+            </w:tcBorders>
+            <w:hideMark/>
+          </w:tcPr>
+          <w:p>
+            <w:pPr>
+              <w:widowControl/>
+              <w:spacing w:after="160"/>
+              <w:rPr>
+                <w:rFonts w:eastAsia="標楷體"/>
+              </w:rPr>
+            </w:pPr>
+            <w:proofErr w:type="spellStart"/>
+            <w:r>
+              <w:rPr>
+                <w:rFonts w:eastAsia="標楷體"/>
+              </w:rPr>
+              <w:t>Github</w:t>
+            </w:r>
+            <w:proofErr w:type="spellEnd"/>
+            <w:r>
+              <w:rPr>
+                <w:rFonts w:eastAsia="標楷體" w:hint="eastAsia"/>
+              </w:rPr>
+              <w:t>、</w:t>
+            </w:r>
+            <w:r>
+              <w:rPr>
+                <w:rFonts w:eastAsia="標楷體"/>
+              </w:rPr>
+              <w:t>OneDrive</w:t>
+            </w:r>
+          </w:p>
+        </w:tc>
+      </w:tr>
+    </w:tbl>
+    <w:p>
+      <w:pPr>
+        <w:widowControl/>
+        <w:spacing w:after="160"/>
+        <w:rPr>
+          <w:rFonts w:eastAsia="標楷體"/>
+        </w:rPr>
+      </w:pPr>
+    </w:p>
+    <w:p>
+      <w:pPr>
+        <w:widowControl/>
+        <w:spacing w:after="160"/>
+        <w:rPr>
+          <w:rFonts w:eastAsia="標楷體"/>
+        </w:rPr>
+      </w:pPr>
+    </w:p>
+    <w:p>
+      <w:pPr>
+        <w:widowControl/>
+        <w:spacing w:after="160"/>
+        <w:rPr>
+          <w:rFonts w:eastAsia="標楷體"/>
+        </w:rPr>
+      </w:pPr>
+      <w:r>
+        <w:rPr>
+          <w:rFonts w:eastAsia="標楷體"/>
+        </w:rPr>
+        <w:br w:type="page"/>
+      </w:r>
+    </w:p>
+    <w:p>
+      <w:pPr>
+        <w:rPr>
+          <w:rFonts w:eastAsia="標楷體"/>
+        </w:rPr>
         <w:sectPr>
           <w:pgSz w:w="11906" w:h="16838"/>
           <w:pgMar w:top="1440" w:right="1800" w:bottom="1440" w:left="1800" w:header="851" w:footer="992" w:gutter="0"/>
@@ -4731,18 +8054,41 @@
       </w:pPr>
     </w:p>
     <w:p>
-      <w:r>
+      <w:pPr>
+        <w:rPr>
+          <w:rFonts w:eastAsia="標楷體"/>
+        </w:rPr>
+      </w:pPr>
+      <w:r>
+        <w:rPr>
+          <w:rFonts w:eastAsia="標楷體"/>
+        </w:rPr>
         <w:lastRenderedPageBreak/>
         <w:t xml:space="preserve">7-3 </w:t>
       </w:r>
       <w:r>
+        <w:rPr>
+          <w:rFonts w:eastAsia="標楷體"/>
+        </w:rPr>
         <w:t>元件圖</w:t>
       </w:r>
     </w:p>
-    <w:p/>
-    <w:p>
-      <w:r>
-        <w:rPr>
+    <w:p>
+      <w:pPr>
+        <w:rPr>
+          <w:rFonts w:eastAsia="標楷體"/>
+        </w:rPr>
+      </w:pPr>
+    </w:p>
+    <w:p>
+      <w:pPr>
+        <w:rPr>
+          <w:rFonts w:eastAsia="標楷體"/>
+        </w:rPr>
+      </w:pPr>
+      <w:r>
+        <w:rPr>
+          <w:rFonts w:eastAsia="標楷體"/>
           <w:noProof/>
         </w:rPr>
         <w:drawing>
@@ -4782,44 +8128,80 @@
         </w:drawing>
       </w:r>
     </w:p>
-    <w:p/>
-    <w:p>
-      <w:r>
+    <w:p>
+      <w:pPr>
+        <w:rPr>
+          <w:rFonts w:eastAsia="標楷體"/>
+        </w:rPr>
+      </w:pPr>
+    </w:p>
+    <w:p>
+      <w:pPr>
+        <w:rPr>
+          <w:rFonts w:eastAsia="標楷體"/>
+        </w:rPr>
+      </w:pPr>
+      <w:r>
+        <w:rPr>
+          <w:rFonts w:eastAsia="標楷體"/>
+        </w:rPr>
         <w:t xml:space="preserve">7-4 </w:t>
       </w:r>
-      <w:r>
+      <w:proofErr w:type="gramStart"/>
+      <w:r>
+        <w:rPr>
+          <w:rFonts w:eastAsia="標楷體"/>
+        </w:rPr>
         <w:t>狀態機圖</w:t>
       </w:r>
       <w:r>
         <w:rPr>
-          <w:rFonts w:hint="eastAsia"/>
+          <w:rFonts w:eastAsia="標楷體" w:hint="eastAsia"/>
         </w:rPr>
         <w:t>及</w:t>
       </w:r>
-      <w:r>
+      <w:proofErr w:type="gramEnd"/>
+      <w:r>
+        <w:rPr>
+          <w:rFonts w:eastAsia="標楷體"/>
+        </w:rPr>
         <w:t>時序圖</w:t>
       </w:r>
     </w:p>
     <w:p>
-      <w:r>
-        <w:rPr>
-          <w:rFonts w:hint="eastAsia"/>
+      <w:pPr>
+        <w:rPr>
+          <w:rFonts w:eastAsia="標楷體"/>
+        </w:rPr>
+      </w:pPr>
+      <w:r>
+        <w:rPr>
+          <w:rFonts w:eastAsia="標楷體" w:hint="eastAsia"/>
         </w:rPr>
         <w:t>【</w:t>
       </w:r>
       <w:r>
+        <w:rPr>
+          <w:rFonts w:eastAsia="標楷體"/>
+        </w:rPr>
         <w:t>狀態機圖</w:t>
       </w:r>
       <w:r>
         <w:rPr>
-          <w:rFonts w:hint="eastAsia"/>
+          <w:rFonts w:eastAsia="標楷體" w:hint="eastAsia"/>
         </w:rPr>
         <w:t>】</w:t>
       </w:r>
     </w:p>
     <w:p>
-      <w:r>
-        <w:rPr>
+      <w:pPr>
+        <w:rPr>
+          <w:rFonts w:eastAsia="標楷體"/>
+        </w:rPr>
+      </w:pPr>
+      <w:r>
+        <w:rPr>
+          <w:rFonts w:eastAsia="標楷體"/>
           <w:noProof/>
         </w:rPr>
         <w:drawing>
@@ -4860,16 +8242,27 @@
       </w:r>
     </w:p>
     <w:p>
-      <w:r>
-        <w:rPr>
-          <w:rFonts w:hint="eastAsia"/>
+      <w:pPr>
+        <w:rPr>
+          <w:rFonts w:eastAsia="標楷體"/>
+        </w:rPr>
+      </w:pPr>
+      <w:r>
+        <w:rPr>
+          <w:rFonts w:eastAsia="標楷體" w:hint="eastAsia"/>
         </w:rPr>
         <w:t>【時序圖】</w:t>
       </w:r>
     </w:p>
     <w:p>
-      <w:r>
-        <w:rPr>
+      <w:pPr>
+        <w:rPr>
+          <w:rFonts w:eastAsia="標楷體"/>
+        </w:rPr>
+      </w:pPr>
+      <w:r>
+        <w:rPr>
+          <w:rFonts w:eastAsia="標楷體"/>
           <w:noProof/>
         </w:rPr>
         <w:drawing>
@@ -4909,8 +8302,20 @@
         </w:drawing>
       </w:r>
     </w:p>
-    <w:p/>
-    <w:p/>
+    <w:p>
+      <w:pPr>
+        <w:rPr>
+          <w:rFonts w:eastAsia="標楷體"/>
+        </w:rPr>
+      </w:pPr>
+    </w:p>
+    <w:p>
+      <w:pPr>
+        <w:rPr>
+          <w:rFonts w:eastAsia="標楷體"/>
+        </w:rPr>
+      </w:pPr>
+    </w:p>
     <w:sectPr>
       <w:pgSz w:w="11906" w:h="16838"/>
       <w:pgMar w:top="1440" w:right="1800" w:bottom="1440" w:left="1800" w:header="851" w:footer="992" w:gutter="0"/>
@@ -4962,6 +8367,205 @@
 <file path=word/numbering.xml><?xml version="1.0" encoding="utf-8"?>
 <w:numbering xmlns:wpc="http://schemas.microsoft.com/office/word/2010/wordprocessingCanvas" xmlns:cx="http://schemas.microsoft.com/office/drawing/2014/chartex" xmlns:cx1="http://schemas.microsoft.com/office/drawing/2015/9/8/chartex" xmlns:cx2="http://schemas.microsoft.com/office/drawing/2015/10/21/chartex" xmlns:cx3="http://schemas.microsoft.com/office/drawing/2016/5/9/chartex" xmlns:cx4="http://schemas.microsoft.com/office/drawing/2016/5/10/chartex" xmlns:cx5="http://schemas.microsoft.com/office/drawing/2016/5/11/chartex" xmlns:cx6="http://schemas.microsoft.com/office/drawing/2016/5/12/chartex" xmlns:cx7="http://schemas.microsoft.com/office/drawing/2016/5/13/chartex" xmlns:cx8="http://schemas.microsoft.com/office/drawing/2016/5/14/chartex" xmlns:mc="http://schemas.openxmlformats.org/markup-compatibility/2006" xmlns:aink="http://schemas.microsoft.com/office/drawing/2016/ink" xmlns:am3d="http://schemas.microsoft.com/office/drawing/2017/model3d" xmlns:o="urn:schemas-microsoft-com:office:office" xmlns:oel="http://schemas.microsoft.com/office/2019/extlst" xmlns:r="http://schemas.openxmlformats.org/officeDocument/2006/relationships" xmlns:m="http://schemas.openxmlformats.org/officeDocument/2006/math" xmlns:v="urn:schemas-microsoft-com:vml" xmlns:wp14="http://schemas.microsoft.com/office/word/2010/wordprocessingDrawing" xmlns:wp="http://schemas.openxmlformats.org/drawingml/2006/wordprocessingDrawing" xmlns:w10="urn:schemas-microsoft-com:office:word" xmlns:w="http://schemas.openxmlformats.org/wordprocessingml/2006/main" xmlns:w14="http://schemas.microsoft.com/office/word/2010/wordml" xmlns:w15="http://schemas.microsoft.com/office/word/2012/wordml" xmlns:w16cex="http://schemas.microsoft.com/office/word/2018/wordml/cex" xmlns:w16cid="http://schemas.microsoft.com/office/word/2016/wordml/cid" xmlns:w16="http://schemas.microsoft.com/office/word/2018/wordml" xmlns:w16du="http://schemas.microsoft.com/office/word/2023/wordml/word16du" xmlns:w16sdtdh="http://schemas.microsoft.com/office/word/2020/wordml/sdtdatahash" xmlns:w16sdtfl="http://schemas.microsoft.com/office/word/2024/wordml/sdtformatlock" xmlns:w16se="http://schemas.microsoft.com/office/word/2015/wordml/symex" xmlns:wpg="http://schemas.microsoft.com/office/word/2010/wordprocessingGroup" xmlns:wpi="http://schemas.microsoft.com/office/word/2010/wordprocessingInk" xmlns:wne="http://schemas.microsoft.com/office/word/2006/wordml" xmlns:wps="http://schemas.microsoft.com/office/word/2010/wordprocessingShape" mc:Ignorable="w14 w15 w16se w16cid w16 w16cex w16sdtdh w16sdtfl w16du wp14">
   <w:abstractNum w:abstractNumId="0" w15:restartNumberingAfterBreak="0">
+    <w:nsid w:val="12711E62"/>
+    <w:multiLevelType w:val="hybridMultilevel"/>
+    <w:tmpl w:val="A02A0192"/>
+    <w:lvl w:ilvl="0" w:tplc="04090001">
+      <w:start w:val="1"/>
+      <w:numFmt w:val="bullet"/>
+      <w:lvlText w:val=""/>
+      <w:lvlJc w:val="left"/>
+      <w:pPr>
+        <w:ind w:left="960" w:hanging="480"/>
+      </w:pPr>
+      <w:rPr>
+        <w:rFonts w:ascii="Wingdings" w:hAnsi="Wingdings" w:hint="default"/>
+      </w:rPr>
+    </w:lvl>
+    <w:lvl w:ilvl="1" w:tplc="04090003">
+      <w:start w:val="1"/>
+      <w:numFmt w:val="bullet"/>
+      <w:lvlText w:val=""/>
+      <w:lvlJc w:val="left"/>
+      <w:pPr>
+        <w:ind w:left="1440" w:hanging="480"/>
+      </w:pPr>
+      <w:rPr>
+        <w:rFonts w:ascii="Wingdings" w:hAnsi="Wingdings" w:hint="default"/>
+      </w:rPr>
+    </w:lvl>
+    <w:lvl w:ilvl="2" w:tplc="04090005">
+      <w:start w:val="1"/>
+      <w:numFmt w:val="bullet"/>
+      <w:lvlText w:val=""/>
+      <w:lvlJc w:val="left"/>
+      <w:pPr>
+        <w:ind w:left="1920" w:hanging="480"/>
+      </w:pPr>
+      <w:rPr>
+        <w:rFonts w:ascii="Wingdings" w:hAnsi="Wingdings" w:hint="default"/>
+      </w:rPr>
+    </w:lvl>
+    <w:lvl w:ilvl="3" w:tplc="04090001">
+      <w:start w:val="1"/>
+      <w:numFmt w:val="bullet"/>
+      <w:lvlText w:val=""/>
+      <w:lvlJc w:val="left"/>
+      <w:pPr>
+        <w:ind w:left="2400" w:hanging="480"/>
+      </w:pPr>
+      <w:rPr>
+        <w:rFonts w:ascii="Wingdings" w:hAnsi="Wingdings" w:hint="default"/>
+      </w:rPr>
+    </w:lvl>
+    <w:lvl w:ilvl="4" w:tplc="04090003">
+      <w:start w:val="1"/>
+      <w:numFmt w:val="bullet"/>
+      <w:lvlText w:val=""/>
+      <w:lvlJc w:val="left"/>
+      <w:pPr>
+        <w:ind w:left="2880" w:hanging="480"/>
+      </w:pPr>
+      <w:rPr>
+        <w:rFonts w:ascii="Wingdings" w:hAnsi="Wingdings" w:hint="default"/>
+      </w:rPr>
+    </w:lvl>
+    <w:lvl w:ilvl="5" w:tplc="04090005">
+      <w:start w:val="1"/>
+      <w:numFmt w:val="bullet"/>
+      <w:lvlText w:val=""/>
+      <w:lvlJc w:val="left"/>
+      <w:pPr>
+        <w:ind w:left="3360" w:hanging="480"/>
+      </w:pPr>
+      <w:rPr>
+        <w:rFonts w:ascii="Wingdings" w:hAnsi="Wingdings" w:hint="default"/>
+      </w:rPr>
+    </w:lvl>
+    <w:lvl w:ilvl="6" w:tplc="04090001">
+      <w:start w:val="1"/>
+      <w:numFmt w:val="bullet"/>
+      <w:lvlText w:val=""/>
+      <w:lvlJc w:val="left"/>
+      <w:pPr>
+        <w:ind w:left="3840" w:hanging="480"/>
+      </w:pPr>
+      <w:rPr>
+        <w:rFonts w:ascii="Wingdings" w:hAnsi="Wingdings" w:hint="default"/>
+      </w:rPr>
+    </w:lvl>
+    <w:lvl w:ilvl="7" w:tplc="04090003">
+      <w:start w:val="1"/>
+      <w:numFmt w:val="bullet"/>
+      <w:lvlText w:val=""/>
+      <w:lvlJc w:val="left"/>
+      <w:pPr>
+        <w:ind w:left="4320" w:hanging="480"/>
+      </w:pPr>
+      <w:rPr>
+        <w:rFonts w:ascii="Wingdings" w:hAnsi="Wingdings" w:hint="default"/>
+      </w:rPr>
+    </w:lvl>
+    <w:lvl w:ilvl="8" w:tplc="04090005">
+      <w:start w:val="1"/>
+      <w:numFmt w:val="bullet"/>
+      <w:lvlText w:val=""/>
+      <w:lvlJc w:val="left"/>
+      <w:pPr>
+        <w:ind w:left="4800" w:hanging="480"/>
+      </w:pPr>
+      <w:rPr>
+        <w:rFonts w:ascii="Wingdings" w:hAnsi="Wingdings" w:hint="default"/>
+      </w:rPr>
+    </w:lvl>
+  </w:abstractNum>
+  <w:abstractNum w:abstractNumId="1" w15:restartNumberingAfterBreak="0">
+    <w:nsid w:val="1D033555"/>
+    <w:multiLevelType w:val="hybridMultilevel"/>
+    <w:tmpl w:val="8CE01924"/>
+    <w:lvl w:ilvl="0" w:tplc="4D2E38CC">
+      <w:start w:val="1"/>
+      <w:numFmt w:val="decimal"/>
+      <w:lvlText w:val="%1."/>
+      <w:lvlJc w:val="left"/>
+      <w:pPr>
+        <w:ind w:left="840" w:hanging="360"/>
+      </w:pPr>
+    </w:lvl>
+    <w:lvl w:ilvl="1" w:tplc="04090019">
+      <w:start w:val="1"/>
+      <w:numFmt w:val="ideographTraditional"/>
+      <w:lvlText w:val="%2、"/>
+      <w:lvlJc w:val="left"/>
+      <w:pPr>
+        <w:ind w:left="1440" w:hanging="480"/>
+      </w:pPr>
+    </w:lvl>
+    <w:lvl w:ilvl="2" w:tplc="0409001B">
+      <w:start w:val="1"/>
+      <w:numFmt w:val="lowerRoman"/>
+      <w:lvlText w:val="%3."/>
+      <w:lvlJc w:val="right"/>
+      <w:pPr>
+        <w:ind w:left="1920" w:hanging="480"/>
+      </w:pPr>
+    </w:lvl>
+    <w:lvl w:ilvl="3" w:tplc="0409000F">
+      <w:start w:val="1"/>
+      <w:numFmt w:val="decimal"/>
+      <w:lvlText w:val="%4."/>
+      <w:lvlJc w:val="left"/>
+      <w:pPr>
+        <w:ind w:left="2400" w:hanging="480"/>
+      </w:pPr>
+    </w:lvl>
+    <w:lvl w:ilvl="4" w:tplc="04090019">
+      <w:start w:val="1"/>
+      <w:numFmt w:val="ideographTraditional"/>
+      <w:lvlText w:val="%5、"/>
+      <w:lvlJc w:val="left"/>
+      <w:pPr>
+        <w:ind w:left="2880" w:hanging="480"/>
+      </w:pPr>
+    </w:lvl>
+    <w:lvl w:ilvl="5" w:tplc="0409001B">
+      <w:start w:val="1"/>
+      <w:numFmt w:val="lowerRoman"/>
+      <w:lvlText w:val="%6."/>
+      <w:lvlJc w:val="right"/>
+      <w:pPr>
+        <w:ind w:left="3360" w:hanging="480"/>
+      </w:pPr>
+    </w:lvl>
+    <w:lvl w:ilvl="6" w:tplc="0409000F">
+      <w:start w:val="1"/>
+      <w:numFmt w:val="decimal"/>
+      <w:lvlText w:val="%7."/>
+      <w:lvlJc w:val="left"/>
+      <w:pPr>
+        <w:ind w:left="3840" w:hanging="480"/>
+      </w:pPr>
+    </w:lvl>
+    <w:lvl w:ilvl="7" w:tplc="04090019">
+      <w:start w:val="1"/>
+      <w:numFmt w:val="ideographTraditional"/>
+      <w:lvlText w:val="%8、"/>
+      <w:lvlJc w:val="left"/>
+      <w:pPr>
+        <w:ind w:left="4320" w:hanging="480"/>
+      </w:pPr>
+    </w:lvl>
+    <w:lvl w:ilvl="8" w:tplc="0409001B">
+      <w:start w:val="1"/>
+      <w:numFmt w:val="lowerRoman"/>
+      <w:lvlText w:val="%9."/>
+      <w:lvlJc w:val="right"/>
+      <w:pPr>
+        <w:ind w:left="4800" w:hanging="480"/>
+      </w:pPr>
+    </w:lvl>
+  </w:abstractNum>
+  <w:abstractNum w:abstractNumId="2" w15:restartNumberingAfterBreak="0">
     <w:nsid w:val="5AD262BB"/>
     <w:multiLevelType w:val="multilevel"/>
     <w:tmpl w:val="E8861124"/>
@@ -5110,7 +8714,7 @@
       </w:rPr>
     </w:lvl>
   </w:abstractNum>
-  <w:abstractNum w:abstractNumId="1" w15:restartNumberingAfterBreak="0">
+  <w:abstractNum w:abstractNumId="3" w15:restartNumberingAfterBreak="0">
     <w:nsid w:val="638C2CB7"/>
     <w:multiLevelType w:val="multilevel"/>
     <w:tmpl w:val="196CC044"/>
@@ -5253,11 +8857,124 @@
       </w:rPr>
     </w:lvl>
   </w:abstractNum>
+  <w:abstractNum w:abstractNumId="4" w15:restartNumberingAfterBreak="0">
+    <w:nsid w:val="75271F10"/>
+    <w:multiLevelType w:val="hybridMultilevel"/>
+    <w:tmpl w:val="DB0E4954"/>
+    <w:lvl w:ilvl="0" w:tplc="04090001">
+      <w:start w:val="1"/>
+      <w:numFmt w:val="bullet"/>
+      <w:lvlText w:val=""/>
+      <w:lvlJc w:val="left"/>
+      <w:pPr>
+        <w:ind w:left="960" w:hanging="480"/>
+      </w:pPr>
+      <w:rPr>
+        <w:rFonts w:ascii="Wingdings" w:hAnsi="Wingdings" w:hint="default"/>
+      </w:rPr>
+    </w:lvl>
+    <w:lvl w:ilvl="1" w:tplc="04090003">
+      <w:start w:val="1"/>
+      <w:numFmt w:val="bullet"/>
+      <w:lvlText w:val=""/>
+      <w:lvlJc w:val="left"/>
+      <w:pPr>
+        <w:ind w:left="1440" w:hanging="480"/>
+      </w:pPr>
+      <w:rPr>
+        <w:rFonts w:ascii="Wingdings" w:hAnsi="Wingdings" w:hint="default"/>
+      </w:rPr>
+    </w:lvl>
+    <w:lvl w:ilvl="2" w:tplc="04090005">
+      <w:start w:val="1"/>
+      <w:numFmt w:val="bullet"/>
+      <w:lvlText w:val=""/>
+      <w:lvlJc w:val="left"/>
+      <w:pPr>
+        <w:ind w:left="1920" w:hanging="480"/>
+      </w:pPr>
+      <w:rPr>
+        <w:rFonts w:ascii="Wingdings" w:hAnsi="Wingdings" w:hint="default"/>
+      </w:rPr>
+    </w:lvl>
+    <w:lvl w:ilvl="3" w:tplc="04090001">
+      <w:start w:val="1"/>
+      <w:numFmt w:val="bullet"/>
+      <w:lvlText w:val=""/>
+      <w:lvlJc w:val="left"/>
+      <w:pPr>
+        <w:ind w:left="2400" w:hanging="480"/>
+      </w:pPr>
+      <w:rPr>
+        <w:rFonts w:ascii="Wingdings" w:hAnsi="Wingdings" w:hint="default"/>
+      </w:rPr>
+    </w:lvl>
+    <w:lvl w:ilvl="4" w:tplc="04090003">
+      <w:start w:val="1"/>
+      <w:numFmt w:val="bullet"/>
+      <w:lvlText w:val=""/>
+      <w:lvlJc w:val="left"/>
+      <w:pPr>
+        <w:ind w:left="2880" w:hanging="480"/>
+      </w:pPr>
+      <w:rPr>
+        <w:rFonts w:ascii="Wingdings" w:hAnsi="Wingdings" w:hint="default"/>
+      </w:rPr>
+    </w:lvl>
+    <w:lvl w:ilvl="5" w:tplc="04090005">
+      <w:start w:val="1"/>
+      <w:numFmt w:val="bullet"/>
+      <w:lvlText w:val=""/>
+      <w:lvlJc w:val="left"/>
+      <w:pPr>
+        <w:ind w:left="3360" w:hanging="480"/>
+      </w:pPr>
+      <w:rPr>
+        <w:rFonts w:ascii="Wingdings" w:hAnsi="Wingdings" w:hint="default"/>
+      </w:rPr>
+    </w:lvl>
+    <w:lvl w:ilvl="6" w:tplc="04090001">
+      <w:start w:val="1"/>
+      <w:numFmt w:val="bullet"/>
+      <w:lvlText w:val=""/>
+      <w:lvlJc w:val="left"/>
+      <w:pPr>
+        <w:ind w:left="3840" w:hanging="480"/>
+      </w:pPr>
+      <w:rPr>
+        <w:rFonts w:ascii="Wingdings" w:hAnsi="Wingdings" w:hint="default"/>
+      </w:rPr>
+    </w:lvl>
+    <w:lvl w:ilvl="7" w:tplc="04090003">
+      <w:start w:val="1"/>
+      <w:numFmt w:val="bullet"/>
+      <w:lvlText w:val=""/>
+      <w:lvlJc w:val="left"/>
+      <w:pPr>
+        <w:ind w:left="4320" w:hanging="480"/>
+      </w:pPr>
+      <w:rPr>
+        <w:rFonts w:ascii="Wingdings" w:hAnsi="Wingdings" w:hint="default"/>
+      </w:rPr>
+    </w:lvl>
+    <w:lvl w:ilvl="8" w:tplc="04090005">
+      <w:start w:val="1"/>
+      <w:numFmt w:val="bullet"/>
+      <w:lvlText w:val=""/>
+      <w:lvlJc w:val="left"/>
+      <w:pPr>
+        <w:ind w:left="4800" w:hanging="480"/>
+      </w:pPr>
+      <w:rPr>
+        <w:rFonts w:ascii="Wingdings" w:hAnsi="Wingdings" w:hint="default"/>
+      </w:rPr>
+    </w:lvl>
+  </w:abstractNum>
   <w:num w:numId="1" w16cid:durableId="1837761833">
-    <w:abstractNumId w:val="1"/>
+    <w:abstractNumId w:val="3"/>
   </w:num>
   <w:num w:numId="2" w16cid:durableId="866405100">
-    <w:abstractNumId w:val="1"/>
+    <w:abstractNumId w:val="3"/>
     <w:lvlOverride w:ilvl="0">
       <w:startOverride w:val="2"/>
     </w:lvlOverride>
@@ -5287,7 +9004,61 @@
     </w:lvlOverride>
   </w:num>
   <w:num w:numId="3" w16cid:durableId="1760322357">
+    <w:abstractNumId w:val="2"/>
+  </w:num>
+  <w:num w:numId="4" w16cid:durableId="1242911612">
+    <w:abstractNumId w:val="1"/>
+    <w:lvlOverride w:ilvl="0">
+      <w:startOverride w:val="1"/>
+    </w:lvlOverride>
+    <w:lvlOverride w:ilvl="1">
+      <w:startOverride w:val="1"/>
+    </w:lvlOverride>
+    <w:lvlOverride w:ilvl="2">
+      <w:startOverride w:val="1"/>
+    </w:lvlOverride>
+    <w:lvlOverride w:ilvl="3">
+      <w:startOverride w:val="1"/>
+    </w:lvlOverride>
+    <w:lvlOverride w:ilvl="4">
+      <w:startOverride w:val="1"/>
+    </w:lvlOverride>
+    <w:lvlOverride w:ilvl="5">
+      <w:startOverride w:val="1"/>
+    </w:lvlOverride>
+    <w:lvlOverride w:ilvl="6">
+      <w:startOverride w:val="1"/>
+    </w:lvlOverride>
+    <w:lvlOverride w:ilvl="7">
+      <w:startOverride w:val="1"/>
+    </w:lvlOverride>
+    <w:lvlOverride w:ilvl="8">
+      <w:startOverride w:val="1"/>
+    </w:lvlOverride>
+  </w:num>
+  <w:num w:numId="5" w16cid:durableId="467019402">
     <w:abstractNumId w:val="0"/>
+    <w:lvlOverride w:ilvl="0"/>
+    <w:lvlOverride w:ilvl="1"/>
+    <w:lvlOverride w:ilvl="2"/>
+    <w:lvlOverride w:ilvl="3"/>
+    <w:lvlOverride w:ilvl="4"/>
+    <w:lvlOverride w:ilvl="5"/>
+    <w:lvlOverride w:ilvl="6"/>
+    <w:lvlOverride w:ilvl="7"/>
+    <w:lvlOverride w:ilvl="8"/>
+  </w:num>
+  <w:num w:numId="6" w16cid:durableId="637611481">
+    <w:abstractNumId w:val="4"/>
+    <w:lvlOverride w:ilvl="0"/>
+    <w:lvlOverride w:ilvl="1"/>
+    <w:lvlOverride w:ilvl="2"/>
+    <w:lvlOverride w:ilvl="3"/>
+    <w:lvlOverride w:ilvl="4"/>
+    <w:lvlOverride w:ilvl="5"/>
+    <w:lvlOverride w:ilvl="6"/>
+    <w:lvlOverride w:ilvl="7"/>
+    <w:lvlOverride w:ilvl="8"/>
   </w:num>
 </w:numbering>
 </file>
@@ -5886,7 +9657,6 @@
   <w:style w:type="character" w:default="1" w:styleId="a1">
     <w:name w:val="Default Paragraph Font"/>
     <w:uiPriority w:val="1"/>
-    <w:semiHidden/>
     <w:unhideWhenUsed/>
   </w:style>
   <w:style w:type="table" w:default="1" w:styleId="a2">
@@ -6291,6 +10061,25 @@
       <w14:ligatures w14:val="none"/>
     </w:rPr>
   </w:style>
+  <w:style w:type="table" w:styleId="af4">
+    <w:name w:val="Table Grid"/>
+    <w:basedOn w:val="a2"/>
+    <w:uiPriority w:val="39"/>
+    <w:rsid w:val="00A85056"/>
+    <w:pPr>
+      <w:spacing w:after="0" w:line="240" w:lineRule="auto"/>
+    </w:pPr>
+    <w:tblPr>
+      <w:tblBorders>
+        <w:top w:val="single" w:sz="4" w:space="0" w:color="auto"/>
+        <w:left w:val="single" w:sz="4" w:space="0" w:color="auto"/>
+        <w:bottom w:val="single" w:sz="4" w:space="0" w:color="auto"/>
+        <w:right w:val="single" w:sz="4" w:space="0" w:color="auto"/>
+        <w:insideH w:val="single" w:sz="4" w:space="0" w:color="auto"/>
+        <w:insideV w:val="single" w:sz="4" w:space="0" w:color="auto"/>
+      </w:tblBorders>
+    </w:tblPr>
+  </w:style>
 </w:styles>
 </file>
 

--- a/系統文件.docx
+++ b/系統文件.docx
@@ -2126,7 +2126,6 @@
                               </w:rPr>
                               <w:t>標</w:t>
                             </w:r>
-                            <w:proofErr w:type="gramStart"/>
                             <w:r>
                               <w:rPr>
                                 <w:rFonts w:eastAsia="標楷體" w:hint="eastAsia"/>
@@ -2138,7 +2137,6 @@
                               </w:rPr>
                               <w:t>註</w:t>
                             </w:r>
-                            <w:proofErr w:type="gramEnd"/>
                             <w:r>
                               <w:rPr>
                                 <w:rFonts w:eastAsia="標楷體" w:hint="eastAsia"/>
@@ -2468,7 +2466,6 @@
                         </w:rPr>
                         <w:t>標</w:t>
                       </w:r>
-                      <w:proofErr w:type="gramStart"/>
                       <w:r>
                         <w:rPr>
                           <w:rFonts w:eastAsia="標楷體" w:hint="eastAsia"/>
@@ -2480,7 +2477,6 @@
                         </w:rPr>
                         <w:t>註</w:t>
                       </w:r>
-                      <w:proofErr w:type="gramEnd"/>
                       <w:r>
                         <w:rPr>
                           <w:rFonts w:eastAsia="標楷體" w:hint="eastAsia"/>
@@ -5186,6 +5182,3475 @@
         <w:rPr>
           <w:rFonts w:eastAsia="標楷體"/>
         </w:rPr>
+        <w:sectPr>
+          <w:pgSz w:w="11906" w:h="16838"/>
+          <w:pgMar w:top="1440" w:right="1800" w:bottom="1440" w:left="1800" w:header="851" w:footer="992" w:gutter="0"/>
+          <w:cols w:space="425"/>
+          <w:docGrid w:type="lines" w:linePitch="360"/>
+        </w:sectPr>
+      </w:pPr>
+    </w:p>
+    <w:p>
+      <w:pPr>
+        <w:tabs>
+          <w:tab w:val="num" w:pos="360"/>
+        </w:tabs>
+        <w:jc w:val="center"/>
+        <w:outlineLvl w:val="0"/>
+        <w:rPr>
+          <w:rFonts w:eastAsia="標楷體"/>
+          <w:sz w:val="36"/>
+          <w:szCs w:val="36"/>
+        </w:rPr>
+      </w:pPr>
+      <w:bookmarkStart w:id="1" w:name="_Toc167696207"/>
+      <w:bookmarkStart w:id="2" w:name="_Toc179739969"/>
+      <w:r>
+        <w:rPr>
+          <w:rFonts w:eastAsia="標楷體" w:hint="eastAsia"/>
+          <w:sz w:val="36"/>
+          <w:szCs w:val="36"/>
+        </w:rPr>
+        <w:lastRenderedPageBreak/>
+        <w:t>第</w:t>
+      </w:r>
+      <w:r>
+        <w:rPr>
+          <w:rFonts w:eastAsia="標楷體" w:hint="eastAsia"/>
+          <w:sz w:val="36"/>
+          <w:szCs w:val="36"/>
+        </w:rPr>
+        <w:t>2</w:t>
+      </w:r>
+      <w:r>
+        <w:rPr>
+          <w:rFonts w:eastAsia="標楷體" w:hint="eastAsia"/>
+          <w:sz w:val="36"/>
+          <w:szCs w:val="36"/>
+        </w:rPr>
+        <w:t>章</w:t>
+      </w:r>
+      <w:r>
+        <w:rPr>
+          <w:rFonts w:eastAsia="標楷體" w:hint="eastAsia"/>
+          <w:sz w:val="36"/>
+          <w:szCs w:val="36"/>
+        </w:rPr>
+        <w:t xml:space="preserve"> </w:t>
+      </w:r>
+      <w:r>
+        <w:rPr>
+          <w:rFonts w:eastAsia="標楷體" w:hint="eastAsia"/>
+          <w:sz w:val="36"/>
+          <w:szCs w:val="36"/>
+        </w:rPr>
+        <w:t>營運計畫</w:t>
+      </w:r>
+      <w:bookmarkEnd w:id="1"/>
+      <w:bookmarkEnd w:id="2"/>
+    </w:p>
+    <w:p>
+      <w:pPr>
+        <w:tabs>
+          <w:tab w:val="num" w:pos="360"/>
+        </w:tabs>
+        <w:jc w:val="both"/>
+        <w:outlineLvl w:val="1"/>
+        <w:rPr>
+          <w:rFonts w:eastAsia="標楷體"/>
+          <w:sz w:val="32"/>
+          <w:szCs w:val="32"/>
+        </w:rPr>
+      </w:pPr>
+      <w:bookmarkStart w:id="3" w:name="_Toc167696208"/>
+      <w:bookmarkStart w:id="4" w:name="_Toc179739970"/>
+      <w:r>
+        <w:rPr>
+          <w:rFonts w:eastAsia="標楷體" w:hint="eastAsia"/>
+          <w:sz w:val="32"/>
+          <w:szCs w:val="32"/>
+        </w:rPr>
+        <w:t>2-1</w:t>
+      </w:r>
+      <w:r>
+        <w:rPr>
+          <w:rFonts w:eastAsia="標楷體" w:hint="eastAsia"/>
+          <w:sz w:val="32"/>
+          <w:szCs w:val="32"/>
+        </w:rPr>
+        <w:t>可行性分析</w:t>
+      </w:r>
+      <w:bookmarkEnd w:id="3"/>
+      <w:bookmarkEnd w:id="4"/>
+    </w:p>
+    <w:p>
+      <w:pPr>
+        <w:pStyle w:val="aa"/>
+        <w:numPr>
+          <w:ilvl w:val="0"/>
+          <w:numId w:val="15"/>
+        </w:numPr>
+        <w:tabs>
+          <w:tab w:val="num" w:pos="360"/>
+        </w:tabs>
+        <w:jc w:val="both"/>
+        <w:rPr>
+          <w:rFonts w:eastAsia="標楷體"/>
+          <w:sz w:val="28"/>
+        </w:rPr>
+      </w:pPr>
+      <w:r>
+        <w:rPr>
+          <w:rFonts w:eastAsia="標楷體" w:hint="eastAsia"/>
+          <w:sz w:val="28"/>
+        </w:rPr>
+        <w:t>市場需求分析：</w:t>
+      </w:r>
+    </w:p>
+    <w:p>
+      <w:pPr>
+        <w:pStyle w:val="aa"/>
+        <w:numPr>
+          <w:ilvl w:val="1"/>
+          <w:numId w:val="15"/>
+        </w:numPr>
+        <w:jc w:val="both"/>
+        <w:rPr>
+          <w:rFonts w:eastAsia="標楷體"/>
+          <w:sz w:val="28"/>
+        </w:rPr>
+      </w:pPr>
+      <w:r>
+        <w:rPr>
+          <w:rFonts w:eastAsia="標楷體" w:hint="eastAsia"/>
+          <w:sz w:val="28"/>
+        </w:rPr>
+        <w:t>隨著</w:t>
+      </w:r>
+      <w:r>
+        <w:rPr>
+          <w:rFonts w:eastAsia="標楷體" w:hint="eastAsia"/>
+          <w:sz w:val="28"/>
+        </w:rPr>
+        <w:t>ISO27001</w:t>
+      </w:r>
+      <w:r>
+        <w:rPr>
+          <w:rFonts w:eastAsia="標楷體" w:hint="eastAsia"/>
+          <w:sz w:val="28"/>
+        </w:rPr>
+        <w:t>、資通安全管理法等要求</w:t>
+      </w:r>
+      <w:proofErr w:type="gramStart"/>
+      <w:r>
+        <w:rPr>
+          <w:rFonts w:eastAsia="標楷體" w:hint="eastAsia"/>
+          <w:sz w:val="28"/>
+        </w:rPr>
+        <w:t>普及，</w:t>
+      </w:r>
+      <w:proofErr w:type="gramEnd"/>
+      <w:r>
+        <w:rPr>
+          <w:rFonts w:eastAsia="標楷體" w:hint="eastAsia"/>
+          <w:sz w:val="28"/>
+        </w:rPr>
+        <w:t>不僅政府機關，中小企業也被要求合</w:t>
+      </w:r>
+      <w:proofErr w:type="gramStart"/>
+      <w:r>
+        <w:rPr>
+          <w:rFonts w:eastAsia="標楷體" w:hint="eastAsia"/>
+          <w:sz w:val="28"/>
+        </w:rPr>
+        <w:t>規</w:t>
+      </w:r>
+      <w:proofErr w:type="gramEnd"/>
+      <w:r>
+        <w:rPr>
+          <w:rFonts w:eastAsia="標楷體" w:hint="eastAsia"/>
+          <w:sz w:val="28"/>
+        </w:rPr>
+        <w:t>。</w:t>
+      </w:r>
+    </w:p>
+    <w:p>
+      <w:pPr>
+        <w:pStyle w:val="aa"/>
+        <w:numPr>
+          <w:ilvl w:val="1"/>
+          <w:numId w:val="15"/>
+        </w:numPr>
+        <w:jc w:val="both"/>
+        <w:rPr>
+          <w:rFonts w:eastAsia="標楷體"/>
+          <w:sz w:val="28"/>
+        </w:rPr>
+      </w:pPr>
+      <w:r>
+        <w:rPr>
+          <w:rFonts w:eastAsia="標楷體" w:hint="eastAsia"/>
+          <w:sz w:val="28"/>
+        </w:rPr>
+        <w:t>中小企業缺乏</w:t>
+      </w:r>
+      <w:proofErr w:type="gramStart"/>
+      <w:r>
+        <w:rPr>
+          <w:rFonts w:eastAsia="標楷體" w:hint="eastAsia"/>
+          <w:sz w:val="28"/>
+        </w:rPr>
+        <w:t>專業資安顧問</w:t>
+      </w:r>
+      <w:proofErr w:type="gramEnd"/>
+      <w:r>
+        <w:rPr>
+          <w:rFonts w:eastAsia="標楷體" w:hint="eastAsia"/>
+          <w:sz w:val="28"/>
+        </w:rPr>
+        <w:t>，但目前顧問費用極高，此專案能填補專業人力缺口</w:t>
+      </w:r>
+      <w:r>
+        <w:rPr>
+          <w:rFonts w:eastAsia="標楷體" w:hint="eastAsia"/>
+          <w:sz w:val="28"/>
+        </w:rPr>
+        <w:t>。</w:t>
+      </w:r>
+    </w:p>
+    <w:p>
+      <w:pPr>
+        <w:pStyle w:val="aa"/>
+        <w:numPr>
+          <w:ilvl w:val="1"/>
+          <w:numId w:val="15"/>
+        </w:numPr>
+        <w:jc w:val="both"/>
+        <w:rPr>
+          <w:rFonts w:eastAsia="標楷體"/>
+          <w:sz w:val="28"/>
+        </w:rPr>
+      </w:pPr>
+      <w:r>
+        <w:rPr>
+          <w:rFonts w:eastAsia="標楷體" w:hint="eastAsia"/>
+          <w:sz w:val="28"/>
+        </w:rPr>
+        <w:t>傳統人工盤點資產與填寫風險評估表耗時耗力，利用</w:t>
+      </w:r>
+      <w:r>
+        <w:rPr>
+          <w:rFonts w:eastAsia="標楷體" w:hint="eastAsia"/>
+          <w:sz w:val="28"/>
+        </w:rPr>
+        <w:t>AI</w:t>
+      </w:r>
+      <w:r>
+        <w:rPr>
+          <w:rFonts w:eastAsia="標楷體" w:hint="eastAsia"/>
+          <w:sz w:val="28"/>
+        </w:rPr>
+        <w:t>自動化產出，能減少大量時間，提升效率</w:t>
+      </w:r>
+      <w:r>
+        <w:rPr>
+          <w:rFonts w:eastAsia="標楷體" w:hint="eastAsia"/>
+          <w:sz w:val="28"/>
+        </w:rPr>
+        <w:t>。</w:t>
+      </w:r>
+    </w:p>
+    <w:p>
+      <w:pPr>
+        <w:pStyle w:val="aa"/>
+        <w:numPr>
+          <w:ilvl w:val="0"/>
+          <w:numId w:val="15"/>
+        </w:numPr>
+        <w:tabs>
+          <w:tab w:val="num" w:pos="360"/>
+        </w:tabs>
+        <w:jc w:val="both"/>
+        <w:rPr>
+          <w:rFonts w:eastAsia="標楷體"/>
+          <w:sz w:val="28"/>
+        </w:rPr>
+      </w:pPr>
+      <w:r>
+        <w:rPr>
+          <w:rFonts w:eastAsia="標楷體" w:hint="eastAsia"/>
+          <w:sz w:val="28"/>
+        </w:rPr>
+        <w:t>技術可行性分析：</w:t>
+      </w:r>
+    </w:p>
+    <w:p>
+      <w:pPr>
+        <w:pStyle w:val="aa"/>
+        <w:numPr>
+          <w:ilvl w:val="1"/>
+          <w:numId w:val="15"/>
+        </w:numPr>
+        <w:jc w:val="both"/>
+        <w:rPr>
+          <w:rFonts w:eastAsia="標楷體"/>
+          <w:sz w:val="28"/>
+        </w:rPr>
+      </w:pPr>
+      <w:r>
+        <w:rPr>
+          <w:rFonts w:eastAsia="標楷體" w:hint="eastAsia"/>
+          <w:sz w:val="28"/>
+        </w:rPr>
+        <w:t>需要具備開發移動應用的技術團隊，以及後端支援系統。</w:t>
+      </w:r>
+    </w:p>
+    <w:p>
+      <w:pPr>
+        <w:pStyle w:val="aa"/>
+        <w:numPr>
+          <w:ilvl w:val="1"/>
+          <w:numId w:val="15"/>
+        </w:numPr>
+        <w:jc w:val="both"/>
+        <w:rPr>
+          <w:rFonts w:eastAsia="標楷體"/>
+          <w:sz w:val="28"/>
+        </w:rPr>
+      </w:pPr>
+      <w:r>
+        <w:rPr>
+          <w:rFonts w:eastAsia="標楷體" w:hint="eastAsia"/>
+          <w:sz w:val="28"/>
+        </w:rPr>
+        <w:t>應用需要不斷更新以滿足市場需求，需要具備持續開發和更新的能力。</w:t>
+      </w:r>
+    </w:p>
+    <w:p>
+      <w:pPr>
+        <w:pStyle w:val="aa"/>
+        <w:numPr>
+          <w:ilvl w:val="0"/>
+          <w:numId w:val="15"/>
+        </w:numPr>
+        <w:tabs>
+          <w:tab w:val="num" w:pos="360"/>
+        </w:tabs>
+        <w:jc w:val="both"/>
+        <w:rPr>
+          <w:rFonts w:eastAsia="標楷體"/>
+          <w:sz w:val="28"/>
+        </w:rPr>
+      </w:pPr>
+      <w:r>
+        <w:rPr>
+          <w:rFonts w:eastAsia="標楷體" w:hint="eastAsia"/>
+          <w:sz w:val="28"/>
+        </w:rPr>
+        <w:t>風險與挑戰：</w:t>
+      </w:r>
+    </w:p>
+    <w:p>
+      <w:pPr>
+        <w:pStyle w:val="aa"/>
+        <w:numPr>
+          <w:ilvl w:val="1"/>
+          <w:numId w:val="15"/>
+        </w:numPr>
+        <w:jc w:val="both"/>
+        <w:rPr>
+          <w:rFonts w:eastAsia="標楷體"/>
+          <w:sz w:val="28"/>
+        </w:rPr>
+      </w:pPr>
+      <w:r>
+        <w:rPr>
+          <w:rFonts w:eastAsia="標楷體" w:hint="eastAsia"/>
+          <w:sz w:val="28"/>
+        </w:rPr>
+        <w:t>AI</w:t>
+      </w:r>
+      <w:r>
+        <w:rPr>
+          <w:rFonts w:eastAsia="標楷體" w:hint="eastAsia"/>
+          <w:sz w:val="28"/>
+        </w:rPr>
+        <w:t>幻覺及準確性</w:t>
+      </w:r>
+      <w:r>
+        <w:rPr>
+          <w:rFonts w:eastAsia="標楷體" w:hint="eastAsia"/>
+          <w:sz w:val="28"/>
+        </w:rPr>
+        <w:t>。</w:t>
+      </w:r>
+    </w:p>
+    <w:p>
+      <w:pPr>
+        <w:pStyle w:val="aa"/>
+        <w:numPr>
+          <w:ilvl w:val="1"/>
+          <w:numId w:val="15"/>
+        </w:numPr>
+        <w:jc w:val="both"/>
+        <w:rPr>
+          <w:rFonts w:eastAsia="標楷體"/>
+          <w:sz w:val="28"/>
+        </w:rPr>
+      </w:pPr>
+      <w:proofErr w:type="gramStart"/>
+      <w:r>
+        <w:rPr>
+          <w:rFonts w:eastAsia="標楷體" w:hint="eastAsia"/>
+          <w:sz w:val="28"/>
+        </w:rPr>
+        <w:t>資安隱私</w:t>
+      </w:r>
+      <w:proofErr w:type="gramEnd"/>
+      <w:r>
+        <w:rPr>
+          <w:rFonts w:eastAsia="標楷體" w:hint="eastAsia"/>
+          <w:sz w:val="28"/>
+        </w:rPr>
+        <w:t>風險</w:t>
+      </w:r>
+      <w:r>
+        <w:rPr>
+          <w:rFonts w:eastAsia="標楷體" w:hint="eastAsia"/>
+          <w:sz w:val="28"/>
+        </w:rPr>
+        <w:t>。</w:t>
+      </w:r>
+    </w:p>
+    <w:p>
+      <w:pPr>
+        <w:pStyle w:val="aa"/>
+        <w:numPr>
+          <w:ilvl w:val="1"/>
+          <w:numId w:val="15"/>
+        </w:numPr>
+        <w:jc w:val="both"/>
+        <w:rPr>
+          <w:rFonts w:eastAsia="標楷體"/>
+          <w:sz w:val="28"/>
+        </w:rPr>
+      </w:pPr>
+      <w:r>
+        <w:rPr>
+          <w:rFonts w:eastAsia="標楷體" w:hint="eastAsia"/>
+          <w:sz w:val="28"/>
+        </w:rPr>
+        <w:t>法規變動快速</w:t>
+      </w:r>
+      <w:r>
+        <w:rPr>
+          <w:rFonts w:eastAsia="標楷體" w:hint="eastAsia"/>
+          <w:sz w:val="28"/>
+        </w:rPr>
+        <w:t>。</w:t>
+      </w:r>
+    </w:p>
+    <w:p>
+      <w:pPr>
+        <w:jc w:val="both"/>
+        <w:rPr>
+          <w:rFonts w:eastAsia="標楷體"/>
+          <w:sz w:val="28"/>
+        </w:rPr>
+      </w:pPr>
+      <w:r>
+        <w:rPr>
+          <w:rFonts w:eastAsia="標楷體"/>
+          <w:sz w:val="28"/>
+        </w:rPr>
+        <w:br w:type="page"/>
+      </w:r>
+    </w:p>
+    <w:p>
+      <w:pPr>
+        <w:tabs>
+          <w:tab w:val="num" w:pos="360"/>
+        </w:tabs>
+        <w:jc w:val="both"/>
+        <w:outlineLvl w:val="1"/>
+        <w:rPr>
+          <w:rFonts w:eastAsia="標楷體"/>
+          <w:sz w:val="32"/>
+          <w:szCs w:val="32"/>
+        </w:rPr>
+      </w:pPr>
+      <w:bookmarkStart w:id="5" w:name="_Toc167696209"/>
+      <w:bookmarkStart w:id="6" w:name="_Toc179739971"/>
+      <w:r>
+        <w:rPr>
+          <w:rFonts w:eastAsia="標楷體" w:hint="eastAsia"/>
+          <w:sz w:val="32"/>
+          <w:szCs w:val="32"/>
+        </w:rPr>
+        <w:lastRenderedPageBreak/>
+        <w:t>2-2</w:t>
+      </w:r>
+      <w:r>
+        <w:rPr>
+          <w:rFonts w:eastAsia="標楷體" w:hint="eastAsia"/>
+          <w:sz w:val="32"/>
+          <w:szCs w:val="32"/>
+        </w:rPr>
+        <w:t>商業模式</w:t>
+      </w:r>
+      <w:bookmarkEnd w:id="5"/>
+      <w:bookmarkEnd w:id="6"/>
+    </w:p>
+    <w:p>
+      <w:pPr>
+        <w:pStyle w:val="af5"/>
+        <w:keepNext/>
+        <w:spacing w:before="160" w:after="0" w:line="240" w:lineRule="auto"/>
+        <w:jc w:val="center"/>
+        <w:rPr>
+          <w:rFonts w:ascii="Times New Roman" w:eastAsia="標楷體" w:hAnsi="Times New Roman"/>
+          <w:sz w:val="24"/>
+        </w:rPr>
+      </w:pPr>
+      <w:r>
+        <w:rPr>
+          <w:rFonts w:ascii="Times New Roman" w:eastAsia="標楷體" w:hAnsi="Times New Roman" w:hint="eastAsia"/>
+          <w:sz w:val="24"/>
+        </w:rPr>
+        <w:t>表</w:t>
+      </w:r>
+      <w:r>
+        <w:rPr>
+          <w:rFonts w:ascii="Times New Roman" w:eastAsia="標楷體" w:hAnsi="Times New Roman" w:hint="eastAsia"/>
+          <w:sz w:val="24"/>
+        </w:rPr>
+        <w:t xml:space="preserve"> 2-2-1</w:t>
+      </w:r>
+      <w:r>
+        <w:rPr>
+          <w:rFonts w:ascii="Times New Roman" w:eastAsia="標楷體" w:hAnsi="Times New Roman" w:hint="eastAsia"/>
+          <w:sz w:val="24"/>
+        </w:rPr>
+        <w:t>：商業模式</w:t>
+      </w:r>
+    </w:p>
+    <w:tbl>
+      <w:tblPr>
+        <w:tblStyle w:val="af4"/>
+        <w:tblW w:w="0" w:type="auto"/>
+        <w:tblLook w:val="04A0" w:firstRow="1" w:lastRow="0" w:firstColumn="1" w:lastColumn="0" w:noHBand="0" w:noVBand="1"/>
+      </w:tblPr>
+      <w:tblGrid>
+        <w:gridCol w:w="1606"/>
+        <w:gridCol w:w="1820"/>
+        <w:gridCol w:w="720"/>
+        <w:gridCol w:w="1151"/>
+        <w:gridCol w:w="1608"/>
+        <w:gridCol w:w="1391"/>
+      </w:tblGrid>
+      <w:tr>
+        <w:tc>
+          <w:tcPr>
+            <w:tcW w:w="1980" w:type="dxa"/>
+            <w:vMerge w:val="restart"/>
+          </w:tcPr>
+          <w:p>
+            <w:pPr>
+              <w:pStyle w:val="af5"/>
+              <w:rPr>
+                <w:rFonts w:ascii="Times New Roman" w:eastAsia="標楷體" w:hAnsi="Times New Roman"/>
+                <w:b/>
+                <w:bCs/>
+                <w:sz w:val="28"/>
+                <w:szCs w:val="28"/>
+                <w:lang w:eastAsia="ja-JP"/>
+              </w:rPr>
+            </w:pPr>
+            <w:bookmarkStart w:id="7" w:name="_Toc167702324"/>
+            <w:bookmarkStart w:id="8" w:name="_Toc167702333"/>
+            <w:r>
+              <w:rPr>
+                <w:rFonts w:ascii="Times New Roman" w:eastAsia="標楷體" w:hAnsi="Times New Roman" w:hint="eastAsia"/>
+                <w:b/>
+                <w:bCs/>
+                <w:sz w:val="28"/>
+                <w:szCs w:val="28"/>
+                <w:lang w:eastAsia="ja-JP"/>
+              </w:rPr>
+              <w:t>關鍵合作夥伴</w:t>
+            </w:r>
+          </w:p>
+          <w:p>
+            <w:pPr>
+              <w:spacing w:after="60"/>
+              <w:rPr>
+                <w:rFonts w:ascii="標楷體" w:eastAsia="標楷體" w:hAnsi="標楷體"/>
+                <w:shd w:val="pct15" w:color="auto" w:fill="FFFFFF"/>
+              </w:rPr>
+            </w:pPr>
+            <w:r>
+              <w:rPr>
+                <w:rFonts w:ascii="標楷體" w:eastAsia="標楷體" w:hAnsi="標楷體" w:hint="eastAsia"/>
+                <w:lang w:eastAsia="ja-JP"/>
+              </w:rPr>
+              <w:t>・</w:t>
+            </w:r>
+            <w:r>
+              <w:rPr>
+                <w:rFonts w:ascii="標楷體" w:eastAsia="標楷體" w:hAnsi="標楷體" w:hint="eastAsia"/>
+              </w:rPr>
+              <w:t>中小型企業</w:t>
+            </w:r>
+          </w:p>
+        </w:tc>
+        <w:tc>
+          <w:tcPr>
+            <w:tcW w:w="2268" w:type="dxa"/>
+          </w:tcPr>
+          <w:p>
+            <w:pPr>
+              <w:pStyle w:val="af5"/>
+              <w:rPr>
+                <w:rFonts w:ascii="Times New Roman" w:eastAsia="標楷體" w:hAnsi="Times New Roman"/>
+                <w:b/>
+                <w:bCs/>
+                <w:sz w:val="28"/>
+                <w:szCs w:val="28"/>
+                <w:lang w:eastAsia="ja-JP"/>
+              </w:rPr>
+            </w:pPr>
+            <w:r>
+              <w:rPr>
+                <w:rFonts w:ascii="Times New Roman" w:eastAsia="標楷體" w:hAnsi="Times New Roman" w:hint="eastAsia"/>
+                <w:b/>
+                <w:bCs/>
+                <w:sz w:val="28"/>
+                <w:szCs w:val="28"/>
+                <w:lang w:eastAsia="ja-JP"/>
+              </w:rPr>
+              <w:t>關鍵活動</w:t>
+            </w:r>
+          </w:p>
+          <w:p>
+            <w:pPr>
+              <w:spacing w:after="60"/>
+              <w:rPr>
+                <w:rFonts w:ascii="標楷體" w:eastAsia="標楷體" w:hAnsi="標楷體"/>
+                <w:lang w:eastAsia="ja-JP"/>
+              </w:rPr>
+            </w:pPr>
+            <w:r>
+              <w:rPr>
+                <w:rFonts w:ascii="標楷體" w:eastAsia="標楷體" w:hAnsi="標楷體" w:hint="eastAsia"/>
+                <w:lang w:eastAsia="ja-JP"/>
+              </w:rPr>
+              <w:t>・平台開發和維護</w:t>
+            </w:r>
+          </w:p>
+          <w:p>
+            <w:pPr>
+              <w:spacing w:after="60"/>
+              <w:rPr>
+                <w:rFonts w:ascii="標楷體" w:eastAsia="標楷體" w:hAnsi="標楷體"/>
+                <w:lang w:eastAsia="ja-JP"/>
+              </w:rPr>
+            </w:pPr>
+            <w:r>
+              <w:rPr>
+                <w:rFonts w:ascii="標楷體" w:eastAsia="標楷體" w:hAnsi="標楷體" w:hint="eastAsia"/>
+                <w:lang w:eastAsia="ja-JP"/>
+              </w:rPr>
+              <w:t>・內容創建和更新</w:t>
+            </w:r>
+          </w:p>
+          <w:p>
+            <w:pPr>
+              <w:spacing w:after="60"/>
+              <w:rPr>
+                <w:rFonts w:ascii="標楷體" w:eastAsia="標楷體" w:hAnsi="標楷體"/>
+                <w:lang w:eastAsia="ja-JP"/>
+              </w:rPr>
+            </w:pPr>
+            <w:r>
+              <w:rPr>
+                <w:rFonts w:ascii="標楷體" w:eastAsia="標楷體" w:hAnsi="標楷體" w:hint="eastAsia"/>
+                <w:lang w:eastAsia="ja-JP"/>
+              </w:rPr>
+              <w:t>・用戶支持與客戶服務</w:t>
+            </w:r>
+          </w:p>
+          <w:p>
+            <w:pPr>
+              <w:spacing w:after="60"/>
+              <w:rPr>
+                <w:rFonts w:ascii="標楷體" w:eastAsia="標楷體" w:hAnsi="標楷體"/>
+                <w:shd w:val="pct15" w:color="auto" w:fill="FFFFFF"/>
+              </w:rPr>
+            </w:pPr>
+            <w:r>
+              <w:rPr>
+                <w:rFonts w:ascii="標楷體" w:eastAsia="標楷體" w:hAnsi="標楷體" w:hint="eastAsia"/>
+              </w:rPr>
+              <w:t>・市場營銷和推廣</w:t>
+            </w:r>
+          </w:p>
+        </w:tc>
+        <w:tc>
+          <w:tcPr>
+            <w:tcW w:w="2268" w:type="dxa"/>
+            <w:gridSpan w:val="2"/>
+            <w:vMerge w:val="restart"/>
+          </w:tcPr>
+          <w:p>
+            <w:pPr>
+              <w:pStyle w:val="af5"/>
+              <w:rPr>
+                <w:rFonts w:ascii="Times New Roman" w:eastAsia="標楷體" w:hAnsi="Times New Roman"/>
+                <w:b/>
+                <w:bCs/>
+                <w:sz w:val="28"/>
+                <w:szCs w:val="28"/>
+                <w:lang w:eastAsia="ja-JP"/>
+              </w:rPr>
+            </w:pPr>
+            <w:r>
+              <w:rPr>
+                <w:rFonts w:ascii="Times New Roman" w:eastAsia="標楷體" w:hAnsi="Times New Roman" w:hint="eastAsia"/>
+                <w:b/>
+                <w:bCs/>
+                <w:sz w:val="28"/>
+                <w:szCs w:val="28"/>
+                <w:lang w:eastAsia="ja-JP"/>
+              </w:rPr>
+              <w:t>價值主張</w:t>
+            </w:r>
+          </w:p>
+          <w:p>
+            <w:pPr>
+              <w:spacing w:after="60"/>
+              <w:rPr>
+                <w:rFonts w:ascii="標楷體" w:eastAsia="標楷體" w:hAnsi="標楷體"/>
+              </w:rPr>
+            </w:pPr>
+            <w:r>
+              <w:rPr>
+                <w:rFonts w:ascii="標楷體" w:eastAsia="標楷體" w:hAnsi="標楷體" w:hint="eastAsia"/>
+                <w:lang w:eastAsia="ja-JP"/>
+              </w:rPr>
+              <w:t>・</w:t>
+            </w:r>
+            <w:r>
+              <w:rPr>
+                <w:rFonts w:ascii="標楷體" w:eastAsia="標楷體" w:hAnsi="標楷體" w:hint="eastAsia"/>
+              </w:rPr>
+              <w:t>降低資安風險成本</w:t>
+            </w:r>
+          </w:p>
+          <w:p>
+            <w:pPr>
+              <w:spacing w:after="60"/>
+              <w:rPr>
+                <w:rFonts w:ascii="標楷體" w:eastAsia="標楷體" w:hAnsi="標楷體"/>
+              </w:rPr>
+            </w:pPr>
+            <w:r>
+              <w:rPr>
+                <w:rFonts w:ascii="標楷體" w:eastAsia="標楷體" w:hAnsi="標楷體" w:hint="eastAsia"/>
+                <w:lang w:eastAsia="ja-JP"/>
+              </w:rPr>
+              <w:t>・</w:t>
+            </w:r>
+            <w:r>
+              <w:rPr>
+                <w:rFonts w:ascii="標楷體" w:eastAsia="標楷體" w:hAnsi="標楷體" w:hint="eastAsia"/>
+              </w:rPr>
+              <w:t>即時、高效的追蹤風險</w:t>
+            </w:r>
+          </w:p>
+          <w:p>
+            <w:pPr>
+              <w:spacing w:after="60"/>
+              <w:rPr>
+                <w:rFonts w:ascii="標楷體" w:eastAsia="標楷體" w:hAnsi="標楷體"/>
+                <w:sz w:val="22"/>
+                <w:shd w:val="pct15" w:color="auto" w:fill="FFFFFF"/>
+                <w:lang w:eastAsia="ja-JP"/>
+              </w:rPr>
+            </w:pPr>
+          </w:p>
+        </w:tc>
+        <w:tc>
+          <w:tcPr>
+            <w:tcW w:w="1984" w:type="dxa"/>
+          </w:tcPr>
+          <w:p>
+            <w:pPr>
+              <w:pStyle w:val="af5"/>
+              <w:rPr>
+                <w:rFonts w:ascii="Times New Roman" w:eastAsia="標楷體" w:hAnsi="Times New Roman"/>
+                <w:b/>
+                <w:bCs/>
+                <w:sz w:val="28"/>
+                <w:szCs w:val="28"/>
+                <w:lang w:eastAsia="ja-JP"/>
+              </w:rPr>
+            </w:pPr>
+            <w:r>
+              <w:rPr>
+                <w:rFonts w:ascii="Times New Roman" w:eastAsia="標楷體" w:hAnsi="Times New Roman" w:hint="eastAsia"/>
+                <w:b/>
+                <w:bCs/>
+                <w:sz w:val="28"/>
+                <w:szCs w:val="28"/>
+                <w:lang w:eastAsia="ja-JP"/>
+              </w:rPr>
+              <w:t>顧客關係</w:t>
+            </w:r>
+          </w:p>
+          <w:p>
+            <w:pPr>
+              <w:spacing w:after="60"/>
+              <w:rPr>
+                <w:rFonts w:ascii="標楷體" w:eastAsia="標楷體" w:hAnsi="標楷體"/>
+                <w:lang w:eastAsia="ja-JP"/>
+              </w:rPr>
+            </w:pPr>
+            <w:r>
+              <w:rPr>
+                <w:rFonts w:ascii="標楷體" w:eastAsia="標楷體" w:hAnsi="標楷體" w:hint="eastAsia"/>
+                <w:lang w:eastAsia="ja-JP"/>
+              </w:rPr>
+              <w:t>・定期更新</w:t>
+            </w:r>
+          </w:p>
+          <w:p>
+            <w:pPr>
+              <w:spacing w:after="60"/>
+              <w:rPr>
+                <w:rFonts w:ascii="標楷體" w:eastAsia="標楷體" w:hAnsi="標楷體"/>
+                <w:sz w:val="28"/>
+                <w:szCs w:val="28"/>
+                <w:shd w:val="pct15" w:color="auto" w:fill="FFFFFF"/>
+                <w:lang w:eastAsia="ja-JP"/>
+              </w:rPr>
+            </w:pPr>
+            <w:r>
+              <w:rPr>
+                <w:rFonts w:ascii="標楷體" w:eastAsia="標楷體" w:hAnsi="標楷體" w:hint="eastAsia"/>
+                <w:lang w:eastAsia="ja-JP"/>
+              </w:rPr>
+              <w:t>・用戶互動</w:t>
+            </w:r>
+          </w:p>
+        </w:tc>
+        <w:tc>
+          <w:tcPr>
+            <w:tcW w:w="1694" w:type="dxa"/>
+            <w:vMerge w:val="restart"/>
+          </w:tcPr>
+          <w:p>
+            <w:pPr>
+              <w:pStyle w:val="af5"/>
+              <w:rPr>
+                <w:rFonts w:ascii="Times New Roman" w:eastAsia="標楷體" w:hAnsi="Times New Roman"/>
+                <w:b/>
+                <w:bCs/>
+                <w:sz w:val="28"/>
+                <w:szCs w:val="28"/>
+                <w:lang w:eastAsia="ja-JP"/>
+              </w:rPr>
+            </w:pPr>
+            <w:r>
+              <w:rPr>
+                <w:rFonts w:ascii="Times New Roman" w:eastAsia="標楷體" w:hAnsi="Times New Roman" w:hint="eastAsia"/>
+                <w:b/>
+                <w:bCs/>
+                <w:sz w:val="28"/>
+                <w:szCs w:val="28"/>
+                <w:lang w:eastAsia="ja-JP"/>
+              </w:rPr>
+              <w:t>目標客群</w:t>
+            </w:r>
+          </w:p>
+          <w:p>
+            <w:pPr>
+              <w:spacing w:after="60"/>
+              <w:rPr>
+                <w:rFonts w:ascii="標楷體" w:eastAsia="標楷體" w:hAnsi="標楷體"/>
+              </w:rPr>
+            </w:pPr>
+            <w:r>
+              <w:rPr>
+                <w:rFonts w:ascii="標楷體" w:eastAsia="標楷體" w:hAnsi="標楷體" w:hint="eastAsia"/>
+                <w:lang w:eastAsia="ja-JP"/>
+              </w:rPr>
+              <w:t>・</w:t>
+            </w:r>
+            <w:r>
+              <w:rPr>
+                <w:rFonts w:ascii="標楷體" w:eastAsia="標楷體" w:hAnsi="標楷體" w:hint="eastAsia"/>
+              </w:rPr>
+              <w:t>中小型企業</w:t>
+            </w:r>
+          </w:p>
+          <w:p>
+            <w:pPr>
+              <w:spacing w:after="60"/>
+              <w:rPr>
+                <w:rFonts w:ascii="標楷體" w:eastAsia="標楷體" w:hAnsi="標楷體"/>
+                <w:shd w:val="pct15" w:color="auto" w:fill="FFFFFF"/>
+                <w:lang w:eastAsia="ja-JP"/>
+              </w:rPr>
+            </w:pPr>
+          </w:p>
+        </w:tc>
+      </w:tr>
+      <w:tr>
+        <w:tc>
+          <w:tcPr>
+            <w:tcW w:w="1980" w:type="dxa"/>
+            <w:vMerge/>
+          </w:tcPr>
+          <w:p>
+            <w:pPr>
+              <w:pStyle w:val="af5"/>
+              <w:rPr>
+                <w:rFonts w:ascii="Times New Roman" w:eastAsia="標楷體" w:hAnsi="Times New Roman"/>
+                <w:sz w:val="28"/>
+                <w:szCs w:val="28"/>
+                <w:shd w:val="pct15" w:color="auto" w:fill="FFFFFF"/>
+                <w:lang w:eastAsia="ja-JP"/>
+              </w:rPr>
+            </w:pPr>
+          </w:p>
+        </w:tc>
+        <w:tc>
+          <w:tcPr>
+            <w:tcW w:w="2268" w:type="dxa"/>
+          </w:tcPr>
+          <w:p>
+            <w:pPr>
+              <w:pStyle w:val="af5"/>
+              <w:rPr>
+                <w:rFonts w:ascii="Times New Roman" w:eastAsia="標楷體" w:hAnsi="Times New Roman"/>
+                <w:b/>
+                <w:bCs/>
+                <w:sz w:val="28"/>
+                <w:szCs w:val="28"/>
+                <w:lang w:eastAsia="ja-JP"/>
+              </w:rPr>
+            </w:pPr>
+            <w:r>
+              <w:rPr>
+                <w:rFonts w:ascii="Times New Roman" w:eastAsia="標楷體" w:hAnsi="Times New Roman" w:hint="eastAsia"/>
+                <w:b/>
+                <w:bCs/>
+                <w:sz w:val="28"/>
+                <w:szCs w:val="28"/>
+                <w:lang w:eastAsia="ja-JP"/>
+              </w:rPr>
+              <w:t>關鍵資源</w:t>
+            </w:r>
+          </w:p>
+          <w:p>
+            <w:pPr>
+              <w:rPr>
+                <w:rFonts w:ascii="標楷體" w:eastAsia="標楷體" w:hAnsi="標楷體"/>
+                <w:lang w:eastAsia="ja-JP"/>
+              </w:rPr>
+            </w:pPr>
+            <w:r>
+              <w:rPr>
+                <w:rFonts w:ascii="標楷體" w:eastAsia="標楷體" w:hAnsi="標楷體" w:hint="eastAsia"/>
+                <w:lang w:eastAsia="ja-JP"/>
+              </w:rPr>
+              <w:t>・開發團隊</w:t>
+            </w:r>
+          </w:p>
+          <w:p>
+            <w:pPr>
+              <w:rPr>
+                <w:rFonts w:ascii="標楷體" w:eastAsia="標楷體" w:hAnsi="標楷體"/>
+                <w:lang w:eastAsia="ja-JP"/>
+              </w:rPr>
+            </w:pPr>
+            <w:r>
+              <w:rPr>
+                <w:rFonts w:ascii="標楷體" w:eastAsia="標楷體" w:hAnsi="標楷體" w:hint="eastAsia"/>
+                <w:lang w:eastAsia="ja-JP"/>
+              </w:rPr>
+              <w:t>・伺服器和技術基礎設施</w:t>
+            </w:r>
+          </w:p>
+          <w:p>
+            <w:pPr>
+              <w:rPr>
+                <w:rFonts w:ascii="標楷體" w:eastAsia="標楷體" w:hAnsi="標楷體"/>
+                <w:shd w:val="pct15" w:color="auto" w:fill="FFFFFF"/>
+                <w:lang w:eastAsia="ja-JP"/>
+              </w:rPr>
+            </w:pPr>
+            <w:r>
+              <w:rPr>
+                <w:rFonts w:ascii="標楷體" w:eastAsia="標楷體" w:hAnsi="標楷體" w:hint="eastAsia"/>
+                <w:lang w:eastAsia="ja-JP"/>
+              </w:rPr>
+              <w:t>・市場推廣資源</w:t>
+            </w:r>
+          </w:p>
+        </w:tc>
+        <w:tc>
+          <w:tcPr>
+            <w:tcW w:w="2268" w:type="dxa"/>
+            <w:gridSpan w:val="2"/>
+            <w:vMerge/>
+          </w:tcPr>
+          <w:p>
+            <w:pPr>
+              <w:pStyle w:val="af5"/>
+              <w:rPr>
+                <w:rFonts w:ascii="Times New Roman" w:eastAsia="標楷體" w:hAnsi="Times New Roman"/>
+                <w:sz w:val="28"/>
+                <w:szCs w:val="28"/>
+                <w:shd w:val="pct15" w:color="auto" w:fill="FFFFFF"/>
+                <w:lang w:eastAsia="ja-JP"/>
+              </w:rPr>
+            </w:pPr>
+          </w:p>
+        </w:tc>
+        <w:tc>
+          <w:tcPr>
+            <w:tcW w:w="1984" w:type="dxa"/>
+          </w:tcPr>
+          <w:p>
+            <w:pPr>
+              <w:pStyle w:val="af5"/>
+              <w:rPr>
+                <w:rFonts w:ascii="Times New Roman" w:eastAsia="標楷體" w:hAnsi="Times New Roman"/>
+                <w:b/>
+                <w:bCs/>
+                <w:sz w:val="28"/>
+                <w:szCs w:val="28"/>
+                <w:lang w:eastAsia="ja-JP"/>
+              </w:rPr>
+            </w:pPr>
+            <w:r>
+              <w:rPr>
+                <w:rFonts w:ascii="Times New Roman" w:eastAsia="標楷體" w:hAnsi="Times New Roman" w:hint="eastAsia"/>
+                <w:b/>
+                <w:bCs/>
+                <w:sz w:val="28"/>
+                <w:szCs w:val="28"/>
+                <w:lang w:eastAsia="ja-JP"/>
+              </w:rPr>
+              <w:t>通路</w:t>
+            </w:r>
+          </w:p>
+          <w:p>
+            <w:pPr>
+              <w:spacing w:after="60"/>
+              <w:rPr>
+                <w:rFonts w:ascii="標楷體" w:eastAsia="標楷體" w:hAnsi="標楷體"/>
+                <w:lang w:eastAsia="ja-JP"/>
+              </w:rPr>
+            </w:pPr>
+            <w:r>
+              <w:rPr>
+                <w:rFonts w:ascii="標楷體" w:eastAsia="標楷體" w:hAnsi="標楷體" w:hint="eastAsia"/>
+                <w:lang w:eastAsia="ja-JP"/>
+              </w:rPr>
+              <w:t>・線上平台</w:t>
+            </w:r>
+          </w:p>
+          <w:p>
+            <w:pPr>
+              <w:spacing w:after="60"/>
+              <w:rPr>
+                <w:rFonts w:eastAsia="標楷體"/>
+                <w:sz w:val="22"/>
+                <w:shd w:val="pct15" w:color="auto" w:fill="FFFFFF"/>
+              </w:rPr>
+            </w:pPr>
+          </w:p>
+        </w:tc>
+        <w:tc>
+          <w:tcPr>
+            <w:tcW w:w="1694" w:type="dxa"/>
+            <w:vMerge/>
+          </w:tcPr>
+          <w:p>
+            <w:pPr>
+              <w:pStyle w:val="af5"/>
+              <w:rPr>
+                <w:rFonts w:ascii="Times New Roman" w:eastAsia="標楷體" w:hAnsi="Times New Roman"/>
+                <w:sz w:val="28"/>
+                <w:szCs w:val="28"/>
+                <w:shd w:val="pct15" w:color="auto" w:fill="FFFFFF"/>
+                <w:lang w:eastAsia="ja-JP"/>
+              </w:rPr>
+            </w:pPr>
+          </w:p>
+        </w:tc>
+      </w:tr>
+      <w:tr>
+        <w:tc>
+          <w:tcPr>
+            <w:tcW w:w="5096" w:type="dxa"/>
+            <w:gridSpan w:val="3"/>
+          </w:tcPr>
+          <w:p>
+            <w:pPr>
+              <w:pStyle w:val="af5"/>
+              <w:rPr>
+                <w:rFonts w:ascii="Times New Roman" w:eastAsia="標楷體" w:hAnsi="Times New Roman"/>
+                <w:b/>
+                <w:bCs/>
+                <w:sz w:val="28"/>
+                <w:szCs w:val="28"/>
+                <w:lang w:eastAsia="ja-JP"/>
+              </w:rPr>
+            </w:pPr>
+            <w:r>
+              <w:rPr>
+                <w:rFonts w:ascii="Times New Roman" w:eastAsia="標楷體" w:hAnsi="Times New Roman" w:hint="eastAsia"/>
+                <w:b/>
+                <w:bCs/>
+                <w:sz w:val="28"/>
+                <w:szCs w:val="28"/>
+                <w:lang w:eastAsia="ja-JP"/>
+              </w:rPr>
+              <w:t>成本結構</w:t>
+            </w:r>
+          </w:p>
+          <w:p>
+            <w:pPr>
+              <w:spacing w:after="60"/>
+              <w:rPr>
+                <w:rFonts w:ascii="標楷體" w:eastAsia="標楷體" w:hAnsi="標楷體"/>
+                <w:lang w:eastAsia="ja-JP"/>
+              </w:rPr>
+            </w:pPr>
+            <w:r>
+              <w:rPr>
+                <w:rFonts w:ascii="標楷體" w:eastAsia="標楷體" w:hAnsi="標楷體" w:hint="eastAsia"/>
+                <w:lang w:eastAsia="ja-JP"/>
+              </w:rPr>
+              <w:t>・開發和運營成本</w:t>
+            </w:r>
+          </w:p>
+          <w:p>
+            <w:pPr>
+              <w:spacing w:after="60"/>
+              <w:rPr>
+                <w:rFonts w:ascii="標楷體" w:eastAsia="標楷體" w:hAnsi="標楷體"/>
+                <w:lang w:eastAsia="ja-JP"/>
+              </w:rPr>
+            </w:pPr>
+            <w:r>
+              <w:rPr>
+                <w:rFonts w:ascii="標楷體" w:eastAsia="標楷體" w:hAnsi="標楷體" w:hint="eastAsia"/>
+                <w:lang w:eastAsia="ja-JP"/>
+              </w:rPr>
+              <w:t>・市場推廣和銷售成本</w:t>
+            </w:r>
+          </w:p>
+          <w:p>
+            <w:pPr>
+              <w:spacing w:after="60"/>
+              <w:rPr>
+                <w:rFonts w:ascii="標楷體" w:eastAsia="標楷體" w:hAnsi="標楷體"/>
+                <w:shd w:val="pct15" w:color="auto" w:fill="FFFFFF"/>
+                <w:lang w:eastAsia="ja-JP"/>
+              </w:rPr>
+            </w:pPr>
+            <w:r>
+              <w:rPr>
+                <w:rFonts w:ascii="標楷體" w:eastAsia="標楷體" w:hAnsi="標楷體" w:hint="eastAsia"/>
+                <w:lang w:eastAsia="ja-JP"/>
+              </w:rPr>
+              <w:t>・伺服器和技術基礎設施成本</w:t>
+            </w:r>
+          </w:p>
+        </w:tc>
+        <w:tc>
+          <w:tcPr>
+            <w:tcW w:w="5098" w:type="dxa"/>
+            <w:gridSpan w:val="3"/>
+          </w:tcPr>
+          <w:p>
+            <w:pPr>
+              <w:pStyle w:val="af5"/>
+              <w:rPr>
+                <w:rFonts w:ascii="Times New Roman" w:eastAsia="標楷體" w:hAnsi="Times New Roman"/>
+                <w:b/>
+                <w:bCs/>
+                <w:sz w:val="28"/>
+                <w:szCs w:val="28"/>
+                <w:lang w:eastAsia="ja-JP"/>
+              </w:rPr>
+            </w:pPr>
+            <w:r>
+              <w:rPr>
+                <w:rFonts w:ascii="Times New Roman" w:eastAsia="標楷體" w:hAnsi="Times New Roman" w:hint="eastAsia"/>
+                <w:b/>
+                <w:bCs/>
+                <w:sz w:val="28"/>
+                <w:szCs w:val="28"/>
+                <w:lang w:eastAsia="ja-JP"/>
+              </w:rPr>
+              <w:t>收益流</w:t>
+            </w:r>
+          </w:p>
+          <w:p>
+            <w:pPr>
+              <w:spacing w:after="60"/>
+              <w:rPr>
+                <w:rFonts w:ascii="標楷體" w:eastAsia="標楷體" w:hAnsi="標楷體"/>
+                <w:lang w:eastAsia="ja-JP"/>
+              </w:rPr>
+            </w:pPr>
+            <w:r>
+              <w:rPr>
+                <w:rFonts w:ascii="標楷體" w:eastAsia="標楷體" w:hAnsi="標楷體" w:hint="eastAsia"/>
+                <w:lang w:eastAsia="ja-JP"/>
+              </w:rPr>
+              <w:t>・</w:t>
+            </w:r>
+            <w:r>
+              <w:rPr>
+                <w:rFonts w:ascii="標楷體" w:eastAsia="標楷體" w:hAnsi="標楷體"/>
+                <w:lang w:eastAsia="ja-JP"/>
+              </w:rPr>
+              <w:t>廣告收入</w:t>
+            </w:r>
+          </w:p>
+          <w:p>
+            <w:pPr>
+              <w:spacing w:after="60"/>
+              <w:rPr>
+                <w:rFonts w:ascii="標楷體" w:eastAsia="標楷體" w:hAnsi="標楷體"/>
+                <w:shd w:val="pct15" w:color="auto" w:fill="FFFFFF"/>
+                <w:lang w:eastAsia="ja-JP"/>
+              </w:rPr>
+            </w:pPr>
+            <w:r>
+              <w:rPr>
+                <w:rFonts w:ascii="標楷體" w:eastAsia="標楷體" w:hAnsi="標楷體" w:hint="eastAsia"/>
+                <w:lang w:eastAsia="ja-JP"/>
+              </w:rPr>
+              <w:t>・</w:t>
+            </w:r>
+            <w:r>
+              <w:rPr>
+                <w:rFonts w:ascii="標楷體" w:eastAsia="標楷體" w:hAnsi="標楷體"/>
+                <w:lang w:eastAsia="ja-JP"/>
+              </w:rPr>
+              <w:t>合作夥伴</w:t>
+            </w:r>
+          </w:p>
+        </w:tc>
+      </w:tr>
+    </w:tbl>
+    <w:p>
+      <w:pPr>
+        <w:rPr>
+          <w:shd w:val="pct15" w:color="auto" w:fill="FFFFFF"/>
+        </w:rPr>
+      </w:pPr>
+      <w:bookmarkStart w:id="9" w:name="_Toc167696211"/>
+      <w:bookmarkEnd w:id="7"/>
+      <w:bookmarkEnd w:id="8"/>
+    </w:p>
+    <w:p>
+      <w:pPr>
+        <w:pStyle w:val="af5"/>
+        <w:keepNext/>
+        <w:spacing w:before="160" w:after="0" w:line="240" w:lineRule="auto"/>
+        <w:jc w:val="center"/>
+        <w:rPr>
+          <w:rFonts w:ascii="Times New Roman" w:eastAsia="標楷體" w:hAnsi="Times New Roman"/>
+          <w:sz w:val="24"/>
+        </w:rPr>
+      </w:pPr>
+      <w:r>
+        <w:rPr>
+          <w:rFonts w:ascii="Times New Roman" w:eastAsia="標楷體" w:hAnsi="Times New Roman" w:hint="eastAsia"/>
+          <w:sz w:val="24"/>
+        </w:rPr>
+        <w:t>表</w:t>
+      </w:r>
+      <w:r>
+        <w:rPr>
+          <w:rFonts w:ascii="Times New Roman" w:eastAsia="標楷體" w:hAnsi="Times New Roman" w:hint="eastAsia"/>
+          <w:sz w:val="24"/>
+        </w:rPr>
+        <w:t xml:space="preserve"> 2-2-2</w:t>
+      </w:r>
+      <w:r>
+        <w:rPr>
+          <w:rFonts w:ascii="Times New Roman" w:eastAsia="標楷體" w:hAnsi="Times New Roman" w:hint="eastAsia"/>
+          <w:sz w:val="24"/>
+        </w:rPr>
+        <w:t>：成本的量化估算</w:t>
+      </w:r>
+    </w:p>
+    <w:tbl>
+      <w:tblPr>
+        <w:tblStyle w:val="af4"/>
+        <w:tblW w:w="0" w:type="auto"/>
+        <w:tblLook w:val="04A0" w:firstRow="1" w:lastRow="0" w:firstColumn="1" w:lastColumn="0" w:noHBand="0" w:noVBand="1"/>
+      </w:tblPr>
+      <w:tblGrid>
+        <w:gridCol w:w="4890"/>
+        <w:gridCol w:w="3406"/>
+      </w:tblGrid>
+      <w:tr>
+        <w:tc>
+          <w:tcPr>
+            <w:tcW w:w="10194" w:type="dxa"/>
+            <w:gridSpan w:val="2"/>
+            <w:shd w:val="pct10" w:color="auto" w:fill="auto"/>
+            <w:vAlign w:val="center"/>
+          </w:tcPr>
+          <w:p>
+            <w:pPr>
+              <w:widowControl/>
+              <w:jc w:val="center"/>
+              <w:rPr>
+                <w:rFonts w:eastAsia="標楷體"/>
+                <w:sz w:val="28"/>
+              </w:rPr>
+            </w:pPr>
+            <w:r>
+              <w:rPr>
+                <w:rFonts w:eastAsia="標楷體" w:hint="eastAsia"/>
+                <w:bCs/>
+                <w:sz w:val="28"/>
+              </w:rPr>
+              <w:t>成本結構</w:t>
+            </w:r>
+          </w:p>
+        </w:tc>
+      </w:tr>
+      <w:tr>
+        <w:tc>
+          <w:tcPr>
+            <w:tcW w:w="6091" w:type="dxa"/>
+            <w:vAlign w:val="center"/>
+          </w:tcPr>
+          <w:p>
+            <w:pPr>
+              <w:widowControl/>
+              <w:rPr>
+                <w:rFonts w:eastAsia="標楷體"/>
+                <w:bCs/>
+                <w:sz w:val="28"/>
+              </w:rPr>
+            </w:pPr>
+            <w:r>
+              <w:rPr>
+                <w:rFonts w:eastAsia="標楷體" w:hint="eastAsia"/>
+                <w:bCs/>
+                <w:sz w:val="28"/>
+              </w:rPr>
+              <w:t>系統開發費</w:t>
+            </w:r>
+          </w:p>
+        </w:tc>
+        <w:tc>
+          <w:tcPr>
+            <w:tcW w:w="4103" w:type="dxa"/>
+            <w:vAlign w:val="center"/>
+          </w:tcPr>
+          <w:p>
+            <w:pPr>
+              <w:widowControl/>
+              <w:jc w:val="right"/>
+              <w:rPr>
+                <w:rFonts w:eastAsia="標楷體"/>
+                <w:bCs/>
+                <w:sz w:val="28"/>
+              </w:rPr>
+            </w:pPr>
+            <w:r>
+              <w:rPr>
+                <w:rFonts w:eastAsia="標楷體" w:hint="eastAsia"/>
+                <w:bCs/>
+                <w:sz w:val="28"/>
+              </w:rPr>
+              <w:t>$</w:t>
+            </w:r>
+            <w:r>
+              <w:rPr>
+                <w:rFonts w:eastAsia="標楷體"/>
+                <w:bCs/>
+                <w:sz w:val="28"/>
+              </w:rPr>
+              <w:t>0</w:t>
+            </w:r>
+          </w:p>
+        </w:tc>
+      </w:tr>
+      <w:tr>
+        <w:tc>
+          <w:tcPr>
+            <w:tcW w:w="6091" w:type="dxa"/>
+            <w:vAlign w:val="center"/>
+          </w:tcPr>
+          <w:p>
+            <w:pPr>
+              <w:widowControl/>
+              <w:rPr>
+                <w:rFonts w:eastAsia="標楷體"/>
+                <w:bCs/>
+                <w:sz w:val="28"/>
+              </w:rPr>
+            </w:pPr>
+            <w:r>
+              <w:rPr>
+                <w:rFonts w:eastAsia="標楷體" w:hint="eastAsia"/>
+                <w:bCs/>
+                <w:sz w:val="28"/>
+              </w:rPr>
+              <w:t>伺服器運營成本</w:t>
+            </w:r>
+          </w:p>
+        </w:tc>
+        <w:tc>
+          <w:tcPr>
+            <w:tcW w:w="4103" w:type="dxa"/>
+            <w:vAlign w:val="center"/>
+          </w:tcPr>
+          <w:p>
+            <w:pPr>
+              <w:widowControl/>
+              <w:jc w:val="right"/>
+              <w:rPr>
+                <w:rFonts w:eastAsia="標楷體"/>
+                <w:bCs/>
+                <w:sz w:val="28"/>
+              </w:rPr>
+            </w:pPr>
+            <w:r>
+              <w:rPr>
+                <w:rFonts w:eastAsia="標楷體" w:hint="eastAsia"/>
+                <w:bCs/>
+                <w:sz w:val="28"/>
+              </w:rPr>
+              <w:t>$200/</w:t>
+            </w:r>
+            <w:r>
+              <w:rPr>
+                <w:rFonts w:eastAsia="標楷體" w:hint="eastAsia"/>
+                <w:bCs/>
+                <w:sz w:val="28"/>
+              </w:rPr>
+              <w:t>月</w:t>
+            </w:r>
+          </w:p>
+        </w:tc>
+      </w:tr>
+      <w:tr>
+        <w:tc>
+          <w:tcPr>
+            <w:tcW w:w="6091" w:type="dxa"/>
+            <w:vAlign w:val="center"/>
+          </w:tcPr>
+          <w:p>
+            <w:pPr>
+              <w:widowControl/>
+              <w:rPr>
+                <w:rFonts w:eastAsia="標楷體"/>
+                <w:sz w:val="28"/>
+              </w:rPr>
+            </w:pPr>
+            <w:r>
+              <w:rPr>
+                <w:rFonts w:eastAsia="標楷體" w:hint="eastAsia"/>
+                <w:bCs/>
+                <w:sz w:val="28"/>
+              </w:rPr>
+              <w:t>其他技術服務費用</w:t>
+            </w:r>
+          </w:p>
+        </w:tc>
+        <w:tc>
+          <w:tcPr>
+            <w:tcW w:w="4103" w:type="dxa"/>
+            <w:vAlign w:val="center"/>
+          </w:tcPr>
+          <w:p>
+            <w:pPr>
+              <w:widowControl/>
+              <w:jc w:val="right"/>
+              <w:rPr>
+                <w:rFonts w:eastAsia="標楷體"/>
+                <w:sz w:val="28"/>
+              </w:rPr>
+            </w:pPr>
+            <w:r>
+              <w:rPr>
+                <w:rFonts w:eastAsia="標楷體" w:hint="eastAsia"/>
+                <w:bCs/>
+                <w:sz w:val="28"/>
+              </w:rPr>
+              <w:t>$10/</w:t>
+            </w:r>
+            <w:r>
+              <w:rPr>
+                <w:rFonts w:eastAsia="標楷體" w:hint="eastAsia"/>
+                <w:bCs/>
+                <w:sz w:val="28"/>
+              </w:rPr>
+              <w:t>月</w:t>
+            </w:r>
+          </w:p>
+        </w:tc>
+      </w:tr>
+      <w:tr>
+        <w:tc>
+          <w:tcPr>
+            <w:tcW w:w="6091" w:type="dxa"/>
+            <w:vAlign w:val="center"/>
+          </w:tcPr>
+          <w:p>
+            <w:pPr>
+              <w:widowControl/>
+              <w:rPr>
+                <w:rFonts w:eastAsia="標楷體"/>
+                <w:sz w:val="28"/>
+              </w:rPr>
+            </w:pPr>
+            <w:r>
+              <w:rPr>
+                <w:rFonts w:eastAsia="標楷體" w:hint="eastAsia"/>
+                <w:bCs/>
+                <w:sz w:val="28"/>
+              </w:rPr>
+              <w:lastRenderedPageBreak/>
+              <w:t>推廣成本</w:t>
+            </w:r>
+          </w:p>
+        </w:tc>
+        <w:tc>
+          <w:tcPr>
+            <w:tcW w:w="4103" w:type="dxa"/>
+            <w:vAlign w:val="center"/>
+          </w:tcPr>
+          <w:p>
+            <w:pPr>
+              <w:widowControl/>
+              <w:jc w:val="right"/>
+              <w:rPr>
+                <w:rFonts w:eastAsia="標楷體"/>
+                <w:sz w:val="28"/>
+              </w:rPr>
+            </w:pPr>
+            <w:r>
+              <w:rPr>
+                <w:rFonts w:eastAsia="標楷體" w:hint="eastAsia"/>
+                <w:bCs/>
+                <w:sz w:val="28"/>
+              </w:rPr>
+              <w:t>$500/</w:t>
+            </w:r>
+            <w:r>
+              <w:rPr>
+                <w:rFonts w:eastAsia="標楷體" w:hint="eastAsia"/>
+                <w:bCs/>
+                <w:sz w:val="28"/>
+              </w:rPr>
+              <w:t>月</w:t>
+            </w:r>
+          </w:p>
+        </w:tc>
+      </w:tr>
+      <w:tr>
+        <w:tc>
+          <w:tcPr>
+            <w:tcW w:w="6091" w:type="dxa"/>
+            <w:vAlign w:val="center"/>
+          </w:tcPr>
+          <w:p>
+            <w:pPr>
+              <w:widowControl/>
+              <w:jc w:val="right"/>
+              <w:rPr>
+                <w:rFonts w:eastAsia="標楷體"/>
+                <w:sz w:val="28"/>
+              </w:rPr>
+            </w:pPr>
+            <w:r>
+              <w:rPr>
+                <w:rFonts w:eastAsia="標楷體" w:hint="eastAsia"/>
+                <w:bCs/>
+                <w:sz w:val="28"/>
+              </w:rPr>
+              <w:t>共計</w:t>
+            </w:r>
+          </w:p>
+        </w:tc>
+        <w:tc>
+          <w:tcPr>
+            <w:tcW w:w="4103" w:type="dxa"/>
+            <w:vAlign w:val="center"/>
+          </w:tcPr>
+          <w:p>
+            <w:pPr>
+              <w:widowControl/>
+              <w:jc w:val="right"/>
+              <w:rPr>
+                <w:rFonts w:eastAsia="標楷體"/>
+                <w:sz w:val="28"/>
+              </w:rPr>
+            </w:pPr>
+            <w:r>
+              <w:rPr>
+                <w:rFonts w:eastAsia="標楷體" w:hint="eastAsia"/>
+                <w:sz w:val="28"/>
+              </w:rPr>
+              <w:t>$710/</w:t>
+            </w:r>
+            <w:r>
+              <w:rPr>
+                <w:rFonts w:eastAsia="標楷體" w:hint="eastAsia"/>
+                <w:sz w:val="28"/>
+              </w:rPr>
+              <w:t>月</w:t>
+            </w:r>
+          </w:p>
+        </w:tc>
+      </w:tr>
+    </w:tbl>
+    <w:p>
+      <w:pPr>
+        <w:rPr>
+          <w:rFonts w:eastAsia="標楷體"/>
+          <w:bCs/>
+          <w:sz w:val="28"/>
+        </w:rPr>
+      </w:pPr>
+    </w:p>
+    <w:p>
+      <w:pPr>
+        <w:pStyle w:val="aa"/>
+        <w:numPr>
+          <w:ilvl w:val="0"/>
+          <w:numId w:val="16"/>
+        </w:numPr>
+        <w:rPr>
+          <w:rFonts w:eastAsia="標楷體"/>
+          <w:bCs/>
+          <w:sz w:val="28"/>
+        </w:rPr>
+      </w:pPr>
+      <w:r>
+        <w:rPr>
+          <w:rFonts w:eastAsia="標楷體" w:hint="eastAsia"/>
+          <w:bCs/>
+          <w:sz w:val="28"/>
+        </w:rPr>
+        <w:t>收益的假設條件</w:t>
+      </w:r>
+      <w:r>
+        <w:rPr>
+          <w:rFonts w:eastAsia="標楷體" w:hint="eastAsia"/>
+          <w:bCs/>
+          <w:sz w:val="28"/>
+        </w:rPr>
+        <w:t>:</w:t>
+      </w:r>
+    </w:p>
+    <w:p>
+      <w:pPr>
+        <w:rPr>
+          <w:rFonts w:eastAsia="標楷體"/>
+          <w:bCs/>
+          <w:sz w:val="28"/>
+        </w:rPr>
+      </w:pPr>
+      <w:r>
+        <w:rPr>
+          <w:rFonts w:eastAsia="標楷體" w:hint="eastAsia"/>
+          <w:bCs/>
+          <w:sz w:val="28"/>
+        </w:rPr>
+        <w:t>平台活用戶數</w:t>
+      </w:r>
+      <w:r>
+        <w:rPr>
+          <w:rFonts w:eastAsia="標楷體" w:hint="eastAsia"/>
+          <w:bCs/>
+          <w:sz w:val="28"/>
+        </w:rPr>
+        <w:t>: 3,000</w:t>
+      </w:r>
+      <w:r>
+        <w:rPr>
+          <w:rFonts w:eastAsia="標楷體" w:hint="eastAsia"/>
+          <w:bCs/>
+          <w:sz w:val="28"/>
+        </w:rPr>
+        <w:t>人、每用戶每日觀看廣告次數：</w:t>
+      </w:r>
+      <w:r>
+        <w:rPr>
+          <w:rFonts w:eastAsia="標楷體" w:hint="eastAsia"/>
+          <w:bCs/>
+          <w:sz w:val="28"/>
+        </w:rPr>
+        <w:t>5</w:t>
+      </w:r>
+      <w:r>
+        <w:rPr>
+          <w:rFonts w:eastAsia="標楷體" w:hint="eastAsia"/>
+          <w:bCs/>
+          <w:sz w:val="28"/>
+        </w:rPr>
+        <w:t>次、</w:t>
+      </w:r>
+    </w:p>
+    <w:p>
+      <w:pPr>
+        <w:rPr>
+          <w:rFonts w:eastAsia="標楷體"/>
+          <w:bCs/>
+          <w:sz w:val="28"/>
+        </w:rPr>
+      </w:pPr>
+      <w:r>
+        <w:rPr>
+          <w:rFonts w:eastAsia="標楷體" w:hint="eastAsia"/>
+          <w:bCs/>
+          <w:sz w:val="28"/>
+        </w:rPr>
+        <w:t>廣告每千次展示收入：</w:t>
+      </w:r>
+      <w:r>
+        <w:rPr>
+          <w:rFonts w:eastAsia="標楷體" w:hint="eastAsia"/>
+          <w:bCs/>
+          <w:sz w:val="28"/>
+        </w:rPr>
+        <w:t>$3</w:t>
+      </w:r>
+    </w:p>
+    <w:p>
+      <w:pPr>
+        <w:rPr>
+          <w:rFonts w:eastAsia="標楷體"/>
+          <w:bCs/>
+          <w:sz w:val="28"/>
+        </w:rPr>
+      </w:pPr>
+      <w:r>
+        <w:rPr>
+          <w:rFonts w:eastAsia="標楷體" w:hint="eastAsia"/>
+          <w:bCs/>
+          <w:sz w:val="28"/>
+        </w:rPr>
+        <w:t>廣告收入</w:t>
+      </w:r>
+      <w:r>
+        <w:rPr>
+          <w:rFonts w:eastAsia="標楷體" w:hint="eastAsia"/>
+          <w:bCs/>
+          <w:sz w:val="28"/>
+        </w:rPr>
+        <w:t>: 3,000</w:t>
+      </w:r>
+      <w:r>
+        <w:rPr>
+          <w:rFonts w:eastAsia="標楷體" w:hint="eastAsia"/>
+          <w:bCs/>
+          <w:sz w:val="28"/>
+        </w:rPr>
+        <w:t>人</w:t>
+      </w:r>
+      <w:r>
+        <w:rPr>
+          <w:rFonts w:eastAsia="標楷體" w:hint="eastAsia"/>
+          <w:bCs/>
+          <w:sz w:val="28"/>
+        </w:rPr>
+        <w:t>*5</w:t>
+      </w:r>
+      <w:r>
+        <w:rPr>
+          <w:rFonts w:eastAsia="標楷體" w:hint="eastAsia"/>
+          <w:bCs/>
+          <w:sz w:val="28"/>
+        </w:rPr>
+        <w:t>次</w:t>
+      </w:r>
+      <w:r>
+        <w:rPr>
+          <w:rFonts w:eastAsia="標楷體" w:hint="eastAsia"/>
+          <w:bCs/>
+          <w:sz w:val="28"/>
+        </w:rPr>
+        <w:t>*(3/1000)</w:t>
+      </w:r>
+      <w:r>
+        <w:rPr>
+          <w:rFonts w:eastAsia="標楷體" w:hint="eastAsia"/>
+          <w:bCs/>
+          <w:sz w:val="28"/>
+        </w:rPr>
+        <w:t>元</w:t>
+      </w:r>
+      <w:r>
+        <w:rPr>
+          <w:rFonts w:eastAsia="標楷體" w:hint="eastAsia"/>
+          <w:bCs/>
+          <w:sz w:val="28"/>
+        </w:rPr>
+        <w:t>*30</w:t>
+      </w:r>
+      <w:r>
+        <w:rPr>
+          <w:rFonts w:eastAsia="標楷體" w:hint="eastAsia"/>
+          <w:bCs/>
+          <w:sz w:val="28"/>
+        </w:rPr>
+        <w:t>天</w:t>
+      </w:r>
+    </w:p>
+    <w:p>
+      <w:pPr>
+        <w:pStyle w:val="af5"/>
+        <w:keepNext/>
+        <w:spacing w:before="160" w:after="0" w:line="240" w:lineRule="auto"/>
+        <w:jc w:val="center"/>
+        <w:rPr>
+          <w:rFonts w:ascii="Times New Roman" w:eastAsia="標楷體" w:hAnsi="Times New Roman"/>
+          <w:sz w:val="24"/>
+        </w:rPr>
+      </w:pPr>
+      <w:r>
+        <w:rPr>
+          <w:rFonts w:ascii="Times New Roman" w:eastAsia="標楷體" w:hAnsi="Times New Roman" w:hint="eastAsia"/>
+          <w:sz w:val="24"/>
+        </w:rPr>
+        <w:t>表</w:t>
+      </w:r>
+      <w:r>
+        <w:rPr>
+          <w:rFonts w:ascii="Times New Roman" w:eastAsia="標楷體" w:hAnsi="Times New Roman" w:hint="eastAsia"/>
+          <w:sz w:val="24"/>
+        </w:rPr>
+        <w:t xml:space="preserve"> 2-2-3</w:t>
+      </w:r>
+      <w:r>
+        <w:rPr>
+          <w:rFonts w:ascii="Times New Roman" w:eastAsia="標楷體" w:hAnsi="Times New Roman" w:hint="eastAsia"/>
+          <w:sz w:val="24"/>
+        </w:rPr>
+        <w:t>：收益的量化估算</w:t>
+      </w:r>
+    </w:p>
+    <w:tbl>
+      <w:tblPr>
+        <w:tblStyle w:val="af4"/>
+        <w:tblW w:w="0" w:type="auto"/>
+        <w:tblLook w:val="04A0" w:firstRow="1" w:lastRow="0" w:firstColumn="1" w:lastColumn="0" w:noHBand="0" w:noVBand="1"/>
+      </w:tblPr>
+      <w:tblGrid>
+        <w:gridCol w:w="4861"/>
+        <w:gridCol w:w="3435"/>
+      </w:tblGrid>
+      <w:tr>
+        <w:tc>
+          <w:tcPr>
+            <w:tcW w:w="10194" w:type="dxa"/>
+            <w:gridSpan w:val="2"/>
+            <w:shd w:val="pct10" w:color="auto" w:fill="auto"/>
+            <w:vAlign w:val="center"/>
+          </w:tcPr>
+          <w:p>
+            <w:pPr>
+              <w:widowControl/>
+              <w:jc w:val="center"/>
+              <w:rPr>
+                <w:rFonts w:eastAsia="標楷體"/>
+                <w:sz w:val="28"/>
+              </w:rPr>
+            </w:pPr>
+            <w:r>
+              <w:rPr>
+                <w:rFonts w:eastAsia="標楷體" w:hint="eastAsia"/>
+                <w:sz w:val="28"/>
+              </w:rPr>
+              <w:t>收益流</w:t>
+            </w:r>
+          </w:p>
+        </w:tc>
+      </w:tr>
+      <w:tr>
+        <w:tc>
+          <w:tcPr>
+            <w:tcW w:w="6091" w:type="dxa"/>
+            <w:vAlign w:val="center"/>
+          </w:tcPr>
+          <w:p>
+            <w:pPr>
+              <w:widowControl/>
+              <w:rPr>
+                <w:rFonts w:eastAsia="標楷體"/>
+                <w:bCs/>
+                <w:sz w:val="28"/>
+              </w:rPr>
+            </w:pPr>
+            <w:r>
+              <w:rPr>
+                <w:rFonts w:eastAsia="標楷體" w:hint="eastAsia"/>
+                <w:bCs/>
+                <w:sz w:val="28"/>
+              </w:rPr>
+              <w:t>廣告收入</w:t>
+            </w:r>
+          </w:p>
+        </w:tc>
+        <w:tc>
+          <w:tcPr>
+            <w:tcW w:w="4103" w:type="dxa"/>
+            <w:vAlign w:val="center"/>
+          </w:tcPr>
+          <w:p>
+            <w:pPr>
+              <w:widowControl/>
+              <w:jc w:val="right"/>
+              <w:rPr>
+                <w:rFonts w:eastAsia="標楷體"/>
+                <w:bCs/>
+                <w:sz w:val="28"/>
+              </w:rPr>
+            </w:pPr>
+            <w:r>
+              <w:rPr>
+                <w:rFonts w:eastAsia="標楷體" w:hint="eastAsia"/>
+                <w:bCs/>
+                <w:sz w:val="28"/>
+              </w:rPr>
+              <w:t>$1,350/</w:t>
+            </w:r>
+            <w:r>
+              <w:rPr>
+                <w:rFonts w:eastAsia="標楷體" w:hint="eastAsia"/>
+                <w:bCs/>
+                <w:sz w:val="28"/>
+              </w:rPr>
+              <w:t>月</w:t>
+            </w:r>
+          </w:p>
+        </w:tc>
+      </w:tr>
+      <w:tr>
+        <w:tc>
+          <w:tcPr>
+            <w:tcW w:w="6091" w:type="dxa"/>
+            <w:vAlign w:val="center"/>
+          </w:tcPr>
+          <w:p>
+            <w:pPr>
+              <w:widowControl/>
+              <w:rPr>
+                <w:rFonts w:eastAsia="標楷體"/>
+                <w:sz w:val="28"/>
+              </w:rPr>
+            </w:pPr>
+            <w:r>
+              <w:rPr>
+                <w:rFonts w:eastAsia="標楷體" w:hint="eastAsia"/>
+                <w:bCs/>
+                <w:sz w:val="28"/>
+              </w:rPr>
+              <w:t>合作夥伴收入</w:t>
+            </w:r>
+          </w:p>
+        </w:tc>
+        <w:tc>
+          <w:tcPr>
+            <w:tcW w:w="4103" w:type="dxa"/>
+            <w:vAlign w:val="center"/>
+          </w:tcPr>
+          <w:p>
+            <w:pPr>
+              <w:widowControl/>
+              <w:jc w:val="right"/>
+              <w:rPr>
+                <w:rFonts w:eastAsia="標楷體"/>
+                <w:sz w:val="28"/>
+              </w:rPr>
+            </w:pPr>
+            <w:r>
+              <w:rPr>
+                <w:rFonts w:eastAsia="標楷體" w:hint="eastAsia"/>
+                <w:bCs/>
+                <w:sz w:val="28"/>
+              </w:rPr>
+              <w:t>$200/</w:t>
+            </w:r>
+            <w:r>
+              <w:rPr>
+                <w:rFonts w:eastAsia="標楷體" w:hint="eastAsia"/>
+                <w:bCs/>
+                <w:sz w:val="28"/>
+              </w:rPr>
+              <w:t>月</w:t>
+            </w:r>
+          </w:p>
+        </w:tc>
+      </w:tr>
+      <w:tr>
+        <w:tc>
+          <w:tcPr>
+            <w:tcW w:w="6091" w:type="dxa"/>
+            <w:vAlign w:val="center"/>
+          </w:tcPr>
+          <w:p>
+            <w:pPr>
+              <w:widowControl/>
+              <w:jc w:val="right"/>
+              <w:rPr>
+                <w:rFonts w:eastAsia="標楷體"/>
+                <w:sz w:val="28"/>
+              </w:rPr>
+            </w:pPr>
+            <w:r>
+              <w:rPr>
+                <w:rFonts w:eastAsia="標楷體" w:hint="eastAsia"/>
+                <w:bCs/>
+                <w:sz w:val="28"/>
+              </w:rPr>
+              <w:t>共計</w:t>
+            </w:r>
+          </w:p>
+        </w:tc>
+        <w:tc>
+          <w:tcPr>
+            <w:tcW w:w="4103" w:type="dxa"/>
+            <w:vAlign w:val="center"/>
+          </w:tcPr>
+          <w:p>
+            <w:pPr>
+              <w:widowControl/>
+              <w:jc w:val="right"/>
+              <w:rPr>
+                <w:rFonts w:eastAsia="標楷體"/>
+                <w:sz w:val="28"/>
+              </w:rPr>
+            </w:pPr>
+            <w:r>
+              <w:rPr>
+                <w:rFonts w:eastAsia="標楷體" w:hint="eastAsia"/>
+                <w:sz w:val="28"/>
+              </w:rPr>
+              <w:t>$1,550/</w:t>
+            </w:r>
+            <w:r>
+              <w:rPr>
+                <w:rFonts w:eastAsia="標楷體" w:hint="eastAsia"/>
+                <w:sz w:val="28"/>
+              </w:rPr>
+              <w:t>月</w:t>
+            </w:r>
+          </w:p>
+        </w:tc>
+      </w:tr>
+    </w:tbl>
+    <w:p>
+      <w:pPr>
+        <w:tabs>
+          <w:tab w:val="num" w:pos="360"/>
+        </w:tabs>
+        <w:jc w:val="both"/>
+        <w:rPr>
+          <w:rFonts w:eastAsia="標楷體"/>
+          <w:sz w:val="28"/>
+          <w:szCs w:val="28"/>
+        </w:rPr>
+      </w:pPr>
+    </w:p>
+    <w:p>
+      <w:pPr>
+        <w:widowControl/>
+        <w:spacing w:after="160" w:line="278" w:lineRule="auto"/>
+        <w:rPr>
+          <w:rFonts w:eastAsia="標楷體"/>
+          <w:sz w:val="28"/>
+          <w:szCs w:val="28"/>
+        </w:rPr>
+      </w:pPr>
+      <w:r>
+        <w:rPr>
+          <w:rFonts w:eastAsia="標楷體"/>
+          <w:sz w:val="28"/>
+          <w:szCs w:val="28"/>
+        </w:rPr>
+        <w:br w:type="page"/>
+      </w:r>
+    </w:p>
+    <w:p>
+      <w:pPr>
+        <w:tabs>
+          <w:tab w:val="num" w:pos="360"/>
+        </w:tabs>
+        <w:jc w:val="both"/>
+        <w:outlineLvl w:val="1"/>
+        <w:rPr>
+          <w:rFonts w:eastAsia="標楷體"/>
+          <w:sz w:val="32"/>
+          <w:szCs w:val="32"/>
+        </w:rPr>
+      </w:pPr>
+      <w:bookmarkStart w:id="10" w:name="_Toc179739972"/>
+      <w:r>
+        <w:rPr>
+          <w:rFonts w:eastAsia="標楷體" w:hint="eastAsia"/>
+          <w:sz w:val="32"/>
+          <w:szCs w:val="32"/>
+        </w:rPr>
+        <w:lastRenderedPageBreak/>
+        <w:t>2-3</w:t>
+      </w:r>
+      <w:r>
+        <w:rPr>
+          <w:rFonts w:eastAsia="標楷體" w:hint="eastAsia"/>
+          <w:sz w:val="32"/>
+          <w:szCs w:val="32"/>
+        </w:rPr>
+        <w:t>市場分析－</w:t>
+      </w:r>
+      <w:r>
+        <w:rPr>
+          <w:rFonts w:eastAsia="標楷體" w:hint="eastAsia"/>
+          <w:sz w:val="32"/>
+          <w:szCs w:val="32"/>
+        </w:rPr>
+        <w:t>STP</w:t>
+      </w:r>
+      <w:bookmarkEnd w:id="9"/>
+      <w:bookmarkEnd w:id="10"/>
+    </w:p>
+    <w:p>
+      <w:pPr>
+        <w:tabs>
+          <w:tab w:val="num" w:pos="360"/>
+        </w:tabs>
+        <w:jc w:val="both"/>
+        <w:rPr>
+          <w:rFonts w:eastAsia="標楷體"/>
+          <w:sz w:val="28"/>
+        </w:rPr>
+      </w:pPr>
+      <w:bookmarkStart w:id="11" w:name="_Toc167696212"/>
+      <w:r>
+        <w:rPr>
+          <w:rFonts w:eastAsia="標楷體" w:hint="eastAsia"/>
+          <w:sz w:val="28"/>
+        </w:rPr>
+        <w:t xml:space="preserve">1. </w:t>
+      </w:r>
+      <w:r>
+        <w:rPr>
+          <w:rFonts w:eastAsia="標楷體" w:hint="eastAsia"/>
+          <w:sz w:val="28"/>
+        </w:rPr>
+        <w:t>市場區隔：</w:t>
+      </w:r>
+      <w:bookmarkEnd w:id="11"/>
+    </w:p>
+    <w:p>
+      <w:pPr>
+        <w:tabs>
+          <w:tab w:val="num" w:pos="360"/>
+        </w:tabs>
+        <w:jc w:val="both"/>
+        <w:rPr>
+          <w:rFonts w:eastAsia="標楷體"/>
+          <w:sz w:val="28"/>
+        </w:rPr>
+      </w:pPr>
+      <w:r>
+        <w:rPr>
+          <w:rFonts w:eastAsia="標楷體"/>
+          <w:sz w:val="28"/>
+        </w:rPr>
+        <w:tab/>
+      </w:r>
+      <w:bookmarkStart w:id="12" w:name="_Toc167696213"/>
+      <w:r>
+        <w:rPr>
+          <w:rFonts w:eastAsia="標楷體" w:hint="eastAsia"/>
+          <w:sz w:val="28"/>
+        </w:rPr>
+        <w:t>(1)</w:t>
+      </w:r>
+      <w:r>
+        <w:rPr>
+          <w:rFonts w:eastAsia="標楷體" w:hint="eastAsia"/>
+          <w:sz w:val="28"/>
+        </w:rPr>
+        <w:t>客層：</w:t>
+      </w:r>
+      <w:bookmarkEnd w:id="12"/>
+      <w:r>
+        <w:rPr>
+          <w:rFonts w:eastAsia="標楷體" w:hint="eastAsia"/>
+          <w:sz w:val="28"/>
+        </w:rPr>
+        <w:t>中小型企業</w:t>
+      </w:r>
+    </w:p>
+    <w:p>
+      <w:pPr>
+        <w:tabs>
+          <w:tab w:val="num" w:pos="360"/>
+        </w:tabs>
+        <w:jc w:val="both"/>
+        <w:rPr>
+          <w:rFonts w:eastAsia="標楷體"/>
+          <w:sz w:val="28"/>
+        </w:rPr>
+      </w:pPr>
+      <w:r>
+        <w:rPr>
+          <w:rFonts w:eastAsia="標楷體"/>
+          <w:sz w:val="28"/>
+        </w:rPr>
+        <w:tab/>
+      </w:r>
+      <w:bookmarkStart w:id="13" w:name="_Toc167696214"/>
+      <w:r>
+        <w:rPr>
+          <w:rFonts w:eastAsia="標楷體" w:hint="eastAsia"/>
+          <w:sz w:val="28"/>
+        </w:rPr>
+        <w:t>(2)</w:t>
+      </w:r>
+      <w:r>
+        <w:rPr>
+          <w:rFonts w:eastAsia="標楷體" w:hint="eastAsia"/>
+          <w:sz w:val="28"/>
+        </w:rPr>
+        <w:t>生活型態：</w:t>
+      </w:r>
+      <w:bookmarkEnd w:id="13"/>
+      <w:r>
+        <w:rPr>
+          <w:rFonts w:eastAsia="標楷體" w:hint="eastAsia"/>
+          <w:sz w:val="28"/>
+        </w:rPr>
+        <w:t>規模不大，希望藉由</w:t>
+      </w:r>
+      <w:r>
+        <w:rPr>
+          <w:rFonts w:eastAsia="標楷體" w:hint="eastAsia"/>
+          <w:sz w:val="28"/>
+        </w:rPr>
+        <w:t>AI</w:t>
+      </w:r>
+      <w:r>
+        <w:rPr>
+          <w:rFonts w:eastAsia="標楷體" w:hint="eastAsia"/>
+          <w:sz w:val="28"/>
+        </w:rPr>
+        <w:t>輔助之企業</w:t>
+      </w:r>
+    </w:p>
+    <w:p>
+      <w:pPr>
+        <w:tabs>
+          <w:tab w:val="num" w:pos="360"/>
+        </w:tabs>
+        <w:jc w:val="both"/>
+        <w:rPr>
+          <w:rFonts w:eastAsia="標楷體"/>
+          <w:sz w:val="28"/>
+        </w:rPr>
+      </w:pPr>
+      <w:bookmarkStart w:id="14" w:name="_Toc167696215"/>
+      <w:r>
+        <w:rPr>
+          <w:rFonts w:eastAsia="標楷體" w:hint="eastAsia"/>
+          <w:sz w:val="28"/>
+        </w:rPr>
+        <w:t xml:space="preserve">2. </w:t>
+      </w:r>
+      <w:r>
+        <w:rPr>
+          <w:rFonts w:eastAsia="標楷體" w:hint="eastAsia"/>
+          <w:sz w:val="28"/>
+        </w:rPr>
+        <w:t>目標市場：</w:t>
+      </w:r>
+      <w:bookmarkEnd w:id="14"/>
+    </w:p>
+    <w:p>
+      <w:pPr>
+        <w:tabs>
+          <w:tab w:val="num" w:pos="360"/>
+        </w:tabs>
+        <w:jc w:val="both"/>
+        <w:rPr>
+          <w:rFonts w:eastAsia="標楷體"/>
+          <w:sz w:val="28"/>
+        </w:rPr>
+      </w:pPr>
+      <w:r>
+        <w:rPr>
+          <w:rFonts w:eastAsia="標楷體"/>
+          <w:sz w:val="28"/>
+        </w:rPr>
+        <w:tab/>
+      </w:r>
+      <w:bookmarkStart w:id="15" w:name="_Toc167696216"/>
+      <w:r>
+        <w:rPr>
+          <w:rFonts w:eastAsia="標楷體" w:hint="eastAsia"/>
+          <w:sz w:val="28"/>
+        </w:rPr>
+        <w:t>(1)</w:t>
+      </w:r>
+      <w:bookmarkEnd w:id="15"/>
+      <w:r>
+        <w:rPr>
+          <w:rFonts w:eastAsia="標楷體" w:hint="eastAsia"/>
+          <w:sz w:val="28"/>
+        </w:rPr>
+        <w:t xml:space="preserve"> </w:t>
+      </w:r>
+      <w:r>
+        <w:rPr>
+          <w:rFonts w:eastAsia="標楷體" w:hint="eastAsia"/>
+          <w:sz w:val="28"/>
+        </w:rPr>
+        <w:t>中小型企業</w:t>
+      </w:r>
+    </w:p>
+    <w:p>
+      <w:pPr>
+        <w:tabs>
+          <w:tab w:val="num" w:pos="360"/>
+        </w:tabs>
+        <w:jc w:val="both"/>
+        <w:rPr>
+          <w:rFonts w:eastAsia="標楷體"/>
+          <w:sz w:val="28"/>
+        </w:rPr>
+      </w:pPr>
+      <w:bookmarkStart w:id="16" w:name="_Toc167696217"/>
+      <w:r>
+        <w:rPr>
+          <w:rFonts w:eastAsia="標楷體" w:hint="eastAsia"/>
+          <w:sz w:val="28"/>
+        </w:rPr>
+        <w:t xml:space="preserve">3. </w:t>
+      </w:r>
+      <w:r>
+        <w:rPr>
+          <w:rFonts w:eastAsia="標楷體" w:hint="eastAsia"/>
+          <w:sz w:val="28"/>
+        </w:rPr>
+        <w:t>產品定位：</w:t>
+      </w:r>
+      <w:bookmarkEnd w:id="16"/>
+    </w:p>
+    <w:p>
+      <w:pPr>
+        <w:tabs>
+          <w:tab w:val="num" w:pos="360"/>
+        </w:tabs>
+        <w:jc w:val="both"/>
+        <w:rPr>
+          <w:rFonts w:eastAsia="標楷體"/>
+          <w:sz w:val="28"/>
+        </w:rPr>
+      </w:pPr>
+      <w:r>
+        <w:rPr>
+          <w:rFonts w:eastAsia="標楷體"/>
+          <w:sz w:val="28"/>
+        </w:rPr>
+        <w:tab/>
+      </w:r>
+      <w:bookmarkStart w:id="17" w:name="_Toc167696218"/>
+      <w:r>
+        <w:rPr>
+          <w:rFonts w:eastAsia="標楷體" w:hint="eastAsia"/>
+          <w:sz w:val="28"/>
+        </w:rPr>
+        <w:t>(1)</w:t>
+      </w:r>
+      <w:bookmarkEnd w:id="17"/>
+      <w:r>
+        <w:rPr>
+          <w:rFonts w:eastAsia="標楷體" w:hint="eastAsia"/>
+          <w:sz w:val="28"/>
+        </w:rPr>
+        <w:t>更有效率的</w:t>
+      </w:r>
+      <w:r>
+        <w:rPr>
+          <w:rFonts w:eastAsia="標楷體" w:hint="eastAsia"/>
+          <w:sz w:val="28"/>
+        </w:rPr>
+        <w:t>AI</w:t>
+      </w:r>
+      <w:r>
+        <w:rPr>
+          <w:rFonts w:eastAsia="標楷體" w:hint="eastAsia"/>
+          <w:sz w:val="28"/>
+        </w:rPr>
+        <w:t>助理</w:t>
+      </w:r>
+    </w:p>
+    <w:p>
+      <w:pPr>
+        <w:tabs>
+          <w:tab w:val="num" w:pos="360"/>
+        </w:tabs>
+        <w:jc w:val="both"/>
+        <w:rPr>
+          <w:rFonts w:eastAsia="標楷體"/>
+          <w:sz w:val="28"/>
+        </w:rPr>
+      </w:pPr>
+      <w:r>
+        <w:rPr>
+          <w:rFonts w:eastAsia="標楷體"/>
+          <w:sz w:val="28"/>
+        </w:rPr>
+        <w:tab/>
+      </w:r>
+      <w:bookmarkStart w:id="18" w:name="_Toc167696219"/>
+      <w:r>
+        <w:rPr>
+          <w:rFonts w:eastAsia="標楷體" w:hint="eastAsia"/>
+          <w:sz w:val="28"/>
+        </w:rPr>
+        <w:t>(2)</w:t>
+      </w:r>
+      <w:bookmarkEnd w:id="18"/>
+      <w:r>
+        <w:rPr>
+          <w:rFonts w:eastAsia="標楷體" w:hint="eastAsia"/>
+          <w:sz w:val="28"/>
+        </w:rPr>
+        <w:t>即時</w:t>
+      </w:r>
+      <w:proofErr w:type="gramStart"/>
+      <w:r>
+        <w:rPr>
+          <w:rFonts w:eastAsia="標楷體" w:hint="eastAsia"/>
+          <w:sz w:val="28"/>
+        </w:rPr>
+        <w:t>追蹤資安風險</w:t>
+      </w:r>
+      <w:proofErr w:type="gramEnd"/>
+    </w:p>
+    <w:p>
+      <w:pPr>
+        <w:tabs>
+          <w:tab w:val="num" w:pos="360"/>
+        </w:tabs>
+        <w:jc w:val="both"/>
+        <w:outlineLvl w:val="1"/>
+        <w:rPr>
+          <w:rFonts w:eastAsia="標楷體"/>
+          <w:sz w:val="32"/>
+          <w:szCs w:val="32"/>
+        </w:rPr>
+      </w:pPr>
+      <w:bookmarkStart w:id="19" w:name="_Toc167696222"/>
+      <w:bookmarkStart w:id="20" w:name="_Toc179739973"/>
+      <w:r>
+        <w:rPr>
+          <w:rFonts w:eastAsia="標楷體" w:hint="eastAsia"/>
+          <w:sz w:val="32"/>
+          <w:szCs w:val="32"/>
+        </w:rPr>
+        <w:t>2-4</w:t>
+      </w:r>
+      <w:r>
+        <w:rPr>
+          <w:rFonts w:eastAsia="標楷體" w:hint="eastAsia"/>
+          <w:sz w:val="32"/>
+          <w:szCs w:val="32"/>
+        </w:rPr>
+        <w:t>競爭力分析</w:t>
+      </w:r>
+      <w:r>
+        <w:rPr>
+          <w:rFonts w:eastAsia="標楷體" w:hint="eastAsia"/>
+          <w:sz w:val="32"/>
+          <w:szCs w:val="32"/>
+        </w:rPr>
+        <w:t>SWOT-TOWS</w:t>
+      </w:r>
+      <w:bookmarkEnd w:id="19"/>
+      <w:bookmarkEnd w:id="20"/>
+      <w:r>
+        <w:rPr>
+          <w:rFonts w:eastAsia="標楷體"/>
+          <w:sz w:val="32"/>
+          <w:szCs w:val="32"/>
+        </w:rPr>
+        <w:t xml:space="preserve"> </w:t>
+      </w:r>
+    </w:p>
+    <w:p>
+      <w:pPr>
+        <w:pStyle w:val="af5"/>
+        <w:keepNext/>
+        <w:spacing w:before="160" w:after="0" w:line="240" w:lineRule="auto"/>
+        <w:jc w:val="center"/>
+        <w:rPr>
+          <w:rFonts w:ascii="Times New Roman" w:eastAsia="標楷體" w:hAnsi="Times New Roman"/>
+          <w:sz w:val="24"/>
+        </w:rPr>
+      </w:pPr>
+      <w:bookmarkStart w:id="21" w:name="_Toc167710112"/>
+      <w:r>
+        <w:rPr>
+          <w:rFonts w:ascii="Times New Roman" w:eastAsia="標楷體" w:hAnsi="Times New Roman" w:hint="eastAsia"/>
+          <w:sz w:val="24"/>
+        </w:rPr>
+        <w:t>表</w:t>
+      </w:r>
+      <w:r>
+        <w:rPr>
+          <w:rFonts w:ascii="Times New Roman" w:eastAsia="標楷體" w:hAnsi="Times New Roman" w:hint="eastAsia"/>
+          <w:sz w:val="24"/>
+        </w:rPr>
+        <w:t xml:space="preserve"> 2-4-1</w:t>
+      </w:r>
+      <w:r>
+        <w:rPr>
+          <w:rFonts w:ascii="Times New Roman" w:eastAsia="標楷體" w:hAnsi="Times New Roman" w:hint="eastAsia"/>
+          <w:sz w:val="24"/>
+        </w:rPr>
+        <w:t>：</w:t>
+      </w:r>
+      <w:r>
+        <w:rPr>
+          <w:rFonts w:ascii="Times New Roman" w:eastAsia="標楷體" w:hAnsi="Times New Roman" w:hint="eastAsia"/>
+          <w:sz w:val="24"/>
+        </w:rPr>
+        <w:t>SWOT</w:t>
+      </w:r>
+      <w:r>
+        <w:rPr>
+          <w:rFonts w:ascii="Times New Roman" w:eastAsia="標楷體" w:hAnsi="Times New Roman" w:hint="eastAsia"/>
+          <w:sz w:val="24"/>
+        </w:rPr>
+        <w:t>分析</w:t>
+      </w:r>
+      <w:bookmarkEnd w:id="21"/>
+    </w:p>
+    <w:tbl>
+      <w:tblPr>
+        <w:tblStyle w:val="af4"/>
+        <w:tblW w:w="5000" w:type="pct"/>
+        <w:tblLook w:val="04A0" w:firstRow="1" w:lastRow="0" w:firstColumn="1" w:lastColumn="0" w:noHBand="0" w:noVBand="1"/>
+      </w:tblPr>
+      <w:tblGrid>
+        <w:gridCol w:w="4148"/>
+        <w:gridCol w:w="4148"/>
+      </w:tblGrid>
+      <w:tr>
+        <w:tc>
+          <w:tcPr>
+            <w:tcW w:w="2500" w:type="pct"/>
+            <w:shd w:val="pct10" w:color="auto" w:fill="auto"/>
+            <w:vAlign w:val="center"/>
+          </w:tcPr>
+          <w:p>
+            <w:pPr>
+              <w:tabs>
+                <w:tab w:val="num" w:pos="360"/>
+              </w:tabs>
+              <w:jc w:val="center"/>
+              <w:rPr>
+                <w:rFonts w:eastAsia="標楷體"/>
+                <w:sz w:val="28"/>
+              </w:rPr>
+            </w:pPr>
+            <w:bookmarkStart w:id="22" w:name="_Toc167696223"/>
+            <w:r>
+              <w:rPr>
+                <w:rFonts w:eastAsia="標楷體" w:hint="eastAsia"/>
+                <w:sz w:val="28"/>
+              </w:rPr>
+              <w:t>優勢</w:t>
+            </w:r>
+            <w:r>
+              <w:rPr>
+                <w:rFonts w:eastAsia="標楷體" w:hint="eastAsia"/>
+                <w:sz w:val="28"/>
+              </w:rPr>
+              <w:t xml:space="preserve"> S</w:t>
+            </w:r>
+            <w:bookmarkEnd w:id="22"/>
+          </w:p>
+        </w:tc>
+        <w:tc>
+          <w:tcPr>
+            <w:tcW w:w="2500" w:type="pct"/>
+            <w:shd w:val="pct10" w:color="auto" w:fill="auto"/>
+            <w:vAlign w:val="center"/>
+          </w:tcPr>
+          <w:p>
+            <w:pPr>
+              <w:tabs>
+                <w:tab w:val="num" w:pos="360"/>
+              </w:tabs>
+              <w:jc w:val="center"/>
+              <w:rPr>
+                <w:rFonts w:eastAsia="標楷體"/>
+                <w:sz w:val="28"/>
+              </w:rPr>
+            </w:pPr>
+            <w:bookmarkStart w:id="23" w:name="_Toc167696224"/>
+            <w:r>
+              <w:rPr>
+                <w:rFonts w:eastAsia="標楷體" w:hint="eastAsia"/>
+                <w:sz w:val="28"/>
+              </w:rPr>
+              <w:t>劣勢</w:t>
+            </w:r>
+            <w:r>
+              <w:rPr>
+                <w:rFonts w:eastAsia="標楷體" w:hint="eastAsia"/>
+                <w:sz w:val="28"/>
+              </w:rPr>
+              <w:t xml:space="preserve"> W</w:t>
+            </w:r>
+            <w:bookmarkEnd w:id="23"/>
+          </w:p>
+        </w:tc>
+      </w:tr>
+      <w:tr>
+        <w:tc>
+          <w:tcPr>
+            <w:tcW w:w="2500" w:type="pct"/>
+            <w:tcBorders>
+              <w:bottom w:val="single" w:sz="4" w:space="0" w:color="auto"/>
+            </w:tcBorders>
+          </w:tcPr>
+          <w:p>
+            <w:pPr>
+              <w:pStyle w:val="aa"/>
+              <w:numPr>
+                <w:ilvl w:val="0"/>
+                <w:numId w:val="7"/>
+              </w:numPr>
+              <w:tabs>
+                <w:tab w:val="num" w:pos="360"/>
+              </w:tabs>
+              <w:jc w:val="both"/>
+              <w:rPr>
+                <w:rFonts w:eastAsia="標楷體"/>
+                <w:sz w:val="28"/>
+              </w:rPr>
+            </w:pPr>
+            <w:r>
+              <w:rPr>
+                <w:rFonts w:eastAsia="標楷體" w:hint="eastAsia"/>
+                <w:sz w:val="28"/>
+              </w:rPr>
+              <w:t>提高效率</w:t>
+            </w:r>
+          </w:p>
+          <w:p>
+            <w:pPr>
+              <w:pStyle w:val="aa"/>
+              <w:numPr>
+                <w:ilvl w:val="0"/>
+                <w:numId w:val="7"/>
+              </w:numPr>
+              <w:tabs>
+                <w:tab w:val="num" w:pos="360"/>
+              </w:tabs>
+              <w:jc w:val="both"/>
+              <w:rPr>
+                <w:rFonts w:eastAsia="標楷體"/>
+                <w:sz w:val="28"/>
+              </w:rPr>
+            </w:pPr>
+            <w:r>
+              <w:rPr>
+                <w:rFonts w:eastAsia="標楷體" w:hint="eastAsia"/>
+                <w:sz w:val="28"/>
+              </w:rPr>
+              <w:t>動態追蹤風險</w:t>
+            </w:r>
+          </w:p>
+        </w:tc>
+        <w:tc>
+          <w:tcPr>
+            <w:tcW w:w="2500" w:type="pct"/>
+            <w:tcBorders>
+              <w:bottom w:val="single" w:sz="4" w:space="0" w:color="auto"/>
+            </w:tcBorders>
+          </w:tcPr>
+          <w:p>
+            <w:pPr>
+              <w:pStyle w:val="aa"/>
+              <w:numPr>
+                <w:ilvl w:val="0"/>
+                <w:numId w:val="8"/>
+              </w:numPr>
+              <w:tabs>
+                <w:tab w:val="num" w:pos="360"/>
+              </w:tabs>
+              <w:jc w:val="both"/>
+              <w:rPr>
+                <w:rFonts w:eastAsia="標楷體"/>
+                <w:sz w:val="28"/>
+              </w:rPr>
+            </w:pPr>
+            <w:r>
+              <w:rPr>
+                <w:rFonts w:eastAsia="標楷體" w:hint="eastAsia"/>
+                <w:sz w:val="28"/>
+              </w:rPr>
+              <w:t>AI</w:t>
+            </w:r>
+            <w:r>
+              <w:rPr>
+                <w:rFonts w:eastAsia="標楷體" w:hint="eastAsia"/>
+                <w:sz w:val="28"/>
+              </w:rPr>
+              <w:t>幻覺風險</w:t>
+            </w:r>
+          </w:p>
+          <w:p>
+            <w:pPr>
+              <w:pStyle w:val="aa"/>
+              <w:numPr>
+                <w:ilvl w:val="0"/>
+                <w:numId w:val="8"/>
+              </w:numPr>
+              <w:tabs>
+                <w:tab w:val="num" w:pos="360"/>
+              </w:tabs>
+              <w:jc w:val="both"/>
+              <w:rPr>
+                <w:rFonts w:eastAsia="標楷體"/>
+                <w:sz w:val="28"/>
+              </w:rPr>
+            </w:pPr>
+            <w:r>
+              <w:rPr>
+                <w:rFonts w:eastAsia="標楷體" w:hint="eastAsia"/>
+                <w:sz w:val="28"/>
+              </w:rPr>
+              <w:t>隱私疑慮</w:t>
+            </w:r>
+          </w:p>
+          <w:p>
+            <w:pPr>
+              <w:pStyle w:val="aa"/>
+              <w:numPr>
+                <w:ilvl w:val="0"/>
+                <w:numId w:val="8"/>
+              </w:numPr>
+              <w:tabs>
+                <w:tab w:val="num" w:pos="360"/>
+              </w:tabs>
+              <w:jc w:val="both"/>
+              <w:rPr>
+                <w:rFonts w:eastAsia="標楷體"/>
+                <w:sz w:val="28"/>
+              </w:rPr>
+            </w:pPr>
+            <w:r>
+              <w:rPr>
+                <w:rFonts w:eastAsia="標楷體" w:hint="eastAsia"/>
+                <w:sz w:val="28"/>
+              </w:rPr>
+              <w:t>API</w:t>
+            </w:r>
+            <w:r>
+              <w:rPr>
+                <w:rFonts w:eastAsia="標楷體" w:hint="eastAsia"/>
+                <w:sz w:val="28"/>
+              </w:rPr>
+              <w:t>成本高</w:t>
+            </w:r>
+          </w:p>
+        </w:tc>
+      </w:tr>
+      <w:tr>
+        <w:tc>
+          <w:tcPr>
+            <w:tcW w:w="2500" w:type="pct"/>
+            <w:shd w:val="pct10" w:color="auto" w:fill="auto"/>
+            <w:vAlign w:val="center"/>
+          </w:tcPr>
+          <w:p>
+            <w:pPr>
+              <w:tabs>
+                <w:tab w:val="num" w:pos="360"/>
+              </w:tabs>
+              <w:jc w:val="center"/>
+              <w:rPr>
+                <w:rFonts w:eastAsia="標楷體"/>
+                <w:sz w:val="28"/>
+              </w:rPr>
+            </w:pPr>
+            <w:bookmarkStart w:id="24" w:name="_Toc167696225"/>
+            <w:r>
+              <w:rPr>
+                <w:rFonts w:eastAsia="標楷體" w:hint="eastAsia"/>
+                <w:sz w:val="28"/>
+              </w:rPr>
+              <w:t>機會</w:t>
+            </w:r>
+            <w:r>
+              <w:rPr>
+                <w:rFonts w:eastAsia="標楷體" w:hint="eastAsia"/>
+                <w:sz w:val="28"/>
+              </w:rPr>
+              <w:t xml:space="preserve"> O</w:t>
+            </w:r>
+            <w:bookmarkEnd w:id="24"/>
+          </w:p>
+        </w:tc>
+        <w:tc>
+          <w:tcPr>
+            <w:tcW w:w="2500" w:type="pct"/>
+            <w:shd w:val="pct10" w:color="auto" w:fill="auto"/>
+            <w:vAlign w:val="center"/>
+          </w:tcPr>
+          <w:p>
+            <w:pPr>
+              <w:tabs>
+                <w:tab w:val="num" w:pos="360"/>
+              </w:tabs>
+              <w:jc w:val="center"/>
+              <w:rPr>
+                <w:rFonts w:eastAsia="標楷體"/>
+                <w:sz w:val="28"/>
+              </w:rPr>
+            </w:pPr>
+            <w:bookmarkStart w:id="25" w:name="_Toc167696226"/>
+            <w:r>
+              <w:rPr>
+                <w:rFonts w:eastAsia="標楷體" w:hint="eastAsia"/>
+                <w:sz w:val="28"/>
+              </w:rPr>
+              <w:t>威脅</w:t>
+            </w:r>
+            <w:r>
+              <w:rPr>
+                <w:rFonts w:eastAsia="標楷體" w:hint="eastAsia"/>
+                <w:sz w:val="28"/>
+              </w:rPr>
+              <w:t xml:space="preserve"> T</w:t>
+            </w:r>
+            <w:bookmarkEnd w:id="25"/>
+          </w:p>
+        </w:tc>
+      </w:tr>
+      <w:tr>
+        <w:tc>
+          <w:tcPr>
+            <w:tcW w:w="2500" w:type="pct"/>
+          </w:tcPr>
+          <w:p>
+            <w:pPr>
+              <w:pStyle w:val="aa"/>
+              <w:numPr>
+                <w:ilvl w:val="0"/>
+                <w:numId w:val="9"/>
+              </w:numPr>
+              <w:tabs>
+                <w:tab w:val="num" w:pos="360"/>
+              </w:tabs>
+              <w:jc w:val="both"/>
+              <w:rPr>
+                <w:rFonts w:eastAsia="標楷體"/>
+                <w:sz w:val="28"/>
+              </w:rPr>
+            </w:pPr>
+            <w:r>
+              <w:rPr>
+                <w:rFonts w:eastAsia="標楷體" w:hint="eastAsia"/>
+                <w:sz w:val="28"/>
+              </w:rPr>
+              <w:t>數位轉型機會多</w:t>
+            </w:r>
+          </w:p>
+          <w:p>
+            <w:pPr>
+              <w:pStyle w:val="aa"/>
+              <w:numPr>
+                <w:ilvl w:val="0"/>
+                <w:numId w:val="9"/>
+              </w:numPr>
+              <w:tabs>
+                <w:tab w:val="num" w:pos="360"/>
+              </w:tabs>
+              <w:jc w:val="both"/>
+              <w:rPr>
+                <w:rFonts w:eastAsia="標楷體"/>
+                <w:sz w:val="28"/>
+              </w:rPr>
+            </w:pPr>
+            <w:proofErr w:type="gramStart"/>
+            <w:r>
+              <w:rPr>
+                <w:rFonts w:eastAsia="標楷體" w:hint="eastAsia"/>
+                <w:sz w:val="28"/>
+              </w:rPr>
+              <w:t>缺資安</w:t>
+            </w:r>
+            <w:proofErr w:type="gramEnd"/>
+            <w:r>
+              <w:rPr>
+                <w:rFonts w:eastAsia="標楷體" w:hint="eastAsia"/>
+                <w:sz w:val="28"/>
+              </w:rPr>
+              <w:t>人才</w:t>
+            </w:r>
+          </w:p>
+        </w:tc>
+        <w:tc>
+          <w:tcPr>
+            <w:tcW w:w="2500" w:type="pct"/>
+          </w:tcPr>
+          <w:p>
+            <w:pPr>
+              <w:pStyle w:val="aa"/>
+              <w:keepNext/>
+              <w:numPr>
+                <w:ilvl w:val="0"/>
+                <w:numId w:val="10"/>
+              </w:numPr>
+              <w:jc w:val="both"/>
+              <w:rPr>
+                <w:rFonts w:eastAsia="標楷體"/>
+                <w:sz w:val="28"/>
+              </w:rPr>
+            </w:pPr>
+            <w:r>
+              <w:rPr>
+                <w:rFonts w:eastAsia="標楷體" w:hint="eastAsia"/>
+                <w:sz w:val="28"/>
+              </w:rPr>
+              <w:t>駭客利用</w:t>
+            </w:r>
+            <w:r>
+              <w:rPr>
+                <w:rFonts w:eastAsia="標楷體" w:hint="eastAsia"/>
+                <w:sz w:val="28"/>
+              </w:rPr>
+              <w:t>AI</w:t>
+            </w:r>
+          </w:p>
+          <w:p>
+            <w:pPr>
+              <w:pStyle w:val="aa"/>
+              <w:keepNext/>
+              <w:numPr>
+                <w:ilvl w:val="0"/>
+                <w:numId w:val="10"/>
+              </w:numPr>
+              <w:jc w:val="both"/>
+              <w:rPr>
+                <w:rFonts w:eastAsia="標楷體"/>
+                <w:sz w:val="28"/>
+              </w:rPr>
+            </w:pPr>
+            <w:r>
+              <w:rPr>
+                <w:rFonts w:eastAsia="標楷體" w:hint="eastAsia"/>
+                <w:sz w:val="28"/>
+              </w:rPr>
+              <w:t>法規變動快</w:t>
+            </w:r>
+          </w:p>
+        </w:tc>
+      </w:tr>
+    </w:tbl>
+    <w:p>
+      <w:pPr>
+        <w:pStyle w:val="af5"/>
+        <w:keepNext/>
+        <w:spacing w:after="0" w:line="240" w:lineRule="auto"/>
+        <w:jc w:val="center"/>
+        <w:rPr>
+          <w:rFonts w:ascii="Times New Roman" w:eastAsia="標楷體" w:hAnsi="Times New Roman"/>
+          <w:sz w:val="24"/>
+        </w:rPr>
+      </w:pPr>
+      <w:bookmarkStart w:id="26" w:name="_Toc167710113"/>
+    </w:p>
+    <w:p>
+      <w:pPr>
+        <w:pStyle w:val="af5"/>
+        <w:keepNext/>
+        <w:spacing w:before="160" w:after="0" w:line="240" w:lineRule="auto"/>
+        <w:jc w:val="center"/>
+        <w:rPr>
+          <w:rFonts w:ascii="Times New Roman" w:eastAsia="標楷體" w:hAnsi="Times New Roman"/>
+          <w:sz w:val="24"/>
+        </w:rPr>
+      </w:pPr>
+      <w:r>
+        <w:rPr>
+          <w:rFonts w:ascii="Times New Roman" w:eastAsia="標楷體" w:hAnsi="Times New Roman" w:hint="eastAsia"/>
+          <w:sz w:val="24"/>
+        </w:rPr>
+        <w:t>表</w:t>
+      </w:r>
+      <w:r>
+        <w:rPr>
+          <w:rFonts w:ascii="Times New Roman" w:eastAsia="標楷體" w:hAnsi="Times New Roman" w:hint="eastAsia"/>
+          <w:sz w:val="24"/>
+        </w:rPr>
+        <w:t xml:space="preserve"> </w:t>
+      </w:r>
+      <w:r>
+        <w:rPr>
+          <w:rFonts w:ascii="Times New Roman" w:eastAsia="標楷體" w:hAnsi="Times New Roman" w:hint="eastAsia"/>
+          <w:sz w:val="24"/>
+        </w:rPr>
+        <w:t>2</w:t>
+      </w:r>
+      <w:r>
+        <w:rPr>
+          <w:rFonts w:ascii="Times New Roman" w:eastAsia="標楷體" w:hAnsi="Times New Roman" w:hint="eastAsia"/>
+          <w:sz w:val="24"/>
+        </w:rPr>
+        <w:t>-4-2</w:t>
+      </w:r>
+      <w:r>
+        <w:rPr>
+          <w:rFonts w:ascii="Times New Roman" w:eastAsia="標楷體" w:hAnsi="Times New Roman" w:hint="eastAsia"/>
+          <w:sz w:val="24"/>
+        </w:rPr>
+        <w:t>：</w:t>
+      </w:r>
+      <w:r>
+        <w:rPr>
+          <w:rFonts w:ascii="Times New Roman" w:eastAsia="標楷體" w:hAnsi="Times New Roman" w:hint="eastAsia"/>
+          <w:sz w:val="24"/>
+        </w:rPr>
+        <w:t>TOWS</w:t>
+      </w:r>
+      <w:r>
+        <w:rPr>
+          <w:rFonts w:ascii="Times New Roman" w:eastAsia="標楷體" w:hAnsi="Times New Roman" w:hint="eastAsia"/>
+          <w:sz w:val="24"/>
+        </w:rPr>
+        <w:t>分析</w:t>
+      </w:r>
+      <w:bookmarkEnd w:id="26"/>
+    </w:p>
+    <w:tbl>
+      <w:tblPr>
+        <w:tblStyle w:val="af4"/>
+        <w:tblW w:w="0" w:type="auto"/>
+        <w:tblLook w:val="04A0" w:firstRow="1" w:lastRow="0" w:firstColumn="1" w:lastColumn="0" w:noHBand="0" w:noVBand="1"/>
+      </w:tblPr>
+      <w:tblGrid>
+        <w:gridCol w:w="756"/>
+        <w:gridCol w:w="3770"/>
+        <w:gridCol w:w="3770"/>
+      </w:tblGrid>
+      <w:tr>
+        <w:tc>
+          <w:tcPr>
+            <w:tcW w:w="846" w:type="dxa"/>
+            <w:tcBorders>
+              <w:bottom w:val="single" w:sz="4" w:space="0" w:color="auto"/>
+            </w:tcBorders>
+            <w:shd w:val="pct10" w:color="auto" w:fill="auto"/>
+          </w:tcPr>
+          <w:p>
+            <w:pPr>
+              <w:tabs>
+                <w:tab w:val="num" w:pos="360"/>
+              </w:tabs>
+              <w:jc w:val="both"/>
+              <w:rPr>
+                <w:rFonts w:eastAsia="標楷體"/>
+                <w:sz w:val="28"/>
+              </w:rPr>
+            </w:pPr>
+          </w:p>
+        </w:tc>
+        <w:tc>
+          <w:tcPr>
+            <w:tcW w:w="4674" w:type="dxa"/>
+            <w:shd w:val="pct10" w:color="auto" w:fill="auto"/>
+            <w:vAlign w:val="center"/>
+          </w:tcPr>
+          <w:p>
+            <w:pPr>
+              <w:tabs>
+                <w:tab w:val="num" w:pos="360"/>
+              </w:tabs>
+              <w:jc w:val="center"/>
+              <w:rPr>
+                <w:rFonts w:eastAsia="標楷體"/>
+                <w:sz w:val="28"/>
+              </w:rPr>
+            </w:pPr>
+            <w:bookmarkStart w:id="27" w:name="_Toc167696227"/>
+            <w:r>
+              <w:rPr>
+                <w:rFonts w:eastAsia="標楷體" w:hint="eastAsia"/>
+                <w:sz w:val="28"/>
+              </w:rPr>
+              <w:t>優勢</w:t>
+            </w:r>
+            <w:r>
+              <w:rPr>
+                <w:rFonts w:eastAsia="標楷體" w:hint="eastAsia"/>
+                <w:sz w:val="28"/>
+              </w:rPr>
+              <w:t xml:space="preserve"> S</w:t>
+            </w:r>
+            <w:bookmarkEnd w:id="27"/>
+          </w:p>
+        </w:tc>
+        <w:tc>
+          <w:tcPr>
+            <w:tcW w:w="4674" w:type="dxa"/>
+            <w:shd w:val="pct10" w:color="auto" w:fill="auto"/>
+            <w:vAlign w:val="center"/>
+          </w:tcPr>
+          <w:p>
+            <w:pPr>
+              <w:tabs>
+                <w:tab w:val="num" w:pos="360"/>
+              </w:tabs>
+              <w:jc w:val="center"/>
+              <w:rPr>
+                <w:rFonts w:eastAsia="標楷體"/>
+                <w:sz w:val="28"/>
+              </w:rPr>
+            </w:pPr>
+            <w:bookmarkStart w:id="28" w:name="_Toc167696228"/>
+            <w:r>
+              <w:rPr>
+                <w:rFonts w:eastAsia="標楷體" w:hint="eastAsia"/>
+                <w:sz w:val="28"/>
+              </w:rPr>
+              <w:t>劣勢</w:t>
+            </w:r>
+            <w:r>
+              <w:rPr>
+                <w:rFonts w:eastAsia="標楷體" w:hint="eastAsia"/>
+                <w:sz w:val="28"/>
+              </w:rPr>
+              <w:t xml:space="preserve"> W</w:t>
+            </w:r>
+            <w:bookmarkEnd w:id="28"/>
+          </w:p>
+        </w:tc>
+      </w:tr>
+      <w:tr>
+        <w:tc>
+          <w:tcPr>
+            <w:tcW w:w="846" w:type="dxa"/>
+            <w:shd w:val="pct10" w:color="auto" w:fill="auto"/>
+            <w:vAlign w:val="center"/>
+          </w:tcPr>
+          <w:p>
+            <w:pPr>
+              <w:tabs>
+                <w:tab w:val="num" w:pos="360"/>
+              </w:tabs>
+              <w:jc w:val="center"/>
+              <w:rPr>
+                <w:rFonts w:eastAsia="標楷體"/>
+                <w:sz w:val="28"/>
+              </w:rPr>
+            </w:pPr>
+            <w:bookmarkStart w:id="29" w:name="_Toc167696229"/>
+            <w:r>
+              <w:rPr>
+                <w:rFonts w:eastAsia="標楷體" w:hint="eastAsia"/>
+                <w:sz w:val="28"/>
+              </w:rPr>
+              <w:t>機會</w:t>
+            </w:r>
+            <w:bookmarkEnd w:id="29"/>
+          </w:p>
+          <w:p>
+            <w:pPr>
+              <w:tabs>
+                <w:tab w:val="num" w:pos="360"/>
+              </w:tabs>
+              <w:jc w:val="center"/>
+              <w:rPr>
+                <w:rFonts w:eastAsia="標楷體"/>
+                <w:sz w:val="28"/>
+              </w:rPr>
+            </w:pPr>
+            <w:bookmarkStart w:id="30" w:name="_Toc167696230"/>
+            <w:r>
+              <w:rPr>
+                <w:rFonts w:eastAsia="標楷體" w:hint="eastAsia"/>
+                <w:sz w:val="28"/>
+              </w:rPr>
+              <w:t>O</w:t>
+            </w:r>
+            <w:bookmarkEnd w:id="30"/>
+          </w:p>
+        </w:tc>
+        <w:tc>
+          <w:tcPr>
+            <w:tcW w:w="4674" w:type="dxa"/>
+          </w:tcPr>
+          <w:p>
+            <w:pPr>
+              <w:pStyle w:val="aa"/>
+              <w:numPr>
+                <w:ilvl w:val="0"/>
+                <w:numId w:val="11"/>
+              </w:numPr>
+              <w:tabs>
+                <w:tab w:val="num" w:pos="360"/>
+              </w:tabs>
+              <w:jc w:val="both"/>
+              <w:rPr>
+                <w:rFonts w:eastAsia="標楷體"/>
+                <w:sz w:val="28"/>
+              </w:rPr>
+            </w:pPr>
+            <w:r>
+              <w:rPr>
+                <w:rFonts w:eastAsia="標楷體" w:hint="eastAsia"/>
+                <w:sz w:val="28"/>
+              </w:rPr>
+              <w:t>低門檻、高效率</w:t>
+            </w:r>
+          </w:p>
+          <w:p>
+            <w:pPr>
+              <w:pStyle w:val="aa"/>
+              <w:numPr>
+                <w:ilvl w:val="0"/>
+                <w:numId w:val="11"/>
+              </w:numPr>
+              <w:tabs>
+                <w:tab w:val="num" w:pos="360"/>
+              </w:tabs>
+              <w:jc w:val="both"/>
+              <w:rPr>
+                <w:rFonts w:eastAsia="標楷體"/>
+                <w:sz w:val="28"/>
+              </w:rPr>
+            </w:pPr>
+            <w:r>
+              <w:rPr>
+                <w:rFonts w:eastAsia="標楷體" w:hint="eastAsia"/>
+                <w:sz w:val="28"/>
+              </w:rPr>
+              <w:t>中小企業缺乏</w:t>
+            </w:r>
+            <w:proofErr w:type="gramStart"/>
+            <w:r>
+              <w:rPr>
+                <w:rFonts w:eastAsia="標楷體" w:hint="eastAsia"/>
+                <w:sz w:val="28"/>
+              </w:rPr>
+              <w:t>資安專</w:t>
+            </w:r>
+            <w:proofErr w:type="gramEnd"/>
+            <w:r>
+              <w:rPr>
+                <w:rFonts w:eastAsia="標楷體" w:hint="eastAsia"/>
+                <w:sz w:val="28"/>
+              </w:rPr>
+              <w:t>才</w:t>
+            </w:r>
+          </w:p>
+        </w:tc>
+        <w:tc>
+          <w:tcPr>
+            <w:tcW w:w="4674" w:type="dxa"/>
+          </w:tcPr>
+          <w:p>
+            <w:pPr>
+              <w:pStyle w:val="aa"/>
+              <w:numPr>
+                <w:ilvl w:val="0"/>
+                <w:numId w:val="13"/>
+              </w:numPr>
+              <w:jc w:val="both"/>
+              <w:rPr>
+                <w:rFonts w:eastAsia="標楷體"/>
+                <w:sz w:val="28"/>
+              </w:rPr>
+            </w:pPr>
+            <w:r>
+              <w:rPr>
+                <w:rFonts w:eastAsia="標楷體" w:hint="eastAsia"/>
+                <w:sz w:val="28"/>
+              </w:rPr>
+              <w:t>不斷優化系統，</w:t>
+            </w:r>
+            <w:r>
+              <w:rPr>
+                <w:rFonts w:eastAsia="標楷體" w:hint="eastAsia"/>
+                <w:sz w:val="28"/>
+              </w:rPr>
+              <w:t>解決隱私疑慮</w:t>
+            </w:r>
+            <w:r>
+              <w:rPr>
+                <w:rFonts w:eastAsia="標楷體" w:hint="eastAsia"/>
+                <w:sz w:val="28"/>
+              </w:rPr>
+              <w:t>。</w:t>
+            </w:r>
+          </w:p>
+        </w:tc>
+      </w:tr>
+      <w:tr>
+        <w:tc>
+          <w:tcPr>
+            <w:tcW w:w="846" w:type="dxa"/>
+            <w:shd w:val="pct10" w:color="auto" w:fill="auto"/>
+            <w:vAlign w:val="center"/>
+          </w:tcPr>
+          <w:p>
+            <w:pPr>
+              <w:tabs>
+                <w:tab w:val="num" w:pos="360"/>
+              </w:tabs>
+              <w:jc w:val="center"/>
+              <w:rPr>
+                <w:rFonts w:eastAsia="標楷體"/>
+                <w:sz w:val="28"/>
+              </w:rPr>
+            </w:pPr>
+            <w:bookmarkStart w:id="31" w:name="_Toc167696231"/>
+            <w:r>
+              <w:rPr>
+                <w:rFonts w:eastAsia="標楷體" w:hint="eastAsia"/>
+                <w:sz w:val="28"/>
+              </w:rPr>
+              <w:t>威脅</w:t>
+            </w:r>
+            <w:bookmarkEnd w:id="31"/>
+          </w:p>
+          <w:p>
+            <w:pPr>
+              <w:tabs>
+                <w:tab w:val="num" w:pos="360"/>
+              </w:tabs>
+              <w:jc w:val="center"/>
+              <w:rPr>
+                <w:rFonts w:eastAsia="標楷體"/>
+                <w:sz w:val="28"/>
+              </w:rPr>
+            </w:pPr>
+            <w:bookmarkStart w:id="32" w:name="_Toc167696232"/>
+            <w:r>
+              <w:rPr>
+                <w:rFonts w:eastAsia="標楷體" w:hint="eastAsia"/>
+                <w:sz w:val="28"/>
+              </w:rPr>
+              <w:t>T</w:t>
+            </w:r>
+            <w:bookmarkEnd w:id="32"/>
+          </w:p>
+        </w:tc>
+        <w:tc>
+          <w:tcPr>
+            <w:tcW w:w="4674" w:type="dxa"/>
+          </w:tcPr>
+          <w:p>
+            <w:pPr>
+              <w:pStyle w:val="aa"/>
+              <w:numPr>
+                <w:ilvl w:val="0"/>
+                <w:numId w:val="12"/>
+              </w:numPr>
+              <w:tabs>
+                <w:tab w:val="num" w:pos="360"/>
+              </w:tabs>
+              <w:jc w:val="both"/>
+              <w:rPr>
+                <w:rFonts w:eastAsia="標楷體"/>
+                <w:sz w:val="28"/>
+              </w:rPr>
+            </w:pPr>
+            <w:r>
+              <w:rPr>
+                <w:rFonts w:eastAsia="標楷體" w:hint="eastAsia"/>
+                <w:sz w:val="28"/>
+              </w:rPr>
+              <w:t>系統會動態即時更新，能根據每日新聞調整風險評估分數</w:t>
+            </w:r>
+          </w:p>
+        </w:tc>
+        <w:tc>
+          <w:tcPr>
+            <w:tcW w:w="4674" w:type="dxa"/>
+          </w:tcPr>
+          <w:p>
+            <w:pPr>
+              <w:pStyle w:val="aa"/>
+              <w:numPr>
+                <w:ilvl w:val="0"/>
+                <w:numId w:val="14"/>
+              </w:numPr>
+              <w:tabs>
+                <w:tab w:val="num" w:pos="360"/>
+              </w:tabs>
+              <w:jc w:val="both"/>
+              <w:rPr>
+                <w:rFonts w:eastAsia="標楷體"/>
+                <w:sz w:val="28"/>
+              </w:rPr>
+            </w:pPr>
+            <w:r>
+              <w:rPr>
+                <w:rFonts w:eastAsia="標楷體" w:hint="eastAsia"/>
+                <w:sz w:val="28"/>
+              </w:rPr>
+              <w:t>預防</w:t>
+            </w:r>
+            <w:r>
+              <w:rPr>
+                <w:rFonts w:eastAsia="標楷體" w:hint="eastAsia"/>
+                <w:sz w:val="28"/>
+              </w:rPr>
+              <w:t>AI</w:t>
+            </w:r>
+            <w:r>
+              <w:rPr>
+                <w:rFonts w:eastAsia="標楷體" w:hint="eastAsia"/>
+                <w:sz w:val="28"/>
+              </w:rPr>
+              <w:t>幻覺及駭客攻擊，需加入人工確認流程</w:t>
+            </w:r>
+          </w:p>
+        </w:tc>
+      </w:tr>
+    </w:tbl>
+    <w:p>
+      <w:pPr>
+        <w:widowControl/>
+        <w:spacing w:after="160" w:line="278" w:lineRule="auto"/>
+      </w:pPr>
+    </w:p>
+    <w:p/>
+    <w:p>
+      <w:pPr>
+        <w:rPr>
+          <w:rFonts w:eastAsia="標楷體"/>
+        </w:rPr>
       </w:pPr>
     </w:p>
     <w:p>
@@ -6723,7 +10188,7 @@
         <w:widowControl/>
         <w:spacing w:after="160"/>
         <w:rPr>
-          <w:rFonts w:eastAsia="標楷體" w:hint="eastAsia"/>
+          <w:rFonts w:eastAsia="標楷體"/>
         </w:rPr>
       </w:pPr>
     </w:p>
@@ -7156,7 +10621,7 @@
         <w:widowControl/>
         <w:spacing w:after="160"/>
         <w:rPr>
-          <w:rFonts w:eastAsia="標楷體" w:hint="eastAsia"/>
+          <w:rFonts w:eastAsia="標楷體"/>
         </w:rPr>
       </w:pPr>
     </w:p>
@@ -8367,6 +11832,95 @@
 <file path=word/numbering.xml><?xml version="1.0" encoding="utf-8"?>
 <w:numbering xmlns:wpc="http://schemas.microsoft.com/office/word/2010/wordprocessingCanvas" xmlns:cx="http://schemas.microsoft.com/office/drawing/2014/chartex" xmlns:cx1="http://schemas.microsoft.com/office/drawing/2015/9/8/chartex" xmlns:cx2="http://schemas.microsoft.com/office/drawing/2015/10/21/chartex" xmlns:cx3="http://schemas.microsoft.com/office/drawing/2016/5/9/chartex" xmlns:cx4="http://schemas.microsoft.com/office/drawing/2016/5/10/chartex" xmlns:cx5="http://schemas.microsoft.com/office/drawing/2016/5/11/chartex" xmlns:cx6="http://schemas.microsoft.com/office/drawing/2016/5/12/chartex" xmlns:cx7="http://schemas.microsoft.com/office/drawing/2016/5/13/chartex" xmlns:cx8="http://schemas.microsoft.com/office/drawing/2016/5/14/chartex" xmlns:mc="http://schemas.openxmlformats.org/markup-compatibility/2006" xmlns:aink="http://schemas.microsoft.com/office/drawing/2016/ink" xmlns:am3d="http://schemas.microsoft.com/office/drawing/2017/model3d" xmlns:o="urn:schemas-microsoft-com:office:office" xmlns:oel="http://schemas.microsoft.com/office/2019/extlst" xmlns:r="http://schemas.openxmlformats.org/officeDocument/2006/relationships" xmlns:m="http://schemas.openxmlformats.org/officeDocument/2006/math" xmlns:v="urn:schemas-microsoft-com:vml" xmlns:wp14="http://schemas.microsoft.com/office/word/2010/wordprocessingDrawing" xmlns:wp="http://schemas.openxmlformats.org/drawingml/2006/wordprocessingDrawing" xmlns:w10="urn:schemas-microsoft-com:office:word" xmlns:w="http://schemas.openxmlformats.org/wordprocessingml/2006/main" xmlns:w14="http://schemas.microsoft.com/office/word/2010/wordml" xmlns:w15="http://schemas.microsoft.com/office/word/2012/wordml" xmlns:w16cex="http://schemas.microsoft.com/office/word/2018/wordml/cex" xmlns:w16cid="http://schemas.microsoft.com/office/word/2016/wordml/cid" xmlns:w16="http://schemas.microsoft.com/office/word/2018/wordml" xmlns:w16du="http://schemas.microsoft.com/office/word/2023/wordml/word16du" xmlns:w16sdtdh="http://schemas.microsoft.com/office/word/2020/wordml/sdtdatahash" xmlns:w16sdtfl="http://schemas.microsoft.com/office/word/2024/wordml/sdtformatlock" xmlns:w16se="http://schemas.microsoft.com/office/word/2015/wordml/symex" xmlns:wpg="http://schemas.microsoft.com/office/word/2010/wordprocessingGroup" xmlns:wpi="http://schemas.microsoft.com/office/word/2010/wordprocessingInk" xmlns:wne="http://schemas.microsoft.com/office/word/2006/wordml" xmlns:wps="http://schemas.microsoft.com/office/word/2010/wordprocessingShape" mc:Ignorable="w14 w15 w16se w16cid w16 w16cex w16sdtdh w16sdtfl w16du wp14">
   <w:abstractNum w:abstractNumId="0" w15:restartNumberingAfterBreak="0">
+    <w:nsid w:val="0D413AF3"/>
+    <w:multiLevelType w:val="hybridMultilevel"/>
+    <w:tmpl w:val="EE98F3EE"/>
+    <w:lvl w:ilvl="0" w:tplc="75B296A6">
+      <w:start w:val="1"/>
+      <w:numFmt w:val="decimal"/>
+      <w:lvlText w:val="%1."/>
+      <w:lvlJc w:val="left"/>
+      <w:pPr>
+        <w:ind w:left="360" w:hanging="360"/>
+      </w:pPr>
+      <w:rPr>
+        <w:rFonts w:hint="default"/>
+      </w:rPr>
+    </w:lvl>
+    <w:lvl w:ilvl="1" w:tplc="04090019" w:tentative="1">
+      <w:start w:val="1"/>
+      <w:numFmt w:val="ideographTraditional"/>
+      <w:lvlText w:val="%2、"/>
+      <w:lvlJc w:val="left"/>
+      <w:pPr>
+        <w:ind w:left="960" w:hanging="480"/>
+      </w:pPr>
+    </w:lvl>
+    <w:lvl w:ilvl="2" w:tplc="0409001B" w:tentative="1">
+      <w:start w:val="1"/>
+      <w:numFmt w:val="lowerRoman"/>
+      <w:lvlText w:val="%3."/>
+      <w:lvlJc w:val="right"/>
+      <w:pPr>
+        <w:ind w:left="1440" w:hanging="480"/>
+      </w:pPr>
+    </w:lvl>
+    <w:lvl w:ilvl="3" w:tplc="0409000F" w:tentative="1">
+      <w:start w:val="1"/>
+      <w:numFmt w:val="decimal"/>
+      <w:lvlText w:val="%4."/>
+      <w:lvlJc w:val="left"/>
+      <w:pPr>
+        <w:ind w:left="1920" w:hanging="480"/>
+      </w:pPr>
+    </w:lvl>
+    <w:lvl w:ilvl="4" w:tplc="04090019" w:tentative="1">
+      <w:start w:val="1"/>
+      <w:numFmt w:val="ideographTraditional"/>
+      <w:lvlText w:val="%5、"/>
+      <w:lvlJc w:val="left"/>
+      <w:pPr>
+        <w:ind w:left="2400" w:hanging="480"/>
+      </w:pPr>
+    </w:lvl>
+    <w:lvl w:ilvl="5" w:tplc="0409001B" w:tentative="1">
+      <w:start w:val="1"/>
+      <w:numFmt w:val="lowerRoman"/>
+      <w:lvlText w:val="%6."/>
+      <w:lvlJc w:val="right"/>
+      <w:pPr>
+        <w:ind w:left="2880" w:hanging="480"/>
+      </w:pPr>
+    </w:lvl>
+    <w:lvl w:ilvl="6" w:tplc="0409000F" w:tentative="1">
+      <w:start w:val="1"/>
+      <w:numFmt w:val="decimal"/>
+      <w:lvlText w:val="%7."/>
+      <w:lvlJc w:val="left"/>
+      <w:pPr>
+        <w:ind w:left="3360" w:hanging="480"/>
+      </w:pPr>
+    </w:lvl>
+    <w:lvl w:ilvl="7" w:tplc="04090019" w:tentative="1">
+      <w:start w:val="1"/>
+      <w:numFmt w:val="ideographTraditional"/>
+      <w:lvlText w:val="%8、"/>
+      <w:lvlJc w:val="left"/>
+      <w:pPr>
+        <w:ind w:left="3840" w:hanging="480"/>
+      </w:pPr>
+    </w:lvl>
+    <w:lvl w:ilvl="8" w:tplc="0409001B" w:tentative="1">
+      <w:start w:val="1"/>
+      <w:numFmt w:val="lowerRoman"/>
+      <w:lvlText w:val="%9."/>
+      <w:lvlJc w:val="right"/>
+      <w:pPr>
+        <w:ind w:left="4320" w:hanging="480"/>
+      </w:pPr>
+    </w:lvl>
+  </w:abstractNum>
+  <w:abstractNum w:abstractNumId="1" w15:restartNumberingAfterBreak="0">
     <w:nsid w:val="12711E62"/>
     <w:multiLevelType w:val="hybridMultilevel"/>
     <w:tmpl w:val="A02A0192"/>
@@ -8479,7 +12033,476 @@
       </w:rPr>
     </w:lvl>
   </w:abstractNum>
-  <w:abstractNum w:abstractNumId="1" w15:restartNumberingAfterBreak="0">
+  <w:abstractNum w:abstractNumId="2" w15:restartNumberingAfterBreak="0">
+    <w:nsid w:val="172D4B91"/>
+    <w:multiLevelType w:val="hybridMultilevel"/>
+    <w:tmpl w:val="3BC8CA8E"/>
+    <w:lvl w:ilvl="0" w:tplc="02A4C084">
+      <w:start w:val="1"/>
+      <w:numFmt w:val="decimal"/>
+      <w:lvlText w:val="%1."/>
+      <w:lvlJc w:val="left"/>
+      <w:pPr>
+        <w:ind w:left="360" w:hanging="360"/>
+      </w:pPr>
+      <w:rPr>
+        <w:rFonts w:hint="default"/>
+      </w:rPr>
+    </w:lvl>
+    <w:lvl w:ilvl="1" w:tplc="04090019" w:tentative="1">
+      <w:start w:val="1"/>
+      <w:numFmt w:val="ideographTraditional"/>
+      <w:lvlText w:val="%2、"/>
+      <w:lvlJc w:val="left"/>
+      <w:pPr>
+        <w:ind w:left="960" w:hanging="480"/>
+      </w:pPr>
+    </w:lvl>
+    <w:lvl w:ilvl="2" w:tplc="0409001B" w:tentative="1">
+      <w:start w:val="1"/>
+      <w:numFmt w:val="lowerRoman"/>
+      <w:lvlText w:val="%3."/>
+      <w:lvlJc w:val="right"/>
+      <w:pPr>
+        <w:ind w:left="1440" w:hanging="480"/>
+      </w:pPr>
+    </w:lvl>
+    <w:lvl w:ilvl="3" w:tplc="0409000F" w:tentative="1">
+      <w:start w:val="1"/>
+      <w:numFmt w:val="decimal"/>
+      <w:lvlText w:val="%4."/>
+      <w:lvlJc w:val="left"/>
+      <w:pPr>
+        <w:ind w:left="1920" w:hanging="480"/>
+      </w:pPr>
+    </w:lvl>
+    <w:lvl w:ilvl="4" w:tplc="04090019" w:tentative="1">
+      <w:start w:val="1"/>
+      <w:numFmt w:val="ideographTraditional"/>
+      <w:lvlText w:val="%5、"/>
+      <w:lvlJc w:val="left"/>
+      <w:pPr>
+        <w:ind w:left="2400" w:hanging="480"/>
+      </w:pPr>
+    </w:lvl>
+    <w:lvl w:ilvl="5" w:tplc="0409001B" w:tentative="1">
+      <w:start w:val="1"/>
+      <w:numFmt w:val="lowerRoman"/>
+      <w:lvlText w:val="%6."/>
+      <w:lvlJc w:val="right"/>
+      <w:pPr>
+        <w:ind w:left="2880" w:hanging="480"/>
+      </w:pPr>
+    </w:lvl>
+    <w:lvl w:ilvl="6" w:tplc="0409000F" w:tentative="1">
+      <w:start w:val="1"/>
+      <w:numFmt w:val="decimal"/>
+      <w:lvlText w:val="%7."/>
+      <w:lvlJc w:val="left"/>
+      <w:pPr>
+        <w:ind w:left="3360" w:hanging="480"/>
+      </w:pPr>
+    </w:lvl>
+    <w:lvl w:ilvl="7" w:tplc="04090019" w:tentative="1">
+      <w:start w:val="1"/>
+      <w:numFmt w:val="ideographTraditional"/>
+      <w:lvlText w:val="%8、"/>
+      <w:lvlJc w:val="left"/>
+      <w:pPr>
+        <w:ind w:left="3840" w:hanging="480"/>
+      </w:pPr>
+    </w:lvl>
+    <w:lvl w:ilvl="8" w:tplc="0409001B" w:tentative="1">
+      <w:start w:val="1"/>
+      <w:numFmt w:val="lowerRoman"/>
+      <w:lvlText w:val="%9."/>
+      <w:lvlJc w:val="right"/>
+      <w:pPr>
+        <w:ind w:left="4320" w:hanging="480"/>
+      </w:pPr>
+    </w:lvl>
+  </w:abstractNum>
+  <w:abstractNum w:abstractNumId="3" w15:restartNumberingAfterBreak="0">
+    <w:nsid w:val="180C3274"/>
+    <w:multiLevelType w:val="hybridMultilevel"/>
+    <w:tmpl w:val="3A7022E2"/>
+    <w:lvl w:ilvl="0" w:tplc="06E615A2">
+      <w:start w:val="1"/>
+      <w:numFmt w:val="decimal"/>
+      <w:lvlText w:val="%1."/>
+      <w:lvlJc w:val="left"/>
+      <w:pPr>
+        <w:ind w:left="360" w:hanging="360"/>
+      </w:pPr>
+      <w:rPr>
+        <w:rFonts w:hint="default"/>
+      </w:rPr>
+    </w:lvl>
+    <w:lvl w:ilvl="1" w:tplc="04090019" w:tentative="1">
+      <w:start w:val="1"/>
+      <w:numFmt w:val="ideographTraditional"/>
+      <w:lvlText w:val="%2、"/>
+      <w:lvlJc w:val="left"/>
+      <w:pPr>
+        <w:ind w:left="960" w:hanging="480"/>
+      </w:pPr>
+    </w:lvl>
+    <w:lvl w:ilvl="2" w:tplc="0409001B" w:tentative="1">
+      <w:start w:val="1"/>
+      <w:numFmt w:val="lowerRoman"/>
+      <w:lvlText w:val="%3."/>
+      <w:lvlJc w:val="right"/>
+      <w:pPr>
+        <w:ind w:left="1440" w:hanging="480"/>
+      </w:pPr>
+    </w:lvl>
+    <w:lvl w:ilvl="3" w:tplc="0409000F" w:tentative="1">
+      <w:start w:val="1"/>
+      <w:numFmt w:val="decimal"/>
+      <w:lvlText w:val="%4."/>
+      <w:lvlJc w:val="left"/>
+      <w:pPr>
+        <w:ind w:left="1920" w:hanging="480"/>
+      </w:pPr>
+    </w:lvl>
+    <w:lvl w:ilvl="4" w:tplc="04090019" w:tentative="1">
+      <w:start w:val="1"/>
+      <w:numFmt w:val="ideographTraditional"/>
+      <w:lvlText w:val="%5、"/>
+      <w:lvlJc w:val="left"/>
+      <w:pPr>
+        <w:ind w:left="2400" w:hanging="480"/>
+      </w:pPr>
+    </w:lvl>
+    <w:lvl w:ilvl="5" w:tplc="0409001B" w:tentative="1">
+      <w:start w:val="1"/>
+      <w:numFmt w:val="lowerRoman"/>
+      <w:lvlText w:val="%6."/>
+      <w:lvlJc w:val="right"/>
+      <w:pPr>
+        <w:ind w:left="2880" w:hanging="480"/>
+      </w:pPr>
+    </w:lvl>
+    <w:lvl w:ilvl="6" w:tplc="0409000F" w:tentative="1">
+      <w:start w:val="1"/>
+      <w:numFmt w:val="decimal"/>
+      <w:lvlText w:val="%7."/>
+      <w:lvlJc w:val="left"/>
+      <w:pPr>
+        <w:ind w:left="3360" w:hanging="480"/>
+      </w:pPr>
+    </w:lvl>
+    <w:lvl w:ilvl="7" w:tplc="04090019" w:tentative="1">
+      <w:start w:val="1"/>
+      <w:numFmt w:val="ideographTraditional"/>
+      <w:lvlText w:val="%8、"/>
+      <w:lvlJc w:val="left"/>
+      <w:pPr>
+        <w:ind w:left="3840" w:hanging="480"/>
+      </w:pPr>
+    </w:lvl>
+    <w:lvl w:ilvl="8" w:tplc="0409001B" w:tentative="1">
+      <w:start w:val="1"/>
+      <w:numFmt w:val="lowerRoman"/>
+      <w:lvlText w:val="%9."/>
+      <w:lvlJc w:val="right"/>
+      <w:pPr>
+        <w:ind w:left="4320" w:hanging="480"/>
+      </w:pPr>
+    </w:lvl>
+  </w:abstractNum>
+  <w:abstractNum w:abstractNumId="4" w15:restartNumberingAfterBreak="0">
+    <w:nsid w:val="1864635B"/>
+    <w:multiLevelType w:val="hybridMultilevel"/>
+    <w:tmpl w:val="B5B8F736"/>
+    <w:lvl w:ilvl="0" w:tplc="06E615A2">
+      <w:start w:val="1"/>
+      <w:numFmt w:val="decimal"/>
+      <w:lvlText w:val="%1."/>
+      <w:lvlJc w:val="left"/>
+      <w:pPr>
+        <w:ind w:left="360" w:hanging="360"/>
+      </w:pPr>
+      <w:rPr>
+        <w:rFonts w:hint="default"/>
+      </w:rPr>
+    </w:lvl>
+    <w:lvl w:ilvl="1" w:tplc="04090019" w:tentative="1">
+      <w:start w:val="1"/>
+      <w:numFmt w:val="ideographTraditional"/>
+      <w:lvlText w:val="%2、"/>
+      <w:lvlJc w:val="left"/>
+      <w:pPr>
+        <w:ind w:left="960" w:hanging="480"/>
+      </w:pPr>
+    </w:lvl>
+    <w:lvl w:ilvl="2" w:tplc="0409001B" w:tentative="1">
+      <w:start w:val="1"/>
+      <w:numFmt w:val="lowerRoman"/>
+      <w:lvlText w:val="%3."/>
+      <w:lvlJc w:val="right"/>
+      <w:pPr>
+        <w:ind w:left="1440" w:hanging="480"/>
+      </w:pPr>
+    </w:lvl>
+    <w:lvl w:ilvl="3" w:tplc="0409000F" w:tentative="1">
+      <w:start w:val="1"/>
+      <w:numFmt w:val="decimal"/>
+      <w:lvlText w:val="%4."/>
+      <w:lvlJc w:val="left"/>
+      <w:pPr>
+        <w:ind w:left="1920" w:hanging="480"/>
+      </w:pPr>
+    </w:lvl>
+    <w:lvl w:ilvl="4" w:tplc="04090019" w:tentative="1">
+      <w:start w:val="1"/>
+      <w:numFmt w:val="ideographTraditional"/>
+      <w:lvlText w:val="%5、"/>
+      <w:lvlJc w:val="left"/>
+      <w:pPr>
+        <w:ind w:left="2400" w:hanging="480"/>
+      </w:pPr>
+    </w:lvl>
+    <w:lvl w:ilvl="5" w:tplc="0409001B" w:tentative="1">
+      <w:start w:val="1"/>
+      <w:numFmt w:val="lowerRoman"/>
+      <w:lvlText w:val="%6."/>
+      <w:lvlJc w:val="right"/>
+      <w:pPr>
+        <w:ind w:left="2880" w:hanging="480"/>
+      </w:pPr>
+    </w:lvl>
+    <w:lvl w:ilvl="6" w:tplc="0409000F" w:tentative="1">
+      <w:start w:val="1"/>
+      <w:numFmt w:val="decimal"/>
+      <w:lvlText w:val="%7."/>
+      <w:lvlJc w:val="left"/>
+      <w:pPr>
+        <w:ind w:left="3360" w:hanging="480"/>
+      </w:pPr>
+    </w:lvl>
+    <w:lvl w:ilvl="7" w:tplc="04090019" w:tentative="1">
+      <w:start w:val="1"/>
+      <w:numFmt w:val="ideographTraditional"/>
+      <w:lvlText w:val="%8、"/>
+      <w:lvlJc w:val="left"/>
+      <w:pPr>
+        <w:ind w:left="3840" w:hanging="480"/>
+      </w:pPr>
+    </w:lvl>
+    <w:lvl w:ilvl="8" w:tplc="0409001B" w:tentative="1">
+      <w:start w:val="1"/>
+      <w:numFmt w:val="lowerRoman"/>
+      <w:lvlText w:val="%9."/>
+      <w:lvlJc w:val="right"/>
+      <w:pPr>
+        <w:ind w:left="4320" w:hanging="480"/>
+      </w:pPr>
+    </w:lvl>
+  </w:abstractNum>
+  <w:abstractNum w:abstractNumId="5" w15:restartNumberingAfterBreak="0">
+    <w:nsid w:val="1AD50EB7"/>
+    <w:multiLevelType w:val="hybridMultilevel"/>
+    <w:tmpl w:val="6B425FF6"/>
+    <w:lvl w:ilvl="0" w:tplc="6C90375E">
+      <w:start w:val="1"/>
+      <w:numFmt w:val="decimal"/>
+      <w:lvlText w:val="%1."/>
+      <w:lvlJc w:val="left"/>
+      <w:pPr>
+        <w:ind w:left="360" w:hanging="360"/>
+      </w:pPr>
+      <w:rPr>
+        <w:rFonts w:hint="default"/>
+      </w:rPr>
+    </w:lvl>
+    <w:lvl w:ilvl="1" w:tplc="04090019" w:tentative="1">
+      <w:start w:val="1"/>
+      <w:numFmt w:val="ideographTraditional"/>
+      <w:lvlText w:val="%2、"/>
+      <w:lvlJc w:val="left"/>
+      <w:pPr>
+        <w:ind w:left="960" w:hanging="480"/>
+      </w:pPr>
+    </w:lvl>
+    <w:lvl w:ilvl="2" w:tplc="0409001B" w:tentative="1">
+      <w:start w:val="1"/>
+      <w:numFmt w:val="lowerRoman"/>
+      <w:lvlText w:val="%3."/>
+      <w:lvlJc w:val="right"/>
+      <w:pPr>
+        <w:ind w:left="1440" w:hanging="480"/>
+      </w:pPr>
+    </w:lvl>
+    <w:lvl w:ilvl="3" w:tplc="0409000F" w:tentative="1">
+      <w:start w:val="1"/>
+      <w:numFmt w:val="decimal"/>
+      <w:lvlText w:val="%4."/>
+      <w:lvlJc w:val="left"/>
+      <w:pPr>
+        <w:ind w:left="1920" w:hanging="480"/>
+      </w:pPr>
+    </w:lvl>
+    <w:lvl w:ilvl="4" w:tplc="04090019" w:tentative="1">
+      <w:start w:val="1"/>
+      <w:numFmt w:val="ideographTraditional"/>
+      <w:lvlText w:val="%5、"/>
+      <w:lvlJc w:val="left"/>
+      <w:pPr>
+        <w:ind w:left="2400" w:hanging="480"/>
+      </w:pPr>
+    </w:lvl>
+    <w:lvl w:ilvl="5" w:tplc="0409001B" w:tentative="1">
+      <w:start w:val="1"/>
+      <w:numFmt w:val="lowerRoman"/>
+      <w:lvlText w:val="%6."/>
+      <w:lvlJc w:val="right"/>
+      <w:pPr>
+        <w:ind w:left="2880" w:hanging="480"/>
+      </w:pPr>
+    </w:lvl>
+    <w:lvl w:ilvl="6" w:tplc="0409000F" w:tentative="1">
+      <w:start w:val="1"/>
+      <w:numFmt w:val="decimal"/>
+      <w:lvlText w:val="%7."/>
+      <w:lvlJc w:val="left"/>
+      <w:pPr>
+        <w:ind w:left="3360" w:hanging="480"/>
+      </w:pPr>
+    </w:lvl>
+    <w:lvl w:ilvl="7" w:tplc="04090019" w:tentative="1">
+      <w:start w:val="1"/>
+      <w:numFmt w:val="ideographTraditional"/>
+      <w:lvlText w:val="%8、"/>
+      <w:lvlJc w:val="left"/>
+      <w:pPr>
+        <w:ind w:left="3840" w:hanging="480"/>
+      </w:pPr>
+    </w:lvl>
+    <w:lvl w:ilvl="8" w:tplc="0409001B" w:tentative="1">
+      <w:start w:val="1"/>
+      <w:numFmt w:val="lowerRoman"/>
+      <w:lvlText w:val="%9."/>
+      <w:lvlJc w:val="right"/>
+      <w:pPr>
+        <w:ind w:left="4320" w:hanging="480"/>
+      </w:pPr>
+    </w:lvl>
+  </w:abstractNum>
+  <w:abstractNum w:abstractNumId="6" w15:restartNumberingAfterBreak="0">
+    <w:nsid w:val="1C7A1EB6"/>
+    <w:multiLevelType w:val="hybridMultilevel"/>
+    <w:tmpl w:val="BD946844"/>
+    <w:lvl w:ilvl="0" w:tplc="04090001">
+      <w:start w:val="1"/>
+      <w:numFmt w:val="bullet"/>
+      <w:lvlText w:val=""/>
+      <w:lvlJc w:val="left"/>
+      <w:pPr>
+        <w:ind w:left="480" w:hanging="480"/>
+      </w:pPr>
+      <w:rPr>
+        <w:rFonts w:ascii="Wingdings" w:hAnsi="Wingdings" w:hint="default"/>
+      </w:rPr>
+    </w:lvl>
+    <w:lvl w:ilvl="1" w:tplc="04090003" w:tentative="1">
+      <w:start w:val="1"/>
+      <w:numFmt w:val="bullet"/>
+      <w:lvlText w:val=""/>
+      <w:lvlJc w:val="left"/>
+      <w:pPr>
+        <w:ind w:left="960" w:hanging="480"/>
+      </w:pPr>
+      <w:rPr>
+        <w:rFonts w:ascii="Wingdings" w:hAnsi="Wingdings" w:hint="default"/>
+      </w:rPr>
+    </w:lvl>
+    <w:lvl w:ilvl="2" w:tplc="04090005" w:tentative="1">
+      <w:start w:val="1"/>
+      <w:numFmt w:val="bullet"/>
+      <w:lvlText w:val=""/>
+      <w:lvlJc w:val="left"/>
+      <w:pPr>
+        <w:ind w:left="1440" w:hanging="480"/>
+      </w:pPr>
+      <w:rPr>
+        <w:rFonts w:ascii="Wingdings" w:hAnsi="Wingdings" w:hint="default"/>
+      </w:rPr>
+    </w:lvl>
+    <w:lvl w:ilvl="3" w:tplc="04090001" w:tentative="1">
+      <w:start w:val="1"/>
+      <w:numFmt w:val="bullet"/>
+      <w:lvlText w:val=""/>
+      <w:lvlJc w:val="left"/>
+      <w:pPr>
+        <w:ind w:left="1920" w:hanging="480"/>
+      </w:pPr>
+      <w:rPr>
+        <w:rFonts w:ascii="Wingdings" w:hAnsi="Wingdings" w:hint="default"/>
+      </w:rPr>
+    </w:lvl>
+    <w:lvl w:ilvl="4" w:tplc="04090003" w:tentative="1">
+      <w:start w:val="1"/>
+      <w:numFmt w:val="bullet"/>
+      <w:lvlText w:val=""/>
+      <w:lvlJc w:val="left"/>
+      <w:pPr>
+        <w:ind w:left="2400" w:hanging="480"/>
+      </w:pPr>
+      <w:rPr>
+        <w:rFonts w:ascii="Wingdings" w:hAnsi="Wingdings" w:hint="default"/>
+      </w:rPr>
+    </w:lvl>
+    <w:lvl w:ilvl="5" w:tplc="04090005" w:tentative="1">
+      <w:start w:val="1"/>
+      <w:numFmt w:val="bullet"/>
+      <w:lvlText w:val=""/>
+      <w:lvlJc w:val="left"/>
+      <w:pPr>
+        <w:ind w:left="2880" w:hanging="480"/>
+      </w:pPr>
+      <w:rPr>
+        <w:rFonts w:ascii="Wingdings" w:hAnsi="Wingdings" w:hint="default"/>
+      </w:rPr>
+    </w:lvl>
+    <w:lvl w:ilvl="6" w:tplc="04090001" w:tentative="1">
+      <w:start w:val="1"/>
+      <w:numFmt w:val="bullet"/>
+      <w:lvlText w:val=""/>
+      <w:lvlJc w:val="left"/>
+      <w:pPr>
+        <w:ind w:left="3360" w:hanging="480"/>
+      </w:pPr>
+      <w:rPr>
+        <w:rFonts w:ascii="Wingdings" w:hAnsi="Wingdings" w:hint="default"/>
+      </w:rPr>
+    </w:lvl>
+    <w:lvl w:ilvl="7" w:tplc="04090003" w:tentative="1">
+      <w:start w:val="1"/>
+      <w:numFmt w:val="bullet"/>
+      <w:lvlText w:val=""/>
+      <w:lvlJc w:val="left"/>
+      <w:pPr>
+        <w:ind w:left="3840" w:hanging="480"/>
+      </w:pPr>
+      <w:rPr>
+        <w:rFonts w:ascii="Wingdings" w:hAnsi="Wingdings" w:hint="default"/>
+      </w:rPr>
+    </w:lvl>
+    <w:lvl w:ilvl="8" w:tplc="04090005" w:tentative="1">
+      <w:start w:val="1"/>
+      <w:numFmt w:val="bullet"/>
+      <w:lvlText w:val=""/>
+      <w:lvlJc w:val="left"/>
+      <w:pPr>
+        <w:ind w:left="4320" w:hanging="480"/>
+      </w:pPr>
+      <w:rPr>
+        <w:rFonts w:ascii="Wingdings" w:hAnsi="Wingdings" w:hint="default"/>
+      </w:rPr>
+    </w:lvl>
+  </w:abstractNum>
+  <w:abstractNum w:abstractNumId="7" w15:restartNumberingAfterBreak="0">
     <w:nsid w:val="1D033555"/>
     <w:multiLevelType w:val="hybridMultilevel"/>
     <w:tmpl w:val="8CE01924"/>
@@ -8565,7 +12588,191 @@
       </w:pPr>
     </w:lvl>
   </w:abstractNum>
-  <w:abstractNum w:abstractNumId="2" w15:restartNumberingAfterBreak="0">
+  <w:abstractNum w:abstractNumId="8" w15:restartNumberingAfterBreak="0">
+    <w:nsid w:val="40A40ABA"/>
+    <w:multiLevelType w:val="hybridMultilevel"/>
+    <w:tmpl w:val="35BE0E8E"/>
+    <w:lvl w:ilvl="0" w:tplc="4C84B2C8">
+      <w:start w:val="1"/>
+      <w:numFmt w:val="decimal"/>
+      <w:lvlText w:val="%1."/>
+      <w:lvlJc w:val="left"/>
+      <w:pPr>
+        <w:ind w:left="360" w:hanging="360"/>
+      </w:pPr>
+      <w:rPr>
+        <w:rFonts w:hint="default"/>
+      </w:rPr>
+    </w:lvl>
+    <w:lvl w:ilvl="1" w:tplc="04090001">
+      <w:start w:val="1"/>
+      <w:numFmt w:val="bullet"/>
+      <w:lvlText w:val=""/>
+      <w:lvlJc w:val="left"/>
+      <w:pPr>
+        <w:ind w:left="960" w:hanging="480"/>
+      </w:pPr>
+      <w:rPr>
+        <w:rFonts w:ascii="Wingdings" w:hAnsi="Wingdings" w:hint="default"/>
+      </w:rPr>
+    </w:lvl>
+    <w:lvl w:ilvl="2" w:tplc="0409001B" w:tentative="1">
+      <w:start w:val="1"/>
+      <w:numFmt w:val="lowerRoman"/>
+      <w:lvlText w:val="%3."/>
+      <w:lvlJc w:val="right"/>
+      <w:pPr>
+        <w:ind w:left="1440" w:hanging="480"/>
+      </w:pPr>
+    </w:lvl>
+    <w:lvl w:ilvl="3" w:tplc="0409000F" w:tentative="1">
+      <w:start w:val="1"/>
+      <w:numFmt w:val="decimal"/>
+      <w:lvlText w:val="%4."/>
+      <w:lvlJc w:val="left"/>
+      <w:pPr>
+        <w:ind w:left="1920" w:hanging="480"/>
+      </w:pPr>
+    </w:lvl>
+    <w:lvl w:ilvl="4" w:tplc="04090019" w:tentative="1">
+      <w:start w:val="1"/>
+      <w:numFmt w:val="ideographTraditional"/>
+      <w:lvlText w:val="%5、"/>
+      <w:lvlJc w:val="left"/>
+      <w:pPr>
+        <w:ind w:left="2400" w:hanging="480"/>
+      </w:pPr>
+    </w:lvl>
+    <w:lvl w:ilvl="5" w:tplc="0409001B" w:tentative="1">
+      <w:start w:val="1"/>
+      <w:numFmt w:val="lowerRoman"/>
+      <w:lvlText w:val="%6."/>
+      <w:lvlJc w:val="right"/>
+      <w:pPr>
+        <w:ind w:left="2880" w:hanging="480"/>
+      </w:pPr>
+    </w:lvl>
+    <w:lvl w:ilvl="6" w:tplc="0409000F" w:tentative="1">
+      <w:start w:val="1"/>
+      <w:numFmt w:val="decimal"/>
+      <w:lvlText w:val="%7."/>
+      <w:lvlJc w:val="left"/>
+      <w:pPr>
+        <w:ind w:left="3360" w:hanging="480"/>
+      </w:pPr>
+    </w:lvl>
+    <w:lvl w:ilvl="7" w:tplc="04090019" w:tentative="1">
+      <w:start w:val="1"/>
+      <w:numFmt w:val="ideographTraditional"/>
+      <w:lvlText w:val="%8、"/>
+      <w:lvlJc w:val="left"/>
+      <w:pPr>
+        <w:ind w:left="3840" w:hanging="480"/>
+      </w:pPr>
+    </w:lvl>
+    <w:lvl w:ilvl="8" w:tplc="0409001B" w:tentative="1">
+      <w:start w:val="1"/>
+      <w:numFmt w:val="lowerRoman"/>
+      <w:lvlText w:val="%9."/>
+      <w:lvlJc w:val="right"/>
+      <w:pPr>
+        <w:ind w:left="4320" w:hanging="480"/>
+      </w:pPr>
+    </w:lvl>
+  </w:abstractNum>
+  <w:abstractNum w:abstractNumId="9" w15:restartNumberingAfterBreak="0">
+    <w:nsid w:val="5A721128"/>
+    <w:multiLevelType w:val="hybridMultilevel"/>
+    <w:tmpl w:val="5EA8ADA0"/>
+    <w:lvl w:ilvl="0" w:tplc="06E615A2">
+      <w:start w:val="1"/>
+      <w:numFmt w:val="decimal"/>
+      <w:lvlText w:val="%1."/>
+      <w:lvlJc w:val="left"/>
+      <w:pPr>
+        <w:ind w:left="360" w:hanging="360"/>
+      </w:pPr>
+      <w:rPr>
+        <w:rFonts w:hint="default"/>
+      </w:rPr>
+    </w:lvl>
+    <w:lvl w:ilvl="1" w:tplc="8514D908">
+      <w:start w:val="1"/>
+      <w:numFmt w:val="decimal"/>
+      <w:lvlText w:val="%2."/>
+      <w:lvlJc w:val="left"/>
+      <w:pPr>
+        <w:ind w:left="840" w:hanging="360"/>
+      </w:pPr>
+      <w:rPr>
+        <w:rFonts w:hint="default"/>
+      </w:rPr>
+    </w:lvl>
+    <w:lvl w:ilvl="2" w:tplc="0409001B" w:tentative="1">
+      <w:start w:val="1"/>
+      <w:numFmt w:val="lowerRoman"/>
+      <w:lvlText w:val="%3."/>
+      <w:lvlJc w:val="right"/>
+      <w:pPr>
+        <w:ind w:left="1440" w:hanging="480"/>
+      </w:pPr>
+    </w:lvl>
+    <w:lvl w:ilvl="3" w:tplc="0409000F" w:tentative="1">
+      <w:start w:val="1"/>
+      <w:numFmt w:val="decimal"/>
+      <w:lvlText w:val="%4."/>
+      <w:lvlJc w:val="left"/>
+      <w:pPr>
+        <w:ind w:left="1920" w:hanging="480"/>
+      </w:pPr>
+    </w:lvl>
+    <w:lvl w:ilvl="4" w:tplc="04090019" w:tentative="1">
+      <w:start w:val="1"/>
+      <w:numFmt w:val="ideographTraditional"/>
+      <w:lvlText w:val="%5、"/>
+      <w:lvlJc w:val="left"/>
+      <w:pPr>
+        <w:ind w:left="2400" w:hanging="480"/>
+      </w:pPr>
+    </w:lvl>
+    <w:lvl w:ilvl="5" w:tplc="0409001B" w:tentative="1">
+      <w:start w:val="1"/>
+      <w:numFmt w:val="lowerRoman"/>
+      <w:lvlText w:val="%6."/>
+      <w:lvlJc w:val="right"/>
+      <w:pPr>
+        <w:ind w:left="2880" w:hanging="480"/>
+      </w:pPr>
+    </w:lvl>
+    <w:lvl w:ilvl="6" w:tplc="0409000F" w:tentative="1">
+      <w:start w:val="1"/>
+      <w:numFmt w:val="decimal"/>
+      <w:lvlText w:val="%7."/>
+      <w:lvlJc w:val="left"/>
+      <w:pPr>
+        <w:ind w:left="3360" w:hanging="480"/>
+      </w:pPr>
+    </w:lvl>
+    <w:lvl w:ilvl="7" w:tplc="04090019" w:tentative="1">
+      <w:start w:val="1"/>
+      <w:numFmt w:val="ideographTraditional"/>
+      <w:lvlText w:val="%8、"/>
+      <w:lvlJc w:val="left"/>
+      <w:pPr>
+        <w:ind w:left="3840" w:hanging="480"/>
+      </w:pPr>
+    </w:lvl>
+    <w:lvl w:ilvl="8" w:tplc="0409001B" w:tentative="1">
+      <w:start w:val="1"/>
+      <w:numFmt w:val="lowerRoman"/>
+      <w:lvlText w:val="%9."/>
+      <w:lvlJc w:val="right"/>
+      <w:pPr>
+        <w:ind w:left="4320" w:hanging="480"/>
+      </w:pPr>
+    </w:lvl>
+  </w:abstractNum>
+  <w:abstractNum w:abstractNumId="10" w15:restartNumberingAfterBreak="0">
     <w:nsid w:val="5AD262BB"/>
     <w:multiLevelType w:val="multilevel"/>
     <w:tmpl w:val="E8861124"/>
@@ -8714,7 +12921,7 @@
       </w:rPr>
     </w:lvl>
   </w:abstractNum>
-  <w:abstractNum w:abstractNumId="3" w15:restartNumberingAfterBreak="0">
+  <w:abstractNum w:abstractNumId="11" w15:restartNumberingAfterBreak="0">
     <w:nsid w:val="638C2CB7"/>
     <w:multiLevelType w:val="multilevel"/>
     <w:tmpl w:val="196CC044"/>
@@ -8857,7 +13064,185 @@
       </w:rPr>
     </w:lvl>
   </w:abstractNum>
-  <w:abstractNum w:abstractNumId="4" w15:restartNumberingAfterBreak="0">
+  <w:abstractNum w:abstractNumId="12" w15:restartNumberingAfterBreak="0">
+    <w:nsid w:val="6E1D2C8C"/>
+    <w:multiLevelType w:val="hybridMultilevel"/>
+    <w:tmpl w:val="F4CE459E"/>
+    <w:lvl w:ilvl="0" w:tplc="06E615A2">
+      <w:start w:val="1"/>
+      <w:numFmt w:val="decimal"/>
+      <w:lvlText w:val="%1."/>
+      <w:lvlJc w:val="left"/>
+      <w:pPr>
+        <w:ind w:left="360" w:hanging="360"/>
+      </w:pPr>
+      <w:rPr>
+        <w:rFonts w:hint="default"/>
+      </w:rPr>
+    </w:lvl>
+    <w:lvl w:ilvl="1" w:tplc="04090019" w:tentative="1">
+      <w:start w:val="1"/>
+      <w:numFmt w:val="ideographTraditional"/>
+      <w:lvlText w:val="%2、"/>
+      <w:lvlJc w:val="left"/>
+      <w:pPr>
+        <w:ind w:left="960" w:hanging="480"/>
+      </w:pPr>
+    </w:lvl>
+    <w:lvl w:ilvl="2" w:tplc="0409001B" w:tentative="1">
+      <w:start w:val="1"/>
+      <w:numFmt w:val="lowerRoman"/>
+      <w:lvlText w:val="%3."/>
+      <w:lvlJc w:val="right"/>
+      <w:pPr>
+        <w:ind w:left="1440" w:hanging="480"/>
+      </w:pPr>
+    </w:lvl>
+    <w:lvl w:ilvl="3" w:tplc="0409000F" w:tentative="1">
+      <w:start w:val="1"/>
+      <w:numFmt w:val="decimal"/>
+      <w:lvlText w:val="%4."/>
+      <w:lvlJc w:val="left"/>
+      <w:pPr>
+        <w:ind w:left="1920" w:hanging="480"/>
+      </w:pPr>
+    </w:lvl>
+    <w:lvl w:ilvl="4" w:tplc="04090019" w:tentative="1">
+      <w:start w:val="1"/>
+      <w:numFmt w:val="ideographTraditional"/>
+      <w:lvlText w:val="%5、"/>
+      <w:lvlJc w:val="left"/>
+      <w:pPr>
+        <w:ind w:left="2400" w:hanging="480"/>
+      </w:pPr>
+    </w:lvl>
+    <w:lvl w:ilvl="5" w:tplc="0409001B" w:tentative="1">
+      <w:start w:val="1"/>
+      <w:numFmt w:val="lowerRoman"/>
+      <w:lvlText w:val="%6."/>
+      <w:lvlJc w:val="right"/>
+      <w:pPr>
+        <w:ind w:left="2880" w:hanging="480"/>
+      </w:pPr>
+    </w:lvl>
+    <w:lvl w:ilvl="6" w:tplc="0409000F" w:tentative="1">
+      <w:start w:val="1"/>
+      <w:numFmt w:val="decimal"/>
+      <w:lvlText w:val="%7."/>
+      <w:lvlJc w:val="left"/>
+      <w:pPr>
+        <w:ind w:left="3360" w:hanging="480"/>
+      </w:pPr>
+    </w:lvl>
+    <w:lvl w:ilvl="7" w:tplc="04090019" w:tentative="1">
+      <w:start w:val="1"/>
+      <w:numFmt w:val="ideographTraditional"/>
+      <w:lvlText w:val="%8、"/>
+      <w:lvlJc w:val="left"/>
+      <w:pPr>
+        <w:ind w:left="3840" w:hanging="480"/>
+      </w:pPr>
+    </w:lvl>
+    <w:lvl w:ilvl="8" w:tplc="0409001B" w:tentative="1">
+      <w:start w:val="1"/>
+      <w:numFmt w:val="lowerRoman"/>
+      <w:lvlText w:val="%9."/>
+      <w:lvlJc w:val="right"/>
+      <w:pPr>
+        <w:ind w:left="4320" w:hanging="480"/>
+      </w:pPr>
+    </w:lvl>
+  </w:abstractNum>
+  <w:abstractNum w:abstractNumId="13" w15:restartNumberingAfterBreak="0">
+    <w:nsid w:val="6FE320BB"/>
+    <w:multiLevelType w:val="hybridMultilevel"/>
+    <w:tmpl w:val="2F9A9978"/>
+    <w:lvl w:ilvl="0" w:tplc="06E615A2">
+      <w:start w:val="1"/>
+      <w:numFmt w:val="decimal"/>
+      <w:lvlText w:val="%1."/>
+      <w:lvlJc w:val="left"/>
+      <w:pPr>
+        <w:ind w:left="360" w:hanging="360"/>
+      </w:pPr>
+      <w:rPr>
+        <w:rFonts w:hint="default"/>
+      </w:rPr>
+    </w:lvl>
+    <w:lvl w:ilvl="1" w:tplc="04090019" w:tentative="1">
+      <w:start w:val="1"/>
+      <w:numFmt w:val="ideographTraditional"/>
+      <w:lvlText w:val="%2、"/>
+      <w:lvlJc w:val="left"/>
+      <w:pPr>
+        <w:ind w:left="960" w:hanging="480"/>
+      </w:pPr>
+    </w:lvl>
+    <w:lvl w:ilvl="2" w:tplc="0409001B" w:tentative="1">
+      <w:start w:val="1"/>
+      <w:numFmt w:val="lowerRoman"/>
+      <w:lvlText w:val="%3."/>
+      <w:lvlJc w:val="right"/>
+      <w:pPr>
+        <w:ind w:left="1440" w:hanging="480"/>
+      </w:pPr>
+    </w:lvl>
+    <w:lvl w:ilvl="3" w:tplc="0409000F" w:tentative="1">
+      <w:start w:val="1"/>
+      <w:numFmt w:val="decimal"/>
+      <w:lvlText w:val="%4."/>
+      <w:lvlJc w:val="left"/>
+      <w:pPr>
+        <w:ind w:left="1920" w:hanging="480"/>
+      </w:pPr>
+    </w:lvl>
+    <w:lvl w:ilvl="4" w:tplc="04090019" w:tentative="1">
+      <w:start w:val="1"/>
+      <w:numFmt w:val="ideographTraditional"/>
+      <w:lvlText w:val="%5、"/>
+      <w:lvlJc w:val="left"/>
+      <w:pPr>
+        <w:ind w:left="2400" w:hanging="480"/>
+      </w:pPr>
+    </w:lvl>
+    <w:lvl w:ilvl="5" w:tplc="0409001B" w:tentative="1">
+      <w:start w:val="1"/>
+      <w:numFmt w:val="lowerRoman"/>
+      <w:lvlText w:val="%6."/>
+      <w:lvlJc w:val="right"/>
+      <w:pPr>
+        <w:ind w:left="2880" w:hanging="480"/>
+      </w:pPr>
+    </w:lvl>
+    <w:lvl w:ilvl="6" w:tplc="0409000F" w:tentative="1">
+      <w:start w:val="1"/>
+      <w:numFmt w:val="decimal"/>
+      <w:lvlText w:val="%7."/>
+      <w:lvlJc w:val="left"/>
+      <w:pPr>
+        <w:ind w:left="3360" w:hanging="480"/>
+      </w:pPr>
+    </w:lvl>
+    <w:lvl w:ilvl="7" w:tplc="04090019" w:tentative="1">
+      <w:start w:val="1"/>
+      <w:numFmt w:val="ideographTraditional"/>
+      <w:lvlText w:val="%8、"/>
+      <w:lvlJc w:val="left"/>
+      <w:pPr>
+        <w:ind w:left="3840" w:hanging="480"/>
+      </w:pPr>
+    </w:lvl>
+    <w:lvl w:ilvl="8" w:tplc="0409001B" w:tentative="1">
+      <w:start w:val="1"/>
+      <w:numFmt w:val="lowerRoman"/>
+      <w:lvlText w:val="%9."/>
+      <w:lvlJc w:val="right"/>
+      <w:pPr>
+        <w:ind w:left="4320" w:hanging="480"/>
+      </w:pPr>
+    </w:lvl>
+  </w:abstractNum>
+  <w:abstractNum w:abstractNumId="14" w15:restartNumberingAfterBreak="0">
     <w:nsid w:val="75271F10"/>
     <w:multiLevelType w:val="hybridMultilevel"/>
     <w:tmpl w:val="DB0E4954"/>
@@ -8971,10 +13356,10 @@
     </w:lvl>
   </w:abstractNum>
   <w:num w:numId="1" w16cid:durableId="1837761833">
-    <w:abstractNumId w:val="3"/>
+    <w:abstractNumId w:val="11"/>
   </w:num>
   <w:num w:numId="2" w16cid:durableId="866405100">
-    <w:abstractNumId w:val="3"/>
+    <w:abstractNumId w:val="11"/>
     <w:lvlOverride w:ilvl="0">
       <w:startOverride w:val="2"/>
     </w:lvlOverride>
@@ -9004,10 +13389,10 @@
     </w:lvlOverride>
   </w:num>
   <w:num w:numId="3" w16cid:durableId="1760322357">
-    <w:abstractNumId w:val="2"/>
+    <w:abstractNumId w:val="10"/>
   </w:num>
   <w:num w:numId="4" w16cid:durableId="1242911612">
-    <w:abstractNumId w:val="1"/>
+    <w:abstractNumId w:val="7"/>
     <w:lvlOverride w:ilvl="0">
       <w:startOverride w:val="1"/>
     </w:lvlOverride>
@@ -9037,28 +13422,40 @@
     </w:lvlOverride>
   </w:num>
   <w:num w:numId="5" w16cid:durableId="467019402">
-    <w:abstractNumId w:val="0"/>
-    <w:lvlOverride w:ilvl="0"/>
-    <w:lvlOverride w:ilvl="1"/>
-    <w:lvlOverride w:ilvl="2"/>
-    <w:lvlOverride w:ilvl="3"/>
-    <w:lvlOverride w:ilvl="4"/>
-    <w:lvlOverride w:ilvl="5"/>
-    <w:lvlOverride w:ilvl="6"/>
-    <w:lvlOverride w:ilvl="7"/>
-    <w:lvlOverride w:ilvl="8"/>
+    <w:abstractNumId w:val="1"/>
   </w:num>
   <w:num w:numId="6" w16cid:durableId="637611481">
+    <w:abstractNumId w:val="14"/>
+  </w:num>
+  <w:num w:numId="7" w16cid:durableId="1937397528">
+    <w:abstractNumId w:val="2"/>
+  </w:num>
+  <w:num w:numId="8" w16cid:durableId="467474921">
+    <w:abstractNumId w:val="0"/>
+  </w:num>
+  <w:num w:numId="9" w16cid:durableId="1466701179">
+    <w:abstractNumId w:val="5"/>
+  </w:num>
+  <w:num w:numId="10" w16cid:durableId="864440715">
+    <w:abstractNumId w:val="3"/>
+  </w:num>
+  <w:num w:numId="11" w16cid:durableId="1530873544">
     <w:abstractNumId w:val="4"/>
-    <w:lvlOverride w:ilvl="0"/>
-    <w:lvlOverride w:ilvl="1"/>
-    <w:lvlOverride w:ilvl="2"/>
-    <w:lvlOverride w:ilvl="3"/>
-    <w:lvlOverride w:ilvl="4"/>
-    <w:lvlOverride w:ilvl="5"/>
-    <w:lvlOverride w:ilvl="6"/>
-    <w:lvlOverride w:ilvl="7"/>
-    <w:lvlOverride w:ilvl="8"/>
+  </w:num>
+  <w:num w:numId="12" w16cid:durableId="1916742939">
+    <w:abstractNumId w:val="9"/>
+  </w:num>
+  <w:num w:numId="13" w16cid:durableId="167139644">
+    <w:abstractNumId w:val="13"/>
+  </w:num>
+  <w:num w:numId="14" w16cid:durableId="1986661162">
+    <w:abstractNumId w:val="12"/>
+  </w:num>
+  <w:num w:numId="15" w16cid:durableId="1905985590">
+    <w:abstractNumId w:val="8"/>
+  </w:num>
+  <w:num w:numId="16" w16cid:durableId="2004772554">
+    <w:abstractNumId w:val="6"/>
   </w:num>
 </w:numbering>
 </file>
@@ -9657,6 +14054,7 @@
   <w:style w:type="character" w:default="1" w:styleId="a1">
     <w:name w:val="Default Paragraph Font"/>
     <w:uiPriority w:val="1"/>
+    <w:semiHidden/>
     <w:unhideWhenUsed/>
   </w:style>
   <w:style w:type="table" w:default="1" w:styleId="a2">
@@ -10080,6 +14478,24 @@
       </w:tblBorders>
     </w:tblPr>
   </w:style>
+  <w:style w:type="paragraph" w:styleId="af5">
+    <w:name w:val="caption"/>
+    <w:basedOn w:val="a0"/>
+    <w:next w:val="a0"/>
+    <w:uiPriority w:val="35"/>
+    <w:unhideWhenUsed/>
+    <w:qFormat/>
+    <w:rsid w:val="007001F3"/>
+    <w:pPr>
+      <w:spacing w:after="160" w:line="278" w:lineRule="auto"/>
+    </w:pPr>
+    <w:rPr>
+      <w:rFonts w:asciiTheme="minorHAnsi" w:eastAsiaTheme="minorEastAsia" w:hAnsiTheme="minorHAnsi" w:cstheme="minorBidi"/>
+      <w:sz w:val="20"/>
+      <w:szCs w:val="20"/>
+      <w14:ligatures w14:val="standardContextual"/>
+    </w:rPr>
+  </w:style>
 </w:styles>
 </file>
 

--- a/系統文件.docx
+++ b/系統文件.docx
@@ -17,23 +17,7 @@
           <w:rFonts w:eastAsia="標楷體" w:hint="eastAsia"/>
           <w:sz w:val="28"/>
         </w:rPr>
-        <w:t>國立</w:t>
-      </w:r>
-      <w:proofErr w:type="gramStart"/>
-      <w:r>
-        <w:rPr>
-          <w:rFonts w:eastAsia="標楷體" w:hint="eastAsia"/>
-          <w:sz w:val="28"/>
-        </w:rPr>
-        <w:t>臺</w:t>
-      </w:r>
-      <w:proofErr w:type="gramEnd"/>
-      <w:r>
-        <w:rPr>
-          <w:rFonts w:eastAsia="標楷體" w:hint="eastAsia"/>
-          <w:sz w:val="28"/>
-        </w:rPr>
-        <w:t>北商業大學</w:t>
+        <w:t>國立臺北商業大學</w:t>
       </w:r>
     </w:p>
     <w:p>
@@ -130,17 +114,8 @@
           <w:rFonts w:eastAsia="標楷體"/>
           <w:sz w:val="28"/>
         </w:rPr>
-        <w:t>115</w:t>
-      </w:r>
-      <w:proofErr w:type="gramStart"/>
-      <w:r>
-        <w:rPr>
-          <w:rFonts w:eastAsia="標楷體"/>
-          <w:sz w:val="28"/>
-        </w:rPr>
-        <w:t>’</w:t>
-      </w:r>
-      <w:proofErr w:type="gramEnd"/>
+        <w:t>115’</w:t>
+      </w:r>
       <w:r>
         <w:rPr>
           <w:rFonts w:eastAsia="標楷體" w:hint="eastAsia"/>
@@ -546,19 +521,119 @@
           <w:bCs/>
           <w:sz w:val="28"/>
         </w:rPr>
-        <w:t>顏</w:t>
-      </w:r>
-      <w:proofErr w:type="gramStart"/>
-      <w:r>
-        <w:rPr>
-          <w:rFonts w:eastAsia="標楷體" w:hint="eastAsia"/>
+        <w:t>顏珮倪</w:t>
+      </w:r>
+    </w:p>
+    <w:p>
+      <w:pPr>
+        <w:ind w:left="482"/>
+        <w:jc w:val="center"/>
+        <w:rPr>
+          <w:rFonts w:eastAsia="標楷體"/>
           <w:b/>
           <w:bCs/>
           <w:sz w:val="28"/>
         </w:rPr>
-        <w:t>珮倪</w:t>
-      </w:r>
-      <w:proofErr w:type="gramEnd"/>
+      </w:pPr>
+      <w:r>
+        <w:rPr>
+          <w:rFonts w:eastAsia="標楷體" w:hint="eastAsia"/>
+          <w:b/>
+          <w:bCs/>
+          <w:sz w:val="28"/>
+        </w:rPr>
+        <w:t>組</w:t>
+      </w:r>
+      <w:r>
+        <w:rPr>
+          <w:rFonts w:eastAsia="標楷體"/>
+          <w:b/>
+          <w:bCs/>
+          <w:sz w:val="28"/>
+        </w:rPr>
+        <w:t xml:space="preserve">    </w:t>
+      </w:r>
+      <w:r>
+        <w:rPr>
+          <w:rFonts w:eastAsia="標楷體" w:hint="eastAsia"/>
+          <w:b/>
+          <w:bCs/>
+          <w:sz w:val="28"/>
+        </w:rPr>
+        <w:t>員：</w:t>
+      </w:r>
+      <w:r>
+        <w:rPr>
+          <w:rFonts w:eastAsia="標楷體" w:hint="eastAsia"/>
+          <w:b/>
+          <w:bCs/>
+          <w:sz w:val="28"/>
+        </w:rPr>
+        <w:t>11436008</w:t>
+      </w:r>
+      <w:r>
+        <w:rPr>
+          <w:rFonts w:eastAsia="標楷體"/>
+          <w:b/>
+          <w:bCs/>
+          <w:sz w:val="28"/>
+        </w:rPr>
+        <w:t xml:space="preserve"> </w:t>
+      </w:r>
+      <w:r>
+        <w:rPr>
+          <w:rFonts w:eastAsia="標楷體" w:hint="eastAsia"/>
+          <w:b/>
+          <w:bCs/>
+          <w:sz w:val="28"/>
+        </w:rPr>
+        <w:t>林紀媗</w:t>
+      </w:r>
+      <w:r>
+        <w:rPr>
+          <w:rFonts w:eastAsia="標楷體"/>
+          <w:b/>
+          <w:bCs/>
+          <w:sz w:val="28"/>
+        </w:rPr>
+        <w:tab/>
+      </w:r>
+      <w:r>
+        <w:rPr>
+          <w:rFonts w:eastAsia="標楷體"/>
+          <w:b/>
+          <w:bCs/>
+          <w:sz w:val="28"/>
+        </w:rPr>
+        <w:tab/>
+      </w:r>
+      <w:r>
+        <w:rPr>
+          <w:rFonts w:eastAsia="標楷體" w:hint="eastAsia"/>
+          <w:b/>
+          <w:bCs/>
+          <w:sz w:val="28"/>
+        </w:rPr>
+        <w:t>11436010</w:t>
+      </w:r>
+      <w:r>
+        <w:rPr>
+          <w:rFonts w:eastAsia="標楷體"/>
+          <w:b/>
+          <w:bCs/>
+          <w:sz w:val="28"/>
+        </w:rPr>
+        <w:t xml:space="preserve"> </w:t>
+      </w:r>
+      <w:r>
+        <w:rPr>
+          <w:rFonts w:eastAsia="標楷體" w:hint="eastAsia"/>
+          <w:b/>
+          <w:bCs/>
+          <w:sz w:val="28"/>
+        </w:rPr>
+        <w:t>李昕縈</w:t>
+      </w:r>
     </w:p>
     <w:p>
       <w:pPr>
@@ -578,7 +653,7 @@
           <w:bCs/>
           <w:sz w:val="28"/>
         </w:rPr>
-        <w:t>組</w:t>
+        <w:t>11436021</w:t>
       </w:r>
       <w:r>
         <w:rPr>
@@ -587,7 +662,7 @@
           <w:bCs/>
           <w:sz w:val="28"/>
         </w:rPr>
-        <w:t xml:space="preserve">    </w:t>
+        <w:t xml:space="preserve"> </w:t>
       </w:r>
       <w:r>
         <w:rPr>
@@ -596,152 +671,8 @@
           <w:bCs/>
           <w:sz w:val="28"/>
         </w:rPr>
-        <w:t>員：</w:t>
-      </w:r>
-      <w:r>
-        <w:rPr>
-          <w:rFonts w:eastAsia="標楷體" w:hint="eastAsia"/>
-          <w:b/>
-          <w:bCs/>
-          <w:sz w:val="28"/>
-        </w:rPr>
-        <w:t>11436008</w:t>
-      </w:r>
-      <w:r>
-        <w:rPr>
-          <w:rFonts w:eastAsia="標楷體"/>
-          <w:b/>
-          <w:bCs/>
-          <w:sz w:val="28"/>
-        </w:rPr>
-        <w:t xml:space="preserve"> </w:t>
-      </w:r>
-      <w:r>
-        <w:rPr>
-          <w:rFonts w:eastAsia="標楷體" w:hint="eastAsia"/>
-          <w:b/>
-          <w:bCs/>
-          <w:sz w:val="28"/>
-        </w:rPr>
-        <w:t>林紀</w:t>
-      </w:r>
-      <w:proofErr w:type="gramStart"/>
-      <w:r>
-        <w:rPr>
-          <w:rFonts w:eastAsia="標楷體" w:hint="eastAsia"/>
-          <w:b/>
-          <w:bCs/>
-          <w:sz w:val="28"/>
-        </w:rPr>
-        <w:t>媗</w:t>
-      </w:r>
-      <w:proofErr w:type="gramEnd"/>
-      <w:r>
-        <w:rPr>
-          <w:rFonts w:eastAsia="標楷體"/>
-          <w:b/>
-          <w:bCs/>
-          <w:sz w:val="28"/>
-        </w:rPr>
-        <w:tab/>
-      </w:r>
-      <w:r>
-        <w:rPr>
-          <w:rFonts w:eastAsia="標楷體"/>
-          <w:b/>
-          <w:bCs/>
-          <w:sz w:val="28"/>
-        </w:rPr>
-        <w:tab/>
-      </w:r>
-      <w:r>
-        <w:rPr>
-          <w:rFonts w:eastAsia="標楷體" w:hint="eastAsia"/>
-          <w:b/>
-          <w:bCs/>
-          <w:sz w:val="28"/>
-        </w:rPr>
-        <w:t>11436010</w:t>
-      </w:r>
-      <w:r>
-        <w:rPr>
-          <w:rFonts w:eastAsia="標楷體"/>
-          <w:b/>
-          <w:bCs/>
-          <w:sz w:val="28"/>
-        </w:rPr>
-        <w:t xml:space="preserve"> </w:t>
-      </w:r>
-      <w:r>
-        <w:rPr>
-          <w:rFonts w:eastAsia="標楷體" w:hint="eastAsia"/>
-          <w:b/>
-          <w:bCs/>
-          <w:sz w:val="28"/>
-        </w:rPr>
-        <w:t>李昕</w:t>
-      </w:r>
-      <w:proofErr w:type="gramStart"/>
-      <w:r>
-        <w:rPr>
-          <w:rFonts w:eastAsia="標楷體" w:hint="eastAsia"/>
-          <w:b/>
-          <w:bCs/>
-          <w:sz w:val="28"/>
-        </w:rPr>
-        <w:t>縈</w:t>
-      </w:r>
-      <w:proofErr w:type="gramEnd"/>
-    </w:p>
-    <w:p>
-      <w:pPr>
-        <w:ind w:left="482"/>
-        <w:jc w:val="center"/>
-        <w:rPr>
-          <w:rFonts w:eastAsia="標楷體"/>
-          <w:b/>
-          <w:bCs/>
-          <w:sz w:val="28"/>
-        </w:rPr>
-      </w:pPr>
-      <w:r>
-        <w:rPr>
-          <w:rFonts w:eastAsia="標楷體" w:hint="eastAsia"/>
-          <w:b/>
-          <w:bCs/>
-          <w:sz w:val="28"/>
-        </w:rPr>
-        <w:t>11436021</w:t>
-      </w:r>
-      <w:r>
-        <w:rPr>
-          <w:rFonts w:eastAsia="標楷體"/>
-          <w:b/>
-          <w:bCs/>
-          <w:sz w:val="28"/>
-        </w:rPr>
-        <w:t xml:space="preserve"> </w:t>
-      </w:r>
-      <w:r>
-        <w:rPr>
-          <w:rFonts w:eastAsia="標楷體" w:hint="eastAsia"/>
-          <w:b/>
-          <w:bCs/>
-          <w:sz w:val="28"/>
-        </w:rPr>
-        <w:t>黃翊</w:t>
-      </w:r>
-      <w:proofErr w:type="gramStart"/>
-      <w:r>
-        <w:rPr>
-          <w:rFonts w:eastAsia="標楷體" w:hint="eastAsia"/>
-          <w:b/>
-          <w:bCs/>
-          <w:sz w:val="28"/>
-        </w:rPr>
-        <w:t>甄</w:t>
-      </w:r>
-      <w:proofErr w:type="gramEnd"/>
+        <w:t>黃翊甄</w:t>
+      </w:r>
       <w:r>
         <w:rPr>
           <w:rFonts w:eastAsia="標楷體"/>
@@ -951,23 +882,7 @@
           <w:rFonts w:eastAsia="標楷體" w:hint="eastAsia"/>
           <w:sz w:val="28"/>
         </w:rPr>
-        <w:t>章為主，頁數不限；</w:t>
-      </w:r>
-      <w:proofErr w:type="gramStart"/>
-      <w:r>
-        <w:rPr>
-          <w:rFonts w:eastAsia="標楷體" w:hint="eastAsia"/>
-          <w:sz w:val="28"/>
-        </w:rPr>
-        <w:t>複</w:t>
-      </w:r>
-      <w:proofErr w:type="gramEnd"/>
-      <w:r>
-        <w:rPr>
-          <w:rFonts w:eastAsia="標楷體" w:hint="eastAsia"/>
-          <w:sz w:val="28"/>
-        </w:rPr>
-        <w:t>評所有章節，頁數</w:t>
+        <w:t>章為主，頁數不限；複評所有章節，頁數</w:t>
       </w:r>
       <w:r>
         <w:rPr>
@@ -2124,18 +2039,7 @@
                                 <w:szCs w:val="20"/>
                                 <w:bdr w:val="single" w:sz="4" w:space="0" w:color="auto"/>
                               </w:rPr>
-                              <w:t>標</w:t>
-                            </w:r>
-                            <w:r>
-                              <w:rPr>
-                                <w:rFonts w:eastAsia="標楷體" w:hint="eastAsia"/>
-                                <w:b/>
-                                <w:color w:val="FF0000"/>
-                                <w:sz w:val="20"/>
-                                <w:szCs w:val="20"/>
-                                <w:bdr w:val="single" w:sz="4" w:space="0" w:color="auto"/>
-                              </w:rPr>
-                              <w:t>註</w:t>
+                              <w:t>標註</w:t>
                             </w:r>
                             <w:r>
                               <w:rPr>
@@ -4496,104 +4400,69 @@
         <w:rPr>
           <w:rFonts w:eastAsia="標楷體"/>
         </w:rPr>
-        <w:t>隨著數位轉型加速，企業對資訊系統的依賴程度日益加深，隨之而來</w:t>
-      </w:r>
-      <w:proofErr w:type="gramStart"/>
-      <w:r>
-        <w:rPr>
-          <w:rFonts w:eastAsia="標楷體"/>
-        </w:rPr>
-        <w:t>的資安威脅</w:t>
-      </w:r>
-      <w:proofErr w:type="gramEnd"/>
-      <w:r>
-        <w:rPr>
-          <w:rFonts w:eastAsia="標楷體"/>
-        </w:rPr>
-        <w:t>（如勒索病毒、資料外</w:t>
-      </w:r>
-      <w:proofErr w:type="gramStart"/>
-      <w:r>
-        <w:rPr>
-          <w:rFonts w:eastAsia="標楷體"/>
-        </w:rPr>
-        <w:t>洩</w:t>
-      </w:r>
-      <w:proofErr w:type="gramEnd"/>
-      <w:r>
-        <w:rPr>
-          <w:rFonts w:eastAsia="標楷體"/>
-        </w:rPr>
-        <w:t>等）也</w:t>
-      </w:r>
-      <w:r>
-        <w:rPr>
-          <w:rFonts w:eastAsia="標楷體" w:hint="eastAsia"/>
-        </w:rPr>
-        <w:t>越來越</w:t>
-      </w:r>
-      <w:r>
-        <w:rPr>
-          <w:rFonts w:eastAsia="標楷體"/>
-        </w:rPr>
-        <w:t>複雜。為了</w:t>
-      </w:r>
-      <w:proofErr w:type="gramStart"/>
-      <w:r>
-        <w:rPr>
-          <w:rFonts w:eastAsia="標楷體"/>
-        </w:rPr>
-        <w:t>落實資安管理</w:t>
-      </w:r>
-      <w:proofErr w:type="gramEnd"/>
-      <w:r>
-        <w:rPr>
-          <w:rFonts w:eastAsia="標楷體"/>
-        </w:rPr>
-        <w:t>，許多企業選擇導入資訊安全管理系統。然而，傳統</w:t>
-      </w:r>
-      <w:proofErr w:type="gramStart"/>
-      <w:r>
-        <w:rPr>
-          <w:rFonts w:eastAsia="標楷體"/>
-        </w:rPr>
-        <w:t>的資安風險</w:t>
-      </w:r>
-      <w:proofErr w:type="gramEnd"/>
-      <w:r>
-        <w:rPr>
-          <w:rFonts w:eastAsia="標楷體"/>
-        </w:rPr>
-        <w:t>評估流程極度依賴</w:t>
-      </w:r>
-      <w:proofErr w:type="gramStart"/>
-      <w:r>
-        <w:rPr>
-          <w:rFonts w:eastAsia="標楷體"/>
-        </w:rPr>
-        <w:t>專業資安專家</w:t>
-      </w:r>
-      <w:proofErr w:type="gramEnd"/>
-      <w:r>
-        <w:rPr>
-          <w:rFonts w:eastAsia="標楷體"/>
-        </w:rPr>
-        <w:t>的經驗，不僅耗時冗長，對於缺乏資源的中小企業而言，高昂的顧問費用與複雜的合</w:t>
-      </w:r>
-      <w:proofErr w:type="gramStart"/>
-      <w:r>
-        <w:rPr>
-          <w:rFonts w:eastAsia="標楷體"/>
-        </w:rPr>
-        <w:t>規</w:t>
-      </w:r>
-      <w:proofErr w:type="gramEnd"/>
-      <w:r>
-        <w:rPr>
-          <w:rFonts w:eastAsia="標楷體"/>
-        </w:rPr>
-        <w:t>標準更是一大門檻。</w:t>
-      </w:r>
+        <w:t>隨著數位轉型加速，資訊安全已成為組織運行的核心課題。為了建立系統化的防護機制，許多單位導入</w:t>
+      </w:r>
+      <w:r>
+        <w:rPr>
+          <w:rFonts w:eastAsia="標楷體"/>
+        </w:rPr>
+        <w:t xml:space="preserve"> ISO 27001 </w:t>
+      </w:r>
+      <w:r>
+        <w:rPr>
+          <w:rFonts w:eastAsia="標楷體"/>
+        </w:rPr>
+        <w:t>資訊安全管理系統</w:t>
+      </w:r>
+      <w:r>
+        <w:rPr>
+          <w:rFonts w:eastAsia="標楷體"/>
+        </w:rPr>
+        <w:t xml:space="preserve"> (ISMS)</w:t>
+      </w:r>
+      <w:r>
+        <w:rPr>
+          <w:rFonts w:eastAsia="標楷體"/>
+        </w:rPr>
+        <w:t>。然而，在</w:t>
+      </w:r>
+      <w:r>
+        <w:rPr>
+          <w:rFonts w:eastAsia="標楷體"/>
+        </w:rPr>
+        <w:t xml:space="preserve"> ISMS </w:t>
+      </w:r>
+      <w:r>
+        <w:rPr>
+          <w:rFonts w:eastAsia="標楷體"/>
+        </w:rPr>
+        <w:t>的日常運作中，「資產盤點」與「風險評鑑」通常仰賴人工填寫與主觀判斷。面對日新月異的資安威脅（如</w:t>
+      </w:r>
+      <w:r>
+        <w:rPr>
+          <w:rFonts w:eastAsia="標楷體"/>
+        </w:rPr>
+        <w:t xml:space="preserve"> CVE </w:t>
+      </w:r>
+      <w:r>
+        <w:rPr>
+          <w:rFonts w:eastAsia="標楷體"/>
+        </w:rPr>
+        <w:t>漏洞），傳統的人工作業模式難以即時掌握外部情資，且不同人員對風險價值的評定標準不一，導致評鑑結果缺乏客觀依據與實效性</w:t>
+      </w:r>
+      <w:r>
+        <w:rPr>
+          <w:rFonts w:eastAsia="標楷體"/>
+        </w:rPr>
+        <w:t>。</w:t>
+      </w:r>
+    </w:p>
+    <w:p>
+      <w:pPr>
+        <w:rPr>
+          <w:rFonts w:eastAsia="標楷體" w:hint="eastAsia"/>
+        </w:rPr>
+      </w:pPr>
     </w:p>
     <w:p>
       <w:pPr>
@@ -4626,57 +4495,83 @@
           <w:rFonts w:eastAsia="標楷體"/>
         </w:rPr>
       </w:pPr>
-      <w:proofErr w:type="gramStart"/>
-      <w:r>
-        <w:rPr>
-          <w:rFonts w:eastAsia="標楷體"/>
-        </w:rPr>
-        <w:t>在資安領域</w:t>
-      </w:r>
-      <w:proofErr w:type="gramEnd"/>
-      <w:r>
-        <w:rPr>
-          <w:rFonts w:eastAsia="標楷體"/>
-        </w:rPr>
-        <w:t>中，「風險評估」是防禦的核心，但目前市面上的工具大多僅限於靜態的資產盤點或表格紀錄。我們觀察到，雖然大型語言模型技術已</w:t>
-      </w:r>
-      <w:r>
-        <w:rPr>
-          <w:rFonts w:eastAsia="標楷體" w:hint="eastAsia"/>
-        </w:rPr>
-        <w:t>經接近</w:t>
-      </w:r>
-      <w:r>
-        <w:rPr>
-          <w:rFonts w:eastAsia="標楷體"/>
-        </w:rPr>
-        <w:t>成熟，但在專業</w:t>
-      </w:r>
-      <w:proofErr w:type="gramStart"/>
-      <w:r>
-        <w:rPr>
-          <w:rFonts w:eastAsia="標楷體"/>
-        </w:rPr>
-        <w:t>的資安風險</w:t>
-      </w:r>
-      <w:proofErr w:type="gramEnd"/>
-      <w:r>
-        <w:rPr>
-          <w:rFonts w:eastAsia="標楷體"/>
-        </w:rPr>
-        <w:t>場景中，仍</w:t>
-      </w:r>
-      <w:r>
-        <w:rPr>
-          <w:rFonts w:eastAsia="標楷體" w:hint="eastAsia"/>
-        </w:rPr>
-        <w:t>然</w:t>
-      </w:r>
-      <w:r>
-        <w:rPr>
-          <w:rFonts w:eastAsia="標楷體"/>
-        </w:rPr>
-        <w:t>缺乏一個能結合國際標準並提供即時、自動化分析的互動式工具。因此，我們希望開發一套結合</w:t>
+      <w:r>
+        <w:rPr>
+          <w:rFonts w:eastAsia="標楷體"/>
+        </w:rPr>
+        <w:t>本研究觀察到組織在執行</w:t>
+      </w:r>
+      <w:r>
+        <w:rPr>
+          <w:rFonts w:eastAsia="標楷體"/>
+        </w:rPr>
+        <w:t xml:space="preserve"> ISMS </w:t>
+      </w:r>
+      <w:r>
+        <w:rPr>
+          <w:rFonts w:eastAsia="標楷體"/>
+        </w:rPr>
+        <w:t>時面臨三大痛點：首先，資產分類與價值評定缺乏標準，容易產生誤差；其次，風險評鑑中對於弱點值的評估過於主觀，未能結合即時的威脅情資（如</w:t>
+      </w:r>
+      <w:r>
+        <w:rPr>
+          <w:rFonts w:eastAsia="標楷體"/>
+        </w:rPr>
+        <w:t xml:space="preserve"> NVD </w:t>
+      </w:r>
+      <w:r>
+        <w:rPr>
+          <w:rFonts w:eastAsia="標楷體"/>
+        </w:rPr>
+        <w:t>漏洞庫）；最後，風險處理階段中，人員往往不熟悉繁瑣的</w:t>
+      </w:r>
+      <w:r>
+        <w:rPr>
+          <w:rFonts w:eastAsia="標楷體"/>
+        </w:rPr>
+        <w:t xml:space="preserve"> ISO 27002 </w:t>
+      </w:r>
+      <w:r>
+        <w:rPr>
+          <w:rFonts w:eastAsia="標楷體"/>
+        </w:rPr>
+        <w:t>控制措施，難以產出有效的管理</w:t>
+      </w:r>
+      <w:r>
+        <w:rPr>
+          <w:rFonts w:eastAsia="標楷體"/>
+        </w:rPr>
+        <w:t xml:space="preserve"> SOP</w:t>
+      </w:r>
+      <w:r>
+        <w:rPr>
+          <w:rFonts w:eastAsia="標楷體"/>
+        </w:rPr>
+        <w:t>。因此，我們希望能開發一款整合</w:t>
+      </w:r>
+      <w:r>
+        <w:rPr>
+          <w:rFonts w:eastAsia="標楷體"/>
+        </w:rPr>
+        <w:t xml:space="preserve"> LLM </w:t>
+      </w:r>
+      <w:r>
+        <w:rPr>
+          <w:rFonts w:eastAsia="標楷體"/>
+        </w:rPr>
+        <w:t>與</w:t>
+      </w:r>
+      <w:r>
+        <w:rPr>
+          <w:rFonts w:eastAsia="標楷體"/>
+        </w:rPr>
+        <w:t xml:space="preserve"> RAG </w:t>
+      </w:r>
+      <w:r>
+        <w:rPr>
+          <w:rFonts w:eastAsia="標楷體"/>
+        </w:rPr>
+        <w:t>技術的</w:t>
       </w:r>
       <w:r>
         <w:rPr>
@@ -4688,22 +4583,21 @@
         <w:rPr>
           <w:rFonts w:eastAsia="標楷體"/>
         </w:rPr>
-        <w:t>語意理解能力的顧問系統，降低技術門檻，讓</w:t>
-      </w:r>
-      <w:proofErr w:type="gramStart"/>
-      <w:r>
-        <w:rPr>
-          <w:rFonts w:eastAsia="標楷體"/>
-        </w:rPr>
-        <w:t>非資安專業</w:t>
-      </w:r>
-      <w:proofErr w:type="gramEnd"/>
-      <w:r>
-        <w:rPr>
-          <w:rFonts w:eastAsia="標楷體"/>
-        </w:rPr>
-        <w:t>背景的人員也能快速上手進行初步評估。</w:t>
-      </w:r>
+        <w:t>風險顧問系統，自動化輔助資安決策，降低人力負擔並提升評鑑精準度</w:t>
+      </w:r>
+      <w:r>
+        <w:rPr>
+          <w:rFonts w:eastAsia="標楷體"/>
+        </w:rPr>
+        <w:t>。</w:t>
+      </w:r>
+    </w:p>
+    <w:p>
+      <w:pPr>
+        <w:rPr>
+          <w:rFonts w:eastAsia="標楷體" w:hint="eastAsia"/>
+        </w:rPr>
+      </w:pPr>
     </w:p>
     <w:p>
       <w:pPr>
@@ -4732,47 +4626,28 @@
     </w:p>
     <w:p>
       <w:pPr>
-        <w:rPr>
-          <w:rFonts w:eastAsia="標楷體"/>
-        </w:rPr>
-      </w:pPr>
-      <w:r>
-        <w:rPr>
-          <w:rFonts w:eastAsia="標楷體" w:hint="eastAsia"/>
-        </w:rPr>
-        <w:t>系統建置的目的是希望</w:t>
-      </w:r>
-      <w:r>
-        <w:rPr>
-          <w:rFonts w:eastAsia="標楷體"/>
-        </w:rPr>
-        <w:t>打造一個「</w:t>
-      </w:r>
-      <w:proofErr w:type="gramStart"/>
-      <w:r>
-        <w:rPr>
-          <w:rFonts w:eastAsia="標楷體"/>
-        </w:rPr>
-        <w:t>資安風險</w:t>
-      </w:r>
-      <w:proofErr w:type="gramEnd"/>
-      <w:r>
-        <w:rPr>
-          <w:rFonts w:eastAsia="標楷體"/>
-        </w:rPr>
-        <w:t>評估</w:t>
-      </w:r>
-      <w:r>
-        <w:rPr>
-          <w:rFonts w:eastAsia="標楷體"/>
-        </w:rPr>
-        <w:t xml:space="preserve"> AI </w:t>
-      </w:r>
-      <w:r>
-        <w:rPr>
-          <w:rFonts w:eastAsia="標楷體"/>
-        </w:rPr>
-        <w:t>顧問」，主要目標如下：</w:t>
+        <w:spacing w:after="160"/>
+        <w:rPr>
+          <w:rFonts w:eastAsia="標楷體" w:hint="eastAsia"/>
+        </w:rPr>
+      </w:pPr>
+      <w:r>
+        <w:rPr>
+          <w:rFonts w:eastAsia="標楷體" w:hint="eastAsia"/>
+        </w:rPr>
+        <w:t>本系統旨在開發一個智慧化的「</w:t>
+      </w:r>
+      <w:r>
+        <w:rPr>
+          <w:rFonts w:eastAsia="標楷體" w:hint="eastAsia"/>
+        </w:rPr>
+        <w:t xml:space="preserve">ISMS AI </w:t>
+      </w:r>
+      <w:r>
+        <w:rPr>
+          <w:rFonts w:eastAsia="標楷體" w:hint="eastAsia"/>
+        </w:rPr>
+        <w:t>風險顧問」，達成以下目標：</w:t>
       </w:r>
     </w:p>
     <w:p>
@@ -4788,41 +4663,45 @@
       </w:pPr>
       <w:r>
         <w:rPr>
-          <w:rFonts w:eastAsia="標楷體"/>
-          <w:b/>
-          <w:bCs/>
-        </w:rPr>
-        <w:t>自動化風險識別</w:t>
-      </w:r>
-      <w:r>
-        <w:rPr>
-          <w:rFonts w:eastAsia="標楷體"/>
-        </w:rPr>
-        <w:t>：</w:t>
-      </w:r>
-      <w:r>
-        <w:rPr>
-          <w:rFonts w:eastAsia="標楷體"/>
+          <w:rFonts w:eastAsia="標楷體" w:hint="eastAsia"/>
+        </w:rPr>
+        <w:t>智慧化資產盤點：</w:t>
+      </w:r>
+      <w:r>
+        <w:rPr>
+          <w:rFonts w:eastAsia="標楷體" w:hint="eastAsia"/>
         </w:rPr>
         <w:t xml:space="preserve"> </w:t>
       </w:r>
       <w:r>
         <w:rPr>
-          <w:rFonts w:eastAsia="標楷體"/>
-        </w:rPr>
-        <w:t>透過</w:t>
-      </w:r>
-      <w:r>
-        <w:rPr>
-          <w:rFonts w:eastAsia="標楷體"/>
-        </w:rPr>
-        <w:t xml:space="preserve"> AI </w:t>
-      </w:r>
-      <w:r>
-        <w:rPr>
-          <w:rFonts w:eastAsia="標楷體"/>
-        </w:rPr>
-        <w:t>分析使用者的情境描述，自動對應潛在的威脅與弱點。</w:t>
+          <w:rFonts w:eastAsia="標楷體" w:hint="eastAsia"/>
+        </w:rPr>
+        <w:t>利用</w:t>
+      </w:r>
+      <w:r>
+        <w:rPr>
+          <w:rFonts w:eastAsia="標楷體" w:hint="eastAsia"/>
+        </w:rPr>
+        <w:t xml:space="preserve"> LLM </w:t>
+      </w:r>
+      <w:r>
+        <w:rPr>
+          <w:rFonts w:eastAsia="標楷體" w:hint="eastAsia"/>
+        </w:rPr>
+        <w:t>技術，根據使用者輸入的自然語言自動建議資產分類與</w:t>
+      </w:r>
+      <w:r>
+        <w:rPr>
+          <w:rFonts w:eastAsia="標楷體" w:hint="eastAsia"/>
+        </w:rPr>
+        <w:t xml:space="preserve"> CIA </w:t>
+      </w:r>
+      <w:r>
+        <w:rPr>
+          <w:rFonts w:eastAsia="標楷體" w:hint="eastAsia"/>
+        </w:rPr>
+        <w:t>價值分級。</w:t>
       </w:r>
     </w:p>
     <w:p>
@@ -4838,59 +4717,45 @@
       </w:pPr>
       <w:r>
         <w:rPr>
-          <w:rFonts w:eastAsia="標楷體"/>
-          <w:b/>
-          <w:bCs/>
-        </w:rPr>
-        <w:t>標準合</w:t>
-      </w:r>
-      <w:proofErr w:type="gramStart"/>
-      <w:r>
-        <w:rPr>
-          <w:rFonts w:eastAsia="標楷體"/>
-          <w:b/>
-          <w:bCs/>
-        </w:rPr>
-        <w:t>規</w:t>
-      </w:r>
-      <w:proofErr w:type="gramEnd"/>
-      <w:r>
-        <w:rPr>
-          <w:rFonts w:eastAsia="標楷體"/>
-          <w:b/>
-          <w:bCs/>
-        </w:rPr>
-        <w:t>輔助</w:t>
-      </w:r>
-      <w:r>
-        <w:rPr>
-          <w:rFonts w:eastAsia="標楷體"/>
-        </w:rPr>
-        <w:t>：</w:t>
-      </w:r>
-      <w:r>
-        <w:rPr>
-          <w:rFonts w:eastAsia="標楷體"/>
+          <w:rFonts w:eastAsia="標楷體" w:hint="eastAsia"/>
+        </w:rPr>
+        <w:t>數據驅動的風險評鑑：</w:t>
+      </w:r>
+      <w:r>
+        <w:rPr>
+          <w:rFonts w:eastAsia="標楷體" w:hint="eastAsia"/>
         </w:rPr>
         <w:t xml:space="preserve"> </w:t>
       </w:r>
       <w:r>
         <w:rPr>
-          <w:rFonts w:eastAsia="標楷體"/>
-        </w:rPr>
-        <w:t>整合</w:t>
-      </w:r>
-      <w:r>
-        <w:rPr>
-          <w:rFonts w:eastAsia="標楷體"/>
-        </w:rPr>
-        <w:t xml:space="preserve"> ISO 27001 </w:t>
-      </w:r>
-      <w:r>
-        <w:rPr>
-          <w:rFonts w:eastAsia="標楷體"/>
-        </w:rPr>
-        <w:t>等標準邏輯，引導使用者完成符合規範的評估流程。</w:t>
+          <w:rFonts w:eastAsia="標楷體" w:hint="eastAsia"/>
+        </w:rPr>
+        <w:t>串接</w:t>
+      </w:r>
+      <w:r>
+        <w:rPr>
+          <w:rFonts w:eastAsia="標楷體" w:hint="eastAsia"/>
+        </w:rPr>
+        <w:t xml:space="preserve"> CVE/NVD API</w:t>
+      </w:r>
+      <w:r>
+        <w:rPr>
+          <w:rFonts w:eastAsia="標楷體" w:hint="eastAsia"/>
+        </w:rPr>
+        <w:t>，透過</w:t>
+      </w:r>
+      <w:r>
+        <w:rPr>
+          <w:rFonts w:eastAsia="標楷體" w:hint="eastAsia"/>
+        </w:rPr>
+        <w:t xml:space="preserve"> RAG </w:t>
+      </w:r>
+      <w:r>
+        <w:rPr>
+          <w:rFonts w:eastAsia="標楷體" w:hint="eastAsia"/>
+        </w:rPr>
+        <w:t>技術將最新的弱點情資引入評鑑流程，自動計算客觀的弱點值。</w:t>
       </w:r>
     </w:p>
     <w:p>
@@ -4906,29 +4771,76 @@
       </w:pPr>
       <w:r>
         <w:rPr>
+          <w:rFonts w:eastAsia="標楷體" w:hint="eastAsia"/>
+        </w:rPr>
+        <w:t>精準對策生成：</w:t>
+      </w:r>
+      <w:r>
+        <w:rPr>
+          <w:rFonts w:eastAsia="標楷體" w:hint="eastAsia"/>
+        </w:rPr>
+        <w:t xml:space="preserve"> </w:t>
+      </w:r>
+      <w:r>
+        <w:rPr>
+          <w:rFonts w:eastAsia="標楷體" w:hint="eastAsia"/>
+        </w:rPr>
+        <w:t>基於</w:t>
+      </w:r>
+      <w:r>
+        <w:rPr>
+          <w:rFonts w:eastAsia="標楷體" w:hint="eastAsia"/>
+        </w:rPr>
+        <w:t xml:space="preserve"> ISO 27002:2022 </w:t>
+      </w:r>
+      <w:r>
+        <w:rPr>
+          <w:rFonts w:eastAsia="標楷體" w:hint="eastAsia"/>
+        </w:rPr>
+        <w:t>控制措施知識庫，自動匹配最適合的風險處理方案並產出</w:t>
+      </w:r>
+      <w:r>
+        <w:rPr>
+          <w:rFonts w:eastAsia="標楷體" w:hint="eastAsia"/>
+        </w:rPr>
+        <w:t xml:space="preserve"> SOP </w:t>
+      </w:r>
+      <w:r>
+        <w:rPr>
+          <w:rFonts w:eastAsia="標楷體" w:hint="eastAsia"/>
+        </w:rPr>
+        <w:t>草案。</w:t>
+      </w:r>
+      <w:r>
+        <w:rPr>
+          <w:rFonts w:eastAsia="標楷體"/>
+        </w:rPr>
+        <w:t>。</w:t>
+      </w:r>
+    </w:p>
+    <w:p>
+      <w:pPr>
+        <w:rPr>
           <w:rFonts w:eastAsia="標楷體"/>
           <w:b/>
           <w:bCs/>
         </w:rPr>
-        <w:t>互動式諮詢</w:t>
-      </w:r>
-      <w:r>
-        <w:rPr>
-          <w:rFonts w:eastAsia="標楷體"/>
-        </w:rPr>
-        <w:t>：</w:t>
-      </w:r>
-      <w:r>
-        <w:rPr>
-          <w:rFonts w:eastAsia="標楷體"/>
-        </w:rPr>
-        <w:t xml:space="preserve"> </w:t>
-      </w:r>
-      <w:r>
-        <w:rPr>
-          <w:rFonts w:eastAsia="標楷體"/>
-        </w:rPr>
-        <w:t>提供即時的問答與建議，協助使用者針對評估結果擬定風險處理計畫。</w:t>
+      </w:pPr>
+      <w:r>
+        <w:rPr>
+          <w:rFonts w:eastAsia="標楷體"/>
+          <w:b/>
+          <w:bCs/>
+        </w:rPr>
+        <w:t xml:space="preserve">1-4 </w:t>
+      </w:r>
+      <w:r>
+        <w:rPr>
+          <w:rFonts w:eastAsia="標楷體"/>
+          <w:b/>
+          <w:bCs/>
+        </w:rPr>
+        <w:t>預期成果</w:t>
       </w:r>
     </w:p>
     <w:p>
@@ -4939,73 +4851,34 @@
         </w:numPr>
         <w:spacing w:after="160"/>
         <w:rPr>
-          <w:rFonts w:eastAsia="標楷體"/>
-        </w:rPr>
-      </w:pPr>
-      <w:r>
-        <w:rPr>
-          <w:rFonts w:eastAsia="標楷體"/>
+          <w:rFonts w:eastAsia="標楷體" w:hint="eastAsia"/>
           <w:b/>
           <w:bCs/>
         </w:rPr>
-        <w:t>提升評估效率</w:t>
-      </w:r>
-      <w:r>
-        <w:rPr>
-          <w:rFonts w:eastAsia="標楷體"/>
-        </w:rPr>
-        <w:t>：</w:t>
-      </w:r>
-      <w:r>
-        <w:rPr>
-          <w:rFonts w:eastAsia="標楷體"/>
-        </w:rPr>
-        <w:t xml:space="preserve"> </w:t>
-      </w:r>
-      <w:r>
-        <w:rPr>
-          <w:rFonts w:eastAsia="標楷體"/>
-        </w:rPr>
-        <w:t>縮短傳統顧問訪談與資料整理的時間，達成高效能</w:t>
-      </w:r>
-      <w:proofErr w:type="gramStart"/>
-      <w:r>
-        <w:rPr>
-          <w:rFonts w:eastAsia="標楷體"/>
-        </w:rPr>
-        <w:t>的資安治理</w:t>
-      </w:r>
-      <w:proofErr w:type="gramEnd"/>
-      <w:r>
-        <w:rPr>
-          <w:rFonts w:eastAsia="標楷體"/>
-        </w:rPr>
-        <w:t>。</w:t>
-      </w:r>
-    </w:p>
-    <w:p>
-      <w:pPr>
-        <w:rPr>
-          <w:rFonts w:eastAsia="標楷體"/>
+      </w:pPr>
+      <w:r>
+        <w:rPr>
+          <w:rFonts w:eastAsia="標楷體" w:hint="eastAsia"/>
           <w:b/>
           <w:bCs/>
         </w:rPr>
-      </w:pPr>
-      <w:r>
-        <w:rPr>
-          <w:rFonts w:eastAsia="標楷體"/>
+        <w:t>提升效率：</w:t>
+      </w:r>
+      <w:r>
+        <w:rPr>
+          <w:rFonts w:eastAsia="標楷體" w:hint="eastAsia"/>
           <w:b/>
           <w:bCs/>
         </w:rPr>
-        <w:t xml:space="preserve">1-4 </w:t>
-      </w:r>
-      <w:r>
-        <w:rPr>
-          <w:rFonts w:eastAsia="標楷體"/>
+        <w:t xml:space="preserve"> </w:t>
+      </w:r>
+      <w:r>
+        <w:rPr>
+          <w:rFonts w:eastAsia="標楷體" w:hint="eastAsia"/>
           <w:b/>
           <w:bCs/>
         </w:rPr>
-        <w:t>預期成果</w:t>
+        <w:t>縮短資產盤點與風險評估所需的工作時間，達成半自動化作業。</w:t>
       </w:r>
     </w:p>
     <w:p>
@@ -5017,55 +4890,49 @@
         <w:spacing w:after="160"/>
         <w:rPr>
           <w:rFonts w:eastAsia="標楷體"/>
-        </w:rPr>
-      </w:pPr>
-      <w:r>
-        <w:rPr>
-          <w:rFonts w:eastAsia="標楷體"/>
           <w:b/>
           <w:bCs/>
         </w:rPr>
-        <w:t>系統</w:t>
-      </w:r>
+      </w:pPr>
       <w:r>
         <w:rPr>
           <w:rFonts w:eastAsia="標楷體" w:hint="eastAsia"/>
           <w:b/>
           <w:bCs/>
         </w:rPr>
-        <w:t>規劃與</w:t>
-      </w:r>
-      <w:r>
-        <w:rPr>
-          <w:rFonts w:eastAsia="標楷體"/>
+        <w:t>標準化與一致性：</w:t>
+      </w:r>
+      <w:r>
+        <w:rPr>
+          <w:rFonts w:eastAsia="標楷體" w:hint="eastAsia"/>
           <w:b/>
           <w:bCs/>
         </w:rPr>
-        <w:t>開發：</w:t>
-      </w:r>
-      <w:r>
-        <w:rPr>
-          <w:rFonts w:eastAsia="標楷體"/>
-        </w:rPr>
         <w:t xml:space="preserve"> </w:t>
       </w:r>
       <w:r>
         <w:rPr>
-          <w:rFonts w:eastAsia="標楷體"/>
-        </w:rPr>
-        <w:t>完成一套具備對話介面與風險分析邏輯的</w:t>
-      </w:r>
-      <w:r>
-        <w:rPr>
-          <w:rFonts w:eastAsia="標楷體"/>
+          <w:rFonts w:eastAsia="標楷體" w:hint="eastAsia"/>
+          <w:b/>
+          <w:bCs/>
+        </w:rPr>
+        <w:t>透過</w:t>
+      </w:r>
+      <w:r>
+        <w:rPr>
+          <w:rFonts w:eastAsia="標楷體" w:hint="eastAsia"/>
+          <w:b/>
+          <w:bCs/>
         </w:rPr>
         <w:t xml:space="preserve"> AI </w:t>
       </w:r>
       <w:r>
         <w:rPr>
-          <w:rFonts w:eastAsia="標楷體"/>
-        </w:rPr>
-        <w:t>系統。</w:t>
+          <w:rFonts w:eastAsia="標楷體" w:hint="eastAsia"/>
+          <w:b/>
+          <w:bCs/>
+        </w:rPr>
+        <w:t>建議機制，減少不同人員填寫評分表時的主觀偏見與誤差。</w:t>
       </w:r>
     </w:p>
     <w:p>
@@ -5081,93 +4948,27 @@
       </w:pPr>
       <w:r>
         <w:rPr>
-          <w:rFonts w:eastAsia="標楷體"/>
+          <w:rFonts w:eastAsia="標楷體" w:hint="eastAsia"/>
           <w:b/>
           <w:bCs/>
         </w:rPr>
-        <w:t>評估報表產出：</w:t>
-      </w:r>
-      <w:r>
-        <w:rPr>
-          <w:rFonts w:eastAsia="標楷體"/>
-        </w:rPr>
-        <w:t xml:space="preserve"> </w:t>
-      </w:r>
-      <w:r>
-        <w:rPr>
-          <w:rFonts w:eastAsia="標楷體"/>
-        </w:rPr>
-        <w:t>系統能根據評估結果，自動產出初步</w:t>
-      </w:r>
-      <w:proofErr w:type="gramStart"/>
-      <w:r>
-        <w:rPr>
-          <w:rFonts w:eastAsia="標楷體"/>
-        </w:rPr>
-        <w:t>的資安風險</w:t>
-      </w:r>
-      <w:proofErr w:type="gramEnd"/>
-      <w:r>
-        <w:rPr>
-          <w:rFonts w:eastAsia="標楷體"/>
-        </w:rPr>
-        <w:t>報告。</w:t>
-      </w:r>
-    </w:p>
-    <w:p>
-      <w:pPr>
-        <w:numPr>
-          <w:ilvl w:val="0"/>
-          <w:numId w:val="3"/>
-        </w:numPr>
-        <w:spacing w:after="160"/>
-        <w:rPr>
-          <w:rFonts w:eastAsia="標楷體"/>
-        </w:rPr>
-      </w:pPr>
-      <w:proofErr w:type="gramStart"/>
-      <w:r>
-        <w:rPr>
-          <w:rFonts w:eastAsia="標楷體"/>
+        <w:t>具備實效性之對策：</w:t>
+      </w:r>
+      <w:r>
+        <w:rPr>
+          <w:rFonts w:eastAsia="標楷體" w:hint="eastAsia"/>
           <w:b/>
           <w:bCs/>
         </w:rPr>
-        <w:t>知識賦能</w:t>
-      </w:r>
-      <w:proofErr w:type="gramEnd"/>
-      <w:r>
-        <w:rPr>
-          <w:rFonts w:eastAsia="標楷體"/>
+        <w:t xml:space="preserve"> </w:t>
+      </w:r>
+      <w:r>
+        <w:rPr>
+          <w:rFonts w:eastAsia="標楷體" w:hint="eastAsia"/>
           <w:b/>
           <w:bCs/>
         </w:rPr>
-        <w:t>：</w:t>
-      </w:r>
-      <w:r>
-        <w:rPr>
-          <w:rFonts w:eastAsia="標楷體"/>
-        </w:rPr>
-        <w:t xml:space="preserve"> </w:t>
-      </w:r>
-      <w:r>
-        <w:rPr>
-          <w:rFonts w:eastAsia="標楷體"/>
-        </w:rPr>
-        <w:t>降低中小企業</w:t>
-      </w:r>
-      <w:proofErr w:type="gramStart"/>
-      <w:r>
-        <w:rPr>
-          <w:rFonts w:eastAsia="標楷體"/>
-        </w:rPr>
-        <w:t>理解資安風險</w:t>
-      </w:r>
-      <w:proofErr w:type="gramEnd"/>
-      <w:r>
-        <w:rPr>
-          <w:rFonts w:eastAsia="標楷體"/>
-        </w:rPr>
-        <w:t>的成本，強化其整體防禦意識。</w:t>
+        <w:t>系統能結合最新漏洞情資給予預警，並產出符合國際標準的資安文件，輔助組織順利通過稽核。</w:t>
       </w:r>
     </w:p>
     <w:p>
@@ -5339,33 +5140,8 @@
           <w:rFonts w:eastAsia="標楷體" w:hint="eastAsia"/>
           <w:sz w:val="28"/>
         </w:rPr>
-        <w:t>、資通安全管理法等要求</w:t>
-      </w:r>
-      <w:proofErr w:type="gramStart"/>
-      <w:r>
-        <w:rPr>
-          <w:rFonts w:eastAsia="標楷體" w:hint="eastAsia"/>
-          <w:sz w:val="28"/>
-        </w:rPr>
-        <w:t>普及，</w:t>
-      </w:r>
-      <w:proofErr w:type="gramEnd"/>
-      <w:r>
-        <w:rPr>
-          <w:rFonts w:eastAsia="標楷體" w:hint="eastAsia"/>
-          <w:sz w:val="28"/>
-        </w:rPr>
-        <w:t>不僅政府機關，中小企業也被要求合</w:t>
-      </w:r>
-      <w:proofErr w:type="gramStart"/>
-      <w:r>
-        <w:rPr>
-          <w:rFonts w:eastAsia="標楷體" w:hint="eastAsia"/>
-          <w:sz w:val="28"/>
-        </w:rPr>
-        <w:t>規</w:t>
-      </w:r>
-      <w:proofErr w:type="gramEnd"/>
+        <w:t>、資通安全管理法等要求普及，不僅政府機關，中小企業也被要求合規</w:t>
+      </w:r>
       <w:r>
         <w:rPr>
           <w:rFonts w:eastAsia="標楷體" w:hint="eastAsia"/>
@@ -5392,23 +5168,7 @@
           <w:rFonts w:eastAsia="標楷體" w:hint="eastAsia"/>
           <w:sz w:val="28"/>
         </w:rPr>
-        <w:t>中小企業缺乏</w:t>
-      </w:r>
-      <w:proofErr w:type="gramStart"/>
-      <w:r>
-        <w:rPr>
-          <w:rFonts w:eastAsia="標楷體" w:hint="eastAsia"/>
-          <w:sz w:val="28"/>
-        </w:rPr>
-        <w:t>專業資安顧問</w:t>
-      </w:r>
-      <w:proofErr w:type="gramEnd"/>
-      <w:r>
-        <w:rPr>
-          <w:rFonts w:eastAsia="標楷體" w:hint="eastAsia"/>
-          <w:sz w:val="28"/>
-        </w:rPr>
-        <w:t>，但目前顧問費用極高，此專案能填補專業人力缺口</w:t>
+        <w:t>中小企業缺乏專業資安顧問，但目前顧問費用極高，此專案能填補專業人力缺口</w:t>
       </w:r>
       <w:r>
         <w:rPr>
@@ -5598,21 +5358,12 @@
           <w:sz w:val="28"/>
         </w:rPr>
       </w:pPr>
-      <w:proofErr w:type="gramStart"/>
-      <w:r>
-        <w:rPr>
-          <w:rFonts w:eastAsia="標楷體" w:hint="eastAsia"/>
-          <w:sz w:val="28"/>
-        </w:rPr>
-        <w:t>資安隱私</w:t>
-      </w:r>
-      <w:proofErr w:type="gramEnd"/>
-      <w:r>
-        <w:rPr>
-          <w:rFonts w:eastAsia="標楷體" w:hint="eastAsia"/>
-          <w:sz w:val="28"/>
-        </w:rPr>
-        <w:t>風險</w:t>
+      <w:r>
+        <w:rPr>
+          <w:rFonts w:eastAsia="標楷體" w:hint="eastAsia"/>
+          <w:sz w:val="28"/>
+        </w:rPr>
+        <w:t>資安隱私風險</w:t>
       </w:r>
       <w:r>
         <w:rPr>
@@ -7638,17 +7389,8 @@
           <w:rFonts w:eastAsia="標楷體" w:hint="eastAsia"/>
           <w:sz w:val="28"/>
         </w:rPr>
-        <w:t>即時</w:t>
-      </w:r>
-      <w:proofErr w:type="gramStart"/>
-      <w:r>
-        <w:rPr>
-          <w:rFonts w:eastAsia="標楷體" w:hint="eastAsia"/>
-          <w:sz w:val="28"/>
-        </w:rPr>
-        <w:t>追蹤資安風險</w:t>
-      </w:r>
-      <w:proofErr w:type="gramEnd"/>
+        <w:t>即時追蹤資安風險</w:t>
+      </w:r>
     </w:p>
     <w:p>
       <w:pPr>
@@ -8100,21 +7842,12 @@
                 <w:sz w:val="28"/>
               </w:rPr>
             </w:pPr>
-            <w:proofErr w:type="gramStart"/>
             <w:r>
               <w:rPr>
                 <w:rFonts w:eastAsia="標楷體" w:hint="eastAsia"/>
                 <w:sz w:val="28"/>
               </w:rPr>
-              <w:t>缺資安</w:t>
-            </w:r>
-            <w:proofErr w:type="gramEnd"/>
-            <w:r>
-              <w:rPr>
-                <w:rFonts w:eastAsia="標楷體" w:hint="eastAsia"/>
-                <w:sz w:val="28"/>
-              </w:rPr>
-              <w:t>人才</w:t>
+              <w:t>缺資安人才</w:t>
             </w:r>
           </w:p>
         </w:tc>
@@ -8454,23 +8187,7 @@
                 <w:rFonts w:eastAsia="標楷體" w:hint="eastAsia"/>
                 <w:sz w:val="28"/>
               </w:rPr>
-              <w:t>中小企業缺乏</w:t>
-            </w:r>
-            <w:proofErr w:type="gramStart"/>
-            <w:r>
-              <w:rPr>
-                <w:rFonts w:eastAsia="標楷體" w:hint="eastAsia"/>
-                <w:sz w:val="28"/>
-              </w:rPr>
-              <w:t>資安專</w:t>
-            </w:r>
-            <w:proofErr w:type="gramEnd"/>
-            <w:r>
-              <w:rPr>
-                <w:rFonts w:eastAsia="標楷體" w:hint="eastAsia"/>
-                <w:sz w:val="28"/>
-              </w:rPr>
-              <w:t>才</w:t>
+              <w:t>中小企業缺乏資安專才</w:t>
             </w:r>
           </w:p>
         </w:tc>
@@ -8787,21 +8504,7 @@
         <w:rPr>
           <w:rFonts w:eastAsia="標楷體" w:hint="eastAsia"/>
         </w:rPr>
-        <w:t>我們的系統旨在協助使用者自動化進行資訊資產盤點、漏洞分析與風險評鑑，降低傳統人工評鑑所需的時間與專業門檻，並提升</w:t>
-      </w:r>
-      <w:proofErr w:type="gramStart"/>
-      <w:r>
-        <w:rPr>
-          <w:rFonts w:eastAsia="標楷體" w:hint="eastAsia"/>
-        </w:rPr>
-        <w:t>整體資安管理</w:t>
-      </w:r>
-      <w:proofErr w:type="gramEnd"/>
-      <w:r>
-        <w:rPr>
-          <w:rFonts w:eastAsia="標楷體" w:hint="eastAsia"/>
-        </w:rPr>
-        <w:t>效率。透過使用者輸入資產資料（如系統名稱、設備類型、重要性等），結合漏洞資料與</w:t>
+        <w:t>我們的系統旨在協助使用者自動化進行資訊資產盤點、漏洞分析與風險評鑑，降低傳統人工評鑑所需的時間與專業門檻，並提升整體資安管理效率。透過使用者輸入資產資料（如系統名稱、設備類型、重要性等），結合漏洞資料與</w:t>
       </w:r>
       <w:r>
         <w:rPr>
@@ -8951,21 +8654,7 @@
         <w:rPr>
           <w:rFonts w:eastAsia="標楷體" w:hint="eastAsia"/>
         </w:rPr>
-        <w:t>進行前後端資料傳輸，使系統架構更為</w:t>
-      </w:r>
-      <w:proofErr w:type="gramStart"/>
-      <w:r>
-        <w:rPr>
-          <w:rFonts w:eastAsia="標楷體" w:hint="eastAsia"/>
-        </w:rPr>
-        <w:t>清晰，</w:t>
-      </w:r>
-      <w:proofErr w:type="gramEnd"/>
-      <w:r>
-        <w:rPr>
-          <w:rFonts w:eastAsia="標楷體" w:hint="eastAsia"/>
-        </w:rPr>
-        <w:t>並提升擴展性與維護性。</w:t>
+        <w:t>進行前後端資料傳輸，使系統架構更為清晰，並提升擴展性與維護性。</w:t>
       </w:r>
     </w:p>
     <w:p>
@@ -9173,21 +8862,7 @@
         <w:rPr>
           <w:rFonts w:eastAsia="標楷體" w:hint="eastAsia"/>
         </w:rPr>
-        <w:t>資料庫，建置一套完整</w:t>
-      </w:r>
-      <w:proofErr w:type="gramStart"/>
-      <w:r>
-        <w:rPr>
-          <w:rFonts w:eastAsia="標楷體" w:hint="eastAsia"/>
-        </w:rPr>
-        <w:t>的資安風險</w:t>
-      </w:r>
-      <w:proofErr w:type="gramEnd"/>
-      <w:r>
-        <w:rPr>
-          <w:rFonts w:eastAsia="標楷體" w:hint="eastAsia"/>
-        </w:rPr>
-        <w:t>評估平台。</w:t>
+        <w:t>資料庫，建置一套完整的資安風險評估平台。</w:t>
       </w:r>
     </w:p>
     <w:p>
@@ -9205,21 +8880,7 @@
           <w:rFonts w:eastAsia="標楷體" w:hint="eastAsia"/>
         </w:rPr>
         <w:lastRenderedPageBreak/>
-        <w:t>考量現今使用者多透過不同裝置進行操作，本系統設計為跨平台網頁應用，支援電腦與行動裝置瀏覽器，使用者能隨時</w:t>
-      </w:r>
-      <w:proofErr w:type="gramStart"/>
-      <w:r>
-        <w:rPr>
-          <w:rFonts w:eastAsia="標楷體" w:hint="eastAsia"/>
-        </w:rPr>
-        <w:t>進行資安風險</w:t>
-      </w:r>
-      <w:proofErr w:type="gramEnd"/>
-      <w:r>
-        <w:rPr>
-          <w:rFonts w:eastAsia="標楷體" w:hint="eastAsia"/>
-        </w:rPr>
-        <w:t>評估與查詢結果。系統軟、硬體需求如下：</w:t>
+        <w:t>考量現今使用者多透過不同裝置進行操作，本系統設計為跨平台網頁應用，支援電腦與行動裝置瀏覽器，使用者能隨時進行資安風險評估與查詢結果。系統軟、硬體需求如下：</w:t>
       </w:r>
     </w:p>
     <w:p>
@@ -10238,21 +9899,7 @@
         <w:rPr>
           <w:rFonts w:eastAsia="標楷體" w:hint="eastAsia"/>
         </w:rPr>
-        <w:t>以下列出本系統於開發「</w:t>
-      </w:r>
-      <w:proofErr w:type="gramStart"/>
-      <w:r>
-        <w:rPr>
-          <w:rFonts w:eastAsia="標楷體" w:hint="eastAsia"/>
-        </w:rPr>
-        <w:t>資安風險</w:t>
-      </w:r>
-      <w:proofErr w:type="gramEnd"/>
-      <w:r>
-        <w:rPr>
-          <w:rFonts w:eastAsia="標楷體" w:hint="eastAsia"/>
-        </w:rPr>
-        <w:t>評鑑</w:t>
+        <w:t>以下列出本系統於開發「資安風險評鑑</w:t>
       </w:r>
       <w:r>
         <w:rPr>
@@ -10471,21 +10118,7 @@
         <w:rPr>
           <w:rFonts w:eastAsia="標楷體" w:hint="eastAsia"/>
         </w:rPr>
-        <w:t>：為</w:t>
-      </w:r>
-      <w:proofErr w:type="gramStart"/>
-      <w:r>
-        <w:rPr>
-          <w:rFonts w:eastAsia="標楷體" w:hint="eastAsia"/>
-        </w:rPr>
-        <w:t>輕量且功能</w:t>
-      </w:r>
-      <w:proofErr w:type="gramEnd"/>
-      <w:r>
-        <w:rPr>
-          <w:rFonts w:eastAsia="標楷體" w:hint="eastAsia"/>
-        </w:rPr>
-        <w:t>完整之開發工具，支援多種程式語言與除錯功能，並可透過擴充套件提升開發效率，是本系統主要開發環境。</w:t>
+        <w:t>：為輕量且功能完整之開發工具，支援多種程式語言與除錯功能，並可透過擴充套件提升開發效率，是本系統主要開發環境。</w:t>
       </w:r>
     </w:p>
     <w:p>
@@ -10590,21 +10223,7 @@
         <w:rPr>
           <w:rFonts w:eastAsia="標楷體" w:hint="eastAsia"/>
         </w:rPr>
-        <w:t>設計原則：作為前後端資料傳輸之設計依據，使系統架構</w:t>
-      </w:r>
-      <w:proofErr w:type="gramStart"/>
-      <w:r>
-        <w:rPr>
-          <w:rFonts w:eastAsia="標楷體" w:hint="eastAsia"/>
-        </w:rPr>
-        <w:t>清晰，</w:t>
-      </w:r>
-      <w:proofErr w:type="gramEnd"/>
-      <w:r>
-        <w:rPr>
-          <w:rFonts w:eastAsia="標楷體" w:hint="eastAsia"/>
-        </w:rPr>
-        <w:t>並提升系統之擴展性與維護性。</w:t>
+        <w:t>設計原則：作為前後端資料傳輸之設計依據，使系統架構清晰，並提升系統之擴展性與維護性。</w:t>
       </w:r>
     </w:p>
     <w:p>
@@ -11390,14 +11009,12 @@
                 <w:rFonts w:eastAsia="標楷體"/>
               </w:rPr>
             </w:pPr>
-            <w:proofErr w:type="spellStart"/>
             <w:r>
               <w:rPr>
                 <w:rFonts w:eastAsia="標楷體"/>
               </w:rPr>
               <w:t>Github</w:t>
             </w:r>
-            <w:proofErr w:type="spellEnd"/>
           </w:p>
         </w:tc>
       </w:tr>
@@ -11448,14 +11065,12 @@
                 <w:rFonts w:eastAsia="標楷體"/>
               </w:rPr>
             </w:pPr>
-            <w:proofErr w:type="spellStart"/>
             <w:r>
               <w:rPr>
                 <w:rFonts w:eastAsia="標楷體"/>
               </w:rPr>
               <w:t>Github</w:t>
             </w:r>
-            <w:proofErr w:type="spellEnd"/>
             <w:r>
               <w:rPr>
                 <w:rFonts w:eastAsia="標楷體" w:hint="eastAsia"/>
@@ -11612,7 +11227,6 @@
         </w:rPr>
         <w:t xml:space="preserve">7-4 </w:t>
       </w:r>
-      <w:proofErr w:type="gramStart"/>
       <w:r>
         <w:rPr>
           <w:rFonts w:eastAsia="標楷體"/>
@@ -11625,7 +11239,6 @@
         </w:rPr>
         <w:t>及</w:t>
       </w:r>
-      <w:proofErr w:type="gramEnd"/>
       <w:r>
         <w:rPr>
           <w:rFonts w:eastAsia="標楷體"/>

--- a/系統文件.docx
+++ b/系統文件.docx
@@ -17,7 +17,23 @@
           <w:rFonts w:eastAsia="標楷體" w:hint="eastAsia"/>
           <w:sz w:val="28"/>
         </w:rPr>
-        <w:t>國立臺北商業大學</w:t>
+        <w:t>國立</w:t>
+      </w:r>
+      <w:proofErr w:type="gramStart"/>
+      <w:r>
+        <w:rPr>
+          <w:rFonts w:eastAsia="標楷體" w:hint="eastAsia"/>
+          <w:sz w:val="28"/>
+        </w:rPr>
+        <w:t>臺</w:t>
+      </w:r>
+      <w:proofErr w:type="gramEnd"/>
+      <w:r>
+        <w:rPr>
+          <w:rFonts w:eastAsia="標楷體" w:hint="eastAsia"/>
+          <w:sz w:val="28"/>
+        </w:rPr>
+        <w:t>北商業大學</w:t>
       </w:r>
     </w:p>
     <w:p>
@@ -114,8 +130,17 @@
           <w:rFonts w:eastAsia="標楷體"/>
           <w:sz w:val="28"/>
         </w:rPr>
-        <w:t>115’</w:t>
-      </w:r>
+        <w:t>115</w:t>
+      </w:r>
+      <w:proofErr w:type="gramStart"/>
+      <w:r>
+        <w:rPr>
+          <w:rFonts w:eastAsia="標楷體"/>
+          <w:sz w:val="28"/>
+        </w:rPr>
+        <w:t>’</w:t>
+      </w:r>
+      <w:proofErr w:type="gramEnd"/>
       <w:r>
         <w:rPr>
           <w:rFonts w:eastAsia="標楷體" w:hint="eastAsia"/>
@@ -521,8 +546,19 @@
           <w:bCs/>
           <w:sz w:val="28"/>
         </w:rPr>
-        <w:t>顏珮倪</w:t>
-      </w:r>
+        <w:t>顏</w:t>
+      </w:r>
+      <w:proofErr w:type="gramStart"/>
+      <w:r>
+        <w:rPr>
+          <w:rFonts w:eastAsia="標楷體" w:hint="eastAsia"/>
+          <w:b/>
+          <w:bCs/>
+          <w:sz w:val="28"/>
+        </w:rPr>
+        <w:t>珮倪</w:t>
+      </w:r>
+      <w:proofErr w:type="gramEnd"/>
     </w:p>
     <w:p>
       <w:pPr>
@@ -587,17 +623,19 @@
           <w:bCs/>
           <w:sz w:val="28"/>
         </w:rPr>
-        <w:t>林紀媗</w:t>
-      </w:r>
-      <w:r>
-        <w:rPr>
-          <w:rFonts w:eastAsia="標楷體"/>
+        <w:t>林紀</w:t>
+      </w:r>
+      <w:proofErr w:type="gramStart"/>
+      <w:r>
+        <w:rPr>
+          <w:rFonts w:eastAsia="標楷體" w:hint="eastAsia"/>
           <w:b/>
           <w:bCs/>
           <w:sz w:val="28"/>
         </w:rPr>
-        <w:tab/>
-      </w:r>
+        <w:t>媗</w:t>
+      </w:r>
+      <w:proofErr w:type="gramEnd"/>
       <w:r>
         <w:rPr>
           <w:rFonts w:eastAsia="標楷體"/>
@@ -609,31 +647,51 @@
       </w:r>
       <w:r>
         <w:rPr>
-          <w:rFonts w:eastAsia="標楷體" w:hint="eastAsia"/>
+          <w:rFonts w:eastAsia="標楷體"/>
           <w:b/>
           <w:bCs/>
           <w:sz w:val="28"/>
         </w:rPr>
-        <w:t>11436010</w:t>
-      </w:r>
-      <w:r>
-        <w:rPr>
-          <w:rFonts w:eastAsia="標楷體"/>
+        <w:tab/>
+      </w:r>
+      <w:r>
+        <w:rPr>
+          <w:rFonts w:eastAsia="標楷體" w:hint="eastAsia"/>
           <w:b/>
           <w:bCs/>
           <w:sz w:val="28"/>
         </w:rPr>
-        <w:t xml:space="preserve"> </w:t>
-      </w:r>
-      <w:r>
-        <w:rPr>
-          <w:rFonts w:eastAsia="標楷體" w:hint="eastAsia"/>
+        <w:t>11436010</w:t>
+      </w:r>
+      <w:r>
+        <w:rPr>
+          <w:rFonts w:eastAsia="標楷體"/>
           <w:b/>
           <w:bCs/>
           <w:sz w:val="28"/>
         </w:rPr>
-        <w:t>李昕縈</w:t>
-      </w:r>
+        <w:t xml:space="preserve"> </w:t>
+      </w:r>
+      <w:r>
+        <w:rPr>
+          <w:rFonts w:eastAsia="標楷體" w:hint="eastAsia"/>
+          <w:b/>
+          <w:bCs/>
+          <w:sz w:val="28"/>
+        </w:rPr>
+        <w:t>李昕</w:t>
+      </w:r>
+      <w:proofErr w:type="gramStart"/>
+      <w:r>
+        <w:rPr>
+          <w:rFonts w:eastAsia="標楷體" w:hint="eastAsia"/>
+          <w:b/>
+          <w:bCs/>
+          <w:sz w:val="28"/>
+        </w:rPr>
+        <w:t>縈</w:t>
+      </w:r>
+      <w:proofErr w:type="gramEnd"/>
     </w:p>
     <w:p>
       <w:pPr>
@@ -671,8 +729,19 @@
           <w:bCs/>
           <w:sz w:val="28"/>
         </w:rPr>
-        <w:t>黃翊甄</w:t>
-      </w:r>
+        <w:t>黃翊</w:t>
+      </w:r>
+      <w:proofErr w:type="gramStart"/>
+      <w:r>
+        <w:rPr>
+          <w:rFonts w:eastAsia="標楷體" w:hint="eastAsia"/>
+          <w:b/>
+          <w:bCs/>
+          <w:sz w:val="28"/>
+        </w:rPr>
+        <w:t>甄</w:t>
+      </w:r>
+      <w:proofErr w:type="gramEnd"/>
       <w:r>
         <w:rPr>
           <w:rFonts w:eastAsia="標楷體"/>
@@ -882,7 +951,23 @@
           <w:rFonts w:eastAsia="標楷體" w:hint="eastAsia"/>
           <w:sz w:val="28"/>
         </w:rPr>
-        <w:t>章為主，頁數不限；複評所有章節，頁數</w:t>
+        <w:t>章為主，頁數不限；</w:t>
+      </w:r>
+      <w:proofErr w:type="gramStart"/>
+      <w:r>
+        <w:rPr>
+          <w:rFonts w:eastAsia="標楷體" w:hint="eastAsia"/>
+          <w:sz w:val="28"/>
+        </w:rPr>
+        <w:t>複</w:t>
+      </w:r>
+      <w:proofErr w:type="gramEnd"/>
+      <w:r>
+        <w:rPr>
+          <w:rFonts w:eastAsia="標楷體" w:hint="eastAsia"/>
+          <w:sz w:val="28"/>
+        </w:rPr>
+        <w:t>評所有章節，頁數</w:t>
       </w:r>
       <w:r>
         <w:rPr>
@@ -4436,7 +4521,21 @@
         <w:rPr>
           <w:rFonts w:eastAsia="標楷體"/>
         </w:rPr>
-        <w:t>的日常運作中，「資產盤點」與「風險評鑑」通常仰賴人工填寫與主觀判斷。面對日新月異的資安威脅（如</w:t>
+        <w:t>的日常運作中，「資產盤點」與「風險評鑑」通常仰賴人工填寫與主觀判斷。面對日新月異</w:t>
+      </w:r>
+      <w:proofErr w:type="gramStart"/>
+      <w:r>
+        <w:rPr>
+          <w:rFonts w:eastAsia="標楷體"/>
+        </w:rPr>
+        <w:t>的資安威脅</w:t>
+      </w:r>
+      <w:proofErr w:type="gramEnd"/>
+      <w:r>
+        <w:rPr>
+          <w:rFonts w:eastAsia="標楷體"/>
+        </w:rPr>
+        <w:t>（如</w:t>
       </w:r>
       <w:r>
         <w:rPr>
@@ -4448,7 +4547,21 @@
         <w:rPr>
           <w:rFonts w:eastAsia="標楷體"/>
         </w:rPr>
-        <w:t>漏洞），傳統的人工作業模式難以即時掌握外部情資，且不同人員對風險價值的評定標準不一，導致評鑑結果缺乏客觀依據與實效性</w:t>
+        <w:t>漏洞），傳統的人工作業模式難以即時掌握</w:t>
+      </w:r>
+      <w:proofErr w:type="gramStart"/>
+      <w:r>
+        <w:rPr>
+          <w:rFonts w:eastAsia="標楷體"/>
+        </w:rPr>
+        <w:t>外部情資</w:t>
+      </w:r>
+      <w:proofErr w:type="gramEnd"/>
+      <w:r>
+        <w:rPr>
+          <w:rFonts w:eastAsia="標楷體"/>
+        </w:rPr>
+        <w:t>，且不同人員對風險價值的評定標準不一，導致評鑑結果缺乏客觀依據與實效性</w:t>
       </w:r>
       <w:r>
         <w:rPr>
@@ -4460,7 +4573,7 @@
     <w:p>
       <w:pPr>
         <w:rPr>
-          <w:rFonts w:eastAsia="標楷體" w:hint="eastAsia"/>
+          <w:rFonts w:eastAsia="標楷體"/>
         </w:rPr>
       </w:pPr>
     </w:p>
@@ -4511,7 +4624,35 @@
         <w:rPr>
           <w:rFonts w:eastAsia="標楷體"/>
         </w:rPr>
-        <w:t>時面臨三大痛點：首先，資產分類與價值評定缺乏標準，容易產生誤差；其次，風險評鑑中對於弱點值的評估過於主觀，未能結合即時的威脅情資（如</w:t>
+        <w:t>時面臨三大痛點：首先，資產分類與價值評定缺乏標準，容易產生誤差；其次，風險評鑑中對於弱點值的評估過於</w:t>
+      </w:r>
+      <w:proofErr w:type="gramStart"/>
+      <w:r>
+        <w:rPr>
+          <w:rFonts w:eastAsia="標楷體"/>
+        </w:rPr>
+        <w:t>主觀，</w:t>
+      </w:r>
+      <w:proofErr w:type="gramEnd"/>
+      <w:r>
+        <w:rPr>
+          <w:rFonts w:eastAsia="標楷體"/>
+        </w:rPr>
+        <w:t>未能結合即時的</w:t>
+      </w:r>
+      <w:proofErr w:type="gramStart"/>
+      <w:r>
+        <w:rPr>
+          <w:rFonts w:eastAsia="標楷體"/>
+        </w:rPr>
+        <w:t>威脅情資</w:t>
+      </w:r>
+      <w:proofErr w:type="gramEnd"/>
+      <w:r>
+        <w:rPr>
+          <w:rFonts w:eastAsia="標楷體"/>
+        </w:rPr>
+        <w:t>（如</w:t>
       </w:r>
       <w:r>
         <w:rPr>
@@ -4583,7 +4724,35 @@
         <w:rPr>
           <w:rFonts w:eastAsia="標楷體"/>
         </w:rPr>
-        <w:t>風險顧問系統，自動化輔助資安決策，降低人力負擔並提升評鑑精準度</w:t>
+        <w:t>風險顧問系統，自動化</w:t>
+      </w:r>
+      <w:proofErr w:type="gramStart"/>
+      <w:r>
+        <w:rPr>
+          <w:rFonts w:eastAsia="標楷體"/>
+        </w:rPr>
+        <w:t>輔助資安決策</w:t>
+      </w:r>
+      <w:proofErr w:type="gramEnd"/>
+      <w:r>
+        <w:rPr>
+          <w:rFonts w:eastAsia="標楷體"/>
+        </w:rPr>
+        <w:t>，降低人力負擔並提升評鑑精</w:t>
+      </w:r>
+      <w:proofErr w:type="gramStart"/>
+      <w:r>
+        <w:rPr>
+          <w:rFonts w:eastAsia="標楷體"/>
+        </w:rPr>
+        <w:t>準</w:t>
+      </w:r>
+      <w:proofErr w:type="gramEnd"/>
+      <w:r>
+        <w:rPr>
+          <w:rFonts w:eastAsia="標楷體"/>
+        </w:rPr>
+        <w:t>度</w:t>
       </w:r>
       <w:r>
         <w:rPr>
@@ -4595,7 +4764,7 @@
     <w:p>
       <w:pPr>
         <w:rPr>
-          <w:rFonts w:eastAsia="標楷體" w:hint="eastAsia"/>
+          <w:rFonts w:eastAsia="標楷體"/>
         </w:rPr>
       </w:pPr>
     </w:p>
@@ -4628,7 +4797,7 @@
       <w:pPr>
         <w:spacing w:after="160"/>
         <w:rPr>
-          <w:rFonts w:eastAsia="標楷體" w:hint="eastAsia"/>
+          <w:rFonts w:eastAsia="標楷體"/>
         </w:rPr>
       </w:pPr>
       <w:r>
@@ -4755,7 +4924,21 @@
         <w:rPr>
           <w:rFonts w:eastAsia="標楷體" w:hint="eastAsia"/>
         </w:rPr>
-        <w:t>技術將最新的弱點情資引入評鑑流程，自動計算客觀的弱點值。</w:t>
+        <w:t>技術將最新的</w:t>
+      </w:r>
+      <w:proofErr w:type="gramStart"/>
+      <w:r>
+        <w:rPr>
+          <w:rFonts w:eastAsia="標楷體" w:hint="eastAsia"/>
+        </w:rPr>
+        <w:t>弱點情資引入</w:t>
+      </w:r>
+      <w:proofErr w:type="gramEnd"/>
+      <w:r>
+        <w:rPr>
+          <w:rFonts w:eastAsia="標楷體" w:hint="eastAsia"/>
+        </w:rPr>
+        <w:t>評鑑流程，自動計算客觀的弱點值。</w:t>
       </w:r>
     </w:p>
     <w:p>
@@ -4773,7 +4956,21 @@
         <w:rPr>
           <w:rFonts w:eastAsia="標楷體" w:hint="eastAsia"/>
         </w:rPr>
-        <w:t>精準對策生成：</w:t>
+        <w:t>精</w:t>
+      </w:r>
+      <w:proofErr w:type="gramStart"/>
+      <w:r>
+        <w:rPr>
+          <w:rFonts w:eastAsia="標楷體" w:hint="eastAsia"/>
+        </w:rPr>
+        <w:t>準</w:t>
+      </w:r>
+      <w:proofErr w:type="gramEnd"/>
+      <w:r>
+        <w:rPr>
+          <w:rFonts w:eastAsia="標楷體" w:hint="eastAsia"/>
+        </w:rPr>
+        <w:t>對策生成：</w:t>
       </w:r>
       <w:r>
         <w:rPr>
@@ -4851,32 +5048,24 @@
         </w:numPr>
         <w:spacing w:after="160"/>
         <w:rPr>
-          <w:rFonts w:eastAsia="標楷體" w:hint="eastAsia"/>
-          <w:b/>
-          <w:bCs/>
-        </w:rPr>
-      </w:pPr>
-      <w:r>
-        <w:rPr>
-          <w:rFonts w:eastAsia="標楷體" w:hint="eastAsia"/>
-          <w:b/>
-          <w:bCs/>
+          <w:rFonts w:eastAsia="標楷體"/>
+        </w:rPr>
+      </w:pPr>
+      <w:r>
+        <w:rPr>
+          <w:rFonts w:eastAsia="標楷體" w:hint="eastAsia"/>
         </w:rPr>
         <w:t>提升效率：</w:t>
       </w:r>
       <w:r>
         <w:rPr>
           <w:rFonts w:eastAsia="標楷體" w:hint="eastAsia"/>
-          <w:b/>
-          <w:bCs/>
         </w:rPr>
         <w:t xml:space="preserve"> </w:t>
       </w:r>
       <w:r>
         <w:rPr>
           <w:rFonts w:eastAsia="標楷體" w:hint="eastAsia"/>
-          <w:b/>
-          <w:bCs/>
         </w:rPr>
         <w:t>縮短資產盤點與風險評估所需的工作時間，達成半自動化作業。</w:t>
       </w:r>
@@ -4890,47 +5079,35 @@
         <w:spacing w:after="160"/>
         <w:rPr>
           <w:rFonts w:eastAsia="標楷體"/>
-          <w:b/>
-          <w:bCs/>
-        </w:rPr>
-      </w:pPr>
-      <w:r>
-        <w:rPr>
-          <w:rFonts w:eastAsia="標楷體" w:hint="eastAsia"/>
-          <w:b/>
-          <w:bCs/>
+        </w:rPr>
+      </w:pPr>
+      <w:r>
+        <w:rPr>
+          <w:rFonts w:eastAsia="標楷體" w:hint="eastAsia"/>
         </w:rPr>
         <w:t>標準化與一致性：</w:t>
       </w:r>
       <w:r>
         <w:rPr>
           <w:rFonts w:eastAsia="標楷體" w:hint="eastAsia"/>
-          <w:b/>
-          <w:bCs/>
         </w:rPr>
         <w:t xml:space="preserve"> </w:t>
       </w:r>
       <w:r>
         <w:rPr>
           <w:rFonts w:eastAsia="標楷體" w:hint="eastAsia"/>
-          <w:b/>
-          <w:bCs/>
         </w:rPr>
         <w:t>透過</w:t>
       </w:r>
       <w:r>
         <w:rPr>
           <w:rFonts w:eastAsia="標楷體" w:hint="eastAsia"/>
-          <w:b/>
-          <w:bCs/>
         </w:rPr>
         <w:t xml:space="preserve"> AI </w:t>
       </w:r>
       <w:r>
         <w:rPr>
           <w:rFonts w:eastAsia="標楷體" w:hint="eastAsia"/>
-          <w:b/>
-          <w:bCs/>
         </w:rPr>
         <w:t>建議機制，減少不同人員填寫評分表時的主觀偏見與誤差。</w:t>
       </w:r>
@@ -4949,26 +5126,48 @@
       <w:r>
         <w:rPr>
           <w:rFonts w:eastAsia="標楷體" w:hint="eastAsia"/>
-          <w:b/>
-          <w:bCs/>
         </w:rPr>
         <w:t>具備實效性之對策：</w:t>
       </w:r>
       <w:r>
         <w:rPr>
           <w:rFonts w:eastAsia="標楷體" w:hint="eastAsia"/>
-          <w:b/>
-          <w:bCs/>
         </w:rPr>
         <w:t xml:space="preserve"> </w:t>
       </w:r>
       <w:r>
         <w:rPr>
           <w:rFonts w:eastAsia="標楷體" w:hint="eastAsia"/>
-          <w:b/>
-          <w:bCs/>
-        </w:rPr>
-        <w:t>系統能結合最新漏洞情資給予預警，並產出符合國際標準的資安文件，輔助組織順利通過稽核。</w:t>
+        </w:rPr>
+        <w:t>系統能結合最新</w:t>
+      </w:r>
+      <w:proofErr w:type="gramStart"/>
+      <w:r>
+        <w:rPr>
+          <w:rFonts w:eastAsia="標楷體" w:hint="eastAsia"/>
+        </w:rPr>
+        <w:t>漏洞情資給予</w:t>
+      </w:r>
+      <w:proofErr w:type="gramEnd"/>
+      <w:r>
+        <w:rPr>
+          <w:rFonts w:eastAsia="標楷體" w:hint="eastAsia"/>
+        </w:rPr>
+        <w:t>預警，並產出符合國際標準</w:t>
+      </w:r>
+      <w:proofErr w:type="gramStart"/>
+      <w:r>
+        <w:rPr>
+          <w:rFonts w:eastAsia="標楷體" w:hint="eastAsia"/>
+        </w:rPr>
+        <w:t>的資安文件</w:t>
+      </w:r>
+      <w:proofErr w:type="gramEnd"/>
+      <w:r>
+        <w:rPr>
+          <w:rFonts w:eastAsia="標楷體" w:hint="eastAsia"/>
+        </w:rPr>
+        <w:t>，輔助組織順利通過稽核。</w:t>
       </w:r>
     </w:p>
     <w:p>
@@ -5140,8 +5339,33 @@
           <w:rFonts w:eastAsia="標楷體" w:hint="eastAsia"/>
           <w:sz w:val="28"/>
         </w:rPr>
-        <w:t>、資通安全管理法等要求普及，不僅政府機關，中小企業也被要求合規</w:t>
-      </w:r>
+        <w:t>、資通安全管理法等要求</w:t>
+      </w:r>
+      <w:proofErr w:type="gramStart"/>
+      <w:r>
+        <w:rPr>
+          <w:rFonts w:eastAsia="標楷體" w:hint="eastAsia"/>
+          <w:sz w:val="28"/>
+        </w:rPr>
+        <w:t>普及，</w:t>
+      </w:r>
+      <w:proofErr w:type="gramEnd"/>
+      <w:r>
+        <w:rPr>
+          <w:rFonts w:eastAsia="標楷體" w:hint="eastAsia"/>
+          <w:sz w:val="28"/>
+        </w:rPr>
+        <w:t>不僅政府機關，中小企業也被要求合</w:t>
+      </w:r>
+      <w:proofErr w:type="gramStart"/>
+      <w:r>
+        <w:rPr>
+          <w:rFonts w:eastAsia="標楷體" w:hint="eastAsia"/>
+          <w:sz w:val="28"/>
+        </w:rPr>
+        <w:t>規</w:t>
+      </w:r>
+      <w:proofErr w:type="gramEnd"/>
       <w:r>
         <w:rPr>
           <w:rFonts w:eastAsia="標楷體" w:hint="eastAsia"/>
@@ -5168,7 +5392,23 @@
           <w:rFonts w:eastAsia="標楷體" w:hint="eastAsia"/>
           <w:sz w:val="28"/>
         </w:rPr>
-        <w:t>中小企業缺乏專業資安顧問，但目前顧問費用極高，此專案能填補專業人力缺口</w:t>
+        <w:t>中小企業缺乏</w:t>
+      </w:r>
+      <w:proofErr w:type="gramStart"/>
+      <w:r>
+        <w:rPr>
+          <w:rFonts w:eastAsia="標楷體" w:hint="eastAsia"/>
+          <w:sz w:val="28"/>
+        </w:rPr>
+        <w:t>專業資安顧問</w:t>
+      </w:r>
+      <w:proofErr w:type="gramEnd"/>
+      <w:r>
+        <w:rPr>
+          <w:rFonts w:eastAsia="標楷體" w:hint="eastAsia"/>
+          <w:sz w:val="28"/>
+        </w:rPr>
+        <w:t>，但目前顧問費用極高，此專案能填補專業人力缺口</w:t>
       </w:r>
       <w:r>
         <w:rPr>
@@ -5358,12 +5598,21 @@
           <w:sz w:val="28"/>
         </w:rPr>
       </w:pPr>
-      <w:r>
-        <w:rPr>
-          <w:rFonts w:eastAsia="標楷體" w:hint="eastAsia"/>
-          <w:sz w:val="28"/>
-        </w:rPr>
-        <w:t>資安隱私風險</w:t>
+      <w:proofErr w:type="gramStart"/>
+      <w:r>
+        <w:rPr>
+          <w:rFonts w:eastAsia="標楷體" w:hint="eastAsia"/>
+          <w:sz w:val="28"/>
+        </w:rPr>
+        <w:t>資安隱私</w:t>
+      </w:r>
+      <w:proofErr w:type="gramEnd"/>
+      <w:r>
+        <w:rPr>
+          <w:rFonts w:eastAsia="標楷體" w:hint="eastAsia"/>
+          <w:sz w:val="28"/>
+        </w:rPr>
+        <w:t>風險</w:t>
       </w:r>
       <w:r>
         <w:rPr>
@@ -7389,8 +7638,17 @@
           <w:rFonts w:eastAsia="標楷體" w:hint="eastAsia"/>
           <w:sz w:val="28"/>
         </w:rPr>
-        <w:t>即時追蹤資安風險</w:t>
-      </w:r>
+        <w:t>即時</w:t>
+      </w:r>
+      <w:proofErr w:type="gramStart"/>
+      <w:r>
+        <w:rPr>
+          <w:rFonts w:eastAsia="標楷體" w:hint="eastAsia"/>
+          <w:sz w:val="28"/>
+        </w:rPr>
+        <w:t>追蹤資安風險</w:t>
+      </w:r>
+      <w:proofErr w:type="gramEnd"/>
     </w:p>
     <w:p>
       <w:pPr>
@@ -7842,12 +8100,21 @@
                 <w:sz w:val="28"/>
               </w:rPr>
             </w:pPr>
+            <w:proofErr w:type="gramStart"/>
             <w:r>
               <w:rPr>
                 <w:rFonts w:eastAsia="標楷體" w:hint="eastAsia"/>
                 <w:sz w:val="28"/>
               </w:rPr>
-              <w:t>缺資安人才</w:t>
+              <w:t>缺資安</w:t>
+            </w:r>
+            <w:proofErr w:type="gramEnd"/>
+            <w:r>
+              <w:rPr>
+                <w:rFonts w:eastAsia="標楷體" w:hint="eastAsia"/>
+                <w:sz w:val="28"/>
+              </w:rPr>
+              <w:t>人才</w:t>
             </w:r>
           </w:p>
         </w:tc>
@@ -8187,7 +8454,23 @@
                 <w:rFonts w:eastAsia="標楷體" w:hint="eastAsia"/>
                 <w:sz w:val="28"/>
               </w:rPr>
-              <w:t>中小企業缺乏資安專才</w:t>
+              <w:t>中小企業缺乏</w:t>
+            </w:r>
+            <w:proofErr w:type="gramStart"/>
+            <w:r>
+              <w:rPr>
+                <w:rFonts w:eastAsia="標楷體" w:hint="eastAsia"/>
+                <w:sz w:val="28"/>
+              </w:rPr>
+              <w:t>資安專</w:t>
+            </w:r>
+            <w:proofErr w:type="gramEnd"/>
+            <w:r>
+              <w:rPr>
+                <w:rFonts w:eastAsia="標楷體" w:hint="eastAsia"/>
+                <w:sz w:val="28"/>
+              </w:rPr>
+              <w:t>才</w:t>
             </w:r>
           </w:p>
         </w:tc>
@@ -8504,7 +8787,21 @@
         <w:rPr>
           <w:rFonts w:eastAsia="標楷體" w:hint="eastAsia"/>
         </w:rPr>
-        <w:t>我們的系統旨在協助使用者自動化進行資訊資產盤點、漏洞分析與風險評鑑，降低傳統人工評鑑所需的時間與專業門檻，並提升整體資安管理效率。透過使用者輸入資產資料（如系統名稱、設備類型、重要性等），結合漏洞資料與</w:t>
+        <w:t>我們的系統旨在協助使用者自動化進行資訊資產盤點、漏洞分析與風險評鑑，降低傳統人工評鑑所需的時間與專業門檻，並提升</w:t>
+      </w:r>
+      <w:proofErr w:type="gramStart"/>
+      <w:r>
+        <w:rPr>
+          <w:rFonts w:eastAsia="標楷體" w:hint="eastAsia"/>
+        </w:rPr>
+        <w:t>整體資安管理</w:t>
+      </w:r>
+      <w:proofErr w:type="gramEnd"/>
+      <w:r>
+        <w:rPr>
+          <w:rFonts w:eastAsia="標楷體" w:hint="eastAsia"/>
+        </w:rPr>
+        <w:t>效率。透過使用者輸入資產資料（如系統名稱、設備類型、重要性等），結合漏洞資料與</w:t>
       </w:r>
       <w:r>
         <w:rPr>
@@ -8654,7 +8951,21 @@
         <w:rPr>
           <w:rFonts w:eastAsia="標楷體" w:hint="eastAsia"/>
         </w:rPr>
-        <w:t>進行前後端資料傳輸，使系統架構更為清晰，並提升擴展性與維護性。</w:t>
+        <w:t>進行前後端資料傳輸，使系統架構更為</w:t>
+      </w:r>
+      <w:proofErr w:type="gramStart"/>
+      <w:r>
+        <w:rPr>
+          <w:rFonts w:eastAsia="標楷體" w:hint="eastAsia"/>
+        </w:rPr>
+        <w:t>清晰，</w:t>
+      </w:r>
+      <w:proofErr w:type="gramEnd"/>
+      <w:r>
+        <w:rPr>
+          <w:rFonts w:eastAsia="標楷體" w:hint="eastAsia"/>
+        </w:rPr>
+        <w:t>並提升擴展性與維護性。</w:t>
       </w:r>
     </w:p>
     <w:p>
@@ -8862,7 +9173,21 @@
         <w:rPr>
           <w:rFonts w:eastAsia="標楷體" w:hint="eastAsia"/>
         </w:rPr>
-        <w:t>資料庫，建置一套完整的資安風險評估平台。</w:t>
+        <w:t>資料庫，建置一套完整</w:t>
+      </w:r>
+      <w:proofErr w:type="gramStart"/>
+      <w:r>
+        <w:rPr>
+          <w:rFonts w:eastAsia="標楷體" w:hint="eastAsia"/>
+        </w:rPr>
+        <w:t>的資安風險</w:t>
+      </w:r>
+      <w:proofErr w:type="gramEnd"/>
+      <w:r>
+        <w:rPr>
+          <w:rFonts w:eastAsia="標楷體" w:hint="eastAsia"/>
+        </w:rPr>
+        <w:t>評估平台。</w:t>
       </w:r>
     </w:p>
     <w:p>
@@ -8880,7 +9205,21 @@
           <w:rFonts w:eastAsia="標楷體" w:hint="eastAsia"/>
         </w:rPr>
         <w:lastRenderedPageBreak/>
-        <w:t>考量現今使用者多透過不同裝置進行操作，本系統設計為跨平台網頁應用，支援電腦與行動裝置瀏覽器，使用者能隨時進行資安風險評估與查詢結果。系統軟、硬體需求如下：</w:t>
+        <w:t>考量現今使用者多透過不同裝置進行操作，本系統設計為跨平台網頁應用，支援電腦與行動裝置瀏覽器，使用者能隨時</w:t>
+      </w:r>
+      <w:proofErr w:type="gramStart"/>
+      <w:r>
+        <w:rPr>
+          <w:rFonts w:eastAsia="標楷體" w:hint="eastAsia"/>
+        </w:rPr>
+        <w:t>進行資安風險</w:t>
+      </w:r>
+      <w:proofErr w:type="gramEnd"/>
+      <w:r>
+        <w:rPr>
+          <w:rFonts w:eastAsia="標楷體" w:hint="eastAsia"/>
+        </w:rPr>
+        <w:t>評估與查詢結果。系統軟、硬體需求如下：</w:t>
       </w:r>
     </w:p>
     <w:p>
@@ -9899,7 +10238,21 @@
         <w:rPr>
           <w:rFonts w:eastAsia="標楷體" w:hint="eastAsia"/>
         </w:rPr>
-        <w:t>以下列出本系統於開發「資安風險評鑑</w:t>
+        <w:t>以下列出本系統於開發「</w:t>
+      </w:r>
+      <w:proofErr w:type="gramStart"/>
+      <w:r>
+        <w:rPr>
+          <w:rFonts w:eastAsia="標楷體" w:hint="eastAsia"/>
+        </w:rPr>
+        <w:t>資安風險</w:t>
+      </w:r>
+      <w:proofErr w:type="gramEnd"/>
+      <w:r>
+        <w:rPr>
+          <w:rFonts w:eastAsia="標楷體" w:hint="eastAsia"/>
+        </w:rPr>
+        <w:t>評鑑</w:t>
       </w:r>
       <w:r>
         <w:rPr>
@@ -10118,7 +10471,21 @@
         <w:rPr>
           <w:rFonts w:eastAsia="標楷體" w:hint="eastAsia"/>
         </w:rPr>
-        <w:t>：為輕量且功能完整之開發工具，支援多種程式語言與除錯功能，並可透過擴充套件提升開發效率，是本系統主要開發環境。</w:t>
+        <w:t>：為</w:t>
+      </w:r>
+      <w:proofErr w:type="gramStart"/>
+      <w:r>
+        <w:rPr>
+          <w:rFonts w:eastAsia="標楷體" w:hint="eastAsia"/>
+        </w:rPr>
+        <w:t>輕量且功能</w:t>
+      </w:r>
+      <w:proofErr w:type="gramEnd"/>
+      <w:r>
+        <w:rPr>
+          <w:rFonts w:eastAsia="標楷體" w:hint="eastAsia"/>
+        </w:rPr>
+        <w:t>完整之開發工具，支援多種程式語言與除錯功能，並可透過擴充套件提升開發效率，是本系統主要開發環境。</w:t>
       </w:r>
     </w:p>
     <w:p>
@@ -10223,7 +10590,21 @@
         <w:rPr>
           <w:rFonts w:eastAsia="標楷體" w:hint="eastAsia"/>
         </w:rPr>
-        <w:t>設計原則：作為前後端資料傳輸之設計依據，使系統架構清晰，並提升系統之擴展性與維護性。</w:t>
+        <w:t>設計原則：作為前後端資料傳輸之設計依據，使系統架構</w:t>
+      </w:r>
+      <w:proofErr w:type="gramStart"/>
+      <w:r>
+        <w:rPr>
+          <w:rFonts w:eastAsia="標楷體" w:hint="eastAsia"/>
+        </w:rPr>
+        <w:t>清晰，</w:t>
+      </w:r>
+      <w:proofErr w:type="gramEnd"/>
+      <w:r>
+        <w:rPr>
+          <w:rFonts w:eastAsia="標楷體" w:hint="eastAsia"/>
+        </w:rPr>
+        <w:t>並提升系統之擴展性與維護性。</w:t>
       </w:r>
     </w:p>
     <w:p>
@@ -11009,12 +11390,14 @@
                 <w:rFonts w:eastAsia="標楷體"/>
               </w:rPr>
             </w:pPr>
+            <w:proofErr w:type="spellStart"/>
             <w:r>
               <w:rPr>
                 <w:rFonts w:eastAsia="標楷體"/>
               </w:rPr>
               <w:t>Github</w:t>
             </w:r>
+            <w:proofErr w:type="spellEnd"/>
           </w:p>
         </w:tc>
       </w:tr>
@@ -11065,12 +11448,14 @@
                 <w:rFonts w:eastAsia="標楷體"/>
               </w:rPr>
             </w:pPr>
+            <w:proofErr w:type="spellStart"/>
             <w:r>
               <w:rPr>
                 <w:rFonts w:eastAsia="標楷體"/>
               </w:rPr>
               <w:t>Github</w:t>
             </w:r>
+            <w:proofErr w:type="spellEnd"/>
             <w:r>
               <w:rPr>
                 <w:rFonts w:eastAsia="標楷體" w:hint="eastAsia"/>
@@ -11172,8 +11557,8 @@
           <w:noProof/>
         </w:rPr>
         <w:drawing>
-          <wp:inline distT="0" distB="0" distL="0" distR="0" wp14:anchorId="006C7CAC" wp14:editId="7DD6A9C4">
-            <wp:extent cx="5274310" cy="8007985"/>
+          <wp:inline distT="0" distB="0" distL="0" distR="0" wp14:anchorId="006C7CAC" wp14:editId="70F1CE28">
+            <wp:extent cx="5274310" cy="5970017"/>
             <wp:effectExtent l="0" t="0" r="2540" b="0"/>
             <wp:docPr id="801930567" name="圖片 1"/>
             <wp:cNvGraphicFramePr>
@@ -11183,11 +11568,17 @@
               <a:graphicData uri="http://schemas.openxmlformats.org/drawingml/2006/picture">
                 <pic:pic xmlns:pic="http://schemas.openxmlformats.org/drawingml/2006/picture">
                   <pic:nvPicPr>
-                    <pic:cNvPr id="801930567" name=""/>
+                    <pic:cNvPr id="801930567" name="圖片 1"/>
                     <pic:cNvPicPr/>
                   </pic:nvPicPr>
                   <pic:blipFill>
-                    <a:blip r:embed="rId9"/>
+                    <a:blip r:embed="rId9" cstate="print">
+                      <a:extLst>
+                        <a:ext uri="{28A0092B-C50C-407E-A947-70E740481C1C}">
+                          <a14:useLocalDpi xmlns:a14="http://schemas.microsoft.com/office/drawing/2010/main" val="0"/>
+                        </a:ext>
+                      </a:extLst>
+                    </a:blip>
                     <a:stretch>
                       <a:fillRect/>
                     </a:stretch>
@@ -11195,7 +11586,7 @@
                   <pic:spPr>
                     <a:xfrm>
                       <a:off x="0" y="0"/>
-                      <a:ext cx="5274310" cy="8007985"/>
+                      <a:ext cx="5274310" cy="5970017"/>
                     </a:xfrm>
                     <a:prstGeom prst="rect">
                       <a:avLst/>
@@ -11220,6 +11611,26 @@
         <w:rPr>
           <w:rFonts w:eastAsia="標楷體"/>
         </w:rPr>
+        <w:sectPr>
+          <w:pgSz w:w="11906" w:h="16838"/>
+          <w:pgMar w:top="1440" w:right="1800" w:bottom="1440" w:left="1800" w:header="851" w:footer="992" w:gutter="0"/>
+          <w:cols w:space="425"/>
+          <w:docGrid w:type="lines" w:linePitch="360"/>
+        </w:sectPr>
+      </w:pPr>
+    </w:p>
+    <w:p>
+      <w:pPr>
+        <w:rPr>
+          <w:rFonts w:eastAsia="標楷體" w:hint="eastAsia"/>
+        </w:rPr>
+      </w:pPr>
+    </w:p>
+    <w:p>
+      <w:pPr>
+        <w:rPr>
+          <w:rFonts w:eastAsia="標楷體"/>
+        </w:rPr>
       </w:pPr>
       <w:r>
         <w:rPr>
@@ -11227,6 +11638,7 @@
         </w:rPr>
         <w:t xml:space="preserve">7-4 </w:t>
       </w:r>
+      <w:proofErr w:type="gramStart"/>
       <w:r>
         <w:rPr>
           <w:rFonts w:eastAsia="標楷體"/>
@@ -11239,6 +11651,7 @@
         </w:rPr>
         <w:t>及</w:t>
       </w:r>
+      <w:proofErr w:type="gramEnd"/>
       <w:r>
         <w:rPr>
           <w:rFonts w:eastAsia="標楷體"/>
@@ -11273,6 +11686,7 @@
     </w:p>
     <w:p>
       <w:pPr>
+        <w:jc w:val="center"/>
         <w:rPr>
           <w:rFonts w:eastAsia="標楷體"/>
         </w:rPr>
@@ -11283,9 +11697,9 @@
           <w:noProof/>
         </w:rPr>
         <w:drawing>
-          <wp:inline distT="0" distB="0" distL="0" distR="0" wp14:anchorId="0961846C" wp14:editId="594A2BA0">
-            <wp:extent cx="2696533" cy="4638675"/>
-            <wp:effectExtent l="0" t="0" r="8890" b="0"/>
+          <wp:inline distT="0" distB="0" distL="0" distR="0" wp14:anchorId="0961846C" wp14:editId="12415F4D">
+            <wp:extent cx="1064088" cy="4648994"/>
+            <wp:effectExtent l="0" t="0" r="3175" b="0"/>
             <wp:docPr id="1814122531" name="圖片 1"/>
             <wp:cNvGraphicFramePr>
               <a:graphicFrameLocks xmlns:a="http://schemas.openxmlformats.org/drawingml/2006/main" noChangeAspect="1"/>
@@ -11294,11 +11708,17 @@
               <a:graphicData uri="http://schemas.openxmlformats.org/drawingml/2006/picture">
                 <pic:pic xmlns:pic="http://schemas.openxmlformats.org/drawingml/2006/picture">
                   <pic:nvPicPr>
-                    <pic:cNvPr id="1814122531" name=""/>
+                    <pic:cNvPr id="1814122531" name="圖片 1"/>
                     <pic:cNvPicPr/>
                   </pic:nvPicPr>
                   <pic:blipFill>
-                    <a:blip r:embed="rId10"/>
+                    <a:blip r:embed="rId10" cstate="print">
+                      <a:extLst>
+                        <a:ext uri="{28A0092B-C50C-407E-A947-70E740481C1C}">
+                          <a14:useLocalDpi xmlns:a14="http://schemas.microsoft.com/office/drawing/2010/main" val="0"/>
+                        </a:ext>
+                      </a:extLst>
+                    </a:blip>
                     <a:stretch>
                       <a:fillRect/>
                     </a:stretch>
@@ -11306,7 +11726,7 @@
                   <pic:spPr>
                     <a:xfrm>
                       <a:off x="0" y="0"/>
-                      <a:ext cx="2702532" cy="4648994"/>
+                      <a:ext cx="1064088" cy="4648994"/>
                     </a:xfrm>
                     <a:prstGeom prst="rect">
                       <a:avLst/>
@@ -11344,9 +11764,9 @@
           <w:noProof/>
         </w:rPr>
         <w:drawing>
-          <wp:inline distT="0" distB="0" distL="0" distR="0" wp14:anchorId="50FB4C7C" wp14:editId="0AE757CC">
-            <wp:extent cx="4818918" cy="2828925"/>
-            <wp:effectExtent l="0" t="0" r="1270" b="0"/>
+          <wp:inline distT="0" distB="0" distL="0" distR="0" wp14:anchorId="50FB4C7C" wp14:editId="43258A8F">
+            <wp:extent cx="4474890" cy="2834791"/>
+            <wp:effectExtent l="0" t="0" r="1905" b="3810"/>
             <wp:docPr id="1895713502" name="圖片 1"/>
             <wp:cNvGraphicFramePr>
               <a:graphicFrameLocks xmlns:a="http://schemas.openxmlformats.org/drawingml/2006/main" noChangeAspect="1"/>
@@ -11355,11 +11775,17 @@
               <a:graphicData uri="http://schemas.openxmlformats.org/drawingml/2006/picture">
                 <pic:pic xmlns:pic="http://schemas.openxmlformats.org/drawingml/2006/picture">
                   <pic:nvPicPr>
-                    <pic:cNvPr id="1895713502" name=""/>
+                    <pic:cNvPr id="1895713502" name="圖片 1"/>
                     <pic:cNvPicPr/>
                   </pic:nvPicPr>
                   <pic:blipFill>
-                    <a:blip r:embed="rId11"/>
+                    <a:blip r:embed="rId11" cstate="print">
+                      <a:extLst>
+                        <a:ext uri="{28A0092B-C50C-407E-A947-70E740481C1C}">
+                          <a14:useLocalDpi xmlns:a14="http://schemas.microsoft.com/office/drawing/2010/main" val="0"/>
+                        </a:ext>
+                      </a:extLst>
+                    </a:blip>
                     <a:stretch>
                       <a:fillRect/>
                     </a:stretch>
@@ -11367,7 +11793,7 @@
                   <pic:spPr>
                     <a:xfrm>
                       <a:off x="0" y="0"/>
-                      <a:ext cx="4828911" cy="2834791"/>
+                      <a:ext cx="4474890" cy="2834791"/>
                     </a:xfrm>
                     <a:prstGeom prst="rect">
                       <a:avLst/>

--- a/系統文件.docx
+++ b/系統文件.docx
@@ -2453,18 +2453,7 @@
                           <w:szCs w:val="20"/>
                           <w:bdr w:val="single" w:sz="4" w:space="0" w:color="auto"/>
                         </w:rPr>
-                        <w:t>標</w:t>
-                      </w:r>
-                      <w:r>
-                        <w:rPr>
-                          <w:rFonts w:eastAsia="標楷體" w:hint="eastAsia"/>
-                          <w:b/>
-                          <w:color w:val="FF0000"/>
-                          <w:sz w:val="20"/>
-                          <w:szCs w:val="20"/>
-                          <w:bdr w:val="single" w:sz="4" w:space="0" w:color="auto"/>
-                        </w:rPr>
-                        <w:t>註</w:t>
+                        <w:t>標註</w:t>
                       </w:r>
                       <w:r>
                         <w:rPr>
@@ -11507,6 +11496,389 @@
     </w:p>
     <w:p>
       <w:pPr>
+        <w:jc w:val="center"/>
+        <w:rPr>
+          <w:rFonts w:eastAsia="標楷體"/>
+          <w:b/>
+          <w:bCs/>
+          <w:sz w:val="32"/>
+          <w:szCs w:val="32"/>
+        </w:rPr>
+      </w:pPr>
+      <w:r>
+        <w:rPr>
+          <w:rFonts w:eastAsia="標楷體" w:hint="eastAsia"/>
+          <w:b/>
+          <w:bCs/>
+          <w:sz w:val="32"/>
+          <w:szCs w:val="32"/>
+        </w:rPr>
+        <w:lastRenderedPageBreak/>
+        <w:t>第</w:t>
+      </w:r>
+      <w:r>
+        <w:rPr>
+          <w:rFonts w:eastAsia="標楷體" w:hint="eastAsia"/>
+          <w:b/>
+          <w:bCs/>
+          <w:sz w:val="32"/>
+          <w:szCs w:val="32"/>
+        </w:rPr>
+        <w:t>6</w:t>
+      </w:r>
+      <w:r>
+        <w:rPr>
+          <w:rFonts w:eastAsia="標楷體" w:hint="eastAsia"/>
+          <w:b/>
+          <w:bCs/>
+          <w:sz w:val="32"/>
+          <w:szCs w:val="32"/>
+        </w:rPr>
+        <w:t>章</w:t>
+      </w:r>
+      <w:r>
+        <w:rPr>
+          <w:rFonts w:eastAsia="標楷體" w:hint="eastAsia"/>
+          <w:b/>
+          <w:bCs/>
+          <w:sz w:val="32"/>
+          <w:szCs w:val="32"/>
+        </w:rPr>
+        <w:t xml:space="preserve"> </w:t>
+      </w:r>
+      <w:r>
+        <w:rPr>
+          <w:rFonts w:eastAsia="標楷體" w:hint="eastAsia"/>
+          <w:b/>
+          <w:bCs/>
+          <w:sz w:val="32"/>
+          <w:szCs w:val="32"/>
+        </w:rPr>
+        <w:t>設計模型</w:t>
+      </w:r>
+    </w:p>
+    <w:p>
+      <w:pPr>
+        <w:rPr>
+          <w:rFonts w:eastAsia="標楷體"/>
+          <w:b/>
+          <w:bCs/>
+          <w:sz w:val="28"/>
+          <w:szCs w:val="28"/>
+        </w:rPr>
+      </w:pPr>
+      <w:r>
+        <w:rPr>
+          <w:rFonts w:eastAsia="標楷體" w:hint="eastAsia"/>
+          <w:b/>
+          <w:bCs/>
+          <w:sz w:val="28"/>
+          <w:szCs w:val="28"/>
+        </w:rPr>
+        <w:t xml:space="preserve">6-1 </w:t>
+      </w:r>
+      <w:r>
+        <w:rPr>
+          <w:rFonts w:eastAsia="標楷體" w:hint="eastAsia"/>
+          <w:b/>
+          <w:bCs/>
+          <w:sz w:val="28"/>
+          <w:szCs w:val="28"/>
+        </w:rPr>
+        <w:t>循序圖</w:t>
+      </w:r>
+    </w:p>
+    <w:p>
+      <w:pPr>
+        <w:rPr>
+          <w:rFonts w:eastAsia="標楷體"/>
+        </w:rPr>
+      </w:pPr>
+      <w:r>
+        <w:rPr>
+          <w:rFonts w:eastAsia="標楷體"/>
+          <w:noProof/>
+        </w:rPr>
+        <w:drawing>
+          <wp:inline distT="0" distB="0" distL="0" distR="0" wp14:anchorId="3FFD51AB" wp14:editId="7432F63E">
+            <wp:extent cx="5274310" cy="2710180"/>
+            <wp:effectExtent l="0" t="0" r="2540" b="0"/>
+            <wp:docPr id="1176906411" name="圖片 1"/>
+            <wp:cNvGraphicFramePr>
+              <a:graphicFrameLocks xmlns:a="http://schemas.openxmlformats.org/drawingml/2006/main" noChangeAspect="1"/>
+            </wp:cNvGraphicFramePr>
+            <a:graphic xmlns:a="http://schemas.openxmlformats.org/drawingml/2006/main">
+              <a:graphicData uri="http://schemas.openxmlformats.org/drawingml/2006/picture">
+                <pic:pic xmlns:pic="http://schemas.openxmlformats.org/drawingml/2006/picture">
+                  <pic:nvPicPr>
+                    <pic:cNvPr id="1176906411" name=""/>
+                    <pic:cNvPicPr/>
+                  </pic:nvPicPr>
+                  <pic:blipFill>
+                    <a:blip r:embed="rId9"/>
+                    <a:stretch>
+                      <a:fillRect/>
+                    </a:stretch>
+                  </pic:blipFill>
+                  <pic:spPr>
+                    <a:xfrm>
+                      <a:off x="0" y="0"/>
+                      <a:ext cx="5274310" cy="2710180"/>
+                    </a:xfrm>
+                    <a:prstGeom prst="rect">
+                      <a:avLst/>
+                    </a:prstGeom>
+                  </pic:spPr>
+                </pic:pic>
+              </a:graphicData>
+            </a:graphic>
+          </wp:inline>
+        </w:drawing>
+      </w:r>
+    </w:p>
+    <w:p>
+      <w:pPr>
+        <w:jc w:val="center"/>
+        <w:rPr>
+          <w:rFonts w:eastAsia="標楷體"/>
+        </w:rPr>
+      </w:pPr>
+      <w:r>
+        <w:rPr>
+          <w:rFonts w:eastAsia="標楷體" w:hint="eastAsia"/>
+        </w:rPr>
+        <w:t>圖</w:t>
+      </w:r>
+      <w:r>
+        <w:rPr>
+          <w:rFonts w:eastAsia="標楷體" w:hint="eastAsia"/>
+        </w:rPr>
+        <w:t>6-1-1</w:t>
+      </w:r>
+      <w:r>
+        <w:rPr>
+          <w:rFonts w:eastAsia="標楷體" w:hint="eastAsia"/>
+        </w:rPr>
+        <w:t>循序圖－使用者登入</w:t>
+      </w:r>
+    </w:p>
+    <w:p>
+      <w:pPr>
+        <w:jc w:val="center"/>
+        <w:rPr>
+          <w:rFonts w:eastAsia="標楷體"/>
+        </w:rPr>
+      </w:pPr>
+      <w:r>
+        <w:rPr>
+          <w:rFonts w:eastAsia="標楷體"/>
+          <w:noProof/>
+        </w:rPr>
+        <w:drawing>
+          <wp:inline distT="0" distB="0" distL="0" distR="0" wp14:anchorId="621DA2A8" wp14:editId="25F5E3DF">
+            <wp:extent cx="5274310" cy="2380615"/>
+            <wp:effectExtent l="0" t="0" r="2540" b="635"/>
+            <wp:docPr id="1998247657" name="圖片 1"/>
+            <wp:cNvGraphicFramePr>
+              <a:graphicFrameLocks xmlns:a="http://schemas.openxmlformats.org/drawingml/2006/main" noChangeAspect="1"/>
+            </wp:cNvGraphicFramePr>
+            <a:graphic xmlns:a="http://schemas.openxmlformats.org/drawingml/2006/main">
+              <a:graphicData uri="http://schemas.openxmlformats.org/drawingml/2006/picture">
+                <pic:pic xmlns:pic="http://schemas.openxmlformats.org/drawingml/2006/picture">
+                  <pic:nvPicPr>
+                    <pic:cNvPr id="1998247657" name=""/>
+                    <pic:cNvPicPr/>
+                  </pic:nvPicPr>
+                  <pic:blipFill>
+                    <a:blip r:embed="rId10"/>
+                    <a:stretch>
+                      <a:fillRect/>
+                    </a:stretch>
+                  </pic:blipFill>
+                  <pic:spPr>
+                    <a:xfrm>
+                      <a:off x="0" y="0"/>
+                      <a:ext cx="5274310" cy="2380615"/>
+                    </a:xfrm>
+                    <a:prstGeom prst="rect">
+                      <a:avLst/>
+                    </a:prstGeom>
+                  </pic:spPr>
+                </pic:pic>
+              </a:graphicData>
+            </a:graphic>
+          </wp:inline>
+        </w:drawing>
+      </w:r>
+    </w:p>
+    <w:p>
+      <w:pPr>
+        <w:jc w:val="center"/>
+        <w:rPr>
+          <w:rFonts w:eastAsia="標楷體"/>
+        </w:rPr>
+      </w:pPr>
+      <w:r>
+        <w:rPr>
+          <w:rFonts w:eastAsia="標楷體" w:hint="eastAsia"/>
+        </w:rPr>
+        <w:t>圖</w:t>
+      </w:r>
+      <w:r>
+        <w:rPr>
+          <w:rFonts w:eastAsia="標楷體" w:hint="eastAsia"/>
+        </w:rPr>
+        <w:t>6-1-2</w:t>
+      </w:r>
+      <w:r>
+        <w:rPr>
+          <w:rFonts w:eastAsia="標楷體" w:hint="eastAsia"/>
+        </w:rPr>
+        <w:t>循序圖－風險評鑑</w:t>
+      </w:r>
+    </w:p>
+    <w:p>
+      <w:pPr>
+        <w:jc w:val="center"/>
+        <w:rPr>
+          <w:rFonts w:eastAsia="標楷體"/>
+        </w:rPr>
+      </w:pPr>
+      <w:r>
+        <w:rPr>
+          <w:rFonts w:eastAsia="標楷體"/>
+          <w:noProof/>
+        </w:rPr>
+        <w:lastRenderedPageBreak/>
+        <w:drawing>
+          <wp:inline distT="0" distB="0" distL="0" distR="0" wp14:anchorId="65339782" wp14:editId="07484A98">
+            <wp:extent cx="5274310" cy="2875915"/>
+            <wp:effectExtent l="0" t="0" r="2540" b="635"/>
+            <wp:docPr id="571546818" name="圖片 1"/>
+            <wp:cNvGraphicFramePr>
+              <a:graphicFrameLocks xmlns:a="http://schemas.openxmlformats.org/drawingml/2006/main" noChangeAspect="1"/>
+            </wp:cNvGraphicFramePr>
+            <a:graphic xmlns:a="http://schemas.openxmlformats.org/drawingml/2006/main">
+              <a:graphicData uri="http://schemas.openxmlformats.org/drawingml/2006/picture">
+                <pic:pic xmlns:pic="http://schemas.openxmlformats.org/drawingml/2006/picture">
+                  <pic:nvPicPr>
+                    <pic:cNvPr id="571546818" name=""/>
+                    <pic:cNvPicPr/>
+                  </pic:nvPicPr>
+                  <pic:blipFill>
+                    <a:blip r:embed="rId11"/>
+                    <a:stretch>
+                      <a:fillRect/>
+                    </a:stretch>
+                  </pic:blipFill>
+                  <pic:spPr>
+                    <a:xfrm>
+                      <a:off x="0" y="0"/>
+                      <a:ext cx="5274310" cy="2875915"/>
+                    </a:xfrm>
+                    <a:prstGeom prst="rect">
+                      <a:avLst/>
+                    </a:prstGeom>
+                  </pic:spPr>
+                </pic:pic>
+              </a:graphicData>
+            </a:graphic>
+          </wp:inline>
+        </w:drawing>
+      </w:r>
+    </w:p>
+    <w:p>
+      <w:pPr>
+        <w:jc w:val="center"/>
+        <w:rPr>
+          <w:rFonts w:eastAsia="標楷體"/>
+        </w:rPr>
+      </w:pPr>
+      <w:r>
+        <w:rPr>
+          <w:rFonts w:eastAsia="標楷體" w:hint="eastAsia"/>
+        </w:rPr>
+        <w:t>圖</w:t>
+      </w:r>
+      <w:r>
+        <w:rPr>
+          <w:rFonts w:eastAsia="標楷體" w:hint="eastAsia"/>
+        </w:rPr>
+        <w:t>6-1-3</w:t>
+      </w:r>
+      <w:r>
+        <w:rPr>
+          <w:rFonts w:eastAsia="標楷體" w:hint="eastAsia"/>
+        </w:rPr>
+        <w:t>循序圖－改善建議</w:t>
+      </w:r>
+    </w:p>
+    <w:p>
+      <w:pPr>
+        <w:jc w:val="center"/>
+        <w:rPr>
+          <w:rFonts w:eastAsia="標楷體"/>
+        </w:rPr>
+      </w:pPr>
+    </w:p>
+    <w:p>
+      <w:pPr>
+        <w:rPr>
+          <w:rFonts w:eastAsia="標楷體"/>
+          <w:b/>
+          <w:bCs/>
+          <w:sz w:val="28"/>
+          <w:szCs w:val="28"/>
+        </w:rPr>
+      </w:pPr>
+      <w:r>
+        <w:rPr>
+          <w:rFonts w:eastAsia="標楷體" w:hint="eastAsia"/>
+          <w:b/>
+          <w:bCs/>
+          <w:sz w:val="28"/>
+          <w:szCs w:val="28"/>
+        </w:rPr>
+        <w:t xml:space="preserve">6-2 </w:t>
+      </w:r>
+      <w:r>
+        <w:rPr>
+          <w:rFonts w:eastAsia="標楷體" w:hint="eastAsia"/>
+          <w:b/>
+          <w:bCs/>
+          <w:sz w:val="28"/>
+          <w:szCs w:val="28"/>
+        </w:rPr>
+        <w:t>設計類別圖</w:t>
+      </w:r>
+    </w:p>
+    <w:p>
+      <w:pPr>
+        <w:rPr>
+          <w:rFonts w:eastAsia="標楷體"/>
+        </w:rPr>
+      </w:pPr>
+    </w:p>
+    <w:p>
+      <w:pPr>
+        <w:widowControl/>
+        <w:spacing w:after="160"/>
+        <w:rPr>
+          <w:rFonts w:eastAsia="標楷體"/>
+        </w:rPr>
+      </w:pPr>
+    </w:p>
+    <w:p>
+      <w:pPr>
+        <w:widowControl/>
+        <w:spacing w:after="160"/>
+        <w:rPr>
+          <w:rFonts w:eastAsia="標楷體" w:hint="eastAsia"/>
+        </w:rPr>
+      </w:pPr>
+    </w:p>
+    <w:p>
+      <w:pPr>
         <w:rPr>
           <w:rFonts w:eastAsia="標楷體"/>
         </w:rPr>
@@ -11572,7 +11944,7 @@
                     <pic:cNvPicPr/>
                   </pic:nvPicPr>
                   <pic:blipFill>
-                    <a:blip r:embed="rId9" cstate="print">
+                    <a:blip r:embed="rId12" cstate="print">
                       <a:extLst>
                         <a:ext uri="{28A0092B-C50C-407E-A947-70E740481C1C}">
                           <a14:useLocalDpi xmlns:a14="http://schemas.microsoft.com/office/drawing/2010/main" val="0"/>
@@ -11622,7 +11994,7 @@
     <w:p>
       <w:pPr>
         <w:rPr>
-          <w:rFonts w:eastAsia="標楷體" w:hint="eastAsia"/>
+          <w:rFonts w:eastAsia="標楷體"/>
         </w:rPr>
       </w:pPr>
     </w:p>
@@ -11712,7 +12084,7 @@
                     <pic:cNvPicPr/>
                   </pic:nvPicPr>
                   <pic:blipFill>
-                    <a:blip r:embed="rId10" cstate="print">
+                    <a:blip r:embed="rId13" cstate="print">
                       <a:extLst>
                         <a:ext uri="{28A0092B-C50C-407E-A947-70E740481C1C}">
                           <a14:useLocalDpi xmlns:a14="http://schemas.microsoft.com/office/drawing/2010/main" val="0"/>
@@ -11779,7 +12151,7 @@
                     <pic:cNvPicPr/>
                   </pic:nvPicPr>
                   <pic:blipFill>
-                    <a:blip r:embed="rId11" cstate="print">
+                    <a:blip r:embed="rId14" cstate="print">
                       <a:extLst>
                         <a:ext uri="{28A0092B-C50C-407E-A947-70E740481C1C}">
                           <a14:useLocalDpi xmlns:a14="http://schemas.microsoft.com/office/drawing/2010/main" val="0"/>
@@ -11815,6 +12187,5952 @@
     </w:p>
     <w:p>
       <w:pPr>
+        <w:widowControl/>
+        <w:spacing w:before="100" w:beforeAutospacing="1" w:after="100" w:afterAutospacing="1"/>
+        <w:outlineLvl w:val="0"/>
+      </w:pPr>
+      <w:r>
+        <w:t>資料庫設計</w:t>
+      </w:r>
+      <w:r>
+        <w:t xml:space="preserve"> </w:t>
+      </w:r>
+    </w:p>
+    <w:p>
+      <w:pPr>
+        <w:widowControl/>
+        <w:spacing w:before="100" w:beforeAutospacing="1" w:after="100" w:afterAutospacing="1"/>
+        <w:outlineLvl w:val="0"/>
+      </w:pPr>
+      <w:r>
+        <w:t xml:space="preserve">8-1 </w:t>
+      </w:r>
+      <w:r>
+        <w:t>資料庫關聯表：需註明參考關係及限制</w:t>
+      </w:r>
+      <w:r>
+        <w:t>(Constraints)</w:t>
+      </w:r>
+      <w:r>
+        <w:t>。</w:t>
+      </w:r>
+      <w:r>
+        <w:t xml:space="preserve"> </w:t>
+      </w:r>
+    </w:p>
+    <w:p>
+      <w:pPr>
+        <w:widowControl/>
+        <w:spacing w:before="100" w:beforeAutospacing="1" w:after="100" w:afterAutospacing="1"/>
+        <w:outlineLvl w:val="0"/>
+        <w:rPr>
+          <w:rFonts w:ascii="新細明體" w:hAnsi="新細明體" w:cs="新細明體"/>
+          <w:b/>
+          <w:bCs/>
+          <w:kern w:val="36"/>
+        </w:rPr>
+      </w:pPr>
+      <w:r>
+        <w:t xml:space="preserve">8-2 </w:t>
+      </w:r>
+      <w:r>
+        <w:t>表格及其</w:t>
+      </w:r>
+      <w:r>
+        <w:t>Meta data</w:t>
+      </w:r>
+      <w:r>
+        <w:t>。</w:t>
+      </w:r>
+    </w:p>
+    <w:p>
+      <w:pPr>
+        <w:widowControl/>
+        <w:spacing w:before="100" w:beforeAutospacing="1" w:after="100" w:afterAutospacing="1"/>
+        <w:outlineLvl w:val="0"/>
+        <w:rPr>
+          <w:rFonts w:ascii="新細明體" w:hAnsi="新細明體" w:cs="新細明體"/>
+          <w:b/>
+          <w:bCs/>
+          <w:kern w:val="36"/>
+          <w:sz w:val="28"/>
+          <w:szCs w:val="28"/>
+        </w:rPr>
+      </w:pPr>
+      <w:r>
+        <w:rPr>
+          <w:rFonts w:ascii="新細明體" w:hAnsi="新細明體" w:cs="新細明體"/>
+          <w:b/>
+          <w:bCs/>
+          <w:kern w:val="36"/>
+          <w:sz w:val="28"/>
+          <w:szCs w:val="28"/>
+        </w:rPr>
+        <w:t>8 資料庫設計（</w:t>
+      </w:r>
+      <w:proofErr w:type="spellStart"/>
+      <w:r>
+        <w:rPr>
+          <w:rFonts w:ascii="新細明體" w:hAnsi="新細明體" w:cs="新細明體"/>
+          <w:b/>
+          <w:bCs/>
+          <w:kern w:val="36"/>
+          <w:sz w:val="28"/>
+          <w:szCs w:val="28"/>
+        </w:rPr>
+        <w:t>Supabase</w:t>
+      </w:r>
+      <w:proofErr w:type="spellEnd"/>
+      <w:r>
+        <w:rPr>
+          <w:rFonts w:ascii="新細明體" w:hAnsi="新細明體" w:cs="新細明體"/>
+          <w:b/>
+          <w:bCs/>
+          <w:kern w:val="36"/>
+          <w:sz w:val="28"/>
+          <w:szCs w:val="28"/>
+        </w:rPr>
+        <w:t xml:space="preserve"> PostgreSQL）</w:t>
+      </w:r>
+    </w:p>
+    <w:p>
+      <w:pPr>
+        <w:widowControl/>
+        <w:spacing w:before="100" w:beforeAutospacing="1" w:after="100" w:afterAutospacing="1"/>
+        <w:rPr>
+          <w:rFonts w:ascii="新細明體" w:hAnsi="新細明體" w:cs="新細明體"/>
+          <w:kern w:val="0"/>
+        </w:rPr>
+      </w:pPr>
+      <w:r>
+        <w:rPr>
+          <w:rFonts w:ascii="新細明體" w:hAnsi="新細明體" w:cs="新細明體"/>
+          <w:kern w:val="0"/>
+        </w:rPr>
+        <w:t xml:space="preserve">本系統採用 </w:t>
+      </w:r>
+      <w:proofErr w:type="spellStart"/>
+      <w:r>
+        <w:rPr>
+          <w:rFonts w:ascii="新細明體" w:hAnsi="新細明體" w:cs="新細明體"/>
+          <w:b/>
+          <w:bCs/>
+          <w:kern w:val="0"/>
+        </w:rPr>
+        <w:t>Supabase</w:t>
+      </w:r>
+      <w:proofErr w:type="spellEnd"/>
+      <w:r>
+        <w:rPr>
+          <w:rFonts w:ascii="新細明體" w:hAnsi="新細明體" w:cs="新細明體"/>
+          <w:b/>
+          <w:bCs/>
+          <w:kern w:val="0"/>
+        </w:rPr>
+        <w:t>雲端資料庫</w:t>
+      </w:r>
+      <w:r>
+        <w:rPr>
+          <w:rFonts w:ascii="新細明體" w:hAnsi="新細明體" w:cs="新細明體"/>
+          <w:kern w:val="0"/>
+        </w:rPr>
+        <w:t>作為後端資料儲存平台，用以保存資產盤點資訊、風險評估結果、操作稽核紀錄及使用者資料。</w:t>
+      </w:r>
+      <w:r>
+        <w:rPr>
+          <w:rFonts w:ascii="新細明體" w:hAnsi="新細明體" w:cs="新細明體"/>
+          <w:kern w:val="0"/>
+        </w:rPr>
+        <w:br/>
+        <w:t>資料庫設計採用關聯式資料表架構，以確保資料一致性、可追蹤性與後續風險分析需求。系統透過主鍵（Primary Key）</w:t>
+      </w:r>
+      <w:proofErr w:type="gramStart"/>
+      <w:r>
+        <w:rPr>
+          <w:rFonts w:ascii="新細明體" w:hAnsi="新細明體" w:cs="新細明體"/>
+          <w:kern w:val="0"/>
+        </w:rPr>
+        <w:t>與外鍵</w:t>
+      </w:r>
+      <w:proofErr w:type="gramEnd"/>
+      <w:r>
+        <w:rPr>
+          <w:rFonts w:ascii="新細明體" w:hAnsi="新細明體" w:cs="新細明體"/>
+          <w:kern w:val="0"/>
+        </w:rPr>
+        <w:t>（Foreign Key）建立資料表間關聯，並搭配必要限制條件避免錯誤輸入或資料不一致。</w:t>
+      </w:r>
+    </w:p>
+    <w:p>
+      <w:pPr>
+        <w:widowControl/>
+        <w:rPr>
+          <w:rFonts w:ascii="新細明體" w:hAnsi="新細明體" w:cs="新細明體"/>
+          <w:kern w:val="0"/>
+        </w:rPr>
+      </w:pPr>
+      <w:r>
+        <w:rPr>
+          <w:rFonts w:ascii="新細明體" w:hAnsi="新細明體" w:cs="新細明體"/>
+          <w:kern w:val="0"/>
+        </w:rPr>
+        <w:pict w14:anchorId="363F63F4">
+          <v:rect id="_x0000_i1025" style="width:0;height:1.5pt" o:hralign="center" o:hrstd="t" o:hr="t" fillcolor="#a0a0a0" stroked="f"/>
+        </w:pict>
+      </w:r>
+    </w:p>
+    <w:p>
+      <w:pPr>
+        <w:widowControl/>
+        <w:spacing w:before="100" w:beforeAutospacing="1" w:after="100" w:afterAutospacing="1"/>
+        <w:outlineLvl w:val="0"/>
+        <w:rPr>
+          <w:rFonts w:ascii="新細明體" w:hAnsi="新細明體" w:cs="新細明體"/>
+          <w:b/>
+          <w:bCs/>
+          <w:kern w:val="36"/>
+          <w:sz w:val="28"/>
+          <w:szCs w:val="28"/>
+        </w:rPr>
+      </w:pPr>
+      <w:r>
+        <w:rPr>
+          <w:rFonts w:ascii="新細明體" w:hAnsi="新細明體" w:cs="新細明體"/>
+          <w:b/>
+          <w:bCs/>
+          <w:kern w:val="36"/>
+          <w:sz w:val="28"/>
+          <w:szCs w:val="28"/>
+        </w:rPr>
+        <w:t>8-1 資料庫關聯表（參考關係與限制 Constraints）</w:t>
+      </w:r>
+    </w:p>
+    <w:p>
+      <w:pPr>
+        <w:widowControl/>
+        <w:spacing w:before="100" w:beforeAutospacing="1" w:after="100" w:afterAutospacing="1"/>
+        <w:outlineLvl w:val="1"/>
+        <w:rPr>
+          <w:rFonts w:ascii="新細明體" w:hAnsi="新細明體" w:cs="新細明體"/>
+          <w:b/>
+          <w:bCs/>
+          <w:kern w:val="0"/>
+          <w:sz w:val="28"/>
+          <w:szCs w:val="28"/>
+        </w:rPr>
+      </w:pPr>
+      <w:r>
+        <w:rPr>
+          <w:rFonts w:ascii="新細明體" w:hAnsi="新細明體" w:cs="新細明體"/>
+          <w:b/>
+          <w:bCs/>
+          <w:kern w:val="0"/>
+          <w:sz w:val="28"/>
+          <w:szCs w:val="28"/>
+        </w:rPr>
+        <w:t>8-1-1 資料表關聯概述</w:t>
+      </w:r>
+    </w:p>
+    <w:p>
+      <w:pPr>
+        <w:widowControl/>
+        <w:spacing w:before="100" w:beforeAutospacing="1" w:after="100" w:afterAutospacing="1"/>
+        <w:rPr>
+          <w:rFonts w:ascii="新細明體" w:hAnsi="新細明體" w:cs="新細明體"/>
+          <w:kern w:val="0"/>
+        </w:rPr>
+      </w:pPr>
+      <w:r>
+        <w:rPr>
+          <w:rFonts w:ascii="新細明體" w:hAnsi="新細明體" w:cs="新細明體"/>
+          <w:kern w:val="0"/>
+        </w:rPr>
+        <w:t>本系統資料庫包含以下四個主要資料表：</w:t>
+      </w:r>
+    </w:p>
+    <w:p>
+      <w:pPr>
+        <w:widowControl/>
+        <w:numPr>
+          <w:ilvl w:val="0"/>
+          <w:numId w:val="17"/>
+        </w:numPr>
+        <w:spacing w:before="100" w:beforeAutospacing="1" w:after="100" w:afterAutospacing="1"/>
+        <w:rPr>
+          <w:rFonts w:ascii="新細明體" w:hAnsi="新細明體" w:cs="新細明體"/>
+          <w:kern w:val="0"/>
+        </w:rPr>
+      </w:pPr>
+      <w:r>
+        <w:rPr>
+          <w:rFonts w:ascii="新細明體" w:hAnsi="新細明體" w:cs="新細明體"/>
+          <w:b/>
+          <w:bCs/>
+          <w:kern w:val="0"/>
+        </w:rPr>
+        <w:t>assets（資產盤點表）</w:t>
+      </w:r>
+      <w:r>
+        <w:rPr>
+          <w:rFonts w:ascii="新細明體" w:hAnsi="新細明體" w:cs="新細明體"/>
+          <w:kern w:val="0"/>
+        </w:rPr>
+        <w:t>：儲存資產資訊及</w:t>
+      </w:r>
+      <w:r>
+        <w:rPr>
+          <w:rFonts w:ascii="新細明體" w:hAnsi="新細明體" w:cs="新細明體"/>
+          <w:kern w:val="0"/>
+        </w:rPr>
+        <w:t>CIA</w:t>
+      </w:r>
+      <w:r>
+        <w:rPr>
+          <w:rFonts w:ascii="新細明體" w:hAnsi="新細明體" w:cs="新細明體"/>
+          <w:kern w:val="0"/>
+        </w:rPr>
+        <w:t xml:space="preserve">等級 </w:t>
+      </w:r>
+    </w:p>
+    <w:p>
+      <w:pPr>
+        <w:widowControl/>
+        <w:numPr>
+          <w:ilvl w:val="0"/>
+          <w:numId w:val="17"/>
+        </w:numPr>
+        <w:spacing w:before="100" w:beforeAutospacing="1" w:after="100" w:afterAutospacing="1"/>
+        <w:rPr>
+          <w:rFonts w:ascii="新細明體" w:hAnsi="新細明體" w:cs="新細明體"/>
+          <w:kern w:val="0"/>
+        </w:rPr>
+      </w:pPr>
+      <w:proofErr w:type="spellStart"/>
+      <w:r>
+        <w:rPr>
+          <w:rFonts w:ascii="新細明體" w:hAnsi="新細明體" w:cs="新細明體"/>
+          <w:b/>
+          <w:bCs/>
+          <w:kern w:val="0"/>
+        </w:rPr>
+        <w:t>risk_assessments</w:t>
+      </w:r>
+      <w:proofErr w:type="spellEnd"/>
+      <w:r>
+        <w:rPr>
+          <w:rFonts w:ascii="新細明體" w:hAnsi="新細明體" w:cs="新細明體"/>
+          <w:b/>
+          <w:bCs/>
+          <w:kern w:val="0"/>
+        </w:rPr>
+        <w:t>（風險評估表）</w:t>
+      </w:r>
+      <w:r>
+        <w:rPr>
+          <w:rFonts w:ascii="新細明體" w:hAnsi="新細明體" w:cs="新細明體"/>
+          <w:kern w:val="0"/>
+        </w:rPr>
+        <w:t xml:space="preserve">：儲存每項資產之風險評估結果 </w:t>
+      </w:r>
+    </w:p>
+    <w:p>
+      <w:pPr>
+        <w:widowControl/>
+        <w:numPr>
+          <w:ilvl w:val="0"/>
+          <w:numId w:val="17"/>
+        </w:numPr>
+        <w:spacing w:before="100" w:beforeAutospacing="1" w:after="100" w:afterAutospacing="1"/>
+        <w:rPr>
+          <w:rFonts w:ascii="新細明體" w:hAnsi="新細明體" w:cs="新細明體"/>
+          <w:kern w:val="0"/>
+        </w:rPr>
+      </w:pPr>
+      <w:proofErr w:type="spellStart"/>
+      <w:r>
+        <w:rPr>
+          <w:rFonts w:ascii="新細明體" w:hAnsi="新細明體" w:cs="新細明體"/>
+          <w:b/>
+          <w:bCs/>
+          <w:kern w:val="0"/>
+        </w:rPr>
+        <w:t>audit_logs</w:t>
+      </w:r>
+      <w:proofErr w:type="spellEnd"/>
+      <w:r>
+        <w:rPr>
+          <w:rFonts w:ascii="新細明體" w:hAnsi="新細明體" w:cs="新細明體"/>
+          <w:b/>
+          <w:bCs/>
+          <w:kern w:val="0"/>
+        </w:rPr>
+        <w:t>（稽核紀錄表）</w:t>
+      </w:r>
+      <w:r>
+        <w:rPr>
+          <w:rFonts w:ascii="新細明體" w:hAnsi="新細明體" w:cs="新細明體"/>
+          <w:kern w:val="0"/>
+        </w:rPr>
+        <w:t xml:space="preserve">：記錄使用者對系統操作行為，支援追蹤與稽核 </w:t>
+      </w:r>
+    </w:p>
+    <w:p>
+      <w:pPr>
+        <w:widowControl/>
+        <w:numPr>
+          <w:ilvl w:val="0"/>
+          <w:numId w:val="17"/>
+        </w:numPr>
+        <w:spacing w:before="100" w:beforeAutospacing="1" w:after="100" w:afterAutospacing="1"/>
+        <w:rPr>
+          <w:rFonts w:ascii="新細明體" w:hAnsi="新細明體" w:cs="新細明體"/>
+          <w:kern w:val="0"/>
+        </w:rPr>
+      </w:pPr>
+      <w:r>
+        <w:rPr>
+          <w:rFonts w:ascii="新細明體" w:hAnsi="新細明體" w:cs="新細明體"/>
+          <w:b/>
+          <w:bCs/>
+          <w:kern w:val="0"/>
+        </w:rPr>
+        <w:t>users（使用者表）</w:t>
+      </w:r>
+      <w:r>
+        <w:rPr>
+          <w:rFonts w:ascii="新細明體" w:hAnsi="新細明體" w:cs="新細明體"/>
+          <w:kern w:val="0"/>
+        </w:rPr>
+        <w:t xml:space="preserve">：儲存帳號資訊與權限角色 </w:t>
+      </w:r>
+    </w:p>
+    <w:p>
+      <w:pPr>
+        <w:widowControl/>
+        <w:rPr>
+          <w:rFonts w:ascii="新細明體" w:hAnsi="新細明體" w:cs="新細明體"/>
+          <w:kern w:val="0"/>
+        </w:rPr>
+      </w:pPr>
+      <w:r>
+        <w:rPr>
+          <w:rFonts w:ascii="新細明體" w:hAnsi="新細明體" w:cs="新細明體"/>
+          <w:kern w:val="0"/>
+        </w:rPr>
+        <w:pict w14:anchorId="38EA471B">
+          <v:rect id="_x0000_i1026" style="width:0;height:1.5pt" o:hralign="center" o:hrstd="t" o:hr="t" fillcolor="#a0a0a0" stroked="f"/>
+        </w:pict>
+      </w:r>
+    </w:p>
+    <w:p>
+      <w:pPr>
+        <w:widowControl/>
+        <w:spacing w:before="100" w:beforeAutospacing="1" w:after="100" w:afterAutospacing="1"/>
+        <w:outlineLvl w:val="1"/>
+        <w:rPr>
+          <w:rFonts w:ascii="新細明體" w:hAnsi="新細明體" w:cs="新細明體"/>
+          <w:b/>
+          <w:bCs/>
+          <w:kern w:val="0"/>
+          <w:sz w:val="28"/>
+          <w:szCs w:val="28"/>
+        </w:rPr>
+      </w:pPr>
+      <w:r>
+        <w:rPr>
+          <w:rFonts w:ascii="新細明體" w:hAnsi="新細明體" w:cs="新細明體"/>
+          <w:b/>
+          <w:bCs/>
+          <w:kern w:val="0"/>
+          <w:sz w:val="28"/>
+          <w:szCs w:val="28"/>
+        </w:rPr>
+        <w:t>8-1-2 資料表關聯（Relationship）</w:t>
+      </w:r>
+    </w:p>
+    <w:p>
+      <w:pPr>
+        <w:widowControl/>
+        <w:spacing w:before="100" w:beforeAutospacing="1" w:after="100" w:afterAutospacing="1"/>
+        <w:outlineLvl w:val="2"/>
+        <w:rPr>
+          <w:rFonts w:ascii="新細明體" w:hAnsi="新細明體" w:cs="新細明體"/>
+          <w:b/>
+          <w:bCs/>
+          <w:kern w:val="0"/>
+        </w:rPr>
+      </w:pPr>
+      <w:r>
+        <w:rPr>
+          <w:rFonts w:ascii="新細明體" w:hAnsi="新細明體" w:cs="新細明體"/>
+          <w:b/>
+          <w:bCs/>
+          <w:kern w:val="0"/>
+        </w:rPr>
+        <w:t xml:space="preserve">(1) assets 與 </w:t>
+      </w:r>
+      <w:proofErr w:type="spellStart"/>
+      <w:r>
+        <w:rPr>
+          <w:rFonts w:ascii="新細明體" w:hAnsi="新細明體" w:cs="新細明體"/>
+          <w:b/>
+          <w:bCs/>
+          <w:kern w:val="0"/>
+        </w:rPr>
+        <w:t>risk_assessments</w:t>
+      </w:r>
+      <w:proofErr w:type="spellEnd"/>
+      <w:r>
+        <w:rPr>
+          <w:rFonts w:ascii="新細明體" w:hAnsi="新細明體" w:cs="新細明體"/>
+          <w:b/>
+          <w:bCs/>
+          <w:kern w:val="0"/>
+        </w:rPr>
+        <w:t xml:space="preserve"> 關聯</w:t>
+      </w:r>
+    </w:p>
+    <w:p>
+      <w:pPr>
+        <w:widowControl/>
+        <w:numPr>
+          <w:ilvl w:val="0"/>
+          <w:numId w:val="18"/>
+        </w:numPr>
+        <w:spacing w:before="100" w:beforeAutospacing="1" w:after="100" w:afterAutospacing="1"/>
+        <w:rPr>
+          <w:rFonts w:ascii="新細明體" w:hAnsi="新細明體" w:cs="新細明體"/>
+          <w:kern w:val="0"/>
+        </w:rPr>
+      </w:pPr>
+      <w:r>
+        <w:rPr>
+          <w:rFonts w:ascii="新細明體" w:hAnsi="新細明體" w:cs="新細明體"/>
+          <w:b/>
+          <w:bCs/>
+          <w:kern w:val="0"/>
+        </w:rPr>
+        <w:t>關聯類型：一對多</w:t>
+      </w:r>
+      <w:proofErr w:type="gramStart"/>
+      <w:r>
+        <w:rPr>
+          <w:rFonts w:ascii="新細明體" w:hAnsi="新細明體" w:cs="新細明體"/>
+          <w:b/>
+          <w:bCs/>
+          <w:kern w:val="0"/>
+        </w:rPr>
+        <w:t>（</w:t>
+      </w:r>
+      <w:proofErr w:type="gramEnd"/>
+      <w:r>
+        <w:rPr>
+          <w:rFonts w:ascii="新細明體" w:hAnsi="新細明體" w:cs="新細明體"/>
+          <w:b/>
+          <w:bCs/>
+          <w:kern w:val="0"/>
+        </w:rPr>
+        <w:t>1:N</w:t>
+      </w:r>
+      <w:proofErr w:type="gramStart"/>
+      <w:r>
+        <w:rPr>
+          <w:rFonts w:ascii="新細明體" w:hAnsi="新細明體" w:cs="新細明體"/>
+          <w:b/>
+          <w:bCs/>
+          <w:kern w:val="0"/>
+        </w:rPr>
+        <w:t>）</w:t>
+      </w:r>
+      <w:proofErr w:type="gramEnd"/>
+      <w:r>
+        <w:rPr>
+          <w:rFonts w:ascii="新細明體" w:hAnsi="新細明體" w:cs="新細明體"/>
+          <w:kern w:val="0"/>
+        </w:rPr>
+        <w:t xml:space="preserve"> </w:t>
+      </w:r>
+    </w:p>
+    <w:p>
+      <w:pPr>
+        <w:widowControl/>
+        <w:numPr>
+          <w:ilvl w:val="0"/>
+          <w:numId w:val="18"/>
+        </w:numPr>
+        <w:spacing w:before="100" w:beforeAutospacing="1" w:after="100" w:afterAutospacing="1"/>
+        <w:rPr>
+          <w:rFonts w:ascii="新細明體" w:hAnsi="新細明體" w:cs="新細明體"/>
+          <w:kern w:val="0"/>
+        </w:rPr>
+      </w:pPr>
+      <w:r>
+        <w:rPr>
+          <w:rFonts w:ascii="新細明體" w:hAnsi="新細明體" w:cs="新細明體"/>
+          <w:kern w:val="0"/>
+        </w:rPr>
+        <w:lastRenderedPageBreak/>
+        <w:t>一筆資產資料（assets）可對應多筆風險評估結果（</w:t>
+      </w:r>
+      <w:proofErr w:type="spellStart"/>
+      <w:r>
+        <w:rPr>
+          <w:rFonts w:ascii="新細明體" w:hAnsi="新細明體" w:cs="新細明體"/>
+          <w:kern w:val="0"/>
+        </w:rPr>
+        <w:t>risk_assessments</w:t>
+      </w:r>
+      <w:proofErr w:type="spellEnd"/>
+      <w:r>
+        <w:rPr>
+          <w:rFonts w:ascii="新細明體" w:hAnsi="新細明體" w:cs="新細明體"/>
+          <w:kern w:val="0"/>
+        </w:rPr>
+        <w:t xml:space="preserve">） </w:t>
+      </w:r>
+    </w:p>
+    <w:p>
+      <w:pPr>
+        <w:widowControl/>
+        <w:numPr>
+          <w:ilvl w:val="0"/>
+          <w:numId w:val="18"/>
+        </w:numPr>
+        <w:spacing w:before="100" w:beforeAutospacing="1" w:after="100" w:afterAutospacing="1"/>
+        <w:rPr>
+          <w:rFonts w:ascii="新細明體" w:hAnsi="新細明體" w:cs="新細明體"/>
+          <w:kern w:val="0"/>
+        </w:rPr>
+      </w:pPr>
+      <w:r>
+        <w:rPr>
+          <w:rFonts w:ascii="新細明體" w:hAnsi="新細明體" w:cs="新細明體"/>
+          <w:kern w:val="0"/>
+        </w:rPr>
+        <w:t xml:space="preserve">風險評估必須依附於特定資產，不能獨立存在 </w:t>
+      </w:r>
+    </w:p>
+    <w:p>
+      <w:pPr>
+        <w:widowControl/>
+        <w:spacing w:before="100" w:beforeAutospacing="1" w:after="100" w:afterAutospacing="1"/>
+        <w:rPr>
+          <w:rFonts w:ascii="新細明體" w:hAnsi="新細明體" w:cs="新細明體"/>
+          <w:kern w:val="0"/>
+        </w:rPr>
+      </w:pPr>
+      <w:r>
+        <w:rPr>
+          <w:rFonts w:ascii="新細明體" w:hAnsi="新細明體" w:cs="新細明體"/>
+          <w:kern w:val="0"/>
+        </w:rPr>
+        <w:t>參考關係（Foreign Key）：</w:t>
+      </w:r>
+    </w:p>
+    <w:p>
+      <w:pPr>
+        <w:widowControl/>
+        <w:numPr>
+          <w:ilvl w:val="0"/>
+          <w:numId w:val="19"/>
+        </w:numPr>
+        <w:spacing w:before="100" w:beforeAutospacing="1" w:after="100" w:afterAutospacing="1"/>
+        <w:rPr>
+          <w:rFonts w:ascii="新細明體" w:hAnsi="新細明體" w:cs="新細明體"/>
+          <w:kern w:val="0"/>
+        </w:rPr>
+      </w:pPr>
+      <w:proofErr w:type="spellStart"/>
+      <w:r>
+        <w:rPr>
+          <w:rFonts w:ascii="細明體" w:eastAsia="細明體" w:hAnsi="細明體" w:cs="細明體"/>
+          <w:kern w:val="0"/>
+        </w:rPr>
+        <w:t>risk_assessments.asset_id</w:t>
+      </w:r>
+      <w:proofErr w:type="spellEnd"/>
+      <w:r>
+        <w:rPr>
+          <w:rFonts w:ascii="新細明體" w:hAnsi="新細明體" w:cs="新細明體"/>
+          <w:kern w:val="0"/>
+        </w:rPr>
+        <w:t xml:space="preserve"> 參考 </w:t>
+      </w:r>
+      <w:r>
+        <w:rPr>
+          <w:rFonts w:ascii="細明體" w:eastAsia="細明體" w:hAnsi="細明體" w:cs="細明體"/>
+          <w:kern w:val="0"/>
+        </w:rPr>
+        <w:t>assets.id</w:t>
+      </w:r>
+      <w:r>
+        <w:rPr>
+          <w:rFonts w:ascii="新細明體" w:hAnsi="新細明體" w:cs="新細明體"/>
+          <w:kern w:val="0"/>
+        </w:rPr>
+        <w:t xml:space="preserve"> </w:t>
+      </w:r>
+    </w:p>
+    <w:p>
+      <w:pPr>
+        <w:widowControl/>
+        <w:rPr>
+          <w:rFonts w:ascii="新細明體" w:hAnsi="新細明體" w:cs="新細明體"/>
+          <w:kern w:val="0"/>
+        </w:rPr>
+      </w:pPr>
+      <w:r>
+        <w:rPr>
+          <w:rFonts w:ascii="新細明體" w:hAnsi="新細明體" w:cs="新細明體"/>
+          <w:kern w:val="0"/>
+        </w:rPr>
+        <w:pict w14:anchorId="0EB6AAE2">
+          <v:rect id="_x0000_i1027" style="width:0;height:1.5pt" o:hralign="center" o:hrstd="t" o:hr="t" fillcolor="#a0a0a0" stroked="f"/>
+        </w:pict>
+      </w:r>
+    </w:p>
+    <w:p>
+      <w:pPr>
+        <w:widowControl/>
+        <w:spacing w:before="100" w:beforeAutospacing="1" w:after="100" w:afterAutospacing="1"/>
+        <w:outlineLvl w:val="2"/>
+        <w:rPr>
+          <w:rFonts w:ascii="新細明體" w:hAnsi="新細明體" w:cs="新細明體"/>
+          <w:b/>
+          <w:bCs/>
+          <w:kern w:val="0"/>
+        </w:rPr>
+      </w:pPr>
+      <w:r>
+        <w:rPr>
+          <w:rFonts w:ascii="新細明體" w:hAnsi="新細明體" w:cs="新細明體"/>
+          <w:b/>
+          <w:bCs/>
+          <w:kern w:val="0"/>
+        </w:rPr>
+        <w:t xml:space="preserve">(2) users 與 </w:t>
+      </w:r>
+      <w:proofErr w:type="spellStart"/>
+      <w:r>
+        <w:rPr>
+          <w:rFonts w:ascii="新細明體" w:hAnsi="新細明體" w:cs="新細明體"/>
+          <w:b/>
+          <w:bCs/>
+          <w:kern w:val="0"/>
+        </w:rPr>
+        <w:t>audit_logs</w:t>
+      </w:r>
+      <w:proofErr w:type="spellEnd"/>
+      <w:r>
+        <w:rPr>
+          <w:rFonts w:ascii="新細明體" w:hAnsi="新細明體" w:cs="新細明體"/>
+          <w:b/>
+          <w:bCs/>
+          <w:kern w:val="0"/>
+        </w:rPr>
+        <w:t xml:space="preserve"> 關聯（概念性關聯）</w:t>
+      </w:r>
+    </w:p>
+    <w:p>
+      <w:pPr>
+        <w:widowControl/>
+        <w:numPr>
+          <w:ilvl w:val="0"/>
+          <w:numId w:val="20"/>
+        </w:numPr>
+        <w:spacing w:before="100" w:beforeAutospacing="1" w:after="100" w:afterAutospacing="1"/>
+        <w:rPr>
+          <w:rFonts w:ascii="新細明體" w:hAnsi="新細明體" w:cs="新細明體"/>
+          <w:kern w:val="0"/>
+        </w:rPr>
+      </w:pPr>
+      <w:r>
+        <w:rPr>
+          <w:rFonts w:ascii="新細明體" w:hAnsi="新細明體" w:cs="新細明體"/>
+          <w:b/>
+          <w:bCs/>
+          <w:kern w:val="0"/>
+        </w:rPr>
+        <w:t>關聯類型：一對多</w:t>
+      </w:r>
+      <w:proofErr w:type="gramStart"/>
+      <w:r>
+        <w:rPr>
+          <w:rFonts w:ascii="新細明體" w:hAnsi="新細明體" w:cs="新細明體"/>
+          <w:b/>
+          <w:bCs/>
+          <w:kern w:val="0"/>
+        </w:rPr>
+        <w:t>（</w:t>
+      </w:r>
+      <w:proofErr w:type="gramEnd"/>
+      <w:r>
+        <w:rPr>
+          <w:rFonts w:ascii="新細明體" w:hAnsi="新細明體" w:cs="新細明體"/>
+          <w:b/>
+          <w:bCs/>
+          <w:kern w:val="0"/>
+        </w:rPr>
+        <w:t>1:N</w:t>
+      </w:r>
+      <w:proofErr w:type="gramStart"/>
+      <w:r>
+        <w:rPr>
+          <w:rFonts w:ascii="新細明體" w:hAnsi="新細明體" w:cs="新細明體"/>
+          <w:b/>
+          <w:bCs/>
+          <w:kern w:val="0"/>
+        </w:rPr>
+        <w:t>）</w:t>
+      </w:r>
+      <w:proofErr w:type="gramEnd"/>
+      <w:r>
+        <w:rPr>
+          <w:rFonts w:ascii="新細明體" w:hAnsi="新細明體" w:cs="新細明體"/>
+          <w:kern w:val="0"/>
+        </w:rPr>
+        <w:t xml:space="preserve"> </w:t>
+      </w:r>
+    </w:p>
+    <w:p>
+      <w:pPr>
+        <w:widowControl/>
+        <w:numPr>
+          <w:ilvl w:val="0"/>
+          <w:numId w:val="20"/>
+        </w:numPr>
+        <w:spacing w:before="100" w:beforeAutospacing="1" w:after="100" w:afterAutospacing="1"/>
+        <w:rPr>
+          <w:rFonts w:ascii="新細明體" w:hAnsi="新細明體" w:cs="新細明體"/>
+          <w:kern w:val="0"/>
+        </w:rPr>
+      </w:pPr>
+      <w:r>
+        <w:rPr>
+          <w:rFonts w:ascii="新細明體" w:hAnsi="新細明體" w:cs="新細明體"/>
+          <w:kern w:val="0"/>
+        </w:rPr>
+        <w:t>一位使用者可產生多筆操作紀錄（</w:t>
+      </w:r>
+      <w:proofErr w:type="spellStart"/>
+      <w:r>
+        <w:rPr>
+          <w:rFonts w:ascii="新細明體" w:hAnsi="新細明體" w:cs="新細明體"/>
+          <w:kern w:val="0"/>
+        </w:rPr>
+        <w:t>audit_logs</w:t>
+      </w:r>
+      <w:proofErr w:type="spellEnd"/>
+      <w:r>
+        <w:rPr>
+          <w:rFonts w:ascii="新細明體" w:hAnsi="新細明體" w:cs="新細明體"/>
+          <w:kern w:val="0"/>
+        </w:rPr>
+        <w:t xml:space="preserve">） </w:t>
+      </w:r>
+    </w:p>
+    <w:p>
+      <w:pPr>
+        <w:widowControl/>
+        <w:spacing w:before="100" w:beforeAutospacing="1" w:after="100" w:afterAutospacing="1"/>
+        <w:rPr>
+          <w:rFonts w:ascii="新細明體" w:hAnsi="新細明體" w:cs="新細明體"/>
+          <w:kern w:val="0"/>
+        </w:rPr>
+      </w:pPr>
+      <w:r>
+        <w:rPr>
+          <w:rFonts w:ascii="新細明體" w:hAnsi="新細明體" w:cs="新細明體"/>
+          <w:kern w:val="0"/>
+        </w:rPr>
+        <w:t>目前資料庫設計中，</w:t>
+      </w:r>
+      <w:proofErr w:type="spellStart"/>
+      <w:r>
+        <w:rPr>
+          <w:rFonts w:ascii="新細明體" w:hAnsi="新細明體" w:cs="新細明體"/>
+          <w:kern w:val="0"/>
+        </w:rPr>
+        <w:t>audit_logs</w:t>
+      </w:r>
+      <w:proofErr w:type="spellEnd"/>
+      <w:r>
+        <w:rPr>
+          <w:rFonts w:ascii="新細明體" w:hAnsi="新細明體" w:cs="新細明體"/>
+          <w:kern w:val="0"/>
+        </w:rPr>
+        <w:t xml:space="preserve"> 以文字欄位 </w:t>
+      </w:r>
+      <w:r>
+        <w:rPr>
+          <w:rFonts w:ascii="細明體" w:eastAsia="細明體" w:hAnsi="細明體" w:cs="細明體"/>
+          <w:kern w:val="0"/>
+        </w:rPr>
+        <w:t>operator</w:t>
+      </w:r>
+      <w:r>
+        <w:rPr>
+          <w:rFonts w:ascii="新細明體" w:hAnsi="新細明體" w:cs="新細明體"/>
+          <w:kern w:val="0"/>
+        </w:rPr>
+        <w:t xml:space="preserve"> 紀錄操作者名稱，因此屬於概念性關聯（弱關聯），其資料來源對應 </w:t>
+      </w:r>
+      <w:proofErr w:type="spellStart"/>
+      <w:r>
+        <w:rPr>
+          <w:rFonts w:ascii="新細明體" w:hAnsi="新細明體" w:cs="新細明體"/>
+          <w:kern w:val="0"/>
+        </w:rPr>
+        <w:t>users.username</w:t>
+      </w:r>
+      <w:proofErr w:type="spellEnd"/>
+      <w:r>
+        <w:rPr>
+          <w:rFonts w:ascii="新細明體" w:hAnsi="新細明體" w:cs="新細明體"/>
+          <w:kern w:val="0"/>
+        </w:rPr>
+        <w:t>。</w:t>
+      </w:r>
+    </w:p>
+    <w:p>
+      <w:pPr>
+        <w:widowControl/>
+        <w:spacing w:before="100" w:beforeAutospacing="1" w:after="100" w:afterAutospacing="1"/>
+        <w:rPr>
+          <w:rFonts w:ascii="新細明體" w:hAnsi="新細明體" w:cs="新細明體"/>
+          <w:kern w:val="0"/>
+        </w:rPr>
+      </w:pPr>
+      <w:r>
+        <w:rPr>
+          <w:rFonts w:ascii="新細明體" w:hAnsi="新細明體" w:cs="新細明體"/>
+          <w:kern w:val="0"/>
+        </w:rPr>
+        <w:t>參考關係（概念）：</w:t>
+      </w:r>
+    </w:p>
+    <w:p>
+      <w:pPr>
+        <w:widowControl/>
+        <w:numPr>
+          <w:ilvl w:val="0"/>
+          <w:numId w:val="21"/>
+        </w:numPr>
+        <w:spacing w:before="100" w:beforeAutospacing="1" w:after="100" w:afterAutospacing="1"/>
+        <w:rPr>
+          <w:rFonts w:ascii="新細明體" w:hAnsi="新細明體" w:cs="新細明體"/>
+          <w:kern w:val="0"/>
+        </w:rPr>
+      </w:pPr>
+      <w:proofErr w:type="spellStart"/>
+      <w:r>
+        <w:rPr>
+          <w:rFonts w:ascii="細明體" w:eastAsia="細明體" w:hAnsi="細明體" w:cs="細明體"/>
+          <w:kern w:val="0"/>
+        </w:rPr>
+        <w:t>audit_logs.operator</w:t>
+      </w:r>
+      <w:proofErr w:type="spellEnd"/>
+      <w:r>
+        <w:rPr>
+          <w:rFonts w:ascii="新細明體" w:hAnsi="新細明體" w:cs="新細明體"/>
+          <w:kern w:val="0"/>
+        </w:rPr>
+        <w:t xml:space="preserve"> 對應 </w:t>
+      </w:r>
+      <w:proofErr w:type="spellStart"/>
+      <w:r>
+        <w:rPr>
+          <w:rFonts w:ascii="細明體" w:eastAsia="細明體" w:hAnsi="細明體" w:cs="細明體"/>
+          <w:kern w:val="0"/>
+        </w:rPr>
+        <w:t>users.username</w:t>
+      </w:r>
+      <w:proofErr w:type="spellEnd"/>
+      <w:r>
+        <w:rPr>
+          <w:rFonts w:ascii="新細明體" w:hAnsi="新細明體" w:cs="新細明體"/>
+          <w:kern w:val="0"/>
+        </w:rPr>
+        <w:t xml:space="preserve"> </w:t>
+      </w:r>
+    </w:p>
+    <w:p>
+      <w:pPr>
+        <w:widowControl/>
+        <w:rPr>
+          <w:rFonts w:ascii="新細明體" w:hAnsi="新細明體" w:cs="新細明體"/>
+          <w:kern w:val="0"/>
+        </w:rPr>
+      </w:pPr>
+      <w:r>
+        <w:rPr>
+          <w:rFonts w:ascii="新細明體" w:hAnsi="新細明體" w:cs="新細明體"/>
+          <w:kern w:val="0"/>
+        </w:rPr>
+        <w:pict w14:anchorId="10C64BF0">
+          <v:rect id="_x0000_i1028" style="width:0;height:1.5pt" o:hralign="center" o:hrstd="t" o:hr="t" fillcolor="#a0a0a0" stroked="f"/>
+        </w:pict>
+      </w:r>
+    </w:p>
+    <w:p>
+      <w:pPr>
+        <w:widowControl/>
+        <w:spacing w:before="100" w:beforeAutospacing="1" w:after="100" w:afterAutospacing="1"/>
+        <w:outlineLvl w:val="2"/>
+        <w:rPr>
+          <w:rFonts w:ascii="新細明體" w:hAnsi="新細明體" w:cs="新細明體"/>
+          <w:b/>
+          <w:bCs/>
+          <w:kern w:val="0"/>
+        </w:rPr>
+      </w:pPr>
+      <w:r>
+        <w:rPr>
+          <w:rFonts w:ascii="新細明體" w:hAnsi="新細明體" w:cs="新細明體"/>
+          <w:b/>
+          <w:bCs/>
+          <w:kern w:val="0"/>
+        </w:rPr>
+        <w:t xml:space="preserve">(3) assets 與 </w:t>
+      </w:r>
+      <w:proofErr w:type="spellStart"/>
+      <w:r>
+        <w:rPr>
+          <w:rFonts w:ascii="新細明體" w:hAnsi="新細明體" w:cs="新細明體"/>
+          <w:b/>
+          <w:bCs/>
+          <w:kern w:val="0"/>
+        </w:rPr>
+        <w:t>audit_logs</w:t>
+      </w:r>
+      <w:proofErr w:type="spellEnd"/>
+      <w:r>
+        <w:rPr>
+          <w:rFonts w:ascii="新細明體" w:hAnsi="新細明體" w:cs="新細明體"/>
+          <w:b/>
+          <w:bCs/>
+          <w:kern w:val="0"/>
+        </w:rPr>
+        <w:t xml:space="preserve"> 關聯（概念性關聯）</w:t>
+      </w:r>
+    </w:p>
+    <w:p>
+      <w:pPr>
+        <w:widowControl/>
+        <w:numPr>
+          <w:ilvl w:val="0"/>
+          <w:numId w:val="22"/>
+        </w:numPr>
+        <w:spacing w:before="100" w:beforeAutospacing="1" w:after="100" w:afterAutospacing="1"/>
+        <w:rPr>
+          <w:rFonts w:ascii="新細明體" w:hAnsi="新細明體" w:cs="新細明體"/>
+          <w:kern w:val="0"/>
+        </w:rPr>
+      </w:pPr>
+      <w:r>
+        <w:rPr>
+          <w:rFonts w:ascii="新細明體" w:hAnsi="新細明體" w:cs="新細明體"/>
+          <w:b/>
+          <w:bCs/>
+          <w:kern w:val="0"/>
+        </w:rPr>
+        <w:t>關聯類型：一對多</w:t>
+      </w:r>
+      <w:proofErr w:type="gramStart"/>
+      <w:r>
+        <w:rPr>
+          <w:rFonts w:ascii="新細明體" w:hAnsi="新細明體" w:cs="新細明體"/>
+          <w:b/>
+          <w:bCs/>
+          <w:kern w:val="0"/>
+        </w:rPr>
+        <w:t>（</w:t>
+      </w:r>
+      <w:proofErr w:type="gramEnd"/>
+      <w:r>
+        <w:rPr>
+          <w:rFonts w:ascii="新細明體" w:hAnsi="新細明體" w:cs="新細明體"/>
+          <w:b/>
+          <w:bCs/>
+          <w:kern w:val="0"/>
+        </w:rPr>
+        <w:t>1:N</w:t>
+      </w:r>
+      <w:proofErr w:type="gramStart"/>
+      <w:r>
+        <w:rPr>
+          <w:rFonts w:ascii="新細明體" w:hAnsi="新細明體" w:cs="新細明體"/>
+          <w:b/>
+          <w:bCs/>
+          <w:kern w:val="0"/>
+        </w:rPr>
+        <w:t>）</w:t>
+      </w:r>
+      <w:proofErr w:type="gramEnd"/>
+      <w:r>
+        <w:rPr>
+          <w:rFonts w:ascii="新細明體" w:hAnsi="新細明體" w:cs="新細明體"/>
+          <w:kern w:val="0"/>
+        </w:rPr>
+        <w:t xml:space="preserve"> </w:t>
+      </w:r>
+    </w:p>
+    <w:p>
+      <w:pPr>
+        <w:widowControl/>
+        <w:numPr>
+          <w:ilvl w:val="0"/>
+          <w:numId w:val="22"/>
+        </w:numPr>
+        <w:spacing w:before="100" w:beforeAutospacing="1" w:after="100" w:afterAutospacing="1"/>
+        <w:rPr>
+          <w:rFonts w:ascii="新細明體" w:hAnsi="新細明體" w:cs="新細明體"/>
+          <w:kern w:val="0"/>
+        </w:rPr>
+      </w:pPr>
+      <w:r>
+        <w:rPr>
+          <w:rFonts w:ascii="新細明體" w:hAnsi="新細明體" w:cs="新細明體"/>
+          <w:kern w:val="0"/>
+        </w:rPr>
+        <w:t xml:space="preserve">一個資產可被多次操作（新增、修改、評估），並產生多筆稽核紀錄 </w:t>
+      </w:r>
+    </w:p>
+    <w:p>
+      <w:pPr>
+        <w:widowControl/>
+        <w:spacing w:before="100" w:beforeAutospacing="1" w:after="100" w:afterAutospacing="1"/>
+        <w:rPr>
+          <w:rFonts w:ascii="新細明體" w:hAnsi="新細明體" w:cs="新細明體"/>
+          <w:kern w:val="0"/>
+        </w:rPr>
+      </w:pPr>
+      <w:r>
+        <w:rPr>
+          <w:rFonts w:ascii="新細明體" w:hAnsi="新細明體" w:cs="新細明體"/>
+          <w:kern w:val="0"/>
+        </w:rPr>
+        <w:t xml:space="preserve">目前 </w:t>
+      </w:r>
+      <w:proofErr w:type="spellStart"/>
+      <w:r>
+        <w:rPr>
+          <w:rFonts w:ascii="新細明體" w:hAnsi="新細明體" w:cs="新細明體"/>
+          <w:kern w:val="0"/>
+        </w:rPr>
+        <w:t>audit_logs</w:t>
+      </w:r>
+      <w:proofErr w:type="spellEnd"/>
+      <w:r>
+        <w:rPr>
+          <w:rFonts w:ascii="新細明體" w:hAnsi="新細明體" w:cs="新細明體"/>
+          <w:kern w:val="0"/>
+        </w:rPr>
+        <w:t xml:space="preserve"> 透過 </w:t>
+      </w:r>
+      <w:proofErr w:type="spellStart"/>
+      <w:r>
+        <w:rPr>
+          <w:rFonts w:ascii="細明體" w:eastAsia="細明體" w:hAnsi="細明體" w:cs="細明體"/>
+          <w:kern w:val="0"/>
+        </w:rPr>
+        <w:t>target_asset</w:t>
+      </w:r>
+      <w:proofErr w:type="spellEnd"/>
+      <w:r>
+        <w:rPr>
+          <w:rFonts w:ascii="新細明體" w:hAnsi="新細明體" w:cs="新細明體"/>
+          <w:kern w:val="0"/>
+        </w:rPr>
+        <w:t xml:space="preserve"> 欄位記錄資產代碼，因此屬於概念性關聯（弱關聯）。</w:t>
+      </w:r>
+    </w:p>
+    <w:p>
+      <w:pPr>
+        <w:widowControl/>
+        <w:spacing w:before="100" w:beforeAutospacing="1" w:after="100" w:afterAutospacing="1"/>
+        <w:rPr>
+          <w:rFonts w:ascii="新細明體" w:hAnsi="新細明體" w:cs="新細明體"/>
+          <w:kern w:val="0"/>
+        </w:rPr>
+      </w:pPr>
+      <w:r>
+        <w:rPr>
+          <w:rFonts w:ascii="新細明體" w:hAnsi="新細明體" w:cs="新細明體"/>
+          <w:kern w:val="0"/>
+        </w:rPr>
+        <w:t>參考關係（概念）：</w:t>
+      </w:r>
+    </w:p>
+    <w:p>
+      <w:pPr>
+        <w:widowControl/>
+        <w:numPr>
+          <w:ilvl w:val="0"/>
+          <w:numId w:val="23"/>
+        </w:numPr>
+        <w:spacing w:before="100" w:beforeAutospacing="1" w:after="100" w:afterAutospacing="1"/>
+        <w:rPr>
+          <w:rFonts w:ascii="新細明體" w:hAnsi="新細明體" w:cs="新細明體"/>
+          <w:kern w:val="0"/>
+        </w:rPr>
+      </w:pPr>
+      <w:proofErr w:type="spellStart"/>
+      <w:r>
+        <w:rPr>
+          <w:rFonts w:ascii="細明體" w:eastAsia="細明體" w:hAnsi="細明體" w:cs="細明體"/>
+          <w:kern w:val="0"/>
+        </w:rPr>
+        <w:t>audit_logs.target_asset</w:t>
+      </w:r>
+      <w:proofErr w:type="spellEnd"/>
+      <w:r>
+        <w:rPr>
+          <w:rFonts w:ascii="新細明體" w:hAnsi="新細明體" w:cs="新細明體"/>
+          <w:kern w:val="0"/>
+        </w:rPr>
+        <w:t xml:space="preserve"> 對應 </w:t>
+      </w:r>
+      <w:proofErr w:type="spellStart"/>
+      <w:r>
+        <w:rPr>
+          <w:rFonts w:ascii="細明體" w:eastAsia="細明體" w:hAnsi="細明體" w:cs="細明體"/>
+          <w:kern w:val="0"/>
+        </w:rPr>
+        <w:t>assets.asset_id_code</w:t>
+      </w:r>
+      <w:proofErr w:type="spellEnd"/>
+      <w:r>
+        <w:rPr>
+          <w:rFonts w:ascii="新細明體" w:hAnsi="新細明體" w:cs="新細明體"/>
+          <w:kern w:val="0"/>
+        </w:rPr>
+        <w:t xml:space="preserve"> </w:t>
+      </w:r>
+    </w:p>
+    <w:p>
+      <w:pPr>
+        <w:widowControl/>
+        <w:rPr>
+          <w:rFonts w:ascii="新細明體" w:hAnsi="新細明體" w:cs="新細明體"/>
+          <w:kern w:val="0"/>
+        </w:rPr>
+      </w:pPr>
+      <w:r>
+        <w:rPr>
+          <w:rFonts w:ascii="新細明體" w:hAnsi="新細明體" w:cs="新細明體"/>
+          <w:kern w:val="0"/>
+        </w:rPr>
+        <w:pict w14:anchorId="225BF3A1">
+          <v:rect id="_x0000_i1029" style="width:0;height:1.5pt" o:hralign="center" o:hrstd="t" o:hr="t" fillcolor="#a0a0a0" stroked="f"/>
+        </w:pict>
+      </w:r>
+    </w:p>
+    <w:p>
+      <w:pPr>
+        <w:widowControl/>
+        <w:spacing w:before="100" w:beforeAutospacing="1" w:after="100" w:afterAutospacing="1"/>
+        <w:outlineLvl w:val="1"/>
+        <w:rPr>
+          <w:rFonts w:ascii="新細明體" w:hAnsi="新細明體" w:cs="新細明體"/>
+          <w:b/>
+          <w:bCs/>
+          <w:kern w:val="0"/>
+          <w:sz w:val="28"/>
+        </w:rPr>
+      </w:pPr>
+      <w:r>
+        <w:rPr>
+          <w:rFonts w:ascii="新細明體" w:hAnsi="新細明體" w:cs="新細明體"/>
+          <w:b/>
+          <w:bCs/>
+          <w:kern w:val="0"/>
+          <w:sz w:val="28"/>
+        </w:rPr>
+        <w:t>8-1-3 Constraints（限制條件設計）</w:t>
+      </w:r>
+    </w:p>
+    <w:p>
+      <w:pPr>
+        <w:widowControl/>
+        <w:spacing w:before="100" w:beforeAutospacing="1" w:after="100" w:afterAutospacing="1"/>
+        <w:rPr>
+          <w:rFonts w:ascii="新細明體" w:hAnsi="新細明體" w:cs="新細明體"/>
+          <w:kern w:val="0"/>
+        </w:rPr>
+      </w:pPr>
+      <w:r>
+        <w:rPr>
+          <w:rFonts w:ascii="新細明體" w:hAnsi="新細明體" w:cs="新細明體"/>
+          <w:kern w:val="0"/>
+        </w:rPr>
+        <w:t>為確保資料一致性與正確性，本系統採用以下常見資料庫限制條件：</w:t>
+      </w:r>
+    </w:p>
+    <w:p>
+      <w:pPr>
+        <w:widowControl/>
+        <w:spacing w:before="100" w:beforeAutospacing="1" w:after="100" w:afterAutospacing="1"/>
+        <w:outlineLvl w:val="2"/>
+        <w:rPr>
+          <w:rFonts w:ascii="新細明體" w:hAnsi="新細明體" w:cs="新細明體"/>
+          <w:b/>
+          <w:bCs/>
+          <w:kern w:val="0"/>
+        </w:rPr>
+      </w:pPr>
+      <w:r>
+        <w:rPr>
+          <w:rFonts w:ascii="新細明體" w:hAnsi="新細明體" w:cs="新細明體"/>
+          <w:b/>
+          <w:bCs/>
+          <w:kern w:val="0"/>
+        </w:rPr>
+        <w:lastRenderedPageBreak/>
+        <w:t>(1) Primary Key（主鍵）</w:t>
+      </w:r>
+    </w:p>
+    <w:p>
+      <w:pPr>
+        <w:widowControl/>
+        <w:numPr>
+          <w:ilvl w:val="0"/>
+          <w:numId w:val="24"/>
+        </w:numPr>
+        <w:spacing w:before="100" w:beforeAutospacing="1" w:after="100" w:afterAutospacing="1"/>
+        <w:rPr>
+          <w:rFonts w:ascii="新細明體" w:hAnsi="新細明體" w:cs="新細明體"/>
+          <w:kern w:val="0"/>
+        </w:rPr>
+      </w:pPr>
+      <w:r>
+        <w:rPr>
+          <w:rFonts w:ascii="新細明體" w:hAnsi="新細明體" w:cs="新細明體"/>
+          <w:kern w:val="0"/>
+        </w:rPr>
+        <w:t>assets.id 為</w:t>
+      </w:r>
+      <w:proofErr w:type="gramStart"/>
+      <w:r>
+        <w:rPr>
+          <w:rFonts w:ascii="新細明體" w:hAnsi="新細明體" w:cs="新細明體"/>
+          <w:kern w:val="0"/>
+        </w:rPr>
+        <w:t>資產表主鍵</w:t>
+      </w:r>
+      <w:proofErr w:type="gramEnd"/>
+      <w:r>
+        <w:rPr>
+          <w:rFonts w:ascii="新細明體" w:hAnsi="新細明體" w:cs="新細明體"/>
+          <w:kern w:val="0"/>
+        </w:rPr>
+        <w:t xml:space="preserve"> </w:t>
+      </w:r>
+    </w:p>
+    <w:p>
+      <w:pPr>
+        <w:widowControl/>
+        <w:numPr>
+          <w:ilvl w:val="0"/>
+          <w:numId w:val="24"/>
+        </w:numPr>
+        <w:spacing w:before="100" w:beforeAutospacing="1" w:after="100" w:afterAutospacing="1"/>
+        <w:rPr>
+          <w:rFonts w:ascii="新細明體" w:hAnsi="新細明體" w:cs="新細明體"/>
+          <w:kern w:val="0"/>
+        </w:rPr>
+      </w:pPr>
+      <w:r>
+        <w:rPr>
+          <w:rFonts w:ascii="新細明體" w:hAnsi="新細明體" w:cs="新細明體"/>
+          <w:kern w:val="0"/>
+        </w:rPr>
+        <w:t>risk_assessments.id 為風險</w:t>
+      </w:r>
+      <w:proofErr w:type="gramStart"/>
+      <w:r>
+        <w:rPr>
+          <w:rFonts w:ascii="新細明體" w:hAnsi="新細明體" w:cs="新細明體"/>
+          <w:kern w:val="0"/>
+        </w:rPr>
+        <w:t>評估表主鍵</w:t>
+      </w:r>
+      <w:proofErr w:type="gramEnd"/>
+      <w:r>
+        <w:rPr>
+          <w:rFonts w:ascii="新細明體" w:hAnsi="新細明體" w:cs="新細明體"/>
+          <w:kern w:val="0"/>
+        </w:rPr>
+        <w:t xml:space="preserve"> </w:t>
+      </w:r>
+    </w:p>
+    <w:p>
+      <w:pPr>
+        <w:widowControl/>
+        <w:numPr>
+          <w:ilvl w:val="0"/>
+          <w:numId w:val="24"/>
+        </w:numPr>
+        <w:spacing w:before="100" w:beforeAutospacing="1" w:after="100" w:afterAutospacing="1"/>
+        <w:rPr>
+          <w:rFonts w:ascii="新細明體" w:hAnsi="新細明體" w:cs="新細明體"/>
+          <w:kern w:val="0"/>
+        </w:rPr>
+      </w:pPr>
+      <w:r>
+        <w:rPr>
+          <w:rFonts w:ascii="新細明體" w:hAnsi="新細明體" w:cs="新細明體"/>
+          <w:kern w:val="0"/>
+        </w:rPr>
+        <w:t>audit_logs.id 為稽核</w:t>
+      </w:r>
+      <w:proofErr w:type="gramStart"/>
+      <w:r>
+        <w:rPr>
+          <w:rFonts w:ascii="新細明體" w:hAnsi="新細明體" w:cs="新細明體"/>
+          <w:kern w:val="0"/>
+        </w:rPr>
+        <w:t>紀錄表主鍵</w:t>
+      </w:r>
+      <w:proofErr w:type="gramEnd"/>
+      <w:r>
+        <w:rPr>
+          <w:rFonts w:ascii="新細明體" w:hAnsi="新細明體" w:cs="新細明體"/>
+          <w:kern w:val="0"/>
+        </w:rPr>
+        <w:t xml:space="preserve"> </w:t>
+      </w:r>
+    </w:p>
+    <w:p>
+      <w:pPr>
+        <w:widowControl/>
+        <w:numPr>
+          <w:ilvl w:val="0"/>
+          <w:numId w:val="24"/>
+        </w:numPr>
+        <w:spacing w:before="100" w:beforeAutospacing="1" w:after="100" w:afterAutospacing="1"/>
+        <w:rPr>
+          <w:rFonts w:ascii="新細明體" w:hAnsi="新細明體" w:cs="新細明體"/>
+          <w:kern w:val="0"/>
+        </w:rPr>
+      </w:pPr>
+      <w:r>
+        <w:rPr>
+          <w:rFonts w:ascii="新細明體" w:hAnsi="新細明體" w:cs="新細明體"/>
+          <w:kern w:val="0"/>
+        </w:rPr>
+        <w:t>users.id 為</w:t>
+      </w:r>
+      <w:proofErr w:type="gramStart"/>
+      <w:r>
+        <w:rPr>
+          <w:rFonts w:ascii="新細明體" w:hAnsi="新細明體" w:cs="新細明體"/>
+          <w:kern w:val="0"/>
+        </w:rPr>
+        <w:t>使用者表主鍵</w:t>
+      </w:r>
+      <w:proofErr w:type="gramEnd"/>
+      <w:r>
+        <w:rPr>
+          <w:rFonts w:ascii="新細明體" w:hAnsi="新細明體" w:cs="新細明體"/>
+          <w:kern w:val="0"/>
+        </w:rPr>
+        <w:t xml:space="preserve"> </w:t>
+      </w:r>
+    </w:p>
+    <w:p>
+      <w:pPr>
+        <w:widowControl/>
+        <w:rPr>
+          <w:rFonts w:ascii="新細明體" w:hAnsi="新細明體" w:cs="新細明體"/>
+          <w:kern w:val="0"/>
+        </w:rPr>
+      </w:pPr>
+      <w:r>
+        <w:rPr>
+          <w:rFonts w:ascii="新細明體" w:hAnsi="新細明體" w:cs="新細明體"/>
+          <w:kern w:val="0"/>
+        </w:rPr>
+        <w:pict w14:anchorId="3C9E3F3B">
+          <v:rect id="_x0000_i1030" style="width:0;height:1.5pt" o:hralign="center" o:hrstd="t" o:hr="t" fillcolor="#a0a0a0" stroked="f"/>
+        </w:pict>
+      </w:r>
+    </w:p>
+    <w:p>
+      <w:pPr>
+        <w:widowControl/>
+        <w:spacing w:before="100" w:beforeAutospacing="1" w:after="100" w:afterAutospacing="1"/>
+        <w:outlineLvl w:val="2"/>
+        <w:rPr>
+          <w:rFonts w:ascii="新細明體" w:hAnsi="新細明體" w:cs="新細明體"/>
+          <w:b/>
+          <w:bCs/>
+          <w:kern w:val="0"/>
+        </w:rPr>
+      </w:pPr>
+      <w:r>
+        <w:rPr>
+          <w:rFonts w:ascii="新細明體" w:hAnsi="新細明體" w:cs="新細明體"/>
+          <w:b/>
+          <w:bCs/>
+          <w:kern w:val="0"/>
+        </w:rPr>
+        <w:t>(2) Foreign Key（外鍵）</w:t>
+      </w:r>
+    </w:p>
+    <w:p>
+      <w:pPr>
+        <w:widowControl/>
+        <w:numPr>
+          <w:ilvl w:val="0"/>
+          <w:numId w:val="25"/>
+        </w:numPr>
+        <w:spacing w:before="100" w:beforeAutospacing="1" w:after="100" w:afterAutospacing="1"/>
+        <w:rPr>
+          <w:rFonts w:ascii="新細明體" w:hAnsi="新細明體" w:cs="新細明體"/>
+          <w:kern w:val="0"/>
+        </w:rPr>
+      </w:pPr>
+      <w:proofErr w:type="spellStart"/>
+      <w:r>
+        <w:rPr>
+          <w:rFonts w:ascii="細明體" w:eastAsia="細明體" w:hAnsi="細明體" w:cs="細明體"/>
+          <w:kern w:val="0"/>
+        </w:rPr>
+        <w:t>risk_assessments.asset_id</w:t>
+      </w:r>
+      <w:proofErr w:type="spellEnd"/>
+      <w:r>
+        <w:rPr>
+          <w:rFonts w:ascii="新細明體" w:hAnsi="新細明體" w:cs="新細明體"/>
+          <w:kern w:val="0"/>
+        </w:rPr>
+        <w:t xml:space="preserve"> 必須參考 </w:t>
+      </w:r>
+      <w:r>
+        <w:rPr>
+          <w:rFonts w:ascii="細明體" w:eastAsia="細明體" w:hAnsi="細明體" w:cs="細明體"/>
+          <w:kern w:val="0"/>
+        </w:rPr>
+        <w:t>assets.id</w:t>
+      </w:r>
+      <w:r>
+        <w:rPr>
+          <w:rFonts w:ascii="新細明體" w:hAnsi="新細明體" w:cs="新細明體"/>
+          <w:kern w:val="0"/>
+        </w:rPr>
+        <w:br/>
+        <w:t xml:space="preserve">此限制確保每筆風險評估結果一定屬於某一資產，避免資料孤立。 </w:t>
+      </w:r>
+    </w:p>
+    <w:p>
+      <w:pPr>
+        <w:widowControl/>
+        <w:rPr>
+          <w:rFonts w:ascii="新細明體" w:hAnsi="新細明體" w:cs="新細明體"/>
+          <w:kern w:val="0"/>
+        </w:rPr>
+      </w:pPr>
+      <w:r>
+        <w:rPr>
+          <w:rFonts w:ascii="新細明體" w:hAnsi="新細明體" w:cs="新細明體"/>
+          <w:kern w:val="0"/>
+        </w:rPr>
+        <w:pict w14:anchorId="1DEC88D0">
+          <v:rect id="_x0000_i1031" style="width:0;height:1.5pt" o:hralign="center" o:hrstd="t" o:hr="t" fillcolor="#a0a0a0" stroked="f"/>
+        </w:pict>
+      </w:r>
+    </w:p>
+    <w:p>
+      <w:pPr>
+        <w:widowControl/>
+        <w:spacing w:before="100" w:beforeAutospacing="1" w:after="100" w:afterAutospacing="1"/>
+        <w:outlineLvl w:val="2"/>
+        <w:rPr>
+          <w:rFonts w:ascii="新細明體" w:hAnsi="新細明體" w:cs="新細明體"/>
+          <w:b/>
+          <w:bCs/>
+          <w:kern w:val="0"/>
+        </w:rPr>
+      </w:pPr>
+      <w:r>
+        <w:rPr>
+          <w:rFonts w:ascii="新細明體" w:hAnsi="新細明體" w:cs="新細明體"/>
+          <w:b/>
+          <w:bCs/>
+          <w:kern w:val="0"/>
+        </w:rPr>
+        <w:t>(3) Unique（唯一性限制）</w:t>
+      </w:r>
+    </w:p>
+    <w:p>
+      <w:pPr>
+        <w:widowControl/>
+        <w:numPr>
+          <w:ilvl w:val="0"/>
+          <w:numId w:val="26"/>
+        </w:numPr>
+        <w:spacing w:before="100" w:beforeAutospacing="1" w:after="100" w:afterAutospacing="1"/>
+        <w:rPr>
+          <w:rFonts w:ascii="新細明體" w:hAnsi="新細明體" w:cs="新細明體"/>
+          <w:kern w:val="0"/>
+        </w:rPr>
+      </w:pPr>
+      <w:proofErr w:type="spellStart"/>
+      <w:r>
+        <w:rPr>
+          <w:rFonts w:ascii="細明體" w:eastAsia="細明體" w:hAnsi="細明體" w:cs="細明體"/>
+          <w:kern w:val="0"/>
+        </w:rPr>
+        <w:t>assets.asset_id_code</w:t>
+      </w:r>
+      <w:proofErr w:type="spellEnd"/>
+      <w:r>
+        <w:rPr>
+          <w:rFonts w:ascii="新細明體" w:hAnsi="新細明體" w:cs="新細明體"/>
+          <w:kern w:val="0"/>
+        </w:rPr>
+        <w:t xml:space="preserve"> 必須唯一，避免資產代碼重複 </w:t>
+      </w:r>
+    </w:p>
+    <w:p>
+      <w:pPr>
+        <w:widowControl/>
+        <w:numPr>
+          <w:ilvl w:val="0"/>
+          <w:numId w:val="26"/>
+        </w:numPr>
+        <w:spacing w:before="100" w:beforeAutospacing="1" w:after="100" w:afterAutospacing="1"/>
+        <w:rPr>
+          <w:rFonts w:ascii="新細明體" w:hAnsi="新細明體" w:cs="新細明體"/>
+          <w:kern w:val="0"/>
+        </w:rPr>
+      </w:pPr>
+      <w:proofErr w:type="spellStart"/>
+      <w:r>
+        <w:rPr>
+          <w:rFonts w:ascii="細明體" w:eastAsia="細明體" w:hAnsi="細明體" w:cs="細明體"/>
+          <w:kern w:val="0"/>
+        </w:rPr>
+        <w:t>users.username</w:t>
+      </w:r>
+      <w:proofErr w:type="spellEnd"/>
+      <w:r>
+        <w:rPr>
+          <w:rFonts w:ascii="新細明體" w:hAnsi="新細明體" w:cs="新細明體"/>
+          <w:kern w:val="0"/>
+        </w:rPr>
+        <w:t xml:space="preserve"> 必須唯一，避免帳號重複 </w:t>
+      </w:r>
+    </w:p>
+    <w:p>
+      <w:pPr>
+        <w:widowControl/>
+        <w:numPr>
+          <w:ilvl w:val="0"/>
+          <w:numId w:val="26"/>
+        </w:numPr>
+        <w:spacing w:before="100" w:beforeAutospacing="1" w:after="100" w:afterAutospacing="1"/>
+        <w:rPr>
+          <w:rFonts w:ascii="新細明體" w:hAnsi="新細明體" w:cs="新細明體"/>
+          <w:kern w:val="0"/>
+        </w:rPr>
+      </w:pPr>
+      <w:proofErr w:type="spellStart"/>
+      <w:r>
+        <w:rPr>
+          <w:rFonts w:ascii="細明體" w:eastAsia="細明體" w:hAnsi="細明體" w:cs="細明體"/>
+          <w:kern w:val="0"/>
+        </w:rPr>
+        <w:t>users.email</w:t>
+      </w:r>
+      <w:proofErr w:type="spellEnd"/>
+      <w:r>
+        <w:rPr>
+          <w:rFonts w:ascii="新細明體" w:hAnsi="新細明體" w:cs="新細明體"/>
+          <w:kern w:val="0"/>
+        </w:rPr>
+        <w:t xml:space="preserve"> 必須唯一，避免電子郵件重複 </w:t>
+      </w:r>
+    </w:p>
+    <w:p>
+      <w:pPr>
+        <w:widowControl/>
+        <w:rPr>
+          <w:rFonts w:ascii="新細明體" w:hAnsi="新細明體" w:cs="新細明體"/>
+          <w:kern w:val="0"/>
+        </w:rPr>
+      </w:pPr>
+      <w:r>
+        <w:rPr>
+          <w:rFonts w:ascii="新細明體" w:hAnsi="新細明體" w:cs="新細明體"/>
+          <w:kern w:val="0"/>
+        </w:rPr>
+        <w:pict w14:anchorId="164946E4">
+          <v:rect id="_x0000_i1032" style="width:0;height:1.5pt" o:hralign="center" o:hrstd="t" o:hr="t" fillcolor="#a0a0a0" stroked="f"/>
+        </w:pict>
+      </w:r>
+    </w:p>
+    <w:p>
+      <w:pPr>
+        <w:widowControl/>
+        <w:spacing w:before="100" w:beforeAutospacing="1" w:after="100" w:afterAutospacing="1"/>
+        <w:outlineLvl w:val="2"/>
+        <w:rPr>
+          <w:rFonts w:ascii="新細明體" w:hAnsi="新細明體" w:cs="新細明體"/>
+          <w:b/>
+          <w:bCs/>
+          <w:kern w:val="0"/>
+        </w:rPr>
+      </w:pPr>
+      <w:r>
+        <w:rPr>
+          <w:rFonts w:ascii="新細明體" w:hAnsi="新細明體" w:cs="新細明體"/>
+          <w:b/>
+          <w:bCs/>
+          <w:kern w:val="0"/>
+        </w:rPr>
+        <w:t>(4) Not Null（不可為空）</w:t>
+      </w:r>
+    </w:p>
+    <w:p>
+      <w:pPr>
+        <w:widowControl/>
+        <w:numPr>
+          <w:ilvl w:val="0"/>
+          <w:numId w:val="27"/>
+        </w:numPr>
+        <w:spacing w:before="100" w:beforeAutospacing="1" w:after="100" w:afterAutospacing="1"/>
+        <w:rPr>
+          <w:rFonts w:ascii="新細明體" w:hAnsi="新細明體" w:cs="新細明體"/>
+          <w:kern w:val="0"/>
+        </w:rPr>
+      </w:pPr>
+      <w:proofErr w:type="spellStart"/>
+      <w:r>
+        <w:rPr>
+          <w:rFonts w:ascii="新細明體" w:hAnsi="新細明體" w:cs="新細明體"/>
+          <w:kern w:val="0"/>
+        </w:rPr>
+        <w:t>assets.asset_name</w:t>
+      </w:r>
+      <w:proofErr w:type="spellEnd"/>
+      <w:r>
+        <w:rPr>
+          <w:rFonts w:ascii="新細明體" w:hAnsi="新細明體" w:cs="新細明體"/>
+          <w:kern w:val="0"/>
+        </w:rPr>
+        <w:t>、</w:t>
+      </w:r>
+      <w:proofErr w:type="spellStart"/>
+      <w:r>
+        <w:rPr>
+          <w:rFonts w:ascii="新細明體" w:hAnsi="新細明體" w:cs="新細明體"/>
+          <w:kern w:val="0"/>
+        </w:rPr>
+        <w:t>asset_type</w:t>
+      </w:r>
+      <w:proofErr w:type="spellEnd"/>
+      <w:r>
+        <w:rPr>
+          <w:rFonts w:ascii="新細明體" w:hAnsi="新細明體" w:cs="新細明體"/>
+          <w:kern w:val="0"/>
+        </w:rPr>
+        <w:t xml:space="preserve"> 不可為空 </w:t>
+      </w:r>
+    </w:p>
+    <w:p>
+      <w:pPr>
+        <w:widowControl/>
+        <w:numPr>
+          <w:ilvl w:val="0"/>
+          <w:numId w:val="27"/>
+        </w:numPr>
+        <w:spacing w:before="100" w:beforeAutospacing="1" w:after="100" w:afterAutospacing="1"/>
+        <w:rPr>
+          <w:rFonts w:ascii="新細明體" w:hAnsi="新細明體" w:cs="新細明體"/>
+          <w:kern w:val="0"/>
+        </w:rPr>
+      </w:pPr>
+      <w:proofErr w:type="spellStart"/>
+      <w:r>
+        <w:rPr>
+          <w:rFonts w:ascii="新細明體" w:hAnsi="新細明體" w:cs="新細明體"/>
+          <w:kern w:val="0"/>
+        </w:rPr>
+        <w:t>risk_assessments.threat_description</w:t>
+      </w:r>
+      <w:proofErr w:type="spellEnd"/>
+      <w:r>
+        <w:rPr>
+          <w:rFonts w:ascii="新細明體" w:hAnsi="新細明體" w:cs="新細明體"/>
+          <w:kern w:val="0"/>
+        </w:rPr>
+        <w:t>、</w:t>
+      </w:r>
+      <w:proofErr w:type="spellStart"/>
+      <w:r>
+        <w:rPr>
+          <w:rFonts w:ascii="新細明體" w:hAnsi="新細明體" w:cs="新細明體"/>
+          <w:kern w:val="0"/>
+        </w:rPr>
+        <w:t>vulnerability_description</w:t>
+      </w:r>
+      <w:proofErr w:type="spellEnd"/>
+      <w:r>
+        <w:rPr>
+          <w:rFonts w:ascii="新細明體" w:hAnsi="新細明體" w:cs="新細明體"/>
+          <w:kern w:val="0"/>
+        </w:rPr>
+        <w:t>、</w:t>
+      </w:r>
+      <w:proofErr w:type="spellStart"/>
+      <w:r>
+        <w:rPr>
+          <w:rFonts w:ascii="新細明體" w:hAnsi="新細明體" w:cs="新細明體"/>
+          <w:kern w:val="0"/>
+        </w:rPr>
+        <w:t>risk_score</w:t>
+      </w:r>
+      <w:proofErr w:type="spellEnd"/>
+      <w:r>
+        <w:rPr>
+          <w:rFonts w:ascii="新細明體" w:hAnsi="新細明體" w:cs="新細明體"/>
+          <w:kern w:val="0"/>
+        </w:rPr>
+        <w:t xml:space="preserve"> 不可為空 </w:t>
+      </w:r>
+    </w:p>
+    <w:p>
+      <w:pPr>
+        <w:widowControl/>
+        <w:numPr>
+          <w:ilvl w:val="0"/>
+          <w:numId w:val="27"/>
+        </w:numPr>
+        <w:spacing w:before="100" w:beforeAutospacing="1" w:after="100" w:afterAutospacing="1"/>
+        <w:rPr>
+          <w:rFonts w:ascii="新細明體" w:hAnsi="新細明體" w:cs="新細明體"/>
+          <w:kern w:val="0"/>
+        </w:rPr>
+      </w:pPr>
+      <w:proofErr w:type="spellStart"/>
+      <w:r>
+        <w:rPr>
+          <w:rFonts w:ascii="新細明體" w:hAnsi="新細明體" w:cs="新細明體"/>
+          <w:kern w:val="0"/>
+        </w:rPr>
+        <w:t>users.username</w:t>
+      </w:r>
+      <w:proofErr w:type="spellEnd"/>
+      <w:r>
+        <w:rPr>
+          <w:rFonts w:ascii="新細明體" w:hAnsi="新細明體" w:cs="新細明體"/>
+          <w:kern w:val="0"/>
+        </w:rPr>
+        <w:t xml:space="preserve">、email、role 不可為空 </w:t>
+      </w:r>
+    </w:p>
+    <w:p>
+      <w:pPr>
+        <w:widowControl/>
+        <w:rPr>
+          <w:rFonts w:ascii="新細明體" w:hAnsi="新細明體" w:cs="新細明體"/>
+          <w:kern w:val="0"/>
+        </w:rPr>
+      </w:pPr>
+      <w:r>
+        <w:rPr>
+          <w:rFonts w:ascii="新細明體" w:hAnsi="新細明體" w:cs="新細明體"/>
+          <w:kern w:val="0"/>
+        </w:rPr>
+        <w:pict w14:anchorId="14315C91">
+          <v:rect id="_x0000_i1033" style="width:0;height:1.5pt" o:hralign="center" o:hrstd="t" o:hr="t" fillcolor="#a0a0a0" stroked="f"/>
+        </w:pict>
+      </w:r>
+    </w:p>
+    <w:p>
+      <w:pPr>
+        <w:widowControl/>
+        <w:spacing w:before="100" w:beforeAutospacing="1" w:after="100" w:afterAutospacing="1"/>
+        <w:outlineLvl w:val="2"/>
+        <w:rPr>
+          <w:rFonts w:ascii="新細明體" w:hAnsi="新細明體" w:cs="新細明體"/>
+          <w:b/>
+          <w:bCs/>
+          <w:kern w:val="0"/>
+        </w:rPr>
+      </w:pPr>
+      <w:r>
+        <w:rPr>
+          <w:rFonts w:ascii="新細明體" w:hAnsi="新細明體" w:cs="新細明體"/>
+          <w:b/>
+          <w:bCs/>
+          <w:kern w:val="0"/>
+        </w:rPr>
+        <w:t>(5) Check（數值範圍限制，建議）</w:t>
+      </w:r>
+    </w:p>
+    <w:p>
+      <w:pPr>
+        <w:widowControl/>
+        <w:spacing w:before="100" w:beforeAutospacing="1" w:after="100" w:afterAutospacing="1"/>
+        <w:rPr>
+          <w:rFonts w:ascii="新細明體" w:hAnsi="新細明體" w:cs="新細明體"/>
+          <w:kern w:val="0"/>
+        </w:rPr>
+      </w:pPr>
+      <w:r>
+        <w:rPr>
+          <w:rFonts w:ascii="新細明體" w:hAnsi="新細明體" w:cs="新細明體"/>
+          <w:kern w:val="0"/>
+        </w:rPr>
+        <w:t>為符合 CIA 評分常見標準，本系統可對下列欄位設定檢查條件：</w:t>
+      </w:r>
+    </w:p>
+    <w:p>
+      <w:pPr>
+        <w:widowControl/>
+        <w:numPr>
+          <w:ilvl w:val="0"/>
+          <w:numId w:val="28"/>
+        </w:numPr>
+        <w:spacing w:before="100" w:beforeAutospacing="1" w:after="100" w:afterAutospacing="1"/>
+        <w:rPr>
+          <w:rFonts w:ascii="新細明體" w:hAnsi="新細明體" w:cs="新細明體"/>
+          <w:kern w:val="0"/>
+        </w:rPr>
+      </w:pPr>
+      <w:r>
+        <w:rPr>
+          <w:rFonts w:ascii="新細明體" w:hAnsi="新細明體" w:cs="新細明體"/>
+          <w:kern w:val="0"/>
+        </w:rPr>
+        <w:t xml:space="preserve">confidentiality </w:t>
+      </w:r>
+      <w:r>
+        <w:rPr>
+          <w:rFonts w:ascii="Cambria Math" w:hAnsi="Cambria Math" w:cs="Cambria Math"/>
+          <w:kern w:val="0"/>
+        </w:rPr>
+        <w:t>∈</w:t>
+      </w:r>
+      <w:r>
+        <w:rPr>
+          <w:rFonts w:ascii="新細明體" w:hAnsi="新細明體" w:cs="新細明體"/>
+          <w:kern w:val="0"/>
+        </w:rPr>
+        <w:t xml:space="preserve"> {1~5} </w:t>
+      </w:r>
+    </w:p>
+    <w:p>
+      <w:pPr>
+        <w:widowControl/>
+        <w:numPr>
+          <w:ilvl w:val="0"/>
+          <w:numId w:val="28"/>
+        </w:numPr>
+        <w:spacing w:before="100" w:beforeAutospacing="1" w:after="100" w:afterAutospacing="1"/>
+        <w:rPr>
+          <w:rFonts w:ascii="新細明體" w:hAnsi="新細明體" w:cs="新細明體"/>
+          <w:kern w:val="0"/>
+        </w:rPr>
+      </w:pPr>
+      <w:r>
+        <w:rPr>
+          <w:rFonts w:ascii="新細明體" w:hAnsi="新細明體" w:cs="新細明體"/>
+          <w:kern w:val="0"/>
+        </w:rPr>
+        <w:t xml:space="preserve">integrity </w:t>
+      </w:r>
+      <w:r>
+        <w:rPr>
+          <w:rFonts w:ascii="Cambria Math" w:hAnsi="Cambria Math" w:cs="Cambria Math"/>
+          <w:kern w:val="0"/>
+        </w:rPr>
+        <w:t>∈</w:t>
+      </w:r>
+      <w:r>
+        <w:rPr>
+          <w:rFonts w:ascii="新細明體" w:hAnsi="新細明體" w:cs="新細明體"/>
+          <w:kern w:val="0"/>
+        </w:rPr>
+        <w:t xml:space="preserve"> {1~5} </w:t>
+      </w:r>
+    </w:p>
+    <w:p>
+      <w:pPr>
+        <w:widowControl/>
+        <w:numPr>
+          <w:ilvl w:val="0"/>
+          <w:numId w:val="28"/>
+        </w:numPr>
+        <w:spacing w:before="100" w:beforeAutospacing="1" w:after="100" w:afterAutospacing="1"/>
+        <w:rPr>
+          <w:rFonts w:ascii="新細明體" w:hAnsi="新細明體" w:cs="新細明體"/>
+          <w:kern w:val="0"/>
+        </w:rPr>
+      </w:pPr>
+      <w:r>
+        <w:rPr>
+          <w:rFonts w:ascii="新細明體" w:hAnsi="新細明體" w:cs="新細明體"/>
+          <w:kern w:val="0"/>
+        </w:rPr>
+        <w:t xml:space="preserve">availability </w:t>
+      </w:r>
+      <w:r>
+        <w:rPr>
+          <w:rFonts w:ascii="Cambria Math" w:hAnsi="Cambria Math" w:cs="Cambria Math"/>
+          <w:kern w:val="0"/>
+        </w:rPr>
+        <w:t>∈</w:t>
+      </w:r>
+      <w:r>
+        <w:rPr>
+          <w:rFonts w:ascii="新細明體" w:hAnsi="新細明體" w:cs="新細明體"/>
+          <w:kern w:val="0"/>
+        </w:rPr>
+        <w:t xml:space="preserve"> {1~5} </w:t>
+      </w:r>
+    </w:p>
+    <w:p>
+      <w:pPr>
+        <w:widowControl/>
+        <w:numPr>
+          <w:ilvl w:val="0"/>
+          <w:numId w:val="28"/>
+        </w:numPr>
+        <w:spacing w:before="100" w:beforeAutospacing="1" w:after="100" w:afterAutospacing="1"/>
+        <w:rPr>
+          <w:rFonts w:ascii="新細明體" w:hAnsi="新細明體" w:cs="新細明體"/>
+          <w:kern w:val="0"/>
+        </w:rPr>
+      </w:pPr>
+      <w:proofErr w:type="spellStart"/>
+      <w:r>
+        <w:rPr>
+          <w:rFonts w:ascii="新細明體" w:hAnsi="新細明體" w:cs="新細明體"/>
+          <w:kern w:val="0"/>
+        </w:rPr>
+        <w:t>threat_level</w:t>
+      </w:r>
+      <w:proofErr w:type="spellEnd"/>
+      <w:r>
+        <w:rPr>
+          <w:rFonts w:ascii="新細明體" w:hAnsi="新細明體" w:cs="新細明體"/>
+          <w:kern w:val="0"/>
+        </w:rPr>
+        <w:t xml:space="preserve"> </w:t>
+      </w:r>
+      <w:r>
+        <w:rPr>
+          <w:rFonts w:ascii="Cambria Math" w:hAnsi="Cambria Math" w:cs="Cambria Math"/>
+          <w:kern w:val="0"/>
+        </w:rPr>
+        <w:t>∈</w:t>
+      </w:r>
+      <w:r>
+        <w:rPr>
+          <w:rFonts w:ascii="新細明體" w:hAnsi="新細明體" w:cs="新細明體"/>
+          <w:kern w:val="0"/>
+        </w:rPr>
+        <w:t xml:space="preserve"> {1~5} </w:t>
+      </w:r>
+    </w:p>
+    <w:p>
+      <w:pPr>
+        <w:widowControl/>
+        <w:numPr>
+          <w:ilvl w:val="0"/>
+          <w:numId w:val="28"/>
+        </w:numPr>
+        <w:spacing w:before="100" w:beforeAutospacing="1" w:after="100" w:afterAutospacing="1"/>
+        <w:rPr>
+          <w:rFonts w:ascii="新細明體" w:hAnsi="新細明體" w:cs="新細明體"/>
+          <w:kern w:val="0"/>
+        </w:rPr>
+      </w:pPr>
+      <w:proofErr w:type="spellStart"/>
+      <w:r>
+        <w:rPr>
+          <w:rFonts w:ascii="新細明體" w:hAnsi="新細明體" w:cs="新細明體"/>
+          <w:kern w:val="0"/>
+        </w:rPr>
+        <w:lastRenderedPageBreak/>
+        <w:t>risk_score</w:t>
+      </w:r>
+      <w:proofErr w:type="spellEnd"/>
+      <w:r>
+        <w:rPr>
+          <w:rFonts w:ascii="新細明體" w:hAnsi="新細明體" w:cs="新細明體"/>
+          <w:kern w:val="0"/>
+        </w:rPr>
+        <w:t xml:space="preserve"> </w:t>
+      </w:r>
+      <w:r>
+        <w:rPr>
+          <w:kern w:val="0"/>
+        </w:rPr>
+        <w:t>≥</w:t>
+      </w:r>
+      <w:r>
+        <w:rPr>
+          <w:rFonts w:ascii="新細明體" w:hAnsi="新細明體" w:cs="新細明體"/>
+          <w:kern w:val="0"/>
+        </w:rPr>
+        <w:t xml:space="preserve"> 0 </w:t>
+      </w:r>
+    </w:p>
+    <w:p>
+      <w:pPr>
+        <w:widowControl/>
+        <w:rPr>
+          <w:rFonts w:ascii="新細明體" w:hAnsi="新細明體" w:cs="新細明體"/>
+          <w:kern w:val="0"/>
+        </w:rPr>
+      </w:pPr>
+      <w:r>
+        <w:rPr>
+          <w:rFonts w:ascii="新細明體" w:hAnsi="新細明體" w:cs="新細明體"/>
+          <w:kern w:val="0"/>
+        </w:rPr>
+        <w:pict w14:anchorId="44B8E1F2">
+          <v:rect id="_x0000_i1034" style="width:0;height:1.5pt" o:hralign="center" o:hrstd="t" o:hr="t" fillcolor="#a0a0a0" stroked="f"/>
+        </w:pict>
+      </w:r>
+    </w:p>
+    <w:p>
+      <w:pPr>
+        <w:widowControl/>
+        <w:spacing w:before="100" w:beforeAutospacing="1" w:after="100" w:afterAutospacing="1"/>
+        <w:outlineLvl w:val="0"/>
+        <w:rPr>
+          <w:rFonts w:ascii="新細明體" w:hAnsi="新細明體" w:cs="新細明體"/>
+          <w:b/>
+          <w:bCs/>
+          <w:kern w:val="36"/>
+          <w:sz w:val="28"/>
+        </w:rPr>
+      </w:pPr>
+      <w:r>
+        <w:rPr>
+          <w:rFonts w:ascii="新細明體" w:hAnsi="新細明體" w:cs="新細明體"/>
+          <w:b/>
+          <w:bCs/>
+          <w:kern w:val="36"/>
+          <w:sz w:val="28"/>
+        </w:rPr>
+        <w:t>8-2 表格及其 Meta Data</w:t>
+      </w:r>
+    </w:p>
+    <w:p>
+      <w:pPr>
+        <w:widowControl/>
+        <w:spacing w:before="100" w:beforeAutospacing="1" w:after="100" w:afterAutospacing="1"/>
+        <w:rPr>
+          <w:rFonts w:ascii="新細明體" w:hAnsi="新細明體" w:cs="新細明體"/>
+          <w:kern w:val="0"/>
+        </w:rPr>
+      </w:pPr>
+      <w:r>
+        <w:rPr>
+          <w:rFonts w:ascii="新細明體" w:hAnsi="新細明體" w:cs="新細明體"/>
+          <w:kern w:val="0"/>
+        </w:rPr>
+        <w:t>以下針對各資料表進行欄位結構說明，包含欄位名稱、用途與資料型態。</w:t>
+      </w:r>
+    </w:p>
+    <w:p>
+      <w:pPr>
+        <w:widowControl/>
+        <w:rPr>
+          <w:rFonts w:ascii="新細明體" w:hAnsi="新細明體" w:cs="新細明體"/>
+          <w:kern w:val="0"/>
+        </w:rPr>
+      </w:pPr>
+      <w:r>
+        <w:rPr>
+          <w:rFonts w:ascii="新細明體" w:hAnsi="新細明體" w:cs="新細明體"/>
+          <w:kern w:val="0"/>
+        </w:rPr>
+        <w:pict w14:anchorId="03C0CE65">
+          <v:rect id="_x0000_i1035" style="width:0;height:1.5pt" o:hralign="center" o:hrstd="t" o:hr="t" fillcolor="#a0a0a0" stroked="f"/>
+        </w:pict>
+      </w:r>
+    </w:p>
+    <w:p>
+      <w:pPr>
+        <w:widowControl/>
+        <w:spacing w:before="100" w:beforeAutospacing="1" w:after="100" w:afterAutospacing="1"/>
+        <w:outlineLvl w:val="1"/>
+        <w:rPr>
+          <w:rFonts w:ascii="新細明體" w:hAnsi="新細明體" w:cs="新細明體"/>
+          <w:b/>
+          <w:bCs/>
+          <w:kern w:val="0"/>
+          <w:sz w:val="28"/>
+        </w:rPr>
+      </w:pPr>
+      <w:r>
+        <w:rPr>
+          <w:rFonts w:ascii="新細明體" w:hAnsi="新細明體" w:cs="新細明體"/>
+          <w:b/>
+          <w:bCs/>
+          <w:kern w:val="0"/>
+          <w:sz w:val="28"/>
+        </w:rPr>
+        <w:t>8-2-1 assets（資產盤點表）</w:t>
+      </w:r>
+    </w:p>
+    <w:p>
+      <w:pPr>
+        <w:widowControl/>
+        <w:spacing w:before="100" w:beforeAutospacing="1" w:after="100" w:afterAutospacing="1"/>
+        <w:rPr>
+          <w:rFonts w:ascii="新細明體" w:hAnsi="新細明體" w:cs="新細明體"/>
+          <w:kern w:val="0"/>
+        </w:rPr>
+      </w:pPr>
+      <w:r>
+        <w:rPr>
+          <w:rFonts w:ascii="新細明體" w:hAnsi="新細明體" w:cs="新細明體"/>
+          <w:kern w:val="0"/>
+        </w:rPr>
+        <w:t>用途：</w:t>
+      </w:r>
+      <w:r>
+        <w:rPr>
+          <w:rFonts w:ascii="新細明體" w:hAnsi="新細明體" w:cs="新細明體"/>
+          <w:kern w:val="0"/>
+        </w:rPr>
+        <w:br/>
+        <w:t>儲存資產基本資訊，並記錄 CIA（機密性、完整性、可用性）等級以及威脅等級，作為風險評估的基礎資料來源。</w:t>
+      </w:r>
+    </w:p>
+    <w:tbl>
+      <w:tblPr>
+        <w:tblStyle w:val="af4"/>
+        <w:tblW w:w="5000" w:type="pct"/>
+        <w:tblLook w:val="04A0" w:firstRow="1" w:lastRow="0" w:firstColumn="1" w:lastColumn="0" w:noHBand="0" w:noVBand="1"/>
+      </w:tblPr>
+      <w:tblGrid>
+        <w:gridCol w:w="2032"/>
+        <w:gridCol w:w="1507"/>
+        <w:gridCol w:w="1133"/>
+        <w:gridCol w:w="3624"/>
+      </w:tblGrid>
+      <w:tr>
+        <w:tc>
+          <w:tcPr>
+            <w:tcW w:w="1225" w:type="pct"/>
+            <w:hideMark/>
+          </w:tcPr>
+          <w:p>
+            <w:pPr>
+              <w:widowControl/>
+              <w:jc w:val="center"/>
+              <w:rPr>
+                <w:rFonts w:ascii="新細明體" w:hAnsi="新細明體" w:cs="新細明體"/>
+                <w:b/>
+                <w:bCs/>
+                <w:kern w:val="0"/>
+              </w:rPr>
+            </w:pPr>
+            <w:r>
+              <w:rPr>
+                <w:rFonts w:ascii="新細明體" w:hAnsi="新細明體" w:cs="新細明體"/>
+                <w:b/>
+                <w:bCs/>
+                <w:kern w:val="0"/>
+              </w:rPr>
+              <w:t>欄位名稱</w:t>
+            </w:r>
+          </w:p>
+        </w:tc>
+        <w:tc>
+          <w:tcPr>
+            <w:tcW w:w="908" w:type="pct"/>
+            <w:hideMark/>
+          </w:tcPr>
+          <w:p>
+            <w:pPr>
+              <w:widowControl/>
+              <w:jc w:val="center"/>
+              <w:rPr>
+                <w:rFonts w:ascii="新細明體" w:hAnsi="新細明體" w:cs="新細明體"/>
+                <w:b/>
+                <w:bCs/>
+                <w:kern w:val="0"/>
+              </w:rPr>
+            </w:pPr>
+            <w:r>
+              <w:rPr>
+                <w:rFonts w:ascii="新細明體" w:hAnsi="新細明體" w:cs="新細明體"/>
+                <w:b/>
+                <w:bCs/>
+                <w:kern w:val="0"/>
+              </w:rPr>
+              <w:t>資料型態</w:t>
+            </w:r>
+          </w:p>
+        </w:tc>
+        <w:tc>
+          <w:tcPr>
+            <w:tcW w:w="683" w:type="pct"/>
+            <w:hideMark/>
+          </w:tcPr>
+          <w:p>
+            <w:pPr>
+              <w:widowControl/>
+              <w:jc w:val="center"/>
+              <w:rPr>
+                <w:rFonts w:ascii="新細明體" w:hAnsi="新細明體" w:cs="新細明體"/>
+                <w:b/>
+                <w:bCs/>
+                <w:kern w:val="0"/>
+              </w:rPr>
+            </w:pPr>
+            <w:r>
+              <w:rPr>
+                <w:rFonts w:ascii="新細明體" w:hAnsi="新細明體" w:cs="新細明體"/>
+                <w:b/>
+                <w:bCs/>
+                <w:kern w:val="0"/>
+              </w:rPr>
+              <w:t>Key</w:t>
+            </w:r>
+          </w:p>
+        </w:tc>
+        <w:tc>
+          <w:tcPr>
+            <w:tcW w:w="2184" w:type="pct"/>
+            <w:hideMark/>
+          </w:tcPr>
+          <w:p>
+            <w:pPr>
+              <w:widowControl/>
+              <w:jc w:val="center"/>
+              <w:rPr>
+                <w:rFonts w:ascii="新細明體" w:hAnsi="新細明體" w:cs="新細明體"/>
+                <w:b/>
+                <w:bCs/>
+                <w:kern w:val="0"/>
+              </w:rPr>
+            </w:pPr>
+            <w:r>
+              <w:rPr>
+                <w:rFonts w:ascii="新細明體" w:hAnsi="新細明體" w:cs="新細明體"/>
+                <w:b/>
+                <w:bCs/>
+                <w:kern w:val="0"/>
+              </w:rPr>
+              <w:t>說明</w:t>
+            </w:r>
+          </w:p>
+        </w:tc>
+      </w:tr>
+      <w:tr>
+        <w:tc>
+          <w:tcPr>
+            <w:tcW w:w="1225" w:type="pct"/>
+            <w:hideMark/>
+          </w:tcPr>
+          <w:p>
+            <w:pPr>
+              <w:widowControl/>
+              <w:rPr>
+                <w:rFonts w:ascii="新細明體" w:hAnsi="新細明體" w:cs="新細明體"/>
+                <w:kern w:val="0"/>
+              </w:rPr>
+            </w:pPr>
+            <w:r>
+              <w:rPr>
+                <w:rFonts w:ascii="新細明體" w:hAnsi="新細明體" w:cs="新細明體"/>
+                <w:kern w:val="0"/>
+              </w:rPr>
+              <w:t>id</w:t>
+            </w:r>
+          </w:p>
+        </w:tc>
+        <w:tc>
+          <w:tcPr>
+            <w:tcW w:w="908" w:type="pct"/>
+            <w:hideMark/>
+          </w:tcPr>
+          <w:p>
+            <w:pPr>
+              <w:widowControl/>
+              <w:rPr>
+                <w:rFonts w:ascii="新細明體" w:hAnsi="新細明體" w:cs="新細明體"/>
+                <w:kern w:val="0"/>
+              </w:rPr>
+            </w:pPr>
+            <w:r>
+              <w:rPr>
+                <w:rFonts w:ascii="新細明體" w:hAnsi="新細明體" w:cs="新細明體"/>
+                <w:kern w:val="0"/>
+              </w:rPr>
+              <w:t>int8</w:t>
+            </w:r>
+          </w:p>
+        </w:tc>
+        <w:tc>
+          <w:tcPr>
+            <w:tcW w:w="683" w:type="pct"/>
+            <w:hideMark/>
+          </w:tcPr>
+          <w:p>
+            <w:pPr>
+              <w:widowControl/>
+              <w:rPr>
+                <w:rFonts w:ascii="新細明體" w:hAnsi="新細明體" w:cs="新細明體"/>
+                <w:kern w:val="0"/>
+              </w:rPr>
+            </w:pPr>
+            <w:r>
+              <w:rPr>
+                <w:rFonts w:ascii="新細明體" w:hAnsi="新細明體" w:cs="新細明體"/>
+                <w:kern w:val="0"/>
+              </w:rPr>
+              <w:t>PK</w:t>
+            </w:r>
+          </w:p>
+        </w:tc>
+        <w:tc>
+          <w:tcPr>
+            <w:tcW w:w="2184" w:type="pct"/>
+            <w:hideMark/>
+          </w:tcPr>
+          <w:p>
+            <w:pPr>
+              <w:widowControl/>
+              <w:rPr>
+                <w:rFonts w:ascii="新細明體" w:hAnsi="新細明體" w:cs="新細明體"/>
+                <w:kern w:val="0"/>
+              </w:rPr>
+            </w:pPr>
+            <w:r>
+              <w:rPr>
+                <w:rFonts w:ascii="新細明體" w:hAnsi="新細明體" w:cs="新細明體"/>
+                <w:kern w:val="0"/>
+              </w:rPr>
+              <w:t>系統自動產生之資產唯一識別碼</w:t>
+            </w:r>
+          </w:p>
+        </w:tc>
+      </w:tr>
+      <w:tr>
+        <w:tc>
+          <w:tcPr>
+            <w:tcW w:w="1225" w:type="pct"/>
+            <w:hideMark/>
+          </w:tcPr>
+          <w:p>
+            <w:pPr>
+              <w:widowControl/>
+              <w:rPr>
+                <w:rFonts w:ascii="新細明體" w:hAnsi="新細明體" w:cs="新細明體"/>
+                <w:kern w:val="0"/>
+              </w:rPr>
+            </w:pPr>
+            <w:proofErr w:type="spellStart"/>
+            <w:r>
+              <w:rPr>
+                <w:rFonts w:ascii="新細明體" w:hAnsi="新細明體" w:cs="新細明體"/>
+                <w:kern w:val="0"/>
+              </w:rPr>
+              <w:t>asset_id_code</w:t>
+            </w:r>
+            <w:proofErr w:type="spellEnd"/>
+          </w:p>
+        </w:tc>
+        <w:tc>
+          <w:tcPr>
+            <w:tcW w:w="908" w:type="pct"/>
+            <w:hideMark/>
+          </w:tcPr>
+          <w:p>
+            <w:pPr>
+              <w:widowControl/>
+              <w:rPr>
+                <w:rFonts w:ascii="新細明體" w:hAnsi="新細明體" w:cs="新細明體"/>
+                <w:kern w:val="0"/>
+              </w:rPr>
+            </w:pPr>
+            <w:r>
+              <w:rPr>
+                <w:rFonts w:ascii="新細明體" w:hAnsi="新細明體" w:cs="新細明體"/>
+                <w:kern w:val="0"/>
+              </w:rPr>
+              <w:t>text</w:t>
+            </w:r>
+          </w:p>
+        </w:tc>
+        <w:tc>
+          <w:tcPr>
+            <w:tcW w:w="683" w:type="pct"/>
+            <w:hideMark/>
+          </w:tcPr>
+          <w:p>
+            <w:pPr>
+              <w:widowControl/>
+              <w:rPr>
+                <w:rFonts w:ascii="新細明體" w:hAnsi="新細明體" w:cs="新細明體"/>
+                <w:kern w:val="0"/>
+              </w:rPr>
+            </w:pPr>
+            <w:r>
+              <w:rPr>
+                <w:rFonts w:ascii="新細明體" w:hAnsi="新細明體" w:cs="新細明體"/>
+                <w:kern w:val="0"/>
+              </w:rPr>
+              <w:t>UNIQUE</w:t>
+            </w:r>
+          </w:p>
+        </w:tc>
+        <w:tc>
+          <w:tcPr>
+            <w:tcW w:w="2184" w:type="pct"/>
+            <w:hideMark/>
+          </w:tcPr>
+          <w:p>
+            <w:pPr>
+              <w:widowControl/>
+              <w:rPr>
+                <w:rFonts w:ascii="新細明體" w:hAnsi="新細明體" w:cs="新細明體"/>
+                <w:kern w:val="0"/>
+              </w:rPr>
+            </w:pPr>
+            <w:r>
+              <w:rPr>
+                <w:rFonts w:ascii="新細明體" w:hAnsi="新細明體" w:cs="新細明體"/>
+                <w:kern w:val="0"/>
+              </w:rPr>
+              <w:t xml:space="preserve">資產代碼（如 </w:t>
+            </w:r>
+            <w:r>
+              <w:rPr>
+                <w:rFonts w:ascii="新細明體" w:hAnsi="新細明體" w:cs="新細明體"/>
+                <w:kern w:val="0"/>
+              </w:rPr>
+              <w:t>AST-001</w:t>
+            </w:r>
+            <w:r>
+              <w:rPr>
+                <w:rFonts w:ascii="新細明體" w:hAnsi="新細明體" w:cs="新細明體"/>
+                <w:kern w:val="0"/>
+              </w:rPr>
+              <w:t>）</w:t>
+            </w:r>
+          </w:p>
+        </w:tc>
+      </w:tr>
+      <w:tr>
+        <w:tc>
+          <w:tcPr>
+            <w:tcW w:w="1225" w:type="pct"/>
+            <w:hideMark/>
+          </w:tcPr>
+          <w:p>
+            <w:pPr>
+              <w:widowControl/>
+              <w:rPr>
+                <w:rFonts w:ascii="新細明體" w:hAnsi="新細明體" w:cs="新細明體"/>
+                <w:kern w:val="0"/>
+              </w:rPr>
+            </w:pPr>
+            <w:proofErr w:type="spellStart"/>
+            <w:r>
+              <w:rPr>
+                <w:rFonts w:ascii="新細明體" w:hAnsi="新細明體" w:cs="新細明體"/>
+                <w:kern w:val="0"/>
+              </w:rPr>
+              <w:t>asset_name</w:t>
+            </w:r>
+            <w:proofErr w:type="spellEnd"/>
+          </w:p>
+        </w:tc>
+        <w:tc>
+          <w:tcPr>
+            <w:tcW w:w="908" w:type="pct"/>
+            <w:hideMark/>
+          </w:tcPr>
+          <w:p>
+            <w:pPr>
+              <w:widowControl/>
+              <w:rPr>
+                <w:rFonts w:ascii="新細明體" w:hAnsi="新細明體" w:cs="新細明體"/>
+                <w:kern w:val="0"/>
+              </w:rPr>
+            </w:pPr>
+            <w:r>
+              <w:rPr>
+                <w:rFonts w:ascii="新細明體" w:hAnsi="新細明體" w:cs="新細明體"/>
+                <w:kern w:val="0"/>
+              </w:rPr>
+              <w:t>text</w:t>
+            </w:r>
+          </w:p>
+        </w:tc>
+        <w:tc>
+          <w:tcPr>
+            <w:tcW w:w="683" w:type="pct"/>
+            <w:hideMark/>
+          </w:tcPr>
+          <w:p>
+            <w:pPr>
+              <w:widowControl/>
+              <w:rPr>
+                <w:rFonts w:ascii="新細明體" w:hAnsi="新細明體" w:cs="新細明體"/>
+                <w:kern w:val="0"/>
+              </w:rPr>
+            </w:pPr>
+          </w:p>
+        </w:tc>
+        <w:tc>
+          <w:tcPr>
+            <w:tcW w:w="2184" w:type="pct"/>
+            <w:hideMark/>
+          </w:tcPr>
+          <w:p>
+            <w:pPr>
+              <w:widowControl/>
+              <w:rPr>
+                <w:rFonts w:ascii="新細明體" w:hAnsi="新細明體" w:cs="新細明體"/>
+                <w:kern w:val="0"/>
+              </w:rPr>
+            </w:pPr>
+            <w:r>
+              <w:rPr>
+                <w:rFonts w:ascii="新細明體" w:hAnsi="新細明體" w:cs="新細明體"/>
+                <w:kern w:val="0"/>
+              </w:rPr>
+              <w:t>資產名稱</w:t>
+            </w:r>
+            <w:r>
+              <w:rPr>
+                <w:rFonts w:ascii="新細明體" w:hAnsi="新細明體" w:cs="新細明體" w:hint="eastAsia"/>
+                <w:kern w:val="0"/>
+              </w:rPr>
+              <w:t>(必填</w:t>
+            </w:r>
+            <w:proofErr w:type="gramStart"/>
+            <w:r>
+              <w:rPr>
+                <w:rFonts w:ascii="新細明體" w:hAnsi="新細明體" w:cs="新細明體" w:hint="eastAsia"/>
+                <w:kern w:val="0"/>
+              </w:rPr>
+              <w:t>）</w:t>
+            </w:r>
+            <w:proofErr w:type="gramEnd"/>
+          </w:p>
+        </w:tc>
+      </w:tr>
+      <w:tr>
+        <w:tc>
+          <w:tcPr>
+            <w:tcW w:w="1225" w:type="pct"/>
+            <w:hideMark/>
+          </w:tcPr>
+          <w:p>
+            <w:pPr>
+              <w:widowControl/>
+              <w:rPr>
+                <w:rFonts w:ascii="新細明體" w:hAnsi="新細明體" w:cs="新細明體"/>
+                <w:kern w:val="0"/>
+              </w:rPr>
+            </w:pPr>
+            <w:proofErr w:type="spellStart"/>
+            <w:r>
+              <w:rPr>
+                <w:rFonts w:ascii="新細明體" w:hAnsi="新細明體" w:cs="新細明體"/>
+                <w:kern w:val="0"/>
+              </w:rPr>
+              <w:t>asset_type</w:t>
+            </w:r>
+            <w:proofErr w:type="spellEnd"/>
+          </w:p>
+        </w:tc>
+        <w:tc>
+          <w:tcPr>
+            <w:tcW w:w="908" w:type="pct"/>
+            <w:hideMark/>
+          </w:tcPr>
+          <w:p>
+            <w:pPr>
+              <w:widowControl/>
+              <w:rPr>
+                <w:rFonts w:ascii="新細明體" w:hAnsi="新細明體" w:cs="新細明體"/>
+                <w:kern w:val="0"/>
+              </w:rPr>
+            </w:pPr>
+            <w:r>
+              <w:rPr>
+                <w:rFonts w:ascii="新細明體" w:hAnsi="新細明體" w:cs="新細明體"/>
+                <w:kern w:val="0"/>
+              </w:rPr>
+              <w:t>text</w:t>
+            </w:r>
+          </w:p>
+        </w:tc>
+        <w:tc>
+          <w:tcPr>
+            <w:tcW w:w="683" w:type="pct"/>
+            <w:hideMark/>
+          </w:tcPr>
+          <w:p>
+            <w:pPr>
+              <w:widowControl/>
+              <w:rPr>
+                <w:rFonts w:ascii="新細明體" w:hAnsi="新細明體" w:cs="新細明體"/>
+                <w:kern w:val="0"/>
+              </w:rPr>
+            </w:pPr>
+          </w:p>
+        </w:tc>
+        <w:tc>
+          <w:tcPr>
+            <w:tcW w:w="2184" w:type="pct"/>
+            <w:hideMark/>
+          </w:tcPr>
+          <w:p>
+            <w:pPr>
+              <w:widowControl/>
+              <w:rPr>
+                <w:rFonts w:ascii="新細明體" w:hAnsi="新細明體" w:cs="新細明體"/>
+                <w:kern w:val="0"/>
+              </w:rPr>
+            </w:pPr>
+            <w:r>
+              <w:rPr>
+                <w:rFonts w:ascii="新細明體" w:hAnsi="新細明體" w:cs="新細明體"/>
+                <w:kern w:val="0"/>
+              </w:rPr>
+              <w:t>資產類型（設備/系統/資料等）</w:t>
+            </w:r>
+          </w:p>
+        </w:tc>
+      </w:tr>
+      <w:tr>
+        <w:tc>
+          <w:tcPr>
+            <w:tcW w:w="1225" w:type="pct"/>
+            <w:hideMark/>
+          </w:tcPr>
+          <w:p>
+            <w:pPr>
+              <w:widowControl/>
+              <w:rPr>
+                <w:rFonts w:ascii="新細明體" w:hAnsi="新細明體" w:cs="新細明體"/>
+                <w:kern w:val="0"/>
+              </w:rPr>
+            </w:pPr>
+            <w:r>
+              <w:rPr>
+                <w:rFonts w:ascii="新細明體" w:hAnsi="新細明體" w:cs="新細明體"/>
+                <w:kern w:val="0"/>
+              </w:rPr>
+              <w:t>description</w:t>
+            </w:r>
+          </w:p>
+        </w:tc>
+        <w:tc>
+          <w:tcPr>
+            <w:tcW w:w="908" w:type="pct"/>
+            <w:hideMark/>
+          </w:tcPr>
+          <w:p>
+            <w:pPr>
+              <w:widowControl/>
+              <w:rPr>
+                <w:rFonts w:ascii="新細明體" w:hAnsi="新細明體" w:cs="新細明體"/>
+                <w:kern w:val="0"/>
+              </w:rPr>
+            </w:pPr>
+            <w:r>
+              <w:rPr>
+                <w:rFonts w:ascii="新細明體" w:hAnsi="新細明體" w:cs="新細明體"/>
+                <w:kern w:val="0"/>
+              </w:rPr>
+              <w:t>text</w:t>
+            </w:r>
+          </w:p>
+        </w:tc>
+        <w:tc>
+          <w:tcPr>
+            <w:tcW w:w="683" w:type="pct"/>
+            <w:hideMark/>
+          </w:tcPr>
+          <w:p>
+            <w:pPr>
+              <w:widowControl/>
+              <w:rPr>
+                <w:rFonts w:ascii="新細明體" w:hAnsi="新細明體" w:cs="新細明體"/>
+                <w:kern w:val="0"/>
+              </w:rPr>
+            </w:pPr>
+          </w:p>
+        </w:tc>
+        <w:tc>
+          <w:tcPr>
+            <w:tcW w:w="2184" w:type="pct"/>
+            <w:hideMark/>
+          </w:tcPr>
+          <w:p>
+            <w:pPr>
+              <w:widowControl/>
+              <w:rPr>
+                <w:rFonts w:ascii="新細明體" w:hAnsi="新細明體" w:cs="新細明體"/>
+                <w:kern w:val="0"/>
+              </w:rPr>
+            </w:pPr>
+            <w:r>
+              <w:rPr>
+                <w:rFonts w:ascii="新細明體" w:hAnsi="新細明體" w:cs="新細明體"/>
+                <w:kern w:val="0"/>
+              </w:rPr>
+              <w:t>資產</w:t>
+            </w:r>
+            <w:r>
+              <w:rPr>
+                <w:rFonts w:ascii="新細明體" w:hAnsi="新細明體" w:cs="新細明體" w:hint="eastAsia"/>
+                <w:kern w:val="0"/>
+              </w:rPr>
+              <w:t>詳細</w:t>
+            </w:r>
+            <w:r>
+              <w:rPr>
+                <w:rFonts w:ascii="新細明體" w:hAnsi="新細明體" w:cs="新細明體"/>
+                <w:kern w:val="0"/>
+              </w:rPr>
+              <w:t>描述</w:t>
+            </w:r>
+          </w:p>
+        </w:tc>
+      </w:tr>
+      <w:tr>
+        <w:tc>
+          <w:tcPr>
+            <w:tcW w:w="1225" w:type="pct"/>
+            <w:hideMark/>
+          </w:tcPr>
+          <w:p>
+            <w:pPr>
+              <w:widowControl/>
+              <w:rPr>
+                <w:rFonts w:ascii="新細明體" w:hAnsi="新細明體" w:cs="新細明體"/>
+                <w:kern w:val="0"/>
+              </w:rPr>
+            </w:pPr>
+            <w:proofErr w:type="spellStart"/>
+            <w:r>
+              <w:rPr>
+                <w:rFonts w:ascii="新細明體" w:hAnsi="新細明體" w:cs="新細明體"/>
+                <w:kern w:val="0"/>
+              </w:rPr>
+              <w:t>data_type</w:t>
+            </w:r>
+            <w:proofErr w:type="spellEnd"/>
+          </w:p>
+        </w:tc>
+        <w:tc>
+          <w:tcPr>
+            <w:tcW w:w="908" w:type="pct"/>
+            <w:hideMark/>
+          </w:tcPr>
+          <w:p>
+            <w:pPr>
+              <w:widowControl/>
+              <w:rPr>
+                <w:rFonts w:ascii="新細明體" w:hAnsi="新細明體" w:cs="新細明體"/>
+                <w:kern w:val="0"/>
+              </w:rPr>
+            </w:pPr>
+            <w:r>
+              <w:rPr>
+                <w:rFonts w:ascii="新細明體" w:hAnsi="新細明體" w:cs="新細明體"/>
+                <w:kern w:val="0"/>
+              </w:rPr>
+              <w:t>text</w:t>
+            </w:r>
+          </w:p>
+        </w:tc>
+        <w:tc>
+          <w:tcPr>
+            <w:tcW w:w="683" w:type="pct"/>
+            <w:hideMark/>
+          </w:tcPr>
+          <w:p>
+            <w:pPr>
+              <w:widowControl/>
+              <w:rPr>
+                <w:rFonts w:ascii="新細明體" w:hAnsi="新細明體" w:cs="新細明體"/>
+                <w:kern w:val="0"/>
+              </w:rPr>
+            </w:pPr>
+          </w:p>
+        </w:tc>
+        <w:tc>
+          <w:tcPr>
+            <w:tcW w:w="2184" w:type="pct"/>
+            <w:hideMark/>
+          </w:tcPr>
+          <w:p>
+            <w:pPr>
+              <w:widowControl/>
+              <w:rPr>
+                <w:rFonts w:ascii="新細明體" w:hAnsi="新細明體" w:cs="新細明體"/>
+                <w:kern w:val="0"/>
+              </w:rPr>
+            </w:pPr>
+            <w:r>
+              <w:rPr>
+                <w:rFonts w:ascii="新細明體" w:hAnsi="新細明體" w:cs="新細明體"/>
+                <w:kern w:val="0"/>
+              </w:rPr>
+              <w:t>資料</w:t>
+            </w:r>
+            <w:r>
+              <w:rPr>
+                <w:rFonts w:ascii="新細明體" w:hAnsi="新細明體" w:cs="新細明體" w:hint="eastAsia"/>
+                <w:kern w:val="0"/>
+              </w:rPr>
+              <w:t>分類</w:t>
+            </w:r>
+            <w:r>
+              <w:rPr>
+                <w:rFonts w:ascii="新細明體" w:hAnsi="新細明體" w:cs="新細明體"/>
+                <w:kern w:val="0"/>
+              </w:rPr>
+              <w:t>（</w:t>
+            </w:r>
+            <w:proofErr w:type="gramStart"/>
+            <w:r>
+              <w:rPr>
+                <w:rFonts w:ascii="新細明體" w:hAnsi="新細明體" w:cs="新細明體"/>
+                <w:kern w:val="0"/>
+              </w:rPr>
+              <w:t>個</w:t>
+            </w:r>
+            <w:proofErr w:type="gramEnd"/>
+            <w:r>
+              <w:rPr>
+                <w:rFonts w:ascii="新細明體" w:hAnsi="新細明體" w:cs="新細明體"/>
+                <w:kern w:val="0"/>
+              </w:rPr>
+              <w:t>資、財務、內部文件等）</w:t>
+            </w:r>
+          </w:p>
+        </w:tc>
+      </w:tr>
+      <w:tr>
+        <w:tc>
+          <w:tcPr>
+            <w:tcW w:w="1225" w:type="pct"/>
+            <w:hideMark/>
+          </w:tcPr>
+          <w:p>
+            <w:pPr>
+              <w:widowControl/>
+              <w:rPr>
+                <w:rFonts w:ascii="新細明體" w:hAnsi="新細明體" w:cs="新細明體"/>
+                <w:kern w:val="0"/>
+              </w:rPr>
+            </w:pPr>
+            <w:r>
+              <w:rPr>
+                <w:rFonts w:ascii="新細明體" w:hAnsi="新細明體" w:cs="新細明體"/>
+                <w:kern w:val="0"/>
+              </w:rPr>
+              <w:t>owner</w:t>
+            </w:r>
+          </w:p>
+        </w:tc>
+        <w:tc>
+          <w:tcPr>
+            <w:tcW w:w="908" w:type="pct"/>
+            <w:hideMark/>
+          </w:tcPr>
+          <w:p>
+            <w:pPr>
+              <w:widowControl/>
+              <w:rPr>
+                <w:rFonts w:ascii="新細明體" w:hAnsi="新細明體" w:cs="新細明體"/>
+                <w:kern w:val="0"/>
+              </w:rPr>
+            </w:pPr>
+            <w:r>
+              <w:rPr>
+                <w:rFonts w:ascii="新細明體" w:hAnsi="新細明體" w:cs="新細明體"/>
+                <w:kern w:val="0"/>
+              </w:rPr>
+              <w:t>text</w:t>
+            </w:r>
+          </w:p>
+        </w:tc>
+        <w:tc>
+          <w:tcPr>
+            <w:tcW w:w="683" w:type="pct"/>
+            <w:hideMark/>
+          </w:tcPr>
+          <w:p>
+            <w:pPr>
+              <w:widowControl/>
+              <w:rPr>
+                <w:rFonts w:ascii="新細明體" w:hAnsi="新細明體" w:cs="新細明體"/>
+                <w:kern w:val="0"/>
+              </w:rPr>
+            </w:pPr>
+          </w:p>
+        </w:tc>
+        <w:tc>
+          <w:tcPr>
+            <w:tcW w:w="2184" w:type="pct"/>
+            <w:hideMark/>
+          </w:tcPr>
+          <w:p>
+            <w:pPr>
+              <w:widowControl/>
+              <w:rPr>
+                <w:rFonts w:ascii="新細明體" w:hAnsi="新細明體" w:cs="新細明體"/>
+                <w:kern w:val="0"/>
+              </w:rPr>
+            </w:pPr>
+            <w:r>
+              <w:rPr>
+                <w:rFonts w:ascii="新細明體" w:hAnsi="新細明體" w:cs="新細明體" w:hint="eastAsia"/>
+                <w:kern w:val="0"/>
+              </w:rPr>
+              <w:t>資產負責人或單位</w:t>
+            </w:r>
+          </w:p>
+        </w:tc>
+      </w:tr>
+      <w:tr>
+        <w:tc>
+          <w:tcPr>
+            <w:tcW w:w="1225" w:type="pct"/>
+            <w:hideMark/>
+          </w:tcPr>
+          <w:p>
+            <w:pPr>
+              <w:widowControl/>
+              <w:rPr>
+                <w:rFonts w:ascii="新細明體" w:hAnsi="新細明體" w:cs="新細明體"/>
+                <w:kern w:val="0"/>
+              </w:rPr>
+            </w:pPr>
+            <w:proofErr w:type="spellStart"/>
+            <w:r>
+              <w:rPr>
+                <w:rFonts w:ascii="新細明體" w:hAnsi="新細明體" w:cs="新細明體"/>
+                <w:kern w:val="0"/>
+              </w:rPr>
+              <w:t>system_dependency</w:t>
+            </w:r>
+            <w:proofErr w:type="spellEnd"/>
+          </w:p>
+        </w:tc>
+        <w:tc>
+          <w:tcPr>
+            <w:tcW w:w="908" w:type="pct"/>
+            <w:hideMark/>
+          </w:tcPr>
+          <w:p>
+            <w:pPr>
+              <w:widowControl/>
+              <w:rPr>
+                <w:rFonts w:ascii="新細明體" w:hAnsi="新細明體" w:cs="新細明體"/>
+                <w:kern w:val="0"/>
+              </w:rPr>
+            </w:pPr>
+            <w:r>
+              <w:rPr>
+                <w:rFonts w:ascii="新細明體" w:hAnsi="新細明體" w:cs="新細明體"/>
+                <w:kern w:val="0"/>
+              </w:rPr>
+              <w:t>text</w:t>
+            </w:r>
+          </w:p>
+        </w:tc>
+        <w:tc>
+          <w:tcPr>
+            <w:tcW w:w="683" w:type="pct"/>
+            <w:hideMark/>
+          </w:tcPr>
+          <w:p>
+            <w:pPr>
+              <w:widowControl/>
+              <w:rPr>
+                <w:rFonts w:ascii="新細明體" w:hAnsi="新細明體" w:cs="新細明體"/>
+                <w:kern w:val="0"/>
+              </w:rPr>
+            </w:pPr>
+          </w:p>
+        </w:tc>
+        <w:tc>
+          <w:tcPr>
+            <w:tcW w:w="2184" w:type="pct"/>
+            <w:hideMark/>
+          </w:tcPr>
+          <w:p>
+            <w:pPr>
+              <w:widowControl/>
+              <w:rPr>
+                <w:rFonts w:ascii="新細明體" w:hAnsi="新細明體" w:cs="新細明體"/>
+                <w:kern w:val="0"/>
+              </w:rPr>
+            </w:pPr>
+            <w:r>
+              <w:rPr>
+                <w:rFonts w:ascii="新細明體" w:hAnsi="新細明體" w:cs="新細明體"/>
+                <w:kern w:val="0"/>
+              </w:rPr>
+              <w:t>資產相依系統（如 ERP、AD、雲端服務）</w:t>
+            </w:r>
+          </w:p>
+        </w:tc>
+      </w:tr>
+      <w:tr>
+        <w:tc>
+          <w:tcPr>
+            <w:tcW w:w="1225" w:type="pct"/>
+            <w:hideMark/>
+          </w:tcPr>
+          <w:p>
+            <w:pPr>
+              <w:widowControl/>
+              <w:rPr>
+                <w:rFonts w:ascii="新細明體" w:hAnsi="新細明體" w:cs="新細明體"/>
+                <w:kern w:val="0"/>
+              </w:rPr>
+            </w:pPr>
+            <w:r>
+              <w:rPr>
+                <w:rFonts w:ascii="新細明體" w:hAnsi="新細明體" w:cs="新細明體"/>
+                <w:kern w:val="0"/>
+              </w:rPr>
+              <w:t>confidentiality</w:t>
+            </w:r>
+          </w:p>
+        </w:tc>
+        <w:tc>
+          <w:tcPr>
+            <w:tcW w:w="908" w:type="pct"/>
+            <w:hideMark/>
+          </w:tcPr>
+          <w:p>
+            <w:pPr>
+              <w:widowControl/>
+              <w:rPr>
+                <w:rFonts w:ascii="新細明體" w:hAnsi="新細明體" w:cs="新細明體"/>
+                <w:kern w:val="0"/>
+              </w:rPr>
+            </w:pPr>
+            <w:r>
+              <w:rPr>
+                <w:rFonts w:ascii="新細明體" w:hAnsi="新細明體" w:cs="新細明體"/>
+                <w:kern w:val="0"/>
+              </w:rPr>
+              <w:t>int4</w:t>
+            </w:r>
+          </w:p>
+        </w:tc>
+        <w:tc>
+          <w:tcPr>
+            <w:tcW w:w="683" w:type="pct"/>
+            <w:hideMark/>
+          </w:tcPr>
+          <w:p>
+            <w:pPr>
+              <w:widowControl/>
+              <w:rPr>
+                <w:rFonts w:ascii="新細明體" w:hAnsi="新細明體" w:cs="新細明體"/>
+                <w:kern w:val="0"/>
+              </w:rPr>
+            </w:pPr>
+          </w:p>
+        </w:tc>
+        <w:tc>
+          <w:tcPr>
+            <w:tcW w:w="2184" w:type="pct"/>
+            <w:hideMark/>
+          </w:tcPr>
+          <w:p>
+            <w:pPr>
+              <w:widowControl/>
+              <w:rPr>
+                <w:rFonts w:ascii="新細明體" w:hAnsi="新細明體" w:cs="新細明體"/>
+                <w:kern w:val="0"/>
+              </w:rPr>
+            </w:pPr>
+            <w:r>
+              <w:rPr>
+                <w:rFonts w:ascii="新細明體" w:hAnsi="新細明體" w:cs="新細明體"/>
+                <w:kern w:val="0"/>
+              </w:rPr>
+              <w:t>機密性等級（1~5）</w:t>
+            </w:r>
+          </w:p>
+        </w:tc>
+      </w:tr>
+      <w:tr>
+        <w:tc>
+          <w:tcPr>
+            <w:tcW w:w="1225" w:type="pct"/>
+            <w:hideMark/>
+          </w:tcPr>
+          <w:p>
+            <w:pPr>
+              <w:widowControl/>
+              <w:rPr>
+                <w:rFonts w:ascii="新細明體" w:hAnsi="新細明體" w:cs="新細明體"/>
+                <w:kern w:val="0"/>
+              </w:rPr>
+            </w:pPr>
+            <w:r>
+              <w:rPr>
+                <w:rFonts w:ascii="新細明體" w:hAnsi="新細明體" w:cs="新細明體"/>
+                <w:kern w:val="0"/>
+              </w:rPr>
+              <w:t>integrity</w:t>
+            </w:r>
+          </w:p>
+        </w:tc>
+        <w:tc>
+          <w:tcPr>
+            <w:tcW w:w="908" w:type="pct"/>
+            <w:hideMark/>
+          </w:tcPr>
+          <w:p>
+            <w:pPr>
+              <w:widowControl/>
+              <w:rPr>
+                <w:rFonts w:ascii="新細明體" w:hAnsi="新細明體" w:cs="新細明體"/>
+                <w:kern w:val="0"/>
+              </w:rPr>
+            </w:pPr>
+            <w:r>
+              <w:rPr>
+                <w:rFonts w:ascii="新細明體" w:hAnsi="新細明體" w:cs="新細明體"/>
+                <w:kern w:val="0"/>
+              </w:rPr>
+              <w:t>int4</w:t>
+            </w:r>
+          </w:p>
+        </w:tc>
+        <w:tc>
+          <w:tcPr>
+            <w:tcW w:w="683" w:type="pct"/>
+            <w:hideMark/>
+          </w:tcPr>
+          <w:p>
+            <w:pPr>
+              <w:widowControl/>
+              <w:rPr>
+                <w:rFonts w:ascii="新細明體" w:hAnsi="新細明體" w:cs="新細明體"/>
+                <w:kern w:val="0"/>
+              </w:rPr>
+            </w:pPr>
+          </w:p>
+        </w:tc>
+        <w:tc>
+          <w:tcPr>
+            <w:tcW w:w="2184" w:type="pct"/>
+            <w:hideMark/>
+          </w:tcPr>
+          <w:p>
+            <w:pPr>
+              <w:widowControl/>
+              <w:rPr>
+                <w:rFonts w:ascii="新細明體" w:hAnsi="新細明體" w:cs="新細明體"/>
+                <w:kern w:val="0"/>
+              </w:rPr>
+            </w:pPr>
+            <w:r>
+              <w:rPr>
+                <w:rFonts w:ascii="新細明體" w:hAnsi="新細明體" w:cs="新細明體"/>
+                <w:kern w:val="0"/>
+              </w:rPr>
+              <w:t>完整性等級（1~5）</w:t>
+            </w:r>
+          </w:p>
+        </w:tc>
+      </w:tr>
+      <w:tr>
+        <w:tc>
+          <w:tcPr>
+            <w:tcW w:w="1225" w:type="pct"/>
+            <w:hideMark/>
+          </w:tcPr>
+          <w:p>
+            <w:pPr>
+              <w:widowControl/>
+              <w:rPr>
+                <w:rFonts w:ascii="新細明體" w:hAnsi="新細明體" w:cs="新細明體"/>
+                <w:kern w:val="0"/>
+              </w:rPr>
+            </w:pPr>
+            <w:r>
+              <w:rPr>
+                <w:rFonts w:ascii="新細明體" w:hAnsi="新細明體" w:cs="新細明體"/>
+                <w:kern w:val="0"/>
+              </w:rPr>
+              <w:t>availability</w:t>
+            </w:r>
+          </w:p>
+        </w:tc>
+        <w:tc>
+          <w:tcPr>
+            <w:tcW w:w="908" w:type="pct"/>
+            <w:hideMark/>
+          </w:tcPr>
+          <w:p>
+            <w:pPr>
+              <w:widowControl/>
+              <w:rPr>
+                <w:rFonts w:ascii="新細明體" w:hAnsi="新細明體" w:cs="新細明體"/>
+                <w:kern w:val="0"/>
+              </w:rPr>
+            </w:pPr>
+            <w:r>
+              <w:rPr>
+                <w:rFonts w:ascii="新細明體" w:hAnsi="新細明體" w:cs="新細明體"/>
+                <w:kern w:val="0"/>
+              </w:rPr>
+              <w:t>text</w:t>
+            </w:r>
+          </w:p>
+        </w:tc>
+        <w:tc>
+          <w:tcPr>
+            <w:tcW w:w="683" w:type="pct"/>
+            <w:hideMark/>
+          </w:tcPr>
+          <w:p>
+            <w:pPr>
+              <w:widowControl/>
+              <w:rPr>
+                <w:rFonts w:ascii="新細明體" w:hAnsi="新細明體" w:cs="新細明體"/>
+                <w:kern w:val="0"/>
+              </w:rPr>
+            </w:pPr>
+          </w:p>
+        </w:tc>
+        <w:tc>
+          <w:tcPr>
+            <w:tcW w:w="2184" w:type="pct"/>
+            <w:hideMark/>
+          </w:tcPr>
+          <w:p>
+            <w:pPr>
+              <w:widowControl/>
+              <w:rPr>
+                <w:rFonts w:ascii="新細明體" w:hAnsi="新細明體" w:cs="新細明體"/>
+                <w:kern w:val="0"/>
+              </w:rPr>
+            </w:pPr>
+            <w:r>
+              <w:rPr>
+                <w:rFonts w:ascii="新細明體" w:hAnsi="新細明體" w:cs="新細明體"/>
+                <w:kern w:val="0"/>
+              </w:rPr>
+              <w:t>可用性等級（1~5）</w:t>
+            </w:r>
+          </w:p>
+        </w:tc>
+      </w:tr>
+      <w:tr>
+        <w:tc>
+          <w:tcPr>
+            <w:tcW w:w="1225" w:type="pct"/>
+            <w:hideMark/>
+          </w:tcPr>
+          <w:p>
+            <w:pPr>
+              <w:widowControl/>
+              <w:rPr>
+                <w:rFonts w:ascii="新細明體" w:hAnsi="新細明體" w:cs="新細明體"/>
+                <w:kern w:val="0"/>
+              </w:rPr>
+            </w:pPr>
+            <w:proofErr w:type="spellStart"/>
+            <w:r>
+              <w:rPr>
+                <w:rFonts w:ascii="新細明體" w:hAnsi="新細明體" w:cs="新細明體"/>
+                <w:kern w:val="0"/>
+              </w:rPr>
+              <w:t>threat_level</w:t>
+            </w:r>
+            <w:proofErr w:type="spellEnd"/>
+          </w:p>
+        </w:tc>
+        <w:tc>
+          <w:tcPr>
+            <w:tcW w:w="908" w:type="pct"/>
+            <w:hideMark/>
+          </w:tcPr>
+          <w:p>
+            <w:pPr>
+              <w:widowControl/>
+              <w:rPr>
+                <w:rFonts w:ascii="新細明體" w:hAnsi="新細明體" w:cs="新細明體"/>
+                <w:kern w:val="0"/>
+              </w:rPr>
+            </w:pPr>
+            <w:r>
+              <w:rPr>
+                <w:rFonts w:ascii="新細明體" w:hAnsi="新細明體" w:cs="新細明體"/>
+                <w:kern w:val="0"/>
+              </w:rPr>
+              <w:t>int</w:t>
+            </w:r>
+          </w:p>
+        </w:tc>
+        <w:tc>
+          <w:tcPr>
+            <w:tcW w:w="683" w:type="pct"/>
+            <w:hideMark/>
+          </w:tcPr>
+          <w:p>
+            <w:pPr>
+              <w:widowControl/>
+              <w:rPr>
+                <w:rFonts w:ascii="新細明體" w:hAnsi="新細明體" w:cs="新細明體"/>
+                <w:kern w:val="0"/>
+              </w:rPr>
+            </w:pPr>
+          </w:p>
+        </w:tc>
+        <w:tc>
+          <w:tcPr>
+            <w:tcW w:w="2184" w:type="pct"/>
+            <w:hideMark/>
+          </w:tcPr>
+          <w:p>
+            <w:pPr>
+              <w:widowControl/>
+              <w:rPr>
+                <w:rFonts w:ascii="新細明體" w:hAnsi="新細明體" w:cs="新細明體"/>
+                <w:kern w:val="0"/>
+              </w:rPr>
+            </w:pPr>
+            <w:r>
+              <w:rPr>
+                <w:rFonts w:ascii="新細明體" w:hAnsi="新細明體" w:cs="新細明體" w:hint="eastAsia"/>
+                <w:kern w:val="0"/>
+              </w:rPr>
+              <w:t>預設或計算出的威脅等級</w:t>
+            </w:r>
+            <w:r>
+              <w:rPr>
+                <w:rFonts w:ascii="新細明體" w:hAnsi="新細明體" w:cs="新細明體"/>
+                <w:kern w:val="0"/>
+              </w:rPr>
+              <w:t>（1~5）</w:t>
+            </w:r>
+          </w:p>
+        </w:tc>
+      </w:tr>
+      <w:tr>
+        <w:tc>
+          <w:tcPr>
+            <w:tcW w:w="1225" w:type="pct"/>
+            <w:hideMark/>
+          </w:tcPr>
+          <w:p>
+            <w:pPr>
+              <w:widowControl/>
+              <w:rPr>
+                <w:rFonts w:ascii="新細明體" w:hAnsi="新細明體" w:cs="新細明體"/>
+                <w:kern w:val="0"/>
+              </w:rPr>
+            </w:pPr>
+            <w:proofErr w:type="spellStart"/>
+            <w:r>
+              <w:rPr>
+                <w:rFonts w:ascii="新細明體" w:hAnsi="新細明體" w:cs="新細明體"/>
+                <w:kern w:val="0"/>
+              </w:rPr>
+              <w:t>created_at</w:t>
+            </w:r>
+            <w:proofErr w:type="spellEnd"/>
+          </w:p>
+        </w:tc>
+        <w:tc>
+          <w:tcPr>
+            <w:tcW w:w="908" w:type="pct"/>
+            <w:hideMark/>
+          </w:tcPr>
+          <w:p>
+            <w:pPr>
+              <w:widowControl/>
+              <w:rPr>
+                <w:rFonts w:ascii="新細明體" w:hAnsi="新細明體" w:cs="新細明體"/>
+                <w:kern w:val="0"/>
+              </w:rPr>
+            </w:pPr>
+            <w:proofErr w:type="spellStart"/>
+            <w:r>
+              <w:rPr>
+                <w:rFonts w:ascii="新細明體" w:hAnsi="新細明體" w:cs="新細明體"/>
+                <w:kern w:val="0"/>
+              </w:rPr>
+              <w:t>timestamptz</w:t>
+            </w:r>
+            <w:proofErr w:type="spellEnd"/>
+          </w:p>
+        </w:tc>
+        <w:tc>
+          <w:tcPr>
+            <w:tcW w:w="683" w:type="pct"/>
+            <w:hideMark/>
+          </w:tcPr>
+          <w:p>
+            <w:pPr>
+              <w:widowControl/>
+              <w:rPr>
+                <w:rFonts w:ascii="新細明體" w:hAnsi="新細明體" w:cs="新細明體"/>
+                <w:kern w:val="0"/>
+              </w:rPr>
+            </w:pPr>
+          </w:p>
+        </w:tc>
+        <w:tc>
+          <w:tcPr>
+            <w:tcW w:w="2184" w:type="pct"/>
+            <w:hideMark/>
+          </w:tcPr>
+          <w:p>
+            <w:pPr>
+              <w:widowControl/>
+              <w:rPr>
+                <w:rFonts w:ascii="新細明體" w:hAnsi="新細明體" w:cs="新細明體"/>
+                <w:kern w:val="0"/>
+              </w:rPr>
+            </w:pPr>
+            <w:r>
+              <w:rPr>
+                <w:rFonts w:ascii="新細明體" w:hAnsi="新細明體" w:cs="新細明體"/>
+                <w:kern w:val="0"/>
+              </w:rPr>
+              <w:t>資料建立時間</w:t>
+            </w:r>
+          </w:p>
+        </w:tc>
+      </w:tr>
+      <w:tr>
+        <w:tc>
+          <w:tcPr>
+            <w:tcW w:w="1225" w:type="pct"/>
+            <w:hideMark/>
+          </w:tcPr>
+          <w:p>
+            <w:pPr>
+              <w:widowControl/>
+              <w:rPr>
+                <w:rFonts w:ascii="新細明體" w:hAnsi="新細明體" w:cs="新細明體"/>
+                <w:kern w:val="0"/>
+              </w:rPr>
+            </w:pPr>
+            <w:proofErr w:type="spellStart"/>
+            <w:r>
+              <w:rPr>
+                <w:rFonts w:ascii="新細明體" w:hAnsi="新細明體" w:cs="新細明體"/>
+                <w:kern w:val="0"/>
+              </w:rPr>
+              <w:t>original_label</w:t>
+            </w:r>
+            <w:proofErr w:type="spellEnd"/>
+          </w:p>
+        </w:tc>
+        <w:tc>
+          <w:tcPr>
+            <w:tcW w:w="908" w:type="pct"/>
+            <w:hideMark/>
+          </w:tcPr>
+          <w:p>
+            <w:pPr>
+              <w:widowControl/>
+              <w:rPr>
+                <w:rFonts w:ascii="新細明體" w:hAnsi="新細明體" w:cs="新細明體"/>
+                <w:kern w:val="0"/>
+              </w:rPr>
+            </w:pPr>
+            <w:r>
+              <w:rPr>
+                <w:rFonts w:ascii="新細明體" w:hAnsi="新細明體" w:cs="新細明體"/>
+                <w:kern w:val="0"/>
+              </w:rPr>
+              <w:t>text</w:t>
+            </w:r>
+          </w:p>
+        </w:tc>
+        <w:tc>
+          <w:tcPr>
+            <w:tcW w:w="683" w:type="pct"/>
+            <w:hideMark/>
+          </w:tcPr>
+          <w:p>
+            <w:pPr>
+              <w:widowControl/>
+              <w:rPr>
+                <w:rFonts w:ascii="新細明體" w:hAnsi="新細明體" w:cs="新細明體"/>
+                <w:kern w:val="0"/>
+              </w:rPr>
+            </w:pPr>
+          </w:p>
+        </w:tc>
+        <w:tc>
+          <w:tcPr>
+            <w:tcW w:w="2184" w:type="pct"/>
+            <w:hideMark/>
+          </w:tcPr>
+          <w:p>
+            <w:pPr>
+              <w:widowControl/>
+              <w:rPr>
+                <w:rFonts w:ascii="新細明體" w:hAnsi="新細明體" w:cs="新細明體"/>
+                <w:kern w:val="0"/>
+              </w:rPr>
+            </w:pPr>
+            <w:r>
+              <w:rPr>
+                <w:rFonts w:ascii="新細明體" w:hAnsi="新細明體" w:cs="新細明體"/>
+                <w:kern w:val="0"/>
+              </w:rPr>
+              <w:t>原始分類標籤（匯入或 AI 標記用）</w:t>
+            </w:r>
+          </w:p>
+        </w:tc>
+      </w:tr>
+    </w:tbl>
+    <w:p>
+      <w:pPr>
+        <w:widowControl/>
+        <w:rPr>
+          <w:rFonts w:ascii="新細明體" w:hAnsi="新細明體" w:cs="新細明體"/>
+          <w:kern w:val="0"/>
+        </w:rPr>
+      </w:pPr>
+      <w:r>
+        <w:rPr>
+          <w:rFonts w:ascii="新細明體" w:hAnsi="新細明體" w:cs="新細明體"/>
+          <w:kern w:val="0"/>
+        </w:rPr>
+        <w:pict w14:anchorId="16BAA520">
+          <v:rect id="_x0000_i1036" style="width:0;height:1.5pt" o:hralign="center" o:hrstd="t" o:hr="t" fillcolor="#a0a0a0" stroked="f"/>
+        </w:pict>
+      </w:r>
+    </w:p>
+    <w:p>
+      <w:pPr>
+        <w:widowControl/>
+        <w:spacing w:before="100" w:beforeAutospacing="1" w:after="100" w:afterAutospacing="1"/>
+        <w:outlineLvl w:val="1"/>
+        <w:rPr>
+          <w:rFonts w:ascii="新細明體" w:hAnsi="新細明體" w:cs="新細明體"/>
+          <w:b/>
+          <w:bCs/>
+          <w:kern w:val="0"/>
+          <w:sz w:val="28"/>
+        </w:rPr>
+      </w:pPr>
+      <w:r>
+        <w:rPr>
+          <w:rFonts w:ascii="新細明體" w:hAnsi="新細明體" w:cs="新細明體"/>
+          <w:b/>
+          <w:bCs/>
+          <w:kern w:val="0"/>
+          <w:sz w:val="28"/>
+        </w:rPr>
+        <w:lastRenderedPageBreak/>
+        <w:t xml:space="preserve">8-2-2 </w:t>
+      </w:r>
+      <w:proofErr w:type="spellStart"/>
+      <w:r>
+        <w:rPr>
+          <w:rFonts w:ascii="新細明體" w:hAnsi="新細明體" w:cs="新細明體"/>
+          <w:b/>
+          <w:bCs/>
+          <w:kern w:val="0"/>
+          <w:sz w:val="28"/>
+        </w:rPr>
+        <w:t>risk_assessments</w:t>
+      </w:r>
+      <w:proofErr w:type="spellEnd"/>
+      <w:r>
+        <w:rPr>
+          <w:rFonts w:ascii="新細明體" w:hAnsi="新細明體" w:cs="新細明體"/>
+          <w:b/>
+          <w:bCs/>
+          <w:kern w:val="0"/>
+          <w:sz w:val="28"/>
+        </w:rPr>
+        <w:t>（風險評估表）</w:t>
+      </w:r>
+    </w:p>
+    <w:p>
+      <w:pPr>
+        <w:widowControl/>
+        <w:spacing w:before="100" w:beforeAutospacing="1" w:after="100" w:afterAutospacing="1"/>
+        <w:rPr>
+          <w:rFonts w:ascii="新細明體" w:hAnsi="新細明體" w:cs="新細明體"/>
+          <w:kern w:val="0"/>
+        </w:rPr>
+      </w:pPr>
+      <w:r>
+        <w:rPr>
+          <w:rFonts w:ascii="新細明體" w:hAnsi="新細明體" w:cs="新細明體"/>
+          <w:kern w:val="0"/>
+        </w:rPr>
+        <w:t>用途：</w:t>
+      </w:r>
+      <w:r>
+        <w:rPr>
+          <w:rFonts w:ascii="新細明體" w:hAnsi="新細明體" w:cs="新細明體"/>
+          <w:kern w:val="0"/>
+        </w:rPr>
+        <w:br/>
+        <w:t>儲存針對資產的威脅描述、弱點描述、風險分數及 AI 改善建議。該表為本系統風險管理核心資料表。</w:t>
+      </w:r>
+    </w:p>
+    <w:tbl>
+      <w:tblPr>
+        <w:tblStyle w:val="af4"/>
+        <w:tblW w:w="4618" w:type="pct"/>
+        <w:tblLook w:val="04A0" w:firstRow="1" w:lastRow="0" w:firstColumn="1" w:lastColumn="0" w:noHBand="0" w:noVBand="1"/>
+      </w:tblPr>
+      <w:tblGrid>
+        <w:gridCol w:w="2483"/>
+        <w:gridCol w:w="1507"/>
+        <w:gridCol w:w="593"/>
+        <w:gridCol w:w="3079"/>
+      </w:tblGrid>
+      <w:tr>
+        <w:tc>
+          <w:tcPr>
+            <w:tcW w:w="1620" w:type="pct"/>
+            <w:hideMark/>
+          </w:tcPr>
+          <w:p>
+            <w:pPr>
+              <w:widowControl/>
+              <w:jc w:val="center"/>
+              <w:rPr>
+                <w:rFonts w:ascii="新細明體" w:hAnsi="新細明體" w:cs="新細明體"/>
+                <w:b/>
+                <w:bCs/>
+                <w:kern w:val="0"/>
+              </w:rPr>
+            </w:pPr>
+            <w:r>
+              <w:rPr>
+                <w:rFonts w:ascii="新細明體" w:hAnsi="新細明體" w:cs="新細明體"/>
+                <w:b/>
+                <w:bCs/>
+                <w:kern w:val="0"/>
+              </w:rPr>
+              <w:t>欄位名稱</w:t>
+            </w:r>
+          </w:p>
+        </w:tc>
+        <w:tc>
+          <w:tcPr>
+            <w:tcW w:w="984" w:type="pct"/>
+            <w:hideMark/>
+          </w:tcPr>
+          <w:p>
+            <w:pPr>
+              <w:widowControl/>
+              <w:jc w:val="center"/>
+              <w:rPr>
+                <w:rFonts w:ascii="新細明體" w:hAnsi="新細明體" w:cs="新細明體"/>
+                <w:b/>
+                <w:bCs/>
+                <w:kern w:val="0"/>
+              </w:rPr>
+            </w:pPr>
+            <w:r>
+              <w:rPr>
+                <w:rFonts w:ascii="新細明體" w:hAnsi="新細明體" w:cs="新細明體"/>
+                <w:b/>
+                <w:bCs/>
+                <w:kern w:val="0"/>
+              </w:rPr>
+              <w:t>資料型態</w:t>
+            </w:r>
+          </w:p>
+        </w:tc>
+        <w:tc>
+          <w:tcPr>
+            <w:tcW w:w="387" w:type="pct"/>
+            <w:hideMark/>
+          </w:tcPr>
+          <w:p>
+            <w:pPr>
+              <w:widowControl/>
+              <w:jc w:val="center"/>
+              <w:rPr>
+                <w:rFonts w:ascii="新細明體" w:hAnsi="新細明體" w:cs="新細明體"/>
+                <w:b/>
+                <w:bCs/>
+                <w:kern w:val="0"/>
+              </w:rPr>
+            </w:pPr>
+            <w:r>
+              <w:rPr>
+                <w:rFonts w:ascii="新細明體" w:hAnsi="新細明體" w:cs="新細明體"/>
+                <w:b/>
+                <w:bCs/>
+                <w:kern w:val="0"/>
+              </w:rPr>
+              <w:t>Key</w:t>
+            </w:r>
+          </w:p>
+        </w:tc>
+        <w:tc>
+          <w:tcPr>
+            <w:tcW w:w="2009" w:type="pct"/>
+            <w:hideMark/>
+          </w:tcPr>
+          <w:p>
+            <w:pPr>
+              <w:widowControl/>
+              <w:jc w:val="center"/>
+              <w:rPr>
+                <w:rFonts w:ascii="新細明體" w:hAnsi="新細明體" w:cs="新細明體"/>
+                <w:b/>
+                <w:bCs/>
+                <w:kern w:val="0"/>
+              </w:rPr>
+            </w:pPr>
+            <w:r>
+              <w:rPr>
+                <w:rFonts w:ascii="新細明體" w:hAnsi="新細明體" w:cs="新細明體"/>
+                <w:b/>
+                <w:bCs/>
+                <w:kern w:val="0"/>
+              </w:rPr>
+              <w:t>說明</w:t>
+            </w:r>
+          </w:p>
+        </w:tc>
+      </w:tr>
+      <w:tr>
+        <w:tc>
+          <w:tcPr>
+            <w:tcW w:w="1620" w:type="pct"/>
+            <w:hideMark/>
+          </w:tcPr>
+          <w:p>
+            <w:pPr>
+              <w:widowControl/>
+              <w:rPr>
+                <w:rFonts w:ascii="新細明體" w:hAnsi="新細明體" w:cs="新細明體"/>
+                <w:kern w:val="0"/>
+              </w:rPr>
+            </w:pPr>
+            <w:r>
+              <w:rPr>
+                <w:rFonts w:ascii="新細明體" w:hAnsi="新細明體" w:cs="新細明體"/>
+                <w:kern w:val="0"/>
+              </w:rPr>
+              <w:t>id</w:t>
+            </w:r>
+          </w:p>
+        </w:tc>
+        <w:tc>
+          <w:tcPr>
+            <w:tcW w:w="984" w:type="pct"/>
+            <w:hideMark/>
+          </w:tcPr>
+          <w:p>
+            <w:pPr>
+              <w:widowControl/>
+              <w:rPr>
+                <w:rFonts w:ascii="新細明體" w:hAnsi="新細明體" w:cs="新細明體"/>
+                <w:kern w:val="0"/>
+              </w:rPr>
+            </w:pPr>
+            <w:r>
+              <w:rPr>
+                <w:rFonts w:ascii="新細明體" w:hAnsi="新細明體" w:cs="新細明體"/>
+                <w:kern w:val="0"/>
+              </w:rPr>
+              <w:t>int8</w:t>
+            </w:r>
+          </w:p>
+        </w:tc>
+        <w:tc>
+          <w:tcPr>
+            <w:tcW w:w="387" w:type="pct"/>
+            <w:hideMark/>
+          </w:tcPr>
+          <w:p>
+            <w:pPr>
+              <w:widowControl/>
+              <w:rPr>
+                <w:rFonts w:ascii="新細明體" w:hAnsi="新細明體" w:cs="新細明體"/>
+                <w:kern w:val="0"/>
+              </w:rPr>
+            </w:pPr>
+            <w:r>
+              <w:rPr>
+                <w:rFonts w:ascii="新細明體" w:hAnsi="新細明體" w:cs="新細明體"/>
+                <w:kern w:val="0"/>
+              </w:rPr>
+              <w:t>PK</w:t>
+            </w:r>
+          </w:p>
+        </w:tc>
+        <w:tc>
+          <w:tcPr>
+            <w:tcW w:w="2009" w:type="pct"/>
+            <w:hideMark/>
+          </w:tcPr>
+          <w:p>
+            <w:pPr>
+              <w:widowControl/>
+              <w:rPr>
+                <w:rFonts w:ascii="新細明體" w:hAnsi="新細明體" w:cs="新細明體"/>
+                <w:kern w:val="0"/>
+              </w:rPr>
+            </w:pPr>
+            <w:r>
+              <w:rPr>
+                <w:rFonts w:ascii="新細明體" w:hAnsi="新細明體" w:cs="新細明體"/>
+                <w:kern w:val="0"/>
+              </w:rPr>
+              <w:t>系統自動產生之</w:t>
+            </w:r>
+            <w:r>
+              <w:rPr>
+                <w:rFonts w:ascii="新細明體" w:hAnsi="新細明體" w:cs="新細明體"/>
+                <w:bCs/>
+                <w:kern w:val="0"/>
+              </w:rPr>
+              <w:t>風險評估</w:t>
+            </w:r>
+            <w:r>
+              <w:rPr>
+                <w:rFonts w:ascii="新細明體" w:hAnsi="新細明體" w:cs="新細明體" w:hint="eastAsia"/>
+                <w:kern w:val="0"/>
+              </w:rPr>
+              <w:t>紀錄</w:t>
+            </w:r>
+            <w:r>
+              <w:rPr>
+                <w:rFonts w:ascii="新細明體" w:hAnsi="新細明體" w:cs="新細明體"/>
+                <w:kern w:val="0"/>
+              </w:rPr>
+              <w:t>唯一識別碼</w:t>
+            </w:r>
+          </w:p>
+        </w:tc>
+      </w:tr>
+      <w:tr>
+        <w:tc>
+          <w:tcPr>
+            <w:tcW w:w="1620" w:type="pct"/>
+            <w:hideMark/>
+          </w:tcPr>
+          <w:p>
+            <w:pPr>
+              <w:widowControl/>
+              <w:rPr>
+                <w:rFonts w:ascii="新細明體" w:hAnsi="新細明體" w:cs="新細明體"/>
+                <w:kern w:val="0"/>
+              </w:rPr>
+            </w:pPr>
+            <w:proofErr w:type="spellStart"/>
+            <w:r>
+              <w:rPr>
+                <w:rFonts w:ascii="新細明體" w:hAnsi="新細明體" w:cs="新細明體"/>
+                <w:kern w:val="0"/>
+              </w:rPr>
+              <w:t>asset_id</w:t>
+            </w:r>
+            <w:proofErr w:type="spellEnd"/>
+          </w:p>
+        </w:tc>
+        <w:tc>
+          <w:tcPr>
+            <w:tcW w:w="984" w:type="pct"/>
+            <w:hideMark/>
+          </w:tcPr>
+          <w:p>
+            <w:pPr>
+              <w:widowControl/>
+              <w:rPr>
+                <w:rFonts w:ascii="新細明體" w:hAnsi="新細明體" w:cs="新細明體"/>
+                <w:kern w:val="0"/>
+              </w:rPr>
+            </w:pPr>
+            <w:r>
+              <w:rPr>
+                <w:rFonts w:ascii="新細明體" w:hAnsi="新細明體" w:cs="新細明體"/>
+                <w:kern w:val="0"/>
+              </w:rPr>
+              <w:t>text</w:t>
+            </w:r>
+          </w:p>
+        </w:tc>
+        <w:tc>
+          <w:tcPr>
+            <w:tcW w:w="387" w:type="pct"/>
+            <w:hideMark/>
+          </w:tcPr>
+          <w:p>
+            <w:pPr>
+              <w:widowControl/>
+              <w:rPr>
+                <w:rFonts w:ascii="新細明體" w:hAnsi="新細明體" w:cs="新細明體"/>
+                <w:kern w:val="0"/>
+              </w:rPr>
+            </w:pPr>
+            <w:r>
+              <w:rPr>
+                <w:rFonts w:ascii="新細明體" w:hAnsi="新細明體" w:cs="新細明體"/>
+                <w:kern w:val="0"/>
+              </w:rPr>
+              <w:t>FK</w:t>
+            </w:r>
+          </w:p>
+        </w:tc>
+        <w:tc>
+          <w:tcPr>
+            <w:tcW w:w="2009" w:type="pct"/>
+            <w:hideMark/>
+          </w:tcPr>
+          <w:p>
+            <w:pPr>
+              <w:widowControl/>
+              <w:rPr>
+                <w:rFonts w:ascii="新細明體" w:hAnsi="新細明體" w:cs="新細明體"/>
+                <w:kern w:val="0"/>
+              </w:rPr>
+            </w:pPr>
+            <w:r>
+              <w:rPr>
+                <w:rFonts w:ascii="新細明體" w:hAnsi="新細明體" w:cs="新細明體" w:hint="eastAsia"/>
+                <w:kern w:val="0"/>
+              </w:rPr>
+              <w:t>關聯到</w:t>
+            </w:r>
+            <w:r>
+              <w:rPr>
+                <w:rFonts w:ascii="新細明體" w:hAnsi="新細明體" w:cs="新細明體"/>
+                <w:kern w:val="0"/>
+              </w:rPr>
+              <w:t>assets.id</w:t>
+            </w:r>
+          </w:p>
+        </w:tc>
+      </w:tr>
+      <w:tr>
+        <w:tc>
+          <w:tcPr>
+            <w:tcW w:w="1620" w:type="pct"/>
+            <w:hideMark/>
+          </w:tcPr>
+          <w:p>
+            <w:pPr>
+              <w:widowControl/>
+              <w:rPr>
+                <w:rFonts w:ascii="新細明體" w:hAnsi="新細明體" w:cs="新細明體"/>
+                <w:kern w:val="0"/>
+              </w:rPr>
+            </w:pPr>
+            <w:proofErr w:type="spellStart"/>
+            <w:r>
+              <w:rPr>
+                <w:rFonts w:ascii="新細明體" w:hAnsi="新細明體" w:cs="新細明體"/>
+                <w:kern w:val="0"/>
+              </w:rPr>
+              <w:t>threat_description</w:t>
+            </w:r>
+            <w:proofErr w:type="spellEnd"/>
+          </w:p>
+        </w:tc>
+        <w:tc>
+          <w:tcPr>
+            <w:tcW w:w="984" w:type="pct"/>
+            <w:hideMark/>
+          </w:tcPr>
+          <w:p>
+            <w:pPr>
+              <w:widowControl/>
+              <w:rPr>
+                <w:rFonts w:ascii="新細明體" w:hAnsi="新細明體" w:cs="新細明體"/>
+                <w:kern w:val="0"/>
+              </w:rPr>
+            </w:pPr>
+            <w:r>
+              <w:rPr>
+                <w:rFonts w:ascii="新細明體" w:hAnsi="新細明體" w:cs="新細明體"/>
+                <w:kern w:val="0"/>
+              </w:rPr>
+              <w:t>text</w:t>
+            </w:r>
+          </w:p>
+        </w:tc>
+        <w:tc>
+          <w:tcPr>
+            <w:tcW w:w="387" w:type="pct"/>
+            <w:hideMark/>
+          </w:tcPr>
+          <w:p>
+            <w:pPr>
+              <w:widowControl/>
+              <w:rPr>
+                <w:rFonts w:ascii="新細明體" w:hAnsi="新細明體" w:cs="新細明體"/>
+                <w:kern w:val="0"/>
+              </w:rPr>
+            </w:pPr>
+          </w:p>
+        </w:tc>
+        <w:tc>
+          <w:tcPr>
+            <w:tcW w:w="2009" w:type="pct"/>
+            <w:hideMark/>
+          </w:tcPr>
+          <w:p>
+            <w:pPr>
+              <w:widowControl/>
+              <w:rPr>
+                <w:rFonts w:ascii="新細明體" w:hAnsi="新細明體" w:cs="新細明體"/>
+                <w:kern w:val="0"/>
+              </w:rPr>
+            </w:pPr>
+            <w:r>
+              <w:rPr>
+                <w:rFonts w:ascii="新細明體" w:hAnsi="新細明體" w:cs="新細明體"/>
+                <w:kern w:val="0"/>
+              </w:rPr>
+              <w:t>威脅描述（Threat）</w:t>
+            </w:r>
+          </w:p>
+        </w:tc>
+      </w:tr>
+      <w:tr>
+        <w:tc>
+          <w:tcPr>
+            <w:tcW w:w="1620" w:type="pct"/>
+            <w:hideMark/>
+          </w:tcPr>
+          <w:p>
+            <w:pPr>
+              <w:widowControl/>
+              <w:rPr>
+                <w:rFonts w:ascii="新細明體" w:hAnsi="新細明體" w:cs="新細明體"/>
+                <w:kern w:val="0"/>
+              </w:rPr>
+            </w:pPr>
+            <w:proofErr w:type="spellStart"/>
+            <w:r>
+              <w:rPr>
+                <w:rFonts w:ascii="新細明體" w:hAnsi="新細明體" w:cs="新細明體"/>
+                <w:kern w:val="0"/>
+              </w:rPr>
+              <w:t>vulnerability_description</w:t>
+            </w:r>
+            <w:proofErr w:type="spellEnd"/>
+          </w:p>
+        </w:tc>
+        <w:tc>
+          <w:tcPr>
+            <w:tcW w:w="984" w:type="pct"/>
+            <w:hideMark/>
+          </w:tcPr>
+          <w:p>
+            <w:pPr>
+              <w:widowControl/>
+              <w:rPr>
+                <w:rFonts w:ascii="新細明體" w:hAnsi="新細明體" w:cs="新細明體"/>
+                <w:kern w:val="0"/>
+              </w:rPr>
+            </w:pPr>
+            <w:r>
+              <w:rPr>
+                <w:rFonts w:ascii="新細明體" w:hAnsi="新細明體" w:cs="新細明體"/>
+                <w:kern w:val="0"/>
+              </w:rPr>
+              <w:t>text</w:t>
+            </w:r>
+          </w:p>
+        </w:tc>
+        <w:tc>
+          <w:tcPr>
+            <w:tcW w:w="387" w:type="pct"/>
+            <w:hideMark/>
+          </w:tcPr>
+          <w:p>
+            <w:pPr>
+              <w:widowControl/>
+              <w:rPr>
+                <w:rFonts w:ascii="新細明體" w:hAnsi="新細明體" w:cs="新細明體"/>
+                <w:kern w:val="0"/>
+              </w:rPr>
+            </w:pPr>
+          </w:p>
+        </w:tc>
+        <w:tc>
+          <w:tcPr>
+            <w:tcW w:w="2009" w:type="pct"/>
+            <w:hideMark/>
+          </w:tcPr>
+          <w:p>
+            <w:pPr>
+              <w:widowControl/>
+              <w:rPr>
+                <w:rFonts w:ascii="新細明體" w:hAnsi="新細明體" w:cs="新細明體"/>
+                <w:kern w:val="0"/>
+              </w:rPr>
+            </w:pPr>
+            <w:r>
+              <w:rPr>
+                <w:rFonts w:ascii="新細明體" w:hAnsi="新細明體" w:cs="新細明體"/>
+                <w:kern w:val="0"/>
+              </w:rPr>
+              <w:t>弱點描述（Vulnerability）</w:t>
+            </w:r>
+          </w:p>
+        </w:tc>
+      </w:tr>
+      <w:tr>
+        <w:tc>
+          <w:tcPr>
+            <w:tcW w:w="1620" w:type="pct"/>
+            <w:hideMark/>
+          </w:tcPr>
+          <w:p>
+            <w:pPr>
+              <w:widowControl/>
+              <w:rPr>
+                <w:rFonts w:ascii="新細明體" w:hAnsi="新細明體" w:cs="新細明體"/>
+                <w:kern w:val="0"/>
+              </w:rPr>
+            </w:pPr>
+            <w:proofErr w:type="spellStart"/>
+            <w:r>
+              <w:rPr>
+                <w:rFonts w:ascii="新細明體" w:hAnsi="新細明體" w:cs="新細明體"/>
+                <w:kern w:val="0"/>
+              </w:rPr>
+              <w:t>risk_score</w:t>
+            </w:r>
+            <w:proofErr w:type="spellEnd"/>
+          </w:p>
+        </w:tc>
+        <w:tc>
+          <w:tcPr>
+            <w:tcW w:w="984" w:type="pct"/>
+            <w:hideMark/>
+          </w:tcPr>
+          <w:p>
+            <w:pPr>
+              <w:widowControl/>
+              <w:rPr>
+                <w:rFonts w:ascii="新細明體" w:hAnsi="新細明體" w:cs="新細明體"/>
+                <w:kern w:val="0"/>
+              </w:rPr>
+            </w:pPr>
+            <w:r>
+              <w:rPr>
+                <w:rFonts w:ascii="新細明體" w:hAnsi="新細明體" w:cs="新細明體"/>
+                <w:kern w:val="0"/>
+              </w:rPr>
+              <w:t>float8</w:t>
+            </w:r>
+          </w:p>
+        </w:tc>
+        <w:tc>
+          <w:tcPr>
+            <w:tcW w:w="387" w:type="pct"/>
+            <w:hideMark/>
+          </w:tcPr>
+          <w:p>
+            <w:pPr>
+              <w:widowControl/>
+              <w:rPr>
+                <w:rFonts w:ascii="新細明體" w:hAnsi="新細明體" w:cs="新細明體"/>
+                <w:kern w:val="0"/>
+              </w:rPr>
+            </w:pPr>
+          </w:p>
+        </w:tc>
+        <w:tc>
+          <w:tcPr>
+            <w:tcW w:w="2009" w:type="pct"/>
+            <w:hideMark/>
+          </w:tcPr>
+          <w:p>
+            <w:pPr>
+              <w:widowControl/>
+              <w:rPr>
+                <w:rFonts w:ascii="新細明體" w:hAnsi="新細明體" w:cs="新細明體"/>
+                <w:kern w:val="0"/>
+              </w:rPr>
+            </w:pPr>
+            <w:r>
+              <w:rPr>
+                <w:rFonts w:ascii="新細明體" w:hAnsi="新細明體" w:cs="新細明體"/>
+                <w:kern w:val="0"/>
+              </w:rPr>
+              <w:t>風險分數（系統計算結果）</w:t>
+            </w:r>
+          </w:p>
+        </w:tc>
+      </w:tr>
+      <w:tr>
+        <w:tc>
+          <w:tcPr>
+            <w:tcW w:w="1620" w:type="pct"/>
+            <w:hideMark/>
+          </w:tcPr>
+          <w:p>
+            <w:pPr>
+              <w:widowControl/>
+              <w:rPr>
+                <w:rFonts w:ascii="新細明體" w:hAnsi="新細明體" w:cs="新細明體"/>
+                <w:kern w:val="0"/>
+              </w:rPr>
+            </w:pPr>
+            <w:proofErr w:type="spellStart"/>
+            <w:r>
+              <w:rPr>
+                <w:rFonts w:ascii="新細明體" w:hAnsi="新細明體" w:cs="新細明體"/>
+                <w:kern w:val="0"/>
+              </w:rPr>
+              <w:t>ai_suggestion</w:t>
+            </w:r>
+            <w:proofErr w:type="spellEnd"/>
+          </w:p>
+        </w:tc>
+        <w:tc>
+          <w:tcPr>
+            <w:tcW w:w="984" w:type="pct"/>
+            <w:hideMark/>
+          </w:tcPr>
+          <w:p>
+            <w:pPr>
+              <w:widowControl/>
+              <w:rPr>
+                <w:rFonts w:ascii="新細明體" w:hAnsi="新細明體" w:cs="新細明體"/>
+                <w:kern w:val="0"/>
+              </w:rPr>
+            </w:pPr>
+            <w:r>
+              <w:rPr>
+                <w:rFonts w:ascii="新細明體" w:hAnsi="新細明體" w:cs="新細明體"/>
+                <w:kern w:val="0"/>
+              </w:rPr>
+              <w:t>text</w:t>
+            </w:r>
+          </w:p>
+        </w:tc>
+        <w:tc>
+          <w:tcPr>
+            <w:tcW w:w="387" w:type="pct"/>
+            <w:hideMark/>
+          </w:tcPr>
+          <w:p>
+            <w:pPr>
+              <w:widowControl/>
+              <w:rPr>
+                <w:rFonts w:ascii="新細明體" w:hAnsi="新細明體" w:cs="新細明體"/>
+                <w:kern w:val="0"/>
+              </w:rPr>
+            </w:pPr>
+          </w:p>
+        </w:tc>
+        <w:tc>
+          <w:tcPr>
+            <w:tcW w:w="2009" w:type="pct"/>
+            <w:hideMark/>
+          </w:tcPr>
+          <w:p>
+            <w:pPr>
+              <w:widowControl/>
+              <w:rPr>
+                <w:rFonts w:ascii="新細明體" w:hAnsi="新細明體" w:cs="新細明體"/>
+                <w:kern w:val="0"/>
+              </w:rPr>
+            </w:pPr>
+            <w:r>
+              <w:rPr>
+                <w:rFonts w:ascii="新細明體" w:hAnsi="新細明體" w:cs="新細明體"/>
+                <w:kern w:val="0"/>
+              </w:rPr>
+              <w:t>AI 提供的改善建議</w:t>
+            </w:r>
+            <w:r>
+              <w:rPr>
+                <w:rFonts w:ascii="新細明體" w:hAnsi="新細明體" w:cs="新細明體" w:hint="eastAsia"/>
+                <w:kern w:val="0"/>
+              </w:rPr>
+              <w:t>或控制措施</w:t>
+            </w:r>
+          </w:p>
+        </w:tc>
+      </w:tr>
+      <w:tr>
+        <w:tc>
+          <w:tcPr>
+            <w:tcW w:w="1620" w:type="pct"/>
+            <w:hideMark/>
+          </w:tcPr>
+          <w:p>
+            <w:pPr>
+              <w:widowControl/>
+              <w:rPr>
+                <w:rFonts w:ascii="新細明體" w:hAnsi="新細明體" w:cs="新細明體"/>
+                <w:kern w:val="0"/>
+              </w:rPr>
+            </w:pPr>
+            <w:r>
+              <w:rPr>
+                <w:rFonts w:ascii="新細明體" w:hAnsi="新細明體" w:cs="新細明體"/>
+                <w:kern w:val="0"/>
+              </w:rPr>
+              <w:t>status</w:t>
+            </w:r>
+          </w:p>
+        </w:tc>
+        <w:tc>
+          <w:tcPr>
+            <w:tcW w:w="984" w:type="pct"/>
+            <w:hideMark/>
+          </w:tcPr>
+          <w:p>
+            <w:pPr>
+              <w:widowControl/>
+              <w:rPr>
+                <w:rFonts w:ascii="新細明體" w:hAnsi="新細明體" w:cs="新細明體"/>
+                <w:kern w:val="0"/>
+              </w:rPr>
+            </w:pPr>
+            <w:r>
+              <w:rPr>
+                <w:rFonts w:ascii="新細明體" w:hAnsi="新細明體" w:cs="新細明體"/>
+                <w:kern w:val="0"/>
+              </w:rPr>
+              <w:t>text</w:t>
+            </w:r>
+          </w:p>
+        </w:tc>
+        <w:tc>
+          <w:tcPr>
+            <w:tcW w:w="387" w:type="pct"/>
+            <w:hideMark/>
+          </w:tcPr>
+          <w:p>
+            <w:pPr>
+              <w:widowControl/>
+              <w:rPr>
+                <w:rFonts w:ascii="新細明體" w:hAnsi="新細明體" w:cs="新細明體"/>
+                <w:kern w:val="0"/>
+              </w:rPr>
+            </w:pPr>
+          </w:p>
+        </w:tc>
+        <w:tc>
+          <w:tcPr>
+            <w:tcW w:w="2009" w:type="pct"/>
+            <w:hideMark/>
+          </w:tcPr>
+          <w:p>
+            <w:pPr>
+              <w:widowControl/>
+              <w:rPr>
+                <w:rFonts w:ascii="新細明體" w:hAnsi="新細明體" w:cs="新細明體"/>
+                <w:kern w:val="0"/>
+              </w:rPr>
+            </w:pPr>
+            <w:r>
+              <w:rPr>
+                <w:rFonts w:ascii="新細明體" w:hAnsi="新細明體" w:cs="新細明體"/>
+                <w:kern w:val="0"/>
+              </w:rPr>
+              <w:t>風險處理狀態</w:t>
+            </w:r>
+            <w:proofErr w:type="gramStart"/>
+            <w:r>
+              <w:rPr>
+                <w:rFonts w:ascii="新細明體" w:hAnsi="新細明體" w:cs="新細明體"/>
+                <w:kern w:val="0"/>
+              </w:rPr>
+              <w:t>（</w:t>
+            </w:r>
+            <w:proofErr w:type="gramEnd"/>
+            <w:r>
+              <w:rPr>
+                <w:rFonts w:ascii="新細明體" w:hAnsi="新細明體" w:cs="新細明體"/>
+                <w:kern w:val="0"/>
+              </w:rPr>
+              <w:t>例如</w:t>
+            </w:r>
+            <w:r>
+              <w:rPr>
+                <w:rFonts w:ascii="新細明體" w:hAnsi="新細明體" w:cs="新細明體" w:hint="eastAsia"/>
+                <w:kern w:val="0"/>
+              </w:rPr>
+              <w:t>:待處理、已修復、風險接受</w:t>
+            </w:r>
+            <w:proofErr w:type="gramStart"/>
+            <w:r>
+              <w:rPr>
+                <w:rFonts w:ascii="新細明體" w:hAnsi="新細明體" w:cs="新細明體"/>
+                <w:kern w:val="0"/>
+              </w:rPr>
+              <w:t>）</w:t>
+            </w:r>
+            <w:proofErr w:type="gramEnd"/>
+          </w:p>
+        </w:tc>
+      </w:tr>
+      <w:tr>
+        <w:tc>
+          <w:tcPr>
+            <w:tcW w:w="1620" w:type="pct"/>
+            <w:hideMark/>
+          </w:tcPr>
+          <w:p>
+            <w:pPr>
+              <w:widowControl/>
+              <w:rPr>
+                <w:rFonts w:ascii="新細明體" w:hAnsi="新細明體" w:cs="新細明體"/>
+                <w:kern w:val="0"/>
+              </w:rPr>
+            </w:pPr>
+            <w:proofErr w:type="spellStart"/>
+            <w:r>
+              <w:rPr>
+                <w:rFonts w:ascii="新細明體" w:hAnsi="新細明體" w:cs="新細明體"/>
+                <w:kern w:val="0"/>
+              </w:rPr>
+              <w:t>asset_id_code</w:t>
+            </w:r>
+            <w:proofErr w:type="spellEnd"/>
+          </w:p>
+        </w:tc>
+        <w:tc>
+          <w:tcPr>
+            <w:tcW w:w="984" w:type="pct"/>
+            <w:hideMark/>
+          </w:tcPr>
+          <w:p>
+            <w:pPr>
+              <w:widowControl/>
+              <w:rPr>
+                <w:rFonts w:ascii="新細明體" w:hAnsi="新細明體" w:cs="新細明體"/>
+                <w:kern w:val="0"/>
+              </w:rPr>
+            </w:pPr>
+            <w:r>
+              <w:rPr>
+                <w:rFonts w:ascii="新細明體" w:hAnsi="新細明體" w:cs="新細明體"/>
+                <w:kern w:val="0"/>
+              </w:rPr>
+              <w:t>text</w:t>
+            </w:r>
+          </w:p>
+        </w:tc>
+        <w:tc>
+          <w:tcPr>
+            <w:tcW w:w="387" w:type="pct"/>
+            <w:hideMark/>
+          </w:tcPr>
+          <w:p>
+            <w:pPr>
+              <w:widowControl/>
+              <w:rPr>
+                <w:rFonts w:ascii="新細明體" w:hAnsi="新細明體" w:cs="新細明體"/>
+                <w:kern w:val="0"/>
+              </w:rPr>
+            </w:pPr>
+          </w:p>
+        </w:tc>
+        <w:tc>
+          <w:tcPr>
+            <w:tcW w:w="2009" w:type="pct"/>
+            <w:hideMark/>
+          </w:tcPr>
+          <w:p>
+            <w:pPr>
+              <w:widowControl/>
+              <w:rPr>
+                <w:rFonts w:ascii="新細明體" w:hAnsi="新細明體" w:cs="新細明體"/>
+                <w:kern w:val="0"/>
+              </w:rPr>
+            </w:pPr>
+            <w:r>
+              <w:rPr>
+                <w:rFonts w:ascii="新細明體" w:hAnsi="新細明體" w:cs="新細明體"/>
+                <w:kern w:val="0"/>
+              </w:rPr>
+              <w:t>資產代碼（顯示與查詢用）</w:t>
+            </w:r>
+          </w:p>
+        </w:tc>
+      </w:tr>
+    </w:tbl>
+    <w:p>
+      <w:pPr>
+        <w:widowControl/>
+        <w:rPr>
+          <w:rFonts w:ascii="新細明體" w:hAnsi="新細明體" w:cs="新細明體"/>
+          <w:kern w:val="0"/>
+        </w:rPr>
+      </w:pPr>
+      <w:r>
+        <w:rPr>
+          <w:rFonts w:ascii="新細明體" w:hAnsi="新細明體" w:cs="新細明體"/>
+          <w:kern w:val="0"/>
+        </w:rPr>
+        <w:pict w14:anchorId="115D8B74">
+          <v:rect id="_x0000_i1037" style="width:0;height:1.5pt" o:hralign="center" o:hrstd="t" o:hr="t" fillcolor="#a0a0a0" stroked="f"/>
+        </w:pict>
+      </w:r>
+    </w:p>
+    <w:p>
+      <w:pPr>
+        <w:widowControl/>
+        <w:spacing w:before="100" w:beforeAutospacing="1" w:after="100" w:afterAutospacing="1"/>
+        <w:outlineLvl w:val="1"/>
+        <w:rPr>
+          <w:rFonts w:ascii="新細明體" w:hAnsi="新細明體" w:cs="新細明體"/>
+          <w:b/>
+          <w:bCs/>
+          <w:kern w:val="0"/>
+          <w:sz w:val="28"/>
+        </w:rPr>
+      </w:pPr>
+      <w:r>
+        <w:rPr>
+          <w:rFonts w:ascii="新細明體" w:hAnsi="新細明體" w:cs="新細明體"/>
+          <w:b/>
+          <w:bCs/>
+          <w:kern w:val="0"/>
+          <w:sz w:val="28"/>
+        </w:rPr>
+        <w:t xml:space="preserve">8-2-3 </w:t>
+      </w:r>
+      <w:proofErr w:type="spellStart"/>
+      <w:r>
+        <w:rPr>
+          <w:rFonts w:ascii="新細明體" w:hAnsi="新細明體" w:cs="新細明體"/>
+          <w:b/>
+          <w:bCs/>
+          <w:kern w:val="0"/>
+          <w:sz w:val="28"/>
+        </w:rPr>
+        <w:t>audit_logs</w:t>
+      </w:r>
+      <w:proofErr w:type="spellEnd"/>
+      <w:r>
+        <w:rPr>
+          <w:rFonts w:ascii="新細明體" w:hAnsi="新細明體" w:cs="新細明體"/>
+          <w:b/>
+          <w:bCs/>
+          <w:kern w:val="0"/>
+          <w:sz w:val="28"/>
+        </w:rPr>
+        <w:t>（稽核紀錄表）</w:t>
+      </w:r>
+    </w:p>
+    <w:p>
+      <w:pPr>
+        <w:widowControl/>
+        <w:spacing w:before="100" w:beforeAutospacing="1" w:after="100" w:afterAutospacing="1"/>
+        <w:rPr>
+          <w:rFonts w:ascii="新細明體" w:hAnsi="新細明體" w:cs="新細明體"/>
+          <w:kern w:val="0"/>
+        </w:rPr>
+      </w:pPr>
+      <w:r>
+        <w:rPr>
+          <w:rFonts w:ascii="新細明體" w:hAnsi="新細明體" w:cs="新細明體"/>
+          <w:kern w:val="0"/>
+        </w:rPr>
+        <w:t>用途：</w:t>
+      </w:r>
+      <w:r>
+        <w:rPr>
+          <w:rFonts w:ascii="新細明體" w:hAnsi="新細明體" w:cs="新細明體"/>
+          <w:kern w:val="0"/>
+        </w:rPr>
+        <w:br/>
+        <w:t>用於記錄系統中重要操作行為（如新增資產、修改資料、進行風險評估），以符合 ISMS 對稽核追蹤（Audit Trail）的要求，並支援日後追溯與責任歸屬。</w:t>
+      </w:r>
+    </w:p>
+    <w:tbl>
+      <w:tblPr>
+        <w:tblStyle w:val="af4"/>
+        <w:tblW w:w="5000" w:type="pct"/>
+        <w:tblLook w:val="04A0" w:firstRow="1" w:lastRow="0" w:firstColumn="1" w:lastColumn="0" w:noHBand="0" w:noVBand="1"/>
+      </w:tblPr>
+      <w:tblGrid>
+        <w:gridCol w:w="1466"/>
+        <w:gridCol w:w="1510"/>
+        <w:gridCol w:w="679"/>
+        <w:gridCol w:w="4641"/>
+      </w:tblGrid>
+      <w:tr>
+        <w:tc>
+          <w:tcPr>
+            <w:tcW w:w="884" w:type="pct"/>
+            <w:hideMark/>
+          </w:tcPr>
+          <w:p>
+            <w:pPr>
+              <w:widowControl/>
+              <w:jc w:val="center"/>
+              <w:rPr>
+                <w:rFonts w:ascii="新細明體" w:hAnsi="新細明體" w:cs="新細明體"/>
+                <w:b/>
+                <w:bCs/>
+                <w:kern w:val="0"/>
+              </w:rPr>
+            </w:pPr>
+            <w:r>
+              <w:rPr>
+                <w:rFonts w:ascii="新細明體" w:hAnsi="新細明體" w:cs="新細明體"/>
+                <w:b/>
+                <w:bCs/>
+                <w:kern w:val="0"/>
+              </w:rPr>
+              <w:t>欄位名稱</w:t>
+            </w:r>
+          </w:p>
+        </w:tc>
+        <w:tc>
+          <w:tcPr>
+            <w:tcW w:w="910" w:type="pct"/>
+            <w:hideMark/>
+          </w:tcPr>
+          <w:p>
+            <w:pPr>
+              <w:widowControl/>
+              <w:jc w:val="center"/>
+              <w:rPr>
+                <w:rFonts w:ascii="新細明體" w:hAnsi="新細明體" w:cs="新細明體"/>
+                <w:b/>
+                <w:bCs/>
+                <w:kern w:val="0"/>
+              </w:rPr>
+            </w:pPr>
+            <w:r>
+              <w:rPr>
+                <w:rFonts w:ascii="新細明體" w:hAnsi="新細明體" w:cs="新細明體"/>
+                <w:b/>
+                <w:bCs/>
+                <w:kern w:val="0"/>
+              </w:rPr>
+              <w:t>資料型態</w:t>
+            </w:r>
+          </w:p>
+        </w:tc>
+        <w:tc>
+          <w:tcPr>
+            <w:tcW w:w="409" w:type="pct"/>
+            <w:hideMark/>
+          </w:tcPr>
+          <w:p>
+            <w:pPr>
+              <w:widowControl/>
+              <w:jc w:val="center"/>
+              <w:rPr>
+                <w:rFonts w:ascii="新細明體" w:hAnsi="新細明體" w:cs="新細明體"/>
+                <w:b/>
+                <w:bCs/>
+                <w:kern w:val="0"/>
+              </w:rPr>
+            </w:pPr>
+            <w:r>
+              <w:rPr>
+                <w:rFonts w:ascii="新細明體" w:hAnsi="新細明體" w:cs="新細明體"/>
+                <w:b/>
+                <w:bCs/>
+                <w:kern w:val="0"/>
+              </w:rPr>
+              <w:t>Key</w:t>
+            </w:r>
+          </w:p>
+        </w:tc>
+        <w:tc>
+          <w:tcPr>
+            <w:tcW w:w="2798" w:type="pct"/>
+            <w:hideMark/>
+          </w:tcPr>
+          <w:p>
+            <w:pPr>
+              <w:widowControl/>
+              <w:jc w:val="center"/>
+              <w:rPr>
+                <w:rFonts w:ascii="新細明體" w:hAnsi="新細明體" w:cs="新細明體"/>
+                <w:b/>
+                <w:bCs/>
+                <w:kern w:val="0"/>
+              </w:rPr>
+            </w:pPr>
+            <w:r>
+              <w:rPr>
+                <w:rFonts w:ascii="新細明體" w:hAnsi="新細明體" w:cs="新細明體"/>
+                <w:b/>
+                <w:bCs/>
+                <w:kern w:val="0"/>
+              </w:rPr>
+              <w:t>說明</w:t>
+            </w:r>
+          </w:p>
+        </w:tc>
+      </w:tr>
+      <w:tr>
+        <w:tc>
+          <w:tcPr>
+            <w:tcW w:w="884" w:type="pct"/>
+            <w:hideMark/>
+          </w:tcPr>
+          <w:p>
+            <w:pPr>
+              <w:widowControl/>
+              <w:rPr>
+                <w:rFonts w:ascii="新細明體" w:hAnsi="新細明體" w:cs="新細明體"/>
+                <w:kern w:val="0"/>
+              </w:rPr>
+            </w:pPr>
+            <w:r>
+              <w:rPr>
+                <w:rFonts w:ascii="新細明體" w:hAnsi="新細明體" w:cs="新細明體"/>
+                <w:kern w:val="0"/>
+              </w:rPr>
+              <w:t>id</w:t>
+            </w:r>
+          </w:p>
+        </w:tc>
+        <w:tc>
+          <w:tcPr>
+            <w:tcW w:w="910" w:type="pct"/>
+            <w:hideMark/>
+          </w:tcPr>
+          <w:p>
+            <w:pPr>
+              <w:widowControl/>
+              <w:rPr>
+                <w:rFonts w:ascii="新細明體" w:hAnsi="新細明體" w:cs="新細明體"/>
+                <w:kern w:val="0"/>
+              </w:rPr>
+            </w:pPr>
+            <w:r>
+              <w:rPr>
+                <w:rFonts w:ascii="新細明體" w:hAnsi="新細明體" w:cs="新細明體"/>
+                <w:kern w:val="0"/>
+              </w:rPr>
+              <w:t>int8</w:t>
+            </w:r>
+          </w:p>
+        </w:tc>
+        <w:tc>
+          <w:tcPr>
+            <w:tcW w:w="409" w:type="pct"/>
+            <w:hideMark/>
+          </w:tcPr>
+          <w:p>
+            <w:pPr>
+              <w:widowControl/>
+              <w:rPr>
+                <w:rFonts w:ascii="新細明體" w:hAnsi="新細明體" w:cs="新細明體"/>
+                <w:kern w:val="0"/>
+              </w:rPr>
+            </w:pPr>
+            <w:r>
+              <w:rPr>
+                <w:rFonts w:ascii="新細明體" w:hAnsi="新細明體" w:cs="新細明體"/>
+                <w:kern w:val="0"/>
+              </w:rPr>
+              <w:t>PK</w:t>
+            </w:r>
+          </w:p>
+        </w:tc>
+        <w:tc>
+          <w:tcPr>
+            <w:tcW w:w="2798" w:type="pct"/>
+            <w:hideMark/>
+          </w:tcPr>
+          <w:p>
+            <w:pPr>
+              <w:widowControl/>
+              <w:rPr>
+                <w:rFonts w:ascii="新細明體" w:hAnsi="新細明體" w:cs="新細明體"/>
+                <w:kern w:val="0"/>
+              </w:rPr>
+            </w:pPr>
+            <w:r>
+              <w:rPr>
+                <w:rFonts w:ascii="新細明體" w:hAnsi="新細明體" w:cs="新細明體"/>
+                <w:kern w:val="0"/>
+              </w:rPr>
+              <w:t>系統自動產生之</w:t>
+            </w:r>
+            <w:r>
+              <w:rPr>
+                <w:rFonts w:ascii="新細明體" w:hAnsi="新細明體" w:cs="新細明體" w:hint="eastAsia"/>
+                <w:kern w:val="0"/>
+              </w:rPr>
+              <w:t>稽核紀錄</w:t>
+            </w:r>
+            <w:r>
+              <w:rPr>
+                <w:rFonts w:ascii="新細明體" w:hAnsi="新細明體" w:cs="新細明體"/>
+                <w:kern w:val="0"/>
+              </w:rPr>
+              <w:t>唯一識別碼</w:t>
+            </w:r>
+          </w:p>
+        </w:tc>
+      </w:tr>
+      <w:tr>
+        <w:tc>
+          <w:tcPr>
+            <w:tcW w:w="884" w:type="pct"/>
+            <w:hideMark/>
+          </w:tcPr>
+          <w:p>
+            <w:pPr>
+              <w:widowControl/>
+              <w:rPr>
+                <w:rFonts w:ascii="新細明體" w:hAnsi="新細明體" w:cs="新細明體"/>
+                <w:kern w:val="0"/>
+              </w:rPr>
+            </w:pPr>
+            <w:r>
+              <w:rPr>
+                <w:rFonts w:ascii="新細明體" w:hAnsi="新細明體" w:cs="新細明體"/>
+                <w:kern w:val="0"/>
+              </w:rPr>
+              <w:t>operator</w:t>
+            </w:r>
+          </w:p>
+        </w:tc>
+        <w:tc>
+          <w:tcPr>
+            <w:tcW w:w="910" w:type="pct"/>
+            <w:hideMark/>
+          </w:tcPr>
+          <w:p>
+            <w:pPr>
+              <w:widowControl/>
+              <w:rPr>
+                <w:rFonts w:ascii="新細明體" w:hAnsi="新細明體" w:cs="新細明體"/>
+                <w:kern w:val="0"/>
+              </w:rPr>
+            </w:pPr>
+            <w:r>
+              <w:rPr>
+                <w:rFonts w:ascii="新細明體" w:hAnsi="新細明體" w:cs="新細明體"/>
+                <w:kern w:val="0"/>
+              </w:rPr>
+              <w:t>text</w:t>
+            </w:r>
+          </w:p>
+        </w:tc>
+        <w:tc>
+          <w:tcPr>
+            <w:tcW w:w="409" w:type="pct"/>
+            <w:hideMark/>
+          </w:tcPr>
+          <w:p>
+            <w:pPr>
+              <w:widowControl/>
+              <w:rPr>
+                <w:rFonts w:ascii="新細明體" w:hAnsi="新細明體" w:cs="新細明體"/>
+                <w:kern w:val="0"/>
+              </w:rPr>
+            </w:pPr>
+          </w:p>
+        </w:tc>
+        <w:tc>
+          <w:tcPr>
+            <w:tcW w:w="2798" w:type="pct"/>
+            <w:hideMark/>
+          </w:tcPr>
+          <w:p>
+            <w:pPr>
+              <w:widowControl/>
+              <w:rPr>
+                <w:rFonts w:ascii="新細明體" w:hAnsi="新細明體" w:cs="新細明體"/>
+                <w:kern w:val="0"/>
+              </w:rPr>
+            </w:pPr>
+            <w:r>
+              <w:rPr>
+                <w:rFonts w:ascii="新細明體" w:hAnsi="新細明體" w:cs="新細明體"/>
+                <w:kern w:val="0"/>
+              </w:rPr>
+              <w:t>操作者（使用者帳號</w:t>
+            </w:r>
+            <w:r>
+              <w:rPr>
+                <w:rFonts w:ascii="新細明體" w:hAnsi="新細明體" w:cs="新細明體" w:hint="eastAsia"/>
+                <w:kern w:val="0"/>
+              </w:rPr>
+              <w:t>名稱或 ID</w:t>
+            </w:r>
+            <w:r>
+              <w:rPr>
+                <w:rFonts w:ascii="新細明體" w:hAnsi="新細明體" w:cs="新細明體"/>
+                <w:kern w:val="0"/>
+              </w:rPr>
+              <w:t>）</w:t>
+            </w:r>
+          </w:p>
+        </w:tc>
+      </w:tr>
+      <w:tr>
+        <w:tc>
+          <w:tcPr>
+            <w:tcW w:w="884" w:type="pct"/>
+            <w:hideMark/>
+          </w:tcPr>
+          <w:p>
+            <w:pPr>
+              <w:widowControl/>
+              <w:rPr>
+                <w:rFonts w:ascii="新細明體" w:hAnsi="新細明體" w:cs="新細明體"/>
+                <w:kern w:val="0"/>
+              </w:rPr>
+            </w:pPr>
+            <w:r>
+              <w:rPr>
+                <w:rFonts w:ascii="新細明體" w:hAnsi="新細明體" w:cs="新細明體"/>
+                <w:kern w:val="0"/>
+              </w:rPr>
+              <w:t>action</w:t>
+            </w:r>
+          </w:p>
+        </w:tc>
+        <w:tc>
+          <w:tcPr>
+            <w:tcW w:w="910" w:type="pct"/>
+            <w:hideMark/>
+          </w:tcPr>
+          <w:p>
+            <w:pPr>
+              <w:widowControl/>
+              <w:rPr>
+                <w:rFonts w:ascii="新細明體" w:hAnsi="新細明體" w:cs="新細明體"/>
+                <w:kern w:val="0"/>
+              </w:rPr>
+            </w:pPr>
+            <w:r>
+              <w:rPr>
+                <w:rFonts w:ascii="新細明體" w:hAnsi="新細明體" w:cs="新細明體"/>
+                <w:kern w:val="0"/>
+              </w:rPr>
+              <w:t>text</w:t>
+            </w:r>
+          </w:p>
+        </w:tc>
+        <w:tc>
+          <w:tcPr>
+            <w:tcW w:w="409" w:type="pct"/>
+            <w:hideMark/>
+          </w:tcPr>
+          <w:p>
+            <w:pPr>
+              <w:widowControl/>
+              <w:rPr>
+                <w:rFonts w:ascii="新細明體" w:hAnsi="新細明體" w:cs="新細明體"/>
+                <w:kern w:val="0"/>
+              </w:rPr>
+            </w:pPr>
+          </w:p>
+        </w:tc>
+        <w:tc>
+          <w:tcPr>
+            <w:tcW w:w="2798" w:type="pct"/>
+            <w:hideMark/>
+          </w:tcPr>
+          <w:p>
+            <w:pPr>
+              <w:widowControl/>
+              <w:rPr>
+                <w:rFonts w:ascii="新細明體" w:hAnsi="新細明體" w:cs="新細明體"/>
+                <w:kern w:val="0"/>
+              </w:rPr>
+            </w:pPr>
+            <w:r>
+              <w:rPr>
+                <w:rFonts w:ascii="新細明體" w:hAnsi="新細明體" w:cs="新細明體"/>
+                <w:kern w:val="0"/>
+              </w:rPr>
+              <w:t>執行動作（新增/修改/刪除/評估）</w:t>
+            </w:r>
+          </w:p>
+        </w:tc>
+      </w:tr>
+      <w:tr>
+        <w:tc>
+          <w:tcPr>
+            <w:tcW w:w="884" w:type="pct"/>
+            <w:hideMark/>
+          </w:tcPr>
+          <w:p>
+            <w:pPr>
+              <w:widowControl/>
+              <w:rPr>
+                <w:rFonts w:ascii="新細明體" w:hAnsi="新細明體" w:cs="新細明體"/>
+                <w:kern w:val="0"/>
+              </w:rPr>
+            </w:pPr>
+            <w:proofErr w:type="spellStart"/>
+            <w:r>
+              <w:rPr>
+                <w:rFonts w:ascii="新細明體" w:hAnsi="新細明體" w:cs="新細明體"/>
+                <w:kern w:val="0"/>
+              </w:rPr>
+              <w:t>target_asset</w:t>
+            </w:r>
+            <w:proofErr w:type="spellEnd"/>
+          </w:p>
+        </w:tc>
+        <w:tc>
+          <w:tcPr>
+            <w:tcW w:w="910" w:type="pct"/>
+            <w:hideMark/>
+          </w:tcPr>
+          <w:p>
+            <w:pPr>
+              <w:widowControl/>
+              <w:rPr>
+                <w:rFonts w:ascii="新細明體" w:hAnsi="新細明體" w:cs="新細明體"/>
+                <w:kern w:val="0"/>
+              </w:rPr>
+            </w:pPr>
+            <w:r>
+              <w:rPr>
+                <w:rFonts w:ascii="新細明體" w:hAnsi="新細明體" w:cs="新細明體"/>
+                <w:kern w:val="0"/>
+              </w:rPr>
+              <w:t>text</w:t>
+            </w:r>
+          </w:p>
+        </w:tc>
+        <w:tc>
+          <w:tcPr>
+            <w:tcW w:w="409" w:type="pct"/>
+            <w:hideMark/>
+          </w:tcPr>
+          <w:p>
+            <w:pPr>
+              <w:widowControl/>
+              <w:rPr>
+                <w:rFonts w:ascii="新細明體" w:hAnsi="新細明體" w:cs="新細明體"/>
+                <w:kern w:val="0"/>
+              </w:rPr>
+            </w:pPr>
+          </w:p>
+        </w:tc>
+        <w:tc>
+          <w:tcPr>
+            <w:tcW w:w="2798" w:type="pct"/>
+            <w:hideMark/>
+          </w:tcPr>
+          <w:p>
+            <w:pPr>
+              <w:widowControl/>
+              <w:rPr>
+                <w:rFonts w:ascii="新細明體" w:hAnsi="新細明體" w:cs="新細明體"/>
+                <w:kern w:val="0"/>
+              </w:rPr>
+            </w:pPr>
+            <w:r>
+              <w:rPr>
+                <w:rFonts w:ascii="新細明體" w:hAnsi="新細明體" w:cs="新細明體"/>
+                <w:kern w:val="0"/>
+              </w:rPr>
+              <w:t>操作目標資產（資產代碼或名稱）</w:t>
+            </w:r>
+          </w:p>
+        </w:tc>
+      </w:tr>
+      <w:tr>
+        <w:tc>
+          <w:tcPr>
+            <w:tcW w:w="884" w:type="pct"/>
+            <w:hideMark/>
+          </w:tcPr>
+          <w:p>
+            <w:pPr>
+              <w:widowControl/>
+              <w:rPr>
+                <w:rFonts w:ascii="新細明體" w:hAnsi="新細明體" w:cs="新細明體"/>
+                <w:kern w:val="0"/>
+              </w:rPr>
+            </w:pPr>
+            <w:proofErr w:type="spellStart"/>
+            <w:proofErr w:type="gramStart"/>
+            <w:r>
+              <w:rPr>
+                <w:rFonts w:ascii="新細明體" w:hAnsi="新細明體" w:cs="新細明體"/>
+                <w:kern w:val="0"/>
+              </w:rPr>
+              <w:t>log</w:t>
+            </w:r>
+            <w:proofErr w:type="gramEnd"/>
+            <w:r>
+              <w:rPr>
+                <w:rFonts w:ascii="新細明體" w:hAnsi="新細明體" w:cs="新細明體"/>
+                <w:kern w:val="0"/>
+              </w:rPr>
+              <w:t>_time</w:t>
+            </w:r>
+            <w:proofErr w:type="spellEnd"/>
+          </w:p>
+        </w:tc>
+        <w:tc>
+          <w:tcPr>
+            <w:tcW w:w="910" w:type="pct"/>
+            <w:hideMark/>
+          </w:tcPr>
+          <w:p>
+            <w:pPr>
+              <w:widowControl/>
+              <w:rPr>
+                <w:rFonts w:ascii="新細明體" w:hAnsi="新細明體" w:cs="新細明體"/>
+                <w:kern w:val="0"/>
+              </w:rPr>
+            </w:pPr>
+            <w:proofErr w:type="spellStart"/>
+            <w:r>
+              <w:rPr>
+                <w:rFonts w:ascii="新細明體" w:hAnsi="新細明體" w:cs="新細明體"/>
+                <w:kern w:val="0"/>
+              </w:rPr>
+              <w:t>timestamptz</w:t>
+            </w:r>
+            <w:proofErr w:type="spellEnd"/>
+          </w:p>
+        </w:tc>
+        <w:tc>
+          <w:tcPr>
+            <w:tcW w:w="409" w:type="pct"/>
+            <w:hideMark/>
+          </w:tcPr>
+          <w:p>
+            <w:pPr>
+              <w:widowControl/>
+              <w:rPr>
+                <w:rFonts w:ascii="新細明體" w:hAnsi="新細明體" w:cs="新細明體"/>
+                <w:kern w:val="0"/>
+              </w:rPr>
+            </w:pPr>
+          </w:p>
+        </w:tc>
+        <w:tc>
+          <w:tcPr>
+            <w:tcW w:w="2798" w:type="pct"/>
+            <w:hideMark/>
+          </w:tcPr>
+          <w:p>
+            <w:pPr>
+              <w:widowControl/>
+              <w:rPr>
+                <w:rFonts w:ascii="新細明體" w:hAnsi="新細明體" w:cs="新細明體"/>
+                <w:kern w:val="0"/>
+              </w:rPr>
+            </w:pPr>
+            <w:r>
+              <w:rPr>
+                <w:rFonts w:ascii="新細明體" w:hAnsi="新細明體" w:cs="新細明體"/>
+                <w:kern w:val="0"/>
+              </w:rPr>
+              <w:t>操作時間</w:t>
+            </w:r>
+          </w:p>
+        </w:tc>
+      </w:tr>
+    </w:tbl>
+    <w:p>
+      <w:pPr>
+        <w:widowControl/>
+        <w:rPr>
+          <w:rFonts w:ascii="新細明體" w:hAnsi="新細明體" w:cs="新細明體"/>
+          <w:kern w:val="0"/>
+        </w:rPr>
+      </w:pPr>
+      <w:r>
+        <w:rPr>
+          <w:rFonts w:ascii="新細明體" w:hAnsi="新細明體" w:cs="新細明體"/>
+          <w:kern w:val="0"/>
+        </w:rPr>
+        <w:pict w14:anchorId="4CBB97EA">
+          <v:rect id="_x0000_i1038" style="width:0;height:1.5pt" o:hralign="center" o:hrstd="t" o:hr="t" fillcolor="#a0a0a0" stroked="f"/>
+        </w:pict>
+      </w:r>
+    </w:p>
+    <w:p>
+      <w:pPr>
+        <w:widowControl/>
+        <w:spacing w:before="100" w:beforeAutospacing="1" w:after="100" w:afterAutospacing="1"/>
+        <w:outlineLvl w:val="1"/>
+        <w:rPr>
+          <w:rFonts w:ascii="新細明體" w:hAnsi="新細明體" w:cs="新細明體"/>
+          <w:b/>
+          <w:bCs/>
+          <w:kern w:val="0"/>
+          <w:sz w:val="28"/>
+        </w:rPr>
+      </w:pPr>
+      <w:r>
+        <w:rPr>
+          <w:rFonts w:ascii="新細明體" w:hAnsi="新細明體" w:cs="新細明體"/>
+          <w:b/>
+          <w:bCs/>
+          <w:kern w:val="0"/>
+          <w:sz w:val="28"/>
+        </w:rPr>
+        <w:t>8-2-4 users（使用者表）</w:t>
+      </w:r>
+    </w:p>
+    <w:p>
+      <w:pPr>
+        <w:widowControl/>
+        <w:spacing w:before="100" w:beforeAutospacing="1" w:after="100" w:afterAutospacing="1"/>
+        <w:rPr>
+          <w:rFonts w:ascii="新細明體" w:hAnsi="新細明體" w:cs="新細明體"/>
+          <w:kern w:val="0"/>
+        </w:rPr>
+      </w:pPr>
+      <w:r>
+        <w:rPr>
+          <w:rFonts w:ascii="新細明體" w:hAnsi="新細明體" w:cs="新細明體"/>
+          <w:kern w:val="0"/>
+        </w:rPr>
+        <w:lastRenderedPageBreak/>
+        <w:t>用途：</w:t>
+      </w:r>
+      <w:r>
+        <w:rPr>
+          <w:rFonts w:ascii="新細明體" w:hAnsi="新細明體" w:cs="新細明體"/>
+          <w:kern w:val="0"/>
+        </w:rPr>
+        <w:br/>
+        <w:t>儲存系統使用者帳號資訊與角色權限，支援系統存取控制（Access Control），以</w:t>
+      </w:r>
+      <w:proofErr w:type="gramStart"/>
+      <w:r>
+        <w:rPr>
+          <w:rFonts w:ascii="新細明體" w:hAnsi="新細明體" w:cs="新細明體"/>
+          <w:kern w:val="0"/>
+        </w:rPr>
+        <w:t>符合資安管理</w:t>
+      </w:r>
+      <w:proofErr w:type="gramEnd"/>
+      <w:r>
+        <w:rPr>
+          <w:rFonts w:ascii="新細明體" w:hAnsi="新細明體" w:cs="新細明體"/>
+          <w:kern w:val="0"/>
+        </w:rPr>
+        <w:t>中最小權限原則（Least Privilege）。</w:t>
+      </w:r>
+    </w:p>
+    <w:tbl>
+      <w:tblPr>
+        <w:tblStyle w:val="af4"/>
+        <w:tblW w:w="5000" w:type="pct"/>
+        <w:tblLook w:val="04A0" w:firstRow="1" w:lastRow="0" w:firstColumn="1" w:lastColumn="0" w:noHBand="0" w:noVBand="1"/>
+      </w:tblPr>
+      <w:tblGrid>
+        <w:gridCol w:w="1344"/>
+        <w:gridCol w:w="1772"/>
+        <w:gridCol w:w="1269"/>
+        <w:gridCol w:w="3911"/>
+      </w:tblGrid>
+      <w:tr>
+        <w:tc>
+          <w:tcPr>
+            <w:tcW w:w="810" w:type="pct"/>
+            <w:hideMark/>
+          </w:tcPr>
+          <w:p>
+            <w:pPr>
+              <w:widowControl/>
+              <w:jc w:val="center"/>
+              <w:rPr>
+                <w:rFonts w:ascii="新細明體" w:hAnsi="新細明體" w:cs="新細明體"/>
+                <w:b/>
+                <w:bCs/>
+                <w:kern w:val="0"/>
+              </w:rPr>
+            </w:pPr>
+            <w:r>
+              <w:rPr>
+                <w:rFonts w:ascii="新細明體" w:hAnsi="新細明體" w:cs="新細明體"/>
+                <w:b/>
+                <w:bCs/>
+                <w:kern w:val="0"/>
+              </w:rPr>
+              <w:t>欄位名稱</w:t>
+            </w:r>
+          </w:p>
+        </w:tc>
+        <w:tc>
+          <w:tcPr>
+            <w:tcW w:w="1068" w:type="pct"/>
+            <w:hideMark/>
+          </w:tcPr>
+          <w:p>
+            <w:pPr>
+              <w:widowControl/>
+              <w:jc w:val="center"/>
+              <w:rPr>
+                <w:rFonts w:ascii="新細明體" w:hAnsi="新細明體" w:cs="新細明體"/>
+                <w:b/>
+                <w:bCs/>
+                <w:kern w:val="0"/>
+              </w:rPr>
+            </w:pPr>
+            <w:r>
+              <w:rPr>
+                <w:rFonts w:ascii="新細明體" w:hAnsi="新細明體" w:cs="新細明體"/>
+                <w:b/>
+                <w:bCs/>
+                <w:kern w:val="0"/>
+              </w:rPr>
+              <w:t>資料型態</w:t>
+            </w:r>
+          </w:p>
+        </w:tc>
+        <w:tc>
+          <w:tcPr>
+            <w:tcW w:w="765" w:type="pct"/>
+            <w:hideMark/>
+          </w:tcPr>
+          <w:p>
+            <w:pPr>
+              <w:widowControl/>
+              <w:jc w:val="center"/>
+              <w:rPr>
+                <w:rFonts w:ascii="新細明體" w:hAnsi="新細明體" w:cs="新細明體"/>
+                <w:b/>
+                <w:bCs/>
+                <w:kern w:val="0"/>
+              </w:rPr>
+            </w:pPr>
+            <w:r>
+              <w:rPr>
+                <w:rFonts w:ascii="新細明體" w:hAnsi="新細明體" w:cs="新細明體"/>
+                <w:b/>
+                <w:bCs/>
+                <w:kern w:val="0"/>
+              </w:rPr>
+              <w:t>Key</w:t>
+            </w:r>
+          </w:p>
+        </w:tc>
+        <w:tc>
+          <w:tcPr>
+            <w:tcW w:w="2357" w:type="pct"/>
+            <w:hideMark/>
+          </w:tcPr>
+          <w:p>
+            <w:pPr>
+              <w:widowControl/>
+              <w:jc w:val="center"/>
+              <w:rPr>
+                <w:rFonts w:ascii="新細明體" w:hAnsi="新細明體" w:cs="新細明體"/>
+                <w:b/>
+                <w:bCs/>
+                <w:kern w:val="0"/>
+              </w:rPr>
+            </w:pPr>
+            <w:r>
+              <w:rPr>
+                <w:rFonts w:ascii="新細明體" w:hAnsi="新細明體" w:cs="新細明體"/>
+                <w:b/>
+                <w:bCs/>
+                <w:kern w:val="0"/>
+              </w:rPr>
+              <w:t>說明</w:t>
+            </w:r>
+          </w:p>
+        </w:tc>
+      </w:tr>
+      <w:tr>
+        <w:tc>
+          <w:tcPr>
+            <w:tcW w:w="810" w:type="pct"/>
+            <w:hideMark/>
+          </w:tcPr>
+          <w:p>
+            <w:pPr>
+              <w:widowControl/>
+              <w:rPr>
+                <w:rFonts w:ascii="新細明體" w:hAnsi="新細明體" w:cs="新細明體"/>
+                <w:kern w:val="0"/>
+              </w:rPr>
+            </w:pPr>
+            <w:r>
+              <w:rPr>
+                <w:rFonts w:ascii="新細明體" w:hAnsi="新細明體" w:cs="新細明體"/>
+                <w:kern w:val="0"/>
+              </w:rPr>
+              <w:t>id</w:t>
+            </w:r>
+          </w:p>
+        </w:tc>
+        <w:tc>
+          <w:tcPr>
+            <w:tcW w:w="1068" w:type="pct"/>
+            <w:hideMark/>
+          </w:tcPr>
+          <w:p>
+            <w:pPr>
+              <w:widowControl/>
+              <w:rPr>
+                <w:rFonts w:ascii="新細明體" w:hAnsi="新細明體" w:cs="新細明體"/>
+                <w:kern w:val="0"/>
+              </w:rPr>
+            </w:pPr>
+            <w:proofErr w:type="spellStart"/>
+            <w:r>
+              <w:rPr>
+                <w:rFonts w:ascii="新細明體" w:hAnsi="新細明體" w:cs="新細明體"/>
+                <w:kern w:val="0"/>
+              </w:rPr>
+              <w:t>uuid</w:t>
+            </w:r>
+            <w:proofErr w:type="spellEnd"/>
+          </w:p>
+        </w:tc>
+        <w:tc>
+          <w:tcPr>
+            <w:tcW w:w="765" w:type="pct"/>
+            <w:hideMark/>
+          </w:tcPr>
+          <w:p>
+            <w:pPr>
+              <w:widowControl/>
+              <w:rPr>
+                <w:rFonts w:ascii="新細明體" w:hAnsi="新細明體" w:cs="新細明體"/>
+                <w:kern w:val="0"/>
+              </w:rPr>
+            </w:pPr>
+            <w:r>
+              <w:rPr>
+                <w:rFonts w:ascii="新細明體" w:hAnsi="新細明體" w:cs="新細明體"/>
+                <w:kern w:val="0"/>
+              </w:rPr>
+              <w:t>PK</w:t>
+            </w:r>
+          </w:p>
+        </w:tc>
+        <w:tc>
+          <w:tcPr>
+            <w:tcW w:w="2357" w:type="pct"/>
+            <w:hideMark/>
+          </w:tcPr>
+          <w:p>
+            <w:pPr>
+              <w:widowControl/>
+              <w:rPr>
+                <w:rFonts w:ascii="新細明體" w:hAnsi="新細明體" w:cs="新細明體"/>
+                <w:kern w:val="0"/>
+              </w:rPr>
+            </w:pPr>
+            <w:r>
+              <w:rPr>
+                <w:rFonts w:ascii="新細明體" w:hAnsi="新細明體" w:cs="新細明體"/>
+                <w:kern w:val="0"/>
+              </w:rPr>
+              <w:t>系統自動產生之</w:t>
+            </w:r>
+            <w:r>
+              <w:rPr>
+                <w:rFonts w:ascii="新細明體" w:hAnsi="新細明體" w:cs="新細明體"/>
+                <w:bCs/>
+                <w:kern w:val="0"/>
+              </w:rPr>
+              <w:t>使用者</w:t>
+            </w:r>
+            <w:r>
+              <w:rPr>
+                <w:rFonts w:ascii="新細明體" w:hAnsi="新細明體" w:cs="新細明體"/>
+                <w:kern w:val="0"/>
+              </w:rPr>
+              <w:t>唯一識別碼</w:t>
+            </w:r>
+          </w:p>
+        </w:tc>
+      </w:tr>
+      <w:tr>
+        <w:tc>
+          <w:tcPr>
+            <w:tcW w:w="810" w:type="pct"/>
+            <w:hideMark/>
+          </w:tcPr>
+          <w:p>
+            <w:pPr>
+              <w:widowControl/>
+              <w:rPr>
+                <w:rFonts w:ascii="新細明體" w:hAnsi="新細明體" w:cs="新細明體"/>
+                <w:kern w:val="0"/>
+              </w:rPr>
+            </w:pPr>
+            <w:r>
+              <w:rPr>
+                <w:rFonts w:ascii="新細明體" w:hAnsi="新細明體" w:cs="新細明體"/>
+                <w:kern w:val="0"/>
+              </w:rPr>
+              <w:t>username</w:t>
+            </w:r>
+          </w:p>
+        </w:tc>
+        <w:tc>
+          <w:tcPr>
+            <w:tcW w:w="1068" w:type="pct"/>
+            <w:hideMark/>
+          </w:tcPr>
+          <w:p>
+            <w:pPr>
+              <w:widowControl/>
+              <w:rPr>
+                <w:rFonts w:ascii="新細明體" w:hAnsi="新細明體" w:cs="新細明體"/>
+                <w:kern w:val="0"/>
+              </w:rPr>
+            </w:pPr>
+            <w:r>
+              <w:rPr>
+                <w:rFonts w:ascii="新細明體" w:hAnsi="新細明體" w:cs="新細明體"/>
+                <w:kern w:val="0"/>
+              </w:rPr>
+              <w:t>text</w:t>
+            </w:r>
+          </w:p>
+        </w:tc>
+        <w:tc>
+          <w:tcPr>
+            <w:tcW w:w="765" w:type="pct"/>
+            <w:hideMark/>
+          </w:tcPr>
+          <w:p>
+            <w:pPr>
+              <w:widowControl/>
+              <w:rPr>
+                <w:rFonts w:ascii="新細明體" w:hAnsi="新細明體" w:cs="新細明體"/>
+                <w:kern w:val="0"/>
+              </w:rPr>
+            </w:pPr>
+            <w:r>
+              <w:rPr>
+                <w:rFonts w:ascii="新細明體" w:hAnsi="新細明體" w:cs="新細明體"/>
+                <w:kern w:val="0"/>
+              </w:rPr>
+              <w:t>UNIQUE</w:t>
+            </w:r>
+          </w:p>
+        </w:tc>
+        <w:tc>
+          <w:tcPr>
+            <w:tcW w:w="2357" w:type="pct"/>
+            <w:hideMark/>
+          </w:tcPr>
+          <w:p>
+            <w:pPr>
+              <w:widowControl/>
+              <w:rPr>
+                <w:rFonts w:ascii="新細明體" w:hAnsi="新細明體" w:cs="新細明體"/>
+                <w:kern w:val="0"/>
+              </w:rPr>
+            </w:pPr>
+            <w:r>
+              <w:rPr>
+                <w:rFonts w:ascii="新細明體" w:hAnsi="新細明體" w:cs="新細明體"/>
+                <w:kern w:val="0"/>
+              </w:rPr>
+              <w:t>使用者帳號</w:t>
+            </w:r>
+            <w:r>
+              <w:rPr>
+                <w:rFonts w:ascii="新細明體" w:hAnsi="新細明體" w:cs="新細明體" w:hint="eastAsia"/>
+                <w:kern w:val="0"/>
+              </w:rPr>
+              <w:t>（必填，且不得重複）</w:t>
+            </w:r>
+          </w:p>
+        </w:tc>
+      </w:tr>
+      <w:tr>
+        <w:tc>
+          <w:tcPr>
+            <w:tcW w:w="810" w:type="pct"/>
+            <w:hideMark/>
+          </w:tcPr>
+          <w:p>
+            <w:pPr>
+              <w:widowControl/>
+              <w:rPr>
+                <w:rFonts w:ascii="新細明體" w:hAnsi="新細明體" w:cs="新細明體"/>
+                <w:kern w:val="0"/>
+              </w:rPr>
+            </w:pPr>
+            <w:r>
+              <w:rPr>
+                <w:rFonts w:ascii="新細明體" w:hAnsi="新細明體" w:cs="新細明體"/>
+                <w:kern w:val="0"/>
+              </w:rPr>
+              <w:t>email</w:t>
+            </w:r>
+          </w:p>
+        </w:tc>
+        <w:tc>
+          <w:tcPr>
+            <w:tcW w:w="1068" w:type="pct"/>
+            <w:hideMark/>
+          </w:tcPr>
+          <w:p>
+            <w:pPr>
+              <w:widowControl/>
+              <w:rPr>
+                <w:rFonts w:ascii="新細明體" w:hAnsi="新細明體" w:cs="新細明體"/>
+                <w:kern w:val="0"/>
+              </w:rPr>
+            </w:pPr>
+            <w:r>
+              <w:rPr>
+                <w:rFonts w:ascii="新細明體" w:hAnsi="新細明體" w:cs="新細明體"/>
+                <w:kern w:val="0"/>
+              </w:rPr>
+              <w:t>text</w:t>
+            </w:r>
+          </w:p>
+        </w:tc>
+        <w:tc>
+          <w:tcPr>
+            <w:tcW w:w="765" w:type="pct"/>
+            <w:hideMark/>
+          </w:tcPr>
+          <w:p>
+            <w:pPr>
+              <w:widowControl/>
+              <w:rPr>
+                <w:rFonts w:ascii="新細明體" w:hAnsi="新細明體" w:cs="新細明體"/>
+                <w:kern w:val="0"/>
+              </w:rPr>
+            </w:pPr>
+            <w:r>
+              <w:rPr>
+                <w:rFonts w:ascii="新細明體" w:hAnsi="新細明體" w:cs="新細明體"/>
+                <w:kern w:val="0"/>
+              </w:rPr>
+              <w:t>UNIQUE</w:t>
+            </w:r>
+          </w:p>
+        </w:tc>
+        <w:tc>
+          <w:tcPr>
+            <w:tcW w:w="2357" w:type="pct"/>
+            <w:hideMark/>
+          </w:tcPr>
+          <w:p>
+            <w:pPr>
+              <w:widowControl/>
+              <w:rPr>
+                <w:rFonts w:ascii="新細明體" w:hAnsi="新細明體" w:cs="新細明體"/>
+                <w:kern w:val="0"/>
+              </w:rPr>
+            </w:pPr>
+            <w:r>
+              <w:rPr>
+                <w:rFonts w:ascii="新細明體" w:hAnsi="新細明體" w:cs="新細明體"/>
+                <w:kern w:val="0"/>
+              </w:rPr>
+              <w:t>電子郵件</w:t>
+            </w:r>
+            <w:r>
+              <w:rPr>
+                <w:rFonts w:ascii="新細明體" w:hAnsi="新細明體" w:cs="新細明體" w:hint="eastAsia"/>
+                <w:kern w:val="0"/>
+              </w:rPr>
+              <w:t>（用於登入或通知）</w:t>
+            </w:r>
+          </w:p>
+        </w:tc>
+      </w:tr>
+      <w:tr>
+        <w:tc>
+          <w:tcPr>
+            <w:tcW w:w="810" w:type="pct"/>
+            <w:hideMark/>
+          </w:tcPr>
+          <w:p>
+            <w:pPr>
+              <w:widowControl/>
+              <w:rPr>
+                <w:rFonts w:ascii="新細明體" w:hAnsi="新細明體" w:cs="新細明體"/>
+                <w:kern w:val="0"/>
+              </w:rPr>
+            </w:pPr>
+            <w:r>
+              <w:rPr>
+                <w:rFonts w:ascii="新細明體" w:hAnsi="新細明體" w:cs="新細明體"/>
+                <w:kern w:val="0"/>
+              </w:rPr>
+              <w:t>role</w:t>
+            </w:r>
+          </w:p>
+        </w:tc>
+        <w:tc>
+          <w:tcPr>
+            <w:tcW w:w="1068" w:type="pct"/>
+            <w:hideMark/>
+          </w:tcPr>
+          <w:p>
+            <w:pPr>
+              <w:widowControl/>
+              <w:rPr>
+                <w:rFonts w:ascii="新細明體" w:hAnsi="新細明體" w:cs="新細明體"/>
+                <w:kern w:val="0"/>
+              </w:rPr>
+            </w:pPr>
+            <w:r>
+              <w:rPr>
+                <w:rFonts w:ascii="新細明體" w:hAnsi="新細明體" w:cs="新細明體"/>
+                <w:kern w:val="0"/>
+              </w:rPr>
+              <w:t>text</w:t>
+            </w:r>
+          </w:p>
+        </w:tc>
+        <w:tc>
+          <w:tcPr>
+            <w:tcW w:w="765" w:type="pct"/>
+            <w:hideMark/>
+          </w:tcPr>
+          <w:p>
+            <w:pPr>
+              <w:widowControl/>
+              <w:rPr>
+                <w:rFonts w:ascii="新細明體" w:hAnsi="新細明體" w:cs="新細明體"/>
+                <w:kern w:val="0"/>
+              </w:rPr>
+            </w:pPr>
+          </w:p>
+        </w:tc>
+        <w:tc>
+          <w:tcPr>
+            <w:tcW w:w="2357" w:type="pct"/>
+            <w:hideMark/>
+          </w:tcPr>
+          <w:p>
+            <w:pPr>
+              <w:widowControl/>
+              <w:rPr>
+                <w:rFonts w:ascii="新細明體" w:hAnsi="新細明體" w:cs="新細明體"/>
+                <w:kern w:val="0"/>
+              </w:rPr>
+            </w:pPr>
+            <w:r>
+              <w:rPr>
+                <w:rFonts w:ascii="新細明體" w:hAnsi="新細明體" w:cs="新細明體"/>
+                <w:kern w:val="0"/>
+              </w:rPr>
+              <w:t>使用者角色（admin/user/auditor）</w:t>
+            </w:r>
+          </w:p>
+        </w:tc>
+      </w:tr>
+    </w:tbl>
+    <w:p>
+      <w:pPr>
+        <w:widowControl/>
+        <w:rPr>
+          <w:rFonts w:ascii="新細明體" w:hAnsi="新細明體" w:cs="新細明體"/>
+          <w:kern w:val="0"/>
+        </w:rPr>
+      </w:pPr>
+      <w:r>
+        <w:rPr>
+          <w:rFonts w:ascii="新細明體" w:hAnsi="新細明體" w:cs="新細明體"/>
+          <w:kern w:val="0"/>
+        </w:rPr>
+        <w:pict w14:anchorId="53BFBD61">
+          <v:rect id="_x0000_i1039" style="width:0;height:1.5pt" o:hralign="center" o:hrstd="t" o:hr="t" fillcolor="#a0a0a0" stroked="f"/>
+        </w:pict>
+      </w:r>
+    </w:p>
+    <w:p>
+      <w:pPr>
+        <w:widowControl/>
+        <w:spacing w:before="100" w:beforeAutospacing="1" w:after="100" w:afterAutospacing="1"/>
+        <w:rPr>
+          <w:rFonts w:ascii="新細明體" w:hAnsi="新細明體" w:cs="新細明體"/>
+          <w:kern w:val="0"/>
+        </w:rPr>
+      </w:pPr>
+      <w:r>
+        <w:rPr>
+          <w:rFonts w:ascii="新細明體" w:hAnsi="新細明體" w:cs="新細明體"/>
+          <w:kern w:val="0"/>
+        </w:rPr>
+        <w:t xml:space="preserve">本系統透過 </w:t>
+      </w:r>
+      <w:proofErr w:type="spellStart"/>
+      <w:r>
+        <w:rPr>
+          <w:rFonts w:ascii="新細明體" w:hAnsi="新細明體" w:cs="新細明體"/>
+          <w:kern w:val="0"/>
+        </w:rPr>
+        <w:t>Supabase</w:t>
+      </w:r>
+      <w:proofErr w:type="spellEnd"/>
+      <w:r>
+        <w:rPr>
+          <w:rFonts w:ascii="新細明體" w:hAnsi="新細明體" w:cs="新細明體"/>
+          <w:kern w:val="0"/>
+        </w:rPr>
+        <w:t xml:space="preserve"> 建立關聯式資料庫架構，並以 assets 作為核心資料表，搭配 </w:t>
+      </w:r>
+      <w:proofErr w:type="spellStart"/>
+      <w:r>
+        <w:rPr>
+          <w:rFonts w:ascii="新細明體" w:hAnsi="新細明體" w:cs="新細明體"/>
+          <w:kern w:val="0"/>
+        </w:rPr>
+        <w:t>risk_assessments</w:t>
+      </w:r>
+      <w:proofErr w:type="spellEnd"/>
+      <w:r>
+        <w:rPr>
+          <w:rFonts w:ascii="新細明體" w:hAnsi="新細明體" w:cs="新細明體"/>
+          <w:kern w:val="0"/>
+        </w:rPr>
+        <w:t xml:space="preserve"> 儲存風險評估結果，形成完整的資產風險管理資料鏈。</w:t>
+      </w:r>
+      <w:proofErr w:type="spellStart"/>
+      <w:r>
+        <w:rPr>
+          <w:rFonts w:ascii="新細明體" w:hAnsi="新細明體" w:cs="新細明體"/>
+          <w:kern w:val="0"/>
+        </w:rPr>
+        <w:t>audit_logs</w:t>
+      </w:r>
+      <w:proofErr w:type="spellEnd"/>
+      <w:r>
+        <w:rPr>
+          <w:rFonts w:ascii="新細明體" w:hAnsi="新細明體" w:cs="新細明體"/>
+          <w:kern w:val="0"/>
+        </w:rPr>
+        <w:t xml:space="preserve"> 提供稽核追蹤能力，users 表支援權限控管，確保系統符合 ISMS 所需的管理流程與稽核要求。</w:t>
+      </w:r>
+    </w:p>
+    <w:p/>
+    <w:p>
+      <w:pPr>
         <w:rPr>
           <w:rFonts w:eastAsia="標楷體"/>
         </w:rPr>
@@ -12340,6 +18658,119 @@
     </w:lvl>
   </w:abstractNum>
   <w:abstractNum w:abstractNumId="5" w15:restartNumberingAfterBreak="0">
+    <w:nsid w:val="192B3176"/>
+    <w:multiLevelType w:val="multilevel"/>
+    <w:tmpl w:val="84FC3E88"/>
+    <w:lvl w:ilvl="0">
+      <w:start w:val="1"/>
+      <w:numFmt w:val="decimal"/>
+      <w:lvlText w:val="%1."/>
+      <w:lvlJc w:val="left"/>
+      <w:pPr>
+        <w:tabs>
+          <w:tab w:val="num" w:pos="720"/>
+        </w:tabs>
+        <w:ind w:left="720" w:hanging="360"/>
+      </w:pPr>
+    </w:lvl>
+    <w:lvl w:ilvl="1" w:tentative="1">
+      <w:start w:val="1"/>
+      <w:numFmt w:val="decimal"/>
+      <w:lvlText w:val="%2."/>
+      <w:lvlJc w:val="left"/>
+      <w:pPr>
+        <w:tabs>
+          <w:tab w:val="num" w:pos="1440"/>
+        </w:tabs>
+        <w:ind w:left="1440" w:hanging="360"/>
+      </w:pPr>
+    </w:lvl>
+    <w:lvl w:ilvl="2" w:tentative="1">
+      <w:start w:val="1"/>
+      <w:numFmt w:val="decimal"/>
+      <w:lvlText w:val="%3."/>
+      <w:lvlJc w:val="left"/>
+      <w:pPr>
+        <w:tabs>
+          <w:tab w:val="num" w:pos="2160"/>
+        </w:tabs>
+        <w:ind w:left="2160" w:hanging="360"/>
+      </w:pPr>
+    </w:lvl>
+    <w:lvl w:ilvl="3" w:tentative="1">
+      <w:start w:val="1"/>
+      <w:numFmt w:val="decimal"/>
+      <w:lvlText w:val="%4."/>
+      <w:lvlJc w:val="left"/>
+      <w:pPr>
+        <w:tabs>
+          <w:tab w:val="num" w:pos="2880"/>
+        </w:tabs>
+        <w:ind w:left="2880" w:hanging="360"/>
+      </w:pPr>
+    </w:lvl>
+    <w:lvl w:ilvl="4" w:tentative="1">
+      <w:start w:val="1"/>
+      <w:numFmt w:val="decimal"/>
+      <w:lvlText w:val="%5."/>
+      <w:lvlJc w:val="left"/>
+      <w:pPr>
+        <w:tabs>
+          <w:tab w:val="num" w:pos="3600"/>
+        </w:tabs>
+        <w:ind w:left="3600" w:hanging="360"/>
+      </w:pPr>
+    </w:lvl>
+    <w:lvl w:ilvl="5" w:tentative="1">
+      <w:start w:val="1"/>
+      <w:numFmt w:val="decimal"/>
+      <w:lvlText w:val="%6."/>
+      <w:lvlJc w:val="left"/>
+      <w:pPr>
+        <w:tabs>
+          <w:tab w:val="num" w:pos="4320"/>
+        </w:tabs>
+        <w:ind w:left="4320" w:hanging="360"/>
+      </w:pPr>
+    </w:lvl>
+    <w:lvl w:ilvl="6" w:tentative="1">
+      <w:start w:val="1"/>
+      <w:numFmt w:val="decimal"/>
+      <w:lvlText w:val="%7."/>
+      <w:lvlJc w:val="left"/>
+      <w:pPr>
+        <w:tabs>
+          <w:tab w:val="num" w:pos="5040"/>
+        </w:tabs>
+        <w:ind w:left="5040" w:hanging="360"/>
+      </w:pPr>
+    </w:lvl>
+    <w:lvl w:ilvl="7" w:tentative="1">
+      <w:start w:val="1"/>
+      <w:numFmt w:val="decimal"/>
+      <w:lvlText w:val="%8."/>
+      <w:lvlJc w:val="left"/>
+      <w:pPr>
+        <w:tabs>
+          <w:tab w:val="num" w:pos="5760"/>
+        </w:tabs>
+        <w:ind w:left="5760" w:hanging="360"/>
+      </w:pPr>
+    </w:lvl>
+    <w:lvl w:ilvl="8" w:tentative="1">
+      <w:start w:val="1"/>
+      <w:numFmt w:val="decimal"/>
+      <w:lvlText w:val="%9."/>
+      <w:lvlJc w:val="left"/>
+      <w:pPr>
+        <w:tabs>
+          <w:tab w:val="num" w:pos="6480"/>
+        </w:tabs>
+        <w:ind w:left="6480" w:hanging="360"/>
+      </w:pPr>
+    </w:lvl>
+  </w:abstractNum>
+  <w:abstractNum w:abstractNumId="6" w15:restartNumberingAfterBreak="0">
     <w:nsid w:val="1AD50EB7"/>
     <w:multiLevelType w:val="hybridMultilevel"/>
     <w:tmpl w:val="6B425FF6"/>
@@ -12428,7 +18859,156 @@
       </w:pPr>
     </w:lvl>
   </w:abstractNum>
-  <w:abstractNum w:abstractNumId="6" w15:restartNumberingAfterBreak="0">
+  <w:abstractNum w:abstractNumId="7" w15:restartNumberingAfterBreak="0">
+    <w:nsid w:val="1ADC16C2"/>
+    <w:multiLevelType w:val="multilevel"/>
+    <w:tmpl w:val="8CFE8778"/>
+    <w:lvl w:ilvl="0">
+      <w:start w:val="1"/>
+      <w:numFmt w:val="bullet"/>
+      <w:lvlText w:val=""/>
+      <w:lvlJc w:val="left"/>
+      <w:pPr>
+        <w:tabs>
+          <w:tab w:val="num" w:pos="720"/>
+        </w:tabs>
+        <w:ind w:left="720" w:hanging="360"/>
+      </w:pPr>
+      <w:rPr>
+        <w:rFonts w:ascii="Symbol" w:hAnsi="Symbol" w:hint="default"/>
+        <w:sz w:val="20"/>
+      </w:rPr>
+    </w:lvl>
+    <w:lvl w:ilvl="1" w:tentative="1">
+      <w:start w:val="1"/>
+      <w:numFmt w:val="bullet"/>
+      <w:lvlText w:val="o"/>
+      <w:lvlJc w:val="left"/>
+      <w:pPr>
+        <w:tabs>
+          <w:tab w:val="num" w:pos="1440"/>
+        </w:tabs>
+        <w:ind w:left="1440" w:hanging="360"/>
+      </w:pPr>
+      <w:rPr>
+        <w:rFonts w:ascii="Courier New" w:hAnsi="Courier New" w:hint="default"/>
+        <w:sz w:val="20"/>
+      </w:rPr>
+    </w:lvl>
+    <w:lvl w:ilvl="2" w:tentative="1">
+      <w:start w:val="1"/>
+      <w:numFmt w:val="bullet"/>
+      <w:lvlText w:val=""/>
+      <w:lvlJc w:val="left"/>
+      <w:pPr>
+        <w:tabs>
+          <w:tab w:val="num" w:pos="2160"/>
+        </w:tabs>
+        <w:ind w:left="2160" w:hanging="360"/>
+      </w:pPr>
+      <w:rPr>
+        <w:rFonts w:ascii="Wingdings" w:hAnsi="Wingdings" w:hint="default"/>
+        <w:sz w:val="20"/>
+      </w:rPr>
+    </w:lvl>
+    <w:lvl w:ilvl="3" w:tentative="1">
+      <w:start w:val="1"/>
+      <w:numFmt w:val="bullet"/>
+      <w:lvlText w:val=""/>
+      <w:lvlJc w:val="left"/>
+      <w:pPr>
+        <w:tabs>
+          <w:tab w:val="num" w:pos="2880"/>
+        </w:tabs>
+        <w:ind w:left="2880" w:hanging="360"/>
+      </w:pPr>
+      <w:rPr>
+        <w:rFonts w:ascii="Wingdings" w:hAnsi="Wingdings" w:hint="default"/>
+        <w:sz w:val="20"/>
+      </w:rPr>
+    </w:lvl>
+    <w:lvl w:ilvl="4" w:tentative="1">
+      <w:start w:val="1"/>
+      <w:numFmt w:val="bullet"/>
+      <w:lvlText w:val=""/>
+      <w:lvlJc w:val="left"/>
+      <w:pPr>
+        <w:tabs>
+          <w:tab w:val="num" w:pos="3600"/>
+        </w:tabs>
+        <w:ind w:left="3600" w:hanging="360"/>
+      </w:pPr>
+      <w:rPr>
+        <w:rFonts w:ascii="Wingdings" w:hAnsi="Wingdings" w:hint="default"/>
+        <w:sz w:val="20"/>
+      </w:rPr>
+    </w:lvl>
+    <w:lvl w:ilvl="5" w:tentative="1">
+      <w:start w:val="1"/>
+      <w:numFmt w:val="bullet"/>
+      <w:lvlText w:val=""/>
+      <w:lvlJc w:val="left"/>
+      <w:pPr>
+        <w:tabs>
+          <w:tab w:val="num" w:pos="4320"/>
+        </w:tabs>
+        <w:ind w:left="4320" w:hanging="360"/>
+      </w:pPr>
+      <w:rPr>
+        <w:rFonts w:ascii="Wingdings" w:hAnsi="Wingdings" w:hint="default"/>
+        <w:sz w:val="20"/>
+      </w:rPr>
+    </w:lvl>
+    <w:lvl w:ilvl="6" w:tentative="1">
+      <w:start w:val="1"/>
+      <w:numFmt w:val="bullet"/>
+      <w:lvlText w:val=""/>
+      <w:lvlJc w:val="left"/>
+      <w:pPr>
+        <w:tabs>
+          <w:tab w:val="num" w:pos="5040"/>
+        </w:tabs>
+        <w:ind w:left="5040" w:hanging="360"/>
+      </w:pPr>
+      <w:rPr>
+        <w:rFonts w:ascii="Wingdings" w:hAnsi="Wingdings" w:hint="default"/>
+        <w:sz w:val="20"/>
+      </w:rPr>
+    </w:lvl>
+    <w:lvl w:ilvl="7" w:tentative="1">
+      <w:start w:val="1"/>
+      <w:numFmt w:val="bullet"/>
+      <w:lvlText w:val=""/>
+      <w:lvlJc w:val="left"/>
+      <w:pPr>
+        <w:tabs>
+          <w:tab w:val="num" w:pos="5760"/>
+        </w:tabs>
+        <w:ind w:left="5760" w:hanging="360"/>
+      </w:pPr>
+      <w:rPr>
+        <w:rFonts w:ascii="Wingdings" w:hAnsi="Wingdings" w:hint="default"/>
+        <w:sz w:val="20"/>
+      </w:rPr>
+    </w:lvl>
+    <w:lvl w:ilvl="8" w:tentative="1">
+      <w:start w:val="1"/>
+      <w:numFmt w:val="bullet"/>
+      <w:lvlText w:val=""/>
+      <w:lvlJc w:val="left"/>
+      <w:pPr>
+        <w:tabs>
+          <w:tab w:val="num" w:pos="6480"/>
+        </w:tabs>
+        <w:ind w:left="6480" w:hanging="360"/>
+      </w:pPr>
+      <w:rPr>
+        <w:rFonts w:ascii="Wingdings" w:hAnsi="Wingdings" w:hint="default"/>
+        <w:sz w:val="20"/>
+      </w:rPr>
+    </w:lvl>
+  </w:abstractNum>
+  <w:abstractNum w:abstractNumId="8" w15:restartNumberingAfterBreak="0">
     <w:nsid w:val="1C7A1EB6"/>
     <w:multiLevelType w:val="hybridMultilevel"/>
     <w:tmpl w:val="BD946844"/>
@@ -12541,7 +19121,7 @@
       </w:rPr>
     </w:lvl>
   </w:abstractNum>
-  <w:abstractNum w:abstractNumId="7" w15:restartNumberingAfterBreak="0">
+  <w:abstractNum w:abstractNumId="9" w15:restartNumberingAfterBreak="0">
     <w:nsid w:val="1D033555"/>
     <w:multiLevelType w:val="hybridMultilevel"/>
     <w:tmpl w:val="8CE01924"/>
@@ -12627,7 +19207,1050 @@
       </w:pPr>
     </w:lvl>
   </w:abstractNum>
-  <w:abstractNum w:abstractNumId="8" w15:restartNumberingAfterBreak="0">
+  <w:abstractNum w:abstractNumId="10" w15:restartNumberingAfterBreak="0">
+    <w:nsid w:val="209A5BA1"/>
+    <w:multiLevelType w:val="multilevel"/>
+    <w:tmpl w:val="E34A22B2"/>
+    <w:lvl w:ilvl="0">
+      <w:start w:val="1"/>
+      <w:numFmt w:val="bullet"/>
+      <w:lvlText w:val=""/>
+      <w:lvlJc w:val="left"/>
+      <w:pPr>
+        <w:tabs>
+          <w:tab w:val="num" w:pos="720"/>
+        </w:tabs>
+        <w:ind w:left="720" w:hanging="360"/>
+      </w:pPr>
+      <w:rPr>
+        <w:rFonts w:ascii="Symbol" w:hAnsi="Symbol" w:hint="default"/>
+        <w:sz w:val="20"/>
+      </w:rPr>
+    </w:lvl>
+    <w:lvl w:ilvl="1" w:tentative="1">
+      <w:start w:val="1"/>
+      <w:numFmt w:val="bullet"/>
+      <w:lvlText w:val="o"/>
+      <w:lvlJc w:val="left"/>
+      <w:pPr>
+        <w:tabs>
+          <w:tab w:val="num" w:pos="1440"/>
+        </w:tabs>
+        <w:ind w:left="1440" w:hanging="360"/>
+      </w:pPr>
+      <w:rPr>
+        <w:rFonts w:ascii="Courier New" w:hAnsi="Courier New" w:hint="default"/>
+        <w:sz w:val="20"/>
+      </w:rPr>
+    </w:lvl>
+    <w:lvl w:ilvl="2" w:tentative="1">
+      <w:start w:val="1"/>
+      <w:numFmt w:val="bullet"/>
+      <w:lvlText w:val=""/>
+      <w:lvlJc w:val="left"/>
+      <w:pPr>
+        <w:tabs>
+          <w:tab w:val="num" w:pos="2160"/>
+        </w:tabs>
+        <w:ind w:left="2160" w:hanging="360"/>
+      </w:pPr>
+      <w:rPr>
+        <w:rFonts w:ascii="Wingdings" w:hAnsi="Wingdings" w:hint="default"/>
+        <w:sz w:val="20"/>
+      </w:rPr>
+    </w:lvl>
+    <w:lvl w:ilvl="3" w:tentative="1">
+      <w:start w:val="1"/>
+      <w:numFmt w:val="bullet"/>
+      <w:lvlText w:val=""/>
+      <w:lvlJc w:val="left"/>
+      <w:pPr>
+        <w:tabs>
+          <w:tab w:val="num" w:pos="2880"/>
+        </w:tabs>
+        <w:ind w:left="2880" w:hanging="360"/>
+      </w:pPr>
+      <w:rPr>
+        <w:rFonts w:ascii="Wingdings" w:hAnsi="Wingdings" w:hint="default"/>
+        <w:sz w:val="20"/>
+      </w:rPr>
+    </w:lvl>
+    <w:lvl w:ilvl="4" w:tentative="1">
+      <w:start w:val="1"/>
+      <w:numFmt w:val="bullet"/>
+      <w:lvlText w:val=""/>
+      <w:lvlJc w:val="left"/>
+      <w:pPr>
+        <w:tabs>
+          <w:tab w:val="num" w:pos="3600"/>
+        </w:tabs>
+        <w:ind w:left="3600" w:hanging="360"/>
+      </w:pPr>
+      <w:rPr>
+        <w:rFonts w:ascii="Wingdings" w:hAnsi="Wingdings" w:hint="default"/>
+        <w:sz w:val="20"/>
+      </w:rPr>
+    </w:lvl>
+    <w:lvl w:ilvl="5" w:tentative="1">
+      <w:start w:val="1"/>
+      <w:numFmt w:val="bullet"/>
+      <w:lvlText w:val=""/>
+      <w:lvlJc w:val="left"/>
+      <w:pPr>
+        <w:tabs>
+          <w:tab w:val="num" w:pos="4320"/>
+        </w:tabs>
+        <w:ind w:left="4320" w:hanging="360"/>
+      </w:pPr>
+      <w:rPr>
+        <w:rFonts w:ascii="Wingdings" w:hAnsi="Wingdings" w:hint="default"/>
+        <w:sz w:val="20"/>
+      </w:rPr>
+    </w:lvl>
+    <w:lvl w:ilvl="6" w:tentative="1">
+      <w:start w:val="1"/>
+      <w:numFmt w:val="bullet"/>
+      <w:lvlText w:val=""/>
+      <w:lvlJc w:val="left"/>
+      <w:pPr>
+        <w:tabs>
+          <w:tab w:val="num" w:pos="5040"/>
+        </w:tabs>
+        <w:ind w:left="5040" w:hanging="360"/>
+      </w:pPr>
+      <w:rPr>
+        <w:rFonts w:ascii="Wingdings" w:hAnsi="Wingdings" w:hint="default"/>
+        <w:sz w:val="20"/>
+      </w:rPr>
+    </w:lvl>
+    <w:lvl w:ilvl="7" w:tentative="1">
+      <w:start w:val="1"/>
+      <w:numFmt w:val="bullet"/>
+      <w:lvlText w:val=""/>
+      <w:lvlJc w:val="left"/>
+      <w:pPr>
+        <w:tabs>
+          <w:tab w:val="num" w:pos="5760"/>
+        </w:tabs>
+        <w:ind w:left="5760" w:hanging="360"/>
+      </w:pPr>
+      <w:rPr>
+        <w:rFonts w:ascii="Wingdings" w:hAnsi="Wingdings" w:hint="default"/>
+        <w:sz w:val="20"/>
+      </w:rPr>
+    </w:lvl>
+    <w:lvl w:ilvl="8" w:tentative="1">
+      <w:start w:val="1"/>
+      <w:numFmt w:val="bullet"/>
+      <w:lvlText w:val=""/>
+      <w:lvlJc w:val="left"/>
+      <w:pPr>
+        <w:tabs>
+          <w:tab w:val="num" w:pos="6480"/>
+        </w:tabs>
+        <w:ind w:left="6480" w:hanging="360"/>
+      </w:pPr>
+      <w:rPr>
+        <w:rFonts w:ascii="Wingdings" w:hAnsi="Wingdings" w:hint="default"/>
+        <w:sz w:val="20"/>
+      </w:rPr>
+    </w:lvl>
+  </w:abstractNum>
+  <w:abstractNum w:abstractNumId="11" w15:restartNumberingAfterBreak="0">
+    <w:nsid w:val="2E6C193A"/>
+    <w:multiLevelType w:val="multilevel"/>
+    <w:tmpl w:val="1318D77C"/>
+    <w:lvl w:ilvl="0">
+      <w:start w:val="1"/>
+      <w:numFmt w:val="bullet"/>
+      <w:lvlText w:val=""/>
+      <w:lvlJc w:val="left"/>
+      <w:pPr>
+        <w:tabs>
+          <w:tab w:val="num" w:pos="720"/>
+        </w:tabs>
+        <w:ind w:left="720" w:hanging="360"/>
+      </w:pPr>
+      <w:rPr>
+        <w:rFonts w:ascii="Symbol" w:hAnsi="Symbol" w:hint="default"/>
+        <w:sz w:val="20"/>
+      </w:rPr>
+    </w:lvl>
+    <w:lvl w:ilvl="1" w:tentative="1">
+      <w:start w:val="1"/>
+      <w:numFmt w:val="bullet"/>
+      <w:lvlText w:val="o"/>
+      <w:lvlJc w:val="left"/>
+      <w:pPr>
+        <w:tabs>
+          <w:tab w:val="num" w:pos="1440"/>
+        </w:tabs>
+        <w:ind w:left="1440" w:hanging="360"/>
+      </w:pPr>
+      <w:rPr>
+        <w:rFonts w:ascii="Courier New" w:hAnsi="Courier New" w:hint="default"/>
+        <w:sz w:val="20"/>
+      </w:rPr>
+    </w:lvl>
+    <w:lvl w:ilvl="2" w:tentative="1">
+      <w:start w:val="1"/>
+      <w:numFmt w:val="bullet"/>
+      <w:lvlText w:val=""/>
+      <w:lvlJc w:val="left"/>
+      <w:pPr>
+        <w:tabs>
+          <w:tab w:val="num" w:pos="2160"/>
+        </w:tabs>
+        <w:ind w:left="2160" w:hanging="360"/>
+      </w:pPr>
+      <w:rPr>
+        <w:rFonts w:ascii="Wingdings" w:hAnsi="Wingdings" w:hint="default"/>
+        <w:sz w:val="20"/>
+      </w:rPr>
+    </w:lvl>
+    <w:lvl w:ilvl="3" w:tentative="1">
+      <w:start w:val="1"/>
+      <w:numFmt w:val="bullet"/>
+      <w:lvlText w:val=""/>
+      <w:lvlJc w:val="left"/>
+      <w:pPr>
+        <w:tabs>
+          <w:tab w:val="num" w:pos="2880"/>
+        </w:tabs>
+        <w:ind w:left="2880" w:hanging="360"/>
+      </w:pPr>
+      <w:rPr>
+        <w:rFonts w:ascii="Wingdings" w:hAnsi="Wingdings" w:hint="default"/>
+        <w:sz w:val="20"/>
+      </w:rPr>
+    </w:lvl>
+    <w:lvl w:ilvl="4" w:tentative="1">
+      <w:start w:val="1"/>
+      <w:numFmt w:val="bullet"/>
+      <w:lvlText w:val=""/>
+      <w:lvlJc w:val="left"/>
+      <w:pPr>
+        <w:tabs>
+          <w:tab w:val="num" w:pos="3600"/>
+        </w:tabs>
+        <w:ind w:left="3600" w:hanging="360"/>
+      </w:pPr>
+      <w:rPr>
+        <w:rFonts w:ascii="Wingdings" w:hAnsi="Wingdings" w:hint="default"/>
+        <w:sz w:val="20"/>
+      </w:rPr>
+    </w:lvl>
+    <w:lvl w:ilvl="5" w:tentative="1">
+      <w:start w:val="1"/>
+      <w:numFmt w:val="bullet"/>
+      <w:lvlText w:val=""/>
+      <w:lvlJc w:val="left"/>
+      <w:pPr>
+        <w:tabs>
+          <w:tab w:val="num" w:pos="4320"/>
+        </w:tabs>
+        <w:ind w:left="4320" w:hanging="360"/>
+      </w:pPr>
+      <w:rPr>
+        <w:rFonts w:ascii="Wingdings" w:hAnsi="Wingdings" w:hint="default"/>
+        <w:sz w:val="20"/>
+      </w:rPr>
+    </w:lvl>
+    <w:lvl w:ilvl="6" w:tentative="1">
+      <w:start w:val="1"/>
+      <w:numFmt w:val="bullet"/>
+      <w:lvlText w:val=""/>
+      <w:lvlJc w:val="left"/>
+      <w:pPr>
+        <w:tabs>
+          <w:tab w:val="num" w:pos="5040"/>
+        </w:tabs>
+        <w:ind w:left="5040" w:hanging="360"/>
+      </w:pPr>
+      <w:rPr>
+        <w:rFonts w:ascii="Wingdings" w:hAnsi="Wingdings" w:hint="default"/>
+        <w:sz w:val="20"/>
+      </w:rPr>
+    </w:lvl>
+    <w:lvl w:ilvl="7" w:tentative="1">
+      <w:start w:val="1"/>
+      <w:numFmt w:val="bullet"/>
+      <w:lvlText w:val=""/>
+      <w:lvlJc w:val="left"/>
+      <w:pPr>
+        <w:tabs>
+          <w:tab w:val="num" w:pos="5760"/>
+        </w:tabs>
+        <w:ind w:left="5760" w:hanging="360"/>
+      </w:pPr>
+      <w:rPr>
+        <w:rFonts w:ascii="Wingdings" w:hAnsi="Wingdings" w:hint="default"/>
+        <w:sz w:val="20"/>
+      </w:rPr>
+    </w:lvl>
+    <w:lvl w:ilvl="8" w:tentative="1">
+      <w:start w:val="1"/>
+      <w:numFmt w:val="bullet"/>
+      <w:lvlText w:val=""/>
+      <w:lvlJc w:val="left"/>
+      <w:pPr>
+        <w:tabs>
+          <w:tab w:val="num" w:pos="6480"/>
+        </w:tabs>
+        <w:ind w:left="6480" w:hanging="360"/>
+      </w:pPr>
+      <w:rPr>
+        <w:rFonts w:ascii="Wingdings" w:hAnsi="Wingdings" w:hint="default"/>
+        <w:sz w:val="20"/>
+      </w:rPr>
+    </w:lvl>
+  </w:abstractNum>
+  <w:abstractNum w:abstractNumId="12" w15:restartNumberingAfterBreak="0">
+    <w:nsid w:val="34184CB4"/>
+    <w:multiLevelType w:val="multilevel"/>
+    <w:tmpl w:val="A344ECF8"/>
+    <w:lvl w:ilvl="0">
+      <w:start w:val="1"/>
+      <w:numFmt w:val="bullet"/>
+      <w:lvlText w:val=""/>
+      <w:lvlJc w:val="left"/>
+      <w:pPr>
+        <w:tabs>
+          <w:tab w:val="num" w:pos="720"/>
+        </w:tabs>
+        <w:ind w:left="720" w:hanging="360"/>
+      </w:pPr>
+      <w:rPr>
+        <w:rFonts w:ascii="Symbol" w:hAnsi="Symbol" w:hint="default"/>
+        <w:sz w:val="20"/>
+      </w:rPr>
+    </w:lvl>
+    <w:lvl w:ilvl="1" w:tentative="1">
+      <w:start w:val="1"/>
+      <w:numFmt w:val="bullet"/>
+      <w:lvlText w:val="o"/>
+      <w:lvlJc w:val="left"/>
+      <w:pPr>
+        <w:tabs>
+          <w:tab w:val="num" w:pos="1440"/>
+        </w:tabs>
+        <w:ind w:left="1440" w:hanging="360"/>
+      </w:pPr>
+      <w:rPr>
+        <w:rFonts w:ascii="Courier New" w:hAnsi="Courier New" w:hint="default"/>
+        <w:sz w:val="20"/>
+      </w:rPr>
+    </w:lvl>
+    <w:lvl w:ilvl="2" w:tentative="1">
+      <w:start w:val="1"/>
+      <w:numFmt w:val="bullet"/>
+      <w:lvlText w:val=""/>
+      <w:lvlJc w:val="left"/>
+      <w:pPr>
+        <w:tabs>
+          <w:tab w:val="num" w:pos="2160"/>
+        </w:tabs>
+        <w:ind w:left="2160" w:hanging="360"/>
+      </w:pPr>
+      <w:rPr>
+        <w:rFonts w:ascii="Wingdings" w:hAnsi="Wingdings" w:hint="default"/>
+        <w:sz w:val="20"/>
+      </w:rPr>
+    </w:lvl>
+    <w:lvl w:ilvl="3" w:tentative="1">
+      <w:start w:val="1"/>
+      <w:numFmt w:val="bullet"/>
+      <w:lvlText w:val=""/>
+      <w:lvlJc w:val="left"/>
+      <w:pPr>
+        <w:tabs>
+          <w:tab w:val="num" w:pos="2880"/>
+        </w:tabs>
+        <w:ind w:left="2880" w:hanging="360"/>
+      </w:pPr>
+      <w:rPr>
+        <w:rFonts w:ascii="Wingdings" w:hAnsi="Wingdings" w:hint="default"/>
+        <w:sz w:val="20"/>
+      </w:rPr>
+    </w:lvl>
+    <w:lvl w:ilvl="4" w:tentative="1">
+      <w:start w:val="1"/>
+      <w:numFmt w:val="bullet"/>
+      <w:lvlText w:val=""/>
+      <w:lvlJc w:val="left"/>
+      <w:pPr>
+        <w:tabs>
+          <w:tab w:val="num" w:pos="3600"/>
+        </w:tabs>
+        <w:ind w:left="3600" w:hanging="360"/>
+      </w:pPr>
+      <w:rPr>
+        <w:rFonts w:ascii="Wingdings" w:hAnsi="Wingdings" w:hint="default"/>
+        <w:sz w:val="20"/>
+      </w:rPr>
+    </w:lvl>
+    <w:lvl w:ilvl="5" w:tentative="1">
+      <w:start w:val="1"/>
+      <w:numFmt w:val="bullet"/>
+      <w:lvlText w:val=""/>
+      <w:lvlJc w:val="left"/>
+      <w:pPr>
+        <w:tabs>
+          <w:tab w:val="num" w:pos="4320"/>
+        </w:tabs>
+        <w:ind w:left="4320" w:hanging="360"/>
+      </w:pPr>
+      <w:rPr>
+        <w:rFonts w:ascii="Wingdings" w:hAnsi="Wingdings" w:hint="default"/>
+        <w:sz w:val="20"/>
+      </w:rPr>
+    </w:lvl>
+    <w:lvl w:ilvl="6" w:tentative="1">
+      <w:start w:val="1"/>
+      <w:numFmt w:val="bullet"/>
+      <w:lvlText w:val=""/>
+      <w:lvlJc w:val="left"/>
+      <w:pPr>
+        <w:tabs>
+          <w:tab w:val="num" w:pos="5040"/>
+        </w:tabs>
+        <w:ind w:left="5040" w:hanging="360"/>
+      </w:pPr>
+      <w:rPr>
+        <w:rFonts w:ascii="Wingdings" w:hAnsi="Wingdings" w:hint="default"/>
+        <w:sz w:val="20"/>
+      </w:rPr>
+    </w:lvl>
+    <w:lvl w:ilvl="7" w:tentative="1">
+      <w:start w:val="1"/>
+      <w:numFmt w:val="bullet"/>
+      <w:lvlText w:val=""/>
+      <w:lvlJc w:val="left"/>
+      <w:pPr>
+        <w:tabs>
+          <w:tab w:val="num" w:pos="5760"/>
+        </w:tabs>
+        <w:ind w:left="5760" w:hanging="360"/>
+      </w:pPr>
+      <w:rPr>
+        <w:rFonts w:ascii="Wingdings" w:hAnsi="Wingdings" w:hint="default"/>
+        <w:sz w:val="20"/>
+      </w:rPr>
+    </w:lvl>
+    <w:lvl w:ilvl="8" w:tentative="1">
+      <w:start w:val="1"/>
+      <w:numFmt w:val="bullet"/>
+      <w:lvlText w:val=""/>
+      <w:lvlJc w:val="left"/>
+      <w:pPr>
+        <w:tabs>
+          <w:tab w:val="num" w:pos="6480"/>
+        </w:tabs>
+        <w:ind w:left="6480" w:hanging="360"/>
+      </w:pPr>
+      <w:rPr>
+        <w:rFonts w:ascii="Wingdings" w:hAnsi="Wingdings" w:hint="default"/>
+        <w:sz w:val="20"/>
+      </w:rPr>
+    </w:lvl>
+  </w:abstractNum>
+  <w:abstractNum w:abstractNumId="13" w15:restartNumberingAfterBreak="0">
+    <w:nsid w:val="365D4BF5"/>
+    <w:multiLevelType w:val="multilevel"/>
+    <w:tmpl w:val="7FF202E6"/>
+    <w:lvl w:ilvl="0">
+      <w:start w:val="1"/>
+      <w:numFmt w:val="bullet"/>
+      <w:lvlText w:val=""/>
+      <w:lvlJc w:val="left"/>
+      <w:pPr>
+        <w:tabs>
+          <w:tab w:val="num" w:pos="720"/>
+        </w:tabs>
+        <w:ind w:left="720" w:hanging="360"/>
+      </w:pPr>
+      <w:rPr>
+        <w:rFonts w:ascii="Symbol" w:hAnsi="Symbol" w:hint="default"/>
+        <w:sz w:val="20"/>
+      </w:rPr>
+    </w:lvl>
+    <w:lvl w:ilvl="1" w:tentative="1">
+      <w:start w:val="1"/>
+      <w:numFmt w:val="bullet"/>
+      <w:lvlText w:val="o"/>
+      <w:lvlJc w:val="left"/>
+      <w:pPr>
+        <w:tabs>
+          <w:tab w:val="num" w:pos="1440"/>
+        </w:tabs>
+        <w:ind w:left="1440" w:hanging="360"/>
+      </w:pPr>
+      <w:rPr>
+        <w:rFonts w:ascii="Courier New" w:hAnsi="Courier New" w:hint="default"/>
+        <w:sz w:val="20"/>
+      </w:rPr>
+    </w:lvl>
+    <w:lvl w:ilvl="2" w:tentative="1">
+      <w:start w:val="1"/>
+      <w:numFmt w:val="bullet"/>
+      <w:lvlText w:val=""/>
+      <w:lvlJc w:val="left"/>
+      <w:pPr>
+        <w:tabs>
+          <w:tab w:val="num" w:pos="2160"/>
+        </w:tabs>
+        <w:ind w:left="2160" w:hanging="360"/>
+      </w:pPr>
+      <w:rPr>
+        <w:rFonts w:ascii="Wingdings" w:hAnsi="Wingdings" w:hint="default"/>
+        <w:sz w:val="20"/>
+      </w:rPr>
+    </w:lvl>
+    <w:lvl w:ilvl="3" w:tentative="1">
+      <w:start w:val="1"/>
+      <w:numFmt w:val="bullet"/>
+      <w:lvlText w:val=""/>
+      <w:lvlJc w:val="left"/>
+      <w:pPr>
+        <w:tabs>
+          <w:tab w:val="num" w:pos="2880"/>
+        </w:tabs>
+        <w:ind w:left="2880" w:hanging="360"/>
+      </w:pPr>
+      <w:rPr>
+        <w:rFonts w:ascii="Wingdings" w:hAnsi="Wingdings" w:hint="default"/>
+        <w:sz w:val="20"/>
+      </w:rPr>
+    </w:lvl>
+    <w:lvl w:ilvl="4" w:tentative="1">
+      <w:start w:val="1"/>
+      <w:numFmt w:val="bullet"/>
+      <w:lvlText w:val=""/>
+      <w:lvlJc w:val="left"/>
+      <w:pPr>
+        <w:tabs>
+          <w:tab w:val="num" w:pos="3600"/>
+        </w:tabs>
+        <w:ind w:left="3600" w:hanging="360"/>
+      </w:pPr>
+      <w:rPr>
+        <w:rFonts w:ascii="Wingdings" w:hAnsi="Wingdings" w:hint="default"/>
+        <w:sz w:val="20"/>
+      </w:rPr>
+    </w:lvl>
+    <w:lvl w:ilvl="5" w:tentative="1">
+      <w:start w:val="1"/>
+      <w:numFmt w:val="bullet"/>
+      <w:lvlText w:val=""/>
+      <w:lvlJc w:val="left"/>
+      <w:pPr>
+        <w:tabs>
+          <w:tab w:val="num" w:pos="4320"/>
+        </w:tabs>
+        <w:ind w:left="4320" w:hanging="360"/>
+      </w:pPr>
+      <w:rPr>
+        <w:rFonts w:ascii="Wingdings" w:hAnsi="Wingdings" w:hint="default"/>
+        <w:sz w:val="20"/>
+      </w:rPr>
+    </w:lvl>
+    <w:lvl w:ilvl="6" w:tentative="1">
+      <w:start w:val="1"/>
+      <w:numFmt w:val="bullet"/>
+      <w:lvlText w:val=""/>
+      <w:lvlJc w:val="left"/>
+      <w:pPr>
+        <w:tabs>
+          <w:tab w:val="num" w:pos="5040"/>
+        </w:tabs>
+        <w:ind w:left="5040" w:hanging="360"/>
+      </w:pPr>
+      <w:rPr>
+        <w:rFonts w:ascii="Wingdings" w:hAnsi="Wingdings" w:hint="default"/>
+        <w:sz w:val="20"/>
+      </w:rPr>
+    </w:lvl>
+    <w:lvl w:ilvl="7" w:tentative="1">
+      <w:start w:val="1"/>
+      <w:numFmt w:val="bullet"/>
+      <w:lvlText w:val=""/>
+      <w:lvlJc w:val="left"/>
+      <w:pPr>
+        <w:tabs>
+          <w:tab w:val="num" w:pos="5760"/>
+        </w:tabs>
+        <w:ind w:left="5760" w:hanging="360"/>
+      </w:pPr>
+      <w:rPr>
+        <w:rFonts w:ascii="Wingdings" w:hAnsi="Wingdings" w:hint="default"/>
+        <w:sz w:val="20"/>
+      </w:rPr>
+    </w:lvl>
+    <w:lvl w:ilvl="8" w:tentative="1">
+      <w:start w:val="1"/>
+      <w:numFmt w:val="bullet"/>
+      <w:lvlText w:val=""/>
+      <w:lvlJc w:val="left"/>
+      <w:pPr>
+        <w:tabs>
+          <w:tab w:val="num" w:pos="6480"/>
+        </w:tabs>
+        <w:ind w:left="6480" w:hanging="360"/>
+      </w:pPr>
+      <w:rPr>
+        <w:rFonts w:ascii="Wingdings" w:hAnsi="Wingdings" w:hint="default"/>
+        <w:sz w:val="20"/>
+      </w:rPr>
+    </w:lvl>
+  </w:abstractNum>
+  <w:abstractNum w:abstractNumId="14" w15:restartNumberingAfterBreak="0">
+    <w:nsid w:val="375916AA"/>
+    <w:multiLevelType w:val="multilevel"/>
+    <w:tmpl w:val="60480FD0"/>
+    <w:lvl w:ilvl="0">
+      <w:start w:val="1"/>
+      <w:numFmt w:val="bullet"/>
+      <w:lvlText w:val=""/>
+      <w:lvlJc w:val="left"/>
+      <w:pPr>
+        <w:tabs>
+          <w:tab w:val="num" w:pos="720"/>
+        </w:tabs>
+        <w:ind w:left="720" w:hanging="360"/>
+      </w:pPr>
+      <w:rPr>
+        <w:rFonts w:ascii="Symbol" w:hAnsi="Symbol" w:hint="default"/>
+        <w:sz w:val="20"/>
+      </w:rPr>
+    </w:lvl>
+    <w:lvl w:ilvl="1" w:tentative="1">
+      <w:start w:val="1"/>
+      <w:numFmt w:val="bullet"/>
+      <w:lvlText w:val="o"/>
+      <w:lvlJc w:val="left"/>
+      <w:pPr>
+        <w:tabs>
+          <w:tab w:val="num" w:pos="1440"/>
+        </w:tabs>
+        <w:ind w:left="1440" w:hanging="360"/>
+      </w:pPr>
+      <w:rPr>
+        <w:rFonts w:ascii="Courier New" w:hAnsi="Courier New" w:hint="default"/>
+        <w:sz w:val="20"/>
+      </w:rPr>
+    </w:lvl>
+    <w:lvl w:ilvl="2" w:tentative="1">
+      <w:start w:val="1"/>
+      <w:numFmt w:val="bullet"/>
+      <w:lvlText w:val=""/>
+      <w:lvlJc w:val="left"/>
+      <w:pPr>
+        <w:tabs>
+          <w:tab w:val="num" w:pos="2160"/>
+        </w:tabs>
+        <w:ind w:left="2160" w:hanging="360"/>
+      </w:pPr>
+      <w:rPr>
+        <w:rFonts w:ascii="Wingdings" w:hAnsi="Wingdings" w:hint="default"/>
+        <w:sz w:val="20"/>
+      </w:rPr>
+    </w:lvl>
+    <w:lvl w:ilvl="3" w:tentative="1">
+      <w:start w:val="1"/>
+      <w:numFmt w:val="bullet"/>
+      <w:lvlText w:val=""/>
+      <w:lvlJc w:val="left"/>
+      <w:pPr>
+        <w:tabs>
+          <w:tab w:val="num" w:pos="2880"/>
+        </w:tabs>
+        <w:ind w:left="2880" w:hanging="360"/>
+      </w:pPr>
+      <w:rPr>
+        <w:rFonts w:ascii="Wingdings" w:hAnsi="Wingdings" w:hint="default"/>
+        <w:sz w:val="20"/>
+      </w:rPr>
+    </w:lvl>
+    <w:lvl w:ilvl="4" w:tentative="1">
+      <w:start w:val="1"/>
+      <w:numFmt w:val="bullet"/>
+      <w:lvlText w:val=""/>
+      <w:lvlJc w:val="left"/>
+      <w:pPr>
+        <w:tabs>
+          <w:tab w:val="num" w:pos="3600"/>
+        </w:tabs>
+        <w:ind w:left="3600" w:hanging="360"/>
+      </w:pPr>
+      <w:rPr>
+        <w:rFonts w:ascii="Wingdings" w:hAnsi="Wingdings" w:hint="default"/>
+        <w:sz w:val="20"/>
+      </w:rPr>
+    </w:lvl>
+    <w:lvl w:ilvl="5" w:tentative="1">
+      <w:start w:val="1"/>
+      <w:numFmt w:val="bullet"/>
+      <w:lvlText w:val=""/>
+      <w:lvlJc w:val="left"/>
+      <w:pPr>
+        <w:tabs>
+          <w:tab w:val="num" w:pos="4320"/>
+        </w:tabs>
+        <w:ind w:left="4320" w:hanging="360"/>
+      </w:pPr>
+      <w:rPr>
+        <w:rFonts w:ascii="Wingdings" w:hAnsi="Wingdings" w:hint="default"/>
+        <w:sz w:val="20"/>
+      </w:rPr>
+    </w:lvl>
+    <w:lvl w:ilvl="6" w:tentative="1">
+      <w:start w:val="1"/>
+      <w:numFmt w:val="bullet"/>
+      <w:lvlText w:val=""/>
+      <w:lvlJc w:val="left"/>
+      <w:pPr>
+        <w:tabs>
+          <w:tab w:val="num" w:pos="5040"/>
+        </w:tabs>
+        <w:ind w:left="5040" w:hanging="360"/>
+      </w:pPr>
+      <w:rPr>
+        <w:rFonts w:ascii="Wingdings" w:hAnsi="Wingdings" w:hint="default"/>
+        <w:sz w:val="20"/>
+      </w:rPr>
+    </w:lvl>
+    <w:lvl w:ilvl="7" w:tentative="1">
+      <w:start w:val="1"/>
+      <w:numFmt w:val="bullet"/>
+      <w:lvlText w:val=""/>
+      <w:lvlJc w:val="left"/>
+      <w:pPr>
+        <w:tabs>
+          <w:tab w:val="num" w:pos="5760"/>
+        </w:tabs>
+        <w:ind w:left="5760" w:hanging="360"/>
+      </w:pPr>
+      <w:rPr>
+        <w:rFonts w:ascii="Wingdings" w:hAnsi="Wingdings" w:hint="default"/>
+        <w:sz w:val="20"/>
+      </w:rPr>
+    </w:lvl>
+    <w:lvl w:ilvl="8" w:tentative="1">
+      <w:start w:val="1"/>
+      <w:numFmt w:val="bullet"/>
+      <w:lvlText w:val=""/>
+      <w:lvlJc w:val="left"/>
+      <w:pPr>
+        <w:tabs>
+          <w:tab w:val="num" w:pos="6480"/>
+        </w:tabs>
+        <w:ind w:left="6480" w:hanging="360"/>
+      </w:pPr>
+      <w:rPr>
+        <w:rFonts w:ascii="Wingdings" w:hAnsi="Wingdings" w:hint="default"/>
+        <w:sz w:val="20"/>
+      </w:rPr>
+    </w:lvl>
+  </w:abstractNum>
+  <w:abstractNum w:abstractNumId="15" w15:restartNumberingAfterBreak="0">
+    <w:nsid w:val="3CA11C2C"/>
+    <w:multiLevelType w:val="multilevel"/>
+    <w:tmpl w:val="E37CC3B4"/>
+    <w:lvl w:ilvl="0">
+      <w:start w:val="1"/>
+      <w:numFmt w:val="bullet"/>
+      <w:lvlText w:val=""/>
+      <w:lvlJc w:val="left"/>
+      <w:pPr>
+        <w:tabs>
+          <w:tab w:val="num" w:pos="720"/>
+        </w:tabs>
+        <w:ind w:left="720" w:hanging="360"/>
+      </w:pPr>
+      <w:rPr>
+        <w:rFonts w:ascii="Symbol" w:hAnsi="Symbol" w:hint="default"/>
+        <w:sz w:val="20"/>
+      </w:rPr>
+    </w:lvl>
+    <w:lvl w:ilvl="1" w:tentative="1">
+      <w:start w:val="1"/>
+      <w:numFmt w:val="bullet"/>
+      <w:lvlText w:val="o"/>
+      <w:lvlJc w:val="left"/>
+      <w:pPr>
+        <w:tabs>
+          <w:tab w:val="num" w:pos="1440"/>
+        </w:tabs>
+        <w:ind w:left="1440" w:hanging="360"/>
+      </w:pPr>
+      <w:rPr>
+        <w:rFonts w:ascii="Courier New" w:hAnsi="Courier New" w:hint="default"/>
+        <w:sz w:val="20"/>
+      </w:rPr>
+    </w:lvl>
+    <w:lvl w:ilvl="2" w:tentative="1">
+      <w:start w:val="1"/>
+      <w:numFmt w:val="bullet"/>
+      <w:lvlText w:val=""/>
+      <w:lvlJc w:val="left"/>
+      <w:pPr>
+        <w:tabs>
+          <w:tab w:val="num" w:pos="2160"/>
+        </w:tabs>
+        <w:ind w:left="2160" w:hanging="360"/>
+      </w:pPr>
+      <w:rPr>
+        <w:rFonts w:ascii="Wingdings" w:hAnsi="Wingdings" w:hint="default"/>
+        <w:sz w:val="20"/>
+      </w:rPr>
+    </w:lvl>
+    <w:lvl w:ilvl="3" w:tentative="1">
+      <w:start w:val="1"/>
+      <w:numFmt w:val="bullet"/>
+      <w:lvlText w:val=""/>
+      <w:lvlJc w:val="left"/>
+      <w:pPr>
+        <w:tabs>
+          <w:tab w:val="num" w:pos="2880"/>
+        </w:tabs>
+        <w:ind w:left="2880" w:hanging="360"/>
+      </w:pPr>
+      <w:rPr>
+        <w:rFonts w:ascii="Wingdings" w:hAnsi="Wingdings" w:hint="default"/>
+        <w:sz w:val="20"/>
+      </w:rPr>
+    </w:lvl>
+    <w:lvl w:ilvl="4" w:tentative="1">
+      <w:start w:val="1"/>
+      <w:numFmt w:val="bullet"/>
+      <w:lvlText w:val=""/>
+      <w:lvlJc w:val="left"/>
+      <w:pPr>
+        <w:tabs>
+          <w:tab w:val="num" w:pos="3600"/>
+        </w:tabs>
+        <w:ind w:left="3600" w:hanging="360"/>
+      </w:pPr>
+      <w:rPr>
+        <w:rFonts w:ascii="Wingdings" w:hAnsi="Wingdings" w:hint="default"/>
+        <w:sz w:val="20"/>
+      </w:rPr>
+    </w:lvl>
+    <w:lvl w:ilvl="5" w:tentative="1">
+      <w:start w:val="1"/>
+      <w:numFmt w:val="bullet"/>
+      <w:lvlText w:val=""/>
+      <w:lvlJc w:val="left"/>
+      <w:pPr>
+        <w:tabs>
+          <w:tab w:val="num" w:pos="4320"/>
+        </w:tabs>
+        <w:ind w:left="4320" w:hanging="360"/>
+      </w:pPr>
+      <w:rPr>
+        <w:rFonts w:ascii="Wingdings" w:hAnsi="Wingdings" w:hint="default"/>
+        <w:sz w:val="20"/>
+      </w:rPr>
+    </w:lvl>
+    <w:lvl w:ilvl="6" w:tentative="1">
+      <w:start w:val="1"/>
+      <w:numFmt w:val="bullet"/>
+      <w:lvlText w:val=""/>
+      <w:lvlJc w:val="left"/>
+      <w:pPr>
+        <w:tabs>
+          <w:tab w:val="num" w:pos="5040"/>
+        </w:tabs>
+        <w:ind w:left="5040" w:hanging="360"/>
+      </w:pPr>
+      <w:rPr>
+        <w:rFonts w:ascii="Wingdings" w:hAnsi="Wingdings" w:hint="default"/>
+        <w:sz w:val="20"/>
+      </w:rPr>
+    </w:lvl>
+    <w:lvl w:ilvl="7" w:tentative="1">
+      <w:start w:val="1"/>
+      <w:numFmt w:val="bullet"/>
+      <w:lvlText w:val=""/>
+      <w:lvlJc w:val="left"/>
+      <w:pPr>
+        <w:tabs>
+          <w:tab w:val="num" w:pos="5760"/>
+        </w:tabs>
+        <w:ind w:left="5760" w:hanging="360"/>
+      </w:pPr>
+      <w:rPr>
+        <w:rFonts w:ascii="Wingdings" w:hAnsi="Wingdings" w:hint="default"/>
+        <w:sz w:val="20"/>
+      </w:rPr>
+    </w:lvl>
+    <w:lvl w:ilvl="8" w:tentative="1">
+      <w:start w:val="1"/>
+      <w:numFmt w:val="bullet"/>
+      <w:lvlText w:val=""/>
+      <w:lvlJc w:val="left"/>
+      <w:pPr>
+        <w:tabs>
+          <w:tab w:val="num" w:pos="6480"/>
+        </w:tabs>
+        <w:ind w:left="6480" w:hanging="360"/>
+      </w:pPr>
+      <w:rPr>
+        <w:rFonts w:ascii="Wingdings" w:hAnsi="Wingdings" w:hint="default"/>
+        <w:sz w:val="20"/>
+      </w:rPr>
+    </w:lvl>
+  </w:abstractNum>
+  <w:abstractNum w:abstractNumId="16" w15:restartNumberingAfterBreak="0">
+    <w:nsid w:val="3E0931E3"/>
+    <w:multiLevelType w:val="multilevel"/>
+    <w:tmpl w:val="0FA81AD4"/>
+    <w:lvl w:ilvl="0">
+      <w:start w:val="1"/>
+      <w:numFmt w:val="bullet"/>
+      <w:lvlText w:val=""/>
+      <w:lvlJc w:val="left"/>
+      <w:pPr>
+        <w:tabs>
+          <w:tab w:val="num" w:pos="720"/>
+        </w:tabs>
+        <w:ind w:left="720" w:hanging="360"/>
+      </w:pPr>
+      <w:rPr>
+        <w:rFonts w:ascii="Symbol" w:hAnsi="Symbol" w:hint="default"/>
+        <w:sz w:val="20"/>
+      </w:rPr>
+    </w:lvl>
+    <w:lvl w:ilvl="1" w:tentative="1">
+      <w:start w:val="1"/>
+      <w:numFmt w:val="bullet"/>
+      <w:lvlText w:val="o"/>
+      <w:lvlJc w:val="left"/>
+      <w:pPr>
+        <w:tabs>
+          <w:tab w:val="num" w:pos="1440"/>
+        </w:tabs>
+        <w:ind w:left="1440" w:hanging="360"/>
+      </w:pPr>
+      <w:rPr>
+        <w:rFonts w:ascii="Courier New" w:hAnsi="Courier New" w:hint="default"/>
+        <w:sz w:val="20"/>
+      </w:rPr>
+    </w:lvl>
+    <w:lvl w:ilvl="2" w:tentative="1">
+      <w:start w:val="1"/>
+      <w:numFmt w:val="bullet"/>
+      <w:lvlText w:val=""/>
+      <w:lvlJc w:val="left"/>
+      <w:pPr>
+        <w:tabs>
+          <w:tab w:val="num" w:pos="2160"/>
+        </w:tabs>
+        <w:ind w:left="2160" w:hanging="360"/>
+      </w:pPr>
+      <w:rPr>
+        <w:rFonts w:ascii="Wingdings" w:hAnsi="Wingdings" w:hint="default"/>
+        <w:sz w:val="20"/>
+      </w:rPr>
+    </w:lvl>
+    <w:lvl w:ilvl="3" w:tentative="1">
+      <w:start w:val="1"/>
+      <w:numFmt w:val="bullet"/>
+      <w:lvlText w:val=""/>
+      <w:lvlJc w:val="left"/>
+      <w:pPr>
+        <w:tabs>
+          <w:tab w:val="num" w:pos="2880"/>
+        </w:tabs>
+        <w:ind w:left="2880" w:hanging="360"/>
+      </w:pPr>
+      <w:rPr>
+        <w:rFonts w:ascii="Wingdings" w:hAnsi="Wingdings" w:hint="default"/>
+        <w:sz w:val="20"/>
+      </w:rPr>
+    </w:lvl>
+    <w:lvl w:ilvl="4" w:tentative="1">
+      <w:start w:val="1"/>
+      <w:numFmt w:val="bullet"/>
+      <w:lvlText w:val=""/>
+      <w:lvlJc w:val="left"/>
+      <w:pPr>
+        <w:tabs>
+          <w:tab w:val="num" w:pos="3600"/>
+        </w:tabs>
+        <w:ind w:left="3600" w:hanging="360"/>
+      </w:pPr>
+      <w:rPr>
+        <w:rFonts w:ascii="Wingdings" w:hAnsi="Wingdings" w:hint="default"/>
+        <w:sz w:val="20"/>
+      </w:rPr>
+    </w:lvl>
+    <w:lvl w:ilvl="5" w:tentative="1">
+      <w:start w:val="1"/>
+      <w:numFmt w:val="bullet"/>
+      <w:lvlText w:val=""/>
+      <w:lvlJc w:val="left"/>
+      <w:pPr>
+        <w:tabs>
+          <w:tab w:val="num" w:pos="4320"/>
+        </w:tabs>
+        <w:ind w:left="4320" w:hanging="360"/>
+      </w:pPr>
+      <w:rPr>
+        <w:rFonts w:ascii="Wingdings" w:hAnsi="Wingdings" w:hint="default"/>
+        <w:sz w:val="20"/>
+      </w:rPr>
+    </w:lvl>
+    <w:lvl w:ilvl="6" w:tentative="1">
+      <w:start w:val="1"/>
+      <w:numFmt w:val="bullet"/>
+      <w:lvlText w:val=""/>
+      <w:lvlJc w:val="left"/>
+      <w:pPr>
+        <w:tabs>
+          <w:tab w:val="num" w:pos="5040"/>
+        </w:tabs>
+        <w:ind w:left="5040" w:hanging="360"/>
+      </w:pPr>
+      <w:rPr>
+        <w:rFonts w:ascii="Wingdings" w:hAnsi="Wingdings" w:hint="default"/>
+        <w:sz w:val="20"/>
+      </w:rPr>
+    </w:lvl>
+    <w:lvl w:ilvl="7" w:tentative="1">
+      <w:start w:val="1"/>
+      <w:numFmt w:val="bullet"/>
+      <w:lvlText w:val=""/>
+      <w:lvlJc w:val="left"/>
+      <w:pPr>
+        <w:tabs>
+          <w:tab w:val="num" w:pos="5760"/>
+        </w:tabs>
+        <w:ind w:left="5760" w:hanging="360"/>
+      </w:pPr>
+      <w:rPr>
+        <w:rFonts w:ascii="Wingdings" w:hAnsi="Wingdings" w:hint="default"/>
+        <w:sz w:val="20"/>
+      </w:rPr>
+    </w:lvl>
+    <w:lvl w:ilvl="8" w:tentative="1">
+      <w:start w:val="1"/>
+      <w:numFmt w:val="bullet"/>
+      <w:lvlText w:val=""/>
+      <w:lvlJc w:val="left"/>
+      <w:pPr>
+        <w:tabs>
+          <w:tab w:val="num" w:pos="6480"/>
+        </w:tabs>
+        <w:ind w:left="6480" w:hanging="360"/>
+      </w:pPr>
+      <w:rPr>
+        <w:rFonts w:ascii="Wingdings" w:hAnsi="Wingdings" w:hint="default"/>
+        <w:sz w:val="20"/>
+      </w:rPr>
+    </w:lvl>
+  </w:abstractNum>
+  <w:abstractNum w:abstractNumId="17" w15:restartNumberingAfterBreak="0">
     <w:nsid w:val="40A40ABA"/>
     <w:multiLevelType w:val="hybridMultilevel"/>
     <w:tmpl w:val="35BE0E8E"/>
@@ -12719,7 +20342,156 @@
       </w:pPr>
     </w:lvl>
   </w:abstractNum>
-  <w:abstractNum w:abstractNumId="9" w15:restartNumberingAfterBreak="0">
+  <w:abstractNum w:abstractNumId="18" w15:restartNumberingAfterBreak="0">
+    <w:nsid w:val="42CC4B88"/>
+    <w:multiLevelType w:val="multilevel"/>
+    <w:tmpl w:val="D7768BDC"/>
+    <w:lvl w:ilvl="0">
+      <w:start w:val="1"/>
+      <w:numFmt w:val="bullet"/>
+      <w:lvlText w:val=""/>
+      <w:lvlJc w:val="left"/>
+      <w:pPr>
+        <w:tabs>
+          <w:tab w:val="num" w:pos="720"/>
+        </w:tabs>
+        <w:ind w:left="720" w:hanging="360"/>
+      </w:pPr>
+      <w:rPr>
+        <w:rFonts w:ascii="Symbol" w:hAnsi="Symbol" w:hint="default"/>
+        <w:sz w:val="20"/>
+      </w:rPr>
+    </w:lvl>
+    <w:lvl w:ilvl="1" w:tentative="1">
+      <w:start w:val="1"/>
+      <w:numFmt w:val="bullet"/>
+      <w:lvlText w:val="o"/>
+      <w:lvlJc w:val="left"/>
+      <w:pPr>
+        <w:tabs>
+          <w:tab w:val="num" w:pos="1440"/>
+        </w:tabs>
+        <w:ind w:left="1440" w:hanging="360"/>
+      </w:pPr>
+      <w:rPr>
+        <w:rFonts w:ascii="Courier New" w:hAnsi="Courier New" w:hint="default"/>
+        <w:sz w:val="20"/>
+      </w:rPr>
+    </w:lvl>
+    <w:lvl w:ilvl="2" w:tentative="1">
+      <w:start w:val="1"/>
+      <w:numFmt w:val="bullet"/>
+      <w:lvlText w:val=""/>
+      <w:lvlJc w:val="left"/>
+      <w:pPr>
+        <w:tabs>
+          <w:tab w:val="num" w:pos="2160"/>
+        </w:tabs>
+        <w:ind w:left="2160" w:hanging="360"/>
+      </w:pPr>
+      <w:rPr>
+        <w:rFonts w:ascii="Wingdings" w:hAnsi="Wingdings" w:hint="default"/>
+        <w:sz w:val="20"/>
+      </w:rPr>
+    </w:lvl>
+    <w:lvl w:ilvl="3" w:tentative="1">
+      <w:start w:val="1"/>
+      <w:numFmt w:val="bullet"/>
+      <w:lvlText w:val=""/>
+      <w:lvlJc w:val="left"/>
+      <w:pPr>
+        <w:tabs>
+          <w:tab w:val="num" w:pos="2880"/>
+        </w:tabs>
+        <w:ind w:left="2880" w:hanging="360"/>
+      </w:pPr>
+      <w:rPr>
+        <w:rFonts w:ascii="Wingdings" w:hAnsi="Wingdings" w:hint="default"/>
+        <w:sz w:val="20"/>
+      </w:rPr>
+    </w:lvl>
+    <w:lvl w:ilvl="4" w:tentative="1">
+      <w:start w:val="1"/>
+      <w:numFmt w:val="bullet"/>
+      <w:lvlText w:val=""/>
+      <w:lvlJc w:val="left"/>
+      <w:pPr>
+        <w:tabs>
+          <w:tab w:val="num" w:pos="3600"/>
+        </w:tabs>
+        <w:ind w:left="3600" w:hanging="360"/>
+      </w:pPr>
+      <w:rPr>
+        <w:rFonts w:ascii="Wingdings" w:hAnsi="Wingdings" w:hint="default"/>
+        <w:sz w:val="20"/>
+      </w:rPr>
+    </w:lvl>
+    <w:lvl w:ilvl="5" w:tentative="1">
+      <w:start w:val="1"/>
+      <w:numFmt w:val="bullet"/>
+      <w:lvlText w:val=""/>
+      <w:lvlJc w:val="left"/>
+      <w:pPr>
+        <w:tabs>
+          <w:tab w:val="num" w:pos="4320"/>
+        </w:tabs>
+        <w:ind w:left="4320" w:hanging="360"/>
+      </w:pPr>
+      <w:rPr>
+        <w:rFonts w:ascii="Wingdings" w:hAnsi="Wingdings" w:hint="default"/>
+        <w:sz w:val="20"/>
+      </w:rPr>
+    </w:lvl>
+    <w:lvl w:ilvl="6" w:tentative="1">
+      <w:start w:val="1"/>
+      <w:numFmt w:val="bullet"/>
+      <w:lvlText w:val=""/>
+      <w:lvlJc w:val="left"/>
+      <w:pPr>
+        <w:tabs>
+          <w:tab w:val="num" w:pos="5040"/>
+        </w:tabs>
+        <w:ind w:left="5040" w:hanging="360"/>
+      </w:pPr>
+      <w:rPr>
+        <w:rFonts w:ascii="Wingdings" w:hAnsi="Wingdings" w:hint="default"/>
+        <w:sz w:val="20"/>
+      </w:rPr>
+    </w:lvl>
+    <w:lvl w:ilvl="7" w:tentative="1">
+      <w:start w:val="1"/>
+      <w:numFmt w:val="bullet"/>
+      <w:lvlText w:val=""/>
+      <w:lvlJc w:val="left"/>
+      <w:pPr>
+        <w:tabs>
+          <w:tab w:val="num" w:pos="5760"/>
+        </w:tabs>
+        <w:ind w:left="5760" w:hanging="360"/>
+      </w:pPr>
+      <w:rPr>
+        <w:rFonts w:ascii="Wingdings" w:hAnsi="Wingdings" w:hint="default"/>
+        <w:sz w:val="20"/>
+      </w:rPr>
+    </w:lvl>
+    <w:lvl w:ilvl="8" w:tentative="1">
+      <w:start w:val="1"/>
+      <w:numFmt w:val="bullet"/>
+      <w:lvlText w:val=""/>
+      <w:lvlJc w:val="left"/>
+      <w:pPr>
+        <w:tabs>
+          <w:tab w:val="num" w:pos="6480"/>
+        </w:tabs>
+        <w:ind w:left="6480" w:hanging="360"/>
+      </w:pPr>
+      <w:rPr>
+        <w:rFonts w:ascii="Wingdings" w:hAnsi="Wingdings" w:hint="default"/>
+        <w:sz w:val="20"/>
+      </w:rPr>
+    </w:lvl>
+  </w:abstractNum>
+  <w:abstractNum w:abstractNumId="19" w15:restartNumberingAfterBreak="0">
     <w:nsid w:val="5A721128"/>
     <w:multiLevelType w:val="hybridMultilevel"/>
     <w:tmpl w:val="5EA8ADA0"/>
@@ -12811,7 +20583,7 @@
       </w:pPr>
     </w:lvl>
   </w:abstractNum>
-  <w:abstractNum w:abstractNumId="10" w15:restartNumberingAfterBreak="0">
+  <w:abstractNum w:abstractNumId="20" w15:restartNumberingAfterBreak="0">
     <w:nsid w:val="5AD262BB"/>
     <w:multiLevelType w:val="multilevel"/>
     <w:tmpl w:val="E8861124"/>
@@ -12960,7 +20732,7 @@
       </w:rPr>
     </w:lvl>
   </w:abstractNum>
-  <w:abstractNum w:abstractNumId="11" w15:restartNumberingAfterBreak="0">
+  <w:abstractNum w:abstractNumId="21" w15:restartNumberingAfterBreak="0">
     <w:nsid w:val="638C2CB7"/>
     <w:multiLevelType w:val="multilevel"/>
     <w:tmpl w:val="196CC044"/>
@@ -13103,7 +20875,156 @@
       </w:rPr>
     </w:lvl>
   </w:abstractNum>
-  <w:abstractNum w:abstractNumId="12" w15:restartNumberingAfterBreak="0">
+  <w:abstractNum w:abstractNumId="22" w15:restartNumberingAfterBreak="0">
+    <w:nsid w:val="675F6EE5"/>
+    <w:multiLevelType w:val="multilevel"/>
+    <w:tmpl w:val="077A3276"/>
+    <w:lvl w:ilvl="0">
+      <w:start w:val="1"/>
+      <w:numFmt w:val="bullet"/>
+      <w:lvlText w:val=""/>
+      <w:lvlJc w:val="left"/>
+      <w:pPr>
+        <w:tabs>
+          <w:tab w:val="num" w:pos="720"/>
+        </w:tabs>
+        <w:ind w:left="720" w:hanging="360"/>
+      </w:pPr>
+      <w:rPr>
+        <w:rFonts w:ascii="Symbol" w:hAnsi="Symbol" w:hint="default"/>
+        <w:sz w:val="20"/>
+      </w:rPr>
+    </w:lvl>
+    <w:lvl w:ilvl="1" w:tentative="1">
+      <w:start w:val="1"/>
+      <w:numFmt w:val="bullet"/>
+      <w:lvlText w:val="o"/>
+      <w:lvlJc w:val="left"/>
+      <w:pPr>
+        <w:tabs>
+          <w:tab w:val="num" w:pos="1440"/>
+        </w:tabs>
+        <w:ind w:left="1440" w:hanging="360"/>
+      </w:pPr>
+      <w:rPr>
+        <w:rFonts w:ascii="Courier New" w:hAnsi="Courier New" w:hint="default"/>
+        <w:sz w:val="20"/>
+      </w:rPr>
+    </w:lvl>
+    <w:lvl w:ilvl="2" w:tentative="1">
+      <w:start w:val="1"/>
+      <w:numFmt w:val="bullet"/>
+      <w:lvlText w:val=""/>
+      <w:lvlJc w:val="left"/>
+      <w:pPr>
+        <w:tabs>
+          <w:tab w:val="num" w:pos="2160"/>
+        </w:tabs>
+        <w:ind w:left="2160" w:hanging="360"/>
+      </w:pPr>
+      <w:rPr>
+        <w:rFonts w:ascii="Wingdings" w:hAnsi="Wingdings" w:hint="default"/>
+        <w:sz w:val="20"/>
+      </w:rPr>
+    </w:lvl>
+    <w:lvl w:ilvl="3" w:tentative="1">
+      <w:start w:val="1"/>
+      <w:numFmt w:val="bullet"/>
+      <w:lvlText w:val=""/>
+      <w:lvlJc w:val="left"/>
+      <w:pPr>
+        <w:tabs>
+          <w:tab w:val="num" w:pos="2880"/>
+        </w:tabs>
+        <w:ind w:left="2880" w:hanging="360"/>
+      </w:pPr>
+      <w:rPr>
+        <w:rFonts w:ascii="Wingdings" w:hAnsi="Wingdings" w:hint="default"/>
+        <w:sz w:val="20"/>
+      </w:rPr>
+    </w:lvl>
+    <w:lvl w:ilvl="4" w:tentative="1">
+      <w:start w:val="1"/>
+      <w:numFmt w:val="bullet"/>
+      <w:lvlText w:val=""/>
+      <w:lvlJc w:val="left"/>
+      <w:pPr>
+        <w:tabs>
+          <w:tab w:val="num" w:pos="3600"/>
+        </w:tabs>
+        <w:ind w:left="3600" w:hanging="360"/>
+      </w:pPr>
+      <w:rPr>
+        <w:rFonts w:ascii="Wingdings" w:hAnsi="Wingdings" w:hint="default"/>
+        <w:sz w:val="20"/>
+      </w:rPr>
+    </w:lvl>
+    <w:lvl w:ilvl="5" w:tentative="1">
+      <w:start w:val="1"/>
+      <w:numFmt w:val="bullet"/>
+      <w:lvlText w:val=""/>
+      <w:lvlJc w:val="left"/>
+      <w:pPr>
+        <w:tabs>
+          <w:tab w:val="num" w:pos="4320"/>
+        </w:tabs>
+        <w:ind w:left="4320" w:hanging="360"/>
+      </w:pPr>
+      <w:rPr>
+        <w:rFonts w:ascii="Wingdings" w:hAnsi="Wingdings" w:hint="default"/>
+        <w:sz w:val="20"/>
+      </w:rPr>
+    </w:lvl>
+    <w:lvl w:ilvl="6" w:tentative="1">
+      <w:start w:val="1"/>
+      <w:numFmt w:val="bullet"/>
+      <w:lvlText w:val=""/>
+      <w:lvlJc w:val="left"/>
+      <w:pPr>
+        <w:tabs>
+          <w:tab w:val="num" w:pos="5040"/>
+        </w:tabs>
+        <w:ind w:left="5040" w:hanging="360"/>
+      </w:pPr>
+      <w:rPr>
+        <w:rFonts w:ascii="Wingdings" w:hAnsi="Wingdings" w:hint="default"/>
+        <w:sz w:val="20"/>
+      </w:rPr>
+    </w:lvl>
+    <w:lvl w:ilvl="7" w:tentative="1">
+      <w:start w:val="1"/>
+      <w:numFmt w:val="bullet"/>
+      <w:lvlText w:val=""/>
+      <w:lvlJc w:val="left"/>
+      <w:pPr>
+        <w:tabs>
+          <w:tab w:val="num" w:pos="5760"/>
+        </w:tabs>
+        <w:ind w:left="5760" w:hanging="360"/>
+      </w:pPr>
+      <w:rPr>
+        <w:rFonts w:ascii="Wingdings" w:hAnsi="Wingdings" w:hint="default"/>
+        <w:sz w:val="20"/>
+      </w:rPr>
+    </w:lvl>
+    <w:lvl w:ilvl="8" w:tentative="1">
+      <w:start w:val="1"/>
+      <w:numFmt w:val="bullet"/>
+      <w:lvlText w:val=""/>
+      <w:lvlJc w:val="left"/>
+      <w:pPr>
+        <w:tabs>
+          <w:tab w:val="num" w:pos="6480"/>
+        </w:tabs>
+        <w:ind w:left="6480" w:hanging="360"/>
+      </w:pPr>
+      <w:rPr>
+        <w:rFonts w:ascii="Wingdings" w:hAnsi="Wingdings" w:hint="default"/>
+        <w:sz w:val="20"/>
+      </w:rPr>
+    </w:lvl>
+  </w:abstractNum>
+  <w:abstractNum w:abstractNumId="23" w15:restartNumberingAfterBreak="0">
     <w:nsid w:val="6E1D2C8C"/>
     <w:multiLevelType w:val="hybridMultilevel"/>
     <w:tmpl w:val="F4CE459E"/>
@@ -13192,7 +21113,7 @@
       </w:pPr>
     </w:lvl>
   </w:abstractNum>
-  <w:abstractNum w:abstractNumId="13" w15:restartNumberingAfterBreak="0">
+  <w:abstractNum w:abstractNumId="24" w15:restartNumberingAfterBreak="0">
     <w:nsid w:val="6FE320BB"/>
     <w:multiLevelType w:val="hybridMultilevel"/>
     <w:tmpl w:val="2F9A9978"/>
@@ -13281,7 +21202,7 @@
       </w:pPr>
     </w:lvl>
   </w:abstractNum>
-  <w:abstractNum w:abstractNumId="14" w15:restartNumberingAfterBreak="0">
+  <w:abstractNum w:abstractNumId="25" w15:restartNumberingAfterBreak="0">
     <w:nsid w:val="75271F10"/>
     <w:multiLevelType w:val="hybridMultilevel"/>
     <w:tmpl w:val="DB0E4954"/>
@@ -13394,11 +21315,160 @@
       </w:rPr>
     </w:lvl>
   </w:abstractNum>
+  <w:abstractNum w:abstractNumId="26" w15:restartNumberingAfterBreak="0">
+    <w:nsid w:val="77B81B97"/>
+    <w:multiLevelType w:val="multilevel"/>
+    <w:tmpl w:val="475AD688"/>
+    <w:lvl w:ilvl="0">
+      <w:start w:val="1"/>
+      <w:numFmt w:val="bullet"/>
+      <w:lvlText w:val=""/>
+      <w:lvlJc w:val="left"/>
+      <w:pPr>
+        <w:tabs>
+          <w:tab w:val="num" w:pos="720"/>
+        </w:tabs>
+        <w:ind w:left="720" w:hanging="360"/>
+      </w:pPr>
+      <w:rPr>
+        <w:rFonts w:ascii="Symbol" w:hAnsi="Symbol" w:hint="default"/>
+        <w:sz w:val="20"/>
+      </w:rPr>
+    </w:lvl>
+    <w:lvl w:ilvl="1" w:tentative="1">
+      <w:start w:val="1"/>
+      <w:numFmt w:val="bullet"/>
+      <w:lvlText w:val="o"/>
+      <w:lvlJc w:val="left"/>
+      <w:pPr>
+        <w:tabs>
+          <w:tab w:val="num" w:pos="1440"/>
+        </w:tabs>
+        <w:ind w:left="1440" w:hanging="360"/>
+      </w:pPr>
+      <w:rPr>
+        <w:rFonts w:ascii="Courier New" w:hAnsi="Courier New" w:hint="default"/>
+        <w:sz w:val="20"/>
+      </w:rPr>
+    </w:lvl>
+    <w:lvl w:ilvl="2" w:tentative="1">
+      <w:start w:val="1"/>
+      <w:numFmt w:val="bullet"/>
+      <w:lvlText w:val=""/>
+      <w:lvlJc w:val="left"/>
+      <w:pPr>
+        <w:tabs>
+          <w:tab w:val="num" w:pos="2160"/>
+        </w:tabs>
+        <w:ind w:left="2160" w:hanging="360"/>
+      </w:pPr>
+      <w:rPr>
+        <w:rFonts w:ascii="Wingdings" w:hAnsi="Wingdings" w:hint="default"/>
+        <w:sz w:val="20"/>
+      </w:rPr>
+    </w:lvl>
+    <w:lvl w:ilvl="3" w:tentative="1">
+      <w:start w:val="1"/>
+      <w:numFmt w:val="bullet"/>
+      <w:lvlText w:val=""/>
+      <w:lvlJc w:val="left"/>
+      <w:pPr>
+        <w:tabs>
+          <w:tab w:val="num" w:pos="2880"/>
+        </w:tabs>
+        <w:ind w:left="2880" w:hanging="360"/>
+      </w:pPr>
+      <w:rPr>
+        <w:rFonts w:ascii="Wingdings" w:hAnsi="Wingdings" w:hint="default"/>
+        <w:sz w:val="20"/>
+      </w:rPr>
+    </w:lvl>
+    <w:lvl w:ilvl="4" w:tentative="1">
+      <w:start w:val="1"/>
+      <w:numFmt w:val="bullet"/>
+      <w:lvlText w:val=""/>
+      <w:lvlJc w:val="left"/>
+      <w:pPr>
+        <w:tabs>
+          <w:tab w:val="num" w:pos="3600"/>
+        </w:tabs>
+        <w:ind w:left="3600" w:hanging="360"/>
+      </w:pPr>
+      <w:rPr>
+        <w:rFonts w:ascii="Wingdings" w:hAnsi="Wingdings" w:hint="default"/>
+        <w:sz w:val="20"/>
+      </w:rPr>
+    </w:lvl>
+    <w:lvl w:ilvl="5" w:tentative="1">
+      <w:start w:val="1"/>
+      <w:numFmt w:val="bullet"/>
+      <w:lvlText w:val=""/>
+      <w:lvlJc w:val="left"/>
+      <w:pPr>
+        <w:tabs>
+          <w:tab w:val="num" w:pos="4320"/>
+        </w:tabs>
+        <w:ind w:left="4320" w:hanging="360"/>
+      </w:pPr>
+      <w:rPr>
+        <w:rFonts w:ascii="Wingdings" w:hAnsi="Wingdings" w:hint="default"/>
+        <w:sz w:val="20"/>
+      </w:rPr>
+    </w:lvl>
+    <w:lvl w:ilvl="6" w:tentative="1">
+      <w:start w:val="1"/>
+      <w:numFmt w:val="bullet"/>
+      <w:lvlText w:val=""/>
+      <w:lvlJc w:val="left"/>
+      <w:pPr>
+        <w:tabs>
+          <w:tab w:val="num" w:pos="5040"/>
+        </w:tabs>
+        <w:ind w:left="5040" w:hanging="360"/>
+      </w:pPr>
+      <w:rPr>
+        <w:rFonts w:ascii="Wingdings" w:hAnsi="Wingdings" w:hint="default"/>
+        <w:sz w:val="20"/>
+      </w:rPr>
+    </w:lvl>
+    <w:lvl w:ilvl="7" w:tentative="1">
+      <w:start w:val="1"/>
+      <w:numFmt w:val="bullet"/>
+      <w:lvlText w:val=""/>
+      <w:lvlJc w:val="left"/>
+      <w:pPr>
+        <w:tabs>
+          <w:tab w:val="num" w:pos="5760"/>
+        </w:tabs>
+        <w:ind w:left="5760" w:hanging="360"/>
+      </w:pPr>
+      <w:rPr>
+        <w:rFonts w:ascii="Wingdings" w:hAnsi="Wingdings" w:hint="default"/>
+        <w:sz w:val="20"/>
+      </w:rPr>
+    </w:lvl>
+    <w:lvl w:ilvl="8" w:tentative="1">
+      <w:start w:val="1"/>
+      <w:numFmt w:val="bullet"/>
+      <w:lvlText w:val=""/>
+      <w:lvlJc w:val="left"/>
+      <w:pPr>
+        <w:tabs>
+          <w:tab w:val="num" w:pos="6480"/>
+        </w:tabs>
+        <w:ind w:left="6480" w:hanging="360"/>
+      </w:pPr>
+      <w:rPr>
+        <w:rFonts w:ascii="Wingdings" w:hAnsi="Wingdings" w:hint="default"/>
+        <w:sz w:val="20"/>
+      </w:rPr>
+    </w:lvl>
+  </w:abstractNum>
   <w:num w:numId="1" w16cid:durableId="1837761833">
-    <w:abstractNumId w:val="11"/>
+    <w:abstractNumId w:val="21"/>
   </w:num>
   <w:num w:numId="2" w16cid:durableId="866405100">
-    <w:abstractNumId w:val="11"/>
+    <w:abstractNumId w:val="21"/>
     <w:lvlOverride w:ilvl="0">
       <w:startOverride w:val="2"/>
     </w:lvlOverride>
@@ -13428,10 +21498,10 @@
     </w:lvlOverride>
   </w:num>
   <w:num w:numId="3" w16cid:durableId="1760322357">
-    <w:abstractNumId w:val="10"/>
+    <w:abstractNumId w:val="20"/>
   </w:num>
   <w:num w:numId="4" w16cid:durableId="1242911612">
-    <w:abstractNumId w:val="7"/>
+    <w:abstractNumId w:val="9"/>
     <w:lvlOverride w:ilvl="0">
       <w:startOverride w:val="1"/>
     </w:lvlOverride>
@@ -13464,7 +21534,7 @@
     <w:abstractNumId w:val="1"/>
   </w:num>
   <w:num w:numId="6" w16cid:durableId="637611481">
-    <w:abstractNumId w:val="14"/>
+    <w:abstractNumId w:val="25"/>
   </w:num>
   <w:num w:numId="7" w16cid:durableId="1937397528">
     <w:abstractNumId w:val="2"/>
@@ -13473,7 +21543,7 @@
     <w:abstractNumId w:val="0"/>
   </w:num>
   <w:num w:numId="9" w16cid:durableId="1466701179">
-    <w:abstractNumId w:val="5"/>
+    <w:abstractNumId w:val="6"/>
   </w:num>
   <w:num w:numId="10" w16cid:durableId="864440715">
     <w:abstractNumId w:val="3"/>
@@ -13482,19 +21552,55 @@
     <w:abstractNumId w:val="4"/>
   </w:num>
   <w:num w:numId="12" w16cid:durableId="1916742939">
-    <w:abstractNumId w:val="9"/>
+    <w:abstractNumId w:val="19"/>
   </w:num>
   <w:num w:numId="13" w16cid:durableId="167139644">
+    <w:abstractNumId w:val="24"/>
+  </w:num>
+  <w:num w:numId="14" w16cid:durableId="1986661162">
+    <w:abstractNumId w:val="23"/>
+  </w:num>
+  <w:num w:numId="15" w16cid:durableId="1905985590">
+    <w:abstractNumId w:val="17"/>
+  </w:num>
+  <w:num w:numId="16" w16cid:durableId="2004772554">
+    <w:abstractNumId w:val="8"/>
+  </w:num>
+  <w:num w:numId="17" w16cid:durableId="4284018">
+    <w:abstractNumId w:val="5"/>
+  </w:num>
+  <w:num w:numId="18" w16cid:durableId="1598904703">
+    <w:abstractNumId w:val="7"/>
+  </w:num>
+  <w:num w:numId="19" w16cid:durableId="124585550">
+    <w:abstractNumId w:val="12"/>
+  </w:num>
+  <w:num w:numId="20" w16cid:durableId="387611528">
     <w:abstractNumId w:val="13"/>
   </w:num>
-  <w:num w:numId="14" w16cid:durableId="1986661162">
-    <w:abstractNumId w:val="12"/>
+  <w:num w:numId="21" w16cid:durableId="1672680860">
+    <w:abstractNumId w:val="16"/>
   </w:num>
-  <w:num w:numId="15" w16cid:durableId="1905985590">
-    <w:abstractNumId w:val="8"/>
+  <w:num w:numId="22" w16cid:durableId="1575044871">
+    <w:abstractNumId w:val="15"/>
   </w:num>
-  <w:num w:numId="16" w16cid:durableId="2004772554">
-    <w:abstractNumId w:val="6"/>
+  <w:num w:numId="23" w16cid:durableId="170149351">
+    <w:abstractNumId w:val="18"/>
+  </w:num>
+  <w:num w:numId="24" w16cid:durableId="1196389618">
+    <w:abstractNumId w:val="26"/>
+  </w:num>
+  <w:num w:numId="25" w16cid:durableId="1037706873">
+    <w:abstractNumId w:val="22"/>
+  </w:num>
+  <w:num w:numId="26" w16cid:durableId="1782795158">
+    <w:abstractNumId w:val="10"/>
+  </w:num>
+  <w:num w:numId="27" w16cid:durableId="1356807742">
+    <w:abstractNumId w:val="11"/>
+  </w:num>
+  <w:num w:numId="28" w16cid:durableId="1868910620">
+    <w:abstractNumId w:val="14"/>
   </w:num>
 </w:numbering>
 </file>

--- a/系統文件.docx
+++ b/系統文件.docx
@@ -17,23 +17,7 @@
           <w:rFonts w:eastAsia="標楷體" w:hint="eastAsia"/>
           <w:sz w:val="28"/>
         </w:rPr>
-        <w:t>國立</w:t>
-      </w:r>
-      <w:proofErr w:type="gramStart"/>
-      <w:r>
-        <w:rPr>
-          <w:rFonts w:eastAsia="標楷體" w:hint="eastAsia"/>
-          <w:sz w:val="28"/>
-        </w:rPr>
-        <w:t>臺</w:t>
-      </w:r>
-      <w:proofErr w:type="gramEnd"/>
-      <w:r>
-        <w:rPr>
-          <w:rFonts w:eastAsia="標楷體" w:hint="eastAsia"/>
-          <w:sz w:val="28"/>
-        </w:rPr>
-        <w:t>北商業大學</w:t>
+        <w:t>國立臺北商業大學</w:t>
       </w:r>
     </w:p>
     <w:p>
@@ -130,17 +114,8 @@
           <w:rFonts w:eastAsia="標楷體"/>
           <w:sz w:val="28"/>
         </w:rPr>
-        <w:t>115</w:t>
-      </w:r>
-      <w:proofErr w:type="gramStart"/>
-      <w:r>
-        <w:rPr>
-          <w:rFonts w:eastAsia="標楷體"/>
-          <w:sz w:val="28"/>
-        </w:rPr>
-        <w:t>’</w:t>
-      </w:r>
-      <w:proofErr w:type="gramEnd"/>
+        <w:t>115’</w:t>
+      </w:r>
       <w:r>
         <w:rPr>
           <w:rFonts w:eastAsia="標楷體" w:hint="eastAsia"/>
@@ -392,7 +367,7 @@
         <w:ind w:left="482"/>
         <w:jc w:val="center"/>
         <w:rPr>
-          <w:rFonts w:eastAsia="標楷體"/>
+          <w:rFonts w:eastAsia="標楷體" w:hint="eastAsia"/>
           <w:b/>
           <w:bCs/>
           <w:sz w:val="28"/>
@@ -427,34 +402,31 @@
       </w:r>
       <w:r>
         <w:rPr>
-          <w:rFonts w:eastAsia="標楷體"/>
+          <w:rFonts w:eastAsia="標楷體" w:hint="eastAsia"/>
           <w:b/>
           <w:bCs/>
           <w:sz w:val="28"/>
         </w:rPr>
-        <w:t>ABCDE</w:t>
-      </w:r>
-      <w:r>
-        <w:rPr>
-          <w:rFonts w:eastAsia="標楷體" w:hint="eastAsia"/>
+        <w:t xml:space="preserve">RiskGenie </w:t>
+      </w:r>
+      <w:r>
+        <w:rPr>
+          <w:rFonts w:eastAsia="標楷體"/>
           <w:b/>
           <w:bCs/>
           <w:sz w:val="28"/>
         </w:rPr>
-        <w:t>系統</w:t>
-      </w:r>
-    </w:p>
-    <w:p>
-      <w:pPr>
-        <w:ind w:left="482"/>
-        <w:jc w:val="center"/>
-        <w:rPr>
-          <w:rFonts w:eastAsia="標楷體"/>
+        <w:t>–</w:t>
+      </w:r>
+      <w:r>
+        <w:rPr>
+          <w:rFonts w:eastAsia="標楷體" w:hint="eastAsia"/>
           <w:b/>
           <w:bCs/>
           <w:sz w:val="28"/>
         </w:rPr>
-      </w:pPr>
+        <w:t xml:space="preserve"> AI</w:t>
+      </w:r>
       <w:r>
         <w:rPr>
           <w:rFonts w:eastAsia="標楷體" w:hint="eastAsia"/>
@@ -462,17 +434,20 @@
           <w:bCs/>
           <w:sz w:val="28"/>
         </w:rPr>
-        <w:t>指導老師：</w:t>
-      </w:r>
-      <w:r>
-        <w:rPr>
-          <w:rFonts w:eastAsia="標楷體" w:hint="eastAsia"/>
+        <w:t>評評理</w:t>
+      </w:r>
+    </w:p>
+    <w:p>
+      <w:pPr>
+        <w:ind w:left="482"/>
+        <w:jc w:val="center"/>
+        <w:rPr>
+          <w:rFonts w:eastAsia="標楷體"/>
           <w:b/>
           <w:bCs/>
           <w:sz w:val="28"/>
         </w:rPr>
-        <w:t>徐國鈞</w:t>
-      </w:r>
+      </w:pPr>
       <w:r>
         <w:rPr>
           <w:rFonts w:eastAsia="標楷體" w:hint="eastAsia"/>
@@ -480,20 +455,17 @@
           <w:bCs/>
           <w:sz w:val="28"/>
         </w:rPr>
-        <w:t>老師</w:t>
-      </w:r>
-    </w:p>
-    <w:p>
-      <w:pPr>
-        <w:ind w:left="482"/>
-        <w:jc w:val="center"/>
-        <w:rPr>
-          <w:rFonts w:eastAsia="標楷體"/>
+        <w:t>指導老師：</w:t>
+      </w:r>
+      <w:r>
+        <w:rPr>
+          <w:rFonts w:eastAsia="標楷體" w:hint="eastAsia"/>
           <w:b/>
           <w:bCs/>
           <w:sz w:val="28"/>
         </w:rPr>
-      </w:pPr>
+        <w:t>徐國鈞</w:t>
+      </w:r>
       <w:r>
         <w:rPr>
           <w:rFonts w:eastAsia="標楷體" w:hint="eastAsia"/>
@@ -501,17 +473,20 @@
           <w:bCs/>
           <w:sz w:val="28"/>
         </w:rPr>
-        <w:t>組</w:t>
-      </w:r>
-      <w:r>
+        <w:t>老師</w:t>
+      </w:r>
+    </w:p>
+    <w:p>
+      <w:pPr>
+        <w:ind w:left="482"/>
+        <w:jc w:val="center"/>
         <w:rPr>
           <w:rFonts w:eastAsia="標楷體"/>
           <w:b/>
           <w:bCs/>
           <w:sz w:val="28"/>
         </w:rPr>
-        <w:t xml:space="preserve">    </w:t>
-      </w:r>
+      </w:pPr>
       <w:r>
         <w:rPr>
           <w:rFonts w:eastAsia="標楷體" w:hint="eastAsia"/>
@@ -519,25 +494,25 @@
           <w:bCs/>
           <w:sz w:val="28"/>
         </w:rPr>
-        <w:t>長：</w:t>
-      </w:r>
-      <w:r>
-        <w:rPr>
-          <w:rFonts w:eastAsia="標楷體" w:hint="eastAsia"/>
+        <w:t>組</w:t>
+      </w:r>
+      <w:r>
+        <w:rPr>
+          <w:rFonts w:eastAsia="標楷體"/>
           <w:b/>
           <w:bCs/>
           <w:sz w:val="28"/>
         </w:rPr>
-        <w:t>11436017</w:t>
-      </w:r>
-      <w:r>
-        <w:rPr>
-          <w:rFonts w:eastAsia="標楷體"/>
+        <w:t xml:space="preserve">    </w:t>
+      </w:r>
+      <w:r>
+        <w:rPr>
+          <w:rFonts w:eastAsia="標楷體" w:hint="eastAsia"/>
           <w:b/>
           <w:bCs/>
           <w:sz w:val="28"/>
         </w:rPr>
-        <w:t xml:space="preserve"> </w:t>
+        <w:t>長：</w:t>
       </w:r>
       <w:r>
         <w:rPr>
@@ -546,57 +521,55 @@
           <w:bCs/>
           <w:sz w:val="28"/>
         </w:rPr>
-        <w:t>顏</w:t>
-      </w:r>
-      <w:proofErr w:type="gramStart"/>
-      <w:r>
-        <w:rPr>
-          <w:rFonts w:eastAsia="標楷體" w:hint="eastAsia"/>
+        <w:t>11436017</w:t>
+      </w:r>
+      <w:r>
+        <w:rPr>
+          <w:rFonts w:eastAsia="標楷體"/>
           <w:b/>
           <w:bCs/>
           <w:sz w:val="28"/>
         </w:rPr>
-        <w:t>珮倪</w:t>
-      </w:r>
-      <w:proofErr w:type="gramEnd"/>
-    </w:p>
-    <w:p>
-      <w:pPr>
-        <w:ind w:left="482"/>
-        <w:jc w:val="center"/>
-        <w:rPr>
-          <w:rFonts w:eastAsia="標楷體"/>
+        <w:t xml:space="preserve"> </w:t>
+      </w:r>
+      <w:r>
+        <w:rPr>
+          <w:rFonts w:eastAsia="標楷體" w:hint="eastAsia"/>
           <w:b/>
           <w:bCs/>
           <w:sz w:val="28"/>
         </w:rPr>
-      </w:pPr>
-      <w:r>
-        <w:rPr>
-          <w:rFonts w:eastAsia="標楷體" w:hint="eastAsia"/>
+        <w:t>顏珮倪</w:t>
+      </w:r>
+    </w:p>
+    <w:p>
+      <w:pPr>
+        <w:ind w:left="482"/>
+        <w:jc w:val="center"/>
+        <w:rPr>
+          <w:rFonts w:eastAsia="標楷體"/>
           <w:b/>
           <w:bCs/>
           <w:sz w:val="28"/>
         </w:rPr>
-        <w:t>組</w:t>
-      </w:r>
-      <w:r>
-        <w:rPr>
-          <w:rFonts w:eastAsia="標楷體"/>
+      </w:pPr>
+      <w:r>
+        <w:rPr>
+          <w:rFonts w:eastAsia="標楷體" w:hint="eastAsia"/>
           <w:b/>
           <w:bCs/>
           <w:sz w:val="28"/>
         </w:rPr>
-        <w:t xml:space="preserve">    </w:t>
-      </w:r>
-      <w:r>
-        <w:rPr>
-          <w:rFonts w:eastAsia="標楷體" w:hint="eastAsia"/>
+        <w:t>組</w:t>
+      </w:r>
+      <w:r>
+        <w:rPr>
+          <w:rFonts w:eastAsia="標楷體"/>
           <w:b/>
           <w:bCs/>
           <w:sz w:val="28"/>
         </w:rPr>
-        <w:t>員：</w:t>
+        <w:t xml:space="preserve">    </w:t>
       </w:r>
       <w:r>
         <w:rPr>
@@ -605,27 +578,26 @@
           <w:bCs/>
           <w:sz w:val="28"/>
         </w:rPr>
-        <w:t>11436008</w:t>
-      </w:r>
-      <w:r>
-        <w:rPr>
-          <w:rFonts w:eastAsia="標楷體"/>
+        <w:t>員：</w:t>
+      </w:r>
+      <w:r>
+        <w:rPr>
+          <w:rFonts w:eastAsia="標楷體" w:hint="eastAsia"/>
           <w:b/>
           <w:bCs/>
           <w:sz w:val="28"/>
         </w:rPr>
-        <w:t xml:space="preserve"> </w:t>
-      </w:r>
-      <w:r>
-        <w:rPr>
-          <w:rFonts w:eastAsia="標楷體" w:hint="eastAsia"/>
+        <w:t>11436008</w:t>
+      </w:r>
+      <w:r>
+        <w:rPr>
+          <w:rFonts w:eastAsia="標楷體"/>
           <w:b/>
           <w:bCs/>
           <w:sz w:val="28"/>
         </w:rPr>
-        <w:t>林紀</w:t>
-      </w:r>
-      <w:proofErr w:type="gramStart"/>
+        <w:t xml:space="preserve"> </w:t>
+      </w:r>
       <w:r>
         <w:rPr>
           <w:rFonts w:eastAsia="標楷體" w:hint="eastAsia"/>
@@ -633,9 +605,8 @@
           <w:bCs/>
           <w:sz w:val="28"/>
         </w:rPr>
-        <w:t>媗</w:t>
-      </w:r>
-      <w:proofErr w:type="gramEnd"/>
+        <w:t>林紀媗</w:t>
+      </w:r>
       <w:r>
         <w:rPr>
           <w:rFonts w:eastAsia="標楷體"/>
@@ -679,69 +650,47 @@
           <w:bCs/>
           <w:sz w:val="28"/>
         </w:rPr>
-        <w:t>李昕</w:t>
-      </w:r>
-      <w:proofErr w:type="gramStart"/>
-      <w:r>
-        <w:rPr>
-          <w:rFonts w:eastAsia="標楷體" w:hint="eastAsia"/>
+        <w:t>李昕縈</w:t>
+      </w:r>
+    </w:p>
+    <w:p>
+      <w:pPr>
+        <w:ind w:left="482"/>
+        <w:jc w:val="center"/>
+        <w:rPr>
+          <w:rFonts w:eastAsia="標楷體"/>
           <w:b/>
           <w:bCs/>
           <w:sz w:val="28"/>
         </w:rPr>
-        <w:t>縈</w:t>
-      </w:r>
-      <w:proofErr w:type="gramEnd"/>
-    </w:p>
-    <w:p>
-      <w:pPr>
-        <w:ind w:left="482"/>
-        <w:jc w:val="center"/>
-        <w:rPr>
-          <w:rFonts w:eastAsia="標楷體"/>
+      </w:pPr>
+      <w:r>
+        <w:rPr>
+          <w:rFonts w:eastAsia="標楷體" w:hint="eastAsia"/>
           <w:b/>
           <w:bCs/>
           <w:sz w:val="28"/>
         </w:rPr>
-      </w:pPr>
-      <w:r>
-        <w:rPr>
-          <w:rFonts w:eastAsia="標楷體" w:hint="eastAsia"/>
+        <w:t>11436021</w:t>
+      </w:r>
+      <w:r>
+        <w:rPr>
+          <w:rFonts w:eastAsia="標楷體"/>
           <w:b/>
           <w:bCs/>
           <w:sz w:val="28"/>
         </w:rPr>
-        <w:t>11436021</w:t>
-      </w:r>
-      <w:r>
-        <w:rPr>
-          <w:rFonts w:eastAsia="標楷體"/>
+        <w:t xml:space="preserve"> </w:t>
+      </w:r>
+      <w:r>
+        <w:rPr>
+          <w:rFonts w:eastAsia="標楷體" w:hint="eastAsia"/>
           <w:b/>
           <w:bCs/>
           <w:sz w:val="28"/>
         </w:rPr>
-        <w:t xml:space="preserve"> </w:t>
-      </w:r>
-      <w:r>
-        <w:rPr>
-          <w:rFonts w:eastAsia="標楷體" w:hint="eastAsia"/>
-          <w:b/>
-          <w:bCs/>
-          <w:sz w:val="28"/>
-        </w:rPr>
-        <w:t>黃翊</w:t>
-      </w:r>
-      <w:proofErr w:type="gramStart"/>
-      <w:r>
-        <w:rPr>
-          <w:rFonts w:eastAsia="標楷體" w:hint="eastAsia"/>
-          <w:b/>
-          <w:bCs/>
-          <w:sz w:val="28"/>
-        </w:rPr>
-        <w:t>甄</w:t>
-      </w:r>
-      <w:proofErr w:type="gramEnd"/>
+        <w:t>黃翊甄</w:t>
+      </w:r>
       <w:r>
         <w:rPr>
           <w:rFonts w:eastAsia="標楷體"/>
@@ -951,23 +900,7 @@
           <w:rFonts w:eastAsia="標楷體" w:hint="eastAsia"/>
           <w:sz w:val="28"/>
         </w:rPr>
-        <w:t>章為主，頁數不限；</w:t>
-      </w:r>
-      <w:proofErr w:type="gramStart"/>
-      <w:r>
-        <w:rPr>
-          <w:rFonts w:eastAsia="標楷體" w:hint="eastAsia"/>
-          <w:sz w:val="28"/>
-        </w:rPr>
-        <w:t>複</w:t>
-      </w:r>
-      <w:proofErr w:type="gramEnd"/>
-      <w:r>
-        <w:rPr>
-          <w:rFonts w:eastAsia="標楷體" w:hint="eastAsia"/>
-          <w:sz w:val="28"/>
-        </w:rPr>
-        <w:t>評所有章節，頁數</w:t>
+        <w:t>章為主，頁數不限；複評所有章節，頁數</w:t>
       </w:r>
       <w:r>
         <w:rPr>
@@ -4510,21 +4443,7 @@
         <w:rPr>
           <w:rFonts w:eastAsia="標楷體"/>
         </w:rPr>
-        <w:t>的日常運作中，「資產盤點」與「風險評鑑」通常仰賴人工填寫與主觀判斷。面對日新月異</w:t>
-      </w:r>
-      <w:proofErr w:type="gramStart"/>
-      <w:r>
-        <w:rPr>
-          <w:rFonts w:eastAsia="標楷體"/>
-        </w:rPr>
-        <w:t>的資安威脅</w:t>
-      </w:r>
-      <w:proofErr w:type="gramEnd"/>
-      <w:r>
-        <w:rPr>
-          <w:rFonts w:eastAsia="標楷體"/>
-        </w:rPr>
-        <w:t>（如</w:t>
+        <w:t>的日常運作中，「資產盤點」與「風險評鑑」通常仰賴人工填寫與主觀判斷。面對日新月異的資安威脅（如</w:t>
       </w:r>
       <w:r>
         <w:rPr>
@@ -4536,21 +4455,7 @@
         <w:rPr>
           <w:rFonts w:eastAsia="標楷體"/>
         </w:rPr>
-        <w:t>漏洞），傳統的人工作業模式難以即時掌握</w:t>
-      </w:r>
-      <w:proofErr w:type="gramStart"/>
-      <w:r>
-        <w:rPr>
-          <w:rFonts w:eastAsia="標楷體"/>
-        </w:rPr>
-        <w:t>外部情資</w:t>
-      </w:r>
-      <w:proofErr w:type="gramEnd"/>
-      <w:r>
-        <w:rPr>
-          <w:rFonts w:eastAsia="標楷體"/>
-        </w:rPr>
-        <w:t>，且不同人員對風險價值的評定標準不一，導致評鑑結果缺乏客觀依據與實效性</w:t>
+        <w:t>漏洞），傳統的人工作業模式難以即時掌握外部情資，且不同人員對風險價值的評定標準不一，導致評鑑結果缺乏客觀依據與實效性</w:t>
       </w:r>
       <w:r>
         <w:rPr>
@@ -4613,35 +4518,7 @@
         <w:rPr>
           <w:rFonts w:eastAsia="標楷體"/>
         </w:rPr>
-        <w:t>時面臨三大痛點：首先，資產分類與價值評定缺乏標準，容易產生誤差；其次，風險評鑑中對於弱點值的評估過於</w:t>
-      </w:r>
-      <w:proofErr w:type="gramStart"/>
-      <w:r>
-        <w:rPr>
-          <w:rFonts w:eastAsia="標楷體"/>
-        </w:rPr>
-        <w:t>主觀，</w:t>
-      </w:r>
-      <w:proofErr w:type="gramEnd"/>
-      <w:r>
-        <w:rPr>
-          <w:rFonts w:eastAsia="標楷體"/>
-        </w:rPr>
-        <w:t>未能結合即時的</w:t>
-      </w:r>
-      <w:proofErr w:type="gramStart"/>
-      <w:r>
-        <w:rPr>
-          <w:rFonts w:eastAsia="標楷體"/>
-        </w:rPr>
-        <w:t>威脅情資</w:t>
-      </w:r>
-      <w:proofErr w:type="gramEnd"/>
-      <w:r>
-        <w:rPr>
-          <w:rFonts w:eastAsia="標楷體"/>
-        </w:rPr>
-        <w:t>（如</w:t>
+        <w:t>時面臨三大痛點：首先，資產分類與價值評定缺乏標準，容易產生誤差；其次，風險評鑑中對於弱點值的評估過於主觀，未能結合即時的威脅情資（如</w:t>
       </w:r>
       <w:r>
         <w:rPr>
@@ -4713,35 +4590,7 @@
         <w:rPr>
           <w:rFonts w:eastAsia="標楷體"/>
         </w:rPr>
-        <w:t>風險顧問系統，自動化</w:t>
-      </w:r>
-      <w:proofErr w:type="gramStart"/>
-      <w:r>
-        <w:rPr>
-          <w:rFonts w:eastAsia="標楷體"/>
-        </w:rPr>
-        <w:t>輔助資安決策</w:t>
-      </w:r>
-      <w:proofErr w:type="gramEnd"/>
-      <w:r>
-        <w:rPr>
-          <w:rFonts w:eastAsia="標楷體"/>
-        </w:rPr>
-        <w:t>，降低人力負擔並提升評鑑精</w:t>
-      </w:r>
-      <w:proofErr w:type="gramStart"/>
-      <w:r>
-        <w:rPr>
-          <w:rFonts w:eastAsia="標楷體"/>
-        </w:rPr>
-        <w:t>準</w:t>
-      </w:r>
-      <w:proofErr w:type="gramEnd"/>
-      <w:r>
-        <w:rPr>
-          <w:rFonts w:eastAsia="標楷體"/>
-        </w:rPr>
-        <w:t>度</w:t>
+        <w:t>風險顧問系統，自動化輔助資安決策，降低人力負擔並提升評鑑精準度</w:t>
       </w:r>
       <w:r>
         <w:rPr>
@@ -4913,21 +4762,7 @@
         <w:rPr>
           <w:rFonts w:eastAsia="標楷體" w:hint="eastAsia"/>
         </w:rPr>
-        <w:t>技術將最新的</w:t>
-      </w:r>
-      <w:proofErr w:type="gramStart"/>
-      <w:r>
-        <w:rPr>
-          <w:rFonts w:eastAsia="標楷體" w:hint="eastAsia"/>
-        </w:rPr>
-        <w:t>弱點情資引入</w:t>
-      </w:r>
-      <w:proofErr w:type="gramEnd"/>
-      <w:r>
-        <w:rPr>
-          <w:rFonts w:eastAsia="標楷體" w:hint="eastAsia"/>
-        </w:rPr>
-        <w:t>評鑑流程，自動計算客觀的弱點值。</w:t>
+        <w:t>技術將最新的弱點情資引入評鑑流程，自動計算客觀的弱點值。</w:t>
       </w:r>
     </w:p>
     <w:p>
@@ -4945,21 +4780,7 @@
         <w:rPr>
           <w:rFonts w:eastAsia="標楷體" w:hint="eastAsia"/>
         </w:rPr>
-        <w:t>精</w:t>
-      </w:r>
-      <w:proofErr w:type="gramStart"/>
-      <w:r>
-        <w:rPr>
-          <w:rFonts w:eastAsia="標楷體" w:hint="eastAsia"/>
-        </w:rPr>
-        <w:t>準</w:t>
-      </w:r>
-      <w:proofErr w:type="gramEnd"/>
-      <w:r>
-        <w:rPr>
-          <w:rFonts w:eastAsia="標楷體" w:hint="eastAsia"/>
-        </w:rPr>
-        <w:t>對策生成：</w:t>
+        <w:t>精準對策生成：</w:t>
       </w:r>
       <w:r>
         <w:rPr>
@@ -5128,35 +4949,7 @@
         <w:rPr>
           <w:rFonts w:eastAsia="標楷體" w:hint="eastAsia"/>
         </w:rPr>
-        <w:t>系統能結合最新</w:t>
-      </w:r>
-      <w:proofErr w:type="gramStart"/>
-      <w:r>
-        <w:rPr>
-          <w:rFonts w:eastAsia="標楷體" w:hint="eastAsia"/>
-        </w:rPr>
-        <w:t>漏洞情資給予</w:t>
-      </w:r>
-      <w:proofErr w:type="gramEnd"/>
-      <w:r>
-        <w:rPr>
-          <w:rFonts w:eastAsia="標楷體" w:hint="eastAsia"/>
-        </w:rPr>
-        <w:t>預警，並產出符合國際標準</w:t>
-      </w:r>
-      <w:proofErr w:type="gramStart"/>
-      <w:r>
-        <w:rPr>
-          <w:rFonts w:eastAsia="標楷體" w:hint="eastAsia"/>
-        </w:rPr>
-        <w:t>的資安文件</w:t>
-      </w:r>
-      <w:proofErr w:type="gramEnd"/>
-      <w:r>
-        <w:rPr>
-          <w:rFonts w:eastAsia="標楷體" w:hint="eastAsia"/>
-        </w:rPr>
-        <w:t>，輔助組織順利通過稽核。</w:t>
+        <w:t>系統能結合最新漏洞情資給予預警，並產出符合國際標準的資安文件，輔助組織順利通過稽核。</w:t>
       </w:r>
     </w:p>
     <w:p>
@@ -5328,33 +5121,8 @@
           <w:rFonts w:eastAsia="標楷體" w:hint="eastAsia"/>
           <w:sz w:val="28"/>
         </w:rPr>
-        <w:t>、資通安全管理法等要求</w:t>
-      </w:r>
-      <w:proofErr w:type="gramStart"/>
-      <w:r>
-        <w:rPr>
-          <w:rFonts w:eastAsia="標楷體" w:hint="eastAsia"/>
-          <w:sz w:val="28"/>
-        </w:rPr>
-        <w:t>普及，</w:t>
-      </w:r>
-      <w:proofErr w:type="gramEnd"/>
-      <w:r>
-        <w:rPr>
-          <w:rFonts w:eastAsia="標楷體" w:hint="eastAsia"/>
-          <w:sz w:val="28"/>
-        </w:rPr>
-        <w:t>不僅政府機關，中小企業也被要求合</w:t>
-      </w:r>
-      <w:proofErr w:type="gramStart"/>
-      <w:r>
-        <w:rPr>
-          <w:rFonts w:eastAsia="標楷體" w:hint="eastAsia"/>
-          <w:sz w:val="28"/>
-        </w:rPr>
-        <w:t>規</w:t>
-      </w:r>
-      <w:proofErr w:type="gramEnd"/>
+        <w:t>、資通安全管理法等要求普及，不僅政府機關，中小企業也被要求合規</w:t>
+      </w:r>
       <w:r>
         <w:rPr>
           <w:rFonts w:eastAsia="標楷體" w:hint="eastAsia"/>
@@ -5381,23 +5149,7 @@
           <w:rFonts w:eastAsia="標楷體" w:hint="eastAsia"/>
           <w:sz w:val="28"/>
         </w:rPr>
-        <w:t>中小企業缺乏</w:t>
-      </w:r>
-      <w:proofErr w:type="gramStart"/>
-      <w:r>
-        <w:rPr>
-          <w:rFonts w:eastAsia="標楷體" w:hint="eastAsia"/>
-          <w:sz w:val="28"/>
-        </w:rPr>
-        <w:t>專業資安顧問</w:t>
-      </w:r>
-      <w:proofErr w:type="gramEnd"/>
-      <w:r>
-        <w:rPr>
-          <w:rFonts w:eastAsia="標楷體" w:hint="eastAsia"/>
-          <w:sz w:val="28"/>
-        </w:rPr>
-        <w:t>，但目前顧問費用極高，此專案能填補專業人力缺口</w:t>
+        <w:t>中小企業缺乏專業資安顧問，但目前顧問費用極高，此專案能填補專業人力缺口</w:t>
       </w:r>
       <w:r>
         <w:rPr>
@@ -5587,21 +5339,12 @@
           <w:sz w:val="28"/>
         </w:rPr>
       </w:pPr>
-      <w:proofErr w:type="gramStart"/>
       <w:r>
         <w:rPr>
           <w:rFonts w:eastAsia="標楷體" w:hint="eastAsia"/>
           <w:sz w:val="28"/>
         </w:rPr>
-        <w:t>資安隱私</w:t>
-      </w:r>
-      <w:proofErr w:type="gramEnd"/>
-      <w:r>
-        <w:rPr>
-          <w:rFonts w:eastAsia="標楷體" w:hint="eastAsia"/>
-          <w:sz w:val="28"/>
-        </w:rPr>
-        <w:t>風險</w:t>
+        <w:t>資安隱私風險</w:t>
       </w:r>
       <w:r>
         <w:rPr>
@@ -7627,17 +7370,8 @@
           <w:rFonts w:eastAsia="標楷體" w:hint="eastAsia"/>
           <w:sz w:val="28"/>
         </w:rPr>
-        <w:t>即時</w:t>
-      </w:r>
-      <w:proofErr w:type="gramStart"/>
-      <w:r>
-        <w:rPr>
-          <w:rFonts w:eastAsia="標楷體" w:hint="eastAsia"/>
-          <w:sz w:val="28"/>
-        </w:rPr>
-        <w:t>追蹤資安風險</w:t>
-      </w:r>
-      <w:proofErr w:type="gramEnd"/>
+        <w:t>即時追蹤資安風險</w:t>
+      </w:r>
     </w:p>
     <w:p>
       <w:pPr>
@@ -8089,21 +7823,12 @@
                 <w:sz w:val="28"/>
               </w:rPr>
             </w:pPr>
-            <w:proofErr w:type="gramStart"/>
             <w:r>
               <w:rPr>
                 <w:rFonts w:eastAsia="標楷體" w:hint="eastAsia"/>
                 <w:sz w:val="28"/>
               </w:rPr>
-              <w:t>缺資安</w:t>
-            </w:r>
-            <w:proofErr w:type="gramEnd"/>
-            <w:r>
-              <w:rPr>
-                <w:rFonts w:eastAsia="標楷體" w:hint="eastAsia"/>
-                <w:sz w:val="28"/>
-              </w:rPr>
-              <w:t>人才</w:t>
+              <w:t>缺資安人才</w:t>
             </w:r>
           </w:p>
         </w:tc>
@@ -8443,23 +8168,7 @@
                 <w:rFonts w:eastAsia="標楷體" w:hint="eastAsia"/>
                 <w:sz w:val="28"/>
               </w:rPr>
-              <w:t>中小企業缺乏</w:t>
-            </w:r>
-            <w:proofErr w:type="gramStart"/>
-            <w:r>
-              <w:rPr>
-                <w:rFonts w:eastAsia="標楷體" w:hint="eastAsia"/>
-                <w:sz w:val="28"/>
-              </w:rPr>
-              <w:t>資安專</w:t>
-            </w:r>
-            <w:proofErr w:type="gramEnd"/>
-            <w:r>
-              <w:rPr>
-                <w:rFonts w:eastAsia="標楷體" w:hint="eastAsia"/>
-                <w:sz w:val="28"/>
-              </w:rPr>
-              <w:t>才</w:t>
+              <w:t>中小企業缺乏資安專才</w:t>
             </w:r>
           </w:p>
         </w:tc>
@@ -8776,21 +8485,7 @@
         <w:rPr>
           <w:rFonts w:eastAsia="標楷體" w:hint="eastAsia"/>
         </w:rPr>
-        <w:t>我們的系統旨在協助使用者自動化進行資訊資產盤點、漏洞分析與風險評鑑，降低傳統人工評鑑所需的時間與專業門檻，並提升</w:t>
-      </w:r>
-      <w:proofErr w:type="gramStart"/>
-      <w:r>
-        <w:rPr>
-          <w:rFonts w:eastAsia="標楷體" w:hint="eastAsia"/>
-        </w:rPr>
-        <w:t>整體資安管理</w:t>
-      </w:r>
-      <w:proofErr w:type="gramEnd"/>
-      <w:r>
-        <w:rPr>
-          <w:rFonts w:eastAsia="標楷體" w:hint="eastAsia"/>
-        </w:rPr>
-        <w:t>效率。透過使用者輸入資產資料（如系統名稱、設備類型、重要性等），結合漏洞資料與</w:t>
+        <w:t>我們的系統旨在協助使用者自動化進行資訊資產盤點、漏洞分析與風險評鑑，降低傳統人工評鑑所需的時間與專業門檻，並提升整體資安管理效率。透過使用者輸入資產資料（如系統名稱、設備類型、重要性等），結合漏洞資料與</w:t>
       </w:r>
       <w:r>
         <w:rPr>
@@ -8940,21 +8635,7 @@
         <w:rPr>
           <w:rFonts w:eastAsia="標楷體" w:hint="eastAsia"/>
         </w:rPr>
-        <w:t>進行前後端資料傳輸，使系統架構更為</w:t>
-      </w:r>
-      <w:proofErr w:type="gramStart"/>
-      <w:r>
-        <w:rPr>
-          <w:rFonts w:eastAsia="標楷體" w:hint="eastAsia"/>
-        </w:rPr>
-        <w:t>清晰，</w:t>
-      </w:r>
-      <w:proofErr w:type="gramEnd"/>
-      <w:r>
-        <w:rPr>
-          <w:rFonts w:eastAsia="標楷體" w:hint="eastAsia"/>
-        </w:rPr>
-        <w:t>並提升擴展性與維護性。</w:t>
+        <w:t>進行前後端資料傳輸，使系統架構更為清晰，並提升擴展性與維護性。</w:t>
       </w:r>
     </w:p>
     <w:p>
@@ -9162,21 +8843,7 @@
         <w:rPr>
           <w:rFonts w:eastAsia="標楷體" w:hint="eastAsia"/>
         </w:rPr>
-        <w:t>資料庫，建置一套完整</w:t>
-      </w:r>
-      <w:proofErr w:type="gramStart"/>
-      <w:r>
-        <w:rPr>
-          <w:rFonts w:eastAsia="標楷體" w:hint="eastAsia"/>
-        </w:rPr>
-        <w:t>的資安風險</w:t>
-      </w:r>
-      <w:proofErr w:type="gramEnd"/>
-      <w:r>
-        <w:rPr>
-          <w:rFonts w:eastAsia="標楷體" w:hint="eastAsia"/>
-        </w:rPr>
-        <w:t>評估平台。</w:t>
+        <w:t>資料庫，建置一套完整的資安風險評估平台。</w:t>
       </w:r>
     </w:p>
     <w:p>
@@ -9194,21 +8861,7 @@
           <w:rFonts w:eastAsia="標楷體" w:hint="eastAsia"/>
         </w:rPr>
         <w:lastRenderedPageBreak/>
-        <w:t>考量現今使用者多透過不同裝置進行操作，本系統設計為跨平台網頁應用，支援電腦與行動裝置瀏覽器，使用者能隨時</w:t>
-      </w:r>
-      <w:proofErr w:type="gramStart"/>
-      <w:r>
-        <w:rPr>
-          <w:rFonts w:eastAsia="標楷體" w:hint="eastAsia"/>
-        </w:rPr>
-        <w:t>進行資安風險</w:t>
-      </w:r>
-      <w:proofErr w:type="gramEnd"/>
-      <w:r>
-        <w:rPr>
-          <w:rFonts w:eastAsia="標楷體" w:hint="eastAsia"/>
-        </w:rPr>
-        <w:t>評估與查詢結果。系統軟、硬體需求如下：</w:t>
+        <w:t>考量現今使用者多透過不同裝置進行操作，本系統設計為跨平台網頁應用，支援電腦與行動裝置瀏覽器，使用者能隨時進行資安風險評估與查詢結果。系統軟、硬體需求如下：</w:t>
       </w:r>
     </w:p>
     <w:p>
@@ -10227,21 +9880,7 @@
         <w:rPr>
           <w:rFonts w:eastAsia="標楷體" w:hint="eastAsia"/>
         </w:rPr>
-        <w:t>以下列出本系統於開發「</w:t>
-      </w:r>
-      <w:proofErr w:type="gramStart"/>
-      <w:r>
-        <w:rPr>
-          <w:rFonts w:eastAsia="標楷體" w:hint="eastAsia"/>
-        </w:rPr>
-        <w:t>資安風險</w:t>
-      </w:r>
-      <w:proofErr w:type="gramEnd"/>
-      <w:r>
-        <w:rPr>
-          <w:rFonts w:eastAsia="標楷體" w:hint="eastAsia"/>
-        </w:rPr>
-        <w:t>評鑑</w:t>
+        <w:t>以下列出本系統於開發「資安風險評鑑</w:t>
       </w:r>
       <w:r>
         <w:rPr>
@@ -10460,21 +10099,7 @@
         <w:rPr>
           <w:rFonts w:eastAsia="標楷體" w:hint="eastAsia"/>
         </w:rPr>
-        <w:t>：為</w:t>
-      </w:r>
-      <w:proofErr w:type="gramStart"/>
-      <w:r>
-        <w:rPr>
-          <w:rFonts w:eastAsia="標楷體" w:hint="eastAsia"/>
-        </w:rPr>
-        <w:t>輕量且功能</w:t>
-      </w:r>
-      <w:proofErr w:type="gramEnd"/>
-      <w:r>
-        <w:rPr>
-          <w:rFonts w:eastAsia="標楷體" w:hint="eastAsia"/>
-        </w:rPr>
-        <w:t>完整之開發工具，支援多種程式語言與除錯功能，並可透過擴充套件提升開發效率，是本系統主要開發環境。</w:t>
+        <w:t>：為輕量且功能完整之開發工具，支援多種程式語言與除錯功能，並可透過擴充套件提升開發效率，是本系統主要開發環境。</w:t>
       </w:r>
     </w:p>
     <w:p>
@@ -10579,21 +10204,7 @@
         <w:rPr>
           <w:rFonts w:eastAsia="標楷體" w:hint="eastAsia"/>
         </w:rPr>
-        <w:t>設計原則：作為前後端資料傳輸之設計依據，使系統架構</w:t>
-      </w:r>
-      <w:proofErr w:type="gramStart"/>
-      <w:r>
-        <w:rPr>
-          <w:rFonts w:eastAsia="標楷體" w:hint="eastAsia"/>
-        </w:rPr>
-        <w:t>清晰，</w:t>
-      </w:r>
-      <w:proofErr w:type="gramEnd"/>
-      <w:r>
-        <w:rPr>
-          <w:rFonts w:eastAsia="標楷體" w:hint="eastAsia"/>
-        </w:rPr>
-        <w:t>並提升系統之擴展性與維護性。</w:t>
+        <w:t>設計原則：作為前後端資料傳輸之設計依據，使系統架構清晰，並提升系統之擴展性與維護性。</w:t>
       </w:r>
     </w:p>
     <w:p>
@@ -11379,14 +10990,12 @@
                 <w:rFonts w:eastAsia="標楷體"/>
               </w:rPr>
             </w:pPr>
-            <w:proofErr w:type="spellStart"/>
             <w:r>
               <w:rPr>
                 <w:rFonts w:eastAsia="標楷體"/>
               </w:rPr>
               <w:t>Github</w:t>
             </w:r>
-            <w:proofErr w:type="spellEnd"/>
           </w:p>
         </w:tc>
       </w:tr>
@@ -11437,14 +11046,12 @@
                 <w:rFonts w:eastAsia="標楷體"/>
               </w:rPr>
             </w:pPr>
-            <w:proofErr w:type="spellStart"/>
             <w:r>
               <w:rPr>
                 <w:rFonts w:eastAsia="標楷體"/>
               </w:rPr>
               <w:t>Github</w:t>
             </w:r>
-            <w:proofErr w:type="spellEnd"/>
             <w:r>
               <w:rPr>
                 <w:rFonts w:eastAsia="標楷體" w:hint="eastAsia"/>
@@ -11873,7 +11480,7 @@
         <w:widowControl/>
         <w:spacing w:after="160"/>
         <w:rPr>
-          <w:rFonts w:eastAsia="標楷體" w:hint="eastAsia"/>
+          <w:rFonts w:eastAsia="標楷體"/>
         </w:rPr>
       </w:pPr>
     </w:p>
@@ -12010,7 +11617,6 @@
         </w:rPr>
         <w:t xml:space="preserve">7-4 </w:t>
       </w:r>
-      <w:proofErr w:type="gramStart"/>
       <w:r>
         <w:rPr>
           <w:rFonts w:eastAsia="標楷體"/>
@@ -12023,7 +11629,6 @@
         </w:rPr>
         <w:t>及</w:t>
       </w:r>
-      <w:proofErr w:type="gramEnd"/>
       <w:r>
         <w:rPr>
           <w:rFonts w:eastAsia="標楷體"/>
@@ -12268,31 +11873,7 @@
           <w:sz w:val="28"/>
           <w:szCs w:val="28"/>
         </w:rPr>
-        <w:t>8 資料庫設計（</w:t>
-      </w:r>
-      <w:proofErr w:type="spellStart"/>
-      <w:r>
-        <w:rPr>
-          <w:rFonts w:ascii="新細明體" w:hAnsi="新細明體" w:cs="新細明體"/>
-          <w:b/>
-          <w:bCs/>
-          <w:kern w:val="36"/>
-          <w:sz w:val="28"/>
-          <w:szCs w:val="28"/>
-        </w:rPr>
-        <w:t>Supabase</w:t>
-      </w:r>
-      <w:proofErr w:type="spellEnd"/>
-      <w:r>
-        <w:rPr>
-          <w:rFonts w:ascii="新細明體" w:hAnsi="新細明體" w:cs="新細明體"/>
-          <w:b/>
-          <w:bCs/>
-          <w:kern w:val="36"/>
-          <w:sz w:val="28"/>
-          <w:szCs w:val="28"/>
-        </w:rPr>
-        <w:t xml:space="preserve"> PostgreSQL）</w:t>
+        <w:t>8 資料庫設計（Supabase PostgreSQL）</w:t>
       </w:r>
     </w:p>
     <w:p>
@@ -12311,7 +11892,6 @@
         </w:rPr>
         <w:t xml:space="preserve">本系統採用 </w:t>
       </w:r>
-      <w:proofErr w:type="spellStart"/>
       <w:r>
         <w:rPr>
           <w:rFonts w:ascii="新細明體" w:hAnsi="新細明體" w:cs="新細明體"/>
@@ -12319,17 +11899,7 @@
           <w:bCs/>
           <w:kern w:val="0"/>
         </w:rPr>
-        <w:t>Supabase</w:t>
-      </w:r>
-      <w:proofErr w:type="spellEnd"/>
-      <w:r>
-        <w:rPr>
-          <w:rFonts w:ascii="新細明體" w:hAnsi="新細明體" w:cs="新細明體"/>
-          <w:b/>
-          <w:bCs/>
-          <w:kern w:val="0"/>
-        </w:rPr>
-        <w:t>雲端資料庫</w:t>
+        <w:t>Supabase雲端資料庫</w:t>
       </w:r>
       <w:r>
         <w:rPr>
@@ -12344,23 +11914,7 @@
           <w:kern w:val="0"/>
         </w:rPr>
         <w:br/>
-        <w:t>資料庫設計採用關聯式資料表架構，以確保資料一致性、可追蹤性與後續風險分析需求。系統透過主鍵（Primary Key）</w:t>
-      </w:r>
-      <w:proofErr w:type="gramStart"/>
-      <w:r>
-        <w:rPr>
-          <w:rFonts w:ascii="新細明體" w:hAnsi="新細明體" w:cs="新細明體"/>
-          <w:kern w:val="0"/>
-        </w:rPr>
-        <w:t>與外鍵</w:t>
-      </w:r>
-      <w:proofErr w:type="gramEnd"/>
-      <w:r>
-        <w:rPr>
-          <w:rFonts w:ascii="新細明體" w:hAnsi="新細明體" w:cs="新細明體"/>
-          <w:kern w:val="0"/>
-        </w:rPr>
-        <w:t>（Foreign Key）建立資料表間關聯，並搭配必要限制條件避免錯誤輸入或資料不一致。</w:t>
+        <w:t>資料庫設計採用關聯式資料表架構，以確保資料一致性、可追蹤性與後續風險分析需求。系統透過主鍵（Primary Key）與外鍵（Foreign Key）建立資料表間關聯，並搭配必要限制條件避免錯誤輸入或資料不一致。</w:t>
       </w:r>
     </w:p>
     <w:p>
@@ -12507,7 +12061,6 @@
           <w:kern w:val="0"/>
         </w:rPr>
       </w:pPr>
-      <w:proofErr w:type="spellStart"/>
       <w:r>
         <w:rPr>
           <w:rFonts w:ascii="新細明體" w:hAnsi="新細明體" w:cs="新細明體"/>
@@ -12515,17 +12068,7 @@
           <w:bCs/>
           <w:kern w:val="0"/>
         </w:rPr>
-        <w:t>risk_assessments</w:t>
-      </w:r>
-      <w:proofErr w:type="spellEnd"/>
-      <w:r>
-        <w:rPr>
-          <w:rFonts w:ascii="新細明體" w:hAnsi="新細明體" w:cs="新細明體"/>
-          <w:b/>
-          <w:bCs/>
-          <w:kern w:val="0"/>
-        </w:rPr>
-        <w:t>（風險評估表）</w:t>
+        <w:t>risk_assessments（風險評估表）</w:t>
       </w:r>
       <w:r>
         <w:rPr>
@@ -12548,7 +12091,6 @@
           <w:kern w:val="0"/>
         </w:rPr>
       </w:pPr>
-      <w:proofErr w:type="spellStart"/>
       <w:r>
         <w:rPr>
           <w:rFonts w:ascii="新細明體" w:hAnsi="新細明體" w:cs="新細明體"/>
@@ -12556,17 +12098,7 @@
           <w:bCs/>
           <w:kern w:val="0"/>
         </w:rPr>
-        <w:t>audit_logs</w:t>
-      </w:r>
-      <w:proofErr w:type="spellEnd"/>
-      <w:r>
-        <w:rPr>
-          <w:rFonts w:ascii="新細明體" w:hAnsi="新細明體" w:cs="新細明體"/>
-          <w:b/>
-          <w:bCs/>
-          <w:kern w:val="0"/>
-        </w:rPr>
-        <w:t>（稽核紀錄表）</w:t>
+        <w:t>audit_logs（稽核紀錄表）</w:t>
       </w:r>
       <w:r>
         <w:rPr>
@@ -12669,27 +12201,7 @@
           <w:bCs/>
           <w:kern w:val="0"/>
         </w:rPr>
-        <w:t xml:space="preserve">(1) assets 與 </w:t>
-      </w:r>
-      <w:proofErr w:type="spellStart"/>
-      <w:r>
-        <w:rPr>
-          <w:rFonts w:ascii="新細明體" w:hAnsi="新細明體" w:cs="新細明體"/>
-          <w:b/>
-          <w:bCs/>
-          <w:kern w:val="0"/>
-        </w:rPr>
-        <w:t>risk_assessments</w:t>
-      </w:r>
-      <w:proofErr w:type="spellEnd"/>
-      <w:r>
-        <w:rPr>
-          <w:rFonts w:ascii="新細明體" w:hAnsi="新細明體" w:cs="新細明體"/>
-          <w:b/>
-          <w:bCs/>
-          <w:kern w:val="0"/>
-        </w:rPr>
-        <w:t xml:space="preserve"> 關聯</w:t>
+        <w:t>(1) assets 與 risk_assessments 關聯</w:t>
       </w:r>
     </w:p>
     <w:p>
@@ -12712,39 +12224,8 @@
           <w:bCs/>
           <w:kern w:val="0"/>
         </w:rPr>
-        <w:t>關聯類型：一對多</w:t>
-      </w:r>
-      <w:proofErr w:type="gramStart"/>
-      <w:r>
-        <w:rPr>
-          <w:rFonts w:ascii="新細明體" w:hAnsi="新細明體" w:cs="新細明體"/>
-          <w:b/>
-          <w:bCs/>
-          <w:kern w:val="0"/>
-        </w:rPr>
-        <w:t>（</w:t>
-      </w:r>
-      <w:proofErr w:type="gramEnd"/>
-      <w:r>
-        <w:rPr>
-          <w:rFonts w:ascii="新細明體" w:hAnsi="新細明體" w:cs="新細明體"/>
-          <w:b/>
-          <w:bCs/>
-          <w:kern w:val="0"/>
-        </w:rPr>
-        <w:t>1:N</w:t>
-      </w:r>
-      <w:proofErr w:type="gramStart"/>
-      <w:r>
-        <w:rPr>
-          <w:rFonts w:ascii="新細明體" w:hAnsi="新細明體" w:cs="新細明體"/>
-          <w:b/>
-          <w:bCs/>
-          <w:kern w:val="0"/>
-        </w:rPr>
-        <w:t>）</w:t>
-      </w:r>
-      <w:proofErr w:type="gramEnd"/>
+        <w:t>關聯類型：一對多（1:N）</w:t>
+      </w:r>
       <w:r>
         <w:rPr>
           <w:rFonts w:ascii="新細明體" w:hAnsi="新細明體" w:cs="新細明體"/>
@@ -12772,23 +12253,7 @@
           <w:kern w:val="0"/>
         </w:rPr>
         <w:lastRenderedPageBreak/>
-        <w:t>一筆資產資料（assets）可對應多筆風險評估結果（</w:t>
-      </w:r>
-      <w:proofErr w:type="spellStart"/>
-      <w:r>
-        <w:rPr>
-          <w:rFonts w:ascii="新細明體" w:hAnsi="新細明體" w:cs="新細明體"/>
-          <w:kern w:val="0"/>
-        </w:rPr>
-        <w:t>risk_assessments</w:t>
-      </w:r>
-      <w:proofErr w:type="spellEnd"/>
-      <w:r>
-        <w:rPr>
-          <w:rFonts w:ascii="新細明體" w:hAnsi="新細明體" w:cs="新細明體"/>
-          <w:kern w:val="0"/>
-        </w:rPr>
-        <w:t xml:space="preserve">） </w:t>
+        <w:t xml:space="preserve">一筆資產資料（assets）可對應多筆風險評估結果（risk_assessments） </w:t>
       </w:r>
     </w:p>
     <w:p>
@@ -12842,7 +12307,6 @@
           <w:kern w:val="0"/>
         </w:rPr>
       </w:pPr>
-      <w:proofErr w:type="spellStart"/>
       <w:r>
         <w:rPr>
           <w:rFonts w:ascii="細明體" w:eastAsia="細明體" w:hAnsi="細明體" w:cs="細明體"/>
@@ -12850,7 +12314,6 @@
         </w:rPr>
         <w:t>risk_assessments.asset_id</w:t>
       </w:r>
-      <w:proofErr w:type="spellEnd"/>
       <w:r>
         <w:rPr>
           <w:rFonts w:ascii="新細明體" w:hAnsi="新細明體" w:cs="新細明體"/>
@@ -12910,27 +12373,7 @@
           <w:bCs/>
           <w:kern w:val="0"/>
         </w:rPr>
-        <w:t xml:space="preserve">(2) users 與 </w:t>
-      </w:r>
-      <w:proofErr w:type="spellStart"/>
-      <w:r>
-        <w:rPr>
-          <w:rFonts w:ascii="新細明體" w:hAnsi="新細明體" w:cs="新細明體"/>
-          <w:b/>
-          <w:bCs/>
-          <w:kern w:val="0"/>
-        </w:rPr>
-        <w:t>audit_logs</w:t>
-      </w:r>
-      <w:proofErr w:type="spellEnd"/>
-      <w:r>
-        <w:rPr>
-          <w:rFonts w:ascii="新細明體" w:hAnsi="新細明體" w:cs="新細明體"/>
-          <w:b/>
-          <w:bCs/>
-          <w:kern w:val="0"/>
-        </w:rPr>
-        <w:t xml:space="preserve"> 關聯（概念性關聯）</w:t>
+        <w:t>(2) users 與 audit_logs 關聯（概念性關聯）</w:t>
       </w:r>
     </w:p>
     <w:p>
@@ -12953,39 +12396,8 @@
           <w:bCs/>
           <w:kern w:val="0"/>
         </w:rPr>
-        <w:t>關聯類型：一對多</w:t>
-      </w:r>
-      <w:proofErr w:type="gramStart"/>
-      <w:r>
-        <w:rPr>
-          <w:rFonts w:ascii="新細明體" w:hAnsi="新細明體" w:cs="新細明體"/>
-          <w:b/>
-          <w:bCs/>
-          <w:kern w:val="0"/>
-        </w:rPr>
-        <w:t>（</w:t>
-      </w:r>
-      <w:proofErr w:type="gramEnd"/>
-      <w:r>
-        <w:rPr>
-          <w:rFonts w:ascii="新細明體" w:hAnsi="新細明體" w:cs="新細明體"/>
-          <w:b/>
-          <w:bCs/>
-          <w:kern w:val="0"/>
-        </w:rPr>
-        <w:t>1:N</w:t>
-      </w:r>
-      <w:proofErr w:type="gramStart"/>
-      <w:r>
-        <w:rPr>
-          <w:rFonts w:ascii="新細明體" w:hAnsi="新細明體" w:cs="新細明體"/>
-          <w:b/>
-          <w:bCs/>
-          <w:kern w:val="0"/>
-        </w:rPr>
-        <w:t>）</w:t>
-      </w:r>
-      <w:proofErr w:type="gramEnd"/>
+        <w:t>關聯類型：一對多（1:N）</w:t>
+      </w:r>
       <w:r>
         <w:rPr>
           <w:rFonts w:ascii="新細明體" w:hAnsi="新細明體" w:cs="新細明體"/>
@@ -13012,86 +12424,38 @@
           <w:rFonts w:ascii="新細明體" w:hAnsi="新細明體" w:cs="新細明體"/>
           <w:kern w:val="0"/>
         </w:rPr>
-        <w:t>一位使用者可產生多筆操作紀錄（</w:t>
-      </w:r>
-      <w:proofErr w:type="spellStart"/>
-      <w:r>
+        <w:t xml:space="preserve">一位使用者可產生多筆操作紀錄（audit_logs） </w:t>
+      </w:r>
+    </w:p>
+    <w:p>
+      <w:pPr>
+        <w:widowControl/>
+        <w:spacing w:before="100" w:beforeAutospacing="1" w:after="100" w:afterAutospacing="1"/>
         <w:rPr>
           <w:rFonts w:ascii="新細明體" w:hAnsi="新細明體" w:cs="新細明體"/>
           <w:kern w:val="0"/>
         </w:rPr>
-        <w:t>audit_logs</w:t>
-      </w:r>
-      <w:proofErr w:type="spellEnd"/>
+      </w:pPr>
       <w:r>
         <w:rPr>
           <w:rFonts w:ascii="新細明體" w:hAnsi="新細明體" w:cs="新細明體"/>
           <w:kern w:val="0"/>
         </w:rPr>
-        <w:t xml:space="preserve">） </w:t>
-      </w:r>
-    </w:p>
-    <w:p>
-      <w:pPr>
-        <w:widowControl/>
-        <w:spacing w:before="100" w:beforeAutospacing="1" w:after="100" w:afterAutospacing="1"/>
+        <w:t xml:space="preserve">目前資料庫設計中，audit_logs 以文字欄位 </w:t>
+      </w:r>
+      <w:r>
+        <w:rPr>
+          <w:rFonts w:ascii="細明體" w:eastAsia="細明體" w:hAnsi="細明體" w:cs="細明體"/>
+          <w:kern w:val="0"/>
+        </w:rPr>
+        <w:t>operator</w:t>
+      </w:r>
+      <w:r>
         <w:rPr>
           <w:rFonts w:ascii="新細明體" w:hAnsi="新細明體" w:cs="新細明體"/>
           <w:kern w:val="0"/>
         </w:rPr>
-      </w:pPr>
-      <w:r>
-        <w:rPr>
-          <w:rFonts w:ascii="新細明體" w:hAnsi="新細明體" w:cs="新細明體"/>
-          <w:kern w:val="0"/>
-        </w:rPr>
-        <w:t>目前資料庫設計中，</w:t>
-      </w:r>
-      <w:proofErr w:type="spellStart"/>
-      <w:r>
-        <w:rPr>
-          <w:rFonts w:ascii="新細明體" w:hAnsi="新細明體" w:cs="新細明體"/>
-          <w:kern w:val="0"/>
-        </w:rPr>
-        <w:t>audit_logs</w:t>
-      </w:r>
-      <w:proofErr w:type="spellEnd"/>
-      <w:r>
-        <w:rPr>
-          <w:rFonts w:ascii="新細明體" w:hAnsi="新細明體" w:cs="新細明體"/>
-          <w:kern w:val="0"/>
-        </w:rPr>
-        <w:t xml:space="preserve"> 以文字欄位 </w:t>
-      </w:r>
-      <w:r>
-        <w:rPr>
-          <w:rFonts w:ascii="細明體" w:eastAsia="細明體" w:hAnsi="細明體" w:cs="細明體"/>
-          <w:kern w:val="0"/>
-        </w:rPr>
-        <w:t>operator</w:t>
-      </w:r>
-      <w:r>
-        <w:rPr>
-          <w:rFonts w:ascii="新細明體" w:hAnsi="新細明體" w:cs="新細明體"/>
-          <w:kern w:val="0"/>
-        </w:rPr>
-        <w:t xml:space="preserve"> 紀錄操作者名稱，因此屬於概念性關聯（弱關聯），其資料來源對應 </w:t>
-      </w:r>
-      <w:proofErr w:type="spellStart"/>
-      <w:r>
-        <w:rPr>
-          <w:rFonts w:ascii="新細明體" w:hAnsi="新細明體" w:cs="新細明體"/>
-          <w:kern w:val="0"/>
-        </w:rPr>
-        <w:t>users.username</w:t>
-      </w:r>
-      <w:proofErr w:type="spellEnd"/>
-      <w:r>
-        <w:rPr>
-          <w:rFonts w:ascii="新細明體" w:hAnsi="新細明體" w:cs="新細明體"/>
-          <w:kern w:val="0"/>
-        </w:rPr>
-        <w:t>。</w:t>
+        <w:t xml:space="preserve"> 紀錄操作者名稱，因此屬於概念性關聯（弱關聯），其資料來源對應 users.username。</w:t>
       </w:r>
     </w:p>
     <w:p>
@@ -13124,7 +12488,6 @@
           <w:kern w:val="0"/>
         </w:rPr>
       </w:pPr>
-      <w:proofErr w:type="spellStart"/>
       <w:r>
         <w:rPr>
           <w:rFonts w:ascii="細明體" w:eastAsia="細明體" w:hAnsi="細明體" w:cs="細明體"/>
@@ -13132,7 +12495,6 @@
         </w:rPr>
         <w:t>audit_logs.operator</w:t>
       </w:r>
-      <w:proofErr w:type="spellEnd"/>
       <w:r>
         <w:rPr>
           <w:rFonts w:ascii="新細明體" w:hAnsi="新細明體" w:cs="新細明體"/>
@@ -13140,7 +12502,6 @@
         </w:rPr>
         <w:t xml:space="preserve"> 對應 </w:t>
       </w:r>
-      <w:proofErr w:type="spellStart"/>
       <w:r>
         <w:rPr>
           <w:rFonts w:ascii="細明體" w:eastAsia="細明體" w:hAnsi="細明體" w:cs="細明體"/>
@@ -13148,7 +12509,6 @@
         </w:rPr>
         <w:t>users.username</w:t>
       </w:r>
-      <w:proofErr w:type="spellEnd"/>
       <w:r>
         <w:rPr>
           <w:rFonts w:ascii="新細明體" w:hAnsi="新細明體" w:cs="新細明體"/>
@@ -13194,27 +12554,7 @@
           <w:bCs/>
           <w:kern w:val="0"/>
         </w:rPr>
-        <w:t xml:space="preserve">(3) assets 與 </w:t>
-      </w:r>
-      <w:proofErr w:type="spellStart"/>
-      <w:r>
-        <w:rPr>
-          <w:rFonts w:ascii="新細明體" w:hAnsi="新細明體" w:cs="新細明體"/>
-          <w:b/>
-          <w:bCs/>
-          <w:kern w:val="0"/>
-        </w:rPr>
-        <w:t>audit_logs</w:t>
-      </w:r>
-      <w:proofErr w:type="spellEnd"/>
-      <w:r>
-        <w:rPr>
-          <w:rFonts w:ascii="新細明體" w:hAnsi="新細明體" w:cs="新細明體"/>
-          <w:b/>
-          <w:bCs/>
-          <w:kern w:val="0"/>
-        </w:rPr>
-        <w:t xml:space="preserve"> 關聯（概念性關聯）</w:t>
+        <w:t>(3) assets 與 audit_logs 關聯（概念性關聯）</w:t>
       </w:r>
     </w:p>
     <w:p>
@@ -13237,39 +12577,8 @@
           <w:bCs/>
           <w:kern w:val="0"/>
         </w:rPr>
-        <w:t>關聯類型：一對多</w:t>
-      </w:r>
-      <w:proofErr w:type="gramStart"/>
-      <w:r>
-        <w:rPr>
-          <w:rFonts w:ascii="新細明體" w:hAnsi="新細明體" w:cs="新細明體"/>
-          <w:b/>
-          <w:bCs/>
-          <w:kern w:val="0"/>
-        </w:rPr>
-        <w:t>（</w:t>
-      </w:r>
-      <w:proofErr w:type="gramEnd"/>
-      <w:r>
-        <w:rPr>
-          <w:rFonts w:ascii="新細明體" w:hAnsi="新細明體" w:cs="新細明體"/>
-          <w:b/>
-          <w:bCs/>
-          <w:kern w:val="0"/>
-        </w:rPr>
-        <w:t>1:N</w:t>
-      </w:r>
-      <w:proofErr w:type="gramStart"/>
-      <w:r>
-        <w:rPr>
-          <w:rFonts w:ascii="新細明體" w:hAnsi="新細明體" w:cs="新細明體"/>
-          <w:b/>
-          <w:bCs/>
-          <w:kern w:val="0"/>
-        </w:rPr>
-        <w:t>）</w:t>
-      </w:r>
-      <w:proofErr w:type="gramEnd"/>
+        <w:t>關聯類型：一對多（1:N）</w:t>
+      </w:r>
       <w:r>
         <w:rPr>
           <w:rFonts w:ascii="新細明體" w:hAnsi="新細明體" w:cs="新細明體"/>
@@ -13313,25 +12622,8 @@
           <w:rFonts w:ascii="新細明體" w:hAnsi="新細明體" w:cs="新細明體"/>
           <w:kern w:val="0"/>
         </w:rPr>
-        <w:t xml:space="preserve">目前 </w:t>
-      </w:r>
-      <w:proofErr w:type="spellStart"/>
-      <w:r>
-        <w:rPr>
-          <w:rFonts w:ascii="新細明體" w:hAnsi="新細明體" w:cs="新細明體"/>
-          <w:kern w:val="0"/>
-        </w:rPr>
-        <w:t>audit_logs</w:t>
-      </w:r>
-      <w:proofErr w:type="spellEnd"/>
-      <w:r>
-        <w:rPr>
-          <w:rFonts w:ascii="新細明體" w:hAnsi="新細明體" w:cs="新細明體"/>
-          <w:kern w:val="0"/>
-        </w:rPr>
-        <w:t xml:space="preserve"> 透過 </w:t>
-      </w:r>
-      <w:proofErr w:type="spellStart"/>
+        <w:t xml:space="preserve">目前 audit_logs 透過 </w:t>
+      </w:r>
       <w:r>
         <w:rPr>
           <w:rFonts w:ascii="細明體" w:eastAsia="細明體" w:hAnsi="細明體" w:cs="細明體"/>
@@ -13339,7 +12631,6 @@
         </w:rPr>
         <w:t>target_asset</w:t>
       </w:r>
-      <w:proofErr w:type="spellEnd"/>
       <w:r>
         <w:rPr>
           <w:rFonts w:ascii="新細明體" w:hAnsi="新細明體" w:cs="新細明體"/>
@@ -13378,7 +12669,6 @@
           <w:kern w:val="0"/>
         </w:rPr>
       </w:pPr>
-      <w:proofErr w:type="spellStart"/>
       <w:r>
         <w:rPr>
           <w:rFonts w:ascii="細明體" w:eastAsia="細明體" w:hAnsi="細明體" w:cs="細明體"/>
@@ -13386,7 +12676,6 @@
         </w:rPr>
         <w:t>audit_logs.target_asset</w:t>
       </w:r>
-      <w:proofErr w:type="spellEnd"/>
       <w:r>
         <w:rPr>
           <w:rFonts w:ascii="新細明體" w:hAnsi="新細明體" w:cs="新細明體"/>
@@ -13394,7 +12683,6 @@
         </w:rPr>
         <w:t xml:space="preserve"> 對應 </w:t>
       </w:r>
-      <w:proofErr w:type="spellStart"/>
       <w:r>
         <w:rPr>
           <w:rFonts w:ascii="細明體" w:eastAsia="細明體" w:hAnsi="細明體" w:cs="細明體"/>
@@ -13402,7 +12690,6 @@
         </w:rPr>
         <w:t>assets.asset_id_code</w:t>
       </w:r>
-      <w:proofErr w:type="spellEnd"/>
       <w:r>
         <w:rPr>
           <w:rFonts w:ascii="新細明體" w:hAnsi="新細明體" w:cs="新細明體"/>
@@ -13511,23 +12798,7 @@
           <w:rFonts w:ascii="新細明體" w:hAnsi="新細明體" w:cs="新細明體"/>
           <w:kern w:val="0"/>
         </w:rPr>
-        <w:t>assets.id 為</w:t>
-      </w:r>
-      <w:proofErr w:type="gramStart"/>
-      <w:r>
-        <w:rPr>
-          <w:rFonts w:ascii="新細明體" w:hAnsi="新細明體" w:cs="新細明體"/>
-          <w:kern w:val="0"/>
-        </w:rPr>
-        <w:t>資產表主鍵</w:t>
-      </w:r>
-      <w:proofErr w:type="gramEnd"/>
-      <w:r>
-        <w:rPr>
-          <w:rFonts w:ascii="新細明體" w:hAnsi="新細明體" w:cs="新細明體"/>
-          <w:kern w:val="0"/>
-        </w:rPr>
-        <w:t xml:space="preserve"> </w:t>
+        <w:t xml:space="preserve">assets.id 為資產表主鍵 </w:t>
       </w:r>
     </w:p>
     <w:p>
@@ -13548,23 +12819,7 @@
           <w:rFonts w:ascii="新細明體" w:hAnsi="新細明體" w:cs="新細明體"/>
           <w:kern w:val="0"/>
         </w:rPr>
-        <w:t>risk_assessments.id 為風險</w:t>
-      </w:r>
-      <w:proofErr w:type="gramStart"/>
-      <w:r>
-        <w:rPr>
-          <w:rFonts w:ascii="新細明體" w:hAnsi="新細明體" w:cs="新細明體"/>
-          <w:kern w:val="0"/>
-        </w:rPr>
-        <w:t>評估表主鍵</w:t>
-      </w:r>
-      <w:proofErr w:type="gramEnd"/>
-      <w:r>
-        <w:rPr>
-          <w:rFonts w:ascii="新細明體" w:hAnsi="新細明體" w:cs="新細明體"/>
-          <w:kern w:val="0"/>
-        </w:rPr>
-        <w:t xml:space="preserve"> </w:t>
+        <w:t xml:space="preserve">risk_assessments.id 為風險評估表主鍵 </w:t>
       </w:r>
     </w:p>
     <w:p>
@@ -13585,23 +12840,7 @@
           <w:rFonts w:ascii="新細明體" w:hAnsi="新細明體" w:cs="新細明體"/>
           <w:kern w:val="0"/>
         </w:rPr>
-        <w:t>audit_logs.id 為稽核</w:t>
-      </w:r>
-      <w:proofErr w:type="gramStart"/>
-      <w:r>
-        <w:rPr>
-          <w:rFonts w:ascii="新細明體" w:hAnsi="新細明體" w:cs="新細明體"/>
-          <w:kern w:val="0"/>
-        </w:rPr>
-        <w:t>紀錄表主鍵</w:t>
-      </w:r>
-      <w:proofErr w:type="gramEnd"/>
-      <w:r>
-        <w:rPr>
-          <w:rFonts w:ascii="新細明體" w:hAnsi="新細明體" w:cs="新細明體"/>
-          <w:kern w:val="0"/>
-        </w:rPr>
-        <w:t xml:space="preserve"> </w:t>
+        <w:t xml:space="preserve">audit_logs.id 為稽核紀錄表主鍵 </w:t>
       </w:r>
     </w:p>
     <w:p>
@@ -13622,23 +12861,7 @@
           <w:rFonts w:ascii="新細明體" w:hAnsi="新細明體" w:cs="新細明體"/>
           <w:kern w:val="0"/>
         </w:rPr>
-        <w:t>users.id 為</w:t>
-      </w:r>
-      <w:proofErr w:type="gramStart"/>
-      <w:r>
-        <w:rPr>
-          <w:rFonts w:ascii="新細明體" w:hAnsi="新細明體" w:cs="新細明體"/>
-          <w:kern w:val="0"/>
-        </w:rPr>
-        <w:t>使用者表主鍵</w:t>
-      </w:r>
-      <w:proofErr w:type="gramEnd"/>
-      <w:r>
-        <w:rPr>
-          <w:rFonts w:ascii="新細明體" w:hAnsi="新細明體" w:cs="新細明體"/>
-          <w:kern w:val="0"/>
-        </w:rPr>
-        <w:t xml:space="preserve"> </w:t>
+        <w:t xml:space="preserve">users.id 為使用者表主鍵 </w:t>
       </w:r>
     </w:p>
     <w:p>
@@ -13694,7 +12917,6 @@
           <w:kern w:val="0"/>
         </w:rPr>
       </w:pPr>
-      <w:proofErr w:type="spellStart"/>
       <w:r>
         <w:rPr>
           <w:rFonts w:ascii="細明體" w:eastAsia="細明體" w:hAnsi="細明體" w:cs="細明體"/>
@@ -13702,7 +12924,6 @@
         </w:rPr>
         <w:t>risk_assessments.asset_id</w:t>
       </w:r>
-      <w:proofErr w:type="spellEnd"/>
       <w:r>
         <w:rPr>
           <w:rFonts w:ascii="新細明體" w:hAnsi="新細明體" w:cs="新細明體"/>
@@ -13779,7 +13000,6 @@
           <w:kern w:val="0"/>
         </w:rPr>
       </w:pPr>
-      <w:proofErr w:type="spellStart"/>
       <w:r>
         <w:rPr>
           <w:rFonts w:ascii="細明體" w:eastAsia="細明體" w:hAnsi="細明體" w:cs="細明體"/>
@@ -13787,7 +13007,6 @@
         </w:rPr>
         <w:t>assets.asset_id_code</w:t>
       </w:r>
-      <w:proofErr w:type="spellEnd"/>
       <w:r>
         <w:rPr>
           <w:rFonts w:ascii="新細明體" w:hAnsi="新細明體" w:cs="新細明體"/>
@@ -13809,7 +13028,6 @@
           <w:kern w:val="0"/>
         </w:rPr>
       </w:pPr>
-      <w:proofErr w:type="spellStart"/>
       <w:r>
         <w:rPr>
           <w:rFonts w:ascii="細明體" w:eastAsia="細明體" w:hAnsi="細明體" w:cs="細明體"/>
@@ -13817,7 +13035,6 @@
         </w:rPr>
         <w:t>users.username</w:t>
       </w:r>
-      <w:proofErr w:type="spellEnd"/>
       <w:r>
         <w:rPr>
           <w:rFonts w:ascii="新細明體" w:hAnsi="新細明體" w:cs="新細明體"/>
@@ -13839,7 +13056,6 @@
           <w:kern w:val="0"/>
         </w:rPr>
       </w:pPr>
-      <w:proofErr w:type="spellStart"/>
       <w:r>
         <w:rPr>
           <w:rFonts w:ascii="細明體" w:eastAsia="細明體" w:hAnsi="細明體" w:cs="細明體"/>
@@ -13847,7 +13063,6 @@
         </w:rPr>
         <w:t>users.email</w:t>
       </w:r>
-      <w:proofErr w:type="spellEnd"/>
       <w:r>
         <w:rPr>
           <w:rFonts w:ascii="新細明體" w:hAnsi="新細明體" w:cs="新細明體"/>
@@ -13909,37 +13124,12 @@
           <w:kern w:val="0"/>
         </w:rPr>
       </w:pPr>
-      <w:proofErr w:type="spellStart"/>
       <w:r>
         <w:rPr>
           <w:rFonts w:ascii="新細明體" w:hAnsi="新細明體" w:cs="新細明體"/>
           <w:kern w:val="0"/>
         </w:rPr>
-        <w:t>assets.asset_name</w:t>
-      </w:r>
-      <w:proofErr w:type="spellEnd"/>
-      <w:r>
-        <w:rPr>
-          <w:rFonts w:ascii="新細明體" w:hAnsi="新細明體" w:cs="新細明體"/>
-          <w:kern w:val="0"/>
-        </w:rPr>
-        <w:t>、</w:t>
-      </w:r>
-      <w:proofErr w:type="spellStart"/>
-      <w:r>
-        <w:rPr>
-          <w:rFonts w:ascii="新細明體" w:hAnsi="新細明體" w:cs="新細明體"/>
-          <w:kern w:val="0"/>
-        </w:rPr>
-        <w:t>asset_type</w:t>
-      </w:r>
-      <w:proofErr w:type="spellEnd"/>
-      <w:r>
-        <w:rPr>
-          <w:rFonts w:ascii="新細明體" w:hAnsi="新細明體" w:cs="新細明體"/>
-          <w:kern w:val="0"/>
-        </w:rPr>
-        <w:t xml:space="preserve"> 不可為空 </w:t>
+        <w:t xml:space="preserve">assets.asset_name、asset_type 不可為空 </w:t>
       </w:r>
     </w:p>
     <w:p>
@@ -13955,53 +13145,12 @@
           <w:kern w:val="0"/>
         </w:rPr>
       </w:pPr>
-      <w:proofErr w:type="spellStart"/>
       <w:r>
         <w:rPr>
           <w:rFonts w:ascii="新細明體" w:hAnsi="新細明體" w:cs="新細明體"/>
           <w:kern w:val="0"/>
         </w:rPr>
-        <w:t>risk_assessments.threat_description</w:t>
-      </w:r>
-      <w:proofErr w:type="spellEnd"/>
-      <w:r>
-        <w:rPr>
-          <w:rFonts w:ascii="新細明體" w:hAnsi="新細明體" w:cs="新細明體"/>
-          <w:kern w:val="0"/>
-        </w:rPr>
-        <w:t>、</w:t>
-      </w:r>
-      <w:proofErr w:type="spellStart"/>
-      <w:r>
-        <w:rPr>
-          <w:rFonts w:ascii="新細明體" w:hAnsi="新細明體" w:cs="新細明體"/>
-          <w:kern w:val="0"/>
-        </w:rPr>
-        <w:t>vulnerability_description</w:t>
-      </w:r>
-      <w:proofErr w:type="spellEnd"/>
-      <w:r>
-        <w:rPr>
-          <w:rFonts w:ascii="新細明體" w:hAnsi="新細明體" w:cs="新細明體"/>
-          <w:kern w:val="0"/>
-        </w:rPr>
-        <w:t>、</w:t>
-      </w:r>
-      <w:proofErr w:type="spellStart"/>
-      <w:r>
-        <w:rPr>
-          <w:rFonts w:ascii="新細明體" w:hAnsi="新細明體" w:cs="新細明體"/>
-          <w:kern w:val="0"/>
-        </w:rPr>
-        <w:t>risk_score</w:t>
-      </w:r>
-      <w:proofErr w:type="spellEnd"/>
-      <w:r>
-        <w:rPr>
-          <w:rFonts w:ascii="新細明體" w:hAnsi="新細明體" w:cs="新細明體"/>
-          <w:kern w:val="0"/>
-        </w:rPr>
-        <w:t xml:space="preserve"> 不可為空 </w:t>
+        <w:t xml:space="preserve">risk_assessments.threat_description、vulnerability_description、risk_score 不可為空 </w:t>
       </w:r>
     </w:p>
     <w:p>
@@ -14017,21 +13166,12 @@
           <w:kern w:val="0"/>
         </w:rPr>
       </w:pPr>
-      <w:proofErr w:type="spellStart"/>
       <w:r>
         <w:rPr>
           <w:rFonts w:ascii="新細明體" w:hAnsi="新細明體" w:cs="新細明體"/>
           <w:kern w:val="0"/>
         </w:rPr>
-        <w:t>users.username</w:t>
-      </w:r>
-      <w:proofErr w:type="spellEnd"/>
-      <w:r>
-        <w:rPr>
-          <w:rFonts w:ascii="新細明體" w:hAnsi="新細明體" w:cs="新細明體"/>
-          <w:kern w:val="0"/>
-        </w:rPr>
-        <w:t xml:space="preserve">、email、role 不可為空 </w:t>
+        <w:t xml:space="preserve">users.username、email、role 不可為空 </w:t>
       </w:r>
     </w:p>
     <w:p>
@@ -14209,21 +13349,12 @@
           <w:kern w:val="0"/>
         </w:rPr>
       </w:pPr>
-      <w:proofErr w:type="spellStart"/>
       <w:r>
         <w:rPr>
           <w:rFonts w:ascii="新細明體" w:hAnsi="新細明體" w:cs="新細明體"/>
           <w:kern w:val="0"/>
         </w:rPr>
-        <w:t>threat_level</w:t>
-      </w:r>
-      <w:proofErr w:type="spellEnd"/>
-      <w:r>
-        <w:rPr>
-          <w:rFonts w:ascii="新細明體" w:hAnsi="新細明體" w:cs="新細明體"/>
-          <w:kern w:val="0"/>
-        </w:rPr>
-        <w:t xml:space="preserve"> </w:t>
+        <w:t xml:space="preserve">threat_level </w:t>
       </w:r>
       <w:r>
         <w:rPr>
@@ -14253,22 +13384,13 @@
           <w:kern w:val="0"/>
         </w:rPr>
       </w:pPr>
-      <w:proofErr w:type="spellStart"/>
       <w:r>
         <w:rPr>
           <w:rFonts w:ascii="新細明體" w:hAnsi="新細明體" w:cs="新細明體"/>
           <w:kern w:val="0"/>
         </w:rPr>
         <w:lastRenderedPageBreak/>
-        <w:t>risk_score</w:t>
-      </w:r>
-      <w:proofErr w:type="spellEnd"/>
-      <w:r>
-        <w:rPr>
-          <w:rFonts w:ascii="新細明體" w:hAnsi="新細明體" w:cs="新細明體"/>
-          <w:kern w:val="0"/>
-        </w:rPr>
-        <w:t xml:space="preserve"> </w:t>
+        <w:t xml:space="preserve">risk_score </w:t>
       </w:r>
       <w:r>
         <w:rPr>
@@ -14636,7 +13758,6 @@
                 <w:kern w:val="0"/>
               </w:rPr>
             </w:pPr>
-            <w:proofErr w:type="spellStart"/>
             <w:r>
               <w:rPr>
                 <w:rFonts w:ascii="新細明體" w:hAnsi="新細明體" w:cs="新細明體"/>
@@ -14644,7 +13765,6 @@
               </w:rPr>
               <w:t>asset_id_code</w:t>
             </w:r>
-            <w:proofErr w:type="spellEnd"/>
           </w:p>
         </w:tc>
         <w:tc>
@@ -14742,7 +13862,6 @@
                 <w:kern w:val="0"/>
               </w:rPr>
             </w:pPr>
-            <w:proofErr w:type="spellStart"/>
             <w:r>
               <w:rPr>
                 <w:rFonts w:ascii="新細明體" w:hAnsi="新細明體" w:cs="新細明體"/>
@@ -14750,7 +13869,6 @@
               </w:rPr>
               <w:t>asset_name</w:t>
             </w:r>
-            <w:proofErr w:type="spellEnd"/>
           </w:p>
         </w:tc>
         <w:tc>
@@ -14815,17 +13933,8 @@
                 <w:rFonts w:ascii="新細明體" w:hAnsi="新細明體" w:cs="新細明體" w:hint="eastAsia"/>
                 <w:kern w:val="0"/>
               </w:rPr>
-              <w:t>(必填</w:t>
-            </w:r>
-            <w:proofErr w:type="gramStart"/>
-            <w:r>
-              <w:rPr>
-                <w:rFonts w:ascii="新細明體" w:hAnsi="新細明體" w:cs="新細明體" w:hint="eastAsia"/>
-                <w:kern w:val="0"/>
-              </w:rPr>
-              <w:t>）</w:t>
-            </w:r>
-            <w:proofErr w:type="gramEnd"/>
+              <w:t>(必填）</w:t>
+            </w:r>
           </w:p>
         </w:tc>
       </w:tr>
@@ -14843,7 +13952,6 @@
                 <w:kern w:val="0"/>
               </w:rPr>
             </w:pPr>
-            <w:proofErr w:type="spellStart"/>
             <w:r>
               <w:rPr>
                 <w:rFonts w:ascii="新細明體" w:hAnsi="新細明體" w:cs="新細明體"/>
@@ -14851,7 +13959,6 @@
               </w:rPr>
               <w:t>asset_type</w:t>
             </w:r>
-            <w:proofErr w:type="spellEnd"/>
           </w:p>
         </w:tc>
         <w:tc>
@@ -15025,7 +14132,6 @@
                 <w:kern w:val="0"/>
               </w:rPr>
             </w:pPr>
-            <w:proofErr w:type="spellStart"/>
             <w:r>
               <w:rPr>
                 <w:rFonts w:ascii="新細明體" w:hAnsi="新細明體" w:cs="新細明體"/>
@@ -15033,7 +14139,6 @@
               </w:rPr>
               <w:t>data_type</w:t>
             </w:r>
-            <w:proofErr w:type="spellEnd"/>
           </w:p>
         </w:tc>
         <w:tc>
@@ -15105,23 +14210,7 @@
                 <w:rFonts w:ascii="新細明體" w:hAnsi="新細明體" w:cs="新細明體"/>
                 <w:kern w:val="0"/>
               </w:rPr>
-              <w:t>（</w:t>
-            </w:r>
-            <w:proofErr w:type="gramStart"/>
-            <w:r>
-              <w:rPr>
-                <w:rFonts w:ascii="新細明體" w:hAnsi="新細明體" w:cs="新細明體"/>
-                <w:kern w:val="0"/>
-              </w:rPr>
-              <w:t>個</w:t>
-            </w:r>
-            <w:proofErr w:type="gramEnd"/>
-            <w:r>
-              <w:rPr>
-                <w:rFonts w:ascii="新細明體" w:hAnsi="新細明體" w:cs="新細明體"/>
-                <w:kern w:val="0"/>
-              </w:rPr>
-              <w:t>資、財務、內部文件等）</w:t>
+              <w:t>（個資、財務、內部文件等）</w:t>
             </w:r>
           </w:p>
         </w:tc>
@@ -15223,7 +14312,6 @@
                 <w:kern w:val="0"/>
               </w:rPr>
             </w:pPr>
-            <w:proofErr w:type="spellStart"/>
             <w:r>
               <w:rPr>
                 <w:rFonts w:ascii="新細明體" w:hAnsi="新細明體" w:cs="新細明體"/>
@@ -15231,7 +14319,6 @@
               </w:rPr>
               <w:t>system_dependency</w:t>
             </w:r>
-            <w:proofErr w:type="spellEnd"/>
           </w:p>
         </w:tc>
         <w:tc>
@@ -15557,7 +14644,6 @@
                 <w:kern w:val="0"/>
               </w:rPr>
             </w:pPr>
-            <w:proofErr w:type="spellStart"/>
             <w:r>
               <w:rPr>
                 <w:rFonts w:ascii="新細明體" w:hAnsi="新細明體" w:cs="新細明體"/>
@@ -15565,7 +14651,6 @@
               </w:rPr>
               <w:t>threat_level</w:t>
             </w:r>
-            <w:proofErr w:type="spellEnd"/>
           </w:p>
         </w:tc>
         <w:tc>
@@ -15649,7 +14734,6 @@
                 <w:kern w:val="0"/>
               </w:rPr>
             </w:pPr>
-            <w:proofErr w:type="spellStart"/>
             <w:r>
               <w:rPr>
                 <w:rFonts w:ascii="新細明體" w:hAnsi="新細明體" w:cs="新細明體"/>
@@ -15657,7 +14741,6 @@
               </w:rPr>
               <w:t>created_at</w:t>
             </w:r>
-            <w:proofErr w:type="spellEnd"/>
           </w:p>
         </w:tc>
         <w:tc>
@@ -15673,7 +14756,6 @@
                 <w:kern w:val="0"/>
               </w:rPr>
             </w:pPr>
-            <w:proofErr w:type="spellStart"/>
             <w:r>
               <w:rPr>
                 <w:rFonts w:ascii="新細明體" w:hAnsi="新細明體" w:cs="新細明體"/>
@@ -15681,7 +14763,6 @@
               </w:rPr>
               <w:t>timestamptz</w:t>
             </w:r>
-            <w:proofErr w:type="spellEnd"/>
           </w:p>
         </w:tc>
         <w:tc>
@@ -15736,7 +14817,6 @@
                 <w:kern w:val="0"/>
               </w:rPr>
             </w:pPr>
-            <w:proofErr w:type="spellStart"/>
             <w:r>
               <w:rPr>
                 <w:rFonts w:ascii="新細明體" w:hAnsi="新細明體" w:cs="新細明體"/>
@@ -15744,7 +14824,6 @@
               </w:rPr>
               <w:t>original_label</w:t>
             </w:r>
-            <w:proofErr w:type="spellEnd"/>
           </w:p>
         </w:tc>
         <w:tc>
@@ -15848,29 +14927,7 @@
           <w:sz w:val="28"/>
         </w:rPr>
         <w:lastRenderedPageBreak/>
-        <w:t xml:space="preserve">8-2-2 </w:t>
-      </w:r>
-      <w:proofErr w:type="spellStart"/>
-      <w:r>
-        <w:rPr>
-          <w:rFonts w:ascii="新細明體" w:hAnsi="新細明體" w:cs="新細明體"/>
-          <w:b/>
-          <w:bCs/>
-          <w:kern w:val="0"/>
-          <w:sz w:val="28"/>
-        </w:rPr>
-        <w:t>risk_assessments</w:t>
-      </w:r>
-      <w:proofErr w:type="spellEnd"/>
-      <w:r>
-        <w:rPr>
-          <w:rFonts w:ascii="新細明體" w:hAnsi="新細明體" w:cs="新細明體"/>
-          <w:b/>
-          <w:bCs/>
-          <w:kern w:val="0"/>
-          <w:sz w:val="28"/>
-        </w:rPr>
-        <w:t>（風險評估表）</w:t>
+        <w:t>8-2-2 risk_assessments（風險評估表）</w:t>
       </w:r>
     </w:p>
     <w:p>
@@ -16146,7 +15203,6 @@
                 <w:kern w:val="0"/>
               </w:rPr>
             </w:pPr>
-            <w:proofErr w:type="spellStart"/>
             <w:r>
               <w:rPr>
                 <w:rFonts w:ascii="新細明體" w:hAnsi="新細明體" w:cs="新細明體"/>
@@ -16154,7 +15210,6 @@
               </w:rPr>
               <w:t>asset_id</w:t>
             </w:r>
-            <w:proofErr w:type="spellEnd"/>
           </w:p>
         </w:tc>
         <w:tc>
@@ -16245,7 +15300,6 @@
                 <w:kern w:val="0"/>
               </w:rPr>
             </w:pPr>
-            <w:proofErr w:type="spellStart"/>
             <w:r>
               <w:rPr>
                 <w:rFonts w:ascii="新細明體" w:hAnsi="新細明體" w:cs="新細明體"/>
@@ -16253,7 +15307,6 @@
               </w:rPr>
               <w:t>threat_description</w:t>
             </w:r>
-            <w:proofErr w:type="spellEnd"/>
           </w:p>
         </w:tc>
         <w:tc>
@@ -16330,7 +15383,6 @@
                 <w:kern w:val="0"/>
               </w:rPr>
             </w:pPr>
-            <w:proofErr w:type="spellStart"/>
             <w:r>
               <w:rPr>
                 <w:rFonts w:ascii="新細明體" w:hAnsi="新細明體" w:cs="新細明體"/>
@@ -16338,7 +15390,6 @@
               </w:rPr>
               <w:t>vulnerability_description</w:t>
             </w:r>
-            <w:proofErr w:type="spellEnd"/>
           </w:p>
         </w:tc>
         <w:tc>
@@ -16415,7 +15466,6 @@
                 <w:kern w:val="0"/>
               </w:rPr>
             </w:pPr>
-            <w:proofErr w:type="spellStart"/>
             <w:r>
               <w:rPr>
                 <w:rFonts w:ascii="新細明體" w:hAnsi="新細明體" w:cs="新細明體"/>
@@ -16423,7 +15473,6 @@
               </w:rPr>
               <w:t>risk_score</w:t>
             </w:r>
-            <w:proofErr w:type="spellEnd"/>
           </w:p>
         </w:tc>
         <w:tc>
@@ -16500,7 +15549,6 @@
                 <w:kern w:val="0"/>
               </w:rPr>
             </w:pPr>
-            <w:proofErr w:type="spellStart"/>
             <w:r>
               <w:rPr>
                 <w:rFonts w:ascii="新細明體" w:hAnsi="新細明體" w:cs="新細明體"/>
@@ -16508,7 +15556,6 @@
               </w:rPr>
               <w:t>ai_suggestion</w:t>
             </w:r>
-            <w:proofErr w:type="spellEnd"/>
           </w:p>
         </w:tc>
         <w:tc>
@@ -16656,23 +15703,7 @@
                 <w:rFonts w:ascii="新細明體" w:hAnsi="新細明體" w:cs="新細明體"/>
                 <w:kern w:val="0"/>
               </w:rPr>
-              <w:t>風險處理狀態</w:t>
-            </w:r>
-            <w:proofErr w:type="gramStart"/>
-            <w:r>
-              <w:rPr>
-                <w:rFonts w:ascii="新細明體" w:hAnsi="新細明體" w:cs="新細明體"/>
-                <w:kern w:val="0"/>
-              </w:rPr>
-              <w:t>（</w:t>
-            </w:r>
-            <w:proofErr w:type="gramEnd"/>
-            <w:r>
-              <w:rPr>
-                <w:rFonts w:ascii="新細明體" w:hAnsi="新細明體" w:cs="新細明體"/>
-                <w:kern w:val="0"/>
-              </w:rPr>
-              <w:t>例如</w:t>
+              <w:t>風險處理狀態（例如</w:t>
             </w:r>
             <w:r>
               <w:rPr>
@@ -16681,7 +15712,6 @@
               </w:rPr>
               <w:t>:待處理、已修復、風險接受</w:t>
             </w:r>
-            <w:proofErr w:type="gramStart"/>
             <w:r>
               <w:rPr>
                 <w:rFonts w:ascii="新細明體" w:hAnsi="新細明體" w:cs="新細明體"/>
@@ -16689,7 +15719,6 @@
               </w:rPr>
               <w:t>）</w:t>
             </w:r>
-            <w:proofErr w:type="gramEnd"/>
           </w:p>
         </w:tc>
       </w:tr>
@@ -16707,7 +15736,6 @@
                 <w:kern w:val="0"/>
               </w:rPr>
             </w:pPr>
-            <w:proofErr w:type="spellStart"/>
             <w:r>
               <w:rPr>
                 <w:rFonts w:ascii="新細明體" w:hAnsi="新細明體" w:cs="新細明體"/>
@@ -16715,7 +15743,6 @@
               </w:rPr>
               <w:t>asset_id_code</w:t>
             </w:r>
-            <w:proofErr w:type="spellEnd"/>
           </w:p>
         </w:tc>
         <w:tc>
@@ -16818,29 +15845,7 @@
           <w:kern w:val="0"/>
           <w:sz w:val="28"/>
         </w:rPr>
-        <w:t xml:space="preserve">8-2-3 </w:t>
-      </w:r>
-      <w:proofErr w:type="spellStart"/>
-      <w:r>
-        <w:rPr>
-          <w:rFonts w:ascii="新細明體" w:hAnsi="新細明體" w:cs="新細明體"/>
-          <w:b/>
-          <w:bCs/>
-          <w:kern w:val="0"/>
-          <w:sz w:val="28"/>
-        </w:rPr>
-        <w:t>audit_logs</w:t>
-      </w:r>
-      <w:proofErr w:type="spellEnd"/>
-      <w:r>
-        <w:rPr>
-          <w:rFonts w:ascii="新細明體" w:hAnsi="新細明體" w:cs="新細明體"/>
-          <w:b/>
-          <w:bCs/>
-          <w:kern w:val="0"/>
-          <w:sz w:val="28"/>
-        </w:rPr>
-        <w:t>（稽核紀錄表）</w:t>
+        <w:t>8-2-3 audit_logs（稽核紀錄表）</w:t>
       </w:r>
     </w:p>
     <w:p>
@@ -17288,7 +16293,6 @@
                 <w:kern w:val="0"/>
               </w:rPr>
             </w:pPr>
-            <w:proofErr w:type="spellStart"/>
             <w:r>
               <w:rPr>
                 <w:rFonts w:ascii="新細明體" w:hAnsi="新細明體" w:cs="新細明體"/>
@@ -17296,7 +16300,6 @@
               </w:rPr>
               <w:t>target_asset</w:t>
             </w:r>
-            <w:proofErr w:type="spellEnd"/>
           </w:p>
         </w:tc>
         <w:tc>
@@ -17373,24 +16376,13 @@
                 <w:kern w:val="0"/>
               </w:rPr>
             </w:pPr>
-            <w:proofErr w:type="spellStart"/>
-            <w:proofErr w:type="gramStart"/>
-            <w:r>
-              <w:rPr>
-                <w:rFonts w:ascii="新細明體" w:hAnsi="新細明體" w:cs="新細明體"/>
-                <w:kern w:val="0"/>
-              </w:rPr>
-              <w:t>log</w:t>
-            </w:r>
-            <w:proofErr w:type="gramEnd"/>
-            <w:r>
-              <w:rPr>
-                <w:rFonts w:ascii="新細明體" w:hAnsi="新細明體" w:cs="新細明體"/>
-                <w:kern w:val="0"/>
-              </w:rPr>
-              <w:t>_time</w:t>
-            </w:r>
-            <w:proofErr w:type="spellEnd"/>
+            <w:r>
+              <w:rPr>
+                <w:rFonts w:ascii="新細明體" w:hAnsi="新細明體" w:cs="新細明體"/>
+                <w:kern w:val="0"/>
+              </w:rPr>
+              <w:t>log_time</w:t>
+            </w:r>
           </w:p>
         </w:tc>
         <w:tc>
@@ -17406,7 +16398,6 @@
                 <w:kern w:val="0"/>
               </w:rPr>
             </w:pPr>
-            <w:proofErr w:type="spellStart"/>
             <w:r>
               <w:rPr>
                 <w:rFonts w:ascii="新細明體" w:hAnsi="新細明體" w:cs="新細明體"/>
@@ -17414,7 +16405,6 @@
               </w:rPr>
               <w:t>timestamptz</w:t>
             </w:r>
-            <w:proofErr w:type="spellEnd"/>
           </w:p>
         </w:tc>
         <w:tc>
@@ -17521,23 +16511,7 @@
           <w:kern w:val="0"/>
         </w:rPr>
         <w:br/>
-        <w:t>儲存系統使用者帳號資訊與角色權限，支援系統存取控制（Access Control），以</w:t>
-      </w:r>
-      <w:proofErr w:type="gramStart"/>
-      <w:r>
-        <w:rPr>
-          <w:rFonts w:ascii="新細明體" w:hAnsi="新細明體" w:cs="新細明體"/>
-          <w:kern w:val="0"/>
-        </w:rPr>
-        <w:t>符合資安管理</w:t>
-      </w:r>
-      <w:proofErr w:type="gramEnd"/>
-      <w:r>
-        <w:rPr>
-          <w:rFonts w:ascii="新細明體" w:hAnsi="新細明體" w:cs="新細明體"/>
-          <w:kern w:val="0"/>
-        </w:rPr>
-        <w:t>中最小權限原則（Least Privilege）。</w:t>
+        <w:t>儲存系統使用者帳號資訊與角色權限，支援系統存取控制（Access Control），以符合資安管理中最小權限原則（Least Privilege）。</w:t>
       </w:r>
     </w:p>
     <w:tbl>
@@ -17698,7 +16672,6 @@
                 <w:kern w:val="0"/>
               </w:rPr>
             </w:pPr>
-            <w:proofErr w:type="spellStart"/>
             <w:r>
               <w:rPr>
                 <w:rFonts w:ascii="新細明體" w:hAnsi="新細明體" w:cs="新細明體"/>
@@ -17706,7 +16679,6 @@
               </w:rPr>
               <w:t>uuid</w:t>
             </w:r>
-            <w:proofErr w:type="spellEnd"/>
           </w:p>
         </w:tc>
         <w:tc>
@@ -18079,55 +17051,7 @@
           <w:rFonts w:ascii="新細明體" w:hAnsi="新細明體" w:cs="新細明體"/>
           <w:kern w:val="0"/>
         </w:rPr>
-        <w:t xml:space="preserve">本系統透過 </w:t>
-      </w:r>
-      <w:proofErr w:type="spellStart"/>
-      <w:r>
-        <w:rPr>
-          <w:rFonts w:ascii="新細明體" w:hAnsi="新細明體" w:cs="新細明體"/>
-          <w:kern w:val="0"/>
-        </w:rPr>
-        <w:t>Supabase</w:t>
-      </w:r>
-      <w:proofErr w:type="spellEnd"/>
-      <w:r>
-        <w:rPr>
-          <w:rFonts w:ascii="新細明體" w:hAnsi="新細明體" w:cs="新細明體"/>
-          <w:kern w:val="0"/>
-        </w:rPr>
-        <w:t xml:space="preserve"> 建立關聯式資料庫架構，並以 assets 作為核心資料表，搭配 </w:t>
-      </w:r>
-      <w:proofErr w:type="spellStart"/>
-      <w:r>
-        <w:rPr>
-          <w:rFonts w:ascii="新細明體" w:hAnsi="新細明體" w:cs="新細明體"/>
-          <w:kern w:val="0"/>
-        </w:rPr>
-        <w:t>risk_assessments</w:t>
-      </w:r>
-      <w:proofErr w:type="spellEnd"/>
-      <w:r>
-        <w:rPr>
-          <w:rFonts w:ascii="新細明體" w:hAnsi="新細明體" w:cs="新細明體"/>
-          <w:kern w:val="0"/>
-        </w:rPr>
-        <w:t xml:space="preserve"> 儲存風險評估結果，形成完整的資產風險管理資料鏈。</w:t>
-      </w:r>
-      <w:proofErr w:type="spellStart"/>
-      <w:r>
-        <w:rPr>
-          <w:rFonts w:ascii="新細明體" w:hAnsi="新細明體" w:cs="新細明體"/>
-          <w:kern w:val="0"/>
-        </w:rPr>
-        <w:t>audit_logs</w:t>
-      </w:r>
-      <w:proofErr w:type="spellEnd"/>
-      <w:r>
-        <w:rPr>
-          <w:rFonts w:ascii="新細明體" w:hAnsi="新細明體" w:cs="新細明體"/>
-          <w:kern w:val="0"/>
-        </w:rPr>
-        <w:t xml:space="preserve"> 提供稽核追蹤能力，users 表支援權限控管，確保系統符合 ISMS 所需的管理流程與稽核要求。</w:t>
+        <w:t>本系統透過 Supabase 建立關聯式資料庫架構，並以 assets 作為核心資料表，搭配 risk_assessments 儲存風險評估結果，形成完整的資產風險管理資料鏈。audit_logs 提供稽核追蹤能力，users 表支援權限控管，確保系統符合 ISMS 所需的管理流程與稽核要求。</w:t>
       </w:r>
     </w:p>
     <w:p/>

--- a/系統文件.docx
+++ b/系統文件.docx
@@ -16,23 +16,7 @@
           <w:rFonts w:eastAsia="標楷體" w:hint="eastAsia"/>
           <w:sz w:val="72"/>
         </w:rPr>
-        <w:t>國立</w:t>
-      </w:r>
-      <w:proofErr w:type="gramStart"/>
-      <w:r>
-        <w:rPr>
-          <w:rFonts w:eastAsia="標楷體" w:hint="eastAsia"/>
-          <w:sz w:val="72"/>
-        </w:rPr>
-        <w:t>臺</w:t>
-      </w:r>
-      <w:proofErr w:type="gramEnd"/>
-      <w:r>
-        <w:rPr>
-          <w:rFonts w:eastAsia="標楷體" w:hint="eastAsia"/>
-          <w:sz w:val="72"/>
-        </w:rPr>
-        <w:t>北商業大學</w:t>
+        <w:t>國立臺北商業大學</w:t>
       </w:r>
     </w:p>
     <w:p>
@@ -130,7 +114,6 @@
         </w:rPr>
         <w:t>115</w:t>
       </w:r>
-      <w:proofErr w:type="gramStart"/>
       <w:r>
         <w:rPr>
           <w:rFonts w:eastAsia="標楷體" w:cs="Arial"/>
@@ -138,7 +121,6 @@
         </w:rPr>
         <w:t>’</w:t>
       </w:r>
-      <w:proofErr w:type="gramEnd"/>
       <w:r>
         <w:rPr>
           <w:rFonts w:eastAsia="標楷體" w:hint="eastAsia"/>
@@ -325,7 +307,34 @@
           <w:bCs/>
           <w:sz w:val="40"/>
         </w:rPr>
-        <w:t>500</w:t>
+        <w:t>5</w:t>
+      </w:r>
+      <w:r>
+        <w:rPr>
+          <w:rFonts w:eastAsia="標楷體" w:hint="eastAsia"/>
+          <w:b/>
+          <w:bCs/>
+          <w:sz w:val="40"/>
+        </w:rPr>
+        <w:t>2</w:t>
+      </w:r>
+      <w:r>
+        <w:rPr>
+          <w:rFonts w:eastAsia="標楷體" w:hint="eastAsia"/>
+          <w:b/>
+          <w:bCs/>
+          <w:sz w:val="40"/>
+        </w:rPr>
+        <w:t>0</w:t>
+      </w:r>
+      <w:r>
+        <w:rPr>
+          <w:rFonts w:eastAsia="標楷體" w:hint="eastAsia"/>
+          <w:b/>
+          <w:bCs/>
+          <w:sz w:val="40"/>
+        </w:rPr>
+        <w:t>6</w:t>
       </w:r>
       <w:r>
         <w:rPr>
@@ -384,16 +393,7 @@
           <w:bCs/>
           <w:sz w:val="40"/>
         </w:rPr>
-        <w:t>ABC</w:t>
-      </w:r>
-      <w:r>
-        <w:rPr>
-          <w:rFonts w:eastAsia="標楷體"/>
-          <w:b/>
-          <w:bCs/>
-          <w:sz w:val="40"/>
-        </w:rPr>
-        <w:t>DE</w:t>
+        <w:t>RiskGenie</w:t>
       </w:r>
       <w:r>
         <w:rPr>
@@ -520,19 +520,8 @@
           <w:bCs/>
           <w:sz w:val="40"/>
         </w:rPr>
-        <w:t>顏</w:t>
-      </w:r>
-      <w:proofErr w:type="gramStart"/>
-      <w:r>
-        <w:rPr>
-          <w:rFonts w:eastAsia="標楷體" w:hint="eastAsia"/>
-          <w:b/>
-          <w:bCs/>
-          <w:sz w:val="40"/>
-        </w:rPr>
-        <w:t>珮倪</w:t>
-      </w:r>
-      <w:proofErr w:type="gramEnd"/>
+        <w:t>顏珮倪</w:t>
+      </w:r>
     </w:p>
     <w:p>
       <w:pPr>
@@ -590,9 +579,8 @@
           <w:bCs/>
           <w:sz w:val="40"/>
         </w:rPr>
-        <w:t>林紀</w:t>
-      </w:r>
-      <w:proofErr w:type="gramStart"/>
+        <w:t>林紀媗</w:t>
+      </w:r>
       <w:r>
         <w:rPr>
           <w:rFonts w:eastAsia="標楷體" w:hint="eastAsia"/>
@@ -600,9 +588,8 @@
           <w:bCs/>
           <w:sz w:val="40"/>
         </w:rPr>
-        <w:t>媗</w:t>
-      </w:r>
-      <w:proofErr w:type="gramEnd"/>
+        <w:t xml:space="preserve"> 11436010</w:t>
+      </w:r>
       <w:r>
         <w:rPr>
           <w:rFonts w:eastAsia="標楷體" w:hint="eastAsia"/>
@@ -610,28 +597,8 @@
           <w:bCs/>
           <w:sz w:val="40"/>
         </w:rPr>
-        <w:t xml:space="preserve"> 11436010</w:t>
-      </w:r>
-      <w:r>
-        <w:rPr>
-          <w:rFonts w:eastAsia="標楷體" w:hint="eastAsia"/>
-          <w:b/>
-          <w:bCs/>
-          <w:sz w:val="40"/>
-        </w:rPr>
-        <w:t>李昕</w:t>
-      </w:r>
-      <w:proofErr w:type="gramStart"/>
-      <w:r>
-        <w:rPr>
-          <w:rFonts w:eastAsia="標楷體" w:hint="eastAsia"/>
-          <w:b/>
-          <w:bCs/>
-          <w:sz w:val="40"/>
-        </w:rPr>
-        <w:t>縈</w:t>
-      </w:r>
-      <w:proofErr w:type="gramEnd"/>
+        <w:t>李昕縈</w:t>
+      </w:r>
     </w:p>
     <w:p>
       <w:pPr>
@@ -662,19 +629,8 @@
           <w:bCs/>
           <w:sz w:val="40"/>
         </w:rPr>
-        <w:t>黃翊</w:t>
-      </w:r>
-      <w:proofErr w:type="gramStart"/>
-      <w:r>
-        <w:rPr>
-          <w:rFonts w:eastAsia="標楷體" w:hint="eastAsia"/>
-          <w:b/>
-          <w:bCs/>
-          <w:sz w:val="40"/>
-        </w:rPr>
-        <w:t>甄</w:t>
-      </w:r>
-      <w:proofErr w:type="gramEnd"/>
+        <w:t>黃翊甄</w:t>
+      </w:r>
       <w:r>
         <w:rPr>
           <w:rFonts w:eastAsia="標楷體" w:hint="eastAsia"/>
@@ -4369,25 +4325,7 @@
           <w:sz w:val="28"/>
           <w:szCs w:val="28"/>
         </w:rPr>
-        <w:t>的日常運作中，「資產盤點」與「風險評鑑」通常仰賴人工填寫與主觀判斷。面對日新月異</w:t>
-      </w:r>
-      <w:proofErr w:type="gramStart"/>
-      <w:r>
-        <w:rPr>
-          <w:rFonts w:eastAsia="標楷體"/>
-          <w:sz w:val="28"/>
-          <w:szCs w:val="28"/>
-        </w:rPr>
-        <w:t>的資安威脅</w:t>
-      </w:r>
-      <w:proofErr w:type="gramEnd"/>
-      <w:r>
-        <w:rPr>
-          <w:rFonts w:eastAsia="標楷體"/>
-          <w:sz w:val="28"/>
-          <w:szCs w:val="28"/>
-        </w:rPr>
-        <w:t>（如</w:t>
+        <w:t>的日常運作中，「資產盤點」與「風險評鑑」通常仰賴人工填寫與主觀判斷。面對日新月異的資安威脅（如</w:t>
       </w:r>
       <w:r>
         <w:rPr>
@@ -4403,25 +4341,7 @@
           <w:sz w:val="28"/>
           <w:szCs w:val="28"/>
         </w:rPr>
-        <w:t>漏洞），傳統的人工作業模式難以即時掌握</w:t>
-      </w:r>
-      <w:proofErr w:type="gramStart"/>
-      <w:r>
-        <w:rPr>
-          <w:rFonts w:eastAsia="標楷體"/>
-          <w:sz w:val="28"/>
-          <w:szCs w:val="28"/>
-        </w:rPr>
-        <w:t>外部情資</w:t>
-      </w:r>
-      <w:proofErr w:type="gramEnd"/>
-      <w:r>
-        <w:rPr>
-          <w:rFonts w:eastAsia="標楷體"/>
-          <w:sz w:val="28"/>
-          <w:szCs w:val="28"/>
-        </w:rPr>
-        <w:t>，且不同人員對風險價值的評定標準不一，導致評鑑結果缺乏客觀依據與實效性</w:t>
+        <w:t>漏洞），傳統的人工作業模式難以即時掌握外部情資，且不同人員對風險價值的評定標準不一，導致評鑑結果缺乏客觀依據與實效性</w:t>
       </w:r>
       <w:r>
         <w:rPr>
@@ -4502,43 +4422,7 @@
           <w:sz w:val="28"/>
           <w:szCs w:val="28"/>
         </w:rPr>
-        <w:t>時面臨三大痛點：首先，資產分類與價值評定缺乏標準，容易產生誤差；其次，風險評鑑中對於弱點值的評估過於</w:t>
-      </w:r>
-      <w:proofErr w:type="gramStart"/>
-      <w:r>
-        <w:rPr>
-          <w:rFonts w:eastAsia="標楷體"/>
-          <w:sz w:val="28"/>
-          <w:szCs w:val="28"/>
-        </w:rPr>
-        <w:t>主觀，</w:t>
-      </w:r>
-      <w:proofErr w:type="gramEnd"/>
-      <w:r>
-        <w:rPr>
-          <w:rFonts w:eastAsia="標楷體"/>
-          <w:sz w:val="28"/>
-          <w:szCs w:val="28"/>
-        </w:rPr>
-        <w:t>未能結合即時的</w:t>
-      </w:r>
-      <w:proofErr w:type="gramStart"/>
-      <w:r>
-        <w:rPr>
-          <w:rFonts w:eastAsia="標楷體"/>
-          <w:sz w:val="28"/>
-          <w:szCs w:val="28"/>
-        </w:rPr>
-        <w:t>威脅情資</w:t>
-      </w:r>
-      <w:proofErr w:type="gramEnd"/>
-      <w:r>
-        <w:rPr>
-          <w:rFonts w:eastAsia="標楷體"/>
-          <w:sz w:val="28"/>
-          <w:szCs w:val="28"/>
-        </w:rPr>
-        <w:t>（如</w:t>
+        <w:t>時面臨三大痛點：首先，資產分類與價值評定缺乏標準，容易產生誤差；其次，風險評鑑中對於弱點值的評估過於主觀，未能結合即時的威脅情資（如</w:t>
       </w:r>
       <w:r>
         <w:rPr>
@@ -4634,43 +4518,7 @@
           <w:sz w:val="28"/>
           <w:szCs w:val="28"/>
         </w:rPr>
-        <w:t>風險顧問系統，自動化</w:t>
-      </w:r>
-      <w:proofErr w:type="gramStart"/>
-      <w:r>
-        <w:rPr>
-          <w:rFonts w:eastAsia="標楷體"/>
-          <w:sz w:val="28"/>
-          <w:szCs w:val="28"/>
-        </w:rPr>
-        <w:t>輔助資安決策</w:t>
-      </w:r>
-      <w:proofErr w:type="gramEnd"/>
-      <w:r>
-        <w:rPr>
-          <w:rFonts w:eastAsia="標楷體"/>
-          <w:sz w:val="28"/>
-          <w:szCs w:val="28"/>
-        </w:rPr>
-        <w:t>，降低人力負擔並提升評鑑精</w:t>
-      </w:r>
-      <w:proofErr w:type="gramStart"/>
-      <w:r>
-        <w:rPr>
-          <w:rFonts w:eastAsia="標楷體"/>
-          <w:sz w:val="28"/>
-          <w:szCs w:val="28"/>
-        </w:rPr>
-        <w:t>準</w:t>
-      </w:r>
-      <w:proofErr w:type="gramEnd"/>
-      <w:r>
-        <w:rPr>
-          <w:rFonts w:eastAsia="標楷體"/>
-          <w:sz w:val="28"/>
-          <w:szCs w:val="28"/>
-        </w:rPr>
-        <w:t>度</w:t>
+        <w:t>風險顧問系統，自動化輔助資安決策，降低人力負擔並提升評鑑精準度</w:t>
       </w:r>
       <w:r>
         <w:rPr>
@@ -4908,25 +4756,7 @@
           <w:sz w:val="28"/>
           <w:szCs w:val="28"/>
         </w:rPr>
-        <w:t>技術將最新的</w:t>
-      </w:r>
-      <w:proofErr w:type="gramStart"/>
-      <w:r>
-        <w:rPr>
-          <w:rFonts w:eastAsia="標楷體" w:hint="eastAsia"/>
-          <w:sz w:val="28"/>
-          <w:szCs w:val="28"/>
-        </w:rPr>
-        <w:t>弱點情資引入</w:t>
-      </w:r>
-      <w:proofErr w:type="gramEnd"/>
-      <w:r>
-        <w:rPr>
-          <w:rFonts w:eastAsia="標楷體" w:hint="eastAsia"/>
-          <w:sz w:val="28"/>
-          <w:szCs w:val="28"/>
-        </w:rPr>
-        <w:t>評鑑流程，自動計算客觀的弱點值。</w:t>
+        <w:t>技術將最新的弱點情資引入評鑑流程，自動計算客觀的弱點值。</w:t>
       </w:r>
     </w:p>
     <w:p>
@@ -4949,25 +4779,7 @@
           <w:sz w:val="28"/>
           <w:szCs w:val="28"/>
         </w:rPr>
-        <w:t>精</w:t>
-      </w:r>
-      <w:proofErr w:type="gramStart"/>
-      <w:r>
-        <w:rPr>
-          <w:rFonts w:eastAsia="標楷體" w:hint="eastAsia"/>
-          <w:sz w:val="28"/>
-          <w:szCs w:val="28"/>
-        </w:rPr>
-        <w:t>準</w:t>
-      </w:r>
-      <w:proofErr w:type="gramEnd"/>
-      <w:r>
-        <w:rPr>
-          <w:rFonts w:eastAsia="標楷體" w:hint="eastAsia"/>
-          <w:sz w:val="28"/>
-          <w:szCs w:val="28"/>
-        </w:rPr>
-        <w:t>對策生成：</w:t>
+        <w:t>精準對策生成：</w:t>
       </w:r>
       <w:r>
         <w:rPr>
@@ -5186,43 +4998,7 @@
           <w:sz w:val="28"/>
           <w:szCs w:val="28"/>
         </w:rPr>
-        <w:t>系統能結合最新</w:t>
-      </w:r>
-      <w:proofErr w:type="gramStart"/>
-      <w:r>
-        <w:rPr>
-          <w:rFonts w:eastAsia="標楷體" w:hint="eastAsia"/>
-          <w:sz w:val="28"/>
-          <w:szCs w:val="28"/>
-        </w:rPr>
-        <w:t>漏洞情資給予</w:t>
-      </w:r>
-      <w:proofErr w:type="gramEnd"/>
-      <w:r>
-        <w:rPr>
-          <w:rFonts w:eastAsia="標楷體" w:hint="eastAsia"/>
-          <w:sz w:val="28"/>
-          <w:szCs w:val="28"/>
-        </w:rPr>
-        <w:t>預警，並產出符合國際標準</w:t>
-      </w:r>
-      <w:proofErr w:type="gramStart"/>
-      <w:r>
-        <w:rPr>
-          <w:rFonts w:eastAsia="標楷體" w:hint="eastAsia"/>
-          <w:sz w:val="28"/>
-          <w:szCs w:val="28"/>
-        </w:rPr>
-        <w:t>的資安文件</w:t>
-      </w:r>
-      <w:proofErr w:type="gramEnd"/>
-      <w:r>
-        <w:rPr>
-          <w:rFonts w:eastAsia="標楷體" w:hint="eastAsia"/>
-          <w:sz w:val="28"/>
-          <w:szCs w:val="28"/>
-        </w:rPr>
-        <w:t>，輔助組織順利通過稽核。</w:t>
+        <w:t>系統能結合最新漏洞情資給予預警，並產出符合國際標準的資安文件，輔助組織順利通過稽核。</w:t>
       </w:r>
     </w:p>
     <w:p>
@@ -5418,39 +5194,7 @@
           <w:rFonts w:eastAsia="標楷體" w:hint="eastAsia"/>
           <w:sz w:val="28"/>
         </w:rPr>
-        <w:t>、資通安全管理法等要求</w:t>
-      </w:r>
-      <w:proofErr w:type="gramStart"/>
-      <w:r>
-        <w:rPr>
-          <w:rFonts w:eastAsia="標楷體" w:hint="eastAsia"/>
-          <w:sz w:val="28"/>
-        </w:rPr>
-        <w:t>普及，</w:t>
-      </w:r>
-      <w:proofErr w:type="gramEnd"/>
-      <w:r>
-        <w:rPr>
-          <w:rFonts w:eastAsia="標楷體" w:hint="eastAsia"/>
-          <w:sz w:val="28"/>
-        </w:rPr>
-        <w:t>不僅政府機關，中小企業也被要求合</w:t>
-      </w:r>
-      <w:proofErr w:type="gramStart"/>
-      <w:r>
-        <w:rPr>
-          <w:rFonts w:eastAsia="標楷體" w:hint="eastAsia"/>
-          <w:sz w:val="28"/>
-        </w:rPr>
-        <w:t>規</w:t>
-      </w:r>
-      <w:proofErr w:type="gramEnd"/>
-      <w:r>
-        <w:rPr>
-          <w:rFonts w:eastAsia="標楷體" w:hint="eastAsia"/>
-          <w:sz w:val="28"/>
-        </w:rPr>
-        <w:t>。</w:t>
+        <w:t>、資通安全管理法等要求普及，不僅政府機關，中小企業也被要求合規。</w:t>
       </w:r>
     </w:p>
     <w:p>
@@ -5472,23 +5216,7 @@
           <w:rFonts w:eastAsia="標楷體" w:hint="eastAsia"/>
           <w:sz w:val="28"/>
         </w:rPr>
-        <w:t>中小企業缺乏</w:t>
-      </w:r>
-      <w:proofErr w:type="gramStart"/>
-      <w:r>
-        <w:rPr>
-          <w:rFonts w:eastAsia="標楷體" w:hint="eastAsia"/>
-          <w:sz w:val="28"/>
-        </w:rPr>
-        <w:t>專業資安顧問</w:t>
-      </w:r>
-      <w:proofErr w:type="gramEnd"/>
-      <w:r>
-        <w:rPr>
-          <w:rFonts w:eastAsia="標楷體" w:hint="eastAsia"/>
-          <w:sz w:val="28"/>
-        </w:rPr>
-        <w:t>，但目前顧問費用極高，此專案能填補專業人力缺口。</w:t>
+        <w:t>中小企業缺乏專業資安顧問，但目前顧問費用極高，此專案能填補專業人力缺口。</w:t>
       </w:r>
     </w:p>
     <w:p>
@@ -5664,21 +5392,12 @@
           <w:sz w:val="28"/>
         </w:rPr>
       </w:pPr>
-      <w:proofErr w:type="gramStart"/>
-      <w:r>
-        <w:rPr>
-          <w:rFonts w:eastAsia="標楷體" w:hint="eastAsia"/>
-          <w:sz w:val="28"/>
-        </w:rPr>
-        <w:t>資安隱私</w:t>
-      </w:r>
-      <w:proofErr w:type="gramEnd"/>
-      <w:r>
-        <w:rPr>
-          <w:rFonts w:eastAsia="標楷體" w:hint="eastAsia"/>
-          <w:sz w:val="28"/>
-        </w:rPr>
-        <w:t>風險。</w:t>
+      <w:r>
+        <w:rPr>
+          <w:rFonts w:eastAsia="標楷體" w:hint="eastAsia"/>
+          <w:sz w:val="28"/>
+        </w:rPr>
+        <w:t>資安隱私風險。</w:t>
       </w:r>
     </w:p>
     <w:p>
@@ -7762,17 +7481,8 @@
           <w:rFonts w:eastAsia="標楷體" w:hint="eastAsia"/>
           <w:sz w:val="28"/>
         </w:rPr>
-        <w:t>即時</w:t>
-      </w:r>
-      <w:proofErr w:type="gramStart"/>
-      <w:r>
-        <w:rPr>
-          <w:rFonts w:eastAsia="標楷體" w:hint="eastAsia"/>
-          <w:sz w:val="28"/>
-        </w:rPr>
-        <w:t>追蹤資安風險</w:t>
-      </w:r>
-      <w:proofErr w:type="gramEnd"/>
+        <w:t>即時追蹤資安風險</w:t>
+      </w:r>
     </w:p>
     <w:p>
       <w:pPr>
@@ -8252,21 +7962,12 @@
                 <w:sz w:val="28"/>
               </w:rPr>
             </w:pPr>
-            <w:proofErr w:type="gramStart"/>
             <w:r>
               <w:rPr>
                 <w:rFonts w:eastAsia="標楷體" w:hint="eastAsia"/>
                 <w:sz w:val="28"/>
               </w:rPr>
-              <w:t>缺資安</w:t>
-            </w:r>
-            <w:proofErr w:type="gramEnd"/>
-            <w:r>
-              <w:rPr>
-                <w:rFonts w:eastAsia="標楷體" w:hint="eastAsia"/>
-                <w:sz w:val="28"/>
-              </w:rPr>
-              <w:t>人才</w:t>
+              <w:t>缺資安人才</w:t>
             </w:r>
           </w:p>
         </w:tc>
@@ -8591,23 +8292,7 @@
                 <w:rFonts w:eastAsia="標楷體" w:hint="eastAsia"/>
                 <w:sz w:val="28"/>
               </w:rPr>
-              <w:t>中小企業缺乏</w:t>
-            </w:r>
-            <w:proofErr w:type="gramStart"/>
-            <w:r>
-              <w:rPr>
-                <w:rFonts w:eastAsia="標楷體" w:hint="eastAsia"/>
-                <w:sz w:val="28"/>
-              </w:rPr>
-              <w:t>資安專</w:t>
-            </w:r>
-            <w:proofErr w:type="gramEnd"/>
-            <w:r>
-              <w:rPr>
-                <w:rFonts w:eastAsia="標楷體" w:hint="eastAsia"/>
-                <w:sz w:val="28"/>
-              </w:rPr>
-              <w:t>才</w:t>
+              <w:t>中小企業缺乏資安專才</w:t>
             </w:r>
           </w:p>
         </w:tc>
@@ -8906,25 +8591,7 @@
           <w:sz w:val="28"/>
           <w:szCs w:val="28"/>
         </w:rPr>
-        <w:t>我們的系統旨在協助使用者自動化進行資訊資產盤點、漏洞分析與風險評鑑，降低傳統人工評鑑所需的時間與專業門檻，並提升</w:t>
-      </w:r>
-      <w:proofErr w:type="gramStart"/>
-      <w:r>
-        <w:rPr>
-          <w:rFonts w:eastAsia="標楷體" w:hint="eastAsia"/>
-          <w:sz w:val="28"/>
-          <w:szCs w:val="28"/>
-        </w:rPr>
-        <w:t>整體資安管理</w:t>
-      </w:r>
-      <w:proofErr w:type="gramEnd"/>
-      <w:r>
-        <w:rPr>
-          <w:rFonts w:eastAsia="標楷體" w:hint="eastAsia"/>
-          <w:sz w:val="28"/>
-          <w:szCs w:val="28"/>
-        </w:rPr>
-        <w:t>效率。透過使用者輸入資產資料（如系統名稱、設備類型、重要性等），結合漏洞資料與</w:t>
+        <w:t>我們的系統旨在協助使用者自動化進行資訊資產盤點、漏洞分析與風險評鑑，降低傳統人工評鑑所需的時間與專業門檻，並提升整體資安管理效率。透過使用者輸入資產資料（如系統名稱、設備類型、重要性等），結合漏洞資料與</w:t>
       </w:r>
       <w:r>
         <w:rPr>
@@ -9118,25 +8785,7 @@
           <w:sz w:val="28"/>
           <w:szCs w:val="28"/>
         </w:rPr>
-        <w:t>進行前後端資料傳輸，使系統架構更為</w:t>
-      </w:r>
-      <w:proofErr w:type="gramStart"/>
-      <w:r>
-        <w:rPr>
-          <w:rFonts w:eastAsia="標楷體" w:hint="eastAsia"/>
-          <w:sz w:val="28"/>
-          <w:szCs w:val="28"/>
-        </w:rPr>
-        <w:t>清晰，</w:t>
-      </w:r>
-      <w:proofErr w:type="gramEnd"/>
-      <w:r>
-        <w:rPr>
-          <w:rFonts w:eastAsia="標楷體" w:hint="eastAsia"/>
-          <w:sz w:val="28"/>
-          <w:szCs w:val="28"/>
-        </w:rPr>
-        <w:t>並提升擴展性與維護性。</w:t>
+        <w:t>進行前後端資料傳輸，使系統架構更為清晰，並提升擴展性與維護性。</w:t>
       </w:r>
     </w:p>
     <w:p>
@@ -9388,25 +9037,7 @@
           <w:sz w:val="28"/>
           <w:szCs w:val="28"/>
         </w:rPr>
-        <w:t>資料庫，建置一套完整</w:t>
-      </w:r>
-      <w:proofErr w:type="gramStart"/>
-      <w:r>
-        <w:rPr>
-          <w:rFonts w:eastAsia="標楷體" w:hint="eastAsia"/>
-          <w:sz w:val="28"/>
-          <w:szCs w:val="28"/>
-        </w:rPr>
-        <w:t>的資安風險</w:t>
-      </w:r>
-      <w:proofErr w:type="gramEnd"/>
-      <w:r>
-        <w:rPr>
-          <w:rFonts w:eastAsia="標楷體" w:hint="eastAsia"/>
-          <w:sz w:val="28"/>
-          <w:szCs w:val="28"/>
-        </w:rPr>
-        <w:t>評估平台。</w:t>
+        <w:t>資料庫，建置一套完整的資安風險評估平台。</w:t>
       </w:r>
     </w:p>
     <w:p>
@@ -9427,25 +9058,7 @@
           <w:sz w:val="28"/>
           <w:szCs w:val="28"/>
         </w:rPr>
-        <w:t>考量現今使用者多透過不同裝置進行操作，本系統設計為跨平台網頁應用，支援電腦與行動裝置瀏覽器，使用者能隨時</w:t>
-      </w:r>
-      <w:proofErr w:type="gramStart"/>
-      <w:r>
-        <w:rPr>
-          <w:rFonts w:eastAsia="標楷體" w:hint="eastAsia"/>
-          <w:sz w:val="28"/>
-          <w:szCs w:val="28"/>
-        </w:rPr>
-        <w:t>進行資安風險</w:t>
-      </w:r>
-      <w:proofErr w:type="gramEnd"/>
-      <w:r>
-        <w:rPr>
-          <w:rFonts w:eastAsia="標楷體" w:hint="eastAsia"/>
-          <w:sz w:val="28"/>
-          <w:szCs w:val="28"/>
-        </w:rPr>
-        <w:t>評估與查詢結果。系統軟、硬體需求如下：</w:t>
+        <w:t>考量現今使用者多透過不同裝置進行操作，本系統設計為跨平台網頁應用，支援電腦與行動裝置瀏覽器，使用者能隨時進行資安風險評估與查詢結果。系統軟、硬體需求如下：</w:t>
       </w:r>
     </w:p>
     <w:p>
@@ -10484,25 +10097,7 @@
           <w:sz w:val="28"/>
           <w:szCs w:val="28"/>
         </w:rPr>
-        <w:t>以下列出本系統於開發「</w:t>
-      </w:r>
-      <w:proofErr w:type="gramStart"/>
-      <w:r>
-        <w:rPr>
-          <w:rFonts w:eastAsia="標楷體" w:hint="eastAsia"/>
-          <w:sz w:val="28"/>
-          <w:szCs w:val="28"/>
-        </w:rPr>
-        <w:t>資安風險</w:t>
-      </w:r>
-      <w:proofErr w:type="gramEnd"/>
-      <w:r>
-        <w:rPr>
-          <w:rFonts w:eastAsia="標楷體" w:hint="eastAsia"/>
-          <w:sz w:val="28"/>
-          <w:szCs w:val="28"/>
-        </w:rPr>
-        <w:t>評鑑</w:t>
+        <w:t>以下列出本系統於開發「資安風險評鑑</w:t>
       </w:r>
       <w:r>
         <w:rPr>
@@ -10781,25 +10376,7 @@
           <w:sz w:val="28"/>
           <w:szCs w:val="28"/>
         </w:rPr>
-        <w:t>：為</w:t>
-      </w:r>
-      <w:proofErr w:type="gramStart"/>
-      <w:r>
-        <w:rPr>
-          <w:rFonts w:eastAsia="標楷體" w:hint="eastAsia"/>
-          <w:sz w:val="28"/>
-          <w:szCs w:val="28"/>
-        </w:rPr>
-        <w:t>輕量且功能</w:t>
-      </w:r>
-      <w:proofErr w:type="gramEnd"/>
-      <w:r>
-        <w:rPr>
-          <w:rFonts w:eastAsia="標楷體" w:hint="eastAsia"/>
-          <w:sz w:val="28"/>
-          <w:szCs w:val="28"/>
-        </w:rPr>
-        <w:t>完整之開發工具，支援多種程式語言與除錯功能，並可透過擴充套件提升開發效率，是本系統主要開發環境。</w:t>
+        <w:t>：為輕量且功能完整之開發工具，支援多種程式語言與除錯功能，並可透過擴充套件提升開發效率，是本系統主要開發環境。</w:t>
       </w:r>
     </w:p>
     <w:p>
@@ -10930,25 +10507,7 @@
           <w:sz w:val="28"/>
           <w:szCs w:val="28"/>
         </w:rPr>
-        <w:t>設計原則：作為前後端資料傳輸之設計依據，使系統架構</w:t>
-      </w:r>
-      <w:proofErr w:type="gramStart"/>
-      <w:r>
-        <w:rPr>
-          <w:rFonts w:eastAsia="標楷體" w:hint="eastAsia"/>
-          <w:sz w:val="28"/>
-          <w:szCs w:val="28"/>
-        </w:rPr>
-        <w:t>清晰，</w:t>
-      </w:r>
-      <w:proofErr w:type="gramEnd"/>
-      <w:r>
-        <w:rPr>
-          <w:rFonts w:eastAsia="標楷體" w:hint="eastAsia"/>
-          <w:sz w:val="28"/>
-          <w:szCs w:val="28"/>
-        </w:rPr>
-        <w:t>並提升系統之擴展性與維護性。</w:t>
+        <w:t>設計原則：作為前後端資料傳輸之設計依據，使系統架構清晰，並提升系統之擴展性與維護性。</w:t>
       </w:r>
     </w:p>
     <w:p>
@@ -11716,14 +11275,12 @@
                 <w:rFonts w:eastAsia="標楷體"/>
               </w:rPr>
             </w:pPr>
-            <w:proofErr w:type="spellStart"/>
             <w:r>
               <w:rPr>
                 <w:rFonts w:eastAsia="標楷體"/>
               </w:rPr>
               <w:t>Github</w:t>
             </w:r>
-            <w:proofErr w:type="spellEnd"/>
           </w:p>
         </w:tc>
       </w:tr>
@@ -11774,14 +11331,12 @@
                 <w:rFonts w:eastAsia="標楷體"/>
               </w:rPr>
             </w:pPr>
-            <w:proofErr w:type="spellStart"/>
             <w:r>
               <w:rPr>
                 <w:rFonts w:eastAsia="標楷體"/>
               </w:rPr>
               <w:t>Github</w:t>
             </w:r>
-            <w:proofErr w:type="spellEnd"/>
             <w:r>
               <w:rPr>
                 <w:rFonts w:eastAsia="標楷體" w:hint="eastAsia"/>
@@ -12439,7 +11994,6 @@
         <w:lastRenderedPageBreak/>
         <w:t xml:space="preserve">7-4 </w:t>
       </w:r>
-      <w:proofErr w:type="gramStart"/>
       <w:r>
         <w:rPr>
           <w:rFonts w:eastAsia="標楷體"/>
@@ -12456,7 +12010,6 @@
         </w:rPr>
         <w:t>與</w:t>
       </w:r>
-      <w:proofErr w:type="gramEnd"/>
       <w:r>
         <w:rPr>
           <w:rFonts w:eastAsia="標楷體"/>
@@ -12697,7 +12250,6 @@
         </w:rPr>
         <w:t>「</w:t>
       </w:r>
-      <w:proofErr w:type="spellStart"/>
       <w:r>
         <w:rPr>
           <w:rFonts w:eastAsia="標楷體" w:cs="新細明體"/>
@@ -12707,7 +12259,6 @@
         </w:rPr>
         <w:t>Supabase</w:t>
       </w:r>
-      <w:proofErr w:type="spellEnd"/>
       <w:r>
         <w:rPr>
           <w:rFonts w:eastAsia="標楷體" w:cs="新細明體"/>
@@ -12769,27 +12320,7 @@
           <w:sz w:val="28"/>
           <w:szCs w:val="28"/>
         </w:rPr>
-        <w:t>）</w:t>
-      </w:r>
-      <w:proofErr w:type="gramStart"/>
-      <w:r>
-        <w:rPr>
-          <w:rFonts w:eastAsia="標楷體" w:cs="新細明體"/>
-          <w:kern w:val="0"/>
-          <w:sz w:val="28"/>
-          <w:szCs w:val="28"/>
-        </w:rPr>
-        <w:t>與外鍵</w:t>
-      </w:r>
-      <w:proofErr w:type="gramEnd"/>
-      <w:r>
-        <w:rPr>
-          <w:rFonts w:eastAsia="標楷體" w:cs="新細明體"/>
-          <w:kern w:val="0"/>
-          <w:sz w:val="28"/>
-          <w:szCs w:val="28"/>
-        </w:rPr>
-        <w:t>（</w:t>
+        <w:t>）與外鍵（</w:t>
       </w:r>
       <w:r>
         <w:rPr>
@@ -13015,7 +12546,6 @@
           <w:szCs w:val="28"/>
         </w:rPr>
       </w:pPr>
-      <w:proofErr w:type="spellStart"/>
       <w:r>
         <w:rPr>
           <w:rFonts w:eastAsia="標楷體" w:cs="新細明體"/>
@@ -13025,7 +12555,6 @@
         </w:rPr>
         <w:t>risk_assessments</w:t>
       </w:r>
-      <w:proofErr w:type="spellEnd"/>
       <w:r>
         <w:rPr>
           <w:rFonts w:eastAsia="標楷體" w:cs="新細明體"/>
@@ -13053,7 +12582,6 @@
           <w:szCs w:val="28"/>
         </w:rPr>
       </w:pPr>
-      <w:proofErr w:type="spellStart"/>
       <w:r>
         <w:rPr>
           <w:rFonts w:eastAsia="標楷體" w:cs="新細明體"/>
@@ -13063,7 +12591,6 @@
         </w:rPr>
         <w:t>audit_logs</w:t>
       </w:r>
-      <w:proofErr w:type="spellEnd"/>
       <w:r>
         <w:rPr>
           <w:rFonts w:eastAsia="標楷體" w:cs="新細明體"/>
@@ -13240,27 +12767,7 @@
           <w:sz w:val="28"/>
           <w:szCs w:val="28"/>
         </w:rPr>
-        <w:t xml:space="preserve"> </w:t>
-      </w:r>
-      <w:proofErr w:type="spellStart"/>
-      <w:r>
-        <w:rPr>
-          <w:rFonts w:eastAsia="標楷體" w:cs="新細明體"/>
-          <w:kern w:val="0"/>
-          <w:sz w:val="28"/>
-          <w:szCs w:val="28"/>
-        </w:rPr>
-        <w:t>risk_assessments</w:t>
-      </w:r>
-      <w:proofErr w:type="spellEnd"/>
-      <w:r>
-        <w:rPr>
-          <w:rFonts w:eastAsia="標楷體" w:cs="新細明體"/>
-          <w:kern w:val="0"/>
-          <w:sz w:val="28"/>
-          <w:szCs w:val="28"/>
-        </w:rPr>
-        <w:t xml:space="preserve"> </w:t>
+        <w:t xml:space="preserve"> risk_assessments </w:t>
       </w:r>
       <w:r>
         <w:rPr>
@@ -13295,19 +12802,8 @@
           <w:sz w:val="28"/>
           <w:szCs w:val="28"/>
         </w:rPr>
-        <w:t>關聯類型：一對多</w:t>
-      </w:r>
-      <w:proofErr w:type="gramStart"/>
-      <w:r>
-        <w:rPr>
-          <w:rFonts w:eastAsia="標楷體" w:cs="新細明體"/>
-          <w:kern w:val="0"/>
-          <w:sz w:val="28"/>
-          <w:szCs w:val="28"/>
-        </w:rPr>
-        <w:t>（</w:t>
-      </w:r>
-      <w:proofErr w:type="gramEnd"/>
+        <w:t>關聯類型：一對多（</w:t>
+      </w:r>
       <w:r>
         <w:rPr>
           <w:rFonts w:eastAsia="標楷體" w:cs="新細明體"/>
@@ -13317,7 +12813,6 @@
         </w:rPr>
         <w:t>1:N</w:t>
       </w:r>
-      <w:proofErr w:type="gramStart"/>
       <w:r>
         <w:rPr>
           <w:rFonts w:eastAsia="標楷體" w:cs="新細明體"/>
@@ -13327,7 +12822,6 @@
         </w:rPr>
         <w:t>）</w:t>
       </w:r>
-      <w:proofErr w:type="gramEnd"/>
       <w:r>
         <w:rPr>
           <w:rFonts w:eastAsia="標楷體" w:cs="新細明體"/>
@@ -13381,7 +12875,6 @@
         </w:rPr>
         <w:t>）可對應多筆風險評估結果（</w:t>
       </w:r>
-      <w:proofErr w:type="spellStart"/>
       <w:r>
         <w:rPr>
           <w:rFonts w:eastAsia="標楷體" w:cs="新細明體"/>
@@ -13391,7 +12884,6 @@
         </w:rPr>
         <w:t>risk_assessments</w:t>
       </w:r>
-      <w:proofErr w:type="spellEnd"/>
       <w:r>
         <w:rPr>
           <w:rFonts w:eastAsia="標楷體" w:cs="新細明體"/>
@@ -13484,7 +12976,6 @@
           <w:szCs w:val="28"/>
         </w:rPr>
       </w:pPr>
-      <w:proofErr w:type="spellStart"/>
       <w:r>
         <w:rPr>
           <w:rFonts w:eastAsia="標楷體" w:cs="細明體"/>
@@ -13494,7 +12985,6 @@
         </w:rPr>
         <w:t>risk_assessments.asset_id</w:t>
       </w:r>
-      <w:proofErr w:type="spellEnd"/>
       <w:r>
         <w:rPr>
           <w:rFonts w:eastAsia="標楷體" w:cs="新細明體"/>
@@ -13569,27 +13059,7 @@
           <w:sz w:val="28"/>
           <w:szCs w:val="28"/>
         </w:rPr>
-        <w:t xml:space="preserve"> </w:t>
-      </w:r>
-      <w:proofErr w:type="spellStart"/>
-      <w:r>
-        <w:rPr>
-          <w:rFonts w:eastAsia="標楷體" w:cs="新細明體"/>
-          <w:kern w:val="0"/>
-          <w:sz w:val="28"/>
-          <w:szCs w:val="28"/>
-        </w:rPr>
-        <w:t>audit_logs</w:t>
-      </w:r>
-      <w:proofErr w:type="spellEnd"/>
-      <w:r>
-        <w:rPr>
-          <w:rFonts w:eastAsia="標楷體" w:cs="新細明體"/>
-          <w:kern w:val="0"/>
-          <w:sz w:val="28"/>
-          <w:szCs w:val="28"/>
-        </w:rPr>
-        <w:t xml:space="preserve"> </w:t>
+        <w:t xml:space="preserve"> audit_logs </w:t>
       </w:r>
       <w:r>
         <w:rPr>
@@ -13624,19 +13094,8 @@
           <w:sz w:val="28"/>
           <w:szCs w:val="28"/>
         </w:rPr>
-        <w:t>關聯類型：一對多</w:t>
-      </w:r>
-      <w:proofErr w:type="gramStart"/>
-      <w:r>
-        <w:rPr>
-          <w:rFonts w:eastAsia="標楷體" w:cs="新細明體"/>
-          <w:kern w:val="0"/>
-          <w:sz w:val="28"/>
-          <w:szCs w:val="28"/>
-        </w:rPr>
-        <w:t>（</w:t>
-      </w:r>
-      <w:proofErr w:type="gramEnd"/>
+        <w:t>關聯類型：一對多（</w:t>
+      </w:r>
       <w:r>
         <w:rPr>
           <w:rFonts w:eastAsia="標楷體" w:cs="新細明體"/>
@@ -13646,7 +13105,6 @@
         </w:rPr>
         <w:t>1:N</w:t>
       </w:r>
-      <w:proofErr w:type="gramStart"/>
       <w:r>
         <w:rPr>
           <w:rFonts w:eastAsia="標楷體" w:cs="新細明體"/>
@@ -13656,7 +13114,6 @@
         </w:rPr>
         <w:t>）</w:t>
       </w:r>
-      <w:proofErr w:type="gramEnd"/>
     </w:p>
     <w:p>
       <w:pPr>
@@ -13683,7 +13140,6 @@
         </w:rPr>
         <w:t>一位使用者可產生多筆操作紀錄（</w:t>
       </w:r>
-      <w:proofErr w:type="spellStart"/>
       <w:r>
         <w:rPr>
           <w:rFonts w:eastAsia="標楷體" w:cs="新細明體"/>
@@ -13693,7 +13149,6 @@
         </w:rPr>
         <w:t>audit_logs</w:t>
       </w:r>
-      <w:proofErr w:type="spellEnd"/>
       <w:r>
         <w:rPr>
           <w:rFonts w:eastAsia="標楷體" w:cs="新細明體"/>
@@ -13726,17 +13181,24 @@
         </w:rPr>
         <w:t>目前資料庫設計中，</w:t>
       </w:r>
-      <w:proofErr w:type="spellStart"/>
-      <w:r>
-        <w:rPr>
-          <w:rFonts w:eastAsia="標楷體" w:cs="新細明體"/>
-          <w:kern w:val="0"/>
-          <w:sz w:val="28"/>
-          <w:szCs w:val="28"/>
-        </w:rPr>
-        <w:t>audit_logs</w:t>
-      </w:r>
-      <w:proofErr w:type="spellEnd"/>
+      <w:r>
+        <w:rPr>
+          <w:rFonts w:eastAsia="標楷體" w:cs="新細明體"/>
+          <w:kern w:val="0"/>
+          <w:sz w:val="28"/>
+          <w:szCs w:val="28"/>
+        </w:rPr>
+        <w:t xml:space="preserve">audit_logs </w:t>
+      </w:r>
+      <w:r>
+        <w:rPr>
+          <w:rFonts w:eastAsia="標楷體" w:cs="新細明體"/>
+          <w:kern w:val="0"/>
+          <w:sz w:val="28"/>
+          <w:szCs w:val="28"/>
+        </w:rPr>
+        <w:t>以文字欄位</w:t>
+      </w:r>
       <w:r>
         <w:rPr>
           <w:rFonts w:eastAsia="標楷體" w:cs="新細明體"/>
@@ -13748,12 +13210,12 @@
       </w:r>
       <w:r>
         <w:rPr>
-          <w:rFonts w:eastAsia="標楷體" w:cs="新細明體"/>
-          <w:kern w:val="0"/>
-          <w:sz w:val="28"/>
-          <w:szCs w:val="28"/>
-        </w:rPr>
-        <w:t>以文字欄位</w:t>
+          <w:rFonts w:eastAsia="標楷體" w:cs="細明體"/>
+          <w:kern w:val="0"/>
+          <w:sz w:val="28"/>
+          <w:szCs w:val="28"/>
+        </w:rPr>
+        <w:t>operator</w:t>
       </w:r>
       <w:r>
         <w:rPr>
@@ -13766,24 +13228,6 @@
       </w:r>
       <w:r>
         <w:rPr>
-          <w:rFonts w:eastAsia="標楷體" w:cs="細明體"/>
-          <w:kern w:val="0"/>
-          <w:sz w:val="28"/>
-          <w:szCs w:val="28"/>
-        </w:rPr>
-        <w:t>operator</w:t>
-      </w:r>
-      <w:r>
-        <w:rPr>
-          <w:rFonts w:eastAsia="標楷體" w:cs="新細明體"/>
-          <w:kern w:val="0"/>
-          <w:sz w:val="28"/>
-          <w:szCs w:val="28"/>
-        </w:rPr>
-        <w:t xml:space="preserve"> </w:t>
-      </w:r>
-      <w:r>
-        <w:rPr>
           <w:rFonts w:eastAsia="標楷體" w:cs="新細明體"/>
           <w:kern w:val="0"/>
           <w:sz w:val="28"/>
@@ -13798,19 +13242,8 @@
           <w:sz w:val="28"/>
           <w:szCs w:val="28"/>
         </w:rPr>
-        <w:t xml:space="preserve"> </w:t>
-      </w:r>
-      <w:proofErr w:type="spellStart"/>
-      <w:r>
-        <w:rPr>
-          <w:rFonts w:eastAsia="標楷體" w:cs="新細明體"/>
-          <w:kern w:val="0"/>
-          <w:sz w:val="28"/>
-          <w:szCs w:val="28"/>
-        </w:rPr>
-        <w:t>users.username</w:t>
-      </w:r>
-      <w:proofErr w:type="spellEnd"/>
+        <w:t xml:space="preserve"> users.username</w:t>
+      </w:r>
       <w:r>
         <w:rPr>
           <w:rFonts w:eastAsia="標楷體" w:cs="新細明體"/>
@@ -13859,7 +13292,6 @@
           <w:szCs w:val="28"/>
         </w:rPr>
       </w:pPr>
-      <w:proofErr w:type="spellStart"/>
       <w:r>
         <w:rPr>
           <w:rFonts w:eastAsia="標楷體" w:cs="細明體"/>
@@ -13869,7 +13301,6 @@
         </w:rPr>
         <w:t>audit_logs.operator</w:t>
       </w:r>
-      <w:proofErr w:type="spellEnd"/>
       <w:r>
         <w:rPr>
           <w:rFonts w:eastAsia="標楷體" w:cs="新細明體"/>
@@ -13897,7 +13328,6 @@
         </w:rPr>
         <w:t xml:space="preserve"> </w:t>
       </w:r>
-      <w:proofErr w:type="spellStart"/>
       <w:r>
         <w:rPr>
           <w:rFonts w:eastAsia="標楷體" w:cs="細明體"/>
@@ -13907,7 +13337,6 @@
         </w:rPr>
         <w:t>users.username</w:t>
       </w:r>
-      <w:proofErr w:type="spellEnd"/>
       <w:r>
         <w:rPr>
           <w:rFonts w:eastAsia="標楷體" w:cs="新細明體"/>
@@ -13973,27 +13402,7 @@
           <w:sz w:val="28"/>
           <w:szCs w:val="28"/>
         </w:rPr>
-        <w:t xml:space="preserve"> </w:t>
-      </w:r>
-      <w:proofErr w:type="spellStart"/>
-      <w:r>
-        <w:rPr>
-          <w:rFonts w:eastAsia="標楷體" w:cs="新細明體"/>
-          <w:kern w:val="0"/>
-          <w:sz w:val="28"/>
-          <w:szCs w:val="28"/>
-        </w:rPr>
-        <w:t>audit_logs</w:t>
-      </w:r>
-      <w:proofErr w:type="spellEnd"/>
-      <w:r>
-        <w:rPr>
-          <w:rFonts w:eastAsia="標楷體" w:cs="新細明體"/>
-          <w:kern w:val="0"/>
-          <w:sz w:val="28"/>
-          <w:szCs w:val="28"/>
-        </w:rPr>
-        <w:t xml:space="preserve"> </w:t>
+        <w:t xml:space="preserve"> audit_logs </w:t>
       </w:r>
       <w:r>
         <w:rPr>
@@ -14028,19 +13437,8 @@
           <w:sz w:val="28"/>
           <w:szCs w:val="28"/>
         </w:rPr>
-        <w:t>關聯類型：一對多</w:t>
-      </w:r>
-      <w:proofErr w:type="gramStart"/>
-      <w:r>
-        <w:rPr>
-          <w:rFonts w:eastAsia="標楷體" w:cs="新細明體"/>
-          <w:kern w:val="0"/>
-          <w:sz w:val="28"/>
-          <w:szCs w:val="28"/>
-        </w:rPr>
-        <w:t>（</w:t>
-      </w:r>
-      <w:proofErr w:type="gramEnd"/>
+        <w:t>關聯類型：一對多（</w:t>
+      </w:r>
       <w:r>
         <w:rPr>
           <w:rFonts w:eastAsia="標楷體" w:cs="新細明體"/>
@@ -14050,7 +13448,6 @@
         </w:rPr>
         <w:t>1:N</w:t>
       </w:r>
-      <w:proofErr w:type="gramStart"/>
       <w:r>
         <w:rPr>
           <w:rFonts w:eastAsia="標楷體" w:cs="新細明體"/>
@@ -14060,7 +13457,6 @@
         </w:rPr>
         <w:t>）</w:t>
       </w:r>
-      <w:proofErr w:type="gramEnd"/>
       <w:r>
         <w:rPr>
           <w:rFonts w:eastAsia="標楷體" w:cs="新細明體"/>
@@ -14135,47 +13531,26 @@
           <w:sz w:val="28"/>
           <w:szCs w:val="28"/>
         </w:rPr>
+        <w:t xml:space="preserve"> audit_logs </w:t>
+      </w:r>
+      <w:r>
+        <w:rPr>
+          <w:rFonts w:eastAsia="標楷體" w:cs="新細明體"/>
+          <w:kern w:val="0"/>
+          <w:sz w:val="28"/>
+          <w:szCs w:val="28"/>
+        </w:rPr>
+        <w:t>透過</w:t>
+      </w:r>
+      <w:r>
+        <w:rPr>
+          <w:rFonts w:eastAsia="標楷體" w:cs="新細明體"/>
+          <w:kern w:val="0"/>
+          <w:sz w:val="28"/>
+          <w:szCs w:val="28"/>
+        </w:rPr>
         <w:t xml:space="preserve"> </w:t>
       </w:r>
-      <w:proofErr w:type="spellStart"/>
-      <w:r>
-        <w:rPr>
-          <w:rFonts w:eastAsia="標楷體" w:cs="新細明體"/>
-          <w:kern w:val="0"/>
-          <w:sz w:val="28"/>
-          <w:szCs w:val="28"/>
-        </w:rPr>
-        <w:t>audit_logs</w:t>
-      </w:r>
-      <w:proofErr w:type="spellEnd"/>
-      <w:r>
-        <w:rPr>
-          <w:rFonts w:eastAsia="標楷體" w:cs="新細明體"/>
-          <w:kern w:val="0"/>
-          <w:sz w:val="28"/>
-          <w:szCs w:val="28"/>
-        </w:rPr>
-        <w:t xml:space="preserve"> </w:t>
-      </w:r>
-      <w:r>
-        <w:rPr>
-          <w:rFonts w:eastAsia="標楷體" w:cs="新細明體"/>
-          <w:kern w:val="0"/>
-          <w:sz w:val="28"/>
-          <w:szCs w:val="28"/>
-        </w:rPr>
-        <w:t>透過</w:t>
-      </w:r>
-      <w:r>
-        <w:rPr>
-          <w:rFonts w:eastAsia="標楷體" w:cs="新細明體"/>
-          <w:kern w:val="0"/>
-          <w:sz w:val="28"/>
-          <w:szCs w:val="28"/>
-        </w:rPr>
-        <w:t xml:space="preserve"> </w:t>
-      </w:r>
-      <w:proofErr w:type="spellStart"/>
       <w:r>
         <w:rPr>
           <w:rFonts w:eastAsia="標楷體" w:cs="細明體"/>
@@ -14185,7 +13560,6 @@
         </w:rPr>
         <w:t>target_asset</w:t>
       </w:r>
-      <w:proofErr w:type="spellEnd"/>
       <w:r>
         <w:rPr>
           <w:rFonts w:eastAsia="標楷體" w:cs="新細明體"/>
@@ -14243,7 +13617,6 @@
           <w:szCs w:val="28"/>
         </w:rPr>
       </w:pPr>
-      <w:proofErr w:type="spellStart"/>
       <w:r>
         <w:rPr>
           <w:rFonts w:eastAsia="標楷體" w:cs="細明體"/>
@@ -14253,7 +13626,6 @@
         </w:rPr>
         <w:t>audit_logs.target_asset</w:t>
       </w:r>
-      <w:proofErr w:type="spellEnd"/>
       <w:r>
         <w:rPr>
           <w:rFonts w:eastAsia="標楷體" w:cs="新細明體"/>
@@ -14281,7 +13653,6 @@
         </w:rPr>
         <w:t xml:space="preserve"> </w:t>
       </w:r>
-      <w:proofErr w:type="spellStart"/>
       <w:r>
         <w:rPr>
           <w:rFonts w:eastAsia="標楷體" w:cs="細明體"/>
@@ -14291,7 +13662,6 @@
         </w:rPr>
         <w:t>assets.asset_id_code</w:t>
       </w:r>
-      <w:proofErr w:type="spellEnd"/>
       <w:r>
         <w:rPr>
           <w:rFonts w:eastAsia="標楷體" w:cs="新細明體"/>
@@ -14444,19 +13814,8 @@
           <w:sz w:val="28"/>
           <w:szCs w:val="28"/>
         </w:rPr>
-        <w:t>為</w:t>
-      </w:r>
-      <w:proofErr w:type="gramStart"/>
-      <w:r>
-        <w:rPr>
-          <w:rFonts w:eastAsia="標楷體" w:cs="新細明體"/>
-          <w:kern w:val="0"/>
-          <w:sz w:val="28"/>
-          <w:szCs w:val="28"/>
-        </w:rPr>
-        <w:t>資產表主鍵</w:t>
-      </w:r>
-      <w:proofErr w:type="gramEnd"/>
+        <w:t>為資產表主鍵</w:t>
+      </w:r>
       <w:r>
         <w:rPr>
           <w:rFonts w:eastAsia="標楷體" w:cs="新細明體"/>
@@ -14499,19 +13858,8 @@
           <w:sz w:val="28"/>
           <w:szCs w:val="28"/>
         </w:rPr>
-        <w:t>為風險</w:t>
-      </w:r>
-      <w:proofErr w:type="gramStart"/>
-      <w:r>
-        <w:rPr>
-          <w:rFonts w:eastAsia="標楷體" w:cs="新細明體"/>
-          <w:kern w:val="0"/>
-          <w:sz w:val="28"/>
-          <w:szCs w:val="28"/>
-        </w:rPr>
-        <w:t>評估表主鍵</w:t>
-      </w:r>
-      <w:proofErr w:type="gramEnd"/>
+        <w:t>為風險評估表主鍵</w:t>
+      </w:r>
       <w:r>
         <w:rPr>
           <w:rFonts w:eastAsia="標楷體" w:cs="新細明體"/>
@@ -14554,19 +13902,8 @@
           <w:sz w:val="28"/>
           <w:szCs w:val="28"/>
         </w:rPr>
-        <w:t>為稽核</w:t>
-      </w:r>
-      <w:proofErr w:type="gramStart"/>
-      <w:r>
-        <w:rPr>
-          <w:rFonts w:eastAsia="標楷體" w:cs="新細明體"/>
-          <w:kern w:val="0"/>
-          <w:sz w:val="28"/>
-          <w:szCs w:val="28"/>
-        </w:rPr>
-        <w:t>紀錄表主鍵</w:t>
-      </w:r>
-      <w:proofErr w:type="gramEnd"/>
+        <w:t>為稽核紀錄表主鍵</w:t>
+      </w:r>
       <w:r>
         <w:rPr>
           <w:rFonts w:eastAsia="標楷體" w:cs="新細明體"/>
@@ -14609,19 +13946,8 @@
           <w:sz w:val="28"/>
           <w:szCs w:val="28"/>
         </w:rPr>
-        <w:t>為</w:t>
-      </w:r>
-      <w:proofErr w:type="gramStart"/>
-      <w:r>
-        <w:rPr>
-          <w:rFonts w:eastAsia="標楷體" w:cs="新細明體"/>
-          <w:kern w:val="0"/>
-          <w:sz w:val="28"/>
-          <w:szCs w:val="28"/>
-        </w:rPr>
-        <w:t>使用者表主鍵</w:t>
-      </w:r>
-      <w:proofErr w:type="gramEnd"/>
+        <w:t>為使用者表主鍵</w:t>
+      </w:r>
       <w:r>
         <w:rPr>
           <w:rFonts w:eastAsia="標楷體" w:cs="新細明體"/>
@@ -14685,7 +14011,6 @@
           <w:szCs w:val="28"/>
         </w:rPr>
       </w:pPr>
-      <w:proofErr w:type="spellStart"/>
       <w:r>
         <w:rPr>
           <w:rFonts w:eastAsia="標楷體" w:cs="細明體"/>
@@ -14695,7 +14020,6 @@
         </w:rPr>
         <w:t>risk_assessments.asset_id</w:t>
       </w:r>
-      <w:proofErr w:type="spellEnd"/>
       <w:r>
         <w:rPr>
           <w:rFonts w:eastAsia="標楷體" w:cs="新細明體"/>
@@ -14805,7 +14129,6 @@
           <w:szCs w:val="28"/>
         </w:rPr>
       </w:pPr>
-      <w:proofErr w:type="spellStart"/>
       <w:r>
         <w:rPr>
           <w:rFonts w:eastAsia="標楷體" w:cs="細明體"/>
@@ -14815,7 +14138,6 @@
         </w:rPr>
         <w:t>assets.asset_id_code</w:t>
       </w:r>
-      <w:proofErr w:type="spellEnd"/>
       <w:r>
         <w:rPr>
           <w:rFonts w:eastAsia="標楷體" w:cs="新細明體"/>
@@ -14860,7 +14182,6 @@
           <w:szCs w:val="28"/>
         </w:rPr>
       </w:pPr>
-      <w:proofErr w:type="spellStart"/>
       <w:r>
         <w:rPr>
           <w:rFonts w:eastAsia="標楷體" w:cs="細明體"/>
@@ -14870,7 +14191,6 @@
         </w:rPr>
         <w:t>users.username</w:t>
       </w:r>
-      <w:proofErr w:type="spellEnd"/>
       <w:r>
         <w:rPr>
           <w:rFonts w:eastAsia="標楷體" w:cs="新細明體"/>
@@ -14915,7 +14235,6 @@
           <w:szCs w:val="28"/>
         </w:rPr>
       </w:pPr>
-      <w:proofErr w:type="spellStart"/>
       <w:r>
         <w:rPr>
           <w:rFonts w:eastAsia="標楷體" w:cs="細明體"/>
@@ -14925,7 +14244,6 @@
         </w:rPr>
         <w:t>users.email</w:t>
       </w:r>
-      <w:proofErr w:type="spellEnd"/>
       <w:r>
         <w:rPr>
           <w:rFonts w:eastAsia="標楷體" w:cs="新細明體"/>
@@ -15007,7 +14325,6 @@
           <w:szCs w:val="28"/>
         </w:rPr>
       </w:pPr>
-      <w:proofErr w:type="spellStart"/>
       <w:r>
         <w:rPr>
           <w:rFonts w:eastAsia="標楷體" w:cs="新細明體"/>
@@ -15017,7 +14334,6 @@
         </w:rPr>
         <w:t>assets.asset_name</w:t>
       </w:r>
-      <w:proofErr w:type="spellEnd"/>
       <w:r>
         <w:rPr>
           <w:rFonts w:eastAsia="標楷體" w:cs="新細明體"/>
@@ -15027,25 +14343,14 @@
         </w:rPr>
         <w:t>、</w:t>
       </w:r>
-      <w:proofErr w:type="spellStart"/>
-      <w:r>
-        <w:rPr>
-          <w:rFonts w:eastAsia="標楷體" w:cs="新細明體"/>
-          <w:kern w:val="0"/>
-          <w:sz w:val="28"/>
-          <w:szCs w:val="28"/>
-        </w:rPr>
-        <w:t>asset_type</w:t>
-      </w:r>
-      <w:proofErr w:type="spellEnd"/>
-      <w:r>
-        <w:rPr>
-          <w:rFonts w:eastAsia="標楷體" w:cs="新細明體"/>
-          <w:kern w:val="0"/>
-          <w:sz w:val="28"/>
-          <w:szCs w:val="28"/>
-        </w:rPr>
-        <w:t xml:space="preserve"> </w:t>
+      <w:r>
+        <w:rPr>
+          <w:rFonts w:eastAsia="標楷體" w:cs="新細明體"/>
+          <w:kern w:val="0"/>
+          <w:sz w:val="28"/>
+          <w:szCs w:val="28"/>
+        </w:rPr>
+        <w:t xml:space="preserve">asset_type </w:t>
       </w:r>
       <w:r>
         <w:rPr>
@@ -15082,7 +14387,6 @@
           <w:szCs w:val="28"/>
         </w:rPr>
       </w:pPr>
-      <w:proofErr w:type="spellStart"/>
       <w:r>
         <w:rPr>
           <w:rFonts w:eastAsia="標楷體" w:cs="新細明體"/>
@@ -15092,7 +14396,6 @@
         </w:rPr>
         <w:t>risk_assessments.threat_description</w:t>
       </w:r>
-      <w:proofErr w:type="spellEnd"/>
       <w:r>
         <w:rPr>
           <w:rFonts w:eastAsia="標楷體" w:cs="新細明體"/>
@@ -15102,7 +14405,6 @@
         </w:rPr>
         <w:t>、</w:t>
       </w:r>
-      <w:proofErr w:type="spellStart"/>
       <w:r>
         <w:rPr>
           <w:rFonts w:eastAsia="標楷體" w:cs="新細明體"/>
@@ -15112,7 +14414,6 @@
         </w:rPr>
         <w:t>vulnerability_description</w:t>
       </w:r>
-      <w:proofErr w:type="spellEnd"/>
       <w:r>
         <w:rPr>
           <w:rFonts w:eastAsia="標楷體" w:cs="新細明體"/>
@@ -15122,25 +14423,14 @@
         </w:rPr>
         <w:t>、</w:t>
       </w:r>
-      <w:proofErr w:type="spellStart"/>
-      <w:r>
-        <w:rPr>
-          <w:rFonts w:eastAsia="標楷體" w:cs="新細明體"/>
-          <w:kern w:val="0"/>
-          <w:sz w:val="28"/>
-          <w:szCs w:val="28"/>
-        </w:rPr>
-        <w:t>risk_score</w:t>
-      </w:r>
-      <w:proofErr w:type="spellEnd"/>
-      <w:r>
-        <w:rPr>
-          <w:rFonts w:eastAsia="標楷體" w:cs="新細明體"/>
-          <w:kern w:val="0"/>
-          <w:sz w:val="28"/>
-          <w:szCs w:val="28"/>
-        </w:rPr>
-        <w:t xml:space="preserve"> </w:t>
+      <w:r>
+        <w:rPr>
+          <w:rFonts w:eastAsia="標楷體" w:cs="新細明體"/>
+          <w:kern w:val="0"/>
+          <w:sz w:val="28"/>
+          <w:szCs w:val="28"/>
+        </w:rPr>
+        <w:t xml:space="preserve">risk_score </w:t>
       </w:r>
       <w:r>
         <w:rPr>
@@ -15177,7 +14467,6 @@
           <w:szCs w:val="28"/>
         </w:rPr>
       </w:pPr>
-      <w:proofErr w:type="spellStart"/>
       <w:r>
         <w:rPr>
           <w:rFonts w:eastAsia="標楷體" w:cs="新細明體"/>
@@ -15187,7 +14476,6 @@
         </w:rPr>
         <w:t>users.username</w:t>
       </w:r>
-      <w:proofErr w:type="spellEnd"/>
       <w:r>
         <w:rPr>
           <w:rFonts w:eastAsia="標楷體" w:cs="新細明體"/>
@@ -15468,25 +14756,14 @@
           <w:szCs w:val="28"/>
         </w:rPr>
       </w:pPr>
-      <w:proofErr w:type="spellStart"/>
-      <w:r>
-        <w:rPr>
-          <w:rFonts w:eastAsia="標楷體" w:cs="新細明體"/>
-          <w:kern w:val="0"/>
-          <w:sz w:val="28"/>
-          <w:szCs w:val="28"/>
-        </w:rPr>
-        <w:t>threat_level</w:t>
-      </w:r>
-      <w:proofErr w:type="spellEnd"/>
-      <w:r>
-        <w:rPr>
-          <w:rFonts w:eastAsia="標楷體" w:cs="新細明體"/>
-          <w:kern w:val="0"/>
-          <w:sz w:val="28"/>
-          <w:szCs w:val="28"/>
-        </w:rPr>
-        <w:t xml:space="preserve"> </w:t>
+      <w:r>
+        <w:rPr>
+          <w:rFonts w:eastAsia="標楷體" w:cs="新細明體"/>
+          <w:kern w:val="0"/>
+          <w:sz w:val="28"/>
+          <w:szCs w:val="28"/>
+        </w:rPr>
+        <w:t xml:space="preserve">threat_level </w:t>
       </w:r>
       <w:r>
         <w:rPr>
@@ -15523,25 +14800,14 @@
           <w:szCs w:val="28"/>
         </w:rPr>
       </w:pPr>
-      <w:proofErr w:type="spellStart"/>
-      <w:r>
-        <w:rPr>
-          <w:rFonts w:eastAsia="標楷體" w:cs="新細明體"/>
-          <w:kern w:val="0"/>
-          <w:sz w:val="28"/>
-          <w:szCs w:val="28"/>
-        </w:rPr>
-        <w:t>risk_score</w:t>
-      </w:r>
-      <w:proofErr w:type="spellEnd"/>
-      <w:r>
-        <w:rPr>
-          <w:rFonts w:eastAsia="標楷體" w:cs="新細明體"/>
-          <w:kern w:val="0"/>
-          <w:sz w:val="28"/>
-          <w:szCs w:val="28"/>
-        </w:rPr>
-        <w:t xml:space="preserve"> </w:t>
+      <w:r>
+        <w:rPr>
+          <w:rFonts w:eastAsia="標楷體" w:cs="新細明體"/>
+          <w:kern w:val="0"/>
+          <w:sz w:val="28"/>
+          <w:szCs w:val="28"/>
+        </w:rPr>
+        <w:t xml:space="preserve">risk_score </w:t>
       </w:r>
       <w:r>
         <w:rPr>
@@ -15986,7 +15252,6 @@
                 <w:kern w:val="0"/>
               </w:rPr>
             </w:pPr>
-            <w:proofErr w:type="spellStart"/>
             <w:r>
               <w:rPr>
                 <w:rFonts w:eastAsia="標楷體" w:cs="新細明體"/>
@@ -15994,7 +15259,6 @@
               </w:rPr>
               <w:t>asset_id_code</w:t>
             </w:r>
-            <w:proofErr w:type="spellEnd"/>
           </w:p>
         </w:tc>
         <w:tc>
@@ -16096,7 +15360,6 @@
                 <w:kern w:val="0"/>
               </w:rPr>
             </w:pPr>
-            <w:proofErr w:type="spellStart"/>
             <w:r>
               <w:rPr>
                 <w:rFonts w:eastAsia="標楷體" w:cs="新細明體"/>
@@ -16104,7 +15367,6 @@
               </w:rPr>
               <w:t>asset_name</w:t>
             </w:r>
-            <w:proofErr w:type="spellEnd"/>
           </w:p>
         </w:tc>
         <w:tc>
@@ -16179,17 +15441,8 @@
                 <w:rFonts w:eastAsia="標楷體" w:cs="新細明體" w:hint="eastAsia"/>
                 <w:kern w:val="0"/>
               </w:rPr>
-              <w:t>必填</w:t>
-            </w:r>
-            <w:proofErr w:type="gramStart"/>
-            <w:r>
-              <w:rPr>
-                <w:rFonts w:eastAsia="標楷體" w:cs="新細明體" w:hint="eastAsia"/>
-                <w:kern w:val="0"/>
-              </w:rPr>
-              <w:t>）</w:t>
-            </w:r>
-            <w:proofErr w:type="gramEnd"/>
+              <w:t>必填）</w:t>
+            </w:r>
           </w:p>
         </w:tc>
       </w:tr>
@@ -16208,7 +15461,6 @@
                 <w:kern w:val="0"/>
               </w:rPr>
             </w:pPr>
-            <w:proofErr w:type="spellStart"/>
             <w:r>
               <w:rPr>
                 <w:rFonts w:eastAsia="標楷體" w:cs="新細明體"/>
@@ -16216,7 +15468,6 @@
               </w:rPr>
               <w:t>asset_type</w:t>
             </w:r>
-            <w:proofErr w:type="spellEnd"/>
           </w:p>
         </w:tc>
         <w:tc>
@@ -16426,7 +15677,6 @@
                 <w:kern w:val="0"/>
               </w:rPr>
             </w:pPr>
-            <w:proofErr w:type="spellStart"/>
             <w:r>
               <w:rPr>
                 <w:rFonts w:eastAsia="標楷體" w:cs="新細明體"/>
@@ -16434,7 +15684,6 @@
               </w:rPr>
               <w:t>data_type</w:t>
             </w:r>
-            <w:proofErr w:type="spellEnd"/>
           </w:p>
         </w:tc>
         <w:tc>
@@ -16509,23 +15758,7 @@
                 <w:rFonts w:eastAsia="標楷體" w:cs="新細明體"/>
                 <w:kern w:val="0"/>
               </w:rPr>
-              <w:t>（</w:t>
-            </w:r>
-            <w:proofErr w:type="gramStart"/>
-            <w:r>
-              <w:rPr>
-                <w:rFonts w:eastAsia="標楷體" w:cs="新細明體"/>
-                <w:kern w:val="0"/>
-              </w:rPr>
-              <w:t>個</w:t>
-            </w:r>
-            <w:proofErr w:type="gramEnd"/>
-            <w:r>
-              <w:rPr>
-                <w:rFonts w:eastAsia="標楷體" w:cs="新細明體"/>
-                <w:kern w:val="0"/>
-              </w:rPr>
-              <w:t>資、財務、內部文件等）</w:t>
+              <w:t>（個資、財務、內部文件等）</w:t>
             </w:r>
           </w:p>
         </w:tc>
@@ -16632,7 +15865,6 @@
                 <w:kern w:val="0"/>
               </w:rPr>
             </w:pPr>
-            <w:proofErr w:type="spellStart"/>
             <w:r>
               <w:rPr>
                 <w:rFonts w:eastAsia="標楷體" w:cs="新細明體"/>
@@ -16640,7 +15872,6 @@
               </w:rPr>
               <w:t>system_dependency</w:t>
             </w:r>
-            <w:proofErr w:type="spellEnd"/>
           </w:p>
         </w:tc>
         <w:tc>
@@ -17052,7 +16283,6 @@
                 <w:kern w:val="0"/>
               </w:rPr>
             </w:pPr>
-            <w:proofErr w:type="spellStart"/>
             <w:r>
               <w:rPr>
                 <w:rFonts w:eastAsia="標楷體" w:cs="新細明體"/>
@@ -17060,7 +16290,6 @@
               </w:rPr>
               <w:t>threat_level</w:t>
             </w:r>
-            <w:proofErr w:type="spellEnd"/>
           </w:p>
         </w:tc>
         <w:tc>
@@ -17162,7 +16391,6 @@
                 <w:kern w:val="0"/>
               </w:rPr>
             </w:pPr>
-            <w:proofErr w:type="spellStart"/>
             <w:r>
               <w:rPr>
                 <w:rFonts w:eastAsia="標楷體" w:cs="新細明體"/>
@@ -17170,7 +16398,6 @@
               </w:rPr>
               <w:t>created_at</w:t>
             </w:r>
-            <w:proofErr w:type="spellEnd"/>
           </w:p>
         </w:tc>
         <w:tc>
@@ -17187,7 +16414,6 @@
                 <w:kern w:val="0"/>
               </w:rPr>
             </w:pPr>
-            <w:proofErr w:type="spellStart"/>
             <w:r>
               <w:rPr>
                 <w:rFonts w:eastAsia="標楷體" w:cs="新細明體"/>
@@ -17195,7 +16421,6 @@
               </w:rPr>
               <w:t>timestamptz</w:t>
             </w:r>
-            <w:proofErr w:type="spellEnd"/>
           </w:p>
         </w:tc>
         <w:tc>
@@ -17253,7 +16478,6 @@
                 <w:kern w:val="0"/>
               </w:rPr>
             </w:pPr>
-            <w:proofErr w:type="spellStart"/>
             <w:r>
               <w:rPr>
                 <w:rFonts w:eastAsia="標楷體" w:cs="新細明體"/>
@@ -17261,7 +16485,6 @@
               </w:rPr>
               <w:t>original_label</w:t>
             </w:r>
-            <w:proofErr w:type="spellEnd"/>
           </w:p>
         </w:tc>
         <w:tc>
@@ -17394,21 +16617,8 @@
           <w:szCs w:val="32"/>
         </w:rPr>
         <w:lastRenderedPageBreak/>
-        <w:t xml:space="preserve">8-2-2 </w:t>
-      </w:r>
-      <w:proofErr w:type="spellStart"/>
-      <w:r>
-        <w:rPr>
-          <w:rFonts w:eastAsia="標楷體" w:cs="新細明體"/>
-          <w:b/>
-          <w:bCs/>
-          <w:kern w:val="0"/>
-          <w:sz w:val="32"/>
-          <w:szCs w:val="32"/>
-        </w:rPr>
-        <w:t>risk_assessments</w:t>
-      </w:r>
-      <w:proofErr w:type="spellEnd"/>
+        <w:t>8-2-2 risk_assessments</w:t>
+      </w:r>
       <w:r>
         <w:rPr>
           <w:rFonts w:eastAsia="標楷體" w:cs="新細明體"/>
@@ -17736,7 +16946,6 @@
                 <w:kern w:val="0"/>
               </w:rPr>
             </w:pPr>
-            <w:proofErr w:type="spellStart"/>
             <w:r>
               <w:rPr>
                 <w:rFonts w:eastAsia="標楷體" w:cs="新細明體"/>
@@ -17744,7 +16953,6 @@
               </w:rPr>
               <w:t>asset_id</w:t>
             </w:r>
-            <w:proofErr w:type="spellEnd"/>
           </w:p>
         </w:tc>
         <w:tc>
@@ -17839,7 +17047,6 @@
                 <w:kern w:val="0"/>
               </w:rPr>
             </w:pPr>
-            <w:proofErr w:type="spellStart"/>
             <w:r>
               <w:rPr>
                 <w:rFonts w:eastAsia="標楷體" w:cs="新細明體"/>
@@ -17847,7 +17054,6 @@
               </w:rPr>
               <w:t>threat_description</w:t>
             </w:r>
-            <w:proofErr w:type="spellEnd"/>
           </w:p>
         </w:tc>
         <w:tc>
@@ -17942,7 +17148,6 @@
                 <w:kern w:val="0"/>
               </w:rPr>
             </w:pPr>
-            <w:proofErr w:type="spellStart"/>
             <w:r>
               <w:rPr>
                 <w:rFonts w:eastAsia="標楷體" w:cs="新細明體"/>
@@ -17950,7 +17155,6 @@
               </w:rPr>
               <w:t>vulnerability_description</w:t>
             </w:r>
-            <w:proofErr w:type="spellEnd"/>
           </w:p>
         </w:tc>
         <w:tc>
@@ -18045,7 +17249,6 @@
                 <w:kern w:val="0"/>
               </w:rPr>
             </w:pPr>
-            <w:proofErr w:type="spellStart"/>
             <w:r>
               <w:rPr>
                 <w:rFonts w:eastAsia="標楷體" w:cs="新細明體"/>
@@ -18053,7 +17256,6 @@
               </w:rPr>
               <w:t>risk_score</w:t>
             </w:r>
-            <w:proofErr w:type="spellEnd"/>
           </w:p>
         </w:tc>
         <w:tc>
@@ -18134,7 +17336,6 @@
                 <w:kern w:val="0"/>
               </w:rPr>
             </w:pPr>
-            <w:proofErr w:type="spellStart"/>
             <w:r>
               <w:rPr>
                 <w:rFonts w:eastAsia="標楷體" w:cs="新細明體"/>
@@ -18142,7 +17343,6 @@
               </w:rPr>
               <w:t>ai_suggestion</w:t>
             </w:r>
-            <w:proofErr w:type="spellEnd"/>
           </w:p>
         </w:tc>
         <w:tc>
@@ -18304,23 +17504,7 @@
                 <w:rFonts w:eastAsia="標楷體" w:cs="新細明體"/>
                 <w:kern w:val="0"/>
               </w:rPr>
-              <w:t>風險處理狀態</w:t>
-            </w:r>
-            <w:proofErr w:type="gramStart"/>
-            <w:r>
-              <w:rPr>
-                <w:rFonts w:eastAsia="標楷體" w:cs="新細明體"/>
-                <w:kern w:val="0"/>
-              </w:rPr>
-              <w:t>（</w:t>
-            </w:r>
-            <w:proofErr w:type="gramEnd"/>
-            <w:r>
-              <w:rPr>
-                <w:rFonts w:eastAsia="標楷體" w:cs="新細明體"/>
-                <w:kern w:val="0"/>
-              </w:rPr>
-              <w:t>例如</w:t>
+              <w:t>風險處理狀態（例如</w:t>
             </w:r>
             <w:r>
               <w:rPr>
@@ -18336,7 +17520,6 @@
               </w:rPr>
               <w:t>待處理、已修復、風險接受</w:t>
             </w:r>
-            <w:proofErr w:type="gramStart"/>
             <w:r>
               <w:rPr>
                 <w:rFonts w:eastAsia="標楷體" w:cs="新細明體"/>
@@ -18344,7 +17527,6 @@
               </w:rPr>
               <w:t>）</w:t>
             </w:r>
-            <w:proofErr w:type="gramEnd"/>
           </w:p>
         </w:tc>
       </w:tr>
@@ -18363,7 +17545,6 @@
                 <w:kern w:val="0"/>
               </w:rPr>
             </w:pPr>
-            <w:proofErr w:type="spellStart"/>
             <w:r>
               <w:rPr>
                 <w:rFonts w:eastAsia="標楷體" w:cs="新細明體"/>
@@ -18371,7 +17552,6 @@
               </w:rPr>
               <w:t>asset_id_code</w:t>
             </w:r>
-            <w:proofErr w:type="spellEnd"/>
           </w:p>
         </w:tc>
         <w:tc>
@@ -18482,21 +17662,8 @@
           <w:sz w:val="32"/>
           <w:szCs w:val="32"/>
         </w:rPr>
-        <w:t xml:space="preserve">8-2-3 </w:t>
-      </w:r>
-      <w:proofErr w:type="spellStart"/>
-      <w:r>
-        <w:rPr>
-          <w:rFonts w:eastAsia="標楷體" w:cs="新細明體"/>
-          <w:b/>
-          <w:bCs/>
-          <w:kern w:val="0"/>
-          <w:sz w:val="32"/>
-          <w:szCs w:val="32"/>
-        </w:rPr>
-        <w:t>audit_logs</w:t>
-      </w:r>
-      <w:proofErr w:type="spellEnd"/>
+        <w:t>8-2-3 audit_logs</w:t>
+      </w:r>
       <w:r>
         <w:rPr>
           <w:rFonts w:eastAsia="標楷體" w:cs="新細明體"/>
@@ -19071,7 +18238,6 @@
                 <w:kern w:val="0"/>
               </w:rPr>
             </w:pPr>
-            <w:proofErr w:type="spellStart"/>
             <w:r>
               <w:rPr>
                 <w:rFonts w:eastAsia="標楷體" w:cs="新細明體"/>
@@ -19080,7 +18246,6 @@
               <w:lastRenderedPageBreak/>
               <w:t>target_asset</w:t>
             </w:r>
-            <w:proofErr w:type="spellEnd"/>
           </w:p>
         </w:tc>
         <w:tc>
@@ -19161,7 +18326,6 @@
                 <w:kern w:val="0"/>
               </w:rPr>
             </w:pPr>
-            <w:proofErr w:type="spellStart"/>
             <w:r>
               <w:rPr>
                 <w:rFonts w:eastAsia="標楷體" w:cs="新細明體"/>
@@ -19169,7 +18333,6 @@
               </w:rPr>
               <w:t>log_time</w:t>
             </w:r>
-            <w:proofErr w:type="spellEnd"/>
           </w:p>
         </w:tc>
         <w:tc>
@@ -19186,7 +18349,6 @@
                 <w:kern w:val="0"/>
               </w:rPr>
             </w:pPr>
-            <w:proofErr w:type="spellStart"/>
             <w:r>
               <w:rPr>
                 <w:rFonts w:eastAsia="標楷體" w:cs="新細明體"/>
@@ -19194,7 +18356,6 @@
               </w:rPr>
               <w:t>timestamptz</w:t>
             </w:r>
-            <w:proofErr w:type="spellEnd"/>
           </w:p>
         </w:tc>
         <w:tc>
@@ -19341,27 +18502,7 @@
           <w:sz w:val="28"/>
           <w:szCs w:val="28"/>
         </w:rPr>
-        <w:t>），以</w:t>
-      </w:r>
-      <w:proofErr w:type="gramStart"/>
-      <w:r>
-        <w:rPr>
-          <w:rFonts w:eastAsia="標楷體" w:cs="新細明體"/>
-          <w:kern w:val="0"/>
-          <w:sz w:val="28"/>
-          <w:szCs w:val="28"/>
-        </w:rPr>
-        <w:t>符合資安管理</w:t>
-      </w:r>
-      <w:proofErr w:type="gramEnd"/>
-      <w:r>
-        <w:rPr>
-          <w:rFonts w:eastAsia="標楷體" w:cs="新細明體"/>
-          <w:kern w:val="0"/>
-          <w:sz w:val="28"/>
-          <w:szCs w:val="28"/>
-        </w:rPr>
-        <w:t>中最小權限原則（</w:t>
+        <w:t>），以符合資安管理中最小權限原則（</w:t>
       </w:r>
       <w:r>
         <w:rPr>
@@ -19546,7 +18687,6 @@
                 <w:kern w:val="0"/>
               </w:rPr>
             </w:pPr>
-            <w:proofErr w:type="spellStart"/>
             <w:r>
               <w:rPr>
                 <w:rFonts w:eastAsia="標楷體" w:cs="新細明體"/>
@@ -19554,7 +18694,6 @@
               </w:rPr>
               <w:t>uuid</w:t>
             </w:r>
-            <w:proofErr w:type="spellEnd"/>
           </w:p>
         </w:tc>
         <w:tc>
@@ -19962,27 +19101,7 @@
           <w:sz w:val="28"/>
           <w:szCs w:val="28"/>
         </w:rPr>
-        <w:t xml:space="preserve"> </w:t>
-      </w:r>
-      <w:proofErr w:type="spellStart"/>
-      <w:r>
-        <w:rPr>
-          <w:rFonts w:eastAsia="標楷體" w:cs="新細明體"/>
-          <w:kern w:val="0"/>
-          <w:sz w:val="28"/>
-          <w:szCs w:val="28"/>
-        </w:rPr>
-        <w:t>Supabase</w:t>
-      </w:r>
-      <w:proofErr w:type="spellEnd"/>
-      <w:r>
-        <w:rPr>
-          <w:rFonts w:eastAsia="標楷體" w:cs="新細明體"/>
-          <w:kern w:val="0"/>
-          <w:sz w:val="28"/>
-          <w:szCs w:val="28"/>
-        </w:rPr>
-        <w:t xml:space="preserve"> </w:t>
+        <w:t xml:space="preserve"> Supabase </w:t>
       </w:r>
       <w:r>
         <w:rPr>
@@ -20018,27 +19137,7 @@
           <w:sz w:val="28"/>
           <w:szCs w:val="28"/>
         </w:rPr>
-        <w:t xml:space="preserve"> </w:t>
-      </w:r>
-      <w:proofErr w:type="spellStart"/>
-      <w:r>
-        <w:rPr>
-          <w:rFonts w:eastAsia="標楷體" w:cs="新細明體"/>
-          <w:kern w:val="0"/>
-          <w:sz w:val="28"/>
-          <w:szCs w:val="28"/>
-        </w:rPr>
-        <w:t>risk_assessments</w:t>
-      </w:r>
-      <w:proofErr w:type="spellEnd"/>
-      <w:r>
-        <w:rPr>
-          <w:rFonts w:eastAsia="標楷體" w:cs="新細明體"/>
-          <w:kern w:val="0"/>
-          <w:sz w:val="28"/>
-          <w:szCs w:val="28"/>
-        </w:rPr>
-        <w:t xml:space="preserve"> </w:t>
+        <w:t xml:space="preserve"> risk_assessments </w:t>
       </w:r>
       <w:r>
         <w:rPr>
@@ -20049,25 +19148,14 @@
         </w:rPr>
         <w:t>儲存風險評估結果，形成完整的資產風險管理資料鏈。</w:t>
       </w:r>
-      <w:proofErr w:type="spellStart"/>
-      <w:r>
-        <w:rPr>
-          <w:rFonts w:eastAsia="標楷體" w:cs="新細明體"/>
-          <w:kern w:val="0"/>
-          <w:sz w:val="28"/>
-          <w:szCs w:val="28"/>
-        </w:rPr>
-        <w:t>audit_logs</w:t>
-      </w:r>
-      <w:proofErr w:type="spellEnd"/>
-      <w:r>
-        <w:rPr>
-          <w:rFonts w:eastAsia="標楷體" w:cs="新細明體"/>
-          <w:kern w:val="0"/>
-          <w:sz w:val="28"/>
-          <w:szCs w:val="28"/>
-        </w:rPr>
-        <w:t xml:space="preserve"> </w:t>
+      <w:r>
+        <w:rPr>
+          <w:rFonts w:eastAsia="標楷體" w:cs="新細明體"/>
+          <w:kern w:val="0"/>
+          <w:sz w:val="28"/>
+          <w:szCs w:val="28"/>
+        </w:rPr>
+        <w:t xml:space="preserve">audit_logs </w:t>
       </w:r>
       <w:r>
         <w:rPr>

--- a/系統文件.docx
+++ b/系統文件.docx
@@ -386,6 +386,7 @@
         </w:rPr>
         <w:t>目：</w:t>
       </w:r>
+      <w:proofErr w:type="spellStart"/>
       <w:r>
         <w:rPr>
           <w:rFonts w:eastAsia="標楷體" w:hint="eastAsia"/>
@@ -395,6 +396,7 @@
         </w:rPr>
         <w:t>RiskGenie</w:t>
       </w:r>
+      <w:proofErr w:type="spellEnd"/>
       <w:r>
         <w:rPr>
           <w:rFonts w:eastAsia="標楷體" w:hint="eastAsia"/>
@@ -402,7 +404,7 @@
           <w:bCs/>
           <w:sz w:val="40"/>
         </w:rPr>
-        <w:t>系統</w:t>
+        <w:t>評評理</w:t>
       </w:r>
     </w:p>
     <w:p>
@@ -4548,14 +4550,6 @@
     <w:p>
       <w:pPr>
         <w:overflowPunct w:val="0"/>
-        <w:rPr>
-          <w:rFonts w:eastAsia="標楷體"/>
-        </w:rPr>
-      </w:pPr>
-    </w:p>
-    <w:p>
-      <w:pPr>
-        <w:overflowPunct w:val="0"/>
         <w:outlineLvl w:val="1"/>
         <w:rPr>
           <w:rFonts w:eastAsia="標楷體"/>
@@ -4570,6 +4564,7 @@
           <w:sz w:val="32"/>
           <w:szCs w:val="32"/>
         </w:rPr>
+        <w:lastRenderedPageBreak/>
         <w:t xml:space="preserve">1-3 </w:t>
       </w:r>
       <w:r>
@@ -8821,21 +8816,33 @@
         </w:rPr>
         <w:t>：使用</w:t>
       </w:r>
-      <w:r>
-        <w:rPr>
-          <w:rFonts w:eastAsia="標楷體"/>
-          <w:sz w:val="28"/>
-          <w:szCs w:val="28"/>
-        </w:rPr>
-        <w:t xml:space="preserve"> MySQL </w:t>
-      </w:r>
-      <w:r>
-        <w:rPr>
-          <w:rFonts w:eastAsia="標楷體" w:hint="eastAsia"/>
-          <w:sz w:val="28"/>
-          <w:szCs w:val="28"/>
-        </w:rPr>
-        <w:t>作為資料庫，負責儲存與管理系統相關資料，包括使用者帳號資訊、資訊資產清單、漏洞資料（</w:t>
+      <w:proofErr w:type="spellStart"/>
+      <w:r>
+        <w:rPr>
+          <w:rFonts w:eastAsia="標楷體" w:cs="新細明體"/>
+          <w:kern w:val="0"/>
+          <w:sz w:val="28"/>
+          <w:szCs w:val="28"/>
+        </w:rPr>
+        <w:t>Supabase</w:t>
+      </w:r>
+      <w:proofErr w:type="spellEnd"/>
+      <w:r>
+        <w:rPr>
+          <w:rFonts w:eastAsia="標楷體" w:cs="新細明體"/>
+          <w:kern w:val="0"/>
+          <w:sz w:val="28"/>
+          <w:szCs w:val="28"/>
+        </w:rPr>
+        <w:t>雲端資料庫</w:t>
+      </w:r>
+      <w:r>
+        <w:rPr>
+          <w:rFonts w:eastAsia="標楷體" w:hint="eastAsia"/>
+          <w:sz w:val="28"/>
+          <w:szCs w:val="28"/>
+        </w:rPr>
+        <w:t>，負責儲存與管理系統相關資料，包括使用者帳號資訊、資訊資產清單、漏洞資料（</w:t>
       </w:r>
       <w:r>
         <w:rPr>
@@ -9023,21 +9030,31 @@
         </w:rPr>
         <w:t>後端框架與</w:t>
       </w:r>
-      <w:r>
-        <w:rPr>
-          <w:rFonts w:eastAsia="標楷體"/>
-          <w:sz w:val="28"/>
-          <w:szCs w:val="28"/>
-        </w:rPr>
-        <w:t>MySQL</w:t>
-      </w:r>
-      <w:r>
-        <w:rPr>
-          <w:rFonts w:eastAsia="標楷體" w:hint="eastAsia"/>
-          <w:sz w:val="28"/>
-          <w:szCs w:val="28"/>
-        </w:rPr>
-        <w:t>資料庫，建置一套完整的資安風險評估平台。</w:t>
+      <w:proofErr w:type="spellStart"/>
+      <w:r>
+        <w:rPr>
+          <w:rFonts w:eastAsia="標楷體"/>
+          <w:sz w:val="28"/>
+          <w:szCs w:val="28"/>
+        </w:rPr>
+        <w:t>Supabase</w:t>
+      </w:r>
+      <w:proofErr w:type="spellEnd"/>
+      <w:r>
+        <w:rPr>
+          <w:rFonts w:eastAsia="標楷體"/>
+          <w:sz w:val="28"/>
+          <w:szCs w:val="28"/>
+        </w:rPr>
+        <w:t>雲端資料庫</w:t>
+      </w:r>
+      <w:r>
+        <w:rPr>
+          <w:rFonts w:eastAsia="標楷體" w:hint="eastAsia"/>
+          <w:sz w:val="28"/>
+          <w:szCs w:val="28"/>
+        </w:rPr>
+        <w:t>，建置一套完整的資安風險評估平台。</w:t>
       </w:r>
     </w:p>
     <w:p>
@@ -9058,7 +9075,41 @@
           <w:sz w:val="28"/>
           <w:szCs w:val="28"/>
         </w:rPr>
-        <w:t>考量現今使用者多透過不同裝置進行操作，本系統設計為跨平台網頁應用，支援電腦與行動裝置瀏覽器，使用者能隨時進行資安風險評估與查詢結果。系統軟、硬體需求如下：</w:t>
+        <w:t>考量現今使用者多透過不同裝置進行操作，本系統設計為跨平台網頁應用，支援電腦與行動裝置瀏覽器，</w:t>
+      </w:r>
+      <w:r>
+        <w:rPr>
+          <w:rFonts w:eastAsia="標楷體"/>
+          <w:sz w:val="28"/>
+          <w:szCs w:val="28"/>
+        </w:rPr>
+        <w:t>使用者能隨時進行資安風險評估、檢視分析結果與查詢歷史紀錄。此外，由於採用</w:t>
+      </w:r>
+      <w:proofErr w:type="spellStart"/>
+      <w:r>
+        <w:rPr>
+          <w:rFonts w:eastAsia="標楷體"/>
+          <w:sz w:val="28"/>
+          <w:szCs w:val="28"/>
+        </w:rPr>
+        <w:t>Supabase</w:t>
+      </w:r>
+      <w:proofErr w:type="spellEnd"/>
+      <w:r>
+        <w:rPr>
+          <w:rFonts w:eastAsia="標楷體"/>
+          <w:sz w:val="28"/>
+          <w:szCs w:val="28"/>
+        </w:rPr>
+        <w:t>作為雲端資料庫服務，可降低傳統資料庫伺服器建置與維護成本，並提升資料同步、備份與存取之便利性。</w:t>
+      </w:r>
+      <w:r>
+        <w:rPr>
+          <w:rFonts w:eastAsia="標楷體" w:hint="eastAsia"/>
+          <w:sz w:val="28"/>
+          <w:szCs w:val="28"/>
+        </w:rPr>
+        <w:t>系統軟、硬體需求如下：</w:t>
       </w:r>
     </w:p>
     <w:p>
@@ -9091,6 +9142,7 @@
         <w:rPr>
           <w:rFonts w:eastAsia="標楷體" w:hint="eastAsia"/>
         </w:rPr>
+        <w:lastRenderedPageBreak/>
         <w:t>表</w:t>
       </w:r>
       <w:r>
@@ -9336,7 +9388,6 @@
               <w:rPr>
                 <w:rFonts w:eastAsia="標楷體" w:hint="eastAsia"/>
               </w:rPr>
-              <w:lastRenderedPageBreak/>
               <w:t>後端技術</w:t>
             </w:r>
           </w:p>
@@ -9416,11 +9467,31 @@
                 <w:rFonts w:eastAsia="標楷體"/>
               </w:rPr>
             </w:pPr>
+            <w:proofErr w:type="spellStart"/>
             <w:r>
               <w:rPr>
                 <w:rFonts w:eastAsia="標楷體"/>
               </w:rPr>
-              <w:t>MySQL</w:t>
+              <w:t>Supabase</w:t>
+            </w:r>
+            <w:proofErr w:type="spellEnd"/>
+            <w:r>
+              <w:rPr>
+                <w:rFonts w:eastAsia="標楷體"/>
+              </w:rPr>
+              <w:t>（</w:t>
+            </w:r>
+            <w:r>
+              <w:rPr>
+                <w:rFonts w:eastAsia="標楷體"/>
+              </w:rPr>
+              <w:t xml:space="preserve">PostgreSQL </w:t>
+            </w:r>
+            <w:r>
+              <w:rPr>
+                <w:rFonts w:eastAsia="標楷體"/>
+              </w:rPr>
+              <w:t>雲端資料庫）</w:t>
             </w:r>
           </w:p>
         </w:tc>
@@ -10097,29 +10168,40 @@
           <w:sz w:val="28"/>
           <w:szCs w:val="28"/>
         </w:rPr>
-        <w:t>以下列出本系統於開發「資安風險評鑑</w:t>
-      </w:r>
-      <w:r>
-        <w:rPr>
-          <w:rFonts w:eastAsia="標楷體"/>
-          <w:sz w:val="28"/>
-          <w:szCs w:val="28"/>
-        </w:rPr>
-        <w:t>AI</w:t>
-      </w:r>
-      <w:r>
-        <w:rPr>
-          <w:rFonts w:eastAsia="標楷體" w:hint="eastAsia"/>
-          <w:sz w:val="28"/>
-          <w:szCs w:val="28"/>
-        </w:rPr>
-        <w:t>顧問」時所使用之主要開發工具與技術，並說明其特點與選用理由：</w:t>
+        <w:t>以下列出本系統於開發「</w:t>
+      </w:r>
+      <w:proofErr w:type="spellStart"/>
+      <w:r>
+        <w:rPr>
+          <w:rFonts w:eastAsia="標楷體" w:hint="eastAsia"/>
+          <w:sz w:val="28"/>
+          <w:szCs w:val="28"/>
+        </w:rPr>
+        <w:t>RiskGenie</w:t>
+      </w:r>
+      <w:proofErr w:type="spellEnd"/>
+      <w:r>
+        <w:rPr>
+          <w:rFonts w:eastAsia="標楷體" w:hint="eastAsia"/>
+          <w:sz w:val="28"/>
+          <w:szCs w:val="28"/>
+        </w:rPr>
+        <w:t>評評理</w:t>
+      </w:r>
+      <w:r>
+        <w:rPr>
+          <w:rFonts w:eastAsia="標楷體" w:hint="eastAsia"/>
+          <w:sz w:val="28"/>
+          <w:szCs w:val="28"/>
+        </w:rPr>
+        <w:t>」時所使用之主要開發工具與技術，並說明其特點與選用理由：</w:t>
       </w:r>
     </w:p>
     <w:p>
       <w:pPr>
         <w:widowControl/>
         <w:overflowPunct w:val="0"/>
+        <w:jc w:val="both"/>
         <w:rPr>
           <w:rFonts w:eastAsia="標楷體"/>
           <w:sz w:val="28"/>
@@ -10151,6 +10233,7 @@
           <w:numId w:val="5"/>
         </w:numPr>
         <w:overflowPunct w:val="0"/>
+        <w:jc w:val="both"/>
         <w:rPr>
           <w:rFonts w:eastAsia="標楷體"/>
           <w:sz w:val="28"/>
@@ -10198,18 +10281,20 @@
           <w:numId w:val="5"/>
         </w:numPr>
         <w:overflowPunct w:val="0"/>
-        <w:rPr>
-          <w:rFonts w:eastAsia="標楷體"/>
-          <w:sz w:val="28"/>
-          <w:szCs w:val="28"/>
-        </w:rPr>
-      </w:pPr>
-      <w:r>
-        <w:rPr>
-          <w:rFonts w:eastAsia="標楷體"/>
-          <w:sz w:val="28"/>
-          <w:szCs w:val="28"/>
-        </w:rPr>
+        <w:jc w:val="both"/>
+        <w:rPr>
+          <w:rFonts w:eastAsia="標楷體"/>
+          <w:sz w:val="28"/>
+          <w:szCs w:val="28"/>
+        </w:rPr>
+      </w:pPr>
+      <w:r>
+        <w:rPr>
+          <w:rFonts w:eastAsia="標楷體"/>
+          <w:sz w:val="28"/>
+          <w:szCs w:val="28"/>
+        </w:rPr>
+        <w:lastRenderedPageBreak/>
         <w:t>Flask</w:t>
       </w:r>
       <w:r>
@@ -10277,44 +10362,96 @@
           <w:numId w:val="5"/>
         </w:numPr>
         <w:overflowPunct w:val="0"/>
-        <w:rPr>
-          <w:rFonts w:eastAsia="標楷體"/>
-          <w:sz w:val="28"/>
-          <w:szCs w:val="28"/>
-        </w:rPr>
-      </w:pPr>
-      <w:r>
-        <w:rPr>
-          <w:rFonts w:eastAsia="標楷體"/>
-          <w:sz w:val="28"/>
-          <w:szCs w:val="28"/>
-        </w:rPr>
-        <w:lastRenderedPageBreak/>
-        <w:t>MySQL</w:t>
-      </w:r>
-      <w:r>
-        <w:rPr>
-          <w:rFonts w:eastAsia="標楷體" w:hint="eastAsia"/>
-          <w:sz w:val="28"/>
-          <w:szCs w:val="28"/>
-        </w:rPr>
-        <w:t>：為穩定且廣泛使用的關聯式資料庫管理系統，適用於儲存結構化資料。本系統使用</w:t>
-      </w:r>
-      <w:r>
-        <w:rPr>
-          <w:rFonts w:eastAsia="標楷體"/>
-          <w:sz w:val="28"/>
-          <w:szCs w:val="28"/>
-        </w:rPr>
-        <w:t xml:space="preserve"> MySQL </w:t>
-      </w:r>
-      <w:r>
-        <w:rPr>
-          <w:rFonts w:eastAsia="標楷體" w:hint="eastAsia"/>
-          <w:sz w:val="28"/>
-          <w:szCs w:val="28"/>
-        </w:rPr>
-        <w:t>儲存使用者資料、資訊資產清單與風險評估結果，以確保資料一致性與安全性。</w:t>
+        <w:jc w:val="both"/>
+        <w:rPr>
+          <w:rFonts w:eastAsia="標楷體"/>
+          <w:sz w:val="28"/>
+          <w:szCs w:val="28"/>
+        </w:rPr>
+      </w:pPr>
+      <w:proofErr w:type="spellStart"/>
+      <w:r>
+        <w:rPr>
+          <w:rFonts w:eastAsia="標楷體"/>
+          <w:sz w:val="28"/>
+          <w:szCs w:val="28"/>
+        </w:rPr>
+        <w:t>Supabase</w:t>
+      </w:r>
+      <w:proofErr w:type="spellEnd"/>
+      <w:r>
+        <w:rPr>
+          <w:rFonts w:eastAsia="標楷體" w:hint="eastAsia"/>
+          <w:sz w:val="28"/>
+          <w:szCs w:val="28"/>
+        </w:rPr>
+        <w:t>：</w:t>
+      </w:r>
+      <w:r>
+        <w:rPr>
+          <w:rFonts w:eastAsia="標楷體"/>
+          <w:sz w:val="28"/>
+          <w:szCs w:val="28"/>
+        </w:rPr>
+        <w:t>為基於</w:t>
+      </w:r>
+      <w:r>
+        <w:rPr>
+          <w:rFonts w:eastAsia="標楷體"/>
+          <w:sz w:val="28"/>
+          <w:szCs w:val="28"/>
+        </w:rPr>
+        <w:t>PostgreSQL</w:t>
+      </w:r>
+      <w:r>
+        <w:rPr>
+          <w:rFonts w:eastAsia="標楷體"/>
+          <w:sz w:val="28"/>
+          <w:szCs w:val="28"/>
+        </w:rPr>
+        <w:t>之雲端資料庫平台，提供資料儲存、即時同步與</w:t>
+      </w:r>
+      <w:r>
+        <w:rPr>
+          <w:rFonts w:eastAsia="標楷體"/>
+          <w:sz w:val="28"/>
+          <w:szCs w:val="28"/>
+        </w:rPr>
+        <w:t>API</w:t>
+      </w:r>
+      <w:r>
+        <w:rPr>
+          <w:rFonts w:eastAsia="標楷體"/>
+          <w:sz w:val="28"/>
+          <w:szCs w:val="28"/>
+        </w:rPr>
+        <w:t>整合等功能。本系統使用</w:t>
+      </w:r>
+      <w:proofErr w:type="spellStart"/>
+      <w:r>
+        <w:rPr>
+          <w:rFonts w:eastAsia="標楷體"/>
+          <w:sz w:val="28"/>
+          <w:szCs w:val="28"/>
+        </w:rPr>
+        <w:t>Supabase</w:t>
+      </w:r>
+      <w:proofErr w:type="spellEnd"/>
+      <w:r>
+        <w:rPr>
+          <w:rFonts w:eastAsia="標楷體"/>
+          <w:sz w:val="28"/>
+          <w:szCs w:val="28"/>
+        </w:rPr>
+        <w:t>儲存使用者資料、資訊資產清單、漏洞資料與風險評估結果，以提升資料管理效率、系統擴充性與雲端存取便利性</w:t>
+      </w:r>
+      <w:r>
+        <w:rPr>
+          <w:rFonts w:eastAsia="標楷體" w:hint="eastAsia"/>
+          <w:sz w:val="28"/>
+          <w:szCs w:val="28"/>
+        </w:rPr>
+        <w:t>。</w:t>
       </w:r>
     </w:p>
     <w:p>
@@ -10325,6 +10462,7 @@
           <w:numId w:val="5"/>
         </w:numPr>
         <w:overflowPunct w:val="0"/>
+        <w:jc w:val="both"/>
         <w:rPr>
           <w:rFonts w:eastAsia="標楷體"/>
           <w:sz w:val="28"/>
@@ -10356,6 +10494,7 @@
           <w:numId w:val="5"/>
         </w:numPr>
         <w:overflowPunct w:val="0"/>
+        <w:jc w:val="both"/>
         <w:rPr>
           <w:rFonts w:eastAsia="標楷體"/>
           <w:sz w:val="28"/>
@@ -10387,6 +10526,7 @@
           <w:numId w:val="5"/>
         </w:numPr>
         <w:overflowPunct w:val="0"/>
+        <w:jc w:val="both"/>
         <w:rPr>
           <w:rFonts w:eastAsia="標楷體"/>
           <w:sz w:val="28"/>
@@ -10414,6 +10554,7 @@
       <w:pPr>
         <w:widowControl/>
         <w:overflowPunct w:val="0"/>
+        <w:jc w:val="both"/>
         <w:rPr>
           <w:rFonts w:eastAsia="標楷體"/>
           <w:sz w:val="28"/>
@@ -10425,6 +10566,7 @@
       <w:pPr>
         <w:widowControl/>
         <w:overflowPunct w:val="0"/>
+        <w:jc w:val="both"/>
         <w:rPr>
           <w:rFonts w:eastAsia="標楷體"/>
           <w:sz w:val="28"/>
@@ -10456,6 +10598,7 @@
           <w:numId w:val="6"/>
         </w:numPr>
         <w:overflowPunct w:val="0"/>
+        <w:jc w:val="both"/>
         <w:rPr>
           <w:rFonts w:eastAsia="標楷體"/>
           <w:sz w:val="28"/>
@@ -10487,18 +10630,20 @@
           <w:numId w:val="6"/>
         </w:numPr>
         <w:overflowPunct w:val="0"/>
-        <w:rPr>
-          <w:rFonts w:eastAsia="標楷體"/>
-          <w:sz w:val="28"/>
-          <w:szCs w:val="28"/>
-        </w:rPr>
-      </w:pPr>
-      <w:r>
-        <w:rPr>
-          <w:rFonts w:eastAsia="標楷體"/>
-          <w:sz w:val="28"/>
-          <w:szCs w:val="28"/>
-        </w:rPr>
+        <w:jc w:val="both"/>
+        <w:rPr>
+          <w:rFonts w:eastAsia="標楷體"/>
+          <w:sz w:val="28"/>
+          <w:szCs w:val="28"/>
+        </w:rPr>
+      </w:pPr>
+      <w:r>
+        <w:rPr>
+          <w:rFonts w:eastAsia="標楷體"/>
+          <w:sz w:val="28"/>
+          <w:szCs w:val="28"/>
+        </w:rPr>
+        <w:lastRenderedPageBreak/>
         <w:t xml:space="preserve">RESTful API </w:t>
       </w:r>
       <w:r>
@@ -10573,7 +10718,6 @@
               <w:rPr>
                 <w:rFonts w:eastAsia="標楷體" w:hint="eastAsia"/>
               </w:rPr>
-              <w:lastRenderedPageBreak/>
               <w:t>系統開發環境</w:t>
             </w:r>
           </w:p>
@@ -10730,12 +10874,14 @@
               </w:rPr>
               <w:t>、</w:t>
             </w:r>
+            <w:proofErr w:type="spellStart"/>
             <w:r>
               <w:rPr>
                 <w:rFonts w:eastAsia="標楷體"/>
               </w:rPr>
-              <w:t>MySQL</w:t>
-            </w:r>
+              <w:t>Supabase</w:t>
+            </w:r>
+            <w:proofErr w:type="spellEnd"/>
           </w:p>
         </w:tc>
       </w:tr>
@@ -10977,11 +11123,31 @@
               </w:rPr>
               <w:t>、</w:t>
             </w:r>
+            <w:proofErr w:type="spellStart"/>
             <w:r>
               <w:rPr>
                 <w:rFonts w:eastAsia="標楷體"/>
               </w:rPr>
-              <w:t>MySQL</w:t>
+              <w:t>Supabase</w:t>
+            </w:r>
+            <w:proofErr w:type="spellEnd"/>
+            <w:r>
+              <w:rPr>
+                <w:rFonts w:eastAsia="標楷體"/>
+              </w:rPr>
+              <w:t>（</w:t>
+            </w:r>
+            <w:r>
+              <w:rPr>
+                <w:rFonts w:eastAsia="標楷體"/>
+              </w:rPr>
+              <w:t>PostgreSQL</w:t>
+            </w:r>
+            <w:r>
+              <w:rPr>
+                <w:rFonts w:eastAsia="標楷體"/>
+              </w:rPr>
+              <w:t>）</w:t>
             </w:r>
           </w:p>
         </w:tc>
@@ -11275,12 +11441,14 @@
                 <w:rFonts w:eastAsia="標楷體"/>
               </w:rPr>
             </w:pPr>
+            <w:proofErr w:type="spellStart"/>
             <w:r>
               <w:rPr>
                 <w:rFonts w:eastAsia="標楷體"/>
               </w:rPr>
               <w:t>Github</w:t>
             </w:r>
+            <w:proofErr w:type="spellEnd"/>
           </w:p>
         </w:tc>
       </w:tr>
@@ -11331,12 +11499,14 @@
                 <w:rFonts w:eastAsia="標楷體"/>
               </w:rPr>
             </w:pPr>
+            <w:proofErr w:type="spellStart"/>
             <w:r>
               <w:rPr>
                 <w:rFonts w:eastAsia="標楷體"/>
               </w:rPr>
               <w:t>Github</w:t>
             </w:r>
+            <w:proofErr w:type="spellEnd"/>
             <w:r>
               <w:rPr>
                 <w:rFonts w:eastAsia="標楷體" w:hint="eastAsia"/>
@@ -12250,6 +12420,7 @@
         </w:rPr>
         <w:t>「</w:t>
       </w:r>
+      <w:proofErr w:type="spellStart"/>
       <w:r>
         <w:rPr>
           <w:rFonts w:eastAsia="標楷體" w:cs="新細明體"/>
@@ -12259,6 +12430,7 @@
         </w:rPr>
         <w:t>Supabase</w:t>
       </w:r>
+      <w:proofErr w:type="spellEnd"/>
       <w:r>
         <w:rPr>
           <w:rFonts w:eastAsia="標楷體" w:cs="新細明體"/>
@@ -12546,6 +12718,7 @@
           <w:szCs w:val="28"/>
         </w:rPr>
       </w:pPr>
+      <w:proofErr w:type="spellStart"/>
       <w:r>
         <w:rPr>
           <w:rFonts w:eastAsia="標楷體" w:cs="新細明體"/>
@@ -12555,6 +12728,7 @@
         </w:rPr>
         <w:t>risk_assessments</w:t>
       </w:r>
+      <w:proofErr w:type="spellEnd"/>
       <w:r>
         <w:rPr>
           <w:rFonts w:eastAsia="標楷體" w:cs="新細明體"/>
@@ -12582,6 +12756,7 @@
           <w:szCs w:val="28"/>
         </w:rPr>
       </w:pPr>
+      <w:proofErr w:type="spellStart"/>
       <w:r>
         <w:rPr>
           <w:rFonts w:eastAsia="標楷體" w:cs="新細明體"/>
@@ -12591,6 +12766,7 @@
         </w:rPr>
         <w:t>audit_logs</w:t>
       </w:r>
+      <w:proofErr w:type="spellEnd"/>
       <w:r>
         <w:rPr>
           <w:rFonts w:eastAsia="標楷體" w:cs="新細明體"/>
@@ -12767,7 +12943,27 @@
           <w:sz w:val="28"/>
           <w:szCs w:val="28"/>
         </w:rPr>
-        <w:t xml:space="preserve"> risk_assessments </w:t>
+        <w:t xml:space="preserve"> </w:t>
+      </w:r>
+      <w:proofErr w:type="spellStart"/>
+      <w:r>
+        <w:rPr>
+          <w:rFonts w:eastAsia="標楷體" w:cs="新細明體"/>
+          <w:kern w:val="0"/>
+          <w:sz w:val="28"/>
+          <w:szCs w:val="28"/>
+        </w:rPr>
+        <w:t>risk_assessments</w:t>
+      </w:r>
+      <w:proofErr w:type="spellEnd"/>
+      <w:r>
+        <w:rPr>
+          <w:rFonts w:eastAsia="標楷體" w:cs="新細明體"/>
+          <w:kern w:val="0"/>
+          <w:sz w:val="28"/>
+          <w:szCs w:val="28"/>
+        </w:rPr>
+        <w:t xml:space="preserve"> </w:t>
       </w:r>
       <w:r>
         <w:rPr>
@@ -12875,6 +13071,7 @@
         </w:rPr>
         <w:t>）可對應多筆風險評估結果（</w:t>
       </w:r>
+      <w:proofErr w:type="spellStart"/>
       <w:r>
         <w:rPr>
           <w:rFonts w:eastAsia="標楷體" w:cs="新細明體"/>
@@ -12884,6 +13081,7 @@
         </w:rPr>
         <w:t>risk_assessments</w:t>
       </w:r>
+      <w:proofErr w:type="spellEnd"/>
       <w:r>
         <w:rPr>
           <w:rFonts w:eastAsia="標楷體" w:cs="新細明體"/>
@@ -12976,6 +13174,7 @@
           <w:szCs w:val="28"/>
         </w:rPr>
       </w:pPr>
+      <w:proofErr w:type="spellStart"/>
       <w:r>
         <w:rPr>
           <w:rFonts w:eastAsia="標楷體" w:cs="細明體"/>
@@ -12985,6 +13184,7 @@
         </w:rPr>
         <w:t>risk_assessments.asset_id</w:t>
       </w:r>
+      <w:proofErr w:type="spellEnd"/>
       <w:r>
         <w:rPr>
           <w:rFonts w:eastAsia="標楷體" w:cs="新細明體"/>
@@ -13059,7 +13259,27 @@
           <w:sz w:val="28"/>
           <w:szCs w:val="28"/>
         </w:rPr>
-        <w:t xml:space="preserve"> audit_logs </w:t>
+        <w:t xml:space="preserve"> </w:t>
+      </w:r>
+      <w:proofErr w:type="spellStart"/>
+      <w:r>
+        <w:rPr>
+          <w:rFonts w:eastAsia="標楷體" w:cs="新細明體"/>
+          <w:kern w:val="0"/>
+          <w:sz w:val="28"/>
+          <w:szCs w:val="28"/>
+        </w:rPr>
+        <w:t>audit_logs</w:t>
+      </w:r>
+      <w:proofErr w:type="spellEnd"/>
+      <w:r>
+        <w:rPr>
+          <w:rFonts w:eastAsia="標楷體" w:cs="新細明體"/>
+          <w:kern w:val="0"/>
+          <w:sz w:val="28"/>
+          <w:szCs w:val="28"/>
+        </w:rPr>
+        <w:t xml:space="preserve"> </w:t>
       </w:r>
       <w:r>
         <w:rPr>
@@ -13140,6 +13360,7 @@
         </w:rPr>
         <w:t>一位使用者可產生多筆操作紀錄（</w:t>
       </w:r>
+      <w:proofErr w:type="spellStart"/>
       <w:r>
         <w:rPr>
           <w:rFonts w:eastAsia="標楷體" w:cs="新細明體"/>
@@ -13149,6 +13370,7 @@
         </w:rPr>
         <w:t>audit_logs</w:t>
       </w:r>
+      <w:proofErr w:type="spellEnd"/>
       <w:r>
         <w:rPr>
           <w:rFonts w:eastAsia="標楷體" w:cs="新細明體"/>
@@ -13181,14 +13403,25 @@
         </w:rPr>
         <w:t>目前資料庫設計中，</w:t>
       </w:r>
-      <w:r>
-        <w:rPr>
-          <w:rFonts w:eastAsia="標楷體" w:cs="新細明體"/>
-          <w:kern w:val="0"/>
-          <w:sz w:val="28"/>
-          <w:szCs w:val="28"/>
-        </w:rPr>
-        <w:t xml:space="preserve">audit_logs </w:t>
+      <w:proofErr w:type="spellStart"/>
+      <w:r>
+        <w:rPr>
+          <w:rFonts w:eastAsia="標楷體" w:cs="新細明體"/>
+          <w:kern w:val="0"/>
+          <w:sz w:val="28"/>
+          <w:szCs w:val="28"/>
+        </w:rPr>
+        <w:t>audit_logs</w:t>
+      </w:r>
+      <w:proofErr w:type="spellEnd"/>
+      <w:r>
+        <w:rPr>
+          <w:rFonts w:eastAsia="標楷體" w:cs="新細明體"/>
+          <w:kern w:val="0"/>
+          <w:sz w:val="28"/>
+          <w:szCs w:val="28"/>
+        </w:rPr>
+        <w:t xml:space="preserve"> </w:t>
       </w:r>
       <w:r>
         <w:rPr>
@@ -13242,8 +13475,19 @@
           <w:sz w:val="28"/>
           <w:szCs w:val="28"/>
         </w:rPr>
-        <w:t xml:space="preserve"> users.username</w:t>
-      </w:r>
+        <w:t xml:space="preserve"> </w:t>
+      </w:r>
+      <w:proofErr w:type="spellStart"/>
+      <w:r>
+        <w:rPr>
+          <w:rFonts w:eastAsia="標楷體" w:cs="新細明體"/>
+          <w:kern w:val="0"/>
+          <w:sz w:val="28"/>
+          <w:szCs w:val="28"/>
+        </w:rPr>
+        <w:t>users.username</w:t>
+      </w:r>
+      <w:proofErr w:type="spellEnd"/>
       <w:r>
         <w:rPr>
           <w:rFonts w:eastAsia="標楷體" w:cs="新細明體"/>
@@ -13292,6 +13536,7 @@
           <w:szCs w:val="28"/>
         </w:rPr>
       </w:pPr>
+      <w:proofErr w:type="spellStart"/>
       <w:r>
         <w:rPr>
           <w:rFonts w:eastAsia="標楷體" w:cs="細明體"/>
@@ -13301,6 +13546,7 @@
         </w:rPr>
         <w:t>audit_logs.operator</w:t>
       </w:r>
+      <w:proofErr w:type="spellEnd"/>
       <w:r>
         <w:rPr>
           <w:rFonts w:eastAsia="標楷體" w:cs="新細明體"/>
@@ -13328,6 +13574,7 @@
         </w:rPr>
         <w:t xml:space="preserve"> </w:t>
       </w:r>
+      <w:proofErr w:type="spellStart"/>
       <w:r>
         <w:rPr>
           <w:rFonts w:eastAsia="標楷體" w:cs="細明體"/>
@@ -13337,6 +13584,7 @@
         </w:rPr>
         <w:t>users.username</w:t>
       </w:r>
+      <w:proofErr w:type="spellEnd"/>
       <w:r>
         <w:rPr>
           <w:rFonts w:eastAsia="標楷體" w:cs="新細明體"/>
@@ -13402,7 +13650,27 @@
           <w:sz w:val="28"/>
           <w:szCs w:val="28"/>
         </w:rPr>
-        <w:t xml:space="preserve"> audit_logs </w:t>
+        <w:t xml:space="preserve"> </w:t>
+      </w:r>
+      <w:proofErr w:type="spellStart"/>
+      <w:r>
+        <w:rPr>
+          <w:rFonts w:eastAsia="標楷體" w:cs="新細明體"/>
+          <w:kern w:val="0"/>
+          <w:sz w:val="28"/>
+          <w:szCs w:val="28"/>
+        </w:rPr>
+        <w:t>audit_logs</w:t>
+      </w:r>
+      <w:proofErr w:type="spellEnd"/>
+      <w:r>
+        <w:rPr>
+          <w:rFonts w:eastAsia="標楷體" w:cs="新細明體"/>
+          <w:kern w:val="0"/>
+          <w:sz w:val="28"/>
+          <w:szCs w:val="28"/>
+        </w:rPr>
+        <w:t xml:space="preserve"> </w:t>
       </w:r>
       <w:r>
         <w:rPr>
@@ -13531,7 +13799,27 @@
           <w:sz w:val="28"/>
           <w:szCs w:val="28"/>
         </w:rPr>
-        <w:t xml:space="preserve"> audit_logs </w:t>
+        <w:t xml:space="preserve"> </w:t>
+      </w:r>
+      <w:proofErr w:type="spellStart"/>
+      <w:r>
+        <w:rPr>
+          <w:rFonts w:eastAsia="標楷體" w:cs="新細明體"/>
+          <w:kern w:val="0"/>
+          <w:sz w:val="28"/>
+          <w:szCs w:val="28"/>
+        </w:rPr>
+        <w:t>audit_logs</w:t>
+      </w:r>
+      <w:proofErr w:type="spellEnd"/>
+      <w:r>
+        <w:rPr>
+          <w:rFonts w:eastAsia="標楷體" w:cs="新細明體"/>
+          <w:kern w:val="0"/>
+          <w:sz w:val="28"/>
+          <w:szCs w:val="28"/>
+        </w:rPr>
+        <w:t xml:space="preserve"> </w:t>
       </w:r>
       <w:r>
         <w:rPr>
@@ -13551,6 +13839,7 @@
         </w:rPr>
         <w:t xml:space="preserve"> </w:t>
       </w:r>
+      <w:proofErr w:type="spellStart"/>
       <w:r>
         <w:rPr>
           <w:rFonts w:eastAsia="標楷體" w:cs="細明體"/>
@@ -13560,6 +13849,7 @@
         </w:rPr>
         <w:t>target_asset</w:t>
       </w:r>
+      <w:proofErr w:type="spellEnd"/>
       <w:r>
         <w:rPr>
           <w:rFonts w:eastAsia="標楷體" w:cs="新細明體"/>
@@ -13617,6 +13907,7 @@
           <w:szCs w:val="28"/>
         </w:rPr>
       </w:pPr>
+      <w:proofErr w:type="spellStart"/>
       <w:r>
         <w:rPr>
           <w:rFonts w:eastAsia="標楷體" w:cs="細明體"/>
@@ -13626,6 +13917,7 @@
         </w:rPr>
         <w:t>audit_logs.target_asset</w:t>
       </w:r>
+      <w:proofErr w:type="spellEnd"/>
       <w:r>
         <w:rPr>
           <w:rFonts w:eastAsia="標楷體" w:cs="新細明體"/>
@@ -13653,6 +13945,7 @@
         </w:rPr>
         <w:t xml:space="preserve"> </w:t>
       </w:r>
+      <w:proofErr w:type="spellStart"/>
       <w:r>
         <w:rPr>
           <w:rFonts w:eastAsia="標楷體" w:cs="細明體"/>
@@ -13662,6 +13955,7 @@
         </w:rPr>
         <w:t>assets.asset_id_code</w:t>
       </w:r>
+      <w:proofErr w:type="spellEnd"/>
       <w:r>
         <w:rPr>
           <w:rFonts w:eastAsia="標楷體" w:cs="新細明體"/>
@@ -14011,6 +14305,7 @@
           <w:szCs w:val="28"/>
         </w:rPr>
       </w:pPr>
+      <w:proofErr w:type="spellStart"/>
       <w:r>
         <w:rPr>
           <w:rFonts w:eastAsia="標楷體" w:cs="細明體"/>
@@ -14020,6 +14315,7 @@
         </w:rPr>
         <w:t>risk_assessments.asset_id</w:t>
       </w:r>
+      <w:proofErr w:type="spellEnd"/>
       <w:r>
         <w:rPr>
           <w:rFonts w:eastAsia="標楷體" w:cs="新細明體"/>
@@ -14129,6 +14425,7 @@
           <w:szCs w:val="28"/>
         </w:rPr>
       </w:pPr>
+      <w:proofErr w:type="spellStart"/>
       <w:r>
         <w:rPr>
           <w:rFonts w:eastAsia="標楷體" w:cs="細明體"/>
@@ -14138,6 +14435,7 @@
         </w:rPr>
         <w:t>assets.asset_id_code</w:t>
       </w:r>
+      <w:proofErr w:type="spellEnd"/>
       <w:r>
         <w:rPr>
           <w:rFonts w:eastAsia="標楷體" w:cs="新細明體"/>
@@ -14182,6 +14480,7 @@
           <w:szCs w:val="28"/>
         </w:rPr>
       </w:pPr>
+      <w:proofErr w:type="spellStart"/>
       <w:r>
         <w:rPr>
           <w:rFonts w:eastAsia="標楷體" w:cs="細明體"/>
@@ -14191,6 +14490,7 @@
         </w:rPr>
         <w:t>users.username</w:t>
       </w:r>
+      <w:proofErr w:type="spellEnd"/>
       <w:r>
         <w:rPr>
           <w:rFonts w:eastAsia="標楷體" w:cs="新細明體"/>
@@ -14235,6 +14535,7 @@
           <w:szCs w:val="28"/>
         </w:rPr>
       </w:pPr>
+      <w:proofErr w:type="spellStart"/>
       <w:r>
         <w:rPr>
           <w:rFonts w:eastAsia="標楷體" w:cs="細明體"/>
@@ -14244,6 +14545,7 @@
         </w:rPr>
         <w:t>users.email</w:t>
       </w:r>
+      <w:proofErr w:type="spellEnd"/>
       <w:r>
         <w:rPr>
           <w:rFonts w:eastAsia="標楷體" w:cs="新細明體"/>
@@ -14325,6 +14627,7 @@
           <w:szCs w:val="28"/>
         </w:rPr>
       </w:pPr>
+      <w:proofErr w:type="spellStart"/>
       <w:r>
         <w:rPr>
           <w:rFonts w:eastAsia="標楷體" w:cs="新細明體"/>
@@ -14334,6 +14637,7 @@
         </w:rPr>
         <w:t>assets.asset_name</w:t>
       </w:r>
+      <w:proofErr w:type="spellEnd"/>
       <w:r>
         <w:rPr>
           <w:rFonts w:eastAsia="標楷體" w:cs="新細明體"/>
@@ -14343,14 +14647,25 @@
         </w:rPr>
         <w:t>、</w:t>
       </w:r>
-      <w:r>
-        <w:rPr>
-          <w:rFonts w:eastAsia="標楷體" w:cs="新細明體"/>
-          <w:kern w:val="0"/>
-          <w:sz w:val="28"/>
-          <w:szCs w:val="28"/>
-        </w:rPr>
-        <w:t xml:space="preserve">asset_type </w:t>
+      <w:proofErr w:type="spellStart"/>
+      <w:r>
+        <w:rPr>
+          <w:rFonts w:eastAsia="標楷體" w:cs="新細明體"/>
+          <w:kern w:val="0"/>
+          <w:sz w:val="28"/>
+          <w:szCs w:val="28"/>
+        </w:rPr>
+        <w:t>asset_type</w:t>
+      </w:r>
+      <w:proofErr w:type="spellEnd"/>
+      <w:r>
+        <w:rPr>
+          <w:rFonts w:eastAsia="標楷體" w:cs="新細明體"/>
+          <w:kern w:val="0"/>
+          <w:sz w:val="28"/>
+          <w:szCs w:val="28"/>
+        </w:rPr>
+        <w:t xml:space="preserve"> </w:t>
       </w:r>
       <w:r>
         <w:rPr>
@@ -14387,6 +14702,7 @@
           <w:szCs w:val="28"/>
         </w:rPr>
       </w:pPr>
+      <w:proofErr w:type="spellStart"/>
       <w:r>
         <w:rPr>
           <w:rFonts w:eastAsia="標楷體" w:cs="新細明體"/>
@@ -14396,6 +14712,7 @@
         </w:rPr>
         <w:t>risk_assessments.threat_description</w:t>
       </w:r>
+      <w:proofErr w:type="spellEnd"/>
       <w:r>
         <w:rPr>
           <w:rFonts w:eastAsia="標楷體" w:cs="新細明體"/>
@@ -14405,6 +14722,7 @@
         </w:rPr>
         <w:t>、</w:t>
       </w:r>
+      <w:proofErr w:type="spellStart"/>
       <w:r>
         <w:rPr>
           <w:rFonts w:eastAsia="標楷體" w:cs="新細明體"/>
@@ -14414,6 +14732,7 @@
         </w:rPr>
         <w:t>vulnerability_description</w:t>
       </w:r>
+      <w:proofErr w:type="spellEnd"/>
       <w:r>
         <w:rPr>
           <w:rFonts w:eastAsia="標楷體" w:cs="新細明體"/>
@@ -14423,14 +14742,25 @@
         </w:rPr>
         <w:t>、</w:t>
       </w:r>
-      <w:r>
-        <w:rPr>
-          <w:rFonts w:eastAsia="標楷體" w:cs="新細明體"/>
-          <w:kern w:val="0"/>
-          <w:sz w:val="28"/>
-          <w:szCs w:val="28"/>
-        </w:rPr>
-        <w:t xml:space="preserve">risk_score </w:t>
+      <w:proofErr w:type="spellStart"/>
+      <w:r>
+        <w:rPr>
+          <w:rFonts w:eastAsia="標楷體" w:cs="新細明體"/>
+          <w:kern w:val="0"/>
+          <w:sz w:val="28"/>
+          <w:szCs w:val="28"/>
+        </w:rPr>
+        <w:t>risk_score</w:t>
+      </w:r>
+      <w:proofErr w:type="spellEnd"/>
+      <w:r>
+        <w:rPr>
+          <w:rFonts w:eastAsia="標楷體" w:cs="新細明體"/>
+          <w:kern w:val="0"/>
+          <w:sz w:val="28"/>
+          <w:szCs w:val="28"/>
+        </w:rPr>
+        <w:t xml:space="preserve"> </w:t>
       </w:r>
       <w:r>
         <w:rPr>
@@ -14467,6 +14797,7 @@
           <w:szCs w:val="28"/>
         </w:rPr>
       </w:pPr>
+      <w:proofErr w:type="spellStart"/>
       <w:r>
         <w:rPr>
           <w:rFonts w:eastAsia="標楷體" w:cs="新細明體"/>
@@ -14476,6 +14807,7 @@
         </w:rPr>
         <w:t>users.username</w:t>
       </w:r>
+      <w:proofErr w:type="spellEnd"/>
       <w:r>
         <w:rPr>
           <w:rFonts w:eastAsia="標楷體" w:cs="新細明體"/>
@@ -14756,14 +15088,25 @@
           <w:szCs w:val="28"/>
         </w:rPr>
       </w:pPr>
-      <w:r>
-        <w:rPr>
-          <w:rFonts w:eastAsia="標楷體" w:cs="新細明體"/>
-          <w:kern w:val="0"/>
-          <w:sz w:val="28"/>
-          <w:szCs w:val="28"/>
-        </w:rPr>
-        <w:t xml:space="preserve">threat_level </w:t>
+      <w:proofErr w:type="spellStart"/>
+      <w:r>
+        <w:rPr>
+          <w:rFonts w:eastAsia="標楷體" w:cs="新細明體"/>
+          <w:kern w:val="0"/>
+          <w:sz w:val="28"/>
+          <w:szCs w:val="28"/>
+        </w:rPr>
+        <w:t>threat_level</w:t>
+      </w:r>
+      <w:proofErr w:type="spellEnd"/>
+      <w:r>
+        <w:rPr>
+          <w:rFonts w:eastAsia="標楷體" w:cs="新細明體"/>
+          <w:kern w:val="0"/>
+          <w:sz w:val="28"/>
+          <w:szCs w:val="28"/>
+        </w:rPr>
+        <w:t xml:space="preserve"> </w:t>
       </w:r>
       <w:r>
         <w:rPr>
@@ -14800,14 +15143,25 @@
           <w:szCs w:val="28"/>
         </w:rPr>
       </w:pPr>
-      <w:r>
-        <w:rPr>
-          <w:rFonts w:eastAsia="標楷體" w:cs="新細明體"/>
-          <w:kern w:val="0"/>
-          <w:sz w:val="28"/>
-          <w:szCs w:val="28"/>
-        </w:rPr>
-        <w:t xml:space="preserve">risk_score </w:t>
+      <w:proofErr w:type="spellStart"/>
+      <w:r>
+        <w:rPr>
+          <w:rFonts w:eastAsia="標楷體" w:cs="新細明體"/>
+          <w:kern w:val="0"/>
+          <w:sz w:val="28"/>
+          <w:szCs w:val="28"/>
+        </w:rPr>
+        <w:t>risk_score</w:t>
+      </w:r>
+      <w:proofErr w:type="spellEnd"/>
+      <w:r>
+        <w:rPr>
+          <w:rFonts w:eastAsia="標楷體" w:cs="新細明體"/>
+          <w:kern w:val="0"/>
+          <w:sz w:val="28"/>
+          <w:szCs w:val="28"/>
+        </w:rPr>
+        <w:t xml:space="preserve"> </w:t>
       </w:r>
       <w:r>
         <w:rPr>
@@ -15252,6 +15606,7 @@
                 <w:kern w:val="0"/>
               </w:rPr>
             </w:pPr>
+            <w:proofErr w:type="spellStart"/>
             <w:r>
               <w:rPr>
                 <w:rFonts w:eastAsia="標楷體" w:cs="新細明體"/>
@@ -15259,6 +15614,7 @@
               </w:rPr>
               <w:t>asset_id_code</w:t>
             </w:r>
+            <w:proofErr w:type="spellEnd"/>
           </w:p>
         </w:tc>
         <w:tc>
@@ -15360,6 +15716,7 @@
                 <w:kern w:val="0"/>
               </w:rPr>
             </w:pPr>
+            <w:proofErr w:type="spellStart"/>
             <w:r>
               <w:rPr>
                 <w:rFonts w:eastAsia="標楷體" w:cs="新細明體"/>
@@ -15367,6 +15724,7 @@
               </w:rPr>
               <w:t>asset_name</w:t>
             </w:r>
+            <w:proofErr w:type="spellEnd"/>
           </w:p>
         </w:tc>
         <w:tc>
@@ -15461,6 +15819,7 @@
                 <w:kern w:val="0"/>
               </w:rPr>
             </w:pPr>
+            <w:proofErr w:type="spellStart"/>
             <w:r>
               <w:rPr>
                 <w:rFonts w:eastAsia="標楷體" w:cs="新細明體"/>
@@ -15468,6 +15827,7 @@
               </w:rPr>
               <w:t>asset_type</w:t>
             </w:r>
+            <w:proofErr w:type="spellEnd"/>
           </w:p>
         </w:tc>
         <w:tc>
@@ -15677,6 +16037,7 @@
                 <w:kern w:val="0"/>
               </w:rPr>
             </w:pPr>
+            <w:proofErr w:type="spellStart"/>
             <w:r>
               <w:rPr>
                 <w:rFonts w:eastAsia="標楷體" w:cs="新細明體"/>
@@ -15684,6 +16045,7 @@
               </w:rPr>
               <w:t>data_type</w:t>
             </w:r>
+            <w:proofErr w:type="spellEnd"/>
           </w:p>
         </w:tc>
         <w:tc>
@@ -15865,6 +16227,7 @@
                 <w:kern w:val="0"/>
               </w:rPr>
             </w:pPr>
+            <w:proofErr w:type="spellStart"/>
             <w:r>
               <w:rPr>
                 <w:rFonts w:eastAsia="標楷體" w:cs="新細明體"/>
@@ -15872,6 +16235,7 @@
               </w:rPr>
               <w:t>system_dependency</w:t>
             </w:r>
+            <w:proofErr w:type="spellEnd"/>
           </w:p>
         </w:tc>
         <w:tc>
@@ -16283,6 +16647,7 @@
                 <w:kern w:val="0"/>
               </w:rPr>
             </w:pPr>
+            <w:proofErr w:type="spellStart"/>
             <w:r>
               <w:rPr>
                 <w:rFonts w:eastAsia="標楷體" w:cs="新細明體"/>
@@ -16290,6 +16655,7 @@
               </w:rPr>
               <w:t>threat_level</w:t>
             </w:r>
+            <w:proofErr w:type="spellEnd"/>
           </w:p>
         </w:tc>
         <w:tc>
@@ -16391,6 +16757,7 @@
                 <w:kern w:val="0"/>
               </w:rPr>
             </w:pPr>
+            <w:proofErr w:type="spellStart"/>
             <w:r>
               <w:rPr>
                 <w:rFonts w:eastAsia="標楷體" w:cs="新細明體"/>
@@ -16398,6 +16765,7 @@
               </w:rPr>
               <w:t>created_at</w:t>
             </w:r>
+            <w:proofErr w:type="spellEnd"/>
           </w:p>
         </w:tc>
         <w:tc>
@@ -16414,6 +16782,7 @@
                 <w:kern w:val="0"/>
               </w:rPr>
             </w:pPr>
+            <w:proofErr w:type="spellStart"/>
             <w:r>
               <w:rPr>
                 <w:rFonts w:eastAsia="標楷體" w:cs="新細明體"/>
@@ -16421,6 +16790,7 @@
               </w:rPr>
               <w:t>timestamptz</w:t>
             </w:r>
+            <w:proofErr w:type="spellEnd"/>
           </w:p>
         </w:tc>
         <w:tc>
@@ -16478,6 +16848,7 @@
                 <w:kern w:val="0"/>
               </w:rPr>
             </w:pPr>
+            <w:proofErr w:type="spellStart"/>
             <w:r>
               <w:rPr>
                 <w:rFonts w:eastAsia="標楷體" w:cs="新細明體"/>
@@ -16485,6 +16856,7 @@
               </w:rPr>
               <w:t>original_label</w:t>
             </w:r>
+            <w:proofErr w:type="spellEnd"/>
           </w:p>
         </w:tc>
         <w:tc>
@@ -16617,8 +16989,21 @@
           <w:szCs w:val="32"/>
         </w:rPr>
         <w:lastRenderedPageBreak/>
-        <w:t>8-2-2 risk_assessments</w:t>
-      </w:r>
+        <w:t xml:space="preserve">8-2-2 </w:t>
+      </w:r>
+      <w:proofErr w:type="spellStart"/>
+      <w:r>
+        <w:rPr>
+          <w:rFonts w:eastAsia="標楷體" w:cs="新細明體"/>
+          <w:b/>
+          <w:bCs/>
+          <w:kern w:val="0"/>
+          <w:sz w:val="32"/>
+          <w:szCs w:val="32"/>
+        </w:rPr>
+        <w:t>risk_assessments</w:t>
+      </w:r>
+      <w:proofErr w:type="spellEnd"/>
       <w:r>
         <w:rPr>
           <w:rFonts w:eastAsia="標楷體" w:cs="新細明體"/>
@@ -16946,6 +17331,7 @@
                 <w:kern w:val="0"/>
               </w:rPr>
             </w:pPr>
+            <w:proofErr w:type="spellStart"/>
             <w:r>
               <w:rPr>
                 <w:rFonts w:eastAsia="標楷體" w:cs="新細明體"/>
@@ -16953,6 +17339,7 @@
               </w:rPr>
               <w:t>asset_id</w:t>
             </w:r>
+            <w:proofErr w:type="spellEnd"/>
           </w:p>
         </w:tc>
         <w:tc>
@@ -17047,6 +17434,7 @@
                 <w:kern w:val="0"/>
               </w:rPr>
             </w:pPr>
+            <w:proofErr w:type="spellStart"/>
             <w:r>
               <w:rPr>
                 <w:rFonts w:eastAsia="標楷體" w:cs="新細明體"/>
@@ -17054,6 +17442,7 @@
               </w:rPr>
               <w:t>threat_description</w:t>
             </w:r>
+            <w:proofErr w:type="spellEnd"/>
           </w:p>
         </w:tc>
         <w:tc>
@@ -17148,6 +17537,7 @@
                 <w:kern w:val="0"/>
               </w:rPr>
             </w:pPr>
+            <w:proofErr w:type="spellStart"/>
             <w:r>
               <w:rPr>
                 <w:rFonts w:eastAsia="標楷體" w:cs="新細明體"/>
@@ -17155,6 +17545,7 @@
               </w:rPr>
               <w:t>vulnerability_description</w:t>
             </w:r>
+            <w:proofErr w:type="spellEnd"/>
           </w:p>
         </w:tc>
         <w:tc>
@@ -17249,6 +17640,7 @@
                 <w:kern w:val="0"/>
               </w:rPr>
             </w:pPr>
+            <w:proofErr w:type="spellStart"/>
             <w:r>
               <w:rPr>
                 <w:rFonts w:eastAsia="標楷體" w:cs="新細明體"/>
@@ -17256,6 +17648,7 @@
               </w:rPr>
               <w:t>risk_score</w:t>
             </w:r>
+            <w:proofErr w:type="spellEnd"/>
           </w:p>
         </w:tc>
         <w:tc>
@@ -17336,6 +17729,7 @@
                 <w:kern w:val="0"/>
               </w:rPr>
             </w:pPr>
+            <w:proofErr w:type="spellStart"/>
             <w:r>
               <w:rPr>
                 <w:rFonts w:eastAsia="標楷體" w:cs="新細明體"/>
@@ -17343,6 +17737,7 @@
               </w:rPr>
               <w:t>ai_suggestion</w:t>
             </w:r>
+            <w:proofErr w:type="spellEnd"/>
           </w:p>
         </w:tc>
         <w:tc>
@@ -17545,6 +17940,7 @@
                 <w:kern w:val="0"/>
               </w:rPr>
             </w:pPr>
+            <w:proofErr w:type="spellStart"/>
             <w:r>
               <w:rPr>
                 <w:rFonts w:eastAsia="標楷體" w:cs="新細明體"/>
@@ -17552,6 +17948,7 @@
               </w:rPr>
               <w:t>asset_id_code</w:t>
             </w:r>
+            <w:proofErr w:type="spellEnd"/>
           </w:p>
         </w:tc>
         <w:tc>
@@ -17662,8 +18059,21 @@
           <w:sz w:val="32"/>
           <w:szCs w:val="32"/>
         </w:rPr>
-        <w:t>8-2-3 audit_logs</w:t>
-      </w:r>
+        <w:t xml:space="preserve">8-2-3 </w:t>
+      </w:r>
+      <w:proofErr w:type="spellStart"/>
+      <w:r>
+        <w:rPr>
+          <w:rFonts w:eastAsia="標楷體" w:cs="新細明體"/>
+          <w:b/>
+          <w:bCs/>
+          <w:kern w:val="0"/>
+          <w:sz w:val="32"/>
+          <w:szCs w:val="32"/>
+        </w:rPr>
+        <w:t>audit_logs</w:t>
+      </w:r>
+      <w:proofErr w:type="spellEnd"/>
       <w:r>
         <w:rPr>
           <w:rFonts w:eastAsia="標楷體" w:cs="新細明體"/>
@@ -18238,6 +18648,7 @@
                 <w:kern w:val="0"/>
               </w:rPr>
             </w:pPr>
+            <w:proofErr w:type="spellStart"/>
             <w:r>
               <w:rPr>
                 <w:rFonts w:eastAsia="標楷體" w:cs="新細明體"/>
@@ -18246,6 +18657,7 @@
               <w:lastRenderedPageBreak/>
               <w:t>target_asset</w:t>
             </w:r>
+            <w:proofErr w:type="spellEnd"/>
           </w:p>
         </w:tc>
         <w:tc>
@@ -18326,6 +18738,7 @@
                 <w:kern w:val="0"/>
               </w:rPr>
             </w:pPr>
+            <w:proofErr w:type="spellStart"/>
             <w:r>
               <w:rPr>
                 <w:rFonts w:eastAsia="標楷體" w:cs="新細明體"/>
@@ -18333,6 +18746,7 @@
               </w:rPr>
               <w:t>log_time</w:t>
             </w:r>
+            <w:proofErr w:type="spellEnd"/>
           </w:p>
         </w:tc>
         <w:tc>
@@ -18349,6 +18763,7 @@
                 <w:kern w:val="0"/>
               </w:rPr>
             </w:pPr>
+            <w:proofErr w:type="spellStart"/>
             <w:r>
               <w:rPr>
                 <w:rFonts w:eastAsia="標楷體" w:cs="新細明體"/>
@@ -18356,6 +18771,7 @@
               </w:rPr>
               <w:t>timestamptz</w:t>
             </w:r>
+            <w:proofErr w:type="spellEnd"/>
           </w:p>
         </w:tc>
         <w:tc>
@@ -18687,6 +19103,7 @@
                 <w:kern w:val="0"/>
               </w:rPr>
             </w:pPr>
+            <w:proofErr w:type="spellStart"/>
             <w:r>
               <w:rPr>
                 <w:rFonts w:eastAsia="標楷體" w:cs="新細明體"/>
@@ -18694,6 +19111,7 @@
               </w:rPr>
               <w:t>uuid</w:t>
             </w:r>
+            <w:proofErr w:type="spellEnd"/>
           </w:p>
         </w:tc>
         <w:tc>
@@ -19101,7 +19519,27 @@
           <w:sz w:val="28"/>
           <w:szCs w:val="28"/>
         </w:rPr>
-        <w:t xml:space="preserve"> Supabase </w:t>
+        <w:t xml:space="preserve"> </w:t>
+      </w:r>
+      <w:proofErr w:type="spellStart"/>
+      <w:r>
+        <w:rPr>
+          <w:rFonts w:eastAsia="標楷體" w:cs="新細明體"/>
+          <w:kern w:val="0"/>
+          <w:sz w:val="28"/>
+          <w:szCs w:val="28"/>
+        </w:rPr>
+        <w:t>Supabase</w:t>
+      </w:r>
+      <w:proofErr w:type="spellEnd"/>
+      <w:r>
+        <w:rPr>
+          <w:rFonts w:eastAsia="標楷體" w:cs="新細明體"/>
+          <w:kern w:val="0"/>
+          <w:sz w:val="28"/>
+          <w:szCs w:val="28"/>
+        </w:rPr>
+        <w:t xml:space="preserve"> </w:t>
       </w:r>
       <w:r>
         <w:rPr>
@@ -19137,7 +19575,27 @@
           <w:sz w:val="28"/>
           <w:szCs w:val="28"/>
         </w:rPr>
-        <w:t xml:space="preserve"> risk_assessments </w:t>
+        <w:t xml:space="preserve"> </w:t>
+      </w:r>
+      <w:proofErr w:type="spellStart"/>
+      <w:r>
+        <w:rPr>
+          <w:rFonts w:eastAsia="標楷體" w:cs="新細明體"/>
+          <w:kern w:val="0"/>
+          <w:sz w:val="28"/>
+          <w:szCs w:val="28"/>
+        </w:rPr>
+        <w:t>risk_assessments</w:t>
+      </w:r>
+      <w:proofErr w:type="spellEnd"/>
+      <w:r>
+        <w:rPr>
+          <w:rFonts w:eastAsia="標楷體" w:cs="新細明體"/>
+          <w:kern w:val="0"/>
+          <w:sz w:val="28"/>
+          <w:szCs w:val="28"/>
+        </w:rPr>
+        <w:t xml:space="preserve"> </w:t>
       </w:r>
       <w:r>
         <w:rPr>
@@ -19148,14 +19606,25 @@
         </w:rPr>
         <w:t>儲存風險評估結果，形成完整的資產風險管理資料鏈。</w:t>
       </w:r>
-      <w:r>
-        <w:rPr>
-          <w:rFonts w:eastAsia="標楷體" w:cs="新細明體"/>
-          <w:kern w:val="0"/>
-          <w:sz w:val="28"/>
-          <w:szCs w:val="28"/>
-        </w:rPr>
-        <w:t xml:space="preserve">audit_logs </w:t>
+      <w:proofErr w:type="spellStart"/>
+      <w:r>
+        <w:rPr>
+          <w:rFonts w:eastAsia="標楷體" w:cs="新細明體"/>
+          <w:kern w:val="0"/>
+          <w:sz w:val="28"/>
+          <w:szCs w:val="28"/>
+        </w:rPr>
+        <w:t>audit_logs</w:t>
+      </w:r>
+      <w:proofErr w:type="spellEnd"/>
+      <w:r>
+        <w:rPr>
+          <w:rFonts w:eastAsia="標楷體" w:cs="新細明體"/>
+          <w:kern w:val="0"/>
+          <w:sz w:val="28"/>
+          <w:szCs w:val="28"/>
+        </w:rPr>
+        <w:t xml:space="preserve"> </w:t>
       </w:r>
       <w:r>
         <w:rPr>

--- a/系統文件.docx
+++ b/系統文件.docx
@@ -16,7 +16,23 @@
           <w:rFonts w:eastAsia="標楷體" w:hint="eastAsia"/>
           <w:sz w:val="72"/>
         </w:rPr>
-        <w:t>國立臺北商業大學</w:t>
+        <w:t>國立</w:t>
+      </w:r>
+      <w:proofErr w:type="gramStart"/>
+      <w:r>
+        <w:rPr>
+          <w:rFonts w:eastAsia="標楷體" w:hint="eastAsia"/>
+          <w:sz w:val="72"/>
+        </w:rPr>
+        <w:t>臺</w:t>
+      </w:r>
+      <w:proofErr w:type="gramEnd"/>
+      <w:r>
+        <w:rPr>
+          <w:rFonts w:eastAsia="標楷體" w:hint="eastAsia"/>
+          <w:sz w:val="72"/>
+        </w:rPr>
+        <w:t>北商業大學</w:t>
       </w:r>
     </w:p>
     <w:p>
@@ -114,6 +130,7 @@
         </w:rPr>
         <w:t>115</w:t>
       </w:r>
+      <w:proofErr w:type="gramStart"/>
       <w:r>
         <w:rPr>
           <w:rFonts w:eastAsia="標楷體" w:cs="Arial"/>
@@ -121,6 +138,7 @@
         </w:rPr>
         <w:t>’</w:t>
       </w:r>
+      <w:proofErr w:type="gramEnd"/>
       <w:r>
         <w:rPr>
           <w:rFonts w:eastAsia="標楷體" w:hint="eastAsia"/>
@@ -522,8 +540,19 @@
           <w:bCs/>
           <w:sz w:val="40"/>
         </w:rPr>
-        <w:t>顏珮倪</w:t>
-      </w:r>
+        <w:t>顏</w:t>
+      </w:r>
+      <w:proofErr w:type="gramStart"/>
+      <w:r>
+        <w:rPr>
+          <w:rFonts w:eastAsia="標楷體" w:hint="eastAsia"/>
+          <w:b/>
+          <w:bCs/>
+          <w:sz w:val="40"/>
+        </w:rPr>
+        <w:t>珮倪</w:t>
+      </w:r>
+      <w:proofErr w:type="gramEnd"/>
     </w:p>
     <w:p>
       <w:pPr>
@@ -581,8 +610,9 @@
           <w:bCs/>
           <w:sz w:val="40"/>
         </w:rPr>
-        <w:t>林紀媗</w:t>
-      </w:r>
+        <w:t>林紀</w:t>
+      </w:r>
+      <w:proofErr w:type="gramStart"/>
       <w:r>
         <w:rPr>
           <w:rFonts w:eastAsia="標楷體" w:hint="eastAsia"/>
@@ -590,8 +620,9 @@
           <w:bCs/>
           <w:sz w:val="40"/>
         </w:rPr>
-        <w:t xml:space="preserve"> 11436010</w:t>
-      </w:r>
+        <w:t>媗</w:t>
+      </w:r>
+      <w:proofErr w:type="gramEnd"/>
       <w:r>
         <w:rPr>
           <w:rFonts w:eastAsia="標楷體" w:hint="eastAsia"/>
@@ -599,8 +630,28 @@
           <w:bCs/>
           <w:sz w:val="40"/>
         </w:rPr>
-        <w:t>李昕縈</w:t>
-      </w:r>
+        <w:t xml:space="preserve"> 11436010</w:t>
+      </w:r>
+      <w:r>
+        <w:rPr>
+          <w:rFonts w:eastAsia="標楷體" w:hint="eastAsia"/>
+          <w:b/>
+          <w:bCs/>
+          <w:sz w:val="40"/>
+        </w:rPr>
+        <w:t>李昕</w:t>
+      </w:r>
+      <w:proofErr w:type="gramStart"/>
+      <w:r>
+        <w:rPr>
+          <w:rFonts w:eastAsia="標楷體" w:hint="eastAsia"/>
+          <w:b/>
+          <w:bCs/>
+          <w:sz w:val="40"/>
+        </w:rPr>
+        <w:t>縈</w:t>
+      </w:r>
+      <w:proofErr w:type="gramEnd"/>
     </w:p>
     <w:p>
       <w:pPr>
@@ -631,8 +682,19 @@
           <w:bCs/>
           <w:sz w:val="40"/>
         </w:rPr>
-        <w:t>黃翊甄</w:t>
-      </w:r>
+        <w:t>黃翊</w:t>
+      </w:r>
+      <w:proofErr w:type="gramStart"/>
+      <w:r>
+        <w:rPr>
+          <w:rFonts w:eastAsia="標楷體" w:hint="eastAsia"/>
+          <w:b/>
+          <w:bCs/>
+          <w:sz w:val="40"/>
+        </w:rPr>
+        <w:t>甄</w:t>
+      </w:r>
+      <w:proofErr w:type="gramEnd"/>
       <w:r>
         <w:rPr>
           <w:rFonts w:eastAsia="標楷體" w:hint="eastAsia"/>
@@ -4327,7 +4389,25 @@
           <w:sz w:val="28"/>
           <w:szCs w:val="28"/>
         </w:rPr>
-        <w:t>的日常運作中，「資產盤點」與「風險評鑑」通常仰賴人工填寫與主觀判斷。面對日新月異的資安威脅（如</w:t>
+        <w:t>的日常運作中，「資產盤點」與「風險評鑑」通常仰賴人工填寫與主觀判斷。面對日新月異</w:t>
+      </w:r>
+      <w:proofErr w:type="gramStart"/>
+      <w:r>
+        <w:rPr>
+          <w:rFonts w:eastAsia="標楷體"/>
+          <w:sz w:val="28"/>
+          <w:szCs w:val="28"/>
+        </w:rPr>
+        <w:t>的資安威脅</w:t>
+      </w:r>
+      <w:proofErr w:type="gramEnd"/>
+      <w:r>
+        <w:rPr>
+          <w:rFonts w:eastAsia="標楷體"/>
+          <w:sz w:val="28"/>
+          <w:szCs w:val="28"/>
+        </w:rPr>
+        <w:t>（如</w:t>
       </w:r>
       <w:r>
         <w:rPr>
@@ -4343,7 +4423,25 @@
           <w:sz w:val="28"/>
           <w:szCs w:val="28"/>
         </w:rPr>
-        <w:t>漏洞），傳統的人工作業模式難以即時掌握外部情資，且不同人員對風險價值的評定標準不一，導致評鑑結果缺乏客觀依據與實效性</w:t>
+        <w:t>漏洞），傳統的人工作業模式難以即時掌握</w:t>
+      </w:r>
+      <w:proofErr w:type="gramStart"/>
+      <w:r>
+        <w:rPr>
+          <w:rFonts w:eastAsia="標楷體"/>
+          <w:sz w:val="28"/>
+          <w:szCs w:val="28"/>
+        </w:rPr>
+        <w:t>外部情資</w:t>
+      </w:r>
+      <w:proofErr w:type="gramEnd"/>
+      <w:r>
+        <w:rPr>
+          <w:rFonts w:eastAsia="標楷體"/>
+          <w:sz w:val="28"/>
+          <w:szCs w:val="28"/>
+        </w:rPr>
+        <w:t>，且不同人員對風險價值的評定標準不一，導致評鑑結果缺乏客觀依據與實效性</w:t>
       </w:r>
       <w:r>
         <w:rPr>
@@ -4424,7 +4522,43 @@
           <w:sz w:val="28"/>
           <w:szCs w:val="28"/>
         </w:rPr>
-        <w:t>時面臨三大痛點：首先，資產分類與價值評定缺乏標準，容易產生誤差；其次，風險評鑑中對於弱點值的評估過於主觀，未能結合即時的威脅情資（如</w:t>
+        <w:t>時面臨三大痛點：首先，資產分類與價值評定缺乏標準，容易產生誤差；其次，風險評鑑中對於弱點值的評估過於</w:t>
+      </w:r>
+      <w:proofErr w:type="gramStart"/>
+      <w:r>
+        <w:rPr>
+          <w:rFonts w:eastAsia="標楷體"/>
+          <w:sz w:val="28"/>
+          <w:szCs w:val="28"/>
+        </w:rPr>
+        <w:t>主觀，</w:t>
+      </w:r>
+      <w:proofErr w:type="gramEnd"/>
+      <w:r>
+        <w:rPr>
+          <w:rFonts w:eastAsia="標楷體"/>
+          <w:sz w:val="28"/>
+          <w:szCs w:val="28"/>
+        </w:rPr>
+        <w:t>未能結合即時的</w:t>
+      </w:r>
+      <w:proofErr w:type="gramStart"/>
+      <w:r>
+        <w:rPr>
+          <w:rFonts w:eastAsia="標楷體"/>
+          <w:sz w:val="28"/>
+          <w:szCs w:val="28"/>
+        </w:rPr>
+        <w:t>威脅情資</w:t>
+      </w:r>
+      <w:proofErr w:type="gramEnd"/>
+      <w:r>
+        <w:rPr>
+          <w:rFonts w:eastAsia="標楷體"/>
+          <w:sz w:val="28"/>
+          <w:szCs w:val="28"/>
+        </w:rPr>
+        <w:t>（如</w:t>
       </w:r>
       <w:r>
         <w:rPr>
@@ -4520,7 +4654,43 @@
           <w:sz w:val="28"/>
           <w:szCs w:val="28"/>
         </w:rPr>
-        <w:t>風險顧問系統，自動化輔助資安決策，降低人力負擔並提升評鑑精準度</w:t>
+        <w:t>風險顧問系統，自動化</w:t>
+      </w:r>
+      <w:proofErr w:type="gramStart"/>
+      <w:r>
+        <w:rPr>
+          <w:rFonts w:eastAsia="標楷體"/>
+          <w:sz w:val="28"/>
+          <w:szCs w:val="28"/>
+        </w:rPr>
+        <w:t>輔助資安決策</w:t>
+      </w:r>
+      <w:proofErr w:type="gramEnd"/>
+      <w:r>
+        <w:rPr>
+          <w:rFonts w:eastAsia="標楷體"/>
+          <w:sz w:val="28"/>
+          <w:szCs w:val="28"/>
+        </w:rPr>
+        <w:t>，降低人力負擔並提升評鑑精</w:t>
+      </w:r>
+      <w:proofErr w:type="gramStart"/>
+      <w:r>
+        <w:rPr>
+          <w:rFonts w:eastAsia="標楷體"/>
+          <w:sz w:val="28"/>
+          <w:szCs w:val="28"/>
+        </w:rPr>
+        <w:t>準</w:t>
+      </w:r>
+      <w:proofErr w:type="gramEnd"/>
+      <w:r>
+        <w:rPr>
+          <w:rFonts w:eastAsia="標楷體"/>
+          <w:sz w:val="28"/>
+          <w:szCs w:val="28"/>
+        </w:rPr>
+        <w:t>度</w:t>
       </w:r>
       <w:r>
         <w:rPr>
@@ -4751,7 +4921,25 @@
           <w:sz w:val="28"/>
           <w:szCs w:val="28"/>
         </w:rPr>
-        <w:t>技術將最新的弱點情資引入評鑑流程，自動計算客觀的弱點值。</w:t>
+        <w:t>技術將最新的</w:t>
+      </w:r>
+      <w:proofErr w:type="gramStart"/>
+      <w:r>
+        <w:rPr>
+          <w:rFonts w:eastAsia="標楷體" w:hint="eastAsia"/>
+          <w:sz w:val="28"/>
+          <w:szCs w:val="28"/>
+        </w:rPr>
+        <w:t>弱點情資引入</w:t>
+      </w:r>
+      <w:proofErr w:type="gramEnd"/>
+      <w:r>
+        <w:rPr>
+          <w:rFonts w:eastAsia="標楷體" w:hint="eastAsia"/>
+          <w:sz w:val="28"/>
+          <w:szCs w:val="28"/>
+        </w:rPr>
+        <w:t>評鑑流程，自動計算客觀的弱點值。</w:t>
       </w:r>
     </w:p>
     <w:p>
@@ -4774,7 +4962,25 @@
           <w:sz w:val="28"/>
           <w:szCs w:val="28"/>
         </w:rPr>
-        <w:t>精準對策生成：</w:t>
+        <w:t>精</w:t>
+      </w:r>
+      <w:proofErr w:type="gramStart"/>
+      <w:r>
+        <w:rPr>
+          <w:rFonts w:eastAsia="標楷體" w:hint="eastAsia"/>
+          <w:sz w:val="28"/>
+          <w:szCs w:val="28"/>
+        </w:rPr>
+        <w:t>準</w:t>
+      </w:r>
+      <w:proofErr w:type="gramEnd"/>
+      <w:r>
+        <w:rPr>
+          <w:rFonts w:eastAsia="標楷體" w:hint="eastAsia"/>
+          <w:sz w:val="28"/>
+          <w:szCs w:val="28"/>
+        </w:rPr>
+        <w:t>對策生成：</w:t>
       </w:r>
       <w:r>
         <w:rPr>
@@ -4993,7 +5199,43 @@
           <w:sz w:val="28"/>
           <w:szCs w:val="28"/>
         </w:rPr>
-        <w:t>系統能結合最新漏洞情資給予預警，並產出符合國際標準的資安文件，輔助組織順利通過稽核。</w:t>
+        <w:t>系統能結合最新</w:t>
+      </w:r>
+      <w:proofErr w:type="gramStart"/>
+      <w:r>
+        <w:rPr>
+          <w:rFonts w:eastAsia="標楷體" w:hint="eastAsia"/>
+          <w:sz w:val="28"/>
+          <w:szCs w:val="28"/>
+        </w:rPr>
+        <w:t>漏洞情資給予</w:t>
+      </w:r>
+      <w:proofErr w:type="gramEnd"/>
+      <w:r>
+        <w:rPr>
+          <w:rFonts w:eastAsia="標楷體" w:hint="eastAsia"/>
+          <w:sz w:val="28"/>
+          <w:szCs w:val="28"/>
+        </w:rPr>
+        <w:t>預警，並產出符合國際標準</w:t>
+      </w:r>
+      <w:proofErr w:type="gramStart"/>
+      <w:r>
+        <w:rPr>
+          <w:rFonts w:eastAsia="標楷體" w:hint="eastAsia"/>
+          <w:sz w:val="28"/>
+          <w:szCs w:val="28"/>
+        </w:rPr>
+        <w:t>的資安文件</w:t>
+      </w:r>
+      <w:proofErr w:type="gramEnd"/>
+      <w:r>
+        <w:rPr>
+          <w:rFonts w:eastAsia="標楷體" w:hint="eastAsia"/>
+          <w:sz w:val="28"/>
+          <w:szCs w:val="28"/>
+        </w:rPr>
+        <w:t>，輔助組織順利通過稽核。</w:t>
       </w:r>
     </w:p>
     <w:p>
@@ -5189,7 +5431,39 @@
           <w:rFonts w:eastAsia="標楷體" w:hint="eastAsia"/>
           <w:sz w:val="28"/>
         </w:rPr>
-        <w:t>、資通安全管理法等要求普及，不僅政府機關，中小企業也被要求合規。</w:t>
+        <w:t>、資通安全管理法等要求</w:t>
+      </w:r>
+      <w:proofErr w:type="gramStart"/>
+      <w:r>
+        <w:rPr>
+          <w:rFonts w:eastAsia="標楷體" w:hint="eastAsia"/>
+          <w:sz w:val="28"/>
+        </w:rPr>
+        <w:t>普及，</w:t>
+      </w:r>
+      <w:proofErr w:type="gramEnd"/>
+      <w:r>
+        <w:rPr>
+          <w:rFonts w:eastAsia="標楷體" w:hint="eastAsia"/>
+          <w:sz w:val="28"/>
+        </w:rPr>
+        <w:t>不僅政府機關，中小企業也被要求合</w:t>
+      </w:r>
+      <w:proofErr w:type="gramStart"/>
+      <w:r>
+        <w:rPr>
+          <w:rFonts w:eastAsia="標楷體" w:hint="eastAsia"/>
+          <w:sz w:val="28"/>
+        </w:rPr>
+        <w:t>規</w:t>
+      </w:r>
+      <w:proofErr w:type="gramEnd"/>
+      <w:r>
+        <w:rPr>
+          <w:rFonts w:eastAsia="標楷體" w:hint="eastAsia"/>
+          <w:sz w:val="28"/>
+        </w:rPr>
+        <w:t>。</w:t>
       </w:r>
     </w:p>
     <w:p>
@@ -5211,7 +5485,23 @@
           <w:rFonts w:eastAsia="標楷體" w:hint="eastAsia"/>
           <w:sz w:val="28"/>
         </w:rPr>
-        <w:t>中小企業缺乏專業資安顧問，但目前顧問費用極高，此專案能填補專業人力缺口。</w:t>
+        <w:t>中小企業缺乏</w:t>
+      </w:r>
+      <w:proofErr w:type="gramStart"/>
+      <w:r>
+        <w:rPr>
+          <w:rFonts w:eastAsia="標楷體" w:hint="eastAsia"/>
+          <w:sz w:val="28"/>
+        </w:rPr>
+        <w:t>專業資安顧問</w:t>
+      </w:r>
+      <w:proofErr w:type="gramEnd"/>
+      <w:r>
+        <w:rPr>
+          <w:rFonts w:eastAsia="標楷體" w:hint="eastAsia"/>
+          <w:sz w:val="28"/>
+        </w:rPr>
+        <w:t>，但目前顧問費用極高，此專案能填補專業人力缺口。</w:t>
       </w:r>
     </w:p>
     <w:p>
@@ -5387,12 +5677,21 @@
           <w:sz w:val="28"/>
         </w:rPr>
       </w:pPr>
-      <w:r>
-        <w:rPr>
-          <w:rFonts w:eastAsia="標楷體" w:hint="eastAsia"/>
-          <w:sz w:val="28"/>
-        </w:rPr>
-        <w:t>資安隱私風險。</w:t>
+      <w:proofErr w:type="gramStart"/>
+      <w:r>
+        <w:rPr>
+          <w:rFonts w:eastAsia="標楷體" w:hint="eastAsia"/>
+          <w:sz w:val="28"/>
+        </w:rPr>
+        <w:t>資安隱私</w:t>
+      </w:r>
+      <w:proofErr w:type="gramEnd"/>
+      <w:r>
+        <w:rPr>
+          <w:rFonts w:eastAsia="標楷體" w:hint="eastAsia"/>
+          <w:sz w:val="28"/>
+        </w:rPr>
+        <w:t>風險。</w:t>
       </w:r>
     </w:p>
     <w:p>
@@ -7476,8 +7775,17 @@
           <w:rFonts w:eastAsia="標楷體" w:hint="eastAsia"/>
           <w:sz w:val="28"/>
         </w:rPr>
-        <w:t>即時追蹤資安風險</w:t>
-      </w:r>
+        <w:t>即時</w:t>
+      </w:r>
+      <w:proofErr w:type="gramStart"/>
+      <w:r>
+        <w:rPr>
+          <w:rFonts w:eastAsia="標楷體" w:hint="eastAsia"/>
+          <w:sz w:val="28"/>
+        </w:rPr>
+        <w:t>追蹤資安風險</w:t>
+      </w:r>
+      <w:proofErr w:type="gramEnd"/>
     </w:p>
     <w:p>
       <w:pPr>
@@ -7957,12 +8265,21 @@
                 <w:sz w:val="28"/>
               </w:rPr>
             </w:pPr>
+            <w:proofErr w:type="gramStart"/>
             <w:r>
               <w:rPr>
                 <w:rFonts w:eastAsia="標楷體" w:hint="eastAsia"/>
                 <w:sz w:val="28"/>
               </w:rPr>
-              <w:t>缺資安人才</w:t>
+              <w:t>缺資安</w:t>
+            </w:r>
+            <w:proofErr w:type="gramEnd"/>
+            <w:r>
+              <w:rPr>
+                <w:rFonts w:eastAsia="標楷體" w:hint="eastAsia"/>
+                <w:sz w:val="28"/>
+              </w:rPr>
+              <w:t>人才</w:t>
             </w:r>
           </w:p>
         </w:tc>
@@ -8287,7 +8604,23 @@
                 <w:rFonts w:eastAsia="標楷體" w:hint="eastAsia"/>
                 <w:sz w:val="28"/>
               </w:rPr>
-              <w:t>中小企業缺乏資安專才</w:t>
+              <w:t>中小企業缺乏</w:t>
+            </w:r>
+            <w:proofErr w:type="gramStart"/>
+            <w:r>
+              <w:rPr>
+                <w:rFonts w:eastAsia="標楷體" w:hint="eastAsia"/>
+                <w:sz w:val="28"/>
+              </w:rPr>
+              <w:t>資安專</w:t>
+            </w:r>
+            <w:proofErr w:type="gramEnd"/>
+            <w:r>
+              <w:rPr>
+                <w:rFonts w:eastAsia="標楷體" w:hint="eastAsia"/>
+                <w:sz w:val="28"/>
+              </w:rPr>
+              <w:t>才</w:t>
             </w:r>
           </w:p>
         </w:tc>
@@ -8586,7 +8919,25 @@
           <w:sz w:val="28"/>
           <w:szCs w:val="28"/>
         </w:rPr>
-        <w:t>我們的系統旨在協助使用者自動化進行資訊資產盤點、漏洞分析與風險評鑑，降低傳統人工評鑑所需的時間與專業門檻，並提升整體資安管理效率。透過使用者輸入資產資料（如系統名稱、設備類型、重要性等），結合漏洞資料與</w:t>
+        <w:t>我們的系統旨在協助使用者自動化進行資訊資產盤點、漏洞分析與風險評鑑，降低傳統人工評鑑所需的時間與專業門檻，並提升</w:t>
+      </w:r>
+      <w:proofErr w:type="gramStart"/>
+      <w:r>
+        <w:rPr>
+          <w:rFonts w:eastAsia="標楷體" w:hint="eastAsia"/>
+          <w:sz w:val="28"/>
+          <w:szCs w:val="28"/>
+        </w:rPr>
+        <w:t>整體資安管理</w:t>
+      </w:r>
+      <w:proofErr w:type="gramEnd"/>
+      <w:r>
+        <w:rPr>
+          <w:rFonts w:eastAsia="標楷體" w:hint="eastAsia"/>
+          <w:sz w:val="28"/>
+          <w:szCs w:val="28"/>
+        </w:rPr>
+        <w:t>效率。透過使用者輸入資產資料（如系統名稱、設備類型、重要性等），結合漏洞資料與</w:t>
       </w:r>
       <w:r>
         <w:rPr>
@@ -8780,7 +9131,25 @@
           <w:sz w:val="28"/>
           <w:szCs w:val="28"/>
         </w:rPr>
-        <w:t>進行前後端資料傳輸，使系統架構更為清晰，並提升擴展性與維護性。</w:t>
+        <w:t>進行前後端資料傳輸，使系統架構更為</w:t>
+      </w:r>
+      <w:proofErr w:type="gramStart"/>
+      <w:r>
+        <w:rPr>
+          <w:rFonts w:eastAsia="標楷體" w:hint="eastAsia"/>
+          <w:sz w:val="28"/>
+          <w:szCs w:val="28"/>
+        </w:rPr>
+        <w:t>清晰，</w:t>
+      </w:r>
+      <w:proofErr w:type="gramEnd"/>
+      <w:r>
+        <w:rPr>
+          <w:rFonts w:eastAsia="標楷體" w:hint="eastAsia"/>
+          <w:sz w:val="28"/>
+          <w:szCs w:val="28"/>
+        </w:rPr>
+        <w:t>並提升擴展性與維護性。</w:t>
       </w:r>
     </w:p>
     <w:p>
@@ -9054,7 +9423,25 @@
           <w:sz w:val="28"/>
           <w:szCs w:val="28"/>
         </w:rPr>
-        <w:t>，建置一套完整的資安風險評估平台。</w:t>
+        <w:t>，建置一套完整</w:t>
+      </w:r>
+      <w:proofErr w:type="gramStart"/>
+      <w:r>
+        <w:rPr>
+          <w:rFonts w:eastAsia="標楷體" w:hint="eastAsia"/>
+          <w:sz w:val="28"/>
+          <w:szCs w:val="28"/>
+        </w:rPr>
+        <w:t>的資安風險</w:t>
+      </w:r>
+      <w:proofErr w:type="gramEnd"/>
+      <w:r>
+        <w:rPr>
+          <w:rFonts w:eastAsia="標楷體" w:hint="eastAsia"/>
+          <w:sz w:val="28"/>
+          <w:szCs w:val="28"/>
+        </w:rPr>
+        <w:t>評估平台。</w:t>
       </w:r>
     </w:p>
     <w:p>
@@ -9083,7 +9470,43 @@
           <w:sz w:val="28"/>
           <w:szCs w:val="28"/>
         </w:rPr>
-        <w:t>使用者能隨時進行資安風險評估、檢視分析結果與查詢歷史紀錄。此外，由於採用</w:t>
+        <w:t>使用者能隨時</w:t>
+      </w:r>
+      <w:proofErr w:type="gramStart"/>
+      <w:r>
+        <w:rPr>
+          <w:rFonts w:eastAsia="標楷體"/>
+          <w:sz w:val="28"/>
+          <w:szCs w:val="28"/>
+        </w:rPr>
+        <w:t>進行資安風險</w:t>
+      </w:r>
+      <w:proofErr w:type="gramEnd"/>
+      <w:r>
+        <w:rPr>
+          <w:rFonts w:eastAsia="標楷體"/>
+          <w:sz w:val="28"/>
+          <w:szCs w:val="28"/>
+        </w:rPr>
+        <w:t>評估、檢視分析結果與查詢歷史紀錄。</w:t>
+      </w:r>
+      <w:proofErr w:type="gramStart"/>
+      <w:r>
+        <w:rPr>
+          <w:rFonts w:eastAsia="標楷體"/>
+          <w:sz w:val="28"/>
+          <w:szCs w:val="28"/>
+        </w:rPr>
+        <w:t>此外，</w:t>
+      </w:r>
+      <w:proofErr w:type="gramEnd"/>
+      <w:r>
+        <w:rPr>
+          <w:rFonts w:eastAsia="標楷體"/>
+          <w:sz w:val="28"/>
+          <w:szCs w:val="28"/>
+        </w:rPr>
+        <w:t>由於採用</w:t>
       </w:r>
       <w:proofErr w:type="spellStart"/>
       <w:r>
@@ -10515,7 +10938,25 @@
           <w:sz w:val="28"/>
           <w:szCs w:val="28"/>
         </w:rPr>
-        <w:t>：為輕量且功能完整之開發工具，支援多種程式語言與除錯功能，並可透過擴充套件提升開發效率，是本系統主要開發環境。</w:t>
+        <w:t>：為</w:t>
+      </w:r>
+      <w:proofErr w:type="gramStart"/>
+      <w:r>
+        <w:rPr>
+          <w:rFonts w:eastAsia="標楷體" w:hint="eastAsia"/>
+          <w:sz w:val="28"/>
+          <w:szCs w:val="28"/>
+        </w:rPr>
+        <w:t>輕量且功能</w:t>
+      </w:r>
+      <w:proofErr w:type="gramEnd"/>
+      <w:r>
+        <w:rPr>
+          <w:rFonts w:eastAsia="標楷體" w:hint="eastAsia"/>
+          <w:sz w:val="28"/>
+          <w:szCs w:val="28"/>
+        </w:rPr>
+        <w:t>完整之開發工具，支援多種程式語言與除錯功能，並可透過擴充套件提升開發效率，是本系統主要開發環境。</w:t>
       </w:r>
     </w:p>
     <w:p>
@@ -10652,7 +11093,25 @@
           <w:sz w:val="28"/>
           <w:szCs w:val="28"/>
         </w:rPr>
-        <w:t>設計原則：作為前後端資料傳輸之設計依據，使系統架構清晰，並提升系統之擴展性與維護性。</w:t>
+        <w:t>設計原則：作為前後端資料傳輸之設計依據，使系統架構</w:t>
+      </w:r>
+      <w:proofErr w:type="gramStart"/>
+      <w:r>
+        <w:rPr>
+          <w:rFonts w:eastAsia="標楷體" w:hint="eastAsia"/>
+          <w:sz w:val="28"/>
+          <w:szCs w:val="28"/>
+        </w:rPr>
+        <w:t>清晰，</w:t>
+      </w:r>
+      <w:proofErr w:type="gramEnd"/>
+      <w:r>
+        <w:rPr>
+          <w:rFonts w:eastAsia="標楷體" w:hint="eastAsia"/>
+          <w:sz w:val="28"/>
+          <w:szCs w:val="28"/>
+        </w:rPr>
+        <w:t>並提升系統之擴展性與維護性。</w:t>
       </w:r>
     </w:p>
     <w:p>
@@ -12164,6 +12623,7 @@
         <w:lastRenderedPageBreak/>
         <w:t xml:space="preserve">7-4 </w:t>
       </w:r>
+      <w:proofErr w:type="gramStart"/>
       <w:r>
         <w:rPr>
           <w:rFonts w:eastAsia="標楷體"/>
@@ -12180,6 +12640,7 @@
         </w:rPr>
         <w:t>與</w:t>
       </w:r>
+      <w:proofErr w:type="gramEnd"/>
       <w:r>
         <w:rPr>
           <w:rFonts w:eastAsia="標楷體"/>
@@ -12492,7 +12953,27 @@
           <w:sz w:val="28"/>
           <w:szCs w:val="28"/>
         </w:rPr>
-        <w:t>）與外鍵（</w:t>
+        <w:t>）</w:t>
+      </w:r>
+      <w:proofErr w:type="gramStart"/>
+      <w:r>
+        <w:rPr>
+          <w:rFonts w:eastAsia="標楷體" w:cs="新細明體"/>
+          <w:kern w:val="0"/>
+          <w:sz w:val="28"/>
+          <w:szCs w:val="28"/>
+        </w:rPr>
+        <w:t>與外鍵</w:t>
+      </w:r>
+      <w:proofErr w:type="gramEnd"/>
+      <w:r>
+        <w:rPr>
+          <w:rFonts w:eastAsia="標楷體" w:cs="新細明體"/>
+          <w:kern w:val="0"/>
+          <w:sz w:val="28"/>
+          <w:szCs w:val="28"/>
+        </w:rPr>
+        <w:t>（</w:t>
       </w:r>
       <w:r>
         <w:rPr>
@@ -12998,8 +13479,19 @@
           <w:sz w:val="28"/>
           <w:szCs w:val="28"/>
         </w:rPr>
-        <w:t>關聯類型：一對多（</w:t>
-      </w:r>
+        <w:t>關聯類型：一對多</w:t>
+      </w:r>
+      <w:proofErr w:type="gramStart"/>
+      <w:r>
+        <w:rPr>
+          <w:rFonts w:eastAsia="標楷體" w:cs="新細明體"/>
+          <w:kern w:val="0"/>
+          <w:sz w:val="28"/>
+          <w:szCs w:val="28"/>
+        </w:rPr>
+        <w:t>（</w:t>
+      </w:r>
+      <w:proofErr w:type="gramEnd"/>
       <w:r>
         <w:rPr>
           <w:rFonts w:eastAsia="標楷體" w:cs="新細明體"/>
@@ -13009,6 +13501,7 @@
         </w:rPr>
         <w:t>1:N</w:t>
       </w:r>
+      <w:proofErr w:type="gramStart"/>
       <w:r>
         <w:rPr>
           <w:rFonts w:eastAsia="標楷體" w:cs="新細明體"/>
@@ -13018,6 +13511,7 @@
         </w:rPr>
         <w:t>）</w:t>
       </w:r>
+      <w:proofErr w:type="gramEnd"/>
       <w:r>
         <w:rPr>
           <w:rFonts w:eastAsia="標楷體" w:cs="新細明體"/>
@@ -13314,8 +13808,19 @@
           <w:sz w:val="28"/>
           <w:szCs w:val="28"/>
         </w:rPr>
-        <w:t>關聯類型：一對多（</w:t>
-      </w:r>
+        <w:t>關聯類型：一對多</w:t>
+      </w:r>
+      <w:proofErr w:type="gramStart"/>
+      <w:r>
+        <w:rPr>
+          <w:rFonts w:eastAsia="標楷體" w:cs="新細明體"/>
+          <w:kern w:val="0"/>
+          <w:sz w:val="28"/>
+          <w:szCs w:val="28"/>
+        </w:rPr>
+        <w:t>（</w:t>
+      </w:r>
+      <w:proofErr w:type="gramEnd"/>
       <w:r>
         <w:rPr>
           <w:rFonts w:eastAsia="標楷體" w:cs="新細明體"/>
@@ -13325,6 +13830,7 @@
         </w:rPr>
         <w:t>1:N</w:t>
       </w:r>
+      <w:proofErr w:type="gramStart"/>
       <w:r>
         <w:rPr>
           <w:rFonts w:eastAsia="標楷體" w:cs="新細明體"/>
@@ -13334,6 +13840,7 @@
         </w:rPr>
         <w:t>）</w:t>
       </w:r>
+      <w:proofErr w:type="gramEnd"/>
     </w:p>
     <w:p>
       <w:pPr>
@@ -13705,8 +14212,19 @@
           <w:sz w:val="28"/>
           <w:szCs w:val="28"/>
         </w:rPr>
-        <w:t>關聯類型：一對多（</w:t>
-      </w:r>
+        <w:t>關聯類型：一對多</w:t>
+      </w:r>
+      <w:proofErr w:type="gramStart"/>
+      <w:r>
+        <w:rPr>
+          <w:rFonts w:eastAsia="標楷體" w:cs="新細明體"/>
+          <w:kern w:val="0"/>
+          <w:sz w:val="28"/>
+          <w:szCs w:val="28"/>
+        </w:rPr>
+        <w:t>（</w:t>
+      </w:r>
+      <w:proofErr w:type="gramEnd"/>
       <w:r>
         <w:rPr>
           <w:rFonts w:eastAsia="標楷體" w:cs="新細明體"/>
@@ -13716,6 +14234,7 @@
         </w:rPr>
         <w:t>1:N</w:t>
       </w:r>
+      <w:proofErr w:type="gramStart"/>
       <w:r>
         <w:rPr>
           <w:rFonts w:eastAsia="標楷體" w:cs="新細明體"/>
@@ -13725,6 +14244,7 @@
         </w:rPr>
         <w:t>）</w:t>
       </w:r>
+      <w:proofErr w:type="gramEnd"/>
       <w:r>
         <w:rPr>
           <w:rFonts w:eastAsia="標楷體" w:cs="新細明體"/>
@@ -14108,8 +14628,19 @@
           <w:sz w:val="28"/>
           <w:szCs w:val="28"/>
         </w:rPr>
-        <w:t>為資產表主鍵</w:t>
-      </w:r>
+        <w:t>為</w:t>
+      </w:r>
+      <w:proofErr w:type="gramStart"/>
+      <w:r>
+        <w:rPr>
+          <w:rFonts w:eastAsia="標楷體" w:cs="新細明體"/>
+          <w:kern w:val="0"/>
+          <w:sz w:val="28"/>
+          <w:szCs w:val="28"/>
+        </w:rPr>
+        <w:t>資產表主鍵</w:t>
+      </w:r>
+      <w:proofErr w:type="gramEnd"/>
       <w:r>
         <w:rPr>
           <w:rFonts w:eastAsia="標楷體" w:cs="新細明體"/>
@@ -14152,8 +14683,19 @@
           <w:sz w:val="28"/>
           <w:szCs w:val="28"/>
         </w:rPr>
-        <w:t>為風險評估表主鍵</w:t>
-      </w:r>
+        <w:t>為風險</w:t>
+      </w:r>
+      <w:proofErr w:type="gramStart"/>
+      <w:r>
+        <w:rPr>
+          <w:rFonts w:eastAsia="標楷體" w:cs="新細明體"/>
+          <w:kern w:val="0"/>
+          <w:sz w:val="28"/>
+          <w:szCs w:val="28"/>
+        </w:rPr>
+        <w:t>評估表主鍵</w:t>
+      </w:r>
+      <w:proofErr w:type="gramEnd"/>
       <w:r>
         <w:rPr>
           <w:rFonts w:eastAsia="標楷體" w:cs="新細明體"/>
@@ -14196,8 +14738,19 @@
           <w:sz w:val="28"/>
           <w:szCs w:val="28"/>
         </w:rPr>
-        <w:t>為稽核紀錄表主鍵</w:t>
-      </w:r>
+        <w:t>為稽核</w:t>
+      </w:r>
+      <w:proofErr w:type="gramStart"/>
+      <w:r>
+        <w:rPr>
+          <w:rFonts w:eastAsia="標楷體" w:cs="新細明體"/>
+          <w:kern w:val="0"/>
+          <w:sz w:val="28"/>
+          <w:szCs w:val="28"/>
+        </w:rPr>
+        <w:t>紀錄表主鍵</w:t>
+      </w:r>
+      <w:proofErr w:type="gramEnd"/>
       <w:r>
         <w:rPr>
           <w:rFonts w:eastAsia="標楷體" w:cs="新細明體"/>
@@ -14240,8 +14793,19 @@
           <w:sz w:val="28"/>
           <w:szCs w:val="28"/>
         </w:rPr>
-        <w:t>為使用者表主鍵</w:t>
-      </w:r>
+        <w:t>為</w:t>
+      </w:r>
+      <w:proofErr w:type="gramStart"/>
+      <w:r>
+        <w:rPr>
+          <w:rFonts w:eastAsia="標楷體" w:cs="新細明體"/>
+          <w:kern w:val="0"/>
+          <w:sz w:val="28"/>
+          <w:szCs w:val="28"/>
+        </w:rPr>
+        <w:t>使用者表主鍵</w:t>
+      </w:r>
+      <w:proofErr w:type="gramEnd"/>
       <w:r>
         <w:rPr>
           <w:rFonts w:eastAsia="標楷體" w:cs="新細明體"/>
@@ -15799,8 +16363,17 @@
                 <w:rFonts w:eastAsia="標楷體" w:cs="新細明體" w:hint="eastAsia"/>
                 <w:kern w:val="0"/>
               </w:rPr>
-              <w:t>必填）</w:t>
-            </w:r>
+              <w:t>必填</w:t>
+            </w:r>
+            <w:proofErr w:type="gramStart"/>
+            <w:r>
+              <w:rPr>
+                <w:rFonts w:eastAsia="標楷體" w:cs="新細明體" w:hint="eastAsia"/>
+                <w:kern w:val="0"/>
+              </w:rPr>
+              <w:t>）</w:t>
+            </w:r>
+            <w:proofErr w:type="gramEnd"/>
           </w:p>
         </w:tc>
       </w:tr>
@@ -16120,7 +16693,23 @@
                 <w:rFonts w:eastAsia="標楷體" w:cs="新細明體"/>
                 <w:kern w:val="0"/>
               </w:rPr>
-              <w:t>（個資、財務、內部文件等）</w:t>
+              <w:t>（</w:t>
+            </w:r>
+            <w:proofErr w:type="gramStart"/>
+            <w:r>
+              <w:rPr>
+                <w:rFonts w:eastAsia="標楷體" w:cs="新細明體"/>
+                <w:kern w:val="0"/>
+              </w:rPr>
+              <w:t>個</w:t>
+            </w:r>
+            <w:proofErr w:type="gramEnd"/>
+            <w:r>
+              <w:rPr>
+                <w:rFonts w:eastAsia="標楷體" w:cs="新細明體"/>
+                <w:kern w:val="0"/>
+              </w:rPr>
+              <w:t>資、財務、內部文件等）</w:t>
             </w:r>
           </w:p>
         </w:tc>
@@ -17899,7 +18488,23 @@
                 <w:rFonts w:eastAsia="標楷體" w:cs="新細明體"/>
                 <w:kern w:val="0"/>
               </w:rPr>
-              <w:t>風險處理狀態（例如</w:t>
+              <w:t>風險處理狀態</w:t>
+            </w:r>
+            <w:proofErr w:type="gramStart"/>
+            <w:r>
+              <w:rPr>
+                <w:rFonts w:eastAsia="標楷體" w:cs="新細明體"/>
+                <w:kern w:val="0"/>
+              </w:rPr>
+              <w:t>（</w:t>
+            </w:r>
+            <w:proofErr w:type="gramEnd"/>
+            <w:r>
+              <w:rPr>
+                <w:rFonts w:eastAsia="標楷體" w:cs="新細明體"/>
+                <w:kern w:val="0"/>
+              </w:rPr>
+              <w:t>例如</w:t>
             </w:r>
             <w:r>
               <w:rPr>
@@ -17915,6 +18520,7 @@
               </w:rPr>
               <w:t>待處理、已修復、風險接受</w:t>
             </w:r>
+            <w:proofErr w:type="gramStart"/>
             <w:r>
               <w:rPr>
                 <w:rFonts w:eastAsia="標楷體" w:cs="新細明體"/>
@@ -17922,6 +18528,7 @@
               </w:rPr>
               <w:t>）</w:t>
             </w:r>
+            <w:proofErr w:type="gramEnd"/>
           </w:p>
         </w:tc>
       </w:tr>
@@ -18918,7 +19525,27 @@
           <w:sz w:val="28"/>
           <w:szCs w:val="28"/>
         </w:rPr>
-        <w:t>），以符合資安管理中最小權限原則（</w:t>
+        <w:t>），以</w:t>
+      </w:r>
+      <w:proofErr w:type="gramStart"/>
+      <w:r>
+        <w:rPr>
+          <w:rFonts w:eastAsia="標楷體" w:cs="新細明體"/>
+          <w:kern w:val="0"/>
+          <w:sz w:val="28"/>
+          <w:szCs w:val="28"/>
+        </w:rPr>
+        <w:t>符合資安管理</w:t>
+      </w:r>
+      <w:proofErr w:type="gramEnd"/>
+      <w:r>
+        <w:rPr>
+          <w:rFonts w:eastAsia="標楷體" w:cs="新細明體"/>
+          <w:kern w:val="0"/>
+          <w:sz w:val="28"/>
+          <w:szCs w:val="28"/>
+        </w:rPr>
+        <w:t>中最小權限原則（</w:t>
       </w:r>
       <w:r>
         <w:rPr>

--- a/系統文件.docx
+++ b/系統文件.docx
@@ -5414,94 +5414,40 @@
       </w:pPr>
       <w:r>
         <w:rPr>
-          <w:rFonts w:eastAsia="標楷體" w:hint="eastAsia"/>
-          <w:sz w:val="28"/>
-        </w:rPr>
-        <w:t>隨著</w:t>
-      </w:r>
-      <w:r>
-        <w:rPr>
-          <w:rFonts w:eastAsia="標楷體" w:hint="eastAsia"/>
-          <w:sz w:val="28"/>
-        </w:rPr>
-        <w:t>ISO27001</w:t>
-      </w:r>
-      <w:r>
-        <w:rPr>
-          <w:rFonts w:eastAsia="標楷體" w:hint="eastAsia"/>
-          <w:sz w:val="28"/>
-        </w:rPr>
-        <w:t>、資通安全管理法等要求</w:t>
+          <w:rFonts w:eastAsia="標楷體"/>
+          <w:sz w:val="28"/>
+        </w:rPr>
+        <w:t>各部門人員常因不</w:t>
       </w:r>
       <w:proofErr w:type="gramStart"/>
       <w:r>
         <w:rPr>
-          <w:rFonts w:eastAsia="標楷體" w:hint="eastAsia"/>
-          <w:sz w:val="28"/>
-        </w:rPr>
-        <w:t>普及，</w:t>
+          <w:rFonts w:eastAsia="標楷體"/>
+          <w:sz w:val="28"/>
+        </w:rPr>
+        <w:t>具備資安專業</w:t>
       </w:r>
       <w:proofErr w:type="gramEnd"/>
       <w:r>
         <w:rPr>
-          <w:rFonts w:eastAsia="標楷體" w:hint="eastAsia"/>
-          <w:sz w:val="28"/>
-        </w:rPr>
-        <w:t>不僅政府機關，中小企業也被要求合</w:t>
-      </w:r>
-      <w:proofErr w:type="gramStart"/>
-      <w:r>
-        <w:rPr>
-          <w:rFonts w:eastAsia="標楷體" w:hint="eastAsia"/>
-          <w:sz w:val="28"/>
-        </w:rPr>
-        <w:t>規</w:t>
-      </w:r>
-      <w:proofErr w:type="gramEnd"/>
-      <w:r>
-        <w:rPr>
-          <w:rFonts w:eastAsia="標楷體" w:hint="eastAsia"/>
-          <w:sz w:val="28"/>
-        </w:rPr>
-        <w:t>。</w:t>
-      </w:r>
-    </w:p>
-    <w:p>
-      <w:pPr>
-        <w:pStyle w:val="aa"/>
-        <w:numPr>
-          <w:ilvl w:val="1"/>
-          <w:numId w:val="15"/>
-        </w:numPr>
-        <w:overflowPunct w:val="0"/>
-        <w:jc w:val="both"/>
-        <w:rPr>
-          <w:rFonts w:eastAsia="標楷體"/>
-          <w:sz w:val="28"/>
-        </w:rPr>
-      </w:pPr>
-      <w:r>
-        <w:rPr>
-          <w:rFonts w:eastAsia="標楷體" w:hint="eastAsia"/>
-          <w:sz w:val="28"/>
-        </w:rPr>
-        <w:t>中小企業缺乏</w:t>
-      </w:r>
-      <w:proofErr w:type="gramStart"/>
-      <w:r>
-        <w:rPr>
-          <w:rFonts w:eastAsia="標楷體" w:hint="eastAsia"/>
-          <w:sz w:val="28"/>
-        </w:rPr>
-        <w:t>專業資安顧問</w:t>
-      </w:r>
-      <w:proofErr w:type="gramEnd"/>
-      <w:r>
-        <w:rPr>
-          <w:rFonts w:eastAsia="標楷體" w:hint="eastAsia"/>
-          <w:sz w:val="28"/>
-        </w:rPr>
-        <w:t>，但目前顧問費用極高，此專案能填補專業人力缺口。</w:t>
+          <w:rFonts w:eastAsia="標楷體"/>
+          <w:sz w:val="28"/>
+        </w:rPr>
+        <w:t>，而在資產盤點與風險評估時感到困擾。本系統能將專業術語轉化為白話建議，降低全員參與</w:t>
+      </w:r>
+      <w:r>
+        <w:rPr>
+          <w:rFonts w:eastAsia="標楷體"/>
+          <w:sz w:val="28"/>
+        </w:rPr>
+        <w:t xml:space="preserve"> ISMS </w:t>
+      </w:r>
+      <w:r>
+        <w:rPr>
+          <w:rFonts w:eastAsia="標楷體"/>
+          <w:sz w:val="28"/>
+        </w:rPr>
+        <w:t>的門檻。</w:t>
       </w:r>
     </w:p>
     <w:p>
@@ -5812,12 +5758,12 @@
         <w:tblLook w:val="04A0" w:firstRow="1" w:lastRow="0" w:firstColumn="1" w:lastColumn="0" w:noHBand="0" w:noVBand="1"/>
       </w:tblPr>
       <w:tblGrid>
-        <w:gridCol w:w="1606"/>
-        <w:gridCol w:w="1820"/>
-        <w:gridCol w:w="720"/>
-        <w:gridCol w:w="1151"/>
-        <w:gridCol w:w="1608"/>
-        <w:gridCol w:w="1391"/>
+        <w:gridCol w:w="1591"/>
+        <w:gridCol w:w="1803"/>
+        <w:gridCol w:w="715"/>
+        <w:gridCol w:w="1140"/>
+        <w:gridCol w:w="1594"/>
+        <w:gridCol w:w="1453"/>
       </w:tblGrid>
       <w:tr>
         <w:tc>
@@ -5857,8 +5803,7 @@
             <w:pPr>
               <w:overflowPunct w:val="0"/>
               <w:rPr>
-                <w:rFonts w:eastAsia="標楷體"/>
-                <w:shd w:val="pct15" w:color="auto" w:fill="FFFFFF"/>
+                <w:rFonts w:eastAsia="標楷體" w:hint="eastAsia"/>
               </w:rPr>
             </w:pPr>
             <w:r>
@@ -5872,7 +5817,13 @@
               <w:rPr>
                 <w:rFonts w:eastAsia="標楷體" w:hint="eastAsia"/>
               </w:rPr>
-              <w:t>中小型企業</w:t>
+              <w:t>AI</w:t>
+            </w:r>
+            <w:r>
+              <w:rPr>
+                <w:rFonts w:eastAsia="標楷體" w:hint="eastAsia"/>
+              </w:rPr>
+              <w:t>模型供應商</w:t>
             </w:r>
           </w:p>
         </w:tc>
@@ -6171,7 +6122,19 @@
               <w:rPr>
                 <w:rFonts w:eastAsia="標楷體" w:hint="eastAsia"/>
               </w:rPr>
-              <w:t>中小型企業</w:t>
+              <w:t>所有導入</w:t>
+            </w:r>
+            <w:r>
+              <w:rPr>
+                <w:rFonts w:eastAsia="標楷體" w:hint="eastAsia"/>
+              </w:rPr>
+              <w:t>ISMS</w:t>
+            </w:r>
+            <w:r>
+              <w:rPr>
+                <w:rFonts w:eastAsia="標楷體" w:hint="eastAsia"/>
+              </w:rPr>
+              <w:t>的單位之人員</w:t>
             </w:r>
           </w:p>
           <w:p>
@@ -7531,7 +7494,21 @@
           <w:rFonts w:eastAsia="標楷體" w:hint="eastAsia"/>
           <w:sz w:val="28"/>
         </w:rPr>
-        <w:t>中小型企業</w:t>
+        <w:t>所有導入</w:t>
+      </w:r>
+      <w:r>
+        <w:rPr>
+          <w:rFonts w:eastAsia="標楷體" w:hint="eastAsia"/>
+          <w:sz w:val="28"/>
+        </w:rPr>
+        <w:t>ISMS</w:t>
+      </w:r>
+      <w:r>
+        <w:rPr>
+          <w:rFonts w:eastAsia="標楷體" w:hint="eastAsia"/>
+          <w:sz w:val="28"/>
+        </w:rPr>
+        <w:t>的單位之人員</w:t>
       </w:r>
     </w:p>
     <w:p>
@@ -7546,50 +7523,22 @@
           <w:sz w:val="28"/>
         </w:rPr>
       </w:pPr>
-      <w:r>
-        <w:rPr>
-          <w:rFonts w:eastAsia="標楷體"/>
-          <w:sz w:val="28"/>
-        </w:rPr>
-        <w:tab/>
-      </w:r>
-      <w:bookmarkStart w:id="22" w:name="_Toc167696214"/>
-      <w:r>
-        <w:rPr>
-          <w:rFonts w:eastAsia="標楷體" w:hint="eastAsia"/>
-          <w:sz w:val="28"/>
-        </w:rPr>
-        <w:t>(2)</w:t>
-      </w:r>
-      <w:r>
-        <w:rPr>
-          <w:rFonts w:eastAsia="標楷體" w:hint="eastAsia"/>
-          <w:sz w:val="28"/>
-        </w:rPr>
-        <w:t>生活型態：</w:t>
+      <w:bookmarkStart w:id="22" w:name="_Toc167696215"/>
+      <w:r>
+        <w:rPr>
+          <w:rFonts w:eastAsia="標楷體" w:hint="eastAsia"/>
+          <w:sz w:val="28"/>
+        </w:rPr>
+        <w:t xml:space="preserve">2. </w:t>
+      </w:r>
+      <w:r>
+        <w:rPr>
+          <w:rFonts w:eastAsia="標楷體" w:hint="eastAsia"/>
+          <w:sz w:val="28"/>
+        </w:rPr>
+        <w:t>目標市場：</w:t>
       </w:r>
       <w:bookmarkEnd w:id="22"/>
-      <w:r>
-        <w:rPr>
-          <w:rFonts w:eastAsia="標楷體" w:hint="eastAsia"/>
-          <w:sz w:val="28"/>
-        </w:rPr>
-        <w:t>規模不大，希望藉由</w:t>
-      </w:r>
-      <w:r>
-        <w:rPr>
-          <w:rFonts w:eastAsia="標楷體" w:hint="eastAsia"/>
-          <w:sz w:val="28"/>
-        </w:rPr>
-        <w:t>AI</w:t>
-      </w:r>
-      <w:r>
-        <w:rPr>
-          <w:rFonts w:eastAsia="標楷體" w:hint="eastAsia"/>
-          <w:sz w:val="28"/>
-        </w:rPr>
-        <w:t>輔助之企業</w:t>
-      </w:r>
     </w:p>
     <w:p>
       <w:pPr>
@@ -7599,26 +7548,54 @@
         <w:overflowPunct w:val="0"/>
         <w:jc w:val="both"/>
         <w:rPr>
-          <w:rFonts w:eastAsia="標楷體"/>
-          <w:sz w:val="28"/>
-        </w:rPr>
-      </w:pPr>
-      <w:bookmarkStart w:id="23" w:name="_Toc167696215"/>
-      <w:r>
-        <w:rPr>
-          <w:rFonts w:eastAsia="標楷體" w:hint="eastAsia"/>
-          <w:sz w:val="28"/>
-        </w:rPr>
-        <w:t xml:space="preserve">2. </w:t>
-      </w:r>
-      <w:r>
-        <w:rPr>
-          <w:rFonts w:eastAsia="標楷體" w:hint="eastAsia"/>
-          <w:sz w:val="28"/>
-        </w:rPr>
-        <w:t>目標市場：</w:t>
+          <w:rFonts w:eastAsia="標楷體" w:hint="eastAsia"/>
+          <w:sz w:val="28"/>
+        </w:rPr>
+      </w:pPr>
+      <w:r>
+        <w:rPr>
+          <w:rFonts w:eastAsia="標楷體"/>
+          <w:sz w:val="28"/>
+        </w:rPr>
+        <w:tab/>
+      </w:r>
+      <w:bookmarkStart w:id="23" w:name="_Toc167696216"/>
+      <w:r>
+        <w:rPr>
+          <w:rFonts w:eastAsia="標楷體" w:hint="eastAsia"/>
+          <w:sz w:val="28"/>
+        </w:rPr>
+        <w:t>(1)</w:t>
       </w:r>
       <w:bookmarkEnd w:id="23"/>
+      <w:r>
+        <w:rPr>
+          <w:rFonts w:eastAsia="標楷體" w:hint="eastAsia"/>
+          <w:sz w:val="28"/>
+        </w:rPr>
+        <w:t xml:space="preserve"> </w:t>
+      </w:r>
+      <w:r>
+        <w:rPr>
+          <w:rFonts w:eastAsia="標楷體" w:hint="eastAsia"/>
+          <w:sz w:val="28"/>
+        </w:rPr>
+        <w:t>所有導入</w:t>
+      </w:r>
+      <w:r>
+        <w:rPr>
+          <w:rFonts w:eastAsia="標楷體" w:hint="eastAsia"/>
+          <w:sz w:val="28"/>
+        </w:rPr>
+        <w:t>ISMS</w:t>
+      </w:r>
+      <w:r>
+        <w:rPr>
+          <w:rFonts w:eastAsia="標楷體" w:hint="eastAsia"/>
+          <w:sz w:val="28"/>
+        </w:rPr>
+        <w:t>的單位之人員</w:t>
+      </w:r>
     </w:p>
     <w:p>
       <w:pPr>
@@ -7632,36 +7609,22 @@
           <w:sz w:val="28"/>
         </w:rPr>
       </w:pPr>
-      <w:r>
-        <w:rPr>
-          <w:rFonts w:eastAsia="標楷體"/>
-          <w:sz w:val="28"/>
-        </w:rPr>
-        <w:tab/>
-      </w:r>
-      <w:bookmarkStart w:id="24" w:name="_Toc167696216"/>
-      <w:r>
-        <w:rPr>
-          <w:rFonts w:eastAsia="標楷體" w:hint="eastAsia"/>
-          <w:sz w:val="28"/>
-        </w:rPr>
-        <w:t>(1)</w:t>
+      <w:bookmarkStart w:id="24" w:name="_Toc167696217"/>
+      <w:r>
+        <w:rPr>
+          <w:rFonts w:eastAsia="標楷體" w:hint="eastAsia"/>
+          <w:sz w:val="28"/>
+        </w:rPr>
+        <w:t xml:space="preserve">3. </w:t>
+      </w:r>
+      <w:r>
+        <w:rPr>
+          <w:rFonts w:eastAsia="標楷體" w:hint="eastAsia"/>
+          <w:sz w:val="28"/>
+        </w:rPr>
+        <w:t>產品定位：</w:t>
       </w:r>
       <w:bookmarkEnd w:id="24"/>
-      <w:r>
-        <w:rPr>
-          <w:rFonts w:eastAsia="標楷體" w:hint="eastAsia"/>
-          <w:sz w:val="28"/>
-        </w:rPr>
-        <w:t xml:space="preserve"> </w:t>
-      </w:r>
-      <w:r>
-        <w:rPr>
-          <w:rFonts w:eastAsia="標楷體" w:hint="eastAsia"/>
-          <w:sz w:val="28"/>
-        </w:rPr>
-        <w:t>中小型企業</w:t>
-      </w:r>
     </w:p>
     <w:p>
       <w:pPr>
@@ -7675,22 +7638,43 @@
           <w:sz w:val="28"/>
         </w:rPr>
       </w:pPr>
-      <w:bookmarkStart w:id="25" w:name="_Toc167696217"/>
-      <w:r>
-        <w:rPr>
-          <w:rFonts w:eastAsia="標楷體" w:hint="eastAsia"/>
-          <w:sz w:val="28"/>
-        </w:rPr>
-        <w:t xml:space="preserve">3. </w:t>
-      </w:r>
-      <w:r>
-        <w:rPr>
-          <w:rFonts w:eastAsia="標楷體" w:hint="eastAsia"/>
-          <w:sz w:val="28"/>
-        </w:rPr>
-        <w:t>產品定位：</w:t>
+      <w:r>
+        <w:rPr>
+          <w:rFonts w:eastAsia="標楷體"/>
+          <w:sz w:val="28"/>
+        </w:rPr>
+        <w:tab/>
+      </w:r>
+      <w:bookmarkStart w:id="25" w:name="_Toc167696218"/>
+      <w:r>
+        <w:rPr>
+          <w:rFonts w:eastAsia="標楷體" w:hint="eastAsia"/>
+          <w:sz w:val="28"/>
+        </w:rPr>
+        <w:t>(1)</w:t>
       </w:r>
       <w:bookmarkEnd w:id="25"/>
+      <w:r>
+        <w:rPr>
+          <w:rFonts w:eastAsia="標楷體" w:hint="eastAsia"/>
+          <w:sz w:val="28"/>
+        </w:rPr>
+        <w:t>更有效率的</w:t>
+      </w:r>
+      <w:r>
+        <w:rPr>
+          <w:rFonts w:eastAsia="標楷體" w:hint="eastAsia"/>
+          <w:sz w:val="28"/>
+        </w:rPr>
+        <w:t>AI</w:t>
+      </w:r>
+      <w:r>
+        <w:rPr>
+          <w:rFonts w:eastAsia="標楷體" w:hint="eastAsia"/>
+          <w:sz w:val="28"/>
+        </w:rPr>
+        <w:t>助理</w:t>
+      </w:r>
     </w:p>
     <w:p>
       <w:pPr>
@@ -7711,65 +7695,15 @@
         </w:rPr>
         <w:tab/>
       </w:r>
-      <w:bookmarkStart w:id="26" w:name="_Toc167696218"/>
-      <w:r>
-        <w:rPr>
-          <w:rFonts w:eastAsia="標楷體" w:hint="eastAsia"/>
-          <w:sz w:val="28"/>
-        </w:rPr>
-        <w:t>(1)</w:t>
+      <w:bookmarkStart w:id="26" w:name="_Toc167696219"/>
+      <w:r>
+        <w:rPr>
+          <w:rFonts w:eastAsia="標楷體" w:hint="eastAsia"/>
+          <w:sz w:val="28"/>
+        </w:rPr>
+        <w:t>(2)</w:t>
       </w:r>
       <w:bookmarkEnd w:id="26"/>
-      <w:r>
-        <w:rPr>
-          <w:rFonts w:eastAsia="標楷體" w:hint="eastAsia"/>
-          <w:sz w:val="28"/>
-        </w:rPr>
-        <w:t>更有效率的</w:t>
-      </w:r>
-      <w:r>
-        <w:rPr>
-          <w:rFonts w:eastAsia="標楷體" w:hint="eastAsia"/>
-          <w:sz w:val="28"/>
-        </w:rPr>
-        <w:t>AI</w:t>
-      </w:r>
-      <w:r>
-        <w:rPr>
-          <w:rFonts w:eastAsia="標楷體" w:hint="eastAsia"/>
-          <w:sz w:val="28"/>
-        </w:rPr>
-        <w:t>助理</w:t>
-      </w:r>
-    </w:p>
-    <w:p>
-      <w:pPr>
-        <w:tabs>
-          <w:tab w:val="num" w:pos="360"/>
-        </w:tabs>
-        <w:overflowPunct w:val="0"/>
-        <w:jc w:val="both"/>
-        <w:rPr>
-          <w:rFonts w:eastAsia="標楷體"/>
-          <w:sz w:val="28"/>
-        </w:rPr>
-      </w:pPr>
-      <w:r>
-        <w:rPr>
-          <w:rFonts w:eastAsia="標楷體"/>
-          <w:sz w:val="28"/>
-        </w:rPr>
-        <w:tab/>
-      </w:r>
-      <w:bookmarkStart w:id="27" w:name="_Toc167696219"/>
-      <w:r>
-        <w:rPr>
-          <w:rFonts w:eastAsia="標楷體" w:hint="eastAsia"/>
-          <w:sz w:val="28"/>
-        </w:rPr>
-        <w:t>(2)</w:t>
-      </w:r>
-      <w:bookmarkEnd w:id="27"/>
       <w:r>
         <w:rPr>
           <w:rFonts w:eastAsia="標楷體" w:hint="eastAsia"/>
@@ -7814,9 +7748,9 @@
           <w:szCs w:val="32"/>
         </w:rPr>
       </w:pPr>
-      <w:bookmarkStart w:id="28" w:name="_Toc167696222"/>
-      <w:bookmarkStart w:id="29" w:name="_Toc179739973"/>
-      <w:bookmarkStart w:id="30" w:name="_Toc229258897"/>
+      <w:bookmarkStart w:id="27" w:name="_Toc167696222"/>
+      <w:bookmarkStart w:id="28" w:name="_Toc179739973"/>
+      <w:bookmarkStart w:id="29" w:name="_Toc229258897"/>
       <w:r>
         <w:rPr>
           <w:rFonts w:eastAsia="標楷體" w:hint="eastAsia"/>
@@ -7841,9 +7775,9 @@
         </w:rPr>
         <w:t>SWOT-TOWS</w:t>
       </w:r>
+      <w:bookmarkEnd w:id="27"/>
       <w:bookmarkEnd w:id="28"/>
       <w:bookmarkEnd w:id="29"/>
-      <w:bookmarkEnd w:id="30"/>
       <w:r>
         <w:rPr>
           <w:rFonts w:eastAsia="標楷體"/>
@@ -7865,7 +7799,7 @@
           <w:sz w:val="24"/>
         </w:rPr>
       </w:pPr>
-      <w:bookmarkStart w:id="31" w:name="_Toc167710112"/>
+      <w:bookmarkStart w:id="30" w:name="_Toc167710112"/>
       <w:r>
         <w:rPr>
           <w:rFonts w:ascii="Times New Roman" w:eastAsia="標楷體" w:hAnsi="Times New Roman" w:hint="eastAsia"/>
@@ -7901,7 +7835,7 @@
         </w:rPr>
         <w:t>分析</w:t>
       </w:r>
-      <w:bookmarkEnd w:id="31"/>
+      <w:bookmarkEnd w:id="30"/>
     </w:p>
     <w:tbl>
       <w:tblPr>
@@ -7932,7 +7866,7 @@
                 <w:sz w:val="28"/>
               </w:rPr>
             </w:pPr>
-            <w:bookmarkStart w:id="32" w:name="_Toc167696223"/>
+            <w:bookmarkStart w:id="31" w:name="_Toc167696223"/>
             <w:r>
               <w:rPr>
                 <w:rFonts w:eastAsia="標楷體" w:hint="eastAsia"/>
@@ -7947,7 +7881,7 @@
               </w:rPr>
               <w:t xml:space="preserve"> S</w:t>
             </w:r>
-            <w:bookmarkEnd w:id="32"/>
+            <w:bookmarkEnd w:id="31"/>
           </w:p>
         </w:tc>
         <w:tc>
@@ -7968,7 +7902,7 @@
                 <w:sz w:val="28"/>
               </w:rPr>
             </w:pPr>
-            <w:bookmarkStart w:id="33" w:name="_Toc167696224"/>
+            <w:bookmarkStart w:id="32" w:name="_Toc167696224"/>
             <w:r>
               <w:rPr>
                 <w:rFonts w:eastAsia="標楷體" w:hint="eastAsia"/>
@@ -7983,7 +7917,7 @@
               </w:rPr>
               <w:t xml:space="preserve"> W</w:t>
             </w:r>
-            <w:bookmarkEnd w:id="33"/>
+            <w:bookmarkEnd w:id="32"/>
           </w:p>
         </w:tc>
       </w:tr>
@@ -8066,7 +8000,7 @@
               <w:overflowPunct w:val="0"/>
               <w:jc w:val="both"/>
               <w:rPr>
-                <w:rFonts w:eastAsia="標楷體"/>
+                <w:rFonts w:eastAsia="標楷體" w:hint="eastAsia"/>
                 <w:sz w:val="28"/>
               </w:rPr>
             </w:pPr>
@@ -8107,7 +8041,14 @@
                 <w:rFonts w:eastAsia="標楷體" w:hint="eastAsia"/>
                 <w:sz w:val="28"/>
               </w:rPr>
-              <w:t>隱私疑慮</w:t>
+              <w:t>開發、維護</w:t>
+            </w:r>
+            <w:r>
+              <w:rPr>
+                <w:rFonts w:eastAsia="標楷體" w:hint="eastAsia"/>
+                <w:sz w:val="28"/>
+              </w:rPr>
+              <w:t>成本高</w:t>
             </w:r>
           </w:p>
           <w:p>
@@ -8132,14 +8073,21 @@
                 <w:rFonts w:eastAsia="標楷體" w:hint="eastAsia"/>
                 <w:sz w:val="28"/>
               </w:rPr>
-              <w:t>API</w:t>
+              <w:t>過度依賴</w:t>
             </w:r>
             <w:r>
               <w:rPr>
                 <w:rFonts w:eastAsia="標楷體" w:hint="eastAsia"/>
                 <w:sz w:val="28"/>
               </w:rPr>
-              <w:t>成本高</w:t>
+              <w:t>AI</w:t>
+            </w:r>
+            <w:r>
+              <w:rPr>
+                <w:rFonts w:eastAsia="標楷體" w:hint="eastAsia"/>
+                <w:sz w:val="28"/>
+              </w:rPr>
+              <w:t>資訊</w:t>
             </w:r>
           </w:p>
         </w:tc>
@@ -8163,7 +8111,7 @@
                 <w:sz w:val="28"/>
               </w:rPr>
             </w:pPr>
-            <w:bookmarkStart w:id="34" w:name="_Toc167696225"/>
+            <w:bookmarkStart w:id="33" w:name="_Toc167696225"/>
             <w:r>
               <w:rPr>
                 <w:rFonts w:eastAsia="標楷體" w:hint="eastAsia"/>
@@ -8178,7 +8126,7 @@
               </w:rPr>
               <w:t xml:space="preserve"> O</w:t>
             </w:r>
-            <w:bookmarkEnd w:id="34"/>
+            <w:bookmarkEnd w:id="33"/>
           </w:p>
         </w:tc>
         <w:tc>
@@ -8199,7 +8147,7 @@
                 <w:sz w:val="28"/>
               </w:rPr>
             </w:pPr>
-            <w:bookmarkStart w:id="35" w:name="_Toc167696226"/>
+            <w:bookmarkStart w:id="34" w:name="_Toc167696226"/>
             <w:r>
               <w:rPr>
                 <w:rFonts w:eastAsia="標楷體" w:hint="eastAsia"/>
@@ -8214,7 +8162,7 @@
               </w:rPr>
               <w:t xml:space="preserve"> T</w:t>
             </w:r>
-            <w:bookmarkEnd w:id="35"/>
+            <w:bookmarkEnd w:id="34"/>
           </w:p>
         </w:tc>
       </w:tr>
@@ -8245,7 +8193,7 @@
                 <w:rFonts w:eastAsia="標楷體" w:hint="eastAsia"/>
                 <w:sz w:val="28"/>
               </w:rPr>
-              <w:t>數位轉型機會多</w:t>
+              <w:t>法規需求</w:t>
             </w:r>
           </w:p>
           <w:p>
@@ -8340,6 +8288,29 @@
               <w:t>法規變動快</w:t>
             </w:r>
           </w:p>
+          <w:p>
+            <w:pPr>
+              <w:pStyle w:val="aa"/>
+              <w:keepNext/>
+              <w:numPr>
+                <w:ilvl w:val="0"/>
+                <w:numId w:val="10"/>
+              </w:numPr>
+              <w:overflowPunct w:val="0"/>
+              <w:jc w:val="both"/>
+              <w:rPr>
+                <w:rFonts w:eastAsia="標楷體"/>
+                <w:sz w:val="28"/>
+              </w:rPr>
+            </w:pPr>
+            <w:r>
+              <w:rPr>
+                <w:rFonts w:eastAsia="標楷體" w:hint="eastAsia"/>
+                <w:sz w:val="28"/>
+              </w:rPr>
+              <w:t>隱私疑慮</w:t>
+            </w:r>
+          </w:p>
         </w:tc>
       </w:tr>
     </w:tbl>
@@ -8355,7 +8326,7 @@
           <w:sz w:val="24"/>
         </w:rPr>
       </w:pPr>
-      <w:bookmarkStart w:id="36" w:name="_Toc167710113"/>
+      <w:bookmarkStart w:id="35" w:name="_Toc167710113"/>
       <w:r>
         <w:rPr>
           <w:rFonts w:ascii="Times New Roman" w:eastAsia="標楷體" w:hAnsi="Times New Roman" w:hint="eastAsia"/>
@@ -8392,7 +8363,7 @@
         </w:rPr>
         <w:t>分析</w:t>
       </w:r>
-      <w:bookmarkEnd w:id="36"/>
+      <w:bookmarkEnd w:id="35"/>
     </w:p>
     <w:tbl>
       <w:tblPr>
@@ -8446,7 +8417,7 @@
                 <w:sz w:val="28"/>
               </w:rPr>
             </w:pPr>
-            <w:bookmarkStart w:id="37" w:name="_Toc167696227"/>
+            <w:bookmarkStart w:id="36" w:name="_Toc167696227"/>
             <w:r>
               <w:rPr>
                 <w:rFonts w:eastAsia="標楷體" w:hint="eastAsia"/>
@@ -8461,7 +8432,7 @@
               </w:rPr>
               <w:t xml:space="preserve"> S</w:t>
             </w:r>
-            <w:bookmarkEnd w:id="37"/>
+            <w:bookmarkEnd w:id="36"/>
           </w:p>
         </w:tc>
         <w:tc>
@@ -8482,7 +8453,7 @@
                 <w:sz w:val="28"/>
               </w:rPr>
             </w:pPr>
-            <w:bookmarkStart w:id="38" w:name="_Toc167696228"/>
+            <w:bookmarkStart w:id="37" w:name="_Toc167696228"/>
             <w:r>
               <w:rPr>
                 <w:rFonts w:eastAsia="標楷體" w:hint="eastAsia"/>
@@ -8497,7 +8468,7 @@
               </w:rPr>
               <w:t xml:space="preserve"> W</w:t>
             </w:r>
-            <w:bookmarkEnd w:id="38"/>
+            <w:bookmarkEnd w:id="37"/>
           </w:p>
         </w:tc>
       </w:tr>
@@ -8520,7 +8491,7 @@
                 <w:sz w:val="28"/>
               </w:rPr>
             </w:pPr>
-            <w:bookmarkStart w:id="39" w:name="_Toc167696229"/>
+            <w:bookmarkStart w:id="38" w:name="_Toc167696229"/>
             <w:r>
               <w:rPr>
                 <w:rFonts w:eastAsia="標楷體" w:hint="eastAsia"/>
@@ -8528,7 +8499,7 @@
               </w:rPr>
               <w:t>機會</w:t>
             </w:r>
-            <w:bookmarkEnd w:id="39"/>
+            <w:bookmarkEnd w:id="38"/>
           </w:p>
           <w:p>
             <w:pPr>
@@ -8542,7 +8513,7 @@
                 <w:sz w:val="28"/>
               </w:rPr>
             </w:pPr>
-            <w:bookmarkStart w:id="40" w:name="_Toc167696230"/>
+            <w:bookmarkStart w:id="39" w:name="_Toc167696230"/>
             <w:r>
               <w:rPr>
                 <w:rFonts w:eastAsia="標楷體" w:hint="eastAsia"/>
@@ -8550,7 +8521,7 @@
               </w:rPr>
               <w:t>O</w:t>
             </w:r>
-            <w:bookmarkEnd w:id="40"/>
+            <w:bookmarkEnd w:id="39"/>
           </w:p>
         </w:tc>
         <w:tc>
@@ -8570,57 +8541,16 @@
               <w:overflowPunct w:val="0"/>
               <w:jc w:val="both"/>
               <w:rPr>
-                <w:rFonts w:eastAsia="標楷體"/>
-                <w:sz w:val="28"/>
-              </w:rPr>
-            </w:pPr>
-            <w:r>
-              <w:rPr>
                 <w:rFonts w:eastAsia="標楷體" w:hint="eastAsia"/>
                 <w:sz w:val="28"/>
               </w:rPr>
-              <w:t>低門檻、高效率</w:t>
-            </w:r>
-          </w:p>
-          <w:p>
-            <w:pPr>
-              <w:pStyle w:val="aa"/>
-              <w:numPr>
-                <w:ilvl w:val="0"/>
-                <w:numId w:val="11"/>
-              </w:numPr>
-              <w:tabs>
-                <w:tab w:val="num" w:pos="360"/>
-              </w:tabs>
-              <w:overflowPunct w:val="0"/>
-              <w:jc w:val="both"/>
-              <w:rPr>
-                <w:rFonts w:eastAsia="標楷體"/>
-                <w:sz w:val="28"/>
-              </w:rPr>
             </w:pPr>
             <w:r>
               <w:rPr>
                 <w:rFonts w:eastAsia="標楷體" w:hint="eastAsia"/>
                 <w:sz w:val="28"/>
               </w:rPr>
-              <w:t>中小企業缺乏</w:t>
-            </w:r>
-            <w:proofErr w:type="gramStart"/>
-            <w:r>
-              <w:rPr>
-                <w:rFonts w:eastAsia="標楷體" w:hint="eastAsia"/>
-                <w:sz w:val="28"/>
-              </w:rPr>
-              <w:t>資安專</w:t>
-            </w:r>
-            <w:proofErr w:type="gramEnd"/>
-            <w:r>
-              <w:rPr>
-                <w:rFonts w:eastAsia="標楷體" w:hint="eastAsia"/>
-                <w:sz w:val="28"/>
-              </w:rPr>
-              <w:t>才</w:t>
+              <w:t>低門檻、高效率</w:t>
             </w:r>
           </w:p>
         </w:tc>
@@ -8647,7 +8577,29 @@
                 <w:rFonts w:eastAsia="標楷體" w:hint="eastAsia"/>
                 <w:sz w:val="28"/>
               </w:rPr>
-              <w:t>不斷優化系統，解決隱私疑慮。</w:t>
+              <w:t>不斷優化系統</w:t>
+            </w:r>
+          </w:p>
+          <w:p>
+            <w:pPr>
+              <w:pStyle w:val="aa"/>
+              <w:numPr>
+                <w:ilvl w:val="0"/>
+                <w:numId w:val="13"/>
+              </w:numPr>
+              <w:overflowPunct w:val="0"/>
+              <w:jc w:val="both"/>
+              <w:rPr>
+                <w:rFonts w:eastAsia="標楷體"/>
+                <w:sz w:val="28"/>
+              </w:rPr>
+            </w:pPr>
+            <w:r>
+              <w:rPr>
+                <w:rFonts w:eastAsia="標楷體" w:hint="eastAsia"/>
+                <w:sz w:val="28"/>
+              </w:rPr>
+              <w:t>解決隱私疑慮。</w:t>
             </w:r>
           </w:p>
         </w:tc>
@@ -8671,7 +8623,7 @@
                 <w:sz w:val="28"/>
               </w:rPr>
             </w:pPr>
-            <w:bookmarkStart w:id="41" w:name="_Toc167696231"/>
+            <w:bookmarkStart w:id="40" w:name="_Toc167696231"/>
             <w:r>
               <w:rPr>
                 <w:rFonts w:eastAsia="標楷體" w:hint="eastAsia"/>
@@ -8679,7 +8631,7 @@
               </w:rPr>
               <w:t>威脅</w:t>
             </w:r>
-            <w:bookmarkEnd w:id="41"/>
+            <w:bookmarkEnd w:id="40"/>
           </w:p>
           <w:p>
             <w:pPr>
@@ -8693,7 +8645,7 @@
                 <w:sz w:val="28"/>
               </w:rPr>
             </w:pPr>
-            <w:bookmarkStart w:id="42" w:name="_Toc167696232"/>
+            <w:bookmarkStart w:id="41" w:name="_Toc167696232"/>
             <w:r>
               <w:rPr>
                 <w:rFonts w:eastAsia="標楷體" w:hint="eastAsia"/>
@@ -8701,7 +8653,7 @@
               </w:rPr>
               <w:t>T</w:t>
             </w:r>
-            <w:bookmarkEnd w:id="42"/>
+            <w:bookmarkEnd w:id="41"/>
           </w:p>
         </w:tc>
         <w:tc>
@@ -8774,7 +8726,53 @@
                 <w:rFonts w:eastAsia="標楷體" w:hint="eastAsia"/>
                 <w:sz w:val="28"/>
               </w:rPr>
-              <w:t>幻覺及駭客攻擊，需加入人工確認流程</w:t>
+              <w:t>幻覺及駭客攻擊</w:t>
+            </w:r>
+          </w:p>
+          <w:p>
+            <w:pPr>
+              <w:pStyle w:val="aa"/>
+              <w:numPr>
+                <w:ilvl w:val="0"/>
+                <w:numId w:val="14"/>
+              </w:numPr>
+              <w:tabs>
+                <w:tab w:val="num" w:pos="360"/>
+              </w:tabs>
+              <w:overflowPunct w:val="0"/>
+              <w:jc w:val="both"/>
+              <w:rPr>
+                <w:rFonts w:eastAsia="標楷體"/>
+                <w:sz w:val="28"/>
+              </w:rPr>
+            </w:pPr>
+            <w:r>
+              <w:rPr>
+                <w:rFonts w:eastAsia="標楷體" w:hint="eastAsia"/>
+                <w:sz w:val="28"/>
+              </w:rPr>
+              <w:t>只是給建議，</w:t>
+            </w:r>
+            <w:r>
+              <w:rPr>
+                <w:rFonts w:eastAsia="標楷體" w:hint="eastAsia"/>
+                <w:sz w:val="28"/>
+              </w:rPr>
+              <w:t>由</w:t>
+            </w:r>
+            <w:r>
+              <w:rPr>
+                <w:rFonts w:eastAsia="標楷體" w:hint="eastAsia"/>
+                <w:sz w:val="28"/>
+              </w:rPr>
+              <w:t>人工</w:t>
+            </w:r>
+            <w:r>
+              <w:rPr>
+                <w:rFonts w:eastAsia="標楷體" w:hint="eastAsia"/>
+                <w:sz w:val="28"/>
+              </w:rPr>
+              <w:t>作最後判斷</w:t>
             </w:r>
           </w:p>
         </w:tc>
@@ -8817,7 +8815,7 @@
           <w:szCs w:val="36"/>
         </w:rPr>
       </w:pPr>
-      <w:bookmarkStart w:id="43" w:name="_Toc229258898"/>
+      <w:bookmarkStart w:id="42" w:name="_Toc229258898"/>
       <w:r>
         <w:rPr>
           <w:rFonts w:eastAsia="標楷體" w:hint="eastAsia"/>
@@ -8869,7 +8867,7 @@
         </w:rPr>
         <w:t>系統架構</w:t>
       </w:r>
-      <w:bookmarkEnd w:id="43"/>
+      <w:bookmarkEnd w:id="42"/>
     </w:p>
     <w:p>
       <w:pPr>
@@ -8882,7 +8880,7 @@
           <w:szCs w:val="32"/>
         </w:rPr>
       </w:pPr>
-      <w:bookmarkStart w:id="44" w:name="_Toc229258899"/>
+      <w:bookmarkStart w:id="43" w:name="_Toc229258899"/>
       <w:r>
         <w:rPr>
           <w:rFonts w:eastAsia="標楷體"/>
@@ -8899,7 +8897,7 @@
         </w:rPr>
         <w:t>系統架構</w:t>
       </w:r>
-      <w:bookmarkEnd w:id="44"/>
+      <w:bookmarkEnd w:id="43"/>
     </w:p>
     <w:p>
       <w:pPr>
@@ -9296,7 +9294,7 @@
           <w:szCs w:val="32"/>
         </w:rPr>
       </w:pPr>
-      <w:bookmarkStart w:id="45" w:name="_Toc229258900"/>
+      <w:bookmarkStart w:id="44" w:name="_Toc229258900"/>
       <w:r>
         <w:rPr>
           <w:rFonts w:eastAsia="標楷體"/>
@@ -9313,7 +9311,7 @@
         </w:rPr>
         <w:t>系統軟、硬體需求與技術平台</w:t>
       </w:r>
-      <w:bookmarkEnd w:id="45"/>
+      <w:bookmarkEnd w:id="44"/>
     </w:p>
     <w:p>
       <w:pPr>
@@ -10555,7 +10553,7 @@
           <w:szCs w:val="32"/>
         </w:rPr>
       </w:pPr>
-      <w:bookmarkStart w:id="46" w:name="_Toc229258901"/>
+      <w:bookmarkStart w:id="45" w:name="_Toc229258901"/>
       <w:r>
         <w:rPr>
           <w:rFonts w:eastAsia="標楷體"/>
@@ -10572,7 +10570,7 @@
         </w:rPr>
         <w:t>使用標準與工具</w:t>
       </w:r>
-      <w:bookmarkEnd w:id="46"/>
+      <w:bookmarkEnd w:id="45"/>
     </w:p>
     <w:p>
       <w:pPr>
@@ -12028,7 +12026,7 @@
           <w:szCs w:val="36"/>
         </w:rPr>
       </w:pPr>
-      <w:bookmarkStart w:id="47" w:name="_Toc229258902"/>
+      <w:bookmarkStart w:id="46" w:name="_Toc229258902"/>
       <w:r>
         <w:rPr>
           <w:rFonts w:eastAsia="標楷體" w:hint="eastAsia"/>
@@ -12080,7 +12078,7 @@
         </w:rPr>
         <w:t>設計模型</w:t>
       </w:r>
-      <w:bookmarkEnd w:id="47"/>
+      <w:bookmarkEnd w:id="46"/>
     </w:p>
     <w:p>
       <w:pPr>
@@ -12092,7 +12090,7 @@
           <w:szCs w:val="32"/>
         </w:rPr>
       </w:pPr>
-      <w:bookmarkStart w:id="48" w:name="_Toc229258903"/>
+      <w:bookmarkStart w:id="47" w:name="_Toc229258903"/>
       <w:r>
         <w:rPr>
           <w:rFonts w:eastAsia="標楷體" w:hint="eastAsia"/>
@@ -12109,7 +12107,7 @@
         </w:rPr>
         <w:t>循序圖</w:t>
       </w:r>
-      <w:bookmarkEnd w:id="48"/>
+      <w:bookmarkEnd w:id="47"/>
     </w:p>
     <w:p>
       <w:pPr>
@@ -12361,7 +12359,7 @@
           <w:szCs w:val="32"/>
         </w:rPr>
       </w:pPr>
-      <w:bookmarkStart w:id="49" w:name="_Toc229258904"/>
+      <w:bookmarkStart w:id="48" w:name="_Toc229258904"/>
       <w:r>
         <w:rPr>
           <w:rFonts w:eastAsia="標楷體" w:hint="eastAsia"/>
@@ -12378,7 +12376,7 @@
         </w:rPr>
         <w:t>設計類別圖</w:t>
       </w:r>
-      <w:bookmarkEnd w:id="49"/>
+      <w:bookmarkEnd w:id="48"/>
     </w:p>
     <w:p>
       <w:pPr>
@@ -12433,7 +12431,7 @@
           <w:szCs w:val="36"/>
         </w:rPr>
       </w:pPr>
-      <w:bookmarkStart w:id="50" w:name="_Toc229258905"/>
+      <w:bookmarkStart w:id="49" w:name="_Toc229258905"/>
       <w:r>
         <w:rPr>
           <w:rFonts w:eastAsia="標楷體" w:hint="eastAsia"/>
@@ -12485,7 +12483,7 @@
         </w:rPr>
         <w:t>實作模型</w:t>
       </w:r>
-      <w:bookmarkEnd w:id="50"/>
+      <w:bookmarkEnd w:id="49"/>
     </w:p>
     <w:p>
       <w:pPr>
@@ -12507,7 +12505,7 @@
           <w:szCs w:val="32"/>
         </w:rPr>
       </w:pPr>
-      <w:bookmarkStart w:id="51" w:name="_Toc229258906"/>
+      <w:bookmarkStart w:id="50" w:name="_Toc229258906"/>
       <w:r>
         <w:rPr>
           <w:rFonts w:eastAsia="標楷體"/>
@@ -12524,7 +12522,7 @@
         </w:rPr>
         <w:t>元件圖</w:t>
       </w:r>
-      <w:bookmarkEnd w:id="51"/>
+      <w:bookmarkEnd w:id="50"/>
     </w:p>
     <w:p>
       <w:pPr>
@@ -12613,7 +12611,7 @@
           <w:szCs w:val="32"/>
         </w:rPr>
       </w:pPr>
-      <w:bookmarkStart w:id="52" w:name="_Toc229258907"/>
+      <w:bookmarkStart w:id="51" w:name="_Toc229258907"/>
       <w:r>
         <w:rPr>
           <w:rFonts w:eastAsia="標楷體"/>
@@ -12649,7 +12647,7 @@
         </w:rPr>
         <w:t>時序圖</w:t>
       </w:r>
-      <w:bookmarkEnd w:id="52"/>
+      <w:bookmarkEnd w:id="51"/>
     </w:p>
     <w:p>
       <w:pPr>
@@ -12816,7 +12814,7 @@
           <w:szCs w:val="36"/>
         </w:rPr>
       </w:pPr>
-      <w:bookmarkStart w:id="53" w:name="_Toc229258908"/>
+      <w:bookmarkStart w:id="52" w:name="_Toc229258908"/>
       <w:r>
         <w:rPr>
           <w:rFonts w:eastAsia="標楷體" w:hint="eastAsia"/>
@@ -12848,7 +12846,7 @@
         </w:rPr>
         <w:t>資料庫設計</w:t>
       </w:r>
-      <w:bookmarkEnd w:id="53"/>
+      <w:bookmarkEnd w:id="52"/>
     </w:p>
     <w:p>
       <w:pPr>
@@ -13020,7 +13018,7 @@
           <w:szCs w:val="32"/>
         </w:rPr>
       </w:pPr>
-      <w:bookmarkStart w:id="54" w:name="_Toc229258909"/>
+      <w:bookmarkStart w:id="53" w:name="_Toc229258909"/>
       <w:r>
         <w:rPr>
           <w:rFonts w:eastAsia="標楷體" w:cs="新細明體"/>
@@ -13065,7 +13063,7 @@
         </w:rPr>
         <w:t>）</w:t>
       </w:r>
-      <w:bookmarkEnd w:id="54"/>
+      <w:bookmarkEnd w:id="53"/>
     </w:p>
     <w:p>
       <w:pPr>
@@ -13081,7 +13079,7 @@
           <w:szCs w:val="28"/>
         </w:rPr>
       </w:pPr>
-      <w:bookmarkStart w:id="55" w:name="_Toc229258910"/>
+      <w:bookmarkStart w:id="54" w:name="_Toc229258910"/>
       <w:r>
         <w:rPr>
           <w:rFonts w:eastAsia="標楷體" w:cs="新細明體"/>
@@ -13104,7 +13102,7 @@
         </w:rPr>
         <w:t>資料表關聯概述</w:t>
       </w:r>
-      <w:bookmarkEnd w:id="55"/>
+      <w:bookmarkEnd w:id="54"/>
     </w:p>
     <w:p>
       <w:pPr>
@@ -13339,7 +13337,7 @@
           <w:szCs w:val="28"/>
         </w:rPr>
       </w:pPr>
-      <w:bookmarkStart w:id="56" w:name="_Toc229258911"/>
+      <w:bookmarkStart w:id="55" w:name="_Toc229258911"/>
       <w:r>
         <w:rPr>
           <w:rFonts w:eastAsia="標楷體" w:cs="新細明體"/>
@@ -13385,7 +13383,7 @@
         </w:rPr>
         <w:t>）</w:t>
       </w:r>
-      <w:bookmarkEnd w:id="56"/>
+      <w:bookmarkEnd w:id="55"/>
     </w:p>
     <w:p>
       <w:pPr>
@@ -14512,7 +14510,7 @@
           <w:szCs w:val="32"/>
         </w:rPr>
       </w:pPr>
-      <w:bookmarkStart w:id="57" w:name="_Toc229258912"/>
+      <w:bookmarkStart w:id="56" w:name="_Toc229258912"/>
       <w:r>
         <w:rPr>
           <w:rFonts w:eastAsia="標楷體" w:cs="新細明體"/>
@@ -14535,7 +14533,7 @@
         </w:rPr>
         <w:t>（限制條件設計）</w:t>
       </w:r>
-      <w:bookmarkEnd w:id="57"/>
+      <w:bookmarkEnd w:id="56"/>
     </w:p>
     <w:p>
       <w:pPr>
@@ -15778,7 +15776,7 @@
           <w:szCs w:val="32"/>
         </w:rPr>
       </w:pPr>
-      <w:bookmarkStart w:id="58" w:name="_Toc229258913"/>
+      <w:bookmarkStart w:id="57" w:name="_Toc229258913"/>
       <w:r>
         <w:rPr>
           <w:rFonts w:eastAsia="標楷體" w:cs="新細明體"/>
@@ -15813,7 +15811,7 @@
         </w:rPr>
         <w:t xml:space="preserve"> Meta Data</w:t>
       </w:r>
-      <w:bookmarkEnd w:id="58"/>
+      <w:bookmarkEnd w:id="57"/>
     </w:p>
     <w:p>
       <w:pPr>
@@ -15852,7 +15850,7 @@
           <w:szCs w:val="32"/>
         </w:rPr>
       </w:pPr>
-      <w:bookmarkStart w:id="59" w:name="_Toc229258914"/>
+      <w:bookmarkStart w:id="58" w:name="_Toc229258914"/>
       <w:r>
         <w:rPr>
           <w:rFonts w:eastAsia="標楷體" w:cs="新細明體"/>
@@ -15875,7 +15873,7 @@
         </w:rPr>
         <w:t>（資產盤點表）</w:t>
       </w:r>
-      <w:bookmarkEnd w:id="59"/>
+      <w:bookmarkEnd w:id="58"/>
     </w:p>
     <w:p>
       <w:pPr>
@@ -17567,7 +17565,7 @@
           <w:szCs w:val="32"/>
         </w:rPr>
       </w:pPr>
-      <w:bookmarkStart w:id="60" w:name="_Toc229258915"/>
+      <w:bookmarkStart w:id="59" w:name="_Toc229258915"/>
       <w:r>
         <w:rPr>
           <w:rFonts w:eastAsia="標楷體" w:cs="新細明體"/>
@@ -17604,7 +17602,7 @@
         </w:rPr>
         <w:t>（風險評估表）</w:t>
       </w:r>
-      <w:bookmarkEnd w:id="60"/>
+      <w:bookmarkEnd w:id="59"/>
     </w:p>
     <w:p>
       <w:pPr>
@@ -18656,7 +18654,7 @@
           <w:szCs w:val="32"/>
         </w:rPr>
       </w:pPr>
-      <w:bookmarkStart w:id="61" w:name="_Toc229258916"/>
+      <w:bookmarkStart w:id="60" w:name="_Toc229258916"/>
       <w:r>
         <w:rPr>
           <w:rFonts w:eastAsia="標楷體" w:cs="新細明體"/>
@@ -18692,7 +18690,7 @@
         </w:rPr>
         <w:t>（稽核紀錄表）</w:t>
       </w:r>
-      <w:bookmarkEnd w:id="61"/>
+      <w:bookmarkEnd w:id="60"/>
     </w:p>
     <w:p>
       <w:pPr>
@@ -19446,7 +19444,7 @@
           <w:szCs w:val="32"/>
         </w:rPr>
       </w:pPr>
-      <w:bookmarkStart w:id="62" w:name="_Toc229258917"/>
+      <w:bookmarkStart w:id="61" w:name="_Toc229258917"/>
       <w:r>
         <w:rPr>
           <w:rFonts w:eastAsia="標楷體" w:cs="新細明體"/>
@@ -19469,7 +19467,7 @@
         </w:rPr>
         <w:t>（使用者表）</w:t>
       </w:r>
-      <w:bookmarkEnd w:id="62"/>
+      <w:bookmarkEnd w:id="61"/>
     </w:p>
     <w:p>
       <w:pPr>
@@ -24445,7 +24443,6 @@
   <w:style w:type="character" w:default="1" w:styleId="a1">
     <w:name w:val="Default Paragraph Font"/>
     <w:uiPriority w:val="1"/>
-    <w:semiHidden/>
     <w:unhideWhenUsed/>
   </w:style>
   <w:style w:type="table" w:default="1" w:styleId="a2">

--- a/系統文件.docx
+++ b/系統文件.docx
@@ -11991,6 +11991,4932 @@
         </w:rPr>
       </w:pPr>
     </w:p>
+    <w:p>
+      <w:pPr>
+        <w:widowControl/>
+        <w:spacing w:after="160" w:line="278" w:lineRule="auto"/>
+        <w:rPr>
+          <w:rFonts w:eastAsia="標楷體"/>
+        </w:rPr>
+      </w:pPr>
+      <w:r>
+        <w:rPr>
+          <w:rFonts w:eastAsia="標楷體"/>
+        </w:rPr>
+        <w:br w:type="page"/>
+      </w:r>
+    </w:p>
+    <w:p>
+      <w:pPr>
+        <w:jc w:val="right"/>
+        <w:rPr>
+          <w:rFonts w:eastAsia="標楷體"/>
+        </w:rPr>
+      </w:pPr>
+      <w:r>
+        <w:rPr>
+          <w:rFonts w:ascii="標楷體" w:eastAsia="標楷體" w:hAnsi="標楷體" w:hint="eastAsia"/>
+        </w:rPr>
+        <w:lastRenderedPageBreak/>
+        <w:t>●</w:t>
+      </w:r>
+      <w:r>
+        <w:rPr>
+          <w:rFonts w:eastAsia="標楷體"/>
+        </w:rPr>
+        <w:t>主要負責人</w:t>
+      </w:r>
+      <w:r>
+        <w:rPr>
+          <w:rFonts w:eastAsia="標楷體" w:hint="eastAsia"/>
+        </w:rPr>
+        <w:t xml:space="preserve">  </w:t>
+      </w:r>
+      <w:r>
+        <w:rPr>
+          <w:rFonts w:ascii="新細明體" w:hAnsi="新細明體" w:cs="新細明體" w:hint="eastAsia"/>
+        </w:rPr>
+        <w:t>〇</w:t>
+      </w:r>
+      <w:r>
+        <w:rPr>
+          <w:rFonts w:eastAsia="標楷體"/>
+        </w:rPr>
+        <w:t>次要負責人</w:t>
+      </w:r>
+      <w:r>
+        <w:rPr>
+          <w:rFonts w:eastAsia="標楷體" w:hint="eastAsia"/>
+        </w:rPr>
+        <w:t xml:space="preserve"> (</w:t>
+      </w:r>
+      <w:r>
+        <w:rPr>
+          <w:rFonts w:eastAsia="標楷體" w:hint="eastAsia"/>
+        </w:rPr>
+        <w:t>每一項只能有</w:t>
+      </w:r>
+      <w:r>
+        <w:rPr>
+          <w:rFonts w:eastAsia="標楷體" w:hint="eastAsia"/>
+        </w:rPr>
+        <w:t>1</w:t>
+      </w:r>
+      <w:r>
+        <w:rPr>
+          <w:rFonts w:eastAsia="標楷體" w:hint="eastAsia"/>
+        </w:rPr>
+        <w:t>位主要負責人，次</w:t>
+      </w:r>
+      <w:r>
+        <w:rPr>
+          <w:rFonts w:eastAsia="標楷體"/>
+        </w:rPr>
+        <w:t>要負責人最多</w:t>
+      </w:r>
+      <w:r>
+        <w:rPr>
+          <w:rFonts w:eastAsia="標楷體" w:hint="eastAsia"/>
+        </w:rPr>
+        <w:t>2</w:t>
+      </w:r>
+      <w:r>
+        <w:rPr>
+          <w:rFonts w:eastAsia="標楷體" w:hint="eastAsia"/>
+        </w:rPr>
+        <w:t>位</w:t>
+      </w:r>
+      <w:r>
+        <w:rPr>
+          <w:rFonts w:eastAsia="標楷體"/>
+        </w:rPr>
+        <w:t xml:space="preserve">)  </w:t>
+      </w:r>
+    </w:p>
+    <w:tbl>
+      <w:tblPr>
+        <w:tblW w:w="5000" w:type="pct"/>
+        <w:tblBorders>
+          <w:top w:val="single" w:sz="6" w:space="0" w:color="auto"/>
+          <w:left w:val="single" w:sz="6" w:space="0" w:color="auto"/>
+          <w:bottom w:val="single" w:sz="6" w:space="0" w:color="auto"/>
+          <w:right w:val="single" w:sz="6" w:space="0" w:color="auto"/>
+          <w:insideH w:val="single" w:sz="6" w:space="0" w:color="auto"/>
+          <w:insideV w:val="single" w:sz="6" w:space="0" w:color="auto"/>
+        </w:tblBorders>
+        <w:tblLook w:val="04A0" w:firstRow="1" w:lastRow="0" w:firstColumn="1" w:lastColumn="0" w:noHBand="0" w:noVBand="1"/>
+      </w:tblPr>
+      <w:tblGrid>
+        <w:gridCol w:w="650"/>
+        <w:gridCol w:w="2515"/>
+        <w:gridCol w:w="1282"/>
+        <w:gridCol w:w="1283"/>
+        <w:gridCol w:w="1283"/>
+        <w:gridCol w:w="1277"/>
+      </w:tblGrid>
+      <w:tr>
+        <w:tc>
+          <w:tcPr>
+            <w:tcW w:w="1909" w:type="pct"/>
+            <w:gridSpan w:val="2"/>
+            <w:vAlign w:val="center"/>
+          </w:tcPr>
+          <w:p>
+            <w:pPr>
+              <w:jc w:val="center"/>
+              <w:rPr>
+                <w:rFonts w:eastAsia="標楷體"/>
+                <w:szCs w:val="22"/>
+              </w:rPr>
+            </w:pPr>
+            <w:r>
+              <w:rPr>
+                <w:rFonts w:eastAsia="標楷體"/>
+                <w:szCs w:val="22"/>
+              </w:rPr>
+              <w:t>項目</w:t>
+            </w:r>
+            <w:r>
+              <w:rPr>
+                <w:rFonts w:eastAsia="標楷體"/>
+                <w:szCs w:val="22"/>
+              </w:rPr>
+              <w:t>/</w:t>
+            </w:r>
+            <w:r>
+              <w:rPr>
+                <w:rFonts w:eastAsia="標楷體"/>
+                <w:szCs w:val="22"/>
+              </w:rPr>
+              <w:t>組員</w:t>
+            </w:r>
+          </w:p>
+        </w:tc>
+        <w:tc>
+          <w:tcPr>
+            <w:tcW w:w="773" w:type="pct"/>
+          </w:tcPr>
+          <w:p>
+            <w:pPr>
+              <w:jc w:val="center"/>
+              <w:rPr>
+                <w:rFonts w:eastAsia="標楷體" w:hint="eastAsia"/>
+                <w:sz w:val="22"/>
+                <w:szCs w:val="22"/>
+              </w:rPr>
+            </w:pPr>
+            <w:r>
+              <w:rPr>
+                <w:rFonts w:eastAsia="標楷體"/>
+                <w:szCs w:val="22"/>
+              </w:rPr>
+              <w:t>學號</w:t>
+            </w:r>
+            <w:r>
+              <w:rPr>
+                <w:rFonts w:eastAsia="標楷體"/>
+                <w:szCs w:val="22"/>
+              </w:rPr>
+              <w:t>/</w:t>
+            </w:r>
+            <w:r>
+              <w:rPr>
+                <w:rFonts w:eastAsia="標楷體"/>
+                <w:szCs w:val="22"/>
+              </w:rPr>
+              <w:t>姓名</w:t>
+            </w:r>
+          </w:p>
+        </w:tc>
+        <w:tc>
+          <w:tcPr>
+            <w:tcW w:w="774" w:type="pct"/>
+            <w:vAlign w:val="center"/>
+          </w:tcPr>
+          <w:p>
+            <w:pPr>
+              <w:jc w:val="center"/>
+              <w:rPr>
+                <w:rFonts w:eastAsia="標楷體" w:hint="eastAsia"/>
+                <w:szCs w:val="22"/>
+              </w:rPr>
+            </w:pPr>
+            <w:r>
+              <w:rPr>
+                <w:rFonts w:eastAsia="標楷體"/>
+                <w:szCs w:val="22"/>
+              </w:rPr>
+              <w:t>學號</w:t>
+            </w:r>
+            <w:r>
+              <w:rPr>
+                <w:rFonts w:eastAsia="標楷體"/>
+                <w:szCs w:val="22"/>
+              </w:rPr>
+              <w:t>/</w:t>
+            </w:r>
+            <w:r>
+              <w:rPr>
+                <w:rFonts w:eastAsia="標楷體"/>
+                <w:szCs w:val="22"/>
+              </w:rPr>
+              <w:t>姓名</w:t>
+            </w:r>
+          </w:p>
+        </w:tc>
+        <w:tc>
+          <w:tcPr>
+            <w:tcW w:w="774" w:type="pct"/>
+            <w:vAlign w:val="center"/>
+          </w:tcPr>
+          <w:p>
+            <w:pPr>
+              <w:jc w:val="center"/>
+              <w:rPr>
+                <w:rFonts w:eastAsia="標楷體" w:hint="eastAsia"/>
+                <w:szCs w:val="22"/>
+              </w:rPr>
+            </w:pPr>
+            <w:r>
+              <w:rPr>
+                <w:rFonts w:eastAsia="標楷體"/>
+                <w:szCs w:val="22"/>
+              </w:rPr>
+              <w:t>學號</w:t>
+            </w:r>
+            <w:r>
+              <w:rPr>
+                <w:rFonts w:eastAsia="標楷體"/>
+                <w:szCs w:val="22"/>
+              </w:rPr>
+              <w:t>/</w:t>
+            </w:r>
+            <w:r>
+              <w:rPr>
+                <w:rFonts w:eastAsia="標楷體"/>
+                <w:szCs w:val="22"/>
+              </w:rPr>
+              <w:t>姓名</w:t>
+            </w:r>
+          </w:p>
+        </w:tc>
+        <w:tc>
+          <w:tcPr>
+            <w:tcW w:w="771" w:type="pct"/>
+            <w:vAlign w:val="center"/>
+          </w:tcPr>
+          <w:p>
+            <w:pPr>
+              <w:jc w:val="center"/>
+              <w:rPr>
+                <w:rFonts w:eastAsia="標楷體" w:hint="eastAsia"/>
+                <w:szCs w:val="22"/>
+              </w:rPr>
+            </w:pPr>
+            <w:r>
+              <w:rPr>
+                <w:rFonts w:eastAsia="標楷體"/>
+                <w:szCs w:val="22"/>
+              </w:rPr>
+              <w:t>學號</w:t>
+            </w:r>
+            <w:r>
+              <w:rPr>
+                <w:rFonts w:eastAsia="標楷體"/>
+                <w:szCs w:val="22"/>
+              </w:rPr>
+              <w:t>/</w:t>
+            </w:r>
+            <w:r>
+              <w:rPr>
+                <w:rFonts w:eastAsia="標楷體"/>
+                <w:szCs w:val="22"/>
+              </w:rPr>
+              <w:t>姓名</w:t>
+            </w:r>
+          </w:p>
+        </w:tc>
+      </w:tr>
+      <w:tr>
+        <w:tc>
+          <w:tcPr>
+            <w:tcW w:w="392" w:type="pct"/>
+            <w:vMerge w:val="restart"/>
+            <w:vAlign w:val="center"/>
+          </w:tcPr>
+          <w:p>
+            <w:pPr>
+              <w:jc w:val="center"/>
+              <w:rPr>
+                <w:rFonts w:eastAsia="標楷體"/>
+                <w:szCs w:val="22"/>
+              </w:rPr>
+            </w:pPr>
+            <w:r>
+              <w:rPr>
+                <w:rFonts w:eastAsia="標楷體" w:hint="eastAsia"/>
+                <w:szCs w:val="22"/>
+              </w:rPr>
+              <w:t>後端開發</w:t>
+            </w:r>
+          </w:p>
+        </w:tc>
+        <w:tc>
+          <w:tcPr>
+            <w:tcW w:w="1517" w:type="pct"/>
+          </w:tcPr>
+          <w:p>
+            <w:pPr>
+              <w:rPr>
+                <w:rFonts w:eastAsia="標楷體"/>
+                <w:szCs w:val="22"/>
+              </w:rPr>
+            </w:pPr>
+            <w:r>
+              <w:rPr>
+                <w:rFonts w:eastAsia="標楷體" w:hint="eastAsia"/>
+                <w:szCs w:val="22"/>
+              </w:rPr>
+              <w:t>資料庫建置</w:t>
+            </w:r>
+          </w:p>
+        </w:tc>
+        <w:tc>
+          <w:tcPr>
+            <w:tcW w:w="773" w:type="pct"/>
+          </w:tcPr>
+          <w:p>
+            <w:pPr>
+              <w:rPr>
+                <w:rFonts w:eastAsia="標楷體" w:hint="eastAsia"/>
+                <w:szCs w:val="22"/>
+              </w:rPr>
+            </w:pPr>
+          </w:p>
+        </w:tc>
+        <w:tc>
+          <w:tcPr>
+            <w:tcW w:w="774" w:type="pct"/>
+          </w:tcPr>
+          <w:p>
+            <w:pPr>
+              <w:rPr>
+                <w:rFonts w:eastAsia="標楷體"/>
+                <w:szCs w:val="22"/>
+              </w:rPr>
+            </w:pPr>
+          </w:p>
+        </w:tc>
+        <w:tc>
+          <w:tcPr>
+            <w:tcW w:w="774" w:type="pct"/>
+          </w:tcPr>
+          <w:p>
+            <w:pPr>
+              <w:rPr>
+                <w:rFonts w:eastAsia="標楷體"/>
+                <w:szCs w:val="22"/>
+              </w:rPr>
+            </w:pPr>
+          </w:p>
+        </w:tc>
+        <w:tc>
+          <w:tcPr>
+            <w:tcW w:w="771" w:type="pct"/>
+          </w:tcPr>
+          <w:p>
+            <w:pPr>
+              <w:rPr>
+                <w:rFonts w:eastAsia="標楷體"/>
+                <w:szCs w:val="22"/>
+              </w:rPr>
+            </w:pPr>
+          </w:p>
+        </w:tc>
+      </w:tr>
+      <w:tr>
+        <w:tc>
+          <w:tcPr>
+            <w:tcW w:w="392" w:type="pct"/>
+            <w:vMerge/>
+            <w:vAlign w:val="center"/>
+          </w:tcPr>
+          <w:p>
+            <w:pPr>
+              <w:jc w:val="center"/>
+              <w:rPr>
+                <w:rFonts w:eastAsia="標楷體"/>
+                <w:szCs w:val="22"/>
+              </w:rPr>
+            </w:pPr>
+          </w:p>
+        </w:tc>
+        <w:tc>
+          <w:tcPr>
+            <w:tcW w:w="1517" w:type="pct"/>
+          </w:tcPr>
+          <w:p>
+            <w:pPr>
+              <w:rPr>
+                <w:rFonts w:eastAsia="標楷體"/>
+                <w:szCs w:val="22"/>
+              </w:rPr>
+            </w:pPr>
+            <w:r>
+              <w:rPr>
+                <w:rFonts w:eastAsia="標楷體" w:hint="eastAsia"/>
+                <w:szCs w:val="22"/>
+              </w:rPr>
+              <w:t>伺服器架設</w:t>
+            </w:r>
+          </w:p>
+        </w:tc>
+        <w:tc>
+          <w:tcPr>
+            <w:tcW w:w="773" w:type="pct"/>
+          </w:tcPr>
+          <w:p>
+            <w:pPr>
+              <w:rPr>
+                <w:rFonts w:eastAsia="標楷體"/>
+                <w:szCs w:val="22"/>
+              </w:rPr>
+            </w:pPr>
+          </w:p>
+        </w:tc>
+        <w:tc>
+          <w:tcPr>
+            <w:tcW w:w="774" w:type="pct"/>
+          </w:tcPr>
+          <w:p>
+            <w:pPr>
+              <w:rPr>
+                <w:rFonts w:eastAsia="標楷體"/>
+                <w:szCs w:val="22"/>
+              </w:rPr>
+            </w:pPr>
+          </w:p>
+        </w:tc>
+        <w:tc>
+          <w:tcPr>
+            <w:tcW w:w="774" w:type="pct"/>
+          </w:tcPr>
+          <w:p>
+            <w:pPr>
+              <w:rPr>
+                <w:rFonts w:eastAsia="標楷體"/>
+                <w:szCs w:val="22"/>
+              </w:rPr>
+            </w:pPr>
+          </w:p>
+        </w:tc>
+        <w:tc>
+          <w:tcPr>
+            <w:tcW w:w="771" w:type="pct"/>
+          </w:tcPr>
+          <w:p>
+            <w:pPr>
+              <w:rPr>
+                <w:rFonts w:eastAsia="標楷體"/>
+                <w:szCs w:val="22"/>
+              </w:rPr>
+            </w:pPr>
+          </w:p>
+        </w:tc>
+      </w:tr>
+      <w:tr>
+        <w:tc>
+          <w:tcPr>
+            <w:tcW w:w="392" w:type="pct"/>
+            <w:vMerge/>
+            <w:vAlign w:val="center"/>
+          </w:tcPr>
+          <w:p>
+            <w:pPr>
+              <w:jc w:val="center"/>
+              <w:rPr>
+                <w:rFonts w:eastAsia="標楷體"/>
+                <w:szCs w:val="22"/>
+              </w:rPr>
+            </w:pPr>
+          </w:p>
+        </w:tc>
+        <w:tc>
+          <w:tcPr>
+            <w:tcW w:w="1517" w:type="pct"/>
+          </w:tcPr>
+          <w:p>
+            <w:pPr>
+              <w:rPr>
+                <w:rFonts w:eastAsia="標楷體"/>
+                <w:szCs w:val="22"/>
+              </w:rPr>
+            </w:pPr>
+            <w:r>
+              <w:rPr>
+                <w:rFonts w:eastAsia="標楷體" w:hint="eastAsia"/>
+                <w:szCs w:val="22"/>
+              </w:rPr>
+              <w:t>功能</w:t>
+            </w:r>
+            <w:r>
+              <w:rPr>
+                <w:rFonts w:eastAsia="標楷體" w:hint="eastAsia"/>
+                <w:szCs w:val="22"/>
+              </w:rPr>
+              <w:t>A</w:t>
+            </w:r>
+            <w:r>
+              <w:rPr>
+                <w:rFonts w:eastAsia="標楷體"/>
+                <w:szCs w:val="22"/>
+              </w:rPr>
+              <w:t xml:space="preserve"> </w:t>
+            </w:r>
+          </w:p>
+        </w:tc>
+        <w:tc>
+          <w:tcPr>
+            <w:tcW w:w="773" w:type="pct"/>
+          </w:tcPr>
+          <w:p>
+            <w:pPr>
+              <w:rPr>
+                <w:rFonts w:eastAsia="標楷體"/>
+                <w:szCs w:val="22"/>
+              </w:rPr>
+            </w:pPr>
+          </w:p>
+        </w:tc>
+        <w:tc>
+          <w:tcPr>
+            <w:tcW w:w="774" w:type="pct"/>
+          </w:tcPr>
+          <w:p>
+            <w:pPr>
+              <w:rPr>
+                <w:rFonts w:eastAsia="標楷體"/>
+                <w:szCs w:val="22"/>
+              </w:rPr>
+            </w:pPr>
+          </w:p>
+        </w:tc>
+        <w:tc>
+          <w:tcPr>
+            <w:tcW w:w="774" w:type="pct"/>
+          </w:tcPr>
+          <w:p>
+            <w:pPr>
+              <w:rPr>
+                <w:rFonts w:eastAsia="標楷體"/>
+                <w:szCs w:val="22"/>
+              </w:rPr>
+            </w:pPr>
+          </w:p>
+        </w:tc>
+        <w:tc>
+          <w:tcPr>
+            <w:tcW w:w="771" w:type="pct"/>
+          </w:tcPr>
+          <w:p>
+            <w:pPr>
+              <w:rPr>
+                <w:rFonts w:eastAsia="標楷體"/>
+                <w:szCs w:val="22"/>
+              </w:rPr>
+            </w:pPr>
+          </w:p>
+        </w:tc>
+      </w:tr>
+      <w:tr>
+        <w:tc>
+          <w:tcPr>
+            <w:tcW w:w="392" w:type="pct"/>
+            <w:vMerge/>
+            <w:vAlign w:val="center"/>
+          </w:tcPr>
+          <w:p>
+            <w:pPr>
+              <w:jc w:val="center"/>
+              <w:rPr>
+                <w:rFonts w:eastAsia="標楷體"/>
+                <w:szCs w:val="22"/>
+              </w:rPr>
+            </w:pPr>
+          </w:p>
+        </w:tc>
+        <w:tc>
+          <w:tcPr>
+            <w:tcW w:w="1517" w:type="pct"/>
+          </w:tcPr>
+          <w:p>
+            <w:pPr>
+              <w:rPr>
+                <w:rFonts w:eastAsia="標楷體"/>
+                <w:szCs w:val="22"/>
+              </w:rPr>
+            </w:pPr>
+            <w:r>
+              <w:rPr>
+                <w:rFonts w:eastAsia="標楷體" w:hint="eastAsia"/>
+                <w:szCs w:val="22"/>
+              </w:rPr>
+              <w:t>功能</w:t>
+            </w:r>
+            <w:r>
+              <w:rPr>
+                <w:rFonts w:eastAsia="標楷體" w:hint="eastAsia"/>
+                <w:szCs w:val="22"/>
+              </w:rPr>
+              <w:t>B</w:t>
+            </w:r>
+          </w:p>
+        </w:tc>
+        <w:tc>
+          <w:tcPr>
+            <w:tcW w:w="773" w:type="pct"/>
+          </w:tcPr>
+          <w:p>
+            <w:pPr>
+              <w:rPr>
+                <w:rFonts w:eastAsia="標楷體"/>
+                <w:szCs w:val="22"/>
+              </w:rPr>
+            </w:pPr>
+          </w:p>
+        </w:tc>
+        <w:tc>
+          <w:tcPr>
+            <w:tcW w:w="774" w:type="pct"/>
+          </w:tcPr>
+          <w:p>
+            <w:pPr>
+              <w:rPr>
+                <w:rFonts w:eastAsia="標楷體"/>
+                <w:szCs w:val="22"/>
+              </w:rPr>
+            </w:pPr>
+          </w:p>
+        </w:tc>
+        <w:tc>
+          <w:tcPr>
+            <w:tcW w:w="774" w:type="pct"/>
+          </w:tcPr>
+          <w:p>
+            <w:pPr>
+              <w:rPr>
+                <w:rFonts w:eastAsia="標楷體"/>
+                <w:szCs w:val="22"/>
+              </w:rPr>
+            </w:pPr>
+          </w:p>
+        </w:tc>
+        <w:tc>
+          <w:tcPr>
+            <w:tcW w:w="771" w:type="pct"/>
+          </w:tcPr>
+          <w:p>
+            <w:pPr>
+              <w:rPr>
+                <w:rFonts w:eastAsia="標楷體"/>
+                <w:szCs w:val="22"/>
+              </w:rPr>
+            </w:pPr>
+          </w:p>
+        </w:tc>
+      </w:tr>
+      <w:tr>
+        <w:tc>
+          <w:tcPr>
+            <w:tcW w:w="392" w:type="pct"/>
+            <w:vMerge/>
+            <w:vAlign w:val="center"/>
+          </w:tcPr>
+          <w:p>
+            <w:pPr>
+              <w:jc w:val="center"/>
+              <w:rPr>
+                <w:rFonts w:eastAsia="標楷體"/>
+                <w:szCs w:val="22"/>
+              </w:rPr>
+            </w:pPr>
+          </w:p>
+        </w:tc>
+        <w:tc>
+          <w:tcPr>
+            <w:tcW w:w="1517" w:type="pct"/>
+          </w:tcPr>
+          <w:p>
+            <w:pPr>
+              <w:rPr>
+                <w:rFonts w:eastAsia="標楷體" w:hint="eastAsia"/>
+                <w:szCs w:val="22"/>
+              </w:rPr>
+            </w:pPr>
+            <w:r>
+              <w:rPr>
+                <w:rFonts w:eastAsia="標楷體" w:hint="eastAsia"/>
+                <w:szCs w:val="22"/>
+              </w:rPr>
+              <w:t>功能</w:t>
+            </w:r>
+            <w:r>
+              <w:rPr>
+                <w:rFonts w:eastAsia="標楷體" w:hint="eastAsia"/>
+                <w:szCs w:val="22"/>
+              </w:rPr>
+              <w:t>C</w:t>
+            </w:r>
+          </w:p>
+        </w:tc>
+        <w:tc>
+          <w:tcPr>
+            <w:tcW w:w="773" w:type="pct"/>
+          </w:tcPr>
+          <w:p>
+            <w:pPr>
+              <w:rPr>
+                <w:rFonts w:eastAsia="標楷體"/>
+                <w:szCs w:val="22"/>
+              </w:rPr>
+            </w:pPr>
+          </w:p>
+        </w:tc>
+        <w:tc>
+          <w:tcPr>
+            <w:tcW w:w="774" w:type="pct"/>
+          </w:tcPr>
+          <w:p>
+            <w:pPr>
+              <w:rPr>
+                <w:rFonts w:eastAsia="標楷體"/>
+                <w:szCs w:val="22"/>
+              </w:rPr>
+            </w:pPr>
+          </w:p>
+        </w:tc>
+        <w:tc>
+          <w:tcPr>
+            <w:tcW w:w="774" w:type="pct"/>
+          </w:tcPr>
+          <w:p>
+            <w:pPr>
+              <w:rPr>
+                <w:rFonts w:eastAsia="標楷體"/>
+                <w:szCs w:val="22"/>
+              </w:rPr>
+            </w:pPr>
+          </w:p>
+        </w:tc>
+        <w:tc>
+          <w:tcPr>
+            <w:tcW w:w="771" w:type="pct"/>
+          </w:tcPr>
+          <w:p>
+            <w:pPr>
+              <w:rPr>
+                <w:rFonts w:eastAsia="標楷體"/>
+                <w:szCs w:val="22"/>
+              </w:rPr>
+            </w:pPr>
+          </w:p>
+        </w:tc>
+      </w:tr>
+      <w:tr>
+        <w:tc>
+          <w:tcPr>
+            <w:tcW w:w="392" w:type="pct"/>
+            <w:vMerge w:val="restart"/>
+            <w:vAlign w:val="center"/>
+          </w:tcPr>
+          <w:p>
+            <w:pPr>
+              <w:jc w:val="center"/>
+              <w:rPr>
+                <w:rFonts w:eastAsia="標楷體"/>
+                <w:szCs w:val="22"/>
+              </w:rPr>
+            </w:pPr>
+            <w:r>
+              <w:rPr>
+                <w:rFonts w:eastAsia="標楷體" w:hint="eastAsia"/>
+                <w:szCs w:val="22"/>
+              </w:rPr>
+              <w:t>前端開發</w:t>
+            </w:r>
+          </w:p>
+        </w:tc>
+        <w:tc>
+          <w:tcPr>
+            <w:tcW w:w="1517" w:type="pct"/>
+          </w:tcPr>
+          <w:p>
+            <w:pPr>
+              <w:rPr>
+                <w:rFonts w:eastAsia="標楷體"/>
+                <w:szCs w:val="22"/>
+              </w:rPr>
+            </w:pPr>
+            <w:r>
+              <w:rPr>
+                <w:rFonts w:eastAsia="標楷體"/>
+                <w:szCs w:val="22"/>
+              </w:rPr>
+              <w:t>Template A</w:t>
+            </w:r>
+          </w:p>
+        </w:tc>
+        <w:tc>
+          <w:tcPr>
+            <w:tcW w:w="773" w:type="pct"/>
+          </w:tcPr>
+          <w:p>
+            <w:pPr>
+              <w:rPr>
+                <w:rFonts w:eastAsia="標楷體"/>
+                <w:szCs w:val="22"/>
+              </w:rPr>
+            </w:pPr>
+          </w:p>
+        </w:tc>
+        <w:tc>
+          <w:tcPr>
+            <w:tcW w:w="774" w:type="pct"/>
+          </w:tcPr>
+          <w:p>
+            <w:pPr>
+              <w:rPr>
+                <w:rFonts w:eastAsia="標楷體"/>
+                <w:szCs w:val="22"/>
+              </w:rPr>
+            </w:pPr>
+          </w:p>
+        </w:tc>
+        <w:tc>
+          <w:tcPr>
+            <w:tcW w:w="774" w:type="pct"/>
+          </w:tcPr>
+          <w:p>
+            <w:pPr>
+              <w:rPr>
+                <w:rFonts w:eastAsia="標楷體"/>
+                <w:szCs w:val="22"/>
+              </w:rPr>
+            </w:pPr>
+          </w:p>
+        </w:tc>
+        <w:tc>
+          <w:tcPr>
+            <w:tcW w:w="771" w:type="pct"/>
+          </w:tcPr>
+          <w:p>
+            <w:pPr>
+              <w:rPr>
+                <w:rFonts w:eastAsia="標楷體"/>
+                <w:szCs w:val="22"/>
+              </w:rPr>
+            </w:pPr>
+          </w:p>
+        </w:tc>
+      </w:tr>
+      <w:tr>
+        <w:tc>
+          <w:tcPr>
+            <w:tcW w:w="392" w:type="pct"/>
+            <w:vMerge/>
+            <w:vAlign w:val="center"/>
+          </w:tcPr>
+          <w:p>
+            <w:pPr>
+              <w:jc w:val="center"/>
+              <w:rPr>
+                <w:rFonts w:eastAsia="標楷體"/>
+                <w:szCs w:val="22"/>
+              </w:rPr>
+            </w:pPr>
+          </w:p>
+        </w:tc>
+        <w:tc>
+          <w:tcPr>
+            <w:tcW w:w="1517" w:type="pct"/>
+          </w:tcPr>
+          <w:p>
+            <w:pPr>
+              <w:rPr>
+                <w:rFonts w:eastAsia="標楷體"/>
+                <w:szCs w:val="22"/>
+              </w:rPr>
+            </w:pPr>
+            <w:r>
+              <w:rPr>
+                <w:rFonts w:eastAsia="標楷體"/>
+                <w:szCs w:val="22"/>
+              </w:rPr>
+              <w:t xml:space="preserve">Template </w:t>
+            </w:r>
+            <w:r>
+              <w:rPr>
+                <w:rFonts w:eastAsia="標楷體" w:hint="eastAsia"/>
+                <w:szCs w:val="22"/>
+              </w:rPr>
+              <w:t>B</w:t>
+            </w:r>
+          </w:p>
+        </w:tc>
+        <w:tc>
+          <w:tcPr>
+            <w:tcW w:w="773" w:type="pct"/>
+          </w:tcPr>
+          <w:p>
+            <w:pPr>
+              <w:rPr>
+                <w:rFonts w:eastAsia="標楷體"/>
+                <w:szCs w:val="22"/>
+              </w:rPr>
+            </w:pPr>
+          </w:p>
+        </w:tc>
+        <w:tc>
+          <w:tcPr>
+            <w:tcW w:w="774" w:type="pct"/>
+          </w:tcPr>
+          <w:p>
+            <w:pPr>
+              <w:rPr>
+                <w:rFonts w:eastAsia="標楷體"/>
+                <w:szCs w:val="22"/>
+              </w:rPr>
+            </w:pPr>
+          </w:p>
+        </w:tc>
+        <w:tc>
+          <w:tcPr>
+            <w:tcW w:w="774" w:type="pct"/>
+          </w:tcPr>
+          <w:p>
+            <w:pPr>
+              <w:rPr>
+                <w:rFonts w:eastAsia="標楷體"/>
+                <w:szCs w:val="22"/>
+              </w:rPr>
+            </w:pPr>
+          </w:p>
+        </w:tc>
+        <w:tc>
+          <w:tcPr>
+            <w:tcW w:w="771" w:type="pct"/>
+          </w:tcPr>
+          <w:p>
+            <w:pPr>
+              <w:rPr>
+                <w:rFonts w:eastAsia="標楷體"/>
+                <w:szCs w:val="22"/>
+              </w:rPr>
+            </w:pPr>
+          </w:p>
+        </w:tc>
+      </w:tr>
+      <w:tr>
+        <w:tc>
+          <w:tcPr>
+            <w:tcW w:w="392" w:type="pct"/>
+            <w:vMerge/>
+            <w:vAlign w:val="center"/>
+          </w:tcPr>
+          <w:p>
+            <w:pPr>
+              <w:jc w:val="center"/>
+              <w:rPr>
+                <w:rFonts w:eastAsia="標楷體"/>
+                <w:szCs w:val="22"/>
+              </w:rPr>
+            </w:pPr>
+          </w:p>
+        </w:tc>
+        <w:tc>
+          <w:tcPr>
+            <w:tcW w:w="1517" w:type="pct"/>
+          </w:tcPr>
+          <w:p>
+            <w:pPr>
+              <w:rPr>
+                <w:rFonts w:eastAsia="標楷體"/>
+                <w:szCs w:val="22"/>
+              </w:rPr>
+            </w:pPr>
+            <w:r>
+              <w:rPr>
+                <w:rFonts w:eastAsia="標楷體"/>
+                <w:szCs w:val="22"/>
+              </w:rPr>
+              <w:t xml:space="preserve">Template </w:t>
+            </w:r>
+            <w:r>
+              <w:rPr>
+                <w:rFonts w:eastAsia="標楷體" w:hint="eastAsia"/>
+                <w:szCs w:val="22"/>
+              </w:rPr>
+              <w:t>C</w:t>
+            </w:r>
+          </w:p>
+        </w:tc>
+        <w:tc>
+          <w:tcPr>
+            <w:tcW w:w="773" w:type="pct"/>
+          </w:tcPr>
+          <w:p>
+            <w:pPr>
+              <w:rPr>
+                <w:rFonts w:eastAsia="標楷體"/>
+                <w:szCs w:val="22"/>
+              </w:rPr>
+            </w:pPr>
+          </w:p>
+        </w:tc>
+        <w:tc>
+          <w:tcPr>
+            <w:tcW w:w="774" w:type="pct"/>
+          </w:tcPr>
+          <w:p>
+            <w:pPr>
+              <w:rPr>
+                <w:rFonts w:eastAsia="標楷體"/>
+                <w:szCs w:val="22"/>
+              </w:rPr>
+            </w:pPr>
+          </w:p>
+        </w:tc>
+        <w:tc>
+          <w:tcPr>
+            <w:tcW w:w="774" w:type="pct"/>
+          </w:tcPr>
+          <w:p>
+            <w:pPr>
+              <w:rPr>
+                <w:rFonts w:eastAsia="標楷體"/>
+                <w:szCs w:val="22"/>
+              </w:rPr>
+            </w:pPr>
+          </w:p>
+        </w:tc>
+        <w:tc>
+          <w:tcPr>
+            <w:tcW w:w="771" w:type="pct"/>
+          </w:tcPr>
+          <w:p>
+            <w:pPr>
+              <w:rPr>
+                <w:rFonts w:eastAsia="標楷體"/>
+                <w:szCs w:val="22"/>
+              </w:rPr>
+            </w:pPr>
+          </w:p>
+        </w:tc>
+      </w:tr>
+      <w:tr>
+        <w:tc>
+          <w:tcPr>
+            <w:tcW w:w="392" w:type="pct"/>
+            <w:vMerge/>
+            <w:vAlign w:val="center"/>
+          </w:tcPr>
+          <w:p>
+            <w:pPr>
+              <w:jc w:val="center"/>
+              <w:rPr>
+                <w:rFonts w:eastAsia="標楷體"/>
+                <w:szCs w:val="22"/>
+              </w:rPr>
+            </w:pPr>
+          </w:p>
+        </w:tc>
+        <w:tc>
+          <w:tcPr>
+            <w:tcW w:w="1517" w:type="pct"/>
+          </w:tcPr>
+          <w:p>
+            <w:pPr>
+              <w:rPr>
+                <w:rFonts w:eastAsia="標楷體"/>
+                <w:szCs w:val="22"/>
+              </w:rPr>
+            </w:pPr>
+            <w:r>
+              <w:rPr>
+                <w:rFonts w:eastAsia="標楷體"/>
+                <w:szCs w:val="22"/>
+              </w:rPr>
+              <w:t xml:space="preserve">Template </w:t>
+            </w:r>
+            <w:r>
+              <w:rPr>
+                <w:rFonts w:eastAsia="標楷體" w:hint="eastAsia"/>
+                <w:szCs w:val="22"/>
+              </w:rPr>
+              <w:t>D</w:t>
+            </w:r>
+          </w:p>
+        </w:tc>
+        <w:tc>
+          <w:tcPr>
+            <w:tcW w:w="773" w:type="pct"/>
+          </w:tcPr>
+          <w:p>
+            <w:pPr>
+              <w:rPr>
+                <w:rFonts w:eastAsia="標楷體"/>
+                <w:szCs w:val="22"/>
+              </w:rPr>
+            </w:pPr>
+          </w:p>
+        </w:tc>
+        <w:tc>
+          <w:tcPr>
+            <w:tcW w:w="774" w:type="pct"/>
+          </w:tcPr>
+          <w:p>
+            <w:pPr>
+              <w:rPr>
+                <w:rFonts w:eastAsia="標楷體"/>
+                <w:szCs w:val="22"/>
+              </w:rPr>
+            </w:pPr>
+          </w:p>
+        </w:tc>
+        <w:tc>
+          <w:tcPr>
+            <w:tcW w:w="774" w:type="pct"/>
+          </w:tcPr>
+          <w:p>
+            <w:pPr>
+              <w:rPr>
+                <w:rFonts w:eastAsia="標楷體"/>
+                <w:szCs w:val="22"/>
+              </w:rPr>
+            </w:pPr>
+          </w:p>
+        </w:tc>
+        <w:tc>
+          <w:tcPr>
+            <w:tcW w:w="771" w:type="pct"/>
+          </w:tcPr>
+          <w:p>
+            <w:pPr>
+              <w:rPr>
+                <w:rFonts w:eastAsia="標楷體"/>
+                <w:szCs w:val="22"/>
+              </w:rPr>
+            </w:pPr>
+          </w:p>
+        </w:tc>
+      </w:tr>
+      <w:tr>
+        <w:tc>
+          <w:tcPr>
+            <w:tcW w:w="392" w:type="pct"/>
+            <w:vMerge w:val="restart"/>
+            <w:vAlign w:val="center"/>
+          </w:tcPr>
+          <w:p>
+            <w:pPr>
+              <w:jc w:val="center"/>
+              <w:rPr>
+                <w:rFonts w:eastAsia="標楷體"/>
+                <w:szCs w:val="22"/>
+              </w:rPr>
+            </w:pPr>
+            <w:r>
+              <w:rPr>
+                <w:rFonts w:eastAsia="標楷體" w:hint="eastAsia"/>
+                <w:szCs w:val="22"/>
+              </w:rPr>
+              <w:t>美術設計</w:t>
+            </w:r>
+          </w:p>
+        </w:tc>
+        <w:tc>
+          <w:tcPr>
+            <w:tcW w:w="1517" w:type="pct"/>
+          </w:tcPr>
+          <w:p>
+            <w:pPr>
+              <w:rPr>
+                <w:rFonts w:eastAsia="標楷體"/>
+                <w:szCs w:val="22"/>
+              </w:rPr>
+            </w:pPr>
+            <w:r>
+              <w:rPr>
+                <w:rFonts w:eastAsia="標楷體" w:hint="eastAsia"/>
+                <w:szCs w:val="22"/>
+              </w:rPr>
+              <w:t>UI/</w:t>
+            </w:r>
+            <w:r>
+              <w:rPr>
+                <w:rFonts w:eastAsia="標楷體"/>
+                <w:szCs w:val="22"/>
+              </w:rPr>
+              <w:t xml:space="preserve"> UX</w:t>
+            </w:r>
+          </w:p>
+        </w:tc>
+        <w:tc>
+          <w:tcPr>
+            <w:tcW w:w="773" w:type="pct"/>
+          </w:tcPr>
+          <w:p>
+            <w:pPr>
+              <w:rPr>
+                <w:rFonts w:eastAsia="標楷體"/>
+                <w:szCs w:val="22"/>
+              </w:rPr>
+            </w:pPr>
+          </w:p>
+        </w:tc>
+        <w:tc>
+          <w:tcPr>
+            <w:tcW w:w="774" w:type="pct"/>
+          </w:tcPr>
+          <w:p>
+            <w:pPr>
+              <w:rPr>
+                <w:rFonts w:eastAsia="標楷體"/>
+                <w:szCs w:val="22"/>
+              </w:rPr>
+            </w:pPr>
+          </w:p>
+        </w:tc>
+        <w:tc>
+          <w:tcPr>
+            <w:tcW w:w="774" w:type="pct"/>
+          </w:tcPr>
+          <w:p>
+            <w:pPr>
+              <w:rPr>
+                <w:rFonts w:eastAsia="標楷體"/>
+                <w:szCs w:val="22"/>
+              </w:rPr>
+            </w:pPr>
+          </w:p>
+        </w:tc>
+        <w:tc>
+          <w:tcPr>
+            <w:tcW w:w="771" w:type="pct"/>
+          </w:tcPr>
+          <w:p>
+            <w:pPr>
+              <w:rPr>
+                <w:rFonts w:eastAsia="標楷體"/>
+                <w:szCs w:val="22"/>
+              </w:rPr>
+            </w:pPr>
+          </w:p>
+        </w:tc>
+      </w:tr>
+      <w:tr>
+        <w:tc>
+          <w:tcPr>
+            <w:tcW w:w="392" w:type="pct"/>
+            <w:vMerge/>
+            <w:vAlign w:val="center"/>
+          </w:tcPr>
+          <w:p>
+            <w:pPr>
+              <w:jc w:val="center"/>
+              <w:rPr>
+                <w:rFonts w:eastAsia="標楷體"/>
+                <w:szCs w:val="22"/>
+              </w:rPr>
+            </w:pPr>
+          </w:p>
+        </w:tc>
+        <w:tc>
+          <w:tcPr>
+            <w:tcW w:w="1517" w:type="pct"/>
+          </w:tcPr>
+          <w:p>
+            <w:pPr>
+              <w:rPr>
+                <w:rFonts w:eastAsia="標楷體"/>
+                <w:szCs w:val="22"/>
+              </w:rPr>
+            </w:pPr>
+            <w:r>
+              <w:rPr>
+                <w:rFonts w:eastAsia="標楷體" w:hint="eastAsia"/>
+                <w:szCs w:val="22"/>
+              </w:rPr>
+              <w:t>W</w:t>
+            </w:r>
+            <w:r>
+              <w:rPr>
+                <w:rFonts w:eastAsia="標楷體"/>
+                <w:szCs w:val="22"/>
+              </w:rPr>
+              <w:t>eb/APP</w:t>
+            </w:r>
+            <w:r>
+              <w:rPr>
+                <w:rFonts w:eastAsia="標楷體" w:hint="eastAsia"/>
+                <w:szCs w:val="22"/>
+              </w:rPr>
+              <w:t>介面設計</w:t>
+            </w:r>
+          </w:p>
+        </w:tc>
+        <w:tc>
+          <w:tcPr>
+            <w:tcW w:w="773" w:type="pct"/>
+          </w:tcPr>
+          <w:p>
+            <w:pPr>
+              <w:rPr>
+                <w:rFonts w:eastAsia="標楷體"/>
+                <w:szCs w:val="22"/>
+              </w:rPr>
+            </w:pPr>
+          </w:p>
+        </w:tc>
+        <w:tc>
+          <w:tcPr>
+            <w:tcW w:w="774" w:type="pct"/>
+          </w:tcPr>
+          <w:p>
+            <w:pPr>
+              <w:rPr>
+                <w:rFonts w:eastAsia="標楷體"/>
+                <w:szCs w:val="22"/>
+              </w:rPr>
+            </w:pPr>
+          </w:p>
+        </w:tc>
+        <w:tc>
+          <w:tcPr>
+            <w:tcW w:w="774" w:type="pct"/>
+          </w:tcPr>
+          <w:p>
+            <w:pPr>
+              <w:rPr>
+                <w:rFonts w:eastAsia="標楷體"/>
+                <w:szCs w:val="22"/>
+              </w:rPr>
+            </w:pPr>
+          </w:p>
+        </w:tc>
+        <w:tc>
+          <w:tcPr>
+            <w:tcW w:w="771" w:type="pct"/>
+          </w:tcPr>
+          <w:p>
+            <w:pPr>
+              <w:rPr>
+                <w:rFonts w:eastAsia="標楷體"/>
+                <w:szCs w:val="22"/>
+              </w:rPr>
+            </w:pPr>
+          </w:p>
+        </w:tc>
+      </w:tr>
+      <w:tr>
+        <w:tc>
+          <w:tcPr>
+            <w:tcW w:w="392" w:type="pct"/>
+            <w:vMerge/>
+            <w:vAlign w:val="center"/>
+          </w:tcPr>
+          <w:p>
+            <w:pPr>
+              <w:jc w:val="center"/>
+              <w:rPr>
+                <w:rFonts w:eastAsia="標楷體"/>
+                <w:szCs w:val="22"/>
+              </w:rPr>
+            </w:pPr>
+          </w:p>
+        </w:tc>
+        <w:tc>
+          <w:tcPr>
+            <w:tcW w:w="1517" w:type="pct"/>
+          </w:tcPr>
+          <w:p>
+            <w:pPr>
+              <w:rPr>
+                <w:rFonts w:eastAsia="標楷體"/>
+                <w:szCs w:val="22"/>
+              </w:rPr>
+            </w:pPr>
+            <w:r>
+              <w:rPr>
+                <w:rFonts w:eastAsia="標楷體" w:hint="eastAsia"/>
+                <w:szCs w:val="22"/>
+              </w:rPr>
+              <w:t>色彩設計</w:t>
+            </w:r>
+          </w:p>
+        </w:tc>
+        <w:tc>
+          <w:tcPr>
+            <w:tcW w:w="773" w:type="pct"/>
+          </w:tcPr>
+          <w:p>
+            <w:pPr>
+              <w:rPr>
+                <w:rFonts w:eastAsia="標楷體"/>
+                <w:szCs w:val="22"/>
+              </w:rPr>
+            </w:pPr>
+          </w:p>
+        </w:tc>
+        <w:tc>
+          <w:tcPr>
+            <w:tcW w:w="774" w:type="pct"/>
+          </w:tcPr>
+          <w:p>
+            <w:pPr>
+              <w:rPr>
+                <w:rFonts w:eastAsia="標楷體"/>
+                <w:szCs w:val="22"/>
+              </w:rPr>
+            </w:pPr>
+          </w:p>
+        </w:tc>
+        <w:tc>
+          <w:tcPr>
+            <w:tcW w:w="774" w:type="pct"/>
+          </w:tcPr>
+          <w:p>
+            <w:pPr>
+              <w:rPr>
+                <w:rFonts w:eastAsia="標楷體"/>
+                <w:szCs w:val="22"/>
+              </w:rPr>
+            </w:pPr>
+          </w:p>
+        </w:tc>
+        <w:tc>
+          <w:tcPr>
+            <w:tcW w:w="771" w:type="pct"/>
+          </w:tcPr>
+          <w:p>
+            <w:pPr>
+              <w:rPr>
+                <w:rFonts w:eastAsia="標楷體"/>
+                <w:szCs w:val="22"/>
+              </w:rPr>
+            </w:pPr>
+          </w:p>
+        </w:tc>
+      </w:tr>
+      <w:tr>
+        <w:tc>
+          <w:tcPr>
+            <w:tcW w:w="392" w:type="pct"/>
+            <w:vMerge/>
+            <w:vAlign w:val="center"/>
+          </w:tcPr>
+          <w:p>
+            <w:pPr>
+              <w:jc w:val="center"/>
+              <w:rPr>
+                <w:rFonts w:eastAsia="標楷體"/>
+                <w:szCs w:val="22"/>
+              </w:rPr>
+            </w:pPr>
+          </w:p>
+        </w:tc>
+        <w:tc>
+          <w:tcPr>
+            <w:tcW w:w="1517" w:type="pct"/>
+          </w:tcPr>
+          <w:p>
+            <w:pPr>
+              <w:rPr>
+                <w:rFonts w:eastAsia="標楷體"/>
+                <w:szCs w:val="22"/>
+              </w:rPr>
+            </w:pPr>
+            <w:r>
+              <w:rPr>
+                <w:rFonts w:eastAsia="標楷體" w:hint="eastAsia"/>
+                <w:szCs w:val="22"/>
+              </w:rPr>
+              <w:t>L</w:t>
+            </w:r>
+            <w:r>
+              <w:rPr>
+                <w:rFonts w:eastAsia="標楷體"/>
+                <w:szCs w:val="22"/>
+              </w:rPr>
+              <w:t>ogo</w:t>
+            </w:r>
+            <w:r>
+              <w:rPr>
+                <w:rFonts w:eastAsia="標楷體" w:hint="eastAsia"/>
+                <w:szCs w:val="22"/>
+              </w:rPr>
+              <w:t>設計</w:t>
+            </w:r>
+          </w:p>
+        </w:tc>
+        <w:tc>
+          <w:tcPr>
+            <w:tcW w:w="773" w:type="pct"/>
+          </w:tcPr>
+          <w:p>
+            <w:pPr>
+              <w:rPr>
+                <w:rFonts w:eastAsia="標楷體"/>
+                <w:szCs w:val="22"/>
+              </w:rPr>
+            </w:pPr>
+          </w:p>
+        </w:tc>
+        <w:tc>
+          <w:tcPr>
+            <w:tcW w:w="774" w:type="pct"/>
+          </w:tcPr>
+          <w:p>
+            <w:pPr>
+              <w:rPr>
+                <w:rFonts w:eastAsia="標楷體"/>
+                <w:szCs w:val="22"/>
+              </w:rPr>
+            </w:pPr>
+          </w:p>
+        </w:tc>
+        <w:tc>
+          <w:tcPr>
+            <w:tcW w:w="774" w:type="pct"/>
+          </w:tcPr>
+          <w:p>
+            <w:pPr>
+              <w:rPr>
+                <w:rFonts w:eastAsia="標楷體"/>
+                <w:szCs w:val="22"/>
+              </w:rPr>
+            </w:pPr>
+          </w:p>
+        </w:tc>
+        <w:tc>
+          <w:tcPr>
+            <w:tcW w:w="771" w:type="pct"/>
+          </w:tcPr>
+          <w:p>
+            <w:pPr>
+              <w:rPr>
+                <w:rFonts w:eastAsia="標楷體"/>
+                <w:szCs w:val="22"/>
+              </w:rPr>
+            </w:pPr>
+          </w:p>
+        </w:tc>
+      </w:tr>
+      <w:tr>
+        <w:tc>
+          <w:tcPr>
+            <w:tcW w:w="392" w:type="pct"/>
+            <w:vMerge/>
+            <w:vAlign w:val="center"/>
+          </w:tcPr>
+          <w:p>
+            <w:pPr>
+              <w:jc w:val="center"/>
+              <w:rPr>
+                <w:rFonts w:eastAsia="標楷體"/>
+                <w:szCs w:val="22"/>
+              </w:rPr>
+            </w:pPr>
+          </w:p>
+        </w:tc>
+        <w:tc>
+          <w:tcPr>
+            <w:tcW w:w="1517" w:type="pct"/>
+          </w:tcPr>
+          <w:p>
+            <w:pPr>
+              <w:rPr>
+                <w:rFonts w:eastAsia="標楷體"/>
+                <w:szCs w:val="22"/>
+              </w:rPr>
+            </w:pPr>
+            <w:r>
+              <w:rPr>
+                <w:rFonts w:eastAsia="標楷體" w:hint="eastAsia"/>
+                <w:szCs w:val="22"/>
+              </w:rPr>
+              <w:t>素材設計</w:t>
+            </w:r>
+          </w:p>
+        </w:tc>
+        <w:tc>
+          <w:tcPr>
+            <w:tcW w:w="773" w:type="pct"/>
+          </w:tcPr>
+          <w:p>
+            <w:pPr>
+              <w:rPr>
+                <w:rFonts w:eastAsia="標楷體"/>
+                <w:szCs w:val="22"/>
+              </w:rPr>
+            </w:pPr>
+          </w:p>
+        </w:tc>
+        <w:tc>
+          <w:tcPr>
+            <w:tcW w:w="774" w:type="pct"/>
+          </w:tcPr>
+          <w:p>
+            <w:pPr>
+              <w:rPr>
+                <w:rFonts w:eastAsia="標楷體"/>
+                <w:szCs w:val="22"/>
+              </w:rPr>
+            </w:pPr>
+          </w:p>
+        </w:tc>
+        <w:tc>
+          <w:tcPr>
+            <w:tcW w:w="774" w:type="pct"/>
+          </w:tcPr>
+          <w:p>
+            <w:pPr>
+              <w:rPr>
+                <w:rFonts w:eastAsia="標楷體"/>
+                <w:szCs w:val="22"/>
+              </w:rPr>
+            </w:pPr>
+          </w:p>
+        </w:tc>
+        <w:tc>
+          <w:tcPr>
+            <w:tcW w:w="771" w:type="pct"/>
+          </w:tcPr>
+          <w:p>
+            <w:pPr>
+              <w:rPr>
+                <w:rFonts w:eastAsia="標楷體"/>
+                <w:szCs w:val="22"/>
+              </w:rPr>
+            </w:pPr>
+          </w:p>
+        </w:tc>
+      </w:tr>
+      <w:tr>
+        <w:tc>
+          <w:tcPr>
+            <w:tcW w:w="392" w:type="pct"/>
+            <w:vMerge/>
+            <w:vAlign w:val="center"/>
+          </w:tcPr>
+          <w:p>
+            <w:pPr>
+              <w:jc w:val="center"/>
+              <w:rPr>
+                <w:rFonts w:eastAsia="標楷體"/>
+                <w:szCs w:val="22"/>
+              </w:rPr>
+            </w:pPr>
+          </w:p>
+        </w:tc>
+        <w:tc>
+          <w:tcPr>
+            <w:tcW w:w="1517" w:type="pct"/>
+          </w:tcPr>
+          <w:p>
+            <w:pPr>
+              <w:rPr>
+                <w:rFonts w:eastAsia="標楷體" w:hint="eastAsia"/>
+                <w:szCs w:val="22"/>
+              </w:rPr>
+            </w:pPr>
+            <w:r>
+              <w:rPr>
+                <w:rFonts w:eastAsia="標楷體" w:hint="eastAsia"/>
+                <w:szCs w:val="22"/>
+              </w:rPr>
+              <w:t>TEST A</w:t>
+            </w:r>
+          </w:p>
+        </w:tc>
+        <w:tc>
+          <w:tcPr>
+            <w:tcW w:w="773" w:type="pct"/>
+          </w:tcPr>
+          <w:p>
+            <w:pPr>
+              <w:rPr>
+                <w:rFonts w:eastAsia="標楷體"/>
+                <w:szCs w:val="22"/>
+              </w:rPr>
+            </w:pPr>
+          </w:p>
+        </w:tc>
+        <w:tc>
+          <w:tcPr>
+            <w:tcW w:w="774" w:type="pct"/>
+          </w:tcPr>
+          <w:p>
+            <w:pPr>
+              <w:rPr>
+                <w:rFonts w:eastAsia="標楷體"/>
+                <w:szCs w:val="22"/>
+              </w:rPr>
+            </w:pPr>
+          </w:p>
+        </w:tc>
+        <w:tc>
+          <w:tcPr>
+            <w:tcW w:w="774" w:type="pct"/>
+          </w:tcPr>
+          <w:p>
+            <w:pPr>
+              <w:rPr>
+                <w:rFonts w:eastAsia="標楷體"/>
+                <w:szCs w:val="22"/>
+              </w:rPr>
+            </w:pPr>
+          </w:p>
+        </w:tc>
+        <w:tc>
+          <w:tcPr>
+            <w:tcW w:w="771" w:type="pct"/>
+          </w:tcPr>
+          <w:p>
+            <w:pPr>
+              <w:rPr>
+                <w:rFonts w:eastAsia="標楷體"/>
+                <w:szCs w:val="22"/>
+              </w:rPr>
+            </w:pPr>
+          </w:p>
+        </w:tc>
+      </w:tr>
+      <w:tr>
+        <w:tc>
+          <w:tcPr>
+            <w:tcW w:w="392" w:type="pct"/>
+            <w:vMerge w:val="restart"/>
+            <w:vAlign w:val="center"/>
+          </w:tcPr>
+          <w:p>
+            <w:pPr>
+              <w:jc w:val="center"/>
+              <w:rPr>
+                <w:rFonts w:eastAsia="標楷體"/>
+                <w:szCs w:val="22"/>
+              </w:rPr>
+            </w:pPr>
+            <w:r>
+              <w:rPr>
+                <w:rFonts w:eastAsia="標楷體" w:hint="eastAsia"/>
+                <w:szCs w:val="22"/>
+              </w:rPr>
+              <w:t>文件撰寫</w:t>
+            </w:r>
+          </w:p>
+        </w:tc>
+        <w:tc>
+          <w:tcPr>
+            <w:tcW w:w="1517" w:type="pct"/>
+          </w:tcPr>
+          <w:p>
+            <w:pPr>
+              <w:rPr>
+                <w:rFonts w:eastAsia="標楷體"/>
+                <w:szCs w:val="22"/>
+              </w:rPr>
+            </w:pPr>
+            <w:r>
+              <w:rPr>
+                <w:rFonts w:eastAsia="標楷體" w:hint="eastAsia"/>
+                <w:szCs w:val="22"/>
+              </w:rPr>
+              <w:t>統整</w:t>
+            </w:r>
+          </w:p>
+        </w:tc>
+        <w:tc>
+          <w:tcPr>
+            <w:tcW w:w="773" w:type="pct"/>
+          </w:tcPr>
+          <w:p>
+            <w:pPr>
+              <w:rPr>
+                <w:rFonts w:eastAsia="標楷體"/>
+                <w:szCs w:val="22"/>
+              </w:rPr>
+            </w:pPr>
+          </w:p>
+        </w:tc>
+        <w:tc>
+          <w:tcPr>
+            <w:tcW w:w="774" w:type="pct"/>
+          </w:tcPr>
+          <w:p>
+            <w:pPr>
+              <w:rPr>
+                <w:rFonts w:eastAsia="標楷體"/>
+                <w:szCs w:val="22"/>
+              </w:rPr>
+            </w:pPr>
+          </w:p>
+        </w:tc>
+        <w:tc>
+          <w:tcPr>
+            <w:tcW w:w="774" w:type="pct"/>
+          </w:tcPr>
+          <w:p>
+            <w:pPr>
+              <w:rPr>
+                <w:rFonts w:eastAsia="標楷體"/>
+                <w:szCs w:val="22"/>
+              </w:rPr>
+            </w:pPr>
+          </w:p>
+        </w:tc>
+        <w:tc>
+          <w:tcPr>
+            <w:tcW w:w="771" w:type="pct"/>
+          </w:tcPr>
+          <w:p>
+            <w:pPr>
+              <w:rPr>
+                <w:rFonts w:eastAsia="標楷體"/>
+                <w:szCs w:val="22"/>
+              </w:rPr>
+            </w:pPr>
+          </w:p>
+        </w:tc>
+      </w:tr>
+      <w:tr>
+        <w:tc>
+          <w:tcPr>
+            <w:tcW w:w="392" w:type="pct"/>
+            <w:vMerge/>
+            <w:textDirection w:val="tbRlV"/>
+            <w:vAlign w:val="center"/>
+          </w:tcPr>
+          <w:p>
+            <w:pPr>
+              <w:ind w:left="113" w:right="113"/>
+              <w:jc w:val="center"/>
+              <w:rPr>
+                <w:rFonts w:eastAsia="標楷體"/>
+                <w:szCs w:val="22"/>
+              </w:rPr>
+            </w:pPr>
+          </w:p>
+        </w:tc>
+        <w:tc>
+          <w:tcPr>
+            <w:tcW w:w="1517" w:type="pct"/>
+          </w:tcPr>
+          <w:p>
+            <w:pPr>
+              <w:rPr>
+                <w:rFonts w:eastAsia="標楷體"/>
+                <w:szCs w:val="22"/>
+              </w:rPr>
+            </w:pPr>
+            <w:r>
+              <w:rPr>
+                <w:rFonts w:eastAsia="標楷體" w:hint="eastAsia"/>
+                <w:szCs w:val="22"/>
+              </w:rPr>
+              <w:t>第</w:t>
+            </w:r>
+            <w:r>
+              <w:rPr>
+                <w:rFonts w:eastAsia="標楷體" w:hint="eastAsia"/>
+                <w:szCs w:val="22"/>
+              </w:rPr>
+              <w:t>1</w:t>
+            </w:r>
+            <w:r>
+              <w:rPr>
+                <w:rFonts w:eastAsia="標楷體"/>
+                <w:szCs w:val="22"/>
+              </w:rPr>
+              <w:t>章</w:t>
+            </w:r>
+            <w:r>
+              <w:rPr>
+                <w:rFonts w:eastAsia="標楷體" w:hint="eastAsia"/>
+                <w:szCs w:val="22"/>
+              </w:rPr>
+              <w:t xml:space="preserve"> </w:t>
+            </w:r>
+            <w:r>
+              <w:rPr>
+                <w:rFonts w:eastAsia="標楷體" w:hint="eastAsia"/>
+                <w:szCs w:val="22"/>
+              </w:rPr>
+              <w:t>前言</w:t>
+            </w:r>
+          </w:p>
+        </w:tc>
+        <w:tc>
+          <w:tcPr>
+            <w:tcW w:w="773" w:type="pct"/>
+          </w:tcPr>
+          <w:p>
+            <w:pPr>
+              <w:rPr>
+                <w:rFonts w:eastAsia="標楷體"/>
+                <w:szCs w:val="22"/>
+              </w:rPr>
+            </w:pPr>
+          </w:p>
+        </w:tc>
+        <w:tc>
+          <w:tcPr>
+            <w:tcW w:w="774" w:type="pct"/>
+          </w:tcPr>
+          <w:p>
+            <w:pPr>
+              <w:rPr>
+                <w:rFonts w:eastAsia="標楷體"/>
+                <w:szCs w:val="22"/>
+              </w:rPr>
+            </w:pPr>
+          </w:p>
+        </w:tc>
+        <w:tc>
+          <w:tcPr>
+            <w:tcW w:w="774" w:type="pct"/>
+          </w:tcPr>
+          <w:p>
+            <w:pPr>
+              <w:rPr>
+                <w:rFonts w:eastAsia="標楷體"/>
+                <w:szCs w:val="22"/>
+              </w:rPr>
+            </w:pPr>
+          </w:p>
+        </w:tc>
+        <w:tc>
+          <w:tcPr>
+            <w:tcW w:w="771" w:type="pct"/>
+          </w:tcPr>
+          <w:p>
+            <w:pPr>
+              <w:rPr>
+                <w:rFonts w:eastAsia="標楷體"/>
+                <w:szCs w:val="22"/>
+              </w:rPr>
+            </w:pPr>
+          </w:p>
+        </w:tc>
+      </w:tr>
+      <w:tr>
+        <w:tc>
+          <w:tcPr>
+            <w:tcW w:w="392" w:type="pct"/>
+            <w:vMerge/>
+            <w:textDirection w:val="tbRlV"/>
+            <w:vAlign w:val="center"/>
+          </w:tcPr>
+          <w:p>
+            <w:pPr>
+              <w:ind w:left="113" w:right="113"/>
+              <w:jc w:val="center"/>
+              <w:rPr>
+                <w:rFonts w:eastAsia="標楷體"/>
+                <w:szCs w:val="22"/>
+              </w:rPr>
+            </w:pPr>
+          </w:p>
+        </w:tc>
+        <w:tc>
+          <w:tcPr>
+            <w:tcW w:w="1517" w:type="pct"/>
+          </w:tcPr>
+          <w:p>
+            <w:pPr>
+              <w:rPr>
+                <w:rFonts w:eastAsia="標楷體"/>
+                <w:szCs w:val="22"/>
+              </w:rPr>
+            </w:pPr>
+            <w:r>
+              <w:rPr>
+                <w:rFonts w:eastAsia="標楷體" w:hint="eastAsia"/>
+                <w:szCs w:val="22"/>
+              </w:rPr>
+              <w:t>第</w:t>
+            </w:r>
+            <w:r>
+              <w:rPr>
+                <w:rFonts w:eastAsia="標楷體" w:hint="eastAsia"/>
+                <w:szCs w:val="22"/>
+              </w:rPr>
+              <w:t>2</w:t>
+            </w:r>
+            <w:r>
+              <w:rPr>
+                <w:rFonts w:eastAsia="標楷體" w:hint="eastAsia"/>
+                <w:szCs w:val="22"/>
+              </w:rPr>
+              <w:t>章</w:t>
+            </w:r>
+            <w:r>
+              <w:rPr>
+                <w:rFonts w:eastAsia="標楷體" w:hint="eastAsia"/>
+                <w:szCs w:val="22"/>
+              </w:rPr>
+              <w:t xml:space="preserve"> </w:t>
+            </w:r>
+            <w:r>
+              <w:rPr>
+                <w:rFonts w:eastAsia="標楷體" w:hint="eastAsia"/>
+                <w:szCs w:val="22"/>
+              </w:rPr>
+              <w:t>營運</w:t>
+            </w:r>
+            <w:r>
+              <w:rPr>
+                <w:rFonts w:eastAsia="標楷體"/>
+                <w:szCs w:val="22"/>
+              </w:rPr>
+              <w:t>計畫</w:t>
+            </w:r>
+          </w:p>
+        </w:tc>
+        <w:tc>
+          <w:tcPr>
+            <w:tcW w:w="773" w:type="pct"/>
+          </w:tcPr>
+          <w:p>
+            <w:pPr>
+              <w:rPr>
+                <w:rFonts w:eastAsia="標楷體"/>
+                <w:szCs w:val="22"/>
+              </w:rPr>
+            </w:pPr>
+          </w:p>
+        </w:tc>
+        <w:tc>
+          <w:tcPr>
+            <w:tcW w:w="774" w:type="pct"/>
+          </w:tcPr>
+          <w:p>
+            <w:pPr>
+              <w:rPr>
+                <w:rFonts w:eastAsia="標楷體"/>
+                <w:szCs w:val="22"/>
+              </w:rPr>
+            </w:pPr>
+          </w:p>
+        </w:tc>
+        <w:tc>
+          <w:tcPr>
+            <w:tcW w:w="774" w:type="pct"/>
+          </w:tcPr>
+          <w:p>
+            <w:pPr>
+              <w:rPr>
+                <w:rFonts w:eastAsia="標楷體"/>
+                <w:szCs w:val="22"/>
+              </w:rPr>
+            </w:pPr>
+          </w:p>
+        </w:tc>
+        <w:tc>
+          <w:tcPr>
+            <w:tcW w:w="771" w:type="pct"/>
+          </w:tcPr>
+          <w:p>
+            <w:pPr>
+              <w:rPr>
+                <w:rFonts w:eastAsia="標楷體"/>
+                <w:szCs w:val="22"/>
+              </w:rPr>
+            </w:pPr>
+          </w:p>
+        </w:tc>
+      </w:tr>
+      <w:tr>
+        <w:tc>
+          <w:tcPr>
+            <w:tcW w:w="392" w:type="pct"/>
+            <w:vMerge/>
+            <w:textDirection w:val="tbRlV"/>
+            <w:vAlign w:val="center"/>
+          </w:tcPr>
+          <w:p>
+            <w:pPr>
+              <w:ind w:left="113" w:right="113"/>
+              <w:jc w:val="center"/>
+              <w:rPr>
+                <w:rFonts w:eastAsia="標楷體"/>
+                <w:szCs w:val="22"/>
+              </w:rPr>
+            </w:pPr>
+          </w:p>
+        </w:tc>
+        <w:tc>
+          <w:tcPr>
+            <w:tcW w:w="1517" w:type="pct"/>
+          </w:tcPr>
+          <w:p>
+            <w:pPr>
+              <w:rPr>
+                <w:rFonts w:eastAsia="標楷體"/>
+                <w:szCs w:val="22"/>
+              </w:rPr>
+            </w:pPr>
+            <w:r>
+              <w:rPr>
+                <w:rFonts w:eastAsia="標楷體" w:hint="eastAsia"/>
+                <w:szCs w:val="22"/>
+              </w:rPr>
+              <w:t>第</w:t>
+            </w:r>
+            <w:r>
+              <w:rPr>
+                <w:rFonts w:eastAsia="標楷體" w:hint="eastAsia"/>
+                <w:szCs w:val="22"/>
+              </w:rPr>
+              <w:t>3</w:t>
+            </w:r>
+            <w:r>
+              <w:rPr>
+                <w:rFonts w:eastAsia="標楷體" w:hint="eastAsia"/>
+                <w:szCs w:val="22"/>
+              </w:rPr>
+              <w:t>章</w:t>
+            </w:r>
+            <w:r>
+              <w:rPr>
+                <w:rFonts w:eastAsia="標楷體" w:hint="eastAsia"/>
+                <w:szCs w:val="22"/>
+              </w:rPr>
+              <w:t xml:space="preserve"> </w:t>
+            </w:r>
+            <w:r>
+              <w:rPr>
+                <w:rFonts w:eastAsia="標楷體" w:hint="eastAsia"/>
+                <w:szCs w:val="22"/>
+              </w:rPr>
+              <w:t>系統規格</w:t>
+            </w:r>
+          </w:p>
+        </w:tc>
+        <w:tc>
+          <w:tcPr>
+            <w:tcW w:w="773" w:type="pct"/>
+          </w:tcPr>
+          <w:p>
+            <w:pPr>
+              <w:rPr>
+                <w:rFonts w:eastAsia="標楷體"/>
+                <w:szCs w:val="22"/>
+              </w:rPr>
+            </w:pPr>
+          </w:p>
+        </w:tc>
+        <w:tc>
+          <w:tcPr>
+            <w:tcW w:w="774" w:type="pct"/>
+          </w:tcPr>
+          <w:p>
+            <w:pPr>
+              <w:rPr>
+                <w:rFonts w:eastAsia="標楷體"/>
+                <w:szCs w:val="22"/>
+              </w:rPr>
+            </w:pPr>
+          </w:p>
+        </w:tc>
+        <w:tc>
+          <w:tcPr>
+            <w:tcW w:w="774" w:type="pct"/>
+          </w:tcPr>
+          <w:p>
+            <w:pPr>
+              <w:rPr>
+                <w:rFonts w:eastAsia="標楷體"/>
+                <w:szCs w:val="22"/>
+              </w:rPr>
+            </w:pPr>
+          </w:p>
+        </w:tc>
+        <w:tc>
+          <w:tcPr>
+            <w:tcW w:w="771" w:type="pct"/>
+          </w:tcPr>
+          <w:p>
+            <w:pPr>
+              <w:rPr>
+                <w:rFonts w:eastAsia="標楷體"/>
+                <w:szCs w:val="22"/>
+              </w:rPr>
+            </w:pPr>
+          </w:p>
+        </w:tc>
+      </w:tr>
+      <w:tr>
+        <w:tc>
+          <w:tcPr>
+            <w:tcW w:w="392" w:type="pct"/>
+            <w:vMerge/>
+            <w:textDirection w:val="tbRlV"/>
+            <w:vAlign w:val="center"/>
+          </w:tcPr>
+          <w:p>
+            <w:pPr>
+              <w:ind w:left="113" w:right="113"/>
+              <w:jc w:val="center"/>
+              <w:rPr>
+                <w:rFonts w:eastAsia="標楷體"/>
+                <w:szCs w:val="22"/>
+              </w:rPr>
+            </w:pPr>
+          </w:p>
+        </w:tc>
+        <w:tc>
+          <w:tcPr>
+            <w:tcW w:w="1517" w:type="pct"/>
+          </w:tcPr>
+          <w:p>
+            <w:pPr>
+              <w:rPr>
+                <w:rFonts w:eastAsia="標楷體"/>
+                <w:szCs w:val="22"/>
+              </w:rPr>
+            </w:pPr>
+            <w:r>
+              <w:rPr>
+                <w:rFonts w:eastAsia="標楷體" w:hint="eastAsia"/>
+                <w:szCs w:val="22"/>
+              </w:rPr>
+              <w:t>第</w:t>
+            </w:r>
+            <w:r>
+              <w:rPr>
+                <w:rFonts w:eastAsia="標楷體" w:hint="eastAsia"/>
+                <w:szCs w:val="22"/>
+              </w:rPr>
+              <w:t>4</w:t>
+            </w:r>
+            <w:r>
+              <w:rPr>
+                <w:rFonts w:eastAsia="標楷體" w:hint="eastAsia"/>
+                <w:szCs w:val="22"/>
+              </w:rPr>
+              <w:t>章</w:t>
+            </w:r>
+            <w:r>
+              <w:rPr>
+                <w:rFonts w:eastAsia="標楷體" w:hint="eastAsia"/>
+                <w:szCs w:val="22"/>
+              </w:rPr>
+              <w:t xml:space="preserve"> </w:t>
+            </w:r>
+            <w:r>
+              <w:rPr>
+                <w:rFonts w:eastAsia="標楷體" w:hint="eastAsia"/>
+                <w:szCs w:val="22"/>
+              </w:rPr>
+              <w:t>專題時程與組織分工</w:t>
+            </w:r>
+          </w:p>
+        </w:tc>
+        <w:tc>
+          <w:tcPr>
+            <w:tcW w:w="773" w:type="pct"/>
+          </w:tcPr>
+          <w:p>
+            <w:pPr>
+              <w:rPr>
+                <w:rFonts w:eastAsia="標楷體"/>
+                <w:szCs w:val="22"/>
+              </w:rPr>
+            </w:pPr>
+          </w:p>
+        </w:tc>
+        <w:tc>
+          <w:tcPr>
+            <w:tcW w:w="774" w:type="pct"/>
+          </w:tcPr>
+          <w:p>
+            <w:pPr>
+              <w:rPr>
+                <w:rFonts w:eastAsia="標楷體"/>
+                <w:szCs w:val="22"/>
+              </w:rPr>
+            </w:pPr>
+          </w:p>
+        </w:tc>
+        <w:tc>
+          <w:tcPr>
+            <w:tcW w:w="774" w:type="pct"/>
+          </w:tcPr>
+          <w:p>
+            <w:pPr>
+              <w:rPr>
+                <w:rFonts w:eastAsia="標楷體"/>
+                <w:szCs w:val="22"/>
+              </w:rPr>
+            </w:pPr>
+          </w:p>
+        </w:tc>
+        <w:tc>
+          <w:tcPr>
+            <w:tcW w:w="771" w:type="pct"/>
+          </w:tcPr>
+          <w:p>
+            <w:pPr>
+              <w:rPr>
+                <w:rFonts w:eastAsia="標楷體"/>
+                <w:szCs w:val="22"/>
+              </w:rPr>
+            </w:pPr>
+          </w:p>
+        </w:tc>
+      </w:tr>
+      <w:tr>
+        <w:tc>
+          <w:tcPr>
+            <w:tcW w:w="392" w:type="pct"/>
+            <w:vMerge/>
+            <w:textDirection w:val="tbRlV"/>
+            <w:vAlign w:val="center"/>
+          </w:tcPr>
+          <w:p>
+            <w:pPr>
+              <w:ind w:left="113" w:right="113"/>
+              <w:jc w:val="center"/>
+              <w:rPr>
+                <w:rFonts w:eastAsia="標楷體"/>
+                <w:szCs w:val="22"/>
+              </w:rPr>
+            </w:pPr>
+          </w:p>
+        </w:tc>
+        <w:tc>
+          <w:tcPr>
+            <w:tcW w:w="1517" w:type="pct"/>
+          </w:tcPr>
+          <w:p>
+            <w:pPr>
+              <w:rPr>
+                <w:rFonts w:eastAsia="標楷體"/>
+                <w:szCs w:val="22"/>
+              </w:rPr>
+            </w:pPr>
+            <w:r>
+              <w:rPr>
+                <w:rFonts w:ascii="標楷體" w:eastAsia="標楷體" w:hAnsi="標楷體" w:hint="eastAsia"/>
+                <w:noProof/>
+              </w:rPr>
+              <mc:AlternateContent>
+                <mc:Choice Requires="wps">
+                  <w:drawing>
+                    <wp:anchor distT="45720" distB="45720" distL="114300" distR="114300" simplePos="0" relativeHeight="251659264" behindDoc="0" locked="0" layoutInCell="1" allowOverlap="1" wp14:anchorId="61E72D1D" wp14:editId="2C23B63A">
+                      <wp:simplePos x="0" y="0"/>
+                      <wp:positionH relativeFrom="column">
+                        <wp:posOffset>1730375</wp:posOffset>
+                      </wp:positionH>
+                      <wp:positionV relativeFrom="paragraph">
+                        <wp:posOffset>145415</wp:posOffset>
+                      </wp:positionV>
+                      <wp:extent cx="4163695" cy="600075"/>
+                      <wp:effectExtent l="6350" t="12065" r="11430" b="6985"/>
+                      <wp:wrapNone/>
+                      <wp:docPr id="1253924544" name="文字方塊 1"/>
+                      <wp:cNvGraphicFramePr>
+                        <a:graphicFrameLocks xmlns:a="http://schemas.openxmlformats.org/drawingml/2006/main"/>
+                      </wp:cNvGraphicFramePr>
+                      <a:graphic xmlns:a="http://schemas.openxmlformats.org/drawingml/2006/main">
+                        <a:graphicData uri="http://schemas.microsoft.com/office/word/2010/wordprocessingShape">
+                          <wps:wsp>
+                            <wps:cNvSpPr txBox="1">
+                              <a:spLocks noChangeArrowheads="1"/>
+                            </wps:cNvSpPr>
+                            <wps:spPr bwMode="auto">
+                              <a:xfrm>
+                                <a:off x="0" y="0"/>
+                                <a:ext cx="4163695" cy="600075"/>
+                              </a:xfrm>
+                              <a:prstGeom prst="rect">
+                                <a:avLst/>
+                              </a:prstGeom>
+                              <a:solidFill>
+                                <a:srgbClr val="FFFFFF"/>
+                              </a:solidFill>
+                              <a:ln w="9525">
+                                <a:solidFill>
+                                  <a:srgbClr val="FF0000"/>
+                                </a:solidFill>
+                                <a:miter lim="800000"/>
+                                <a:headEnd/>
+                                <a:tailEnd/>
+                              </a:ln>
+                            </wps:spPr>
+                            <wps:txbx>
+                              <w:txbxContent>
+                                <w:p>
+                                  <w:pPr>
+                                    <w:rPr>
+                                      <w:color w:val="FF0000"/>
+                                    </w:rPr>
+                                  </w:pPr>
+                                  <w:r>
+                                    <w:rPr>
+                                      <w:rFonts w:hint="eastAsia"/>
+                                      <w:color w:val="FF0000"/>
+                                    </w:rPr>
+                                    <w:t>提醒，</w:t>
+                                  </w:r>
+                                </w:p>
+                                <w:p>
+                                  <w:pPr>
+                                    <w:rPr>
+                                      <w:rFonts w:hint="eastAsia"/>
+                                      <w:color w:val="FF0000"/>
+                                    </w:rPr>
+                                  </w:pPr>
+                                  <w:r>
+                                    <w:rPr>
+                                      <w:rFonts w:hint="eastAsia"/>
+                                      <w:color w:val="FF0000"/>
+                                    </w:rPr>
+                                    <w:t>第</w:t>
+                                  </w:r>
+                                  <w:r>
+                                    <w:rPr>
+                                      <w:rFonts w:hint="eastAsia"/>
+                                      <w:color w:val="FF0000"/>
+                                    </w:rPr>
+                                    <w:t>6</w:t>
+                                  </w:r>
+                                  <w:r>
+                                    <w:rPr>
+                                      <w:rFonts w:hint="eastAsia"/>
+                                      <w:color w:val="FF0000"/>
+                                    </w:rPr>
+                                    <w:t>、第</w:t>
+                                  </w:r>
+                                  <w:r>
+                                    <w:rPr>
+                                      <w:rFonts w:hint="eastAsia"/>
+                                      <w:color w:val="FF0000"/>
+                                    </w:rPr>
+                                    <w:t>7</w:t>
+                                  </w:r>
+                                  <w:r>
+                                    <w:rPr>
+                                      <w:rFonts w:hint="eastAsia"/>
+                                      <w:color w:val="FF0000"/>
+                                    </w:rPr>
+                                    <w:t>章各部制模型不同，記得刪除不需要的模型名稱</w:t>
+                                  </w:r>
+                                </w:p>
+                              </w:txbxContent>
+                            </wps:txbx>
+                            <wps:bodyPr rot="0" vert="horz" wrap="square" lIns="91440" tIns="45720" rIns="91440" bIns="45720" anchor="t" anchorCtr="0" upright="1">
+                              <a:noAutofit/>
+                            </wps:bodyPr>
+                          </wps:wsp>
+                        </a:graphicData>
+                      </a:graphic>
+                      <wp14:sizeRelH relativeFrom="margin">
+                        <wp14:pctWidth>0</wp14:pctWidth>
+                      </wp14:sizeRelH>
+                      <wp14:sizeRelV relativeFrom="margin">
+                        <wp14:pctHeight>0</wp14:pctHeight>
+                      </wp14:sizeRelV>
+                    </wp:anchor>
+                  </w:drawing>
+                </mc:Choice>
+                <mc:Fallback>
+                  <w:pict>
+                    <v:shapetype w14:anchorId="61E72D1D" id="_x0000_t202" coordsize="21600,21600" o:spt="202" path="m,l,21600r21600,l21600,xe">
+                      <v:stroke joinstyle="miter"/>
+                      <v:path gradientshapeok="t" o:connecttype="rect"/>
+                    </v:shapetype>
+                    <v:shape id="文字方塊 1" o:spid="_x0000_s1026" type="#_x0000_t202" style="position:absolute;margin-left:136.25pt;margin-top:11.45pt;width:327.85pt;height:47.25pt;z-index:251659264;visibility:visible;mso-wrap-style:square;mso-width-percent:0;mso-height-percent:0;mso-wrap-distance-left:9pt;mso-wrap-distance-top:3.6pt;mso-wrap-distance-right:9pt;mso-wrap-distance-bottom:3.6pt;mso-position-horizontal:absolute;mso-position-horizontal-relative:text;mso-position-vertical:absolute;mso-position-vertical-relative:text;mso-width-percent:0;mso-height-percent:0;mso-width-relative:margin;mso-height-relative:margin;v-text-anchor:top" o:gfxdata="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" strokecolor="red">
+                      <v:textbox>
+                        <w:txbxContent>
+                          <w:p>
+                            <w:pPr>
+                              <w:rPr>
+                                <w:color w:val="FF0000"/>
+                              </w:rPr>
+                            </w:pPr>
+                            <w:r>
+                              <w:rPr>
+                                <w:rFonts w:hint="eastAsia"/>
+                                <w:color w:val="FF0000"/>
+                              </w:rPr>
+                              <w:t>提醒，</w:t>
+                            </w:r>
+                          </w:p>
+                          <w:p>
+                            <w:pPr>
+                              <w:rPr>
+                                <w:rFonts w:hint="eastAsia"/>
+                                <w:color w:val="FF0000"/>
+                              </w:rPr>
+                            </w:pPr>
+                            <w:r>
+                              <w:rPr>
+                                <w:rFonts w:hint="eastAsia"/>
+                                <w:color w:val="FF0000"/>
+                              </w:rPr>
+                              <w:t>第</w:t>
+                            </w:r>
+                            <w:r>
+                              <w:rPr>
+                                <w:rFonts w:hint="eastAsia"/>
+                                <w:color w:val="FF0000"/>
+                              </w:rPr>
+                              <w:t>6</w:t>
+                            </w:r>
+                            <w:r>
+                              <w:rPr>
+                                <w:rFonts w:hint="eastAsia"/>
+                                <w:color w:val="FF0000"/>
+                              </w:rPr>
+                              <w:t>、第</w:t>
+                            </w:r>
+                            <w:r>
+                              <w:rPr>
+                                <w:rFonts w:hint="eastAsia"/>
+                                <w:color w:val="FF0000"/>
+                              </w:rPr>
+                              <w:t>7</w:t>
+                            </w:r>
+                            <w:r>
+                              <w:rPr>
+                                <w:rFonts w:hint="eastAsia"/>
+                                <w:color w:val="FF0000"/>
+                              </w:rPr>
+                              <w:t>章各部制模型不同，記得刪除不需要的模型名稱</w:t>
+                            </w:r>
+                          </w:p>
+                        </w:txbxContent>
+                      </v:textbox>
+                    </v:shape>
+                  </w:pict>
+                </mc:Fallback>
+              </mc:AlternateContent>
+            </w:r>
+            <w:r>
+              <w:rPr>
+                <w:rFonts w:eastAsia="標楷體" w:hint="eastAsia"/>
+                <w:szCs w:val="22"/>
+              </w:rPr>
+              <w:t>第</w:t>
+            </w:r>
+            <w:r>
+              <w:rPr>
+                <w:rFonts w:eastAsia="標楷體" w:hint="eastAsia"/>
+                <w:szCs w:val="22"/>
+              </w:rPr>
+              <w:t>5</w:t>
+            </w:r>
+            <w:r>
+              <w:rPr>
+                <w:rFonts w:eastAsia="標楷體" w:hint="eastAsia"/>
+                <w:szCs w:val="22"/>
+              </w:rPr>
+              <w:t>章</w:t>
+            </w:r>
+            <w:r>
+              <w:rPr>
+                <w:rFonts w:eastAsia="標楷體" w:hint="eastAsia"/>
+                <w:szCs w:val="22"/>
+              </w:rPr>
+              <w:t xml:space="preserve"> </w:t>
+            </w:r>
+            <w:r>
+              <w:rPr>
+                <w:rFonts w:eastAsia="標楷體" w:hint="eastAsia"/>
+                <w:szCs w:val="22"/>
+              </w:rPr>
+              <w:t>需求模型</w:t>
+            </w:r>
+          </w:p>
+        </w:tc>
+        <w:tc>
+          <w:tcPr>
+            <w:tcW w:w="773" w:type="pct"/>
+          </w:tcPr>
+          <w:p>
+            <w:pPr>
+              <w:rPr>
+                <w:rFonts w:eastAsia="標楷體"/>
+                <w:szCs w:val="22"/>
+              </w:rPr>
+            </w:pPr>
+          </w:p>
+        </w:tc>
+        <w:tc>
+          <w:tcPr>
+            <w:tcW w:w="774" w:type="pct"/>
+          </w:tcPr>
+          <w:p>
+            <w:pPr>
+              <w:rPr>
+                <w:rFonts w:eastAsia="標楷體"/>
+                <w:szCs w:val="22"/>
+              </w:rPr>
+            </w:pPr>
+          </w:p>
+        </w:tc>
+        <w:tc>
+          <w:tcPr>
+            <w:tcW w:w="774" w:type="pct"/>
+          </w:tcPr>
+          <w:p>
+            <w:pPr>
+              <w:rPr>
+                <w:rFonts w:eastAsia="標楷體"/>
+                <w:szCs w:val="22"/>
+              </w:rPr>
+            </w:pPr>
+          </w:p>
+        </w:tc>
+        <w:tc>
+          <w:tcPr>
+            <w:tcW w:w="771" w:type="pct"/>
+          </w:tcPr>
+          <w:p>
+            <w:pPr>
+              <w:rPr>
+                <w:rFonts w:eastAsia="標楷體"/>
+                <w:szCs w:val="22"/>
+              </w:rPr>
+            </w:pPr>
+          </w:p>
+        </w:tc>
+      </w:tr>
+      <w:tr>
+        <w:tc>
+          <w:tcPr>
+            <w:tcW w:w="392" w:type="pct"/>
+            <w:vMerge/>
+            <w:textDirection w:val="tbRlV"/>
+            <w:vAlign w:val="center"/>
+          </w:tcPr>
+          <w:p>
+            <w:pPr>
+              <w:ind w:left="113" w:right="113"/>
+              <w:jc w:val="center"/>
+              <w:rPr>
+                <w:rFonts w:eastAsia="標楷體"/>
+                <w:szCs w:val="22"/>
+              </w:rPr>
+            </w:pPr>
+          </w:p>
+        </w:tc>
+        <w:tc>
+          <w:tcPr>
+            <w:tcW w:w="1517" w:type="pct"/>
+          </w:tcPr>
+          <w:p>
+            <w:pPr>
+              <w:rPr>
+                <w:rFonts w:eastAsia="標楷體"/>
+                <w:szCs w:val="22"/>
+              </w:rPr>
+            </w:pPr>
+            <w:r>
+              <w:rPr>
+                <w:rFonts w:eastAsia="標楷體" w:hint="eastAsia"/>
+                <w:szCs w:val="22"/>
+              </w:rPr>
+              <w:t>第</w:t>
+            </w:r>
+            <w:r>
+              <w:rPr>
+                <w:rFonts w:eastAsia="標楷體" w:hint="eastAsia"/>
+                <w:szCs w:val="22"/>
+              </w:rPr>
+              <w:t>6</w:t>
+            </w:r>
+            <w:r>
+              <w:rPr>
+                <w:rFonts w:eastAsia="標楷體" w:hint="eastAsia"/>
+                <w:szCs w:val="22"/>
+              </w:rPr>
+              <w:t>章</w:t>
+            </w:r>
+            <w:r>
+              <w:rPr>
+                <w:rFonts w:eastAsia="標楷體" w:hint="eastAsia"/>
+                <w:szCs w:val="22"/>
+              </w:rPr>
+              <w:t xml:space="preserve"> </w:t>
+            </w:r>
+            <w:r>
+              <w:rPr>
+                <w:rFonts w:eastAsia="標楷體" w:hint="eastAsia"/>
+                <w:szCs w:val="22"/>
+                <w:u w:val="single"/>
+              </w:rPr>
+              <w:t>程序</w:t>
+            </w:r>
+            <w:r>
+              <w:rPr>
+                <w:rFonts w:eastAsia="標楷體" w:hint="eastAsia"/>
+                <w:szCs w:val="22"/>
+              </w:rPr>
+              <w:t>或</w:t>
+            </w:r>
+            <w:r>
+              <w:rPr>
+                <w:rFonts w:eastAsia="標楷體" w:hint="eastAsia"/>
+                <w:szCs w:val="22"/>
+                <w:u w:val="single"/>
+              </w:rPr>
+              <w:t>設計</w:t>
+            </w:r>
+            <w:r>
+              <w:rPr>
+                <w:rFonts w:eastAsia="標楷體" w:hint="eastAsia"/>
+                <w:szCs w:val="22"/>
+              </w:rPr>
+              <w:t>模型</w:t>
+            </w:r>
+          </w:p>
+        </w:tc>
+        <w:tc>
+          <w:tcPr>
+            <w:tcW w:w="773" w:type="pct"/>
+          </w:tcPr>
+          <w:p>
+            <w:pPr>
+              <w:rPr>
+                <w:rFonts w:eastAsia="標楷體"/>
+                <w:szCs w:val="22"/>
+              </w:rPr>
+            </w:pPr>
+          </w:p>
+        </w:tc>
+        <w:tc>
+          <w:tcPr>
+            <w:tcW w:w="774" w:type="pct"/>
+          </w:tcPr>
+          <w:p>
+            <w:pPr>
+              <w:rPr>
+                <w:rFonts w:eastAsia="標楷體"/>
+                <w:szCs w:val="22"/>
+              </w:rPr>
+            </w:pPr>
+          </w:p>
+        </w:tc>
+        <w:tc>
+          <w:tcPr>
+            <w:tcW w:w="774" w:type="pct"/>
+          </w:tcPr>
+          <w:p>
+            <w:pPr>
+              <w:rPr>
+                <w:rFonts w:eastAsia="標楷體"/>
+                <w:szCs w:val="22"/>
+              </w:rPr>
+            </w:pPr>
+          </w:p>
+        </w:tc>
+        <w:tc>
+          <w:tcPr>
+            <w:tcW w:w="771" w:type="pct"/>
+          </w:tcPr>
+          <w:p>
+            <w:pPr>
+              <w:rPr>
+                <w:rFonts w:eastAsia="標楷體"/>
+                <w:szCs w:val="22"/>
+              </w:rPr>
+            </w:pPr>
+          </w:p>
+        </w:tc>
+      </w:tr>
+      <w:tr>
+        <w:tc>
+          <w:tcPr>
+            <w:tcW w:w="392" w:type="pct"/>
+            <w:vMerge/>
+            <w:textDirection w:val="tbRlV"/>
+            <w:vAlign w:val="center"/>
+          </w:tcPr>
+          <w:p>
+            <w:pPr>
+              <w:ind w:left="113" w:right="113"/>
+              <w:jc w:val="center"/>
+              <w:rPr>
+                <w:rFonts w:eastAsia="標楷體"/>
+                <w:szCs w:val="22"/>
+              </w:rPr>
+            </w:pPr>
+          </w:p>
+        </w:tc>
+        <w:tc>
+          <w:tcPr>
+            <w:tcW w:w="1517" w:type="pct"/>
+          </w:tcPr>
+          <w:p>
+            <w:pPr>
+              <w:rPr>
+                <w:rFonts w:eastAsia="標楷體"/>
+                <w:szCs w:val="22"/>
+              </w:rPr>
+            </w:pPr>
+            <w:r>
+              <w:rPr>
+                <w:rFonts w:eastAsia="標楷體" w:hint="eastAsia"/>
+                <w:szCs w:val="22"/>
+              </w:rPr>
+              <w:t>第</w:t>
+            </w:r>
+            <w:r>
+              <w:rPr>
+                <w:rFonts w:eastAsia="標楷體" w:hint="eastAsia"/>
+                <w:szCs w:val="22"/>
+              </w:rPr>
+              <w:t>7</w:t>
+            </w:r>
+            <w:r>
+              <w:rPr>
+                <w:rFonts w:eastAsia="標楷體" w:hint="eastAsia"/>
+                <w:szCs w:val="22"/>
+              </w:rPr>
+              <w:t>章</w:t>
+            </w:r>
+            <w:r>
+              <w:rPr>
+                <w:rFonts w:eastAsia="標楷體" w:hint="eastAsia"/>
+                <w:szCs w:val="22"/>
+              </w:rPr>
+              <w:t xml:space="preserve"> </w:t>
+            </w:r>
+            <w:r>
+              <w:rPr>
+                <w:rFonts w:eastAsia="標楷體" w:hint="eastAsia"/>
+                <w:szCs w:val="22"/>
+                <w:u w:val="single"/>
+              </w:rPr>
+              <w:t>資料</w:t>
+            </w:r>
+            <w:r>
+              <w:rPr>
+                <w:rFonts w:eastAsia="標楷體" w:hint="eastAsia"/>
+                <w:szCs w:val="22"/>
+              </w:rPr>
+              <w:t>或</w:t>
+            </w:r>
+            <w:r>
+              <w:rPr>
+                <w:rFonts w:eastAsia="標楷體" w:hint="eastAsia"/>
+                <w:szCs w:val="22"/>
+                <w:u w:val="single"/>
+              </w:rPr>
+              <w:t>實作</w:t>
+            </w:r>
+            <w:r>
+              <w:rPr>
+                <w:rFonts w:eastAsia="標楷體" w:hint="eastAsia"/>
+                <w:szCs w:val="22"/>
+              </w:rPr>
+              <w:t>模型</w:t>
+            </w:r>
+          </w:p>
+        </w:tc>
+        <w:tc>
+          <w:tcPr>
+            <w:tcW w:w="773" w:type="pct"/>
+          </w:tcPr>
+          <w:p>
+            <w:pPr>
+              <w:rPr>
+                <w:rFonts w:eastAsia="標楷體"/>
+                <w:szCs w:val="22"/>
+              </w:rPr>
+            </w:pPr>
+          </w:p>
+        </w:tc>
+        <w:tc>
+          <w:tcPr>
+            <w:tcW w:w="774" w:type="pct"/>
+          </w:tcPr>
+          <w:p>
+            <w:pPr>
+              <w:rPr>
+                <w:rFonts w:eastAsia="標楷體"/>
+                <w:szCs w:val="22"/>
+              </w:rPr>
+            </w:pPr>
+          </w:p>
+        </w:tc>
+        <w:tc>
+          <w:tcPr>
+            <w:tcW w:w="774" w:type="pct"/>
+          </w:tcPr>
+          <w:p>
+            <w:pPr>
+              <w:rPr>
+                <w:rFonts w:eastAsia="標楷體"/>
+                <w:szCs w:val="22"/>
+              </w:rPr>
+            </w:pPr>
+          </w:p>
+        </w:tc>
+        <w:tc>
+          <w:tcPr>
+            <w:tcW w:w="771" w:type="pct"/>
+          </w:tcPr>
+          <w:p>
+            <w:pPr>
+              <w:rPr>
+                <w:rFonts w:eastAsia="標楷體"/>
+                <w:szCs w:val="22"/>
+              </w:rPr>
+            </w:pPr>
+          </w:p>
+        </w:tc>
+      </w:tr>
+      <w:tr>
+        <w:tc>
+          <w:tcPr>
+            <w:tcW w:w="392" w:type="pct"/>
+            <w:vMerge/>
+            <w:textDirection w:val="tbRlV"/>
+            <w:vAlign w:val="center"/>
+          </w:tcPr>
+          <w:p>
+            <w:pPr>
+              <w:ind w:left="113" w:right="113"/>
+              <w:jc w:val="center"/>
+              <w:rPr>
+                <w:rFonts w:eastAsia="標楷體"/>
+                <w:szCs w:val="22"/>
+              </w:rPr>
+            </w:pPr>
+          </w:p>
+        </w:tc>
+        <w:tc>
+          <w:tcPr>
+            <w:tcW w:w="1517" w:type="pct"/>
+          </w:tcPr>
+          <w:p>
+            <w:pPr>
+              <w:rPr>
+                <w:rFonts w:eastAsia="標楷體"/>
+                <w:szCs w:val="22"/>
+              </w:rPr>
+            </w:pPr>
+            <w:r>
+              <w:rPr>
+                <w:rFonts w:eastAsia="標楷體" w:hint="eastAsia"/>
+                <w:szCs w:val="22"/>
+              </w:rPr>
+              <w:t>第</w:t>
+            </w:r>
+            <w:r>
+              <w:rPr>
+                <w:rFonts w:eastAsia="標楷體" w:hint="eastAsia"/>
+                <w:szCs w:val="22"/>
+              </w:rPr>
+              <w:t>8</w:t>
+            </w:r>
+            <w:r>
+              <w:rPr>
+                <w:rFonts w:eastAsia="標楷體" w:hint="eastAsia"/>
+                <w:szCs w:val="22"/>
+              </w:rPr>
+              <w:t>章</w:t>
+            </w:r>
+            <w:r>
+              <w:rPr>
+                <w:rFonts w:eastAsia="標楷體" w:hint="eastAsia"/>
+                <w:szCs w:val="22"/>
+              </w:rPr>
+              <w:t xml:space="preserve"> </w:t>
+            </w:r>
+            <w:r>
+              <w:rPr>
+                <w:rFonts w:eastAsia="標楷體" w:hint="eastAsia"/>
+                <w:szCs w:val="22"/>
+              </w:rPr>
+              <w:t>資料庫設計</w:t>
+            </w:r>
+          </w:p>
+        </w:tc>
+        <w:tc>
+          <w:tcPr>
+            <w:tcW w:w="773" w:type="pct"/>
+          </w:tcPr>
+          <w:p>
+            <w:pPr>
+              <w:rPr>
+                <w:rFonts w:eastAsia="標楷體" w:hint="eastAsia"/>
+                <w:szCs w:val="22"/>
+              </w:rPr>
+            </w:pPr>
+          </w:p>
+        </w:tc>
+        <w:tc>
+          <w:tcPr>
+            <w:tcW w:w="774" w:type="pct"/>
+          </w:tcPr>
+          <w:p>
+            <w:pPr>
+              <w:rPr>
+                <w:rFonts w:eastAsia="標楷體"/>
+                <w:szCs w:val="22"/>
+              </w:rPr>
+            </w:pPr>
+          </w:p>
+        </w:tc>
+        <w:tc>
+          <w:tcPr>
+            <w:tcW w:w="774" w:type="pct"/>
+          </w:tcPr>
+          <w:p>
+            <w:pPr>
+              <w:rPr>
+                <w:rFonts w:eastAsia="標楷體"/>
+                <w:szCs w:val="22"/>
+              </w:rPr>
+            </w:pPr>
+          </w:p>
+        </w:tc>
+        <w:tc>
+          <w:tcPr>
+            <w:tcW w:w="771" w:type="pct"/>
+          </w:tcPr>
+          <w:p>
+            <w:pPr>
+              <w:rPr>
+                <w:rFonts w:eastAsia="標楷體"/>
+                <w:szCs w:val="22"/>
+              </w:rPr>
+            </w:pPr>
+          </w:p>
+        </w:tc>
+      </w:tr>
+      <w:tr>
+        <w:tc>
+          <w:tcPr>
+            <w:tcW w:w="392" w:type="pct"/>
+            <w:vMerge/>
+            <w:textDirection w:val="tbRlV"/>
+            <w:vAlign w:val="center"/>
+          </w:tcPr>
+          <w:p>
+            <w:pPr>
+              <w:ind w:left="113" w:right="113"/>
+              <w:jc w:val="center"/>
+              <w:rPr>
+                <w:rFonts w:eastAsia="標楷體"/>
+                <w:szCs w:val="22"/>
+              </w:rPr>
+            </w:pPr>
+          </w:p>
+        </w:tc>
+        <w:tc>
+          <w:tcPr>
+            <w:tcW w:w="1517" w:type="pct"/>
+          </w:tcPr>
+          <w:p>
+            <w:pPr>
+              <w:rPr>
+                <w:rFonts w:eastAsia="標楷體"/>
+                <w:szCs w:val="22"/>
+              </w:rPr>
+            </w:pPr>
+            <w:r>
+              <w:rPr>
+                <w:rFonts w:eastAsia="標楷體" w:hint="eastAsia"/>
+                <w:szCs w:val="22"/>
+              </w:rPr>
+              <w:t>第</w:t>
+            </w:r>
+            <w:r>
+              <w:rPr>
+                <w:rFonts w:eastAsia="標楷體" w:hint="eastAsia"/>
+                <w:szCs w:val="22"/>
+              </w:rPr>
+              <w:t>9</w:t>
+            </w:r>
+            <w:r>
+              <w:rPr>
+                <w:rFonts w:eastAsia="標楷體" w:hint="eastAsia"/>
+                <w:szCs w:val="22"/>
+              </w:rPr>
+              <w:t>章</w:t>
+            </w:r>
+            <w:r>
+              <w:rPr>
+                <w:rFonts w:eastAsia="標楷體" w:hint="eastAsia"/>
+                <w:szCs w:val="22"/>
+              </w:rPr>
+              <w:t xml:space="preserve"> </w:t>
+            </w:r>
+            <w:r>
+              <w:rPr>
+                <w:rFonts w:eastAsia="標楷體" w:hint="eastAsia"/>
+                <w:szCs w:val="22"/>
+              </w:rPr>
+              <w:t>程式</w:t>
+            </w:r>
+          </w:p>
+        </w:tc>
+        <w:tc>
+          <w:tcPr>
+            <w:tcW w:w="773" w:type="pct"/>
+          </w:tcPr>
+          <w:p>
+            <w:pPr>
+              <w:rPr>
+                <w:rFonts w:eastAsia="標楷體"/>
+                <w:szCs w:val="22"/>
+              </w:rPr>
+            </w:pPr>
+          </w:p>
+        </w:tc>
+        <w:tc>
+          <w:tcPr>
+            <w:tcW w:w="774" w:type="pct"/>
+          </w:tcPr>
+          <w:p>
+            <w:pPr>
+              <w:rPr>
+                <w:rFonts w:eastAsia="標楷體"/>
+                <w:szCs w:val="22"/>
+              </w:rPr>
+            </w:pPr>
+          </w:p>
+        </w:tc>
+        <w:tc>
+          <w:tcPr>
+            <w:tcW w:w="774" w:type="pct"/>
+          </w:tcPr>
+          <w:p>
+            <w:pPr>
+              <w:rPr>
+                <w:rFonts w:eastAsia="標楷體"/>
+                <w:szCs w:val="22"/>
+              </w:rPr>
+            </w:pPr>
+          </w:p>
+        </w:tc>
+        <w:tc>
+          <w:tcPr>
+            <w:tcW w:w="771" w:type="pct"/>
+          </w:tcPr>
+          <w:p>
+            <w:pPr>
+              <w:rPr>
+                <w:rFonts w:eastAsia="標楷體"/>
+                <w:szCs w:val="22"/>
+              </w:rPr>
+            </w:pPr>
+          </w:p>
+        </w:tc>
+      </w:tr>
+      <w:tr>
+        <w:tc>
+          <w:tcPr>
+            <w:tcW w:w="392" w:type="pct"/>
+            <w:vMerge/>
+            <w:textDirection w:val="tbRlV"/>
+            <w:vAlign w:val="center"/>
+          </w:tcPr>
+          <w:p>
+            <w:pPr>
+              <w:ind w:left="113" w:right="113"/>
+              <w:jc w:val="center"/>
+              <w:rPr>
+                <w:rFonts w:eastAsia="標楷體"/>
+                <w:szCs w:val="22"/>
+              </w:rPr>
+            </w:pPr>
+          </w:p>
+        </w:tc>
+        <w:tc>
+          <w:tcPr>
+            <w:tcW w:w="1517" w:type="pct"/>
+          </w:tcPr>
+          <w:p>
+            <w:pPr>
+              <w:rPr>
+                <w:rFonts w:eastAsia="標楷體"/>
+                <w:szCs w:val="22"/>
+              </w:rPr>
+            </w:pPr>
+            <w:r>
+              <w:rPr>
+                <w:rFonts w:eastAsia="標楷體" w:hint="eastAsia"/>
+                <w:szCs w:val="22"/>
+              </w:rPr>
+              <w:t>第</w:t>
+            </w:r>
+            <w:r>
+              <w:rPr>
+                <w:rFonts w:eastAsia="標楷體" w:hint="eastAsia"/>
+                <w:szCs w:val="22"/>
+              </w:rPr>
+              <w:t>10</w:t>
+            </w:r>
+            <w:r>
+              <w:rPr>
+                <w:rFonts w:eastAsia="標楷體" w:hint="eastAsia"/>
+                <w:szCs w:val="22"/>
+              </w:rPr>
+              <w:t>章</w:t>
+            </w:r>
+            <w:r>
+              <w:rPr>
+                <w:rFonts w:eastAsia="標楷體" w:hint="eastAsia"/>
+                <w:szCs w:val="22"/>
+              </w:rPr>
+              <w:t xml:space="preserve"> </w:t>
+            </w:r>
+            <w:r>
+              <w:rPr>
+                <w:rFonts w:eastAsia="標楷體" w:hint="eastAsia"/>
+                <w:szCs w:val="22"/>
+              </w:rPr>
+              <w:t>測試模型</w:t>
+            </w:r>
+          </w:p>
+        </w:tc>
+        <w:tc>
+          <w:tcPr>
+            <w:tcW w:w="773" w:type="pct"/>
+          </w:tcPr>
+          <w:p>
+            <w:pPr>
+              <w:rPr>
+                <w:rFonts w:eastAsia="標楷體"/>
+                <w:szCs w:val="22"/>
+              </w:rPr>
+            </w:pPr>
+          </w:p>
+        </w:tc>
+        <w:tc>
+          <w:tcPr>
+            <w:tcW w:w="774" w:type="pct"/>
+          </w:tcPr>
+          <w:p>
+            <w:pPr>
+              <w:rPr>
+                <w:rFonts w:eastAsia="標楷體"/>
+                <w:szCs w:val="22"/>
+              </w:rPr>
+            </w:pPr>
+          </w:p>
+        </w:tc>
+        <w:tc>
+          <w:tcPr>
+            <w:tcW w:w="774" w:type="pct"/>
+          </w:tcPr>
+          <w:p>
+            <w:pPr>
+              <w:rPr>
+                <w:rFonts w:eastAsia="標楷體"/>
+                <w:szCs w:val="22"/>
+              </w:rPr>
+            </w:pPr>
+          </w:p>
+        </w:tc>
+        <w:tc>
+          <w:tcPr>
+            <w:tcW w:w="771" w:type="pct"/>
+          </w:tcPr>
+          <w:p>
+            <w:pPr>
+              <w:rPr>
+                <w:rFonts w:eastAsia="標楷體"/>
+                <w:szCs w:val="22"/>
+              </w:rPr>
+            </w:pPr>
+          </w:p>
+        </w:tc>
+      </w:tr>
+      <w:tr>
+        <w:tc>
+          <w:tcPr>
+            <w:tcW w:w="392" w:type="pct"/>
+            <w:vMerge/>
+            <w:textDirection w:val="tbRlV"/>
+            <w:vAlign w:val="center"/>
+          </w:tcPr>
+          <w:p>
+            <w:pPr>
+              <w:ind w:left="113" w:right="113"/>
+              <w:jc w:val="center"/>
+              <w:rPr>
+                <w:rFonts w:eastAsia="標楷體"/>
+                <w:szCs w:val="22"/>
+              </w:rPr>
+            </w:pPr>
+          </w:p>
+        </w:tc>
+        <w:tc>
+          <w:tcPr>
+            <w:tcW w:w="1517" w:type="pct"/>
+          </w:tcPr>
+          <w:p>
+            <w:pPr>
+              <w:rPr>
+                <w:rFonts w:eastAsia="標楷體"/>
+                <w:szCs w:val="22"/>
+              </w:rPr>
+            </w:pPr>
+            <w:r>
+              <w:rPr>
+                <w:rFonts w:eastAsia="標楷體" w:hint="eastAsia"/>
+                <w:szCs w:val="22"/>
+              </w:rPr>
+              <w:t>第</w:t>
+            </w:r>
+            <w:r>
+              <w:rPr>
+                <w:rFonts w:eastAsia="標楷體" w:hint="eastAsia"/>
+                <w:szCs w:val="22"/>
+              </w:rPr>
+              <w:t>11</w:t>
+            </w:r>
+            <w:r>
+              <w:rPr>
+                <w:rFonts w:eastAsia="標楷體" w:hint="eastAsia"/>
+                <w:szCs w:val="22"/>
+              </w:rPr>
+              <w:t>章</w:t>
+            </w:r>
+            <w:r>
+              <w:rPr>
+                <w:rFonts w:eastAsia="標楷體" w:hint="eastAsia"/>
+                <w:szCs w:val="22"/>
+              </w:rPr>
+              <w:t xml:space="preserve"> </w:t>
+            </w:r>
+            <w:r>
+              <w:rPr>
+                <w:rFonts w:eastAsia="標楷體" w:hint="eastAsia"/>
+                <w:szCs w:val="22"/>
+              </w:rPr>
+              <w:t>操作手冊</w:t>
+            </w:r>
+          </w:p>
+        </w:tc>
+        <w:tc>
+          <w:tcPr>
+            <w:tcW w:w="773" w:type="pct"/>
+          </w:tcPr>
+          <w:p>
+            <w:pPr>
+              <w:rPr>
+                <w:rFonts w:eastAsia="標楷體"/>
+                <w:szCs w:val="22"/>
+              </w:rPr>
+            </w:pPr>
+          </w:p>
+        </w:tc>
+        <w:tc>
+          <w:tcPr>
+            <w:tcW w:w="774" w:type="pct"/>
+          </w:tcPr>
+          <w:p>
+            <w:pPr>
+              <w:rPr>
+                <w:rFonts w:eastAsia="標楷體"/>
+                <w:szCs w:val="22"/>
+              </w:rPr>
+            </w:pPr>
+          </w:p>
+        </w:tc>
+        <w:tc>
+          <w:tcPr>
+            <w:tcW w:w="774" w:type="pct"/>
+          </w:tcPr>
+          <w:p>
+            <w:pPr>
+              <w:rPr>
+                <w:rFonts w:eastAsia="標楷體"/>
+                <w:szCs w:val="22"/>
+              </w:rPr>
+            </w:pPr>
+          </w:p>
+        </w:tc>
+        <w:tc>
+          <w:tcPr>
+            <w:tcW w:w="771" w:type="pct"/>
+          </w:tcPr>
+          <w:p>
+            <w:pPr>
+              <w:rPr>
+                <w:rFonts w:eastAsia="標楷體"/>
+                <w:szCs w:val="22"/>
+              </w:rPr>
+            </w:pPr>
+          </w:p>
+        </w:tc>
+      </w:tr>
+      <w:tr>
+        <w:tc>
+          <w:tcPr>
+            <w:tcW w:w="392" w:type="pct"/>
+            <w:vMerge/>
+            <w:textDirection w:val="tbRlV"/>
+            <w:vAlign w:val="center"/>
+          </w:tcPr>
+          <w:p>
+            <w:pPr>
+              <w:ind w:left="113" w:right="113"/>
+              <w:jc w:val="center"/>
+              <w:rPr>
+                <w:rFonts w:eastAsia="標楷體"/>
+                <w:szCs w:val="22"/>
+              </w:rPr>
+            </w:pPr>
+          </w:p>
+        </w:tc>
+        <w:tc>
+          <w:tcPr>
+            <w:tcW w:w="1517" w:type="pct"/>
+          </w:tcPr>
+          <w:p>
+            <w:pPr>
+              <w:rPr>
+                <w:rFonts w:eastAsia="標楷體"/>
+                <w:szCs w:val="22"/>
+              </w:rPr>
+            </w:pPr>
+            <w:r>
+              <w:rPr>
+                <w:rFonts w:eastAsia="標楷體" w:hint="eastAsia"/>
+                <w:szCs w:val="22"/>
+              </w:rPr>
+              <w:t>第</w:t>
+            </w:r>
+            <w:r>
+              <w:rPr>
+                <w:rFonts w:eastAsia="標楷體" w:hint="eastAsia"/>
+                <w:szCs w:val="22"/>
+              </w:rPr>
+              <w:t>12</w:t>
+            </w:r>
+            <w:r>
+              <w:rPr>
+                <w:rFonts w:eastAsia="標楷體" w:hint="eastAsia"/>
+                <w:szCs w:val="22"/>
+              </w:rPr>
+              <w:t>章</w:t>
+            </w:r>
+            <w:r>
+              <w:rPr>
+                <w:rFonts w:eastAsia="標楷體" w:hint="eastAsia"/>
+                <w:szCs w:val="22"/>
+              </w:rPr>
+              <w:t xml:space="preserve"> </w:t>
+            </w:r>
+            <w:r>
+              <w:rPr>
+                <w:rFonts w:eastAsia="標楷體" w:hint="eastAsia"/>
+                <w:szCs w:val="22"/>
+              </w:rPr>
+              <w:t>使用手冊</w:t>
+            </w:r>
+          </w:p>
+        </w:tc>
+        <w:tc>
+          <w:tcPr>
+            <w:tcW w:w="773" w:type="pct"/>
+          </w:tcPr>
+          <w:p>
+            <w:pPr>
+              <w:rPr>
+                <w:rFonts w:eastAsia="標楷體"/>
+                <w:szCs w:val="22"/>
+              </w:rPr>
+            </w:pPr>
+          </w:p>
+        </w:tc>
+        <w:tc>
+          <w:tcPr>
+            <w:tcW w:w="774" w:type="pct"/>
+          </w:tcPr>
+          <w:p>
+            <w:pPr>
+              <w:rPr>
+                <w:rFonts w:eastAsia="標楷體"/>
+                <w:szCs w:val="22"/>
+              </w:rPr>
+            </w:pPr>
+          </w:p>
+        </w:tc>
+        <w:tc>
+          <w:tcPr>
+            <w:tcW w:w="774" w:type="pct"/>
+          </w:tcPr>
+          <w:p>
+            <w:pPr>
+              <w:rPr>
+                <w:rFonts w:eastAsia="標楷體"/>
+                <w:szCs w:val="22"/>
+              </w:rPr>
+            </w:pPr>
+          </w:p>
+        </w:tc>
+        <w:tc>
+          <w:tcPr>
+            <w:tcW w:w="771" w:type="pct"/>
+          </w:tcPr>
+          <w:p>
+            <w:pPr>
+              <w:rPr>
+                <w:rFonts w:eastAsia="標楷體"/>
+                <w:szCs w:val="22"/>
+              </w:rPr>
+            </w:pPr>
+          </w:p>
+        </w:tc>
+      </w:tr>
+      <w:tr>
+        <w:trPr>
+          <w:trHeight w:val="356"/>
+        </w:trPr>
+        <w:tc>
+          <w:tcPr>
+            <w:tcW w:w="392" w:type="pct"/>
+            <w:vAlign w:val="center"/>
+          </w:tcPr>
+          <w:p>
+            <w:pPr>
+              <w:jc w:val="center"/>
+              <w:rPr>
+                <w:rFonts w:eastAsia="標楷體"/>
+                <w:szCs w:val="22"/>
+              </w:rPr>
+            </w:pPr>
+            <w:r>
+              <w:rPr>
+                <w:rFonts w:eastAsia="標楷體" w:hint="eastAsia"/>
+                <w:szCs w:val="22"/>
+              </w:rPr>
+              <w:t>報告</w:t>
+            </w:r>
+          </w:p>
+        </w:tc>
+        <w:tc>
+          <w:tcPr>
+            <w:tcW w:w="1517" w:type="pct"/>
+            <w:vAlign w:val="center"/>
+          </w:tcPr>
+          <w:p>
+            <w:pPr>
+              <w:jc w:val="both"/>
+              <w:rPr>
+                <w:rFonts w:eastAsia="標楷體"/>
+                <w:szCs w:val="22"/>
+              </w:rPr>
+            </w:pPr>
+            <w:r>
+              <w:rPr>
+                <w:rFonts w:eastAsia="標楷體" w:hint="eastAsia"/>
+                <w:szCs w:val="22"/>
+              </w:rPr>
+              <w:t>簡報製作</w:t>
+            </w:r>
+          </w:p>
+        </w:tc>
+        <w:tc>
+          <w:tcPr>
+            <w:tcW w:w="773" w:type="pct"/>
+          </w:tcPr>
+          <w:p>
+            <w:pPr>
+              <w:rPr>
+                <w:rFonts w:eastAsia="標楷體"/>
+                <w:szCs w:val="22"/>
+              </w:rPr>
+            </w:pPr>
+          </w:p>
+        </w:tc>
+        <w:tc>
+          <w:tcPr>
+            <w:tcW w:w="774" w:type="pct"/>
+          </w:tcPr>
+          <w:p>
+            <w:pPr>
+              <w:rPr>
+                <w:rFonts w:eastAsia="標楷體"/>
+                <w:szCs w:val="22"/>
+              </w:rPr>
+            </w:pPr>
+          </w:p>
+        </w:tc>
+        <w:tc>
+          <w:tcPr>
+            <w:tcW w:w="774" w:type="pct"/>
+          </w:tcPr>
+          <w:p>
+            <w:pPr>
+              <w:rPr>
+                <w:rFonts w:eastAsia="標楷體"/>
+                <w:szCs w:val="22"/>
+              </w:rPr>
+            </w:pPr>
+          </w:p>
+        </w:tc>
+        <w:tc>
+          <w:tcPr>
+            <w:tcW w:w="771" w:type="pct"/>
+          </w:tcPr>
+          <w:p>
+            <w:pPr>
+              <w:rPr>
+                <w:rFonts w:eastAsia="標楷體"/>
+                <w:szCs w:val="22"/>
+              </w:rPr>
+            </w:pPr>
+          </w:p>
+        </w:tc>
+      </w:tr>
+    </w:tbl>
+    <w:p>
+      <w:pPr>
+        <w:jc w:val="right"/>
+        <w:rPr>
+          <w:rFonts w:ascii="標楷體" w:eastAsia="標楷體" w:hAnsi="標楷體"/>
+        </w:rPr>
+      </w:pPr>
+      <w:proofErr w:type="gramStart"/>
+      <w:r>
+        <w:rPr>
+          <w:rFonts w:ascii="標楷體" w:eastAsia="標楷體" w:hAnsi="標楷體" w:hint="eastAsia"/>
+        </w:rPr>
+        <w:t>註</w:t>
+      </w:r>
+      <w:proofErr w:type="gramEnd"/>
+      <w:r>
+        <w:rPr>
+          <w:rFonts w:ascii="標楷體" w:eastAsia="標楷體" w:hAnsi="標楷體"/>
+        </w:rPr>
+        <w:t>：</w:t>
+      </w:r>
+      <w:r>
+        <w:rPr>
+          <w:rFonts w:ascii="標楷體" w:eastAsia="標楷體" w:hAnsi="標楷體" w:hint="eastAsia"/>
+          <w:bdr w:val="single" w:sz="4" w:space="0" w:color="auto"/>
+        </w:rPr>
+        <w:t>後</w:t>
+      </w:r>
+      <w:r>
+        <w:rPr>
+          <w:rFonts w:ascii="標楷體" w:eastAsia="標楷體" w:hAnsi="標楷體"/>
+          <w:bdr w:val="single" w:sz="4" w:space="0" w:color="auto"/>
+        </w:rPr>
+        <w:t>端</w:t>
+      </w:r>
+      <w:r>
+        <w:rPr>
+          <w:rFonts w:ascii="標楷體" w:eastAsia="標楷體" w:hAnsi="標楷體" w:hint="eastAsia"/>
+          <w:bdr w:val="single" w:sz="4" w:space="0" w:color="auto"/>
+        </w:rPr>
+        <w:t>開</w:t>
+      </w:r>
+      <w:r>
+        <w:rPr>
+          <w:rFonts w:ascii="標楷體" w:eastAsia="標楷體" w:hAnsi="標楷體"/>
+          <w:bdr w:val="single" w:sz="4" w:space="0" w:color="auto"/>
+        </w:rPr>
+        <w:t>發</w:t>
+      </w:r>
+      <w:r>
+        <w:rPr>
+          <w:rFonts w:ascii="標楷體" w:eastAsia="標楷體" w:hAnsi="標楷體" w:hint="eastAsia"/>
+        </w:rPr>
+        <w:t>、</w:t>
+      </w:r>
+      <w:r>
+        <w:rPr>
+          <w:rFonts w:ascii="標楷體" w:eastAsia="標楷體" w:hAnsi="標楷體"/>
+          <w:bdr w:val="single" w:sz="4" w:space="0" w:color="auto"/>
+        </w:rPr>
+        <w:t>前端開發</w:t>
+      </w:r>
+      <w:r>
+        <w:rPr>
+          <w:rFonts w:ascii="標楷體" w:eastAsia="標楷體" w:hAnsi="標楷體" w:hint="eastAsia"/>
+        </w:rPr>
+        <w:t>及</w:t>
+      </w:r>
+      <w:r>
+        <w:rPr>
+          <w:rFonts w:ascii="標楷體" w:eastAsia="標楷體" w:hAnsi="標楷體"/>
+          <w:bdr w:val="single" w:sz="4" w:space="0" w:color="auto"/>
+        </w:rPr>
+        <w:t>美術設</w:t>
+      </w:r>
+      <w:r>
+        <w:rPr>
+          <w:rFonts w:ascii="標楷體" w:eastAsia="標楷體" w:hAnsi="標楷體" w:hint="eastAsia"/>
+          <w:bdr w:val="single" w:sz="4" w:space="0" w:color="auto"/>
+        </w:rPr>
+        <w:t>計</w:t>
+      </w:r>
+      <w:r>
+        <w:rPr>
+          <w:rFonts w:ascii="標楷體" w:eastAsia="標楷體" w:hAnsi="標楷體"/>
+        </w:rPr>
+        <w:t>視各組專題</w:t>
+      </w:r>
+      <w:r>
+        <w:rPr>
+          <w:rFonts w:ascii="標楷體" w:eastAsia="標楷體" w:hAnsi="標楷體" w:hint="eastAsia"/>
+        </w:rPr>
+        <w:t>功</w:t>
+      </w:r>
+      <w:r>
+        <w:rPr>
+          <w:rFonts w:ascii="標楷體" w:eastAsia="標楷體" w:hAnsi="標楷體"/>
+        </w:rPr>
+        <w:t>能</w:t>
+      </w:r>
+      <w:r>
+        <w:rPr>
+          <w:rFonts w:ascii="標楷體" w:eastAsia="標楷體" w:hAnsi="標楷體" w:hint="eastAsia"/>
+        </w:rPr>
+        <w:t>新</w:t>
+      </w:r>
+      <w:r>
+        <w:rPr>
+          <w:rFonts w:ascii="標楷體" w:eastAsia="標楷體" w:hAnsi="標楷體" w:hint="eastAsia"/>
+        </w:rPr>
+        <w:t>增</w:t>
+      </w:r>
+      <w:r>
+        <w:rPr>
+          <w:rFonts w:ascii="標楷體" w:eastAsia="標楷體" w:hAnsi="標楷體" w:hint="eastAsia"/>
+        </w:rPr>
+        <w:t>項</w:t>
+      </w:r>
+      <w:r>
+        <w:rPr>
+          <w:rFonts w:ascii="標楷體" w:eastAsia="標楷體" w:hAnsi="標楷體"/>
+        </w:rPr>
+        <w:t>目</w:t>
+      </w:r>
+      <w:r>
+        <w:rPr>
+          <w:rFonts w:ascii="標楷體" w:eastAsia="標楷體" w:hAnsi="標楷體"/>
+        </w:rPr>
+        <w:t>，</w:t>
+      </w:r>
+      <w:r>
+        <w:rPr>
+          <w:rFonts w:ascii="標楷體" w:eastAsia="標楷體" w:hAnsi="標楷體"/>
+          <w:u w:val="single"/>
+        </w:rPr>
+        <w:t>文件撰</w:t>
+      </w:r>
+      <w:r>
+        <w:rPr>
+          <w:rFonts w:ascii="標楷體" w:eastAsia="標楷體" w:hAnsi="標楷體" w:hint="eastAsia"/>
+          <w:u w:val="single"/>
+        </w:rPr>
+        <w:t>寫</w:t>
+      </w:r>
+      <w:r>
+        <w:rPr>
+          <w:rFonts w:ascii="標楷體" w:eastAsia="標楷體" w:hAnsi="標楷體"/>
+        </w:rPr>
+        <w:t>及</w:t>
+      </w:r>
+      <w:r>
+        <w:rPr>
+          <w:rFonts w:ascii="標楷體" w:eastAsia="標楷體" w:hAnsi="標楷體"/>
+          <w:u w:val="single"/>
+        </w:rPr>
+        <w:t>報</w:t>
+      </w:r>
+      <w:r>
+        <w:rPr>
+          <w:rFonts w:ascii="標楷體" w:eastAsia="標楷體" w:hAnsi="標楷體"/>
+          <w:u w:val="single"/>
+        </w:rPr>
+        <w:lastRenderedPageBreak/>
+        <w:t>告</w:t>
+      </w:r>
+      <w:r>
+        <w:rPr>
+          <w:rFonts w:ascii="標楷體" w:eastAsia="標楷體" w:hAnsi="標楷體" w:hint="eastAsia"/>
+        </w:rPr>
+        <w:t>則</w:t>
+      </w:r>
+      <w:r>
+        <w:rPr>
+          <w:rFonts w:ascii="標楷體" w:eastAsia="標楷體" w:hAnsi="標楷體"/>
+        </w:rPr>
+        <w:t>應固定</w:t>
+      </w:r>
+      <w:r>
+        <w:rPr>
+          <w:rFonts w:ascii="標楷體" w:eastAsia="標楷體" w:hAnsi="標楷體" w:hint="eastAsia"/>
+        </w:rPr>
+        <w:t>欄位</w:t>
+      </w:r>
+    </w:p>
+    <w:p>
+      <w:pPr>
+        <w:jc w:val="center"/>
+        <w:rPr>
+          <w:rFonts w:eastAsia="標楷體"/>
+          <w:b/>
+          <w:color w:val="FF0000"/>
+          <w:sz w:val="32"/>
+        </w:rPr>
+      </w:pPr>
+      <w:r>
+        <w:rPr>
+          <w:rFonts w:ascii="標楷體" w:eastAsia="標楷體" w:hAnsi="標楷體"/>
+        </w:rPr>
+        <w:br w:type="page"/>
+      </w:r>
+      <w:r>
+        <w:rPr>
+          <w:rFonts w:eastAsia="標楷體" w:hint="eastAsia"/>
+          <w:b/>
+          <w:color w:val="FF0000"/>
+          <w:sz w:val="32"/>
+        </w:rPr>
+        <w:lastRenderedPageBreak/>
+        <w:t>專題成果工作內容與貢獻度表</w:t>
+      </w:r>
+    </w:p>
+    <w:p>
+      <w:pPr>
+        <w:rPr>
+          <w:rFonts w:eastAsia="標楷體"/>
+          <w:b/>
+          <w:color w:val="FF0000"/>
+        </w:rPr>
+      </w:pPr>
+      <w:proofErr w:type="gramStart"/>
+      <w:r>
+        <w:rPr>
+          <w:rFonts w:eastAsia="標楷體" w:hint="eastAsia"/>
+          <w:b/>
+          <w:color w:val="FF0000"/>
+        </w:rPr>
+        <w:t>本組成員</w:t>
+      </w:r>
+      <w:proofErr w:type="gramEnd"/>
+      <w:r>
+        <w:rPr>
+          <w:rFonts w:eastAsia="標楷體" w:hint="eastAsia"/>
+          <w:b/>
+          <w:color w:val="FF0000"/>
+        </w:rPr>
+        <w:t>之工作內容與貢獻度</w:t>
+      </w:r>
+      <w:r>
+        <w:rPr>
+          <w:rFonts w:eastAsia="標楷體" w:hint="eastAsia"/>
+          <w:b/>
+          <w:color w:val="FF0000"/>
+        </w:rPr>
+        <w:t>(</w:t>
+      </w:r>
+      <w:r>
+        <w:rPr>
+          <w:rFonts w:eastAsia="標楷體" w:hint="eastAsia"/>
+          <w:b/>
+          <w:color w:val="FF0000"/>
+        </w:rPr>
+        <w:t>加總為</w:t>
+      </w:r>
+      <w:r>
+        <w:rPr>
+          <w:rFonts w:eastAsia="標楷體" w:hint="eastAsia"/>
+          <w:b/>
+          <w:color w:val="FF0000"/>
+        </w:rPr>
+        <w:t>100%)</w:t>
+      </w:r>
+      <w:r>
+        <w:rPr>
+          <w:rFonts w:eastAsia="標楷體" w:hint="eastAsia"/>
+          <w:b/>
+          <w:color w:val="FF0000"/>
+        </w:rPr>
+        <w:t>，請依組員人數自行調整欄位</w:t>
+      </w:r>
+    </w:p>
+    <w:tbl>
+      <w:tblPr>
+        <w:tblW w:w="5000" w:type="pct"/>
+        <w:tblBorders>
+          <w:top w:val="single" w:sz="6" w:space="0" w:color="auto"/>
+          <w:left w:val="single" w:sz="6" w:space="0" w:color="auto"/>
+          <w:bottom w:val="single" w:sz="6" w:space="0" w:color="auto"/>
+          <w:right w:val="single" w:sz="6" w:space="0" w:color="auto"/>
+          <w:insideH w:val="single" w:sz="6" w:space="0" w:color="auto"/>
+          <w:insideV w:val="single" w:sz="6" w:space="0" w:color="auto"/>
+        </w:tblBorders>
+        <w:tblCellMar>
+          <w:top w:w="57" w:type="dxa"/>
+          <w:bottom w:w="57" w:type="dxa"/>
+        </w:tblCellMar>
+        <w:tblLook w:val="04A0" w:firstRow="1" w:lastRow="0" w:firstColumn="1" w:lastColumn="0" w:noHBand="0" w:noVBand="1"/>
+      </w:tblPr>
+      <w:tblGrid>
+        <w:gridCol w:w="650"/>
+        <w:gridCol w:w="1031"/>
+        <w:gridCol w:w="5528"/>
+        <w:gridCol w:w="1081"/>
+      </w:tblGrid>
+      <w:tr>
+        <w:tc>
+          <w:tcPr>
+            <w:tcW w:w="392" w:type="pct"/>
+            <w:shd w:val="pct15" w:color="auto" w:fill="auto"/>
+            <w:vAlign w:val="center"/>
+          </w:tcPr>
+          <w:p>
+            <w:pPr>
+              <w:jc w:val="center"/>
+              <w:rPr>
+                <w:rFonts w:eastAsia="標楷體" w:hint="eastAsia"/>
+                <w:szCs w:val="22"/>
+              </w:rPr>
+            </w:pPr>
+            <w:r>
+              <w:rPr>
+                <w:rFonts w:eastAsia="標楷體" w:hint="eastAsia"/>
+                <w:szCs w:val="22"/>
+              </w:rPr>
+              <w:t>序號</w:t>
+            </w:r>
+          </w:p>
+        </w:tc>
+        <w:tc>
+          <w:tcPr>
+            <w:tcW w:w="622" w:type="pct"/>
+            <w:shd w:val="pct15" w:color="auto" w:fill="auto"/>
+            <w:vAlign w:val="center"/>
+          </w:tcPr>
+          <w:p>
+            <w:pPr>
+              <w:jc w:val="center"/>
+              <w:rPr>
+                <w:rFonts w:eastAsia="標楷體"/>
+                <w:szCs w:val="22"/>
+              </w:rPr>
+            </w:pPr>
+            <w:r>
+              <w:rPr>
+                <w:rFonts w:eastAsia="標楷體" w:hint="eastAsia"/>
+                <w:szCs w:val="22"/>
+              </w:rPr>
+              <w:t>姓名</w:t>
+            </w:r>
+          </w:p>
+        </w:tc>
+        <w:tc>
+          <w:tcPr>
+            <w:tcW w:w="3334" w:type="pct"/>
+            <w:shd w:val="pct15" w:color="auto" w:fill="auto"/>
+            <w:vAlign w:val="center"/>
+          </w:tcPr>
+          <w:p>
+            <w:pPr>
+              <w:jc w:val="center"/>
+              <w:rPr>
+                <w:rFonts w:eastAsia="標楷體"/>
+                <w:szCs w:val="22"/>
+              </w:rPr>
+            </w:pPr>
+            <w:r>
+              <w:rPr>
+                <w:rFonts w:eastAsia="標楷體" w:hint="eastAsia"/>
+                <w:szCs w:val="22"/>
+              </w:rPr>
+              <w:t>工作內容</w:t>
+            </w:r>
+            <w:r>
+              <w:rPr>
+                <w:rFonts w:eastAsia="標楷體" w:hint="eastAsia"/>
+                <w:szCs w:val="22"/>
+              </w:rPr>
+              <w:t>&lt;</w:t>
+            </w:r>
+            <w:r>
+              <w:rPr>
+                <w:rFonts w:eastAsia="標楷體" w:hint="eastAsia"/>
+                <w:szCs w:val="22"/>
+              </w:rPr>
+              <w:t>各限</w:t>
+            </w:r>
+            <w:r>
+              <w:rPr>
+                <w:rFonts w:eastAsia="標楷體" w:hint="eastAsia"/>
+                <w:szCs w:val="22"/>
+              </w:rPr>
+              <w:t>100</w:t>
+            </w:r>
+            <w:r>
+              <w:rPr>
+                <w:rFonts w:eastAsia="標楷體" w:hint="eastAsia"/>
+                <w:szCs w:val="22"/>
+              </w:rPr>
+              <w:t>字以內</w:t>
+            </w:r>
+            <w:r>
+              <w:rPr>
+                <w:rFonts w:eastAsia="標楷體" w:hint="eastAsia"/>
+                <w:szCs w:val="22"/>
+              </w:rPr>
+              <w:t>&gt;</w:t>
+            </w:r>
+          </w:p>
+        </w:tc>
+        <w:tc>
+          <w:tcPr>
+            <w:tcW w:w="652" w:type="pct"/>
+            <w:shd w:val="pct15" w:color="auto" w:fill="auto"/>
+            <w:vAlign w:val="center"/>
+          </w:tcPr>
+          <w:p>
+            <w:pPr>
+              <w:jc w:val="center"/>
+              <w:rPr>
+                <w:rFonts w:eastAsia="標楷體"/>
+                <w:szCs w:val="22"/>
+              </w:rPr>
+            </w:pPr>
+            <w:r>
+              <w:rPr>
+                <w:rFonts w:eastAsia="標楷體" w:hint="eastAsia"/>
+                <w:szCs w:val="22"/>
+              </w:rPr>
+              <w:t>貢獻度</w:t>
+            </w:r>
+          </w:p>
+        </w:tc>
+      </w:tr>
+      <w:tr>
+        <w:tc>
+          <w:tcPr>
+            <w:tcW w:w="392" w:type="pct"/>
+            <w:vAlign w:val="center"/>
+          </w:tcPr>
+          <w:p>
+            <w:pPr>
+              <w:jc w:val="center"/>
+              <w:rPr>
+                <w:rFonts w:eastAsia="標楷體"/>
+                <w:szCs w:val="22"/>
+              </w:rPr>
+            </w:pPr>
+            <w:r>
+              <w:rPr>
+                <w:rFonts w:eastAsia="標楷體" w:hint="eastAsia"/>
+                <w:szCs w:val="22"/>
+              </w:rPr>
+              <w:t>1</w:t>
+            </w:r>
+          </w:p>
+        </w:tc>
+        <w:tc>
+          <w:tcPr>
+            <w:tcW w:w="622" w:type="pct"/>
+          </w:tcPr>
+          <w:p>
+            <w:pPr>
+              <w:rPr>
+                <w:rFonts w:eastAsia="標楷體" w:hint="eastAsia"/>
+                <w:szCs w:val="22"/>
+              </w:rPr>
+            </w:pPr>
+            <w:r>
+              <w:rPr>
+                <w:rFonts w:eastAsia="標楷體" w:hint="eastAsia"/>
+                <w:szCs w:val="22"/>
+              </w:rPr>
+              <w:t>組長</w:t>
+            </w:r>
+          </w:p>
+          <w:p>
+            <w:pPr>
+              <w:rPr>
+                <w:rFonts w:eastAsia="標楷體"/>
+                <w:szCs w:val="22"/>
+                <w:u w:val="single"/>
+              </w:rPr>
+            </w:pPr>
+            <w:r>
+              <w:rPr>
+                <w:rFonts w:eastAsia="標楷體" w:hint="eastAsia"/>
+                <w:szCs w:val="22"/>
+                <w:u w:val="single"/>
+              </w:rPr>
+              <w:t xml:space="preserve">         </w:t>
+            </w:r>
+          </w:p>
+        </w:tc>
+        <w:tc>
+          <w:tcPr>
+            <w:tcW w:w="3334" w:type="pct"/>
+            <w:vAlign w:val="center"/>
+          </w:tcPr>
+          <w:p>
+            <w:pPr>
+              <w:jc w:val="both"/>
+              <w:rPr>
+                <w:rFonts w:eastAsia="標楷體" w:hint="eastAsia"/>
+                <w:szCs w:val="22"/>
+              </w:rPr>
+            </w:pPr>
+            <w:r>
+              <w:rPr>
+                <w:rFonts w:eastAsia="標楷體" w:hint="eastAsia"/>
+                <w:szCs w:val="22"/>
+              </w:rPr>
+              <w:t xml:space="preserve">                                          </w:t>
+            </w:r>
+            <w:r>
+              <w:rPr>
+                <w:rFonts w:eastAsia="標楷體"/>
+                <w:szCs w:val="22"/>
+              </w:rPr>
+              <w:t xml:space="preserve">  </w:t>
+            </w:r>
+            <w:r>
+              <w:rPr>
+                <w:rFonts w:eastAsia="標楷體" w:hint="eastAsia"/>
+                <w:szCs w:val="22"/>
+              </w:rPr>
+              <w:t xml:space="preserve">      </w:t>
+            </w:r>
+          </w:p>
+        </w:tc>
+        <w:tc>
+          <w:tcPr>
+            <w:tcW w:w="652" w:type="pct"/>
+            <w:vAlign w:val="center"/>
+          </w:tcPr>
+          <w:p>
+            <w:pPr>
+              <w:jc w:val="both"/>
+              <w:rPr>
+                <w:rFonts w:eastAsia="標楷體"/>
+                <w:szCs w:val="22"/>
+              </w:rPr>
+            </w:pPr>
+            <w:r>
+              <w:rPr>
+                <w:rFonts w:eastAsia="標楷體" w:hint="eastAsia"/>
+                <w:szCs w:val="22"/>
+                <w:u w:val="single"/>
+              </w:rPr>
+              <w:t xml:space="preserve">      </w:t>
+            </w:r>
+            <w:r>
+              <w:rPr>
+                <w:rFonts w:eastAsia="標楷體" w:hint="eastAsia"/>
+                <w:szCs w:val="22"/>
+              </w:rPr>
+              <w:t>%</w:t>
+            </w:r>
+          </w:p>
+        </w:tc>
+      </w:tr>
+      <w:tr>
+        <w:tc>
+          <w:tcPr>
+            <w:tcW w:w="392" w:type="pct"/>
+            <w:vAlign w:val="center"/>
+          </w:tcPr>
+          <w:p>
+            <w:pPr>
+              <w:jc w:val="center"/>
+              <w:rPr>
+                <w:rFonts w:eastAsia="標楷體"/>
+                <w:szCs w:val="22"/>
+              </w:rPr>
+            </w:pPr>
+            <w:r>
+              <w:rPr>
+                <w:rFonts w:eastAsia="標楷體" w:hint="eastAsia"/>
+                <w:szCs w:val="22"/>
+              </w:rPr>
+              <w:t>2</w:t>
+            </w:r>
+          </w:p>
+        </w:tc>
+        <w:tc>
+          <w:tcPr>
+            <w:tcW w:w="622" w:type="pct"/>
+          </w:tcPr>
+          <w:p>
+            <w:pPr>
+              <w:rPr>
+                <w:rFonts w:eastAsia="標楷體"/>
+                <w:szCs w:val="22"/>
+              </w:rPr>
+            </w:pPr>
+            <w:r>
+              <w:rPr>
+                <w:rFonts w:eastAsia="標楷體" w:hint="eastAsia"/>
+                <w:szCs w:val="22"/>
+              </w:rPr>
+              <w:t>組員</w:t>
+            </w:r>
+          </w:p>
+          <w:p>
+            <w:pPr>
+              <w:rPr>
+                <w:rFonts w:eastAsia="標楷體"/>
+                <w:szCs w:val="22"/>
+                <w:u w:val="single"/>
+              </w:rPr>
+            </w:pPr>
+            <w:r>
+              <w:rPr>
+                <w:rFonts w:eastAsia="標楷體" w:hint="eastAsia"/>
+                <w:szCs w:val="22"/>
+                <w:u w:val="single"/>
+              </w:rPr>
+              <w:t xml:space="preserve">         </w:t>
+            </w:r>
+          </w:p>
+        </w:tc>
+        <w:tc>
+          <w:tcPr>
+            <w:tcW w:w="3334" w:type="pct"/>
+            <w:vAlign w:val="center"/>
+          </w:tcPr>
+          <w:p>
+            <w:pPr>
+              <w:jc w:val="both"/>
+              <w:rPr>
+                <w:rFonts w:eastAsia="標楷體"/>
+                <w:szCs w:val="22"/>
+              </w:rPr>
+            </w:pPr>
+            <w:r>
+              <w:rPr>
+                <w:rFonts w:eastAsia="標楷體" w:hint="eastAsia"/>
+                <w:szCs w:val="22"/>
+              </w:rPr>
+              <w:t xml:space="preserve">                                         </w:t>
+            </w:r>
+            <w:r>
+              <w:rPr>
+                <w:rFonts w:eastAsia="標楷體"/>
+                <w:szCs w:val="22"/>
+              </w:rPr>
+              <w:t xml:space="preserve">   </w:t>
+            </w:r>
+            <w:r>
+              <w:rPr>
+                <w:rFonts w:eastAsia="標楷體" w:hint="eastAsia"/>
+                <w:szCs w:val="22"/>
+              </w:rPr>
+              <w:t xml:space="preserve">      </w:t>
+            </w:r>
+          </w:p>
+        </w:tc>
+        <w:tc>
+          <w:tcPr>
+            <w:tcW w:w="652" w:type="pct"/>
+            <w:vAlign w:val="center"/>
+          </w:tcPr>
+          <w:p>
+            <w:pPr>
+              <w:jc w:val="both"/>
+              <w:rPr>
+                <w:rFonts w:eastAsia="標楷體"/>
+                <w:szCs w:val="22"/>
+              </w:rPr>
+            </w:pPr>
+            <w:r>
+              <w:rPr>
+                <w:rFonts w:eastAsia="標楷體" w:hint="eastAsia"/>
+                <w:szCs w:val="22"/>
+                <w:u w:val="single"/>
+              </w:rPr>
+              <w:t xml:space="preserve">      </w:t>
+            </w:r>
+            <w:r>
+              <w:rPr>
+                <w:rFonts w:eastAsia="標楷體"/>
+                <w:szCs w:val="22"/>
+              </w:rPr>
+              <w:t>%</w:t>
+            </w:r>
+          </w:p>
+        </w:tc>
+      </w:tr>
+      <w:tr>
+        <w:tc>
+          <w:tcPr>
+            <w:tcW w:w="392" w:type="pct"/>
+            <w:vAlign w:val="center"/>
+          </w:tcPr>
+          <w:p>
+            <w:pPr>
+              <w:jc w:val="center"/>
+              <w:rPr>
+                <w:rFonts w:eastAsia="標楷體"/>
+                <w:szCs w:val="22"/>
+              </w:rPr>
+            </w:pPr>
+            <w:r>
+              <w:rPr>
+                <w:rFonts w:eastAsia="標楷體" w:hint="eastAsia"/>
+                <w:szCs w:val="22"/>
+              </w:rPr>
+              <w:t>3</w:t>
+            </w:r>
+          </w:p>
+        </w:tc>
+        <w:tc>
+          <w:tcPr>
+            <w:tcW w:w="622" w:type="pct"/>
+          </w:tcPr>
+          <w:p>
+            <w:pPr>
+              <w:rPr>
+                <w:rFonts w:eastAsia="標楷體"/>
+                <w:szCs w:val="22"/>
+              </w:rPr>
+            </w:pPr>
+            <w:r>
+              <w:rPr>
+                <w:rFonts w:eastAsia="標楷體" w:hint="eastAsia"/>
+                <w:szCs w:val="22"/>
+              </w:rPr>
+              <w:t>組員</w:t>
+            </w:r>
+          </w:p>
+          <w:p>
+            <w:pPr>
+              <w:rPr>
+                <w:rFonts w:eastAsia="標楷體"/>
+                <w:szCs w:val="22"/>
+                <w:u w:val="single"/>
+              </w:rPr>
+            </w:pPr>
+            <w:r>
+              <w:rPr>
+                <w:rFonts w:eastAsia="標楷體" w:hint="eastAsia"/>
+                <w:szCs w:val="22"/>
+                <w:u w:val="single"/>
+              </w:rPr>
+              <w:t xml:space="preserve">         </w:t>
+            </w:r>
+          </w:p>
+        </w:tc>
+        <w:tc>
+          <w:tcPr>
+            <w:tcW w:w="3334" w:type="pct"/>
+            <w:vAlign w:val="center"/>
+          </w:tcPr>
+          <w:p>
+            <w:pPr>
+              <w:jc w:val="both"/>
+              <w:rPr>
+                <w:rFonts w:eastAsia="標楷體"/>
+                <w:szCs w:val="22"/>
+              </w:rPr>
+            </w:pPr>
+            <w:r>
+              <w:rPr>
+                <w:rFonts w:eastAsia="標楷體" w:hint="eastAsia"/>
+                <w:szCs w:val="22"/>
+              </w:rPr>
+              <w:t xml:space="preserve">                                       </w:t>
+            </w:r>
+            <w:r>
+              <w:rPr>
+                <w:rFonts w:eastAsia="標楷體"/>
+                <w:szCs w:val="22"/>
+              </w:rPr>
+              <w:t xml:space="preserve">  </w:t>
+            </w:r>
+            <w:r>
+              <w:rPr>
+                <w:rFonts w:eastAsia="標楷體" w:hint="eastAsia"/>
+                <w:szCs w:val="22"/>
+              </w:rPr>
+              <w:t xml:space="preserve">  </w:t>
+            </w:r>
+            <w:r>
+              <w:rPr>
+                <w:rFonts w:eastAsia="標楷體"/>
+                <w:szCs w:val="22"/>
+              </w:rPr>
+              <w:t xml:space="preserve"> </w:t>
+            </w:r>
+            <w:r>
+              <w:rPr>
+                <w:rFonts w:eastAsia="標楷體" w:hint="eastAsia"/>
+                <w:szCs w:val="22"/>
+              </w:rPr>
+              <w:t xml:space="preserve">      </w:t>
+            </w:r>
+          </w:p>
+        </w:tc>
+        <w:tc>
+          <w:tcPr>
+            <w:tcW w:w="652" w:type="pct"/>
+            <w:vAlign w:val="center"/>
+          </w:tcPr>
+          <w:p>
+            <w:pPr>
+              <w:jc w:val="both"/>
+              <w:rPr>
+                <w:rFonts w:eastAsia="標楷體"/>
+                <w:szCs w:val="22"/>
+              </w:rPr>
+            </w:pPr>
+            <w:r>
+              <w:rPr>
+                <w:rFonts w:eastAsia="標楷體" w:hint="eastAsia"/>
+                <w:szCs w:val="22"/>
+                <w:u w:val="single"/>
+              </w:rPr>
+              <w:t xml:space="preserve">      </w:t>
+            </w:r>
+            <w:r>
+              <w:rPr>
+                <w:rFonts w:eastAsia="標楷體"/>
+                <w:szCs w:val="22"/>
+              </w:rPr>
+              <w:t>%</w:t>
+            </w:r>
+          </w:p>
+        </w:tc>
+      </w:tr>
+      <w:tr>
+        <w:tc>
+          <w:tcPr>
+            <w:tcW w:w="392" w:type="pct"/>
+            <w:vAlign w:val="center"/>
+          </w:tcPr>
+          <w:p>
+            <w:pPr>
+              <w:jc w:val="center"/>
+              <w:rPr>
+                <w:rFonts w:eastAsia="標楷體"/>
+                <w:szCs w:val="22"/>
+              </w:rPr>
+            </w:pPr>
+            <w:r>
+              <w:rPr>
+                <w:rFonts w:eastAsia="標楷體" w:hint="eastAsia"/>
+                <w:szCs w:val="22"/>
+              </w:rPr>
+              <w:t>4</w:t>
+            </w:r>
+          </w:p>
+        </w:tc>
+        <w:tc>
+          <w:tcPr>
+            <w:tcW w:w="622" w:type="pct"/>
+          </w:tcPr>
+          <w:p>
+            <w:pPr>
+              <w:rPr>
+                <w:rFonts w:eastAsia="標楷體"/>
+                <w:szCs w:val="22"/>
+              </w:rPr>
+            </w:pPr>
+            <w:r>
+              <w:rPr>
+                <w:rFonts w:eastAsia="標楷體" w:hint="eastAsia"/>
+                <w:szCs w:val="22"/>
+              </w:rPr>
+              <w:t>組員</w:t>
+            </w:r>
+          </w:p>
+          <w:p>
+            <w:pPr>
+              <w:rPr>
+                <w:rFonts w:eastAsia="標楷體"/>
+                <w:szCs w:val="22"/>
+                <w:u w:val="single"/>
+              </w:rPr>
+            </w:pPr>
+            <w:r>
+              <w:rPr>
+                <w:rFonts w:eastAsia="標楷體" w:hint="eastAsia"/>
+                <w:szCs w:val="22"/>
+                <w:u w:val="single"/>
+              </w:rPr>
+              <w:t xml:space="preserve">         </w:t>
+            </w:r>
+          </w:p>
+        </w:tc>
+        <w:tc>
+          <w:tcPr>
+            <w:tcW w:w="3334" w:type="pct"/>
+            <w:vAlign w:val="center"/>
+          </w:tcPr>
+          <w:p>
+            <w:pPr>
+              <w:jc w:val="both"/>
+              <w:rPr>
+                <w:rFonts w:eastAsia="標楷體"/>
+                <w:szCs w:val="22"/>
+              </w:rPr>
+            </w:pPr>
+            <w:r>
+              <w:rPr>
+                <w:rFonts w:eastAsia="標楷體" w:hint="eastAsia"/>
+                <w:szCs w:val="22"/>
+              </w:rPr>
+              <w:t xml:space="preserve">                                        </w:t>
+            </w:r>
+            <w:r>
+              <w:rPr>
+                <w:rFonts w:eastAsia="標楷體"/>
+                <w:szCs w:val="22"/>
+              </w:rPr>
+              <w:t xml:space="preserve">  </w:t>
+            </w:r>
+            <w:r>
+              <w:rPr>
+                <w:rFonts w:eastAsia="標楷體" w:hint="eastAsia"/>
+                <w:szCs w:val="22"/>
+              </w:rPr>
+              <w:t xml:space="preserve">        </w:t>
+            </w:r>
+          </w:p>
+        </w:tc>
+        <w:tc>
+          <w:tcPr>
+            <w:tcW w:w="652" w:type="pct"/>
+            <w:vAlign w:val="center"/>
+          </w:tcPr>
+          <w:p>
+            <w:pPr>
+              <w:jc w:val="both"/>
+              <w:rPr>
+                <w:rFonts w:eastAsia="標楷體"/>
+                <w:szCs w:val="22"/>
+              </w:rPr>
+            </w:pPr>
+            <w:r>
+              <w:rPr>
+                <w:rFonts w:eastAsia="標楷體" w:hint="eastAsia"/>
+                <w:szCs w:val="22"/>
+                <w:u w:val="single"/>
+              </w:rPr>
+              <w:t xml:space="preserve">      </w:t>
+            </w:r>
+            <w:r>
+              <w:rPr>
+                <w:rFonts w:eastAsia="標楷體"/>
+                <w:szCs w:val="22"/>
+              </w:rPr>
+              <w:t>%</w:t>
+            </w:r>
+          </w:p>
+        </w:tc>
+      </w:tr>
+      <w:tr>
+        <w:tc>
+          <w:tcPr>
+            <w:tcW w:w="392" w:type="pct"/>
+            <w:vAlign w:val="center"/>
+          </w:tcPr>
+          <w:p>
+            <w:pPr>
+              <w:jc w:val="center"/>
+              <w:rPr>
+                <w:rFonts w:eastAsia="標楷體"/>
+                <w:szCs w:val="22"/>
+              </w:rPr>
+            </w:pPr>
+            <w:r>
+              <w:rPr>
+                <w:rFonts w:eastAsia="標楷體" w:hint="eastAsia"/>
+                <w:szCs w:val="22"/>
+              </w:rPr>
+              <w:t>5</w:t>
+            </w:r>
+          </w:p>
+        </w:tc>
+        <w:tc>
+          <w:tcPr>
+            <w:tcW w:w="622" w:type="pct"/>
+          </w:tcPr>
+          <w:p>
+            <w:pPr>
+              <w:rPr>
+                <w:rFonts w:eastAsia="標楷體"/>
+                <w:szCs w:val="22"/>
+              </w:rPr>
+            </w:pPr>
+            <w:r>
+              <w:rPr>
+                <w:rFonts w:eastAsia="標楷體" w:hint="eastAsia"/>
+                <w:szCs w:val="22"/>
+              </w:rPr>
+              <w:t>組員</w:t>
+            </w:r>
+          </w:p>
+          <w:p>
+            <w:pPr>
+              <w:rPr>
+                <w:rFonts w:eastAsia="標楷體"/>
+                <w:szCs w:val="22"/>
+                <w:u w:val="single"/>
+              </w:rPr>
+            </w:pPr>
+            <w:r>
+              <w:rPr>
+                <w:rFonts w:eastAsia="標楷體" w:hint="eastAsia"/>
+                <w:szCs w:val="22"/>
+                <w:u w:val="single"/>
+              </w:rPr>
+              <w:t xml:space="preserve">         </w:t>
+            </w:r>
+          </w:p>
+        </w:tc>
+        <w:tc>
+          <w:tcPr>
+            <w:tcW w:w="3334" w:type="pct"/>
+            <w:vAlign w:val="center"/>
+          </w:tcPr>
+          <w:p>
+            <w:pPr>
+              <w:jc w:val="both"/>
+              <w:rPr>
+                <w:rFonts w:eastAsia="標楷體"/>
+                <w:szCs w:val="22"/>
+              </w:rPr>
+            </w:pPr>
+            <w:r>
+              <w:rPr>
+                <w:rFonts w:eastAsia="標楷體" w:hint="eastAsia"/>
+                <w:szCs w:val="22"/>
+              </w:rPr>
+              <w:t xml:space="preserve">                                       </w:t>
+            </w:r>
+            <w:r>
+              <w:rPr>
+                <w:rFonts w:eastAsia="標楷體"/>
+                <w:szCs w:val="22"/>
+              </w:rPr>
+              <w:t xml:space="preserve">  </w:t>
+            </w:r>
+            <w:r>
+              <w:rPr>
+                <w:rFonts w:eastAsia="標楷體" w:hint="eastAsia"/>
+                <w:szCs w:val="22"/>
+              </w:rPr>
+              <w:t xml:space="preserve"> </w:t>
+            </w:r>
+            <w:r>
+              <w:rPr>
+                <w:rFonts w:eastAsia="標楷體"/>
+                <w:szCs w:val="22"/>
+              </w:rPr>
+              <w:t xml:space="preserve">  </w:t>
+            </w:r>
+            <w:r>
+              <w:rPr>
+                <w:rFonts w:eastAsia="標楷體" w:hint="eastAsia"/>
+                <w:szCs w:val="22"/>
+              </w:rPr>
+              <w:t xml:space="preserve">      </w:t>
+            </w:r>
+          </w:p>
+        </w:tc>
+        <w:tc>
+          <w:tcPr>
+            <w:tcW w:w="652" w:type="pct"/>
+            <w:vAlign w:val="center"/>
+          </w:tcPr>
+          <w:p>
+            <w:pPr>
+              <w:jc w:val="both"/>
+              <w:rPr>
+                <w:rFonts w:eastAsia="標楷體"/>
+                <w:szCs w:val="22"/>
+              </w:rPr>
+            </w:pPr>
+            <w:r>
+              <w:rPr>
+                <w:rFonts w:eastAsia="標楷體" w:hint="eastAsia"/>
+                <w:szCs w:val="22"/>
+                <w:u w:val="single"/>
+              </w:rPr>
+              <w:t xml:space="preserve">      </w:t>
+            </w:r>
+            <w:r>
+              <w:rPr>
+                <w:rFonts w:eastAsia="標楷體"/>
+                <w:szCs w:val="22"/>
+              </w:rPr>
+              <w:t>%</w:t>
+            </w:r>
+          </w:p>
+        </w:tc>
+      </w:tr>
+      <w:tr>
+        <w:tc>
+          <w:tcPr>
+            <w:tcW w:w="392" w:type="pct"/>
+            <w:vAlign w:val="center"/>
+          </w:tcPr>
+          <w:p>
+            <w:pPr>
+              <w:jc w:val="center"/>
+              <w:rPr>
+                <w:rFonts w:eastAsia="標楷體"/>
+                <w:szCs w:val="22"/>
+              </w:rPr>
+            </w:pPr>
+            <w:r>
+              <w:rPr>
+                <w:rFonts w:eastAsia="標楷體" w:hint="eastAsia"/>
+                <w:szCs w:val="22"/>
+              </w:rPr>
+              <w:t>6</w:t>
+            </w:r>
+          </w:p>
+        </w:tc>
+        <w:tc>
+          <w:tcPr>
+            <w:tcW w:w="622" w:type="pct"/>
+          </w:tcPr>
+          <w:p>
+            <w:pPr>
+              <w:rPr>
+                <w:rFonts w:eastAsia="標楷體"/>
+                <w:szCs w:val="22"/>
+              </w:rPr>
+            </w:pPr>
+            <w:r>
+              <w:rPr>
+                <w:rFonts w:eastAsia="標楷體" w:hint="eastAsia"/>
+                <w:szCs w:val="22"/>
+              </w:rPr>
+              <w:t>組員</w:t>
+            </w:r>
+          </w:p>
+          <w:p>
+            <w:pPr>
+              <w:rPr>
+                <w:rFonts w:eastAsia="標楷體"/>
+                <w:szCs w:val="22"/>
+                <w:u w:val="single"/>
+              </w:rPr>
+            </w:pPr>
+            <w:r>
+              <w:rPr>
+                <w:rFonts w:eastAsia="標楷體" w:hint="eastAsia"/>
+                <w:szCs w:val="22"/>
+                <w:u w:val="single"/>
+              </w:rPr>
+              <w:t xml:space="preserve">         </w:t>
+            </w:r>
+          </w:p>
+        </w:tc>
+        <w:tc>
+          <w:tcPr>
+            <w:tcW w:w="3334" w:type="pct"/>
+            <w:vAlign w:val="center"/>
+          </w:tcPr>
+          <w:p>
+            <w:pPr>
+              <w:jc w:val="both"/>
+              <w:rPr>
+                <w:rFonts w:eastAsia="標楷體"/>
+                <w:szCs w:val="22"/>
+              </w:rPr>
+            </w:pPr>
+            <w:r>
+              <w:rPr>
+                <w:rFonts w:eastAsia="標楷體" w:hint="eastAsia"/>
+                <w:szCs w:val="22"/>
+              </w:rPr>
+              <w:t xml:space="preserve">                                     </w:t>
+            </w:r>
+            <w:r>
+              <w:rPr>
+                <w:rFonts w:eastAsia="標楷體"/>
+                <w:szCs w:val="22"/>
+              </w:rPr>
+              <w:t xml:space="preserve">  </w:t>
+            </w:r>
+            <w:r>
+              <w:rPr>
+                <w:rFonts w:eastAsia="標楷體" w:hint="eastAsia"/>
+                <w:szCs w:val="22"/>
+              </w:rPr>
+              <w:t xml:space="preserve">  </w:t>
+            </w:r>
+            <w:r>
+              <w:rPr>
+                <w:rFonts w:eastAsia="標楷體"/>
+                <w:szCs w:val="22"/>
+              </w:rPr>
+              <w:t xml:space="preserve">   </w:t>
+            </w:r>
+            <w:r>
+              <w:rPr>
+                <w:rFonts w:eastAsia="標楷體" w:hint="eastAsia"/>
+                <w:szCs w:val="22"/>
+              </w:rPr>
+              <w:t xml:space="preserve">      </w:t>
+            </w:r>
+          </w:p>
+        </w:tc>
+        <w:tc>
+          <w:tcPr>
+            <w:tcW w:w="652" w:type="pct"/>
+            <w:vAlign w:val="center"/>
+          </w:tcPr>
+          <w:p>
+            <w:pPr>
+              <w:jc w:val="both"/>
+              <w:rPr>
+                <w:rFonts w:eastAsia="標楷體"/>
+                <w:szCs w:val="22"/>
+              </w:rPr>
+            </w:pPr>
+            <w:r>
+              <w:rPr>
+                <w:rFonts w:eastAsia="標楷體" w:hint="eastAsia"/>
+                <w:szCs w:val="22"/>
+                <w:u w:val="single"/>
+              </w:rPr>
+              <w:t xml:space="preserve">      </w:t>
+            </w:r>
+            <w:r>
+              <w:rPr>
+                <w:rFonts w:eastAsia="標楷體"/>
+                <w:szCs w:val="22"/>
+              </w:rPr>
+              <w:t>%</w:t>
+            </w:r>
+          </w:p>
+        </w:tc>
+      </w:tr>
+      <w:tr>
+        <w:tc>
+          <w:tcPr>
+            <w:tcW w:w="4348" w:type="pct"/>
+            <w:gridSpan w:val="3"/>
+            <w:vAlign w:val="center"/>
+          </w:tcPr>
+          <w:p>
+            <w:pPr>
+              <w:jc w:val="both"/>
+              <w:rPr>
+                <w:rFonts w:eastAsia="標楷體"/>
+                <w:szCs w:val="22"/>
+              </w:rPr>
+            </w:pPr>
+          </w:p>
+        </w:tc>
+        <w:tc>
+          <w:tcPr>
+            <w:tcW w:w="652" w:type="pct"/>
+          </w:tcPr>
+          <w:p>
+            <w:pPr>
+              <w:rPr>
+                <w:rFonts w:eastAsia="標楷體"/>
+                <w:spacing w:val="-10"/>
+                <w:szCs w:val="22"/>
+              </w:rPr>
+            </w:pPr>
+            <w:r>
+              <w:rPr>
+                <w:rFonts w:eastAsia="標楷體" w:hint="eastAsia"/>
+                <w:spacing w:val="-10"/>
+                <w:szCs w:val="22"/>
+              </w:rPr>
+              <w:t>總計</w:t>
+            </w:r>
+            <w:r>
+              <w:rPr>
+                <w:rFonts w:eastAsia="標楷體" w:hint="eastAsia"/>
+                <w:spacing w:val="-10"/>
+                <w:szCs w:val="22"/>
+              </w:rPr>
+              <w:t>:100%</w:t>
+            </w:r>
+          </w:p>
+        </w:tc>
+      </w:tr>
+    </w:tbl>
     <w:p>
       <w:pPr>
         <w:widowControl/>

--- a/系統文件.docx
+++ b/系統文件.docx
@@ -404,7 +404,6 @@
         </w:rPr>
         <w:t>目：</w:t>
       </w:r>
-      <w:proofErr w:type="spellStart"/>
       <w:r>
         <w:rPr>
           <w:rFonts w:eastAsia="標楷體" w:hint="eastAsia"/>
@@ -414,7 +413,6 @@
         </w:rPr>
         <w:t>RiskGenie</w:t>
       </w:r>
-      <w:proofErr w:type="spellEnd"/>
       <w:r>
         <w:rPr>
           <w:rFonts w:eastAsia="標楷體" w:hint="eastAsia"/>
@@ -5199,43 +5197,7 @@
           <w:sz w:val="28"/>
           <w:szCs w:val="28"/>
         </w:rPr>
-        <w:t>系統能結合最新</w:t>
-      </w:r>
-      <w:proofErr w:type="gramStart"/>
-      <w:r>
-        <w:rPr>
-          <w:rFonts w:eastAsia="標楷體" w:hint="eastAsia"/>
-          <w:sz w:val="28"/>
-          <w:szCs w:val="28"/>
-        </w:rPr>
-        <w:t>漏洞情資給予</w:t>
-      </w:r>
-      <w:proofErr w:type="gramEnd"/>
-      <w:r>
-        <w:rPr>
-          <w:rFonts w:eastAsia="標楷體" w:hint="eastAsia"/>
-          <w:sz w:val="28"/>
-          <w:szCs w:val="28"/>
-        </w:rPr>
-        <w:t>預警，並產出符合國際標準</w:t>
-      </w:r>
-      <w:proofErr w:type="gramStart"/>
-      <w:r>
-        <w:rPr>
-          <w:rFonts w:eastAsia="標楷體" w:hint="eastAsia"/>
-          <w:sz w:val="28"/>
-          <w:szCs w:val="28"/>
-        </w:rPr>
-        <w:t>的資安文件</w:t>
-      </w:r>
-      <w:proofErr w:type="gramEnd"/>
-      <w:r>
-        <w:rPr>
-          <w:rFonts w:eastAsia="標楷體" w:hint="eastAsia"/>
-          <w:sz w:val="28"/>
-          <w:szCs w:val="28"/>
-        </w:rPr>
-        <w:t>，輔助組織順利通過稽核。</w:t>
+        <w:t>系統能結合最新漏洞情資給予預警，並產出符合國際標準的資安文件，輔助組織順利通過稽核。</w:t>
       </w:r>
     </w:p>
     <w:p>
@@ -5431,39 +5393,7 @@
           <w:rFonts w:eastAsia="標楷體" w:hint="eastAsia"/>
           <w:sz w:val="28"/>
         </w:rPr>
-        <w:t>、資通安全管理法等要求</w:t>
-      </w:r>
-      <w:proofErr w:type="gramStart"/>
-      <w:r>
-        <w:rPr>
-          <w:rFonts w:eastAsia="標楷體" w:hint="eastAsia"/>
-          <w:sz w:val="28"/>
-        </w:rPr>
-        <w:t>普及，</w:t>
-      </w:r>
-      <w:proofErr w:type="gramEnd"/>
-      <w:r>
-        <w:rPr>
-          <w:rFonts w:eastAsia="標楷體" w:hint="eastAsia"/>
-          <w:sz w:val="28"/>
-        </w:rPr>
-        <w:t>不僅政府機關，中小企業也被要求合</w:t>
-      </w:r>
-      <w:proofErr w:type="gramStart"/>
-      <w:r>
-        <w:rPr>
-          <w:rFonts w:eastAsia="標楷體" w:hint="eastAsia"/>
-          <w:sz w:val="28"/>
-        </w:rPr>
-        <w:t>規</w:t>
-      </w:r>
-      <w:proofErr w:type="gramEnd"/>
-      <w:r>
-        <w:rPr>
-          <w:rFonts w:eastAsia="標楷體" w:hint="eastAsia"/>
-          <w:sz w:val="28"/>
-        </w:rPr>
-        <w:t>。</w:t>
+        <w:t>、資通安全管理法等要求普及，不僅政府機關，中小企業也被要求合規。</w:t>
       </w:r>
     </w:p>
     <w:p>
@@ -5485,23 +5415,7 @@
           <w:rFonts w:eastAsia="標楷體" w:hint="eastAsia"/>
           <w:sz w:val="28"/>
         </w:rPr>
-        <w:t>中小企業缺乏</w:t>
-      </w:r>
-      <w:proofErr w:type="gramStart"/>
-      <w:r>
-        <w:rPr>
-          <w:rFonts w:eastAsia="標楷體" w:hint="eastAsia"/>
-          <w:sz w:val="28"/>
-        </w:rPr>
-        <w:t>專業資安顧問</w:t>
-      </w:r>
-      <w:proofErr w:type="gramEnd"/>
-      <w:r>
-        <w:rPr>
-          <w:rFonts w:eastAsia="標楷體" w:hint="eastAsia"/>
-          <w:sz w:val="28"/>
-        </w:rPr>
-        <w:t>，但目前顧問費用極高，此專案能填補專業人力缺口。</w:t>
+        <w:t>中小企業缺乏專業資安顧問，但目前顧問費用極高，此專案能填補專業人力缺口。</w:t>
       </w:r>
     </w:p>
     <w:p>
@@ -5677,21 +5591,12 @@
           <w:sz w:val="28"/>
         </w:rPr>
       </w:pPr>
-      <w:proofErr w:type="gramStart"/>
       <w:r>
         <w:rPr>
           <w:rFonts w:eastAsia="標楷體" w:hint="eastAsia"/>
           <w:sz w:val="28"/>
         </w:rPr>
-        <w:t>資安隱私</w:t>
-      </w:r>
-      <w:proofErr w:type="gramEnd"/>
-      <w:r>
-        <w:rPr>
-          <w:rFonts w:eastAsia="標楷體" w:hint="eastAsia"/>
-          <w:sz w:val="28"/>
-        </w:rPr>
-        <w:t>風險。</w:t>
+        <w:t>資安隱私風險。</w:t>
       </w:r>
     </w:p>
     <w:p>
@@ -7775,17 +7680,8 @@
           <w:rFonts w:eastAsia="標楷體" w:hint="eastAsia"/>
           <w:sz w:val="28"/>
         </w:rPr>
-        <w:t>即時</w:t>
-      </w:r>
-      <w:proofErr w:type="gramStart"/>
-      <w:r>
-        <w:rPr>
-          <w:rFonts w:eastAsia="標楷體" w:hint="eastAsia"/>
-          <w:sz w:val="28"/>
-        </w:rPr>
-        <w:t>追蹤資安風險</w:t>
-      </w:r>
-      <w:proofErr w:type="gramEnd"/>
+        <w:t>即時追蹤資安風險</w:t>
+      </w:r>
     </w:p>
     <w:p>
       <w:pPr>
@@ -8265,21 +8161,12 @@
                 <w:sz w:val="28"/>
               </w:rPr>
             </w:pPr>
-            <w:proofErr w:type="gramStart"/>
             <w:r>
               <w:rPr>
                 <w:rFonts w:eastAsia="標楷體" w:hint="eastAsia"/>
                 <w:sz w:val="28"/>
               </w:rPr>
-              <w:t>缺資安</w:t>
-            </w:r>
-            <w:proofErr w:type="gramEnd"/>
-            <w:r>
-              <w:rPr>
-                <w:rFonts w:eastAsia="標楷體" w:hint="eastAsia"/>
-                <w:sz w:val="28"/>
-              </w:rPr>
-              <w:t>人才</w:t>
+              <w:t>缺資安人才</w:t>
             </w:r>
           </w:p>
         </w:tc>
@@ -8604,23 +8491,7 @@
                 <w:rFonts w:eastAsia="標楷體" w:hint="eastAsia"/>
                 <w:sz w:val="28"/>
               </w:rPr>
-              <w:t>中小企業缺乏</w:t>
-            </w:r>
-            <w:proofErr w:type="gramStart"/>
-            <w:r>
-              <w:rPr>
-                <w:rFonts w:eastAsia="標楷體" w:hint="eastAsia"/>
-                <w:sz w:val="28"/>
-              </w:rPr>
-              <w:t>資安專</w:t>
-            </w:r>
-            <w:proofErr w:type="gramEnd"/>
-            <w:r>
-              <w:rPr>
-                <w:rFonts w:eastAsia="標楷體" w:hint="eastAsia"/>
-                <w:sz w:val="28"/>
-              </w:rPr>
-              <w:t>才</w:t>
+              <w:t>中小企業缺乏資安專才</w:t>
             </w:r>
           </w:p>
         </w:tc>
@@ -8919,25 +8790,7 @@
           <w:sz w:val="28"/>
           <w:szCs w:val="28"/>
         </w:rPr>
-        <w:t>我們的系統旨在協助使用者自動化進行資訊資產盤點、漏洞分析與風險評鑑，降低傳統人工評鑑所需的時間與專業門檻，並提升</w:t>
-      </w:r>
-      <w:proofErr w:type="gramStart"/>
-      <w:r>
-        <w:rPr>
-          <w:rFonts w:eastAsia="標楷體" w:hint="eastAsia"/>
-          <w:sz w:val="28"/>
-          <w:szCs w:val="28"/>
-        </w:rPr>
-        <w:t>整體資安管理</w:t>
-      </w:r>
-      <w:proofErr w:type="gramEnd"/>
-      <w:r>
-        <w:rPr>
-          <w:rFonts w:eastAsia="標楷體" w:hint="eastAsia"/>
-          <w:sz w:val="28"/>
-          <w:szCs w:val="28"/>
-        </w:rPr>
-        <w:t>效率。透過使用者輸入資產資料（如系統名稱、設備類型、重要性等），結合漏洞資料與</w:t>
+        <w:t>我們的系統旨在協助使用者自動化進行資訊資產盤點、漏洞分析與風險評鑑，降低傳統人工評鑑所需的時間與專業門檻，並提升整體資安管理效率。透過使用者輸入資產資料（如系統名稱、設備類型、重要性等），結合漏洞資料與</w:t>
       </w:r>
       <w:r>
         <w:rPr>
@@ -9131,25 +8984,7 @@
           <w:sz w:val="28"/>
           <w:szCs w:val="28"/>
         </w:rPr>
-        <w:t>進行前後端資料傳輸，使系統架構更為</w:t>
-      </w:r>
-      <w:proofErr w:type="gramStart"/>
-      <w:r>
-        <w:rPr>
-          <w:rFonts w:eastAsia="標楷體" w:hint="eastAsia"/>
-          <w:sz w:val="28"/>
-          <w:szCs w:val="28"/>
-        </w:rPr>
-        <w:t>清晰，</w:t>
-      </w:r>
-      <w:proofErr w:type="gramEnd"/>
-      <w:r>
-        <w:rPr>
-          <w:rFonts w:eastAsia="標楷體" w:hint="eastAsia"/>
-          <w:sz w:val="28"/>
-          <w:szCs w:val="28"/>
-        </w:rPr>
-        <w:t>並提升擴展性與維護性。</w:t>
+        <w:t>進行前後端資料傳輸，使系統架構更為清晰，並提升擴展性與維護性。</w:t>
       </w:r>
     </w:p>
     <w:p>
@@ -9185,7 +9020,6 @@
         </w:rPr>
         <w:t>：使用</w:t>
       </w:r>
-      <w:proofErr w:type="spellStart"/>
       <w:r>
         <w:rPr>
           <w:rFonts w:eastAsia="標楷體" w:cs="新細明體"/>
@@ -9195,7 +9029,6 @@
         </w:rPr>
         <w:t>Supabase</w:t>
       </w:r>
-      <w:proofErr w:type="spellEnd"/>
       <w:r>
         <w:rPr>
           <w:rFonts w:eastAsia="標楷體" w:cs="新細明體"/>
@@ -9399,7 +9232,6 @@
         </w:rPr>
         <w:t>後端框架與</w:t>
       </w:r>
-      <w:proofErr w:type="spellStart"/>
       <w:r>
         <w:rPr>
           <w:rFonts w:eastAsia="標楷體"/>
@@ -9408,7 +9240,6 @@
         </w:rPr>
         <w:t>Supabase</w:t>
       </w:r>
-      <w:proofErr w:type="spellEnd"/>
       <w:r>
         <w:rPr>
           <w:rFonts w:eastAsia="標楷體"/>
@@ -9423,25 +9254,7 @@
           <w:sz w:val="28"/>
           <w:szCs w:val="28"/>
         </w:rPr>
-        <w:t>，建置一套完整</w:t>
-      </w:r>
-      <w:proofErr w:type="gramStart"/>
-      <w:r>
-        <w:rPr>
-          <w:rFonts w:eastAsia="標楷體" w:hint="eastAsia"/>
-          <w:sz w:val="28"/>
-          <w:szCs w:val="28"/>
-        </w:rPr>
-        <w:t>的資安風險</w:t>
-      </w:r>
-      <w:proofErr w:type="gramEnd"/>
-      <w:r>
-        <w:rPr>
-          <w:rFonts w:eastAsia="標楷體" w:hint="eastAsia"/>
-          <w:sz w:val="28"/>
-          <w:szCs w:val="28"/>
-        </w:rPr>
-        <w:t>評估平台。</w:t>
+        <w:t>，建置一套完整的資安風險評估平台。</w:t>
       </w:r>
     </w:p>
     <w:p>
@@ -9470,54 +9283,16 @@
           <w:sz w:val="28"/>
           <w:szCs w:val="28"/>
         </w:rPr>
-        <w:t>使用者能隨時</w:t>
-      </w:r>
-      <w:proofErr w:type="gramStart"/>
+        <w:t>使用者能隨時進行資安風險評估、檢視分析結果與查詢歷史紀錄。此外，由於採用</w:t>
+      </w:r>
       <w:r>
         <w:rPr>
           <w:rFonts w:eastAsia="標楷體"/>
           <w:sz w:val="28"/>
           <w:szCs w:val="28"/>
         </w:rPr>
-        <w:t>進行資安風險</w:t>
-      </w:r>
-      <w:proofErr w:type="gramEnd"/>
-      <w:r>
-        <w:rPr>
-          <w:rFonts w:eastAsia="標楷體"/>
-          <w:sz w:val="28"/>
-          <w:szCs w:val="28"/>
-        </w:rPr>
-        <w:t>評估、檢視分析結果與查詢歷史紀錄。</w:t>
-      </w:r>
-      <w:proofErr w:type="gramStart"/>
-      <w:r>
-        <w:rPr>
-          <w:rFonts w:eastAsia="標楷體"/>
-          <w:sz w:val="28"/>
-          <w:szCs w:val="28"/>
-        </w:rPr>
-        <w:t>此外，</w:t>
-      </w:r>
-      <w:proofErr w:type="gramEnd"/>
-      <w:r>
-        <w:rPr>
-          <w:rFonts w:eastAsia="標楷體"/>
-          <w:sz w:val="28"/>
-          <w:szCs w:val="28"/>
-        </w:rPr>
-        <w:t>由於採用</w:t>
-      </w:r>
-      <w:proofErr w:type="spellStart"/>
-      <w:r>
-        <w:rPr>
-          <w:rFonts w:eastAsia="標楷體"/>
-          <w:sz w:val="28"/>
-          <w:szCs w:val="28"/>
-        </w:rPr>
         <w:t>Supabase</w:t>
       </w:r>
-      <w:proofErr w:type="spellEnd"/>
       <w:r>
         <w:rPr>
           <w:rFonts w:eastAsia="標楷體"/>
@@ -9890,14 +9665,12 @@
                 <w:rFonts w:eastAsia="標楷體"/>
               </w:rPr>
             </w:pPr>
-            <w:proofErr w:type="spellStart"/>
             <w:r>
               <w:rPr>
                 <w:rFonts w:eastAsia="標楷體"/>
               </w:rPr>
               <w:t>Supabase</w:t>
             </w:r>
-            <w:proofErr w:type="spellEnd"/>
             <w:r>
               <w:rPr>
                 <w:rFonts w:eastAsia="標楷體"/>
@@ -10593,7 +10366,6 @@
         </w:rPr>
         <w:t>以下列出本系統於開發「</w:t>
       </w:r>
-      <w:proofErr w:type="spellStart"/>
       <w:r>
         <w:rPr>
           <w:rFonts w:eastAsia="標楷體" w:hint="eastAsia"/>
@@ -10602,7 +10374,6 @@
         </w:rPr>
         <w:t>RiskGenie</w:t>
       </w:r>
-      <w:proofErr w:type="spellEnd"/>
       <w:r>
         <w:rPr>
           <w:rFonts w:eastAsia="標楷體" w:hint="eastAsia"/>
@@ -10792,7 +10563,6 @@
           <w:szCs w:val="28"/>
         </w:rPr>
       </w:pPr>
-      <w:proofErr w:type="spellStart"/>
       <w:r>
         <w:rPr>
           <w:rFonts w:eastAsia="標楷體"/>
@@ -10801,7 +10571,6 @@
         </w:rPr>
         <w:t>Supabase</w:t>
       </w:r>
-      <w:proofErr w:type="spellEnd"/>
       <w:r>
         <w:rPr>
           <w:rFonts w:eastAsia="標楷體" w:hint="eastAsia"/>
@@ -10850,7 +10619,6 @@
         </w:rPr>
         <w:t>整合等功能。本系統使用</w:t>
       </w:r>
-      <w:proofErr w:type="spellStart"/>
       <w:r>
         <w:rPr>
           <w:rFonts w:eastAsia="標楷體"/>
@@ -10859,7 +10627,6 @@
         </w:rPr>
         <w:t>Supabase</w:t>
       </w:r>
-      <w:proofErr w:type="spellEnd"/>
       <w:r>
         <w:rPr>
           <w:rFonts w:eastAsia="標楷體"/>
@@ -10938,25 +10705,7 @@
           <w:sz w:val="28"/>
           <w:szCs w:val="28"/>
         </w:rPr>
-        <w:t>：為</w:t>
-      </w:r>
-      <w:proofErr w:type="gramStart"/>
-      <w:r>
-        <w:rPr>
-          <w:rFonts w:eastAsia="標楷體" w:hint="eastAsia"/>
-          <w:sz w:val="28"/>
-          <w:szCs w:val="28"/>
-        </w:rPr>
-        <w:t>輕量且功能</w:t>
-      </w:r>
-      <w:proofErr w:type="gramEnd"/>
-      <w:r>
-        <w:rPr>
-          <w:rFonts w:eastAsia="標楷體" w:hint="eastAsia"/>
-          <w:sz w:val="28"/>
-          <w:szCs w:val="28"/>
-        </w:rPr>
-        <w:t>完整之開發工具，支援多種程式語言與除錯功能，並可透過擴充套件提升開發效率，是本系統主要開發環境。</w:t>
+        <w:t>：為輕量且功能完整之開發工具，支援多種程式語言與除錯功能，並可透過擴充套件提升開發效率，是本系統主要開發環境。</w:t>
       </w:r>
     </w:p>
     <w:p>
@@ -11093,25 +10842,7 @@
           <w:sz w:val="28"/>
           <w:szCs w:val="28"/>
         </w:rPr>
-        <w:t>設計原則：作為前後端資料傳輸之設計依據，使系統架構</w:t>
-      </w:r>
-      <w:proofErr w:type="gramStart"/>
-      <w:r>
-        <w:rPr>
-          <w:rFonts w:eastAsia="標楷體" w:hint="eastAsia"/>
-          <w:sz w:val="28"/>
-          <w:szCs w:val="28"/>
-        </w:rPr>
-        <w:t>清晰，</w:t>
-      </w:r>
-      <w:proofErr w:type="gramEnd"/>
-      <w:r>
-        <w:rPr>
-          <w:rFonts w:eastAsia="標楷體" w:hint="eastAsia"/>
-          <w:sz w:val="28"/>
-          <w:szCs w:val="28"/>
-        </w:rPr>
-        <w:t>並提升系統之擴展性與維護性。</w:t>
+        <w:t>設計原則：作為前後端資料傳輸之設計依據，使系統架構清晰，並提升系統之擴展性與維護性。</w:t>
       </w:r>
     </w:p>
     <w:p>
@@ -11333,14 +11064,12 @@
               </w:rPr>
               <w:t>、</w:t>
             </w:r>
-            <w:proofErr w:type="spellStart"/>
             <w:r>
               <w:rPr>
                 <w:rFonts w:eastAsia="標楷體"/>
               </w:rPr>
               <w:t>Supabase</w:t>
             </w:r>
-            <w:proofErr w:type="spellEnd"/>
           </w:p>
         </w:tc>
       </w:tr>
@@ -11582,14 +11311,12 @@
               </w:rPr>
               <w:t>、</w:t>
             </w:r>
-            <w:proofErr w:type="spellStart"/>
             <w:r>
               <w:rPr>
                 <w:rFonts w:eastAsia="標楷體"/>
               </w:rPr>
               <w:t>Supabase</w:t>
             </w:r>
-            <w:proofErr w:type="spellEnd"/>
             <w:r>
               <w:rPr>
                 <w:rFonts w:eastAsia="標楷體"/>
@@ -11900,14 +11627,12 @@
                 <w:rFonts w:eastAsia="標楷體"/>
               </w:rPr>
             </w:pPr>
-            <w:proofErr w:type="spellStart"/>
             <w:r>
               <w:rPr>
                 <w:rFonts w:eastAsia="標楷體"/>
               </w:rPr>
               <w:t>Github</w:t>
             </w:r>
-            <w:proofErr w:type="spellEnd"/>
           </w:p>
         </w:tc>
       </w:tr>
@@ -11958,14 +11683,12 @@
                 <w:rFonts w:eastAsia="標楷體"/>
               </w:rPr>
             </w:pPr>
-            <w:proofErr w:type="spellStart"/>
             <w:r>
               <w:rPr>
                 <w:rFonts w:eastAsia="標楷體"/>
               </w:rPr>
               <w:t>Github</w:t>
             </w:r>
-            <w:proofErr w:type="spellEnd"/>
             <w:r>
               <w:rPr>
                 <w:rFonts w:eastAsia="標楷體" w:hint="eastAsia"/>
@@ -12008,6 +11731,21 @@
     </w:p>
     <w:p>
       <w:pPr>
+        <w:jc w:val="center"/>
+        <w:rPr>
+          <w:rFonts w:ascii="標楷體" w:eastAsia="標楷體" w:hAnsi="標楷體"/>
+        </w:rPr>
+      </w:pPr>
+      <w:r>
+        <w:rPr>
+          <w:rFonts w:ascii="標楷體" w:eastAsia="標楷體" w:hAnsi="標楷體" w:hint="eastAsia"/>
+        </w:rPr>
+        <w:lastRenderedPageBreak/>
+        <w:t>第四章</w:t>
+      </w:r>
+    </w:p>
+    <w:p>
+      <w:pPr>
         <w:jc w:val="right"/>
         <w:rPr>
           <w:rFonts w:eastAsia="標楷體"/>
@@ -12017,7 +11755,6 @@
         <w:rPr>
           <w:rFonts w:ascii="標楷體" w:eastAsia="標楷體" w:hAnsi="標楷體" w:hint="eastAsia"/>
         </w:rPr>
-        <w:lastRenderedPageBreak/>
         <w:t>●</w:t>
       </w:r>
       <w:r>
@@ -12160,7 +11897,7 @@
             <w:pPr>
               <w:jc w:val="center"/>
               <w:rPr>
-                <w:rFonts w:eastAsia="標楷體" w:hint="eastAsia"/>
+                <w:rFonts w:eastAsia="標楷體"/>
                 <w:sz w:val="22"/>
                 <w:szCs w:val="22"/>
               </w:rPr>
@@ -12197,7 +11934,7 @@
             <w:pPr>
               <w:jc w:val="center"/>
               <w:rPr>
-                <w:rFonts w:eastAsia="標楷體" w:hint="eastAsia"/>
+                <w:rFonts w:eastAsia="標楷體"/>
                 <w:szCs w:val="22"/>
               </w:rPr>
             </w:pPr>
@@ -12233,7 +11970,7 @@
             <w:pPr>
               <w:jc w:val="center"/>
               <w:rPr>
-                <w:rFonts w:eastAsia="標楷體" w:hint="eastAsia"/>
+                <w:rFonts w:eastAsia="標楷體"/>
                 <w:szCs w:val="22"/>
               </w:rPr>
             </w:pPr>
@@ -12269,7 +12006,7 @@
             <w:pPr>
               <w:jc w:val="center"/>
               <w:rPr>
-                <w:rFonts w:eastAsia="標楷體" w:hint="eastAsia"/>
+                <w:rFonts w:eastAsia="標楷體"/>
                 <w:szCs w:val="22"/>
               </w:rPr>
             </w:pPr>
@@ -12348,7 +12085,7 @@
           <w:p>
             <w:pPr>
               <w:rPr>
-                <w:rFonts w:eastAsia="標楷體" w:hint="eastAsia"/>
+                <w:rFonts w:eastAsia="標楷體"/>
                 <w:szCs w:val="22"/>
               </w:rPr>
             </w:pPr>
@@ -12709,7 +12446,7 @@
           <w:p>
             <w:pPr>
               <w:rPr>
-                <w:rFonts w:eastAsia="標楷體" w:hint="eastAsia"/>
+                <w:rFonts w:eastAsia="標楷體"/>
                 <w:szCs w:val="22"/>
               </w:rPr>
             </w:pPr>
@@ -13686,7 +13423,7 @@
           <w:p>
             <w:pPr>
               <w:rPr>
-                <w:rFonts w:eastAsia="標楷體" w:hint="eastAsia"/>
+                <w:rFonts w:eastAsia="標楷體"/>
                 <w:szCs w:val="22"/>
               </w:rPr>
             </w:pPr>
@@ -14434,7 +14171,6 @@
                                 <w:p>
                                   <w:pPr>
                                     <w:rPr>
-                                      <w:rFonts w:hint="eastAsia"/>
                                       <w:color w:val="FF0000"/>
                                     </w:rPr>
                                   </w:pPr>
@@ -14517,7 +14253,6 @@
                           <w:p>
                             <w:pPr>
                               <w:rPr>
-                                <w:rFonts w:hint="eastAsia"/>
                                 <w:color w:val="FF0000"/>
                               </w:rPr>
                             </w:pPr>
@@ -15014,7 +14749,7 @@
           <w:p>
             <w:pPr>
               <w:rPr>
-                <w:rFonts w:eastAsia="標楷體" w:hint="eastAsia"/>
+                <w:rFonts w:eastAsia="標楷體"/>
                 <w:szCs w:val="22"/>
               </w:rPr>
             </w:pPr>
@@ -15654,6 +15389,7 @@
         <w:rPr>
           <w:rFonts w:ascii="標楷體" w:eastAsia="標楷體" w:hAnsi="標楷體" w:hint="eastAsia"/>
         </w:rPr>
+        <w:lastRenderedPageBreak/>
         <w:t>註</w:t>
       </w:r>
       <w:proofErr w:type="gramEnd"/>
@@ -15797,15 +15533,7 @@
           <w:rFonts w:ascii="標楷體" w:eastAsia="標楷體" w:hAnsi="標楷體"/>
           <w:u w:val="single"/>
         </w:rPr>
-        <w:t>報</w:t>
-      </w:r>
-      <w:r>
-        <w:rPr>
-          <w:rFonts w:ascii="標楷體" w:eastAsia="標楷體" w:hAnsi="標楷體"/>
-          <w:u w:val="single"/>
-        </w:rPr>
-        <w:lastRenderedPageBreak/>
-        <w:t>告</w:t>
+        <w:t>報告</w:t>
       </w:r>
       <w:r>
         <w:rPr>
@@ -15946,7 +15674,7 @@
             <w:pPr>
               <w:jc w:val="center"/>
               <w:rPr>
-                <w:rFonts w:eastAsia="標楷體" w:hint="eastAsia"/>
+                <w:rFonts w:eastAsia="標楷體"/>
                 <w:szCs w:val="22"/>
               </w:rPr>
             </w:pPr>
@@ -16094,7 +15822,7 @@
           <w:p>
             <w:pPr>
               <w:rPr>
-                <w:rFonts w:eastAsia="標楷體" w:hint="eastAsia"/>
+                <w:rFonts w:eastAsia="標楷體"/>
                 <w:szCs w:val="22"/>
               </w:rPr>
             </w:pPr>
@@ -16133,7 +15861,7 @@
             <w:pPr>
               <w:jc w:val="both"/>
               <w:rPr>
-                <w:rFonts w:eastAsia="標楷體" w:hint="eastAsia"/>
+                <w:rFonts w:eastAsia="標楷體"/>
                 <w:szCs w:val="22"/>
               </w:rPr>
             </w:pPr>
@@ -17807,7 +17535,6 @@
         </w:rPr>
         <w:t>「</w:t>
       </w:r>
-      <w:proofErr w:type="spellStart"/>
       <w:r>
         <w:rPr>
           <w:rFonts w:eastAsia="標楷體" w:cs="新細明體"/>
@@ -17817,7 +17544,6 @@
         </w:rPr>
         <w:t>Supabase</w:t>
       </w:r>
-      <w:proofErr w:type="spellEnd"/>
       <w:r>
         <w:rPr>
           <w:rFonts w:eastAsia="標楷體" w:cs="新細明體"/>
@@ -18125,7 +17851,6 @@
           <w:szCs w:val="28"/>
         </w:rPr>
       </w:pPr>
-      <w:proofErr w:type="spellStart"/>
       <w:r>
         <w:rPr>
           <w:rFonts w:eastAsia="標楷體" w:cs="新細明體"/>
@@ -18135,7 +17860,6 @@
         </w:rPr>
         <w:t>risk_assessments</w:t>
       </w:r>
-      <w:proofErr w:type="spellEnd"/>
       <w:r>
         <w:rPr>
           <w:rFonts w:eastAsia="標楷體" w:cs="新細明體"/>
@@ -18163,7 +17887,6 @@
           <w:szCs w:val="28"/>
         </w:rPr>
       </w:pPr>
-      <w:proofErr w:type="spellStart"/>
       <w:r>
         <w:rPr>
           <w:rFonts w:eastAsia="標楷體" w:cs="新細明體"/>
@@ -18173,7 +17896,6 @@
         </w:rPr>
         <w:t>audit_logs</w:t>
       </w:r>
-      <w:proofErr w:type="spellEnd"/>
       <w:r>
         <w:rPr>
           <w:rFonts w:eastAsia="標楷體" w:cs="新細明體"/>
@@ -18350,27 +18072,7 @@
           <w:sz w:val="28"/>
           <w:szCs w:val="28"/>
         </w:rPr>
-        <w:t xml:space="preserve"> </w:t>
-      </w:r>
-      <w:proofErr w:type="spellStart"/>
-      <w:r>
-        <w:rPr>
-          <w:rFonts w:eastAsia="標楷體" w:cs="新細明體"/>
-          <w:kern w:val="0"/>
-          <w:sz w:val="28"/>
-          <w:szCs w:val="28"/>
-        </w:rPr>
-        <w:t>risk_assessments</w:t>
-      </w:r>
-      <w:proofErr w:type="spellEnd"/>
-      <w:r>
-        <w:rPr>
-          <w:rFonts w:eastAsia="標楷體" w:cs="新細明體"/>
-          <w:kern w:val="0"/>
-          <w:sz w:val="28"/>
-          <w:szCs w:val="28"/>
-        </w:rPr>
-        <w:t xml:space="preserve"> </w:t>
+        <w:t xml:space="preserve"> risk_assessments </w:t>
       </w:r>
       <w:r>
         <w:rPr>
@@ -18491,7 +18193,6 @@
         </w:rPr>
         <w:t>）可對應多筆風險評估結果（</w:t>
       </w:r>
-      <w:proofErr w:type="spellStart"/>
       <w:r>
         <w:rPr>
           <w:rFonts w:eastAsia="標楷體" w:cs="新細明體"/>
@@ -18501,7 +18202,6 @@
         </w:rPr>
         <w:t>risk_assessments</w:t>
       </w:r>
-      <w:proofErr w:type="spellEnd"/>
       <w:r>
         <w:rPr>
           <w:rFonts w:eastAsia="標楷體" w:cs="新細明體"/>
@@ -18594,7 +18294,6 @@
           <w:szCs w:val="28"/>
         </w:rPr>
       </w:pPr>
-      <w:proofErr w:type="spellStart"/>
       <w:r>
         <w:rPr>
           <w:rFonts w:eastAsia="標楷體" w:cs="細明體"/>
@@ -18604,7 +18303,6 @@
         </w:rPr>
         <w:t>risk_assessments.asset_id</w:t>
       </w:r>
-      <w:proofErr w:type="spellEnd"/>
       <w:r>
         <w:rPr>
           <w:rFonts w:eastAsia="標楷體" w:cs="新細明體"/>
@@ -18679,27 +18377,7 @@
           <w:sz w:val="28"/>
           <w:szCs w:val="28"/>
         </w:rPr>
-        <w:t xml:space="preserve"> </w:t>
-      </w:r>
-      <w:proofErr w:type="spellStart"/>
-      <w:r>
-        <w:rPr>
-          <w:rFonts w:eastAsia="標楷體" w:cs="新細明體"/>
-          <w:kern w:val="0"/>
-          <w:sz w:val="28"/>
-          <w:szCs w:val="28"/>
-        </w:rPr>
-        <w:t>audit_logs</w:t>
-      </w:r>
-      <w:proofErr w:type="spellEnd"/>
-      <w:r>
-        <w:rPr>
-          <w:rFonts w:eastAsia="標楷體" w:cs="新細明體"/>
-          <w:kern w:val="0"/>
-          <w:sz w:val="28"/>
-          <w:szCs w:val="28"/>
-        </w:rPr>
-        <w:t xml:space="preserve"> </w:t>
+        <w:t xml:space="preserve"> audit_logs </w:t>
       </w:r>
       <w:r>
         <w:rPr>
@@ -18793,7 +18471,6 @@
         </w:rPr>
         <w:t>一位使用者可產生多筆操作紀錄（</w:t>
       </w:r>
-      <w:proofErr w:type="spellStart"/>
       <w:r>
         <w:rPr>
           <w:rFonts w:eastAsia="標楷體" w:cs="新細明體"/>
@@ -18803,7 +18480,6 @@
         </w:rPr>
         <w:t>audit_logs</w:t>
       </w:r>
-      <w:proofErr w:type="spellEnd"/>
       <w:r>
         <w:rPr>
           <w:rFonts w:eastAsia="標楷體" w:cs="新細明體"/>
@@ -18836,17 +18512,24 @@
         </w:rPr>
         <w:t>目前資料庫設計中，</w:t>
       </w:r>
-      <w:proofErr w:type="spellStart"/>
-      <w:r>
-        <w:rPr>
-          <w:rFonts w:eastAsia="標楷體" w:cs="新細明體"/>
-          <w:kern w:val="0"/>
-          <w:sz w:val="28"/>
-          <w:szCs w:val="28"/>
-        </w:rPr>
-        <w:t>audit_logs</w:t>
-      </w:r>
-      <w:proofErr w:type="spellEnd"/>
+      <w:r>
+        <w:rPr>
+          <w:rFonts w:eastAsia="標楷體" w:cs="新細明體"/>
+          <w:kern w:val="0"/>
+          <w:sz w:val="28"/>
+          <w:szCs w:val="28"/>
+        </w:rPr>
+        <w:t xml:space="preserve">audit_logs </w:t>
+      </w:r>
+      <w:r>
+        <w:rPr>
+          <w:rFonts w:eastAsia="標楷體" w:cs="新細明體"/>
+          <w:kern w:val="0"/>
+          <w:sz w:val="28"/>
+          <w:szCs w:val="28"/>
+        </w:rPr>
+        <w:t>以文字欄位</w:t>
+      </w:r>
       <w:r>
         <w:rPr>
           <w:rFonts w:eastAsia="標楷體" w:cs="新細明體"/>
@@ -18858,12 +18541,12 @@
       </w:r>
       <w:r>
         <w:rPr>
-          <w:rFonts w:eastAsia="標楷體" w:cs="新細明體"/>
-          <w:kern w:val="0"/>
-          <w:sz w:val="28"/>
-          <w:szCs w:val="28"/>
-        </w:rPr>
-        <w:t>以文字欄位</w:t>
+          <w:rFonts w:eastAsia="標楷體" w:cs="細明體"/>
+          <w:kern w:val="0"/>
+          <w:sz w:val="28"/>
+          <w:szCs w:val="28"/>
+        </w:rPr>
+        <w:t>operator</w:t>
       </w:r>
       <w:r>
         <w:rPr>
@@ -18876,24 +18559,6 @@
       </w:r>
       <w:r>
         <w:rPr>
-          <w:rFonts w:eastAsia="標楷體" w:cs="細明體"/>
-          <w:kern w:val="0"/>
-          <w:sz w:val="28"/>
-          <w:szCs w:val="28"/>
-        </w:rPr>
-        <w:t>operator</w:t>
-      </w:r>
-      <w:r>
-        <w:rPr>
-          <w:rFonts w:eastAsia="標楷體" w:cs="新細明體"/>
-          <w:kern w:val="0"/>
-          <w:sz w:val="28"/>
-          <w:szCs w:val="28"/>
-        </w:rPr>
-        <w:t xml:space="preserve"> </w:t>
-      </w:r>
-      <w:r>
-        <w:rPr>
           <w:rFonts w:eastAsia="標楷體" w:cs="新細明體"/>
           <w:kern w:val="0"/>
           <w:sz w:val="28"/>
@@ -18908,19 +18573,8 @@
           <w:sz w:val="28"/>
           <w:szCs w:val="28"/>
         </w:rPr>
-        <w:t xml:space="preserve"> </w:t>
-      </w:r>
-      <w:proofErr w:type="spellStart"/>
-      <w:r>
-        <w:rPr>
-          <w:rFonts w:eastAsia="標楷體" w:cs="新細明體"/>
-          <w:kern w:val="0"/>
-          <w:sz w:val="28"/>
-          <w:szCs w:val="28"/>
-        </w:rPr>
-        <w:t>users.username</w:t>
-      </w:r>
-      <w:proofErr w:type="spellEnd"/>
+        <w:t xml:space="preserve"> users.username</w:t>
+      </w:r>
       <w:r>
         <w:rPr>
           <w:rFonts w:eastAsia="標楷體" w:cs="新細明體"/>
@@ -18969,7 +18623,6 @@
           <w:szCs w:val="28"/>
         </w:rPr>
       </w:pPr>
-      <w:proofErr w:type="spellStart"/>
       <w:r>
         <w:rPr>
           <w:rFonts w:eastAsia="標楷體" w:cs="細明體"/>
@@ -18979,7 +18632,6 @@
         </w:rPr>
         <w:t>audit_logs.operator</w:t>
       </w:r>
-      <w:proofErr w:type="spellEnd"/>
       <w:r>
         <w:rPr>
           <w:rFonts w:eastAsia="標楷體" w:cs="新細明體"/>
@@ -19007,7 +18659,6 @@
         </w:rPr>
         <w:t xml:space="preserve"> </w:t>
       </w:r>
-      <w:proofErr w:type="spellStart"/>
       <w:r>
         <w:rPr>
           <w:rFonts w:eastAsia="標楷體" w:cs="細明體"/>
@@ -19017,7 +18668,6 @@
         </w:rPr>
         <w:t>users.username</w:t>
       </w:r>
-      <w:proofErr w:type="spellEnd"/>
       <w:r>
         <w:rPr>
           <w:rFonts w:eastAsia="標楷體" w:cs="新細明體"/>
@@ -19083,27 +18733,7 @@
           <w:sz w:val="28"/>
           <w:szCs w:val="28"/>
         </w:rPr>
-        <w:t xml:space="preserve"> </w:t>
-      </w:r>
-      <w:proofErr w:type="spellStart"/>
-      <w:r>
-        <w:rPr>
-          <w:rFonts w:eastAsia="標楷體" w:cs="新細明體"/>
-          <w:kern w:val="0"/>
-          <w:sz w:val="28"/>
-          <w:szCs w:val="28"/>
-        </w:rPr>
-        <w:t>audit_logs</w:t>
-      </w:r>
-      <w:proofErr w:type="spellEnd"/>
-      <w:r>
-        <w:rPr>
-          <w:rFonts w:eastAsia="標楷體" w:cs="新細明體"/>
-          <w:kern w:val="0"/>
-          <w:sz w:val="28"/>
-          <w:szCs w:val="28"/>
-        </w:rPr>
-        <w:t xml:space="preserve"> </w:t>
+        <w:t xml:space="preserve"> audit_logs </w:t>
       </w:r>
       <w:r>
         <w:rPr>
@@ -19245,47 +18875,26 @@
           <w:sz w:val="28"/>
           <w:szCs w:val="28"/>
         </w:rPr>
+        <w:t xml:space="preserve"> audit_logs </w:t>
+      </w:r>
+      <w:r>
+        <w:rPr>
+          <w:rFonts w:eastAsia="標楷體" w:cs="新細明體"/>
+          <w:kern w:val="0"/>
+          <w:sz w:val="28"/>
+          <w:szCs w:val="28"/>
+        </w:rPr>
+        <w:t>透過</w:t>
+      </w:r>
+      <w:r>
+        <w:rPr>
+          <w:rFonts w:eastAsia="標楷體" w:cs="新細明體"/>
+          <w:kern w:val="0"/>
+          <w:sz w:val="28"/>
+          <w:szCs w:val="28"/>
+        </w:rPr>
         <w:t xml:space="preserve"> </w:t>
       </w:r>
-      <w:proofErr w:type="spellStart"/>
-      <w:r>
-        <w:rPr>
-          <w:rFonts w:eastAsia="標楷體" w:cs="新細明體"/>
-          <w:kern w:val="0"/>
-          <w:sz w:val="28"/>
-          <w:szCs w:val="28"/>
-        </w:rPr>
-        <w:t>audit_logs</w:t>
-      </w:r>
-      <w:proofErr w:type="spellEnd"/>
-      <w:r>
-        <w:rPr>
-          <w:rFonts w:eastAsia="標楷體" w:cs="新細明體"/>
-          <w:kern w:val="0"/>
-          <w:sz w:val="28"/>
-          <w:szCs w:val="28"/>
-        </w:rPr>
-        <w:t xml:space="preserve"> </w:t>
-      </w:r>
-      <w:r>
-        <w:rPr>
-          <w:rFonts w:eastAsia="標楷體" w:cs="新細明體"/>
-          <w:kern w:val="0"/>
-          <w:sz w:val="28"/>
-          <w:szCs w:val="28"/>
-        </w:rPr>
-        <w:t>透過</w:t>
-      </w:r>
-      <w:r>
-        <w:rPr>
-          <w:rFonts w:eastAsia="標楷體" w:cs="新細明體"/>
-          <w:kern w:val="0"/>
-          <w:sz w:val="28"/>
-          <w:szCs w:val="28"/>
-        </w:rPr>
-        <w:t xml:space="preserve"> </w:t>
-      </w:r>
-      <w:proofErr w:type="spellStart"/>
       <w:r>
         <w:rPr>
           <w:rFonts w:eastAsia="標楷體" w:cs="細明體"/>
@@ -19295,7 +18904,6 @@
         </w:rPr>
         <w:t>target_asset</w:t>
       </w:r>
-      <w:proofErr w:type="spellEnd"/>
       <w:r>
         <w:rPr>
           <w:rFonts w:eastAsia="標楷體" w:cs="新細明體"/>
@@ -19353,7 +18961,6 @@
           <w:szCs w:val="28"/>
         </w:rPr>
       </w:pPr>
-      <w:proofErr w:type="spellStart"/>
       <w:r>
         <w:rPr>
           <w:rFonts w:eastAsia="標楷體" w:cs="細明體"/>
@@ -19363,7 +18970,6 @@
         </w:rPr>
         <w:t>audit_logs.target_asset</w:t>
       </w:r>
-      <w:proofErr w:type="spellEnd"/>
       <w:r>
         <w:rPr>
           <w:rFonts w:eastAsia="標楷體" w:cs="新細明體"/>
@@ -19391,7 +18997,6 @@
         </w:rPr>
         <w:t xml:space="preserve"> </w:t>
       </w:r>
-      <w:proofErr w:type="spellStart"/>
       <w:r>
         <w:rPr>
           <w:rFonts w:eastAsia="標楷體" w:cs="細明體"/>
@@ -19401,7 +19006,6 @@
         </w:rPr>
         <w:t>assets.asset_id_code</w:t>
       </w:r>
-      <w:proofErr w:type="spellEnd"/>
       <w:r>
         <w:rPr>
           <w:rFonts w:eastAsia="標楷體" w:cs="新細明體"/>
@@ -19795,7 +19399,6 @@
           <w:szCs w:val="28"/>
         </w:rPr>
       </w:pPr>
-      <w:proofErr w:type="spellStart"/>
       <w:r>
         <w:rPr>
           <w:rFonts w:eastAsia="標楷體" w:cs="細明體"/>
@@ -19805,7 +19408,6 @@
         </w:rPr>
         <w:t>risk_assessments.asset_id</w:t>
       </w:r>
-      <w:proofErr w:type="spellEnd"/>
       <w:r>
         <w:rPr>
           <w:rFonts w:eastAsia="標楷體" w:cs="新細明體"/>
@@ -19915,7 +19517,6 @@
           <w:szCs w:val="28"/>
         </w:rPr>
       </w:pPr>
-      <w:proofErr w:type="spellStart"/>
       <w:r>
         <w:rPr>
           <w:rFonts w:eastAsia="標楷體" w:cs="細明體"/>
@@ -19925,7 +19526,6 @@
         </w:rPr>
         <w:t>assets.asset_id_code</w:t>
       </w:r>
-      <w:proofErr w:type="spellEnd"/>
       <w:r>
         <w:rPr>
           <w:rFonts w:eastAsia="標楷體" w:cs="新細明體"/>
@@ -19970,7 +19570,6 @@
           <w:szCs w:val="28"/>
         </w:rPr>
       </w:pPr>
-      <w:proofErr w:type="spellStart"/>
       <w:r>
         <w:rPr>
           <w:rFonts w:eastAsia="標楷體" w:cs="細明體"/>
@@ -19980,7 +19579,6 @@
         </w:rPr>
         <w:t>users.username</w:t>
       </w:r>
-      <w:proofErr w:type="spellEnd"/>
       <w:r>
         <w:rPr>
           <w:rFonts w:eastAsia="標楷體" w:cs="新細明體"/>
@@ -20025,7 +19623,6 @@
           <w:szCs w:val="28"/>
         </w:rPr>
       </w:pPr>
-      <w:proofErr w:type="spellStart"/>
       <w:r>
         <w:rPr>
           <w:rFonts w:eastAsia="標楷體" w:cs="細明體"/>
@@ -20035,7 +19632,6 @@
         </w:rPr>
         <w:t>users.email</w:t>
       </w:r>
-      <w:proofErr w:type="spellEnd"/>
       <w:r>
         <w:rPr>
           <w:rFonts w:eastAsia="標楷體" w:cs="新細明體"/>
@@ -20117,7 +19713,6 @@
           <w:szCs w:val="28"/>
         </w:rPr>
       </w:pPr>
-      <w:proofErr w:type="spellStart"/>
       <w:r>
         <w:rPr>
           <w:rFonts w:eastAsia="標楷體" w:cs="新細明體"/>
@@ -20127,7 +19722,6 @@
         </w:rPr>
         <w:t>assets.asset_name</w:t>
       </w:r>
-      <w:proofErr w:type="spellEnd"/>
       <w:r>
         <w:rPr>
           <w:rFonts w:eastAsia="標楷體" w:cs="新細明體"/>
@@ -20137,25 +19731,14 @@
         </w:rPr>
         <w:t>、</w:t>
       </w:r>
-      <w:proofErr w:type="spellStart"/>
-      <w:r>
-        <w:rPr>
-          <w:rFonts w:eastAsia="標楷體" w:cs="新細明體"/>
-          <w:kern w:val="0"/>
-          <w:sz w:val="28"/>
-          <w:szCs w:val="28"/>
-        </w:rPr>
-        <w:t>asset_type</w:t>
-      </w:r>
-      <w:proofErr w:type="spellEnd"/>
-      <w:r>
-        <w:rPr>
-          <w:rFonts w:eastAsia="標楷體" w:cs="新細明體"/>
-          <w:kern w:val="0"/>
-          <w:sz w:val="28"/>
-          <w:szCs w:val="28"/>
-        </w:rPr>
-        <w:t xml:space="preserve"> </w:t>
+      <w:r>
+        <w:rPr>
+          <w:rFonts w:eastAsia="標楷體" w:cs="新細明體"/>
+          <w:kern w:val="0"/>
+          <w:sz w:val="28"/>
+          <w:szCs w:val="28"/>
+        </w:rPr>
+        <w:t xml:space="preserve">asset_type </w:t>
       </w:r>
       <w:r>
         <w:rPr>
@@ -20192,7 +19775,6 @@
           <w:szCs w:val="28"/>
         </w:rPr>
       </w:pPr>
-      <w:proofErr w:type="spellStart"/>
       <w:r>
         <w:rPr>
           <w:rFonts w:eastAsia="標楷體" w:cs="新細明體"/>
@@ -20202,7 +19784,6 @@
         </w:rPr>
         <w:t>risk_assessments.threat_description</w:t>
       </w:r>
-      <w:proofErr w:type="spellEnd"/>
       <w:r>
         <w:rPr>
           <w:rFonts w:eastAsia="標楷體" w:cs="新細明體"/>
@@ -20212,7 +19793,6 @@
         </w:rPr>
         <w:t>、</w:t>
       </w:r>
-      <w:proofErr w:type="spellStart"/>
       <w:r>
         <w:rPr>
           <w:rFonts w:eastAsia="標楷體" w:cs="新細明體"/>
@@ -20222,7 +19802,6 @@
         </w:rPr>
         <w:t>vulnerability_description</w:t>
       </w:r>
-      <w:proofErr w:type="spellEnd"/>
       <w:r>
         <w:rPr>
           <w:rFonts w:eastAsia="標楷體" w:cs="新細明體"/>
@@ -20232,25 +19811,14 @@
         </w:rPr>
         <w:t>、</w:t>
       </w:r>
-      <w:proofErr w:type="spellStart"/>
-      <w:r>
-        <w:rPr>
-          <w:rFonts w:eastAsia="標楷體" w:cs="新細明體"/>
-          <w:kern w:val="0"/>
-          <w:sz w:val="28"/>
-          <w:szCs w:val="28"/>
-        </w:rPr>
-        <w:t>risk_score</w:t>
-      </w:r>
-      <w:proofErr w:type="spellEnd"/>
-      <w:r>
-        <w:rPr>
-          <w:rFonts w:eastAsia="標楷體" w:cs="新細明體"/>
-          <w:kern w:val="0"/>
-          <w:sz w:val="28"/>
-          <w:szCs w:val="28"/>
-        </w:rPr>
-        <w:t xml:space="preserve"> </w:t>
+      <w:r>
+        <w:rPr>
+          <w:rFonts w:eastAsia="標楷體" w:cs="新細明體"/>
+          <w:kern w:val="0"/>
+          <w:sz w:val="28"/>
+          <w:szCs w:val="28"/>
+        </w:rPr>
+        <w:t xml:space="preserve">risk_score </w:t>
       </w:r>
       <w:r>
         <w:rPr>
@@ -20287,7 +19855,6 @@
           <w:szCs w:val="28"/>
         </w:rPr>
       </w:pPr>
-      <w:proofErr w:type="spellStart"/>
       <w:r>
         <w:rPr>
           <w:rFonts w:eastAsia="標楷體" w:cs="新細明體"/>
@@ -20297,7 +19864,6 @@
         </w:rPr>
         <w:t>users.username</w:t>
       </w:r>
-      <w:proofErr w:type="spellEnd"/>
       <w:r>
         <w:rPr>
           <w:rFonts w:eastAsia="標楷體" w:cs="新細明體"/>
@@ -20578,25 +20144,14 @@
           <w:szCs w:val="28"/>
         </w:rPr>
       </w:pPr>
-      <w:proofErr w:type="spellStart"/>
-      <w:r>
-        <w:rPr>
-          <w:rFonts w:eastAsia="標楷體" w:cs="新細明體"/>
-          <w:kern w:val="0"/>
-          <w:sz w:val="28"/>
-          <w:szCs w:val="28"/>
-        </w:rPr>
-        <w:t>threat_level</w:t>
-      </w:r>
-      <w:proofErr w:type="spellEnd"/>
-      <w:r>
-        <w:rPr>
-          <w:rFonts w:eastAsia="標楷體" w:cs="新細明體"/>
-          <w:kern w:val="0"/>
-          <w:sz w:val="28"/>
-          <w:szCs w:val="28"/>
-        </w:rPr>
-        <w:t xml:space="preserve"> </w:t>
+      <w:r>
+        <w:rPr>
+          <w:rFonts w:eastAsia="標楷體" w:cs="新細明體"/>
+          <w:kern w:val="0"/>
+          <w:sz w:val="28"/>
+          <w:szCs w:val="28"/>
+        </w:rPr>
+        <w:t xml:space="preserve">threat_level </w:t>
       </w:r>
       <w:r>
         <w:rPr>
@@ -20633,25 +20188,14 @@
           <w:szCs w:val="28"/>
         </w:rPr>
       </w:pPr>
-      <w:proofErr w:type="spellStart"/>
-      <w:r>
-        <w:rPr>
-          <w:rFonts w:eastAsia="標楷體" w:cs="新細明體"/>
-          <w:kern w:val="0"/>
-          <w:sz w:val="28"/>
-          <w:szCs w:val="28"/>
-        </w:rPr>
-        <w:t>risk_score</w:t>
-      </w:r>
-      <w:proofErr w:type="spellEnd"/>
-      <w:r>
-        <w:rPr>
-          <w:rFonts w:eastAsia="標楷體" w:cs="新細明體"/>
-          <w:kern w:val="0"/>
-          <w:sz w:val="28"/>
-          <w:szCs w:val="28"/>
-        </w:rPr>
-        <w:t xml:space="preserve"> </w:t>
+      <w:r>
+        <w:rPr>
+          <w:rFonts w:eastAsia="標楷體" w:cs="新細明體"/>
+          <w:kern w:val="0"/>
+          <w:sz w:val="28"/>
+          <w:szCs w:val="28"/>
+        </w:rPr>
+        <w:t xml:space="preserve">risk_score </w:t>
       </w:r>
       <w:r>
         <w:rPr>
@@ -21096,7 +20640,6 @@
                 <w:kern w:val="0"/>
               </w:rPr>
             </w:pPr>
-            <w:proofErr w:type="spellStart"/>
             <w:r>
               <w:rPr>
                 <w:rFonts w:eastAsia="標楷體" w:cs="新細明體"/>
@@ -21104,7 +20647,6 @@
               </w:rPr>
               <w:t>asset_id_code</w:t>
             </w:r>
-            <w:proofErr w:type="spellEnd"/>
           </w:p>
         </w:tc>
         <w:tc>
@@ -21206,7 +20748,6 @@
                 <w:kern w:val="0"/>
               </w:rPr>
             </w:pPr>
-            <w:proofErr w:type="spellStart"/>
             <w:r>
               <w:rPr>
                 <w:rFonts w:eastAsia="標楷體" w:cs="新細明體"/>
@@ -21214,7 +20755,6 @@
               </w:rPr>
               <w:t>asset_name</w:t>
             </w:r>
-            <w:proofErr w:type="spellEnd"/>
           </w:p>
         </w:tc>
         <w:tc>
@@ -21318,7 +20858,6 @@
                 <w:kern w:val="0"/>
               </w:rPr>
             </w:pPr>
-            <w:proofErr w:type="spellStart"/>
             <w:r>
               <w:rPr>
                 <w:rFonts w:eastAsia="標楷體" w:cs="新細明體"/>
@@ -21326,7 +20865,6 @@
               </w:rPr>
               <w:t>asset_type</w:t>
             </w:r>
-            <w:proofErr w:type="spellEnd"/>
           </w:p>
         </w:tc>
         <w:tc>
@@ -21536,7 +21074,6 @@
                 <w:kern w:val="0"/>
               </w:rPr>
             </w:pPr>
-            <w:proofErr w:type="spellStart"/>
             <w:r>
               <w:rPr>
                 <w:rFonts w:eastAsia="標楷體" w:cs="新細明體"/>
@@ -21544,7 +21081,6 @@
               </w:rPr>
               <w:t>data_type</w:t>
             </w:r>
-            <w:proofErr w:type="spellEnd"/>
           </w:p>
         </w:tc>
         <w:tc>
@@ -21742,7 +21278,6 @@
                 <w:kern w:val="0"/>
               </w:rPr>
             </w:pPr>
-            <w:proofErr w:type="spellStart"/>
             <w:r>
               <w:rPr>
                 <w:rFonts w:eastAsia="標楷體" w:cs="新細明體"/>
@@ -21750,7 +21285,6 @@
               </w:rPr>
               <w:t>system_dependency</w:t>
             </w:r>
-            <w:proofErr w:type="spellEnd"/>
           </w:p>
         </w:tc>
         <w:tc>
@@ -22162,7 +21696,6 @@
                 <w:kern w:val="0"/>
               </w:rPr>
             </w:pPr>
-            <w:proofErr w:type="spellStart"/>
             <w:r>
               <w:rPr>
                 <w:rFonts w:eastAsia="標楷體" w:cs="新細明體"/>
@@ -22170,7 +21703,6 @@
               </w:rPr>
               <w:t>threat_level</w:t>
             </w:r>
-            <w:proofErr w:type="spellEnd"/>
           </w:p>
         </w:tc>
         <w:tc>
@@ -22272,7 +21804,6 @@
                 <w:kern w:val="0"/>
               </w:rPr>
             </w:pPr>
-            <w:proofErr w:type="spellStart"/>
             <w:r>
               <w:rPr>
                 <w:rFonts w:eastAsia="標楷體" w:cs="新細明體"/>
@@ -22280,7 +21811,6 @@
               </w:rPr>
               <w:t>created_at</w:t>
             </w:r>
-            <w:proofErr w:type="spellEnd"/>
           </w:p>
         </w:tc>
         <w:tc>
@@ -22297,7 +21827,6 @@
                 <w:kern w:val="0"/>
               </w:rPr>
             </w:pPr>
-            <w:proofErr w:type="spellStart"/>
             <w:r>
               <w:rPr>
                 <w:rFonts w:eastAsia="標楷體" w:cs="新細明體"/>
@@ -22305,7 +21834,6 @@
               </w:rPr>
               <w:t>timestamptz</w:t>
             </w:r>
-            <w:proofErr w:type="spellEnd"/>
           </w:p>
         </w:tc>
         <w:tc>
@@ -22363,7 +21891,6 @@
                 <w:kern w:val="0"/>
               </w:rPr>
             </w:pPr>
-            <w:proofErr w:type="spellStart"/>
             <w:r>
               <w:rPr>
                 <w:rFonts w:eastAsia="標楷體" w:cs="新細明體"/>
@@ -22371,7 +21898,6 @@
               </w:rPr>
               <w:t>original_label</w:t>
             </w:r>
-            <w:proofErr w:type="spellEnd"/>
           </w:p>
         </w:tc>
         <w:tc>
@@ -22504,21 +22030,8 @@
           <w:szCs w:val="32"/>
         </w:rPr>
         <w:lastRenderedPageBreak/>
-        <w:t xml:space="preserve">8-2-2 </w:t>
-      </w:r>
-      <w:proofErr w:type="spellStart"/>
-      <w:r>
-        <w:rPr>
-          <w:rFonts w:eastAsia="標楷體" w:cs="新細明體"/>
-          <w:b/>
-          <w:bCs/>
-          <w:kern w:val="0"/>
-          <w:sz w:val="32"/>
-          <w:szCs w:val="32"/>
-        </w:rPr>
-        <w:t>risk_assessments</w:t>
-      </w:r>
-      <w:proofErr w:type="spellEnd"/>
+        <w:t>8-2-2 risk_assessments</w:t>
+      </w:r>
       <w:r>
         <w:rPr>
           <w:rFonts w:eastAsia="標楷體" w:cs="新細明體"/>
@@ -22846,7 +22359,6 @@
                 <w:kern w:val="0"/>
               </w:rPr>
             </w:pPr>
-            <w:proofErr w:type="spellStart"/>
             <w:r>
               <w:rPr>
                 <w:rFonts w:eastAsia="標楷體" w:cs="新細明體"/>
@@ -22854,7 +22366,6 @@
               </w:rPr>
               <w:t>asset_id</w:t>
             </w:r>
-            <w:proofErr w:type="spellEnd"/>
           </w:p>
         </w:tc>
         <w:tc>
@@ -22949,7 +22460,6 @@
                 <w:kern w:val="0"/>
               </w:rPr>
             </w:pPr>
-            <w:proofErr w:type="spellStart"/>
             <w:r>
               <w:rPr>
                 <w:rFonts w:eastAsia="標楷體" w:cs="新細明體"/>
@@ -22957,7 +22467,6 @@
               </w:rPr>
               <w:t>threat_description</w:t>
             </w:r>
-            <w:proofErr w:type="spellEnd"/>
           </w:p>
         </w:tc>
         <w:tc>
@@ -23052,7 +22561,6 @@
                 <w:kern w:val="0"/>
               </w:rPr>
             </w:pPr>
-            <w:proofErr w:type="spellStart"/>
             <w:r>
               <w:rPr>
                 <w:rFonts w:eastAsia="標楷體" w:cs="新細明體"/>
@@ -23060,7 +22568,6 @@
               </w:rPr>
               <w:t>vulnerability_description</w:t>
             </w:r>
-            <w:proofErr w:type="spellEnd"/>
           </w:p>
         </w:tc>
         <w:tc>
@@ -23155,7 +22662,6 @@
                 <w:kern w:val="0"/>
               </w:rPr>
             </w:pPr>
-            <w:proofErr w:type="spellStart"/>
             <w:r>
               <w:rPr>
                 <w:rFonts w:eastAsia="標楷體" w:cs="新細明體"/>
@@ -23163,7 +22669,6 @@
               </w:rPr>
               <w:t>risk_score</w:t>
             </w:r>
-            <w:proofErr w:type="spellEnd"/>
           </w:p>
         </w:tc>
         <w:tc>
@@ -23244,7 +22749,6 @@
                 <w:kern w:val="0"/>
               </w:rPr>
             </w:pPr>
-            <w:proofErr w:type="spellStart"/>
             <w:r>
               <w:rPr>
                 <w:rFonts w:eastAsia="標楷體" w:cs="新細明體"/>
@@ -23252,7 +22756,6 @@
               </w:rPr>
               <w:t>ai_suggestion</w:t>
             </w:r>
-            <w:proofErr w:type="spellEnd"/>
           </w:p>
         </w:tc>
         <w:tc>
@@ -23473,7 +22976,6 @@
                 <w:kern w:val="0"/>
               </w:rPr>
             </w:pPr>
-            <w:proofErr w:type="spellStart"/>
             <w:r>
               <w:rPr>
                 <w:rFonts w:eastAsia="標楷體" w:cs="新細明體"/>
@@ -23481,7 +22983,6 @@
               </w:rPr>
               <w:t>asset_id_code</w:t>
             </w:r>
-            <w:proofErr w:type="spellEnd"/>
           </w:p>
         </w:tc>
         <w:tc>
@@ -23592,21 +23093,8 @@
           <w:sz w:val="32"/>
           <w:szCs w:val="32"/>
         </w:rPr>
-        <w:t xml:space="preserve">8-2-3 </w:t>
-      </w:r>
-      <w:proofErr w:type="spellStart"/>
-      <w:r>
-        <w:rPr>
-          <w:rFonts w:eastAsia="標楷體" w:cs="新細明體"/>
-          <w:b/>
-          <w:bCs/>
-          <w:kern w:val="0"/>
-          <w:sz w:val="32"/>
-          <w:szCs w:val="32"/>
-        </w:rPr>
-        <w:t>audit_logs</w:t>
-      </w:r>
-      <w:proofErr w:type="spellEnd"/>
+        <w:t>8-2-3 audit_logs</w:t>
+      </w:r>
       <w:r>
         <w:rPr>
           <w:rFonts w:eastAsia="標楷體" w:cs="新細明體"/>
@@ -24181,7 +23669,6 @@
                 <w:kern w:val="0"/>
               </w:rPr>
             </w:pPr>
-            <w:proofErr w:type="spellStart"/>
             <w:r>
               <w:rPr>
                 <w:rFonts w:eastAsia="標楷體" w:cs="新細明體"/>
@@ -24190,7 +23677,6 @@
               <w:lastRenderedPageBreak/>
               <w:t>target_asset</w:t>
             </w:r>
-            <w:proofErr w:type="spellEnd"/>
           </w:p>
         </w:tc>
         <w:tc>
@@ -24271,7 +23757,6 @@
                 <w:kern w:val="0"/>
               </w:rPr>
             </w:pPr>
-            <w:proofErr w:type="spellStart"/>
             <w:r>
               <w:rPr>
                 <w:rFonts w:eastAsia="標楷體" w:cs="新細明體"/>
@@ -24279,7 +23764,6 @@
               </w:rPr>
               <w:t>log_time</w:t>
             </w:r>
-            <w:proofErr w:type="spellEnd"/>
           </w:p>
         </w:tc>
         <w:tc>
@@ -24296,7 +23780,6 @@
                 <w:kern w:val="0"/>
               </w:rPr>
             </w:pPr>
-            <w:proofErr w:type="spellStart"/>
             <w:r>
               <w:rPr>
                 <w:rFonts w:eastAsia="標楷體" w:cs="新細明體"/>
@@ -24304,7 +23787,6 @@
               </w:rPr>
               <w:t>timestamptz</w:t>
             </w:r>
-            <w:proofErr w:type="spellEnd"/>
           </w:p>
         </w:tc>
         <w:tc>
@@ -24656,7 +24138,6 @@
                 <w:kern w:val="0"/>
               </w:rPr>
             </w:pPr>
-            <w:proofErr w:type="spellStart"/>
             <w:r>
               <w:rPr>
                 <w:rFonts w:eastAsia="標楷體" w:cs="新細明體"/>
@@ -24664,7 +24145,6 @@
               </w:rPr>
               <w:t>uuid</w:t>
             </w:r>
-            <w:proofErr w:type="spellEnd"/>
           </w:p>
         </w:tc>
         <w:tc>
@@ -25072,27 +24552,7 @@
           <w:sz w:val="28"/>
           <w:szCs w:val="28"/>
         </w:rPr>
-        <w:t xml:space="preserve"> </w:t>
-      </w:r>
-      <w:proofErr w:type="spellStart"/>
-      <w:r>
-        <w:rPr>
-          <w:rFonts w:eastAsia="標楷體" w:cs="新細明體"/>
-          <w:kern w:val="0"/>
-          <w:sz w:val="28"/>
-          <w:szCs w:val="28"/>
-        </w:rPr>
-        <w:t>Supabase</w:t>
-      </w:r>
-      <w:proofErr w:type="spellEnd"/>
-      <w:r>
-        <w:rPr>
-          <w:rFonts w:eastAsia="標楷體" w:cs="新細明體"/>
-          <w:kern w:val="0"/>
-          <w:sz w:val="28"/>
-          <w:szCs w:val="28"/>
-        </w:rPr>
-        <w:t xml:space="preserve"> </w:t>
+        <w:t xml:space="preserve"> Supabase </w:t>
       </w:r>
       <w:r>
         <w:rPr>
@@ -25128,27 +24588,7 @@
           <w:sz w:val="28"/>
           <w:szCs w:val="28"/>
         </w:rPr>
-        <w:t xml:space="preserve"> </w:t>
-      </w:r>
-      <w:proofErr w:type="spellStart"/>
-      <w:r>
-        <w:rPr>
-          <w:rFonts w:eastAsia="標楷體" w:cs="新細明體"/>
-          <w:kern w:val="0"/>
-          <w:sz w:val="28"/>
-          <w:szCs w:val="28"/>
-        </w:rPr>
-        <w:t>risk_assessments</w:t>
-      </w:r>
-      <w:proofErr w:type="spellEnd"/>
-      <w:r>
-        <w:rPr>
-          <w:rFonts w:eastAsia="標楷體" w:cs="新細明體"/>
-          <w:kern w:val="0"/>
-          <w:sz w:val="28"/>
-          <w:szCs w:val="28"/>
-        </w:rPr>
-        <w:t xml:space="preserve"> </w:t>
+        <w:t xml:space="preserve"> risk_assessments </w:t>
       </w:r>
       <w:r>
         <w:rPr>
@@ -25159,25 +24599,14 @@
         </w:rPr>
         <w:t>儲存風險評估結果，形成完整的資產風險管理資料鏈。</w:t>
       </w:r>
-      <w:proofErr w:type="spellStart"/>
-      <w:r>
-        <w:rPr>
-          <w:rFonts w:eastAsia="標楷體" w:cs="新細明體"/>
-          <w:kern w:val="0"/>
-          <w:sz w:val="28"/>
-          <w:szCs w:val="28"/>
-        </w:rPr>
-        <w:t>audit_logs</w:t>
-      </w:r>
-      <w:proofErr w:type="spellEnd"/>
-      <w:r>
-        <w:rPr>
-          <w:rFonts w:eastAsia="標楷體" w:cs="新細明體"/>
-          <w:kern w:val="0"/>
-          <w:sz w:val="28"/>
-          <w:szCs w:val="28"/>
-        </w:rPr>
-        <w:t xml:space="preserve"> </w:t>
+      <w:r>
+        <w:rPr>
+          <w:rFonts w:eastAsia="標楷體" w:cs="新細明體"/>
+          <w:kern w:val="0"/>
+          <w:sz w:val="28"/>
+          <w:szCs w:val="28"/>
+        </w:rPr>
+        <w:t xml:space="preserve">audit_logs </w:t>
       </w:r>
       <w:r>
         <w:rPr>

--- a/系統文件.docx
+++ b/系統文件.docx
@@ -16,7 +16,23 @@
           <w:rFonts w:eastAsia="標楷體" w:hint="eastAsia"/>
           <w:sz w:val="72"/>
         </w:rPr>
-        <w:t>國立臺北商業大學</w:t>
+        <w:t>國立</w:t>
+      </w:r>
+      <w:proofErr w:type="gramStart"/>
+      <w:r>
+        <w:rPr>
+          <w:rFonts w:eastAsia="標楷體" w:hint="eastAsia"/>
+          <w:sz w:val="72"/>
+        </w:rPr>
+        <w:t>臺</w:t>
+      </w:r>
+      <w:proofErr w:type="gramEnd"/>
+      <w:r>
+        <w:rPr>
+          <w:rFonts w:eastAsia="標楷體" w:hint="eastAsia"/>
+          <w:sz w:val="72"/>
+        </w:rPr>
+        <w:t>北商業大學</w:t>
       </w:r>
     </w:p>
     <w:p>
@@ -114,6 +130,7 @@
         </w:rPr>
         <w:t>115</w:t>
       </w:r>
+      <w:proofErr w:type="gramStart"/>
       <w:r>
         <w:rPr>
           <w:rFonts w:eastAsia="標楷體" w:cs="Arial"/>
@@ -121,6 +138,7 @@
         </w:rPr>
         <w:t>’</w:t>
       </w:r>
+      <w:proofErr w:type="gramEnd"/>
       <w:r>
         <w:rPr>
           <w:rFonts w:eastAsia="標楷體" w:hint="eastAsia"/>
@@ -386,6 +404,7 @@
         </w:rPr>
         <w:t>目：</w:t>
       </w:r>
+      <w:proofErr w:type="spellStart"/>
       <w:r>
         <w:rPr>
           <w:rFonts w:eastAsia="標楷體" w:hint="eastAsia"/>
@@ -395,6 +414,7 @@
         </w:rPr>
         <w:t>RiskGenie</w:t>
       </w:r>
+      <w:proofErr w:type="spellEnd"/>
       <w:r>
         <w:rPr>
           <w:rFonts w:eastAsia="標楷體" w:hint="eastAsia"/>
@@ -520,8 +540,19 @@
           <w:bCs/>
           <w:sz w:val="40"/>
         </w:rPr>
-        <w:t>顏珮倪</w:t>
-      </w:r>
+        <w:t>顏</w:t>
+      </w:r>
+      <w:proofErr w:type="gramStart"/>
+      <w:r>
+        <w:rPr>
+          <w:rFonts w:eastAsia="標楷體" w:hint="eastAsia"/>
+          <w:b/>
+          <w:bCs/>
+          <w:sz w:val="40"/>
+        </w:rPr>
+        <w:t>珮倪</w:t>
+      </w:r>
+      <w:proofErr w:type="gramEnd"/>
     </w:p>
     <w:p>
       <w:pPr>
@@ -579,8 +610,9 @@
           <w:bCs/>
           <w:sz w:val="40"/>
         </w:rPr>
-        <w:t>林紀媗</w:t>
-      </w:r>
+        <w:t>林紀</w:t>
+      </w:r>
+      <w:proofErr w:type="gramStart"/>
       <w:r>
         <w:rPr>
           <w:rFonts w:eastAsia="標楷體" w:hint="eastAsia"/>
@@ -588,8 +620,9 @@
           <w:bCs/>
           <w:sz w:val="40"/>
         </w:rPr>
-        <w:t xml:space="preserve"> 11436010</w:t>
-      </w:r>
+        <w:t>媗</w:t>
+      </w:r>
+      <w:proofErr w:type="gramEnd"/>
       <w:r>
         <w:rPr>
           <w:rFonts w:eastAsia="標楷體" w:hint="eastAsia"/>
@@ -597,8 +630,28 @@
           <w:bCs/>
           <w:sz w:val="40"/>
         </w:rPr>
-        <w:t>李昕縈</w:t>
-      </w:r>
+        <w:t xml:space="preserve"> 11436010</w:t>
+      </w:r>
+      <w:r>
+        <w:rPr>
+          <w:rFonts w:eastAsia="標楷體" w:hint="eastAsia"/>
+          <w:b/>
+          <w:bCs/>
+          <w:sz w:val="40"/>
+        </w:rPr>
+        <w:t>李昕</w:t>
+      </w:r>
+      <w:proofErr w:type="gramStart"/>
+      <w:r>
+        <w:rPr>
+          <w:rFonts w:eastAsia="標楷體" w:hint="eastAsia"/>
+          <w:b/>
+          <w:bCs/>
+          <w:sz w:val="40"/>
+        </w:rPr>
+        <w:t>縈</w:t>
+      </w:r>
+      <w:proofErr w:type="gramEnd"/>
     </w:p>
     <w:p>
       <w:pPr>
@@ -629,8 +682,19 @@
           <w:bCs/>
           <w:sz w:val="40"/>
         </w:rPr>
-        <w:t>黃翊甄</w:t>
-      </w:r>
+        <w:t>黃翊</w:t>
+      </w:r>
+      <w:proofErr w:type="gramStart"/>
+      <w:r>
+        <w:rPr>
+          <w:rFonts w:eastAsia="標楷體" w:hint="eastAsia"/>
+          <w:b/>
+          <w:bCs/>
+          <w:sz w:val="40"/>
+        </w:rPr>
+        <w:t>甄</w:t>
+      </w:r>
+      <w:proofErr w:type="gramEnd"/>
       <w:r>
         <w:rPr>
           <w:rFonts w:eastAsia="標楷體" w:hint="eastAsia"/>
@@ -4325,14 +4389,32 @@
           <w:sz w:val="28"/>
           <w:szCs w:val="28"/>
         </w:rPr>
-        <w:t>的日常運作中，「資產盤點」與「風險評鑑」通常仰賴人工填寫與主觀判斷。面對日新月異的資安威脅（如</w:t>
-      </w:r>
+        <w:t>的日常運作中，「資產盤點」與「風險評鑑」通常仰賴人工填寫與主觀判斷。面對日新月異</w:t>
+      </w:r>
+      <w:proofErr w:type="gramStart"/>
       <w:r>
         <w:rPr>
           <w:rFonts w:eastAsia="標楷體"/>
           <w:sz w:val="28"/>
           <w:szCs w:val="28"/>
         </w:rPr>
+        <w:t>的資安威脅</w:t>
+      </w:r>
+      <w:proofErr w:type="gramEnd"/>
+      <w:r>
+        <w:rPr>
+          <w:rFonts w:eastAsia="標楷體"/>
+          <w:sz w:val="28"/>
+          <w:szCs w:val="28"/>
+        </w:rPr>
+        <w:t>（如</w:t>
+      </w:r>
+      <w:r>
+        <w:rPr>
+          <w:rFonts w:eastAsia="標楷體"/>
+          <w:sz w:val="28"/>
+          <w:szCs w:val="28"/>
+        </w:rPr>
         <w:t xml:space="preserve"> CVE </w:t>
       </w:r>
       <w:r>
@@ -4341,7 +4423,25 @@
           <w:sz w:val="28"/>
           <w:szCs w:val="28"/>
         </w:rPr>
-        <w:t>漏洞），傳統的人工作業模式難以即時掌握外部情資，且不同人員對風險價值的評定標準不一，導致評鑑結果缺乏客觀依據與實效性</w:t>
+        <w:t>漏洞），傳統的人工作業模式難以即時掌握</w:t>
+      </w:r>
+      <w:proofErr w:type="gramStart"/>
+      <w:r>
+        <w:rPr>
+          <w:rFonts w:eastAsia="標楷體"/>
+          <w:sz w:val="28"/>
+          <w:szCs w:val="28"/>
+        </w:rPr>
+        <w:t>外部情資</w:t>
+      </w:r>
+      <w:proofErr w:type="gramEnd"/>
+      <w:r>
+        <w:rPr>
+          <w:rFonts w:eastAsia="標楷體"/>
+          <w:sz w:val="28"/>
+          <w:szCs w:val="28"/>
+        </w:rPr>
+        <w:t>，且不同人員對風險價值的評定標準不一，導致評鑑結果缺乏客觀依據與實效性</w:t>
       </w:r>
       <w:r>
         <w:rPr>
@@ -4422,14 +4522,50 @@
           <w:sz w:val="28"/>
           <w:szCs w:val="28"/>
         </w:rPr>
-        <w:t>時面臨三大痛點：首先，資產分類與價值評定缺乏標準，容易產生誤差；其次，風險評鑑中對於弱點值的評估過於主觀，未能結合即時的威脅情資（如</w:t>
-      </w:r>
+        <w:t>時面臨三大痛點：首先，資產分類與價值評定缺乏標準，容易產生誤差；其次，風險評鑑中對於弱點值的評估過於</w:t>
+      </w:r>
+      <w:proofErr w:type="gramStart"/>
       <w:r>
         <w:rPr>
           <w:rFonts w:eastAsia="標楷體"/>
           <w:sz w:val="28"/>
           <w:szCs w:val="28"/>
         </w:rPr>
+        <w:t>主觀，</w:t>
+      </w:r>
+      <w:proofErr w:type="gramEnd"/>
+      <w:r>
+        <w:rPr>
+          <w:rFonts w:eastAsia="標楷體"/>
+          <w:sz w:val="28"/>
+          <w:szCs w:val="28"/>
+        </w:rPr>
+        <w:t>未能結合即時的</w:t>
+      </w:r>
+      <w:proofErr w:type="gramStart"/>
+      <w:r>
+        <w:rPr>
+          <w:rFonts w:eastAsia="標楷體"/>
+          <w:sz w:val="28"/>
+          <w:szCs w:val="28"/>
+        </w:rPr>
+        <w:t>威脅情資</w:t>
+      </w:r>
+      <w:proofErr w:type="gramEnd"/>
+      <w:r>
+        <w:rPr>
+          <w:rFonts w:eastAsia="標楷體"/>
+          <w:sz w:val="28"/>
+          <w:szCs w:val="28"/>
+        </w:rPr>
+        <w:t>（如</w:t>
+      </w:r>
+      <w:r>
+        <w:rPr>
+          <w:rFonts w:eastAsia="標楷體"/>
+          <w:sz w:val="28"/>
+          <w:szCs w:val="28"/>
+        </w:rPr>
         <w:t xml:space="preserve"> NVD </w:t>
       </w:r>
       <w:r>
@@ -4518,7 +4654,43 @@
           <w:sz w:val="28"/>
           <w:szCs w:val="28"/>
         </w:rPr>
-        <w:t>風險顧問系統，自動化輔助資安決策，降低人力負擔並提升評鑑精準度</w:t>
+        <w:t>風險顧問系統，自動化</w:t>
+      </w:r>
+      <w:proofErr w:type="gramStart"/>
+      <w:r>
+        <w:rPr>
+          <w:rFonts w:eastAsia="標楷體"/>
+          <w:sz w:val="28"/>
+          <w:szCs w:val="28"/>
+        </w:rPr>
+        <w:t>輔助資安決策</w:t>
+      </w:r>
+      <w:proofErr w:type="gramEnd"/>
+      <w:r>
+        <w:rPr>
+          <w:rFonts w:eastAsia="標楷體"/>
+          <w:sz w:val="28"/>
+          <w:szCs w:val="28"/>
+        </w:rPr>
+        <w:t>，降低人力負擔並提升評鑑精</w:t>
+      </w:r>
+      <w:proofErr w:type="gramStart"/>
+      <w:r>
+        <w:rPr>
+          <w:rFonts w:eastAsia="標楷體"/>
+          <w:sz w:val="28"/>
+          <w:szCs w:val="28"/>
+        </w:rPr>
+        <w:t>準</w:t>
+      </w:r>
+      <w:proofErr w:type="gramEnd"/>
+      <w:r>
+        <w:rPr>
+          <w:rFonts w:eastAsia="標楷體"/>
+          <w:sz w:val="28"/>
+          <w:szCs w:val="28"/>
+        </w:rPr>
+        <w:t>度</w:t>
       </w:r>
       <w:r>
         <w:rPr>
@@ -4749,7 +4921,25 @@
           <w:sz w:val="28"/>
           <w:szCs w:val="28"/>
         </w:rPr>
-        <w:t>技術將最新的弱點情資引入評鑑流程，自動計算客觀的弱點值。</w:t>
+        <w:t>技術將最新的</w:t>
+      </w:r>
+      <w:proofErr w:type="gramStart"/>
+      <w:r>
+        <w:rPr>
+          <w:rFonts w:eastAsia="標楷體" w:hint="eastAsia"/>
+          <w:sz w:val="28"/>
+          <w:szCs w:val="28"/>
+        </w:rPr>
+        <w:t>弱點情資引入</w:t>
+      </w:r>
+      <w:proofErr w:type="gramEnd"/>
+      <w:r>
+        <w:rPr>
+          <w:rFonts w:eastAsia="標楷體" w:hint="eastAsia"/>
+          <w:sz w:val="28"/>
+          <w:szCs w:val="28"/>
+        </w:rPr>
+        <w:t>評鑑流程，自動計算客觀的弱點值。</w:t>
       </w:r>
     </w:p>
     <w:p>
@@ -4772,7 +4962,25 @@
           <w:sz w:val="28"/>
           <w:szCs w:val="28"/>
         </w:rPr>
-        <w:t>精準對策生成：</w:t>
+        <w:t>精</w:t>
+      </w:r>
+      <w:proofErr w:type="gramStart"/>
+      <w:r>
+        <w:rPr>
+          <w:rFonts w:eastAsia="標楷體" w:hint="eastAsia"/>
+          <w:sz w:val="28"/>
+          <w:szCs w:val="28"/>
+        </w:rPr>
+        <w:t>準</w:t>
+      </w:r>
+      <w:proofErr w:type="gramEnd"/>
+      <w:r>
+        <w:rPr>
+          <w:rFonts w:eastAsia="標楷體" w:hint="eastAsia"/>
+          <w:sz w:val="28"/>
+          <w:szCs w:val="28"/>
+        </w:rPr>
+        <w:t>對策生成：</w:t>
       </w:r>
       <w:r>
         <w:rPr>
@@ -4991,7 +5199,43 @@
           <w:sz w:val="28"/>
           <w:szCs w:val="28"/>
         </w:rPr>
-        <w:t>系統能結合最新漏洞情資給予預警，並產出符合國際標準的資安文件，輔助組織順利通過稽核。</w:t>
+        <w:t>系統能結合最新</w:t>
+      </w:r>
+      <w:proofErr w:type="gramStart"/>
+      <w:r>
+        <w:rPr>
+          <w:rFonts w:eastAsia="標楷體" w:hint="eastAsia"/>
+          <w:sz w:val="28"/>
+          <w:szCs w:val="28"/>
+        </w:rPr>
+        <w:t>漏洞情資給予</w:t>
+      </w:r>
+      <w:proofErr w:type="gramEnd"/>
+      <w:r>
+        <w:rPr>
+          <w:rFonts w:eastAsia="標楷體" w:hint="eastAsia"/>
+          <w:sz w:val="28"/>
+          <w:szCs w:val="28"/>
+        </w:rPr>
+        <w:t>預警，並產出符合國際標準</w:t>
+      </w:r>
+      <w:proofErr w:type="gramStart"/>
+      <w:r>
+        <w:rPr>
+          <w:rFonts w:eastAsia="標楷體" w:hint="eastAsia"/>
+          <w:sz w:val="28"/>
+          <w:szCs w:val="28"/>
+        </w:rPr>
+        <w:t>的資安文件</w:t>
+      </w:r>
+      <w:proofErr w:type="gramEnd"/>
+      <w:r>
+        <w:rPr>
+          <w:rFonts w:eastAsia="標楷體" w:hint="eastAsia"/>
+          <w:sz w:val="28"/>
+          <w:szCs w:val="28"/>
+        </w:rPr>
+        <w:t>，輔助組織順利通過稽核。</w:t>
       </w:r>
     </w:p>
     <w:p>
@@ -5170,46 +5414,40 @@
       </w:pPr>
       <w:r>
         <w:rPr>
-          <w:rFonts w:eastAsia="標楷體" w:hint="eastAsia"/>
-          <w:sz w:val="28"/>
-        </w:rPr>
-        <w:t>隨著</w:t>
-      </w:r>
-      <w:r>
-        <w:rPr>
-          <w:rFonts w:eastAsia="標楷體" w:hint="eastAsia"/>
-          <w:sz w:val="28"/>
-        </w:rPr>
-        <w:t>ISO27001</w:t>
-      </w:r>
-      <w:r>
-        <w:rPr>
-          <w:rFonts w:eastAsia="標楷體" w:hint="eastAsia"/>
-          <w:sz w:val="28"/>
-        </w:rPr>
-        <w:t>、資通安全管理法等要求普及，不僅政府機關，中小企業也被要求合規。</w:t>
-      </w:r>
-    </w:p>
-    <w:p>
-      <w:pPr>
-        <w:pStyle w:val="aa"/>
-        <w:numPr>
-          <w:ilvl w:val="1"/>
-          <w:numId w:val="15"/>
-        </w:numPr>
-        <w:overflowPunct w:val="0"/>
-        <w:jc w:val="both"/>
-        <w:rPr>
           <w:rFonts w:eastAsia="標楷體"/>
           <w:sz w:val="28"/>
         </w:rPr>
-      </w:pPr>
-      <w:r>
-        <w:rPr>
-          <w:rFonts w:eastAsia="標楷體" w:hint="eastAsia"/>
-          <w:sz w:val="28"/>
-        </w:rPr>
-        <w:t>中小企業缺乏專業資安顧問，但目前顧問費用極高，此專案能填補專業人力缺口。</w:t>
+        <w:t>各部門人員常因不</w:t>
+      </w:r>
+      <w:proofErr w:type="gramStart"/>
+      <w:r>
+        <w:rPr>
+          <w:rFonts w:eastAsia="標楷體"/>
+          <w:sz w:val="28"/>
+        </w:rPr>
+        <w:t>具備資安專業</w:t>
+      </w:r>
+      <w:proofErr w:type="gramEnd"/>
+      <w:r>
+        <w:rPr>
+          <w:rFonts w:eastAsia="標楷體"/>
+          <w:sz w:val="28"/>
+        </w:rPr>
+        <w:t>，而在資產盤點與風險評估時感到困擾。本系統能將專業術語轉化為白話建議，降低全員參與</w:t>
+      </w:r>
+      <w:r>
+        <w:rPr>
+          <w:rFonts w:eastAsia="標楷體"/>
+          <w:sz w:val="28"/>
+        </w:rPr>
+        <w:t xml:space="preserve"> ISMS </w:t>
+      </w:r>
+      <w:r>
+        <w:rPr>
+          <w:rFonts w:eastAsia="標楷體"/>
+          <w:sz w:val="28"/>
+        </w:rPr>
+        <w:t>的門檻。</w:t>
       </w:r>
     </w:p>
     <w:p>
@@ -5385,12 +5623,21 @@
           <w:sz w:val="28"/>
         </w:rPr>
       </w:pPr>
+      <w:proofErr w:type="gramStart"/>
       <w:r>
         <w:rPr>
           <w:rFonts w:eastAsia="標楷體" w:hint="eastAsia"/>
           <w:sz w:val="28"/>
         </w:rPr>
-        <w:t>資安隱私風險。</w:t>
+        <w:t>資安隱私</w:t>
+      </w:r>
+      <w:proofErr w:type="gramEnd"/>
+      <w:r>
+        <w:rPr>
+          <w:rFonts w:eastAsia="標楷體" w:hint="eastAsia"/>
+          <w:sz w:val="28"/>
+        </w:rPr>
+        <w:t>風險。</w:t>
       </w:r>
     </w:p>
     <w:p>
@@ -5511,12 +5758,12 @@
         <w:tblLook w:val="04A0" w:firstRow="1" w:lastRow="0" w:firstColumn="1" w:lastColumn="0" w:noHBand="0" w:noVBand="1"/>
       </w:tblPr>
       <w:tblGrid>
-        <w:gridCol w:w="1606"/>
-        <w:gridCol w:w="1820"/>
-        <w:gridCol w:w="720"/>
-        <w:gridCol w:w="1151"/>
-        <w:gridCol w:w="1608"/>
-        <w:gridCol w:w="1391"/>
+        <w:gridCol w:w="1591"/>
+        <w:gridCol w:w="1803"/>
+        <w:gridCol w:w="715"/>
+        <w:gridCol w:w="1140"/>
+        <w:gridCol w:w="1594"/>
+        <w:gridCol w:w="1453"/>
       </w:tblGrid>
       <w:tr>
         <w:tc>
@@ -5557,7 +5804,6 @@
               <w:overflowPunct w:val="0"/>
               <w:rPr>
                 <w:rFonts w:eastAsia="標楷體"/>
-                <w:shd w:val="pct15" w:color="auto" w:fill="FFFFFF"/>
               </w:rPr>
             </w:pPr>
             <w:r>
@@ -5571,7 +5817,13 @@
               <w:rPr>
                 <w:rFonts w:eastAsia="標楷體" w:hint="eastAsia"/>
               </w:rPr>
-              <w:t>中小型企業</w:t>
+              <w:t>AI</w:t>
+            </w:r>
+            <w:r>
+              <w:rPr>
+                <w:rFonts w:eastAsia="標楷體" w:hint="eastAsia"/>
+              </w:rPr>
+              <w:t>模型供應商</w:t>
             </w:r>
           </w:p>
         </w:tc>
@@ -5870,7 +6122,19 @@
               <w:rPr>
                 <w:rFonts w:eastAsia="標楷體" w:hint="eastAsia"/>
               </w:rPr>
-              <w:t>中小型企業</w:t>
+              <w:t>所有導入</w:t>
+            </w:r>
+            <w:r>
+              <w:rPr>
+                <w:rFonts w:eastAsia="標楷體" w:hint="eastAsia"/>
+              </w:rPr>
+              <w:t>ISMS</w:t>
+            </w:r>
+            <w:r>
+              <w:rPr>
+                <w:rFonts w:eastAsia="標楷體" w:hint="eastAsia"/>
+              </w:rPr>
+              <w:t>的單位之人員</w:t>
             </w:r>
           </w:p>
           <w:p>
@@ -7230,7 +7494,21 @@
           <w:rFonts w:eastAsia="標楷體" w:hint="eastAsia"/>
           <w:sz w:val="28"/>
         </w:rPr>
-        <w:t>中小型企業</w:t>
+        <w:t>所有導入</w:t>
+      </w:r>
+      <w:r>
+        <w:rPr>
+          <w:rFonts w:eastAsia="標楷體" w:hint="eastAsia"/>
+          <w:sz w:val="28"/>
+        </w:rPr>
+        <w:t>ISMS</w:t>
+      </w:r>
+      <w:r>
+        <w:rPr>
+          <w:rFonts w:eastAsia="標楷體" w:hint="eastAsia"/>
+          <w:sz w:val="28"/>
+        </w:rPr>
+        <w:t>的單位之人員</w:t>
       </w:r>
     </w:p>
     <w:p>
@@ -7245,50 +7523,22 @@
           <w:sz w:val="28"/>
         </w:rPr>
       </w:pPr>
-      <w:r>
-        <w:rPr>
-          <w:rFonts w:eastAsia="標楷體"/>
-          <w:sz w:val="28"/>
-        </w:rPr>
-        <w:tab/>
-      </w:r>
-      <w:bookmarkStart w:id="22" w:name="_Toc167696214"/>
+      <w:bookmarkStart w:id="22" w:name="_Toc167696215"/>
       <w:r>
         <w:rPr>
           <w:rFonts w:eastAsia="標楷體" w:hint="eastAsia"/>
           <w:sz w:val="28"/>
         </w:rPr>
-        <w:t>(2)</w:t>
+        <w:t xml:space="preserve">2. </w:t>
       </w:r>
       <w:r>
         <w:rPr>
           <w:rFonts w:eastAsia="標楷體" w:hint="eastAsia"/>
           <w:sz w:val="28"/>
         </w:rPr>
-        <w:t>生活型態：</w:t>
+        <w:t>目標市場：</w:t>
       </w:r>
       <w:bookmarkEnd w:id="22"/>
-      <w:r>
-        <w:rPr>
-          <w:rFonts w:eastAsia="標楷體" w:hint="eastAsia"/>
-          <w:sz w:val="28"/>
-        </w:rPr>
-        <w:t>規模不大，希望藉由</w:t>
-      </w:r>
-      <w:r>
-        <w:rPr>
-          <w:rFonts w:eastAsia="標楷體" w:hint="eastAsia"/>
-          <w:sz w:val="28"/>
-        </w:rPr>
-        <w:t>AI</w:t>
-      </w:r>
-      <w:r>
-        <w:rPr>
-          <w:rFonts w:eastAsia="標楷體" w:hint="eastAsia"/>
-          <w:sz w:val="28"/>
-        </w:rPr>
-        <w:t>輔助之企業</w:t>
-      </w:r>
     </w:p>
     <w:p>
       <w:pPr>
@@ -7302,22 +7552,50 @@
           <w:sz w:val="28"/>
         </w:rPr>
       </w:pPr>
-      <w:bookmarkStart w:id="23" w:name="_Toc167696215"/>
+      <w:r>
+        <w:rPr>
+          <w:rFonts w:eastAsia="標楷體"/>
+          <w:sz w:val="28"/>
+        </w:rPr>
+        <w:tab/>
+      </w:r>
+      <w:bookmarkStart w:id="23" w:name="_Toc167696216"/>
       <w:r>
         <w:rPr>
           <w:rFonts w:eastAsia="標楷體" w:hint="eastAsia"/>
           <w:sz w:val="28"/>
         </w:rPr>
-        <w:t xml:space="preserve">2. </w:t>
-      </w:r>
+        <w:t>(1)</w:t>
+      </w:r>
+      <w:bookmarkEnd w:id="23"/>
       <w:r>
         <w:rPr>
           <w:rFonts w:eastAsia="標楷體" w:hint="eastAsia"/>
           <w:sz w:val="28"/>
         </w:rPr>
-        <w:t>目標市場：</w:t>
-      </w:r>
-      <w:bookmarkEnd w:id="23"/>
+        <w:t xml:space="preserve"> </w:t>
+      </w:r>
+      <w:r>
+        <w:rPr>
+          <w:rFonts w:eastAsia="標楷體" w:hint="eastAsia"/>
+          <w:sz w:val="28"/>
+        </w:rPr>
+        <w:t>所有導入</w:t>
+      </w:r>
+      <w:r>
+        <w:rPr>
+          <w:rFonts w:eastAsia="標楷體" w:hint="eastAsia"/>
+          <w:sz w:val="28"/>
+        </w:rPr>
+        <w:t>ISMS</w:t>
+      </w:r>
+      <w:r>
+        <w:rPr>
+          <w:rFonts w:eastAsia="標楷體" w:hint="eastAsia"/>
+          <w:sz w:val="28"/>
+        </w:rPr>
+        <w:t>的單位之人員</w:t>
+      </w:r>
     </w:p>
     <w:p>
       <w:pPr>
@@ -7331,36 +7609,22 @@
           <w:sz w:val="28"/>
         </w:rPr>
       </w:pPr>
-      <w:r>
-        <w:rPr>
-          <w:rFonts w:eastAsia="標楷體"/>
-          <w:sz w:val="28"/>
-        </w:rPr>
-        <w:tab/>
-      </w:r>
-      <w:bookmarkStart w:id="24" w:name="_Toc167696216"/>
+      <w:bookmarkStart w:id="24" w:name="_Toc167696217"/>
       <w:r>
         <w:rPr>
           <w:rFonts w:eastAsia="標楷體" w:hint="eastAsia"/>
           <w:sz w:val="28"/>
         </w:rPr>
-        <w:t>(1)</w:t>
+        <w:t xml:space="preserve">3. </w:t>
+      </w:r>
+      <w:r>
+        <w:rPr>
+          <w:rFonts w:eastAsia="標楷體" w:hint="eastAsia"/>
+          <w:sz w:val="28"/>
+        </w:rPr>
+        <w:t>產品定位：</w:t>
       </w:r>
       <w:bookmarkEnd w:id="24"/>
-      <w:r>
-        <w:rPr>
-          <w:rFonts w:eastAsia="標楷體" w:hint="eastAsia"/>
-          <w:sz w:val="28"/>
-        </w:rPr>
-        <w:t xml:space="preserve"> </w:t>
-      </w:r>
-      <w:r>
-        <w:rPr>
-          <w:rFonts w:eastAsia="標楷體" w:hint="eastAsia"/>
-          <w:sz w:val="28"/>
-        </w:rPr>
-        <w:t>中小型企業</w:t>
-      </w:r>
     </w:p>
     <w:p>
       <w:pPr>
@@ -7374,22 +7638,43 @@
           <w:sz w:val="28"/>
         </w:rPr>
       </w:pPr>
-      <w:bookmarkStart w:id="25" w:name="_Toc167696217"/>
+      <w:r>
+        <w:rPr>
+          <w:rFonts w:eastAsia="標楷體"/>
+          <w:sz w:val="28"/>
+        </w:rPr>
+        <w:tab/>
+      </w:r>
+      <w:bookmarkStart w:id="25" w:name="_Toc167696218"/>
       <w:r>
         <w:rPr>
           <w:rFonts w:eastAsia="標楷體" w:hint="eastAsia"/>
           <w:sz w:val="28"/>
         </w:rPr>
-        <w:t xml:space="preserve">3. </w:t>
-      </w:r>
+        <w:t>(1)</w:t>
+      </w:r>
+      <w:bookmarkEnd w:id="25"/>
       <w:r>
         <w:rPr>
           <w:rFonts w:eastAsia="標楷體" w:hint="eastAsia"/>
           <w:sz w:val="28"/>
         </w:rPr>
-        <w:t>產品定位：</w:t>
-      </w:r>
-      <w:bookmarkEnd w:id="25"/>
+        <w:t>更有效率的</w:t>
+      </w:r>
+      <w:r>
+        <w:rPr>
+          <w:rFonts w:eastAsia="標楷體" w:hint="eastAsia"/>
+          <w:sz w:val="28"/>
+        </w:rPr>
+        <w:t>AI</w:t>
+      </w:r>
+      <w:r>
+        <w:rPr>
+          <w:rFonts w:eastAsia="標楷體" w:hint="eastAsia"/>
+          <w:sz w:val="28"/>
+        </w:rPr>
+        <w:t>助理</w:t>
+      </w:r>
     </w:p>
     <w:p>
       <w:pPr>
@@ -7410,13 +7695,13 @@
         </w:rPr>
         <w:tab/>
       </w:r>
-      <w:bookmarkStart w:id="26" w:name="_Toc167696218"/>
+      <w:bookmarkStart w:id="26" w:name="_Toc167696219"/>
       <w:r>
         <w:rPr>
           <w:rFonts w:eastAsia="標楷體" w:hint="eastAsia"/>
           <w:sz w:val="28"/>
         </w:rPr>
-        <w:t>(1)</w:t>
+        <w:t>(2)</w:t>
       </w:r>
       <w:bookmarkEnd w:id="26"/>
       <w:r>
@@ -7424,58 +7709,17 @@
           <w:rFonts w:eastAsia="標楷體" w:hint="eastAsia"/>
           <w:sz w:val="28"/>
         </w:rPr>
-        <w:t>更有效率的</w:t>
-      </w:r>
+        <w:t>即時</w:t>
+      </w:r>
+      <w:proofErr w:type="gramStart"/>
       <w:r>
         <w:rPr>
           <w:rFonts w:eastAsia="標楷體" w:hint="eastAsia"/>
           <w:sz w:val="28"/>
         </w:rPr>
-        <w:t>AI</w:t>
-      </w:r>
-      <w:r>
-        <w:rPr>
-          <w:rFonts w:eastAsia="標楷體" w:hint="eastAsia"/>
-          <w:sz w:val="28"/>
-        </w:rPr>
-        <w:t>助理</w:t>
-      </w:r>
-    </w:p>
-    <w:p>
-      <w:pPr>
-        <w:tabs>
-          <w:tab w:val="num" w:pos="360"/>
-        </w:tabs>
-        <w:overflowPunct w:val="0"/>
-        <w:jc w:val="both"/>
-        <w:rPr>
-          <w:rFonts w:eastAsia="標楷體"/>
-          <w:sz w:val="28"/>
-        </w:rPr>
-      </w:pPr>
-      <w:r>
-        <w:rPr>
-          <w:rFonts w:eastAsia="標楷體"/>
-          <w:sz w:val="28"/>
-        </w:rPr>
-        <w:tab/>
-      </w:r>
-      <w:bookmarkStart w:id="27" w:name="_Toc167696219"/>
-      <w:r>
-        <w:rPr>
-          <w:rFonts w:eastAsia="標楷體" w:hint="eastAsia"/>
-          <w:sz w:val="28"/>
-        </w:rPr>
-        <w:t>(2)</w:t>
-      </w:r>
-      <w:bookmarkEnd w:id="27"/>
-      <w:r>
-        <w:rPr>
-          <w:rFonts w:eastAsia="標楷體" w:hint="eastAsia"/>
-          <w:sz w:val="28"/>
-        </w:rPr>
-        <w:t>即時追蹤資安風險</w:t>
-      </w:r>
+        <w:t>追蹤資安風險</w:t>
+      </w:r>
+      <w:proofErr w:type="gramEnd"/>
     </w:p>
     <w:p>
       <w:pPr>
@@ -7504,9 +7748,9 @@
           <w:szCs w:val="32"/>
         </w:rPr>
       </w:pPr>
-      <w:bookmarkStart w:id="28" w:name="_Toc167696222"/>
-      <w:bookmarkStart w:id="29" w:name="_Toc179739973"/>
-      <w:bookmarkStart w:id="30" w:name="_Toc229258897"/>
+      <w:bookmarkStart w:id="27" w:name="_Toc167696222"/>
+      <w:bookmarkStart w:id="28" w:name="_Toc179739973"/>
+      <w:bookmarkStart w:id="29" w:name="_Toc229258897"/>
       <w:r>
         <w:rPr>
           <w:rFonts w:eastAsia="標楷體" w:hint="eastAsia"/>
@@ -7531,9 +7775,9 @@
         </w:rPr>
         <w:t>SWOT-TOWS</w:t>
       </w:r>
+      <w:bookmarkEnd w:id="27"/>
       <w:bookmarkEnd w:id="28"/>
       <w:bookmarkEnd w:id="29"/>
-      <w:bookmarkEnd w:id="30"/>
       <w:r>
         <w:rPr>
           <w:rFonts w:eastAsia="標楷體"/>
@@ -7555,7 +7799,7 @@
           <w:sz w:val="24"/>
         </w:rPr>
       </w:pPr>
-      <w:bookmarkStart w:id="31" w:name="_Toc167710112"/>
+      <w:bookmarkStart w:id="30" w:name="_Toc167710112"/>
       <w:r>
         <w:rPr>
           <w:rFonts w:ascii="Times New Roman" w:eastAsia="標楷體" w:hAnsi="Times New Roman" w:hint="eastAsia"/>
@@ -7591,7 +7835,7 @@
         </w:rPr>
         <w:t>分析</w:t>
       </w:r>
-      <w:bookmarkEnd w:id="31"/>
+      <w:bookmarkEnd w:id="30"/>
     </w:p>
     <w:tbl>
       <w:tblPr>
@@ -7622,7 +7866,7 @@
                 <w:sz w:val="28"/>
               </w:rPr>
             </w:pPr>
-            <w:bookmarkStart w:id="32" w:name="_Toc167696223"/>
+            <w:bookmarkStart w:id="31" w:name="_Toc167696223"/>
             <w:r>
               <w:rPr>
                 <w:rFonts w:eastAsia="標楷體" w:hint="eastAsia"/>
@@ -7637,7 +7881,7 @@
               </w:rPr>
               <w:t xml:space="preserve"> S</w:t>
             </w:r>
-            <w:bookmarkEnd w:id="32"/>
+            <w:bookmarkEnd w:id="31"/>
           </w:p>
         </w:tc>
         <w:tc>
@@ -7658,7 +7902,7 @@
                 <w:sz w:val="28"/>
               </w:rPr>
             </w:pPr>
-            <w:bookmarkStart w:id="33" w:name="_Toc167696224"/>
+            <w:bookmarkStart w:id="32" w:name="_Toc167696224"/>
             <w:r>
               <w:rPr>
                 <w:rFonts w:eastAsia="標楷體" w:hint="eastAsia"/>
@@ -7673,7 +7917,7 @@
               </w:rPr>
               <w:t xml:space="preserve"> W</w:t>
             </w:r>
-            <w:bookmarkEnd w:id="33"/>
+            <w:bookmarkEnd w:id="32"/>
           </w:p>
         </w:tc>
       </w:tr>
@@ -7797,7 +8041,14 @@
                 <w:rFonts w:eastAsia="標楷體" w:hint="eastAsia"/>
                 <w:sz w:val="28"/>
               </w:rPr>
-              <w:t>隱私疑慮</w:t>
+              <w:t>開發、維護</w:t>
+            </w:r>
+            <w:r>
+              <w:rPr>
+                <w:rFonts w:eastAsia="標楷體" w:hint="eastAsia"/>
+                <w:sz w:val="28"/>
+              </w:rPr>
+              <w:t>成本高</w:t>
             </w:r>
           </w:p>
           <w:p>
@@ -7822,14 +8073,21 @@
                 <w:rFonts w:eastAsia="標楷體" w:hint="eastAsia"/>
                 <w:sz w:val="28"/>
               </w:rPr>
-              <w:t>API</w:t>
+              <w:t>過度依賴</w:t>
             </w:r>
             <w:r>
               <w:rPr>
                 <w:rFonts w:eastAsia="標楷體" w:hint="eastAsia"/>
                 <w:sz w:val="28"/>
               </w:rPr>
-              <w:t>成本高</w:t>
+              <w:t>AI</w:t>
+            </w:r>
+            <w:r>
+              <w:rPr>
+                <w:rFonts w:eastAsia="標楷體" w:hint="eastAsia"/>
+                <w:sz w:val="28"/>
+              </w:rPr>
+              <w:t>資訊</w:t>
             </w:r>
           </w:p>
         </w:tc>
@@ -7853,7 +8111,7 @@
                 <w:sz w:val="28"/>
               </w:rPr>
             </w:pPr>
-            <w:bookmarkStart w:id="34" w:name="_Toc167696225"/>
+            <w:bookmarkStart w:id="33" w:name="_Toc167696225"/>
             <w:r>
               <w:rPr>
                 <w:rFonts w:eastAsia="標楷體" w:hint="eastAsia"/>
@@ -7868,7 +8126,7 @@
               </w:rPr>
               <w:t xml:space="preserve"> O</w:t>
             </w:r>
-            <w:bookmarkEnd w:id="34"/>
+            <w:bookmarkEnd w:id="33"/>
           </w:p>
         </w:tc>
         <w:tc>
@@ -7889,7 +8147,7 @@
                 <w:sz w:val="28"/>
               </w:rPr>
             </w:pPr>
-            <w:bookmarkStart w:id="35" w:name="_Toc167696226"/>
+            <w:bookmarkStart w:id="34" w:name="_Toc167696226"/>
             <w:r>
               <w:rPr>
                 <w:rFonts w:eastAsia="標楷體" w:hint="eastAsia"/>
@@ -7904,7 +8162,7 @@
               </w:rPr>
               <w:t xml:space="preserve"> T</w:t>
             </w:r>
-            <w:bookmarkEnd w:id="35"/>
+            <w:bookmarkEnd w:id="34"/>
           </w:p>
         </w:tc>
       </w:tr>
@@ -7935,7 +8193,7 @@
                 <w:rFonts w:eastAsia="標楷體" w:hint="eastAsia"/>
                 <w:sz w:val="28"/>
               </w:rPr>
-              <w:t>數位轉型機會多</w:t>
+              <w:t>法規需求</w:t>
             </w:r>
           </w:p>
           <w:p>
@@ -7955,12 +8213,21 @@
                 <w:sz w:val="28"/>
               </w:rPr>
             </w:pPr>
+            <w:proofErr w:type="gramStart"/>
             <w:r>
               <w:rPr>
                 <w:rFonts w:eastAsia="標楷體" w:hint="eastAsia"/>
                 <w:sz w:val="28"/>
               </w:rPr>
-              <w:t>缺資安人才</w:t>
+              <w:t>缺資安</w:t>
+            </w:r>
+            <w:proofErr w:type="gramEnd"/>
+            <w:r>
+              <w:rPr>
+                <w:rFonts w:eastAsia="標楷體" w:hint="eastAsia"/>
+                <w:sz w:val="28"/>
+              </w:rPr>
+              <w:t>人才</w:t>
             </w:r>
           </w:p>
         </w:tc>
@@ -8021,6 +8288,29 @@
               <w:t>法規變動快</w:t>
             </w:r>
           </w:p>
+          <w:p>
+            <w:pPr>
+              <w:pStyle w:val="aa"/>
+              <w:keepNext/>
+              <w:numPr>
+                <w:ilvl w:val="0"/>
+                <w:numId w:val="10"/>
+              </w:numPr>
+              <w:overflowPunct w:val="0"/>
+              <w:jc w:val="both"/>
+              <w:rPr>
+                <w:rFonts w:eastAsia="標楷體"/>
+                <w:sz w:val="28"/>
+              </w:rPr>
+            </w:pPr>
+            <w:r>
+              <w:rPr>
+                <w:rFonts w:eastAsia="標楷體" w:hint="eastAsia"/>
+                <w:sz w:val="28"/>
+              </w:rPr>
+              <w:t>隱私疑慮</w:t>
+            </w:r>
+          </w:p>
         </w:tc>
       </w:tr>
     </w:tbl>
@@ -8036,7 +8326,7 @@
           <w:sz w:val="24"/>
         </w:rPr>
       </w:pPr>
-      <w:bookmarkStart w:id="36" w:name="_Toc167710113"/>
+      <w:bookmarkStart w:id="35" w:name="_Toc167710113"/>
       <w:r>
         <w:rPr>
           <w:rFonts w:ascii="Times New Roman" w:eastAsia="標楷體" w:hAnsi="Times New Roman" w:hint="eastAsia"/>
@@ -8073,7 +8363,7 @@
         </w:rPr>
         <w:t>分析</w:t>
       </w:r>
-      <w:bookmarkEnd w:id="36"/>
+      <w:bookmarkEnd w:id="35"/>
     </w:p>
     <w:tbl>
       <w:tblPr>
@@ -8127,7 +8417,7 @@
                 <w:sz w:val="28"/>
               </w:rPr>
             </w:pPr>
-            <w:bookmarkStart w:id="37" w:name="_Toc167696227"/>
+            <w:bookmarkStart w:id="36" w:name="_Toc167696227"/>
             <w:r>
               <w:rPr>
                 <w:rFonts w:eastAsia="標楷體" w:hint="eastAsia"/>
@@ -8142,7 +8432,7 @@
               </w:rPr>
               <w:t xml:space="preserve"> S</w:t>
             </w:r>
-            <w:bookmarkEnd w:id="37"/>
+            <w:bookmarkEnd w:id="36"/>
           </w:p>
         </w:tc>
         <w:tc>
@@ -8163,7 +8453,7 @@
                 <w:sz w:val="28"/>
               </w:rPr>
             </w:pPr>
-            <w:bookmarkStart w:id="38" w:name="_Toc167696228"/>
+            <w:bookmarkStart w:id="37" w:name="_Toc167696228"/>
             <w:r>
               <w:rPr>
                 <w:rFonts w:eastAsia="標楷體" w:hint="eastAsia"/>
@@ -8178,7 +8468,7 @@
               </w:rPr>
               <w:t xml:space="preserve"> W</w:t>
             </w:r>
-            <w:bookmarkEnd w:id="38"/>
+            <w:bookmarkEnd w:id="37"/>
           </w:p>
         </w:tc>
       </w:tr>
@@ -8201,7 +8491,7 @@
                 <w:sz w:val="28"/>
               </w:rPr>
             </w:pPr>
-            <w:bookmarkStart w:id="39" w:name="_Toc167696229"/>
+            <w:bookmarkStart w:id="38" w:name="_Toc167696229"/>
             <w:r>
               <w:rPr>
                 <w:rFonts w:eastAsia="標楷體" w:hint="eastAsia"/>
@@ -8209,7 +8499,7 @@
               </w:rPr>
               <w:t>機會</w:t>
             </w:r>
-            <w:bookmarkEnd w:id="39"/>
+            <w:bookmarkEnd w:id="38"/>
           </w:p>
           <w:p>
             <w:pPr>
@@ -8223,7 +8513,7 @@
                 <w:sz w:val="28"/>
               </w:rPr>
             </w:pPr>
-            <w:bookmarkStart w:id="40" w:name="_Toc167696230"/>
+            <w:bookmarkStart w:id="39" w:name="_Toc167696230"/>
             <w:r>
               <w:rPr>
                 <w:rFonts w:eastAsia="標楷體" w:hint="eastAsia"/>
@@ -8231,7 +8521,7 @@
               </w:rPr>
               <w:t>O</w:t>
             </w:r>
-            <w:bookmarkEnd w:id="40"/>
+            <w:bookmarkEnd w:id="39"/>
           </w:p>
         </w:tc>
         <w:tc>
@@ -8263,31 +8553,6 @@
               <w:t>低門檻、高效率</w:t>
             </w:r>
           </w:p>
-          <w:p>
-            <w:pPr>
-              <w:pStyle w:val="aa"/>
-              <w:numPr>
-                <w:ilvl w:val="0"/>
-                <w:numId w:val="11"/>
-              </w:numPr>
-              <w:tabs>
-                <w:tab w:val="num" w:pos="360"/>
-              </w:tabs>
-              <w:overflowPunct w:val="0"/>
-              <w:jc w:val="both"/>
-              <w:rPr>
-                <w:rFonts w:eastAsia="標楷體"/>
-                <w:sz w:val="28"/>
-              </w:rPr>
-            </w:pPr>
-            <w:r>
-              <w:rPr>
-                <w:rFonts w:eastAsia="標楷體" w:hint="eastAsia"/>
-                <w:sz w:val="28"/>
-              </w:rPr>
-              <w:t>中小企業缺乏資安專才</w:t>
-            </w:r>
-          </w:p>
         </w:tc>
         <w:tc>
           <w:tcPr>
@@ -8312,7 +8577,29 @@
                 <w:rFonts w:eastAsia="標楷體" w:hint="eastAsia"/>
                 <w:sz w:val="28"/>
               </w:rPr>
-              <w:t>不斷優化系統，解決隱私疑慮。</w:t>
+              <w:t>不斷優化系統</w:t>
+            </w:r>
+          </w:p>
+          <w:p>
+            <w:pPr>
+              <w:pStyle w:val="aa"/>
+              <w:numPr>
+                <w:ilvl w:val="0"/>
+                <w:numId w:val="13"/>
+              </w:numPr>
+              <w:overflowPunct w:val="0"/>
+              <w:jc w:val="both"/>
+              <w:rPr>
+                <w:rFonts w:eastAsia="標楷體"/>
+                <w:sz w:val="28"/>
+              </w:rPr>
+            </w:pPr>
+            <w:r>
+              <w:rPr>
+                <w:rFonts w:eastAsia="標楷體" w:hint="eastAsia"/>
+                <w:sz w:val="28"/>
+              </w:rPr>
+              <w:t>解決隱私疑慮。</w:t>
             </w:r>
           </w:p>
         </w:tc>
@@ -8336,7 +8623,7 @@
                 <w:sz w:val="28"/>
               </w:rPr>
             </w:pPr>
-            <w:bookmarkStart w:id="41" w:name="_Toc167696231"/>
+            <w:bookmarkStart w:id="40" w:name="_Toc167696231"/>
             <w:r>
               <w:rPr>
                 <w:rFonts w:eastAsia="標楷體" w:hint="eastAsia"/>
@@ -8344,7 +8631,7 @@
               </w:rPr>
               <w:t>威脅</w:t>
             </w:r>
-            <w:bookmarkEnd w:id="41"/>
+            <w:bookmarkEnd w:id="40"/>
           </w:p>
           <w:p>
             <w:pPr>
@@ -8358,7 +8645,7 @@
                 <w:sz w:val="28"/>
               </w:rPr>
             </w:pPr>
-            <w:bookmarkStart w:id="42" w:name="_Toc167696232"/>
+            <w:bookmarkStart w:id="41" w:name="_Toc167696232"/>
             <w:r>
               <w:rPr>
                 <w:rFonts w:eastAsia="標楷體" w:hint="eastAsia"/>
@@ -8366,7 +8653,7 @@
               </w:rPr>
               <w:t>T</w:t>
             </w:r>
-            <w:bookmarkEnd w:id="42"/>
+            <w:bookmarkEnd w:id="41"/>
           </w:p>
         </w:tc>
         <w:tc>
@@ -8439,7 +8726,46 @@
                 <w:rFonts w:eastAsia="標楷體" w:hint="eastAsia"/>
                 <w:sz w:val="28"/>
               </w:rPr>
-              <w:t>幻覺及駭客攻擊，需加入人工確認流程</w:t>
+              <w:t>幻覺及駭客攻擊</w:t>
+            </w:r>
+          </w:p>
+          <w:p>
+            <w:pPr>
+              <w:pStyle w:val="aa"/>
+              <w:numPr>
+                <w:ilvl w:val="0"/>
+                <w:numId w:val="14"/>
+              </w:numPr>
+              <w:tabs>
+                <w:tab w:val="num" w:pos="360"/>
+              </w:tabs>
+              <w:overflowPunct w:val="0"/>
+              <w:jc w:val="both"/>
+              <w:rPr>
+                <w:rFonts w:eastAsia="標楷體"/>
+                <w:sz w:val="28"/>
+              </w:rPr>
+            </w:pPr>
+            <w:r>
+              <w:rPr>
+                <w:rFonts w:eastAsia="標楷體" w:hint="eastAsia"/>
+                <w:sz w:val="28"/>
+              </w:rPr>
+              <w:t>只是給建議，由</w:t>
+            </w:r>
+            <w:r>
+              <w:rPr>
+                <w:rFonts w:eastAsia="標楷體" w:hint="eastAsia"/>
+                <w:sz w:val="28"/>
+              </w:rPr>
+              <w:t>人工</w:t>
+            </w:r>
+            <w:r>
+              <w:rPr>
+                <w:rFonts w:eastAsia="標楷體" w:hint="eastAsia"/>
+                <w:sz w:val="28"/>
+              </w:rPr>
+              <w:t>作最後判斷</w:t>
             </w:r>
           </w:p>
         </w:tc>
@@ -8482,7 +8808,7 @@
           <w:szCs w:val="36"/>
         </w:rPr>
       </w:pPr>
-      <w:bookmarkStart w:id="43" w:name="_Toc229258898"/>
+      <w:bookmarkStart w:id="42" w:name="_Toc229258898"/>
       <w:r>
         <w:rPr>
           <w:rFonts w:eastAsia="標楷體" w:hint="eastAsia"/>
@@ -8534,7 +8860,7 @@
         </w:rPr>
         <w:t>系統架構</w:t>
       </w:r>
-      <w:bookmarkEnd w:id="43"/>
+      <w:bookmarkEnd w:id="42"/>
     </w:p>
     <w:p>
       <w:pPr>
@@ -8547,7 +8873,7 @@
           <w:szCs w:val="32"/>
         </w:rPr>
       </w:pPr>
-      <w:bookmarkStart w:id="44" w:name="_Toc229258899"/>
+      <w:bookmarkStart w:id="43" w:name="_Toc229258899"/>
       <w:r>
         <w:rPr>
           <w:rFonts w:eastAsia="標楷體"/>
@@ -8564,7 +8890,7 @@
         </w:rPr>
         <w:t>系統架構</w:t>
       </w:r>
-      <w:bookmarkEnd w:id="44"/>
+      <w:bookmarkEnd w:id="43"/>
     </w:p>
     <w:p>
       <w:pPr>
@@ -8584,7 +8910,25 @@
           <w:sz w:val="28"/>
           <w:szCs w:val="28"/>
         </w:rPr>
-        <w:t>我們的系統旨在協助使用者自動化進行資訊資產盤點、漏洞分析與風險評鑑，降低傳統人工評鑑所需的時間與專業門檻，並提升整體資安管理效率。透過使用者輸入資產資料（如系統名稱、設備類型、重要性等），結合漏洞資料與</w:t>
+        <w:t>我們的系統旨在協助使用者自動化進行資訊資產盤點、漏洞分析與風險評鑑，降低傳統人工評鑑所需的時間與專業門檻，並提升</w:t>
+      </w:r>
+      <w:proofErr w:type="gramStart"/>
+      <w:r>
+        <w:rPr>
+          <w:rFonts w:eastAsia="標楷體" w:hint="eastAsia"/>
+          <w:sz w:val="28"/>
+          <w:szCs w:val="28"/>
+        </w:rPr>
+        <w:t>整體資安管理</w:t>
+      </w:r>
+      <w:proofErr w:type="gramEnd"/>
+      <w:r>
+        <w:rPr>
+          <w:rFonts w:eastAsia="標楷體" w:hint="eastAsia"/>
+          <w:sz w:val="28"/>
+          <w:szCs w:val="28"/>
+        </w:rPr>
+        <w:t>效率。透過使用者輸入資產資料（如系統名稱、設備類型、重要性等），結合漏洞資料與</w:t>
       </w:r>
       <w:r>
         <w:rPr>
@@ -8778,7 +9122,25 @@
           <w:sz w:val="28"/>
           <w:szCs w:val="28"/>
         </w:rPr>
-        <w:t>進行前後端資料傳輸，使系統架構更為清晰，並提升擴展性與維護性。</w:t>
+        <w:t>進行前後端資料傳輸，使系統架構更為</w:t>
+      </w:r>
+      <w:proofErr w:type="gramStart"/>
+      <w:r>
+        <w:rPr>
+          <w:rFonts w:eastAsia="標楷體" w:hint="eastAsia"/>
+          <w:sz w:val="28"/>
+          <w:szCs w:val="28"/>
+        </w:rPr>
+        <w:t>清晰，</w:t>
+      </w:r>
+      <w:proofErr w:type="gramEnd"/>
+      <w:r>
+        <w:rPr>
+          <w:rFonts w:eastAsia="標楷體" w:hint="eastAsia"/>
+          <w:sz w:val="28"/>
+          <w:szCs w:val="28"/>
+        </w:rPr>
+        <w:t>並提升擴展性與維護性。</w:t>
       </w:r>
     </w:p>
     <w:p>
@@ -8814,6 +9176,7 @@
         </w:rPr>
         <w:t>：使用</w:t>
       </w:r>
+      <w:proofErr w:type="spellStart"/>
       <w:r>
         <w:rPr>
           <w:rFonts w:eastAsia="標楷體" w:cs="新細明體"/>
@@ -8823,6 +9186,7 @@
         </w:rPr>
         <w:t>Supabase</w:t>
       </w:r>
+      <w:proofErr w:type="spellEnd"/>
       <w:r>
         <w:rPr>
           <w:rFonts w:eastAsia="標楷體" w:cs="新細明體"/>
@@ -8923,7 +9287,7 @@
           <w:szCs w:val="32"/>
         </w:rPr>
       </w:pPr>
-      <w:bookmarkStart w:id="45" w:name="_Toc229258900"/>
+      <w:bookmarkStart w:id="44" w:name="_Toc229258900"/>
       <w:r>
         <w:rPr>
           <w:rFonts w:eastAsia="標楷體"/>
@@ -8940,7 +9304,7 @@
         </w:rPr>
         <w:t>系統軟、硬體需求與技術平台</w:t>
       </w:r>
-      <w:bookmarkEnd w:id="45"/>
+      <w:bookmarkEnd w:id="44"/>
     </w:p>
     <w:p>
       <w:pPr>
@@ -9026,6 +9390,7 @@
         </w:rPr>
         <w:t>後端框架與</w:t>
       </w:r>
+      <w:proofErr w:type="spellStart"/>
       <w:r>
         <w:rPr>
           <w:rFonts w:eastAsia="標楷體"/>
@@ -9034,6 +9399,7 @@
         </w:rPr>
         <w:t>Supabase</w:t>
       </w:r>
+      <w:proofErr w:type="spellEnd"/>
       <w:r>
         <w:rPr>
           <w:rFonts w:eastAsia="標楷體"/>
@@ -9048,7 +9414,25 @@
           <w:sz w:val="28"/>
           <w:szCs w:val="28"/>
         </w:rPr>
-        <w:t>，建置一套完整的資安風險評估平台。</w:t>
+        <w:t>，建置一套完整</w:t>
+      </w:r>
+      <w:proofErr w:type="gramStart"/>
+      <w:r>
+        <w:rPr>
+          <w:rFonts w:eastAsia="標楷體" w:hint="eastAsia"/>
+          <w:sz w:val="28"/>
+          <w:szCs w:val="28"/>
+        </w:rPr>
+        <w:t>的資安風險</w:t>
+      </w:r>
+      <w:proofErr w:type="gramEnd"/>
+      <w:r>
+        <w:rPr>
+          <w:rFonts w:eastAsia="標楷體" w:hint="eastAsia"/>
+          <w:sz w:val="28"/>
+          <w:szCs w:val="28"/>
+        </w:rPr>
+        <w:t>評估平台。</w:t>
       </w:r>
     </w:p>
     <w:p>
@@ -9077,16 +9461,54 @@
           <w:sz w:val="28"/>
           <w:szCs w:val="28"/>
         </w:rPr>
-        <w:t>使用者能隨時進行資安風險評估、檢視分析結果與查詢歷史紀錄。此外，由於採用</w:t>
-      </w:r>
+        <w:t>使用者能隨時</w:t>
+      </w:r>
+      <w:proofErr w:type="gramStart"/>
       <w:r>
         <w:rPr>
           <w:rFonts w:eastAsia="標楷體"/>
           <w:sz w:val="28"/>
           <w:szCs w:val="28"/>
         </w:rPr>
+        <w:t>進行資安風險</w:t>
+      </w:r>
+      <w:proofErr w:type="gramEnd"/>
+      <w:r>
+        <w:rPr>
+          <w:rFonts w:eastAsia="標楷體"/>
+          <w:sz w:val="28"/>
+          <w:szCs w:val="28"/>
+        </w:rPr>
+        <w:t>評估、檢視分析結果與查詢歷史紀錄。</w:t>
+      </w:r>
+      <w:proofErr w:type="gramStart"/>
+      <w:r>
+        <w:rPr>
+          <w:rFonts w:eastAsia="標楷體"/>
+          <w:sz w:val="28"/>
+          <w:szCs w:val="28"/>
+        </w:rPr>
+        <w:t>此外，</w:t>
+      </w:r>
+      <w:proofErr w:type="gramEnd"/>
+      <w:r>
+        <w:rPr>
+          <w:rFonts w:eastAsia="標楷體"/>
+          <w:sz w:val="28"/>
+          <w:szCs w:val="28"/>
+        </w:rPr>
+        <w:t>由於採用</w:t>
+      </w:r>
+      <w:proofErr w:type="spellStart"/>
+      <w:r>
+        <w:rPr>
+          <w:rFonts w:eastAsia="標楷體"/>
+          <w:sz w:val="28"/>
+          <w:szCs w:val="28"/>
+        </w:rPr>
         <w:t>Supabase</w:t>
       </w:r>
+      <w:proofErr w:type="spellEnd"/>
       <w:r>
         <w:rPr>
           <w:rFonts w:eastAsia="標楷體"/>
@@ -9459,12 +9881,14 @@
                 <w:rFonts w:eastAsia="標楷體"/>
               </w:rPr>
             </w:pPr>
+            <w:proofErr w:type="spellStart"/>
             <w:r>
               <w:rPr>
                 <w:rFonts w:eastAsia="標楷體"/>
               </w:rPr>
               <w:t>Supabase</w:t>
             </w:r>
+            <w:proofErr w:type="spellEnd"/>
             <w:r>
               <w:rPr>
                 <w:rFonts w:eastAsia="標楷體"/>
@@ -10122,7 +10546,7 @@
           <w:szCs w:val="32"/>
         </w:rPr>
       </w:pPr>
-      <w:bookmarkStart w:id="46" w:name="_Toc229258901"/>
+      <w:bookmarkStart w:id="45" w:name="_Toc229258901"/>
       <w:r>
         <w:rPr>
           <w:rFonts w:eastAsia="標楷體"/>
@@ -10139,7 +10563,7 @@
         </w:rPr>
         <w:t>使用標準與工具</w:t>
       </w:r>
-      <w:bookmarkEnd w:id="46"/>
+      <w:bookmarkEnd w:id="45"/>
     </w:p>
     <w:p>
       <w:pPr>
@@ -10160,6 +10584,7 @@
         </w:rPr>
         <w:t>以下列出本系統於開發「</w:t>
       </w:r>
+      <w:proofErr w:type="spellStart"/>
       <w:r>
         <w:rPr>
           <w:rFonts w:eastAsia="標楷體" w:hint="eastAsia"/>
@@ -10168,6 +10593,7 @@
         </w:rPr>
         <w:t>RiskGenie</w:t>
       </w:r>
+      <w:proofErr w:type="spellEnd"/>
       <w:r>
         <w:rPr>
           <w:rFonts w:eastAsia="標楷體" w:hint="eastAsia"/>
@@ -10357,6 +10783,7 @@
           <w:szCs w:val="28"/>
         </w:rPr>
       </w:pPr>
+      <w:proofErr w:type="spellStart"/>
       <w:r>
         <w:rPr>
           <w:rFonts w:eastAsia="標楷體"/>
@@ -10365,6 +10792,7 @@
         </w:rPr>
         <w:t>Supabase</w:t>
       </w:r>
+      <w:proofErr w:type="spellEnd"/>
       <w:r>
         <w:rPr>
           <w:rFonts w:eastAsia="標楷體" w:hint="eastAsia"/>
@@ -10413,6 +10841,7 @@
         </w:rPr>
         <w:t>整合等功能。本系統使用</w:t>
       </w:r>
+      <w:proofErr w:type="spellStart"/>
       <w:r>
         <w:rPr>
           <w:rFonts w:eastAsia="標楷體"/>
@@ -10421,6 +10850,7 @@
         </w:rPr>
         <w:t>Supabase</w:t>
       </w:r>
+      <w:proofErr w:type="spellEnd"/>
       <w:r>
         <w:rPr>
           <w:rFonts w:eastAsia="標楷體"/>
@@ -10499,7 +10929,25 @@
           <w:sz w:val="28"/>
           <w:szCs w:val="28"/>
         </w:rPr>
-        <w:t>：為輕量且功能完整之開發工具，支援多種程式語言與除錯功能，並可透過擴充套件提升開發效率，是本系統主要開發環境。</w:t>
+        <w:t>：為</w:t>
+      </w:r>
+      <w:proofErr w:type="gramStart"/>
+      <w:r>
+        <w:rPr>
+          <w:rFonts w:eastAsia="標楷體" w:hint="eastAsia"/>
+          <w:sz w:val="28"/>
+          <w:szCs w:val="28"/>
+        </w:rPr>
+        <w:t>輕量且功能</w:t>
+      </w:r>
+      <w:proofErr w:type="gramEnd"/>
+      <w:r>
+        <w:rPr>
+          <w:rFonts w:eastAsia="標楷體" w:hint="eastAsia"/>
+          <w:sz w:val="28"/>
+          <w:szCs w:val="28"/>
+        </w:rPr>
+        <w:t>完整之開發工具，支援多種程式語言與除錯功能，並可透過擴充套件提升開發效率，是本系統主要開發環境。</w:t>
       </w:r>
     </w:p>
     <w:p>
@@ -10636,7 +11084,25 @@
           <w:sz w:val="28"/>
           <w:szCs w:val="28"/>
         </w:rPr>
-        <w:t>設計原則：作為前後端資料傳輸之設計依據，使系統架構清晰，並提升系統之擴展性與維護性。</w:t>
+        <w:t>設計原則：作為前後端資料傳輸之設計依據，使系統架構</w:t>
+      </w:r>
+      <w:proofErr w:type="gramStart"/>
+      <w:r>
+        <w:rPr>
+          <w:rFonts w:eastAsia="標楷體" w:hint="eastAsia"/>
+          <w:sz w:val="28"/>
+          <w:szCs w:val="28"/>
+        </w:rPr>
+        <w:t>清晰，</w:t>
+      </w:r>
+      <w:proofErr w:type="gramEnd"/>
+      <w:r>
+        <w:rPr>
+          <w:rFonts w:eastAsia="標楷體" w:hint="eastAsia"/>
+          <w:sz w:val="28"/>
+          <w:szCs w:val="28"/>
+        </w:rPr>
+        <w:t>並提升系統之擴展性與維護性。</w:t>
       </w:r>
     </w:p>
     <w:p>
@@ -10858,12 +11324,14 @@
               </w:rPr>
               <w:t>、</w:t>
             </w:r>
+            <w:proofErr w:type="spellStart"/>
             <w:r>
               <w:rPr>
                 <w:rFonts w:eastAsia="標楷體"/>
               </w:rPr>
               <w:t>Supabase</w:t>
             </w:r>
+            <w:proofErr w:type="spellEnd"/>
           </w:p>
         </w:tc>
       </w:tr>
@@ -11105,12 +11573,14 @@
               </w:rPr>
               <w:t>、</w:t>
             </w:r>
+            <w:proofErr w:type="spellStart"/>
             <w:r>
               <w:rPr>
                 <w:rFonts w:eastAsia="標楷體"/>
               </w:rPr>
               <w:t>Supabase</w:t>
             </w:r>
+            <w:proofErr w:type="spellEnd"/>
             <w:r>
               <w:rPr>
                 <w:rFonts w:eastAsia="標楷體"/>
@@ -11421,12 +11891,14 @@
                 <w:rFonts w:eastAsia="標楷體"/>
               </w:rPr>
             </w:pPr>
+            <w:proofErr w:type="spellStart"/>
             <w:r>
               <w:rPr>
                 <w:rFonts w:eastAsia="標楷體"/>
               </w:rPr>
               <w:t>Github</w:t>
             </w:r>
+            <w:proofErr w:type="spellEnd"/>
           </w:p>
         </w:tc>
       </w:tr>
@@ -11477,12 +11949,14 @@
                 <w:rFonts w:eastAsia="標楷體"/>
               </w:rPr>
             </w:pPr>
+            <w:proofErr w:type="spellStart"/>
             <w:r>
               <w:rPr>
                 <w:rFonts w:eastAsia="標楷體"/>
               </w:rPr>
               <w:t>Github</w:t>
             </w:r>
+            <w:proofErr w:type="spellEnd"/>
             <w:r>
               <w:rPr>
                 <w:rFonts w:eastAsia="標楷體" w:hint="eastAsia"/>
@@ -11780,7 +12254,7 @@
             <w:pPr>
               <w:jc w:val="center"/>
               <w:rPr>
-                <w:rFonts w:eastAsia="標楷體" w:hint="eastAsia"/>
+                <w:rFonts w:eastAsia="標楷體"/>
                 <w:szCs w:val="22"/>
               </w:rPr>
             </w:pPr>
@@ -11903,7 +12377,7 @@
           <w:p>
             <w:pPr>
               <w:rPr>
-                <w:rFonts w:ascii="標楷體" w:eastAsia="標楷體" w:hAnsi="標楷體" w:hint="eastAsia"/>
+                <w:rFonts w:ascii="標楷體" w:eastAsia="標楷體" w:hAnsi="標楷體"/>
               </w:rPr>
             </w:pPr>
           </w:p>
@@ -12042,29 +12516,29 @@
           <w:p>
             <w:pPr>
               <w:rPr>
+                <w:rFonts w:eastAsia="標楷體"/>
+                <w:szCs w:val="22"/>
+              </w:rPr>
+            </w:pPr>
+            <w:r>
+              <w:rPr>
                 <w:rFonts w:eastAsia="標楷體" w:hint="eastAsia"/>
                 <w:szCs w:val="22"/>
               </w:rPr>
-            </w:pPr>
+              <w:t>登入</w:t>
+            </w:r>
             <w:r>
               <w:rPr>
                 <w:rFonts w:eastAsia="標楷體" w:hint="eastAsia"/>
                 <w:szCs w:val="22"/>
               </w:rPr>
-              <w:t>登入</w:t>
+              <w:t>/</w:t>
             </w:r>
             <w:r>
               <w:rPr>
                 <w:rFonts w:eastAsia="標楷體" w:hint="eastAsia"/>
                 <w:szCs w:val="22"/>
               </w:rPr>
-              <w:t>/</w:t>
-            </w:r>
-            <w:r>
-              <w:rPr>
-                <w:rFonts w:eastAsia="標楷體" w:hint="eastAsia"/>
-                <w:szCs w:val="22"/>
-              </w:rPr>
               <w:t>登出</w:t>
             </w:r>
           </w:p>
@@ -12121,7 +12595,7 @@
           <w:p>
             <w:pPr>
               <w:rPr>
-                <w:rFonts w:ascii="標楷體" w:eastAsia="標楷體" w:hAnsi="標楷體" w:hint="eastAsia"/>
+                <w:rFonts w:ascii="標楷體" w:eastAsia="標楷體" w:hAnsi="標楷體"/>
               </w:rPr>
             </w:pPr>
           </w:p>
@@ -12497,7 +12971,7 @@
           <w:p>
             <w:pPr>
               <w:rPr>
-                <w:rFonts w:eastAsia="標楷體" w:hint="eastAsia"/>
+                <w:rFonts w:eastAsia="標楷體"/>
                 <w:szCs w:val="22"/>
               </w:rPr>
             </w:pPr>
@@ -12606,7 +13080,7 @@
           <w:p>
             <w:pPr>
               <w:rPr>
-                <w:rFonts w:eastAsia="標楷體" w:hint="eastAsia"/>
+                <w:rFonts w:eastAsia="標楷體"/>
                 <w:szCs w:val="22"/>
               </w:rPr>
             </w:pPr>
@@ -12722,7 +13196,7 @@
           <w:p>
             <w:pPr>
               <w:rPr>
-                <w:rFonts w:eastAsia="標楷體" w:hint="eastAsia"/>
+                <w:rFonts w:eastAsia="標楷體"/>
                 <w:szCs w:val="22"/>
               </w:rPr>
             </w:pPr>
@@ -13257,7 +13731,7 @@
           <w:p>
             <w:pPr>
               <w:rPr>
-                <w:rFonts w:eastAsia="標楷體" w:hint="eastAsia"/>
+                <w:rFonts w:eastAsia="標楷體"/>
                 <w:szCs w:val="22"/>
               </w:rPr>
             </w:pPr>
@@ -15955,12 +16429,14 @@
           <w:rFonts w:ascii="標楷體" w:eastAsia="標楷體" w:hAnsi="標楷體"/>
         </w:rPr>
       </w:pPr>
+      <w:proofErr w:type="gramStart"/>
       <w:r>
         <w:rPr>
           <w:rFonts w:ascii="標楷體" w:eastAsia="標楷體" w:hAnsi="標楷體" w:hint="eastAsia"/>
         </w:rPr>
         <w:t>註</w:t>
       </w:r>
+      <w:proofErr w:type="gramEnd"/>
       <w:r>
         <w:rPr>
           <w:rFonts w:ascii="標楷體" w:eastAsia="標楷體" w:hAnsi="標楷體"/>
@@ -16157,13 +16633,23 @@
           <w:color w:val="FF0000"/>
         </w:rPr>
       </w:pPr>
+      <w:proofErr w:type="gramStart"/>
       <w:r>
         <w:rPr>
           <w:rFonts w:eastAsia="標楷體" w:hint="eastAsia"/>
           <w:b/>
           <w:color w:val="FF0000"/>
         </w:rPr>
-        <w:t>本組成員之工作內容與貢獻度</w:t>
+        <w:t>本組成員</w:t>
+      </w:r>
+      <w:proofErr w:type="gramEnd"/>
+      <w:r>
+        <w:rPr>
+          <w:rFonts w:eastAsia="標楷體" w:hint="eastAsia"/>
+          <w:b/>
+          <w:color w:val="FF0000"/>
+        </w:rPr>
+        <w:t>之工作內容與貢獻度</w:t>
       </w:r>
       <w:r>
         <w:rPr>
@@ -17240,7 +17726,7 @@
           <w:szCs w:val="36"/>
         </w:rPr>
       </w:pPr>
-      <w:bookmarkStart w:id="47" w:name="_Toc229258902"/>
+      <w:bookmarkStart w:id="46" w:name="_Toc229258902"/>
       <w:r>
         <w:rPr>
           <w:rFonts w:eastAsia="標楷體" w:hint="eastAsia"/>
@@ -17292,7 +17778,7 @@
         </w:rPr>
         <w:t>設計模型</w:t>
       </w:r>
-      <w:bookmarkEnd w:id="47"/>
+      <w:bookmarkEnd w:id="46"/>
     </w:p>
     <w:p>
       <w:pPr>
@@ -17304,7 +17790,7 @@
           <w:szCs w:val="32"/>
         </w:rPr>
       </w:pPr>
-      <w:bookmarkStart w:id="48" w:name="_Toc229258903"/>
+      <w:bookmarkStart w:id="47" w:name="_Toc229258903"/>
       <w:r>
         <w:rPr>
           <w:rFonts w:eastAsia="標楷體" w:hint="eastAsia"/>
@@ -17321,7 +17807,7 @@
         </w:rPr>
         <w:t>循序圖</w:t>
       </w:r>
-      <w:bookmarkEnd w:id="48"/>
+      <w:bookmarkEnd w:id="47"/>
     </w:p>
     <w:p>
       <w:pPr>
@@ -17573,7 +18059,7 @@
           <w:szCs w:val="32"/>
         </w:rPr>
       </w:pPr>
-      <w:bookmarkStart w:id="49" w:name="_Toc229258904"/>
+      <w:bookmarkStart w:id="48" w:name="_Toc229258904"/>
       <w:r>
         <w:rPr>
           <w:rFonts w:eastAsia="標楷體" w:hint="eastAsia"/>
@@ -17590,7 +18076,7 @@
         </w:rPr>
         <w:t>設計類別圖</w:t>
       </w:r>
-      <w:bookmarkEnd w:id="49"/>
+      <w:bookmarkEnd w:id="48"/>
     </w:p>
     <w:p>
       <w:pPr>
@@ -17645,7 +18131,7 @@
           <w:szCs w:val="36"/>
         </w:rPr>
       </w:pPr>
-      <w:bookmarkStart w:id="50" w:name="_Toc229258905"/>
+      <w:bookmarkStart w:id="49" w:name="_Toc229258905"/>
       <w:r>
         <w:rPr>
           <w:rFonts w:eastAsia="標楷體" w:hint="eastAsia"/>
@@ -17697,7 +18183,7 @@
         </w:rPr>
         <w:t>實作模型</w:t>
       </w:r>
-      <w:bookmarkEnd w:id="50"/>
+      <w:bookmarkEnd w:id="49"/>
     </w:p>
     <w:p>
       <w:pPr>
@@ -17719,7 +18205,7 @@
           <w:szCs w:val="32"/>
         </w:rPr>
       </w:pPr>
-      <w:bookmarkStart w:id="51" w:name="_Toc229258906"/>
+      <w:bookmarkStart w:id="50" w:name="_Toc229258906"/>
       <w:r>
         <w:rPr>
           <w:rFonts w:eastAsia="標楷體"/>
@@ -17736,7 +18222,7 @@
         </w:rPr>
         <w:t>元件圖</w:t>
       </w:r>
-      <w:bookmarkEnd w:id="51"/>
+      <w:bookmarkEnd w:id="50"/>
     </w:p>
     <w:p>
       <w:pPr>
@@ -17825,7 +18311,7 @@
           <w:szCs w:val="32"/>
         </w:rPr>
       </w:pPr>
-      <w:bookmarkStart w:id="52" w:name="_Toc229258907"/>
+      <w:bookmarkStart w:id="51" w:name="_Toc229258907"/>
       <w:r>
         <w:rPr>
           <w:rFonts w:eastAsia="標楷體"/>
@@ -17835,6 +18321,7 @@
         <w:lastRenderedPageBreak/>
         <w:t xml:space="preserve">7-4 </w:t>
       </w:r>
+      <w:proofErr w:type="gramStart"/>
       <w:r>
         <w:rPr>
           <w:rFonts w:eastAsia="標楷體"/>
@@ -17851,6 +18338,7 @@
         </w:rPr>
         <w:t>與</w:t>
       </w:r>
+      <w:proofErr w:type="gramEnd"/>
       <w:r>
         <w:rPr>
           <w:rFonts w:eastAsia="標楷體"/>
@@ -17859,7 +18347,7 @@
         </w:rPr>
         <w:t>時序圖</w:t>
       </w:r>
-      <w:bookmarkEnd w:id="52"/>
+      <w:bookmarkEnd w:id="51"/>
     </w:p>
     <w:p>
       <w:pPr>
@@ -18026,7 +18514,7 @@
           <w:szCs w:val="36"/>
         </w:rPr>
       </w:pPr>
-      <w:bookmarkStart w:id="53" w:name="_Toc229258908"/>
+      <w:bookmarkStart w:id="52" w:name="_Toc229258908"/>
       <w:r>
         <w:rPr>
           <w:rFonts w:eastAsia="標楷體" w:hint="eastAsia"/>
@@ -18058,7 +18546,7 @@
         </w:rPr>
         <w:t>資料庫設計</w:t>
       </w:r>
-      <w:bookmarkEnd w:id="53"/>
+      <w:bookmarkEnd w:id="52"/>
     </w:p>
     <w:p>
       <w:pPr>
@@ -18091,6 +18579,7 @@
         </w:rPr>
         <w:t>「</w:t>
       </w:r>
+      <w:proofErr w:type="spellStart"/>
       <w:r>
         <w:rPr>
           <w:rFonts w:eastAsia="標楷體" w:cs="新細明體"/>
@@ -18100,6 +18589,7 @@
         </w:rPr>
         <w:t>Supabase</w:t>
       </w:r>
+      <w:proofErr w:type="spellEnd"/>
       <w:r>
         <w:rPr>
           <w:rFonts w:eastAsia="標楷體" w:cs="新細明體"/>
@@ -18161,7 +18651,27 @@
           <w:sz w:val="28"/>
           <w:szCs w:val="28"/>
         </w:rPr>
-        <w:t>）與外鍵（</w:t>
+        <w:t>）</w:t>
+      </w:r>
+      <w:proofErr w:type="gramStart"/>
+      <w:r>
+        <w:rPr>
+          <w:rFonts w:eastAsia="標楷體" w:cs="新細明體"/>
+          <w:kern w:val="0"/>
+          <w:sz w:val="28"/>
+          <w:szCs w:val="28"/>
+        </w:rPr>
+        <w:t>與外鍵</w:t>
+      </w:r>
+      <w:proofErr w:type="gramEnd"/>
+      <w:r>
+        <w:rPr>
+          <w:rFonts w:eastAsia="標楷體" w:cs="新細明體"/>
+          <w:kern w:val="0"/>
+          <w:sz w:val="28"/>
+          <w:szCs w:val="28"/>
+        </w:rPr>
+        <w:t>（</w:t>
       </w:r>
       <w:r>
         <w:rPr>
@@ -18208,7 +18718,7 @@
           <w:szCs w:val="32"/>
         </w:rPr>
       </w:pPr>
-      <w:bookmarkStart w:id="54" w:name="_Toc229258909"/>
+      <w:bookmarkStart w:id="53" w:name="_Toc229258909"/>
       <w:r>
         <w:rPr>
           <w:rFonts w:eastAsia="標楷體" w:cs="新細明體"/>
@@ -18253,7 +18763,7 @@
         </w:rPr>
         <w:t>）</w:t>
       </w:r>
-      <w:bookmarkEnd w:id="54"/>
+      <w:bookmarkEnd w:id="53"/>
     </w:p>
     <w:p>
       <w:pPr>
@@ -18269,7 +18779,7 @@
           <w:szCs w:val="28"/>
         </w:rPr>
       </w:pPr>
-      <w:bookmarkStart w:id="55" w:name="_Toc229258910"/>
+      <w:bookmarkStart w:id="54" w:name="_Toc229258910"/>
       <w:r>
         <w:rPr>
           <w:rFonts w:eastAsia="標楷體" w:cs="新細明體"/>
@@ -18292,7 +18802,7 @@
         </w:rPr>
         <w:t>資料表關聯概述</w:t>
       </w:r>
-      <w:bookmarkEnd w:id="55"/>
+      <w:bookmarkEnd w:id="54"/>
     </w:p>
     <w:p>
       <w:pPr>
@@ -18387,6 +18897,7 @@
           <w:szCs w:val="28"/>
         </w:rPr>
       </w:pPr>
+      <w:proofErr w:type="spellStart"/>
       <w:r>
         <w:rPr>
           <w:rFonts w:eastAsia="標楷體" w:cs="新細明體"/>
@@ -18396,6 +18907,7 @@
         </w:rPr>
         <w:t>risk_assessments</w:t>
       </w:r>
+      <w:proofErr w:type="spellEnd"/>
       <w:r>
         <w:rPr>
           <w:rFonts w:eastAsia="標楷體" w:cs="新細明體"/>
@@ -18423,6 +18935,7 @@
           <w:szCs w:val="28"/>
         </w:rPr>
       </w:pPr>
+      <w:proofErr w:type="spellStart"/>
       <w:r>
         <w:rPr>
           <w:rFonts w:eastAsia="標楷體" w:cs="新細明體"/>
@@ -18432,6 +18945,7 @@
         </w:rPr>
         <w:t>audit_logs</w:t>
       </w:r>
+      <w:proofErr w:type="spellEnd"/>
       <w:r>
         <w:rPr>
           <w:rFonts w:eastAsia="標楷體" w:cs="新細明體"/>
@@ -18523,7 +19037,7 @@
           <w:szCs w:val="28"/>
         </w:rPr>
       </w:pPr>
-      <w:bookmarkStart w:id="56" w:name="_Toc229258911"/>
+      <w:bookmarkStart w:id="55" w:name="_Toc229258911"/>
       <w:r>
         <w:rPr>
           <w:rFonts w:eastAsia="標楷體" w:cs="新細明體"/>
@@ -18569,7 +19083,7 @@
         </w:rPr>
         <w:t>）</w:t>
       </w:r>
-      <w:bookmarkEnd w:id="56"/>
+      <w:bookmarkEnd w:id="55"/>
     </w:p>
     <w:p>
       <w:pPr>
@@ -18608,7 +19122,27 @@
           <w:sz w:val="28"/>
           <w:szCs w:val="28"/>
         </w:rPr>
-        <w:t xml:space="preserve"> risk_assessments </w:t>
+        <w:t xml:space="preserve"> </w:t>
+      </w:r>
+      <w:proofErr w:type="spellStart"/>
+      <w:r>
+        <w:rPr>
+          <w:rFonts w:eastAsia="標楷體" w:cs="新細明體"/>
+          <w:kern w:val="0"/>
+          <w:sz w:val="28"/>
+          <w:szCs w:val="28"/>
+        </w:rPr>
+        <w:t>risk_assessments</w:t>
+      </w:r>
+      <w:proofErr w:type="spellEnd"/>
+      <w:r>
+        <w:rPr>
+          <w:rFonts w:eastAsia="標楷體" w:cs="新細明體"/>
+          <w:kern w:val="0"/>
+          <w:sz w:val="28"/>
+          <w:szCs w:val="28"/>
+        </w:rPr>
+        <w:t xml:space="preserve"> </w:t>
       </w:r>
       <w:r>
         <w:rPr>
@@ -18643,8 +19177,19 @@
           <w:sz w:val="28"/>
           <w:szCs w:val="28"/>
         </w:rPr>
-        <w:t>關聯類型：一對多（</w:t>
-      </w:r>
+        <w:t>關聯類型：一對多</w:t>
+      </w:r>
+      <w:proofErr w:type="gramStart"/>
+      <w:r>
+        <w:rPr>
+          <w:rFonts w:eastAsia="標楷體" w:cs="新細明體"/>
+          <w:kern w:val="0"/>
+          <w:sz w:val="28"/>
+          <w:szCs w:val="28"/>
+        </w:rPr>
+        <w:t>（</w:t>
+      </w:r>
+      <w:proofErr w:type="gramEnd"/>
       <w:r>
         <w:rPr>
           <w:rFonts w:eastAsia="標楷體" w:cs="新細明體"/>
@@ -18654,6 +19199,7 @@
         </w:rPr>
         <w:t>1:N</w:t>
       </w:r>
+      <w:proofErr w:type="gramStart"/>
       <w:r>
         <w:rPr>
           <w:rFonts w:eastAsia="標楷體" w:cs="新細明體"/>
@@ -18663,6 +19209,7 @@
         </w:rPr>
         <w:t>）</w:t>
       </w:r>
+      <w:proofErr w:type="gramEnd"/>
       <w:r>
         <w:rPr>
           <w:rFonts w:eastAsia="標楷體" w:cs="新細明體"/>
@@ -18716,6 +19263,7 @@
         </w:rPr>
         <w:t>）可對應多筆風險評估結果（</w:t>
       </w:r>
+      <w:proofErr w:type="spellStart"/>
       <w:r>
         <w:rPr>
           <w:rFonts w:eastAsia="標楷體" w:cs="新細明體"/>
@@ -18725,6 +19273,7 @@
         </w:rPr>
         <w:t>risk_assessments</w:t>
       </w:r>
+      <w:proofErr w:type="spellEnd"/>
       <w:r>
         <w:rPr>
           <w:rFonts w:eastAsia="標楷體" w:cs="新細明體"/>
@@ -18817,6 +19366,7 @@
           <w:szCs w:val="28"/>
         </w:rPr>
       </w:pPr>
+      <w:proofErr w:type="spellStart"/>
       <w:r>
         <w:rPr>
           <w:rFonts w:eastAsia="標楷體" w:cs="細明體"/>
@@ -18826,6 +19376,7 @@
         </w:rPr>
         <w:t>risk_assessments.asset_id</w:t>
       </w:r>
+      <w:proofErr w:type="spellEnd"/>
       <w:r>
         <w:rPr>
           <w:rFonts w:eastAsia="標楷體" w:cs="新細明體"/>
@@ -18900,7 +19451,27 @@
           <w:sz w:val="28"/>
           <w:szCs w:val="28"/>
         </w:rPr>
-        <w:t xml:space="preserve"> audit_logs </w:t>
+        <w:t xml:space="preserve"> </w:t>
+      </w:r>
+      <w:proofErr w:type="spellStart"/>
+      <w:r>
+        <w:rPr>
+          <w:rFonts w:eastAsia="標楷體" w:cs="新細明體"/>
+          <w:kern w:val="0"/>
+          <w:sz w:val="28"/>
+          <w:szCs w:val="28"/>
+        </w:rPr>
+        <w:t>audit_logs</w:t>
+      </w:r>
+      <w:proofErr w:type="spellEnd"/>
+      <w:r>
+        <w:rPr>
+          <w:rFonts w:eastAsia="標楷體" w:cs="新細明體"/>
+          <w:kern w:val="0"/>
+          <w:sz w:val="28"/>
+          <w:szCs w:val="28"/>
+        </w:rPr>
+        <w:t xml:space="preserve"> </w:t>
       </w:r>
       <w:r>
         <w:rPr>
@@ -18935,8 +19506,19 @@
           <w:sz w:val="28"/>
           <w:szCs w:val="28"/>
         </w:rPr>
-        <w:t>關聯類型：一對多（</w:t>
-      </w:r>
+        <w:t>關聯類型：一對多</w:t>
+      </w:r>
+      <w:proofErr w:type="gramStart"/>
+      <w:r>
+        <w:rPr>
+          <w:rFonts w:eastAsia="標楷體" w:cs="新細明體"/>
+          <w:kern w:val="0"/>
+          <w:sz w:val="28"/>
+          <w:szCs w:val="28"/>
+        </w:rPr>
+        <w:t>（</w:t>
+      </w:r>
+      <w:proofErr w:type="gramEnd"/>
       <w:r>
         <w:rPr>
           <w:rFonts w:eastAsia="標楷體" w:cs="新細明體"/>
@@ -18946,6 +19528,7 @@
         </w:rPr>
         <w:t>1:N</w:t>
       </w:r>
+      <w:proofErr w:type="gramStart"/>
       <w:r>
         <w:rPr>
           <w:rFonts w:eastAsia="標楷體" w:cs="新細明體"/>
@@ -18955,6 +19538,7 @@
         </w:rPr>
         <w:t>）</w:t>
       </w:r>
+      <w:proofErr w:type="gramEnd"/>
     </w:p>
     <w:p>
       <w:pPr>
@@ -18981,6 +19565,7 @@
         </w:rPr>
         <w:t>一位使用者可產生多筆操作紀錄（</w:t>
       </w:r>
+      <w:proofErr w:type="spellStart"/>
       <w:r>
         <w:rPr>
           <w:rFonts w:eastAsia="標楷體" w:cs="新細明體"/>
@@ -18990,6 +19575,7 @@
         </w:rPr>
         <w:t>audit_logs</w:t>
       </w:r>
+      <w:proofErr w:type="spellEnd"/>
       <w:r>
         <w:rPr>
           <w:rFonts w:eastAsia="標楷體" w:cs="新細明體"/>
@@ -19022,14 +19608,25 @@
         </w:rPr>
         <w:t>目前資料庫設計中，</w:t>
       </w:r>
-      <w:r>
-        <w:rPr>
-          <w:rFonts w:eastAsia="標楷體" w:cs="新細明體"/>
-          <w:kern w:val="0"/>
-          <w:sz w:val="28"/>
-          <w:szCs w:val="28"/>
-        </w:rPr>
-        <w:t xml:space="preserve">audit_logs </w:t>
+      <w:proofErr w:type="spellStart"/>
+      <w:r>
+        <w:rPr>
+          <w:rFonts w:eastAsia="標楷體" w:cs="新細明體"/>
+          <w:kern w:val="0"/>
+          <w:sz w:val="28"/>
+          <w:szCs w:val="28"/>
+        </w:rPr>
+        <w:t>audit_logs</w:t>
+      </w:r>
+      <w:proofErr w:type="spellEnd"/>
+      <w:r>
+        <w:rPr>
+          <w:rFonts w:eastAsia="標楷體" w:cs="新細明體"/>
+          <w:kern w:val="0"/>
+          <w:sz w:val="28"/>
+          <w:szCs w:val="28"/>
+        </w:rPr>
+        <w:t xml:space="preserve"> </w:t>
       </w:r>
       <w:r>
         <w:rPr>
@@ -19083,8 +19680,19 @@
           <w:sz w:val="28"/>
           <w:szCs w:val="28"/>
         </w:rPr>
-        <w:t xml:space="preserve"> users.username</w:t>
-      </w:r>
+        <w:t xml:space="preserve"> </w:t>
+      </w:r>
+      <w:proofErr w:type="spellStart"/>
+      <w:r>
+        <w:rPr>
+          <w:rFonts w:eastAsia="標楷體" w:cs="新細明體"/>
+          <w:kern w:val="0"/>
+          <w:sz w:val="28"/>
+          <w:szCs w:val="28"/>
+        </w:rPr>
+        <w:t>users.username</w:t>
+      </w:r>
+      <w:proofErr w:type="spellEnd"/>
       <w:r>
         <w:rPr>
           <w:rFonts w:eastAsia="標楷體" w:cs="新細明體"/>
@@ -19133,6 +19741,7 @@
           <w:szCs w:val="28"/>
         </w:rPr>
       </w:pPr>
+      <w:proofErr w:type="spellStart"/>
       <w:r>
         <w:rPr>
           <w:rFonts w:eastAsia="標楷體" w:cs="細明體"/>
@@ -19142,6 +19751,7 @@
         </w:rPr>
         <w:t>audit_logs.operator</w:t>
       </w:r>
+      <w:proofErr w:type="spellEnd"/>
       <w:r>
         <w:rPr>
           <w:rFonts w:eastAsia="標楷體" w:cs="新細明體"/>
@@ -19169,6 +19779,7 @@
         </w:rPr>
         <w:t xml:space="preserve"> </w:t>
       </w:r>
+      <w:proofErr w:type="spellStart"/>
       <w:r>
         <w:rPr>
           <w:rFonts w:eastAsia="標楷體" w:cs="細明體"/>
@@ -19178,6 +19789,7 @@
         </w:rPr>
         <w:t>users.username</w:t>
       </w:r>
+      <w:proofErr w:type="spellEnd"/>
       <w:r>
         <w:rPr>
           <w:rFonts w:eastAsia="標楷體" w:cs="新細明體"/>
@@ -19243,7 +19855,27 @@
           <w:sz w:val="28"/>
           <w:szCs w:val="28"/>
         </w:rPr>
-        <w:t xml:space="preserve"> audit_logs </w:t>
+        <w:t xml:space="preserve"> </w:t>
+      </w:r>
+      <w:proofErr w:type="spellStart"/>
+      <w:r>
+        <w:rPr>
+          <w:rFonts w:eastAsia="標楷體" w:cs="新細明體"/>
+          <w:kern w:val="0"/>
+          <w:sz w:val="28"/>
+          <w:szCs w:val="28"/>
+        </w:rPr>
+        <w:t>audit_logs</w:t>
+      </w:r>
+      <w:proofErr w:type="spellEnd"/>
+      <w:r>
+        <w:rPr>
+          <w:rFonts w:eastAsia="標楷體" w:cs="新細明體"/>
+          <w:kern w:val="0"/>
+          <w:sz w:val="28"/>
+          <w:szCs w:val="28"/>
+        </w:rPr>
+        <w:t xml:space="preserve"> </w:t>
       </w:r>
       <w:r>
         <w:rPr>
@@ -19278,8 +19910,19 @@
           <w:sz w:val="28"/>
           <w:szCs w:val="28"/>
         </w:rPr>
-        <w:t>關聯類型：一對多（</w:t>
-      </w:r>
+        <w:t>關聯類型：一對多</w:t>
+      </w:r>
+      <w:proofErr w:type="gramStart"/>
+      <w:r>
+        <w:rPr>
+          <w:rFonts w:eastAsia="標楷體" w:cs="新細明體"/>
+          <w:kern w:val="0"/>
+          <w:sz w:val="28"/>
+          <w:szCs w:val="28"/>
+        </w:rPr>
+        <w:t>（</w:t>
+      </w:r>
+      <w:proofErr w:type="gramEnd"/>
       <w:r>
         <w:rPr>
           <w:rFonts w:eastAsia="標楷體" w:cs="新細明體"/>
@@ -19289,6 +19932,7 @@
         </w:rPr>
         <w:t>1:N</w:t>
       </w:r>
+      <w:proofErr w:type="gramStart"/>
       <w:r>
         <w:rPr>
           <w:rFonts w:eastAsia="標楷體" w:cs="新細明體"/>
@@ -19298,6 +19942,7 @@
         </w:rPr>
         <w:t>）</w:t>
       </w:r>
+      <w:proofErr w:type="gramEnd"/>
       <w:r>
         <w:rPr>
           <w:rFonts w:eastAsia="標楷體" w:cs="新細明體"/>
@@ -19372,7 +20017,27 @@
           <w:sz w:val="28"/>
           <w:szCs w:val="28"/>
         </w:rPr>
-        <w:t xml:space="preserve"> audit_logs </w:t>
+        <w:t xml:space="preserve"> </w:t>
+      </w:r>
+      <w:proofErr w:type="spellStart"/>
+      <w:r>
+        <w:rPr>
+          <w:rFonts w:eastAsia="標楷體" w:cs="新細明體"/>
+          <w:kern w:val="0"/>
+          <w:sz w:val="28"/>
+          <w:szCs w:val="28"/>
+        </w:rPr>
+        <w:t>audit_logs</w:t>
+      </w:r>
+      <w:proofErr w:type="spellEnd"/>
+      <w:r>
+        <w:rPr>
+          <w:rFonts w:eastAsia="標楷體" w:cs="新細明體"/>
+          <w:kern w:val="0"/>
+          <w:sz w:val="28"/>
+          <w:szCs w:val="28"/>
+        </w:rPr>
+        <w:t xml:space="preserve"> </w:t>
       </w:r>
       <w:r>
         <w:rPr>
@@ -19392,6 +20057,7 @@
         </w:rPr>
         <w:t xml:space="preserve"> </w:t>
       </w:r>
+      <w:proofErr w:type="spellStart"/>
       <w:r>
         <w:rPr>
           <w:rFonts w:eastAsia="標楷體" w:cs="細明體"/>
@@ -19401,6 +20067,7 @@
         </w:rPr>
         <w:t>target_asset</w:t>
       </w:r>
+      <w:proofErr w:type="spellEnd"/>
       <w:r>
         <w:rPr>
           <w:rFonts w:eastAsia="標楷體" w:cs="新細明體"/>
@@ -19458,6 +20125,7 @@
           <w:szCs w:val="28"/>
         </w:rPr>
       </w:pPr>
+      <w:proofErr w:type="spellStart"/>
       <w:r>
         <w:rPr>
           <w:rFonts w:eastAsia="標楷體" w:cs="細明體"/>
@@ -19467,6 +20135,7 @@
         </w:rPr>
         <w:t>audit_logs.target_asset</w:t>
       </w:r>
+      <w:proofErr w:type="spellEnd"/>
       <w:r>
         <w:rPr>
           <w:rFonts w:eastAsia="標楷體" w:cs="新細明體"/>
@@ -19494,6 +20163,7 @@
         </w:rPr>
         <w:t xml:space="preserve"> </w:t>
       </w:r>
+      <w:proofErr w:type="spellStart"/>
       <w:r>
         <w:rPr>
           <w:rFonts w:eastAsia="標楷體" w:cs="細明體"/>
@@ -19503,6 +20173,7 @@
         </w:rPr>
         <w:t>assets.asset_id_code</w:t>
       </w:r>
+      <w:proofErr w:type="spellEnd"/>
       <w:r>
         <w:rPr>
           <w:rFonts w:eastAsia="標楷體" w:cs="新細明體"/>
@@ -19539,7 +20210,7 @@
           <w:szCs w:val="32"/>
         </w:rPr>
       </w:pPr>
-      <w:bookmarkStart w:id="57" w:name="_Toc229258912"/>
+      <w:bookmarkStart w:id="56" w:name="_Toc229258912"/>
       <w:r>
         <w:rPr>
           <w:rFonts w:eastAsia="標楷體" w:cs="新細明體"/>
@@ -19562,7 +20233,7 @@
         </w:rPr>
         <w:t>（限制條件設計）</w:t>
       </w:r>
-      <w:bookmarkEnd w:id="57"/>
+      <w:bookmarkEnd w:id="56"/>
     </w:p>
     <w:p>
       <w:pPr>
@@ -19655,8 +20326,19 @@
           <w:sz w:val="28"/>
           <w:szCs w:val="28"/>
         </w:rPr>
-        <w:t>為資產表主鍵</w:t>
-      </w:r>
+        <w:t>為</w:t>
+      </w:r>
+      <w:proofErr w:type="gramStart"/>
+      <w:r>
+        <w:rPr>
+          <w:rFonts w:eastAsia="標楷體" w:cs="新細明體"/>
+          <w:kern w:val="0"/>
+          <w:sz w:val="28"/>
+          <w:szCs w:val="28"/>
+        </w:rPr>
+        <w:t>資產表主鍵</w:t>
+      </w:r>
+      <w:proofErr w:type="gramEnd"/>
       <w:r>
         <w:rPr>
           <w:rFonts w:eastAsia="標楷體" w:cs="新細明體"/>
@@ -19699,8 +20381,19 @@
           <w:sz w:val="28"/>
           <w:szCs w:val="28"/>
         </w:rPr>
-        <w:t>為風險評估表主鍵</w:t>
-      </w:r>
+        <w:t>為風險</w:t>
+      </w:r>
+      <w:proofErr w:type="gramStart"/>
+      <w:r>
+        <w:rPr>
+          <w:rFonts w:eastAsia="標楷體" w:cs="新細明體"/>
+          <w:kern w:val="0"/>
+          <w:sz w:val="28"/>
+          <w:szCs w:val="28"/>
+        </w:rPr>
+        <w:t>評估表主鍵</w:t>
+      </w:r>
+      <w:proofErr w:type="gramEnd"/>
       <w:r>
         <w:rPr>
           <w:rFonts w:eastAsia="標楷體" w:cs="新細明體"/>
@@ -19743,8 +20436,19 @@
           <w:sz w:val="28"/>
           <w:szCs w:val="28"/>
         </w:rPr>
-        <w:t>為稽核紀錄表主鍵</w:t>
-      </w:r>
+        <w:t>為稽核</w:t>
+      </w:r>
+      <w:proofErr w:type="gramStart"/>
+      <w:r>
+        <w:rPr>
+          <w:rFonts w:eastAsia="標楷體" w:cs="新細明體"/>
+          <w:kern w:val="0"/>
+          <w:sz w:val="28"/>
+          <w:szCs w:val="28"/>
+        </w:rPr>
+        <w:t>紀錄表主鍵</w:t>
+      </w:r>
+      <w:proofErr w:type="gramEnd"/>
       <w:r>
         <w:rPr>
           <w:rFonts w:eastAsia="標楷體" w:cs="新細明體"/>
@@ -19787,8 +20491,19 @@
           <w:sz w:val="28"/>
           <w:szCs w:val="28"/>
         </w:rPr>
-        <w:t>為使用者表主鍵</w:t>
-      </w:r>
+        <w:t>為</w:t>
+      </w:r>
+      <w:proofErr w:type="gramStart"/>
+      <w:r>
+        <w:rPr>
+          <w:rFonts w:eastAsia="標楷體" w:cs="新細明體"/>
+          <w:kern w:val="0"/>
+          <w:sz w:val="28"/>
+          <w:szCs w:val="28"/>
+        </w:rPr>
+        <w:t>使用者表主鍵</w:t>
+      </w:r>
+      <w:proofErr w:type="gramEnd"/>
       <w:r>
         <w:rPr>
           <w:rFonts w:eastAsia="標楷體" w:cs="新細明體"/>
@@ -19852,6 +20567,7 @@
           <w:szCs w:val="28"/>
         </w:rPr>
       </w:pPr>
+      <w:proofErr w:type="spellStart"/>
       <w:r>
         <w:rPr>
           <w:rFonts w:eastAsia="標楷體" w:cs="細明體"/>
@@ -19861,6 +20577,7 @@
         </w:rPr>
         <w:t>risk_assessments.asset_id</w:t>
       </w:r>
+      <w:proofErr w:type="spellEnd"/>
       <w:r>
         <w:rPr>
           <w:rFonts w:eastAsia="標楷體" w:cs="新細明體"/>
@@ -19970,6 +20687,7 @@
           <w:szCs w:val="28"/>
         </w:rPr>
       </w:pPr>
+      <w:proofErr w:type="spellStart"/>
       <w:r>
         <w:rPr>
           <w:rFonts w:eastAsia="標楷體" w:cs="細明體"/>
@@ -19979,6 +20697,7 @@
         </w:rPr>
         <w:t>assets.asset_id_code</w:t>
       </w:r>
+      <w:proofErr w:type="spellEnd"/>
       <w:r>
         <w:rPr>
           <w:rFonts w:eastAsia="標楷體" w:cs="新細明體"/>
@@ -20023,6 +20742,7 @@
           <w:szCs w:val="28"/>
         </w:rPr>
       </w:pPr>
+      <w:proofErr w:type="spellStart"/>
       <w:r>
         <w:rPr>
           <w:rFonts w:eastAsia="標楷體" w:cs="細明體"/>
@@ -20032,6 +20752,7 @@
         </w:rPr>
         <w:t>users.username</w:t>
       </w:r>
+      <w:proofErr w:type="spellEnd"/>
       <w:r>
         <w:rPr>
           <w:rFonts w:eastAsia="標楷體" w:cs="新細明體"/>
@@ -20076,6 +20797,7 @@
           <w:szCs w:val="28"/>
         </w:rPr>
       </w:pPr>
+      <w:proofErr w:type="spellStart"/>
       <w:r>
         <w:rPr>
           <w:rFonts w:eastAsia="標楷體" w:cs="細明體"/>
@@ -20085,6 +20807,7 @@
         </w:rPr>
         <w:t>users.email</w:t>
       </w:r>
+      <w:proofErr w:type="spellEnd"/>
       <w:r>
         <w:rPr>
           <w:rFonts w:eastAsia="標楷體" w:cs="新細明體"/>
@@ -20166,6 +20889,7 @@
           <w:szCs w:val="28"/>
         </w:rPr>
       </w:pPr>
+      <w:proofErr w:type="spellStart"/>
       <w:r>
         <w:rPr>
           <w:rFonts w:eastAsia="標楷體" w:cs="新細明體"/>
@@ -20175,6 +20899,7 @@
         </w:rPr>
         <w:t>assets.asset_name</w:t>
       </w:r>
+      <w:proofErr w:type="spellEnd"/>
       <w:r>
         <w:rPr>
           <w:rFonts w:eastAsia="標楷體" w:cs="新細明體"/>
@@ -20184,14 +20909,25 @@
         </w:rPr>
         <w:t>、</w:t>
       </w:r>
-      <w:r>
-        <w:rPr>
-          <w:rFonts w:eastAsia="標楷體" w:cs="新細明體"/>
-          <w:kern w:val="0"/>
-          <w:sz w:val="28"/>
-          <w:szCs w:val="28"/>
-        </w:rPr>
-        <w:t xml:space="preserve">asset_type </w:t>
+      <w:proofErr w:type="spellStart"/>
+      <w:r>
+        <w:rPr>
+          <w:rFonts w:eastAsia="標楷體" w:cs="新細明體"/>
+          <w:kern w:val="0"/>
+          <w:sz w:val="28"/>
+          <w:szCs w:val="28"/>
+        </w:rPr>
+        <w:t>asset_type</w:t>
+      </w:r>
+      <w:proofErr w:type="spellEnd"/>
+      <w:r>
+        <w:rPr>
+          <w:rFonts w:eastAsia="標楷體" w:cs="新細明體"/>
+          <w:kern w:val="0"/>
+          <w:sz w:val="28"/>
+          <w:szCs w:val="28"/>
+        </w:rPr>
+        <w:t xml:space="preserve"> </w:t>
       </w:r>
       <w:r>
         <w:rPr>
@@ -20228,6 +20964,7 @@
           <w:szCs w:val="28"/>
         </w:rPr>
       </w:pPr>
+      <w:proofErr w:type="spellStart"/>
       <w:r>
         <w:rPr>
           <w:rFonts w:eastAsia="標楷體" w:cs="新細明體"/>
@@ -20237,6 +20974,7 @@
         </w:rPr>
         <w:t>risk_assessments.threat_description</w:t>
       </w:r>
+      <w:proofErr w:type="spellEnd"/>
       <w:r>
         <w:rPr>
           <w:rFonts w:eastAsia="標楷體" w:cs="新細明體"/>
@@ -20246,6 +20984,7 @@
         </w:rPr>
         <w:t>、</w:t>
       </w:r>
+      <w:proofErr w:type="spellStart"/>
       <w:r>
         <w:rPr>
           <w:rFonts w:eastAsia="標楷體" w:cs="新細明體"/>
@@ -20255,6 +20994,7 @@
         </w:rPr>
         <w:t>vulnerability_description</w:t>
       </w:r>
+      <w:proofErr w:type="spellEnd"/>
       <w:r>
         <w:rPr>
           <w:rFonts w:eastAsia="標楷體" w:cs="新細明體"/>
@@ -20264,14 +21004,25 @@
         </w:rPr>
         <w:t>、</w:t>
       </w:r>
-      <w:r>
-        <w:rPr>
-          <w:rFonts w:eastAsia="標楷體" w:cs="新細明體"/>
-          <w:kern w:val="0"/>
-          <w:sz w:val="28"/>
-          <w:szCs w:val="28"/>
-        </w:rPr>
-        <w:t xml:space="preserve">risk_score </w:t>
+      <w:proofErr w:type="spellStart"/>
+      <w:r>
+        <w:rPr>
+          <w:rFonts w:eastAsia="標楷體" w:cs="新細明體"/>
+          <w:kern w:val="0"/>
+          <w:sz w:val="28"/>
+          <w:szCs w:val="28"/>
+        </w:rPr>
+        <w:t>risk_score</w:t>
+      </w:r>
+      <w:proofErr w:type="spellEnd"/>
+      <w:r>
+        <w:rPr>
+          <w:rFonts w:eastAsia="標楷體" w:cs="新細明體"/>
+          <w:kern w:val="0"/>
+          <w:sz w:val="28"/>
+          <w:szCs w:val="28"/>
+        </w:rPr>
+        <w:t xml:space="preserve"> </w:t>
       </w:r>
       <w:r>
         <w:rPr>
@@ -20308,6 +21059,7 @@
           <w:szCs w:val="28"/>
         </w:rPr>
       </w:pPr>
+      <w:proofErr w:type="spellStart"/>
       <w:r>
         <w:rPr>
           <w:rFonts w:eastAsia="標楷體" w:cs="新細明體"/>
@@ -20317,6 +21069,7 @@
         </w:rPr>
         <w:t>users.username</w:t>
       </w:r>
+      <w:proofErr w:type="spellEnd"/>
       <w:r>
         <w:rPr>
           <w:rFonts w:eastAsia="標楷體" w:cs="新細明體"/>
@@ -20597,14 +21350,25 @@
           <w:szCs w:val="28"/>
         </w:rPr>
       </w:pPr>
-      <w:r>
-        <w:rPr>
-          <w:rFonts w:eastAsia="標楷體" w:cs="新細明體"/>
-          <w:kern w:val="0"/>
-          <w:sz w:val="28"/>
-          <w:szCs w:val="28"/>
-        </w:rPr>
-        <w:t xml:space="preserve">threat_level </w:t>
+      <w:proofErr w:type="spellStart"/>
+      <w:r>
+        <w:rPr>
+          <w:rFonts w:eastAsia="標楷體" w:cs="新細明體"/>
+          <w:kern w:val="0"/>
+          <w:sz w:val="28"/>
+          <w:szCs w:val="28"/>
+        </w:rPr>
+        <w:t>threat_level</w:t>
+      </w:r>
+      <w:proofErr w:type="spellEnd"/>
+      <w:r>
+        <w:rPr>
+          <w:rFonts w:eastAsia="標楷體" w:cs="新細明體"/>
+          <w:kern w:val="0"/>
+          <w:sz w:val="28"/>
+          <w:szCs w:val="28"/>
+        </w:rPr>
+        <w:t xml:space="preserve"> </w:t>
       </w:r>
       <w:r>
         <w:rPr>
@@ -20641,14 +21405,25 @@
           <w:szCs w:val="28"/>
         </w:rPr>
       </w:pPr>
-      <w:r>
-        <w:rPr>
-          <w:rFonts w:eastAsia="標楷體" w:cs="新細明體"/>
-          <w:kern w:val="0"/>
-          <w:sz w:val="28"/>
-          <w:szCs w:val="28"/>
-        </w:rPr>
-        <w:t xml:space="preserve">risk_score </w:t>
+      <w:proofErr w:type="spellStart"/>
+      <w:r>
+        <w:rPr>
+          <w:rFonts w:eastAsia="標楷體" w:cs="新細明體"/>
+          <w:kern w:val="0"/>
+          <w:sz w:val="28"/>
+          <w:szCs w:val="28"/>
+        </w:rPr>
+        <w:t>risk_score</w:t>
+      </w:r>
+      <w:proofErr w:type="spellEnd"/>
+      <w:r>
+        <w:rPr>
+          <w:rFonts w:eastAsia="標楷體" w:cs="新細明體"/>
+          <w:kern w:val="0"/>
+          <w:sz w:val="28"/>
+          <w:szCs w:val="28"/>
+        </w:rPr>
+        <w:t xml:space="preserve"> </w:t>
       </w:r>
       <w:r>
         <w:rPr>
@@ -20701,7 +21476,7 @@
           <w:szCs w:val="32"/>
         </w:rPr>
       </w:pPr>
-      <w:bookmarkStart w:id="58" w:name="_Toc229258913"/>
+      <w:bookmarkStart w:id="57" w:name="_Toc229258913"/>
       <w:r>
         <w:rPr>
           <w:rFonts w:eastAsia="標楷體" w:cs="新細明體"/>
@@ -20736,7 +21511,7 @@
         </w:rPr>
         <w:t xml:space="preserve"> Meta Data</w:t>
       </w:r>
-      <w:bookmarkEnd w:id="58"/>
+      <w:bookmarkEnd w:id="57"/>
     </w:p>
     <w:p>
       <w:pPr>
@@ -20775,7 +21550,7 @@
           <w:szCs w:val="32"/>
         </w:rPr>
       </w:pPr>
-      <w:bookmarkStart w:id="59" w:name="_Toc229258914"/>
+      <w:bookmarkStart w:id="58" w:name="_Toc229258914"/>
       <w:r>
         <w:rPr>
           <w:rFonts w:eastAsia="標楷體" w:cs="新細明體"/>
@@ -20798,7 +21573,7 @@
         </w:rPr>
         <w:t>（資產盤點表）</w:t>
       </w:r>
-      <w:bookmarkEnd w:id="59"/>
+      <w:bookmarkEnd w:id="58"/>
     </w:p>
     <w:p>
       <w:pPr>
@@ -21093,6 +21868,7 @@
                 <w:kern w:val="0"/>
               </w:rPr>
             </w:pPr>
+            <w:proofErr w:type="spellStart"/>
             <w:r>
               <w:rPr>
                 <w:rFonts w:eastAsia="標楷體" w:cs="新細明體"/>
@@ -21100,6 +21876,7 @@
               </w:rPr>
               <w:t>asset_id_code</w:t>
             </w:r>
+            <w:proofErr w:type="spellEnd"/>
           </w:p>
         </w:tc>
         <w:tc>
@@ -21201,6 +21978,7 @@
                 <w:kern w:val="0"/>
               </w:rPr>
             </w:pPr>
+            <w:proofErr w:type="spellStart"/>
             <w:r>
               <w:rPr>
                 <w:rFonts w:eastAsia="標楷體" w:cs="新細明體"/>
@@ -21208,6 +21986,7 @@
               </w:rPr>
               <w:t>asset_name</w:t>
             </w:r>
+            <w:proofErr w:type="spellEnd"/>
           </w:p>
         </w:tc>
         <w:tc>
@@ -21282,8 +22061,17 @@
                 <w:rFonts w:eastAsia="標楷體" w:cs="新細明體" w:hint="eastAsia"/>
                 <w:kern w:val="0"/>
               </w:rPr>
-              <w:t>必填）</w:t>
-            </w:r>
+              <w:t>必填</w:t>
+            </w:r>
+            <w:proofErr w:type="gramStart"/>
+            <w:r>
+              <w:rPr>
+                <w:rFonts w:eastAsia="標楷體" w:cs="新細明體" w:hint="eastAsia"/>
+                <w:kern w:val="0"/>
+              </w:rPr>
+              <w:t>）</w:t>
+            </w:r>
+            <w:proofErr w:type="gramEnd"/>
           </w:p>
         </w:tc>
       </w:tr>
@@ -21302,6 +22090,7 @@
                 <w:kern w:val="0"/>
               </w:rPr>
             </w:pPr>
+            <w:proofErr w:type="spellStart"/>
             <w:r>
               <w:rPr>
                 <w:rFonts w:eastAsia="標楷體" w:cs="新細明體"/>
@@ -21309,6 +22098,7 @@
               </w:rPr>
               <w:t>asset_type</w:t>
             </w:r>
+            <w:proofErr w:type="spellEnd"/>
           </w:p>
         </w:tc>
         <w:tc>
@@ -21518,6 +22308,7 @@
                 <w:kern w:val="0"/>
               </w:rPr>
             </w:pPr>
+            <w:proofErr w:type="spellStart"/>
             <w:r>
               <w:rPr>
                 <w:rFonts w:eastAsia="標楷體" w:cs="新細明體"/>
@@ -21525,6 +22316,7 @@
               </w:rPr>
               <w:t>data_type</w:t>
             </w:r>
+            <w:proofErr w:type="spellEnd"/>
           </w:p>
         </w:tc>
         <w:tc>
@@ -21599,7 +22391,23 @@
                 <w:rFonts w:eastAsia="標楷體" w:cs="新細明體"/>
                 <w:kern w:val="0"/>
               </w:rPr>
-              <w:t>（個資、財務、內部文件等）</w:t>
+              <w:t>（</w:t>
+            </w:r>
+            <w:proofErr w:type="gramStart"/>
+            <w:r>
+              <w:rPr>
+                <w:rFonts w:eastAsia="標楷體" w:cs="新細明體"/>
+                <w:kern w:val="0"/>
+              </w:rPr>
+              <w:t>個</w:t>
+            </w:r>
+            <w:proofErr w:type="gramEnd"/>
+            <w:r>
+              <w:rPr>
+                <w:rFonts w:eastAsia="標楷體" w:cs="新細明體"/>
+                <w:kern w:val="0"/>
+              </w:rPr>
+              <w:t>資、財務、內部文件等）</w:t>
             </w:r>
           </w:p>
         </w:tc>
@@ -21706,6 +22514,7 @@
                 <w:kern w:val="0"/>
               </w:rPr>
             </w:pPr>
+            <w:proofErr w:type="spellStart"/>
             <w:r>
               <w:rPr>
                 <w:rFonts w:eastAsia="標楷體" w:cs="新細明體"/>
@@ -21713,6 +22522,7 @@
               </w:rPr>
               <w:t>system_dependency</w:t>
             </w:r>
+            <w:proofErr w:type="spellEnd"/>
           </w:p>
         </w:tc>
         <w:tc>
@@ -22124,6 +22934,7 @@
                 <w:kern w:val="0"/>
               </w:rPr>
             </w:pPr>
+            <w:proofErr w:type="spellStart"/>
             <w:r>
               <w:rPr>
                 <w:rFonts w:eastAsia="標楷體" w:cs="新細明體"/>
@@ -22131,6 +22942,7 @@
               </w:rPr>
               <w:t>threat_level</w:t>
             </w:r>
+            <w:proofErr w:type="spellEnd"/>
           </w:p>
         </w:tc>
         <w:tc>
@@ -22232,6 +23044,7 @@
                 <w:kern w:val="0"/>
               </w:rPr>
             </w:pPr>
+            <w:proofErr w:type="spellStart"/>
             <w:r>
               <w:rPr>
                 <w:rFonts w:eastAsia="標楷體" w:cs="新細明體"/>
@@ -22239,6 +23052,7 @@
               </w:rPr>
               <w:t>created_at</w:t>
             </w:r>
+            <w:proofErr w:type="spellEnd"/>
           </w:p>
         </w:tc>
         <w:tc>
@@ -22255,6 +23069,7 @@
                 <w:kern w:val="0"/>
               </w:rPr>
             </w:pPr>
+            <w:proofErr w:type="spellStart"/>
             <w:r>
               <w:rPr>
                 <w:rFonts w:eastAsia="標楷體" w:cs="新細明體"/>
@@ -22262,6 +23077,7 @@
               </w:rPr>
               <w:t>timestamptz</w:t>
             </w:r>
+            <w:proofErr w:type="spellEnd"/>
           </w:p>
         </w:tc>
         <w:tc>
@@ -22319,6 +23135,7 @@
                 <w:kern w:val="0"/>
               </w:rPr>
             </w:pPr>
+            <w:proofErr w:type="spellStart"/>
             <w:r>
               <w:rPr>
                 <w:rFonts w:eastAsia="標楷體" w:cs="新細明體"/>
@@ -22326,6 +23143,7 @@
               </w:rPr>
               <w:t>original_label</w:t>
             </w:r>
+            <w:proofErr w:type="spellEnd"/>
           </w:p>
         </w:tc>
         <w:tc>
@@ -22447,7 +23265,7 @@
           <w:szCs w:val="32"/>
         </w:rPr>
       </w:pPr>
-      <w:bookmarkStart w:id="60" w:name="_Toc229258915"/>
+      <w:bookmarkStart w:id="59" w:name="_Toc229258915"/>
       <w:r>
         <w:rPr>
           <w:rFonts w:eastAsia="標楷體" w:cs="新細明體"/>
@@ -22458,8 +23276,9 @@
           <w:szCs w:val="32"/>
         </w:rPr>
         <w:lastRenderedPageBreak/>
-        <w:t>8-2-2 risk_assessments</w:t>
-      </w:r>
+        <w:t xml:space="preserve">8-2-2 </w:t>
+      </w:r>
+      <w:proofErr w:type="spellStart"/>
       <w:r>
         <w:rPr>
           <w:rFonts w:eastAsia="標楷體" w:cs="新細明體"/>
@@ -22469,9 +23288,21 @@
           <w:sz w:val="32"/>
           <w:szCs w:val="32"/>
         </w:rPr>
+        <w:t>risk_assessments</w:t>
+      </w:r>
+      <w:proofErr w:type="spellEnd"/>
+      <w:r>
+        <w:rPr>
+          <w:rFonts w:eastAsia="標楷體" w:cs="新細明體"/>
+          <w:b/>
+          <w:bCs/>
+          <w:kern w:val="0"/>
+          <w:sz w:val="32"/>
+          <w:szCs w:val="32"/>
+        </w:rPr>
         <w:t>（風險評估表）</w:t>
       </w:r>
-      <w:bookmarkEnd w:id="60"/>
+      <w:bookmarkEnd w:id="59"/>
     </w:p>
     <w:p>
       <w:pPr>
@@ -22787,6 +23618,7 @@
                 <w:kern w:val="0"/>
               </w:rPr>
             </w:pPr>
+            <w:proofErr w:type="spellStart"/>
             <w:r>
               <w:rPr>
                 <w:rFonts w:eastAsia="標楷體" w:cs="新細明體"/>
@@ -22794,6 +23626,7 @@
               </w:rPr>
               <w:t>asset_id</w:t>
             </w:r>
+            <w:proofErr w:type="spellEnd"/>
           </w:p>
         </w:tc>
         <w:tc>
@@ -22888,6 +23721,7 @@
                 <w:kern w:val="0"/>
               </w:rPr>
             </w:pPr>
+            <w:proofErr w:type="spellStart"/>
             <w:r>
               <w:rPr>
                 <w:rFonts w:eastAsia="標楷體" w:cs="新細明體"/>
@@ -22895,6 +23729,7 @@
               </w:rPr>
               <w:t>threat_description</w:t>
             </w:r>
+            <w:proofErr w:type="spellEnd"/>
           </w:p>
         </w:tc>
         <w:tc>
@@ -22989,6 +23824,7 @@
                 <w:kern w:val="0"/>
               </w:rPr>
             </w:pPr>
+            <w:proofErr w:type="spellStart"/>
             <w:r>
               <w:rPr>
                 <w:rFonts w:eastAsia="標楷體" w:cs="新細明體"/>
@@ -22996,6 +23832,7 @@
               </w:rPr>
               <w:t>vulnerability_description</w:t>
             </w:r>
+            <w:proofErr w:type="spellEnd"/>
           </w:p>
         </w:tc>
         <w:tc>
@@ -23090,6 +23927,7 @@
                 <w:kern w:val="0"/>
               </w:rPr>
             </w:pPr>
+            <w:proofErr w:type="spellStart"/>
             <w:r>
               <w:rPr>
                 <w:rFonts w:eastAsia="標楷體" w:cs="新細明體"/>
@@ -23097,6 +23935,7 @@
               </w:rPr>
               <w:t>risk_score</w:t>
             </w:r>
+            <w:proofErr w:type="spellEnd"/>
           </w:p>
         </w:tc>
         <w:tc>
@@ -23177,6 +24016,7 @@
                 <w:kern w:val="0"/>
               </w:rPr>
             </w:pPr>
+            <w:proofErr w:type="spellStart"/>
             <w:r>
               <w:rPr>
                 <w:rFonts w:eastAsia="標楷體" w:cs="新細明體"/>
@@ -23184,6 +24024,7 @@
               </w:rPr>
               <w:t>ai_suggestion</w:t>
             </w:r>
+            <w:proofErr w:type="spellEnd"/>
           </w:p>
         </w:tc>
         <w:tc>
@@ -23345,7 +24186,23 @@
                 <w:rFonts w:eastAsia="標楷體" w:cs="新細明體"/>
                 <w:kern w:val="0"/>
               </w:rPr>
-              <w:t>風險處理狀態（例如</w:t>
+              <w:t>風險處理狀態</w:t>
+            </w:r>
+            <w:proofErr w:type="gramStart"/>
+            <w:r>
+              <w:rPr>
+                <w:rFonts w:eastAsia="標楷體" w:cs="新細明體"/>
+                <w:kern w:val="0"/>
+              </w:rPr>
+              <w:t>（</w:t>
+            </w:r>
+            <w:proofErr w:type="gramEnd"/>
+            <w:r>
+              <w:rPr>
+                <w:rFonts w:eastAsia="標楷體" w:cs="新細明體"/>
+                <w:kern w:val="0"/>
+              </w:rPr>
+              <w:t>例如</w:t>
             </w:r>
             <w:r>
               <w:rPr>
@@ -23361,6 +24218,7 @@
               </w:rPr>
               <w:t>待處理、已修復、風險接受</w:t>
             </w:r>
+            <w:proofErr w:type="gramStart"/>
             <w:r>
               <w:rPr>
                 <w:rFonts w:eastAsia="標楷體" w:cs="新細明體"/>
@@ -23368,6 +24226,7 @@
               </w:rPr>
               <w:t>）</w:t>
             </w:r>
+            <w:proofErr w:type="gramEnd"/>
           </w:p>
         </w:tc>
       </w:tr>
@@ -23386,6 +24245,7 @@
                 <w:kern w:val="0"/>
               </w:rPr>
             </w:pPr>
+            <w:proofErr w:type="spellStart"/>
             <w:r>
               <w:rPr>
                 <w:rFonts w:eastAsia="標楷體" w:cs="新細明體"/>
@@ -23393,6 +24253,7 @@
               </w:rPr>
               <w:t>asset_id_code</w:t>
             </w:r>
+            <w:proofErr w:type="spellEnd"/>
           </w:p>
         </w:tc>
         <w:tc>
@@ -23493,7 +24354,7 @@
           <w:szCs w:val="32"/>
         </w:rPr>
       </w:pPr>
-      <w:bookmarkStart w:id="61" w:name="_Toc229258916"/>
+      <w:bookmarkStart w:id="60" w:name="_Toc229258916"/>
       <w:r>
         <w:rPr>
           <w:rFonts w:eastAsia="標楷體" w:cs="新細明體"/>
@@ -23503,8 +24364,9 @@
           <w:sz w:val="32"/>
           <w:szCs w:val="32"/>
         </w:rPr>
-        <w:t>8-2-3 audit_logs</w:t>
-      </w:r>
+        <w:t xml:space="preserve">8-2-3 </w:t>
+      </w:r>
+      <w:proofErr w:type="spellStart"/>
       <w:r>
         <w:rPr>
           <w:rFonts w:eastAsia="標楷體" w:cs="新細明體"/>
@@ -23514,9 +24376,21 @@
           <w:sz w:val="32"/>
           <w:szCs w:val="32"/>
         </w:rPr>
+        <w:t>audit_logs</w:t>
+      </w:r>
+      <w:proofErr w:type="spellEnd"/>
+      <w:r>
+        <w:rPr>
+          <w:rFonts w:eastAsia="標楷體" w:cs="新細明體"/>
+          <w:b/>
+          <w:bCs/>
+          <w:kern w:val="0"/>
+          <w:sz w:val="32"/>
+          <w:szCs w:val="32"/>
+        </w:rPr>
         <w:t>（稽核紀錄表）</w:t>
       </w:r>
-      <w:bookmarkEnd w:id="61"/>
+      <w:bookmarkEnd w:id="60"/>
     </w:p>
     <w:p>
       <w:pPr>
@@ -24079,6 +24953,7 @@
                 <w:kern w:val="0"/>
               </w:rPr>
             </w:pPr>
+            <w:proofErr w:type="spellStart"/>
             <w:r>
               <w:rPr>
                 <w:rFonts w:eastAsia="標楷體" w:cs="新細明體"/>
@@ -24087,6 +24962,7 @@
               <w:lastRenderedPageBreak/>
               <w:t>target_asset</w:t>
             </w:r>
+            <w:proofErr w:type="spellEnd"/>
           </w:p>
         </w:tc>
         <w:tc>
@@ -24167,13 +25043,24 @@
                 <w:kern w:val="0"/>
               </w:rPr>
             </w:pPr>
+            <w:proofErr w:type="spellStart"/>
+            <w:proofErr w:type="gramStart"/>
             <w:r>
               <w:rPr>
                 <w:rFonts w:eastAsia="標楷體" w:cs="新細明體"/>
                 <w:kern w:val="0"/>
               </w:rPr>
-              <w:t>log_time</w:t>
-            </w:r>
+              <w:t>log</w:t>
+            </w:r>
+            <w:proofErr w:type="gramEnd"/>
+            <w:r>
+              <w:rPr>
+                <w:rFonts w:eastAsia="標楷體" w:cs="新細明體"/>
+                <w:kern w:val="0"/>
+              </w:rPr>
+              <w:t>_time</w:t>
+            </w:r>
+            <w:proofErr w:type="spellEnd"/>
           </w:p>
         </w:tc>
         <w:tc>
@@ -24190,6 +25077,7 @@
                 <w:kern w:val="0"/>
               </w:rPr>
             </w:pPr>
+            <w:proofErr w:type="spellStart"/>
             <w:r>
               <w:rPr>
                 <w:rFonts w:eastAsia="標楷體" w:cs="新細明體"/>
@@ -24197,6 +25085,7 @@
               </w:rPr>
               <w:t>timestamptz</w:t>
             </w:r>
+            <w:proofErr w:type="spellEnd"/>
           </w:p>
         </w:tc>
         <w:tc>
@@ -24264,7 +25153,7 @@
           <w:szCs w:val="32"/>
         </w:rPr>
       </w:pPr>
-      <w:bookmarkStart w:id="62" w:name="_Toc229258917"/>
+      <w:bookmarkStart w:id="61" w:name="_Toc229258917"/>
       <w:r>
         <w:rPr>
           <w:rFonts w:eastAsia="標楷體" w:cs="新細明體"/>
@@ -24287,7 +25176,7 @@
         </w:rPr>
         <w:t>（使用者表）</w:t>
       </w:r>
-      <w:bookmarkEnd w:id="62"/>
+      <w:bookmarkEnd w:id="61"/>
     </w:p>
     <w:p>
       <w:pPr>
@@ -24343,7 +25232,27 @@
           <w:sz w:val="28"/>
           <w:szCs w:val="28"/>
         </w:rPr>
-        <w:t>），以符合資安管理中最小權限原則（</w:t>
+        <w:t>），以</w:t>
+      </w:r>
+      <w:proofErr w:type="gramStart"/>
+      <w:r>
+        <w:rPr>
+          <w:rFonts w:eastAsia="標楷體" w:cs="新細明體"/>
+          <w:kern w:val="0"/>
+          <w:sz w:val="28"/>
+          <w:szCs w:val="28"/>
+        </w:rPr>
+        <w:t>符合資安管理</w:t>
+      </w:r>
+      <w:proofErr w:type="gramEnd"/>
+      <w:r>
+        <w:rPr>
+          <w:rFonts w:eastAsia="標楷體" w:cs="新細明體"/>
+          <w:kern w:val="0"/>
+          <w:sz w:val="28"/>
+          <w:szCs w:val="28"/>
+        </w:rPr>
+        <w:t>中最小權限原則（</w:t>
       </w:r>
       <w:r>
         <w:rPr>
@@ -24528,6 +25437,7 @@
                 <w:kern w:val="0"/>
               </w:rPr>
             </w:pPr>
+            <w:proofErr w:type="spellStart"/>
             <w:r>
               <w:rPr>
                 <w:rFonts w:eastAsia="標楷體" w:cs="新細明體"/>
@@ -24535,6 +25445,7 @@
               </w:rPr>
               <w:t>uuid</w:t>
             </w:r>
+            <w:proofErr w:type="spellEnd"/>
           </w:p>
         </w:tc>
         <w:tc>
@@ -24942,7 +25853,27 @@
           <w:sz w:val="28"/>
           <w:szCs w:val="28"/>
         </w:rPr>
-        <w:t xml:space="preserve"> Supabase </w:t>
+        <w:t xml:space="preserve"> </w:t>
+      </w:r>
+      <w:proofErr w:type="spellStart"/>
+      <w:r>
+        <w:rPr>
+          <w:rFonts w:eastAsia="標楷體" w:cs="新細明體"/>
+          <w:kern w:val="0"/>
+          <w:sz w:val="28"/>
+          <w:szCs w:val="28"/>
+        </w:rPr>
+        <w:t>Supabase</w:t>
+      </w:r>
+      <w:proofErr w:type="spellEnd"/>
+      <w:r>
+        <w:rPr>
+          <w:rFonts w:eastAsia="標楷體" w:cs="新細明體"/>
+          <w:kern w:val="0"/>
+          <w:sz w:val="28"/>
+          <w:szCs w:val="28"/>
+        </w:rPr>
+        <w:t xml:space="preserve"> </w:t>
       </w:r>
       <w:r>
         <w:rPr>
@@ -24978,7 +25909,27 @@
           <w:sz w:val="28"/>
           <w:szCs w:val="28"/>
         </w:rPr>
-        <w:t xml:space="preserve"> risk_assessments </w:t>
+        <w:t xml:space="preserve"> </w:t>
+      </w:r>
+      <w:proofErr w:type="spellStart"/>
+      <w:r>
+        <w:rPr>
+          <w:rFonts w:eastAsia="標楷體" w:cs="新細明體"/>
+          <w:kern w:val="0"/>
+          <w:sz w:val="28"/>
+          <w:szCs w:val="28"/>
+        </w:rPr>
+        <w:t>risk_assessments</w:t>
+      </w:r>
+      <w:proofErr w:type="spellEnd"/>
+      <w:r>
+        <w:rPr>
+          <w:rFonts w:eastAsia="標楷體" w:cs="新細明體"/>
+          <w:kern w:val="0"/>
+          <w:sz w:val="28"/>
+          <w:szCs w:val="28"/>
+        </w:rPr>
+        <w:t xml:space="preserve"> </w:t>
       </w:r>
       <w:r>
         <w:rPr>
@@ -24989,14 +25940,25 @@
         </w:rPr>
         <w:t>儲存風險評估結果，形成完整的資產風險管理資料鏈。</w:t>
       </w:r>
-      <w:r>
-        <w:rPr>
-          <w:rFonts w:eastAsia="標楷體" w:cs="新細明體"/>
-          <w:kern w:val="0"/>
-          <w:sz w:val="28"/>
-          <w:szCs w:val="28"/>
-        </w:rPr>
-        <w:t xml:space="preserve">audit_logs </w:t>
+      <w:proofErr w:type="spellStart"/>
+      <w:r>
+        <w:rPr>
+          <w:rFonts w:eastAsia="標楷體" w:cs="新細明體"/>
+          <w:kern w:val="0"/>
+          <w:sz w:val="28"/>
+          <w:szCs w:val="28"/>
+        </w:rPr>
+        <w:t>audit_logs</w:t>
+      </w:r>
+      <w:proofErr w:type="spellEnd"/>
+      <w:r>
+        <w:rPr>
+          <w:rFonts w:eastAsia="標楷體" w:cs="新細明體"/>
+          <w:kern w:val="0"/>
+          <w:sz w:val="28"/>
+          <w:szCs w:val="28"/>
+        </w:rPr>
+        <w:t xml:space="preserve"> </w:t>
       </w:r>
       <w:r>
         <w:rPr>

--- a/系統文件.docx
+++ b/系統文件.docx
@@ -16,7 +16,23 @@
           <w:rFonts w:eastAsia="標楷體" w:hint="eastAsia"/>
           <w:sz w:val="72"/>
         </w:rPr>
-        <w:t>國立臺北商業大學</w:t>
+        <w:t>國立</w:t>
+      </w:r>
+      <w:proofErr w:type="gramStart"/>
+      <w:r>
+        <w:rPr>
+          <w:rFonts w:eastAsia="標楷體" w:hint="eastAsia"/>
+          <w:sz w:val="72"/>
+        </w:rPr>
+        <w:t>臺</w:t>
+      </w:r>
+      <w:proofErr w:type="gramEnd"/>
+      <w:r>
+        <w:rPr>
+          <w:rFonts w:eastAsia="標楷體" w:hint="eastAsia"/>
+          <w:sz w:val="72"/>
+        </w:rPr>
+        <w:t>北商業大學</w:t>
       </w:r>
     </w:p>
     <w:p>
@@ -114,6 +130,7 @@
         </w:rPr>
         <w:t>115</w:t>
       </w:r>
+      <w:proofErr w:type="gramStart"/>
       <w:r>
         <w:rPr>
           <w:rFonts w:eastAsia="標楷體" w:cs="Arial"/>
@@ -121,6 +138,7 @@
         </w:rPr>
         <w:t>’</w:t>
       </w:r>
+      <w:proofErr w:type="gramEnd"/>
       <w:r>
         <w:rPr>
           <w:rFonts w:eastAsia="標楷體" w:hint="eastAsia"/>
@@ -386,6 +404,7 @@
         </w:rPr>
         <w:t>目：</w:t>
       </w:r>
+      <w:proofErr w:type="spellStart"/>
       <w:r>
         <w:rPr>
           <w:rFonts w:eastAsia="標楷體" w:hint="eastAsia"/>
@@ -395,6 +414,7 @@
         </w:rPr>
         <w:t>RiskGenie</w:t>
       </w:r>
+      <w:proofErr w:type="spellEnd"/>
       <w:r>
         <w:rPr>
           <w:rFonts w:eastAsia="標楷體" w:hint="eastAsia"/>
@@ -520,8 +540,19 @@
           <w:bCs/>
           <w:sz w:val="40"/>
         </w:rPr>
-        <w:t>顏珮倪</w:t>
-      </w:r>
+        <w:t>顏</w:t>
+      </w:r>
+      <w:proofErr w:type="gramStart"/>
+      <w:r>
+        <w:rPr>
+          <w:rFonts w:eastAsia="標楷體" w:hint="eastAsia"/>
+          <w:b/>
+          <w:bCs/>
+          <w:sz w:val="40"/>
+        </w:rPr>
+        <w:t>珮倪</w:t>
+      </w:r>
+      <w:proofErr w:type="gramEnd"/>
     </w:p>
     <w:p>
       <w:pPr>
@@ -579,8 +610,9 @@
           <w:bCs/>
           <w:sz w:val="40"/>
         </w:rPr>
-        <w:t>林紀媗</w:t>
-      </w:r>
+        <w:t>林紀</w:t>
+      </w:r>
+      <w:proofErr w:type="gramStart"/>
       <w:r>
         <w:rPr>
           <w:rFonts w:eastAsia="標楷體" w:hint="eastAsia"/>
@@ -588,8 +620,9 @@
           <w:bCs/>
           <w:sz w:val="40"/>
         </w:rPr>
-        <w:t xml:space="preserve"> 11436010</w:t>
-      </w:r>
+        <w:t>媗</w:t>
+      </w:r>
+      <w:proofErr w:type="gramEnd"/>
       <w:r>
         <w:rPr>
           <w:rFonts w:eastAsia="標楷體" w:hint="eastAsia"/>
@@ -597,8 +630,28 @@
           <w:bCs/>
           <w:sz w:val="40"/>
         </w:rPr>
-        <w:t>李昕縈</w:t>
-      </w:r>
+        <w:t xml:space="preserve"> 11436010</w:t>
+      </w:r>
+      <w:r>
+        <w:rPr>
+          <w:rFonts w:eastAsia="標楷體" w:hint="eastAsia"/>
+          <w:b/>
+          <w:bCs/>
+          <w:sz w:val="40"/>
+        </w:rPr>
+        <w:t>李昕</w:t>
+      </w:r>
+      <w:proofErr w:type="gramStart"/>
+      <w:r>
+        <w:rPr>
+          <w:rFonts w:eastAsia="標楷體" w:hint="eastAsia"/>
+          <w:b/>
+          <w:bCs/>
+          <w:sz w:val="40"/>
+        </w:rPr>
+        <w:t>縈</w:t>
+      </w:r>
+      <w:proofErr w:type="gramEnd"/>
     </w:p>
     <w:p>
       <w:pPr>
@@ -629,8 +682,19 @@
           <w:bCs/>
           <w:sz w:val="40"/>
         </w:rPr>
-        <w:t>黃翊甄</w:t>
-      </w:r>
+        <w:t>黃翊</w:t>
+      </w:r>
+      <w:proofErr w:type="gramStart"/>
+      <w:r>
+        <w:rPr>
+          <w:rFonts w:eastAsia="標楷體" w:hint="eastAsia"/>
+          <w:b/>
+          <w:bCs/>
+          <w:sz w:val="40"/>
+        </w:rPr>
+        <w:t>甄</w:t>
+      </w:r>
+      <w:proofErr w:type="gramEnd"/>
       <w:r>
         <w:rPr>
           <w:rFonts w:eastAsia="標楷體" w:hint="eastAsia"/>
@@ -4325,14 +4389,32 @@
           <w:sz w:val="28"/>
           <w:szCs w:val="28"/>
         </w:rPr>
-        <w:t>的日常運作中，「資產盤點」與「風險評鑑」通常仰賴人工填寫與主觀判斷。面對日新月異的資安威脅（如</w:t>
-      </w:r>
+        <w:t>的日常運作中，「資產盤點」與「風險評鑑」通常仰賴人工填寫與主觀判斷。面對日新月異</w:t>
+      </w:r>
+      <w:proofErr w:type="gramStart"/>
       <w:r>
         <w:rPr>
           <w:rFonts w:eastAsia="標楷體"/>
           <w:sz w:val="28"/>
           <w:szCs w:val="28"/>
         </w:rPr>
+        <w:t>的資安威脅</w:t>
+      </w:r>
+      <w:proofErr w:type="gramEnd"/>
+      <w:r>
+        <w:rPr>
+          <w:rFonts w:eastAsia="標楷體"/>
+          <w:sz w:val="28"/>
+          <w:szCs w:val="28"/>
+        </w:rPr>
+        <w:t>（如</w:t>
+      </w:r>
+      <w:r>
+        <w:rPr>
+          <w:rFonts w:eastAsia="標楷體"/>
+          <w:sz w:val="28"/>
+          <w:szCs w:val="28"/>
+        </w:rPr>
         <w:t xml:space="preserve"> CVE </w:t>
       </w:r>
       <w:r>
@@ -4341,7 +4423,25 @@
           <w:sz w:val="28"/>
           <w:szCs w:val="28"/>
         </w:rPr>
-        <w:t>漏洞），傳統的人工作業模式難以即時掌握外部情資，且不同人員對風險價值的評定標準不一，導致評鑑結果缺乏客觀依據與實效性</w:t>
+        <w:t>漏洞），傳統的人工作業模式難以即時掌握</w:t>
+      </w:r>
+      <w:proofErr w:type="gramStart"/>
+      <w:r>
+        <w:rPr>
+          <w:rFonts w:eastAsia="標楷體"/>
+          <w:sz w:val="28"/>
+          <w:szCs w:val="28"/>
+        </w:rPr>
+        <w:t>外部情資</w:t>
+      </w:r>
+      <w:proofErr w:type="gramEnd"/>
+      <w:r>
+        <w:rPr>
+          <w:rFonts w:eastAsia="標楷體"/>
+          <w:sz w:val="28"/>
+          <w:szCs w:val="28"/>
+        </w:rPr>
+        <w:t>，且不同人員對風險價值的評定標準不一，導致評鑑結果缺乏客觀依據與實效性</w:t>
       </w:r>
       <w:r>
         <w:rPr>
@@ -4422,14 +4522,50 @@
           <w:sz w:val="28"/>
           <w:szCs w:val="28"/>
         </w:rPr>
-        <w:t>時面臨三大痛點：首先，資產分類與價值評定缺乏標準，容易產生誤差；其次，風險評鑑中對於弱點值的評估過於主觀，未能結合即時的威脅情資（如</w:t>
-      </w:r>
+        <w:t>時面臨三大痛點：首先，資產分類與價值評定缺乏標準，容易產生誤差；其次，風險評鑑中對於弱點值的評估過於</w:t>
+      </w:r>
+      <w:proofErr w:type="gramStart"/>
       <w:r>
         <w:rPr>
           <w:rFonts w:eastAsia="標楷體"/>
           <w:sz w:val="28"/>
           <w:szCs w:val="28"/>
         </w:rPr>
+        <w:t>主觀，</w:t>
+      </w:r>
+      <w:proofErr w:type="gramEnd"/>
+      <w:r>
+        <w:rPr>
+          <w:rFonts w:eastAsia="標楷體"/>
+          <w:sz w:val="28"/>
+          <w:szCs w:val="28"/>
+        </w:rPr>
+        <w:t>未能結合即時的</w:t>
+      </w:r>
+      <w:proofErr w:type="gramStart"/>
+      <w:r>
+        <w:rPr>
+          <w:rFonts w:eastAsia="標楷體"/>
+          <w:sz w:val="28"/>
+          <w:szCs w:val="28"/>
+        </w:rPr>
+        <w:t>威脅情資</w:t>
+      </w:r>
+      <w:proofErr w:type="gramEnd"/>
+      <w:r>
+        <w:rPr>
+          <w:rFonts w:eastAsia="標楷體"/>
+          <w:sz w:val="28"/>
+          <w:szCs w:val="28"/>
+        </w:rPr>
+        <w:t>（如</w:t>
+      </w:r>
+      <w:r>
+        <w:rPr>
+          <w:rFonts w:eastAsia="標楷體"/>
+          <w:sz w:val="28"/>
+          <w:szCs w:val="28"/>
+        </w:rPr>
         <w:t xml:space="preserve"> NVD </w:t>
       </w:r>
       <w:r>
@@ -4518,7 +4654,43 @@
           <w:sz w:val="28"/>
           <w:szCs w:val="28"/>
         </w:rPr>
-        <w:t>風險顧問系統，自動化輔助資安決策，降低人力負擔並提升評鑑精準度</w:t>
+        <w:t>風險顧問系統，自動化</w:t>
+      </w:r>
+      <w:proofErr w:type="gramStart"/>
+      <w:r>
+        <w:rPr>
+          <w:rFonts w:eastAsia="標楷體"/>
+          <w:sz w:val="28"/>
+          <w:szCs w:val="28"/>
+        </w:rPr>
+        <w:t>輔助資安決策</w:t>
+      </w:r>
+      <w:proofErr w:type="gramEnd"/>
+      <w:r>
+        <w:rPr>
+          <w:rFonts w:eastAsia="標楷體"/>
+          <w:sz w:val="28"/>
+          <w:szCs w:val="28"/>
+        </w:rPr>
+        <w:t>，降低人力負擔並提升評鑑精</w:t>
+      </w:r>
+      <w:proofErr w:type="gramStart"/>
+      <w:r>
+        <w:rPr>
+          <w:rFonts w:eastAsia="標楷體"/>
+          <w:sz w:val="28"/>
+          <w:szCs w:val="28"/>
+        </w:rPr>
+        <w:t>準</w:t>
+      </w:r>
+      <w:proofErr w:type="gramEnd"/>
+      <w:r>
+        <w:rPr>
+          <w:rFonts w:eastAsia="標楷體"/>
+          <w:sz w:val="28"/>
+          <w:szCs w:val="28"/>
+        </w:rPr>
+        <w:t>度</w:t>
       </w:r>
       <w:r>
         <w:rPr>
@@ -4749,7 +4921,25 @@
           <w:sz w:val="28"/>
           <w:szCs w:val="28"/>
         </w:rPr>
-        <w:t>技術將最新的弱點情資引入評鑑流程，自動計算客觀的弱點值。</w:t>
+        <w:t>技術將最新的</w:t>
+      </w:r>
+      <w:proofErr w:type="gramStart"/>
+      <w:r>
+        <w:rPr>
+          <w:rFonts w:eastAsia="標楷體" w:hint="eastAsia"/>
+          <w:sz w:val="28"/>
+          <w:szCs w:val="28"/>
+        </w:rPr>
+        <w:t>弱點情資引入</w:t>
+      </w:r>
+      <w:proofErr w:type="gramEnd"/>
+      <w:r>
+        <w:rPr>
+          <w:rFonts w:eastAsia="標楷體" w:hint="eastAsia"/>
+          <w:sz w:val="28"/>
+          <w:szCs w:val="28"/>
+        </w:rPr>
+        <w:t>評鑑流程，自動計算客觀的弱點值。</w:t>
       </w:r>
     </w:p>
     <w:p>
@@ -4772,7 +4962,25 @@
           <w:sz w:val="28"/>
           <w:szCs w:val="28"/>
         </w:rPr>
-        <w:t>精準對策生成：</w:t>
+        <w:t>精</w:t>
+      </w:r>
+      <w:proofErr w:type="gramStart"/>
+      <w:r>
+        <w:rPr>
+          <w:rFonts w:eastAsia="標楷體" w:hint="eastAsia"/>
+          <w:sz w:val="28"/>
+          <w:szCs w:val="28"/>
+        </w:rPr>
+        <w:t>準</w:t>
+      </w:r>
+      <w:proofErr w:type="gramEnd"/>
+      <w:r>
+        <w:rPr>
+          <w:rFonts w:eastAsia="標楷體" w:hint="eastAsia"/>
+          <w:sz w:val="28"/>
+          <w:szCs w:val="28"/>
+        </w:rPr>
+        <w:t>對策生成：</w:t>
       </w:r>
       <w:r>
         <w:rPr>
@@ -4991,7 +5199,43 @@
           <w:sz w:val="28"/>
           <w:szCs w:val="28"/>
         </w:rPr>
-        <w:t>系統能結合最新漏洞情資給予預警，並產出符合國際標準的資安文件，輔助組織順利通過稽核。</w:t>
+        <w:t>系統能結合最新</w:t>
+      </w:r>
+      <w:proofErr w:type="gramStart"/>
+      <w:r>
+        <w:rPr>
+          <w:rFonts w:eastAsia="標楷體" w:hint="eastAsia"/>
+          <w:sz w:val="28"/>
+          <w:szCs w:val="28"/>
+        </w:rPr>
+        <w:t>漏洞情資給予</w:t>
+      </w:r>
+      <w:proofErr w:type="gramEnd"/>
+      <w:r>
+        <w:rPr>
+          <w:rFonts w:eastAsia="標楷體" w:hint="eastAsia"/>
+          <w:sz w:val="28"/>
+          <w:szCs w:val="28"/>
+        </w:rPr>
+        <w:t>預警，並產出符合國際標準</w:t>
+      </w:r>
+      <w:proofErr w:type="gramStart"/>
+      <w:r>
+        <w:rPr>
+          <w:rFonts w:eastAsia="標楷體" w:hint="eastAsia"/>
+          <w:sz w:val="28"/>
+          <w:szCs w:val="28"/>
+        </w:rPr>
+        <w:t>的資安文件</w:t>
+      </w:r>
+      <w:proofErr w:type="gramEnd"/>
+      <w:r>
+        <w:rPr>
+          <w:rFonts w:eastAsia="標楷體" w:hint="eastAsia"/>
+          <w:sz w:val="28"/>
+          <w:szCs w:val="28"/>
+        </w:rPr>
+        <w:t>，輔助組織順利通過稽核。</w:t>
       </w:r>
     </w:p>
     <w:p>
@@ -5187,7 +5431,39 @@
           <w:rFonts w:eastAsia="標楷體" w:hint="eastAsia"/>
           <w:sz w:val="28"/>
         </w:rPr>
-        <w:t>、資通安全管理法等要求普及，不僅政府機關，中小企業也被要求合規。</w:t>
+        <w:t>、資通安全管理法等要求</w:t>
+      </w:r>
+      <w:proofErr w:type="gramStart"/>
+      <w:r>
+        <w:rPr>
+          <w:rFonts w:eastAsia="標楷體" w:hint="eastAsia"/>
+          <w:sz w:val="28"/>
+        </w:rPr>
+        <w:t>普及，</w:t>
+      </w:r>
+      <w:proofErr w:type="gramEnd"/>
+      <w:r>
+        <w:rPr>
+          <w:rFonts w:eastAsia="標楷體" w:hint="eastAsia"/>
+          <w:sz w:val="28"/>
+        </w:rPr>
+        <w:t>不僅政府機關，中小企業也被要求合</w:t>
+      </w:r>
+      <w:proofErr w:type="gramStart"/>
+      <w:r>
+        <w:rPr>
+          <w:rFonts w:eastAsia="標楷體" w:hint="eastAsia"/>
+          <w:sz w:val="28"/>
+        </w:rPr>
+        <w:t>規</w:t>
+      </w:r>
+      <w:proofErr w:type="gramEnd"/>
+      <w:r>
+        <w:rPr>
+          <w:rFonts w:eastAsia="標楷體" w:hint="eastAsia"/>
+          <w:sz w:val="28"/>
+        </w:rPr>
+        <w:t>。</w:t>
       </w:r>
     </w:p>
     <w:p>
@@ -5209,7 +5485,23 @@
           <w:rFonts w:eastAsia="標楷體" w:hint="eastAsia"/>
           <w:sz w:val="28"/>
         </w:rPr>
-        <w:t>中小企業缺乏專業資安顧問，但目前顧問費用極高，此專案能填補專業人力缺口。</w:t>
+        <w:t>中小企業缺乏</w:t>
+      </w:r>
+      <w:proofErr w:type="gramStart"/>
+      <w:r>
+        <w:rPr>
+          <w:rFonts w:eastAsia="標楷體" w:hint="eastAsia"/>
+          <w:sz w:val="28"/>
+        </w:rPr>
+        <w:t>專業資安顧問</w:t>
+      </w:r>
+      <w:proofErr w:type="gramEnd"/>
+      <w:r>
+        <w:rPr>
+          <w:rFonts w:eastAsia="標楷體" w:hint="eastAsia"/>
+          <w:sz w:val="28"/>
+        </w:rPr>
+        <w:t>，但目前顧問費用極高，此專案能填補專業人力缺口。</w:t>
       </w:r>
     </w:p>
     <w:p>
@@ -5385,12 +5677,21 @@
           <w:sz w:val="28"/>
         </w:rPr>
       </w:pPr>
+      <w:proofErr w:type="gramStart"/>
       <w:r>
         <w:rPr>
           <w:rFonts w:eastAsia="標楷體" w:hint="eastAsia"/>
           <w:sz w:val="28"/>
         </w:rPr>
-        <w:t>資安隱私風險。</w:t>
+        <w:t>資安隱私</w:t>
+      </w:r>
+      <w:proofErr w:type="gramEnd"/>
+      <w:r>
+        <w:rPr>
+          <w:rFonts w:eastAsia="標楷體" w:hint="eastAsia"/>
+          <w:sz w:val="28"/>
+        </w:rPr>
+        <w:t>風險。</w:t>
       </w:r>
     </w:p>
     <w:p>
@@ -7474,8 +7775,17 @@
           <w:rFonts w:eastAsia="標楷體" w:hint="eastAsia"/>
           <w:sz w:val="28"/>
         </w:rPr>
-        <w:t>即時追蹤資安風險</w:t>
-      </w:r>
+        <w:t>即時</w:t>
+      </w:r>
+      <w:proofErr w:type="gramStart"/>
+      <w:r>
+        <w:rPr>
+          <w:rFonts w:eastAsia="標楷體" w:hint="eastAsia"/>
+          <w:sz w:val="28"/>
+        </w:rPr>
+        <w:t>追蹤資安風險</w:t>
+      </w:r>
+      <w:proofErr w:type="gramEnd"/>
     </w:p>
     <w:p>
       <w:pPr>
@@ -7955,12 +8265,21 @@
                 <w:sz w:val="28"/>
               </w:rPr>
             </w:pPr>
+            <w:proofErr w:type="gramStart"/>
             <w:r>
               <w:rPr>
                 <w:rFonts w:eastAsia="標楷體" w:hint="eastAsia"/>
                 <w:sz w:val="28"/>
               </w:rPr>
-              <w:t>缺資安人才</w:t>
+              <w:t>缺資安</w:t>
+            </w:r>
+            <w:proofErr w:type="gramEnd"/>
+            <w:r>
+              <w:rPr>
+                <w:rFonts w:eastAsia="標楷體" w:hint="eastAsia"/>
+                <w:sz w:val="28"/>
+              </w:rPr>
+              <w:t>人才</w:t>
             </w:r>
           </w:p>
         </w:tc>
@@ -8285,7 +8604,23 @@
                 <w:rFonts w:eastAsia="標楷體" w:hint="eastAsia"/>
                 <w:sz w:val="28"/>
               </w:rPr>
-              <w:t>中小企業缺乏資安專才</w:t>
+              <w:t>中小企業缺乏</w:t>
+            </w:r>
+            <w:proofErr w:type="gramStart"/>
+            <w:r>
+              <w:rPr>
+                <w:rFonts w:eastAsia="標楷體" w:hint="eastAsia"/>
+                <w:sz w:val="28"/>
+              </w:rPr>
+              <w:t>資安專</w:t>
+            </w:r>
+            <w:proofErr w:type="gramEnd"/>
+            <w:r>
+              <w:rPr>
+                <w:rFonts w:eastAsia="標楷體" w:hint="eastAsia"/>
+                <w:sz w:val="28"/>
+              </w:rPr>
+              <w:t>才</w:t>
             </w:r>
           </w:p>
         </w:tc>
@@ -8584,7 +8919,25 @@
           <w:sz w:val="28"/>
           <w:szCs w:val="28"/>
         </w:rPr>
-        <w:t>我們的系統旨在協助使用者自動化進行資訊資產盤點、漏洞分析與風險評鑑，降低傳統人工評鑑所需的時間與專業門檻，並提升整體資安管理效率。透過使用者輸入資產資料（如系統名稱、設備類型、重要性等），結合漏洞資料與</w:t>
+        <w:t>我們的系統旨在協助使用者自動化進行資訊資產盤點、漏洞分析與風險評鑑，降低傳統人工評鑑所需的時間與專業門檻，並提升</w:t>
+      </w:r>
+      <w:proofErr w:type="gramStart"/>
+      <w:r>
+        <w:rPr>
+          <w:rFonts w:eastAsia="標楷體" w:hint="eastAsia"/>
+          <w:sz w:val="28"/>
+          <w:szCs w:val="28"/>
+        </w:rPr>
+        <w:t>整體資安管理</w:t>
+      </w:r>
+      <w:proofErr w:type="gramEnd"/>
+      <w:r>
+        <w:rPr>
+          <w:rFonts w:eastAsia="標楷體" w:hint="eastAsia"/>
+          <w:sz w:val="28"/>
+          <w:szCs w:val="28"/>
+        </w:rPr>
+        <w:t>效率。透過使用者輸入資產資料（如系統名稱、設備類型、重要性等），結合漏洞資料與</w:t>
       </w:r>
       <w:r>
         <w:rPr>
@@ -8778,7 +9131,25 @@
           <w:sz w:val="28"/>
           <w:szCs w:val="28"/>
         </w:rPr>
-        <w:t>進行前後端資料傳輸，使系統架構更為清晰，並提升擴展性與維護性。</w:t>
+        <w:t>進行前後端資料傳輸，使系統架構更為</w:t>
+      </w:r>
+      <w:proofErr w:type="gramStart"/>
+      <w:r>
+        <w:rPr>
+          <w:rFonts w:eastAsia="標楷體" w:hint="eastAsia"/>
+          <w:sz w:val="28"/>
+          <w:szCs w:val="28"/>
+        </w:rPr>
+        <w:t>清晰，</w:t>
+      </w:r>
+      <w:proofErr w:type="gramEnd"/>
+      <w:r>
+        <w:rPr>
+          <w:rFonts w:eastAsia="標楷體" w:hint="eastAsia"/>
+          <w:sz w:val="28"/>
+          <w:szCs w:val="28"/>
+        </w:rPr>
+        <w:t>並提升擴展性與維護性。</w:t>
       </w:r>
     </w:p>
     <w:p>
@@ -8814,6 +9185,7 @@
         </w:rPr>
         <w:t>：使用</w:t>
       </w:r>
+      <w:proofErr w:type="spellStart"/>
       <w:r>
         <w:rPr>
           <w:rFonts w:eastAsia="標楷體" w:cs="新細明體"/>
@@ -8823,6 +9195,7 @@
         </w:rPr>
         <w:t>Supabase</w:t>
       </w:r>
+      <w:proofErr w:type="spellEnd"/>
       <w:r>
         <w:rPr>
           <w:rFonts w:eastAsia="標楷體" w:cs="新細明體"/>
@@ -9026,6 +9399,7 @@
         </w:rPr>
         <w:t>後端框架與</w:t>
       </w:r>
+      <w:proofErr w:type="spellStart"/>
       <w:r>
         <w:rPr>
           <w:rFonts w:eastAsia="標楷體"/>
@@ -9034,6 +9408,7 @@
         </w:rPr>
         <w:t>Supabase</w:t>
       </w:r>
+      <w:proofErr w:type="spellEnd"/>
       <w:r>
         <w:rPr>
           <w:rFonts w:eastAsia="標楷體"/>
@@ -9048,7 +9423,25 @@
           <w:sz w:val="28"/>
           <w:szCs w:val="28"/>
         </w:rPr>
-        <w:t>，建置一套完整的資安風險評估平台。</w:t>
+        <w:t>，建置一套完整</w:t>
+      </w:r>
+      <w:proofErr w:type="gramStart"/>
+      <w:r>
+        <w:rPr>
+          <w:rFonts w:eastAsia="標楷體" w:hint="eastAsia"/>
+          <w:sz w:val="28"/>
+          <w:szCs w:val="28"/>
+        </w:rPr>
+        <w:t>的資安風險</w:t>
+      </w:r>
+      <w:proofErr w:type="gramEnd"/>
+      <w:r>
+        <w:rPr>
+          <w:rFonts w:eastAsia="標楷體" w:hint="eastAsia"/>
+          <w:sz w:val="28"/>
+          <w:szCs w:val="28"/>
+        </w:rPr>
+        <w:t>評估平台。</w:t>
       </w:r>
     </w:p>
     <w:p>
@@ -9077,16 +9470,54 @@
           <w:sz w:val="28"/>
           <w:szCs w:val="28"/>
         </w:rPr>
-        <w:t>使用者能隨時進行資安風險評估、檢視分析結果與查詢歷史紀錄。此外，由於採用</w:t>
-      </w:r>
+        <w:t>使用者能隨時</w:t>
+      </w:r>
+      <w:proofErr w:type="gramStart"/>
       <w:r>
         <w:rPr>
           <w:rFonts w:eastAsia="標楷體"/>
           <w:sz w:val="28"/>
           <w:szCs w:val="28"/>
         </w:rPr>
+        <w:t>進行資安風險</w:t>
+      </w:r>
+      <w:proofErr w:type="gramEnd"/>
+      <w:r>
+        <w:rPr>
+          <w:rFonts w:eastAsia="標楷體"/>
+          <w:sz w:val="28"/>
+          <w:szCs w:val="28"/>
+        </w:rPr>
+        <w:t>評估、檢視分析結果與查詢歷史紀錄。</w:t>
+      </w:r>
+      <w:proofErr w:type="gramStart"/>
+      <w:r>
+        <w:rPr>
+          <w:rFonts w:eastAsia="標楷體"/>
+          <w:sz w:val="28"/>
+          <w:szCs w:val="28"/>
+        </w:rPr>
+        <w:t>此外，</w:t>
+      </w:r>
+      <w:proofErr w:type="gramEnd"/>
+      <w:r>
+        <w:rPr>
+          <w:rFonts w:eastAsia="標楷體"/>
+          <w:sz w:val="28"/>
+          <w:szCs w:val="28"/>
+        </w:rPr>
+        <w:t>由於採用</w:t>
+      </w:r>
+      <w:proofErr w:type="spellStart"/>
+      <w:r>
+        <w:rPr>
+          <w:rFonts w:eastAsia="標楷體"/>
+          <w:sz w:val="28"/>
+          <w:szCs w:val="28"/>
+        </w:rPr>
         <w:t>Supabase</w:t>
       </w:r>
+      <w:proofErr w:type="spellEnd"/>
       <w:r>
         <w:rPr>
           <w:rFonts w:eastAsia="標楷體"/>
@@ -9459,12 +9890,14 @@
                 <w:rFonts w:eastAsia="標楷體"/>
               </w:rPr>
             </w:pPr>
+            <w:proofErr w:type="spellStart"/>
             <w:r>
               <w:rPr>
                 <w:rFonts w:eastAsia="標楷體"/>
               </w:rPr>
               <w:t>Supabase</w:t>
             </w:r>
+            <w:proofErr w:type="spellEnd"/>
             <w:r>
               <w:rPr>
                 <w:rFonts w:eastAsia="標楷體"/>
@@ -10160,6 +10593,7 @@
         </w:rPr>
         <w:t>以下列出本系統於開發「</w:t>
       </w:r>
+      <w:proofErr w:type="spellStart"/>
       <w:r>
         <w:rPr>
           <w:rFonts w:eastAsia="標楷體" w:hint="eastAsia"/>
@@ -10168,6 +10602,7 @@
         </w:rPr>
         <w:t>RiskGenie</w:t>
       </w:r>
+      <w:proofErr w:type="spellEnd"/>
       <w:r>
         <w:rPr>
           <w:rFonts w:eastAsia="標楷體" w:hint="eastAsia"/>
@@ -10357,6 +10792,7 @@
           <w:szCs w:val="28"/>
         </w:rPr>
       </w:pPr>
+      <w:proofErr w:type="spellStart"/>
       <w:r>
         <w:rPr>
           <w:rFonts w:eastAsia="標楷體"/>
@@ -10365,6 +10801,7 @@
         </w:rPr>
         <w:t>Supabase</w:t>
       </w:r>
+      <w:proofErr w:type="spellEnd"/>
       <w:r>
         <w:rPr>
           <w:rFonts w:eastAsia="標楷體" w:hint="eastAsia"/>
@@ -10413,6 +10850,7 @@
         </w:rPr>
         <w:t>整合等功能。本系統使用</w:t>
       </w:r>
+      <w:proofErr w:type="spellStart"/>
       <w:r>
         <w:rPr>
           <w:rFonts w:eastAsia="標楷體"/>
@@ -10421,6 +10859,7 @@
         </w:rPr>
         <w:t>Supabase</w:t>
       </w:r>
+      <w:proofErr w:type="spellEnd"/>
       <w:r>
         <w:rPr>
           <w:rFonts w:eastAsia="標楷體"/>
@@ -10499,7 +10938,25 @@
           <w:sz w:val="28"/>
           <w:szCs w:val="28"/>
         </w:rPr>
-        <w:t>：為輕量且功能完整之開發工具，支援多種程式語言與除錯功能，並可透過擴充套件提升開發效率，是本系統主要開發環境。</w:t>
+        <w:t>：為</w:t>
+      </w:r>
+      <w:proofErr w:type="gramStart"/>
+      <w:r>
+        <w:rPr>
+          <w:rFonts w:eastAsia="標楷體" w:hint="eastAsia"/>
+          <w:sz w:val="28"/>
+          <w:szCs w:val="28"/>
+        </w:rPr>
+        <w:t>輕量且功能</w:t>
+      </w:r>
+      <w:proofErr w:type="gramEnd"/>
+      <w:r>
+        <w:rPr>
+          <w:rFonts w:eastAsia="標楷體" w:hint="eastAsia"/>
+          <w:sz w:val="28"/>
+          <w:szCs w:val="28"/>
+        </w:rPr>
+        <w:t>完整之開發工具，支援多種程式語言與除錯功能，並可透過擴充套件提升開發效率，是本系統主要開發環境。</w:t>
       </w:r>
     </w:p>
     <w:p>
@@ -10636,7 +11093,25 @@
           <w:sz w:val="28"/>
           <w:szCs w:val="28"/>
         </w:rPr>
-        <w:t>設計原則：作為前後端資料傳輸之設計依據，使系統架構清晰，並提升系統之擴展性與維護性。</w:t>
+        <w:t>設計原則：作為前後端資料傳輸之設計依據，使系統架構</w:t>
+      </w:r>
+      <w:proofErr w:type="gramStart"/>
+      <w:r>
+        <w:rPr>
+          <w:rFonts w:eastAsia="標楷體" w:hint="eastAsia"/>
+          <w:sz w:val="28"/>
+          <w:szCs w:val="28"/>
+        </w:rPr>
+        <w:t>清晰，</w:t>
+      </w:r>
+      <w:proofErr w:type="gramEnd"/>
+      <w:r>
+        <w:rPr>
+          <w:rFonts w:eastAsia="標楷體" w:hint="eastAsia"/>
+          <w:sz w:val="28"/>
+          <w:szCs w:val="28"/>
+        </w:rPr>
+        <w:t>並提升系統之擴展性與維護性。</w:t>
       </w:r>
     </w:p>
     <w:p>
@@ -10858,12 +11333,14 @@
               </w:rPr>
               <w:t>、</w:t>
             </w:r>
+            <w:proofErr w:type="spellStart"/>
             <w:r>
               <w:rPr>
                 <w:rFonts w:eastAsia="標楷體"/>
               </w:rPr>
               <w:t>Supabase</w:t>
             </w:r>
+            <w:proofErr w:type="spellEnd"/>
           </w:p>
         </w:tc>
       </w:tr>
@@ -11105,12 +11582,14 @@
               </w:rPr>
               <w:t>、</w:t>
             </w:r>
+            <w:proofErr w:type="spellStart"/>
             <w:r>
               <w:rPr>
                 <w:rFonts w:eastAsia="標楷體"/>
               </w:rPr>
               <w:t>Supabase</w:t>
             </w:r>
+            <w:proofErr w:type="spellEnd"/>
             <w:r>
               <w:rPr>
                 <w:rFonts w:eastAsia="標楷體"/>
@@ -11421,12 +11900,14 @@
                 <w:rFonts w:eastAsia="標楷體"/>
               </w:rPr>
             </w:pPr>
+            <w:proofErr w:type="spellStart"/>
             <w:r>
               <w:rPr>
                 <w:rFonts w:eastAsia="標楷體"/>
               </w:rPr>
               <w:t>Github</w:t>
             </w:r>
+            <w:proofErr w:type="spellEnd"/>
           </w:p>
         </w:tc>
       </w:tr>
@@ -11477,12 +11958,14 @@
                 <w:rFonts w:eastAsia="標楷體"/>
               </w:rPr>
             </w:pPr>
+            <w:proofErr w:type="spellStart"/>
             <w:r>
               <w:rPr>
                 <w:rFonts w:eastAsia="標楷體"/>
               </w:rPr>
               <w:t>Github</w:t>
             </w:r>
+            <w:proofErr w:type="spellEnd"/>
             <w:r>
               <w:rPr>
                 <w:rFonts w:eastAsia="標楷體" w:hint="eastAsia"/>
@@ -11526,13 +12009,22 @@
     <w:p>
       <w:pPr>
         <w:jc w:val="center"/>
+        <w:outlineLvl w:val="0"/>
         <w:rPr>
           <w:rFonts w:ascii="標楷體" w:eastAsia="標楷體" w:hAnsi="標楷體"/>
+          <w:b/>
+          <w:bCs/>
+          <w:sz w:val="36"/>
+          <w:szCs w:val="36"/>
         </w:rPr>
       </w:pPr>
       <w:r>
         <w:rPr>
           <w:rFonts w:ascii="標楷體" w:eastAsia="標楷體" w:hAnsi="標楷體" w:hint="eastAsia"/>
+          <w:b/>
+          <w:bCs/>
+          <w:sz w:val="36"/>
+          <w:szCs w:val="36"/>
         </w:rPr>
         <w:lastRenderedPageBreak/>
         <w:t>第四章</w:t>
@@ -11780,7 +12272,7 @@
             <w:pPr>
               <w:jc w:val="center"/>
               <w:rPr>
-                <w:rFonts w:eastAsia="標楷體" w:hint="eastAsia"/>
+                <w:rFonts w:eastAsia="標楷體"/>
                 <w:szCs w:val="22"/>
               </w:rPr>
             </w:pPr>
@@ -11903,7 +12395,7 @@
           <w:p>
             <w:pPr>
               <w:rPr>
-                <w:rFonts w:ascii="標楷體" w:eastAsia="標楷體" w:hAnsi="標楷體" w:hint="eastAsia"/>
+                <w:rFonts w:ascii="標楷體" w:eastAsia="標楷體" w:hAnsi="標楷體"/>
               </w:rPr>
             </w:pPr>
           </w:p>
@@ -12042,29 +12534,29 @@
           <w:p>
             <w:pPr>
               <w:rPr>
+                <w:rFonts w:eastAsia="標楷體"/>
+                <w:szCs w:val="22"/>
+              </w:rPr>
+            </w:pPr>
+            <w:r>
+              <w:rPr>
                 <w:rFonts w:eastAsia="標楷體" w:hint="eastAsia"/>
                 <w:szCs w:val="22"/>
               </w:rPr>
-            </w:pPr>
+              <w:t>登入</w:t>
+            </w:r>
             <w:r>
               <w:rPr>
                 <w:rFonts w:eastAsia="標楷體" w:hint="eastAsia"/>
                 <w:szCs w:val="22"/>
               </w:rPr>
-              <w:t>登入</w:t>
+              <w:t>/</w:t>
             </w:r>
             <w:r>
               <w:rPr>
                 <w:rFonts w:eastAsia="標楷體" w:hint="eastAsia"/>
                 <w:szCs w:val="22"/>
               </w:rPr>
-              <w:t>/</w:t>
-            </w:r>
-            <w:r>
-              <w:rPr>
-                <w:rFonts w:eastAsia="標楷體" w:hint="eastAsia"/>
-                <w:szCs w:val="22"/>
-              </w:rPr>
               <w:t>登出</w:t>
             </w:r>
           </w:p>
@@ -12121,7 +12613,7 @@
           <w:p>
             <w:pPr>
               <w:rPr>
-                <w:rFonts w:ascii="標楷體" w:eastAsia="標楷體" w:hAnsi="標楷體" w:hint="eastAsia"/>
+                <w:rFonts w:ascii="標楷體" w:eastAsia="標楷體" w:hAnsi="標楷體"/>
               </w:rPr>
             </w:pPr>
           </w:p>
@@ -12497,7 +12989,7 @@
           <w:p>
             <w:pPr>
               <w:rPr>
-                <w:rFonts w:eastAsia="標楷體" w:hint="eastAsia"/>
+                <w:rFonts w:eastAsia="標楷體"/>
                 <w:szCs w:val="22"/>
               </w:rPr>
             </w:pPr>
@@ -12606,7 +13098,7 @@
           <w:p>
             <w:pPr>
               <w:rPr>
-                <w:rFonts w:eastAsia="標楷體" w:hint="eastAsia"/>
+                <w:rFonts w:eastAsia="標楷體"/>
                 <w:szCs w:val="22"/>
               </w:rPr>
             </w:pPr>
@@ -12722,7 +13214,7 @@
           <w:p>
             <w:pPr>
               <w:rPr>
-                <w:rFonts w:eastAsia="標楷體" w:hint="eastAsia"/>
+                <w:rFonts w:eastAsia="標楷體"/>
                 <w:szCs w:val="22"/>
               </w:rPr>
             </w:pPr>
@@ -13257,7 +13749,7 @@
           <w:p>
             <w:pPr>
               <w:rPr>
-                <w:rFonts w:eastAsia="標楷體" w:hint="eastAsia"/>
+                <w:rFonts w:eastAsia="標楷體"/>
                 <w:szCs w:val="22"/>
               </w:rPr>
             </w:pPr>
@@ -14905,6 +15397,7 @@
                 <w:szCs w:val="22"/>
                 <w:u w:val="single"/>
               </w:rPr>
+              <w:lastRenderedPageBreak/>
               <w:t>設計</w:t>
             </w:r>
             <w:r>
@@ -15955,12 +16448,14 @@
           <w:rFonts w:ascii="標楷體" w:eastAsia="標楷體" w:hAnsi="標楷體"/>
         </w:rPr>
       </w:pPr>
+      <w:proofErr w:type="gramStart"/>
       <w:r>
         <w:rPr>
           <w:rFonts w:ascii="標楷體" w:eastAsia="標楷體" w:hAnsi="標楷體" w:hint="eastAsia"/>
         </w:rPr>
         <w:t>註</w:t>
       </w:r>
+      <w:proofErr w:type="gramEnd"/>
       <w:r>
         <w:rPr>
           <w:rFonts w:ascii="標楷體" w:eastAsia="標楷體" w:hAnsi="標楷體"/>
@@ -16157,13 +16652,23 @@
           <w:color w:val="FF0000"/>
         </w:rPr>
       </w:pPr>
+      <w:proofErr w:type="gramStart"/>
       <w:r>
         <w:rPr>
           <w:rFonts w:eastAsia="標楷體" w:hint="eastAsia"/>
           <w:b/>
           <w:color w:val="FF0000"/>
         </w:rPr>
-        <w:t>本組成員之工作內容與貢獻度</w:t>
+        <w:t>本組成員</w:t>
+      </w:r>
+      <w:proofErr w:type="gramEnd"/>
+      <w:r>
+        <w:rPr>
+          <w:rFonts w:eastAsia="標楷體" w:hint="eastAsia"/>
+          <w:b/>
+          <w:color w:val="FF0000"/>
+        </w:rPr>
+        <w:t>之工作內容與貢獻度</w:t>
       </w:r>
       <w:r>
         <w:rPr>
@@ -17835,6 +18340,7 @@
         <w:lastRenderedPageBreak/>
         <w:t xml:space="preserve">7-4 </w:t>
       </w:r>
+      <w:proofErr w:type="gramStart"/>
       <w:r>
         <w:rPr>
           <w:rFonts w:eastAsia="標楷體"/>
@@ -17851,6 +18357,7 @@
         </w:rPr>
         <w:t>與</w:t>
       </w:r>
+      <w:proofErr w:type="gramEnd"/>
       <w:r>
         <w:rPr>
           <w:rFonts w:eastAsia="標楷體"/>
@@ -18091,6 +18598,7 @@
         </w:rPr>
         <w:t>「</w:t>
       </w:r>
+      <w:proofErr w:type="spellStart"/>
       <w:r>
         <w:rPr>
           <w:rFonts w:eastAsia="標楷體" w:cs="新細明體"/>
@@ -18100,6 +18608,7 @@
         </w:rPr>
         <w:t>Supabase</w:t>
       </w:r>
+      <w:proofErr w:type="spellEnd"/>
       <w:r>
         <w:rPr>
           <w:rFonts w:eastAsia="標楷體" w:cs="新細明體"/>
@@ -18161,7 +18670,27 @@
           <w:sz w:val="28"/>
           <w:szCs w:val="28"/>
         </w:rPr>
-        <w:t>）與外鍵（</w:t>
+        <w:t>）</w:t>
+      </w:r>
+      <w:proofErr w:type="gramStart"/>
+      <w:r>
+        <w:rPr>
+          <w:rFonts w:eastAsia="標楷體" w:cs="新細明體"/>
+          <w:kern w:val="0"/>
+          <w:sz w:val="28"/>
+          <w:szCs w:val="28"/>
+        </w:rPr>
+        <w:t>與外鍵</w:t>
+      </w:r>
+      <w:proofErr w:type="gramEnd"/>
+      <w:r>
+        <w:rPr>
+          <w:rFonts w:eastAsia="標楷體" w:cs="新細明體"/>
+          <w:kern w:val="0"/>
+          <w:sz w:val="28"/>
+          <w:szCs w:val="28"/>
+        </w:rPr>
+        <w:t>（</w:t>
       </w:r>
       <w:r>
         <w:rPr>
@@ -18387,6 +18916,7 @@
           <w:szCs w:val="28"/>
         </w:rPr>
       </w:pPr>
+      <w:proofErr w:type="spellStart"/>
       <w:r>
         <w:rPr>
           <w:rFonts w:eastAsia="標楷體" w:cs="新細明體"/>
@@ -18396,6 +18926,7 @@
         </w:rPr>
         <w:t>risk_assessments</w:t>
       </w:r>
+      <w:proofErr w:type="spellEnd"/>
       <w:r>
         <w:rPr>
           <w:rFonts w:eastAsia="標楷體" w:cs="新細明體"/>
@@ -18423,6 +18954,7 @@
           <w:szCs w:val="28"/>
         </w:rPr>
       </w:pPr>
+      <w:proofErr w:type="spellStart"/>
       <w:r>
         <w:rPr>
           <w:rFonts w:eastAsia="標楷體" w:cs="新細明體"/>
@@ -18432,6 +18964,7 @@
         </w:rPr>
         <w:t>audit_logs</w:t>
       </w:r>
+      <w:proofErr w:type="spellEnd"/>
       <w:r>
         <w:rPr>
           <w:rFonts w:eastAsia="標楷體" w:cs="新細明體"/>
@@ -18608,7 +19141,27 @@
           <w:sz w:val="28"/>
           <w:szCs w:val="28"/>
         </w:rPr>
-        <w:t xml:space="preserve"> risk_assessments </w:t>
+        <w:t xml:space="preserve"> </w:t>
+      </w:r>
+      <w:proofErr w:type="spellStart"/>
+      <w:r>
+        <w:rPr>
+          <w:rFonts w:eastAsia="標楷體" w:cs="新細明體"/>
+          <w:kern w:val="0"/>
+          <w:sz w:val="28"/>
+          <w:szCs w:val="28"/>
+        </w:rPr>
+        <w:t>risk_assessments</w:t>
+      </w:r>
+      <w:proofErr w:type="spellEnd"/>
+      <w:r>
+        <w:rPr>
+          <w:rFonts w:eastAsia="標楷體" w:cs="新細明體"/>
+          <w:kern w:val="0"/>
+          <w:sz w:val="28"/>
+          <w:szCs w:val="28"/>
+        </w:rPr>
+        <w:t xml:space="preserve"> </w:t>
       </w:r>
       <w:r>
         <w:rPr>
@@ -18643,8 +19196,19 @@
           <w:sz w:val="28"/>
           <w:szCs w:val="28"/>
         </w:rPr>
-        <w:t>關聯類型：一對多（</w:t>
-      </w:r>
+        <w:t>關聯類型：一對多</w:t>
+      </w:r>
+      <w:proofErr w:type="gramStart"/>
+      <w:r>
+        <w:rPr>
+          <w:rFonts w:eastAsia="標楷體" w:cs="新細明體"/>
+          <w:kern w:val="0"/>
+          <w:sz w:val="28"/>
+          <w:szCs w:val="28"/>
+        </w:rPr>
+        <w:t>（</w:t>
+      </w:r>
+      <w:proofErr w:type="gramEnd"/>
       <w:r>
         <w:rPr>
           <w:rFonts w:eastAsia="標楷體" w:cs="新細明體"/>
@@ -18654,6 +19218,7 @@
         </w:rPr>
         <w:t>1:N</w:t>
       </w:r>
+      <w:proofErr w:type="gramStart"/>
       <w:r>
         <w:rPr>
           <w:rFonts w:eastAsia="標楷體" w:cs="新細明體"/>
@@ -18663,6 +19228,7 @@
         </w:rPr>
         <w:t>）</w:t>
       </w:r>
+      <w:proofErr w:type="gramEnd"/>
       <w:r>
         <w:rPr>
           <w:rFonts w:eastAsia="標楷體" w:cs="新細明體"/>
@@ -18716,6 +19282,7 @@
         </w:rPr>
         <w:t>）可對應多筆風險評估結果（</w:t>
       </w:r>
+      <w:proofErr w:type="spellStart"/>
       <w:r>
         <w:rPr>
           <w:rFonts w:eastAsia="標楷體" w:cs="新細明體"/>
@@ -18725,6 +19292,7 @@
         </w:rPr>
         <w:t>risk_assessments</w:t>
       </w:r>
+      <w:proofErr w:type="spellEnd"/>
       <w:r>
         <w:rPr>
           <w:rFonts w:eastAsia="標楷體" w:cs="新細明體"/>
@@ -18817,6 +19385,7 @@
           <w:szCs w:val="28"/>
         </w:rPr>
       </w:pPr>
+      <w:proofErr w:type="spellStart"/>
       <w:r>
         <w:rPr>
           <w:rFonts w:eastAsia="標楷體" w:cs="細明體"/>
@@ -18826,6 +19395,7 @@
         </w:rPr>
         <w:t>risk_assessments.asset_id</w:t>
       </w:r>
+      <w:proofErr w:type="spellEnd"/>
       <w:r>
         <w:rPr>
           <w:rFonts w:eastAsia="標楷體" w:cs="新細明體"/>
@@ -18900,7 +19470,27 @@
           <w:sz w:val="28"/>
           <w:szCs w:val="28"/>
         </w:rPr>
-        <w:t xml:space="preserve"> audit_logs </w:t>
+        <w:t xml:space="preserve"> </w:t>
+      </w:r>
+      <w:proofErr w:type="spellStart"/>
+      <w:r>
+        <w:rPr>
+          <w:rFonts w:eastAsia="標楷體" w:cs="新細明體"/>
+          <w:kern w:val="0"/>
+          <w:sz w:val="28"/>
+          <w:szCs w:val="28"/>
+        </w:rPr>
+        <w:t>audit_logs</w:t>
+      </w:r>
+      <w:proofErr w:type="spellEnd"/>
+      <w:r>
+        <w:rPr>
+          <w:rFonts w:eastAsia="標楷體" w:cs="新細明體"/>
+          <w:kern w:val="0"/>
+          <w:sz w:val="28"/>
+          <w:szCs w:val="28"/>
+        </w:rPr>
+        <w:t xml:space="preserve"> </w:t>
       </w:r>
       <w:r>
         <w:rPr>
@@ -18935,8 +19525,19 @@
           <w:sz w:val="28"/>
           <w:szCs w:val="28"/>
         </w:rPr>
-        <w:t>關聯類型：一對多（</w:t>
-      </w:r>
+        <w:t>關聯類型：一對多</w:t>
+      </w:r>
+      <w:proofErr w:type="gramStart"/>
+      <w:r>
+        <w:rPr>
+          <w:rFonts w:eastAsia="標楷體" w:cs="新細明體"/>
+          <w:kern w:val="0"/>
+          <w:sz w:val="28"/>
+          <w:szCs w:val="28"/>
+        </w:rPr>
+        <w:t>（</w:t>
+      </w:r>
+      <w:proofErr w:type="gramEnd"/>
       <w:r>
         <w:rPr>
           <w:rFonts w:eastAsia="標楷體" w:cs="新細明體"/>
@@ -18946,6 +19547,7 @@
         </w:rPr>
         <w:t>1:N</w:t>
       </w:r>
+      <w:proofErr w:type="gramStart"/>
       <w:r>
         <w:rPr>
           <w:rFonts w:eastAsia="標楷體" w:cs="新細明體"/>
@@ -18955,6 +19557,7 @@
         </w:rPr>
         <w:t>）</w:t>
       </w:r>
+      <w:proofErr w:type="gramEnd"/>
     </w:p>
     <w:p>
       <w:pPr>
@@ -18981,6 +19584,7 @@
         </w:rPr>
         <w:t>一位使用者可產生多筆操作紀錄（</w:t>
       </w:r>
+      <w:proofErr w:type="spellStart"/>
       <w:r>
         <w:rPr>
           <w:rFonts w:eastAsia="標楷體" w:cs="新細明體"/>
@@ -18990,6 +19594,7 @@
         </w:rPr>
         <w:t>audit_logs</w:t>
       </w:r>
+      <w:proofErr w:type="spellEnd"/>
       <w:r>
         <w:rPr>
           <w:rFonts w:eastAsia="標楷體" w:cs="新細明體"/>
@@ -19022,14 +19627,25 @@
         </w:rPr>
         <w:t>目前資料庫設計中，</w:t>
       </w:r>
-      <w:r>
-        <w:rPr>
-          <w:rFonts w:eastAsia="標楷體" w:cs="新細明體"/>
-          <w:kern w:val="0"/>
-          <w:sz w:val="28"/>
-          <w:szCs w:val="28"/>
-        </w:rPr>
-        <w:t xml:space="preserve">audit_logs </w:t>
+      <w:proofErr w:type="spellStart"/>
+      <w:r>
+        <w:rPr>
+          <w:rFonts w:eastAsia="標楷體" w:cs="新細明體"/>
+          <w:kern w:val="0"/>
+          <w:sz w:val="28"/>
+          <w:szCs w:val="28"/>
+        </w:rPr>
+        <w:t>audit_logs</w:t>
+      </w:r>
+      <w:proofErr w:type="spellEnd"/>
+      <w:r>
+        <w:rPr>
+          <w:rFonts w:eastAsia="標楷體" w:cs="新細明體"/>
+          <w:kern w:val="0"/>
+          <w:sz w:val="28"/>
+          <w:szCs w:val="28"/>
+        </w:rPr>
+        <w:t xml:space="preserve"> </w:t>
       </w:r>
       <w:r>
         <w:rPr>
@@ -19083,8 +19699,19 @@
           <w:sz w:val="28"/>
           <w:szCs w:val="28"/>
         </w:rPr>
-        <w:t xml:space="preserve"> users.username</w:t>
-      </w:r>
+        <w:t xml:space="preserve"> </w:t>
+      </w:r>
+      <w:proofErr w:type="spellStart"/>
+      <w:r>
+        <w:rPr>
+          <w:rFonts w:eastAsia="標楷體" w:cs="新細明體"/>
+          <w:kern w:val="0"/>
+          <w:sz w:val="28"/>
+          <w:szCs w:val="28"/>
+        </w:rPr>
+        <w:t>users.username</w:t>
+      </w:r>
+      <w:proofErr w:type="spellEnd"/>
       <w:r>
         <w:rPr>
           <w:rFonts w:eastAsia="標楷體" w:cs="新細明體"/>
@@ -19133,6 +19760,7 @@
           <w:szCs w:val="28"/>
         </w:rPr>
       </w:pPr>
+      <w:proofErr w:type="spellStart"/>
       <w:r>
         <w:rPr>
           <w:rFonts w:eastAsia="標楷體" w:cs="細明體"/>
@@ -19142,6 +19770,7 @@
         </w:rPr>
         <w:t>audit_logs.operator</w:t>
       </w:r>
+      <w:proofErr w:type="spellEnd"/>
       <w:r>
         <w:rPr>
           <w:rFonts w:eastAsia="標楷體" w:cs="新細明體"/>
@@ -19169,6 +19798,7 @@
         </w:rPr>
         <w:t xml:space="preserve"> </w:t>
       </w:r>
+      <w:proofErr w:type="spellStart"/>
       <w:r>
         <w:rPr>
           <w:rFonts w:eastAsia="標楷體" w:cs="細明體"/>
@@ -19178,6 +19808,7 @@
         </w:rPr>
         <w:t>users.username</w:t>
       </w:r>
+      <w:proofErr w:type="spellEnd"/>
       <w:r>
         <w:rPr>
           <w:rFonts w:eastAsia="標楷體" w:cs="新細明體"/>
@@ -19243,7 +19874,27 @@
           <w:sz w:val="28"/>
           <w:szCs w:val="28"/>
         </w:rPr>
-        <w:t xml:space="preserve"> audit_logs </w:t>
+        <w:t xml:space="preserve"> </w:t>
+      </w:r>
+      <w:proofErr w:type="spellStart"/>
+      <w:r>
+        <w:rPr>
+          <w:rFonts w:eastAsia="標楷體" w:cs="新細明體"/>
+          <w:kern w:val="0"/>
+          <w:sz w:val="28"/>
+          <w:szCs w:val="28"/>
+        </w:rPr>
+        <w:t>audit_logs</w:t>
+      </w:r>
+      <w:proofErr w:type="spellEnd"/>
+      <w:r>
+        <w:rPr>
+          <w:rFonts w:eastAsia="標楷體" w:cs="新細明體"/>
+          <w:kern w:val="0"/>
+          <w:sz w:val="28"/>
+          <w:szCs w:val="28"/>
+        </w:rPr>
+        <w:t xml:space="preserve"> </w:t>
       </w:r>
       <w:r>
         <w:rPr>
@@ -19278,8 +19929,19 @@
           <w:sz w:val="28"/>
           <w:szCs w:val="28"/>
         </w:rPr>
-        <w:t>關聯類型：一對多（</w:t>
-      </w:r>
+        <w:t>關聯類型：一對多</w:t>
+      </w:r>
+      <w:proofErr w:type="gramStart"/>
+      <w:r>
+        <w:rPr>
+          <w:rFonts w:eastAsia="標楷體" w:cs="新細明體"/>
+          <w:kern w:val="0"/>
+          <w:sz w:val="28"/>
+          <w:szCs w:val="28"/>
+        </w:rPr>
+        <w:t>（</w:t>
+      </w:r>
+      <w:proofErr w:type="gramEnd"/>
       <w:r>
         <w:rPr>
           <w:rFonts w:eastAsia="標楷體" w:cs="新細明體"/>
@@ -19289,6 +19951,7 @@
         </w:rPr>
         <w:t>1:N</w:t>
       </w:r>
+      <w:proofErr w:type="gramStart"/>
       <w:r>
         <w:rPr>
           <w:rFonts w:eastAsia="標楷體" w:cs="新細明體"/>
@@ -19298,6 +19961,7 @@
         </w:rPr>
         <w:t>）</w:t>
       </w:r>
+      <w:proofErr w:type="gramEnd"/>
       <w:r>
         <w:rPr>
           <w:rFonts w:eastAsia="標楷體" w:cs="新細明體"/>
@@ -19372,7 +20036,27 @@
           <w:sz w:val="28"/>
           <w:szCs w:val="28"/>
         </w:rPr>
-        <w:t xml:space="preserve"> audit_logs </w:t>
+        <w:t xml:space="preserve"> </w:t>
+      </w:r>
+      <w:proofErr w:type="spellStart"/>
+      <w:r>
+        <w:rPr>
+          <w:rFonts w:eastAsia="標楷體" w:cs="新細明體"/>
+          <w:kern w:val="0"/>
+          <w:sz w:val="28"/>
+          <w:szCs w:val="28"/>
+        </w:rPr>
+        <w:t>audit_logs</w:t>
+      </w:r>
+      <w:proofErr w:type="spellEnd"/>
+      <w:r>
+        <w:rPr>
+          <w:rFonts w:eastAsia="標楷體" w:cs="新細明體"/>
+          <w:kern w:val="0"/>
+          <w:sz w:val="28"/>
+          <w:szCs w:val="28"/>
+        </w:rPr>
+        <w:t xml:space="preserve"> </w:t>
       </w:r>
       <w:r>
         <w:rPr>
@@ -19392,6 +20076,7 @@
         </w:rPr>
         <w:t xml:space="preserve"> </w:t>
       </w:r>
+      <w:proofErr w:type="spellStart"/>
       <w:r>
         <w:rPr>
           <w:rFonts w:eastAsia="標楷體" w:cs="細明體"/>
@@ -19401,6 +20086,7 @@
         </w:rPr>
         <w:t>target_asset</w:t>
       </w:r>
+      <w:proofErr w:type="spellEnd"/>
       <w:r>
         <w:rPr>
           <w:rFonts w:eastAsia="標楷體" w:cs="新細明體"/>
@@ -19458,6 +20144,7 @@
           <w:szCs w:val="28"/>
         </w:rPr>
       </w:pPr>
+      <w:proofErr w:type="spellStart"/>
       <w:r>
         <w:rPr>
           <w:rFonts w:eastAsia="標楷體" w:cs="細明體"/>
@@ -19467,6 +20154,7 @@
         </w:rPr>
         <w:t>audit_logs.target_asset</w:t>
       </w:r>
+      <w:proofErr w:type="spellEnd"/>
       <w:r>
         <w:rPr>
           <w:rFonts w:eastAsia="標楷體" w:cs="新細明體"/>
@@ -19494,6 +20182,7 @@
         </w:rPr>
         <w:t xml:space="preserve"> </w:t>
       </w:r>
+      <w:proofErr w:type="spellStart"/>
       <w:r>
         <w:rPr>
           <w:rFonts w:eastAsia="標楷體" w:cs="細明體"/>
@@ -19503,6 +20192,7 @@
         </w:rPr>
         <w:t>assets.asset_id_code</w:t>
       </w:r>
+      <w:proofErr w:type="spellEnd"/>
       <w:r>
         <w:rPr>
           <w:rFonts w:eastAsia="標楷體" w:cs="新細明體"/>
@@ -19655,8 +20345,19 @@
           <w:sz w:val="28"/>
           <w:szCs w:val="28"/>
         </w:rPr>
-        <w:t>為資產表主鍵</w:t>
-      </w:r>
+        <w:t>為</w:t>
+      </w:r>
+      <w:proofErr w:type="gramStart"/>
+      <w:r>
+        <w:rPr>
+          <w:rFonts w:eastAsia="標楷體" w:cs="新細明體"/>
+          <w:kern w:val="0"/>
+          <w:sz w:val="28"/>
+          <w:szCs w:val="28"/>
+        </w:rPr>
+        <w:t>資產表主鍵</w:t>
+      </w:r>
+      <w:proofErr w:type="gramEnd"/>
       <w:r>
         <w:rPr>
           <w:rFonts w:eastAsia="標楷體" w:cs="新細明體"/>
@@ -19699,8 +20400,19 @@
           <w:sz w:val="28"/>
           <w:szCs w:val="28"/>
         </w:rPr>
-        <w:t>為風險評估表主鍵</w:t>
-      </w:r>
+        <w:t>為風險</w:t>
+      </w:r>
+      <w:proofErr w:type="gramStart"/>
+      <w:r>
+        <w:rPr>
+          <w:rFonts w:eastAsia="標楷體" w:cs="新細明體"/>
+          <w:kern w:val="0"/>
+          <w:sz w:val="28"/>
+          <w:szCs w:val="28"/>
+        </w:rPr>
+        <w:t>評估表主鍵</w:t>
+      </w:r>
+      <w:proofErr w:type="gramEnd"/>
       <w:r>
         <w:rPr>
           <w:rFonts w:eastAsia="標楷體" w:cs="新細明體"/>
@@ -19743,8 +20455,19 @@
           <w:sz w:val="28"/>
           <w:szCs w:val="28"/>
         </w:rPr>
-        <w:t>為稽核紀錄表主鍵</w:t>
-      </w:r>
+        <w:t>為稽核</w:t>
+      </w:r>
+      <w:proofErr w:type="gramStart"/>
+      <w:r>
+        <w:rPr>
+          <w:rFonts w:eastAsia="標楷體" w:cs="新細明體"/>
+          <w:kern w:val="0"/>
+          <w:sz w:val="28"/>
+          <w:szCs w:val="28"/>
+        </w:rPr>
+        <w:t>紀錄表主鍵</w:t>
+      </w:r>
+      <w:proofErr w:type="gramEnd"/>
       <w:r>
         <w:rPr>
           <w:rFonts w:eastAsia="標楷體" w:cs="新細明體"/>
@@ -19787,8 +20510,19 @@
           <w:sz w:val="28"/>
           <w:szCs w:val="28"/>
         </w:rPr>
-        <w:t>為使用者表主鍵</w:t>
-      </w:r>
+        <w:t>為</w:t>
+      </w:r>
+      <w:proofErr w:type="gramStart"/>
+      <w:r>
+        <w:rPr>
+          <w:rFonts w:eastAsia="標楷體" w:cs="新細明體"/>
+          <w:kern w:val="0"/>
+          <w:sz w:val="28"/>
+          <w:szCs w:val="28"/>
+        </w:rPr>
+        <w:t>使用者表主鍵</w:t>
+      </w:r>
+      <w:proofErr w:type="gramEnd"/>
       <w:r>
         <w:rPr>
           <w:rFonts w:eastAsia="標楷體" w:cs="新細明體"/>
@@ -19852,6 +20586,7 @@
           <w:szCs w:val="28"/>
         </w:rPr>
       </w:pPr>
+      <w:proofErr w:type="spellStart"/>
       <w:r>
         <w:rPr>
           <w:rFonts w:eastAsia="標楷體" w:cs="細明體"/>
@@ -19861,6 +20596,7 @@
         </w:rPr>
         <w:t>risk_assessments.asset_id</w:t>
       </w:r>
+      <w:proofErr w:type="spellEnd"/>
       <w:r>
         <w:rPr>
           <w:rFonts w:eastAsia="標楷體" w:cs="新細明體"/>
@@ -19970,6 +20706,7 @@
           <w:szCs w:val="28"/>
         </w:rPr>
       </w:pPr>
+      <w:proofErr w:type="spellStart"/>
       <w:r>
         <w:rPr>
           <w:rFonts w:eastAsia="標楷體" w:cs="細明體"/>
@@ -19979,6 +20716,7 @@
         </w:rPr>
         <w:t>assets.asset_id_code</w:t>
       </w:r>
+      <w:proofErr w:type="spellEnd"/>
       <w:r>
         <w:rPr>
           <w:rFonts w:eastAsia="標楷體" w:cs="新細明體"/>
@@ -20023,6 +20761,7 @@
           <w:szCs w:val="28"/>
         </w:rPr>
       </w:pPr>
+      <w:proofErr w:type="spellStart"/>
       <w:r>
         <w:rPr>
           <w:rFonts w:eastAsia="標楷體" w:cs="細明體"/>
@@ -20032,6 +20771,7 @@
         </w:rPr>
         <w:t>users.username</w:t>
       </w:r>
+      <w:proofErr w:type="spellEnd"/>
       <w:r>
         <w:rPr>
           <w:rFonts w:eastAsia="標楷體" w:cs="新細明體"/>
@@ -20076,6 +20816,7 @@
           <w:szCs w:val="28"/>
         </w:rPr>
       </w:pPr>
+      <w:proofErr w:type="spellStart"/>
       <w:r>
         <w:rPr>
           <w:rFonts w:eastAsia="標楷體" w:cs="細明體"/>
@@ -20085,6 +20826,7 @@
         </w:rPr>
         <w:t>users.email</w:t>
       </w:r>
+      <w:proofErr w:type="spellEnd"/>
       <w:r>
         <w:rPr>
           <w:rFonts w:eastAsia="標楷體" w:cs="新細明體"/>
@@ -20166,6 +20908,7 @@
           <w:szCs w:val="28"/>
         </w:rPr>
       </w:pPr>
+      <w:proofErr w:type="spellStart"/>
       <w:r>
         <w:rPr>
           <w:rFonts w:eastAsia="標楷體" w:cs="新細明體"/>
@@ -20175,6 +20918,7 @@
         </w:rPr>
         <w:t>assets.asset_name</w:t>
       </w:r>
+      <w:proofErr w:type="spellEnd"/>
       <w:r>
         <w:rPr>
           <w:rFonts w:eastAsia="標楷體" w:cs="新細明體"/>
@@ -20184,14 +20928,25 @@
         </w:rPr>
         <w:t>、</w:t>
       </w:r>
-      <w:r>
-        <w:rPr>
-          <w:rFonts w:eastAsia="標楷體" w:cs="新細明體"/>
-          <w:kern w:val="0"/>
-          <w:sz w:val="28"/>
-          <w:szCs w:val="28"/>
-        </w:rPr>
-        <w:t xml:space="preserve">asset_type </w:t>
+      <w:proofErr w:type="spellStart"/>
+      <w:r>
+        <w:rPr>
+          <w:rFonts w:eastAsia="標楷體" w:cs="新細明體"/>
+          <w:kern w:val="0"/>
+          <w:sz w:val="28"/>
+          <w:szCs w:val="28"/>
+        </w:rPr>
+        <w:t>asset_type</w:t>
+      </w:r>
+      <w:proofErr w:type="spellEnd"/>
+      <w:r>
+        <w:rPr>
+          <w:rFonts w:eastAsia="標楷體" w:cs="新細明體"/>
+          <w:kern w:val="0"/>
+          <w:sz w:val="28"/>
+          <w:szCs w:val="28"/>
+        </w:rPr>
+        <w:t xml:space="preserve"> </w:t>
       </w:r>
       <w:r>
         <w:rPr>
@@ -20228,6 +20983,7 @@
           <w:szCs w:val="28"/>
         </w:rPr>
       </w:pPr>
+      <w:proofErr w:type="spellStart"/>
       <w:r>
         <w:rPr>
           <w:rFonts w:eastAsia="標楷體" w:cs="新細明體"/>
@@ -20237,6 +20993,7 @@
         </w:rPr>
         <w:t>risk_assessments.threat_description</w:t>
       </w:r>
+      <w:proofErr w:type="spellEnd"/>
       <w:r>
         <w:rPr>
           <w:rFonts w:eastAsia="標楷體" w:cs="新細明體"/>
@@ -20246,6 +21003,7 @@
         </w:rPr>
         <w:t>、</w:t>
       </w:r>
+      <w:proofErr w:type="spellStart"/>
       <w:r>
         <w:rPr>
           <w:rFonts w:eastAsia="標楷體" w:cs="新細明體"/>
@@ -20255,6 +21013,7 @@
         </w:rPr>
         <w:t>vulnerability_description</w:t>
       </w:r>
+      <w:proofErr w:type="spellEnd"/>
       <w:r>
         <w:rPr>
           <w:rFonts w:eastAsia="標楷體" w:cs="新細明體"/>
@@ -20264,14 +21023,25 @@
         </w:rPr>
         <w:t>、</w:t>
       </w:r>
-      <w:r>
-        <w:rPr>
-          <w:rFonts w:eastAsia="標楷體" w:cs="新細明體"/>
-          <w:kern w:val="0"/>
-          <w:sz w:val="28"/>
-          <w:szCs w:val="28"/>
-        </w:rPr>
-        <w:t xml:space="preserve">risk_score </w:t>
+      <w:proofErr w:type="spellStart"/>
+      <w:r>
+        <w:rPr>
+          <w:rFonts w:eastAsia="標楷體" w:cs="新細明體"/>
+          <w:kern w:val="0"/>
+          <w:sz w:val="28"/>
+          <w:szCs w:val="28"/>
+        </w:rPr>
+        <w:t>risk_score</w:t>
+      </w:r>
+      <w:proofErr w:type="spellEnd"/>
+      <w:r>
+        <w:rPr>
+          <w:rFonts w:eastAsia="標楷體" w:cs="新細明體"/>
+          <w:kern w:val="0"/>
+          <w:sz w:val="28"/>
+          <w:szCs w:val="28"/>
+        </w:rPr>
+        <w:t xml:space="preserve"> </w:t>
       </w:r>
       <w:r>
         <w:rPr>
@@ -20308,6 +21078,7 @@
           <w:szCs w:val="28"/>
         </w:rPr>
       </w:pPr>
+      <w:proofErr w:type="spellStart"/>
       <w:r>
         <w:rPr>
           <w:rFonts w:eastAsia="標楷體" w:cs="新細明體"/>
@@ -20317,6 +21088,7 @@
         </w:rPr>
         <w:t>users.username</w:t>
       </w:r>
+      <w:proofErr w:type="spellEnd"/>
       <w:r>
         <w:rPr>
           <w:rFonts w:eastAsia="標楷體" w:cs="新細明體"/>
@@ -20597,14 +21369,25 @@
           <w:szCs w:val="28"/>
         </w:rPr>
       </w:pPr>
-      <w:r>
-        <w:rPr>
-          <w:rFonts w:eastAsia="標楷體" w:cs="新細明體"/>
-          <w:kern w:val="0"/>
-          <w:sz w:val="28"/>
-          <w:szCs w:val="28"/>
-        </w:rPr>
-        <w:t xml:space="preserve">threat_level </w:t>
+      <w:proofErr w:type="spellStart"/>
+      <w:r>
+        <w:rPr>
+          <w:rFonts w:eastAsia="標楷體" w:cs="新細明體"/>
+          <w:kern w:val="0"/>
+          <w:sz w:val="28"/>
+          <w:szCs w:val="28"/>
+        </w:rPr>
+        <w:t>threat_level</w:t>
+      </w:r>
+      <w:proofErr w:type="spellEnd"/>
+      <w:r>
+        <w:rPr>
+          <w:rFonts w:eastAsia="標楷體" w:cs="新細明體"/>
+          <w:kern w:val="0"/>
+          <w:sz w:val="28"/>
+          <w:szCs w:val="28"/>
+        </w:rPr>
+        <w:t xml:space="preserve"> </w:t>
       </w:r>
       <w:r>
         <w:rPr>
@@ -20641,14 +21424,25 @@
           <w:szCs w:val="28"/>
         </w:rPr>
       </w:pPr>
-      <w:r>
-        <w:rPr>
-          <w:rFonts w:eastAsia="標楷體" w:cs="新細明體"/>
-          <w:kern w:val="0"/>
-          <w:sz w:val="28"/>
-          <w:szCs w:val="28"/>
-        </w:rPr>
-        <w:t xml:space="preserve">risk_score </w:t>
+      <w:proofErr w:type="spellStart"/>
+      <w:r>
+        <w:rPr>
+          <w:rFonts w:eastAsia="標楷體" w:cs="新細明體"/>
+          <w:kern w:val="0"/>
+          <w:sz w:val="28"/>
+          <w:szCs w:val="28"/>
+        </w:rPr>
+        <w:t>risk_score</w:t>
+      </w:r>
+      <w:proofErr w:type="spellEnd"/>
+      <w:r>
+        <w:rPr>
+          <w:rFonts w:eastAsia="標楷體" w:cs="新細明體"/>
+          <w:kern w:val="0"/>
+          <w:sz w:val="28"/>
+          <w:szCs w:val="28"/>
+        </w:rPr>
+        <w:t xml:space="preserve"> </w:t>
       </w:r>
       <w:r>
         <w:rPr>
@@ -21093,6 +21887,7 @@
                 <w:kern w:val="0"/>
               </w:rPr>
             </w:pPr>
+            <w:proofErr w:type="spellStart"/>
             <w:r>
               <w:rPr>
                 <w:rFonts w:eastAsia="標楷體" w:cs="新細明體"/>
@@ -21100,6 +21895,7 @@
               </w:rPr>
               <w:t>asset_id_code</w:t>
             </w:r>
+            <w:proofErr w:type="spellEnd"/>
           </w:p>
         </w:tc>
         <w:tc>
@@ -21201,6 +21997,7 @@
                 <w:kern w:val="0"/>
               </w:rPr>
             </w:pPr>
+            <w:proofErr w:type="spellStart"/>
             <w:r>
               <w:rPr>
                 <w:rFonts w:eastAsia="標楷體" w:cs="新細明體"/>
@@ -21208,6 +22005,7 @@
               </w:rPr>
               <w:t>asset_name</w:t>
             </w:r>
+            <w:proofErr w:type="spellEnd"/>
           </w:p>
         </w:tc>
         <w:tc>
@@ -21282,8 +22080,17 @@
                 <w:rFonts w:eastAsia="標楷體" w:cs="新細明體" w:hint="eastAsia"/>
                 <w:kern w:val="0"/>
               </w:rPr>
-              <w:t>必填）</w:t>
-            </w:r>
+              <w:t>必填</w:t>
+            </w:r>
+            <w:proofErr w:type="gramStart"/>
+            <w:r>
+              <w:rPr>
+                <w:rFonts w:eastAsia="標楷體" w:cs="新細明體" w:hint="eastAsia"/>
+                <w:kern w:val="0"/>
+              </w:rPr>
+              <w:t>）</w:t>
+            </w:r>
+            <w:proofErr w:type="gramEnd"/>
           </w:p>
         </w:tc>
       </w:tr>
@@ -21302,6 +22109,7 @@
                 <w:kern w:val="0"/>
               </w:rPr>
             </w:pPr>
+            <w:proofErr w:type="spellStart"/>
             <w:r>
               <w:rPr>
                 <w:rFonts w:eastAsia="標楷體" w:cs="新細明體"/>
@@ -21309,6 +22117,7 @@
               </w:rPr>
               <w:t>asset_type</w:t>
             </w:r>
+            <w:proofErr w:type="spellEnd"/>
           </w:p>
         </w:tc>
         <w:tc>
@@ -21518,6 +22327,7 @@
                 <w:kern w:val="0"/>
               </w:rPr>
             </w:pPr>
+            <w:proofErr w:type="spellStart"/>
             <w:r>
               <w:rPr>
                 <w:rFonts w:eastAsia="標楷體" w:cs="新細明體"/>
@@ -21525,6 +22335,7 @@
               </w:rPr>
               <w:t>data_type</w:t>
             </w:r>
+            <w:proofErr w:type="spellEnd"/>
           </w:p>
         </w:tc>
         <w:tc>
@@ -21599,7 +22410,23 @@
                 <w:rFonts w:eastAsia="標楷體" w:cs="新細明體"/>
                 <w:kern w:val="0"/>
               </w:rPr>
-              <w:t>（個資、財務、內部文件等）</w:t>
+              <w:t>（</w:t>
+            </w:r>
+            <w:proofErr w:type="gramStart"/>
+            <w:r>
+              <w:rPr>
+                <w:rFonts w:eastAsia="標楷體" w:cs="新細明體"/>
+                <w:kern w:val="0"/>
+              </w:rPr>
+              <w:t>個</w:t>
+            </w:r>
+            <w:proofErr w:type="gramEnd"/>
+            <w:r>
+              <w:rPr>
+                <w:rFonts w:eastAsia="標楷體" w:cs="新細明體"/>
+                <w:kern w:val="0"/>
+              </w:rPr>
+              <w:t>資、財務、內部文件等）</w:t>
             </w:r>
           </w:p>
         </w:tc>
@@ -21706,6 +22533,7 @@
                 <w:kern w:val="0"/>
               </w:rPr>
             </w:pPr>
+            <w:proofErr w:type="spellStart"/>
             <w:r>
               <w:rPr>
                 <w:rFonts w:eastAsia="標楷體" w:cs="新細明體"/>
@@ -21713,6 +22541,7 @@
               </w:rPr>
               <w:t>system_dependency</w:t>
             </w:r>
+            <w:proofErr w:type="spellEnd"/>
           </w:p>
         </w:tc>
         <w:tc>
@@ -22124,6 +22953,7 @@
                 <w:kern w:val="0"/>
               </w:rPr>
             </w:pPr>
+            <w:proofErr w:type="spellStart"/>
             <w:r>
               <w:rPr>
                 <w:rFonts w:eastAsia="標楷體" w:cs="新細明體"/>
@@ -22131,6 +22961,7 @@
               </w:rPr>
               <w:t>threat_level</w:t>
             </w:r>
+            <w:proofErr w:type="spellEnd"/>
           </w:p>
         </w:tc>
         <w:tc>
@@ -22232,6 +23063,7 @@
                 <w:kern w:val="0"/>
               </w:rPr>
             </w:pPr>
+            <w:proofErr w:type="spellStart"/>
             <w:r>
               <w:rPr>
                 <w:rFonts w:eastAsia="標楷體" w:cs="新細明體"/>
@@ -22239,6 +23071,7 @@
               </w:rPr>
               <w:t>created_at</w:t>
             </w:r>
+            <w:proofErr w:type="spellEnd"/>
           </w:p>
         </w:tc>
         <w:tc>
@@ -22255,6 +23088,7 @@
                 <w:kern w:val="0"/>
               </w:rPr>
             </w:pPr>
+            <w:proofErr w:type="spellStart"/>
             <w:r>
               <w:rPr>
                 <w:rFonts w:eastAsia="標楷體" w:cs="新細明體"/>
@@ -22262,6 +23096,7 @@
               </w:rPr>
               <w:t>timestamptz</w:t>
             </w:r>
+            <w:proofErr w:type="spellEnd"/>
           </w:p>
         </w:tc>
         <w:tc>
@@ -22319,6 +23154,7 @@
                 <w:kern w:val="0"/>
               </w:rPr>
             </w:pPr>
+            <w:proofErr w:type="spellStart"/>
             <w:r>
               <w:rPr>
                 <w:rFonts w:eastAsia="標楷體" w:cs="新細明體"/>
@@ -22326,6 +23162,7 @@
               </w:rPr>
               <w:t>original_label</w:t>
             </w:r>
+            <w:proofErr w:type="spellEnd"/>
           </w:p>
         </w:tc>
         <w:tc>
@@ -22458,8 +23295,21 @@
           <w:szCs w:val="32"/>
         </w:rPr>
         <w:lastRenderedPageBreak/>
-        <w:t>8-2-2 risk_assessments</w:t>
-      </w:r>
+        <w:t xml:space="preserve">8-2-2 </w:t>
+      </w:r>
+      <w:proofErr w:type="spellStart"/>
+      <w:r>
+        <w:rPr>
+          <w:rFonts w:eastAsia="標楷體" w:cs="新細明體"/>
+          <w:b/>
+          <w:bCs/>
+          <w:kern w:val="0"/>
+          <w:sz w:val="32"/>
+          <w:szCs w:val="32"/>
+        </w:rPr>
+        <w:t>risk_assessments</w:t>
+      </w:r>
+      <w:proofErr w:type="spellEnd"/>
       <w:r>
         <w:rPr>
           <w:rFonts w:eastAsia="標楷體" w:cs="新細明體"/>
@@ -22787,6 +23637,7 @@
                 <w:kern w:val="0"/>
               </w:rPr>
             </w:pPr>
+            <w:proofErr w:type="spellStart"/>
             <w:r>
               <w:rPr>
                 <w:rFonts w:eastAsia="標楷體" w:cs="新細明體"/>
@@ -22794,6 +23645,7 @@
               </w:rPr>
               <w:t>asset_id</w:t>
             </w:r>
+            <w:proofErr w:type="spellEnd"/>
           </w:p>
         </w:tc>
         <w:tc>
@@ -22888,6 +23740,7 @@
                 <w:kern w:val="0"/>
               </w:rPr>
             </w:pPr>
+            <w:proofErr w:type="spellStart"/>
             <w:r>
               <w:rPr>
                 <w:rFonts w:eastAsia="標楷體" w:cs="新細明體"/>
@@ -22895,6 +23748,7 @@
               </w:rPr>
               <w:t>threat_description</w:t>
             </w:r>
+            <w:proofErr w:type="spellEnd"/>
           </w:p>
         </w:tc>
         <w:tc>
@@ -22989,6 +23843,7 @@
                 <w:kern w:val="0"/>
               </w:rPr>
             </w:pPr>
+            <w:proofErr w:type="spellStart"/>
             <w:r>
               <w:rPr>
                 <w:rFonts w:eastAsia="標楷體" w:cs="新細明體"/>
@@ -22996,6 +23851,7 @@
               </w:rPr>
               <w:t>vulnerability_description</w:t>
             </w:r>
+            <w:proofErr w:type="spellEnd"/>
           </w:p>
         </w:tc>
         <w:tc>
@@ -23090,6 +23946,7 @@
                 <w:kern w:val="0"/>
               </w:rPr>
             </w:pPr>
+            <w:proofErr w:type="spellStart"/>
             <w:r>
               <w:rPr>
                 <w:rFonts w:eastAsia="標楷體" w:cs="新細明體"/>
@@ -23097,6 +23954,7 @@
               </w:rPr>
               <w:t>risk_score</w:t>
             </w:r>
+            <w:proofErr w:type="spellEnd"/>
           </w:p>
         </w:tc>
         <w:tc>
@@ -23177,6 +24035,7 @@
                 <w:kern w:val="0"/>
               </w:rPr>
             </w:pPr>
+            <w:proofErr w:type="spellStart"/>
             <w:r>
               <w:rPr>
                 <w:rFonts w:eastAsia="標楷體" w:cs="新細明體"/>
@@ -23184,6 +24043,7 @@
               </w:rPr>
               <w:t>ai_suggestion</w:t>
             </w:r>
+            <w:proofErr w:type="spellEnd"/>
           </w:p>
         </w:tc>
         <w:tc>
@@ -23345,7 +24205,23 @@
                 <w:rFonts w:eastAsia="標楷體" w:cs="新細明體"/>
                 <w:kern w:val="0"/>
               </w:rPr>
-              <w:t>風險處理狀態（例如</w:t>
+              <w:t>風險處理狀態</w:t>
+            </w:r>
+            <w:proofErr w:type="gramStart"/>
+            <w:r>
+              <w:rPr>
+                <w:rFonts w:eastAsia="標楷體" w:cs="新細明體"/>
+                <w:kern w:val="0"/>
+              </w:rPr>
+              <w:t>（</w:t>
+            </w:r>
+            <w:proofErr w:type="gramEnd"/>
+            <w:r>
+              <w:rPr>
+                <w:rFonts w:eastAsia="標楷體" w:cs="新細明體"/>
+                <w:kern w:val="0"/>
+              </w:rPr>
+              <w:t>例如</w:t>
             </w:r>
             <w:r>
               <w:rPr>
@@ -23361,6 +24237,7 @@
               </w:rPr>
               <w:t>待處理、已修復、風險接受</w:t>
             </w:r>
+            <w:proofErr w:type="gramStart"/>
             <w:r>
               <w:rPr>
                 <w:rFonts w:eastAsia="標楷體" w:cs="新細明體"/>
@@ -23368,6 +24245,7 @@
               </w:rPr>
               <w:t>）</w:t>
             </w:r>
+            <w:proofErr w:type="gramEnd"/>
           </w:p>
         </w:tc>
       </w:tr>
@@ -23386,6 +24264,7 @@
                 <w:kern w:val="0"/>
               </w:rPr>
             </w:pPr>
+            <w:proofErr w:type="spellStart"/>
             <w:r>
               <w:rPr>
                 <w:rFonts w:eastAsia="標楷體" w:cs="新細明體"/>
@@ -23393,6 +24272,7 @@
               </w:rPr>
               <w:t>asset_id_code</w:t>
             </w:r>
+            <w:proofErr w:type="spellEnd"/>
           </w:p>
         </w:tc>
         <w:tc>
@@ -23503,8 +24383,21 @@
           <w:sz w:val="32"/>
           <w:szCs w:val="32"/>
         </w:rPr>
-        <w:t>8-2-3 audit_logs</w:t>
-      </w:r>
+        <w:t xml:space="preserve">8-2-3 </w:t>
+      </w:r>
+      <w:proofErr w:type="spellStart"/>
+      <w:r>
+        <w:rPr>
+          <w:rFonts w:eastAsia="標楷體" w:cs="新細明體"/>
+          <w:b/>
+          <w:bCs/>
+          <w:kern w:val="0"/>
+          <w:sz w:val="32"/>
+          <w:szCs w:val="32"/>
+        </w:rPr>
+        <w:t>audit_logs</w:t>
+      </w:r>
+      <w:proofErr w:type="spellEnd"/>
       <w:r>
         <w:rPr>
           <w:rFonts w:eastAsia="標楷體" w:cs="新細明體"/>
@@ -24079,6 +24972,7 @@
                 <w:kern w:val="0"/>
               </w:rPr>
             </w:pPr>
+            <w:proofErr w:type="spellStart"/>
             <w:r>
               <w:rPr>
                 <w:rFonts w:eastAsia="標楷體" w:cs="新細明體"/>
@@ -24087,6 +24981,7 @@
               <w:lastRenderedPageBreak/>
               <w:t>target_asset</w:t>
             </w:r>
+            <w:proofErr w:type="spellEnd"/>
           </w:p>
         </w:tc>
         <w:tc>
@@ -24167,6 +25062,7 @@
                 <w:kern w:val="0"/>
               </w:rPr>
             </w:pPr>
+            <w:proofErr w:type="spellStart"/>
             <w:r>
               <w:rPr>
                 <w:rFonts w:eastAsia="標楷體" w:cs="新細明體"/>
@@ -24174,6 +25070,7 @@
               </w:rPr>
               <w:t>log_time</w:t>
             </w:r>
+            <w:proofErr w:type="spellEnd"/>
           </w:p>
         </w:tc>
         <w:tc>
@@ -24190,6 +25087,7 @@
                 <w:kern w:val="0"/>
               </w:rPr>
             </w:pPr>
+            <w:proofErr w:type="spellStart"/>
             <w:r>
               <w:rPr>
                 <w:rFonts w:eastAsia="標楷體" w:cs="新細明體"/>
@@ -24197,6 +25095,7 @@
               </w:rPr>
               <w:t>timestamptz</w:t>
             </w:r>
+            <w:proofErr w:type="spellEnd"/>
           </w:p>
         </w:tc>
         <w:tc>
@@ -24343,7 +25242,27 @@
           <w:sz w:val="28"/>
           <w:szCs w:val="28"/>
         </w:rPr>
-        <w:t>），以符合資安管理中最小權限原則（</w:t>
+        <w:t>），以</w:t>
+      </w:r>
+      <w:proofErr w:type="gramStart"/>
+      <w:r>
+        <w:rPr>
+          <w:rFonts w:eastAsia="標楷體" w:cs="新細明體"/>
+          <w:kern w:val="0"/>
+          <w:sz w:val="28"/>
+          <w:szCs w:val="28"/>
+        </w:rPr>
+        <w:t>符合資安管理</w:t>
+      </w:r>
+      <w:proofErr w:type="gramEnd"/>
+      <w:r>
+        <w:rPr>
+          <w:rFonts w:eastAsia="標楷體" w:cs="新細明體"/>
+          <w:kern w:val="0"/>
+          <w:sz w:val="28"/>
+          <w:szCs w:val="28"/>
+        </w:rPr>
+        <w:t>中最小權限原則（</w:t>
       </w:r>
       <w:r>
         <w:rPr>
@@ -24528,6 +25447,7 @@
                 <w:kern w:val="0"/>
               </w:rPr>
             </w:pPr>
+            <w:proofErr w:type="spellStart"/>
             <w:r>
               <w:rPr>
                 <w:rFonts w:eastAsia="標楷體" w:cs="新細明體"/>
@@ -24535,6 +25455,7 @@
               </w:rPr>
               <w:t>uuid</w:t>
             </w:r>
+            <w:proofErr w:type="spellEnd"/>
           </w:p>
         </w:tc>
         <w:tc>
@@ -24942,7 +25863,27 @@
           <w:sz w:val="28"/>
           <w:szCs w:val="28"/>
         </w:rPr>
-        <w:t xml:space="preserve"> Supabase </w:t>
+        <w:t xml:space="preserve"> </w:t>
+      </w:r>
+      <w:proofErr w:type="spellStart"/>
+      <w:r>
+        <w:rPr>
+          <w:rFonts w:eastAsia="標楷體" w:cs="新細明體"/>
+          <w:kern w:val="0"/>
+          <w:sz w:val="28"/>
+          <w:szCs w:val="28"/>
+        </w:rPr>
+        <w:t>Supabase</w:t>
+      </w:r>
+      <w:proofErr w:type="spellEnd"/>
+      <w:r>
+        <w:rPr>
+          <w:rFonts w:eastAsia="標楷體" w:cs="新細明體"/>
+          <w:kern w:val="0"/>
+          <w:sz w:val="28"/>
+          <w:szCs w:val="28"/>
+        </w:rPr>
+        <w:t xml:space="preserve"> </w:t>
       </w:r>
       <w:r>
         <w:rPr>
@@ -24978,7 +25919,27 @@
           <w:sz w:val="28"/>
           <w:szCs w:val="28"/>
         </w:rPr>
-        <w:t xml:space="preserve"> risk_assessments </w:t>
+        <w:t xml:space="preserve"> </w:t>
+      </w:r>
+      <w:proofErr w:type="spellStart"/>
+      <w:r>
+        <w:rPr>
+          <w:rFonts w:eastAsia="標楷體" w:cs="新細明體"/>
+          <w:kern w:val="0"/>
+          <w:sz w:val="28"/>
+          <w:szCs w:val="28"/>
+        </w:rPr>
+        <w:t>risk_assessments</w:t>
+      </w:r>
+      <w:proofErr w:type="spellEnd"/>
+      <w:r>
+        <w:rPr>
+          <w:rFonts w:eastAsia="標楷體" w:cs="新細明體"/>
+          <w:kern w:val="0"/>
+          <w:sz w:val="28"/>
+          <w:szCs w:val="28"/>
+        </w:rPr>
+        <w:t xml:space="preserve"> </w:t>
       </w:r>
       <w:r>
         <w:rPr>
@@ -24989,14 +25950,25 @@
         </w:rPr>
         <w:t>儲存風險評估結果，形成完整的資產風險管理資料鏈。</w:t>
       </w:r>
-      <w:r>
-        <w:rPr>
-          <w:rFonts w:eastAsia="標楷體" w:cs="新細明體"/>
-          <w:kern w:val="0"/>
-          <w:sz w:val="28"/>
-          <w:szCs w:val="28"/>
-        </w:rPr>
-        <w:t xml:space="preserve">audit_logs </w:t>
+      <w:proofErr w:type="spellStart"/>
+      <w:r>
+        <w:rPr>
+          <w:rFonts w:eastAsia="標楷體" w:cs="新細明體"/>
+          <w:kern w:val="0"/>
+          <w:sz w:val="28"/>
+          <w:szCs w:val="28"/>
+        </w:rPr>
+        <w:t>audit_logs</w:t>
+      </w:r>
+      <w:proofErr w:type="spellEnd"/>
+      <w:r>
+        <w:rPr>
+          <w:rFonts w:eastAsia="標楷體" w:cs="新細明體"/>
+          <w:kern w:val="0"/>
+          <w:sz w:val="28"/>
+          <w:szCs w:val="28"/>
+        </w:rPr>
+        <w:t xml:space="preserve"> </w:t>
       </w:r>
       <w:r>
         <w:rPr>

--- a/系統文件.docx
+++ b/系統文件.docx
@@ -16,23 +16,7 @@
           <w:rFonts w:eastAsia="標楷體" w:hint="eastAsia"/>
           <w:sz w:val="72"/>
         </w:rPr>
-        <w:t>國立</w:t>
-      </w:r>
-      <w:proofErr w:type="gramStart"/>
-      <w:r>
-        <w:rPr>
-          <w:rFonts w:eastAsia="標楷體" w:hint="eastAsia"/>
-          <w:sz w:val="72"/>
-        </w:rPr>
-        <w:t>臺</w:t>
-      </w:r>
-      <w:proofErr w:type="gramEnd"/>
-      <w:r>
-        <w:rPr>
-          <w:rFonts w:eastAsia="標楷體" w:hint="eastAsia"/>
-          <w:sz w:val="72"/>
-        </w:rPr>
-        <w:t>北商業大學</w:t>
+        <w:t>國立臺北商業大學</w:t>
       </w:r>
     </w:p>
     <w:p>
@@ -130,7 +114,6 @@
         </w:rPr>
         <w:t>115</w:t>
       </w:r>
-      <w:proofErr w:type="gramStart"/>
       <w:r>
         <w:rPr>
           <w:rFonts w:eastAsia="標楷體" w:cs="Arial"/>
@@ -138,7 +121,6 @@
         </w:rPr>
         <w:t>’</w:t>
       </w:r>
-      <w:proofErr w:type="gramEnd"/>
       <w:r>
         <w:rPr>
           <w:rFonts w:eastAsia="標楷體" w:hint="eastAsia"/>
@@ -186,7 +168,7 @@
           <w:sz w:val="28"/>
         </w:rPr>
         <w:drawing>
-          <wp:inline distT="0" distB="0" distL="0" distR="0" wp14:anchorId="785C6C1F" wp14:editId="0CACCE49">
+          <wp:inline distT="0" distB="0" distL="0" distR="0" wp14:anchorId="361BBEF8" wp14:editId="6179F002">
             <wp:extent cx="3956779" cy="2160000"/>
             <wp:effectExtent l="0" t="0" r="0" b="0"/>
             <wp:docPr id="2141179571" name="圖片 5"/>
@@ -404,7 +386,6 @@
         </w:rPr>
         <w:t>目：</w:t>
       </w:r>
-      <w:proofErr w:type="spellStart"/>
       <w:r>
         <w:rPr>
           <w:rFonts w:eastAsia="標楷體" w:hint="eastAsia"/>
@@ -414,7 +395,6 @@
         </w:rPr>
         <w:t>RiskGenie</w:t>
       </w:r>
-      <w:proofErr w:type="spellEnd"/>
       <w:r>
         <w:rPr>
           <w:rFonts w:eastAsia="標楷體" w:hint="eastAsia"/>
@@ -445,8 +425,22 @@
           <w:bCs/>
           <w:sz w:val="40"/>
         </w:rPr>
-        <w:t>指導老師：</w:t>
-      </w:r>
+        <w:t>指導老師：徐國鈞老師</w:t>
+      </w:r>
+    </w:p>
+    <w:p>
+      <w:pPr>
+        <w:snapToGrid w:val="0"/>
+        <w:spacing w:line="360" w:lineRule="auto"/>
+        <w:ind w:left="360"/>
+        <w:jc w:val="both"/>
+        <w:rPr>
+          <w:rFonts w:eastAsia="標楷體"/>
+          <w:b/>
+          <w:bCs/>
+          <w:sz w:val="40"/>
+        </w:rPr>
+      </w:pPr>
       <w:r>
         <w:rPr>
           <w:rFonts w:eastAsia="標楷體" w:hint="eastAsia"/>
@@ -454,7 +448,7 @@
           <w:bCs/>
           <w:sz w:val="40"/>
         </w:rPr>
-        <w:t>徐國鈞</w:t>
+        <w:t>組</w:t>
       </w:r>
       <w:r>
         <w:rPr>
@@ -463,7 +457,34 @@
           <w:bCs/>
           <w:sz w:val="40"/>
         </w:rPr>
-        <w:t>老師</w:t>
+        <w:t xml:space="preserve">    </w:t>
+      </w:r>
+      <w:r>
+        <w:rPr>
+          <w:rFonts w:eastAsia="標楷體" w:hint="eastAsia"/>
+          <w:b/>
+          <w:bCs/>
+          <w:sz w:val="40"/>
+        </w:rPr>
+        <w:t>長：</w:t>
+      </w:r>
+      <w:r>
+        <w:rPr>
+          <w:rFonts w:eastAsia="標楷體" w:hint="eastAsia"/>
+          <w:b/>
+          <w:bCs/>
+          <w:sz w:val="40"/>
+        </w:rPr>
+        <w:t>11436017</w:t>
+      </w:r>
+      <w:r>
+        <w:rPr>
+          <w:rFonts w:eastAsia="標楷體" w:hint="eastAsia"/>
+          <w:b/>
+          <w:bCs/>
+          <w:sz w:val="40"/>
+        </w:rPr>
+        <w:t>顏珮倪</w:t>
       </w:r>
     </w:p>
     <w:p>
@@ -504,7 +525,7 @@
           <w:bCs/>
           <w:sz w:val="40"/>
         </w:rPr>
-        <w:t>長：</w:t>
+        <w:t>員：</w:t>
       </w:r>
       <w:r>
         <w:rPr>
@@ -513,7 +534,7 @@
           <w:bCs/>
           <w:sz w:val="40"/>
         </w:rPr>
-        <w:t>1143</w:t>
+        <w:t>11436008</w:t>
       </w:r>
       <w:r>
         <w:rPr>
@@ -522,7 +543,7 @@
           <w:bCs/>
           <w:sz w:val="40"/>
         </w:rPr>
-        <w:t>60</w:t>
+        <w:t>林紀媗</w:t>
       </w:r>
       <w:r>
         <w:rPr>
@@ -531,7 +552,7 @@
           <w:bCs/>
           <w:sz w:val="40"/>
         </w:rPr>
-        <w:t>17</w:t>
+        <w:t xml:space="preserve"> 11436010</w:t>
       </w:r>
       <w:r>
         <w:rPr>
@@ -540,9 +561,22 @@
           <w:bCs/>
           <w:sz w:val="40"/>
         </w:rPr>
-        <w:t>顏</w:t>
-      </w:r>
-      <w:proofErr w:type="gramStart"/>
+        <w:t>李昕縈</w:t>
+      </w:r>
+    </w:p>
+    <w:p>
+      <w:pPr>
+        <w:snapToGrid w:val="0"/>
+        <w:spacing w:line="360" w:lineRule="auto"/>
+        <w:ind w:leftChars="990" w:left="2376"/>
+        <w:jc w:val="both"/>
+        <w:rPr>
+          <w:rFonts w:eastAsia="標楷體"/>
+          <w:b/>
+          <w:bCs/>
+          <w:sz w:val="40"/>
+        </w:rPr>
+      </w:pPr>
       <w:r>
         <w:rPr>
           <w:rFonts w:eastAsia="標楷體" w:hint="eastAsia"/>
@@ -550,23 +584,8 @@
           <w:bCs/>
           <w:sz w:val="40"/>
         </w:rPr>
-        <w:t>珮倪</w:t>
-      </w:r>
-      <w:proofErr w:type="gramEnd"/>
-    </w:p>
-    <w:p>
-      <w:pPr>
-        <w:snapToGrid w:val="0"/>
-        <w:spacing w:line="360" w:lineRule="auto"/>
-        <w:ind w:left="360"/>
-        <w:jc w:val="both"/>
-        <w:rPr>
-          <w:rFonts w:eastAsia="標楷體"/>
-          <w:b/>
-          <w:bCs/>
-          <w:sz w:val="40"/>
-        </w:rPr>
-      </w:pPr>
+        <w:t>11436021</w:t>
+      </w:r>
       <w:r>
         <w:rPr>
           <w:rFonts w:eastAsia="標楷體" w:hint="eastAsia"/>
@@ -574,127 +593,8 @@
           <w:bCs/>
           <w:sz w:val="40"/>
         </w:rPr>
-        <w:t>組</w:t>
-      </w:r>
-      <w:r>
-        <w:rPr>
-          <w:rFonts w:eastAsia="標楷體" w:hint="eastAsia"/>
-          <w:b/>
-          <w:bCs/>
-          <w:sz w:val="40"/>
-        </w:rPr>
-        <w:t xml:space="preserve">    </w:t>
-      </w:r>
-      <w:r>
-        <w:rPr>
-          <w:rFonts w:eastAsia="標楷體" w:hint="eastAsia"/>
-          <w:b/>
-          <w:bCs/>
-          <w:sz w:val="40"/>
-        </w:rPr>
-        <w:t>員：</w:t>
-      </w:r>
-      <w:r>
-        <w:rPr>
-          <w:rFonts w:eastAsia="標楷體" w:hint="eastAsia"/>
-          <w:b/>
-          <w:bCs/>
-          <w:sz w:val="40"/>
-        </w:rPr>
-        <w:t>11436008</w:t>
-      </w:r>
-      <w:r>
-        <w:rPr>
-          <w:rFonts w:eastAsia="標楷體" w:hint="eastAsia"/>
-          <w:b/>
-          <w:bCs/>
-          <w:sz w:val="40"/>
-        </w:rPr>
-        <w:t>林紀</w:t>
-      </w:r>
-      <w:proofErr w:type="gramStart"/>
-      <w:r>
-        <w:rPr>
-          <w:rFonts w:eastAsia="標楷體" w:hint="eastAsia"/>
-          <w:b/>
-          <w:bCs/>
-          <w:sz w:val="40"/>
-        </w:rPr>
-        <w:t>媗</w:t>
-      </w:r>
-      <w:proofErr w:type="gramEnd"/>
-      <w:r>
-        <w:rPr>
-          <w:rFonts w:eastAsia="標楷體" w:hint="eastAsia"/>
-          <w:b/>
-          <w:bCs/>
-          <w:sz w:val="40"/>
-        </w:rPr>
-        <w:t xml:space="preserve"> 11436010</w:t>
-      </w:r>
-      <w:r>
-        <w:rPr>
-          <w:rFonts w:eastAsia="標楷體" w:hint="eastAsia"/>
-          <w:b/>
-          <w:bCs/>
-          <w:sz w:val="40"/>
-        </w:rPr>
-        <w:t>李昕</w:t>
-      </w:r>
-      <w:proofErr w:type="gramStart"/>
-      <w:r>
-        <w:rPr>
-          <w:rFonts w:eastAsia="標楷體" w:hint="eastAsia"/>
-          <w:b/>
-          <w:bCs/>
-          <w:sz w:val="40"/>
-        </w:rPr>
-        <w:t>縈</w:t>
-      </w:r>
-      <w:proofErr w:type="gramEnd"/>
-    </w:p>
-    <w:p>
-      <w:pPr>
-        <w:snapToGrid w:val="0"/>
-        <w:spacing w:line="360" w:lineRule="auto"/>
-        <w:ind w:leftChars="990" w:left="2376"/>
-        <w:jc w:val="both"/>
-        <w:rPr>
-          <w:rFonts w:eastAsia="標楷體"/>
-          <w:b/>
-          <w:bCs/>
-          <w:sz w:val="40"/>
-        </w:rPr>
-      </w:pPr>
-      <w:r>
-        <w:rPr>
-          <w:rFonts w:eastAsia="標楷體" w:hint="eastAsia"/>
-          <w:b/>
-          <w:bCs/>
-          <w:sz w:val="40"/>
-        </w:rPr>
-        <w:t>11436021</w:t>
-      </w:r>
-      <w:r>
-        <w:rPr>
-          <w:rFonts w:eastAsia="標楷體" w:hint="eastAsia"/>
-          <w:b/>
-          <w:bCs/>
-          <w:sz w:val="40"/>
-        </w:rPr>
-        <w:t>黃翊</w:t>
-      </w:r>
-      <w:proofErr w:type="gramStart"/>
-      <w:r>
-        <w:rPr>
-          <w:rFonts w:eastAsia="標楷體" w:hint="eastAsia"/>
-          <w:b/>
-          <w:bCs/>
-          <w:sz w:val="40"/>
-        </w:rPr>
-        <w:t>甄</w:t>
-      </w:r>
-      <w:proofErr w:type="gramEnd"/>
+        <w:t>黃翊甄</w:t>
+      </w:r>
       <w:r>
         <w:rPr>
           <w:rFonts w:eastAsia="標楷體" w:hint="eastAsia"/>
@@ -4389,67 +4289,23 @@
           <w:sz w:val="28"/>
           <w:szCs w:val="28"/>
         </w:rPr>
-        <w:t>的日常運作中，「資產盤點」與「風險評鑑」通常仰賴人工填寫與主觀判斷。面對日新月異</w:t>
-      </w:r>
-      <w:proofErr w:type="gramStart"/>
+        <w:t>的日常運作中，「資產盤點」與「風險評鑑」通常仰賴人工填寫與主觀判斷。面對日新月異的資安威脅（如</w:t>
+      </w:r>
       <w:r>
         <w:rPr>
           <w:rFonts w:eastAsia="標楷體"/>
           <w:sz w:val="28"/>
           <w:szCs w:val="28"/>
         </w:rPr>
-        <w:t>的資安威脅</w:t>
-      </w:r>
-      <w:proofErr w:type="gramEnd"/>
+        <w:t xml:space="preserve"> CVE </w:t>
+      </w:r>
       <w:r>
         <w:rPr>
           <w:rFonts w:eastAsia="標楷體"/>
           <w:sz w:val="28"/>
           <w:szCs w:val="28"/>
         </w:rPr>
-        <w:t>（如</w:t>
-      </w:r>
-      <w:r>
-        <w:rPr>
-          <w:rFonts w:eastAsia="標楷體"/>
-          <w:sz w:val="28"/>
-          <w:szCs w:val="28"/>
-        </w:rPr>
-        <w:t xml:space="preserve"> CVE </w:t>
-      </w:r>
-      <w:r>
-        <w:rPr>
-          <w:rFonts w:eastAsia="標楷體"/>
-          <w:sz w:val="28"/>
-          <w:szCs w:val="28"/>
-        </w:rPr>
-        <w:t>漏洞），傳統的人工作業模式難以即時掌握</w:t>
-      </w:r>
-      <w:proofErr w:type="gramStart"/>
-      <w:r>
-        <w:rPr>
-          <w:rFonts w:eastAsia="標楷體"/>
-          <w:sz w:val="28"/>
-          <w:szCs w:val="28"/>
-        </w:rPr>
-        <w:t>外部情資</w:t>
-      </w:r>
-      <w:proofErr w:type="gramEnd"/>
-      <w:r>
-        <w:rPr>
-          <w:rFonts w:eastAsia="標楷體"/>
-          <w:sz w:val="28"/>
-          <w:szCs w:val="28"/>
-        </w:rPr>
-        <w:t>，且不同人員對風險價值的評定標準不一，導致評鑑結果缺乏客觀依據與實效性</w:t>
-      </w:r>
-      <w:r>
-        <w:rPr>
-          <w:rFonts w:eastAsia="標楷體"/>
-          <w:sz w:val="28"/>
-          <w:szCs w:val="28"/>
-        </w:rPr>
-        <w:t>。</w:t>
+        <w:t>漏洞），傳統的人工作業模式難以即時掌握外部情資，且不同人員對風險價值的評定標準不一，導致評鑑結果缺乏客觀依據與實效性。</w:t>
       </w:r>
     </w:p>
     <w:p>
@@ -4522,43 +4378,39 @@
           <w:sz w:val="28"/>
           <w:szCs w:val="28"/>
         </w:rPr>
-        <w:t>時面臨三大痛點：首先，資產分類與價值評定缺乏標準，容易產生誤差；其次，風險評鑑中對於弱點值的評估過於</w:t>
-      </w:r>
-      <w:proofErr w:type="gramStart"/>
+        <w:t>時面臨三大痛點：首先，資產分類與價值評定缺乏標準，容易產生誤差；其次，風險評鑑中對於弱點值的評估過於主觀，未能結合即時的威脅情資（如</w:t>
+      </w:r>
       <w:r>
         <w:rPr>
           <w:rFonts w:eastAsia="標楷體"/>
           <w:sz w:val="28"/>
           <w:szCs w:val="28"/>
         </w:rPr>
-        <w:t>主觀，</w:t>
-      </w:r>
-      <w:proofErr w:type="gramEnd"/>
+        <w:t xml:space="preserve"> NVD </w:t>
+      </w:r>
       <w:r>
         <w:rPr>
           <w:rFonts w:eastAsia="標楷體"/>
           <w:sz w:val="28"/>
           <w:szCs w:val="28"/>
         </w:rPr>
-        <w:t>未能結合即時的</w:t>
-      </w:r>
-      <w:proofErr w:type="gramStart"/>
+        <w:t>漏洞庫）；最後，風險處理階段中，人員往往不熟悉繁瑣的</w:t>
+      </w:r>
       <w:r>
         <w:rPr>
           <w:rFonts w:eastAsia="標楷體"/>
           <w:sz w:val="28"/>
           <w:szCs w:val="28"/>
         </w:rPr>
-        <w:t>威脅情資</w:t>
-      </w:r>
-      <w:proofErr w:type="gramEnd"/>
+        <w:t xml:space="preserve"> ISO 27002 </w:t>
+      </w:r>
       <w:r>
         <w:rPr>
           <w:rFonts w:eastAsia="標楷體"/>
           <w:sz w:val="28"/>
           <w:szCs w:val="28"/>
         </w:rPr>
-        <w:t>（如</w:t>
+        <w:t>控制措施，難以產出有效的管理</w:t>
       </w:r>
       <w:r>
         <w:rPr>
@@ -4566,7 +4418,7 @@
           <w:sz w:val="28"/>
           <w:szCs w:val="28"/>
         </w:rPr>
-        <w:t xml:space="preserve"> NVD </w:t>
+        <w:t xml:space="preserve"> SOP</w:t>
       </w:r>
       <w:r>
         <w:rPr>
@@ -4574,7 +4426,7 @@
           <w:sz w:val="28"/>
           <w:szCs w:val="28"/>
         </w:rPr>
-        <w:t>漏洞庫）；最後，風險處理階段中，人員往往不熟悉繁瑣的</w:t>
+        <w:t>。因此，我們希望能開發一款整合</w:t>
       </w:r>
       <w:r>
         <w:rPr>
@@ -4582,7 +4434,7 @@
           <w:sz w:val="28"/>
           <w:szCs w:val="28"/>
         </w:rPr>
-        <w:t xml:space="preserve"> ISO 27002 </w:t>
+        <w:t xml:space="preserve"> LLM </w:t>
       </w:r>
       <w:r>
         <w:rPr>
@@ -4590,7 +4442,7 @@
           <w:sz w:val="28"/>
           <w:szCs w:val="28"/>
         </w:rPr>
-        <w:t>控制措施，難以產出有效的管理</w:t>
+        <w:t>與</w:t>
       </w:r>
       <w:r>
         <w:rPr>
@@ -4598,7 +4450,7 @@
           <w:sz w:val="28"/>
           <w:szCs w:val="28"/>
         </w:rPr>
-        <w:t xml:space="preserve"> SOP</w:t>
+        <w:t xml:space="preserve"> RAG </w:t>
       </w:r>
       <w:r>
         <w:rPr>
@@ -4606,7 +4458,7 @@
           <w:sz w:val="28"/>
           <w:szCs w:val="28"/>
         </w:rPr>
-        <w:t>。因此，我們希望能開發一款整合</w:t>
+        <w:t>技術的</w:t>
       </w:r>
       <w:r>
         <w:rPr>
@@ -4614,7 +4466,7 @@
           <w:sz w:val="28"/>
           <w:szCs w:val="28"/>
         </w:rPr>
-        <w:t xml:space="preserve"> LLM </w:t>
+        <w:t xml:space="preserve"> AI </w:t>
       </w:r>
       <w:r>
         <w:rPr>
@@ -4622,83 +4474,7 @@
           <w:sz w:val="28"/>
           <w:szCs w:val="28"/>
         </w:rPr>
-        <w:t>與</w:t>
-      </w:r>
-      <w:r>
-        <w:rPr>
-          <w:rFonts w:eastAsia="標楷體"/>
-          <w:sz w:val="28"/>
-          <w:szCs w:val="28"/>
-        </w:rPr>
-        <w:t xml:space="preserve"> RAG </w:t>
-      </w:r>
-      <w:r>
-        <w:rPr>
-          <w:rFonts w:eastAsia="標楷體"/>
-          <w:sz w:val="28"/>
-          <w:szCs w:val="28"/>
-        </w:rPr>
-        <w:t>技術的</w:t>
-      </w:r>
-      <w:r>
-        <w:rPr>
-          <w:rFonts w:eastAsia="標楷體"/>
-          <w:sz w:val="28"/>
-          <w:szCs w:val="28"/>
-        </w:rPr>
-        <w:t xml:space="preserve"> AI </w:t>
-      </w:r>
-      <w:r>
-        <w:rPr>
-          <w:rFonts w:eastAsia="標楷體"/>
-          <w:sz w:val="28"/>
-          <w:szCs w:val="28"/>
-        </w:rPr>
-        <w:t>風險顧問系統，自動化</w:t>
-      </w:r>
-      <w:proofErr w:type="gramStart"/>
-      <w:r>
-        <w:rPr>
-          <w:rFonts w:eastAsia="標楷體"/>
-          <w:sz w:val="28"/>
-          <w:szCs w:val="28"/>
-        </w:rPr>
-        <w:t>輔助資安決策</w:t>
-      </w:r>
-      <w:proofErr w:type="gramEnd"/>
-      <w:r>
-        <w:rPr>
-          <w:rFonts w:eastAsia="標楷體"/>
-          <w:sz w:val="28"/>
-          <w:szCs w:val="28"/>
-        </w:rPr>
-        <w:t>，降低人力負擔並提升評鑑精</w:t>
-      </w:r>
-      <w:proofErr w:type="gramStart"/>
-      <w:r>
-        <w:rPr>
-          <w:rFonts w:eastAsia="標楷體"/>
-          <w:sz w:val="28"/>
-          <w:szCs w:val="28"/>
-        </w:rPr>
-        <w:t>準</w:t>
-      </w:r>
-      <w:proofErr w:type="gramEnd"/>
-      <w:r>
-        <w:rPr>
-          <w:rFonts w:eastAsia="標楷體"/>
-          <w:sz w:val="28"/>
-          <w:szCs w:val="28"/>
-        </w:rPr>
-        <w:t>度</w:t>
-      </w:r>
-      <w:r>
-        <w:rPr>
-          <w:rFonts w:eastAsia="標楷體"/>
-          <w:sz w:val="28"/>
-          <w:szCs w:val="28"/>
-        </w:rPr>
-        <w:t>。</w:t>
+        <w:t>風險顧問系統，自動化輔助資安決策，降低人力負擔並提升評鑑精準度。</w:t>
       </w:r>
     </w:p>
     <w:p>
@@ -4921,25 +4697,7 @@
           <w:sz w:val="28"/>
           <w:szCs w:val="28"/>
         </w:rPr>
-        <w:t>技術將最新的</w:t>
-      </w:r>
-      <w:proofErr w:type="gramStart"/>
-      <w:r>
-        <w:rPr>
-          <w:rFonts w:eastAsia="標楷體" w:hint="eastAsia"/>
-          <w:sz w:val="28"/>
-          <w:szCs w:val="28"/>
-        </w:rPr>
-        <w:t>弱點情資引入</w:t>
-      </w:r>
-      <w:proofErr w:type="gramEnd"/>
-      <w:r>
-        <w:rPr>
-          <w:rFonts w:eastAsia="標楷體" w:hint="eastAsia"/>
-          <w:sz w:val="28"/>
-          <w:szCs w:val="28"/>
-        </w:rPr>
-        <w:t>評鑑流程，自動計算客觀的弱點值。</w:t>
+        <w:t>技術將最新的弱點情資引入評鑑流程，自動計算客觀的弱點值。</w:t>
       </w:r>
     </w:p>
     <w:p>
@@ -4962,25 +4720,7 @@
           <w:sz w:val="28"/>
           <w:szCs w:val="28"/>
         </w:rPr>
-        <w:t>精</w:t>
-      </w:r>
-      <w:proofErr w:type="gramStart"/>
-      <w:r>
-        <w:rPr>
-          <w:rFonts w:eastAsia="標楷體" w:hint="eastAsia"/>
-          <w:sz w:val="28"/>
-          <w:szCs w:val="28"/>
-        </w:rPr>
-        <w:t>準</w:t>
-      </w:r>
-      <w:proofErr w:type="gramEnd"/>
-      <w:r>
-        <w:rPr>
-          <w:rFonts w:eastAsia="標楷體" w:hint="eastAsia"/>
-          <w:sz w:val="28"/>
-          <w:szCs w:val="28"/>
-        </w:rPr>
-        <w:t>對策生成：</w:t>
+        <w:t>精準對策生成：</w:t>
       </w:r>
       <w:r>
         <w:rPr>
@@ -5199,43 +4939,7 @@
           <w:sz w:val="28"/>
           <w:szCs w:val="28"/>
         </w:rPr>
-        <w:t>系統能結合最新</w:t>
-      </w:r>
-      <w:proofErr w:type="gramStart"/>
-      <w:r>
-        <w:rPr>
-          <w:rFonts w:eastAsia="標楷體" w:hint="eastAsia"/>
-          <w:sz w:val="28"/>
-          <w:szCs w:val="28"/>
-        </w:rPr>
-        <w:t>漏洞情資給予</w:t>
-      </w:r>
-      <w:proofErr w:type="gramEnd"/>
-      <w:r>
-        <w:rPr>
-          <w:rFonts w:eastAsia="標楷體" w:hint="eastAsia"/>
-          <w:sz w:val="28"/>
-          <w:szCs w:val="28"/>
-        </w:rPr>
-        <w:t>預警，並產出符合國際標準</w:t>
-      </w:r>
-      <w:proofErr w:type="gramStart"/>
-      <w:r>
-        <w:rPr>
-          <w:rFonts w:eastAsia="標楷體" w:hint="eastAsia"/>
-          <w:sz w:val="28"/>
-          <w:szCs w:val="28"/>
-        </w:rPr>
-        <w:t>的資安文件</w:t>
-      </w:r>
-      <w:proofErr w:type="gramEnd"/>
-      <w:r>
-        <w:rPr>
-          <w:rFonts w:eastAsia="標楷體" w:hint="eastAsia"/>
-          <w:sz w:val="28"/>
-          <w:szCs w:val="28"/>
-        </w:rPr>
-        <w:t>，輔助組織順利通過稽核。</w:t>
+        <w:t>系統能結合最新漏洞情資給予預警，並產出符合國際標準的資安文件，輔助組織順利通過稽核。</w:t>
       </w:r>
     </w:p>
     <w:p>
@@ -5414,94 +5118,24 @@
       </w:pPr>
       <w:r>
         <w:rPr>
-          <w:rFonts w:eastAsia="標楷體" w:hint="eastAsia"/>
-          <w:sz w:val="28"/>
-        </w:rPr>
-        <w:t>隨著</w:t>
-      </w:r>
-      <w:r>
-        <w:rPr>
-          <w:rFonts w:eastAsia="標楷體" w:hint="eastAsia"/>
-          <w:sz w:val="28"/>
-        </w:rPr>
-        <w:t>ISO27001</w:t>
-      </w:r>
-      <w:r>
-        <w:rPr>
-          <w:rFonts w:eastAsia="標楷體" w:hint="eastAsia"/>
-          <w:sz w:val="28"/>
-        </w:rPr>
-        <w:t>、資通安全管理法等要求</w:t>
-      </w:r>
-      <w:proofErr w:type="gramStart"/>
-      <w:r>
-        <w:rPr>
-          <w:rFonts w:eastAsia="標楷體" w:hint="eastAsia"/>
-          <w:sz w:val="28"/>
-        </w:rPr>
-        <w:t>普及，</w:t>
-      </w:r>
-      <w:proofErr w:type="gramEnd"/>
-      <w:r>
-        <w:rPr>
-          <w:rFonts w:eastAsia="標楷體" w:hint="eastAsia"/>
-          <w:sz w:val="28"/>
-        </w:rPr>
-        <w:t>不僅政府機關，中小企業也被要求合</w:t>
-      </w:r>
-      <w:proofErr w:type="gramStart"/>
-      <w:r>
-        <w:rPr>
-          <w:rFonts w:eastAsia="標楷體" w:hint="eastAsia"/>
-          <w:sz w:val="28"/>
-        </w:rPr>
-        <w:t>規</w:t>
-      </w:r>
-      <w:proofErr w:type="gramEnd"/>
-      <w:r>
-        <w:rPr>
-          <w:rFonts w:eastAsia="標楷體" w:hint="eastAsia"/>
-          <w:sz w:val="28"/>
-        </w:rPr>
-        <w:t>。</w:t>
-      </w:r>
-    </w:p>
-    <w:p>
-      <w:pPr>
-        <w:pStyle w:val="aa"/>
-        <w:numPr>
-          <w:ilvl w:val="1"/>
-          <w:numId w:val="15"/>
-        </w:numPr>
-        <w:overflowPunct w:val="0"/>
-        <w:jc w:val="both"/>
-        <w:rPr>
           <w:rFonts w:eastAsia="標楷體"/>
           <w:sz w:val="28"/>
         </w:rPr>
-      </w:pPr>
-      <w:r>
-        <w:rPr>
-          <w:rFonts w:eastAsia="標楷體" w:hint="eastAsia"/>
-          <w:sz w:val="28"/>
-        </w:rPr>
-        <w:t>中小企業缺乏</w:t>
-      </w:r>
-      <w:proofErr w:type="gramStart"/>
-      <w:r>
-        <w:rPr>
-          <w:rFonts w:eastAsia="標楷體" w:hint="eastAsia"/>
-          <w:sz w:val="28"/>
-        </w:rPr>
-        <w:t>專業資安顧問</w:t>
-      </w:r>
-      <w:proofErr w:type="gramEnd"/>
-      <w:r>
-        <w:rPr>
-          <w:rFonts w:eastAsia="標楷體" w:hint="eastAsia"/>
-          <w:sz w:val="28"/>
-        </w:rPr>
-        <w:t>，但目前顧問費用極高，此專案能填補專業人力缺口。</w:t>
+        <w:t>各部門人員常因不具備資安專業，而在資產盤點與風險評估時感到困擾。本系統能將專業術語轉化為白話建議，降低全員參與</w:t>
+      </w:r>
+      <w:r>
+        <w:rPr>
+          <w:rFonts w:eastAsia="標楷體"/>
+          <w:sz w:val="28"/>
+        </w:rPr>
+        <w:t xml:space="preserve"> ISMS </w:t>
+      </w:r>
+      <w:r>
+        <w:rPr>
+          <w:rFonts w:eastAsia="標楷體"/>
+          <w:sz w:val="28"/>
+        </w:rPr>
+        <w:t>的門檻。</w:t>
       </w:r>
     </w:p>
     <w:p>
@@ -5677,21 +5311,12 @@
           <w:sz w:val="28"/>
         </w:rPr>
       </w:pPr>
-      <w:proofErr w:type="gramStart"/>
       <w:r>
         <w:rPr>
           <w:rFonts w:eastAsia="標楷體" w:hint="eastAsia"/>
           <w:sz w:val="28"/>
         </w:rPr>
-        <w:t>資安隱私</w:t>
-      </w:r>
-      <w:proofErr w:type="gramEnd"/>
-      <w:r>
-        <w:rPr>
-          <w:rFonts w:eastAsia="標楷體" w:hint="eastAsia"/>
-          <w:sz w:val="28"/>
-        </w:rPr>
-        <w:t>風險。</w:t>
+        <w:t>資安隱私風險。</w:t>
       </w:r>
     </w:p>
     <w:p>
@@ -5812,12 +5437,12 @@
         <w:tblLook w:val="04A0" w:firstRow="1" w:lastRow="0" w:firstColumn="1" w:lastColumn="0" w:noHBand="0" w:noVBand="1"/>
       </w:tblPr>
       <w:tblGrid>
-        <w:gridCol w:w="1606"/>
-        <w:gridCol w:w="1820"/>
-        <w:gridCol w:w="720"/>
-        <w:gridCol w:w="1151"/>
-        <w:gridCol w:w="1608"/>
-        <w:gridCol w:w="1391"/>
+        <w:gridCol w:w="1591"/>
+        <w:gridCol w:w="1803"/>
+        <w:gridCol w:w="715"/>
+        <w:gridCol w:w="1140"/>
+        <w:gridCol w:w="1594"/>
+        <w:gridCol w:w="1453"/>
       </w:tblGrid>
       <w:tr>
         <w:tc>
@@ -5858,7 +5483,6 @@
               <w:overflowPunct w:val="0"/>
               <w:rPr>
                 <w:rFonts w:eastAsia="標楷體"/>
-                <w:shd w:val="pct15" w:color="auto" w:fill="FFFFFF"/>
               </w:rPr>
             </w:pPr>
             <w:r>
@@ -5872,7 +5496,13 @@
               <w:rPr>
                 <w:rFonts w:eastAsia="標楷體" w:hint="eastAsia"/>
               </w:rPr>
-              <w:t>中小型企業</w:t>
+              <w:t>AI</w:t>
+            </w:r>
+            <w:r>
+              <w:rPr>
+                <w:rFonts w:eastAsia="標楷體" w:hint="eastAsia"/>
+              </w:rPr>
+              <w:t>模型供應商</w:t>
             </w:r>
           </w:p>
         </w:tc>
@@ -6171,7 +5801,19 @@
               <w:rPr>
                 <w:rFonts w:eastAsia="標楷體" w:hint="eastAsia"/>
               </w:rPr>
-              <w:t>中小型企業</w:t>
+              <w:t>所有導入</w:t>
+            </w:r>
+            <w:r>
+              <w:rPr>
+                <w:rFonts w:eastAsia="標楷體" w:hint="eastAsia"/>
+              </w:rPr>
+              <w:t>ISMS</w:t>
+            </w:r>
+            <w:r>
+              <w:rPr>
+                <w:rFonts w:eastAsia="標楷體" w:hint="eastAsia"/>
+              </w:rPr>
+              <w:t>的單位之人員</w:t>
             </w:r>
           </w:p>
           <w:p>
@@ -7531,7 +7173,21 @@
           <w:rFonts w:eastAsia="標楷體" w:hint="eastAsia"/>
           <w:sz w:val="28"/>
         </w:rPr>
-        <w:t>中小型企業</w:t>
+        <w:t>所有導入</w:t>
+      </w:r>
+      <w:r>
+        <w:rPr>
+          <w:rFonts w:eastAsia="標楷體" w:hint="eastAsia"/>
+          <w:sz w:val="28"/>
+        </w:rPr>
+        <w:t>ISMS</w:t>
+      </w:r>
+      <w:r>
+        <w:rPr>
+          <w:rFonts w:eastAsia="標楷體" w:hint="eastAsia"/>
+          <w:sz w:val="28"/>
+        </w:rPr>
+        <w:t>的單位之人員</w:t>
       </w:r>
     </w:p>
     <w:p>
@@ -7546,50 +7202,22 @@
           <w:sz w:val="28"/>
         </w:rPr>
       </w:pPr>
-      <w:r>
-        <w:rPr>
-          <w:rFonts w:eastAsia="標楷體"/>
-          <w:sz w:val="28"/>
-        </w:rPr>
-        <w:tab/>
-      </w:r>
-      <w:bookmarkStart w:id="22" w:name="_Toc167696214"/>
+      <w:bookmarkStart w:id="22" w:name="_Toc167696215"/>
       <w:r>
         <w:rPr>
           <w:rFonts w:eastAsia="標楷體" w:hint="eastAsia"/>
           <w:sz w:val="28"/>
         </w:rPr>
-        <w:t>(2)</w:t>
+        <w:t xml:space="preserve">2. </w:t>
       </w:r>
       <w:r>
         <w:rPr>
           <w:rFonts w:eastAsia="標楷體" w:hint="eastAsia"/>
           <w:sz w:val="28"/>
         </w:rPr>
-        <w:t>生活型態：</w:t>
+        <w:t>目標市場：</w:t>
       </w:r>
       <w:bookmarkEnd w:id="22"/>
-      <w:r>
-        <w:rPr>
-          <w:rFonts w:eastAsia="標楷體" w:hint="eastAsia"/>
-          <w:sz w:val="28"/>
-        </w:rPr>
-        <w:t>規模不大，希望藉由</w:t>
-      </w:r>
-      <w:r>
-        <w:rPr>
-          <w:rFonts w:eastAsia="標楷體" w:hint="eastAsia"/>
-          <w:sz w:val="28"/>
-        </w:rPr>
-        <w:t>AI</w:t>
-      </w:r>
-      <w:r>
-        <w:rPr>
-          <w:rFonts w:eastAsia="標楷體" w:hint="eastAsia"/>
-          <w:sz w:val="28"/>
-        </w:rPr>
-        <w:t>輔助之企業</w:t>
-      </w:r>
     </w:p>
     <w:p>
       <w:pPr>
@@ -7603,22 +7231,50 @@
           <w:sz w:val="28"/>
         </w:rPr>
       </w:pPr>
-      <w:bookmarkStart w:id="23" w:name="_Toc167696215"/>
+      <w:r>
+        <w:rPr>
+          <w:rFonts w:eastAsia="標楷體"/>
+          <w:sz w:val="28"/>
+        </w:rPr>
+        <w:tab/>
+      </w:r>
+      <w:bookmarkStart w:id="23" w:name="_Toc167696216"/>
       <w:r>
         <w:rPr>
           <w:rFonts w:eastAsia="標楷體" w:hint="eastAsia"/>
           <w:sz w:val="28"/>
         </w:rPr>
-        <w:t xml:space="preserve">2. </w:t>
-      </w:r>
+        <w:t>(1)</w:t>
+      </w:r>
+      <w:bookmarkEnd w:id="23"/>
       <w:r>
         <w:rPr>
           <w:rFonts w:eastAsia="標楷體" w:hint="eastAsia"/>
           <w:sz w:val="28"/>
         </w:rPr>
-        <w:t>目標市場：</w:t>
-      </w:r>
-      <w:bookmarkEnd w:id="23"/>
+        <w:t xml:space="preserve"> </w:t>
+      </w:r>
+      <w:r>
+        <w:rPr>
+          <w:rFonts w:eastAsia="標楷體" w:hint="eastAsia"/>
+          <w:sz w:val="28"/>
+        </w:rPr>
+        <w:t>所有導入</w:t>
+      </w:r>
+      <w:r>
+        <w:rPr>
+          <w:rFonts w:eastAsia="標楷體" w:hint="eastAsia"/>
+          <w:sz w:val="28"/>
+        </w:rPr>
+        <w:t>ISMS</w:t>
+      </w:r>
+      <w:r>
+        <w:rPr>
+          <w:rFonts w:eastAsia="標楷體" w:hint="eastAsia"/>
+          <w:sz w:val="28"/>
+        </w:rPr>
+        <w:t>的單位之人員</w:t>
+      </w:r>
     </w:p>
     <w:p>
       <w:pPr>
@@ -7632,36 +7288,22 @@
           <w:sz w:val="28"/>
         </w:rPr>
       </w:pPr>
-      <w:r>
-        <w:rPr>
-          <w:rFonts w:eastAsia="標楷體"/>
-          <w:sz w:val="28"/>
-        </w:rPr>
-        <w:tab/>
-      </w:r>
-      <w:bookmarkStart w:id="24" w:name="_Toc167696216"/>
+      <w:bookmarkStart w:id="24" w:name="_Toc167696217"/>
       <w:r>
         <w:rPr>
           <w:rFonts w:eastAsia="標楷體" w:hint="eastAsia"/>
           <w:sz w:val="28"/>
         </w:rPr>
-        <w:t>(1)</w:t>
+        <w:t xml:space="preserve">3. </w:t>
+      </w:r>
+      <w:r>
+        <w:rPr>
+          <w:rFonts w:eastAsia="標楷體" w:hint="eastAsia"/>
+          <w:sz w:val="28"/>
+        </w:rPr>
+        <w:t>產品定位：</w:t>
       </w:r>
       <w:bookmarkEnd w:id="24"/>
-      <w:r>
-        <w:rPr>
-          <w:rFonts w:eastAsia="標楷體" w:hint="eastAsia"/>
-          <w:sz w:val="28"/>
-        </w:rPr>
-        <w:t xml:space="preserve"> </w:t>
-      </w:r>
-      <w:r>
-        <w:rPr>
-          <w:rFonts w:eastAsia="標楷體" w:hint="eastAsia"/>
-          <w:sz w:val="28"/>
-        </w:rPr>
-        <w:t>中小型企業</w:t>
-      </w:r>
     </w:p>
     <w:p>
       <w:pPr>
@@ -7675,22 +7317,43 @@
           <w:sz w:val="28"/>
         </w:rPr>
       </w:pPr>
-      <w:bookmarkStart w:id="25" w:name="_Toc167696217"/>
+      <w:r>
+        <w:rPr>
+          <w:rFonts w:eastAsia="標楷體"/>
+          <w:sz w:val="28"/>
+        </w:rPr>
+        <w:tab/>
+      </w:r>
+      <w:bookmarkStart w:id="25" w:name="_Toc167696218"/>
       <w:r>
         <w:rPr>
           <w:rFonts w:eastAsia="標楷體" w:hint="eastAsia"/>
           <w:sz w:val="28"/>
         </w:rPr>
-        <w:t xml:space="preserve">3. </w:t>
-      </w:r>
+        <w:t>(1)</w:t>
+      </w:r>
+      <w:bookmarkEnd w:id="25"/>
       <w:r>
         <w:rPr>
           <w:rFonts w:eastAsia="標楷體" w:hint="eastAsia"/>
           <w:sz w:val="28"/>
         </w:rPr>
-        <w:t>產品定位：</w:t>
-      </w:r>
-      <w:bookmarkEnd w:id="25"/>
+        <w:t>更有效率的</w:t>
+      </w:r>
+      <w:r>
+        <w:rPr>
+          <w:rFonts w:eastAsia="標楷體" w:hint="eastAsia"/>
+          <w:sz w:val="28"/>
+        </w:rPr>
+        <w:t>AI</w:t>
+      </w:r>
+      <w:r>
+        <w:rPr>
+          <w:rFonts w:eastAsia="標楷體" w:hint="eastAsia"/>
+          <w:sz w:val="28"/>
+        </w:rPr>
+        <w:t>助理</w:t>
+      </w:r>
     </w:p>
     <w:p>
       <w:pPr>
@@ -7711,13 +7374,13 @@
         </w:rPr>
         <w:tab/>
       </w:r>
-      <w:bookmarkStart w:id="26" w:name="_Toc167696218"/>
+      <w:bookmarkStart w:id="26" w:name="_Toc167696219"/>
       <w:r>
         <w:rPr>
           <w:rFonts w:eastAsia="標楷體" w:hint="eastAsia"/>
           <w:sz w:val="28"/>
         </w:rPr>
-        <w:t>(1)</w:t>
+        <w:t>(2)</w:t>
       </w:r>
       <w:bookmarkEnd w:id="26"/>
       <w:r>
@@ -7725,67 +7388,8 @@
           <w:rFonts w:eastAsia="標楷體" w:hint="eastAsia"/>
           <w:sz w:val="28"/>
         </w:rPr>
-        <w:t>更有效率的</w:t>
-      </w:r>
-      <w:r>
-        <w:rPr>
-          <w:rFonts w:eastAsia="標楷體" w:hint="eastAsia"/>
-          <w:sz w:val="28"/>
-        </w:rPr>
-        <w:t>AI</w:t>
-      </w:r>
-      <w:r>
-        <w:rPr>
-          <w:rFonts w:eastAsia="標楷體" w:hint="eastAsia"/>
-          <w:sz w:val="28"/>
-        </w:rPr>
-        <w:t>助理</w:t>
-      </w:r>
-    </w:p>
-    <w:p>
-      <w:pPr>
-        <w:tabs>
-          <w:tab w:val="num" w:pos="360"/>
-        </w:tabs>
-        <w:overflowPunct w:val="0"/>
-        <w:jc w:val="both"/>
-        <w:rPr>
-          <w:rFonts w:eastAsia="標楷體"/>
-          <w:sz w:val="28"/>
-        </w:rPr>
-      </w:pPr>
-      <w:r>
-        <w:rPr>
-          <w:rFonts w:eastAsia="標楷體"/>
-          <w:sz w:val="28"/>
-        </w:rPr>
-        <w:tab/>
-      </w:r>
-      <w:bookmarkStart w:id="27" w:name="_Toc167696219"/>
-      <w:r>
-        <w:rPr>
-          <w:rFonts w:eastAsia="標楷體" w:hint="eastAsia"/>
-          <w:sz w:val="28"/>
-        </w:rPr>
-        <w:t>(2)</w:t>
-      </w:r>
-      <w:bookmarkEnd w:id="27"/>
-      <w:r>
-        <w:rPr>
-          <w:rFonts w:eastAsia="標楷體" w:hint="eastAsia"/>
-          <w:sz w:val="28"/>
-        </w:rPr>
-        <w:t>即時</w:t>
-      </w:r>
-      <w:proofErr w:type="gramStart"/>
-      <w:r>
-        <w:rPr>
-          <w:rFonts w:eastAsia="標楷體" w:hint="eastAsia"/>
-          <w:sz w:val="28"/>
-        </w:rPr>
-        <w:t>追蹤資安風險</w:t>
-      </w:r>
-      <w:proofErr w:type="gramEnd"/>
+        <w:t>即時追蹤資安風險</w:t>
+      </w:r>
     </w:p>
     <w:p>
       <w:pPr>
@@ -7814,9 +7418,9 @@
           <w:szCs w:val="32"/>
         </w:rPr>
       </w:pPr>
-      <w:bookmarkStart w:id="28" w:name="_Toc167696222"/>
-      <w:bookmarkStart w:id="29" w:name="_Toc179739973"/>
-      <w:bookmarkStart w:id="30" w:name="_Toc229258897"/>
+      <w:bookmarkStart w:id="27" w:name="_Toc167696222"/>
+      <w:bookmarkStart w:id="28" w:name="_Toc179739973"/>
+      <w:bookmarkStart w:id="29" w:name="_Toc229258897"/>
       <w:r>
         <w:rPr>
           <w:rFonts w:eastAsia="標楷體" w:hint="eastAsia"/>
@@ -7841,9 +7445,9 @@
         </w:rPr>
         <w:t>SWOT-TOWS</w:t>
       </w:r>
+      <w:bookmarkEnd w:id="27"/>
       <w:bookmarkEnd w:id="28"/>
       <w:bookmarkEnd w:id="29"/>
-      <w:bookmarkEnd w:id="30"/>
       <w:r>
         <w:rPr>
           <w:rFonts w:eastAsia="標楷體"/>
@@ -7865,7 +7469,7 @@
           <w:sz w:val="24"/>
         </w:rPr>
       </w:pPr>
-      <w:bookmarkStart w:id="31" w:name="_Toc167710112"/>
+      <w:bookmarkStart w:id="30" w:name="_Toc167710112"/>
       <w:r>
         <w:rPr>
           <w:rFonts w:ascii="Times New Roman" w:eastAsia="標楷體" w:hAnsi="Times New Roman" w:hint="eastAsia"/>
@@ -7901,7 +7505,7 @@
         </w:rPr>
         <w:t>分析</w:t>
       </w:r>
-      <w:bookmarkEnd w:id="31"/>
+      <w:bookmarkEnd w:id="30"/>
     </w:p>
     <w:tbl>
       <w:tblPr>
@@ -7932,7 +7536,7 @@
                 <w:sz w:val="28"/>
               </w:rPr>
             </w:pPr>
-            <w:bookmarkStart w:id="32" w:name="_Toc167696223"/>
+            <w:bookmarkStart w:id="31" w:name="_Toc167696223"/>
             <w:r>
               <w:rPr>
                 <w:rFonts w:eastAsia="標楷體" w:hint="eastAsia"/>
@@ -7947,7 +7551,7 @@
               </w:rPr>
               <w:t xml:space="preserve"> S</w:t>
             </w:r>
-            <w:bookmarkEnd w:id="32"/>
+            <w:bookmarkEnd w:id="31"/>
           </w:p>
         </w:tc>
         <w:tc>
@@ -7968,7 +7572,7 @@
                 <w:sz w:val="28"/>
               </w:rPr>
             </w:pPr>
-            <w:bookmarkStart w:id="33" w:name="_Toc167696224"/>
+            <w:bookmarkStart w:id="32" w:name="_Toc167696224"/>
             <w:r>
               <w:rPr>
                 <w:rFonts w:eastAsia="標楷體" w:hint="eastAsia"/>
@@ -7983,7 +7587,7 @@
               </w:rPr>
               <w:t xml:space="preserve"> W</w:t>
             </w:r>
-            <w:bookmarkEnd w:id="33"/>
+            <w:bookmarkEnd w:id="32"/>
           </w:p>
         </w:tc>
       </w:tr>
@@ -8107,7 +7711,14 @@
                 <w:rFonts w:eastAsia="標楷體" w:hint="eastAsia"/>
                 <w:sz w:val="28"/>
               </w:rPr>
-              <w:t>隱私疑慮</w:t>
+              <w:t>開發、維護</w:t>
+            </w:r>
+            <w:r>
+              <w:rPr>
+                <w:rFonts w:eastAsia="標楷體" w:hint="eastAsia"/>
+                <w:sz w:val="28"/>
+              </w:rPr>
+              <w:t>成本高</w:t>
             </w:r>
           </w:p>
           <w:p>
@@ -8132,14 +7743,21 @@
                 <w:rFonts w:eastAsia="標楷體" w:hint="eastAsia"/>
                 <w:sz w:val="28"/>
               </w:rPr>
-              <w:t>API</w:t>
+              <w:t>過度依賴</w:t>
             </w:r>
             <w:r>
               <w:rPr>
                 <w:rFonts w:eastAsia="標楷體" w:hint="eastAsia"/>
                 <w:sz w:val="28"/>
               </w:rPr>
-              <w:t>成本高</w:t>
+              <w:t>AI</w:t>
+            </w:r>
+            <w:r>
+              <w:rPr>
+                <w:rFonts w:eastAsia="標楷體" w:hint="eastAsia"/>
+                <w:sz w:val="28"/>
+              </w:rPr>
+              <w:t>資訊</w:t>
             </w:r>
           </w:p>
         </w:tc>
@@ -8163,7 +7781,7 @@
                 <w:sz w:val="28"/>
               </w:rPr>
             </w:pPr>
-            <w:bookmarkStart w:id="34" w:name="_Toc167696225"/>
+            <w:bookmarkStart w:id="33" w:name="_Toc167696225"/>
             <w:r>
               <w:rPr>
                 <w:rFonts w:eastAsia="標楷體" w:hint="eastAsia"/>
@@ -8178,7 +7796,7 @@
               </w:rPr>
               <w:t xml:space="preserve"> O</w:t>
             </w:r>
-            <w:bookmarkEnd w:id="34"/>
+            <w:bookmarkEnd w:id="33"/>
           </w:p>
         </w:tc>
         <w:tc>
@@ -8199,7 +7817,7 @@
                 <w:sz w:val="28"/>
               </w:rPr>
             </w:pPr>
-            <w:bookmarkStart w:id="35" w:name="_Toc167696226"/>
+            <w:bookmarkStart w:id="34" w:name="_Toc167696226"/>
             <w:r>
               <w:rPr>
                 <w:rFonts w:eastAsia="標楷體" w:hint="eastAsia"/>
@@ -8214,7 +7832,7 @@
               </w:rPr>
               <w:t xml:space="preserve"> T</w:t>
             </w:r>
-            <w:bookmarkEnd w:id="35"/>
+            <w:bookmarkEnd w:id="34"/>
           </w:p>
         </w:tc>
       </w:tr>
@@ -8245,7 +7863,7 @@
                 <w:rFonts w:eastAsia="標楷體" w:hint="eastAsia"/>
                 <w:sz w:val="28"/>
               </w:rPr>
-              <w:t>數位轉型機會多</w:t>
+              <w:t>法規需求</w:t>
             </w:r>
           </w:p>
           <w:p>
@@ -8265,21 +7883,12 @@
                 <w:sz w:val="28"/>
               </w:rPr>
             </w:pPr>
-            <w:proofErr w:type="gramStart"/>
             <w:r>
               <w:rPr>
                 <w:rFonts w:eastAsia="標楷體" w:hint="eastAsia"/>
                 <w:sz w:val="28"/>
               </w:rPr>
-              <w:t>缺資安</w:t>
-            </w:r>
-            <w:proofErr w:type="gramEnd"/>
-            <w:r>
-              <w:rPr>
-                <w:rFonts w:eastAsia="標楷體" w:hint="eastAsia"/>
-                <w:sz w:val="28"/>
-              </w:rPr>
-              <w:t>人才</w:t>
+              <w:t>缺資安人才</w:t>
             </w:r>
           </w:p>
         </w:tc>
@@ -8340,6 +7949,29 @@
               <w:t>法規變動快</w:t>
             </w:r>
           </w:p>
+          <w:p>
+            <w:pPr>
+              <w:pStyle w:val="aa"/>
+              <w:keepNext/>
+              <w:numPr>
+                <w:ilvl w:val="0"/>
+                <w:numId w:val="10"/>
+              </w:numPr>
+              <w:overflowPunct w:val="0"/>
+              <w:jc w:val="both"/>
+              <w:rPr>
+                <w:rFonts w:eastAsia="標楷體"/>
+                <w:sz w:val="28"/>
+              </w:rPr>
+            </w:pPr>
+            <w:r>
+              <w:rPr>
+                <w:rFonts w:eastAsia="標楷體" w:hint="eastAsia"/>
+                <w:sz w:val="28"/>
+              </w:rPr>
+              <w:t>隱私疑慮</w:t>
+            </w:r>
+          </w:p>
         </w:tc>
       </w:tr>
     </w:tbl>
@@ -8355,7 +7987,7 @@
           <w:sz w:val="24"/>
         </w:rPr>
       </w:pPr>
-      <w:bookmarkStart w:id="36" w:name="_Toc167710113"/>
+      <w:bookmarkStart w:id="35" w:name="_Toc167710113"/>
       <w:r>
         <w:rPr>
           <w:rFonts w:ascii="Times New Roman" w:eastAsia="標楷體" w:hAnsi="Times New Roman" w:hint="eastAsia"/>
@@ -8392,7 +8024,7 @@
         </w:rPr>
         <w:t>分析</w:t>
       </w:r>
-      <w:bookmarkEnd w:id="36"/>
+      <w:bookmarkEnd w:id="35"/>
     </w:p>
     <w:tbl>
       <w:tblPr>
@@ -8446,7 +8078,7 @@
                 <w:sz w:val="28"/>
               </w:rPr>
             </w:pPr>
-            <w:bookmarkStart w:id="37" w:name="_Toc167696227"/>
+            <w:bookmarkStart w:id="36" w:name="_Toc167696227"/>
             <w:r>
               <w:rPr>
                 <w:rFonts w:eastAsia="標楷體" w:hint="eastAsia"/>
@@ -8461,7 +8093,7 @@
               </w:rPr>
               <w:t xml:space="preserve"> S</w:t>
             </w:r>
-            <w:bookmarkEnd w:id="37"/>
+            <w:bookmarkEnd w:id="36"/>
           </w:p>
         </w:tc>
         <w:tc>
@@ -8482,7 +8114,7 @@
                 <w:sz w:val="28"/>
               </w:rPr>
             </w:pPr>
-            <w:bookmarkStart w:id="38" w:name="_Toc167696228"/>
+            <w:bookmarkStart w:id="37" w:name="_Toc167696228"/>
             <w:r>
               <w:rPr>
                 <w:rFonts w:eastAsia="標楷體" w:hint="eastAsia"/>
@@ -8497,7 +8129,7 @@
               </w:rPr>
               <w:t xml:space="preserve"> W</w:t>
             </w:r>
-            <w:bookmarkEnd w:id="38"/>
+            <w:bookmarkEnd w:id="37"/>
           </w:p>
         </w:tc>
       </w:tr>
@@ -8520,7 +8152,7 @@
                 <w:sz w:val="28"/>
               </w:rPr>
             </w:pPr>
-            <w:bookmarkStart w:id="39" w:name="_Toc167696229"/>
+            <w:bookmarkStart w:id="38" w:name="_Toc167696229"/>
             <w:r>
               <w:rPr>
                 <w:rFonts w:eastAsia="標楷體" w:hint="eastAsia"/>
@@ -8528,7 +8160,7 @@
               </w:rPr>
               <w:t>機會</w:t>
             </w:r>
-            <w:bookmarkEnd w:id="39"/>
+            <w:bookmarkEnd w:id="38"/>
           </w:p>
           <w:p>
             <w:pPr>
@@ -8542,7 +8174,7 @@
                 <w:sz w:val="28"/>
               </w:rPr>
             </w:pPr>
-            <w:bookmarkStart w:id="40" w:name="_Toc167696230"/>
+            <w:bookmarkStart w:id="39" w:name="_Toc167696230"/>
             <w:r>
               <w:rPr>
                 <w:rFonts w:eastAsia="標楷體" w:hint="eastAsia"/>
@@ -8550,7 +8182,7 @@
               </w:rPr>
               <w:t>O</w:t>
             </w:r>
-            <w:bookmarkEnd w:id="40"/>
+            <w:bookmarkEnd w:id="39"/>
           </w:p>
         </w:tc>
         <w:tc>
@@ -8582,47 +8214,6 @@
               <w:t>低門檻、高效率</w:t>
             </w:r>
           </w:p>
-          <w:p>
-            <w:pPr>
-              <w:pStyle w:val="aa"/>
-              <w:numPr>
-                <w:ilvl w:val="0"/>
-                <w:numId w:val="11"/>
-              </w:numPr>
-              <w:tabs>
-                <w:tab w:val="num" w:pos="360"/>
-              </w:tabs>
-              <w:overflowPunct w:val="0"/>
-              <w:jc w:val="both"/>
-              <w:rPr>
-                <w:rFonts w:eastAsia="標楷體"/>
-                <w:sz w:val="28"/>
-              </w:rPr>
-            </w:pPr>
-            <w:r>
-              <w:rPr>
-                <w:rFonts w:eastAsia="標楷體" w:hint="eastAsia"/>
-                <w:sz w:val="28"/>
-              </w:rPr>
-              <w:t>中小企業缺乏</w:t>
-            </w:r>
-            <w:proofErr w:type="gramStart"/>
-            <w:r>
-              <w:rPr>
-                <w:rFonts w:eastAsia="標楷體" w:hint="eastAsia"/>
-                <w:sz w:val="28"/>
-              </w:rPr>
-              <w:t>資安專</w:t>
-            </w:r>
-            <w:proofErr w:type="gramEnd"/>
-            <w:r>
-              <w:rPr>
-                <w:rFonts w:eastAsia="標楷體" w:hint="eastAsia"/>
-                <w:sz w:val="28"/>
-              </w:rPr>
-              <w:t>才</w:t>
-            </w:r>
-          </w:p>
         </w:tc>
         <w:tc>
           <w:tcPr>
@@ -8647,7 +8238,29 @@
                 <w:rFonts w:eastAsia="標楷體" w:hint="eastAsia"/>
                 <w:sz w:val="28"/>
               </w:rPr>
-              <w:t>不斷優化系統，解決隱私疑慮。</w:t>
+              <w:t>不斷優化系統</w:t>
+            </w:r>
+          </w:p>
+          <w:p>
+            <w:pPr>
+              <w:pStyle w:val="aa"/>
+              <w:numPr>
+                <w:ilvl w:val="0"/>
+                <w:numId w:val="13"/>
+              </w:numPr>
+              <w:overflowPunct w:val="0"/>
+              <w:jc w:val="both"/>
+              <w:rPr>
+                <w:rFonts w:eastAsia="標楷體"/>
+                <w:sz w:val="28"/>
+              </w:rPr>
+            </w:pPr>
+            <w:r>
+              <w:rPr>
+                <w:rFonts w:eastAsia="標楷體" w:hint="eastAsia"/>
+                <w:sz w:val="28"/>
+              </w:rPr>
+              <w:t>解決隱私疑慮。</w:t>
             </w:r>
           </w:p>
         </w:tc>
@@ -8671,7 +8284,7 @@
                 <w:sz w:val="28"/>
               </w:rPr>
             </w:pPr>
-            <w:bookmarkStart w:id="41" w:name="_Toc167696231"/>
+            <w:bookmarkStart w:id="40" w:name="_Toc167696231"/>
             <w:r>
               <w:rPr>
                 <w:rFonts w:eastAsia="標楷體" w:hint="eastAsia"/>
@@ -8679,7 +8292,7 @@
               </w:rPr>
               <w:t>威脅</w:t>
             </w:r>
-            <w:bookmarkEnd w:id="41"/>
+            <w:bookmarkEnd w:id="40"/>
           </w:p>
           <w:p>
             <w:pPr>
@@ -8693,7 +8306,7 @@
                 <w:sz w:val="28"/>
               </w:rPr>
             </w:pPr>
-            <w:bookmarkStart w:id="42" w:name="_Toc167696232"/>
+            <w:bookmarkStart w:id="41" w:name="_Toc167696232"/>
             <w:r>
               <w:rPr>
                 <w:rFonts w:eastAsia="標楷體" w:hint="eastAsia"/>
@@ -8701,7 +8314,7 @@
               </w:rPr>
               <w:t>T</w:t>
             </w:r>
-            <w:bookmarkEnd w:id="42"/>
+            <w:bookmarkEnd w:id="41"/>
           </w:p>
         </w:tc>
         <w:tc>
@@ -8774,7 +8387,46 @@
                 <w:rFonts w:eastAsia="標楷體" w:hint="eastAsia"/>
                 <w:sz w:val="28"/>
               </w:rPr>
-              <w:t>幻覺及駭客攻擊，需加入人工確認流程</w:t>
+              <w:t>幻覺及駭客攻擊</w:t>
+            </w:r>
+          </w:p>
+          <w:p>
+            <w:pPr>
+              <w:pStyle w:val="aa"/>
+              <w:numPr>
+                <w:ilvl w:val="0"/>
+                <w:numId w:val="14"/>
+              </w:numPr>
+              <w:tabs>
+                <w:tab w:val="num" w:pos="360"/>
+              </w:tabs>
+              <w:overflowPunct w:val="0"/>
+              <w:jc w:val="both"/>
+              <w:rPr>
+                <w:rFonts w:eastAsia="標楷體"/>
+                <w:sz w:val="28"/>
+              </w:rPr>
+            </w:pPr>
+            <w:r>
+              <w:rPr>
+                <w:rFonts w:eastAsia="標楷體" w:hint="eastAsia"/>
+                <w:sz w:val="28"/>
+              </w:rPr>
+              <w:t>只是給建議，由</w:t>
+            </w:r>
+            <w:r>
+              <w:rPr>
+                <w:rFonts w:eastAsia="標楷體" w:hint="eastAsia"/>
+                <w:sz w:val="28"/>
+              </w:rPr>
+              <w:t>人工</w:t>
+            </w:r>
+            <w:r>
+              <w:rPr>
+                <w:rFonts w:eastAsia="標楷體" w:hint="eastAsia"/>
+                <w:sz w:val="28"/>
+              </w:rPr>
+              <w:t>作最後判斷</w:t>
             </w:r>
           </w:p>
         </w:tc>
@@ -8817,7 +8469,7 @@
           <w:szCs w:val="36"/>
         </w:rPr>
       </w:pPr>
-      <w:bookmarkStart w:id="43" w:name="_Toc229258898"/>
+      <w:bookmarkStart w:id="42" w:name="_Toc229258898"/>
       <w:r>
         <w:rPr>
           <w:rFonts w:eastAsia="標楷體" w:hint="eastAsia"/>
@@ -8869,7 +8521,7 @@
         </w:rPr>
         <w:t>系統架構</w:t>
       </w:r>
-      <w:bookmarkEnd w:id="43"/>
+      <w:bookmarkEnd w:id="42"/>
     </w:p>
     <w:p>
       <w:pPr>
@@ -8882,7 +8534,7 @@
           <w:szCs w:val="32"/>
         </w:rPr>
       </w:pPr>
-      <w:bookmarkStart w:id="44" w:name="_Toc229258899"/>
+      <w:bookmarkStart w:id="43" w:name="_Toc229258899"/>
       <w:r>
         <w:rPr>
           <w:rFonts w:eastAsia="標楷體"/>
@@ -8899,7 +8551,7 @@
         </w:rPr>
         <w:t>系統架構</w:t>
       </w:r>
-      <w:bookmarkEnd w:id="44"/>
+      <w:bookmarkEnd w:id="43"/>
     </w:p>
     <w:p>
       <w:pPr>
@@ -8919,25 +8571,7 @@
           <w:sz w:val="28"/>
           <w:szCs w:val="28"/>
         </w:rPr>
-        <w:t>我們的系統旨在協助使用者自動化進行資訊資產盤點、漏洞分析與風險評鑑，降低傳統人工評鑑所需的時間與專業門檻，並提升</w:t>
-      </w:r>
-      <w:proofErr w:type="gramStart"/>
-      <w:r>
-        <w:rPr>
-          <w:rFonts w:eastAsia="標楷體" w:hint="eastAsia"/>
-          <w:sz w:val="28"/>
-          <w:szCs w:val="28"/>
-        </w:rPr>
-        <w:t>整體資安管理</w:t>
-      </w:r>
-      <w:proofErr w:type="gramEnd"/>
-      <w:r>
-        <w:rPr>
-          <w:rFonts w:eastAsia="標楷體" w:hint="eastAsia"/>
-          <w:sz w:val="28"/>
-          <w:szCs w:val="28"/>
-        </w:rPr>
-        <w:t>效率。透過使用者輸入資產資料（如系統名稱、設備類型、重要性等），結合漏洞資料與</w:t>
+        <w:t>我們的系統旨在協助使用者自動化進行資訊資產盤點、漏洞分析與風險評鑑，降低傳統人工評鑑所需的時間與專業門檻，並提升整體資安管理效率。透過使用者輸入資產資料（如系統名稱、設備類型、重要性等），結合漏洞資料與</w:t>
       </w:r>
       <w:r>
         <w:rPr>
@@ -9131,25 +8765,7 @@
           <w:sz w:val="28"/>
           <w:szCs w:val="28"/>
         </w:rPr>
-        <w:t>進行前後端資料傳輸，使系統架構更為</w:t>
-      </w:r>
-      <w:proofErr w:type="gramStart"/>
-      <w:r>
-        <w:rPr>
-          <w:rFonts w:eastAsia="標楷體" w:hint="eastAsia"/>
-          <w:sz w:val="28"/>
-          <w:szCs w:val="28"/>
-        </w:rPr>
-        <w:t>清晰，</w:t>
-      </w:r>
-      <w:proofErr w:type="gramEnd"/>
-      <w:r>
-        <w:rPr>
-          <w:rFonts w:eastAsia="標楷體" w:hint="eastAsia"/>
-          <w:sz w:val="28"/>
-          <w:szCs w:val="28"/>
-        </w:rPr>
-        <w:t>並提升擴展性與維護性。</w:t>
+        <w:t>進行前後端資料傳輸，使系統架構更為清晰，並提升擴展性與維護性。</w:t>
       </w:r>
     </w:p>
     <w:p>
@@ -9185,7 +8801,6 @@
         </w:rPr>
         <w:t>：使用</w:t>
       </w:r>
-      <w:proofErr w:type="spellStart"/>
       <w:r>
         <w:rPr>
           <w:rFonts w:eastAsia="標楷體" w:cs="新細明體"/>
@@ -9195,7 +8810,6 @@
         </w:rPr>
         <w:t>Supabase</w:t>
       </w:r>
-      <w:proofErr w:type="spellEnd"/>
       <w:r>
         <w:rPr>
           <w:rFonts w:eastAsia="標楷體" w:cs="新細明體"/>
@@ -9296,7 +8910,7 @@
           <w:szCs w:val="32"/>
         </w:rPr>
       </w:pPr>
-      <w:bookmarkStart w:id="45" w:name="_Toc229258900"/>
+      <w:bookmarkStart w:id="44" w:name="_Toc229258900"/>
       <w:r>
         <w:rPr>
           <w:rFonts w:eastAsia="標楷體"/>
@@ -9313,7 +8927,7 @@
         </w:rPr>
         <w:t>系統軟、硬體需求與技術平台</w:t>
       </w:r>
-      <w:bookmarkEnd w:id="45"/>
+      <w:bookmarkEnd w:id="44"/>
     </w:p>
     <w:p>
       <w:pPr>
@@ -9399,7 +9013,6 @@
         </w:rPr>
         <w:t>後端框架與</w:t>
       </w:r>
-      <w:proofErr w:type="spellStart"/>
       <w:r>
         <w:rPr>
           <w:rFonts w:eastAsia="標楷體"/>
@@ -9408,7 +9021,6 @@
         </w:rPr>
         <w:t>Supabase</w:t>
       </w:r>
-      <w:proofErr w:type="spellEnd"/>
       <w:r>
         <w:rPr>
           <w:rFonts w:eastAsia="標楷體"/>
@@ -9423,25 +9035,7 @@
           <w:sz w:val="28"/>
           <w:szCs w:val="28"/>
         </w:rPr>
-        <w:t>，建置一套完整</w:t>
-      </w:r>
-      <w:proofErr w:type="gramStart"/>
-      <w:r>
-        <w:rPr>
-          <w:rFonts w:eastAsia="標楷體" w:hint="eastAsia"/>
-          <w:sz w:val="28"/>
-          <w:szCs w:val="28"/>
-        </w:rPr>
-        <w:t>的資安風險</w:t>
-      </w:r>
-      <w:proofErr w:type="gramEnd"/>
-      <w:r>
-        <w:rPr>
-          <w:rFonts w:eastAsia="標楷體" w:hint="eastAsia"/>
-          <w:sz w:val="28"/>
-          <w:szCs w:val="28"/>
-        </w:rPr>
-        <w:t>評估平台。</w:t>
+        <w:t>，建置一套完整的資安風險評估平台。</w:t>
       </w:r>
     </w:p>
     <w:p>
@@ -9470,54 +9064,16 @@
           <w:sz w:val="28"/>
           <w:szCs w:val="28"/>
         </w:rPr>
-        <w:t>使用者能隨時</w:t>
-      </w:r>
-      <w:proofErr w:type="gramStart"/>
+        <w:t>使用者能隨時進行資安風險評估、檢視分析結果與查詢歷史紀錄。此外，由於採用</w:t>
+      </w:r>
       <w:r>
         <w:rPr>
           <w:rFonts w:eastAsia="標楷體"/>
           <w:sz w:val="28"/>
           <w:szCs w:val="28"/>
         </w:rPr>
-        <w:t>進行資安風險</w:t>
-      </w:r>
-      <w:proofErr w:type="gramEnd"/>
-      <w:r>
-        <w:rPr>
-          <w:rFonts w:eastAsia="標楷體"/>
-          <w:sz w:val="28"/>
-          <w:szCs w:val="28"/>
-        </w:rPr>
-        <w:t>評估、檢視分析結果與查詢歷史紀錄。</w:t>
-      </w:r>
-      <w:proofErr w:type="gramStart"/>
-      <w:r>
-        <w:rPr>
-          <w:rFonts w:eastAsia="標楷體"/>
-          <w:sz w:val="28"/>
-          <w:szCs w:val="28"/>
-        </w:rPr>
-        <w:t>此外，</w:t>
-      </w:r>
-      <w:proofErr w:type="gramEnd"/>
-      <w:r>
-        <w:rPr>
-          <w:rFonts w:eastAsia="標楷體"/>
-          <w:sz w:val="28"/>
-          <w:szCs w:val="28"/>
-        </w:rPr>
-        <w:t>由於採用</w:t>
-      </w:r>
-      <w:proofErr w:type="spellStart"/>
-      <w:r>
-        <w:rPr>
-          <w:rFonts w:eastAsia="標楷體"/>
-          <w:sz w:val="28"/>
-          <w:szCs w:val="28"/>
-        </w:rPr>
         <w:t>Supabase</w:t>
       </w:r>
-      <w:proofErr w:type="spellEnd"/>
       <w:r>
         <w:rPr>
           <w:rFonts w:eastAsia="標楷體"/>
@@ -9890,14 +9446,12 @@
                 <w:rFonts w:eastAsia="標楷體"/>
               </w:rPr>
             </w:pPr>
-            <w:proofErr w:type="spellStart"/>
             <w:r>
               <w:rPr>
                 <w:rFonts w:eastAsia="標楷體"/>
               </w:rPr>
               <w:t>Supabase</w:t>
             </w:r>
-            <w:proofErr w:type="spellEnd"/>
             <w:r>
               <w:rPr>
                 <w:rFonts w:eastAsia="標楷體"/>
@@ -10555,7 +10109,7 @@
           <w:szCs w:val="32"/>
         </w:rPr>
       </w:pPr>
-      <w:bookmarkStart w:id="46" w:name="_Toc229258901"/>
+      <w:bookmarkStart w:id="45" w:name="_Toc229258901"/>
       <w:r>
         <w:rPr>
           <w:rFonts w:eastAsia="標楷體"/>
@@ -10572,7 +10126,7 @@
         </w:rPr>
         <w:t>使用標準與工具</w:t>
       </w:r>
-      <w:bookmarkEnd w:id="46"/>
+      <w:bookmarkEnd w:id="45"/>
     </w:p>
     <w:p>
       <w:pPr>
@@ -10593,7 +10147,6 @@
         </w:rPr>
         <w:t>以下列出本系統於開發「</w:t>
       </w:r>
-      <w:proofErr w:type="spellStart"/>
       <w:r>
         <w:rPr>
           <w:rFonts w:eastAsia="標楷體" w:hint="eastAsia"/>
@@ -10602,7 +10155,6 @@
         </w:rPr>
         <w:t>RiskGenie</w:t>
       </w:r>
-      <w:proofErr w:type="spellEnd"/>
       <w:r>
         <w:rPr>
           <w:rFonts w:eastAsia="標楷體" w:hint="eastAsia"/>
@@ -10792,7 +10344,6 @@
           <w:szCs w:val="28"/>
         </w:rPr>
       </w:pPr>
-      <w:proofErr w:type="spellStart"/>
       <w:r>
         <w:rPr>
           <w:rFonts w:eastAsia="標楷體"/>
@@ -10801,7 +10352,6 @@
         </w:rPr>
         <w:t>Supabase</w:t>
       </w:r>
-      <w:proofErr w:type="spellEnd"/>
       <w:r>
         <w:rPr>
           <w:rFonts w:eastAsia="標楷體" w:hint="eastAsia"/>
@@ -10850,7 +10400,6 @@
         </w:rPr>
         <w:t>整合等功能。本系統使用</w:t>
       </w:r>
-      <w:proofErr w:type="spellStart"/>
       <w:r>
         <w:rPr>
           <w:rFonts w:eastAsia="標楷體"/>
@@ -10859,7 +10408,6 @@
         </w:rPr>
         <w:t>Supabase</w:t>
       </w:r>
-      <w:proofErr w:type="spellEnd"/>
       <w:r>
         <w:rPr>
           <w:rFonts w:eastAsia="標楷體"/>
@@ -10938,25 +10486,7 @@
           <w:sz w:val="28"/>
           <w:szCs w:val="28"/>
         </w:rPr>
-        <w:t>：為</w:t>
-      </w:r>
-      <w:proofErr w:type="gramStart"/>
-      <w:r>
-        <w:rPr>
-          <w:rFonts w:eastAsia="標楷體" w:hint="eastAsia"/>
-          <w:sz w:val="28"/>
-          <w:szCs w:val="28"/>
-        </w:rPr>
-        <w:t>輕量且功能</w:t>
-      </w:r>
-      <w:proofErr w:type="gramEnd"/>
-      <w:r>
-        <w:rPr>
-          <w:rFonts w:eastAsia="標楷體" w:hint="eastAsia"/>
-          <w:sz w:val="28"/>
-          <w:szCs w:val="28"/>
-        </w:rPr>
-        <w:t>完整之開發工具，支援多種程式語言與除錯功能，並可透過擴充套件提升開發效率，是本系統主要開發環境。</w:t>
+        <w:t>：為輕量且功能完整之開發工具，支援多種程式語言與除錯功能，並可透過擴充套件提升開發效率，是本系統主要開發環境。</w:t>
       </w:r>
     </w:p>
     <w:p>
@@ -11093,25 +10623,7 @@
           <w:sz w:val="28"/>
           <w:szCs w:val="28"/>
         </w:rPr>
-        <w:t>設計原則：作為前後端資料傳輸之設計依據，使系統架構</w:t>
-      </w:r>
-      <w:proofErr w:type="gramStart"/>
-      <w:r>
-        <w:rPr>
-          <w:rFonts w:eastAsia="標楷體" w:hint="eastAsia"/>
-          <w:sz w:val="28"/>
-          <w:szCs w:val="28"/>
-        </w:rPr>
-        <w:t>清晰，</w:t>
-      </w:r>
-      <w:proofErr w:type="gramEnd"/>
-      <w:r>
-        <w:rPr>
-          <w:rFonts w:eastAsia="標楷體" w:hint="eastAsia"/>
-          <w:sz w:val="28"/>
-          <w:szCs w:val="28"/>
-        </w:rPr>
-        <w:t>並提升系統之擴展性與維護性。</w:t>
+        <w:t>設計原則：作為前後端資料傳輸之設計依據，使系統架構清晰，並提升系統之擴展性與維護性。</w:t>
       </w:r>
     </w:p>
     <w:p>
@@ -11333,14 +10845,12 @@
               </w:rPr>
               <w:t>、</w:t>
             </w:r>
-            <w:proofErr w:type="spellStart"/>
             <w:r>
               <w:rPr>
                 <w:rFonts w:eastAsia="標楷體"/>
               </w:rPr>
               <w:t>Supabase</w:t>
             </w:r>
-            <w:proofErr w:type="spellEnd"/>
           </w:p>
         </w:tc>
       </w:tr>
@@ -11582,14 +11092,12 @@
               </w:rPr>
               <w:t>、</w:t>
             </w:r>
-            <w:proofErr w:type="spellStart"/>
             <w:r>
               <w:rPr>
                 <w:rFonts w:eastAsia="標楷體"/>
               </w:rPr>
               <w:t>Supabase</w:t>
             </w:r>
-            <w:proofErr w:type="spellEnd"/>
             <w:r>
               <w:rPr>
                 <w:rFonts w:eastAsia="標楷體"/>
@@ -11900,14 +11408,12 @@
                 <w:rFonts w:eastAsia="標楷體"/>
               </w:rPr>
             </w:pPr>
-            <w:proofErr w:type="spellStart"/>
             <w:r>
               <w:rPr>
                 <w:rFonts w:eastAsia="標楷體"/>
               </w:rPr>
               <w:t>Github</w:t>
             </w:r>
-            <w:proofErr w:type="spellEnd"/>
           </w:p>
         </w:tc>
       </w:tr>
@@ -11958,14 +11464,12 @@
                 <w:rFonts w:eastAsia="標楷體"/>
               </w:rPr>
             </w:pPr>
-            <w:proofErr w:type="spellStart"/>
             <w:r>
               <w:rPr>
                 <w:rFonts w:eastAsia="標楷體"/>
               </w:rPr>
               <w:t>Github</w:t>
             </w:r>
-            <w:proofErr w:type="spellEnd"/>
             <w:r>
               <w:rPr>
                 <w:rFonts w:eastAsia="標楷體" w:hint="eastAsia"/>
@@ -12009,22 +11513,13 @@
     <w:p>
       <w:pPr>
         <w:jc w:val="center"/>
-        <w:outlineLvl w:val="0"/>
         <w:rPr>
           <w:rFonts w:ascii="標楷體" w:eastAsia="標楷體" w:hAnsi="標楷體"/>
-          <w:b/>
-          <w:bCs/>
-          <w:sz w:val="36"/>
-          <w:szCs w:val="36"/>
         </w:rPr>
       </w:pPr>
       <w:r>
         <w:rPr>
           <w:rFonts w:ascii="標楷體" w:eastAsia="標楷體" w:hAnsi="標楷體" w:hint="eastAsia"/>
-          <w:b/>
-          <w:bCs/>
-          <w:sz w:val="36"/>
-          <w:szCs w:val="36"/>
         </w:rPr>
         <w:lastRenderedPageBreak/>
         <w:t>第四章</w:t>
@@ -15397,7 +14892,6 @@
                 <w:szCs w:val="22"/>
                 <w:u w:val="single"/>
               </w:rPr>
-              <w:lastRenderedPageBreak/>
               <w:t>設計</w:t>
             </w:r>
             <w:r>
@@ -16448,14 +15942,12 @@
           <w:rFonts w:ascii="標楷體" w:eastAsia="標楷體" w:hAnsi="標楷體"/>
         </w:rPr>
       </w:pPr>
-      <w:proofErr w:type="gramStart"/>
       <w:r>
         <w:rPr>
           <w:rFonts w:ascii="標楷體" w:eastAsia="標楷體" w:hAnsi="標楷體" w:hint="eastAsia"/>
         </w:rPr>
         <w:t>註</w:t>
       </w:r>
-      <w:proofErr w:type="gramEnd"/>
       <w:r>
         <w:rPr>
           <w:rFonts w:ascii="標楷體" w:eastAsia="標楷體" w:hAnsi="標楷體"/>
@@ -16652,23 +16144,13 @@
           <w:color w:val="FF0000"/>
         </w:rPr>
       </w:pPr>
-      <w:proofErr w:type="gramStart"/>
       <w:r>
         <w:rPr>
           <w:rFonts w:eastAsia="標楷體" w:hint="eastAsia"/>
           <w:b/>
           <w:color w:val="FF0000"/>
         </w:rPr>
-        <w:t>本組成員</w:t>
-      </w:r>
-      <w:proofErr w:type="gramEnd"/>
-      <w:r>
-        <w:rPr>
-          <w:rFonts w:eastAsia="標楷體" w:hint="eastAsia"/>
-          <w:b/>
-          <w:color w:val="FF0000"/>
-        </w:rPr>
-        <w:t>之工作內容與貢獻度</w:t>
+        <w:t>本組成員之工作內容與貢獻度</w:t>
       </w:r>
       <w:r>
         <w:rPr>
@@ -17745,7 +17227,7 @@
           <w:szCs w:val="36"/>
         </w:rPr>
       </w:pPr>
-      <w:bookmarkStart w:id="47" w:name="_Toc229258902"/>
+      <w:bookmarkStart w:id="46" w:name="_Toc229258902"/>
       <w:r>
         <w:rPr>
           <w:rFonts w:eastAsia="標楷體" w:hint="eastAsia"/>
@@ -17797,40 +17279,40 @@
         </w:rPr>
         <w:t>設計模型</w:t>
       </w:r>
+      <w:bookmarkEnd w:id="46"/>
+    </w:p>
+    <w:p>
+      <w:pPr>
+        <w:overflowPunct w:val="0"/>
+        <w:outlineLvl w:val="1"/>
+        <w:rPr>
+          <w:rFonts w:eastAsia="標楷體"/>
+          <w:sz w:val="32"/>
+          <w:szCs w:val="32"/>
+        </w:rPr>
+      </w:pPr>
+      <w:bookmarkStart w:id="47" w:name="_Toc229258903"/>
+      <w:r>
+        <w:rPr>
+          <w:rFonts w:eastAsia="標楷體" w:hint="eastAsia"/>
+          <w:sz w:val="32"/>
+          <w:szCs w:val="32"/>
+        </w:rPr>
+        <w:t xml:space="preserve">6-1 </w:t>
+      </w:r>
+      <w:r>
+        <w:rPr>
+          <w:rFonts w:eastAsia="標楷體" w:hint="eastAsia"/>
+          <w:sz w:val="32"/>
+          <w:szCs w:val="32"/>
+        </w:rPr>
+        <w:t>循序圖</w:t>
+      </w:r>
       <w:bookmarkEnd w:id="47"/>
     </w:p>
     <w:p>
       <w:pPr>
         <w:overflowPunct w:val="0"/>
-        <w:outlineLvl w:val="1"/>
-        <w:rPr>
-          <w:rFonts w:eastAsia="標楷體"/>
-          <w:sz w:val="32"/>
-          <w:szCs w:val="32"/>
-        </w:rPr>
-      </w:pPr>
-      <w:bookmarkStart w:id="48" w:name="_Toc229258903"/>
-      <w:r>
-        <w:rPr>
-          <w:rFonts w:eastAsia="標楷體" w:hint="eastAsia"/>
-          <w:sz w:val="32"/>
-          <w:szCs w:val="32"/>
-        </w:rPr>
-        <w:t xml:space="preserve">6-1 </w:t>
-      </w:r>
-      <w:r>
-        <w:rPr>
-          <w:rFonts w:eastAsia="標楷體" w:hint="eastAsia"/>
-          <w:sz w:val="32"/>
-          <w:szCs w:val="32"/>
-        </w:rPr>
-        <w:t>循序圖</w:t>
-      </w:r>
-      <w:bookmarkEnd w:id="48"/>
-    </w:p>
-    <w:p>
-      <w:pPr>
-        <w:overflowPunct w:val="0"/>
         <w:rPr>
           <w:rFonts w:eastAsia="標楷體"/>
         </w:rPr>
@@ -17841,7 +17323,7 @@
           <w:noProof/>
         </w:rPr>
         <w:drawing>
-          <wp:inline distT="0" distB="0" distL="0" distR="0" wp14:anchorId="3FFD51AB" wp14:editId="7432F63E">
+          <wp:inline distT="0" distB="0" distL="0" distR="0" wp14:anchorId="1DF9543F" wp14:editId="0121AE5C">
             <wp:extent cx="5274310" cy="2710180"/>
             <wp:effectExtent l="0" t="0" r="2540" b="0"/>
             <wp:docPr id="1176906411" name="圖片 1"/>
@@ -17918,7 +17400,7 @@
           <w:noProof/>
         </w:rPr>
         <w:drawing>
-          <wp:inline distT="0" distB="0" distL="0" distR="0" wp14:anchorId="621DA2A8" wp14:editId="25F5E3DF">
+          <wp:inline distT="0" distB="0" distL="0" distR="0" wp14:anchorId="042ABF1D" wp14:editId="76F27E25">
             <wp:extent cx="5274310" cy="2380615"/>
             <wp:effectExtent l="0" t="0" r="2540" b="635"/>
             <wp:docPr id="1998247657" name="圖片 1"/>
@@ -17996,7 +17478,7 @@
         </w:rPr>
         <w:lastRenderedPageBreak/>
         <w:drawing>
-          <wp:inline distT="0" distB="0" distL="0" distR="0" wp14:anchorId="65339782" wp14:editId="07484A98">
+          <wp:inline distT="0" distB="0" distL="0" distR="0" wp14:anchorId="4FDE4922" wp14:editId="1DA88953">
             <wp:extent cx="5274310" cy="2875915"/>
             <wp:effectExtent l="0" t="0" r="2540" b="635"/>
             <wp:docPr id="571546818" name="圖片 1"/>
@@ -18078,7 +17560,7 @@
           <w:szCs w:val="32"/>
         </w:rPr>
       </w:pPr>
-      <w:bookmarkStart w:id="49" w:name="_Toc229258904"/>
+      <w:bookmarkStart w:id="48" w:name="_Toc229258904"/>
       <w:r>
         <w:rPr>
           <w:rFonts w:eastAsia="標楷體" w:hint="eastAsia"/>
@@ -18095,7 +17577,7 @@
         </w:rPr>
         <w:t>設計類別圖</w:t>
       </w:r>
-      <w:bookmarkEnd w:id="49"/>
+      <w:bookmarkEnd w:id="48"/>
     </w:p>
     <w:p>
       <w:pPr>
@@ -18150,7 +17632,7 @@
           <w:szCs w:val="36"/>
         </w:rPr>
       </w:pPr>
-      <w:bookmarkStart w:id="50" w:name="_Toc229258905"/>
+      <w:bookmarkStart w:id="49" w:name="_Toc229258905"/>
       <w:r>
         <w:rPr>
           <w:rFonts w:eastAsia="標楷體" w:hint="eastAsia"/>
@@ -18202,6 +17684,45 @@
         </w:rPr>
         <w:t>實作模型</w:t>
       </w:r>
+      <w:bookmarkEnd w:id="49"/>
+    </w:p>
+    <w:p>
+      <w:pPr>
+        <w:overflowPunct w:val="0"/>
+        <w:rPr>
+          <w:rFonts w:eastAsia="標楷體"/>
+          <w:sz w:val="28"/>
+          <w:szCs w:val="28"/>
+        </w:rPr>
+      </w:pPr>
+    </w:p>
+    <w:p>
+      <w:pPr>
+        <w:overflowPunct w:val="0"/>
+        <w:outlineLvl w:val="1"/>
+        <w:rPr>
+          <w:rFonts w:eastAsia="標楷體"/>
+          <w:sz w:val="32"/>
+          <w:szCs w:val="32"/>
+        </w:rPr>
+      </w:pPr>
+      <w:bookmarkStart w:id="50" w:name="_Toc229258906"/>
+      <w:r>
+        <w:rPr>
+          <w:rFonts w:eastAsia="標楷體"/>
+          <w:sz w:val="32"/>
+          <w:szCs w:val="32"/>
+        </w:rPr>
+        <w:t xml:space="preserve">7-3 </w:t>
+      </w:r>
+      <w:r>
+        <w:rPr>
+          <w:rFonts w:eastAsia="標楷體"/>
+          <w:sz w:val="32"/>
+          <w:szCs w:val="32"/>
+        </w:rPr>
+        <w:t>元件圖</w:t>
+      </w:r>
       <w:bookmarkEnd w:id="50"/>
     </w:p>
     <w:p>
@@ -18209,51 +17730,12 @@
         <w:overflowPunct w:val="0"/>
         <w:rPr>
           <w:rFonts w:eastAsia="標楷體"/>
-          <w:sz w:val="28"/>
-          <w:szCs w:val="28"/>
         </w:rPr>
       </w:pPr>
     </w:p>
     <w:p>
       <w:pPr>
         <w:overflowPunct w:val="0"/>
-        <w:outlineLvl w:val="1"/>
-        <w:rPr>
-          <w:rFonts w:eastAsia="標楷體"/>
-          <w:sz w:val="32"/>
-          <w:szCs w:val="32"/>
-        </w:rPr>
-      </w:pPr>
-      <w:bookmarkStart w:id="51" w:name="_Toc229258906"/>
-      <w:r>
-        <w:rPr>
-          <w:rFonts w:eastAsia="標楷體"/>
-          <w:sz w:val="32"/>
-          <w:szCs w:val="32"/>
-        </w:rPr>
-        <w:t xml:space="preserve">7-3 </w:t>
-      </w:r>
-      <w:r>
-        <w:rPr>
-          <w:rFonts w:eastAsia="標楷體"/>
-          <w:sz w:val="32"/>
-          <w:szCs w:val="32"/>
-        </w:rPr>
-        <w:t>元件圖</w:t>
-      </w:r>
-      <w:bookmarkEnd w:id="51"/>
-    </w:p>
-    <w:p>
-      <w:pPr>
-        <w:overflowPunct w:val="0"/>
-        <w:rPr>
-          <w:rFonts w:eastAsia="標楷體"/>
-        </w:rPr>
-      </w:pPr>
-    </w:p>
-    <w:p>
-      <w:pPr>
-        <w:overflowPunct w:val="0"/>
         <w:rPr>
           <w:rFonts w:eastAsia="標楷體"/>
         </w:rPr>
@@ -18264,7 +17746,7 @@
           <w:noProof/>
         </w:rPr>
         <w:drawing>
-          <wp:inline distT="0" distB="0" distL="0" distR="0" wp14:anchorId="006C7CAC" wp14:editId="70F1CE28">
+          <wp:inline distT="0" distB="0" distL="0" distR="0" wp14:anchorId="65A9052C" wp14:editId="203868E4">
             <wp:extent cx="5274310" cy="5970017"/>
             <wp:effectExtent l="0" t="0" r="2540" b="0"/>
             <wp:docPr id="801930567" name="圖片 1"/>
@@ -18330,7 +17812,7 @@
           <w:szCs w:val="32"/>
         </w:rPr>
       </w:pPr>
-      <w:bookmarkStart w:id="52" w:name="_Toc229258907"/>
+      <w:bookmarkStart w:id="51" w:name="_Toc229258907"/>
       <w:r>
         <w:rPr>
           <w:rFonts w:eastAsia="標楷體"/>
@@ -18340,7 +17822,6 @@
         <w:lastRenderedPageBreak/>
         <w:t xml:space="preserve">7-4 </w:t>
       </w:r>
-      <w:proofErr w:type="gramStart"/>
       <w:r>
         <w:rPr>
           <w:rFonts w:eastAsia="標楷體"/>
@@ -18357,7 +17838,6 @@
         </w:rPr>
         <w:t>與</w:t>
       </w:r>
-      <w:proofErr w:type="gramEnd"/>
       <w:r>
         <w:rPr>
           <w:rFonts w:eastAsia="標楷體"/>
@@ -18366,7 +17846,7 @@
         </w:rPr>
         <w:t>時序圖</w:t>
       </w:r>
-      <w:bookmarkEnd w:id="52"/>
+      <w:bookmarkEnd w:id="51"/>
     </w:p>
     <w:p>
       <w:pPr>
@@ -18408,7 +17888,7 @@
           <w:noProof/>
         </w:rPr>
         <w:drawing>
-          <wp:inline distT="0" distB="0" distL="0" distR="0" wp14:anchorId="0961846C" wp14:editId="12415F4D">
+          <wp:inline distT="0" distB="0" distL="0" distR="0" wp14:anchorId="2F1CA8A1" wp14:editId="797DEBFF">
             <wp:extent cx="1064088" cy="4648994"/>
             <wp:effectExtent l="0" t="0" r="3175" b="0"/>
             <wp:docPr id="1814122531" name="圖片 1"/>
@@ -18477,7 +17957,7 @@
           <w:noProof/>
         </w:rPr>
         <w:drawing>
-          <wp:inline distT="0" distB="0" distL="0" distR="0" wp14:anchorId="50FB4C7C" wp14:editId="43258A8F">
+          <wp:inline distT="0" distB="0" distL="0" distR="0" wp14:anchorId="6ED388B9" wp14:editId="44312169">
             <wp:extent cx="4474890" cy="2834791"/>
             <wp:effectExtent l="0" t="0" r="1905" b="3810"/>
             <wp:docPr id="1895713502" name="圖片 1"/>
@@ -18533,7 +18013,7 @@
           <w:szCs w:val="36"/>
         </w:rPr>
       </w:pPr>
-      <w:bookmarkStart w:id="53" w:name="_Toc229258908"/>
+      <w:bookmarkStart w:id="52" w:name="_Toc229258908"/>
       <w:r>
         <w:rPr>
           <w:rFonts w:eastAsia="標楷體" w:hint="eastAsia"/>
@@ -18565,7 +18045,7 @@
         </w:rPr>
         <w:t>資料庫設計</w:t>
       </w:r>
-      <w:bookmarkEnd w:id="53"/>
+      <w:bookmarkEnd w:id="52"/>
     </w:p>
     <w:p>
       <w:pPr>
@@ -18598,7 +18078,6 @@
         </w:rPr>
         <w:t>「</w:t>
       </w:r>
-      <w:proofErr w:type="spellStart"/>
       <w:r>
         <w:rPr>
           <w:rFonts w:eastAsia="標楷體" w:cs="新細明體"/>
@@ -18608,7 +18087,6 @@
         </w:rPr>
         <w:t>Supabase</w:t>
       </w:r>
-      <w:proofErr w:type="spellEnd"/>
       <w:r>
         <w:rPr>
           <w:rFonts w:eastAsia="標楷體" w:cs="新細明體"/>
@@ -18670,27 +18148,7 @@
           <w:sz w:val="28"/>
           <w:szCs w:val="28"/>
         </w:rPr>
-        <w:t>）</w:t>
-      </w:r>
-      <w:proofErr w:type="gramStart"/>
-      <w:r>
-        <w:rPr>
-          <w:rFonts w:eastAsia="標楷體" w:cs="新細明體"/>
-          <w:kern w:val="0"/>
-          <w:sz w:val="28"/>
-          <w:szCs w:val="28"/>
-        </w:rPr>
-        <w:t>與外鍵</w:t>
-      </w:r>
-      <w:proofErr w:type="gramEnd"/>
-      <w:r>
-        <w:rPr>
-          <w:rFonts w:eastAsia="標楷體" w:cs="新細明體"/>
-          <w:kern w:val="0"/>
-          <w:sz w:val="28"/>
-          <w:szCs w:val="28"/>
-        </w:rPr>
-        <w:t>（</w:t>
+        <w:t>）與外鍵（</w:t>
       </w:r>
       <w:r>
         <w:rPr>
@@ -18737,7 +18195,7 @@
           <w:szCs w:val="32"/>
         </w:rPr>
       </w:pPr>
-      <w:bookmarkStart w:id="54" w:name="_Toc229258909"/>
+      <w:bookmarkStart w:id="53" w:name="_Toc229258909"/>
       <w:r>
         <w:rPr>
           <w:rFonts w:eastAsia="標楷體" w:cs="新細明體"/>
@@ -18782,7 +18240,7 @@
         </w:rPr>
         <w:t>）</w:t>
       </w:r>
-      <w:bookmarkEnd w:id="54"/>
+      <w:bookmarkEnd w:id="53"/>
     </w:p>
     <w:p>
       <w:pPr>
@@ -18798,7 +18256,7 @@
           <w:szCs w:val="28"/>
         </w:rPr>
       </w:pPr>
-      <w:bookmarkStart w:id="55" w:name="_Toc229258910"/>
+      <w:bookmarkStart w:id="54" w:name="_Toc229258910"/>
       <w:r>
         <w:rPr>
           <w:rFonts w:eastAsia="標楷體" w:cs="新細明體"/>
@@ -18821,7 +18279,7 @@
         </w:rPr>
         <w:t>資料表關聯概述</w:t>
       </w:r>
-      <w:bookmarkEnd w:id="55"/>
+      <w:bookmarkEnd w:id="54"/>
     </w:p>
     <w:p>
       <w:pPr>
@@ -18916,7 +18374,6 @@
           <w:szCs w:val="28"/>
         </w:rPr>
       </w:pPr>
-      <w:proofErr w:type="spellStart"/>
       <w:r>
         <w:rPr>
           <w:rFonts w:eastAsia="標楷體" w:cs="新細明體"/>
@@ -18926,7 +18383,6 @@
         </w:rPr>
         <w:t>risk_assessments</w:t>
       </w:r>
-      <w:proofErr w:type="spellEnd"/>
       <w:r>
         <w:rPr>
           <w:rFonts w:eastAsia="標楷體" w:cs="新細明體"/>
@@ -18954,7 +18410,6 @@
           <w:szCs w:val="28"/>
         </w:rPr>
       </w:pPr>
-      <w:proofErr w:type="spellStart"/>
       <w:r>
         <w:rPr>
           <w:rFonts w:eastAsia="標楷體" w:cs="新細明體"/>
@@ -18964,7 +18419,6 @@
         </w:rPr>
         <w:t>audit_logs</w:t>
       </w:r>
-      <w:proofErr w:type="spellEnd"/>
       <w:r>
         <w:rPr>
           <w:rFonts w:eastAsia="標楷體" w:cs="新細明體"/>
@@ -19056,7 +18510,7 @@
           <w:szCs w:val="28"/>
         </w:rPr>
       </w:pPr>
-      <w:bookmarkStart w:id="56" w:name="_Toc229258911"/>
+      <w:bookmarkStart w:id="55" w:name="_Toc229258911"/>
       <w:r>
         <w:rPr>
           <w:rFonts w:eastAsia="標楷體" w:cs="新細明體"/>
@@ -19102,7 +18556,7 @@
         </w:rPr>
         <w:t>）</w:t>
       </w:r>
-      <w:bookmarkEnd w:id="56"/>
+      <w:bookmarkEnd w:id="55"/>
     </w:p>
     <w:p>
       <w:pPr>
@@ -19141,27 +18595,7 @@
           <w:sz w:val="28"/>
           <w:szCs w:val="28"/>
         </w:rPr>
-        <w:t xml:space="preserve"> </w:t>
-      </w:r>
-      <w:proofErr w:type="spellStart"/>
-      <w:r>
-        <w:rPr>
-          <w:rFonts w:eastAsia="標楷體" w:cs="新細明體"/>
-          <w:kern w:val="0"/>
-          <w:sz w:val="28"/>
-          <w:szCs w:val="28"/>
-        </w:rPr>
-        <w:t>risk_assessments</w:t>
-      </w:r>
-      <w:proofErr w:type="spellEnd"/>
-      <w:r>
-        <w:rPr>
-          <w:rFonts w:eastAsia="標楷體" w:cs="新細明體"/>
-          <w:kern w:val="0"/>
-          <w:sz w:val="28"/>
-          <w:szCs w:val="28"/>
-        </w:rPr>
-        <w:t xml:space="preserve"> </w:t>
+        <w:t xml:space="preserve"> risk_assessments </w:t>
       </w:r>
       <w:r>
         <w:rPr>
@@ -19196,9 +18630,8 @@
           <w:sz w:val="28"/>
           <w:szCs w:val="28"/>
         </w:rPr>
-        <w:t>關聯類型：一對多</w:t>
-      </w:r>
-      <w:proofErr w:type="gramStart"/>
+        <w:t>關聯類型：一對多（</w:t>
+      </w:r>
       <w:r>
         <w:rPr>
           <w:rFonts w:eastAsia="標楷體" w:cs="新細明體"/>
@@ -19206,9 +18639,8 @@
           <w:sz w:val="28"/>
           <w:szCs w:val="28"/>
         </w:rPr>
-        <w:t>（</w:t>
-      </w:r>
-      <w:proofErr w:type="gramEnd"/>
+        <w:t>1:N</w:t>
+      </w:r>
       <w:r>
         <w:rPr>
           <w:rFonts w:eastAsia="標楷體" w:cs="新細明體"/>
@@ -19216,19 +18648,8 @@
           <w:sz w:val="28"/>
           <w:szCs w:val="28"/>
         </w:rPr>
-        <w:t>1:N</w:t>
-      </w:r>
-      <w:proofErr w:type="gramStart"/>
-      <w:r>
-        <w:rPr>
-          <w:rFonts w:eastAsia="標楷體" w:cs="新細明體"/>
-          <w:kern w:val="0"/>
-          <w:sz w:val="28"/>
-          <w:szCs w:val="28"/>
-        </w:rPr>
         <w:t>）</w:t>
       </w:r>
-      <w:proofErr w:type="gramEnd"/>
       <w:r>
         <w:rPr>
           <w:rFonts w:eastAsia="標楷體" w:cs="新細明體"/>
@@ -19282,7 +18703,6 @@
         </w:rPr>
         <w:t>）可對應多筆風險評估結果（</w:t>
       </w:r>
-      <w:proofErr w:type="spellStart"/>
       <w:r>
         <w:rPr>
           <w:rFonts w:eastAsia="標楷體" w:cs="新細明體"/>
@@ -19292,7 +18712,6 @@
         </w:rPr>
         <w:t>risk_assessments</w:t>
       </w:r>
-      <w:proofErr w:type="spellEnd"/>
       <w:r>
         <w:rPr>
           <w:rFonts w:eastAsia="標楷體" w:cs="新細明體"/>
@@ -19385,7 +18804,6 @@
           <w:szCs w:val="28"/>
         </w:rPr>
       </w:pPr>
-      <w:proofErr w:type="spellStart"/>
       <w:r>
         <w:rPr>
           <w:rFonts w:eastAsia="標楷體" w:cs="細明體"/>
@@ -19395,7 +18813,6 @@
         </w:rPr>
         <w:t>risk_assessments.asset_id</w:t>
       </w:r>
-      <w:proofErr w:type="spellEnd"/>
       <w:r>
         <w:rPr>
           <w:rFonts w:eastAsia="標楷體" w:cs="新細明體"/>
@@ -19470,27 +18887,7 @@
           <w:sz w:val="28"/>
           <w:szCs w:val="28"/>
         </w:rPr>
-        <w:t xml:space="preserve"> </w:t>
-      </w:r>
-      <w:proofErr w:type="spellStart"/>
-      <w:r>
-        <w:rPr>
-          <w:rFonts w:eastAsia="標楷體" w:cs="新細明體"/>
-          <w:kern w:val="0"/>
-          <w:sz w:val="28"/>
-          <w:szCs w:val="28"/>
-        </w:rPr>
-        <w:t>audit_logs</w:t>
-      </w:r>
-      <w:proofErr w:type="spellEnd"/>
-      <w:r>
-        <w:rPr>
-          <w:rFonts w:eastAsia="標楷體" w:cs="新細明體"/>
-          <w:kern w:val="0"/>
-          <w:sz w:val="28"/>
-          <w:szCs w:val="28"/>
-        </w:rPr>
-        <w:t xml:space="preserve"> </w:t>
+        <w:t xml:space="preserve"> audit_logs </w:t>
       </w:r>
       <w:r>
         <w:rPr>
@@ -19525,9 +18922,8 @@
           <w:sz w:val="28"/>
           <w:szCs w:val="28"/>
         </w:rPr>
-        <w:t>關聯類型：一對多</w:t>
-      </w:r>
-      <w:proofErr w:type="gramStart"/>
+        <w:t>關聯類型：一對多（</w:t>
+      </w:r>
       <w:r>
         <w:rPr>
           <w:rFonts w:eastAsia="標楷體" w:cs="新細明體"/>
@@ -19535,9 +18931,8 @@
           <w:sz w:val="28"/>
           <w:szCs w:val="28"/>
         </w:rPr>
-        <w:t>（</w:t>
-      </w:r>
-      <w:proofErr w:type="gramEnd"/>
+        <w:t>1:N</w:t>
+      </w:r>
       <w:r>
         <w:rPr>
           <w:rFonts w:eastAsia="標楷體" w:cs="新細明體"/>
@@ -19545,19 +18940,8 @@
           <w:sz w:val="28"/>
           <w:szCs w:val="28"/>
         </w:rPr>
-        <w:t>1:N</w:t>
-      </w:r>
-      <w:proofErr w:type="gramStart"/>
-      <w:r>
-        <w:rPr>
-          <w:rFonts w:eastAsia="標楷體" w:cs="新細明體"/>
-          <w:kern w:val="0"/>
-          <w:sz w:val="28"/>
-          <w:szCs w:val="28"/>
-        </w:rPr>
         <w:t>）</w:t>
       </w:r>
-      <w:proofErr w:type="gramEnd"/>
     </w:p>
     <w:p>
       <w:pPr>
@@ -19584,7 +18968,6 @@
         </w:rPr>
         <w:t>一位使用者可產生多筆操作紀錄（</w:t>
       </w:r>
-      <w:proofErr w:type="spellStart"/>
       <w:r>
         <w:rPr>
           <w:rFonts w:eastAsia="標楷體" w:cs="新細明體"/>
@@ -19594,7 +18977,6 @@
         </w:rPr>
         <w:t>audit_logs</w:t>
       </w:r>
-      <w:proofErr w:type="spellEnd"/>
       <w:r>
         <w:rPr>
           <w:rFonts w:eastAsia="標楷體" w:cs="新細明體"/>
@@ -19627,7 +19009,6 @@
         </w:rPr>
         <w:t>目前資料庫設計中，</w:t>
       </w:r>
-      <w:proofErr w:type="spellStart"/>
       <w:r>
         <w:rPr>
           <w:rFonts w:eastAsia="標楷體" w:cs="新細明體"/>
@@ -19635,9 +19016,8 @@
           <w:sz w:val="28"/>
           <w:szCs w:val="28"/>
         </w:rPr>
-        <w:t>audit_logs</w:t>
-      </w:r>
-      <w:proofErr w:type="spellEnd"/>
+        <w:t xml:space="preserve">audit_logs </w:t>
+      </w:r>
       <w:r>
         <w:rPr>
           <w:rFonts w:eastAsia="標楷體" w:cs="新細明體"/>
@@ -19645,16 +19025,34 @@
           <w:sz w:val="28"/>
           <w:szCs w:val="28"/>
         </w:rPr>
+        <w:t>以文字欄位</w:t>
+      </w:r>
+      <w:r>
+        <w:rPr>
+          <w:rFonts w:eastAsia="標楷體" w:cs="新細明體"/>
+          <w:kern w:val="0"/>
+          <w:sz w:val="28"/>
+          <w:szCs w:val="28"/>
+        </w:rPr>
         <w:t xml:space="preserve"> </w:t>
       </w:r>
       <w:r>
         <w:rPr>
+          <w:rFonts w:eastAsia="標楷體" w:cs="細明體"/>
+          <w:kern w:val="0"/>
+          <w:sz w:val="28"/>
+          <w:szCs w:val="28"/>
+        </w:rPr>
+        <w:t>operator</w:t>
+      </w:r>
+      <w:r>
+        <w:rPr>
           <w:rFonts w:eastAsia="標楷體" w:cs="新細明體"/>
           <w:kern w:val="0"/>
           <w:sz w:val="28"/>
           <w:szCs w:val="28"/>
         </w:rPr>
-        <w:t>以文字欄位</w:t>
+        <w:t xml:space="preserve"> </w:t>
       </w:r>
       <w:r>
         <w:rPr>
@@ -19663,16 +19061,7 @@
           <w:sz w:val="28"/>
           <w:szCs w:val="28"/>
         </w:rPr>
-        <w:t xml:space="preserve"> </w:t>
-      </w:r>
-      <w:r>
-        <w:rPr>
-          <w:rFonts w:eastAsia="標楷體" w:cs="細明體"/>
-          <w:kern w:val="0"/>
-          <w:sz w:val="28"/>
-          <w:szCs w:val="28"/>
-        </w:rPr>
-        <w:t>operator</w:t>
+        <w:t>紀錄操作者名稱，因此屬於概念性關聯（弱關聯），其資料來源對應</w:t>
       </w:r>
       <w:r>
         <w:rPr>
@@ -19681,37 +19070,8 @@
           <w:sz w:val="28"/>
           <w:szCs w:val="28"/>
         </w:rPr>
-        <w:t xml:space="preserve"> </w:t>
-      </w:r>
-      <w:r>
-        <w:rPr>
-          <w:rFonts w:eastAsia="標楷體" w:cs="新細明體"/>
-          <w:kern w:val="0"/>
-          <w:sz w:val="28"/>
-          <w:szCs w:val="28"/>
-        </w:rPr>
-        <w:t>紀錄操作者名稱，因此屬於概念性關聯（弱關聯），其資料來源對應</w:t>
-      </w:r>
-      <w:r>
-        <w:rPr>
-          <w:rFonts w:eastAsia="標楷體" w:cs="新細明體"/>
-          <w:kern w:val="0"/>
-          <w:sz w:val="28"/>
-          <w:szCs w:val="28"/>
-        </w:rPr>
-        <w:t xml:space="preserve"> </w:t>
-      </w:r>
-      <w:proofErr w:type="spellStart"/>
-      <w:r>
-        <w:rPr>
-          <w:rFonts w:eastAsia="標楷體" w:cs="新細明體"/>
-          <w:kern w:val="0"/>
-          <w:sz w:val="28"/>
-          <w:szCs w:val="28"/>
-        </w:rPr>
-        <w:t>users.username</w:t>
-      </w:r>
-      <w:proofErr w:type="spellEnd"/>
+        <w:t xml:space="preserve"> users.username</w:t>
+      </w:r>
       <w:r>
         <w:rPr>
           <w:rFonts w:eastAsia="標楷體" w:cs="新細明體"/>
@@ -19760,7 +19120,6 @@
           <w:szCs w:val="28"/>
         </w:rPr>
       </w:pPr>
-      <w:proofErr w:type="spellStart"/>
       <w:r>
         <w:rPr>
           <w:rFonts w:eastAsia="標楷體" w:cs="細明體"/>
@@ -19770,7 +19129,6 @@
         </w:rPr>
         <w:t>audit_logs.operator</w:t>
       </w:r>
-      <w:proofErr w:type="spellEnd"/>
       <w:r>
         <w:rPr>
           <w:rFonts w:eastAsia="標楷體" w:cs="新細明體"/>
@@ -19798,7 +19156,6 @@
         </w:rPr>
         <w:t xml:space="preserve"> </w:t>
       </w:r>
-      <w:proofErr w:type="spellStart"/>
       <w:r>
         <w:rPr>
           <w:rFonts w:eastAsia="標楷體" w:cs="細明體"/>
@@ -19808,7 +19165,6 @@
         </w:rPr>
         <w:t>users.username</w:t>
       </w:r>
-      <w:proofErr w:type="spellEnd"/>
       <w:r>
         <w:rPr>
           <w:rFonts w:eastAsia="標楷體" w:cs="新細明體"/>
@@ -19874,27 +19230,7 @@
           <w:sz w:val="28"/>
           <w:szCs w:val="28"/>
         </w:rPr>
-        <w:t xml:space="preserve"> </w:t>
-      </w:r>
-      <w:proofErr w:type="spellStart"/>
-      <w:r>
-        <w:rPr>
-          <w:rFonts w:eastAsia="標楷體" w:cs="新細明體"/>
-          <w:kern w:val="0"/>
-          <w:sz w:val="28"/>
-          <w:szCs w:val="28"/>
-        </w:rPr>
-        <w:t>audit_logs</w:t>
-      </w:r>
-      <w:proofErr w:type="spellEnd"/>
-      <w:r>
-        <w:rPr>
-          <w:rFonts w:eastAsia="標楷體" w:cs="新細明體"/>
-          <w:kern w:val="0"/>
-          <w:sz w:val="28"/>
-          <w:szCs w:val="28"/>
-        </w:rPr>
-        <w:t xml:space="preserve"> </w:t>
+        <w:t xml:space="preserve"> audit_logs </w:t>
       </w:r>
       <w:r>
         <w:rPr>
@@ -19929,9 +19265,8 @@
           <w:sz w:val="28"/>
           <w:szCs w:val="28"/>
         </w:rPr>
-        <w:t>關聯類型：一對多</w:t>
-      </w:r>
-      <w:proofErr w:type="gramStart"/>
+        <w:t>關聯類型：一對多（</w:t>
+      </w:r>
       <w:r>
         <w:rPr>
           <w:rFonts w:eastAsia="標楷體" w:cs="新細明體"/>
@@ -19939,9 +19274,8 @@
           <w:sz w:val="28"/>
           <w:szCs w:val="28"/>
         </w:rPr>
-        <w:t>（</w:t>
-      </w:r>
-      <w:proofErr w:type="gramEnd"/>
+        <w:t>1:N</w:t>
+      </w:r>
       <w:r>
         <w:rPr>
           <w:rFonts w:eastAsia="標楷體" w:cs="新細明體"/>
@@ -19949,19 +19283,8 @@
           <w:sz w:val="28"/>
           <w:szCs w:val="28"/>
         </w:rPr>
-        <w:t>1:N</w:t>
-      </w:r>
-      <w:proofErr w:type="gramStart"/>
-      <w:r>
-        <w:rPr>
-          <w:rFonts w:eastAsia="標楷體" w:cs="新細明體"/>
-          <w:kern w:val="0"/>
-          <w:sz w:val="28"/>
-          <w:szCs w:val="28"/>
-        </w:rPr>
         <w:t>）</w:t>
       </w:r>
-      <w:proofErr w:type="gramEnd"/>
       <w:r>
         <w:rPr>
           <w:rFonts w:eastAsia="標楷體" w:cs="新細明體"/>
@@ -20036,47 +19359,26 @@
           <w:sz w:val="28"/>
           <w:szCs w:val="28"/>
         </w:rPr>
+        <w:t xml:space="preserve"> audit_logs </w:t>
+      </w:r>
+      <w:r>
+        <w:rPr>
+          <w:rFonts w:eastAsia="標楷體" w:cs="新細明體"/>
+          <w:kern w:val="0"/>
+          <w:sz w:val="28"/>
+          <w:szCs w:val="28"/>
+        </w:rPr>
+        <w:t>透過</w:t>
+      </w:r>
+      <w:r>
+        <w:rPr>
+          <w:rFonts w:eastAsia="標楷體" w:cs="新細明體"/>
+          <w:kern w:val="0"/>
+          <w:sz w:val="28"/>
+          <w:szCs w:val="28"/>
+        </w:rPr>
         <w:t xml:space="preserve"> </w:t>
       </w:r>
-      <w:proofErr w:type="spellStart"/>
-      <w:r>
-        <w:rPr>
-          <w:rFonts w:eastAsia="標楷體" w:cs="新細明體"/>
-          <w:kern w:val="0"/>
-          <w:sz w:val="28"/>
-          <w:szCs w:val="28"/>
-        </w:rPr>
-        <w:t>audit_logs</w:t>
-      </w:r>
-      <w:proofErr w:type="spellEnd"/>
-      <w:r>
-        <w:rPr>
-          <w:rFonts w:eastAsia="標楷體" w:cs="新細明體"/>
-          <w:kern w:val="0"/>
-          <w:sz w:val="28"/>
-          <w:szCs w:val="28"/>
-        </w:rPr>
-        <w:t xml:space="preserve"> </w:t>
-      </w:r>
-      <w:r>
-        <w:rPr>
-          <w:rFonts w:eastAsia="標楷體" w:cs="新細明體"/>
-          <w:kern w:val="0"/>
-          <w:sz w:val="28"/>
-          <w:szCs w:val="28"/>
-        </w:rPr>
-        <w:t>透過</w:t>
-      </w:r>
-      <w:r>
-        <w:rPr>
-          <w:rFonts w:eastAsia="標楷體" w:cs="新細明體"/>
-          <w:kern w:val="0"/>
-          <w:sz w:val="28"/>
-          <w:szCs w:val="28"/>
-        </w:rPr>
-        <w:t xml:space="preserve"> </w:t>
-      </w:r>
-      <w:proofErr w:type="spellStart"/>
       <w:r>
         <w:rPr>
           <w:rFonts w:eastAsia="標楷體" w:cs="細明體"/>
@@ -20086,7 +19388,6 @@
         </w:rPr>
         <w:t>target_asset</w:t>
       </w:r>
-      <w:proofErr w:type="spellEnd"/>
       <w:r>
         <w:rPr>
           <w:rFonts w:eastAsia="標楷體" w:cs="新細明體"/>
@@ -20144,7 +19445,6 @@
           <w:szCs w:val="28"/>
         </w:rPr>
       </w:pPr>
-      <w:proofErr w:type="spellStart"/>
       <w:r>
         <w:rPr>
           <w:rFonts w:eastAsia="標楷體" w:cs="細明體"/>
@@ -20154,7 +19454,6 @@
         </w:rPr>
         <w:t>audit_logs.target_asset</w:t>
       </w:r>
-      <w:proofErr w:type="spellEnd"/>
       <w:r>
         <w:rPr>
           <w:rFonts w:eastAsia="標楷體" w:cs="新細明體"/>
@@ -20182,7 +19481,6 @@
         </w:rPr>
         <w:t xml:space="preserve"> </w:t>
       </w:r>
-      <w:proofErr w:type="spellStart"/>
       <w:r>
         <w:rPr>
           <w:rFonts w:eastAsia="標楷體" w:cs="細明體"/>
@@ -20192,7 +19490,6 @@
         </w:rPr>
         <w:t>assets.asset_id_code</w:t>
       </w:r>
-      <w:proofErr w:type="spellEnd"/>
       <w:r>
         <w:rPr>
           <w:rFonts w:eastAsia="標楷體" w:cs="新細明體"/>
@@ -20229,7 +19526,7 @@
           <w:szCs w:val="32"/>
         </w:rPr>
       </w:pPr>
-      <w:bookmarkStart w:id="57" w:name="_Toc229258912"/>
+      <w:bookmarkStart w:id="56" w:name="_Toc229258912"/>
       <w:r>
         <w:rPr>
           <w:rFonts w:eastAsia="標楷體" w:cs="新細明體"/>
@@ -20252,7 +19549,7 @@
         </w:rPr>
         <w:t>（限制條件設計）</w:t>
       </w:r>
-      <w:bookmarkEnd w:id="57"/>
+      <w:bookmarkEnd w:id="56"/>
     </w:p>
     <w:p>
       <w:pPr>
@@ -20345,19 +19642,8 @@
           <w:sz w:val="28"/>
           <w:szCs w:val="28"/>
         </w:rPr>
-        <w:t>為</w:t>
-      </w:r>
-      <w:proofErr w:type="gramStart"/>
-      <w:r>
-        <w:rPr>
-          <w:rFonts w:eastAsia="標楷體" w:cs="新細明體"/>
-          <w:kern w:val="0"/>
-          <w:sz w:val="28"/>
-          <w:szCs w:val="28"/>
-        </w:rPr>
-        <w:t>資產表主鍵</w:t>
-      </w:r>
-      <w:proofErr w:type="gramEnd"/>
+        <w:t>為資產表主鍵</w:t>
+      </w:r>
       <w:r>
         <w:rPr>
           <w:rFonts w:eastAsia="標楷體" w:cs="新細明體"/>
@@ -20400,19 +19686,8 @@
           <w:sz w:val="28"/>
           <w:szCs w:val="28"/>
         </w:rPr>
-        <w:t>為風險</w:t>
-      </w:r>
-      <w:proofErr w:type="gramStart"/>
-      <w:r>
-        <w:rPr>
-          <w:rFonts w:eastAsia="標楷體" w:cs="新細明體"/>
-          <w:kern w:val="0"/>
-          <w:sz w:val="28"/>
-          <w:szCs w:val="28"/>
-        </w:rPr>
-        <w:t>評估表主鍵</w:t>
-      </w:r>
-      <w:proofErr w:type="gramEnd"/>
+        <w:t>為風險評估表主鍵</w:t>
+      </w:r>
       <w:r>
         <w:rPr>
           <w:rFonts w:eastAsia="標楷體" w:cs="新細明體"/>
@@ -20455,19 +19730,8 @@
           <w:sz w:val="28"/>
           <w:szCs w:val="28"/>
         </w:rPr>
-        <w:t>為稽核</w:t>
-      </w:r>
-      <w:proofErr w:type="gramStart"/>
-      <w:r>
-        <w:rPr>
-          <w:rFonts w:eastAsia="標楷體" w:cs="新細明體"/>
-          <w:kern w:val="0"/>
-          <w:sz w:val="28"/>
-          <w:szCs w:val="28"/>
-        </w:rPr>
-        <w:t>紀錄表主鍵</w:t>
-      </w:r>
-      <w:proofErr w:type="gramEnd"/>
+        <w:t>為稽核紀錄表主鍵</w:t>
+      </w:r>
       <w:r>
         <w:rPr>
           <w:rFonts w:eastAsia="標楷體" w:cs="新細明體"/>
@@ -20510,19 +19774,8 @@
           <w:sz w:val="28"/>
           <w:szCs w:val="28"/>
         </w:rPr>
-        <w:t>為</w:t>
-      </w:r>
-      <w:proofErr w:type="gramStart"/>
-      <w:r>
-        <w:rPr>
-          <w:rFonts w:eastAsia="標楷體" w:cs="新細明體"/>
-          <w:kern w:val="0"/>
-          <w:sz w:val="28"/>
-          <w:szCs w:val="28"/>
-        </w:rPr>
-        <w:t>使用者表主鍵</w:t>
-      </w:r>
-      <w:proofErr w:type="gramEnd"/>
+        <w:t>為使用者表主鍵</w:t>
+      </w:r>
       <w:r>
         <w:rPr>
           <w:rFonts w:eastAsia="標楷體" w:cs="新細明體"/>
@@ -20586,7 +19839,6 @@
           <w:szCs w:val="28"/>
         </w:rPr>
       </w:pPr>
-      <w:proofErr w:type="spellStart"/>
       <w:r>
         <w:rPr>
           <w:rFonts w:eastAsia="標楷體" w:cs="細明體"/>
@@ -20596,7 +19848,6 @@
         </w:rPr>
         <w:t>risk_assessments.asset_id</w:t>
       </w:r>
-      <w:proofErr w:type="spellEnd"/>
       <w:r>
         <w:rPr>
           <w:rFonts w:eastAsia="標楷體" w:cs="新細明體"/>
@@ -20706,7 +19957,6 @@
           <w:szCs w:val="28"/>
         </w:rPr>
       </w:pPr>
-      <w:proofErr w:type="spellStart"/>
       <w:r>
         <w:rPr>
           <w:rFonts w:eastAsia="標楷體" w:cs="細明體"/>
@@ -20716,7 +19966,6 @@
         </w:rPr>
         <w:t>assets.asset_id_code</w:t>
       </w:r>
-      <w:proofErr w:type="spellEnd"/>
       <w:r>
         <w:rPr>
           <w:rFonts w:eastAsia="標楷體" w:cs="新細明體"/>
@@ -20761,7 +20010,6 @@
           <w:szCs w:val="28"/>
         </w:rPr>
       </w:pPr>
-      <w:proofErr w:type="spellStart"/>
       <w:r>
         <w:rPr>
           <w:rFonts w:eastAsia="標楷體" w:cs="細明體"/>
@@ -20771,7 +20019,6 @@
         </w:rPr>
         <w:t>users.username</w:t>
       </w:r>
-      <w:proofErr w:type="spellEnd"/>
       <w:r>
         <w:rPr>
           <w:rFonts w:eastAsia="標楷體" w:cs="新細明體"/>
@@ -20816,7 +20063,6 @@
           <w:szCs w:val="28"/>
         </w:rPr>
       </w:pPr>
-      <w:proofErr w:type="spellStart"/>
       <w:r>
         <w:rPr>
           <w:rFonts w:eastAsia="標楷體" w:cs="細明體"/>
@@ -20826,7 +20072,6 @@
         </w:rPr>
         <w:t>users.email</w:t>
       </w:r>
-      <w:proofErr w:type="spellEnd"/>
       <w:r>
         <w:rPr>
           <w:rFonts w:eastAsia="標楷體" w:cs="新細明體"/>
@@ -20908,7 +20153,6 @@
           <w:szCs w:val="28"/>
         </w:rPr>
       </w:pPr>
-      <w:proofErr w:type="spellStart"/>
       <w:r>
         <w:rPr>
           <w:rFonts w:eastAsia="標楷體" w:cs="新細明體"/>
@@ -20918,7 +20162,6 @@
         </w:rPr>
         <w:t>assets.asset_name</w:t>
       </w:r>
-      <w:proofErr w:type="spellEnd"/>
       <w:r>
         <w:rPr>
           <w:rFonts w:eastAsia="標楷體" w:cs="新細明體"/>
@@ -20928,7 +20171,6 @@
         </w:rPr>
         <w:t>、</w:t>
       </w:r>
-      <w:proofErr w:type="spellStart"/>
       <w:r>
         <w:rPr>
           <w:rFonts w:eastAsia="標楷體" w:cs="新細明體"/>
@@ -20936,17 +20178,7 @@
           <w:sz w:val="28"/>
           <w:szCs w:val="28"/>
         </w:rPr>
-        <w:t>asset_type</w:t>
-      </w:r>
-      <w:proofErr w:type="spellEnd"/>
-      <w:r>
-        <w:rPr>
-          <w:rFonts w:eastAsia="標楷體" w:cs="新細明體"/>
-          <w:kern w:val="0"/>
-          <w:sz w:val="28"/>
-          <w:szCs w:val="28"/>
-        </w:rPr>
-        <w:t xml:space="preserve"> </w:t>
+        <w:t xml:space="preserve">asset_type </w:t>
       </w:r>
       <w:r>
         <w:rPr>
@@ -20983,7 +20215,6 @@
           <w:szCs w:val="28"/>
         </w:rPr>
       </w:pPr>
-      <w:proofErr w:type="spellStart"/>
       <w:r>
         <w:rPr>
           <w:rFonts w:eastAsia="標楷體" w:cs="新細明體"/>
@@ -20993,7 +20224,6 @@
         </w:rPr>
         <w:t>risk_assessments.threat_description</w:t>
       </w:r>
-      <w:proofErr w:type="spellEnd"/>
       <w:r>
         <w:rPr>
           <w:rFonts w:eastAsia="標楷體" w:cs="新細明體"/>
@@ -21003,7 +20233,6 @@
         </w:rPr>
         <w:t>、</w:t>
       </w:r>
-      <w:proofErr w:type="spellStart"/>
       <w:r>
         <w:rPr>
           <w:rFonts w:eastAsia="標楷體" w:cs="新細明體"/>
@@ -21013,7 +20242,6 @@
         </w:rPr>
         <w:t>vulnerability_description</w:t>
       </w:r>
-      <w:proofErr w:type="spellEnd"/>
       <w:r>
         <w:rPr>
           <w:rFonts w:eastAsia="標楷體" w:cs="新細明體"/>
@@ -21023,7 +20251,6 @@
         </w:rPr>
         <w:t>、</w:t>
       </w:r>
-      <w:proofErr w:type="spellStart"/>
       <w:r>
         <w:rPr>
           <w:rFonts w:eastAsia="標楷體" w:cs="新細明體"/>
@@ -21031,17 +20258,7 @@
           <w:sz w:val="28"/>
           <w:szCs w:val="28"/>
         </w:rPr>
-        <w:t>risk_score</w:t>
-      </w:r>
-      <w:proofErr w:type="spellEnd"/>
-      <w:r>
-        <w:rPr>
-          <w:rFonts w:eastAsia="標楷體" w:cs="新細明體"/>
-          <w:kern w:val="0"/>
-          <w:sz w:val="28"/>
-          <w:szCs w:val="28"/>
-        </w:rPr>
-        <w:t xml:space="preserve"> </w:t>
+        <w:t xml:space="preserve">risk_score </w:t>
       </w:r>
       <w:r>
         <w:rPr>
@@ -21078,7 +20295,6 @@
           <w:szCs w:val="28"/>
         </w:rPr>
       </w:pPr>
-      <w:proofErr w:type="spellStart"/>
       <w:r>
         <w:rPr>
           <w:rFonts w:eastAsia="標楷體" w:cs="新細明體"/>
@@ -21088,7 +20304,6 @@
         </w:rPr>
         <w:t>users.username</w:t>
       </w:r>
-      <w:proofErr w:type="spellEnd"/>
       <w:r>
         <w:rPr>
           <w:rFonts w:eastAsia="標楷體" w:cs="新細明體"/>
@@ -21369,7 +20584,6 @@
           <w:szCs w:val="28"/>
         </w:rPr>
       </w:pPr>
-      <w:proofErr w:type="spellStart"/>
       <w:r>
         <w:rPr>
           <w:rFonts w:eastAsia="標楷體" w:cs="新細明體"/>
@@ -21377,17 +20591,7 @@
           <w:sz w:val="28"/>
           <w:szCs w:val="28"/>
         </w:rPr>
-        <w:t>threat_level</w:t>
-      </w:r>
-      <w:proofErr w:type="spellEnd"/>
-      <w:r>
-        <w:rPr>
-          <w:rFonts w:eastAsia="標楷體" w:cs="新細明體"/>
-          <w:kern w:val="0"/>
-          <w:sz w:val="28"/>
-          <w:szCs w:val="28"/>
-        </w:rPr>
-        <w:t xml:space="preserve"> </w:t>
+        <w:t xml:space="preserve">threat_level </w:t>
       </w:r>
       <w:r>
         <w:rPr>
@@ -21424,7 +20628,6 @@
           <w:szCs w:val="28"/>
         </w:rPr>
       </w:pPr>
-      <w:proofErr w:type="spellStart"/>
       <w:r>
         <w:rPr>
           <w:rFonts w:eastAsia="標楷體" w:cs="新細明體"/>
@@ -21432,17 +20635,7 @@
           <w:sz w:val="28"/>
           <w:szCs w:val="28"/>
         </w:rPr>
-        <w:t>risk_score</w:t>
-      </w:r>
-      <w:proofErr w:type="spellEnd"/>
-      <w:r>
-        <w:rPr>
-          <w:rFonts w:eastAsia="標楷體" w:cs="新細明體"/>
-          <w:kern w:val="0"/>
-          <w:sz w:val="28"/>
-          <w:szCs w:val="28"/>
-        </w:rPr>
-        <w:t xml:space="preserve"> </w:t>
+        <w:t xml:space="preserve">risk_score </w:t>
       </w:r>
       <w:r>
         <w:rPr>
@@ -21495,7 +20688,7 @@
           <w:szCs w:val="32"/>
         </w:rPr>
       </w:pPr>
-      <w:bookmarkStart w:id="58" w:name="_Toc229258913"/>
+      <w:bookmarkStart w:id="57" w:name="_Toc229258913"/>
       <w:r>
         <w:rPr>
           <w:rFonts w:eastAsia="標楷體" w:cs="新細明體"/>
@@ -21530,7 +20723,7 @@
         </w:rPr>
         <w:t xml:space="preserve"> Meta Data</w:t>
       </w:r>
-      <w:bookmarkEnd w:id="58"/>
+      <w:bookmarkEnd w:id="57"/>
     </w:p>
     <w:p>
       <w:pPr>
@@ -21569,7 +20762,7 @@
           <w:szCs w:val="32"/>
         </w:rPr>
       </w:pPr>
-      <w:bookmarkStart w:id="59" w:name="_Toc229258914"/>
+      <w:bookmarkStart w:id="58" w:name="_Toc229258914"/>
       <w:r>
         <w:rPr>
           <w:rFonts w:eastAsia="標楷體" w:cs="新細明體"/>
@@ -21592,7 +20785,7 @@
         </w:rPr>
         <w:t>（資產盤點表）</w:t>
       </w:r>
-      <w:bookmarkEnd w:id="59"/>
+      <w:bookmarkEnd w:id="58"/>
     </w:p>
     <w:p>
       <w:pPr>
@@ -21887,7 +21080,6 @@
                 <w:kern w:val="0"/>
               </w:rPr>
             </w:pPr>
-            <w:proofErr w:type="spellStart"/>
             <w:r>
               <w:rPr>
                 <w:rFonts w:eastAsia="標楷體" w:cs="新細明體"/>
@@ -21895,7 +21087,6 @@
               </w:rPr>
               <w:t>asset_id_code</w:t>
             </w:r>
-            <w:proofErr w:type="spellEnd"/>
           </w:p>
         </w:tc>
         <w:tc>
@@ -21997,7 +21188,6 @@
                 <w:kern w:val="0"/>
               </w:rPr>
             </w:pPr>
-            <w:proofErr w:type="spellStart"/>
             <w:r>
               <w:rPr>
                 <w:rFonts w:eastAsia="標楷體" w:cs="新細明體"/>
@@ -22005,7 +21195,6 @@
               </w:rPr>
               <w:t>asset_name</w:t>
             </w:r>
-            <w:proofErr w:type="spellEnd"/>
           </w:p>
         </w:tc>
         <w:tc>
@@ -22080,17 +21269,8 @@
                 <w:rFonts w:eastAsia="標楷體" w:cs="新細明體" w:hint="eastAsia"/>
                 <w:kern w:val="0"/>
               </w:rPr>
-              <w:t>必填</w:t>
-            </w:r>
-            <w:proofErr w:type="gramStart"/>
-            <w:r>
-              <w:rPr>
-                <w:rFonts w:eastAsia="標楷體" w:cs="新細明體" w:hint="eastAsia"/>
-                <w:kern w:val="0"/>
-              </w:rPr>
-              <w:t>）</w:t>
-            </w:r>
-            <w:proofErr w:type="gramEnd"/>
+              <w:t>必填）</w:t>
+            </w:r>
           </w:p>
         </w:tc>
       </w:tr>
@@ -22109,7 +21289,6 @@
                 <w:kern w:val="0"/>
               </w:rPr>
             </w:pPr>
-            <w:proofErr w:type="spellStart"/>
             <w:r>
               <w:rPr>
                 <w:rFonts w:eastAsia="標楷體" w:cs="新細明體"/>
@@ -22117,7 +21296,6 @@
               </w:rPr>
               <w:t>asset_type</w:t>
             </w:r>
-            <w:proofErr w:type="spellEnd"/>
           </w:p>
         </w:tc>
         <w:tc>
@@ -22327,7 +21505,6 @@
                 <w:kern w:val="0"/>
               </w:rPr>
             </w:pPr>
-            <w:proofErr w:type="spellStart"/>
             <w:r>
               <w:rPr>
                 <w:rFonts w:eastAsia="標楷體" w:cs="新細明體"/>
@@ -22335,7 +21512,6 @@
               </w:rPr>
               <w:t>data_type</w:t>
             </w:r>
-            <w:proofErr w:type="spellEnd"/>
           </w:p>
         </w:tc>
         <w:tc>
@@ -22410,23 +21586,7 @@
                 <w:rFonts w:eastAsia="標楷體" w:cs="新細明體"/>
                 <w:kern w:val="0"/>
               </w:rPr>
-              <w:t>（</w:t>
-            </w:r>
-            <w:proofErr w:type="gramStart"/>
-            <w:r>
-              <w:rPr>
-                <w:rFonts w:eastAsia="標楷體" w:cs="新細明體"/>
-                <w:kern w:val="0"/>
-              </w:rPr>
-              <w:t>個</w:t>
-            </w:r>
-            <w:proofErr w:type="gramEnd"/>
-            <w:r>
-              <w:rPr>
-                <w:rFonts w:eastAsia="標楷體" w:cs="新細明體"/>
-                <w:kern w:val="0"/>
-              </w:rPr>
-              <w:t>資、財務、內部文件等）</w:t>
+              <w:t>（個資、財務、內部文件等）</w:t>
             </w:r>
           </w:p>
         </w:tc>
@@ -22533,7 +21693,6 @@
                 <w:kern w:val="0"/>
               </w:rPr>
             </w:pPr>
-            <w:proofErr w:type="spellStart"/>
             <w:r>
               <w:rPr>
                 <w:rFonts w:eastAsia="標楷體" w:cs="新細明體"/>
@@ -22541,7 +21700,6 @@
               </w:rPr>
               <w:t>system_dependency</w:t>
             </w:r>
-            <w:proofErr w:type="spellEnd"/>
           </w:p>
         </w:tc>
         <w:tc>
@@ -22953,7 +22111,6 @@
                 <w:kern w:val="0"/>
               </w:rPr>
             </w:pPr>
-            <w:proofErr w:type="spellStart"/>
             <w:r>
               <w:rPr>
                 <w:rFonts w:eastAsia="標楷體" w:cs="新細明體"/>
@@ -22961,7 +22118,6 @@
               </w:rPr>
               <w:t>threat_level</w:t>
             </w:r>
-            <w:proofErr w:type="spellEnd"/>
           </w:p>
         </w:tc>
         <w:tc>
@@ -23063,7 +22219,6 @@
                 <w:kern w:val="0"/>
               </w:rPr>
             </w:pPr>
-            <w:proofErr w:type="spellStart"/>
             <w:r>
               <w:rPr>
                 <w:rFonts w:eastAsia="標楷體" w:cs="新細明體"/>
@@ -23071,7 +22226,6 @@
               </w:rPr>
               <w:t>created_at</w:t>
             </w:r>
-            <w:proofErr w:type="spellEnd"/>
           </w:p>
         </w:tc>
         <w:tc>
@@ -23088,7 +22242,6 @@
                 <w:kern w:val="0"/>
               </w:rPr>
             </w:pPr>
-            <w:proofErr w:type="spellStart"/>
             <w:r>
               <w:rPr>
                 <w:rFonts w:eastAsia="標楷體" w:cs="新細明體"/>
@@ -23096,7 +22249,6 @@
               </w:rPr>
               <w:t>timestamptz</w:t>
             </w:r>
-            <w:proofErr w:type="spellEnd"/>
           </w:p>
         </w:tc>
         <w:tc>
@@ -23154,7 +22306,6 @@
                 <w:kern w:val="0"/>
               </w:rPr>
             </w:pPr>
-            <w:proofErr w:type="spellStart"/>
             <w:r>
               <w:rPr>
                 <w:rFonts w:eastAsia="標楷體" w:cs="新細明體"/>
@@ -23162,7 +22313,6 @@
               </w:rPr>
               <w:t>original_label</w:t>
             </w:r>
-            <w:proofErr w:type="spellEnd"/>
           </w:p>
         </w:tc>
         <w:tc>
@@ -23284,7 +22434,7 @@
           <w:szCs w:val="32"/>
         </w:rPr>
       </w:pPr>
-      <w:bookmarkStart w:id="60" w:name="_Toc229258915"/>
+      <w:bookmarkStart w:id="59" w:name="_Toc229258915"/>
       <w:r>
         <w:rPr>
           <w:rFonts w:eastAsia="標楷體" w:cs="新細明體"/>
@@ -23295,9 +22445,8 @@
           <w:szCs w:val="32"/>
         </w:rPr>
         <w:lastRenderedPageBreak/>
-        <w:t xml:space="preserve">8-2-2 </w:t>
-      </w:r>
-      <w:proofErr w:type="spellStart"/>
+        <w:t>8-2-2 risk_assessments</w:t>
+      </w:r>
       <w:r>
         <w:rPr>
           <w:rFonts w:eastAsia="標楷體" w:cs="新細明體"/>
@@ -23307,21 +22456,9 @@
           <w:sz w:val="32"/>
           <w:szCs w:val="32"/>
         </w:rPr>
-        <w:t>risk_assessments</w:t>
-      </w:r>
-      <w:proofErr w:type="spellEnd"/>
-      <w:r>
-        <w:rPr>
-          <w:rFonts w:eastAsia="標楷體" w:cs="新細明體"/>
-          <w:b/>
-          <w:bCs/>
-          <w:kern w:val="0"/>
-          <w:sz w:val="32"/>
-          <w:szCs w:val="32"/>
-        </w:rPr>
         <w:t>（風險評估表）</w:t>
       </w:r>
-      <w:bookmarkEnd w:id="60"/>
+      <w:bookmarkEnd w:id="59"/>
     </w:p>
     <w:p>
       <w:pPr>
@@ -23637,7 +22774,6 @@
                 <w:kern w:val="0"/>
               </w:rPr>
             </w:pPr>
-            <w:proofErr w:type="spellStart"/>
             <w:r>
               <w:rPr>
                 <w:rFonts w:eastAsia="標楷體" w:cs="新細明體"/>
@@ -23645,7 +22781,6 @@
               </w:rPr>
               <w:t>asset_id</w:t>
             </w:r>
-            <w:proofErr w:type="spellEnd"/>
           </w:p>
         </w:tc>
         <w:tc>
@@ -23740,7 +22875,6 @@
                 <w:kern w:val="0"/>
               </w:rPr>
             </w:pPr>
-            <w:proofErr w:type="spellStart"/>
             <w:r>
               <w:rPr>
                 <w:rFonts w:eastAsia="標楷體" w:cs="新細明體"/>
@@ -23748,7 +22882,6 @@
               </w:rPr>
               <w:t>threat_description</w:t>
             </w:r>
-            <w:proofErr w:type="spellEnd"/>
           </w:p>
         </w:tc>
         <w:tc>
@@ -23843,7 +22976,6 @@
                 <w:kern w:val="0"/>
               </w:rPr>
             </w:pPr>
-            <w:proofErr w:type="spellStart"/>
             <w:r>
               <w:rPr>
                 <w:rFonts w:eastAsia="標楷體" w:cs="新細明體"/>
@@ -23851,7 +22983,6 @@
               </w:rPr>
               <w:t>vulnerability_description</w:t>
             </w:r>
-            <w:proofErr w:type="spellEnd"/>
           </w:p>
         </w:tc>
         <w:tc>
@@ -23946,7 +23077,6 @@
                 <w:kern w:val="0"/>
               </w:rPr>
             </w:pPr>
-            <w:proofErr w:type="spellStart"/>
             <w:r>
               <w:rPr>
                 <w:rFonts w:eastAsia="標楷體" w:cs="新細明體"/>
@@ -23954,7 +23084,6 @@
               </w:rPr>
               <w:t>risk_score</w:t>
             </w:r>
-            <w:proofErr w:type="spellEnd"/>
           </w:p>
         </w:tc>
         <w:tc>
@@ -24035,7 +23164,6 @@
                 <w:kern w:val="0"/>
               </w:rPr>
             </w:pPr>
-            <w:proofErr w:type="spellStart"/>
             <w:r>
               <w:rPr>
                 <w:rFonts w:eastAsia="標楷體" w:cs="新細明體"/>
@@ -24043,7 +23171,6 @@
               </w:rPr>
               <w:t>ai_suggestion</w:t>
             </w:r>
-            <w:proofErr w:type="spellEnd"/>
           </w:p>
         </w:tc>
         <w:tc>
@@ -24205,47 +23332,29 @@
                 <w:rFonts w:eastAsia="標楷體" w:cs="新細明體"/>
                 <w:kern w:val="0"/>
               </w:rPr>
-              <w:t>風險處理狀態</w:t>
-            </w:r>
-            <w:proofErr w:type="gramStart"/>
+              <w:t>風險處理狀態（例如</w:t>
+            </w:r>
+            <w:r>
+              <w:rPr>
+                <w:rFonts w:eastAsia="標楷體" w:cs="新細明體" w:hint="eastAsia"/>
+                <w:kern w:val="0"/>
+              </w:rPr>
+              <w:t>:</w:t>
+            </w:r>
+            <w:r>
+              <w:rPr>
+                <w:rFonts w:eastAsia="標楷體" w:cs="新細明體" w:hint="eastAsia"/>
+                <w:kern w:val="0"/>
+              </w:rPr>
+              <w:t>待處理、已修復、風險接受</w:t>
+            </w:r>
             <w:r>
               <w:rPr>
                 <w:rFonts w:eastAsia="標楷體" w:cs="新細明體"/>
                 <w:kern w:val="0"/>
               </w:rPr>
-              <w:t>（</w:t>
-            </w:r>
-            <w:proofErr w:type="gramEnd"/>
-            <w:r>
-              <w:rPr>
-                <w:rFonts w:eastAsia="標楷體" w:cs="新細明體"/>
-                <w:kern w:val="0"/>
-              </w:rPr>
-              <w:t>例如</w:t>
-            </w:r>
-            <w:r>
-              <w:rPr>
-                <w:rFonts w:eastAsia="標楷體" w:cs="新細明體" w:hint="eastAsia"/>
-                <w:kern w:val="0"/>
-              </w:rPr>
-              <w:t>:</w:t>
-            </w:r>
-            <w:r>
-              <w:rPr>
-                <w:rFonts w:eastAsia="標楷體" w:cs="新細明體" w:hint="eastAsia"/>
-                <w:kern w:val="0"/>
-              </w:rPr>
-              <w:t>待處理、已修復、風險接受</w:t>
-            </w:r>
-            <w:proofErr w:type="gramStart"/>
-            <w:r>
-              <w:rPr>
-                <w:rFonts w:eastAsia="標楷體" w:cs="新細明體"/>
-                <w:kern w:val="0"/>
-              </w:rPr>
               <w:t>）</w:t>
             </w:r>
-            <w:proofErr w:type="gramEnd"/>
           </w:p>
         </w:tc>
       </w:tr>
@@ -24264,7 +23373,6 @@
                 <w:kern w:val="0"/>
               </w:rPr>
             </w:pPr>
-            <w:proofErr w:type="spellStart"/>
             <w:r>
               <w:rPr>
                 <w:rFonts w:eastAsia="標楷體" w:cs="新細明體"/>
@@ -24272,7 +23380,6 @@
               </w:rPr>
               <w:t>asset_id_code</w:t>
             </w:r>
-            <w:proofErr w:type="spellEnd"/>
           </w:p>
         </w:tc>
         <w:tc>
@@ -24373,7 +23480,7 @@
           <w:szCs w:val="32"/>
         </w:rPr>
       </w:pPr>
-      <w:bookmarkStart w:id="61" w:name="_Toc229258916"/>
+      <w:bookmarkStart w:id="60" w:name="_Toc229258916"/>
       <w:r>
         <w:rPr>
           <w:rFonts w:eastAsia="標楷體" w:cs="新細明體"/>
@@ -24383,9 +23490,8 @@
           <w:sz w:val="32"/>
           <w:szCs w:val="32"/>
         </w:rPr>
-        <w:t xml:space="preserve">8-2-3 </w:t>
-      </w:r>
-      <w:proofErr w:type="spellStart"/>
+        <w:t>8-2-3 audit_logs</w:t>
+      </w:r>
       <w:r>
         <w:rPr>
           <w:rFonts w:eastAsia="標楷體" w:cs="新細明體"/>
@@ -24395,21 +23501,9 @@
           <w:sz w:val="32"/>
           <w:szCs w:val="32"/>
         </w:rPr>
-        <w:t>audit_logs</w:t>
-      </w:r>
-      <w:proofErr w:type="spellEnd"/>
-      <w:r>
-        <w:rPr>
-          <w:rFonts w:eastAsia="標楷體" w:cs="新細明體"/>
-          <w:b/>
-          <w:bCs/>
-          <w:kern w:val="0"/>
-          <w:sz w:val="32"/>
-          <w:szCs w:val="32"/>
-        </w:rPr>
         <w:t>（稽核紀錄表）</w:t>
       </w:r>
-      <w:bookmarkEnd w:id="61"/>
+      <w:bookmarkEnd w:id="60"/>
     </w:p>
     <w:p>
       <w:pPr>
@@ -24972,7 +24066,6 @@
                 <w:kern w:val="0"/>
               </w:rPr>
             </w:pPr>
-            <w:proofErr w:type="spellStart"/>
             <w:r>
               <w:rPr>
                 <w:rFonts w:eastAsia="標楷體" w:cs="新細明體"/>
@@ -24981,7 +24074,6 @@
               <w:lastRenderedPageBreak/>
               <w:t>target_asset</w:t>
             </w:r>
-            <w:proofErr w:type="spellEnd"/>
           </w:p>
         </w:tc>
         <w:tc>
@@ -25062,7 +24154,6 @@
                 <w:kern w:val="0"/>
               </w:rPr>
             </w:pPr>
-            <w:proofErr w:type="spellStart"/>
             <w:r>
               <w:rPr>
                 <w:rFonts w:eastAsia="標楷體" w:cs="新細明體"/>
@@ -25070,7 +24161,6 @@
               </w:rPr>
               <w:t>log_time</w:t>
             </w:r>
-            <w:proofErr w:type="spellEnd"/>
           </w:p>
         </w:tc>
         <w:tc>
@@ -25087,7 +24177,6 @@
                 <w:kern w:val="0"/>
               </w:rPr>
             </w:pPr>
-            <w:proofErr w:type="spellStart"/>
             <w:r>
               <w:rPr>
                 <w:rFonts w:eastAsia="標楷體" w:cs="新細明體"/>
@@ -25095,7 +24184,6 @@
               </w:rPr>
               <w:t>timestamptz</w:t>
             </w:r>
-            <w:proofErr w:type="spellEnd"/>
           </w:p>
         </w:tc>
         <w:tc>
@@ -25163,7 +24251,7 @@
           <w:szCs w:val="32"/>
         </w:rPr>
       </w:pPr>
-      <w:bookmarkStart w:id="62" w:name="_Toc229258917"/>
+      <w:bookmarkStart w:id="61" w:name="_Toc229258917"/>
       <w:r>
         <w:rPr>
           <w:rFonts w:eastAsia="標楷體" w:cs="新細明體"/>
@@ -25186,7 +24274,7 @@
         </w:rPr>
         <w:t>（使用者表）</w:t>
       </w:r>
-      <w:bookmarkEnd w:id="62"/>
+      <w:bookmarkEnd w:id="61"/>
     </w:p>
     <w:p>
       <w:pPr>
@@ -25242,27 +24330,7 @@
           <w:sz w:val="28"/>
           <w:szCs w:val="28"/>
         </w:rPr>
-        <w:t>），以</w:t>
-      </w:r>
-      <w:proofErr w:type="gramStart"/>
-      <w:r>
-        <w:rPr>
-          <w:rFonts w:eastAsia="標楷體" w:cs="新細明體"/>
-          <w:kern w:val="0"/>
-          <w:sz w:val="28"/>
-          <w:szCs w:val="28"/>
-        </w:rPr>
-        <w:t>符合資安管理</w:t>
-      </w:r>
-      <w:proofErr w:type="gramEnd"/>
-      <w:r>
-        <w:rPr>
-          <w:rFonts w:eastAsia="標楷體" w:cs="新細明體"/>
-          <w:kern w:val="0"/>
-          <w:sz w:val="28"/>
-          <w:szCs w:val="28"/>
-        </w:rPr>
-        <w:t>中最小權限原則（</w:t>
+        <w:t>），以符合資安管理中最小權限原則（</w:t>
       </w:r>
       <w:r>
         <w:rPr>
@@ -25447,7 +24515,6 @@
                 <w:kern w:val="0"/>
               </w:rPr>
             </w:pPr>
-            <w:proofErr w:type="spellStart"/>
             <w:r>
               <w:rPr>
                 <w:rFonts w:eastAsia="標楷體" w:cs="新細明體"/>
@@ -25455,7 +24522,6 @@
               </w:rPr>
               <w:t>uuid</w:t>
             </w:r>
-            <w:proofErr w:type="spellEnd"/>
           </w:p>
         </w:tc>
         <w:tc>
@@ -25863,9 +24929,8 @@
           <w:sz w:val="28"/>
           <w:szCs w:val="28"/>
         </w:rPr>
-        <w:t xml:space="preserve"> </w:t>
-      </w:r>
-      <w:proofErr w:type="spellStart"/>
+        <w:t xml:space="preserve"> Supabase </w:t>
+      </w:r>
       <w:r>
         <w:rPr>
           <w:rFonts w:eastAsia="標楷體" w:cs="新細明體"/>
@@ -25873,9 +24938,8 @@
           <w:sz w:val="28"/>
           <w:szCs w:val="28"/>
         </w:rPr>
-        <w:t>Supabase</w:t>
-      </w:r>
-      <w:proofErr w:type="spellEnd"/>
+        <w:t>建立關聯式資料庫架構，並以</w:t>
+      </w:r>
       <w:r>
         <w:rPr>
           <w:rFonts w:eastAsia="標楷體" w:cs="新細明體"/>
@@ -25883,7 +24947,7 @@
           <w:sz w:val="28"/>
           <w:szCs w:val="28"/>
         </w:rPr>
-        <w:t xml:space="preserve"> </w:t>
+        <w:t xml:space="preserve"> assets </w:t>
       </w:r>
       <w:r>
         <w:rPr>
@@ -25892,7 +24956,7 @@
           <w:sz w:val="28"/>
           <w:szCs w:val="28"/>
         </w:rPr>
-        <w:t>建立關聯式資料庫架構，並以</w:t>
+        <w:t>作為核心資料表，搭配</w:t>
       </w:r>
       <w:r>
         <w:rPr>
@@ -25901,7 +24965,7 @@
           <w:sz w:val="28"/>
           <w:szCs w:val="28"/>
         </w:rPr>
-        <w:t xml:space="preserve"> assets </w:t>
+        <w:t xml:space="preserve"> risk_assessments </w:t>
       </w:r>
       <w:r>
         <w:rPr>
@@ -25910,7 +24974,7 @@
           <w:sz w:val="28"/>
           <w:szCs w:val="28"/>
         </w:rPr>
-        <w:t>作為核心資料表，搭配</w:t>
+        <w:t>儲存風險評估結果，形成完整的資產風險管理資料鏈。</w:t>
       </w:r>
       <w:r>
         <w:rPr>
@@ -25919,56 +24983,7 @@
           <w:sz w:val="28"/>
           <w:szCs w:val="28"/>
         </w:rPr>
-        <w:t xml:space="preserve"> </w:t>
-      </w:r>
-      <w:proofErr w:type="spellStart"/>
-      <w:r>
-        <w:rPr>
-          <w:rFonts w:eastAsia="標楷體" w:cs="新細明體"/>
-          <w:kern w:val="0"/>
-          <w:sz w:val="28"/>
-          <w:szCs w:val="28"/>
-        </w:rPr>
-        <w:t>risk_assessments</w:t>
-      </w:r>
-      <w:proofErr w:type="spellEnd"/>
-      <w:r>
-        <w:rPr>
-          <w:rFonts w:eastAsia="標楷體" w:cs="新細明體"/>
-          <w:kern w:val="0"/>
-          <w:sz w:val="28"/>
-          <w:szCs w:val="28"/>
-        </w:rPr>
-        <w:t xml:space="preserve"> </w:t>
-      </w:r>
-      <w:r>
-        <w:rPr>
-          <w:rFonts w:eastAsia="標楷體" w:cs="新細明體"/>
-          <w:kern w:val="0"/>
-          <w:sz w:val="28"/>
-          <w:szCs w:val="28"/>
-        </w:rPr>
-        <w:t>儲存風險評估結果，形成完整的資產風險管理資料鏈。</w:t>
-      </w:r>
-      <w:proofErr w:type="spellStart"/>
-      <w:r>
-        <w:rPr>
-          <w:rFonts w:eastAsia="標楷體" w:cs="新細明體"/>
-          <w:kern w:val="0"/>
-          <w:sz w:val="28"/>
-          <w:szCs w:val="28"/>
-        </w:rPr>
-        <w:t>audit_logs</w:t>
-      </w:r>
-      <w:proofErr w:type="spellEnd"/>
-      <w:r>
-        <w:rPr>
-          <w:rFonts w:eastAsia="標楷體" w:cs="新細明體"/>
-          <w:kern w:val="0"/>
-          <w:sz w:val="28"/>
-          <w:szCs w:val="28"/>
-        </w:rPr>
-        <w:t xml:space="preserve"> </w:t>
+        <w:t xml:space="preserve">audit_logs </w:t>
       </w:r>
       <w:r>
         <w:rPr>
@@ -26032,7 +25047,9 @@
         </w:rPr>
       </w:pPr>
     </w:p>
+    <w:p/>
     <w:sectPr>
+      <w:footerReference w:type="default" r:id="rId19"/>
       <w:pgSz w:w="11906" w:h="16838"/>
       <w:pgMar w:top="1440" w:right="1800" w:bottom="1440" w:left="1800" w:header="851" w:footer="992" w:gutter="0"/>
       <w:cols w:space="425"/>
@@ -26102,6 +25119,35 @@
 </file>
 
 <file path=word/footer3.xml><?xml version="1.0" encoding="utf-8"?>
+<w:ftr xmlns:wpc="http://schemas.microsoft.com/office/word/2010/wordprocessingCanvas" xmlns:cx="http://schemas.microsoft.com/office/drawing/2014/chartex" xmlns:cx1="http://schemas.microsoft.com/office/drawing/2015/9/8/chartex" xmlns:cx2="http://schemas.microsoft.com/office/drawing/2015/10/21/chartex" xmlns:cx3="http://schemas.microsoft.com/office/drawing/2016/5/9/chartex" xmlns:cx4="http://schemas.microsoft.com/office/drawing/2016/5/10/chartex" xmlns:cx5="http://schemas.microsoft.com/office/drawing/2016/5/11/chartex" xmlns:cx6="http://schemas.microsoft.com/office/drawing/2016/5/12/chartex" xmlns:cx7="http://schemas.microsoft.com/office/drawing/2016/5/13/chartex" xmlns:cx8="http://schemas.microsoft.com/office/drawing/2016/5/14/chartex" xmlns:mc="http://schemas.openxmlformats.org/markup-compatibility/2006" xmlns:aink="http://schemas.microsoft.com/office/drawing/2016/ink" xmlns:am3d="http://schemas.microsoft.com/office/drawing/2017/model3d" xmlns:o="urn:schemas-microsoft-com:office:office" xmlns:oel="http://schemas.microsoft.com/office/2019/extlst" xmlns:r="http://schemas.openxmlformats.org/officeDocument/2006/relationships" xmlns:m="http://schemas.openxmlformats.org/officeDocument/2006/math" xmlns:v="urn:schemas-microsoft-com:vml" xmlns:wp14="http://schemas.microsoft.com/office/word/2010/wordprocessingDrawing" xmlns:wp="http://schemas.openxmlformats.org/drawingml/2006/wordprocessingDrawing" xmlns:w10="urn:schemas-microsoft-com:office:word" xmlns:w="http://schemas.openxmlformats.org/wordprocessingml/2006/main" xmlns:w14="http://schemas.microsoft.com/office/word/2010/wordml" xmlns:w15="http://schemas.microsoft.com/office/word/2012/wordml" xmlns:w16cex="http://schemas.microsoft.com/office/word/2018/wordml/cex" xmlns:w16cid="http://schemas.microsoft.com/office/word/2016/wordml/cid" xmlns:w16="http://schemas.microsoft.com/office/word/2018/wordml" xmlns:w16du="http://schemas.microsoft.com/office/word/2023/wordml/word16du" xmlns:w16sdtdh="http://schemas.microsoft.com/office/word/2020/wordml/sdtdatahash" xmlns:w16sdtfl="http://schemas.microsoft.com/office/word/2024/wordml/sdtformatlock" xmlns:w16se="http://schemas.microsoft.com/office/word/2015/wordml/symex" xmlns:wpg="http://schemas.microsoft.com/office/word/2010/wordprocessingGroup" xmlns:wpi="http://schemas.microsoft.com/office/word/2010/wordprocessingInk" xmlns:wne="http://schemas.microsoft.com/office/word/2006/wordml" xmlns:wps="http://schemas.microsoft.com/office/word/2010/wordprocessingShape" mc:Ignorable="w14 w15 w16se w16cid w16 w16cex w16sdtdh w16sdtfl w16du wp14">
+  <w:p>
+    <w:pPr>
+      <w:pStyle w:val="af2"/>
+      <w:jc w:val="right"/>
+    </w:pPr>
+    <w:r>
+      <w:fldChar w:fldCharType="begin"/>
+    </w:r>
+    <w:r>
+      <w:instrText>PAGE   \* MERGEFORMAT</w:instrText>
+    </w:r>
+    <w:r>
+      <w:fldChar w:fldCharType="separate"/>
+    </w:r>
+    <w:r>
+      <w:rPr>
+        <w:lang w:val="zh-TW"/>
+      </w:rPr>
+      <w:t>1</w:t>
+    </w:r>
+    <w:r>
+      <w:fldChar w:fldCharType="end"/>
+    </w:r>
+  </w:p>
+</w:ftr>
+</file>
+
+<file path=word/footer4.xml><?xml version="1.0" encoding="utf-8"?>
 <w:ftr xmlns:wpc="http://schemas.microsoft.com/office/word/2010/wordprocessingCanvas" xmlns:cx="http://schemas.microsoft.com/office/drawing/2014/chartex" xmlns:cx1="http://schemas.microsoft.com/office/drawing/2015/9/8/chartex" xmlns:cx2="http://schemas.microsoft.com/office/drawing/2015/10/21/chartex" xmlns:cx3="http://schemas.microsoft.com/office/drawing/2016/5/9/chartex" xmlns:cx4="http://schemas.microsoft.com/office/drawing/2016/5/10/chartex" xmlns:cx5="http://schemas.microsoft.com/office/drawing/2016/5/11/chartex" xmlns:cx6="http://schemas.microsoft.com/office/drawing/2016/5/12/chartex" xmlns:cx7="http://schemas.microsoft.com/office/drawing/2016/5/13/chartex" xmlns:cx8="http://schemas.microsoft.com/office/drawing/2016/5/14/chartex" xmlns:mc="http://schemas.openxmlformats.org/markup-compatibility/2006" xmlns:aink="http://schemas.microsoft.com/office/drawing/2016/ink" xmlns:am3d="http://schemas.microsoft.com/office/drawing/2017/model3d" xmlns:o="urn:schemas-microsoft-com:office:office" xmlns:oel="http://schemas.microsoft.com/office/2019/extlst" xmlns:r="http://schemas.openxmlformats.org/officeDocument/2006/relationships" xmlns:m="http://schemas.openxmlformats.org/officeDocument/2006/math" xmlns:v="urn:schemas-microsoft-com:vml" xmlns:wp14="http://schemas.microsoft.com/office/word/2010/wordprocessingDrawing" xmlns:wp="http://schemas.openxmlformats.org/drawingml/2006/wordprocessingDrawing" xmlns:w10="urn:schemas-microsoft-com:office:word" xmlns:w="http://schemas.openxmlformats.org/wordprocessingml/2006/main" xmlns:w14="http://schemas.microsoft.com/office/word/2010/wordml" xmlns:w15="http://schemas.microsoft.com/office/word/2012/wordml" xmlns:w16cex="http://schemas.microsoft.com/office/word/2018/wordml/cex" xmlns:w16cid="http://schemas.microsoft.com/office/word/2016/wordml/cid" xmlns:w16="http://schemas.microsoft.com/office/word/2018/wordml" xmlns:w16du="http://schemas.microsoft.com/office/word/2023/wordml/word16du" xmlns:w16sdtdh="http://schemas.microsoft.com/office/word/2020/wordml/sdtdatahash" xmlns:w16sdtfl="http://schemas.microsoft.com/office/word/2024/wordml/sdtformatlock" xmlns:w16se="http://schemas.microsoft.com/office/word/2015/wordml/symex" xmlns:wpg="http://schemas.microsoft.com/office/word/2010/wordprocessingGroup" xmlns:wpi="http://schemas.microsoft.com/office/word/2010/wordprocessingInk" xmlns:wne="http://schemas.microsoft.com/office/word/2006/wordml" xmlns:wps="http://schemas.microsoft.com/office/word/2010/wordprocessingShape" mc:Ignorable="w14 w15 w16se w16cid w16 w16cex w16sdtdh w16sdtfl w16du wp14">
   <w:p>
     <w:pPr>
